--- a/EXPORTS/DOCX/published/niveau2/Dutch/Suriname.docx
+++ b/EXPORTS/DOCX/published/niveau2/Dutch/Suriname.docx
@@ -1715,6 +1715,122 @@
       </w:r>
       <w:r>
         <w:rPr>
+          <w:rFonts w:ascii="Charis SIL Regular" w:hAnsi="Charis SIL Regular" w:eastAsia="Charis SIL Regular"/>
+          <w:b w:val="0"/>
+          <w:i w:val="0"/>
+          <w:color w:val="000000"/>
+          <w:sz w:val="24"/>
+        </w:rPr>
+        <w:hyperlink r:id="rId14" w:history="1">
+          <w:r>
+            <w:rPr>
+              <w:rStyle w:val="Hyperlink"/>
+            </w:rPr>
+            <w:t xml:space="preserve">ar van </w:t>
+          </w:r>
+        </w:hyperlink>
+      </w:r>
+      <w:r>
+        <w:rPr>
+          <w:rFonts w:ascii="Charis SIL Regular" w:hAnsi="Charis SIL Regular" w:eastAsia="Charis SIL Regular"/>
+          <w:b w:val="0"/>
+          <w:i w:val="0"/>
+          <w:color w:val="0000FF"/>
+          <w:sz w:val="24"/>
+        </w:rPr>
+        <w:hyperlink r:id="rId16" w:history="1">
+          <w:r>
+            <w:rPr>
+              <w:rStyle w:val="Hyperlink"/>
+            </w:rPr>
+            <w:t>G</w:t>
+          </w:r>
+        </w:hyperlink>
+      </w:r>
+      <w:r>
+        <w:rPr>
+          <w:rFonts w:ascii="Charis SIL Regular" w:hAnsi="Charis SIL Regular" w:eastAsia="Charis SIL Regular"/>
+          <w:b w:val="0"/>
+          <w:i w:val="0"/>
+          <w:color w:val="0000FF"/>
+          <w:sz w:val="24"/>
+          <w:u w:val="single"/>
+        </w:rPr>
+        <w:hyperlink r:id="rId14" w:history="1">
+          <w:r>
+            <w:rPr>
+              <w:rStyle w:val="Hyperlink"/>
+            </w:rPr>
+            <w:t>errit</w:t>
+          </w:r>
+        </w:hyperlink>
+      </w:r>
+      <w:r>
+        <w:rPr>
+          <w:rFonts w:ascii="Charis SIL Regular" w:hAnsi="Charis SIL Regular" w:eastAsia="Charis SIL Regular"/>
+          <w:b w:val="0"/>
+          <w:i w:val="0"/>
+          <w:color w:val="0000FF"/>
+          <w:sz w:val="24"/>
+          <w:u w:val="single"/>
+        </w:rPr>
+        <w:t xml:space="preserve"> </w:t>
+      </w:r>
+      <w:r>
+        <w:rPr>
+          <w:rFonts w:ascii="Charis SIL Regular" w:hAnsi="Charis SIL Regular" w:eastAsia="Charis SIL Regular"/>
+          <w:b w:val="0"/>
+          <w:i w:val="0"/>
+          <w:color w:val="0000FF"/>
+          <w:sz w:val="24"/>
+          <w:u w:val="single"/>
+        </w:rPr>
+        <w:hyperlink r:id="rId14" w:history="1">
+          <w:r>
+            <w:rPr>
+              <w:rStyle w:val="Hyperlink"/>
+            </w:rPr>
+            <w:t>Scho</w:t>
+          </w:r>
+        </w:hyperlink>
+      </w:r>
+      <w:r>
+        <w:rPr>
+          <w:rFonts w:ascii="Charis SIL Regular" w:hAnsi="Charis SIL Regular" w:eastAsia="Charis SIL Regular"/>
+          <w:b w:val="0"/>
+          <w:i w:val="0"/>
+          <w:color w:val="0000FF"/>
+          <w:sz w:val="24"/>
+        </w:rPr>
+        <w:hyperlink r:id="rId16" w:history="1">
+          <w:r>
+            <w:rPr>
+              <w:rStyle w:val="Hyperlink"/>
+            </w:rPr>
+            <w:t>ute</w:t>
+          </w:r>
+        </w:hyperlink>
+      </w:r>
+      <w:r>
+        <w:rPr>
+          <w:rFonts w:ascii="Charis SIL Regular" w:hAnsi="Charis SIL Regular" w:eastAsia="Charis SIL Regular"/>
+          <w:b w:val="0"/>
+          <w:i w:val="0"/>
+          <w:color w:val="0000FF"/>
+          <w:sz w:val="24"/>
+          <w:u w:val="single"/>
+        </w:rPr>
+        <w:hyperlink r:id="rId15" w:history="1">
+          <w:r>
+            <w:rPr>
+              <w:rStyle w:val="Hyperlink"/>
+            </w:rPr>
+            <w:t>n</w:t>
+          </w:r>
+        </w:hyperlink>
+      </w:r>
+      <w:r>
+        <w:rPr>
           <w:u w:val="single" w:color="0000ff"/>
           <w:rFonts w:ascii="Charis SIL Regular" w:hAnsi="Charis SIL Regular" w:eastAsia="Charis SIL Regular"/>
           <w:b w:val="0"/>
@@ -1722,104 +1838,12 @@
           <w:color w:val="000000"/>
           <w:sz w:val="24"/>
         </w:rPr>
-        <w:hyperlink r:id="rId14" w:history="1">
-          <w:r>
-            <w:rPr>
-              <w:rStyle w:val="Hyperlink"/>
-            </w:rPr>
-            <w:t xml:space="preserve">ar van </w:t>
-          </w:r>
-        </w:hyperlink>
-      </w:r>
-      <w:r>
-        <w:rPr>
-          <w:rFonts w:ascii="Charis SIL Regular" w:hAnsi="Charis SIL Regular" w:eastAsia="Charis SIL Regular"/>
-          <w:b w:val="0"/>
-          <w:i w:val="0"/>
-          <w:color w:val="0000FF"/>
-          <w:sz w:val="24"/>
-        </w:rPr>
-        <w:t>G</w:t>
-      </w:r>
-      <w:r>
-        <w:rPr>
-          <w:rFonts w:ascii="Charis SIL Regular" w:hAnsi="Charis SIL Regular" w:eastAsia="Charis SIL Regular"/>
-          <w:b w:val="0"/>
-          <w:i w:val="0"/>
-          <w:color w:val="0000FF"/>
-          <w:sz w:val="24"/>
-          <w:u w:val="single"/>
-        </w:rPr>
-        <w:hyperlink r:id="rId14" w:history="1">
-          <w:r>
-            <w:rPr>
-              <w:rStyle w:val="Hyperlink"/>
-            </w:rPr>
-            <w:t>errit</w:t>
-          </w:r>
-        </w:hyperlink>
-      </w:r>
-      <w:r>
-        <w:rPr>
-          <w:rFonts w:ascii="Charis SIL Regular" w:hAnsi="Charis SIL Regular" w:eastAsia="Charis SIL Regular"/>
-          <w:b w:val="0"/>
-          <w:i w:val="0"/>
-          <w:color w:val="0000FF"/>
-          <w:sz w:val="24"/>
-          <w:u w:val="single"/>
-        </w:rPr>
-        <w:t xml:space="preserve"> </w:t>
-      </w:r>
-      <w:r>
-        <w:rPr>
-          <w:rFonts w:ascii="Charis SIL Regular" w:hAnsi="Charis SIL Regular" w:eastAsia="Charis SIL Regular"/>
-          <w:b w:val="0"/>
-          <w:i w:val="0"/>
-          <w:color w:val="0000FF"/>
-          <w:sz w:val="24"/>
-          <w:u w:val="single"/>
-        </w:rPr>
-        <w:hyperlink r:id="rId14" w:history="1">
-          <w:r>
-            <w:rPr>
-              <w:rStyle w:val="Hyperlink"/>
-            </w:rPr>
-            <w:t>Scho</w:t>
-          </w:r>
-        </w:hyperlink>
-      </w:r>
-      <w:r>
-        <w:rPr>
-          <w:rFonts w:ascii="Charis SIL Regular" w:hAnsi="Charis SIL Regular" w:eastAsia="Charis SIL Regular"/>
-          <w:b w:val="0"/>
-          <w:i w:val="0"/>
-          <w:color w:val="0000FF"/>
-          <w:sz w:val="24"/>
-        </w:rPr>
-        <w:hyperlink r:id="rId16" w:history="1">
-          <w:r>
-            <w:rPr>
-              <w:rStyle w:val="Hyperlink"/>
-            </w:rPr>
-            <w:t>ute</w:t>
-          </w:r>
-        </w:hyperlink>
-      </w:r>
-      <w:r>
-        <w:rPr>
-          <w:rFonts w:ascii="Charis SIL Regular" w:hAnsi="Charis SIL Regular" w:eastAsia="Charis SIL Regular"/>
-          <w:b w:val="0"/>
-          <w:i w:val="0"/>
-          <w:color w:val="0000FF"/>
-          <w:sz w:val="24"/>
-          <w:u w:val="single"/>
-        </w:rPr>
         <w:hyperlink r:id="rId15" w:history="1">
           <w:r>
             <w:rPr>
               <w:rStyle w:val="Hyperlink"/>
             </w:rPr>
-            <w:t>n</w:t>
+            <w:t xml:space="preserve"> en ver</w:t>
           </w:r>
         </w:hyperlink>
       </w:r>
@@ -1837,7 +1861,7 @@
             <w:rPr>
               <w:rStyle w:val="Hyperlink"/>
             </w:rPr>
-            <w:t xml:space="preserve"> en ver</w:t>
+            <w:t>antwoor</w:t>
           </w:r>
         </w:hyperlink>
       </w:r>
@@ -1855,7 +1879,7 @@
             <w:rPr>
               <w:rStyle w:val="Hyperlink"/>
             </w:rPr>
-            <w:t>antwoor</w:t>
+            <w:t>d</w:t>
           </w:r>
         </w:hyperlink>
       </w:r>
@@ -1873,24 +1897,6 @@
             <w:rPr>
               <w:rStyle w:val="Hyperlink"/>
             </w:rPr>
-            <w:t>d</w:t>
-          </w:r>
-        </w:hyperlink>
-      </w:r>
-      <w:r>
-        <w:rPr>
-          <w:u w:val="single" w:color="0000ff"/>
-          <w:rFonts w:ascii="Charis SIL Regular" w:hAnsi="Charis SIL Regular" w:eastAsia="Charis SIL Regular"/>
-          <w:b w:val="0"/>
-          <w:i w:val="0"/>
-          <w:color w:val="000000"/>
-          <w:sz w:val="24"/>
-        </w:rPr>
-        <w:hyperlink r:id="rId15" w:history="1">
-          <w:r>
-            <w:rPr>
-              <w:rStyle w:val="Hyperlink"/>
-            </w:rPr>
             <w:t>elijk voor</w:t>
           </w:r>
         </w:hyperlink>
@@ -1913,25 +1919,7 @@
           <w:color w:val="000000"/>
           <w:sz w:val="24"/>
         </w:rPr>
-        <w:t xml:space="preserve">van veel diorama's van Schouten aan </w:t>
-      </w:r>
-      <w:r>
-        <w:rPr>
-          <w:u w:val="single" w:color="0000ff"/>
-          <w:rFonts w:ascii="Charis SIL Regular" w:hAnsi="Charis SIL Regular" w:eastAsia="Charis SIL Regular"/>
-          <w:b w:val="0"/>
-          <w:i w:val="0"/>
-          <w:color w:val="000000"/>
-          <w:sz w:val="24"/>
-        </w:rPr>
-        <w:hyperlink r:id="rId16" w:history="1">
-          <w:r>
-            <w:rPr>
-              <w:rStyle w:val="Hyperlink"/>
-            </w:rPr>
-            <w:t>het Ka</w:t>
-          </w:r>
-        </w:hyperlink>
+        <w:t>van veel diorama's van Schouten aan het Ka</w:t>
       </w:r>
       <w:r>
         <w:rPr>
@@ -2303,29 +2291,22 @@
           <w:color w:val="000000"/>
           <w:sz w:val="24"/>
         </w:rPr>
+        <w:t>msten voor de Evang</w:t>
+      </w:r>
+      <w:r>
+        <w:rPr>
+          <w:u w:val="single" w:color="0000ff"/>
+          <w:rFonts w:ascii="Charis SIL Regular" w:hAnsi="Charis SIL Regular" w:eastAsia="Charis SIL Regular"/>
+          <w:b w:val="0"/>
+          <w:i w:val="0"/>
+          <w:color w:val="000000"/>
+          <w:sz w:val="24"/>
+        </w:rPr>
         <w:hyperlink r:id="rId19" w:history="1">
           <w:r>
             <w:rPr>
               <w:rStyle w:val="Hyperlink"/>
             </w:rPr>
-            <w:t>msten voor de Evang</w:t>
-          </w:r>
-        </w:hyperlink>
-      </w:r>
-      <w:r>
-        <w:rPr>
-          <w:u w:val="single" w:color="0000ff"/>
-          <w:rFonts w:ascii="Charis SIL Regular" w:hAnsi="Charis SIL Regular" w:eastAsia="Charis SIL Regular"/>
-          <w:b w:val="0"/>
-          <w:i w:val="0"/>
-          <w:color w:val="000000"/>
-          <w:sz w:val="24"/>
-        </w:rPr>
-        <w:hyperlink r:id="rId19" w:history="1">
-          <w:r>
-            <w:rPr>
-              <w:rStyle w:val="Hyperlink"/>
-            </w:rPr>
             <w:t xml:space="preserve">elische </w:t>
           </w:r>
         </w:hyperlink>
@@ -2465,16 +2446,8 @@
           <w:i w:val="0"/>
           <w:color w:val="0000FF"/>
           <w:sz w:val="24"/>
-          <w:u w:val="single"/>
-        </w:rPr>
-        <w:hyperlink r:id="rId21" w:history="1">
-          <w:r>
-            <w:rPr>
-              <w:rStyle w:val="Hyperlink"/>
-            </w:rPr>
-            <w:t>Museo</w:t>
-          </w:r>
-        </w:hyperlink>
+        </w:rPr>
+        <w:t>Museo</w:t>
       </w:r>
       <w:r>
         <w:rPr>
@@ -2577,14 +2550,175 @@
           <w:sz w:val="24"/>
           <w:u w:val="single"/>
         </w:rPr>
+        <w:hyperlink r:id="rId21" w:history="1">
+          <w:r>
+            <w:rPr>
+              <w:rStyle w:val="Hyperlink"/>
+            </w:rPr>
+            <w:t>fotocollectie</w:t>
+          </w:r>
+        </w:hyperlink>
+      </w:r>
+      <w:r>
+        <w:rPr>
+          <w:rFonts w:ascii="Charis SIL Regular" w:hAnsi="Charis SIL Regular" w:eastAsia="Charis SIL Regular"/>
+          <w:b w:val="0"/>
+          <w:i w:val="0"/>
+          <w:color w:val="0000FF"/>
+          <w:sz w:val="24"/>
+          <w:u w:val="single"/>
+        </w:rPr>
+        <w:t xml:space="preserve"> </w:t>
+      </w:r>
+      <w:r>
+        <w:rPr>
+          <w:rFonts w:ascii="Charis SIL Regular" w:hAnsi="Charis SIL Regular" w:eastAsia="Charis SIL Regular"/>
+          <w:b w:val="0"/>
+          <w:i w:val="0"/>
+          <w:color w:val="0000FF"/>
+          <w:sz w:val="24"/>
+          <w:u w:val="single"/>
+        </w:rPr>
+        <w:hyperlink r:id="rId21" w:history="1">
+          <w:r>
+            <w:rPr>
+              <w:rStyle w:val="Hyperlink"/>
+            </w:rPr>
+            <w:t>Caribisch</w:t>
+          </w:r>
+        </w:hyperlink>
+      </w:r>
+      <w:r>
+        <w:rPr>
+          <w:rFonts w:ascii="Charis SIL Regular" w:hAnsi="Charis SIL Regular" w:eastAsia="Charis SIL Regular"/>
+          <w:b w:val="0"/>
+          <w:i w:val="0"/>
+          <w:color w:val="0000FF"/>
+          <w:sz w:val="24"/>
+          <w:u w:val="single"/>
+        </w:rPr>
+        <w:t xml:space="preserve"> </w:t>
+      </w:r>
+      <w:r>
+        <w:rPr>
+          <w:rFonts w:ascii="Charis SIL Regular" w:hAnsi="Charis SIL Regular" w:eastAsia="Charis SIL Regular"/>
+          <w:b w:val="0"/>
+          <w:i w:val="0"/>
+          <w:color w:val="0000FF"/>
+          <w:sz w:val="24"/>
+          <w:u w:val="single"/>
+        </w:rPr>
+        <w:hyperlink r:id="rId21" w:history="1">
+          <w:r>
+            <w:rPr>
+              <w:rStyle w:val="Hyperlink"/>
+            </w:rPr>
+            <w:t>Erfgoed</w:t>
+          </w:r>
+        </w:hyperlink>
+      </w:r>
+      <w:r>
+        <w:rPr>
+          <w:rFonts w:ascii="Charis SIL Regular" w:hAnsi="Charis SIL Regular" w:eastAsia="Charis SIL Regular"/>
+          <w:b w:val="0"/>
+          <w:i w:val="0"/>
+          <w:color w:val="000000"/>
+          <w:sz w:val="24"/>
+        </w:rPr>
+        <w:t xml:space="preserve"> aan, die </w:t>
+      </w:r>
+      <w:r>
+        <w:rPr>
+          <w:rFonts w:ascii="Charis SIL Regular" w:hAnsi="Charis SIL Regular" w:eastAsia="Charis SIL Regular"/>
+          <w:b w:val="0"/>
+          <w:i w:val="0"/>
+          <w:color w:val="000000"/>
+          <w:sz w:val="24"/>
+        </w:rPr>
+        <w:t>inmiddels digitaal toegankelijk is via de website van het Stadsmuseum</w:t>
+      </w:r>
+      <w:r>
+        <w:rPr>
+          <w:u w:val="single" w:color="0000ff"/>
+          <w:rFonts w:ascii="Charis SIL Regular" w:hAnsi="Charis SIL Regular" w:eastAsia="Charis SIL Regular"/>
+          <w:b w:val="0"/>
+          <w:i w:val="0"/>
+          <w:color w:val="000000"/>
+          <w:sz w:val="24"/>
+        </w:rPr>
+        <w:hyperlink r:id="rId21" w:history="1">
+          <w:r>
+            <w:rPr>
+              <w:rStyle w:val="Hyperlink"/>
+            </w:rPr>
+            <w:t xml:space="preserve"> Tilburg</w:t>
+          </w:r>
+        </w:hyperlink>
+      </w:r>
+      <w:r>
+        <w:rPr>
+          <w:rFonts w:ascii="Charis SIL Regular" w:hAnsi="Charis SIL Regular" w:eastAsia="Charis SIL Regular"/>
+          <w:b w:val="0"/>
+          <w:i w:val="0"/>
+          <w:color w:val="000000"/>
+          <w:sz w:val="24"/>
+        </w:rPr>
+        <w:t xml:space="preserve">. Het Utrechts </w:t>
+      </w:r>
+      <w:r>
+        <w:rPr>
+          <w:rFonts w:ascii="Charis SIL Regular" w:hAnsi="Charis SIL Regular" w:eastAsia="Charis SIL Regular"/>
+          <w:b w:val="0"/>
+          <w:i w:val="0"/>
+          <w:color w:val="000000"/>
+          <w:sz w:val="24"/>
+        </w:rPr>
+        <w:t xml:space="preserve">Archief beheert de verzameling </w:t>
+      </w:r>
+      <w:r>
+        <w:rPr>
+          <w:rFonts w:ascii="Charis SIL Regular" w:hAnsi="Charis SIL Regular" w:eastAsia="Charis SIL Regular"/>
+          <w:b w:val="0"/>
+          <w:i w:val="0"/>
+          <w:color w:val="0000FF"/>
+          <w:sz w:val="24"/>
+          <w:u w:val="single"/>
+        </w:rPr>
         <w:hyperlink r:id="rId22" w:history="1">
           <w:r>
             <w:rPr>
               <w:rStyle w:val="Hyperlink"/>
             </w:rPr>
-            <w:t>fotocollectie</w:t>
-          </w:r>
-        </w:hyperlink>
+            <w:t>fil</w:t>
+          </w:r>
+        </w:hyperlink>
+      </w:r>
+      <w:r>
+        <w:rPr>
+          <w:rFonts w:ascii="Charis SIL Regular" w:hAnsi="Charis SIL Regular" w:eastAsia="Charis SIL Regular"/>
+          <w:b w:val="0"/>
+          <w:i w:val="0"/>
+          <w:color w:val="0000FF"/>
+          <w:sz w:val="24"/>
+        </w:rPr>
+        <w:hyperlink r:id="rId22" w:history="1">
+          <w:r>
+            <w:rPr>
+              <w:rStyle w:val="Hyperlink"/>
+            </w:rPr>
+            <w:t>m</w:t>
+          </w:r>
+        </w:hyperlink>
+      </w:r>
+      <w:r>
+        <w:rPr>
+          <w:rFonts w:ascii="Charis SIL Regular" w:hAnsi="Charis SIL Regular" w:eastAsia="Charis SIL Regular"/>
+          <w:b w:val="0"/>
+          <w:i w:val="0"/>
+          <w:color w:val="0000FF"/>
+          <w:sz w:val="24"/>
+        </w:rPr>
+        <w:t>s</w:t>
       </w:r>
       <w:r>
         <w:rPr>
@@ -2611,7 +2745,7 @@
             <w:rPr>
               <w:rStyle w:val="Hyperlink"/>
             </w:rPr>
-            <w:t>Caribisch</w:t>
+            <w:t>en</w:t>
           </w:r>
         </w:hyperlink>
       </w:r>
@@ -2640,29 +2774,152 @@
             <w:rPr>
               <w:rStyle w:val="Hyperlink"/>
             </w:rPr>
-            <w:t>Erfgoed</w:t>
-          </w:r>
-        </w:hyperlink>
-      </w:r>
-      <w:r>
-        <w:rPr>
-          <w:rFonts w:ascii="Charis SIL Regular" w:hAnsi="Charis SIL Regular" w:eastAsia="Charis SIL Regular"/>
-          <w:b w:val="0"/>
-          <w:i w:val="0"/>
-          <w:color w:val="000000"/>
-          <w:sz w:val="24"/>
-        </w:rPr>
-        <w:t xml:space="preserve"> aan, die </w:t>
-      </w:r>
-      <w:r>
-        <w:rPr>
-          <w:rFonts w:ascii="Charis SIL Regular" w:hAnsi="Charis SIL Regular" w:eastAsia="Charis SIL Regular"/>
-          <w:b w:val="0"/>
-          <w:i w:val="0"/>
-          <w:color w:val="000000"/>
-          <w:sz w:val="24"/>
-        </w:rPr>
-        <w:t>inmiddels digitaal toegankelijk is via de website</w:t>
+            <w:t>geluidsbanden</w:t>
+          </w:r>
+        </w:hyperlink>
+      </w:r>
+      <w:r>
+        <w:rPr>
+          <w:rFonts w:ascii="Charis SIL Regular" w:hAnsi="Charis SIL Regular" w:eastAsia="Charis SIL Regular"/>
+          <w:b w:val="0"/>
+          <w:i w:val="0"/>
+          <w:color w:val="000000"/>
+          <w:sz w:val="24"/>
+        </w:rPr>
+        <w:t xml:space="preserve"> en </w:t>
+      </w:r>
+      <w:r>
+        <w:rPr>
+          <w:rFonts w:ascii="Charis SIL Regular" w:hAnsi="Charis SIL Regular" w:eastAsia="Charis SIL Regular"/>
+          <w:b w:val="0"/>
+          <w:i w:val="0"/>
+          <w:color w:val="0000FF"/>
+          <w:sz w:val="24"/>
+          <w:u w:val="single"/>
+        </w:rPr>
+        <w:hyperlink r:id="rId23" w:history="1">
+          <w:r>
+            <w:rPr>
+              <w:rStyle w:val="Hyperlink"/>
+            </w:rPr>
+            <w:t>prenten,</w:t>
+          </w:r>
+        </w:hyperlink>
+      </w:r>
+      <w:r>
+        <w:rPr>
+          <w:rFonts w:ascii="Charis SIL Regular" w:hAnsi="Charis SIL Regular" w:eastAsia="Charis SIL Regular"/>
+          <w:b w:val="0"/>
+          <w:i w:val="0"/>
+          <w:color w:val="0000FF"/>
+          <w:sz w:val="24"/>
+          <w:u w:val="single"/>
+        </w:rPr>
+        <w:t xml:space="preserve"> </w:t>
+      </w:r>
+      <w:r>
+        <w:rPr>
+          <w:rFonts w:ascii="Charis SIL Regular" w:hAnsi="Charis SIL Regular" w:eastAsia="Charis SIL Regular"/>
+          <w:b w:val="0"/>
+          <w:i w:val="0"/>
+          <w:color w:val="0000FF"/>
+          <w:sz w:val="24"/>
+          <w:u w:val="single"/>
+        </w:rPr>
+        <w:hyperlink r:id="rId23" w:history="1">
+          <w:r>
+            <w:rPr>
+              <w:rStyle w:val="Hyperlink"/>
+            </w:rPr>
+            <w:t>tekeningen,</w:t>
+          </w:r>
+        </w:hyperlink>
+      </w:r>
+      <w:r>
+        <w:rPr>
+          <w:rFonts w:ascii="Charis SIL Regular" w:hAnsi="Charis SIL Regular" w:eastAsia="Charis SIL Regular"/>
+          <w:b w:val="0"/>
+          <w:i w:val="0"/>
+          <w:color w:val="0000FF"/>
+          <w:sz w:val="24"/>
+          <w:u w:val="single"/>
+        </w:rPr>
+        <w:t xml:space="preserve"> </w:t>
+      </w:r>
+      <w:r>
+        <w:rPr>
+          <w:rFonts w:ascii="Charis SIL Regular" w:hAnsi="Charis SIL Regular" w:eastAsia="Charis SIL Regular"/>
+          <w:b w:val="0"/>
+          <w:i w:val="0"/>
+          <w:color w:val="0000FF"/>
+          <w:sz w:val="24"/>
+          <w:u w:val="single"/>
+        </w:rPr>
+        <w:hyperlink r:id="rId23" w:history="1">
+          <w:r>
+            <w:rPr>
+              <w:rStyle w:val="Hyperlink"/>
+            </w:rPr>
+            <w:t>kaarten</w:t>
+          </w:r>
+        </w:hyperlink>
+      </w:r>
+      <w:r>
+        <w:rPr>
+          <w:rFonts w:ascii="Charis SIL Regular" w:hAnsi="Charis SIL Regular" w:eastAsia="Charis SIL Regular"/>
+          <w:b w:val="0"/>
+          <w:i w:val="0"/>
+          <w:color w:val="0000FF"/>
+          <w:sz w:val="24"/>
+          <w:u w:val="single"/>
+        </w:rPr>
+        <w:t xml:space="preserve"> </w:t>
+      </w:r>
+      <w:r>
+        <w:rPr>
+          <w:rFonts w:ascii="Charis SIL Regular" w:hAnsi="Charis SIL Regular" w:eastAsia="Charis SIL Regular"/>
+          <w:b w:val="0"/>
+          <w:i w:val="0"/>
+          <w:color w:val="0000FF"/>
+          <w:sz w:val="24"/>
+          <w:u w:val="single"/>
+        </w:rPr>
+        <w:hyperlink r:id="rId23" w:history="1">
+          <w:r>
+            <w:rPr>
+              <w:rStyle w:val="Hyperlink"/>
+            </w:rPr>
+            <w:t xml:space="preserve">en </w:t>
+          </w:r>
+        </w:hyperlink>
+      </w:r>
+      <w:r>
+        <w:rPr>
+          <w:rFonts w:ascii="Charis SIL Regular" w:hAnsi="Charis SIL Regular" w:eastAsia="Charis SIL Regular"/>
+          <w:b w:val="0"/>
+          <w:i w:val="0"/>
+          <w:color w:val="0000FF"/>
+          <w:sz w:val="24"/>
+          <w:u w:val="single"/>
+        </w:rPr>
+        <w:hyperlink r:id="rId23" w:history="1">
+          <w:r>
+            <w:rPr>
+              <w:rStyle w:val="Hyperlink"/>
+            </w:rPr>
+            <w:t>foto's</w:t>
+          </w:r>
+        </w:hyperlink>
+      </w:r>
+      <w:r>
+        <w:rPr>
+          <w:rFonts w:ascii="Charis SIL Regular" w:hAnsi="Charis SIL Regular" w:eastAsia="Charis SIL Regular"/>
+          <w:b w:val="0"/>
+          <w:i w:val="0"/>
+          <w:color w:val="000000"/>
+          <w:sz w:val="24"/>
+        </w:rPr>
+        <w:t xml:space="preserve"> van het Zeister Zendingsg</w:t>
       </w:r>
       <w:r>
         <w:rPr>
@@ -2678,7 +2935,7 @@
             <w:rPr>
               <w:rStyle w:val="Hyperlink"/>
             </w:rPr>
-            <w:t xml:space="preserve"> van het Sta</w:t>
+            <w:t>enoot</w:t>
           </w:r>
         </w:hyperlink>
       </w:r>
@@ -2696,7 +2953,7 @@
             <w:rPr>
               <w:rStyle w:val="Hyperlink"/>
             </w:rPr>
-            <w:t>d</w:t>
+            <w:t>sch</w:t>
           </w:r>
         </w:hyperlink>
       </w:r>
@@ -2710,338 +2967,6 @@
           <w:sz w:val="24"/>
         </w:rPr>
         <w:hyperlink r:id="rId22" w:history="1">
-          <w:r>
-            <w:rPr>
-              <w:rStyle w:val="Hyperlink"/>
-            </w:rPr>
-            <w:t>smuseum</w:t>
-          </w:r>
-        </w:hyperlink>
-      </w:r>
-      <w:r>
-        <w:rPr>
-          <w:u w:val="single" w:color="0000ff"/>
-          <w:rFonts w:ascii="Charis SIL Regular" w:hAnsi="Charis SIL Regular" w:eastAsia="Charis SIL Regular"/>
-          <w:b w:val="0"/>
-          <w:i w:val="0"/>
-          <w:color w:val="000000"/>
-          <w:sz w:val="24"/>
-        </w:rPr>
-        <w:hyperlink r:id="rId22" w:history="1">
-          <w:r>
-            <w:rPr>
-              <w:rStyle w:val="Hyperlink"/>
-            </w:rPr>
-            <w:t xml:space="preserve"> Tilburg</w:t>
-          </w:r>
-        </w:hyperlink>
-      </w:r>
-      <w:r>
-        <w:rPr>
-          <w:rFonts w:ascii="Charis SIL Regular" w:hAnsi="Charis SIL Regular" w:eastAsia="Charis SIL Regular"/>
-          <w:b w:val="0"/>
-          <w:i w:val="0"/>
-          <w:color w:val="000000"/>
-          <w:sz w:val="24"/>
-        </w:rPr>
-        <w:t xml:space="preserve">. Het Utrechts </w:t>
-      </w:r>
-      <w:r>
-        <w:rPr>
-          <w:rFonts w:ascii="Charis SIL Regular" w:hAnsi="Charis SIL Regular" w:eastAsia="Charis SIL Regular"/>
-          <w:b w:val="0"/>
-          <w:i w:val="0"/>
-          <w:color w:val="000000"/>
-          <w:sz w:val="24"/>
-        </w:rPr>
-        <w:t xml:space="preserve">Archief beheert de verzameling </w:t>
-      </w:r>
-      <w:r>
-        <w:rPr>
-          <w:rFonts w:ascii="Charis SIL Regular" w:hAnsi="Charis SIL Regular" w:eastAsia="Charis SIL Regular"/>
-          <w:b w:val="0"/>
-          <w:i w:val="0"/>
-          <w:color w:val="0000FF"/>
-          <w:sz w:val="24"/>
-          <w:u w:val="single"/>
-        </w:rPr>
-        <w:hyperlink r:id="rId23" w:history="1">
-          <w:r>
-            <w:rPr>
-              <w:rStyle w:val="Hyperlink"/>
-            </w:rPr>
-            <w:t>film</w:t>
-          </w:r>
-        </w:hyperlink>
-      </w:r>
-      <w:r>
-        <w:rPr>
-          <w:rFonts w:ascii="Charis SIL Regular" w:hAnsi="Charis SIL Regular" w:eastAsia="Charis SIL Regular"/>
-          <w:b w:val="0"/>
-          <w:i w:val="0"/>
-          <w:color w:val="0000FF"/>
-          <w:sz w:val="24"/>
-          <w:u w:val="single"/>
-        </w:rPr>
-        <w:t>s</w:t>
-      </w:r>
-      <w:r>
-        <w:rPr>
-          <w:rFonts w:ascii="Charis SIL Regular" w:hAnsi="Charis SIL Regular" w:eastAsia="Charis SIL Regular"/>
-          <w:b w:val="0"/>
-          <w:i w:val="0"/>
-          <w:color w:val="0000FF"/>
-          <w:sz w:val="24"/>
-          <w:u w:val="single"/>
-        </w:rPr>
-        <w:t xml:space="preserve"> </w:t>
-      </w:r>
-      <w:r>
-        <w:rPr>
-          <w:rFonts w:ascii="Charis SIL Regular" w:hAnsi="Charis SIL Regular" w:eastAsia="Charis SIL Regular"/>
-          <w:b w:val="0"/>
-          <w:i w:val="0"/>
-          <w:color w:val="0000FF"/>
-          <w:sz w:val="24"/>
-          <w:u w:val="single"/>
-        </w:rPr>
-        <w:hyperlink r:id="rId23" w:history="1">
-          <w:r>
-            <w:rPr>
-              <w:rStyle w:val="Hyperlink"/>
-            </w:rPr>
-            <w:t>en</w:t>
-          </w:r>
-        </w:hyperlink>
-      </w:r>
-      <w:r>
-        <w:rPr>
-          <w:rFonts w:ascii="Charis SIL Regular" w:hAnsi="Charis SIL Regular" w:eastAsia="Charis SIL Regular"/>
-          <w:b w:val="0"/>
-          <w:i w:val="0"/>
-          <w:color w:val="0000FF"/>
-          <w:sz w:val="24"/>
-          <w:u w:val="single"/>
-        </w:rPr>
-        <w:t xml:space="preserve"> </w:t>
-      </w:r>
-      <w:r>
-        <w:rPr>
-          <w:rFonts w:ascii="Charis SIL Regular" w:hAnsi="Charis SIL Regular" w:eastAsia="Charis SIL Regular"/>
-          <w:b w:val="0"/>
-          <w:i w:val="0"/>
-          <w:color w:val="0000FF"/>
-          <w:sz w:val="24"/>
-          <w:u w:val="single"/>
-        </w:rPr>
-        <w:hyperlink r:id="rId23" w:history="1">
-          <w:r>
-            <w:rPr>
-              <w:rStyle w:val="Hyperlink"/>
-            </w:rPr>
-            <w:t>geluidsbande</w:t>
-          </w:r>
-        </w:hyperlink>
-      </w:r>
-      <w:r>
-        <w:rPr>
-          <w:rFonts w:ascii="Charis SIL Regular" w:hAnsi="Charis SIL Regular" w:eastAsia="Charis SIL Regular"/>
-          <w:b w:val="0"/>
-          <w:i w:val="0"/>
-          <w:color w:val="0000FF"/>
-          <w:sz w:val="24"/>
-        </w:rPr>
-        <w:t>n</w:t>
-      </w:r>
-      <w:r>
-        <w:rPr>
-          <w:rFonts w:ascii="Charis SIL Regular" w:hAnsi="Charis SIL Regular" w:eastAsia="Charis SIL Regular"/>
-          <w:b w:val="0"/>
-          <w:i w:val="0"/>
-          <w:color w:val="000000"/>
-          <w:sz w:val="24"/>
-        </w:rPr>
-        <w:t xml:space="preserve"> en </w:t>
-      </w:r>
-      <w:r>
-        <w:rPr>
-          <w:rFonts w:ascii="Charis SIL Regular" w:hAnsi="Charis SIL Regular" w:eastAsia="Charis SIL Regular"/>
-          <w:b w:val="0"/>
-          <w:i w:val="0"/>
-          <w:color w:val="0000FF"/>
-          <w:sz w:val="24"/>
-          <w:u w:val="single"/>
-        </w:rPr>
-        <w:hyperlink r:id="rId24" w:history="1">
-          <w:r>
-            <w:rPr>
-              <w:rStyle w:val="Hyperlink"/>
-            </w:rPr>
-            <w:t>prenten,</w:t>
-          </w:r>
-        </w:hyperlink>
-      </w:r>
-      <w:r>
-        <w:rPr>
-          <w:rFonts w:ascii="Charis SIL Regular" w:hAnsi="Charis SIL Regular" w:eastAsia="Charis SIL Regular"/>
-          <w:b w:val="0"/>
-          <w:i w:val="0"/>
-          <w:color w:val="0000FF"/>
-          <w:sz w:val="24"/>
-          <w:u w:val="single"/>
-        </w:rPr>
-        <w:t xml:space="preserve"> </w:t>
-      </w:r>
-      <w:r>
-        <w:rPr>
-          <w:rFonts w:ascii="Charis SIL Regular" w:hAnsi="Charis SIL Regular" w:eastAsia="Charis SIL Regular"/>
-          <w:b w:val="0"/>
-          <w:i w:val="0"/>
-          <w:color w:val="0000FF"/>
-          <w:sz w:val="24"/>
-          <w:u w:val="single"/>
-        </w:rPr>
-        <w:hyperlink r:id="rId24" w:history="1">
-          <w:r>
-            <w:rPr>
-              <w:rStyle w:val="Hyperlink"/>
-            </w:rPr>
-            <w:t>tekeningen,</w:t>
-          </w:r>
-        </w:hyperlink>
-      </w:r>
-      <w:r>
-        <w:rPr>
-          <w:rFonts w:ascii="Charis SIL Regular" w:hAnsi="Charis SIL Regular" w:eastAsia="Charis SIL Regular"/>
-          <w:b w:val="0"/>
-          <w:i w:val="0"/>
-          <w:color w:val="0000FF"/>
-          <w:sz w:val="24"/>
-          <w:u w:val="single"/>
-        </w:rPr>
-        <w:t xml:space="preserve"> </w:t>
-      </w:r>
-      <w:r>
-        <w:rPr>
-          <w:rFonts w:ascii="Charis SIL Regular" w:hAnsi="Charis SIL Regular" w:eastAsia="Charis SIL Regular"/>
-          <w:b w:val="0"/>
-          <w:i w:val="0"/>
-          <w:color w:val="0000FF"/>
-          <w:sz w:val="24"/>
-          <w:u w:val="single"/>
-        </w:rPr>
-        <w:hyperlink r:id="rId24" w:history="1">
-          <w:r>
-            <w:rPr>
-              <w:rStyle w:val="Hyperlink"/>
-            </w:rPr>
-            <w:t>kaarten</w:t>
-          </w:r>
-        </w:hyperlink>
-      </w:r>
-      <w:r>
-        <w:rPr>
-          <w:rFonts w:ascii="Charis SIL Regular" w:hAnsi="Charis SIL Regular" w:eastAsia="Charis SIL Regular"/>
-          <w:b w:val="0"/>
-          <w:i w:val="0"/>
-          <w:color w:val="0000FF"/>
-          <w:sz w:val="24"/>
-          <w:u w:val="single"/>
-        </w:rPr>
-        <w:t xml:space="preserve"> </w:t>
-      </w:r>
-      <w:r>
-        <w:rPr>
-          <w:rFonts w:ascii="Charis SIL Regular" w:hAnsi="Charis SIL Regular" w:eastAsia="Charis SIL Regular"/>
-          <w:b w:val="0"/>
-          <w:i w:val="0"/>
-          <w:color w:val="0000FF"/>
-          <w:sz w:val="24"/>
-          <w:u w:val="single"/>
-        </w:rPr>
-        <w:hyperlink r:id="rId24" w:history="1">
-          <w:r>
-            <w:rPr>
-              <w:rStyle w:val="Hyperlink"/>
-            </w:rPr>
-            <w:t xml:space="preserve">en </w:t>
-          </w:r>
-        </w:hyperlink>
-      </w:r>
-      <w:r>
-        <w:rPr>
-          <w:rFonts w:ascii="Charis SIL Regular" w:hAnsi="Charis SIL Regular" w:eastAsia="Charis SIL Regular"/>
-          <w:b w:val="0"/>
-          <w:i w:val="0"/>
-          <w:color w:val="0000FF"/>
-          <w:sz w:val="24"/>
-          <w:u w:val="single"/>
-        </w:rPr>
-        <w:hyperlink r:id="rId24" w:history="1">
-          <w:r>
-            <w:rPr>
-              <w:rStyle w:val="Hyperlink"/>
-            </w:rPr>
-            <w:t>foto's</w:t>
-          </w:r>
-        </w:hyperlink>
-      </w:r>
-      <w:r>
-        <w:rPr>
-          <w:rFonts w:ascii="Charis SIL Regular" w:hAnsi="Charis SIL Regular" w:eastAsia="Charis SIL Regular"/>
-          <w:b w:val="0"/>
-          <w:i w:val="0"/>
-          <w:color w:val="000000"/>
-          <w:sz w:val="24"/>
-        </w:rPr>
-        <w:t xml:space="preserve"> van het Zeister Zendingsg</w:t>
-      </w:r>
-      <w:r>
-        <w:rPr>
-          <w:u w:val="single" w:color="0000ff"/>
-          <w:rFonts w:ascii="Charis SIL Regular" w:hAnsi="Charis SIL Regular" w:eastAsia="Charis SIL Regular"/>
-          <w:b w:val="0"/>
-          <w:i w:val="0"/>
-          <w:color w:val="000000"/>
-          <w:sz w:val="24"/>
-        </w:rPr>
-        <w:hyperlink r:id="rId23" w:history="1">
-          <w:r>
-            <w:rPr>
-              <w:rStyle w:val="Hyperlink"/>
-            </w:rPr>
-            <w:t>enoot</w:t>
-          </w:r>
-        </w:hyperlink>
-      </w:r>
-      <w:r>
-        <w:rPr>
-          <w:u w:val="single" w:color="0000ff"/>
-          <w:rFonts w:ascii="Charis SIL Regular" w:hAnsi="Charis SIL Regular" w:eastAsia="Charis SIL Regular"/>
-          <w:b w:val="0"/>
-          <w:i w:val="0"/>
-          <w:color w:val="000000"/>
-          <w:sz w:val="24"/>
-        </w:rPr>
-        <w:hyperlink r:id="rId23" w:history="1">
-          <w:r>
-            <w:rPr>
-              <w:rStyle w:val="Hyperlink"/>
-            </w:rPr>
-            <w:t>sch</w:t>
-          </w:r>
-        </w:hyperlink>
-      </w:r>
-      <w:r>
-        <w:rPr>
-          <w:u w:val="single" w:color="0000ff"/>
-          <w:rFonts w:ascii="Charis SIL Regular" w:hAnsi="Charis SIL Regular" w:eastAsia="Charis SIL Regular"/>
-          <w:b w:val="0"/>
-          <w:i w:val="0"/>
-          <w:color w:val="000000"/>
-          <w:sz w:val="24"/>
-        </w:rPr>
-        <w:hyperlink r:id="rId23" w:history="1">
           <w:r>
             <w:rPr>
               <w:rStyle w:val="Hyperlink"/>
@@ -3079,12 +3004,173 @@
           <w:sz w:val="24"/>
           <w:u w:val="single"/>
         </w:rPr>
+        <w:hyperlink r:id="rId24" w:history="1">
+          <w:r>
+            <w:rPr>
+              <w:rStyle w:val="Hyperlink"/>
+            </w:rPr>
+            <w:t>RV-399</w:t>
+          </w:r>
+        </w:hyperlink>
+      </w:r>
+      <w:r>
+        <w:rPr>
+          <w:rFonts w:ascii="Charis SIL Regular" w:hAnsi="Charis SIL Regular" w:eastAsia="Charis SIL Regular"/>
+          <w:b w:val="0"/>
+          <w:i w:val="0"/>
+          <w:color w:val="000000"/>
+          <w:sz w:val="24"/>
+        </w:rPr>
+        <w:t xml:space="preserve"> en </w:t>
+      </w:r>
+      <w:r>
+        <w:rPr>
+          <w:rFonts w:ascii="Charis SIL Regular" w:hAnsi="Charis SIL Regular" w:eastAsia="Charis SIL Regular"/>
+          <w:b w:val="0"/>
+          <w:i w:val="0"/>
+          <w:color w:val="0000FF"/>
+          <w:sz w:val="24"/>
+          <w:u w:val="single"/>
+        </w:rPr>
         <w:hyperlink r:id="rId25" w:history="1">
           <w:r>
             <w:rPr>
               <w:rStyle w:val="Hyperlink"/>
             </w:rPr>
-            <w:t>RV-399</w:t>
+            <w:t>RV-1054</w:t>
+          </w:r>
+        </w:hyperlink>
+      </w:r>
+      <w:r>
+        <w:rPr>
+          <w:rFonts w:ascii="Charis SIL Regular" w:hAnsi="Charis SIL Regular" w:eastAsia="Charis SIL Regular"/>
+          <w:b w:val="0"/>
+          <w:i w:val="0"/>
+          <w:color w:val="000000"/>
+          <w:sz w:val="24"/>
+        </w:rPr>
+        <w:t xml:space="preserve">, bijeengebracht door respectievelijk gouverneur </w:t>
+      </w:r>
+      <w:r>
+        <w:rPr>
+          <w:rFonts w:ascii="Charis SIL Regular" w:hAnsi="Charis SIL Regular" w:eastAsia="Charis SIL Regular"/>
+          <w:b w:val="0"/>
+          <w:i w:val="0"/>
+          <w:color w:val="0000FF"/>
+          <w:sz w:val="24"/>
+          <w:u w:val="single"/>
+        </w:rPr>
+        <w:hyperlink r:id="rId26" w:history="1">
+          <w:r>
+            <w:rPr>
+              <w:rStyle w:val="Hyperlink"/>
+            </w:rPr>
+            <w:t>Cornelis</w:t>
+          </w:r>
+        </w:hyperlink>
+      </w:r>
+      <w:r>
+        <w:rPr>
+          <w:rFonts w:ascii="Charis SIL Regular" w:hAnsi="Charis SIL Regular" w:eastAsia="Charis SIL Regular"/>
+          <w:b w:val="0"/>
+          <w:i w:val="0"/>
+          <w:color w:val="0000FF"/>
+          <w:sz w:val="24"/>
+          <w:u w:val="single"/>
+        </w:rPr>
+        <w:t xml:space="preserve"> </w:t>
+      </w:r>
+      <w:r>
+        <w:rPr>
+          <w:rFonts w:ascii="Charis SIL Regular" w:hAnsi="Charis SIL Regular" w:eastAsia="Charis SIL Regular"/>
+          <w:b w:val="0"/>
+          <w:i w:val="0"/>
+          <w:color w:val="0000FF"/>
+          <w:sz w:val="24"/>
+          <w:u w:val="single"/>
+        </w:rPr>
+        <w:hyperlink r:id="rId26" w:history="1">
+          <w:r>
+            <w:rPr>
+              <w:rStyle w:val="Hyperlink"/>
+            </w:rPr>
+            <w:t>Ascanius</w:t>
+          </w:r>
+        </w:hyperlink>
+      </w:r>
+      <w:r>
+        <w:rPr>
+          <w:rFonts w:ascii="Charis SIL Regular" w:hAnsi="Charis SIL Regular" w:eastAsia="Charis SIL Regular"/>
+          <w:b w:val="0"/>
+          <w:i w:val="0"/>
+          <w:color w:val="0000FF"/>
+          <w:sz w:val="24"/>
+          <w:u w:val="single"/>
+        </w:rPr>
+        <w:t xml:space="preserve"> </w:t>
+      </w:r>
+      <w:r>
+        <w:rPr>
+          <w:rFonts w:ascii="Charis SIL Regular" w:hAnsi="Charis SIL Regular" w:eastAsia="Charis SIL Regular"/>
+          <w:b w:val="0"/>
+          <w:i w:val="0"/>
+          <w:color w:val="0000FF"/>
+          <w:sz w:val="24"/>
+          <w:u w:val="single"/>
+        </w:rPr>
+        <w:hyperlink r:id="rId26" w:history="1">
+          <w:r>
+            <w:rPr>
+              <w:rStyle w:val="Hyperlink"/>
+            </w:rPr>
+            <w:t>van</w:t>
+          </w:r>
+        </w:hyperlink>
+      </w:r>
+      <w:r>
+        <w:rPr>
+          <w:rFonts w:ascii="Charis SIL Regular" w:hAnsi="Charis SIL Regular" w:eastAsia="Charis SIL Regular"/>
+          <w:b w:val="0"/>
+          <w:i w:val="0"/>
+          <w:color w:val="0000FF"/>
+          <w:sz w:val="24"/>
+          <w:u w:val="single"/>
+        </w:rPr>
+        <w:t xml:space="preserve"> </w:t>
+      </w:r>
+      <w:r>
+        <w:rPr>
+          <w:rFonts w:ascii="Charis SIL Regular" w:hAnsi="Charis SIL Regular" w:eastAsia="Charis SIL Regular"/>
+          <w:b w:val="0"/>
+          <w:i w:val="0"/>
+          <w:color w:val="0000FF"/>
+          <w:sz w:val="24"/>
+          <w:u w:val="single"/>
+        </w:rPr>
+        <w:hyperlink r:id="rId24" w:history="1">
+          <w:r>
+            <w:rPr>
+              <w:rStyle w:val="Hyperlink"/>
+            </w:rPr>
+            <w:t>Sypest</w:t>
+          </w:r>
+        </w:hyperlink>
+      </w:r>
+      <w:r>
+        <w:rPr>
+          <w:rFonts w:ascii="Charis SIL Regular" w:hAnsi="Charis SIL Regular" w:eastAsia="Charis SIL Regular"/>
+          <w:b w:val="0"/>
+          <w:i w:val="0"/>
+          <w:color w:val="0000FF"/>
+          <w:sz w:val="24"/>
+          <w:u w:val="single"/>
+        </w:rPr>
+        <w:hyperlink r:id="rId26" w:history="1">
+          <w:r>
+            <w:rPr>
+              <w:rStyle w:val="Hyperlink"/>
+            </w:rPr>
+            <w:t>eyn</w:t>
           </w:r>
         </w:hyperlink>
       </w:r>
@@ -3100,6 +3186,34 @@
       </w:r>
       <w:r>
         <w:rPr>
+          <w:u w:val="single" w:color="0000ff"/>
+          <w:rFonts w:ascii="Charis SIL Regular" w:hAnsi="Charis SIL Regular" w:eastAsia="Charis SIL Regular"/>
+          <w:b w:val="0"/>
+          <w:i w:val="0"/>
+          <w:color w:val="000000"/>
+          <w:sz w:val="24"/>
+        </w:rPr>
+        <w:hyperlink r:id="rId25" w:history="1">
+          <w:r>
+            <w:rPr>
+              <w:rStyle w:val="Hyperlink"/>
+            </w:rPr>
+            <w:t>administ</w:t>
+          </w:r>
+        </w:hyperlink>
+      </w:r>
+      <w:r>
+        <w:rPr>
+          <w:rFonts w:ascii="Charis SIL Regular" w:hAnsi="Charis SIL Regular" w:eastAsia="Charis SIL Regular"/>
+          <w:b w:val="0"/>
+          <w:i w:val="0"/>
+          <w:color w:val="000000"/>
+          <w:sz w:val="24"/>
+        </w:rPr>
+        <w:t xml:space="preserve">rateur der financiën </w:t>
+      </w:r>
+      <w:r>
+        <w:rPr>
           <w:rFonts w:ascii="Charis SIL Regular" w:hAnsi="Charis SIL Regular" w:eastAsia="Charis SIL Regular"/>
           <w:b w:val="0"/>
           <w:i w:val="0"/>
@@ -3107,24 +3221,373 @@
           <w:sz w:val="24"/>
           <w:u w:val="single"/>
         </w:rPr>
+        <w:hyperlink r:id="rId27" w:history="1">
+          <w:r>
+            <w:rPr>
+              <w:rStyle w:val="Hyperlink"/>
+            </w:rPr>
+            <w:t>Assueer</w:t>
+          </w:r>
+        </w:hyperlink>
+      </w:r>
+      <w:r>
+        <w:rPr>
+          <w:rFonts w:ascii="Charis SIL Regular" w:hAnsi="Charis SIL Regular" w:eastAsia="Charis SIL Regular"/>
+          <w:b w:val="0"/>
+          <w:i w:val="0"/>
+          <w:color w:val="0000FF"/>
+          <w:sz w:val="24"/>
+          <w:u w:val="single"/>
+        </w:rPr>
+        <w:t xml:space="preserve"> </w:t>
+      </w:r>
+      <w:r>
+        <w:rPr>
+          <w:rFonts w:ascii="Charis SIL Regular" w:hAnsi="Charis SIL Regular" w:eastAsia="Charis SIL Regular"/>
+          <w:b w:val="0"/>
+          <w:i w:val="0"/>
+          <w:color w:val="0000FF"/>
+          <w:sz w:val="24"/>
+          <w:u w:val="single"/>
+        </w:rPr>
+        <w:hyperlink r:id="rId27" w:history="1">
+          <w:r>
+            <w:rPr>
+              <w:rStyle w:val="Hyperlink"/>
+            </w:rPr>
+            <w:t>Jacob</w:t>
+          </w:r>
+        </w:hyperlink>
+      </w:r>
+      <w:r>
+        <w:rPr>
+          <w:rFonts w:ascii="Charis SIL Regular" w:hAnsi="Charis SIL Regular" w:eastAsia="Charis SIL Regular"/>
+          <w:b w:val="0"/>
+          <w:i w:val="0"/>
+          <w:color w:val="0000FF"/>
+          <w:sz w:val="24"/>
+          <w:u w:val="single"/>
+        </w:rPr>
+        <w:t xml:space="preserve"> </w:t>
+      </w:r>
+      <w:r>
+        <w:rPr>
+          <w:rFonts w:ascii="Charis SIL Regular" w:hAnsi="Charis SIL Regular" w:eastAsia="Charis SIL Regular"/>
+          <w:b w:val="0"/>
+          <w:i w:val="0"/>
+          <w:color w:val="0000FF"/>
+          <w:sz w:val="24"/>
+          <w:u w:val="single"/>
+        </w:rPr>
+        <w:hyperlink r:id="rId27" w:history="1">
+          <w:r>
+            <w:rPr>
+              <w:rStyle w:val="Hyperlink"/>
+            </w:rPr>
+            <w:t>Schimmelpen</w:t>
+          </w:r>
+        </w:hyperlink>
+      </w:r>
+      <w:r>
+        <w:rPr>
+          <w:rFonts w:ascii="Charis SIL Regular" w:hAnsi="Charis SIL Regular" w:eastAsia="Charis SIL Regular"/>
+          <w:b w:val="0"/>
+          <w:i w:val="0"/>
+          <w:color w:val="0000FF"/>
+          <w:sz w:val="24"/>
+          <w:u w:val="single"/>
+        </w:rPr>
+        <w:hyperlink r:id="rId27" w:history="1">
+          <w:r>
+            <w:rPr>
+              <w:rStyle w:val="Hyperlink"/>
+            </w:rPr>
+            <w:t>ninck</w:t>
+          </w:r>
+        </w:hyperlink>
+      </w:r>
+      <w:r>
+        <w:rPr>
+          <w:rFonts w:ascii="Charis SIL Regular" w:hAnsi="Charis SIL Regular" w:eastAsia="Charis SIL Regular"/>
+          <w:b w:val="0"/>
+          <w:i w:val="0"/>
+          <w:color w:val="0000FF"/>
+          <w:sz w:val="24"/>
+          <w:u w:val="single"/>
+        </w:rPr>
+        <w:t xml:space="preserve"> </w:t>
+      </w:r>
+      <w:r>
+        <w:rPr>
+          <w:rFonts w:ascii="Charis SIL Regular" w:hAnsi="Charis SIL Regular" w:eastAsia="Charis SIL Regular"/>
+          <w:b w:val="0"/>
+          <w:i w:val="0"/>
+          <w:color w:val="0000FF"/>
+          <w:sz w:val="24"/>
+          <w:u w:val="single"/>
+        </w:rPr>
+        <w:hyperlink r:id="rId27" w:history="1">
+          <w:r>
+            <w:rPr>
+              <w:rStyle w:val="Hyperlink"/>
+            </w:rPr>
+            <w:t>va</w:t>
+          </w:r>
+        </w:hyperlink>
+      </w:r>
+      <w:r>
+        <w:rPr>
+          <w:rFonts w:ascii="Charis SIL Regular" w:hAnsi="Charis SIL Regular" w:eastAsia="Charis SIL Regular"/>
+          <w:b w:val="0"/>
+          <w:i w:val="0"/>
+          <w:color w:val="0000FF"/>
+          <w:sz w:val="24"/>
+          <w:u w:val="single"/>
+        </w:rPr>
+        <w:hyperlink r:id="rId27" w:history="1">
+          <w:r>
+            <w:rPr>
+              <w:rStyle w:val="Hyperlink"/>
+            </w:rPr>
+            <w:t>n</w:t>
+          </w:r>
+        </w:hyperlink>
+      </w:r>
+      <w:r>
+        <w:rPr>
+          <w:rFonts w:ascii="Charis SIL Regular" w:hAnsi="Charis SIL Regular" w:eastAsia="Charis SIL Regular"/>
+          <w:b w:val="0"/>
+          <w:i w:val="0"/>
+          <w:color w:val="0000FF"/>
+          <w:sz w:val="24"/>
+          <w:u w:val="single"/>
+        </w:rPr>
+        <w:t xml:space="preserve"> der Oye</w:t>
+      </w:r>
+      <w:r>
+        <w:rPr>
+          <w:u w:val="single" w:color="0000ff"/>
+          <w:rFonts w:ascii="Charis SIL Regular" w:hAnsi="Charis SIL Regular" w:eastAsia="Charis SIL Regular"/>
+          <w:b w:val="0"/>
+          <w:i w:val="0"/>
+          <w:color w:val="000000"/>
+          <w:sz w:val="24"/>
+        </w:rPr>
         <w:hyperlink r:id="rId26" w:history="1">
           <w:r>
             <w:rPr>
               <w:rStyle w:val="Hyperlink"/>
             </w:rPr>
-            <w:t>RV-1054</w:t>
-          </w:r>
-        </w:hyperlink>
-      </w:r>
-      <w:r>
-        <w:rPr>
-          <w:rFonts w:ascii="Charis SIL Regular" w:hAnsi="Charis SIL Regular" w:eastAsia="Charis SIL Regular"/>
-          <w:b w:val="0"/>
-          <w:i w:val="0"/>
-          <w:color w:val="000000"/>
-          <w:sz w:val="24"/>
-        </w:rPr>
-        <w:t xml:space="preserve">, bijeengebracht door respectievelijk gouverneur </w:t>
+            <w:t>.</w:t>
+          </w:r>
+        </w:hyperlink>
+      </w:r>
+      <w:r>
+        <w:rPr>
+          <w:u w:val="single" w:color="0000ff"/>
+          <w:rFonts w:ascii="Charis SIL Regular" w:hAnsi="Charis SIL Regular" w:eastAsia="Charis SIL Regular"/>
+          <w:b w:val="0"/>
+          <w:i w:val="0"/>
+          <w:color w:val="000000"/>
+          <w:sz w:val="24"/>
+        </w:rPr>
+        <w:hyperlink r:id="rId26" w:history="1">
+          <w:r>
+            <w:rPr>
+              <w:rStyle w:val="Hyperlink"/>
+            </w:rPr>
+            <w:t xml:space="preserve"> De</w:t>
+          </w:r>
+        </w:hyperlink>
+      </w:r>
+      <w:r>
+        <w:rPr>
+          <w:u w:val="single" w:color="0000ff"/>
+          <w:rFonts w:ascii="Charis SIL Regular" w:hAnsi="Charis SIL Regular" w:eastAsia="Charis SIL Regular"/>
+          <w:b w:val="0"/>
+          <w:i w:val="0"/>
+          <w:color w:val="000000"/>
+          <w:sz w:val="24"/>
+        </w:rPr>
+        <w:hyperlink r:id="rId26" w:history="1">
+          <w:r>
+            <w:rPr>
+              <w:rStyle w:val="Hyperlink"/>
+            </w:rPr>
+            <w:t>z</w:t>
+          </w:r>
+        </w:hyperlink>
+      </w:r>
+      <w:r>
+        <w:rPr>
+          <w:u w:val="single" w:color="0000ff"/>
+          <w:rFonts w:ascii="Charis SIL Regular" w:hAnsi="Charis SIL Regular" w:eastAsia="Charis SIL Regular"/>
+          <w:b w:val="0"/>
+          <w:i w:val="0"/>
+          <w:color w:val="000000"/>
+          <w:sz w:val="24"/>
+        </w:rPr>
+        <w:hyperlink r:id="rId26" w:history="1">
+          <w:r>
+            <w:rPr>
+              <w:rStyle w:val="Hyperlink"/>
+            </w:rPr>
+            <w:t xml:space="preserve">e werden </w:t>
+          </w:r>
+        </w:hyperlink>
+      </w:r>
+      <w:r>
+        <w:rPr>
+          <w:rFonts w:ascii="Charis SIL Regular" w:hAnsi="Charis SIL Regular" w:eastAsia="Charis SIL Regular"/>
+          <w:b w:val="0"/>
+          <w:i w:val="0"/>
+          <w:color w:val="000000"/>
+          <w:sz w:val="24"/>
+        </w:rPr>
+        <w:t xml:space="preserve">in </w:t>
+      </w:r>
+      <w:r>
+        <w:rPr>
+          <w:rFonts w:ascii="Charis SIL Regular" w:hAnsi="Charis SIL Regular" w:eastAsia="Charis SIL Regular"/>
+          <w:b w:val="0"/>
+          <w:i w:val="0"/>
+          <w:color w:val="000000"/>
+          <w:sz w:val="24"/>
+        </w:rPr>
+        <w:t>respectievelijk 1883 en 1895</w:t>
+      </w:r>
+      <w:r>
+        <w:rPr>
+          <w:u w:val="single" w:color="0000ff"/>
+          <w:rFonts w:ascii="Charis SIL Regular" w:hAnsi="Charis SIL Regular" w:eastAsia="Charis SIL Regular"/>
+          <w:b w:val="0"/>
+          <w:i w:val="0"/>
+          <w:color w:val="000000"/>
+          <w:sz w:val="24"/>
+        </w:rPr>
+        <w:t xml:space="preserve"> geschon</w:t>
+      </w:r>
+      <w:r>
+        <w:rPr>
+          <w:u w:val="single" w:color="0000ff"/>
+          <w:rFonts w:ascii="Charis SIL Regular" w:hAnsi="Charis SIL Regular" w:eastAsia="Charis SIL Regular"/>
+          <w:b w:val="0"/>
+          <w:i w:val="0"/>
+          <w:color w:val="000000"/>
+          <w:sz w:val="24"/>
+        </w:rPr>
+        <w:hyperlink r:id="rId27" w:history="1">
+          <w:r>
+            <w:rPr>
+              <w:rStyle w:val="Hyperlink"/>
+            </w:rPr>
+            <w:t>ken a</w:t>
+          </w:r>
+        </w:hyperlink>
+      </w:r>
+      <w:r>
+        <w:rPr>
+          <w:u w:val="single" w:color="0000ff"/>
+          <w:rFonts w:ascii="Charis SIL Regular" w:hAnsi="Charis SIL Regular" w:eastAsia="Charis SIL Regular"/>
+          <w:b w:val="0"/>
+          <w:i w:val="0"/>
+          <w:color w:val="000000"/>
+          <w:sz w:val="24"/>
+        </w:rPr>
+        <w:t>an het Rijks Ethnogr</w:t>
+      </w:r>
+      <w:r>
+        <w:rPr>
+          <w:u w:val="single" w:color="0000ff"/>
+          <w:rFonts w:ascii="Charis SIL Regular" w:hAnsi="Charis SIL Regular" w:eastAsia="Charis SIL Regular"/>
+          <w:b w:val="0"/>
+          <w:i w:val="0"/>
+          <w:color w:val="000000"/>
+          <w:sz w:val="24"/>
+        </w:rPr>
+        <w:hyperlink r:id="rId27" w:history="1">
+          <w:r>
+            <w:rPr>
+              <w:rStyle w:val="Hyperlink"/>
+            </w:rPr>
+            <w:t>aph</w:t>
+          </w:r>
+        </w:hyperlink>
+      </w:r>
+      <w:r>
+        <w:rPr>
+          <w:u w:val="single" w:color="0000ff"/>
+          <w:rFonts w:ascii="Charis SIL Regular" w:hAnsi="Charis SIL Regular" w:eastAsia="Charis SIL Regular"/>
+          <w:b w:val="0"/>
+          <w:i w:val="0"/>
+          <w:color w:val="000000"/>
+          <w:sz w:val="24"/>
+        </w:rPr>
+        <w:hyperlink r:id="rId27" w:history="1">
+          <w:r>
+            <w:rPr>
+              <w:rStyle w:val="Hyperlink"/>
+            </w:rPr>
+            <w:t>i</w:t>
+          </w:r>
+        </w:hyperlink>
+      </w:r>
+      <w:r>
+        <w:rPr>
+          <w:u w:val="single" w:color="0000ff"/>
+          <w:rFonts w:ascii="Charis SIL Regular" w:hAnsi="Charis SIL Regular" w:eastAsia="Charis SIL Regular"/>
+          <w:b w:val="0"/>
+          <w:i w:val="0"/>
+          <w:color w:val="000000"/>
+          <w:sz w:val="24"/>
+        </w:rPr>
+        <w:hyperlink r:id="rId27" w:history="1">
+          <w:r>
+            <w:rPr>
+              <w:rStyle w:val="Hyperlink"/>
+            </w:rPr>
+            <w:t>sch</w:t>
+          </w:r>
+        </w:hyperlink>
+      </w:r>
+      <w:r>
+        <w:rPr>
+          <w:u w:val="single" w:color="0000ff"/>
+          <w:rFonts w:ascii="Charis SIL Regular" w:hAnsi="Charis SIL Regular" w:eastAsia="Charis SIL Regular"/>
+          <w:b w:val="0"/>
+          <w:i w:val="0"/>
+          <w:color w:val="000000"/>
+          <w:sz w:val="24"/>
+        </w:rPr>
+        <w:t xml:space="preserve"> </w:t>
+      </w:r>
+      <w:r>
+        <w:rPr>
+          <w:u w:val="single" w:color="0000ff"/>
+          <w:rFonts w:ascii="Charis SIL Regular" w:hAnsi="Charis SIL Regular" w:eastAsia="Charis SIL Regular"/>
+          <w:b w:val="0"/>
+          <w:i w:val="0"/>
+          <w:color w:val="000000"/>
+          <w:sz w:val="24"/>
+        </w:rPr>
+        <w:hyperlink r:id="rId27" w:history="1">
+          <w:r>
+            <w:rPr>
+              <w:rStyle w:val="Hyperlink"/>
+            </w:rPr>
+            <w:t>Mus</w:t>
+          </w:r>
+        </w:hyperlink>
+      </w:r>
+      <w:r>
+        <w:rPr>
+          <w:rFonts w:ascii="Charis SIL Regular" w:hAnsi="Charis SIL Regular" w:eastAsia="Charis SIL Regular"/>
+          <w:b w:val="0"/>
+          <w:i w:val="0"/>
+          <w:color w:val="000000"/>
+          <w:sz w:val="24"/>
+        </w:rPr>
+        <w:t xml:space="preserve">eum, het huidige </w:t>
       </w:r>
       <w:r>
         <w:rPr>
@@ -3135,12 +3598,12 @@
           <w:sz w:val="24"/>
           <w:u w:val="single"/>
         </w:rPr>
-        <w:hyperlink r:id="rId27" w:history="1">
-          <w:r>
-            <w:rPr>
-              <w:rStyle w:val="Hyperlink"/>
-            </w:rPr>
-            <w:t>Cornelis</w:t>
+        <w:hyperlink r:id="rId28" w:history="1">
+          <w:r>
+            <w:rPr>
+              <w:rStyle w:val="Hyperlink"/>
+            </w:rPr>
+            <w:t>Wereldmuseum</w:t>
           </w:r>
         </w:hyperlink>
       </w:r>
@@ -3164,14 +3627,24 @@
           <w:sz w:val="24"/>
           <w:u w:val="single"/>
         </w:rPr>
-        <w:hyperlink r:id="rId27" w:history="1">
-          <w:r>
-            <w:rPr>
-              <w:rStyle w:val="Hyperlink"/>
-            </w:rPr>
-            <w:t>Ascanius</w:t>
-          </w:r>
-        </w:hyperlink>
+        <w:hyperlink r:id="rId28" w:history="1">
+          <w:r>
+            <w:rPr>
+              <w:rStyle w:val="Hyperlink"/>
+            </w:rPr>
+            <w:t>Leiden</w:t>
+          </w:r>
+        </w:hyperlink>
+      </w:r>
+      <w:r>
+        <w:rPr>
+          <w:rFonts w:ascii="Charis SIL Regular" w:hAnsi="Charis SIL Regular" w:eastAsia="Charis SIL Regular"/>
+          <w:b w:val="0"/>
+          <w:i w:val="0"/>
+          <w:color w:val="000000"/>
+          <w:sz w:val="24"/>
+        </w:rPr>
+        <w:t xml:space="preserve">. Ook het </w:t>
       </w:r>
       <w:r>
         <w:rPr>
@@ -3182,6 +3655,45 @@
           <w:sz w:val="24"/>
           <w:u w:val="single"/>
         </w:rPr>
+        <w:hyperlink r:id="rId29" w:history="1">
+          <w:r>
+            <w:rPr>
+              <w:rStyle w:val="Hyperlink"/>
+            </w:rPr>
+            <w:t>Etnografis</w:t>
+          </w:r>
+        </w:hyperlink>
+      </w:r>
+      <w:r>
+        <w:rPr>
+          <w:rFonts w:ascii="Charis SIL Regular" w:hAnsi="Charis SIL Regular" w:eastAsia="Charis SIL Regular"/>
+          <w:b w:val="0"/>
+          <w:i w:val="0"/>
+          <w:color w:val="0000FF"/>
+          <w:sz w:val="24"/>
+          <w:u w:val="single"/>
+        </w:rPr>
+        <w:t>c</w:t>
+      </w:r>
+      <w:r>
+        <w:rPr>
+          <w:rFonts w:ascii="Charis SIL Regular" w:hAnsi="Charis SIL Regular" w:eastAsia="Charis SIL Regular"/>
+          <w:b w:val="0"/>
+          <w:i w:val="0"/>
+          <w:color w:val="0000FF"/>
+          <w:sz w:val="24"/>
+        </w:rPr>
+        <w:t>h</w:t>
+      </w:r>
+      <w:r>
+        <w:rPr>
+          <w:rFonts w:ascii="Charis SIL Regular" w:hAnsi="Charis SIL Regular" w:eastAsia="Charis SIL Regular"/>
+          <w:b w:val="0"/>
+          <w:i w:val="0"/>
+          <w:color w:val="0000FF"/>
+          <w:sz w:val="24"/>
+          <w:u w:val="single"/>
+        </w:rPr>
         <w:t xml:space="preserve"> </w:t>
       </w:r>
       <w:r>
@@ -3191,25 +3703,26 @@
           <w:i w:val="0"/>
           <w:color w:val="0000FF"/>
           <w:sz w:val="24"/>
-        </w:rPr>
-        <w:hyperlink r:id="rId27" w:history="1">
-          <w:r>
-            <w:rPr>
-              <w:rStyle w:val="Hyperlink"/>
-            </w:rPr>
-            <w:t>van</w:t>
-          </w:r>
-        </w:hyperlink>
-      </w:r>
-      <w:r>
-        <w:rPr>
-          <w:rFonts w:ascii="Charis SIL Regular" w:hAnsi="Charis SIL Regular" w:eastAsia="Charis SIL Regular"/>
-          <w:b w:val="0"/>
-          <w:i w:val="0"/>
-          <w:color w:val="0000FF"/>
-          <w:sz w:val="24"/>
           <w:u w:val="single"/>
         </w:rPr>
+        <w:hyperlink r:id="rId29" w:history="1">
+          <w:r>
+            <w:rPr>
+              <w:rStyle w:val="Hyperlink"/>
+            </w:rPr>
+            <w:t>Museum</w:t>
+          </w:r>
+        </w:hyperlink>
+      </w:r>
+      <w:r>
+        <w:rPr>
+          <w:rFonts w:ascii="Charis SIL Regular" w:hAnsi="Charis SIL Regular" w:eastAsia="Charis SIL Regular"/>
+          <w:b w:val="0"/>
+          <w:i w:val="0"/>
+          <w:color w:val="0000FF"/>
+          <w:sz w:val="24"/>
+          <w:u w:val="single"/>
+        </w:rPr>
         <w:t xml:space="preserve"> </w:t>
       </w:r>
       <w:r>
@@ -3221,251 +3734,91 @@
           <w:sz w:val="24"/>
           <w:u w:val="single"/>
         </w:rPr>
-        <w:hyperlink r:id="rId27" w:history="1">
-          <w:r>
-            <w:rPr>
-              <w:rStyle w:val="Hyperlink"/>
-            </w:rPr>
-            <w:t>Sypest</w:t>
-          </w:r>
-        </w:hyperlink>
-      </w:r>
-      <w:r>
-        <w:rPr>
-          <w:rFonts w:ascii="Charis SIL Regular" w:hAnsi="Charis SIL Regular" w:eastAsia="Charis SIL Regular"/>
-          <w:b w:val="0"/>
-          <w:i w:val="0"/>
-          <w:color w:val="0000FF"/>
-          <w:sz w:val="24"/>
-          <w:u w:val="single"/>
-        </w:rPr>
-        <w:hyperlink r:id="rId27" w:history="1">
-          <w:r>
-            <w:rPr>
-              <w:rStyle w:val="Hyperlink"/>
-            </w:rPr>
-            <w:t>eyn</w:t>
-          </w:r>
-        </w:hyperlink>
-      </w:r>
-      <w:r>
-        <w:rPr>
-          <w:rFonts w:ascii="Charis SIL Regular" w:hAnsi="Charis SIL Regular" w:eastAsia="Charis SIL Regular"/>
-          <w:b w:val="0"/>
-          <w:i w:val="0"/>
-          <w:color w:val="000000"/>
-          <w:sz w:val="24"/>
-        </w:rPr>
-        <w:t xml:space="preserve"> en </w:t>
-      </w:r>
-      <w:r>
-        <w:rPr>
-          <w:rFonts w:ascii="Charis SIL Regular" w:hAnsi="Charis SIL Regular" w:eastAsia="Charis SIL Regular"/>
-          <w:b w:val="0"/>
-          <w:i w:val="0"/>
-          <w:color w:val="000000"/>
-          <w:sz w:val="24"/>
-        </w:rPr>
-        <w:t xml:space="preserve">administrateur der financiën </w:t>
-      </w:r>
-      <w:r>
-        <w:rPr>
-          <w:rFonts w:ascii="Charis SIL Regular" w:hAnsi="Charis SIL Regular" w:eastAsia="Charis SIL Regular"/>
-          <w:b w:val="0"/>
-          <w:i w:val="0"/>
-          <w:color w:val="0000FF"/>
-          <w:sz w:val="24"/>
-          <w:u w:val="single"/>
+        <w:hyperlink r:id="rId29" w:history="1">
+          <w:r>
+            <w:rPr>
+              <w:rStyle w:val="Hyperlink"/>
+            </w:rPr>
+            <w:t>Artis</w:t>
+          </w:r>
+        </w:hyperlink>
+      </w:r>
+      <w:r>
+        <w:rPr>
+          <w:rFonts w:ascii="Charis SIL Regular" w:hAnsi="Charis SIL Regular" w:eastAsia="Charis SIL Regular"/>
+          <w:b w:val="0"/>
+          <w:i w:val="0"/>
+          <w:color w:val="000000"/>
+          <w:sz w:val="24"/>
+        </w:rPr>
+        <w:t xml:space="preserve"> bezat een uitgebreide </w:t>
+      </w:r>
+      <w:r>
+        <w:br/>
+      </w:r>
+      <w:r>
+        <w:rPr>
+          <w:u w:val="single" w:color="0000ff"/>
+          <w:rFonts w:ascii="Charis SIL Regular" w:hAnsi="Charis SIL Regular" w:eastAsia="Charis SIL Regular"/>
+          <w:b w:val="0"/>
+          <w:i w:val="0"/>
+          <w:color w:val="000000"/>
+          <w:sz w:val="24"/>
         </w:rPr>
         <w:hyperlink r:id="rId28" w:history="1">
           <w:r>
             <w:rPr>
               <w:rStyle w:val="Hyperlink"/>
             </w:rPr>
-            <w:t>Assueer</w:t>
-          </w:r>
-        </w:hyperlink>
-      </w:r>
-      <w:r>
-        <w:rPr>
-          <w:rFonts w:ascii="Charis SIL Regular" w:hAnsi="Charis SIL Regular" w:eastAsia="Charis SIL Regular"/>
-          <w:b w:val="0"/>
-          <w:i w:val="0"/>
-          <w:color w:val="0000FF"/>
-          <w:sz w:val="24"/>
-          <w:u w:val="single"/>
-        </w:rPr>
-        <w:t xml:space="preserve"> </w:t>
-      </w:r>
-      <w:r>
-        <w:rPr>
-          <w:rFonts w:ascii="Charis SIL Regular" w:hAnsi="Charis SIL Regular" w:eastAsia="Charis SIL Regular"/>
-          <w:b w:val="0"/>
-          <w:i w:val="0"/>
-          <w:color w:val="0000FF"/>
-          <w:sz w:val="24"/>
-          <w:u w:val="single"/>
+            <w:t>Surinamecollec</w:t>
+          </w:r>
+        </w:hyperlink>
+      </w:r>
+      <w:r>
+        <w:rPr>
+          <w:u w:val="single" w:color="0000ff"/>
+          <w:rFonts w:ascii="Charis SIL Regular" w:hAnsi="Charis SIL Regular" w:eastAsia="Charis SIL Regular"/>
+          <w:b w:val="0"/>
+          <w:i w:val="0"/>
+          <w:color w:val="000000"/>
+          <w:sz w:val="24"/>
         </w:rPr>
         <w:hyperlink r:id="rId28" w:history="1">
           <w:r>
             <w:rPr>
               <w:rStyle w:val="Hyperlink"/>
             </w:rPr>
-            <w:t>Jacob</w:t>
-          </w:r>
-        </w:hyperlink>
-      </w:r>
-      <w:r>
-        <w:rPr>
-          <w:rFonts w:ascii="Charis SIL Regular" w:hAnsi="Charis SIL Regular" w:eastAsia="Charis SIL Regular"/>
-          <w:b w:val="0"/>
-          <w:i w:val="0"/>
-          <w:color w:val="0000FF"/>
-          <w:sz w:val="24"/>
-          <w:u w:val="single"/>
-        </w:rPr>
-        <w:t xml:space="preserve"> </w:t>
-      </w:r>
-      <w:r>
-        <w:rPr>
-          <w:rFonts w:ascii="Charis SIL Regular" w:hAnsi="Charis SIL Regular" w:eastAsia="Charis SIL Regular"/>
-          <w:b w:val="0"/>
-          <w:i w:val="0"/>
-          <w:color w:val="0000FF"/>
-          <w:sz w:val="24"/>
-          <w:u w:val="single"/>
+            <w:t>t</w:t>
+          </w:r>
+        </w:hyperlink>
+      </w:r>
+      <w:r>
+        <w:rPr>
+          <w:u w:val="single" w:color="0000ff"/>
+          <w:rFonts w:ascii="Charis SIL Regular" w:hAnsi="Charis SIL Regular" w:eastAsia="Charis SIL Regular"/>
+          <w:b w:val="0"/>
+          <w:i w:val="0"/>
+          <w:color w:val="000000"/>
+          <w:sz w:val="24"/>
         </w:rPr>
         <w:hyperlink r:id="rId28" w:history="1">
           <w:r>
             <w:rPr>
               <w:rStyle w:val="Hyperlink"/>
             </w:rPr>
-            <w:t>Schimmelpen</w:t>
-          </w:r>
-        </w:hyperlink>
-      </w:r>
-      <w:r>
-        <w:rPr>
-          <w:rFonts w:ascii="Charis SIL Regular" w:hAnsi="Charis SIL Regular" w:eastAsia="Charis SIL Regular"/>
-          <w:b w:val="0"/>
-          <w:i w:val="0"/>
-          <w:color w:val="0000FF"/>
-          <w:sz w:val="24"/>
-          <w:u w:val="single"/>
-        </w:rPr>
-        <w:hyperlink r:id="rId28" w:history="1">
-          <w:r>
-            <w:rPr>
-              <w:rStyle w:val="Hyperlink"/>
-            </w:rPr>
-            <w:t>ninck</w:t>
-          </w:r>
-        </w:hyperlink>
-      </w:r>
-      <w:r>
-        <w:rPr>
-          <w:rFonts w:ascii="Charis SIL Regular" w:hAnsi="Charis SIL Regular" w:eastAsia="Charis SIL Regular"/>
-          <w:b w:val="0"/>
-          <w:i w:val="0"/>
-          <w:color w:val="0000FF"/>
-          <w:sz w:val="24"/>
-          <w:u w:val="single"/>
-        </w:rPr>
-        <w:t xml:space="preserve"> </w:t>
-      </w:r>
-      <w:r>
-        <w:rPr>
-          <w:rFonts w:ascii="Charis SIL Regular" w:hAnsi="Charis SIL Regular" w:eastAsia="Charis SIL Regular"/>
-          <w:b w:val="0"/>
-          <w:i w:val="0"/>
-          <w:color w:val="0000FF"/>
-          <w:sz w:val="24"/>
-          <w:u w:val="single"/>
-        </w:rPr>
-        <w:hyperlink r:id="rId28" w:history="1">
-          <w:r>
-            <w:rPr>
-              <w:rStyle w:val="Hyperlink"/>
-            </w:rPr>
-            <w:t>va</w:t>
-          </w:r>
-        </w:hyperlink>
-      </w:r>
-      <w:r>
-        <w:rPr>
-          <w:rFonts w:ascii="Charis SIL Regular" w:hAnsi="Charis SIL Regular" w:eastAsia="Charis SIL Regular"/>
-          <w:b w:val="0"/>
-          <w:i w:val="0"/>
-          <w:color w:val="0000FF"/>
-          <w:sz w:val="24"/>
-          <w:u w:val="single"/>
-        </w:rPr>
-        <w:hyperlink r:id="rId28" w:history="1">
-          <w:r>
-            <w:rPr>
-              <w:rStyle w:val="Hyperlink"/>
-            </w:rPr>
-            <w:t>n</w:t>
-          </w:r>
-        </w:hyperlink>
-      </w:r>
-      <w:r>
-        <w:rPr>
-          <w:rFonts w:ascii="Charis SIL Regular" w:hAnsi="Charis SIL Regular" w:eastAsia="Charis SIL Regular"/>
-          <w:b w:val="0"/>
-          <w:i w:val="0"/>
-          <w:color w:val="0000FF"/>
-          <w:sz w:val="24"/>
-          <w:u w:val="single"/>
-        </w:rPr>
-        <w:t xml:space="preserve"> </w:t>
-      </w:r>
-      <w:r>
-        <w:rPr>
-          <w:rFonts w:ascii="Charis SIL Regular" w:hAnsi="Charis SIL Regular" w:eastAsia="Charis SIL Regular"/>
-          <w:b w:val="0"/>
-          <w:i w:val="0"/>
-          <w:color w:val="0000FF"/>
-          <w:sz w:val="24"/>
-          <w:u w:val="single"/>
-        </w:rPr>
-        <w:hyperlink r:id="rId27" w:history="1">
-          <w:r>
-            <w:rPr>
-              <w:rStyle w:val="Hyperlink"/>
-            </w:rPr>
-            <w:t>der</w:t>
-          </w:r>
-        </w:hyperlink>
-      </w:r>
-      <w:r>
-        <w:rPr>
-          <w:rFonts w:ascii="Charis SIL Regular" w:hAnsi="Charis SIL Regular" w:eastAsia="Charis SIL Regular"/>
-          <w:b w:val="0"/>
-          <w:i w:val="0"/>
-          <w:color w:val="0000FF"/>
-          <w:sz w:val="24"/>
-          <w:u w:val="single"/>
-        </w:rPr>
-        <w:t xml:space="preserve"> </w:t>
-      </w:r>
-      <w:r>
-        <w:rPr>
-          <w:rFonts w:ascii="Charis SIL Regular" w:hAnsi="Charis SIL Regular" w:eastAsia="Charis SIL Regular"/>
-          <w:b w:val="0"/>
-          <w:i w:val="0"/>
-          <w:color w:val="0000FF"/>
-          <w:sz w:val="24"/>
-          <w:u w:val="single"/>
-        </w:rPr>
-        <w:hyperlink r:id="rId27" w:history="1">
-          <w:r>
-            <w:rPr>
-              <w:rStyle w:val="Hyperlink"/>
-            </w:rPr>
-            <w:t>Oye</w:t>
-          </w:r>
-        </w:hyperlink>
+            <w:t>ie, waa</w:t>
+          </w:r>
+        </w:hyperlink>
+      </w:r>
+      <w:r>
+        <w:rPr>
+          <w:rFonts w:ascii="Charis SIL Regular" w:hAnsi="Charis SIL Regular" w:eastAsia="Charis SIL Regular"/>
+          <w:b w:val="0"/>
+          <w:i w:val="0"/>
+          <w:color w:val="000000"/>
+          <w:sz w:val="24"/>
+        </w:rPr>
+        <w:t>ronder ee</w:t>
       </w:r>
       <w:r>
         <w:rPr>
@@ -3476,519 +3829,24 @@
           <w:color w:val="000000"/>
           <w:sz w:val="24"/>
         </w:rPr>
-        <w:hyperlink r:id="rId27" w:history="1">
-          <w:r>
-            <w:rPr>
-              <w:rStyle w:val="Hyperlink"/>
-            </w:rPr>
-            <w:t>.</w:t>
-          </w:r>
-        </w:hyperlink>
-      </w:r>
-      <w:r>
-        <w:rPr>
-          <w:u w:val="single" w:color="0000ff"/>
-          <w:rFonts w:ascii="Charis SIL Regular" w:hAnsi="Charis SIL Regular" w:eastAsia="Charis SIL Regular"/>
-          <w:b w:val="0"/>
-          <w:i w:val="0"/>
-          <w:color w:val="000000"/>
-          <w:sz w:val="24"/>
-        </w:rPr>
-        <w:hyperlink r:id="rId27" w:history="1">
-          <w:r>
-            <w:rPr>
-              <w:rStyle w:val="Hyperlink"/>
-            </w:rPr>
-            <w:t xml:space="preserve"> De</w:t>
-          </w:r>
-        </w:hyperlink>
-      </w:r>
-      <w:r>
-        <w:rPr>
-          <w:u w:val="single" w:color="0000ff"/>
-          <w:rFonts w:ascii="Charis SIL Regular" w:hAnsi="Charis SIL Regular" w:eastAsia="Charis SIL Regular"/>
-          <w:b w:val="0"/>
-          <w:i w:val="0"/>
-          <w:color w:val="000000"/>
-          <w:sz w:val="24"/>
-        </w:rPr>
-        <w:hyperlink r:id="rId27" w:history="1">
-          <w:r>
-            <w:rPr>
-              <w:rStyle w:val="Hyperlink"/>
-            </w:rPr>
-            <w:t>z</w:t>
-          </w:r>
-        </w:hyperlink>
-      </w:r>
-      <w:r>
-        <w:rPr>
-          <w:u w:val="single" w:color="0000ff"/>
-          <w:rFonts w:ascii="Charis SIL Regular" w:hAnsi="Charis SIL Regular" w:eastAsia="Charis SIL Regular"/>
-          <w:b w:val="0"/>
-          <w:i w:val="0"/>
-          <w:color w:val="000000"/>
-          <w:sz w:val="24"/>
-        </w:rPr>
-        <w:hyperlink r:id="rId27" w:history="1">
-          <w:r>
-            <w:rPr>
-              <w:rStyle w:val="Hyperlink"/>
-            </w:rPr>
-            <w:t xml:space="preserve">e werden </w:t>
-          </w:r>
-        </w:hyperlink>
-      </w:r>
-      <w:r>
-        <w:rPr>
-          <w:rFonts w:ascii="Charis SIL Regular" w:hAnsi="Charis SIL Regular" w:eastAsia="Charis SIL Regular"/>
-          <w:b w:val="0"/>
-          <w:i w:val="0"/>
-          <w:color w:val="000000"/>
-          <w:sz w:val="24"/>
-        </w:rPr>
-        <w:t xml:space="preserve">in </w:t>
-      </w:r>
-      <w:r>
-        <w:rPr>
-          <w:rFonts w:ascii="Charis SIL Regular" w:hAnsi="Charis SIL Regular" w:eastAsia="Charis SIL Regular"/>
-          <w:b w:val="0"/>
-          <w:i w:val="0"/>
-          <w:color w:val="000000"/>
-          <w:sz w:val="24"/>
-        </w:rPr>
-        <w:t>respectievelijk 1883 en 1895</w:t>
-      </w:r>
-      <w:r>
-        <w:rPr>
-          <w:u w:val="single" w:color="0000ff"/>
-          <w:rFonts w:ascii="Charis SIL Regular" w:hAnsi="Charis SIL Regular" w:eastAsia="Charis SIL Regular"/>
-          <w:b w:val="0"/>
-          <w:i w:val="0"/>
-          <w:color w:val="000000"/>
-          <w:sz w:val="24"/>
-        </w:rPr>
-        <w:t xml:space="preserve"> </w:t>
-      </w:r>
-      <w:r>
-        <w:rPr>
-          <w:u w:val="single" w:color="0000ff"/>
-          <w:rFonts w:ascii="Charis SIL Regular" w:hAnsi="Charis SIL Regular" w:eastAsia="Charis SIL Regular"/>
-          <w:b w:val="0"/>
-          <w:i w:val="0"/>
-          <w:color w:val="000000"/>
-          <w:sz w:val="24"/>
-        </w:rPr>
-        <w:hyperlink r:id="rId28" w:history="1">
-          <w:r>
-            <w:rPr>
-              <w:rStyle w:val="Hyperlink"/>
-            </w:rPr>
-            <w:t>geschon</w:t>
-          </w:r>
-        </w:hyperlink>
-      </w:r>
-      <w:r>
-        <w:rPr>
-          <w:u w:val="single" w:color="0000ff"/>
-          <w:rFonts w:ascii="Charis SIL Regular" w:hAnsi="Charis SIL Regular" w:eastAsia="Charis SIL Regular"/>
-          <w:b w:val="0"/>
-          <w:i w:val="0"/>
-          <w:color w:val="000000"/>
-          <w:sz w:val="24"/>
-        </w:rPr>
-        <w:hyperlink r:id="rId28" w:history="1">
-          <w:r>
-            <w:rPr>
-              <w:rStyle w:val="Hyperlink"/>
-            </w:rPr>
-            <w:t>ken a</w:t>
-          </w:r>
-        </w:hyperlink>
-      </w:r>
-      <w:r>
-        <w:rPr>
-          <w:u w:val="single" w:color="0000ff"/>
-          <w:rFonts w:ascii="Charis SIL Regular" w:hAnsi="Charis SIL Regular" w:eastAsia="Charis SIL Regular"/>
-          <w:b w:val="0"/>
-          <w:i w:val="0"/>
-          <w:color w:val="000000"/>
-          <w:sz w:val="24"/>
-        </w:rPr>
-        <w:hyperlink r:id="rId28" w:history="1">
-          <w:r>
-            <w:rPr>
-              <w:rStyle w:val="Hyperlink"/>
-            </w:rPr>
-            <w:t>a</w:t>
-          </w:r>
-        </w:hyperlink>
-      </w:r>
-      <w:r>
-        <w:rPr>
-          <w:u w:val="single" w:color="0000ff"/>
-          <w:rFonts w:ascii="Charis SIL Regular" w:hAnsi="Charis SIL Regular" w:eastAsia="Charis SIL Regular"/>
-          <w:b w:val="0"/>
-          <w:i w:val="0"/>
-          <w:color w:val="000000"/>
-          <w:sz w:val="24"/>
-        </w:rPr>
-        <w:hyperlink r:id="rId28" w:history="1">
-          <w:r>
-            <w:rPr>
-              <w:rStyle w:val="Hyperlink"/>
-            </w:rPr>
-            <w:t>n het Rijks Ethnogr</w:t>
-          </w:r>
-        </w:hyperlink>
-      </w:r>
-      <w:r>
-        <w:rPr>
-          <w:u w:val="single" w:color="0000ff"/>
-          <w:rFonts w:ascii="Charis SIL Regular" w:hAnsi="Charis SIL Regular" w:eastAsia="Charis SIL Regular"/>
-          <w:b w:val="0"/>
-          <w:i w:val="0"/>
-          <w:color w:val="000000"/>
-          <w:sz w:val="24"/>
-        </w:rPr>
-        <w:hyperlink r:id="rId28" w:history="1">
-          <w:r>
-            <w:rPr>
-              <w:rStyle w:val="Hyperlink"/>
-            </w:rPr>
-            <w:t>aph</w:t>
-          </w:r>
-        </w:hyperlink>
-      </w:r>
-      <w:r>
-        <w:rPr>
-          <w:u w:val="single" w:color="0000ff"/>
-          <w:rFonts w:ascii="Charis SIL Regular" w:hAnsi="Charis SIL Regular" w:eastAsia="Charis SIL Regular"/>
-          <w:b w:val="0"/>
-          <w:i w:val="0"/>
-          <w:color w:val="000000"/>
-          <w:sz w:val="24"/>
-        </w:rPr>
-        <w:hyperlink r:id="rId28" w:history="1">
-          <w:r>
-            <w:rPr>
-              <w:rStyle w:val="Hyperlink"/>
-            </w:rPr>
-            <w:t>i</w:t>
-          </w:r>
-        </w:hyperlink>
-      </w:r>
-      <w:r>
-        <w:rPr>
-          <w:u w:val="single" w:color="0000ff"/>
-          <w:rFonts w:ascii="Charis SIL Regular" w:hAnsi="Charis SIL Regular" w:eastAsia="Charis SIL Regular"/>
-          <w:b w:val="0"/>
-          <w:i w:val="0"/>
-          <w:color w:val="000000"/>
-          <w:sz w:val="24"/>
-        </w:rPr>
-        <w:hyperlink r:id="rId28" w:history="1">
-          <w:r>
-            <w:rPr>
-              <w:rStyle w:val="Hyperlink"/>
-            </w:rPr>
-            <w:t>sch</w:t>
-          </w:r>
-        </w:hyperlink>
-      </w:r>
-      <w:r>
-        <w:rPr>
-          <w:u w:val="single" w:color="0000ff"/>
-          <w:rFonts w:ascii="Charis SIL Regular" w:hAnsi="Charis SIL Regular" w:eastAsia="Charis SIL Regular"/>
-          <w:b w:val="0"/>
-          <w:i w:val="0"/>
-          <w:color w:val="000000"/>
-          <w:sz w:val="24"/>
-        </w:rPr>
-        <w:t xml:space="preserve"> </w:t>
-      </w:r>
-      <w:r>
-        <w:rPr>
-          <w:u w:val="single" w:color="0000ff"/>
-          <w:rFonts w:ascii="Charis SIL Regular" w:hAnsi="Charis SIL Regular" w:eastAsia="Charis SIL Regular"/>
-          <w:b w:val="0"/>
-          <w:i w:val="0"/>
-          <w:color w:val="000000"/>
-          <w:sz w:val="24"/>
-        </w:rPr>
-        <w:hyperlink r:id="rId28" w:history="1">
-          <w:r>
-            <w:rPr>
-              <w:rStyle w:val="Hyperlink"/>
-            </w:rPr>
-            <w:t>Mus</w:t>
-          </w:r>
-        </w:hyperlink>
-      </w:r>
-      <w:r>
-        <w:rPr>
-          <w:rFonts w:ascii="Charis SIL Regular" w:hAnsi="Charis SIL Regular" w:eastAsia="Charis SIL Regular"/>
-          <w:b w:val="0"/>
-          <w:i w:val="0"/>
-          <w:color w:val="000000"/>
-          <w:sz w:val="24"/>
-        </w:rPr>
-        <w:t xml:space="preserve">eum, het huidige </w:t>
-      </w:r>
-      <w:r>
-        <w:rPr>
-          <w:rFonts w:ascii="Charis SIL Regular" w:hAnsi="Charis SIL Regular" w:eastAsia="Charis SIL Regular"/>
-          <w:b w:val="0"/>
-          <w:i w:val="0"/>
-          <w:color w:val="0000FF"/>
-          <w:sz w:val="24"/>
-          <w:u w:val="single"/>
-        </w:rPr>
         <w:hyperlink r:id="rId29" w:history="1">
           <w:r>
             <w:rPr>
               <w:rStyle w:val="Hyperlink"/>
             </w:rPr>
-            <w:t>Wereldmuseum</w:t>
-          </w:r>
-        </w:hyperlink>
-      </w:r>
-      <w:r>
-        <w:rPr>
-          <w:rFonts w:ascii="Charis SIL Regular" w:hAnsi="Charis SIL Regular" w:eastAsia="Charis SIL Regular"/>
-          <w:b w:val="0"/>
-          <w:i w:val="0"/>
-          <w:color w:val="0000FF"/>
-          <w:sz w:val="24"/>
-          <w:u w:val="single"/>
-        </w:rPr>
-        <w:t xml:space="preserve"> </w:t>
-      </w:r>
-      <w:r>
-        <w:rPr>
-          <w:rFonts w:ascii="Charis SIL Regular" w:hAnsi="Charis SIL Regular" w:eastAsia="Charis SIL Regular"/>
-          <w:b w:val="0"/>
-          <w:i w:val="0"/>
-          <w:color w:val="0000FF"/>
-          <w:sz w:val="24"/>
-          <w:u w:val="single"/>
-        </w:rPr>
-        <w:hyperlink r:id="rId29" w:history="1">
-          <w:r>
-            <w:rPr>
-              <w:rStyle w:val="Hyperlink"/>
-            </w:rPr>
-            <w:t>Leiden</w:t>
-          </w:r>
-        </w:hyperlink>
-      </w:r>
-      <w:r>
-        <w:rPr>
-          <w:rFonts w:ascii="Charis SIL Regular" w:hAnsi="Charis SIL Regular" w:eastAsia="Charis SIL Regular"/>
-          <w:b w:val="0"/>
-          <w:i w:val="0"/>
-          <w:color w:val="000000"/>
-          <w:sz w:val="24"/>
-        </w:rPr>
-        <w:t xml:space="preserve">. Ook het </w:t>
-      </w:r>
-      <w:r>
-        <w:rPr>
-          <w:rFonts w:ascii="Charis SIL Regular" w:hAnsi="Charis SIL Regular" w:eastAsia="Charis SIL Regular"/>
-          <w:b w:val="0"/>
-          <w:i w:val="0"/>
-          <w:color w:val="0000FF"/>
-          <w:sz w:val="24"/>
-          <w:u w:val="single"/>
-        </w:rPr>
-        <w:hyperlink r:id="rId30" w:history="1">
-          <w:r>
-            <w:rPr>
-              <w:rStyle w:val="Hyperlink"/>
-            </w:rPr>
-            <w:t>Etnografis</w:t>
-          </w:r>
-        </w:hyperlink>
-      </w:r>
-      <w:r>
-        <w:rPr>
-          <w:rFonts w:ascii="Charis SIL Regular" w:hAnsi="Charis SIL Regular" w:eastAsia="Charis SIL Regular"/>
-          <w:b w:val="0"/>
-          <w:i w:val="0"/>
-          <w:color w:val="0000FF"/>
-          <w:sz w:val="24"/>
-        </w:rPr>
-        <w:hyperlink r:id="rId30" w:history="1">
-          <w:r>
-            <w:rPr>
-              <w:rStyle w:val="Hyperlink"/>
-            </w:rPr>
-            <w:t>c</w:t>
-          </w:r>
-        </w:hyperlink>
-      </w:r>
-      <w:r>
-        <w:rPr>
-          <w:rFonts w:ascii="Charis SIL Regular" w:hAnsi="Charis SIL Regular" w:eastAsia="Charis SIL Regular"/>
-          <w:b w:val="0"/>
-          <w:i w:val="0"/>
-          <w:color w:val="0000FF"/>
-          <w:sz w:val="24"/>
-        </w:rPr>
-        <w:t>h</w:t>
-      </w:r>
-      <w:r>
-        <w:rPr>
-          <w:rFonts w:ascii="Charis SIL Regular" w:hAnsi="Charis SIL Regular" w:eastAsia="Charis SIL Regular"/>
-          <w:b w:val="0"/>
-          <w:i w:val="0"/>
-          <w:color w:val="0000FF"/>
-          <w:sz w:val="24"/>
-          <w:u w:val="single"/>
-        </w:rPr>
-        <w:t xml:space="preserve"> </w:t>
-      </w:r>
-      <w:r>
-        <w:rPr>
-          <w:rFonts w:ascii="Charis SIL Regular" w:hAnsi="Charis SIL Regular" w:eastAsia="Charis SIL Regular"/>
-          <w:b w:val="0"/>
-          <w:i w:val="0"/>
-          <w:color w:val="0000FF"/>
-          <w:sz w:val="24"/>
-          <w:u w:val="single"/>
-        </w:rPr>
-        <w:hyperlink r:id="rId30" w:history="1">
-          <w:r>
-            <w:rPr>
-              <w:rStyle w:val="Hyperlink"/>
-            </w:rPr>
-            <w:t>Museum</w:t>
-          </w:r>
-        </w:hyperlink>
-      </w:r>
-      <w:r>
-        <w:rPr>
-          <w:rFonts w:ascii="Charis SIL Regular" w:hAnsi="Charis SIL Regular" w:eastAsia="Charis SIL Regular"/>
-          <w:b w:val="0"/>
-          <w:i w:val="0"/>
-          <w:color w:val="0000FF"/>
-          <w:sz w:val="24"/>
-          <w:u w:val="single"/>
-        </w:rPr>
-        <w:t xml:space="preserve"> </w:t>
-      </w:r>
-      <w:r>
-        <w:rPr>
-          <w:rFonts w:ascii="Charis SIL Regular" w:hAnsi="Charis SIL Regular" w:eastAsia="Charis SIL Regular"/>
-          <w:b w:val="0"/>
-          <w:i w:val="0"/>
-          <w:color w:val="0000FF"/>
-          <w:sz w:val="24"/>
-          <w:u w:val="single"/>
-        </w:rPr>
-        <w:hyperlink r:id="rId30" w:history="1">
-          <w:r>
-            <w:rPr>
-              <w:rStyle w:val="Hyperlink"/>
-            </w:rPr>
-            <w:t>Artis</w:t>
-          </w:r>
-        </w:hyperlink>
-      </w:r>
-      <w:r>
-        <w:rPr>
-          <w:rFonts w:ascii="Charis SIL Regular" w:hAnsi="Charis SIL Regular" w:eastAsia="Charis SIL Regular"/>
-          <w:b w:val="0"/>
-          <w:i w:val="0"/>
-          <w:color w:val="000000"/>
-          <w:sz w:val="24"/>
-        </w:rPr>
-        <w:t xml:space="preserve"> bezat een uitgebreide </w:t>
-      </w:r>
-      <w:r>
-        <w:br/>
-      </w:r>
-      <w:r>
-        <w:rPr>
-          <w:u w:val="single" w:color="0000ff"/>
-          <w:rFonts w:ascii="Charis SIL Regular" w:hAnsi="Charis SIL Regular" w:eastAsia="Charis SIL Regular"/>
-          <w:b w:val="0"/>
-          <w:i w:val="0"/>
-          <w:color w:val="000000"/>
-          <w:sz w:val="24"/>
-        </w:rPr>
-        <w:hyperlink r:id="rId29" w:history="1">
-          <w:r>
-            <w:rPr>
-              <w:rStyle w:val="Hyperlink"/>
-            </w:rPr>
-            <w:t>Surinamecollec</w:t>
-          </w:r>
-        </w:hyperlink>
-      </w:r>
-      <w:r>
-        <w:rPr>
-          <w:u w:val="single" w:color="0000ff"/>
-          <w:rFonts w:ascii="Charis SIL Regular" w:hAnsi="Charis SIL Regular" w:eastAsia="Charis SIL Regular"/>
-          <w:b w:val="0"/>
-          <w:i w:val="0"/>
-          <w:color w:val="000000"/>
-          <w:sz w:val="24"/>
-        </w:rPr>
-        <w:hyperlink r:id="rId29" w:history="1">
-          <w:r>
-            <w:rPr>
-              <w:rStyle w:val="Hyperlink"/>
-            </w:rPr>
-            <w:t>t</w:t>
-          </w:r>
-        </w:hyperlink>
-      </w:r>
-      <w:r>
-        <w:rPr>
-          <w:u w:val="single" w:color="0000ff"/>
-          <w:rFonts w:ascii="Charis SIL Regular" w:hAnsi="Charis SIL Regular" w:eastAsia="Charis SIL Regular"/>
-          <w:b w:val="0"/>
-          <w:i w:val="0"/>
-          <w:color w:val="000000"/>
-          <w:sz w:val="24"/>
-        </w:rPr>
-        <w:hyperlink r:id="rId29" w:history="1">
-          <w:r>
-            <w:rPr>
-              <w:rStyle w:val="Hyperlink"/>
-            </w:rPr>
-            <w:t>ie, waa</w:t>
-          </w:r>
-        </w:hyperlink>
-      </w:r>
-      <w:r>
-        <w:rPr>
-          <w:rFonts w:ascii="Charis SIL Regular" w:hAnsi="Charis SIL Regular" w:eastAsia="Charis SIL Regular"/>
-          <w:b w:val="0"/>
-          <w:i w:val="0"/>
-          <w:color w:val="000000"/>
-          <w:sz w:val="24"/>
-        </w:rPr>
-        <w:t>ronder ee</w:t>
-      </w:r>
-      <w:r>
-        <w:rPr>
-          <w:u w:val="single" w:color="0000ff"/>
-          <w:rFonts w:ascii="Charis SIL Regular" w:hAnsi="Charis SIL Regular" w:eastAsia="Charis SIL Regular"/>
-          <w:b w:val="0"/>
-          <w:i w:val="0"/>
-          <w:color w:val="000000"/>
-          <w:sz w:val="24"/>
-        </w:rPr>
-        <w:hyperlink r:id="rId30" w:history="1">
-          <w:r>
-            <w:rPr>
-              <w:rStyle w:val="Hyperlink"/>
-            </w:rPr>
             <w:t xml:space="preserve">n zeldzame </w:t>
           </w:r>
         </w:hyperlink>
+      </w:r>
+      <w:r>
+        <w:rPr>
+          <w:rFonts w:ascii="Charis SIL Italic" w:hAnsi="Charis SIL Italic" w:eastAsia="Charis SIL Italic"/>
+          <w:b w:val="0"/>
+          <w:i/>
+          <w:color w:val="000000"/>
+          <w:sz w:val="24"/>
+        </w:rPr>
+        <w:t>k</w:t>
       </w:r>
       <w:r>
         <w:rPr>
@@ -3999,12 +3857,12 @@
           <w:color w:val="000000"/>
           <w:sz w:val="24"/>
         </w:rPr>
-        <w:hyperlink r:id="rId30" w:history="1">
-          <w:r>
-            <w:rPr>
-              <w:rStyle w:val="Hyperlink"/>
-            </w:rPr>
-            <w:t>k</w:t>
+        <w:hyperlink r:id="rId29" w:history="1">
+          <w:r>
+            <w:rPr>
+              <w:rStyle w:val="Hyperlink"/>
+            </w:rPr>
+            <w:t>wakwaba</w:t>
           </w:r>
         </w:hyperlink>
       </w:r>
@@ -4017,21 +3875,146 @@
           <w:color w:val="000000"/>
           <w:sz w:val="24"/>
         </w:rPr>
+        <w:hyperlink r:id="rId29" w:history="1">
+          <w:r>
+            <w:rPr>
+              <w:rStyle w:val="Hyperlink"/>
+            </w:rPr>
+            <w:t>ngi</w:t>
+          </w:r>
+        </w:hyperlink>
+      </w:r>
+      <w:r>
+        <w:rPr>
+          <w:u w:val="single" w:color="0000ff"/>
+          <w:rFonts w:ascii="Charis SIL Regular" w:hAnsi="Charis SIL Regular" w:eastAsia="Charis SIL Regular"/>
+          <w:b w:val="0"/>
+          <w:i w:val="0"/>
+          <w:color w:val="000000"/>
+          <w:sz w:val="24"/>
+        </w:rPr>
+        <w:hyperlink r:id="rId29" w:history="1">
+          <w:r>
+            <w:rPr>
+              <w:rStyle w:val="Hyperlink"/>
+            </w:rPr>
+            <w:t>. C</w:t>
+          </w:r>
+        </w:hyperlink>
+      </w:r>
+      <w:r>
+        <w:rPr>
+          <w:rFonts w:ascii="Charis SIL Regular" w:hAnsi="Charis SIL Regular" w:eastAsia="Charis SIL Regular"/>
+          <w:b w:val="0"/>
+          <w:i w:val="0"/>
+          <w:color w:val="000000"/>
+          <w:sz w:val="24"/>
+        </w:rPr>
+        <w:t xml:space="preserve">onservator Cornelis Marinus </w:t>
+      </w:r>
+      <w:r>
+        <w:rPr>
+          <w:rFonts w:ascii="Charis SIL Regular" w:hAnsi="Charis SIL Regular" w:eastAsia="Charis SIL Regular"/>
+          <w:b w:val="0"/>
+          <w:i w:val="0"/>
+          <w:color w:val="000000"/>
+          <w:sz w:val="24"/>
+        </w:rPr>
+        <w:t xml:space="preserve">Pleyte publiceerde hierover in 1896 </w:t>
+      </w:r>
+      <w:r>
+        <w:rPr>
+          <w:rFonts w:ascii="Charis SIL Regular" w:hAnsi="Charis SIL Regular" w:eastAsia="Charis SIL Regular"/>
+          <w:b w:val="0"/>
+          <w:i w:val="0"/>
+          <w:color w:val="0000FF"/>
+          <w:sz w:val="24"/>
+          <w:u w:val="single"/>
+        </w:rPr>
         <w:hyperlink r:id="rId30" w:history="1">
           <w:r>
             <w:rPr>
               <w:rStyle w:val="Hyperlink"/>
             </w:rPr>
-            <w:t>wakwaba</w:t>
-          </w:r>
-        </w:hyperlink>
+            <w:t>een</w:t>
+          </w:r>
+        </w:hyperlink>
+      </w:r>
+      <w:r>
+        <w:rPr>
+          <w:rFonts w:ascii="Charis SIL Regular" w:hAnsi="Charis SIL Regular" w:eastAsia="Charis SIL Regular"/>
+          <w:b w:val="0"/>
+          <w:i w:val="0"/>
+          <w:color w:val="0000FF"/>
+          <w:sz w:val="24"/>
+          <w:u w:val="single"/>
+        </w:rPr>
+        <w:t xml:space="preserve"> </w:t>
+      </w:r>
+      <w:r>
+        <w:rPr>
+          <w:rFonts w:ascii="Charis SIL Regular" w:hAnsi="Charis SIL Regular" w:eastAsia="Charis SIL Regular"/>
+          <w:b w:val="0"/>
+          <w:i w:val="0"/>
+          <w:color w:val="0000FF"/>
+          <w:sz w:val="24"/>
+          <w:u w:val="single"/>
+        </w:rPr>
+        <w:hyperlink r:id="rId30" w:history="1">
+          <w:r>
+            <w:rPr>
+              <w:rStyle w:val="Hyperlink"/>
+            </w:rPr>
+            <w:t>artikel</w:t>
+          </w:r>
+        </w:hyperlink>
+      </w:r>
+      <w:r>
+        <w:rPr>
+          <w:rFonts w:ascii="Charis SIL Regular" w:hAnsi="Charis SIL Regular" w:eastAsia="Charis SIL Regular"/>
+          <w:b w:val="0"/>
+          <w:i w:val="0"/>
+          <w:color w:val="000000"/>
+          <w:sz w:val="24"/>
+        </w:rPr>
+        <w:t xml:space="preserve"> in het Duitse tijdschrift </w:t>
+      </w:r>
+      <w:r>
+        <w:rPr>
+          <w:rFonts w:ascii="Charis SIL Italic" w:hAnsi="Charis SIL Italic" w:eastAsia="Charis SIL Italic"/>
+          <w:b w:val="0"/>
+          <w:i/>
+          <w:color w:val="000000"/>
+          <w:sz w:val="24"/>
+        </w:rPr>
+        <w:t>Globus</w:t>
+      </w:r>
+      <w:r>
+        <w:rPr>
+          <w:rFonts w:ascii="Charis SIL Regular" w:hAnsi="Charis SIL Regular" w:eastAsia="Charis SIL Regular"/>
+          <w:b w:val="0"/>
+          <w:i w:val="0"/>
+          <w:color w:val="000000"/>
+          <w:sz w:val="24"/>
+        </w:rPr>
+        <w:t xml:space="preserve">. De collectie </w:t>
+      </w:r>
+      <w:r>
+        <w:rPr>
+          <w:rFonts w:ascii="Charis SIL Regular" w:hAnsi="Charis SIL Regular" w:eastAsia="Charis SIL Regular"/>
+          <w:b w:val="0"/>
+          <w:i w:val="0"/>
+          <w:color w:val="000000"/>
+          <w:sz w:val="24"/>
+        </w:rPr>
+        <w:t>van Artis ging in 1921 over naar het</w:t>
       </w:r>
       <w:r>
         <w:rPr>
           <w:u w:val="single" w:color="0000ff"/>
-          <w:rFonts w:ascii="Charis SIL Italic" w:hAnsi="Charis SIL Italic" w:eastAsia="Charis SIL Italic"/>
-          <w:b w:val="0"/>
-          <w:i/>
+          <w:rFonts w:ascii="Charis SIL Regular" w:hAnsi="Charis SIL Regular" w:eastAsia="Charis SIL Regular"/>
+          <w:b w:val="0"/>
+          <w:i w:val="0"/>
           <w:color w:val="000000"/>
           <w:sz w:val="24"/>
         </w:rPr>
@@ -4040,7 +4023,7 @@
             <w:rPr>
               <w:rStyle w:val="Hyperlink"/>
             </w:rPr>
-            <w:t>ngi</w:t>
+            <w:t xml:space="preserve"> in </w:t>
           </w:r>
         </w:hyperlink>
       </w:r>
@@ -4058,29 +4041,47 @@
             <w:rPr>
               <w:rStyle w:val="Hyperlink"/>
             </w:rPr>
-            <w:t>. C</w:t>
-          </w:r>
-        </w:hyperlink>
-      </w:r>
-      <w:r>
-        <w:rPr>
-          <w:rFonts w:ascii="Charis SIL Regular" w:hAnsi="Charis SIL Regular" w:eastAsia="Charis SIL Regular"/>
-          <w:b w:val="0"/>
-          <w:i w:val="0"/>
-          <w:color w:val="000000"/>
-          <w:sz w:val="24"/>
-        </w:rPr>
-        <w:t xml:space="preserve">onservator Cornelis Marinus </w:t>
-      </w:r>
-      <w:r>
-        <w:rPr>
-          <w:rFonts w:ascii="Charis SIL Regular" w:hAnsi="Charis SIL Regular" w:eastAsia="Charis SIL Regular"/>
-          <w:b w:val="0"/>
-          <w:i w:val="0"/>
-          <w:color w:val="000000"/>
-          <w:sz w:val="24"/>
-        </w:rPr>
-        <w:t xml:space="preserve">Pleyte publiceerde hierover in 1896 </w:t>
+            <w:t>1</w:t>
+          </w:r>
+        </w:hyperlink>
+      </w:r>
+      <w:r>
+        <w:rPr>
+          <w:u w:val="single" w:color="0000ff"/>
+          <w:rFonts w:ascii="Charis SIL Regular" w:hAnsi="Charis SIL Regular" w:eastAsia="Charis SIL Regular"/>
+          <w:b w:val="0"/>
+          <w:i w:val="0"/>
+          <w:color w:val="000000"/>
+          <w:sz w:val="24"/>
+        </w:rPr>
+        <w:hyperlink r:id="rId30" w:history="1">
+          <w:r>
+            <w:rPr>
+              <w:rStyle w:val="Hyperlink"/>
+            </w:rPr>
+            <w:t>926 ge</w:t>
+          </w:r>
+        </w:hyperlink>
+      </w:r>
+      <w:r>
+        <w:rPr>
+          <w:rFonts w:ascii="Charis SIL Regular" w:hAnsi="Charis SIL Regular" w:eastAsia="Charis SIL Regular"/>
+          <w:b w:val="0"/>
+          <w:i w:val="0"/>
+          <w:color w:val="000000"/>
+          <w:sz w:val="24"/>
+        </w:rPr>
+        <w:t xml:space="preserve">opende museum van het Koloniaal Instituut, </w:t>
+      </w:r>
+      <w:r>
+        <w:rPr>
+          <w:rFonts w:ascii="Charis SIL Regular" w:hAnsi="Charis SIL Regular" w:eastAsia="Charis SIL Regular"/>
+          <w:b w:val="0"/>
+          <w:i w:val="0"/>
+          <w:color w:val="000000"/>
+          <w:sz w:val="24"/>
+        </w:rPr>
+        <w:t xml:space="preserve">het huidige Wereldmuseum Amsterdam, waar zij herkenbaar is aan de serieletters </w:t>
       </w:r>
       <w:r>
         <w:rPr>
@@ -4096,7 +4097,7 @@
             <w:rPr>
               <w:rStyle w:val="Hyperlink"/>
             </w:rPr>
-            <w:t>een</w:t>
+            <w:t>TM-</w:t>
           </w:r>
         </w:hyperlink>
       </w:r>
@@ -4109,168 +4110,7 @@
           <w:sz w:val="24"/>
           <w:u w:val="single"/>
         </w:rPr>
-        <w:t xml:space="preserve"> </w:t>
-      </w:r>
-      <w:r>
-        <w:rPr>
-          <w:rFonts w:ascii="Charis SIL Regular" w:hAnsi="Charis SIL Regular" w:eastAsia="Charis SIL Regular"/>
-          <w:b w:val="0"/>
-          <w:i w:val="0"/>
-          <w:color w:val="0000FF"/>
-          <w:sz w:val="24"/>
-          <w:u w:val="single"/>
-        </w:rPr>
         <w:hyperlink r:id="rId31" w:history="1">
-          <w:r>
-            <w:rPr>
-              <w:rStyle w:val="Hyperlink"/>
-            </w:rPr>
-            <w:t>artikel</w:t>
-          </w:r>
-        </w:hyperlink>
-      </w:r>
-      <w:r>
-        <w:rPr>
-          <w:rFonts w:ascii="Charis SIL Regular" w:hAnsi="Charis SIL Regular" w:eastAsia="Charis SIL Regular"/>
-          <w:b w:val="0"/>
-          <w:i w:val="0"/>
-          <w:color w:val="000000"/>
-          <w:sz w:val="24"/>
-        </w:rPr>
-        <w:t xml:space="preserve"> in het Duitse tijdschrift </w:t>
-      </w:r>
-      <w:r>
-        <w:rPr>
-          <w:rFonts w:ascii="Charis SIL Italic" w:hAnsi="Charis SIL Italic" w:eastAsia="Charis SIL Italic"/>
-          <w:b w:val="0"/>
-          <w:i/>
-          <w:color w:val="000000"/>
-          <w:sz w:val="24"/>
-        </w:rPr>
-        <w:t>Globus</w:t>
-      </w:r>
-      <w:r>
-        <w:rPr>
-          <w:rFonts w:ascii="Charis SIL Regular" w:hAnsi="Charis SIL Regular" w:eastAsia="Charis SIL Regular"/>
-          <w:b w:val="0"/>
-          <w:i w:val="0"/>
-          <w:color w:val="000000"/>
-          <w:sz w:val="24"/>
-        </w:rPr>
-        <w:t xml:space="preserve">. De collectie </w:t>
-      </w:r>
-      <w:r>
-        <w:rPr>
-          <w:rFonts w:ascii="Charis SIL Regular" w:hAnsi="Charis SIL Regular" w:eastAsia="Charis SIL Regular"/>
-          <w:b w:val="0"/>
-          <w:i w:val="0"/>
-          <w:color w:val="000000"/>
-          <w:sz w:val="24"/>
-        </w:rPr>
-        <w:t>van Artis ging in 1921 over naar het</w:t>
-      </w:r>
-      <w:r>
-        <w:rPr>
-          <w:u w:val="single" w:color="0000ff"/>
-          <w:rFonts w:ascii="Charis SIL Regular" w:hAnsi="Charis SIL Regular" w:eastAsia="Charis SIL Regular"/>
-          <w:b w:val="0"/>
-          <w:i w:val="0"/>
-          <w:color w:val="000000"/>
-          <w:sz w:val="24"/>
-        </w:rPr>
-        <w:hyperlink r:id="rId31" w:history="1">
-          <w:r>
-            <w:rPr>
-              <w:rStyle w:val="Hyperlink"/>
-            </w:rPr>
-            <w:t xml:space="preserve"> in </w:t>
-          </w:r>
-        </w:hyperlink>
-      </w:r>
-      <w:r>
-        <w:rPr>
-          <w:u w:val="single" w:color="0000ff"/>
-          <w:rFonts w:ascii="Charis SIL Regular" w:hAnsi="Charis SIL Regular" w:eastAsia="Charis SIL Regular"/>
-          <w:b w:val="0"/>
-          <w:i w:val="0"/>
-          <w:color w:val="000000"/>
-          <w:sz w:val="24"/>
-        </w:rPr>
-        <w:hyperlink r:id="rId31" w:history="1">
-          <w:r>
-            <w:rPr>
-              <w:rStyle w:val="Hyperlink"/>
-            </w:rPr>
-            <w:t>1</w:t>
-          </w:r>
-        </w:hyperlink>
-      </w:r>
-      <w:r>
-        <w:rPr>
-          <w:u w:val="single" w:color="0000ff"/>
-          <w:rFonts w:ascii="Charis SIL Regular" w:hAnsi="Charis SIL Regular" w:eastAsia="Charis SIL Regular"/>
-          <w:b w:val="0"/>
-          <w:i w:val="0"/>
-          <w:color w:val="000000"/>
-          <w:sz w:val="24"/>
-        </w:rPr>
-        <w:hyperlink r:id="rId31" w:history="1">
-          <w:r>
-            <w:rPr>
-              <w:rStyle w:val="Hyperlink"/>
-            </w:rPr>
-            <w:t>926 ge</w:t>
-          </w:r>
-        </w:hyperlink>
-      </w:r>
-      <w:r>
-        <w:rPr>
-          <w:rFonts w:ascii="Charis SIL Regular" w:hAnsi="Charis SIL Regular" w:eastAsia="Charis SIL Regular"/>
-          <w:b w:val="0"/>
-          <w:i w:val="0"/>
-          <w:color w:val="000000"/>
-          <w:sz w:val="24"/>
-        </w:rPr>
-        <w:t xml:space="preserve">opende museum van het Koloniaal Instituut, </w:t>
-      </w:r>
-      <w:r>
-        <w:rPr>
-          <w:rFonts w:ascii="Charis SIL Regular" w:hAnsi="Charis SIL Regular" w:eastAsia="Charis SIL Regular"/>
-          <w:b w:val="0"/>
-          <w:i w:val="0"/>
-          <w:color w:val="000000"/>
-          <w:sz w:val="24"/>
-        </w:rPr>
-        <w:t xml:space="preserve">het huidige Wereldmuseum Amsterdam, waar zij herkenbaar is aan de serieletters </w:t>
-      </w:r>
-      <w:r>
-        <w:rPr>
-          <w:rFonts w:ascii="Charis SIL Regular" w:hAnsi="Charis SIL Regular" w:eastAsia="Charis SIL Regular"/>
-          <w:b w:val="0"/>
-          <w:i w:val="0"/>
-          <w:color w:val="0000FF"/>
-          <w:sz w:val="24"/>
-          <w:u w:val="single"/>
-        </w:rPr>
-        <w:hyperlink r:id="rId32" w:history="1">
-          <w:r>
-            <w:rPr>
-              <w:rStyle w:val="Hyperlink"/>
-            </w:rPr>
-            <w:t>TM-</w:t>
-          </w:r>
-        </w:hyperlink>
-      </w:r>
-      <w:r>
-        <w:rPr>
-          <w:rFonts w:ascii="Charis SIL Regular" w:hAnsi="Charis SIL Regular" w:eastAsia="Charis SIL Regular"/>
-          <w:b w:val="0"/>
-          <w:i w:val="0"/>
-          <w:color w:val="0000FF"/>
-          <w:sz w:val="24"/>
-          <w:u w:val="single"/>
-        </w:rPr>
-        <w:hyperlink r:id="rId32" w:history="1">
           <w:r>
             <w:rPr>
               <w:rStyle w:val="Hyperlink"/>
@@ -4377,34 +4217,131 @@
           <w:sz w:val="24"/>
           <w:u w:val="single"/>
         </w:rPr>
+        <w:hyperlink r:id="rId32" w:history="1">
+          <w:r>
+            <w:rPr>
+              <w:rStyle w:val="Hyperlink"/>
+            </w:rPr>
+            <w:t>Apatou</w:t>
+          </w:r>
+        </w:hyperlink>
+      </w:r>
+      <w:r>
+        <w:rPr>
+          <w:rFonts w:ascii="Charis SIL Regular" w:hAnsi="Charis SIL Regular" w:eastAsia="Charis SIL Regular"/>
+          <w:b w:val="0"/>
+          <w:i w:val="0"/>
+          <w:color w:val="000000"/>
+          <w:sz w:val="24"/>
+        </w:rPr>
+        <w:t xml:space="preserve"> reisde de Franse arts Jules Crevaux in 1877 </w:t>
+      </w:r>
+      <w:r>
+        <w:rPr>
+          <w:rFonts w:ascii="Charis SIL Regular" w:hAnsi="Charis SIL Regular" w:eastAsia="Charis SIL Regular"/>
+          <w:b w:val="0"/>
+          <w:i w:val="0"/>
+          <w:color w:val="000000"/>
+          <w:sz w:val="24"/>
+        </w:rPr>
+        <w:t>via de bovenlopen van de Marowijne n</w:t>
+      </w:r>
+      <w:r>
+        <w:rPr>
+          <w:u w:val="single" w:color="0000ff"/>
+          <w:rFonts w:ascii="Charis SIL Regular" w:hAnsi="Charis SIL Regular" w:eastAsia="Charis SIL Regular"/>
+          <w:b w:val="0"/>
+          <w:i w:val="0"/>
+          <w:color w:val="000000"/>
+          <w:sz w:val="24"/>
+        </w:rPr>
+        <w:t>a</w:t>
+      </w:r>
+      <w:r>
+        <w:rPr>
+          <w:u w:val="single" w:color="0000ff"/>
+          <w:rFonts w:ascii="Charis SIL Regular" w:hAnsi="Charis SIL Regular" w:eastAsia="Charis SIL Regular"/>
+          <w:b w:val="0"/>
+          <w:i w:val="0"/>
+          <w:color w:val="000000"/>
+          <w:sz w:val="24"/>
+        </w:rPr>
+        <w:hyperlink r:id="rId32" w:history="1">
+          <w:r>
+            <w:rPr>
+              <w:rStyle w:val="Hyperlink"/>
+            </w:rPr>
+            <w:t>ar Belé</w:t>
+          </w:r>
+        </w:hyperlink>
+      </w:r>
+      <w:r>
+        <w:rPr>
+          <w:rFonts w:ascii="Charis SIL Regular" w:hAnsi="Charis SIL Regular" w:eastAsia="Charis SIL Regular"/>
+          <w:b w:val="0"/>
+          <w:i w:val="0"/>
+          <w:color w:val="000000"/>
+          <w:sz w:val="24"/>
+        </w:rPr>
+        <w:t xml:space="preserve">m in Brazilië. Crevaux </w:t>
+      </w:r>
+      <w:r>
+        <w:rPr>
+          <w:rFonts w:ascii="Charis SIL Regular" w:hAnsi="Charis SIL Regular" w:eastAsia="Charis SIL Regular"/>
+          <w:b w:val="0"/>
+          <w:i w:val="0"/>
+          <w:color w:val="0000FF"/>
+          <w:sz w:val="24"/>
+          <w:u w:val="single"/>
+        </w:rPr>
         <w:hyperlink r:id="rId33" w:history="1">
           <w:r>
             <w:rPr>
               <w:rStyle w:val="Hyperlink"/>
             </w:rPr>
-            <w:t>Apatou</w:t>
-          </w:r>
-        </w:hyperlink>
-      </w:r>
-      <w:r>
-        <w:rPr>
-          <w:rFonts w:ascii="Charis SIL Regular" w:hAnsi="Charis SIL Regular" w:eastAsia="Charis SIL Regular"/>
-          <w:b w:val="0"/>
-          <w:i w:val="0"/>
-          <w:color w:val="000000"/>
-          <w:sz w:val="24"/>
-        </w:rPr>
-        <w:t xml:space="preserve"> reisde de Franse arts Jules Crevaux in 1877 </w:t>
-      </w:r>
-      <w:r>
-        <w:rPr>
-          <w:rFonts w:ascii="Charis SIL Regular" w:hAnsi="Charis SIL Regular" w:eastAsia="Charis SIL Regular"/>
-          <w:b w:val="0"/>
-          <w:i w:val="0"/>
-          <w:color w:val="000000"/>
-          <w:sz w:val="24"/>
-        </w:rPr>
-        <w:t>via de bovenlopen van de Marowijne n</w:t>
+            <w:t>schonk</w:t>
+          </w:r>
+        </w:hyperlink>
+      </w:r>
+      <w:r>
+        <w:rPr>
+          <w:rFonts w:ascii="Charis SIL Regular" w:hAnsi="Charis SIL Regular" w:eastAsia="Charis SIL Regular"/>
+          <w:b w:val="0"/>
+          <w:i w:val="0"/>
+          <w:color w:val="000000"/>
+          <w:sz w:val="24"/>
+        </w:rPr>
+        <w:t xml:space="preserve"> de voorwerpen </w:t>
+      </w:r>
+      <w:r>
+        <w:rPr>
+          <w:rFonts w:ascii="Charis SIL Regular" w:hAnsi="Charis SIL Regular" w:eastAsia="Charis SIL Regular"/>
+          <w:b w:val="0"/>
+          <w:i w:val="0"/>
+          <w:color w:val="000000"/>
+          <w:sz w:val="24"/>
+        </w:rPr>
+        <w:t xml:space="preserve">die hij tijdens de reis had verzameld aan het </w:t>
+      </w:r>
+      <w:r>
+        <w:rPr>
+          <w:rFonts w:ascii="Charis SIL Italic" w:hAnsi="Charis SIL Italic" w:eastAsia="Charis SIL Italic"/>
+          <w:b w:val="0"/>
+          <w:i/>
+          <w:color w:val="000000"/>
+          <w:sz w:val="24"/>
+        </w:rPr>
+        <w:t>Musée du Trocadéro</w:t>
+      </w:r>
+      <w:r>
+        <w:rPr>
+          <w:rFonts w:ascii="Charis SIL Regular" w:hAnsi="Charis SIL Regular" w:eastAsia="Charis SIL Regular"/>
+          <w:b w:val="0"/>
+          <w:i w:val="0"/>
+          <w:color w:val="000000"/>
+          <w:sz w:val="24"/>
+        </w:rPr>
+        <w:t xml:space="preserve"> in Pa</w:t>
       </w:r>
       <w:r>
         <w:rPr>
@@ -4415,7 +4352,82 @@
           <w:color w:val="000000"/>
           <w:sz w:val="24"/>
         </w:rPr>
-        <w:t>a</w:t>
+        <w:hyperlink r:id="rId33" w:history="1">
+          <w:r>
+            <w:rPr>
+              <w:rStyle w:val="Hyperlink"/>
+            </w:rPr>
+            <w:t>rijs, ee</w:t>
+          </w:r>
+        </w:hyperlink>
+      </w:r>
+      <w:r>
+        <w:rPr>
+          <w:rFonts w:ascii="Charis SIL Regular" w:hAnsi="Charis SIL Regular" w:eastAsia="Charis SIL Regular"/>
+          <w:b w:val="0"/>
+          <w:i w:val="0"/>
+          <w:color w:val="000000"/>
+          <w:sz w:val="24"/>
+        </w:rPr>
+        <w:t xml:space="preserve">n van de </w:t>
+      </w:r>
+      <w:r>
+        <w:rPr>
+          <w:rFonts w:ascii="Charis SIL Regular" w:hAnsi="Charis SIL Regular" w:eastAsia="Charis SIL Regular"/>
+          <w:b w:val="0"/>
+          <w:i w:val="0"/>
+          <w:color w:val="000000"/>
+          <w:sz w:val="24"/>
+        </w:rPr>
+        <w:t xml:space="preserve">voorlopers van het huidige </w:t>
+      </w:r>
+      <w:r>
+        <w:rPr>
+          <w:rFonts w:ascii="Charis SIL Italic" w:hAnsi="Charis SIL Italic" w:eastAsia="Charis SIL Italic"/>
+          <w:b w:val="0"/>
+          <w:i/>
+          <w:color w:val="000000"/>
+          <w:sz w:val="24"/>
+        </w:rPr>
+        <w:t>Musée du Quai Branly – Jacques Chirac</w:t>
+      </w:r>
+      <w:r>
+        <w:rPr>
+          <w:rFonts w:ascii="Charis SIL Regular" w:hAnsi="Charis SIL Regular" w:eastAsia="Charis SIL Regular"/>
+          <w:b w:val="0"/>
+          <w:i w:val="0"/>
+          <w:color w:val="000000"/>
+          <w:sz w:val="24"/>
+        </w:rPr>
+        <w:t xml:space="preserve">. Hetzelfde gold voor de </w:t>
+      </w:r>
+      <w:r>
+        <w:rPr>
+          <w:rFonts w:ascii="Charis SIL Regular" w:hAnsi="Charis SIL Regular" w:eastAsia="Charis SIL Regular"/>
+          <w:b w:val="0"/>
+          <w:i w:val="0"/>
+          <w:color w:val="0000FF"/>
+          <w:sz w:val="24"/>
+          <w:u w:val="single"/>
+        </w:rPr>
+        <w:hyperlink r:id="rId34" w:history="1">
+          <w:r>
+            <w:rPr>
+              <w:rStyle w:val="Hyperlink"/>
+            </w:rPr>
+            <w:t>objecten</w:t>
+          </w:r>
+        </w:hyperlink>
+      </w:r>
+      <w:r>
+        <w:rPr>
+          <w:rFonts w:ascii="Charis SIL Regular" w:hAnsi="Charis SIL Regular" w:eastAsia="Charis SIL Regular"/>
+          <w:b w:val="0"/>
+          <w:i w:val="0"/>
+          <w:color w:val="000000"/>
+          <w:sz w:val="24"/>
+        </w:rPr>
+        <w:t xml:space="preserve"> die Lucien Fournereau in 1882 langs de Marowijne verzamelde. Voorwerpen uit </w:t>
       </w:r>
       <w:r>
         <w:rPr>
@@ -4426,24 +4438,27 @@
           <w:color w:val="000000"/>
           <w:sz w:val="24"/>
         </w:rPr>
-        <w:hyperlink r:id="rId33" w:history="1">
-          <w:r>
-            <w:rPr>
-              <w:rStyle w:val="Hyperlink"/>
-            </w:rPr>
-            <w:t>ar Belé</w:t>
-          </w:r>
-        </w:hyperlink>
-      </w:r>
-      <w:r>
-        <w:rPr>
-          <w:rFonts w:ascii="Charis SIL Regular" w:hAnsi="Charis SIL Regular" w:eastAsia="Charis SIL Regular"/>
-          <w:b w:val="0"/>
-          <w:i w:val="0"/>
-          <w:color w:val="000000"/>
-          <w:sz w:val="24"/>
-        </w:rPr>
-        <w:t xml:space="preserve">m in Brazilië. Crevaux </w:t>
+        <w:hyperlink r:id="rId34" w:history="1">
+          <w:r>
+            <w:rPr>
+              <w:rStyle w:val="Hyperlink"/>
+            </w:rPr>
+            <w:t>Surinam</w:t>
+          </w:r>
+        </w:hyperlink>
+      </w:r>
+      <w:r>
+        <w:rPr>
+          <w:rFonts w:ascii="Charis SIL Regular" w:hAnsi="Charis SIL Regular" w:eastAsia="Charis SIL Regular"/>
+          <w:b w:val="0"/>
+          <w:i w:val="0"/>
+          <w:color w:val="000000"/>
+          <w:sz w:val="24"/>
+        </w:rPr>
+        <w:t xml:space="preserve">e die waren getoond op de Wereldtentoonstelling van 1878 in Parijs en de </w:t>
+      </w:r>
+      <w:r>
+        <w:br/>
       </w:r>
       <w:r>
         <w:rPr>
@@ -4454,54 +4469,82 @@
           <w:sz w:val="24"/>
           <w:u w:val="single"/>
         </w:rPr>
-        <w:hyperlink r:id="rId34" w:history="1">
-          <w:r>
-            <w:rPr>
-              <w:rStyle w:val="Hyperlink"/>
-            </w:rPr>
-            <w:t>schonk</w:t>
-          </w:r>
-        </w:hyperlink>
-      </w:r>
-      <w:r>
-        <w:rPr>
-          <w:rFonts w:ascii="Charis SIL Regular" w:hAnsi="Charis SIL Regular" w:eastAsia="Charis SIL Regular"/>
-          <w:b w:val="0"/>
-          <w:i w:val="0"/>
-          <w:color w:val="000000"/>
-          <w:sz w:val="24"/>
-        </w:rPr>
-        <w:t xml:space="preserve"> de voorwerpen </w:t>
-      </w:r>
-      <w:r>
-        <w:rPr>
-          <w:rFonts w:ascii="Charis SIL Regular" w:hAnsi="Charis SIL Regular" w:eastAsia="Charis SIL Regular"/>
-          <w:b w:val="0"/>
-          <w:i w:val="0"/>
-          <w:color w:val="000000"/>
-          <w:sz w:val="24"/>
-        </w:rPr>
-        <w:t xml:space="preserve">die hij tijdens de reis had verzameld aan het </w:t>
-      </w:r>
-      <w:r>
-        <w:rPr>
-          <w:rFonts w:ascii="Charis SIL Italic" w:hAnsi="Charis SIL Italic" w:eastAsia="Charis SIL Italic"/>
-          <w:b w:val="0"/>
-          <w:i/>
-          <w:color w:val="000000"/>
-          <w:sz w:val="24"/>
-        </w:rPr>
-        <w:t>Musée du Trocadéro</w:t>
-      </w:r>
-      <w:r>
-        <w:rPr>
-          <w:rFonts w:ascii="Charis SIL Regular" w:hAnsi="Charis SIL Regular" w:eastAsia="Charis SIL Regular"/>
-          <w:b w:val="0"/>
-          <w:i w:val="0"/>
-          <w:color w:val="000000"/>
-          <w:sz w:val="24"/>
-        </w:rPr>
-        <w:t xml:space="preserve"> in Pa</w:t>
+        <w:hyperlink r:id="rId35" w:history="1">
+          <w:r>
+            <w:rPr>
+              <w:rStyle w:val="Hyperlink"/>
+            </w:rPr>
+            <w:t>Wereldtentoonstelling</w:t>
+          </w:r>
+        </w:hyperlink>
+      </w:r>
+      <w:r>
+        <w:rPr>
+          <w:rFonts w:ascii="Charis SIL Regular" w:hAnsi="Charis SIL Regular" w:eastAsia="Charis SIL Regular"/>
+          <w:b w:val="0"/>
+          <w:i w:val="0"/>
+          <w:color w:val="0000FF"/>
+          <w:sz w:val="24"/>
+          <w:u w:val="single"/>
+        </w:rPr>
+        <w:t xml:space="preserve"> </w:t>
+      </w:r>
+      <w:r>
+        <w:rPr>
+          <w:rFonts w:ascii="Charis SIL Regular" w:hAnsi="Charis SIL Regular" w:eastAsia="Charis SIL Regular"/>
+          <w:b w:val="0"/>
+          <w:i w:val="0"/>
+          <w:color w:val="0000FF"/>
+          <w:sz w:val="24"/>
+          <w:u w:val="single"/>
+        </w:rPr>
+        <w:hyperlink r:id="rId35" w:history="1">
+          <w:r>
+            <w:rPr>
+              <w:rStyle w:val="Hyperlink"/>
+            </w:rPr>
+            <w:t>van</w:t>
+          </w:r>
+        </w:hyperlink>
+      </w:r>
+      <w:r>
+        <w:rPr>
+          <w:rFonts w:ascii="Charis SIL Regular" w:hAnsi="Charis SIL Regular" w:eastAsia="Charis SIL Regular"/>
+          <w:b w:val="0"/>
+          <w:i w:val="0"/>
+          <w:color w:val="0000FF"/>
+          <w:sz w:val="24"/>
+          <w:u w:val="single"/>
+        </w:rPr>
+        <w:t xml:space="preserve"> </w:t>
+      </w:r>
+      <w:r>
+        <w:rPr>
+          <w:rFonts w:ascii="Charis SIL Regular" w:hAnsi="Charis SIL Regular" w:eastAsia="Charis SIL Regular"/>
+          <w:b w:val="0"/>
+          <w:i w:val="0"/>
+          <w:color w:val="0000FF"/>
+          <w:sz w:val="24"/>
+          <w:u w:val="single"/>
+        </w:rPr>
+        <w:hyperlink r:id="rId35" w:history="1">
+          <w:r>
+            <w:rPr>
+              <w:rStyle w:val="Hyperlink"/>
+            </w:rPr>
+            <w:t>1883</w:t>
+          </w:r>
+        </w:hyperlink>
+      </w:r>
+      <w:r>
+        <w:rPr>
+          <w:rFonts w:ascii="Charis SIL Regular" w:hAnsi="Charis SIL Regular" w:eastAsia="Charis SIL Regular"/>
+          <w:b w:val="0"/>
+          <w:i w:val="0"/>
+          <w:color w:val="000000"/>
+          <w:sz w:val="24"/>
+        </w:rPr>
+        <w:t xml:space="preserve"> in Amsterdam werden na afloop over verschillende </w:t>
       </w:r>
       <w:r>
         <w:rPr>
@@ -4512,54 +4555,60 @@
           <w:color w:val="000000"/>
           <w:sz w:val="24"/>
         </w:rPr>
-        <w:hyperlink r:id="rId34" w:history="1">
-          <w:r>
-            <w:rPr>
-              <w:rStyle w:val="Hyperlink"/>
-            </w:rPr>
-            <w:t>rijs, ee</w:t>
-          </w:r>
-        </w:hyperlink>
-      </w:r>
-      <w:r>
-        <w:rPr>
-          <w:rFonts w:ascii="Charis SIL Regular" w:hAnsi="Charis SIL Regular" w:eastAsia="Charis SIL Regular"/>
-          <w:b w:val="0"/>
-          <w:i w:val="0"/>
-          <w:color w:val="000000"/>
-          <w:sz w:val="24"/>
-        </w:rPr>
-        <w:t xml:space="preserve">n van de </w:t>
-      </w:r>
-      <w:r>
-        <w:rPr>
-          <w:rFonts w:ascii="Charis SIL Regular" w:hAnsi="Charis SIL Regular" w:eastAsia="Charis SIL Regular"/>
-          <w:b w:val="0"/>
-          <w:i w:val="0"/>
-          <w:color w:val="000000"/>
-          <w:sz w:val="24"/>
-        </w:rPr>
-        <w:t xml:space="preserve">voorlopers van het huidige </w:t>
-      </w:r>
-      <w:r>
-        <w:rPr>
-          <w:rFonts w:ascii="Charis SIL Italic" w:hAnsi="Charis SIL Italic" w:eastAsia="Charis SIL Italic"/>
-          <w:b w:val="0"/>
-          <w:i/>
-          <w:color w:val="000000"/>
-          <w:sz w:val="24"/>
-        </w:rPr>
-        <w:t>Musée du Quai Branly – Jacques Chirac</w:t>
-      </w:r>
-      <w:r>
-        <w:rPr>
-          <w:rFonts w:ascii="Charis SIL Regular" w:hAnsi="Charis SIL Regular" w:eastAsia="Charis SIL Regular"/>
-          <w:b w:val="0"/>
-          <w:i w:val="0"/>
-          <w:color w:val="000000"/>
-          <w:sz w:val="24"/>
-        </w:rPr>
-        <w:t xml:space="preserve">. Hetzelfde gold voor de </w:t>
+        <w:hyperlink r:id="rId35" w:history="1">
+          <w:r>
+            <w:rPr>
+              <w:rStyle w:val="Hyperlink"/>
+            </w:rPr>
+            <w:t xml:space="preserve">volkenkundige musea </w:t>
+          </w:r>
+        </w:hyperlink>
+      </w:r>
+      <w:r>
+        <w:rPr>
+          <w:u w:val="single" w:color="0000ff"/>
+          <w:rFonts w:ascii="Charis SIL Regular" w:hAnsi="Charis SIL Regular" w:eastAsia="Charis SIL Regular"/>
+          <w:b w:val="0"/>
+          <w:i w:val="0"/>
+          <w:color w:val="000000"/>
+          <w:sz w:val="24"/>
+        </w:rPr>
+        <w:hyperlink r:id="rId35" w:history="1">
+          <w:r>
+            <w:rPr>
+              <w:rStyle w:val="Hyperlink"/>
+            </w:rPr>
+            <w:t>verd</w:t>
+          </w:r>
+        </w:hyperlink>
+      </w:r>
+      <w:r>
+        <w:rPr>
+          <w:u w:val="single" w:color="0000ff"/>
+          <w:rFonts w:ascii="Charis SIL Regular" w:hAnsi="Charis SIL Regular" w:eastAsia="Charis SIL Regular"/>
+          <w:b w:val="0"/>
+          <w:i w:val="0"/>
+          <w:color w:val="000000"/>
+          <w:sz w:val="24"/>
+        </w:rPr>
+        <w:hyperlink r:id="rId35" w:history="1">
+          <w:r>
+            <w:rPr>
+              <w:rStyle w:val="Hyperlink"/>
+            </w:rPr>
+            <w:t xml:space="preserve">eeld; </w:t>
+          </w:r>
+        </w:hyperlink>
+      </w:r>
+      <w:r>
+        <w:rPr>
+          <w:rFonts w:ascii="Charis SIL Regular" w:hAnsi="Charis SIL Regular" w:eastAsia="Charis SIL Regular"/>
+          <w:b w:val="0"/>
+          <w:i w:val="0"/>
+          <w:color w:val="000000"/>
+          <w:sz w:val="24"/>
+        </w:rPr>
+        <w:t xml:space="preserve">in Nederland leverde dat onder meer de series </w:t>
       </w:r>
       <w:r>
         <w:rPr>
@@ -4570,55 +4619,24 @@
           <w:sz w:val="24"/>
           <w:u w:val="single"/>
         </w:rPr>
-        <w:hyperlink r:id="rId35" w:history="1">
-          <w:r>
-            <w:rPr>
-              <w:rStyle w:val="Hyperlink"/>
-            </w:rPr>
-            <w:t>objecten</w:t>
-          </w:r>
-        </w:hyperlink>
-      </w:r>
-      <w:r>
-        <w:rPr>
-          <w:rFonts w:ascii="Charis SIL Regular" w:hAnsi="Charis SIL Regular" w:eastAsia="Charis SIL Regular"/>
-          <w:b w:val="0"/>
-          <w:i w:val="0"/>
-          <w:color w:val="000000"/>
-          <w:sz w:val="24"/>
-        </w:rPr>
-        <w:t xml:space="preserve"> die Lucien Fournereau in 1882 langs de Marowijne verzamelde. Voorwerpen uit </w:t>
-      </w:r>
-      <w:r>
-        <w:rPr>
-          <w:u w:val="single" w:color="0000ff"/>
-          <w:rFonts w:ascii="Charis SIL Regular" w:hAnsi="Charis SIL Regular" w:eastAsia="Charis SIL Regular"/>
-          <w:b w:val="0"/>
-          <w:i w:val="0"/>
-          <w:color w:val="000000"/>
-          <w:sz w:val="24"/>
-        </w:rPr>
-        <w:hyperlink r:id="rId35" w:history="1">
-          <w:r>
-            <w:rPr>
-              <w:rStyle w:val="Hyperlink"/>
-            </w:rPr>
-            <w:t>Surinam</w:t>
-          </w:r>
-        </w:hyperlink>
-      </w:r>
-      <w:r>
-        <w:rPr>
-          <w:rFonts w:ascii="Charis SIL Regular" w:hAnsi="Charis SIL Regular" w:eastAsia="Charis SIL Regular"/>
-          <w:b w:val="0"/>
-          <w:i w:val="0"/>
-          <w:color w:val="000000"/>
-          <w:sz w:val="24"/>
-        </w:rPr>
-        <w:t xml:space="preserve">e die waren getoond op de Wereldtentoonstelling van 1878 in Parijs en de </w:t>
-      </w:r>
-      <w:r>
-        <w:br/>
+        <w:hyperlink r:id="rId36" w:history="1">
+          <w:r>
+            <w:rPr>
+              <w:rStyle w:val="Hyperlink"/>
+            </w:rPr>
+            <w:t>RV-300</w:t>
+          </w:r>
+        </w:hyperlink>
+      </w:r>
+      <w:r>
+        <w:rPr>
+          <w:rFonts w:ascii="Charis SIL Regular" w:hAnsi="Charis SIL Regular" w:eastAsia="Charis SIL Regular"/>
+          <w:b w:val="0"/>
+          <w:i w:val="0"/>
+          <w:color w:val="000000"/>
+          <w:sz w:val="24"/>
+        </w:rPr>
+        <w:t xml:space="preserve"> en </w:t>
       </w:r>
       <w:r>
         <w:rPr>
@@ -4629,177 +4647,7 @@
           <w:sz w:val="24"/>
           <w:u w:val="single"/>
         </w:rPr>
-        <w:hyperlink r:id="rId36" w:history="1">
-          <w:r>
-            <w:rPr>
-              <w:rStyle w:val="Hyperlink"/>
-            </w:rPr>
-            <w:t>Wereldtentoonstelling</w:t>
-          </w:r>
-        </w:hyperlink>
-      </w:r>
-      <w:r>
-        <w:rPr>
-          <w:rFonts w:ascii="Charis SIL Regular" w:hAnsi="Charis SIL Regular" w:eastAsia="Charis SIL Regular"/>
-          <w:b w:val="0"/>
-          <w:i w:val="0"/>
-          <w:color w:val="0000FF"/>
-          <w:sz w:val="24"/>
-          <w:u w:val="single"/>
-        </w:rPr>
-        <w:t xml:space="preserve"> </w:t>
-      </w:r>
-      <w:r>
-        <w:rPr>
-          <w:rFonts w:ascii="Charis SIL Regular" w:hAnsi="Charis SIL Regular" w:eastAsia="Charis SIL Regular"/>
-          <w:b w:val="0"/>
-          <w:i w:val="0"/>
-          <w:color w:val="0000FF"/>
-          <w:sz w:val="24"/>
-          <w:u w:val="single"/>
-        </w:rPr>
-        <w:hyperlink r:id="rId36" w:history="1">
-          <w:r>
-            <w:rPr>
-              <w:rStyle w:val="Hyperlink"/>
-            </w:rPr>
-            <w:t>van</w:t>
-          </w:r>
-        </w:hyperlink>
-      </w:r>
-      <w:r>
-        <w:rPr>
-          <w:rFonts w:ascii="Charis SIL Regular" w:hAnsi="Charis SIL Regular" w:eastAsia="Charis SIL Regular"/>
-          <w:b w:val="0"/>
-          <w:i w:val="0"/>
-          <w:color w:val="0000FF"/>
-          <w:sz w:val="24"/>
-          <w:u w:val="single"/>
-        </w:rPr>
-        <w:t xml:space="preserve"> </w:t>
-      </w:r>
-      <w:r>
-        <w:rPr>
-          <w:rFonts w:ascii="Charis SIL Regular" w:hAnsi="Charis SIL Regular" w:eastAsia="Charis SIL Regular"/>
-          <w:b w:val="0"/>
-          <w:i w:val="0"/>
-          <w:color w:val="0000FF"/>
-          <w:sz w:val="24"/>
-          <w:u w:val="single"/>
-        </w:rPr>
-        <w:hyperlink r:id="rId36" w:history="1">
-          <w:r>
-            <w:rPr>
-              <w:rStyle w:val="Hyperlink"/>
-            </w:rPr>
-            <w:t>1883</w:t>
-          </w:r>
-        </w:hyperlink>
-      </w:r>
-      <w:r>
-        <w:rPr>
-          <w:rFonts w:ascii="Charis SIL Regular" w:hAnsi="Charis SIL Regular" w:eastAsia="Charis SIL Regular"/>
-          <w:b w:val="0"/>
-          <w:i w:val="0"/>
-          <w:color w:val="000000"/>
-          <w:sz w:val="24"/>
-        </w:rPr>
-        <w:t xml:space="preserve"> in Amsterdam werden na afloop over verschillende </w:t>
-      </w:r>
-      <w:r>
-        <w:rPr>
-          <w:rFonts w:ascii="Charis SIL Regular" w:hAnsi="Charis SIL Regular" w:eastAsia="Charis SIL Regular"/>
-          <w:b w:val="0"/>
-          <w:i w:val="0"/>
-          <w:color w:val="000000"/>
-          <w:sz w:val="24"/>
-        </w:rPr>
-        <w:t xml:space="preserve">volkenkundige musea </w:t>
-      </w:r>
-      <w:r>
-        <w:rPr>
-          <w:u w:val="single" w:color="0000ff"/>
-          <w:rFonts w:ascii="Charis SIL Regular" w:hAnsi="Charis SIL Regular" w:eastAsia="Charis SIL Regular"/>
-          <w:b w:val="0"/>
-          <w:i w:val="0"/>
-          <w:color w:val="000000"/>
-          <w:sz w:val="24"/>
-        </w:rPr>
-        <w:hyperlink r:id="rId36" w:history="1">
-          <w:r>
-            <w:rPr>
-              <w:rStyle w:val="Hyperlink"/>
-            </w:rPr>
-            <w:t>verd</w:t>
-          </w:r>
-        </w:hyperlink>
-      </w:r>
-      <w:r>
-        <w:rPr>
-          <w:u w:val="single" w:color="0000ff"/>
-          <w:rFonts w:ascii="Charis SIL Regular" w:hAnsi="Charis SIL Regular" w:eastAsia="Charis SIL Regular"/>
-          <w:b w:val="0"/>
-          <w:i w:val="0"/>
-          <w:color w:val="000000"/>
-          <w:sz w:val="24"/>
-        </w:rPr>
-        <w:hyperlink r:id="rId36" w:history="1">
-          <w:r>
-            <w:rPr>
-              <w:rStyle w:val="Hyperlink"/>
-            </w:rPr>
-            <w:t xml:space="preserve">eeld; </w:t>
-          </w:r>
-        </w:hyperlink>
-      </w:r>
-      <w:r>
-        <w:rPr>
-          <w:rFonts w:ascii="Charis SIL Regular" w:hAnsi="Charis SIL Regular" w:eastAsia="Charis SIL Regular"/>
-          <w:b w:val="0"/>
-          <w:i w:val="0"/>
-          <w:color w:val="000000"/>
-          <w:sz w:val="24"/>
-        </w:rPr>
-        <w:t xml:space="preserve">in Nederland leverde dat onder meer de series </w:t>
-      </w:r>
-      <w:r>
-        <w:rPr>
-          <w:rFonts w:ascii="Charis SIL Regular" w:hAnsi="Charis SIL Regular" w:eastAsia="Charis SIL Regular"/>
-          <w:b w:val="0"/>
-          <w:i w:val="0"/>
-          <w:color w:val="0000FF"/>
-          <w:sz w:val="24"/>
-          <w:u w:val="single"/>
-        </w:rPr>
         <w:hyperlink r:id="rId37" w:history="1">
-          <w:r>
-            <w:rPr>
-              <w:rStyle w:val="Hyperlink"/>
-            </w:rPr>
-            <w:t>RV-300</w:t>
-          </w:r>
-        </w:hyperlink>
-      </w:r>
-      <w:r>
-        <w:rPr>
-          <w:rFonts w:ascii="Charis SIL Regular" w:hAnsi="Charis SIL Regular" w:eastAsia="Charis SIL Regular"/>
-          <w:b w:val="0"/>
-          <w:i w:val="0"/>
-          <w:color w:val="000000"/>
-          <w:sz w:val="24"/>
-        </w:rPr>
-        <w:t xml:space="preserve"> en </w:t>
-      </w:r>
-      <w:r>
-        <w:rPr>
-          <w:rFonts w:ascii="Charis SIL Regular" w:hAnsi="Charis SIL Regular" w:eastAsia="Charis SIL Regular"/>
-          <w:b w:val="0"/>
-          <w:i w:val="0"/>
-          <w:color w:val="0000FF"/>
-          <w:sz w:val="24"/>
-          <w:u w:val="single"/>
-        </w:rPr>
-        <w:hyperlink r:id="rId38" w:history="1">
           <w:r>
             <w:rPr>
               <w:rStyle w:val="Hyperlink"/>
@@ -4847,14 +4695,261 @@
           <w:sz w:val="24"/>
           <w:u w:val="single"/>
         </w:rPr>
+        <w:hyperlink r:id="rId38" w:history="1">
+          <w:r>
+            <w:rPr>
+              <w:rStyle w:val="Hyperlink"/>
+            </w:rPr>
+            <w:t>Herman</w:t>
+          </w:r>
+        </w:hyperlink>
+      </w:r>
+      <w:r>
+        <w:rPr>
+          <w:rFonts w:ascii="Charis SIL Regular" w:hAnsi="Charis SIL Regular" w:eastAsia="Charis SIL Regular"/>
+          <w:b w:val="0"/>
+          <w:i w:val="0"/>
+          <w:color w:val="0000FF"/>
+          <w:sz w:val="24"/>
+          <w:u w:val="single"/>
+        </w:rPr>
+        <w:t xml:space="preserve"> </w:t>
+      </w:r>
+      <w:r>
+        <w:rPr>
+          <w:rFonts w:ascii="Charis SIL Regular" w:hAnsi="Charis SIL Regular" w:eastAsia="Charis SIL Regular"/>
+          <w:b w:val="0"/>
+          <w:i w:val="0"/>
+          <w:color w:val="0000FF"/>
+          <w:sz w:val="24"/>
+          <w:u w:val="single"/>
+        </w:rPr>
+        <w:hyperlink r:id="rId38" w:history="1">
+          <w:r>
+            <w:rPr>
+              <w:rStyle w:val="Hyperlink"/>
+            </w:rPr>
+            <w:t>ten</w:t>
+          </w:r>
+        </w:hyperlink>
+      </w:r>
+      <w:r>
+        <w:rPr>
+          <w:rFonts w:ascii="Charis SIL Regular" w:hAnsi="Charis SIL Regular" w:eastAsia="Charis SIL Regular"/>
+          <w:b w:val="0"/>
+          <w:i w:val="0"/>
+          <w:color w:val="0000FF"/>
+          <w:sz w:val="24"/>
+          <w:u w:val="single"/>
+        </w:rPr>
+        <w:t xml:space="preserve"> </w:t>
+      </w:r>
+      <w:r>
+        <w:rPr>
+          <w:rFonts w:ascii="Charis SIL Regular" w:hAnsi="Charis SIL Regular" w:eastAsia="Charis SIL Regular"/>
+          <w:b w:val="0"/>
+          <w:i w:val="0"/>
+          <w:color w:val="0000FF"/>
+          <w:sz w:val="24"/>
+          <w:u w:val="single"/>
+        </w:rPr>
+        <w:hyperlink r:id="rId38" w:history="1">
+          <w:r>
+            <w:rPr>
+              <w:rStyle w:val="Hyperlink"/>
+            </w:rPr>
+            <w:t>Kate</w:t>
+          </w:r>
+        </w:hyperlink>
+      </w:r>
+      <w:r>
+        <w:rPr>
+          <w:rFonts w:ascii="Charis SIL Regular" w:hAnsi="Charis SIL Regular" w:eastAsia="Charis SIL Regular"/>
+          <w:b w:val="0"/>
+          <w:i w:val="0"/>
+          <w:color w:val="000000"/>
+          <w:sz w:val="24"/>
+        </w:rPr>
+        <w:t xml:space="preserve"> in Suriname om voor het Rijks </w:t>
+      </w:r>
+      <w:r>
+        <w:rPr>
+          <w:rFonts w:ascii="Charis SIL Regular" w:hAnsi="Charis SIL Regular" w:eastAsia="Charis SIL Regular"/>
+          <w:b w:val="0"/>
+          <w:i w:val="0"/>
+          <w:color w:val="000000"/>
+          <w:sz w:val="24"/>
+        </w:rPr>
+        <w:t xml:space="preserve">Ethnographisch Museum de verzameling </w:t>
+      </w:r>
+      <w:r>
+        <w:rPr>
+          <w:rFonts w:ascii="Charis SIL Regular" w:hAnsi="Charis SIL Regular" w:eastAsia="Charis SIL Regular"/>
+          <w:b w:val="0"/>
+          <w:i w:val="0"/>
+          <w:color w:val="0000FF"/>
+          <w:sz w:val="24"/>
+          <w:u w:val="single"/>
+        </w:rPr>
+        <w:hyperlink r:id="rId38" w:history="1">
+          <w:r>
+            <w:rPr>
+              <w:rStyle w:val="Hyperlink"/>
+            </w:rPr>
+            <w:t>RV-58</w:t>
+          </w:r>
+        </w:hyperlink>
+      </w:r>
+      <w:r>
+        <w:rPr>
+          <w:rFonts w:ascii="Charis SIL Regular" w:hAnsi="Charis SIL Regular" w:eastAsia="Charis SIL Regular"/>
+          <w:b w:val="0"/>
+          <w:i w:val="0"/>
+          <w:color w:val="0000FF"/>
+          <w:sz w:val="24"/>
+          <w:u w:val="single"/>
+        </w:rPr>
+        <w:hyperlink r:id="rId38" w:history="1">
+          <w:r>
+            <w:rPr>
+              <w:rStyle w:val="Hyperlink"/>
+            </w:rPr>
+            <w:t>1</w:t>
+          </w:r>
+        </w:hyperlink>
+      </w:r>
+      <w:r>
+        <w:rPr>
+          <w:u w:val="single" w:color="0000ff"/>
+          <w:rFonts w:ascii="Charis SIL Regular" w:hAnsi="Charis SIL Regular" w:eastAsia="Charis SIL Regular"/>
+          <w:b w:val="0"/>
+          <w:i w:val="0"/>
+          <w:color w:val="000000"/>
+          <w:sz w:val="24"/>
+        </w:rPr>
+        <w:hyperlink r:id="rId38" w:history="1">
+          <w:r>
+            <w:rPr>
+              <w:rStyle w:val="Hyperlink"/>
+            </w:rPr>
+            <w:t xml:space="preserve"> s</w:t>
+          </w:r>
+        </w:hyperlink>
+      </w:r>
+      <w:r>
+        <w:rPr>
+          <w:u w:val="single" w:color="0000ff"/>
+          <w:rFonts w:ascii="Charis SIL Regular" w:hAnsi="Charis SIL Regular" w:eastAsia="Charis SIL Regular"/>
+          <w:b w:val="0"/>
+          <w:i w:val="0"/>
+          <w:color w:val="000000"/>
+          <w:sz w:val="24"/>
+        </w:rPr>
+        <w:hyperlink r:id="rId38" w:history="1">
+          <w:r>
+            <w:rPr>
+              <w:rStyle w:val="Hyperlink"/>
+            </w:rPr>
+            <w:t>a</w:t>
+          </w:r>
+        </w:hyperlink>
+      </w:r>
+      <w:r>
+        <w:rPr>
+          <w:u w:val="single" w:color="0000ff"/>
+          <w:rFonts w:ascii="Charis SIL Regular" w:hAnsi="Charis SIL Regular" w:eastAsia="Charis SIL Regular"/>
+          <w:b w:val="0"/>
+          <w:i w:val="0"/>
+          <w:color w:val="000000"/>
+          <w:sz w:val="24"/>
+        </w:rPr>
+        <w:hyperlink r:id="rId38" w:history="1">
+          <w:r>
+            <w:rPr>
+              <w:rStyle w:val="Hyperlink"/>
+            </w:rPr>
+            <w:t>men</w:t>
+          </w:r>
+        </w:hyperlink>
+      </w:r>
+      <w:r>
+        <w:rPr>
+          <w:rFonts w:ascii="Charis SIL Regular" w:hAnsi="Charis SIL Regular" w:eastAsia="Charis SIL Regular"/>
+          <w:b w:val="0"/>
+          <w:i w:val="0"/>
+          <w:color w:val="000000"/>
+          <w:sz w:val="24"/>
+        </w:rPr>
+        <w:t xml:space="preserve"> te stellen. In dezelfde periode </w:t>
+      </w:r>
+      <w:r>
+        <w:rPr>
+          <w:rFonts w:ascii="Charis SIL Regular" w:hAnsi="Charis SIL Regular" w:eastAsia="Charis SIL Regular"/>
+          <w:b w:val="0"/>
+          <w:i w:val="0"/>
+          <w:color w:val="000000"/>
+          <w:sz w:val="24"/>
+        </w:rPr>
+        <w:t>verzamelde de Leidse hoogleraar geologi</w:t>
+      </w:r>
+      <w:r>
+        <w:rPr>
+          <w:u w:val="single" w:color="0000ff"/>
+          <w:rFonts w:ascii="Charis SIL Regular" w:hAnsi="Charis SIL Regular" w:eastAsia="Charis SIL Regular"/>
+          <w:b w:val="0"/>
+          <w:i w:val="0"/>
+          <w:color w:val="000000"/>
+          <w:sz w:val="24"/>
+        </w:rPr>
+        <w:t>e</w:t>
+      </w:r>
+      <w:r>
+        <w:rPr>
+          <w:u w:val="single" w:color="0000ff"/>
+          <w:rFonts w:ascii="Charis SIL Regular" w:hAnsi="Charis SIL Regular" w:eastAsia="Charis SIL Regular"/>
+          <w:b w:val="0"/>
+          <w:i w:val="0"/>
+          <w:color w:val="000000"/>
+          <w:sz w:val="24"/>
+        </w:rPr>
         <w:hyperlink r:id="rId39" w:history="1">
           <w:r>
             <w:rPr>
               <w:rStyle w:val="Hyperlink"/>
             </w:rPr>
-            <w:t>Herman</w:t>
-          </w:r>
-        </w:hyperlink>
+            <w:t xml:space="preserve"> Karl M</w:t>
+          </w:r>
+        </w:hyperlink>
+      </w:r>
+      <w:r>
+        <w:rPr>
+          <w:rFonts w:ascii="Charis SIL Regular" w:hAnsi="Charis SIL Regular" w:eastAsia="Charis SIL Regular"/>
+          <w:b w:val="0"/>
+          <w:i w:val="0"/>
+          <w:color w:val="000000"/>
+          <w:sz w:val="24"/>
+        </w:rPr>
+        <w:t xml:space="preserve">artin bij inheemsen en Saamaka; deze </w:t>
+      </w:r>
+      <w:r>
+        <w:rPr>
+          <w:rFonts w:ascii="Charis SIL Regular" w:hAnsi="Charis SIL Regular" w:eastAsia="Charis SIL Regular"/>
+          <w:b w:val="0"/>
+          <w:i w:val="0"/>
+          <w:color w:val="000000"/>
+          <w:sz w:val="24"/>
+        </w:rPr>
+        <w:t xml:space="preserve">collectie zou in 1949 door zijn weduwe Hillegonda Martin-Icke worden geschonken en in het </w:t>
+      </w:r>
+      <w:r>
+        <w:rPr>
+          <w:rFonts w:ascii="Charis SIL Regular" w:hAnsi="Charis SIL Regular" w:eastAsia="Charis SIL Regular"/>
+          <w:b w:val="0"/>
+          <w:i w:val="0"/>
+          <w:color w:val="000000"/>
+          <w:sz w:val="24"/>
+        </w:rPr>
+        <w:t xml:space="preserve">museum worden opgenomen als serie </w:t>
       </w:r>
       <w:r>
         <w:rPr>
@@ -4865,7 +4960,72 @@
           <w:sz w:val="24"/>
           <w:u w:val="single"/>
         </w:rPr>
-        <w:t xml:space="preserve"> </w:t>
+        <w:hyperlink r:id="rId40" w:history="1">
+          <w:r>
+            <w:rPr>
+              <w:rStyle w:val="Hyperlink"/>
+            </w:rPr>
+            <w:t>RV-2777</w:t>
+          </w:r>
+        </w:hyperlink>
+      </w:r>
+      <w:r>
+        <w:rPr>
+          <w:rFonts w:ascii="Charis SIL Regular" w:hAnsi="Charis SIL Regular" w:eastAsia="Charis SIL Regular"/>
+          <w:b w:val="0"/>
+          <w:i w:val="0"/>
+          <w:color w:val="000000"/>
+          <w:sz w:val="24"/>
+        </w:rPr>
+        <w:t xml:space="preserve">. In 1887 gidste Apatou opnieuw een </w:t>
+      </w:r>
+      <w:r>
+        <w:rPr>
+          <w:rFonts w:ascii="Charis SIL Regular" w:hAnsi="Charis SIL Regular" w:eastAsia="Charis SIL Regular"/>
+          <w:b w:val="0"/>
+          <w:i w:val="0"/>
+          <w:color w:val="000000"/>
+          <w:sz w:val="24"/>
+        </w:rPr>
+        <w:t>Fransman, namelijk geograaf en kolon</w:t>
+      </w:r>
+      <w:r>
+        <w:rPr>
+          <w:u w:val="single" w:color="0000ff"/>
+          <w:rFonts w:ascii="Charis SIL Regular" w:hAnsi="Charis SIL Regular" w:eastAsia="Charis SIL Regular"/>
+          <w:b w:val="0"/>
+          <w:i w:val="0"/>
+          <w:color w:val="000000"/>
+          <w:sz w:val="24"/>
+        </w:rPr>
+        <w:hyperlink r:id="rId40" w:history="1">
+          <w:r>
+            <w:rPr>
+              <w:rStyle w:val="Hyperlink"/>
+            </w:rPr>
+            <w:t>iaal amb</w:t>
+          </w:r>
+        </w:hyperlink>
+      </w:r>
+      <w:r>
+        <w:rPr>
+          <w:rFonts w:ascii="Charis SIL Regular" w:hAnsi="Charis SIL Regular" w:eastAsia="Charis SIL Regular"/>
+          <w:b w:val="0"/>
+          <w:i w:val="0"/>
+          <w:color w:val="000000"/>
+          <w:sz w:val="24"/>
+        </w:rPr>
+        <w:t xml:space="preserve">tenaar Henri Coudreau, langs de bovenlopen </w:t>
+      </w:r>
+      <w:r>
+        <w:rPr>
+          <w:rFonts w:ascii="Charis SIL Regular" w:hAnsi="Charis SIL Regular" w:eastAsia="Charis SIL Regular"/>
+          <w:b w:val="0"/>
+          <w:i w:val="0"/>
+          <w:color w:val="000000"/>
+          <w:sz w:val="24"/>
+        </w:rPr>
+        <w:t xml:space="preserve">van de Marowijne. Ook diens verzameling werd </w:t>
       </w:r>
       <w:r>
         <w:rPr>
@@ -4876,337 +5036,7 @@
           <w:sz w:val="24"/>
           <w:u w:val="single"/>
         </w:rPr>
-        <w:hyperlink r:id="rId39" w:history="1">
-          <w:r>
-            <w:rPr>
-              <w:rStyle w:val="Hyperlink"/>
-            </w:rPr>
-            <w:t>ten</w:t>
-          </w:r>
-        </w:hyperlink>
-      </w:r>
-      <w:r>
-        <w:rPr>
-          <w:rFonts w:ascii="Charis SIL Regular" w:hAnsi="Charis SIL Regular" w:eastAsia="Charis SIL Regular"/>
-          <w:b w:val="0"/>
-          <w:i w:val="0"/>
-          <w:color w:val="0000FF"/>
-          <w:sz w:val="24"/>
-          <w:u w:val="single"/>
-        </w:rPr>
-        <w:t xml:space="preserve"> </w:t>
-      </w:r>
-      <w:r>
-        <w:rPr>
-          <w:rFonts w:ascii="Charis SIL Regular" w:hAnsi="Charis SIL Regular" w:eastAsia="Charis SIL Regular"/>
-          <w:b w:val="0"/>
-          <w:i w:val="0"/>
-          <w:color w:val="0000FF"/>
-          <w:sz w:val="24"/>
-          <w:u w:val="single"/>
-        </w:rPr>
-        <w:hyperlink r:id="rId39" w:history="1">
-          <w:r>
-            <w:rPr>
-              <w:rStyle w:val="Hyperlink"/>
-            </w:rPr>
-            <w:t>Kate</w:t>
-          </w:r>
-        </w:hyperlink>
-      </w:r>
-      <w:r>
-        <w:rPr>
-          <w:rFonts w:ascii="Charis SIL Regular" w:hAnsi="Charis SIL Regular" w:eastAsia="Charis SIL Regular"/>
-          <w:b w:val="0"/>
-          <w:i w:val="0"/>
-          <w:color w:val="000000"/>
-          <w:sz w:val="24"/>
-        </w:rPr>
-        <w:t xml:space="preserve"> in Suriname om voor het Rijks </w:t>
-      </w:r>
-      <w:r>
-        <w:rPr>
-          <w:rFonts w:ascii="Charis SIL Regular" w:hAnsi="Charis SIL Regular" w:eastAsia="Charis SIL Regular"/>
-          <w:b w:val="0"/>
-          <w:i w:val="0"/>
-          <w:color w:val="000000"/>
-          <w:sz w:val="24"/>
-        </w:rPr>
-        <w:t>Ethnographisch Museum de verzamelin</w:t>
-      </w:r>
-      <w:r>
-        <w:rPr>
-          <w:u w:val="single" w:color="0000ff"/>
-          <w:rFonts w:ascii="Charis SIL Regular" w:hAnsi="Charis SIL Regular" w:eastAsia="Charis SIL Regular"/>
-          <w:b w:val="0"/>
-          <w:i w:val="0"/>
-          <w:color w:val="000000"/>
-          <w:sz w:val="24"/>
-        </w:rPr>
-        <w:hyperlink r:id="rId39" w:history="1">
-          <w:r>
-            <w:rPr>
-              <w:rStyle w:val="Hyperlink"/>
-            </w:rPr>
-            <w:t xml:space="preserve">g </w:t>
-          </w:r>
-        </w:hyperlink>
-      </w:r>
-      <w:r>
-        <w:rPr>
-          <w:rFonts w:ascii="Charis SIL Regular" w:hAnsi="Charis SIL Regular" w:eastAsia="Charis SIL Regular"/>
-          <w:b w:val="0"/>
-          <w:i w:val="0"/>
-          <w:color w:val="0000FF"/>
-          <w:sz w:val="24"/>
-          <w:u w:val="single"/>
-        </w:rPr>
-        <w:hyperlink r:id="rId39" w:history="1">
-          <w:r>
-            <w:rPr>
-              <w:rStyle w:val="Hyperlink"/>
-            </w:rPr>
-            <w:t>RV-58</w:t>
-          </w:r>
-        </w:hyperlink>
-      </w:r>
-      <w:r>
-        <w:rPr>
-          <w:rFonts w:ascii="Charis SIL Regular" w:hAnsi="Charis SIL Regular" w:eastAsia="Charis SIL Regular"/>
-          <w:b w:val="0"/>
-          <w:i w:val="0"/>
-          <w:color w:val="0000FF"/>
-          <w:sz w:val="24"/>
-          <w:u w:val="single"/>
-        </w:rPr>
-        <w:hyperlink r:id="rId39" w:history="1">
-          <w:r>
-            <w:rPr>
-              <w:rStyle w:val="Hyperlink"/>
-            </w:rPr>
-            <w:t>1</w:t>
-          </w:r>
-        </w:hyperlink>
-      </w:r>
-      <w:r>
-        <w:rPr>
-          <w:u w:val="single" w:color="0000ff"/>
-          <w:rFonts w:ascii="Charis SIL Regular" w:hAnsi="Charis SIL Regular" w:eastAsia="Charis SIL Regular"/>
-          <w:b w:val="0"/>
-          <w:i w:val="0"/>
-          <w:color w:val="000000"/>
-          <w:sz w:val="24"/>
-        </w:rPr>
-        <w:hyperlink r:id="rId39" w:history="1">
-          <w:r>
-            <w:rPr>
-              <w:rStyle w:val="Hyperlink"/>
-            </w:rPr>
-            <w:t xml:space="preserve"> s</w:t>
-          </w:r>
-        </w:hyperlink>
-      </w:r>
-      <w:r>
-        <w:rPr>
-          <w:u w:val="single" w:color="0000ff"/>
-          <w:rFonts w:ascii="Charis SIL Regular" w:hAnsi="Charis SIL Regular" w:eastAsia="Charis SIL Regular"/>
-          <w:b w:val="0"/>
-          <w:i w:val="0"/>
-          <w:color w:val="000000"/>
-          <w:sz w:val="24"/>
-        </w:rPr>
-        <w:hyperlink r:id="rId39" w:history="1">
-          <w:r>
-            <w:rPr>
-              <w:rStyle w:val="Hyperlink"/>
-            </w:rPr>
-            <w:t>a</w:t>
-          </w:r>
-        </w:hyperlink>
-      </w:r>
-      <w:r>
-        <w:rPr>
-          <w:u w:val="single" w:color="0000ff"/>
-          <w:rFonts w:ascii="Charis SIL Regular" w:hAnsi="Charis SIL Regular" w:eastAsia="Charis SIL Regular"/>
-          <w:b w:val="0"/>
-          <w:i w:val="0"/>
-          <w:color w:val="000000"/>
-          <w:sz w:val="24"/>
-        </w:rPr>
-        <w:hyperlink r:id="rId39" w:history="1">
-          <w:r>
-            <w:rPr>
-              <w:rStyle w:val="Hyperlink"/>
-            </w:rPr>
-            <w:t>men</w:t>
-          </w:r>
-        </w:hyperlink>
-      </w:r>
-      <w:r>
-        <w:rPr>
-          <w:rFonts w:ascii="Charis SIL Regular" w:hAnsi="Charis SIL Regular" w:eastAsia="Charis SIL Regular"/>
-          <w:b w:val="0"/>
-          <w:i w:val="0"/>
-          <w:color w:val="000000"/>
-          <w:sz w:val="24"/>
-        </w:rPr>
-        <w:t xml:space="preserve"> te stellen. In dezelfde periode </w:t>
-      </w:r>
-      <w:r>
-        <w:rPr>
-          <w:rFonts w:ascii="Charis SIL Regular" w:hAnsi="Charis SIL Regular" w:eastAsia="Charis SIL Regular"/>
-          <w:b w:val="0"/>
-          <w:i w:val="0"/>
-          <w:color w:val="000000"/>
-          <w:sz w:val="24"/>
-        </w:rPr>
-        <w:t>verzamelde de Leidse hoogleraar geologi</w:t>
-      </w:r>
-      <w:r>
-        <w:rPr>
-          <w:u w:val="single" w:color="0000ff"/>
-          <w:rFonts w:ascii="Charis SIL Regular" w:hAnsi="Charis SIL Regular" w:eastAsia="Charis SIL Regular"/>
-          <w:b w:val="0"/>
-          <w:i w:val="0"/>
-          <w:color w:val="000000"/>
-          <w:sz w:val="24"/>
-        </w:rPr>
-        <w:t>e</w:t>
-      </w:r>
-      <w:r>
-        <w:rPr>
-          <w:u w:val="single" w:color="0000ff"/>
-          <w:rFonts w:ascii="Charis SIL Regular" w:hAnsi="Charis SIL Regular" w:eastAsia="Charis SIL Regular"/>
-          <w:b w:val="0"/>
-          <w:i w:val="0"/>
-          <w:color w:val="000000"/>
-          <w:sz w:val="24"/>
-        </w:rPr>
-        <w:hyperlink r:id="rId40" w:history="1">
-          <w:r>
-            <w:rPr>
-              <w:rStyle w:val="Hyperlink"/>
-            </w:rPr>
-            <w:t xml:space="preserve"> Karl M</w:t>
-          </w:r>
-        </w:hyperlink>
-      </w:r>
-      <w:r>
-        <w:rPr>
-          <w:rFonts w:ascii="Charis SIL Regular" w:hAnsi="Charis SIL Regular" w:eastAsia="Charis SIL Regular"/>
-          <w:b w:val="0"/>
-          <w:i w:val="0"/>
-          <w:color w:val="000000"/>
-          <w:sz w:val="24"/>
-        </w:rPr>
-        <w:t xml:space="preserve">artin bij inheemsen en Saamaka; deze </w:t>
-      </w:r>
-      <w:r>
-        <w:rPr>
-          <w:rFonts w:ascii="Charis SIL Regular" w:hAnsi="Charis SIL Regular" w:eastAsia="Charis SIL Regular"/>
-          <w:b w:val="0"/>
-          <w:i w:val="0"/>
-          <w:color w:val="000000"/>
-          <w:sz w:val="24"/>
-        </w:rPr>
-        <w:t xml:space="preserve">collectie zou in 1949 door zijn weduwe Hillegonda Martin-Icke worden geschonken en in het </w:t>
-      </w:r>
-      <w:r>
-        <w:rPr>
-          <w:rFonts w:ascii="Charis SIL Regular" w:hAnsi="Charis SIL Regular" w:eastAsia="Charis SIL Regular"/>
-          <w:b w:val="0"/>
-          <w:i w:val="0"/>
-          <w:color w:val="000000"/>
-          <w:sz w:val="24"/>
-        </w:rPr>
-        <w:t xml:space="preserve">museum worden opgenomen als serie </w:t>
-      </w:r>
-      <w:r>
-        <w:rPr>
-          <w:rFonts w:ascii="Charis SIL Regular" w:hAnsi="Charis SIL Regular" w:eastAsia="Charis SIL Regular"/>
-          <w:b w:val="0"/>
-          <w:i w:val="0"/>
-          <w:color w:val="0000FF"/>
-          <w:sz w:val="24"/>
-          <w:u w:val="single"/>
-        </w:rPr>
         <w:hyperlink r:id="rId41" w:history="1">
-          <w:r>
-            <w:rPr>
-              <w:rStyle w:val="Hyperlink"/>
-            </w:rPr>
-            <w:t>RV-2777</w:t>
-          </w:r>
-        </w:hyperlink>
-      </w:r>
-      <w:r>
-        <w:rPr>
-          <w:rFonts w:ascii="Charis SIL Regular" w:hAnsi="Charis SIL Regular" w:eastAsia="Charis SIL Regular"/>
-          <w:b w:val="0"/>
-          <w:i w:val="0"/>
-          <w:color w:val="000000"/>
-          <w:sz w:val="24"/>
-        </w:rPr>
-        <w:t xml:space="preserve">. In 1887 gidste Apatou opnieuw een </w:t>
-      </w:r>
-      <w:r>
-        <w:rPr>
-          <w:rFonts w:ascii="Charis SIL Regular" w:hAnsi="Charis SIL Regular" w:eastAsia="Charis SIL Regular"/>
-          <w:b w:val="0"/>
-          <w:i w:val="0"/>
-          <w:color w:val="000000"/>
-          <w:sz w:val="24"/>
-        </w:rPr>
-        <w:t>Fransman, namelijk geograaf en kolon</w:t>
-      </w:r>
-      <w:r>
-        <w:rPr>
-          <w:u w:val="single" w:color="0000ff"/>
-          <w:rFonts w:ascii="Charis SIL Regular" w:hAnsi="Charis SIL Regular" w:eastAsia="Charis SIL Regular"/>
-          <w:b w:val="0"/>
-          <w:i w:val="0"/>
-          <w:color w:val="000000"/>
-          <w:sz w:val="24"/>
-        </w:rPr>
-        <w:hyperlink r:id="rId41" w:history="1">
-          <w:r>
-            <w:rPr>
-              <w:rStyle w:val="Hyperlink"/>
-            </w:rPr>
-            <w:t>iaal amb</w:t>
-          </w:r>
-        </w:hyperlink>
-      </w:r>
-      <w:r>
-        <w:rPr>
-          <w:rFonts w:ascii="Charis SIL Regular" w:hAnsi="Charis SIL Regular" w:eastAsia="Charis SIL Regular"/>
-          <w:b w:val="0"/>
-          <w:i w:val="0"/>
-          <w:color w:val="000000"/>
-          <w:sz w:val="24"/>
-        </w:rPr>
-        <w:t xml:space="preserve">tenaar Henri Coudreau, langs de bovenlopen </w:t>
-      </w:r>
-      <w:r>
-        <w:rPr>
-          <w:rFonts w:ascii="Charis SIL Regular" w:hAnsi="Charis SIL Regular" w:eastAsia="Charis SIL Regular"/>
-          <w:b w:val="0"/>
-          <w:i w:val="0"/>
-          <w:color w:val="000000"/>
-          <w:sz w:val="24"/>
-        </w:rPr>
-        <w:t xml:space="preserve">van de Marowijne. Ook diens verzameling werd </w:t>
-      </w:r>
-      <w:r>
-        <w:rPr>
-          <w:rFonts w:ascii="Charis SIL Regular" w:hAnsi="Charis SIL Regular" w:eastAsia="Charis SIL Regular"/>
-          <w:b w:val="0"/>
-          <w:i w:val="0"/>
-          <w:color w:val="0000FF"/>
-          <w:sz w:val="24"/>
-          <w:u w:val="single"/>
-        </w:rPr>
-        <w:hyperlink r:id="rId42" w:history="1">
           <w:r>
             <w:rPr>
               <w:rStyle w:val="Hyperlink"/>
@@ -5274,7 +5104,7 @@
           <w:sz w:val="24"/>
           <w:u w:val="single"/>
         </w:rPr>
-        <w:hyperlink r:id="rId43" w:history="1">
+        <w:hyperlink r:id="rId42" w:history="1">
           <w:r>
             <w:rPr>
               <w:rStyle w:val="Hyperlink"/>
@@ -5303,7 +5133,7 @@
           <w:sz w:val="24"/>
           <w:u w:val="single"/>
         </w:rPr>
-        <w:hyperlink r:id="rId43" w:history="1">
+        <w:hyperlink r:id="rId42" w:history="1">
           <w:r>
             <w:rPr>
               <w:rStyle w:val="Hyperlink"/>
@@ -5332,7 +5162,7 @@
           <w:sz w:val="24"/>
           <w:u w:val="single"/>
         </w:rPr>
-        <w:hyperlink r:id="rId43" w:history="1">
+        <w:hyperlink r:id="rId42" w:history="1">
           <w:r>
             <w:rPr>
               <w:rStyle w:val="Hyperlink"/>
@@ -5359,34 +5189,63 @@
           <w:color w:val="000000"/>
           <w:sz w:val="24"/>
         </w:rPr>
+        <w:hyperlink r:id="rId41" w:history="1">
+          <w:r>
+            <w:rPr>
+              <w:rStyle w:val="Hyperlink"/>
+            </w:rPr>
+            <w:t>ameling etnog</w:t>
+          </w:r>
+        </w:hyperlink>
+      </w:r>
+      <w:r>
+        <w:rPr>
+          <w:rFonts w:ascii="Charis SIL Regular" w:hAnsi="Charis SIL Regular" w:eastAsia="Charis SIL Regular"/>
+          <w:b w:val="0"/>
+          <w:i w:val="0"/>
+          <w:color w:val="000000"/>
+          <w:sz w:val="24"/>
+        </w:rPr>
+        <w:t xml:space="preserve">rafische voorwerpen uit </w:t>
+      </w:r>
+      <w:r>
+        <w:rPr>
+          <w:rFonts w:ascii="Charis SIL Regular" w:hAnsi="Charis SIL Regular" w:eastAsia="Charis SIL Regular"/>
+          <w:b w:val="0"/>
+          <w:i w:val="0"/>
+          <w:color w:val="000000"/>
+          <w:sz w:val="24"/>
+        </w:rPr>
+        <w:t>Suriname</w:t>
+      </w:r>
+      <w:r>
+        <w:rPr>
+          <w:u w:val="single" w:color="0000ff"/>
+          <w:rFonts w:ascii="Charis SIL Regular" w:hAnsi="Charis SIL Regular" w:eastAsia="Charis SIL Regular"/>
+          <w:b w:val="0"/>
+          <w:i w:val="0"/>
+          <w:color w:val="000000"/>
+          <w:sz w:val="24"/>
+        </w:rPr>
+        <w:t xml:space="preserve"> </w:t>
+      </w:r>
+      <w:r>
+        <w:rPr>
+          <w:u w:val="single" w:color="0000ff"/>
+          <w:rFonts w:ascii="Charis SIL Regular" w:hAnsi="Charis SIL Regular" w:eastAsia="Charis SIL Regular"/>
+          <w:b w:val="0"/>
+          <w:i w:val="0"/>
+          <w:color w:val="000000"/>
+          <w:sz w:val="24"/>
+        </w:rPr>
         <w:hyperlink r:id="rId42" w:history="1">
           <w:r>
             <w:rPr>
               <w:rStyle w:val="Hyperlink"/>
             </w:rPr>
-            <w:t>ameling etnog</w:t>
-          </w:r>
-        </w:hyperlink>
-      </w:r>
-      <w:r>
-        <w:rPr>
-          <w:rFonts w:ascii="Charis SIL Regular" w:hAnsi="Charis SIL Regular" w:eastAsia="Charis SIL Regular"/>
-          <w:b w:val="0"/>
-          <w:i w:val="0"/>
-          <w:color w:val="000000"/>
-          <w:sz w:val="24"/>
-        </w:rPr>
-        <w:t xml:space="preserve">rafische voorwerpen uit </w:t>
-      </w:r>
-      <w:r>
-        <w:rPr>
-          <w:rFonts w:ascii="Charis SIL Regular" w:hAnsi="Charis SIL Regular" w:eastAsia="Charis SIL Regular"/>
-          <w:b w:val="0"/>
-          <w:i w:val="0"/>
-          <w:color w:val="000000"/>
-          <w:sz w:val="24"/>
-        </w:rPr>
-        <w:t>Suriname</w:t>
+            <w:t>over</w:t>
+          </w:r>
+        </w:hyperlink>
       </w:r>
       <w:r>
         <w:rPr>
@@ -5408,12 +5267,12 @@
           <w:color w:val="000000"/>
           <w:sz w:val="24"/>
         </w:rPr>
-        <w:hyperlink r:id="rId43" w:history="1">
-          <w:r>
-            <w:rPr>
-              <w:rStyle w:val="Hyperlink"/>
-            </w:rPr>
-            <w:t>over</w:t>
+        <w:hyperlink r:id="rId42" w:history="1">
+          <w:r>
+            <w:rPr>
+              <w:rStyle w:val="Hyperlink"/>
+            </w:rPr>
+            <w:t>aa</w:t>
           </w:r>
         </w:hyperlink>
       </w:r>
@@ -5426,7 +5285,14 @@
           <w:color w:val="000000"/>
           <w:sz w:val="24"/>
         </w:rPr>
-        <w:t xml:space="preserve"> </w:t>
+        <w:hyperlink r:id="rId42" w:history="1">
+          <w:r>
+            <w:rPr>
+              <w:rStyle w:val="Hyperlink"/>
+            </w:rPr>
+            <w:t>n</w:t>
+          </w:r>
+        </w:hyperlink>
       </w:r>
       <w:r>
         <w:rPr>
@@ -5437,43 +5303,7 @@
           <w:color w:val="000000"/>
           <w:sz w:val="24"/>
         </w:rPr>
-        <w:hyperlink r:id="rId43" w:history="1">
-          <w:r>
-            <w:rPr>
-              <w:rStyle w:val="Hyperlink"/>
-            </w:rPr>
-            <w:t>aa</w:t>
-          </w:r>
-        </w:hyperlink>
-      </w:r>
-      <w:r>
-        <w:rPr>
-          <w:u w:val="single" w:color="0000ff"/>
-          <w:rFonts w:ascii="Charis SIL Regular" w:hAnsi="Charis SIL Regular" w:eastAsia="Charis SIL Regular"/>
-          <w:b w:val="0"/>
-          <w:i w:val="0"/>
-          <w:color w:val="000000"/>
-          <w:sz w:val="24"/>
-        </w:rPr>
-        <w:hyperlink r:id="rId43" w:history="1">
-          <w:r>
-            <w:rPr>
-              <w:rStyle w:val="Hyperlink"/>
-            </w:rPr>
-            <w:t>n</w:t>
-          </w:r>
-        </w:hyperlink>
-      </w:r>
-      <w:r>
-        <w:rPr>
-          <w:u w:val="single" w:color="0000ff"/>
-          <w:rFonts w:ascii="Charis SIL Regular" w:hAnsi="Charis SIL Regular" w:eastAsia="Charis SIL Regular"/>
-          <w:b w:val="0"/>
-          <w:i w:val="0"/>
-          <w:color w:val="000000"/>
-          <w:sz w:val="24"/>
-        </w:rPr>
-        <w:hyperlink r:id="rId43" w:history="1">
+        <w:hyperlink r:id="rId42" w:history="1">
           <w:r>
             <w:rPr>
               <w:rStyle w:val="Hyperlink"/>
@@ -5491,7 +5321,7 @@
           <w:color w:val="000000"/>
           <w:sz w:val="24"/>
         </w:rPr>
-        <w:hyperlink r:id="rId43" w:history="1">
+        <w:hyperlink r:id="rId42" w:history="1">
           <w:r>
             <w:rPr>
               <w:rStyle w:val="Hyperlink"/>
@@ -5549,14 +5379,74 @@
           <w:sz w:val="24"/>
           <w:u w:val="single"/>
         </w:rPr>
+        <w:hyperlink r:id="rId43" w:history="1">
+          <w:r>
+            <w:rPr>
+              <w:rStyle w:val="Hyperlink"/>
+            </w:rPr>
+            <w:t>Wilhelm</w:t>
+          </w:r>
+        </w:hyperlink>
+      </w:r>
+      <w:r>
+        <w:rPr>
+          <w:rFonts w:ascii="Charis SIL Regular" w:hAnsi="Charis SIL Regular" w:eastAsia="Charis SIL Regular"/>
+          <w:b w:val="0"/>
+          <w:i w:val="0"/>
+          <w:color w:val="0000FF"/>
+          <w:sz w:val="24"/>
+          <w:u w:val="single"/>
+        </w:rPr>
+        <w:t xml:space="preserve"> </w:t>
+      </w:r>
+      <w:r>
+        <w:rPr>
+          <w:rFonts w:ascii="Charis SIL Regular" w:hAnsi="Charis SIL Regular" w:eastAsia="Charis SIL Regular"/>
+          <w:b w:val="0"/>
+          <w:i w:val="0"/>
+          <w:color w:val="0000FF"/>
+          <w:sz w:val="24"/>
+          <w:u w:val="single"/>
+        </w:rPr>
+        <w:hyperlink r:id="rId43" w:history="1">
+          <w:r>
+            <w:rPr>
+              <w:rStyle w:val="Hyperlink"/>
+            </w:rPr>
+            <w:t>Joest</w:t>
+          </w:r>
+        </w:hyperlink>
+      </w:r>
+      <w:r>
+        <w:rPr>
+          <w:rFonts w:ascii="Charis SIL Regular" w:hAnsi="Charis SIL Regular" w:eastAsia="Charis SIL Regular"/>
+          <w:b w:val="0"/>
+          <w:i w:val="0"/>
+          <w:color w:val="000000"/>
+          <w:sz w:val="24"/>
+        </w:rPr>
+        <w:t xml:space="preserve"> en de Zweedse </w:t>
+      </w:r>
+      <w:r>
+        <w:rPr>
+          <w:rFonts w:ascii="Charis SIL Regular" w:hAnsi="Charis SIL Regular" w:eastAsia="Charis SIL Regular"/>
+          <w:b w:val="0"/>
+          <w:i w:val="0"/>
+          <w:color w:val="0000FF"/>
+          <w:sz w:val="24"/>
+          <w:u w:val="single"/>
+        </w:rPr>
         <w:hyperlink r:id="rId44" w:history="1">
           <w:r>
             <w:rPr>
               <w:rStyle w:val="Hyperlink"/>
             </w:rPr>
-            <w:t>Wilhelm</w:t>
-          </w:r>
-        </w:hyperlink>
+            <w:t xml:space="preserve">Axel </w:t>
+          </w:r>
+        </w:hyperlink>
+      </w:r>
+      <w:r>
+        <w:br/>
       </w:r>
       <w:r>
         <w:rPr>
@@ -5567,87 +5457,38 @@
           <w:sz w:val="24"/>
           <w:u w:val="single"/>
         </w:rPr>
+        <w:hyperlink r:id="rId44" w:history="1">
+          <w:r>
+            <w:rPr>
+              <w:rStyle w:val="Hyperlink"/>
+            </w:rPr>
+            <w:t>Klinckowström</w:t>
+          </w:r>
+        </w:hyperlink>
+      </w:r>
+      <w:r>
+        <w:rPr>
+          <w:rFonts w:ascii="Charis SIL Regular" w:hAnsi="Charis SIL Regular" w:eastAsia="Charis SIL Regular"/>
+          <w:b w:val="0"/>
+          <w:i w:val="0"/>
+          <w:color w:val="000000"/>
+          <w:sz w:val="24"/>
+        </w:rPr>
+        <w:t xml:space="preserve"> resulteerden in schenkingen</w:t>
+      </w:r>
+      <w:r>
+        <w:rPr>
+          <w:u w:val="single" w:color="0000ff"/>
+          <w:rFonts w:ascii="Charis SIL Regular" w:hAnsi="Charis SIL Regular" w:eastAsia="Charis SIL Regular"/>
+          <w:b w:val="0"/>
+          <w:i w:val="0"/>
+          <w:color w:val="000000"/>
+          <w:sz w:val="24"/>
+        </w:rPr>
         <w:t xml:space="preserve"> </w:t>
       </w:r>
       <w:r>
         <w:rPr>
-          <w:rFonts w:ascii="Charis SIL Regular" w:hAnsi="Charis SIL Regular" w:eastAsia="Charis SIL Regular"/>
-          <w:b w:val="0"/>
-          <w:i w:val="0"/>
-          <w:color w:val="0000FF"/>
-          <w:sz w:val="24"/>
-          <w:u w:val="single"/>
-        </w:rPr>
-        <w:hyperlink r:id="rId44" w:history="1">
-          <w:r>
-            <w:rPr>
-              <w:rStyle w:val="Hyperlink"/>
-            </w:rPr>
-            <w:t>Joest</w:t>
-          </w:r>
-        </w:hyperlink>
-      </w:r>
-      <w:r>
-        <w:rPr>
-          <w:rFonts w:ascii="Charis SIL Regular" w:hAnsi="Charis SIL Regular" w:eastAsia="Charis SIL Regular"/>
-          <w:b w:val="0"/>
-          <w:i w:val="0"/>
-          <w:color w:val="000000"/>
-          <w:sz w:val="24"/>
-        </w:rPr>
-        <w:t xml:space="preserve"> en de Zweedse </w:t>
-      </w:r>
-      <w:r>
-        <w:rPr>
-          <w:rFonts w:ascii="Charis SIL Regular" w:hAnsi="Charis SIL Regular" w:eastAsia="Charis SIL Regular"/>
-          <w:b w:val="0"/>
-          <w:i w:val="0"/>
-          <w:color w:val="0000FF"/>
-          <w:sz w:val="24"/>
-          <w:u w:val="single"/>
-        </w:rPr>
-        <w:hyperlink r:id="rId45" w:history="1">
-          <w:r>
-            <w:rPr>
-              <w:rStyle w:val="Hyperlink"/>
-            </w:rPr>
-            <w:t xml:space="preserve">Axel </w:t>
-          </w:r>
-        </w:hyperlink>
-      </w:r>
-      <w:r>
-        <w:br/>
-      </w:r>
-      <w:r>
-        <w:rPr>
-          <w:rFonts w:ascii="Charis SIL Regular" w:hAnsi="Charis SIL Regular" w:eastAsia="Charis SIL Regular"/>
-          <w:b w:val="0"/>
-          <w:i w:val="0"/>
-          <w:color w:val="0000FF"/>
-          <w:sz w:val="24"/>
-          <w:u w:val="single"/>
-        </w:rPr>
-        <w:hyperlink r:id="rId45" w:history="1">
-          <w:r>
-            <w:rPr>
-              <w:rStyle w:val="Hyperlink"/>
-            </w:rPr>
-            <w:t>Klinckowström</w:t>
-          </w:r>
-        </w:hyperlink>
-      </w:r>
-      <w:r>
-        <w:rPr>
-          <w:rFonts w:ascii="Charis SIL Regular" w:hAnsi="Charis SIL Regular" w:eastAsia="Charis SIL Regular"/>
-          <w:b w:val="0"/>
-          <w:i w:val="0"/>
-          <w:color w:val="000000"/>
-          <w:sz w:val="24"/>
-        </w:rPr>
-        <w:t xml:space="preserve"> resulteerden in schenkingen</w:t>
-      </w:r>
-      <w:r>
-        <w:rPr>
           <w:u w:val="single" w:color="0000ff"/>
           <w:rFonts w:ascii="Charis SIL Regular" w:hAnsi="Charis SIL Regular" w:eastAsia="Charis SIL Regular"/>
           <w:b w:val="0"/>
@@ -5655,7 +5496,14 @@
           <w:color w:val="000000"/>
           <w:sz w:val="24"/>
         </w:rPr>
-        <w:t xml:space="preserve"> </w:t>
+        <w:hyperlink r:id="rId43" w:history="1">
+          <w:r>
+            <w:rPr>
+              <w:rStyle w:val="Hyperlink"/>
+            </w:rPr>
+            <w:t>aan resp</w:t>
+          </w:r>
+        </w:hyperlink>
       </w:r>
       <w:r>
         <w:rPr>
@@ -5666,25 +5514,7 @@
           <w:color w:val="000000"/>
           <w:sz w:val="24"/>
         </w:rPr>
-        <w:hyperlink r:id="rId44" w:history="1">
-          <w:r>
-            <w:rPr>
-              <w:rStyle w:val="Hyperlink"/>
-            </w:rPr>
-            <w:t>aan resp</w:t>
-          </w:r>
-        </w:hyperlink>
-      </w:r>
-      <w:r>
-        <w:rPr>
-          <w:u w:val="single" w:color="0000ff"/>
-          <w:rFonts w:ascii="Charis SIL Regular" w:hAnsi="Charis SIL Regular" w:eastAsia="Charis SIL Regular"/>
-          <w:b w:val="0"/>
-          <w:i w:val="0"/>
-          <w:color w:val="000000"/>
-          <w:sz w:val="24"/>
-        </w:rPr>
-        <w:hyperlink r:id="rId44" w:history="1">
+        <w:hyperlink r:id="rId43" w:history="1">
           <w:r>
             <w:rPr>
               <w:rStyle w:val="Hyperlink"/>
@@ -5733,7 +5563,7 @@
           <w:color w:val="000000"/>
           <w:sz w:val="24"/>
         </w:rPr>
-        <w:hyperlink r:id="rId45" w:history="1">
+        <w:hyperlink r:id="rId44" w:history="1">
           <w:r>
             <w:rPr>
               <w:rStyle w:val="Hyperlink"/>
@@ -5751,7 +5581,7 @@
           <w:color w:val="000000"/>
           <w:sz w:val="24"/>
         </w:rPr>
-        <w:hyperlink r:id="rId45" w:history="1">
+        <w:hyperlink r:id="rId44" w:history="1">
           <w:r>
             <w:rPr>
               <w:rStyle w:val="Hyperlink"/>
@@ -5789,7 +5619,7 @@
           <w:color w:val="000000"/>
           <w:sz w:val="24"/>
         </w:rPr>
-        <w:hyperlink r:id="rId45" w:history="1">
+        <w:hyperlink r:id="rId44" w:history="1">
           <w:r>
             <w:rPr>
               <w:rStyle w:val="Hyperlink"/>
@@ -5807,7 +5637,7 @@
           <w:color w:val="000000"/>
           <w:sz w:val="24"/>
         </w:rPr>
-        <w:hyperlink r:id="rId45" w:history="1">
+        <w:hyperlink r:id="rId44" w:history="1">
           <w:r>
             <w:rPr>
               <w:rStyle w:val="Hyperlink"/>
@@ -5915,12 +5745,255 @@
           <w:sz w:val="24"/>
           <w:u w:val="single"/>
         </w:rPr>
+        <w:hyperlink r:id="rId45" w:history="1">
+          <w:r>
+            <w:rPr>
+              <w:rStyle w:val="Hyperlink"/>
+            </w:rPr>
+            <w:t>Louis</w:t>
+          </w:r>
+        </w:hyperlink>
+      </w:r>
+      <w:r>
+        <w:rPr>
+          <w:rFonts w:ascii="Charis SIL Regular" w:hAnsi="Charis SIL Regular" w:eastAsia="Charis SIL Regular"/>
+          <w:b w:val="0"/>
+          <w:i w:val="0"/>
+          <w:color w:val="0000FF"/>
+          <w:sz w:val="24"/>
+          <w:u w:val="single"/>
+        </w:rPr>
+        <w:t xml:space="preserve"> </w:t>
+      </w:r>
+      <w:r>
+        <w:rPr>
+          <w:rFonts w:ascii="Charis SIL Regular" w:hAnsi="Charis SIL Regular" w:eastAsia="Charis SIL Regular"/>
+          <w:b w:val="0"/>
+          <w:i w:val="0"/>
+          <w:color w:val="0000FF"/>
+          <w:sz w:val="24"/>
+          <w:u w:val="single"/>
+        </w:rPr>
+        <w:hyperlink r:id="rId45" w:history="1">
+          <w:r>
+            <w:rPr>
+              <w:rStyle w:val="Hyperlink"/>
+            </w:rPr>
+            <w:t>Constant</w:t>
+          </w:r>
+        </w:hyperlink>
+      </w:r>
+      <w:r>
+        <w:rPr>
+          <w:rFonts w:ascii="Charis SIL Regular" w:hAnsi="Charis SIL Regular" w:eastAsia="Charis SIL Regular"/>
+          <w:b w:val="0"/>
+          <w:i w:val="0"/>
+          <w:color w:val="0000FF"/>
+          <w:sz w:val="24"/>
+          <w:u w:val="single"/>
+        </w:rPr>
+        <w:t xml:space="preserve"> </w:t>
+      </w:r>
+      <w:r>
+        <w:rPr>
+          <w:rFonts w:ascii="Charis SIL Regular" w:hAnsi="Charis SIL Regular" w:eastAsia="Charis SIL Regular"/>
+          <w:b w:val="0"/>
+          <w:i w:val="0"/>
+          <w:color w:val="0000FF"/>
+          <w:sz w:val="24"/>
+          <w:u w:val="single"/>
+        </w:rPr>
+        <w:hyperlink r:id="rId45" w:history="1">
+          <w:r>
+            <w:rPr>
+              <w:rStyle w:val="Hyperlink"/>
+            </w:rPr>
+            <w:t xml:space="preserve">van </w:t>
+          </w:r>
+        </w:hyperlink>
+      </w:r>
+      <w:r>
+        <w:rPr>
+          <w:rFonts w:ascii="Charis SIL Regular" w:hAnsi="Charis SIL Regular" w:eastAsia="Charis SIL Regular"/>
+          <w:b w:val="0"/>
+          <w:i w:val="0"/>
+          <w:color w:val="0000FF"/>
+          <w:sz w:val="24"/>
+          <w:u w:val="single"/>
+        </w:rPr>
+        <w:hyperlink r:id="rId45" w:history="1">
+          <w:r>
+            <w:rPr>
+              <w:rStyle w:val="Hyperlink"/>
+            </w:rPr>
+            <w:t>Panhuys</w:t>
+          </w:r>
+        </w:hyperlink>
+      </w:r>
+      <w:r>
+        <w:rPr>
+          <w:rFonts w:ascii="Charis SIL Regular" w:hAnsi="Charis SIL Regular" w:eastAsia="Charis SIL Regular"/>
+          <w:b w:val="0"/>
+          <w:i w:val="0"/>
+          <w:color w:val="000000"/>
+          <w:sz w:val="24"/>
+        </w:rPr>
+        <w:t xml:space="preserve"> tijdens zijn stationering in Albina tussen 1893 en 1896 voor</w:t>
+      </w:r>
+      <w:r>
+        <w:rPr>
+          <w:u w:val="single" w:color="0000ff"/>
+          <w:rFonts w:ascii="Charis SIL Regular" w:hAnsi="Charis SIL Regular" w:eastAsia="Charis SIL Regular"/>
+          <w:b w:val="0"/>
+          <w:i w:val="0"/>
+          <w:color w:val="000000"/>
+          <w:sz w:val="24"/>
+        </w:rPr>
+        <w:hyperlink r:id="rId45" w:history="1">
+          <w:r>
+            <w:rPr>
+              <w:rStyle w:val="Hyperlink"/>
+            </w:rPr>
+            <w:t>werp</w:t>
+          </w:r>
+        </w:hyperlink>
+      </w:r>
+      <w:r>
+        <w:rPr>
+          <w:u w:val="single" w:color="0000ff"/>
+          <w:rFonts w:ascii="Charis SIL Regular" w:hAnsi="Charis SIL Regular" w:eastAsia="Charis SIL Regular"/>
+          <w:b w:val="0"/>
+          <w:i w:val="0"/>
+          <w:color w:val="000000"/>
+          <w:sz w:val="24"/>
+        </w:rPr>
+        <w:hyperlink r:id="rId45" w:history="1">
+          <w:r>
+            <w:rPr>
+              <w:rStyle w:val="Hyperlink"/>
+            </w:rPr>
+            <w:t>e</w:t>
+          </w:r>
+        </w:hyperlink>
+      </w:r>
+      <w:r>
+        <w:rPr>
+          <w:u w:val="single" w:color="0000ff"/>
+          <w:rFonts w:ascii="Charis SIL Regular" w:hAnsi="Charis SIL Regular" w:eastAsia="Charis SIL Regular"/>
+          <w:b w:val="0"/>
+          <w:i w:val="0"/>
+          <w:color w:val="000000"/>
+          <w:sz w:val="24"/>
+        </w:rPr>
+        <w:hyperlink r:id="rId45" w:history="1">
+          <w:r>
+            <w:rPr>
+              <w:rStyle w:val="Hyperlink"/>
+            </w:rPr>
+            <w:t>n van m</w:t>
+          </w:r>
+        </w:hyperlink>
+      </w:r>
+      <w:r>
+        <w:rPr>
+          <w:u w:val="single" w:color="0000ff"/>
+          <w:rFonts w:ascii="Charis SIL Regular" w:hAnsi="Charis SIL Regular" w:eastAsia="Charis SIL Regular"/>
+          <w:b w:val="0"/>
+          <w:i w:val="0"/>
+          <w:color w:val="000000"/>
+          <w:sz w:val="24"/>
+        </w:rPr>
+        <w:hyperlink r:id="rId45" w:history="1">
+          <w:r>
+            <w:rPr>
+              <w:rStyle w:val="Hyperlink"/>
+            </w:rPr>
+            <w:t>e</w:t>
+          </w:r>
+        </w:hyperlink>
+      </w:r>
+      <w:r>
+        <w:rPr>
+          <w:u w:val="single" w:color="0000ff"/>
+          <w:rFonts w:ascii="Charis SIL Regular" w:hAnsi="Charis SIL Regular" w:eastAsia="Charis SIL Regular"/>
+          <w:b w:val="0"/>
+          <w:i w:val="0"/>
+          <w:color w:val="000000"/>
+          <w:sz w:val="24"/>
+        </w:rPr>
+        <w:hyperlink r:id="rId45" w:history="1">
+          <w:r>
+            <w:rPr>
+              <w:rStyle w:val="Hyperlink"/>
+            </w:rPr>
+            <w:t>t na</w:t>
+          </w:r>
+        </w:hyperlink>
+      </w:r>
+      <w:r>
+        <w:rPr>
+          <w:rFonts w:ascii="Charis SIL Regular" w:hAnsi="Charis SIL Regular" w:eastAsia="Charis SIL Regular"/>
+          <w:b w:val="0"/>
+          <w:i w:val="0"/>
+          <w:color w:val="000000"/>
+          <w:sz w:val="24"/>
+        </w:rPr>
+        <w:t xml:space="preserve">me </w:t>
+      </w:r>
+      <w:r>
+        <w:rPr>
+          <w:u w:val="single" w:color="0000ff"/>
+          <w:rFonts w:ascii="Charis SIL Regular" w:hAnsi="Charis SIL Regular" w:eastAsia="Charis SIL Regular"/>
+          <w:b w:val="0"/>
+          <w:i w:val="0"/>
+          <w:color w:val="000000"/>
+          <w:sz w:val="24"/>
+        </w:rPr>
+        <w:hyperlink r:id="rId45" w:history="1">
+          <w:r>
+            <w:rPr>
+              <w:rStyle w:val="Hyperlink"/>
+            </w:rPr>
+            <w:t>Okanisi.</w:t>
+          </w:r>
+        </w:hyperlink>
+      </w:r>
+      <w:r>
+        <w:rPr>
+          <w:u w:val="single" w:color="0000ff"/>
+          <w:rFonts w:ascii="Charis SIL Regular" w:hAnsi="Charis SIL Regular" w:eastAsia="Charis SIL Regular"/>
+          <w:b w:val="0"/>
+          <w:i w:val="0"/>
+          <w:color w:val="000000"/>
+          <w:sz w:val="24"/>
+        </w:rPr>
+        <w:t xml:space="preserve"> </w:t>
+      </w:r>
+      <w:r>
+        <w:rPr>
+          <w:rFonts w:ascii="Charis SIL Regular" w:hAnsi="Charis SIL Regular" w:eastAsia="Charis SIL Regular"/>
+          <w:b w:val="0"/>
+          <w:i w:val="0"/>
+          <w:color w:val="000000"/>
+          <w:sz w:val="24"/>
+        </w:rPr>
+        <w:t xml:space="preserve">Deze collectie bevindt zich vandaag de dag in de serie </w:t>
+      </w:r>
+      <w:r>
+        <w:rPr>
+          <w:rFonts w:ascii="Charis SIL Regular" w:hAnsi="Charis SIL Regular" w:eastAsia="Charis SIL Regular"/>
+          <w:b w:val="0"/>
+          <w:i w:val="0"/>
+          <w:color w:val="0000FF"/>
+          <w:sz w:val="24"/>
+          <w:u w:val="single"/>
+        </w:rPr>
         <w:hyperlink r:id="rId46" w:history="1">
           <w:r>
             <w:rPr>
               <w:rStyle w:val="Hyperlink"/>
             </w:rPr>
-            <w:t>Louis</w:t>
+            <w:t>TM-</w:t>
           </w:r>
         </w:hyperlink>
       </w:r>
@@ -5933,250 +6006,7 @@
           <w:sz w:val="24"/>
           <w:u w:val="single"/>
         </w:rPr>
-        <w:t xml:space="preserve"> </w:t>
-      </w:r>
-      <w:r>
-        <w:rPr>
-          <w:rFonts w:ascii="Charis SIL Regular" w:hAnsi="Charis SIL Regular" w:eastAsia="Charis SIL Regular"/>
-          <w:b w:val="0"/>
-          <w:i w:val="0"/>
-          <w:color w:val="0000FF"/>
-          <w:sz w:val="24"/>
-          <w:u w:val="single"/>
-        </w:rPr>
         <w:hyperlink r:id="rId46" w:history="1">
-          <w:r>
-            <w:rPr>
-              <w:rStyle w:val="Hyperlink"/>
-            </w:rPr>
-            <w:t>Constant</w:t>
-          </w:r>
-        </w:hyperlink>
-      </w:r>
-      <w:r>
-        <w:rPr>
-          <w:rFonts w:ascii="Charis SIL Regular" w:hAnsi="Charis SIL Regular" w:eastAsia="Charis SIL Regular"/>
-          <w:b w:val="0"/>
-          <w:i w:val="0"/>
-          <w:color w:val="0000FF"/>
-          <w:sz w:val="24"/>
-          <w:u w:val="single"/>
-        </w:rPr>
-        <w:t xml:space="preserve"> </w:t>
-      </w:r>
-      <w:r>
-        <w:rPr>
-          <w:rFonts w:ascii="Charis SIL Regular" w:hAnsi="Charis SIL Regular" w:eastAsia="Charis SIL Regular"/>
-          <w:b w:val="0"/>
-          <w:i w:val="0"/>
-          <w:color w:val="0000FF"/>
-          <w:sz w:val="24"/>
-          <w:u w:val="single"/>
-        </w:rPr>
-        <w:hyperlink r:id="rId46" w:history="1">
-          <w:r>
-            <w:rPr>
-              <w:rStyle w:val="Hyperlink"/>
-            </w:rPr>
-            <w:t xml:space="preserve">van </w:t>
-          </w:r>
-        </w:hyperlink>
-      </w:r>
-      <w:r>
-        <w:rPr>
-          <w:rFonts w:ascii="Charis SIL Regular" w:hAnsi="Charis SIL Regular" w:eastAsia="Charis SIL Regular"/>
-          <w:b w:val="0"/>
-          <w:i w:val="0"/>
-          <w:color w:val="0000FF"/>
-          <w:sz w:val="24"/>
-          <w:u w:val="single"/>
-        </w:rPr>
-        <w:hyperlink r:id="rId46" w:history="1">
-          <w:r>
-            <w:rPr>
-              <w:rStyle w:val="Hyperlink"/>
-            </w:rPr>
-            <w:t>Panhuys</w:t>
-          </w:r>
-        </w:hyperlink>
-      </w:r>
-      <w:r>
-        <w:rPr>
-          <w:rFonts w:ascii="Charis SIL Regular" w:hAnsi="Charis SIL Regular" w:eastAsia="Charis SIL Regular"/>
-          <w:b w:val="0"/>
-          <w:i w:val="0"/>
-          <w:color w:val="000000"/>
-          <w:sz w:val="24"/>
-        </w:rPr>
-        <w:t xml:space="preserve"> tijdens zijn stationering in Albina tussen 1893 en 1896 voor</w:t>
-      </w:r>
-      <w:r>
-        <w:rPr>
-          <w:u w:val="single" w:color="0000ff"/>
-          <w:rFonts w:ascii="Charis SIL Regular" w:hAnsi="Charis SIL Regular" w:eastAsia="Charis SIL Regular"/>
-          <w:b w:val="0"/>
-          <w:i w:val="0"/>
-          <w:color w:val="000000"/>
-          <w:sz w:val="24"/>
-        </w:rPr>
-        <w:hyperlink r:id="rId46" w:history="1">
-          <w:r>
-            <w:rPr>
-              <w:rStyle w:val="Hyperlink"/>
-            </w:rPr>
-            <w:t>werp</w:t>
-          </w:r>
-        </w:hyperlink>
-      </w:r>
-      <w:r>
-        <w:rPr>
-          <w:u w:val="single" w:color="0000ff"/>
-          <w:rFonts w:ascii="Charis SIL Regular" w:hAnsi="Charis SIL Regular" w:eastAsia="Charis SIL Regular"/>
-          <w:b w:val="0"/>
-          <w:i w:val="0"/>
-          <w:color w:val="000000"/>
-          <w:sz w:val="24"/>
-        </w:rPr>
-        <w:hyperlink r:id="rId46" w:history="1">
-          <w:r>
-            <w:rPr>
-              <w:rStyle w:val="Hyperlink"/>
-            </w:rPr>
-            <w:t>e</w:t>
-          </w:r>
-        </w:hyperlink>
-      </w:r>
-      <w:r>
-        <w:rPr>
-          <w:u w:val="single" w:color="0000ff"/>
-          <w:rFonts w:ascii="Charis SIL Regular" w:hAnsi="Charis SIL Regular" w:eastAsia="Charis SIL Regular"/>
-          <w:b w:val="0"/>
-          <w:i w:val="0"/>
-          <w:color w:val="000000"/>
-          <w:sz w:val="24"/>
-        </w:rPr>
-        <w:hyperlink r:id="rId46" w:history="1">
-          <w:r>
-            <w:rPr>
-              <w:rStyle w:val="Hyperlink"/>
-            </w:rPr>
-            <w:t>n van m</w:t>
-          </w:r>
-        </w:hyperlink>
-      </w:r>
-      <w:r>
-        <w:rPr>
-          <w:u w:val="single" w:color="0000ff"/>
-          <w:rFonts w:ascii="Charis SIL Regular" w:hAnsi="Charis SIL Regular" w:eastAsia="Charis SIL Regular"/>
-          <w:b w:val="0"/>
-          <w:i w:val="0"/>
-          <w:color w:val="000000"/>
-          <w:sz w:val="24"/>
-        </w:rPr>
-        <w:hyperlink r:id="rId46" w:history="1">
-          <w:r>
-            <w:rPr>
-              <w:rStyle w:val="Hyperlink"/>
-            </w:rPr>
-            <w:t>e</w:t>
-          </w:r>
-        </w:hyperlink>
-      </w:r>
-      <w:r>
-        <w:rPr>
-          <w:u w:val="single" w:color="0000ff"/>
-          <w:rFonts w:ascii="Charis SIL Regular" w:hAnsi="Charis SIL Regular" w:eastAsia="Charis SIL Regular"/>
-          <w:b w:val="0"/>
-          <w:i w:val="0"/>
-          <w:color w:val="000000"/>
-          <w:sz w:val="24"/>
-        </w:rPr>
-        <w:hyperlink r:id="rId46" w:history="1">
-          <w:r>
-            <w:rPr>
-              <w:rStyle w:val="Hyperlink"/>
-            </w:rPr>
-            <w:t>t na</w:t>
-          </w:r>
-        </w:hyperlink>
-      </w:r>
-      <w:r>
-        <w:rPr>
-          <w:rFonts w:ascii="Charis SIL Regular" w:hAnsi="Charis SIL Regular" w:eastAsia="Charis SIL Regular"/>
-          <w:b w:val="0"/>
-          <w:i w:val="0"/>
-          <w:color w:val="000000"/>
-          <w:sz w:val="24"/>
-        </w:rPr>
-        <w:t xml:space="preserve">me </w:t>
-      </w:r>
-      <w:r>
-        <w:rPr>
-          <w:u w:val="single" w:color="0000ff"/>
-          <w:rFonts w:ascii="Charis SIL Regular" w:hAnsi="Charis SIL Regular" w:eastAsia="Charis SIL Regular"/>
-          <w:b w:val="0"/>
-          <w:i w:val="0"/>
-          <w:color w:val="000000"/>
-          <w:sz w:val="24"/>
-        </w:rPr>
-        <w:hyperlink r:id="rId46" w:history="1">
-          <w:r>
-            <w:rPr>
-              <w:rStyle w:val="Hyperlink"/>
-            </w:rPr>
-            <w:t>Okanisi.</w:t>
-          </w:r>
-        </w:hyperlink>
-      </w:r>
-      <w:r>
-        <w:rPr>
-          <w:u w:val="single" w:color="0000ff"/>
-          <w:rFonts w:ascii="Charis SIL Regular" w:hAnsi="Charis SIL Regular" w:eastAsia="Charis SIL Regular"/>
-          <w:b w:val="0"/>
-          <w:i w:val="0"/>
-          <w:color w:val="000000"/>
-          <w:sz w:val="24"/>
-        </w:rPr>
-        <w:t xml:space="preserve"> </w:t>
-      </w:r>
-      <w:r>
-        <w:rPr>
-          <w:rFonts w:ascii="Charis SIL Regular" w:hAnsi="Charis SIL Regular" w:eastAsia="Charis SIL Regular"/>
-          <w:b w:val="0"/>
-          <w:i w:val="0"/>
-          <w:color w:val="000000"/>
-          <w:sz w:val="24"/>
-        </w:rPr>
-        <w:t xml:space="preserve">Deze collectie bevindt zich vandaag de dag in de serie </w:t>
-      </w:r>
-      <w:r>
-        <w:rPr>
-          <w:rFonts w:ascii="Charis SIL Regular" w:hAnsi="Charis SIL Regular" w:eastAsia="Charis SIL Regular"/>
-          <w:b w:val="0"/>
-          <w:i w:val="0"/>
-          <w:color w:val="0000FF"/>
-          <w:sz w:val="24"/>
-          <w:u w:val="single"/>
-        </w:rPr>
-        <w:hyperlink r:id="rId47" w:history="1">
-          <w:r>
-            <w:rPr>
-              <w:rStyle w:val="Hyperlink"/>
-            </w:rPr>
-            <w:t>TM-</w:t>
-          </w:r>
-        </w:hyperlink>
-      </w:r>
-      <w:r>
-        <w:rPr>
-          <w:rFonts w:ascii="Charis SIL Regular" w:hAnsi="Charis SIL Regular" w:eastAsia="Charis SIL Regular"/>
-          <w:b w:val="0"/>
-          <w:i w:val="0"/>
-          <w:color w:val="0000FF"/>
-          <w:sz w:val="24"/>
-          <w:u w:val="single"/>
-        </w:rPr>
-        <w:hyperlink r:id="rId47" w:history="1">
           <w:r>
             <w:rPr>
               <w:rStyle w:val="Hyperlink"/>
@@ -6234,99 +6064,105 @@
           <w:sz w:val="24"/>
           <w:u w:val="single"/>
         </w:rPr>
+        <w:hyperlink r:id="rId47" w:history="1">
+          <w:r>
+            <w:rPr>
+              <w:rStyle w:val="Hyperlink"/>
+            </w:rPr>
+            <w:t>Maurice</w:t>
+          </w:r>
+        </w:hyperlink>
+      </w:r>
+      <w:r>
+        <w:rPr>
+          <w:rFonts w:ascii="Charis SIL Regular" w:hAnsi="Charis SIL Regular" w:eastAsia="Charis SIL Regular"/>
+          <w:b w:val="0"/>
+          <w:i w:val="0"/>
+          <w:color w:val="0000FF"/>
+          <w:sz w:val="24"/>
+          <w:u w:val="single"/>
+        </w:rPr>
+        <w:t xml:space="preserve"> </w:t>
+      </w:r>
+      <w:r>
+        <w:rPr>
+          <w:rFonts w:ascii="Charis SIL Regular" w:hAnsi="Charis SIL Regular" w:eastAsia="Charis SIL Regular"/>
+          <w:b w:val="0"/>
+          <w:i w:val="0"/>
+          <w:color w:val="0000FF"/>
+          <w:sz w:val="24"/>
+          <w:u w:val="single"/>
+        </w:rPr>
+        <w:hyperlink r:id="rId47" w:history="1">
+          <w:r>
+            <w:rPr>
+              <w:rStyle w:val="Hyperlink"/>
+            </w:rPr>
+            <w:t>Guffr</w:t>
+          </w:r>
+        </w:hyperlink>
+      </w:r>
+      <w:r>
+        <w:rPr>
+          <w:rFonts w:ascii="Charis SIL Regular" w:hAnsi="Charis SIL Regular" w:eastAsia="Charis SIL Regular"/>
+          <w:b w:val="0"/>
+          <w:i w:val="0"/>
+          <w:color w:val="0000FF"/>
+          <w:sz w:val="24"/>
+        </w:rPr>
+        <w:hyperlink r:id="rId47" w:history="1">
+          <w:r>
+            <w:rPr>
+              <w:rStyle w:val="Hyperlink"/>
+            </w:rPr>
+            <w:t>o</w:t>
+          </w:r>
+        </w:hyperlink>
+      </w:r>
+      <w:r>
+        <w:rPr>
+          <w:rFonts w:ascii="Charis SIL Regular" w:hAnsi="Charis SIL Regular" w:eastAsia="Charis SIL Regular"/>
+          <w:b w:val="0"/>
+          <w:i w:val="0"/>
+          <w:color w:val="0000FF"/>
+          <w:sz w:val="24"/>
+        </w:rPr>
+        <w:t>y</w:t>
+      </w:r>
+      <w:r>
+        <w:rPr>
+          <w:rFonts w:ascii="Charis SIL Regular" w:hAnsi="Charis SIL Regular" w:eastAsia="Charis SIL Regular"/>
+          <w:b w:val="0"/>
+          <w:i w:val="0"/>
+          <w:color w:val="000000"/>
+          <w:sz w:val="24"/>
+        </w:rPr>
+        <w:t xml:space="preserve"> van de </w:t>
+      </w:r>
+      <w:r>
+        <w:rPr>
+          <w:rFonts w:ascii="Charis SIL Italic" w:hAnsi="Charis SIL Italic" w:eastAsia="Charis SIL Italic"/>
+          <w:b w:val="0"/>
+          <w:i/>
+          <w:color w:val="000000"/>
+          <w:sz w:val="24"/>
+        </w:rPr>
+        <w:t>Compagnie des mines d'or de la Guyane hollandaise</w:t>
+      </w:r>
+      <w:r>
+        <w:rPr>
+          <w:rFonts w:ascii="Charis SIL Regular" w:hAnsi="Charis SIL Regular" w:eastAsia="Charis SIL Regular"/>
+          <w:b w:val="0"/>
+          <w:i w:val="0"/>
+          <w:color w:val="0000FF"/>
+          <w:sz w:val="24"/>
+          <w:u w:val="single"/>
+        </w:rPr>
         <w:hyperlink r:id="rId48" w:history="1">
           <w:r>
             <w:rPr>
               <w:rStyle w:val="Hyperlink"/>
             </w:rPr>
-            <w:t>Maurice</w:t>
-          </w:r>
-        </w:hyperlink>
-      </w:r>
-      <w:r>
-        <w:rPr>
-          <w:rFonts w:ascii="Charis SIL Regular" w:hAnsi="Charis SIL Regular" w:eastAsia="Charis SIL Regular"/>
-          <w:b w:val="0"/>
-          <w:i w:val="0"/>
-          <w:color w:val="0000FF"/>
-          <w:sz w:val="24"/>
-          <w:u w:val="single"/>
-        </w:rPr>
-        <w:t xml:space="preserve"> </w:t>
-      </w:r>
-      <w:r>
-        <w:rPr>
-          <w:rFonts w:ascii="Charis SIL Regular" w:hAnsi="Charis SIL Regular" w:eastAsia="Charis SIL Regular"/>
-          <w:b w:val="0"/>
-          <w:i w:val="0"/>
-          <w:color w:val="0000FF"/>
-          <w:sz w:val="24"/>
-          <w:u w:val="single"/>
-        </w:rPr>
-        <w:hyperlink r:id="rId48" w:history="1">
-          <w:r>
-            <w:rPr>
-              <w:rStyle w:val="Hyperlink"/>
-            </w:rPr>
-            <w:t>Guffr</w:t>
-          </w:r>
-        </w:hyperlink>
-      </w:r>
-      <w:r>
-        <w:rPr>
-          <w:rFonts w:ascii="Charis SIL Regular" w:hAnsi="Charis SIL Regular" w:eastAsia="Charis SIL Regular"/>
-          <w:b w:val="0"/>
-          <w:i w:val="0"/>
-          <w:color w:val="0000FF"/>
-          <w:sz w:val="24"/>
-          <w:u w:val="single"/>
-        </w:rPr>
-        <w:t>o</w:t>
-      </w:r>
-      <w:r>
-        <w:rPr>
-          <w:rFonts w:ascii="Charis SIL Regular" w:hAnsi="Charis SIL Regular" w:eastAsia="Charis SIL Regular"/>
-          <w:b w:val="0"/>
-          <w:i w:val="0"/>
-          <w:color w:val="0000FF"/>
-          <w:sz w:val="24"/>
-        </w:rPr>
-        <w:t>y</w:t>
-      </w:r>
-      <w:r>
-        <w:rPr>
-          <w:rFonts w:ascii="Charis SIL Regular" w:hAnsi="Charis SIL Regular" w:eastAsia="Charis SIL Regular"/>
-          <w:b w:val="0"/>
-          <w:i w:val="0"/>
-          <w:color w:val="000000"/>
-          <w:sz w:val="24"/>
-        </w:rPr>
-        <w:t xml:space="preserve"> van de </w:t>
-      </w:r>
-      <w:r>
-        <w:rPr>
-          <w:rFonts w:ascii="Charis SIL Italic" w:hAnsi="Charis SIL Italic" w:eastAsia="Charis SIL Italic"/>
-          <w:b w:val="0"/>
-          <w:i/>
-          <w:color w:val="000000"/>
-          <w:sz w:val="24"/>
-        </w:rPr>
-        <w:t>Compagnie des mines d'or de la Guyane hollandaise</w:t>
-      </w:r>
-      <w:r>
-        <w:rPr>
-          <w:rFonts w:ascii="Charis SIL Regular" w:hAnsi="Charis SIL Regular" w:eastAsia="Charis SIL Regular"/>
-          <w:b w:val="0"/>
-          <w:i w:val="0"/>
-          <w:color w:val="0000FF"/>
-          <w:sz w:val="24"/>
-          <w:u w:val="single"/>
-        </w:rPr>
-        <w:hyperlink r:id="rId49" w:history="1">
-          <w:r>
-            <w:rPr>
-              <w:rStyle w:val="Hyperlink"/>
-            </w:rPr>
             <w:t>schonk</w:t>
           </w:r>
         </w:hyperlink>
@@ -6360,7 +6196,7 @@
           <w:color w:val="000000"/>
           <w:sz w:val="24"/>
         </w:rPr>
-        <w:hyperlink r:id="rId48" w:history="1">
+        <w:hyperlink r:id="rId47" w:history="1">
           <w:r>
             <w:rPr>
               <w:rStyle w:val="Hyperlink"/>
@@ -6378,7 +6214,7 @@
           <w:color w:val="000000"/>
           <w:sz w:val="24"/>
         </w:rPr>
-        <w:hyperlink r:id="rId48" w:history="1">
+        <w:hyperlink r:id="rId47" w:history="1">
           <w:r>
             <w:rPr>
               <w:rStyle w:val="Hyperlink"/>
@@ -6396,7 +6232,7 @@
           <w:color w:val="000000"/>
           <w:sz w:val="24"/>
         </w:rPr>
-        <w:hyperlink r:id="rId48" w:history="1">
+        <w:hyperlink r:id="rId47" w:history="1">
           <w:r>
             <w:rPr>
               <w:rStyle w:val="Hyperlink"/>
@@ -6434,64 +6270,82 @@
           <w:color w:val="000000"/>
           <w:sz w:val="24"/>
         </w:rPr>
+        <w:hyperlink r:id="rId48" w:history="1">
+          <w:r>
+            <w:rPr>
+              <w:rStyle w:val="Hyperlink"/>
+            </w:rPr>
+            <w:t>ocadéro</w:t>
+          </w:r>
+        </w:hyperlink>
+      </w:r>
+      <w:r>
+        <w:rPr>
+          <w:rFonts w:ascii="Charis SIL Regular" w:hAnsi="Charis SIL Regular" w:eastAsia="Charis SIL Regular"/>
+          <w:b w:val="0"/>
+          <w:i w:val="0"/>
+          <w:color w:val="000000"/>
+          <w:sz w:val="24"/>
+        </w:rPr>
+        <w:t xml:space="preserve">. </w:t>
+      </w:r>
+      <w:r>
+        <w:rPr>
+          <w:rFonts w:ascii="Charis SIL Regular" w:hAnsi="Charis SIL Regular" w:eastAsia="Charis SIL Regular"/>
+          <w:b w:val="0"/>
+          <w:i w:val="0"/>
+          <w:color w:val="000000"/>
+          <w:sz w:val="24"/>
+        </w:rPr>
+        <w:t xml:space="preserve">Drie van de acht expedities naar Suriname die vlak na de eeuwwisseling onder auspiciën van </w:t>
+      </w:r>
+      <w:r>
+        <w:rPr>
+          <w:rFonts w:ascii="Charis SIL Regular" w:hAnsi="Charis SIL Regular" w:eastAsia="Charis SIL Regular"/>
+          <w:b w:val="0"/>
+          <w:i w:val="0"/>
+          <w:color w:val="000000"/>
+          <w:sz w:val="24"/>
+        </w:rPr>
+        <w:t xml:space="preserve">het Koninklijk Nederlands Aardrijkskundig Genootschap werden georganiseerd leverden </w:t>
+      </w:r>
+      <w:r>
+        <w:rPr>
+          <w:rFonts w:ascii="Charis SIL Regular" w:hAnsi="Charis SIL Regular" w:eastAsia="Charis SIL Regular"/>
+          <w:b w:val="0"/>
+          <w:i w:val="0"/>
+          <w:color w:val="000000"/>
+          <w:sz w:val="24"/>
+        </w:rPr>
+        <w:t xml:space="preserve">omvangrijke etnografische collecties op, die zich vandaag de dag bevinden in de collectie van </w:t>
+      </w:r>
+      <w:r>
+        <w:rPr>
+          <w:rFonts w:ascii="Charis SIL Regular" w:hAnsi="Charis SIL Regular" w:eastAsia="Charis SIL Regular"/>
+          <w:b w:val="0"/>
+          <w:i w:val="0"/>
+          <w:color w:val="000000"/>
+          <w:sz w:val="24"/>
+        </w:rPr>
+        <w:t xml:space="preserve">het </w:t>
+      </w:r>
+      <w:r>
+        <w:rPr>
+          <w:rFonts w:ascii="Charis SIL Regular" w:hAnsi="Charis SIL Regular" w:eastAsia="Charis SIL Regular"/>
+          <w:b w:val="0"/>
+          <w:i w:val="0"/>
+          <w:color w:val="0000FF"/>
+          <w:sz w:val="24"/>
+          <w:u w:val="single"/>
+        </w:rPr>
         <w:hyperlink r:id="rId49" w:history="1">
           <w:r>
             <w:rPr>
               <w:rStyle w:val="Hyperlink"/>
             </w:rPr>
-            <w:t>ocadéro</w:t>
-          </w:r>
-        </w:hyperlink>
-      </w:r>
-      <w:r>
-        <w:rPr>
-          <w:rFonts w:ascii="Charis SIL Regular" w:hAnsi="Charis SIL Regular" w:eastAsia="Charis SIL Regular"/>
-          <w:b w:val="0"/>
-          <w:i w:val="0"/>
-          <w:color w:val="000000"/>
-          <w:sz w:val="24"/>
-        </w:rPr>
-        <w:t xml:space="preserve">. </w:t>
-      </w:r>
-      <w:r>
-        <w:rPr>
-          <w:rFonts w:ascii="Charis SIL Regular" w:hAnsi="Charis SIL Regular" w:eastAsia="Charis SIL Regular"/>
-          <w:b w:val="0"/>
-          <w:i w:val="0"/>
-          <w:color w:val="000000"/>
-          <w:sz w:val="24"/>
-        </w:rPr>
-        <w:t xml:space="preserve">Drie van de acht expedities naar Suriname die vlak na de eeuwwisseling onder auspiciën van </w:t>
-      </w:r>
-      <w:r>
-        <w:rPr>
-          <w:rFonts w:ascii="Charis SIL Regular" w:hAnsi="Charis SIL Regular" w:eastAsia="Charis SIL Regular"/>
-          <w:b w:val="0"/>
-          <w:i w:val="0"/>
-          <w:color w:val="000000"/>
-          <w:sz w:val="24"/>
-        </w:rPr>
-        <w:t xml:space="preserve">het Koninklijk Nederlands Aardrijkskundig Genootschap werden georganiseerd leverden </w:t>
-      </w:r>
-      <w:r>
-        <w:rPr>
-          <w:rFonts w:ascii="Charis SIL Regular" w:hAnsi="Charis SIL Regular" w:eastAsia="Charis SIL Regular"/>
-          <w:b w:val="0"/>
-          <w:i w:val="0"/>
-          <w:color w:val="000000"/>
-          <w:sz w:val="24"/>
-        </w:rPr>
-        <w:t xml:space="preserve">omvangrijke etnografische collecties op, die zich vandaag de dag bevinden in de collectie van </w:t>
-      </w:r>
-      <w:r>
-        <w:rPr>
-          <w:rFonts w:ascii="Charis SIL Regular" w:hAnsi="Charis SIL Regular" w:eastAsia="Charis SIL Regular"/>
-          <w:b w:val="0"/>
-          <w:i w:val="0"/>
-          <w:color w:val="000000"/>
-          <w:sz w:val="24"/>
-        </w:rPr>
-        <w:t xml:space="preserve">het </w:t>
+            <w:t>Wereldmuseum</w:t>
+          </w:r>
+        </w:hyperlink>
       </w:r>
       <w:r>
         <w:rPr>
@@ -6502,14 +6356,120 @@
           <w:sz w:val="24"/>
           <w:u w:val="single"/>
         </w:rPr>
+        <w:t xml:space="preserve"> </w:t>
+      </w:r>
+      <w:r>
+        <w:rPr>
+          <w:rFonts w:ascii="Charis SIL Regular" w:hAnsi="Charis SIL Regular" w:eastAsia="Charis SIL Regular"/>
+          <w:b w:val="0"/>
+          <w:i w:val="0"/>
+          <w:color w:val="0000FF"/>
+          <w:sz w:val="24"/>
+          <w:u w:val="single"/>
+        </w:rPr>
+        <w:hyperlink r:id="rId49" w:history="1">
+          <w:r>
+            <w:rPr>
+              <w:rStyle w:val="Hyperlink"/>
+            </w:rPr>
+            <w:t>Amsterdam</w:t>
+          </w:r>
+        </w:hyperlink>
+      </w:r>
+      <w:r>
+        <w:rPr>
+          <w:rFonts w:ascii="Charis SIL Regular" w:hAnsi="Charis SIL Regular" w:eastAsia="Charis SIL Regular"/>
+          <w:b w:val="0"/>
+          <w:i w:val="0"/>
+          <w:color w:val="000000"/>
+          <w:sz w:val="24"/>
+        </w:rPr>
+        <w:t xml:space="preserve">. De expeditie naar de Gonini uit 1903 leverde serie </w:t>
+      </w:r>
+      <w:r>
+        <w:rPr>
+          <w:rFonts w:ascii="Charis SIL Regular" w:hAnsi="Charis SIL Regular" w:eastAsia="Charis SIL Regular"/>
+          <w:b w:val="0"/>
+          <w:i w:val="0"/>
+          <w:color w:val="0000FF"/>
+          <w:sz w:val="24"/>
+          <w:u w:val="single"/>
+        </w:rPr>
         <w:hyperlink r:id="rId50" w:history="1">
           <w:r>
             <w:rPr>
               <w:rStyle w:val="Hyperlink"/>
             </w:rPr>
-            <w:t>Wereldmuseum</w:t>
-          </w:r>
-        </w:hyperlink>
+            <w:t xml:space="preserve">TM-401 </w:t>
+          </w:r>
+        </w:hyperlink>
+      </w:r>
+      <w:r>
+        <w:rPr>
+          <w:rFonts w:ascii="Charis SIL Regular" w:hAnsi="Charis SIL Regular" w:eastAsia="Charis SIL Regular"/>
+          <w:b w:val="0"/>
+          <w:i w:val="0"/>
+          <w:color w:val="000000"/>
+          <w:sz w:val="24"/>
+        </w:rPr>
+        <w:t>met</w:t>
+      </w:r>
+      <w:r>
+        <w:rPr>
+          <w:u w:val="single" w:color="0000ff"/>
+          <w:rFonts w:ascii="Charis SIL Regular" w:hAnsi="Charis SIL Regular" w:eastAsia="Charis SIL Regular"/>
+          <w:b w:val="0"/>
+          <w:i w:val="0"/>
+          <w:color w:val="000000"/>
+          <w:sz w:val="24"/>
+        </w:rPr>
+        <w:hyperlink r:id="rId49" w:history="1">
+          <w:r>
+            <w:rPr>
+              <w:rStyle w:val="Hyperlink"/>
+            </w:rPr>
+            <w:t xml:space="preserve"> 86 voorwerpen</w:t>
+          </w:r>
+        </w:hyperlink>
+      </w:r>
+      <w:r>
+        <w:rPr>
+          <w:u w:val="single" w:color="0000ff"/>
+          <w:rFonts w:ascii="Charis SIL Regular" w:hAnsi="Charis SIL Regular" w:eastAsia="Charis SIL Regular"/>
+          <w:b w:val="0"/>
+          <w:i w:val="0"/>
+          <w:color w:val="000000"/>
+          <w:sz w:val="24"/>
+        </w:rPr>
+        <w:t xml:space="preserve"> </w:t>
+      </w:r>
+      <w:r>
+        <w:rPr>
+          <w:u w:val="single" w:color="0000ff"/>
+          <w:rFonts w:ascii="Charis SIL Regular" w:hAnsi="Charis SIL Regular" w:eastAsia="Charis SIL Regular"/>
+          <w:b w:val="0"/>
+          <w:i w:val="0"/>
+          <w:color w:val="000000"/>
+          <w:sz w:val="24"/>
+        </w:rPr>
+        <w:hyperlink r:id="rId49" w:history="1">
+          <w:r>
+            <w:rPr>
+              <w:rStyle w:val="Hyperlink"/>
+            </w:rPr>
+            <w:t>op, de expe</w:t>
+          </w:r>
+        </w:hyperlink>
+      </w:r>
+      <w:r>
+        <w:rPr>
+          <w:rFonts w:ascii="Charis SIL Regular" w:hAnsi="Charis SIL Regular" w:eastAsia="Charis SIL Regular"/>
+          <w:b w:val="0"/>
+          <w:i w:val="0"/>
+          <w:color w:val="000000"/>
+          <w:sz w:val="24"/>
+        </w:rPr>
+        <w:t xml:space="preserve">ditie naar de Tapanahony uit 1904 serie </w:t>
       </w:r>
       <w:r>
         <w:rPr>
@@ -6520,6 +6480,238 @@
           <w:sz w:val="24"/>
           <w:u w:val="single"/>
         </w:rPr>
+        <w:hyperlink r:id="rId51" w:history="1">
+          <w:r>
+            <w:rPr>
+              <w:rStyle w:val="Hyperlink"/>
+            </w:rPr>
+            <w:t>TM-402</w:t>
+          </w:r>
+        </w:hyperlink>
+      </w:r>
+      <w:r>
+        <w:rPr>
+          <w:rFonts w:ascii="Charis SIL Regular" w:hAnsi="Charis SIL Regular" w:eastAsia="Charis SIL Regular"/>
+          <w:b w:val="0"/>
+          <w:i w:val="0"/>
+          <w:color w:val="000000"/>
+          <w:sz w:val="24"/>
+        </w:rPr>
+        <w:t xml:space="preserve"> me</w:t>
+      </w:r>
+      <w:r>
+        <w:rPr>
+          <w:u w:val="single" w:color="0000ff"/>
+          <w:rFonts w:ascii="Charis SIL Regular" w:hAnsi="Charis SIL Regular" w:eastAsia="Charis SIL Regular"/>
+          <w:b w:val="0"/>
+          <w:i w:val="0"/>
+          <w:color w:val="000000"/>
+          <w:sz w:val="24"/>
+        </w:rPr>
+        <w:hyperlink r:id="rId50" w:history="1">
+          <w:r>
+            <w:rPr>
+              <w:rStyle w:val="Hyperlink"/>
+            </w:rPr>
+            <w:t xml:space="preserve">t 493 </w:t>
+          </w:r>
+        </w:hyperlink>
+      </w:r>
+      <w:r>
+        <w:rPr>
+          <w:rFonts w:ascii="Charis SIL Regular" w:hAnsi="Charis SIL Regular" w:eastAsia="Charis SIL Regular"/>
+          <w:b w:val="0"/>
+          <w:i w:val="0"/>
+          <w:color w:val="000000"/>
+          <w:sz w:val="24"/>
+        </w:rPr>
+        <w:t xml:space="preserve">voorwerpen en de expeditie naar het Toemoek-Hoemakgebergte serie </w:t>
+      </w:r>
+      <w:r>
+        <w:rPr>
+          <w:rFonts w:ascii="Charis SIL Regular" w:hAnsi="Charis SIL Regular" w:eastAsia="Charis SIL Regular"/>
+          <w:b w:val="0"/>
+          <w:i w:val="0"/>
+          <w:color w:val="0000FF"/>
+          <w:sz w:val="24"/>
+          <w:u w:val="single"/>
+        </w:rPr>
+        <w:hyperlink r:id="rId52" w:history="1">
+          <w:r>
+            <w:rPr>
+              <w:rStyle w:val="Hyperlink"/>
+            </w:rPr>
+            <w:t>T</w:t>
+          </w:r>
+        </w:hyperlink>
+      </w:r>
+      <w:r>
+        <w:rPr>
+          <w:rFonts w:ascii="Charis SIL Regular" w:hAnsi="Charis SIL Regular" w:eastAsia="Charis SIL Regular"/>
+          <w:b w:val="0"/>
+          <w:i w:val="0"/>
+          <w:color w:val="0000FF"/>
+          <w:sz w:val="24"/>
+          <w:u w:val="single"/>
+        </w:rPr>
+        <w:hyperlink r:id="rId52" w:history="1">
+          <w:r>
+            <w:rPr>
+              <w:rStyle w:val="Hyperlink"/>
+            </w:rPr>
+            <w:t>M</w:t>
+          </w:r>
+        </w:hyperlink>
+      </w:r>
+      <w:r>
+        <w:rPr>
+          <w:rFonts w:ascii="Charis SIL Regular" w:hAnsi="Charis SIL Regular" w:eastAsia="Charis SIL Regular"/>
+          <w:b w:val="0"/>
+          <w:i w:val="0"/>
+          <w:color w:val="0000FF"/>
+          <w:sz w:val="24"/>
+          <w:u w:val="single"/>
+        </w:rPr>
+        <w:hyperlink r:id="rId51" w:history="1">
+          <w:r>
+            <w:rPr>
+              <w:rStyle w:val="Hyperlink"/>
+            </w:rPr>
+            <w:t>-403</w:t>
+          </w:r>
+        </w:hyperlink>
+      </w:r>
+      <w:r>
+        <w:rPr>
+          <w:u w:val="single" w:color="0000ff"/>
+          <w:rFonts w:ascii="Charis SIL Regular" w:hAnsi="Charis SIL Regular" w:eastAsia="Charis SIL Regular"/>
+          <w:b w:val="0"/>
+          <w:i w:val="0"/>
+          <w:color w:val="000000"/>
+          <w:sz w:val="24"/>
+        </w:rPr>
+        <w:hyperlink r:id="rId51" w:history="1">
+          <w:r>
+            <w:rPr>
+              <w:rStyle w:val="Hyperlink"/>
+            </w:rPr>
+            <w:t xml:space="preserve"> m</w:t>
+          </w:r>
+        </w:hyperlink>
+      </w:r>
+      <w:r>
+        <w:rPr>
+          <w:rFonts w:ascii="Charis SIL Regular" w:hAnsi="Charis SIL Regular" w:eastAsia="Charis SIL Regular"/>
+          <w:b w:val="0"/>
+          <w:i w:val="0"/>
+          <w:color w:val="000000"/>
+          <w:sz w:val="24"/>
+        </w:rPr>
+        <w:t xml:space="preserve">et 186 </w:t>
+      </w:r>
+      <w:r>
+        <w:rPr>
+          <w:rFonts w:ascii="Charis SIL Regular" w:hAnsi="Charis SIL Regular" w:eastAsia="Charis SIL Regular"/>
+          <w:b w:val="0"/>
+          <w:i w:val="0"/>
+          <w:color w:val="000000"/>
+          <w:sz w:val="24"/>
+        </w:rPr>
+        <w:t xml:space="preserve">voorwerpen. Een </w:t>
+      </w:r>
+      <w:r>
+        <w:rPr>
+          <w:rFonts w:ascii="Charis SIL Regular" w:hAnsi="Charis SIL Regular" w:eastAsia="Charis SIL Regular"/>
+          <w:b w:val="0"/>
+          <w:i w:val="0"/>
+          <w:color w:val="0000FF"/>
+          <w:sz w:val="24"/>
+          <w:u w:val="single"/>
+        </w:rPr>
+        <w:hyperlink r:id="rId53" w:history="1">
+          <w:r>
+            <w:rPr>
+              <w:rStyle w:val="Hyperlink"/>
+            </w:rPr>
+            <w:t>juwelendoos</w:t>
+          </w:r>
+        </w:hyperlink>
+      </w:r>
+      <w:r>
+        <w:rPr>
+          <w:rFonts w:ascii="Charis SIL Regular" w:hAnsi="Charis SIL Regular" w:eastAsia="Charis SIL Regular"/>
+          <w:b w:val="0"/>
+          <w:i w:val="0"/>
+          <w:color w:val="000000"/>
+          <w:sz w:val="24"/>
+        </w:rPr>
+        <w:t xml:space="preserve"> met verwijzingen naar de Gonini-exped</w:t>
+      </w:r>
+      <w:r>
+        <w:rPr>
+          <w:u w:val="single" w:color="0000ff"/>
+          <w:rFonts w:ascii="Charis SIL Regular" w:hAnsi="Charis SIL Regular" w:eastAsia="Charis SIL Regular"/>
+          <w:b w:val="0"/>
+          <w:i w:val="0"/>
+          <w:color w:val="000000"/>
+          <w:sz w:val="24"/>
+        </w:rPr>
+        <w:hyperlink r:id="rId52" w:history="1">
+          <w:r>
+            <w:rPr>
+              <w:rStyle w:val="Hyperlink"/>
+            </w:rPr>
+            <w:t>itie bevi</w:t>
+          </w:r>
+        </w:hyperlink>
+      </w:r>
+      <w:r>
+        <w:rPr>
+          <w:rFonts w:ascii="Charis SIL Regular" w:hAnsi="Charis SIL Regular" w:eastAsia="Charis SIL Regular"/>
+          <w:b w:val="0"/>
+          <w:i w:val="0"/>
+          <w:color w:val="000000"/>
+          <w:sz w:val="24"/>
+        </w:rPr>
+        <w:t xml:space="preserve">ndt zich in de </w:t>
+      </w:r>
+      <w:r>
+        <w:rPr>
+          <w:rFonts w:ascii="Charis SIL Regular" w:hAnsi="Charis SIL Regular" w:eastAsia="Charis SIL Regular"/>
+          <w:b w:val="0"/>
+          <w:i w:val="0"/>
+          <w:color w:val="000000"/>
+          <w:sz w:val="24"/>
+        </w:rPr>
+        <w:t xml:space="preserve">collectie van het </w:t>
+      </w:r>
+      <w:r>
+        <w:rPr>
+          <w:rFonts w:ascii="Charis SIL Regular" w:hAnsi="Charis SIL Regular" w:eastAsia="Charis SIL Regular"/>
+          <w:b w:val="0"/>
+          <w:i w:val="0"/>
+          <w:color w:val="0000FF"/>
+          <w:sz w:val="24"/>
+          <w:u w:val="single"/>
+        </w:rPr>
+        <w:hyperlink r:id="rId53" w:history="1">
+          <w:r>
+            <w:rPr>
+              <w:rStyle w:val="Hyperlink"/>
+            </w:rPr>
+            <w:t>Rijksmuseum</w:t>
+          </w:r>
+        </w:hyperlink>
+      </w:r>
+      <w:r>
+        <w:rPr>
+          <w:rFonts w:ascii="Charis SIL Regular" w:hAnsi="Charis SIL Regular" w:eastAsia="Charis SIL Regular"/>
+          <w:b w:val="0"/>
+          <w:i w:val="0"/>
+          <w:color w:val="0000FF"/>
+          <w:sz w:val="24"/>
+          <w:u w:val="single"/>
+        </w:rPr>
         <w:t xml:space="preserve"> </w:t>
       </w:r>
       <w:r>
@@ -6531,7 +6723,7 @@
           <w:sz w:val="24"/>
           <w:u w:val="single"/>
         </w:rPr>
-        <w:hyperlink r:id="rId50" w:history="1">
+        <w:hyperlink r:id="rId54" w:history="1">
           <w:r>
             <w:rPr>
               <w:rStyle w:val="Hyperlink"/>
@@ -6548,7 +6740,7 @@
           <w:color w:val="000000"/>
           <w:sz w:val="24"/>
         </w:rPr>
-        <w:t xml:space="preserve">. De expeditie naar de Gonini uit 1903 leverde serie </w:t>
+        <w:t xml:space="preserve">. Expeditielid </w:t>
       </w:r>
       <w:r>
         <w:rPr>
@@ -6559,24 +6751,92 @@
           <w:sz w:val="24"/>
           <w:u w:val="single"/>
         </w:rPr>
-        <w:hyperlink r:id="rId51" w:history="1">
-          <w:r>
-            <w:rPr>
-              <w:rStyle w:val="Hyperlink"/>
-            </w:rPr>
-            <w:t xml:space="preserve">TM-401 </w:t>
-          </w:r>
-        </w:hyperlink>
-      </w:r>
-      <w:r>
-        <w:rPr>
-          <w:rFonts w:ascii="Charis SIL Regular" w:hAnsi="Charis SIL Regular" w:eastAsia="Charis SIL Regular"/>
-          <w:b w:val="0"/>
-          <w:i w:val="0"/>
-          <w:color w:val="000000"/>
-          <w:sz w:val="24"/>
-        </w:rPr>
-        <w:t>met</w:t>
+        <w:hyperlink r:id="rId55" w:history="1">
+          <w:r>
+            <w:rPr>
+              <w:rStyle w:val="Hyperlink"/>
+            </w:rPr>
+            <w:t>Claudius</w:t>
+          </w:r>
+        </w:hyperlink>
+      </w:r>
+      <w:r>
+        <w:rPr>
+          <w:rFonts w:ascii="Charis SIL Regular" w:hAnsi="Charis SIL Regular" w:eastAsia="Charis SIL Regular"/>
+          <w:b w:val="0"/>
+          <w:i w:val="0"/>
+          <w:color w:val="0000FF"/>
+          <w:sz w:val="24"/>
+          <w:u w:val="single"/>
+        </w:rPr>
+        <w:t xml:space="preserve"> </w:t>
+      </w:r>
+      <w:r>
+        <w:rPr>
+          <w:rFonts w:ascii="Charis SIL Regular" w:hAnsi="Charis SIL Regular" w:eastAsia="Charis SIL Regular"/>
+          <w:b w:val="0"/>
+          <w:i w:val="0"/>
+          <w:color w:val="0000FF"/>
+          <w:sz w:val="24"/>
+          <w:u w:val="single"/>
+        </w:rPr>
+        <w:hyperlink r:id="rId55" w:history="1">
+          <w:r>
+            <w:rPr>
+              <w:rStyle w:val="Hyperlink"/>
+            </w:rPr>
+            <w:t>de</w:t>
+          </w:r>
+        </w:hyperlink>
+      </w:r>
+      <w:r>
+        <w:rPr>
+          <w:rFonts w:ascii="Charis SIL Regular" w:hAnsi="Charis SIL Regular" w:eastAsia="Charis SIL Regular"/>
+          <w:b w:val="0"/>
+          <w:i w:val="0"/>
+          <w:color w:val="0000FF"/>
+          <w:sz w:val="24"/>
+          <w:u w:val="single"/>
+        </w:rPr>
+        <w:t xml:space="preserve"> </w:t>
+      </w:r>
+      <w:r>
+        <w:rPr>
+          <w:rFonts w:ascii="Charis SIL Regular" w:hAnsi="Charis SIL Regular" w:eastAsia="Charis SIL Regular"/>
+          <w:b w:val="0"/>
+          <w:i w:val="0"/>
+          <w:color w:val="0000FF"/>
+          <w:sz w:val="24"/>
+          <w:u w:val="single"/>
+        </w:rPr>
+        <w:hyperlink r:id="rId55" w:history="1">
+          <w:r>
+            <w:rPr>
+              <w:rStyle w:val="Hyperlink"/>
+            </w:rPr>
+            <w:t>Goeje</w:t>
+          </w:r>
+        </w:hyperlink>
+      </w:r>
+      <w:r>
+        <w:rPr>
+          <w:rFonts w:ascii="Charis SIL Regular" w:hAnsi="Charis SIL Regular" w:eastAsia="Charis SIL Regular"/>
+          <w:b w:val="0"/>
+          <w:i w:val="0"/>
+          <w:color w:val="000000"/>
+          <w:sz w:val="24"/>
+        </w:rPr>
+        <w:t xml:space="preserve"> droeg in 1904 een </w:t>
+      </w:r>
+      <w:r>
+        <w:rPr>
+          <w:rFonts w:ascii="Charis SIL Regular" w:hAnsi="Charis SIL Regular" w:eastAsia="Charis SIL Regular"/>
+          <w:b w:val="0"/>
+          <w:i w:val="0"/>
+          <w:color w:val="000000"/>
+          <w:sz w:val="24"/>
+        </w:rPr>
+        <w:t>persoonlijke verz</w:t>
       </w:r>
       <w:r>
         <w:rPr>
@@ -6587,12 +6847,12 @@
           <w:color w:val="000000"/>
           <w:sz w:val="24"/>
         </w:rPr>
-        <w:hyperlink r:id="rId50" w:history="1">
-          <w:r>
-            <w:rPr>
-              <w:rStyle w:val="Hyperlink"/>
-            </w:rPr>
-            <w:t xml:space="preserve"> 86 voorwerpen</w:t>
+        <w:hyperlink r:id="rId54" w:history="1">
+          <w:r>
+            <w:rPr>
+              <w:rStyle w:val="Hyperlink"/>
+            </w:rPr>
+            <w:t>ameling over</w:t>
           </w:r>
         </w:hyperlink>
       </w:r>
@@ -6616,24 +6876,116 @@
           <w:color w:val="000000"/>
           <w:sz w:val="24"/>
         </w:rPr>
-        <w:hyperlink r:id="rId50" w:history="1">
-          <w:r>
-            <w:rPr>
-              <w:rStyle w:val="Hyperlink"/>
-            </w:rPr>
-            <w:t>op, de expe</w:t>
-          </w:r>
-        </w:hyperlink>
-      </w:r>
-      <w:r>
-        <w:rPr>
-          <w:rFonts w:ascii="Charis SIL Regular" w:hAnsi="Charis SIL Regular" w:eastAsia="Charis SIL Regular"/>
-          <w:b w:val="0"/>
-          <w:i w:val="0"/>
-          <w:color w:val="000000"/>
-          <w:sz w:val="24"/>
-        </w:rPr>
-        <w:t xml:space="preserve">ditie naar de Tapanahony uit 1904 serie </w:t>
+        <w:hyperlink r:id="rId54" w:history="1">
+          <w:r>
+            <w:rPr>
+              <w:rStyle w:val="Hyperlink"/>
+            </w:rPr>
+            <w:t>aan het mus</w:t>
+          </w:r>
+        </w:hyperlink>
+      </w:r>
+      <w:r>
+        <w:rPr>
+          <w:rFonts w:ascii="Charis SIL Regular" w:hAnsi="Charis SIL Regular" w:eastAsia="Charis SIL Regular"/>
+          <w:b w:val="0"/>
+          <w:i w:val="0"/>
+          <w:color w:val="000000"/>
+          <w:sz w:val="24"/>
+        </w:rPr>
+        <w:t>eum in Leide</w:t>
+      </w:r>
+      <w:r>
+        <w:rPr>
+          <w:u w:val="single" w:color="0000ff"/>
+          <w:rFonts w:ascii="Charis SIL Regular" w:hAnsi="Charis SIL Regular" w:eastAsia="Charis SIL Regular"/>
+          <w:b w:val="0"/>
+          <w:i w:val="0"/>
+          <w:color w:val="000000"/>
+          <w:sz w:val="24"/>
+        </w:rPr>
+        <w:hyperlink r:id="rId55" w:history="1">
+          <w:r>
+            <w:rPr>
+              <w:rStyle w:val="Hyperlink"/>
+            </w:rPr>
+            <w:t>n, waar d</w:t>
+          </w:r>
+        </w:hyperlink>
+      </w:r>
+      <w:r>
+        <w:rPr>
+          <w:u w:val="single" w:color="0000ff"/>
+          <w:rFonts w:ascii="Charis SIL Regular" w:hAnsi="Charis SIL Regular" w:eastAsia="Charis SIL Regular"/>
+          <w:b w:val="0"/>
+          <w:i w:val="0"/>
+          <w:color w:val="000000"/>
+          <w:sz w:val="24"/>
+        </w:rPr>
+        <w:hyperlink r:id="rId55" w:history="1">
+          <w:r>
+            <w:rPr>
+              <w:rStyle w:val="Hyperlink"/>
+            </w:rPr>
+            <w:t>i</w:t>
+          </w:r>
+        </w:hyperlink>
+      </w:r>
+      <w:r>
+        <w:rPr>
+          <w:u w:val="single" w:color="0000ff"/>
+          <w:rFonts w:ascii="Charis SIL Regular" w:hAnsi="Charis SIL Regular" w:eastAsia="Charis SIL Regular"/>
+          <w:b w:val="0"/>
+          <w:i w:val="0"/>
+          <w:color w:val="000000"/>
+          <w:sz w:val="24"/>
+        </w:rPr>
+        <w:hyperlink r:id="rId55" w:history="1">
+          <w:r>
+            <w:rPr>
+              <w:rStyle w:val="Hyperlink"/>
+            </w:rPr>
+            <w:t>e i</w:t>
+          </w:r>
+        </w:hyperlink>
+      </w:r>
+      <w:r>
+        <w:rPr>
+          <w:u w:val="single" w:color="0000ff"/>
+          <w:rFonts w:ascii="Charis SIL Regular" w:hAnsi="Charis SIL Regular" w:eastAsia="Charis SIL Regular"/>
+          <w:b w:val="0"/>
+          <w:i w:val="0"/>
+          <w:color w:val="000000"/>
+          <w:sz w:val="24"/>
+        </w:rPr>
+        <w:hyperlink r:id="rId55" w:history="1">
+          <w:r>
+            <w:rPr>
+              <w:rStyle w:val="Hyperlink"/>
+            </w:rPr>
+            <w:t>s opge</w:t>
+          </w:r>
+        </w:hyperlink>
+      </w:r>
+      <w:r>
+        <w:rPr>
+          <w:rFonts w:ascii="Charis SIL Regular" w:hAnsi="Charis SIL Regular" w:eastAsia="Charis SIL Regular"/>
+          <w:b w:val="0"/>
+          <w:i w:val="0"/>
+          <w:color w:val="000000"/>
+          <w:sz w:val="24"/>
+        </w:rPr>
+        <w:t xml:space="preserve">nomen onder </w:t>
+      </w:r>
+      <w:r>
+        <w:rPr>
+          <w:rFonts w:ascii="Charis SIL Regular" w:hAnsi="Charis SIL Regular" w:eastAsia="Charis SIL Regular"/>
+          <w:b w:val="0"/>
+          <w:i w:val="0"/>
+          <w:color w:val="000000"/>
+          <w:sz w:val="24"/>
+        </w:rPr>
+        <w:t xml:space="preserve">serienummers </w:t>
       </w:r>
       <w:r>
         <w:rPr>
@@ -6644,52 +6996,24 @@
           <w:sz w:val="24"/>
           <w:u w:val="single"/>
         </w:rPr>
-        <w:hyperlink r:id="rId52" w:history="1">
-          <w:r>
-            <w:rPr>
-              <w:rStyle w:val="Hyperlink"/>
-            </w:rPr>
-            <w:t>TM-402</w:t>
-          </w:r>
-        </w:hyperlink>
-      </w:r>
-      <w:r>
-        <w:rPr>
-          <w:rFonts w:ascii="Charis SIL Regular" w:hAnsi="Charis SIL Regular" w:eastAsia="Charis SIL Regular"/>
-          <w:b w:val="0"/>
-          <w:i w:val="0"/>
-          <w:color w:val="000000"/>
-          <w:sz w:val="24"/>
-        </w:rPr>
-        <w:t xml:space="preserve"> me</w:t>
-      </w:r>
-      <w:r>
-        <w:rPr>
-          <w:u w:val="single" w:color="0000ff"/>
-          <w:rFonts w:ascii="Charis SIL Regular" w:hAnsi="Charis SIL Regular" w:eastAsia="Charis SIL Regular"/>
-          <w:b w:val="0"/>
-          <w:i w:val="0"/>
-          <w:color w:val="000000"/>
-          <w:sz w:val="24"/>
-        </w:rPr>
-        <w:hyperlink r:id="rId51" w:history="1">
-          <w:r>
-            <w:rPr>
-              <w:rStyle w:val="Hyperlink"/>
-            </w:rPr>
-            <w:t xml:space="preserve">t 493 </w:t>
-          </w:r>
-        </w:hyperlink>
-      </w:r>
-      <w:r>
-        <w:rPr>
-          <w:rFonts w:ascii="Charis SIL Regular" w:hAnsi="Charis SIL Regular" w:eastAsia="Charis SIL Regular"/>
-          <w:b w:val="0"/>
-          <w:i w:val="0"/>
-          <w:color w:val="000000"/>
-          <w:sz w:val="24"/>
-        </w:rPr>
-        <w:t xml:space="preserve">voorwerpen en de expeditie naar het Toemoek-Hoemakgebergte serie </w:t>
+        <w:hyperlink r:id="rId56" w:history="1">
+          <w:r>
+            <w:rPr>
+              <w:rStyle w:val="Hyperlink"/>
+            </w:rPr>
+            <w:t>RV-1443</w:t>
+          </w:r>
+        </w:hyperlink>
+      </w:r>
+      <w:r>
+        <w:rPr>
+          <w:rFonts w:ascii="Charis SIL Regular" w:hAnsi="Charis SIL Regular" w:eastAsia="Charis SIL Regular"/>
+          <w:b w:val="0"/>
+          <w:i w:val="0"/>
+          <w:color w:val="000000"/>
+          <w:sz w:val="24"/>
+        </w:rPr>
+        <w:t xml:space="preserve"> en </w:t>
       </w:r>
       <w:r>
         <w:rPr>
@@ -6700,495 +7024,7 @@
           <w:sz w:val="24"/>
           <w:u w:val="single"/>
         </w:rPr>
-        <w:hyperlink r:id="rId53" w:history="1">
-          <w:r>
-            <w:rPr>
-              <w:rStyle w:val="Hyperlink"/>
-            </w:rPr>
-            <w:t>T</w:t>
-          </w:r>
-        </w:hyperlink>
-      </w:r>
-      <w:r>
-        <w:rPr>
-          <w:rFonts w:ascii="Charis SIL Regular" w:hAnsi="Charis SIL Regular" w:eastAsia="Charis SIL Regular"/>
-          <w:b w:val="0"/>
-          <w:i w:val="0"/>
-          <w:color w:val="0000FF"/>
-          <w:sz w:val="24"/>
-          <w:u w:val="single"/>
-        </w:rPr>
-        <w:hyperlink r:id="rId53" w:history="1">
-          <w:r>
-            <w:rPr>
-              <w:rStyle w:val="Hyperlink"/>
-            </w:rPr>
-            <w:t>M</w:t>
-          </w:r>
-        </w:hyperlink>
-      </w:r>
-      <w:r>
-        <w:rPr>
-          <w:rFonts w:ascii="Charis SIL Regular" w:hAnsi="Charis SIL Regular" w:eastAsia="Charis SIL Regular"/>
-          <w:b w:val="0"/>
-          <w:i w:val="0"/>
-          <w:color w:val="0000FF"/>
-          <w:sz w:val="24"/>
-          <w:u w:val="single"/>
-        </w:rPr>
-        <w:hyperlink r:id="rId52" w:history="1">
-          <w:r>
-            <w:rPr>
-              <w:rStyle w:val="Hyperlink"/>
-            </w:rPr>
-            <w:t>-403</w:t>
-          </w:r>
-        </w:hyperlink>
-      </w:r>
-      <w:r>
-        <w:rPr>
-          <w:u w:val="single" w:color="0000ff"/>
-          <w:rFonts w:ascii="Charis SIL Regular" w:hAnsi="Charis SIL Regular" w:eastAsia="Charis SIL Regular"/>
-          <w:b w:val="0"/>
-          <w:i w:val="0"/>
-          <w:color w:val="000000"/>
-          <w:sz w:val="24"/>
-        </w:rPr>
-        <w:hyperlink r:id="rId52" w:history="1">
-          <w:r>
-            <w:rPr>
-              <w:rStyle w:val="Hyperlink"/>
-            </w:rPr>
-            <w:t xml:space="preserve"> m</w:t>
-          </w:r>
-        </w:hyperlink>
-      </w:r>
-      <w:r>
-        <w:rPr>
-          <w:rFonts w:ascii="Charis SIL Regular" w:hAnsi="Charis SIL Regular" w:eastAsia="Charis SIL Regular"/>
-          <w:b w:val="0"/>
-          <w:i w:val="0"/>
-          <w:color w:val="000000"/>
-          <w:sz w:val="24"/>
-        </w:rPr>
-        <w:t xml:space="preserve">et 186 </w:t>
-      </w:r>
-      <w:r>
-        <w:rPr>
-          <w:rFonts w:ascii="Charis SIL Regular" w:hAnsi="Charis SIL Regular" w:eastAsia="Charis SIL Regular"/>
-          <w:b w:val="0"/>
-          <w:i w:val="0"/>
-          <w:color w:val="000000"/>
-          <w:sz w:val="24"/>
-        </w:rPr>
-        <w:t xml:space="preserve">voorwerpen. Een </w:t>
-      </w:r>
-      <w:r>
-        <w:rPr>
-          <w:rFonts w:ascii="Charis SIL Regular" w:hAnsi="Charis SIL Regular" w:eastAsia="Charis SIL Regular"/>
-          <w:b w:val="0"/>
-          <w:i w:val="0"/>
-          <w:color w:val="0000FF"/>
-          <w:sz w:val="24"/>
-          <w:u w:val="single"/>
-        </w:rPr>
-        <w:hyperlink r:id="rId54" w:history="1">
-          <w:r>
-            <w:rPr>
-              <w:rStyle w:val="Hyperlink"/>
-            </w:rPr>
-            <w:t>juwelendoos</w:t>
-          </w:r>
-        </w:hyperlink>
-      </w:r>
-      <w:r>
-        <w:rPr>
-          <w:rFonts w:ascii="Charis SIL Regular" w:hAnsi="Charis SIL Regular" w:eastAsia="Charis SIL Regular"/>
-          <w:b w:val="0"/>
-          <w:i w:val="0"/>
-          <w:color w:val="000000"/>
-          <w:sz w:val="24"/>
-        </w:rPr>
-        <w:t xml:space="preserve"> met verwijzingen naar de Gonini-exped</w:t>
-      </w:r>
-      <w:r>
-        <w:rPr>
-          <w:u w:val="single" w:color="0000ff"/>
-          <w:rFonts w:ascii="Charis SIL Regular" w:hAnsi="Charis SIL Regular" w:eastAsia="Charis SIL Regular"/>
-          <w:b w:val="0"/>
-          <w:i w:val="0"/>
-          <w:color w:val="000000"/>
-          <w:sz w:val="24"/>
-        </w:rPr>
-        <w:hyperlink r:id="rId53" w:history="1">
-          <w:r>
-            <w:rPr>
-              <w:rStyle w:val="Hyperlink"/>
-            </w:rPr>
-            <w:t>itie bevi</w:t>
-          </w:r>
-        </w:hyperlink>
-      </w:r>
-      <w:r>
-        <w:rPr>
-          <w:rFonts w:ascii="Charis SIL Regular" w:hAnsi="Charis SIL Regular" w:eastAsia="Charis SIL Regular"/>
-          <w:b w:val="0"/>
-          <w:i w:val="0"/>
-          <w:color w:val="000000"/>
-          <w:sz w:val="24"/>
-        </w:rPr>
-        <w:t xml:space="preserve">ndt zich in de </w:t>
-      </w:r>
-      <w:r>
-        <w:rPr>
-          <w:rFonts w:ascii="Charis SIL Regular" w:hAnsi="Charis SIL Regular" w:eastAsia="Charis SIL Regular"/>
-          <w:b w:val="0"/>
-          <w:i w:val="0"/>
-          <w:color w:val="000000"/>
-          <w:sz w:val="24"/>
-        </w:rPr>
-        <w:t xml:space="preserve">collectie van het </w:t>
-      </w:r>
-      <w:r>
-        <w:rPr>
-          <w:rFonts w:ascii="Charis SIL Regular" w:hAnsi="Charis SIL Regular" w:eastAsia="Charis SIL Regular"/>
-          <w:b w:val="0"/>
-          <w:i w:val="0"/>
-          <w:color w:val="0000FF"/>
-          <w:sz w:val="24"/>
-          <w:u w:val="single"/>
-        </w:rPr>
-        <w:hyperlink r:id="rId54" w:history="1">
-          <w:r>
-            <w:rPr>
-              <w:rStyle w:val="Hyperlink"/>
-            </w:rPr>
-            <w:t>Rijksmuseum</w:t>
-          </w:r>
-        </w:hyperlink>
-      </w:r>
-      <w:r>
-        <w:rPr>
-          <w:rFonts w:ascii="Charis SIL Regular" w:hAnsi="Charis SIL Regular" w:eastAsia="Charis SIL Regular"/>
-          <w:b w:val="0"/>
-          <w:i w:val="0"/>
-          <w:color w:val="0000FF"/>
-          <w:sz w:val="24"/>
-          <w:u w:val="single"/>
-        </w:rPr>
-        <w:t xml:space="preserve"> </w:t>
-      </w:r>
-      <w:r>
-        <w:rPr>
-          <w:rFonts w:ascii="Charis SIL Regular" w:hAnsi="Charis SIL Regular" w:eastAsia="Charis SIL Regular"/>
-          <w:b w:val="0"/>
-          <w:i w:val="0"/>
-          <w:color w:val="0000FF"/>
-          <w:sz w:val="24"/>
-          <w:u w:val="single"/>
-        </w:rPr>
-        <w:hyperlink r:id="rId55" w:history="1">
-          <w:r>
-            <w:rPr>
-              <w:rStyle w:val="Hyperlink"/>
-            </w:rPr>
-            <w:t>Amsterdam</w:t>
-          </w:r>
-        </w:hyperlink>
-      </w:r>
-      <w:r>
-        <w:rPr>
-          <w:rFonts w:ascii="Charis SIL Regular" w:hAnsi="Charis SIL Regular" w:eastAsia="Charis SIL Regular"/>
-          <w:b w:val="0"/>
-          <w:i w:val="0"/>
-          <w:color w:val="000000"/>
-          <w:sz w:val="24"/>
-        </w:rPr>
-        <w:t xml:space="preserve">. Expeditielid </w:t>
-      </w:r>
-      <w:r>
-        <w:rPr>
-          <w:rFonts w:ascii="Charis SIL Regular" w:hAnsi="Charis SIL Regular" w:eastAsia="Charis SIL Regular"/>
-          <w:b w:val="0"/>
-          <w:i w:val="0"/>
-          <w:color w:val="0000FF"/>
-          <w:sz w:val="24"/>
-          <w:u w:val="single"/>
-        </w:rPr>
-        <w:hyperlink r:id="rId56" w:history="1">
-          <w:r>
-            <w:rPr>
-              <w:rStyle w:val="Hyperlink"/>
-            </w:rPr>
-            <w:t>Claudius</w:t>
-          </w:r>
-        </w:hyperlink>
-      </w:r>
-      <w:r>
-        <w:rPr>
-          <w:rFonts w:ascii="Charis SIL Regular" w:hAnsi="Charis SIL Regular" w:eastAsia="Charis SIL Regular"/>
-          <w:b w:val="0"/>
-          <w:i w:val="0"/>
-          <w:color w:val="0000FF"/>
-          <w:sz w:val="24"/>
-          <w:u w:val="single"/>
-        </w:rPr>
-        <w:t xml:space="preserve"> </w:t>
-      </w:r>
-      <w:r>
-        <w:rPr>
-          <w:rFonts w:ascii="Charis SIL Regular" w:hAnsi="Charis SIL Regular" w:eastAsia="Charis SIL Regular"/>
-          <w:b w:val="0"/>
-          <w:i w:val="0"/>
-          <w:color w:val="0000FF"/>
-          <w:sz w:val="24"/>
-          <w:u w:val="single"/>
-        </w:rPr>
-        <w:hyperlink r:id="rId56" w:history="1">
-          <w:r>
-            <w:rPr>
-              <w:rStyle w:val="Hyperlink"/>
-            </w:rPr>
-            <w:t>de</w:t>
-          </w:r>
-        </w:hyperlink>
-      </w:r>
-      <w:r>
-        <w:rPr>
-          <w:rFonts w:ascii="Charis SIL Regular" w:hAnsi="Charis SIL Regular" w:eastAsia="Charis SIL Regular"/>
-          <w:b w:val="0"/>
-          <w:i w:val="0"/>
-          <w:color w:val="0000FF"/>
-          <w:sz w:val="24"/>
-          <w:u w:val="single"/>
-        </w:rPr>
-        <w:t xml:space="preserve"> </w:t>
-      </w:r>
-      <w:r>
-        <w:rPr>
-          <w:rFonts w:ascii="Charis SIL Regular" w:hAnsi="Charis SIL Regular" w:eastAsia="Charis SIL Regular"/>
-          <w:b w:val="0"/>
-          <w:i w:val="0"/>
-          <w:color w:val="0000FF"/>
-          <w:sz w:val="24"/>
-          <w:u w:val="single"/>
-        </w:rPr>
-        <w:hyperlink r:id="rId56" w:history="1">
-          <w:r>
-            <w:rPr>
-              <w:rStyle w:val="Hyperlink"/>
-            </w:rPr>
-            <w:t>Goeje</w:t>
-          </w:r>
-        </w:hyperlink>
-      </w:r>
-      <w:r>
-        <w:rPr>
-          <w:rFonts w:ascii="Charis SIL Regular" w:hAnsi="Charis SIL Regular" w:eastAsia="Charis SIL Regular"/>
-          <w:b w:val="0"/>
-          <w:i w:val="0"/>
-          <w:color w:val="000000"/>
-          <w:sz w:val="24"/>
-        </w:rPr>
-        <w:t xml:space="preserve"> droeg in 1904 een </w:t>
-      </w:r>
-      <w:r>
-        <w:rPr>
-          <w:rFonts w:ascii="Charis SIL Regular" w:hAnsi="Charis SIL Regular" w:eastAsia="Charis SIL Regular"/>
-          <w:b w:val="0"/>
-          <w:i w:val="0"/>
-          <w:color w:val="000000"/>
-          <w:sz w:val="24"/>
-        </w:rPr>
-        <w:t>persoonlijke verz</w:t>
-      </w:r>
-      <w:r>
-        <w:rPr>
-          <w:u w:val="single" w:color="0000ff"/>
-          <w:rFonts w:ascii="Charis SIL Regular" w:hAnsi="Charis SIL Regular" w:eastAsia="Charis SIL Regular"/>
-          <w:b w:val="0"/>
-          <w:i w:val="0"/>
-          <w:color w:val="000000"/>
-          <w:sz w:val="24"/>
-        </w:rPr>
-        <w:hyperlink r:id="rId55" w:history="1">
-          <w:r>
-            <w:rPr>
-              <w:rStyle w:val="Hyperlink"/>
-            </w:rPr>
-            <w:t>ameling over</w:t>
-          </w:r>
-        </w:hyperlink>
-      </w:r>
-      <w:r>
-        <w:rPr>
-          <w:u w:val="single" w:color="0000ff"/>
-          <w:rFonts w:ascii="Charis SIL Regular" w:hAnsi="Charis SIL Regular" w:eastAsia="Charis SIL Regular"/>
-          <w:b w:val="0"/>
-          <w:i w:val="0"/>
-          <w:color w:val="000000"/>
-          <w:sz w:val="24"/>
-        </w:rPr>
-        <w:t xml:space="preserve"> </w:t>
-      </w:r>
-      <w:r>
-        <w:rPr>
-          <w:u w:val="single" w:color="0000ff"/>
-          <w:rFonts w:ascii="Charis SIL Regular" w:hAnsi="Charis SIL Regular" w:eastAsia="Charis SIL Regular"/>
-          <w:b w:val="0"/>
-          <w:i w:val="0"/>
-          <w:color w:val="000000"/>
-          <w:sz w:val="24"/>
-        </w:rPr>
-        <w:hyperlink r:id="rId55" w:history="1">
-          <w:r>
-            <w:rPr>
-              <w:rStyle w:val="Hyperlink"/>
-            </w:rPr>
-            <w:t>aan het mus</w:t>
-          </w:r>
-        </w:hyperlink>
-      </w:r>
-      <w:r>
-        <w:rPr>
-          <w:rFonts w:ascii="Charis SIL Regular" w:hAnsi="Charis SIL Regular" w:eastAsia="Charis SIL Regular"/>
-          <w:b w:val="0"/>
-          <w:i w:val="0"/>
-          <w:color w:val="000000"/>
-          <w:sz w:val="24"/>
-        </w:rPr>
-        <w:t>eum in Leide</w:t>
-      </w:r>
-      <w:r>
-        <w:rPr>
-          <w:u w:val="single" w:color="0000ff"/>
-          <w:rFonts w:ascii="Charis SIL Regular" w:hAnsi="Charis SIL Regular" w:eastAsia="Charis SIL Regular"/>
-          <w:b w:val="0"/>
-          <w:i w:val="0"/>
-          <w:color w:val="000000"/>
-          <w:sz w:val="24"/>
-        </w:rPr>
-        <w:hyperlink r:id="rId56" w:history="1">
-          <w:r>
-            <w:rPr>
-              <w:rStyle w:val="Hyperlink"/>
-            </w:rPr>
-            <w:t>n, waar d</w:t>
-          </w:r>
-        </w:hyperlink>
-      </w:r>
-      <w:r>
-        <w:rPr>
-          <w:u w:val="single" w:color="0000ff"/>
-          <w:rFonts w:ascii="Charis SIL Regular" w:hAnsi="Charis SIL Regular" w:eastAsia="Charis SIL Regular"/>
-          <w:b w:val="0"/>
-          <w:i w:val="0"/>
-          <w:color w:val="000000"/>
-          <w:sz w:val="24"/>
-        </w:rPr>
-        <w:hyperlink r:id="rId56" w:history="1">
-          <w:r>
-            <w:rPr>
-              <w:rStyle w:val="Hyperlink"/>
-            </w:rPr>
-            <w:t>i</w:t>
-          </w:r>
-        </w:hyperlink>
-      </w:r>
-      <w:r>
-        <w:rPr>
-          <w:u w:val="single" w:color="0000ff"/>
-          <w:rFonts w:ascii="Charis SIL Regular" w:hAnsi="Charis SIL Regular" w:eastAsia="Charis SIL Regular"/>
-          <w:b w:val="0"/>
-          <w:i w:val="0"/>
-          <w:color w:val="000000"/>
-          <w:sz w:val="24"/>
-        </w:rPr>
-        <w:hyperlink r:id="rId56" w:history="1">
-          <w:r>
-            <w:rPr>
-              <w:rStyle w:val="Hyperlink"/>
-            </w:rPr>
-            <w:t>e i</w:t>
-          </w:r>
-        </w:hyperlink>
-      </w:r>
-      <w:r>
-        <w:rPr>
-          <w:u w:val="single" w:color="0000ff"/>
-          <w:rFonts w:ascii="Charis SIL Regular" w:hAnsi="Charis SIL Regular" w:eastAsia="Charis SIL Regular"/>
-          <w:b w:val="0"/>
-          <w:i w:val="0"/>
-          <w:color w:val="000000"/>
-          <w:sz w:val="24"/>
-        </w:rPr>
-        <w:hyperlink r:id="rId56" w:history="1">
-          <w:r>
-            <w:rPr>
-              <w:rStyle w:val="Hyperlink"/>
-            </w:rPr>
-            <w:t>s opge</w:t>
-          </w:r>
-        </w:hyperlink>
-      </w:r>
-      <w:r>
-        <w:rPr>
-          <w:rFonts w:ascii="Charis SIL Regular" w:hAnsi="Charis SIL Regular" w:eastAsia="Charis SIL Regular"/>
-          <w:b w:val="0"/>
-          <w:i w:val="0"/>
-          <w:color w:val="000000"/>
-          <w:sz w:val="24"/>
-        </w:rPr>
-        <w:t xml:space="preserve">nomen onder </w:t>
-      </w:r>
-      <w:r>
-        <w:rPr>
-          <w:rFonts w:ascii="Charis SIL Regular" w:hAnsi="Charis SIL Regular" w:eastAsia="Charis SIL Regular"/>
-          <w:b w:val="0"/>
-          <w:i w:val="0"/>
-          <w:color w:val="000000"/>
-          <w:sz w:val="24"/>
-        </w:rPr>
-        <w:t xml:space="preserve">serienummers </w:t>
-      </w:r>
-      <w:r>
-        <w:rPr>
-          <w:rFonts w:ascii="Charis SIL Regular" w:hAnsi="Charis SIL Regular" w:eastAsia="Charis SIL Regular"/>
-          <w:b w:val="0"/>
-          <w:i w:val="0"/>
-          <w:color w:val="0000FF"/>
-          <w:sz w:val="24"/>
-          <w:u w:val="single"/>
-        </w:rPr>
         <w:hyperlink r:id="rId57" w:history="1">
-          <w:r>
-            <w:rPr>
-              <w:rStyle w:val="Hyperlink"/>
-            </w:rPr>
-            <w:t>RV-1443</w:t>
-          </w:r>
-        </w:hyperlink>
-      </w:r>
-      <w:r>
-        <w:rPr>
-          <w:rFonts w:ascii="Charis SIL Regular" w:hAnsi="Charis SIL Regular" w:eastAsia="Charis SIL Regular"/>
-          <w:b w:val="0"/>
-          <w:i w:val="0"/>
-          <w:color w:val="000000"/>
-          <w:sz w:val="24"/>
-        </w:rPr>
-        <w:t xml:space="preserve"> en </w:t>
-      </w:r>
-      <w:r>
-        <w:rPr>
-          <w:rFonts w:ascii="Charis SIL Regular" w:hAnsi="Charis SIL Regular" w:eastAsia="Charis SIL Regular"/>
-          <w:b w:val="0"/>
-          <w:i w:val="0"/>
-          <w:color w:val="0000FF"/>
-          <w:sz w:val="24"/>
-          <w:u w:val="single"/>
-        </w:rPr>
-        <w:hyperlink r:id="rId58" w:history="1">
           <w:r>
             <w:rPr>
               <w:rStyle w:val="Hyperlink"/>
@@ -7246,24 +7082,131 @@
           <w:sz w:val="24"/>
           <w:u w:val="single"/>
         </w:rPr>
+        <w:hyperlink r:id="rId58" w:history="1">
+          <w:r>
+            <w:rPr>
+              <w:rStyle w:val="Hyperlink"/>
+            </w:rPr>
+            <w:t>RV-1817</w:t>
+          </w:r>
+        </w:hyperlink>
+      </w:r>
+      <w:r>
+        <w:rPr>
+          <w:rFonts w:ascii="Charis SIL Regular" w:hAnsi="Charis SIL Regular" w:eastAsia="Charis SIL Regular"/>
+          <w:b w:val="0"/>
+          <w:i w:val="0"/>
+          <w:color w:val="000000"/>
+          <w:sz w:val="24"/>
+        </w:rPr>
+        <w:t xml:space="preserve"> en </w:t>
+      </w:r>
+      <w:r>
+        <w:rPr>
+          <w:rFonts w:ascii="Charis SIL Regular" w:hAnsi="Charis SIL Regular" w:eastAsia="Charis SIL Regular"/>
+          <w:b w:val="0"/>
+          <w:i w:val="0"/>
+          <w:color w:val="0000FF"/>
+          <w:sz w:val="24"/>
+          <w:u w:val="single"/>
+        </w:rPr>
         <w:hyperlink r:id="rId59" w:history="1">
           <w:r>
             <w:rPr>
               <w:rStyle w:val="Hyperlink"/>
             </w:rPr>
-            <w:t>RV-1817</w:t>
-          </w:r>
-        </w:hyperlink>
-      </w:r>
-      <w:r>
-        <w:rPr>
-          <w:rFonts w:ascii="Charis SIL Regular" w:hAnsi="Charis SIL Regular" w:eastAsia="Charis SIL Regular"/>
-          <w:b w:val="0"/>
-          <w:i w:val="0"/>
-          <w:color w:val="000000"/>
-          <w:sz w:val="24"/>
-        </w:rPr>
-        <w:t xml:space="preserve"> en </w:t>
+            <w:t>RV-2349</w:t>
+          </w:r>
+        </w:hyperlink>
+      </w:r>
+      <w:r>
+        <w:rPr>
+          <w:rFonts w:ascii="Charis SIL Regular" w:hAnsi="Charis SIL Regular" w:eastAsia="Charis SIL Regular"/>
+          <w:b w:val="0"/>
+          <w:i w:val="0"/>
+          <w:color w:val="000000"/>
+          <w:sz w:val="24"/>
+        </w:rPr>
+        <w:t xml:space="preserve"> werden in respectievelijk 1912 en 1937 geschonken aan het </w:t>
+      </w:r>
+      <w:r>
+        <w:rPr>
+          <w:rFonts w:ascii="Charis SIL Regular" w:hAnsi="Charis SIL Regular" w:eastAsia="Charis SIL Regular"/>
+          <w:b w:val="0"/>
+          <w:i w:val="0"/>
+          <w:color w:val="000000"/>
+          <w:sz w:val="24"/>
+        </w:rPr>
+        <w:t>museum i</w:t>
+      </w:r>
+      <w:r>
+        <w:rPr>
+          <w:u w:val="single" w:color="0000ff"/>
+          <w:rFonts w:ascii="Charis SIL Regular" w:hAnsi="Charis SIL Regular" w:eastAsia="Charis SIL Regular"/>
+          <w:b w:val="0"/>
+          <w:i w:val="0"/>
+          <w:color w:val="000000"/>
+          <w:sz w:val="24"/>
+        </w:rPr>
+        <w:hyperlink r:id="rId58" w:history="1">
+          <w:r>
+            <w:rPr>
+              <w:rStyle w:val="Hyperlink"/>
+            </w:rPr>
+            <w:t>n Leiden.</w:t>
+          </w:r>
+        </w:hyperlink>
+      </w:r>
+      <w:r>
+        <w:rPr>
+          <w:rFonts w:ascii="Charis SIL Regular" w:hAnsi="Charis SIL Regular" w:eastAsia="Charis SIL Regular"/>
+          <w:b w:val="0"/>
+          <w:i w:val="0"/>
+          <w:color w:val="000000"/>
+          <w:sz w:val="24"/>
+        </w:rPr>
+        <w:t xml:space="preserve"> Te</w:t>
+      </w:r>
+      <w:r>
+        <w:rPr>
+          <w:u w:val="single" w:color="0000ff"/>
+          <w:rFonts w:ascii="Charis SIL Regular" w:hAnsi="Charis SIL Regular" w:eastAsia="Charis SIL Regular"/>
+          <w:b w:val="0"/>
+          <w:i w:val="0"/>
+          <w:color w:val="000000"/>
+          <w:sz w:val="24"/>
+        </w:rPr>
+        <w:hyperlink r:id="rId59" w:history="1">
+          <w:r>
+            <w:rPr>
+              <w:rStyle w:val="Hyperlink"/>
+            </w:rPr>
+            <w:t>nslotte le</w:t>
+          </w:r>
+        </w:hyperlink>
+      </w:r>
+      <w:r>
+        <w:rPr>
+          <w:rFonts w:ascii="Charis SIL Regular" w:hAnsi="Charis SIL Regular" w:eastAsia="Charis SIL Regular"/>
+          <w:b w:val="0"/>
+          <w:i w:val="0"/>
+          <w:color w:val="000000"/>
+          <w:sz w:val="24"/>
+        </w:rPr>
+        <w:t xml:space="preserve">verde de KNAG-expeditie in 1926 naar het </w:t>
+      </w:r>
+      <w:r>
+        <w:br/>
+      </w:r>
+      <w:r>
+        <w:rPr>
+          <w:rFonts w:ascii="Charis SIL Regular" w:hAnsi="Charis SIL Regular" w:eastAsia="Charis SIL Regular"/>
+          <w:b w:val="0"/>
+          <w:i w:val="0"/>
+          <w:color w:val="000000"/>
+          <w:sz w:val="24"/>
+        </w:rPr>
+        <w:t xml:space="preserve">Wilhelminagebergte door Gerold Stahel de serie </w:t>
       </w:r>
       <w:r>
         <w:rPr>
@@ -7275,113 +7218,6 @@
           <w:u w:val="single"/>
         </w:rPr>
         <w:hyperlink r:id="rId60" w:history="1">
-          <w:r>
-            <w:rPr>
-              <w:rStyle w:val="Hyperlink"/>
-            </w:rPr>
-            <w:t>RV-2349</w:t>
-          </w:r>
-        </w:hyperlink>
-      </w:r>
-      <w:r>
-        <w:rPr>
-          <w:rFonts w:ascii="Charis SIL Regular" w:hAnsi="Charis SIL Regular" w:eastAsia="Charis SIL Regular"/>
-          <w:b w:val="0"/>
-          <w:i w:val="0"/>
-          <w:color w:val="000000"/>
-          <w:sz w:val="24"/>
-        </w:rPr>
-        <w:t xml:space="preserve"> werden in respectievelijk 1912 en 1937 geschonken aan het </w:t>
-      </w:r>
-      <w:r>
-        <w:rPr>
-          <w:rFonts w:ascii="Charis SIL Regular" w:hAnsi="Charis SIL Regular" w:eastAsia="Charis SIL Regular"/>
-          <w:b w:val="0"/>
-          <w:i w:val="0"/>
-          <w:color w:val="000000"/>
-          <w:sz w:val="24"/>
-        </w:rPr>
-        <w:t>museum i</w:t>
-      </w:r>
-      <w:r>
-        <w:rPr>
-          <w:u w:val="single" w:color="0000ff"/>
-          <w:rFonts w:ascii="Charis SIL Regular" w:hAnsi="Charis SIL Regular" w:eastAsia="Charis SIL Regular"/>
-          <w:b w:val="0"/>
-          <w:i w:val="0"/>
-          <w:color w:val="000000"/>
-          <w:sz w:val="24"/>
-        </w:rPr>
-        <w:hyperlink r:id="rId59" w:history="1">
-          <w:r>
-            <w:rPr>
-              <w:rStyle w:val="Hyperlink"/>
-            </w:rPr>
-            <w:t>n Leiden.</w:t>
-          </w:r>
-        </w:hyperlink>
-      </w:r>
-      <w:r>
-        <w:rPr>
-          <w:rFonts w:ascii="Charis SIL Regular" w:hAnsi="Charis SIL Regular" w:eastAsia="Charis SIL Regular"/>
-          <w:b w:val="0"/>
-          <w:i w:val="0"/>
-          <w:color w:val="000000"/>
-          <w:sz w:val="24"/>
-        </w:rPr>
-        <w:t xml:space="preserve"> Te</w:t>
-      </w:r>
-      <w:r>
-        <w:rPr>
-          <w:u w:val="single" w:color="0000ff"/>
-          <w:rFonts w:ascii="Charis SIL Regular" w:hAnsi="Charis SIL Regular" w:eastAsia="Charis SIL Regular"/>
-          <w:b w:val="0"/>
-          <w:i w:val="0"/>
-          <w:color w:val="000000"/>
-          <w:sz w:val="24"/>
-        </w:rPr>
-        <w:hyperlink r:id="rId60" w:history="1">
-          <w:r>
-            <w:rPr>
-              <w:rStyle w:val="Hyperlink"/>
-            </w:rPr>
-            <w:t>nslotte le</w:t>
-          </w:r>
-        </w:hyperlink>
-      </w:r>
-      <w:r>
-        <w:rPr>
-          <w:rFonts w:ascii="Charis SIL Regular" w:hAnsi="Charis SIL Regular" w:eastAsia="Charis SIL Regular"/>
-          <w:b w:val="0"/>
-          <w:i w:val="0"/>
-          <w:color w:val="000000"/>
-          <w:sz w:val="24"/>
-        </w:rPr>
-        <w:t xml:space="preserve">verde de KNAG-expeditie in 1926 naar het </w:t>
-      </w:r>
-      <w:r>
-        <w:br/>
-      </w:r>
-      <w:r>
-        <w:rPr>
-          <w:rFonts w:ascii="Charis SIL Regular" w:hAnsi="Charis SIL Regular" w:eastAsia="Charis SIL Regular"/>
-          <w:b w:val="0"/>
-          <w:i w:val="0"/>
-          <w:color w:val="000000"/>
-          <w:sz w:val="24"/>
-        </w:rPr>
-        <w:t xml:space="preserve">Wilhelminagebergte door Gerold Stahel de serie </w:t>
-      </w:r>
-      <w:r>
-        <w:rPr>
-          <w:rFonts w:ascii="Charis SIL Regular" w:hAnsi="Charis SIL Regular" w:eastAsia="Charis SIL Regular"/>
-          <w:b w:val="0"/>
-          <w:i w:val="0"/>
-          <w:color w:val="0000FF"/>
-          <w:sz w:val="24"/>
-          <w:u w:val="single"/>
-        </w:rPr>
-        <w:hyperlink r:id="rId61" w:history="1">
           <w:r>
             <w:rPr>
               <w:rStyle w:val="Hyperlink"/>
@@ -7429,7 +7265,7 @@
           <w:sz w:val="24"/>
           <w:u w:val="single"/>
         </w:rPr>
-        <w:hyperlink r:id="rId21" w:history="1">
+        <w:hyperlink r:id="rId61" w:history="1">
           <w:r>
             <w:rPr>
               <w:rStyle w:val="Hyperlink"/>
@@ -7476,7 +7312,7 @@
           <w:sz w:val="24"/>
           <w:u w:val="single"/>
         </w:rPr>
-        <w:hyperlink r:id="rId21" w:history="1">
+        <w:hyperlink r:id="rId61" w:history="1">
           <w:r>
             <w:rPr>
               <w:rStyle w:val="Hyperlink"/>
@@ -7522,7 +7358,7 @@
           <w:sz w:val="24"/>
           <w:u w:val="single"/>
         </w:rPr>
-        <w:hyperlink r:id="rId21" w:history="1">
+        <w:hyperlink r:id="rId61" w:history="1">
           <w:r>
             <w:rPr>
               <w:rStyle w:val="Hyperlink"/>
@@ -7551,7 +7387,7 @@
           <w:sz w:val="24"/>
           <w:u w:val="single"/>
         </w:rPr>
-        <w:hyperlink r:id="rId21" w:history="1">
+        <w:hyperlink r:id="rId61" w:history="1">
           <w:r>
             <w:rPr>
               <w:rStyle w:val="Hyperlink"/>
@@ -8300,7 +8136,7 @@
           <w:sz w:val="24"/>
           <w:u w:val="single"/>
         </w:rPr>
-        <w:hyperlink r:id="rId67" w:history="1">
+        <w:hyperlink r:id="rId66" w:history="1">
           <w:r>
             <w:rPr>
               <w:rStyle w:val="Hyperlink"/>
@@ -8329,7 +8165,7 @@
           <w:sz w:val="24"/>
           <w:u w:val="single"/>
         </w:rPr>
-        <w:hyperlink r:id="rId67" w:history="1">
+        <w:hyperlink r:id="rId66" w:history="1">
           <w:r>
             <w:rPr>
               <w:rStyle w:val="Hyperlink"/>
@@ -8347,7 +8183,7 @@
           <w:sz w:val="24"/>
           <w:u w:val="single"/>
         </w:rPr>
-        <w:hyperlink r:id="rId67" w:history="1">
+        <w:hyperlink r:id="rId66" w:history="1">
           <w:r>
             <w:rPr>
               <w:rStyle w:val="Hyperlink"/>
@@ -8365,7 +8201,7 @@
           <w:sz w:val="24"/>
           <w:u w:val="single"/>
         </w:rPr>
-        <w:hyperlink r:id="rId67" w:history="1">
+        <w:hyperlink r:id="rId66" w:history="1">
           <w:r>
             <w:rPr>
               <w:rStyle w:val="Hyperlink"/>
@@ -8394,7 +8230,7 @@
           <w:sz w:val="24"/>
           <w:u w:val="single"/>
         </w:rPr>
-        <w:hyperlink r:id="rId67" w:history="1">
+        <w:hyperlink r:id="rId66" w:history="1">
           <w:r>
             <w:rPr>
               <w:rStyle w:val="Hyperlink"/>
@@ -8412,7 +8248,7 @@
           <w:sz w:val="24"/>
           <w:u w:val="single"/>
         </w:rPr>
-        <w:hyperlink r:id="rId67" w:history="1">
+        <w:hyperlink r:id="rId66" w:history="1">
           <w:r>
             <w:rPr>
               <w:rStyle w:val="Hyperlink"/>
@@ -8430,7 +8266,7 @@
           <w:sz w:val="24"/>
           <w:u w:val="single"/>
         </w:rPr>
-        <w:hyperlink r:id="rId67" w:history="1">
+        <w:hyperlink r:id="rId66" w:history="1">
           <w:r>
             <w:rPr>
               <w:rStyle w:val="Hyperlink"/>
@@ -8448,7 +8284,7 @@
           <w:sz w:val="24"/>
           <w:u w:val="single"/>
         </w:rPr>
-        <w:hyperlink r:id="rId67" w:history="1">
+        <w:hyperlink r:id="rId66" w:history="1">
           <w:r>
             <w:rPr>
               <w:rStyle w:val="Hyperlink"/>
@@ -8477,7 +8313,7 @@
           <w:sz w:val="24"/>
           <w:u w:val="single"/>
         </w:rPr>
-        <w:hyperlink r:id="rId67" w:history="1">
+        <w:hyperlink r:id="rId66" w:history="1">
           <w:r>
             <w:rPr>
               <w:rStyle w:val="Hyperlink"/>
@@ -8495,7 +8331,7 @@
           <w:sz w:val="24"/>
           <w:u w:val="single"/>
         </w:rPr>
-        <w:hyperlink r:id="rId67" w:history="1">
+        <w:hyperlink r:id="rId66" w:history="1">
           <w:r>
             <w:rPr>
               <w:rStyle w:val="Hyperlink"/>
@@ -8513,7 +8349,7 @@
           <w:sz w:val="24"/>
           <w:u w:val="single"/>
         </w:rPr>
-        <w:hyperlink r:id="rId67" w:history="1">
+        <w:hyperlink r:id="rId66" w:history="1">
           <w:r>
             <w:rPr>
               <w:rStyle w:val="Hyperlink"/>
@@ -8531,7 +8367,7 @@
           <w:sz w:val="24"/>
           <w:u w:val="single"/>
         </w:rPr>
-        <w:hyperlink r:id="rId67" w:history="1">
+        <w:hyperlink r:id="rId66" w:history="1">
           <w:r>
             <w:rPr>
               <w:rStyle w:val="Hyperlink"/>
@@ -8560,7 +8396,7 @@
           <w:sz w:val="24"/>
           <w:u w:val="single"/>
         </w:rPr>
-        <w:hyperlink r:id="rId67" w:history="1">
+        <w:hyperlink r:id="rId66" w:history="1">
           <w:r>
             <w:rPr>
               <w:rStyle w:val="Hyperlink"/>
@@ -9226,25 +9062,7 @@
           <w:color w:val="000000"/>
           <w:sz w:val="24"/>
         </w:rPr>
-        <w:t xml:space="preserve"> </w:t>
-      </w:r>
-      <w:r>
-        <w:rPr>
-          <w:u w:val="single" w:color="0000ff"/>
-          <w:rFonts w:ascii="Charis SIL Regular" w:hAnsi="Charis SIL Regular" w:eastAsia="Charis SIL Regular"/>
-          <w:b w:val="0"/>
-          <w:i w:val="0"/>
-          <w:color w:val="000000"/>
-          <w:sz w:val="24"/>
-        </w:rPr>
-        <w:hyperlink r:id="rId70" w:history="1">
-          <w:r>
-            <w:rPr>
-              <w:rStyle w:val="Hyperlink"/>
-            </w:rPr>
-            <w:t xml:space="preserve">1934 </w:t>
-          </w:r>
-        </w:hyperlink>
+        <w:t xml:space="preserve"> 1934 </w:t>
       </w:r>
       <w:r>
         <w:rPr>
@@ -10731,14 +10549,7 @@
           <w:color w:val="000000"/>
           <w:sz w:val="24"/>
         </w:rPr>
-        <w:hyperlink r:id="rId82" w:history="1">
-          <w:r>
-            <w:rPr>
-              <w:rStyle w:val="Hyperlink"/>
-            </w:rPr>
-            <w:t>Okanisi k</w:t>
-          </w:r>
-        </w:hyperlink>
+        <w:t>Okanisi k</w:t>
       </w:r>
       <w:r>
         <w:rPr>

--- a/EXPORTS/DOCX/published/niveau2/Dutch/Suriname.docx
+++ b/EXPORTS/DOCX/published/niveau2/Dutch/Suriname.docx
@@ -1715,6 +1715,7 @@
       </w:r>
       <w:r>
         <w:rPr>
+          <w:u w:val="single" w:color="0000ff"/>
           <w:rFonts w:ascii="Charis SIL Regular" w:hAnsi="Charis SIL Regular" w:eastAsia="Charis SIL Regular"/>
           <w:b w:val="0"/>
           <w:i w:val="0"/>
@@ -1738,12 +1739,69 @@
           <w:color w:val="0000FF"/>
           <w:sz w:val="24"/>
         </w:rPr>
+        <w:t>G</w:t>
+      </w:r>
+      <w:r>
+        <w:rPr>
+          <w:rFonts w:ascii="Charis SIL Regular" w:hAnsi="Charis SIL Regular" w:eastAsia="Charis SIL Regular"/>
+          <w:b w:val="0"/>
+          <w:i w:val="0"/>
+          <w:color w:val="0000FF"/>
+          <w:sz w:val="24"/>
+          <w:u w:val="single"/>
+        </w:rPr>
+        <w:hyperlink r:id="rId14" w:history="1">
+          <w:r>
+            <w:rPr>
+              <w:rStyle w:val="Hyperlink"/>
+            </w:rPr>
+            <w:t>errit</w:t>
+          </w:r>
+        </w:hyperlink>
+      </w:r>
+      <w:r>
+        <w:rPr>
+          <w:rFonts w:ascii="Charis SIL Regular" w:hAnsi="Charis SIL Regular" w:eastAsia="Charis SIL Regular"/>
+          <w:b w:val="0"/>
+          <w:i w:val="0"/>
+          <w:color w:val="0000FF"/>
+          <w:sz w:val="24"/>
+          <w:u w:val="single"/>
+        </w:rPr>
+        <w:t xml:space="preserve"> </w:t>
+      </w:r>
+      <w:r>
+        <w:rPr>
+          <w:rFonts w:ascii="Charis SIL Regular" w:hAnsi="Charis SIL Regular" w:eastAsia="Charis SIL Regular"/>
+          <w:b w:val="0"/>
+          <w:i w:val="0"/>
+          <w:color w:val="0000FF"/>
+          <w:sz w:val="24"/>
+          <w:u w:val="single"/>
+        </w:rPr>
+        <w:hyperlink r:id="rId14" w:history="1">
+          <w:r>
+            <w:rPr>
+              <w:rStyle w:val="Hyperlink"/>
+            </w:rPr>
+            <w:t>Scho</w:t>
+          </w:r>
+        </w:hyperlink>
+      </w:r>
+      <w:r>
+        <w:rPr>
+          <w:rFonts w:ascii="Charis SIL Regular" w:hAnsi="Charis SIL Regular" w:eastAsia="Charis SIL Regular"/>
+          <w:b w:val="0"/>
+          <w:i w:val="0"/>
+          <w:color w:val="0000FF"/>
+          <w:sz w:val="24"/>
+        </w:rPr>
         <w:hyperlink r:id="rId16" w:history="1">
           <w:r>
             <w:rPr>
               <w:rStyle w:val="Hyperlink"/>
             </w:rPr>
-            <w:t>G</w:t>
+            <w:t>ute</w:t>
           </w:r>
         </w:hyperlink>
       </w:r>
@@ -1756,50 +1814,114 @@
           <w:sz w:val="24"/>
           <w:u w:val="single"/>
         </w:rPr>
-        <w:hyperlink r:id="rId14" w:history="1">
-          <w:r>
-            <w:rPr>
-              <w:rStyle w:val="Hyperlink"/>
-            </w:rPr>
-            <w:t>errit</w:t>
-          </w:r>
-        </w:hyperlink>
-      </w:r>
-      <w:r>
-        <w:rPr>
-          <w:rFonts w:ascii="Charis SIL Regular" w:hAnsi="Charis SIL Regular" w:eastAsia="Charis SIL Regular"/>
-          <w:b w:val="0"/>
-          <w:i w:val="0"/>
-          <w:color w:val="0000FF"/>
-          <w:sz w:val="24"/>
-          <w:u w:val="single"/>
-        </w:rPr>
-        <w:t xml:space="preserve"> </w:t>
-      </w:r>
-      <w:r>
-        <w:rPr>
-          <w:rFonts w:ascii="Charis SIL Regular" w:hAnsi="Charis SIL Regular" w:eastAsia="Charis SIL Regular"/>
-          <w:b w:val="0"/>
-          <w:i w:val="0"/>
-          <w:color w:val="0000FF"/>
-          <w:sz w:val="24"/>
-          <w:u w:val="single"/>
-        </w:rPr>
-        <w:hyperlink r:id="rId14" w:history="1">
-          <w:r>
-            <w:rPr>
-              <w:rStyle w:val="Hyperlink"/>
-            </w:rPr>
-            <w:t>Scho</w:t>
-          </w:r>
-        </w:hyperlink>
-      </w:r>
-      <w:r>
-        <w:rPr>
-          <w:rFonts w:ascii="Charis SIL Regular" w:hAnsi="Charis SIL Regular" w:eastAsia="Charis SIL Regular"/>
-          <w:b w:val="0"/>
-          <w:i w:val="0"/>
-          <w:color w:val="0000FF"/>
+        <w:hyperlink r:id="rId15" w:history="1">
+          <w:r>
+            <w:rPr>
+              <w:rStyle w:val="Hyperlink"/>
+            </w:rPr>
+            <w:t>n</w:t>
+          </w:r>
+        </w:hyperlink>
+      </w:r>
+      <w:r>
+        <w:rPr>
+          <w:u w:val="single" w:color="0000ff"/>
+          <w:rFonts w:ascii="Charis SIL Regular" w:hAnsi="Charis SIL Regular" w:eastAsia="Charis SIL Regular"/>
+          <w:b w:val="0"/>
+          <w:i w:val="0"/>
+          <w:color w:val="000000"/>
+          <w:sz w:val="24"/>
+        </w:rPr>
+        <w:hyperlink r:id="rId15" w:history="1">
+          <w:r>
+            <w:rPr>
+              <w:rStyle w:val="Hyperlink"/>
+            </w:rPr>
+            <w:t xml:space="preserve"> en ver</w:t>
+          </w:r>
+        </w:hyperlink>
+      </w:r>
+      <w:r>
+        <w:rPr>
+          <w:u w:val="single" w:color="0000ff"/>
+          <w:rFonts w:ascii="Charis SIL Regular" w:hAnsi="Charis SIL Regular" w:eastAsia="Charis SIL Regular"/>
+          <w:b w:val="0"/>
+          <w:i w:val="0"/>
+          <w:color w:val="000000"/>
+          <w:sz w:val="24"/>
+        </w:rPr>
+        <w:hyperlink r:id="rId15" w:history="1">
+          <w:r>
+            <w:rPr>
+              <w:rStyle w:val="Hyperlink"/>
+            </w:rPr>
+            <w:t>antwoor</w:t>
+          </w:r>
+        </w:hyperlink>
+      </w:r>
+      <w:r>
+        <w:rPr>
+          <w:u w:val="single" w:color="0000ff"/>
+          <w:rFonts w:ascii="Charis SIL Regular" w:hAnsi="Charis SIL Regular" w:eastAsia="Charis SIL Regular"/>
+          <w:b w:val="0"/>
+          <w:i w:val="0"/>
+          <w:color w:val="000000"/>
+          <w:sz w:val="24"/>
+        </w:rPr>
+        <w:hyperlink r:id="rId15" w:history="1">
+          <w:r>
+            <w:rPr>
+              <w:rStyle w:val="Hyperlink"/>
+            </w:rPr>
+            <w:t>d</w:t>
+          </w:r>
+        </w:hyperlink>
+      </w:r>
+      <w:r>
+        <w:rPr>
+          <w:u w:val="single" w:color="0000ff"/>
+          <w:rFonts w:ascii="Charis SIL Regular" w:hAnsi="Charis SIL Regular" w:eastAsia="Charis SIL Regular"/>
+          <w:b w:val="0"/>
+          <w:i w:val="0"/>
+          <w:color w:val="000000"/>
+          <w:sz w:val="24"/>
+        </w:rPr>
+        <w:hyperlink r:id="rId15" w:history="1">
+          <w:r>
+            <w:rPr>
+              <w:rStyle w:val="Hyperlink"/>
+            </w:rPr>
+            <w:t>elijk voor</w:t>
+          </w:r>
+        </w:hyperlink>
+      </w:r>
+      <w:r>
+        <w:rPr>
+          <w:rFonts w:ascii="Charis SIL Regular" w:hAnsi="Charis SIL Regular" w:eastAsia="Charis SIL Regular"/>
+          <w:b w:val="0"/>
+          <w:i w:val="0"/>
+          <w:color w:val="000000"/>
+          <w:sz w:val="24"/>
+        </w:rPr>
+        <w:t xml:space="preserve"> de schenking </w:t>
+      </w:r>
+      <w:r>
+        <w:rPr>
+          <w:rFonts w:ascii="Charis SIL Regular" w:hAnsi="Charis SIL Regular" w:eastAsia="Charis SIL Regular"/>
+          <w:b w:val="0"/>
+          <w:i w:val="0"/>
+          <w:color w:val="000000"/>
+          <w:sz w:val="24"/>
+        </w:rPr>
+        <w:t xml:space="preserve">van veel diorama's van Schouten aan </w:t>
+      </w:r>
+      <w:r>
+        <w:rPr>
+          <w:u w:val="single" w:color="0000ff"/>
+          <w:rFonts w:ascii="Charis SIL Regular" w:hAnsi="Charis SIL Regular" w:eastAsia="Charis SIL Regular"/>
+          <w:b w:val="0"/>
+          <w:i w:val="0"/>
+          <w:color w:val="000000"/>
           <w:sz w:val="24"/>
         </w:rPr>
         <w:hyperlink r:id="rId16" w:history="1">
@@ -1807,119 +1929,9 @@
             <w:rPr>
               <w:rStyle w:val="Hyperlink"/>
             </w:rPr>
-            <w:t>ute</w:t>
-          </w:r>
-        </w:hyperlink>
-      </w:r>
-      <w:r>
-        <w:rPr>
-          <w:rFonts w:ascii="Charis SIL Regular" w:hAnsi="Charis SIL Regular" w:eastAsia="Charis SIL Regular"/>
-          <w:b w:val="0"/>
-          <w:i w:val="0"/>
-          <w:color w:val="0000FF"/>
-          <w:sz w:val="24"/>
-          <w:u w:val="single"/>
-        </w:rPr>
-        <w:hyperlink r:id="rId15" w:history="1">
-          <w:r>
-            <w:rPr>
-              <w:rStyle w:val="Hyperlink"/>
-            </w:rPr>
-            <w:t>n</w:t>
-          </w:r>
-        </w:hyperlink>
-      </w:r>
-      <w:r>
-        <w:rPr>
-          <w:u w:val="single" w:color="0000ff"/>
-          <w:rFonts w:ascii="Charis SIL Regular" w:hAnsi="Charis SIL Regular" w:eastAsia="Charis SIL Regular"/>
-          <w:b w:val="0"/>
-          <w:i w:val="0"/>
-          <w:color w:val="000000"/>
-          <w:sz w:val="24"/>
-        </w:rPr>
-        <w:hyperlink r:id="rId15" w:history="1">
-          <w:r>
-            <w:rPr>
-              <w:rStyle w:val="Hyperlink"/>
-            </w:rPr>
-            <w:t xml:space="preserve"> en ver</w:t>
-          </w:r>
-        </w:hyperlink>
-      </w:r>
-      <w:r>
-        <w:rPr>
-          <w:u w:val="single" w:color="0000ff"/>
-          <w:rFonts w:ascii="Charis SIL Regular" w:hAnsi="Charis SIL Regular" w:eastAsia="Charis SIL Regular"/>
-          <w:b w:val="0"/>
-          <w:i w:val="0"/>
-          <w:color w:val="000000"/>
-          <w:sz w:val="24"/>
-        </w:rPr>
-        <w:hyperlink r:id="rId15" w:history="1">
-          <w:r>
-            <w:rPr>
-              <w:rStyle w:val="Hyperlink"/>
-            </w:rPr>
-            <w:t>antwoor</w:t>
-          </w:r>
-        </w:hyperlink>
-      </w:r>
-      <w:r>
-        <w:rPr>
-          <w:u w:val="single" w:color="0000ff"/>
-          <w:rFonts w:ascii="Charis SIL Regular" w:hAnsi="Charis SIL Regular" w:eastAsia="Charis SIL Regular"/>
-          <w:b w:val="0"/>
-          <w:i w:val="0"/>
-          <w:color w:val="000000"/>
-          <w:sz w:val="24"/>
-        </w:rPr>
-        <w:hyperlink r:id="rId15" w:history="1">
-          <w:r>
-            <w:rPr>
-              <w:rStyle w:val="Hyperlink"/>
-            </w:rPr>
-            <w:t>d</w:t>
-          </w:r>
-        </w:hyperlink>
-      </w:r>
-      <w:r>
-        <w:rPr>
-          <w:u w:val="single" w:color="0000ff"/>
-          <w:rFonts w:ascii="Charis SIL Regular" w:hAnsi="Charis SIL Regular" w:eastAsia="Charis SIL Regular"/>
-          <w:b w:val="0"/>
-          <w:i w:val="0"/>
-          <w:color w:val="000000"/>
-          <w:sz w:val="24"/>
-        </w:rPr>
-        <w:hyperlink r:id="rId15" w:history="1">
-          <w:r>
-            <w:rPr>
-              <w:rStyle w:val="Hyperlink"/>
-            </w:rPr>
-            <w:t>elijk voor</w:t>
-          </w:r>
-        </w:hyperlink>
-      </w:r>
-      <w:r>
-        <w:rPr>
-          <w:rFonts w:ascii="Charis SIL Regular" w:hAnsi="Charis SIL Regular" w:eastAsia="Charis SIL Regular"/>
-          <w:b w:val="0"/>
-          <w:i w:val="0"/>
-          <w:color w:val="000000"/>
-          <w:sz w:val="24"/>
-        </w:rPr>
-        <w:t xml:space="preserve"> de schenking </w:t>
-      </w:r>
-      <w:r>
-        <w:rPr>
-          <w:rFonts w:ascii="Charis SIL Regular" w:hAnsi="Charis SIL Regular" w:eastAsia="Charis SIL Regular"/>
-          <w:b w:val="0"/>
-          <w:i w:val="0"/>
-          <w:color w:val="000000"/>
-          <w:sz w:val="24"/>
-        </w:rPr>
-        <w:t>van veel diorama's van Schouten aan het Ka</w:t>
+            <w:t>het Ka</w:t>
+          </w:r>
+        </w:hyperlink>
       </w:r>
       <w:r>
         <w:rPr>
@@ -2291,7 +2303,14 @@
           <w:color w:val="000000"/>
           <w:sz w:val="24"/>
         </w:rPr>
-        <w:t>msten voor de Evang</w:t>
+        <w:hyperlink r:id="rId19" w:history="1">
+          <w:r>
+            <w:rPr>
+              <w:rStyle w:val="Hyperlink"/>
+            </w:rPr>
+            <w:t>msten voor de Evang</w:t>
+          </w:r>
+        </w:hyperlink>
       </w:r>
       <w:r>
         <w:rPr>
@@ -2446,8 +2465,16 @@
           <w:i w:val="0"/>
           <w:color w:val="0000FF"/>
           <w:sz w:val="24"/>
-        </w:rPr>
-        <w:t>Museo</w:t>
+          <w:u w:val="single"/>
+        </w:rPr>
+        <w:hyperlink r:id="rId21" w:history="1">
+          <w:r>
+            <w:rPr>
+              <w:rStyle w:val="Hyperlink"/>
+            </w:rPr>
+            <w:t>Museo</w:t>
+          </w:r>
+        </w:hyperlink>
       </w:r>
       <w:r>
         <w:rPr>
@@ -2550,7 +2577,7 @@
           <w:sz w:val="24"/>
           <w:u w:val="single"/>
         </w:rPr>
-        <w:hyperlink r:id="rId21" w:history="1">
+        <w:hyperlink r:id="rId22" w:history="1">
           <w:r>
             <w:rPr>
               <w:rStyle w:val="Hyperlink"/>
@@ -2579,7 +2606,7 @@
           <w:sz w:val="24"/>
           <w:u w:val="single"/>
         </w:rPr>
-        <w:hyperlink r:id="rId21" w:history="1">
+        <w:hyperlink r:id="rId22" w:history="1">
           <w:r>
             <w:rPr>
               <w:rStyle w:val="Hyperlink"/>
@@ -2608,7 +2635,7 @@
           <w:sz w:val="24"/>
           <w:u w:val="single"/>
         </w:rPr>
-        <w:hyperlink r:id="rId21" w:history="1">
+        <w:hyperlink r:id="rId22" w:history="1">
           <w:r>
             <w:rPr>
               <w:rStyle w:val="Hyperlink"/>
@@ -2635,7 +2662,7 @@
           <w:color w:val="000000"/>
           <w:sz w:val="24"/>
         </w:rPr>
-        <w:t>inmiddels digitaal toegankelijk is via de website van het Stadsmuseum</w:t>
+        <w:t>inmiddels digitaal toegankelijk is via de website</w:t>
       </w:r>
       <w:r>
         <w:rPr>
@@ -2646,7 +2673,61 @@
           <w:color w:val="000000"/>
           <w:sz w:val="24"/>
         </w:rPr>
-        <w:hyperlink r:id="rId21" w:history="1">
+        <w:hyperlink r:id="rId22" w:history="1">
+          <w:r>
+            <w:rPr>
+              <w:rStyle w:val="Hyperlink"/>
+            </w:rPr>
+            <w:t xml:space="preserve"> van het Sta</w:t>
+          </w:r>
+        </w:hyperlink>
+      </w:r>
+      <w:r>
+        <w:rPr>
+          <w:u w:val="single" w:color="0000ff"/>
+          <w:rFonts w:ascii="Charis SIL Regular" w:hAnsi="Charis SIL Regular" w:eastAsia="Charis SIL Regular"/>
+          <w:b w:val="0"/>
+          <w:i w:val="0"/>
+          <w:color w:val="000000"/>
+          <w:sz w:val="24"/>
+        </w:rPr>
+        <w:hyperlink r:id="rId22" w:history="1">
+          <w:r>
+            <w:rPr>
+              <w:rStyle w:val="Hyperlink"/>
+            </w:rPr>
+            <w:t>d</w:t>
+          </w:r>
+        </w:hyperlink>
+      </w:r>
+      <w:r>
+        <w:rPr>
+          <w:u w:val="single" w:color="0000ff"/>
+          <w:rFonts w:ascii="Charis SIL Regular" w:hAnsi="Charis SIL Regular" w:eastAsia="Charis SIL Regular"/>
+          <w:b w:val="0"/>
+          <w:i w:val="0"/>
+          <w:color w:val="000000"/>
+          <w:sz w:val="24"/>
+        </w:rPr>
+        <w:hyperlink r:id="rId22" w:history="1">
+          <w:r>
+            <w:rPr>
+              <w:rStyle w:val="Hyperlink"/>
+            </w:rPr>
+            <w:t>smuseum</w:t>
+          </w:r>
+        </w:hyperlink>
+      </w:r>
+      <w:r>
+        <w:rPr>
+          <w:u w:val="single" w:color="0000ff"/>
+          <w:rFonts w:ascii="Charis SIL Regular" w:hAnsi="Charis SIL Regular" w:eastAsia="Charis SIL Regular"/>
+          <w:b w:val="0"/>
+          <w:i w:val="0"/>
+          <w:color w:val="000000"/>
+          <w:sz w:val="24"/>
+        </w:rPr>
+        <w:hyperlink r:id="rId22" w:history="1">
           <w:r>
             <w:rPr>
               <w:rStyle w:val="Hyperlink"/>
@@ -2684,39 +2765,23 @@
           <w:sz w:val="24"/>
           <w:u w:val="single"/>
         </w:rPr>
-        <w:hyperlink r:id="rId22" w:history="1">
-          <w:r>
-            <w:rPr>
-              <w:rStyle w:val="Hyperlink"/>
-            </w:rPr>
-            <w:t>fil</w:t>
-          </w:r>
-        </w:hyperlink>
-      </w:r>
-      <w:r>
-        <w:rPr>
-          <w:rFonts w:ascii="Charis SIL Regular" w:hAnsi="Charis SIL Regular" w:eastAsia="Charis SIL Regular"/>
-          <w:b w:val="0"/>
-          <w:i w:val="0"/>
-          <w:color w:val="0000FF"/>
-          <w:sz w:val="24"/>
-        </w:rPr>
-        <w:hyperlink r:id="rId22" w:history="1">
-          <w:r>
-            <w:rPr>
-              <w:rStyle w:val="Hyperlink"/>
-            </w:rPr>
-            <w:t>m</w:t>
-          </w:r>
-        </w:hyperlink>
-      </w:r>
-      <w:r>
-        <w:rPr>
-          <w:rFonts w:ascii="Charis SIL Regular" w:hAnsi="Charis SIL Regular" w:eastAsia="Charis SIL Regular"/>
-          <w:b w:val="0"/>
-          <w:i w:val="0"/>
-          <w:color w:val="0000FF"/>
-          <w:sz w:val="24"/>
+        <w:hyperlink r:id="rId23" w:history="1">
+          <w:r>
+            <w:rPr>
+              <w:rStyle w:val="Hyperlink"/>
+            </w:rPr>
+            <w:t>film</w:t>
+          </w:r>
+        </w:hyperlink>
+      </w:r>
+      <w:r>
+        <w:rPr>
+          <w:rFonts w:ascii="Charis SIL Regular" w:hAnsi="Charis SIL Regular" w:eastAsia="Charis SIL Regular"/>
+          <w:b w:val="0"/>
+          <w:i w:val="0"/>
+          <w:color w:val="0000FF"/>
+          <w:sz w:val="24"/>
+          <w:u w:val="single"/>
         </w:rPr>
         <w:t>s</w:t>
       </w:r>
@@ -2740,7 +2805,7 @@
           <w:sz w:val="24"/>
           <w:u w:val="single"/>
         </w:rPr>
-        <w:hyperlink r:id="rId22" w:history="1">
+        <w:hyperlink r:id="rId23" w:history="1">
           <w:r>
             <w:rPr>
               <w:rStyle w:val="Hyperlink"/>
@@ -2769,14 +2834,24 @@
           <w:sz w:val="24"/>
           <w:u w:val="single"/>
         </w:rPr>
-        <w:hyperlink r:id="rId22" w:history="1">
-          <w:r>
-            <w:rPr>
-              <w:rStyle w:val="Hyperlink"/>
-            </w:rPr>
-            <w:t>geluidsbanden</w:t>
-          </w:r>
-        </w:hyperlink>
+        <w:hyperlink r:id="rId23" w:history="1">
+          <w:r>
+            <w:rPr>
+              <w:rStyle w:val="Hyperlink"/>
+            </w:rPr>
+            <w:t>geluidsbande</w:t>
+          </w:r>
+        </w:hyperlink>
+      </w:r>
+      <w:r>
+        <w:rPr>
+          <w:rFonts w:ascii="Charis SIL Regular" w:hAnsi="Charis SIL Regular" w:eastAsia="Charis SIL Regular"/>
+          <w:b w:val="0"/>
+          <w:i w:val="0"/>
+          <w:color w:val="0000FF"/>
+          <w:sz w:val="24"/>
+        </w:rPr>
+        <w:t>n</w:t>
       </w:r>
       <w:r>
         <w:rPr>
@@ -2797,176 +2872,176 @@
           <w:sz w:val="24"/>
           <w:u w:val="single"/>
         </w:rPr>
+        <w:hyperlink r:id="rId24" w:history="1">
+          <w:r>
+            <w:rPr>
+              <w:rStyle w:val="Hyperlink"/>
+            </w:rPr>
+            <w:t>prenten,</w:t>
+          </w:r>
+        </w:hyperlink>
+      </w:r>
+      <w:r>
+        <w:rPr>
+          <w:rFonts w:ascii="Charis SIL Regular" w:hAnsi="Charis SIL Regular" w:eastAsia="Charis SIL Regular"/>
+          <w:b w:val="0"/>
+          <w:i w:val="0"/>
+          <w:color w:val="0000FF"/>
+          <w:sz w:val="24"/>
+          <w:u w:val="single"/>
+        </w:rPr>
+        <w:t xml:space="preserve"> </w:t>
+      </w:r>
+      <w:r>
+        <w:rPr>
+          <w:rFonts w:ascii="Charis SIL Regular" w:hAnsi="Charis SIL Regular" w:eastAsia="Charis SIL Regular"/>
+          <w:b w:val="0"/>
+          <w:i w:val="0"/>
+          <w:color w:val="0000FF"/>
+          <w:sz w:val="24"/>
+          <w:u w:val="single"/>
+        </w:rPr>
+        <w:hyperlink r:id="rId24" w:history="1">
+          <w:r>
+            <w:rPr>
+              <w:rStyle w:val="Hyperlink"/>
+            </w:rPr>
+            <w:t>tekeningen,</w:t>
+          </w:r>
+        </w:hyperlink>
+      </w:r>
+      <w:r>
+        <w:rPr>
+          <w:rFonts w:ascii="Charis SIL Regular" w:hAnsi="Charis SIL Regular" w:eastAsia="Charis SIL Regular"/>
+          <w:b w:val="0"/>
+          <w:i w:val="0"/>
+          <w:color w:val="0000FF"/>
+          <w:sz w:val="24"/>
+          <w:u w:val="single"/>
+        </w:rPr>
+        <w:t xml:space="preserve"> </w:t>
+      </w:r>
+      <w:r>
+        <w:rPr>
+          <w:rFonts w:ascii="Charis SIL Regular" w:hAnsi="Charis SIL Regular" w:eastAsia="Charis SIL Regular"/>
+          <w:b w:val="0"/>
+          <w:i w:val="0"/>
+          <w:color w:val="0000FF"/>
+          <w:sz w:val="24"/>
+          <w:u w:val="single"/>
+        </w:rPr>
+        <w:hyperlink r:id="rId24" w:history="1">
+          <w:r>
+            <w:rPr>
+              <w:rStyle w:val="Hyperlink"/>
+            </w:rPr>
+            <w:t>kaarten</w:t>
+          </w:r>
+        </w:hyperlink>
+      </w:r>
+      <w:r>
+        <w:rPr>
+          <w:rFonts w:ascii="Charis SIL Regular" w:hAnsi="Charis SIL Regular" w:eastAsia="Charis SIL Regular"/>
+          <w:b w:val="0"/>
+          <w:i w:val="0"/>
+          <w:color w:val="0000FF"/>
+          <w:sz w:val="24"/>
+          <w:u w:val="single"/>
+        </w:rPr>
+        <w:t xml:space="preserve"> </w:t>
+      </w:r>
+      <w:r>
+        <w:rPr>
+          <w:rFonts w:ascii="Charis SIL Regular" w:hAnsi="Charis SIL Regular" w:eastAsia="Charis SIL Regular"/>
+          <w:b w:val="0"/>
+          <w:i w:val="0"/>
+          <w:color w:val="0000FF"/>
+          <w:sz w:val="24"/>
+          <w:u w:val="single"/>
+        </w:rPr>
+        <w:hyperlink r:id="rId24" w:history="1">
+          <w:r>
+            <w:rPr>
+              <w:rStyle w:val="Hyperlink"/>
+            </w:rPr>
+            <w:t xml:space="preserve">en </w:t>
+          </w:r>
+        </w:hyperlink>
+      </w:r>
+      <w:r>
+        <w:rPr>
+          <w:rFonts w:ascii="Charis SIL Regular" w:hAnsi="Charis SIL Regular" w:eastAsia="Charis SIL Regular"/>
+          <w:b w:val="0"/>
+          <w:i w:val="0"/>
+          <w:color w:val="0000FF"/>
+          <w:sz w:val="24"/>
+          <w:u w:val="single"/>
+        </w:rPr>
+        <w:hyperlink r:id="rId24" w:history="1">
+          <w:r>
+            <w:rPr>
+              <w:rStyle w:val="Hyperlink"/>
+            </w:rPr>
+            <w:t>foto's</w:t>
+          </w:r>
+        </w:hyperlink>
+      </w:r>
+      <w:r>
+        <w:rPr>
+          <w:rFonts w:ascii="Charis SIL Regular" w:hAnsi="Charis SIL Regular" w:eastAsia="Charis SIL Regular"/>
+          <w:b w:val="0"/>
+          <w:i w:val="0"/>
+          <w:color w:val="000000"/>
+          <w:sz w:val="24"/>
+        </w:rPr>
+        <w:t xml:space="preserve"> van het Zeister Zendingsg</w:t>
+      </w:r>
+      <w:r>
+        <w:rPr>
+          <w:u w:val="single" w:color="0000ff"/>
+          <w:rFonts w:ascii="Charis SIL Regular" w:hAnsi="Charis SIL Regular" w:eastAsia="Charis SIL Regular"/>
+          <w:b w:val="0"/>
+          <w:i w:val="0"/>
+          <w:color w:val="000000"/>
+          <w:sz w:val="24"/>
+        </w:rPr>
         <w:hyperlink r:id="rId23" w:history="1">
           <w:r>
             <w:rPr>
               <w:rStyle w:val="Hyperlink"/>
             </w:rPr>
-            <w:t>prenten,</w:t>
-          </w:r>
-        </w:hyperlink>
-      </w:r>
-      <w:r>
-        <w:rPr>
-          <w:rFonts w:ascii="Charis SIL Regular" w:hAnsi="Charis SIL Regular" w:eastAsia="Charis SIL Regular"/>
-          <w:b w:val="0"/>
-          <w:i w:val="0"/>
-          <w:color w:val="0000FF"/>
-          <w:sz w:val="24"/>
-          <w:u w:val="single"/>
-        </w:rPr>
-        <w:t xml:space="preserve"> </w:t>
-      </w:r>
-      <w:r>
-        <w:rPr>
-          <w:rFonts w:ascii="Charis SIL Regular" w:hAnsi="Charis SIL Regular" w:eastAsia="Charis SIL Regular"/>
-          <w:b w:val="0"/>
-          <w:i w:val="0"/>
-          <w:color w:val="0000FF"/>
-          <w:sz w:val="24"/>
-          <w:u w:val="single"/>
+            <w:t>enoot</w:t>
+          </w:r>
+        </w:hyperlink>
+      </w:r>
+      <w:r>
+        <w:rPr>
+          <w:u w:val="single" w:color="0000ff"/>
+          <w:rFonts w:ascii="Charis SIL Regular" w:hAnsi="Charis SIL Regular" w:eastAsia="Charis SIL Regular"/>
+          <w:b w:val="0"/>
+          <w:i w:val="0"/>
+          <w:color w:val="000000"/>
+          <w:sz w:val="24"/>
         </w:rPr>
         <w:hyperlink r:id="rId23" w:history="1">
           <w:r>
             <w:rPr>
               <w:rStyle w:val="Hyperlink"/>
             </w:rPr>
-            <w:t>tekeningen,</w:t>
-          </w:r>
-        </w:hyperlink>
-      </w:r>
-      <w:r>
-        <w:rPr>
-          <w:rFonts w:ascii="Charis SIL Regular" w:hAnsi="Charis SIL Regular" w:eastAsia="Charis SIL Regular"/>
-          <w:b w:val="0"/>
-          <w:i w:val="0"/>
-          <w:color w:val="0000FF"/>
-          <w:sz w:val="24"/>
-          <w:u w:val="single"/>
-        </w:rPr>
-        <w:t xml:space="preserve"> </w:t>
-      </w:r>
-      <w:r>
-        <w:rPr>
-          <w:rFonts w:ascii="Charis SIL Regular" w:hAnsi="Charis SIL Regular" w:eastAsia="Charis SIL Regular"/>
-          <w:b w:val="0"/>
-          <w:i w:val="0"/>
-          <w:color w:val="0000FF"/>
-          <w:sz w:val="24"/>
-          <w:u w:val="single"/>
+            <w:t>sch</w:t>
+          </w:r>
+        </w:hyperlink>
+      </w:r>
+      <w:r>
+        <w:rPr>
+          <w:u w:val="single" w:color="0000ff"/>
+          <w:rFonts w:ascii="Charis SIL Regular" w:hAnsi="Charis SIL Regular" w:eastAsia="Charis SIL Regular"/>
+          <w:b w:val="0"/>
+          <w:i w:val="0"/>
+          <w:color w:val="000000"/>
+          <w:sz w:val="24"/>
         </w:rPr>
         <w:hyperlink r:id="rId23" w:history="1">
-          <w:r>
-            <w:rPr>
-              <w:rStyle w:val="Hyperlink"/>
-            </w:rPr>
-            <w:t>kaarten</w:t>
-          </w:r>
-        </w:hyperlink>
-      </w:r>
-      <w:r>
-        <w:rPr>
-          <w:rFonts w:ascii="Charis SIL Regular" w:hAnsi="Charis SIL Regular" w:eastAsia="Charis SIL Regular"/>
-          <w:b w:val="0"/>
-          <w:i w:val="0"/>
-          <w:color w:val="0000FF"/>
-          <w:sz w:val="24"/>
-          <w:u w:val="single"/>
-        </w:rPr>
-        <w:t xml:space="preserve"> </w:t>
-      </w:r>
-      <w:r>
-        <w:rPr>
-          <w:rFonts w:ascii="Charis SIL Regular" w:hAnsi="Charis SIL Regular" w:eastAsia="Charis SIL Regular"/>
-          <w:b w:val="0"/>
-          <w:i w:val="0"/>
-          <w:color w:val="0000FF"/>
-          <w:sz w:val="24"/>
-          <w:u w:val="single"/>
-        </w:rPr>
-        <w:hyperlink r:id="rId23" w:history="1">
-          <w:r>
-            <w:rPr>
-              <w:rStyle w:val="Hyperlink"/>
-            </w:rPr>
-            <w:t xml:space="preserve">en </w:t>
-          </w:r>
-        </w:hyperlink>
-      </w:r>
-      <w:r>
-        <w:rPr>
-          <w:rFonts w:ascii="Charis SIL Regular" w:hAnsi="Charis SIL Regular" w:eastAsia="Charis SIL Regular"/>
-          <w:b w:val="0"/>
-          <w:i w:val="0"/>
-          <w:color w:val="0000FF"/>
-          <w:sz w:val="24"/>
-          <w:u w:val="single"/>
-        </w:rPr>
-        <w:hyperlink r:id="rId23" w:history="1">
-          <w:r>
-            <w:rPr>
-              <w:rStyle w:val="Hyperlink"/>
-            </w:rPr>
-            <w:t>foto's</w:t>
-          </w:r>
-        </w:hyperlink>
-      </w:r>
-      <w:r>
-        <w:rPr>
-          <w:rFonts w:ascii="Charis SIL Regular" w:hAnsi="Charis SIL Regular" w:eastAsia="Charis SIL Regular"/>
-          <w:b w:val="0"/>
-          <w:i w:val="0"/>
-          <w:color w:val="000000"/>
-          <w:sz w:val="24"/>
-        </w:rPr>
-        <w:t xml:space="preserve"> van het Zeister Zendingsg</w:t>
-      </w:r>
-      <w:r>
-        <w:rPr>
-          <w:u w:val="single" w:color="0000ff"/>
-          <w:rFonts w:ascii="Charis SIL Regular" w:hAnsi="Charis SIL Regular" w:eastAsia="Charis SIL Regular"/>
-          <w:b w:val="0"/>
-          <w:i w:val="0"/>
-          <w:color w:val="000000"/>
-          <w:sz w:val="24"/>
-        </w:rPr>
-        <w:hyperlink r:id="rId22" w:history="1">
-          <w:r>
-            <w:rPr>
-              <w:rStyle w:val="Hyperlink"/>
-            </w:rPr>
-            <w:t>enoot</w:t>
-          </w:r>
-        </w:hyperlink>
-      </w:r>
-      <w:r>
-        <w:rPr>
-          <w:u w:val="single" w:color="0000ff"/>
-          <w:rFonts w:ascii="Charis SIL Regular" w:hAnsi="Charis SIL Regular" w:eastAsia="Charis SIL Regular"/>
-          <w:b w:val="0"/>
-          <w:i w:val="0"/>
-          <w:color w:val="000000"/>
-          <w:sz w:val="24"/>
-        </w:rPr>
-        <w:hyperlink r:id="rId22" w:history="1">
-          <w:r>
-            <w:rPr>
-              <w:rStyle w:val="Hyperlink"/>
-            </w:rPr>
-            <w:t>sch</w:t>
-          </w:r>
-        </w:hyperlink>
-      </w:r>
-      <w:r>
-        <w:rPr>
-          <w:u w:val="single" w:color="0000ff"/>
-          <w:rFonts w:ascii="Charis SIL Regular" w:hAnsi="Charis SIL Regular" w:eastAsia="Charis SIL Regular"/>
-          <w:b w:val="0"/>
-          <w:i w:val="0"/>
-          <w:color w:val="000000"/>
-          <w:sz w:val="24"/>
-        </w:rPr>
-        <w:hyperlink r:id="rId22" w:history="1">
           <w:r>
             <w:rPr>
               <w:rStyle w:val="Hyperlink"/>
@@ -3004,7 +3079,7 @@
           <w:sz w:val="24"/>
           <w:u w:val="single"/>
         </w:rPr>
-        <w:hyperlink r:id="rId24" w:history="1">
+        <w:hyperlink r:id="rId25" w:history="1">
           <w:r>
             <w:rPr>
               <w:rStyle w:val="Hyperlink"/>
@@ -3032,7 +3107,7 @@
           <w:sz w:val="24"/>
           <w:u w:val="single"/>
         </w:rPr>
-        <w:hyperlink r:id="rId25" w:history="1">
+        <w:hyperlink r:id="rId26" w:history="1">
           <w:r>
             <w:rPr>
               <w:rStyle w:val="Hyperlink"/>
@@ -3060,7 +3135,7 @@
           <w:sz w:val="24"/>
           <w:u w:val="single"/>
         </w:rPr>
-        <w:hyperlink r:id="rId26" w:history="1">
+        <w:hyperlink r:id="rId27" w:history="1">
           <w:r>
             <w:rPr>
               <w:rStyle w:val="Hyperlink"/>
@@ -3089,7 +3164,7 @@
           <w:sz w:val="24"/>
           <w:u w:val="single"/>
         </w:rPr>
-        <w:hyperlink r:id="rId26" w:history="1">
+        <w:hyperlink r:id="rId27" w:history="1">
           <w:r>
             <w:rPr>
               <w:rStyle w:val="Hyperlink"/>
@@ -3116,16 +3191,26 @@
           <w:i w:val="0"/>
           <w:color w:val="0000FF"/>
           <w:sz w:val="24"/>
+        </w:rPr>
+        <w:hyperlink r:id="rId27" w:history="1">
+          <w:r>
+            <w:rPr>
+              <w:rStyle w:val="Hyperlink"/>
+            </w:rPr>
+            <w:t>van</w:t>
+          </w:r>
+        </w:hyperlink>
+      </w:r>
+      <w:r>
+        <w:rPr>
+          <w:rFonts w:ascii="Charis SIL Regular" w:hAnsi="Charis SIL Regular" w:eastAsia="Charis SIL Regular"/>
+          <w:b w:val="0"/>
+          <w:i w:val="0"/>
+          <w:color w:val="0000FF"/>
+          <w:sz w:val="24"/>
           <w:u w:val="single"/>
         </w:rPr>
-        <w:hyperlink r:id="rId26" w:history="1">
-          <w:r>
-            <w:rPr>
-              <w:rStyle w:val="Hyperlink"/>
-            </w:rPr>
-            <w:t>van</w:t>
-          </w:r>
-        </w:hyperlink>
+        <w:t xml:space="preserve"> </w:t>
       </w:r>
       <w:r>
         <w:rPr>
@@ -3136,6 +3221,80 @@
           <w:sz w:val="24"/>
           <w:u w:val="single"/>
         </w:rPr>
+        <w:hyperlink r:id="rId27" w:history="1">
+          <w:r>
+            <w:rPr>
+              <w:rStyle w:val="Hyperlink"/>
+            </w:rPr>
+            <w:t>Sypest</w:t>
+          </w:r>
+        </w:hyperlink>
+      </w:r>
+      <w:r>
+        <w:rPr>
+          <w:rFonts w:ascii="Charis SIL Regular" w:hAnsi="Charis SIL Regular" w:eastAsia="Charis SIL Regular"/>
+          <w:b w:val="0"/>
+          <w:i w:val="0"/>
+          <w:color w:val="0000FF"/>
+          <w:sz w:val="24"/>
+          <w:u w:val="single"/>
+        </w:rPr>
+        <w:hyperlink r:id="rId27" w:history="1">
+          <w:r>
+            <w:rPr>
+              <w:rStyle w:val="Hyperlink"/>
+            </w:rPr>
+            <w:t>eyn</w:t>
+          </w:r>
+        </w:hyperlink>
+      </w:r>
+      <w:r>
+        <w:rPr>
+          <w:rFonts w:ascii="Charis SIL Regular" w:hAnsi="Charis SIL Regular" w:eastAsia="Charis SIL Regular"/>
+          <w:b w:val="0"/>
+          <w:i w:val="0"/>
+          <w:color w:val="000000"/>
+          <w:sz w:val="24"/>
+        </w:rPr>
+        <w:t xml:space="preserve"> en </w:t>
+      </w:r>
+      <w:r>
+        <w:rPr>
+          <w:rFonts w:ascii="Charis SIL Regular" w:hAnsi="Charis SIL Regular" w:eastAsia="Charis SIL Regular"/>
+          <w:b w:val="0"/>
+          <w:i w:val="0"/>
+          <w:color w:val="000000"/>
+          <w:sz w:val="24"/>
+        </w:rPr>
+        <w:t xml:space="preserve">administrateur der financiën </w:t>
+      </w:r>
+      <w:r>
+        <w:rPr>
+          <w:rFonts w:ascii="Charis SIL Regular" w:hAnsi="Charis SIL Regular" w:eastAsia="Charis SIL Regular"/>
+          <w:b w:val="0"/>
+          <w:i w:val="0"/>
+          <w:color w:val="0000FF"/>
+          <w:sz w:val="24"/>
+          <w:u w:val="single"/>
+        </w:rPr>
+        <w:hyperlink r:id="rId28" w:history="1">
+          <w:r>
+            <w:rPr>
+              <w:rStyle w:val="Hyperlink"/>
+            </w:rPr>
+            <w:t>Assueer</w:t>
+          </w:r>
+        </w:hyperlink>
+      </w:r>
+      <w:r>
+        <w:rPr>
+          <w:rFonts w:ascii="Charis SIL Regular" w:hAnsi="Charis SIL Regular" w:eastAsia="Charis SIL Regular"/>
+          <w:b w:val="0"/>
+          <w:i w:val="0"/>
+          <w:color w:val="0000FF"/>
+          <w:sz w:val="24"/>
+          <w:u w:val="single"/>
+        </w:rPr>
         <w:t xml:space="preserve"> </w:t>
       </w:r>
       <w:r>
@@ -3147,12 +3306,12 @@
           <w:sz w:val="24"/>
           <w:u w:val="single"/>
         </w:rPr>
-        <w:hyperlink r:id="rId24" w:history="1">
-          <w:r>
-            <w:rPr>
-              <w:rStyle w:val="Hyperlink"/>
-            </w:rPr>
-            <w:t>Sypest</w:t>
+        <w:hyperlink r:id="rId28" w:history="1">
+          <w:r>
+            <w:rPr>
+              <w:rStyle w:val="Hyperlink"/>
+            </w:rPr>
+            <w:t>Jacob</w:t>
           </w:r>
         </w:hyperlink>
       </w:r>
@@ -3165,24 +3324,148 @@
           <w:sz w:val="24"/>
           <w:u w:val="single"/>
         </w:rPr>
-        <w:hyperlink r:id="rId26" w:history="1">
-          <w:r>
-            <w:rPr>
-              <w:rStyle w:val="Hyperlink"/>
-            </w:rPr>
-            <w:t>eyn</w:t>
-          </w:r>
-        </w:hyperlink>
-      </w:r>
-      <w:r>
-        <w:rPr>
-          <w:rFonts w:ascii="Charis SIL Regular" w:hAnsi="Charis SIL Regular" w:eastAsia="Charis SIL Regular"/>
-          <w:b w:val="0"/>
-          <w:i w:val="0"/>
-          <w:color w:val="000000"/>
-          <w:sz w:val="24"/>
-        </w:rPr>
-        <w:t xml:space="preserve"> en </w:t>
+        <w:t xml:space="preserve"> </w:t>
+      </w:r>
+      <w:r>
+        <w:rPr>
+          <w:rFonts w:ascii="Charis SIL Regular" w:hAnsi="Charis SIL Regular" w:eastAsia="Charis SIL Regular"/>
+          <w:b w:val="0"/>
+          <w:i w:val="0"/>
+          <w:color w:val="0000FF"/>
+          <w:sz w:val="24"/>
+          <w:u w:val="single"/>
+        </w:rPr>
+        <w:hyperlink r:id="rId28" w:history="1">
+          <w:r>
+            <w:rPr>
+              <w:rStyle w:val="Hyperlink"/>
+            </w:rPr>
+            <w:t>Schimmelpen</w:t>
+          </w:r>
+        </w:hyperlink>
+      </w:r>
+      <w:r>
+        <w:rPr>
+          <w:rFonts w:ascii="Charis SIL Regular" w:hAnsi="Charis SIL Regular" w:eastAsia="Charis SIL Regular"/>
+          <w:b w:val="0"/>
+          <w:i w:val="0"/>
+          <w:color w:val="0000FF"/>
+          <w:sz w:val="24"/>
+          <w:u w:val="single"/>
+        </w:rPr>
+        <w:hyperlink r:id="rId28" w:history="1">
+          <w:r>
+            <w:rPr>
+              <w:rStyle w:val="Hyperlink"/>
+            </w:rPr>
+            <w:t>ninck</w:t>
+          </w:r>
+        </w:hyperlink>
+      </w:r>
+      <w:r>
+        <w:rPr>
+          <w:rFonts w:ascii="Charis SIL Regular" w:hAnsi="Charis SIL Regular" w:eastAsia="Charis SIL Regular"/>
+          <w:b w:val="0"/>
+          <w:i w:val="0"/>
+          <w:color w:val="0000FF"/>
+          <w:sz w:val="24"/>
+          <w:u w:val="single"/>
+        </w:rPr>
+        <w:t xml:space="preserve"> </w:t>
+      </w:r>
+      <w:r>
+        <w:rPr>
+          <w:rFonts w:ascii="Charis SIL Regular" w:hAnsi="Charis SIL Regular" w:eastAsia="Charis SIL Regular"/>
+          <w:b w:val="0"/>
+          <w:i w:val="0"/>
+          <w:color w:val="0000FF"/>
+          <w:sz w:val="24"/>
+          <w:u w:val="single"/>
+        </w:rPr>
+        <w:hyperlink r:id="rId28" w:history="1">
+          <w:r>
+            <w:rPr>
+              <w:rStyle w:val="Hyperlink"/>
+            </w:rPr>
+            <w:t>va</w:t>
+          </w:r>
+        </w:hyperlink>
+      </w:r>
+      <w:r>
+        <w:rPr>
+          <w:rFonts w:ascii="Charis SIL Regular" w:hAnsi="Charis SIL Regular" w:eastAsia="Charis SIL Regular"/>
+          <w:b w:val="0"/>
+          <w:i w:val="0"/>
+          <w:color w:val="0000FF"/>
+          <w:sz w:val="24"/>
+          <w:u w:val="single"/>
+        </w:rPr>
+        <w:hyperlink r:id="rId28" w:history="1">
+          <w:r>
+            <w:rPr>
+              <w:rStyle w:val="Hyperlink"/>
+            </w:rPr>
+            <w:t>n</w:t>
+          </w:r>
+        </w:hyperlink>
+      </w:r>
+      <w:r>
+        <w:rPr>
+          <w:rFonts w:ascii="Charis SIL Regular" w:hAnsi="Charis SIL Regular" w:eastAsia="Charis SIL Regular"/>
+          <w:b w:val="0"/>
+          <w:i w:val="0"/>
+          <w:color w:val="0000FF"/>
+          <w:sz w:val="24"/>
+          <w:u w:val="single"/>
+        </w:rPr>
+        <w:t xml:space="preserve"> </w:t>
+      </w:r>
+      <w:r>
+        <w:rPr>
+          <w:rFonts w:ascii="Charis SIL Regular" w:hAnsi="Charis SIL Regular" w:eastAsia="Charis SIL Regular"/>
+          <w:b w:val="0"/>
+          <w:i w:val="0"/>
+          <w:color w:val="0000FF"/>
+          <w:sz w:val="24"/>
+          <w:u w:val="single"/>
+        </w:rPr>
+        <w:hyperlink r:id="rId27" w:history="1">
+          <w:r>
+            <w:rPr>
+              <w:rStyle w:val="Hyperlink"/>
+            </w:rPr>
+            <w:t>der</w:t>
+          </w:r>
+        </w:hyperlink>
+      </w:r>
+      <w:r>
+        <w:rPr>
+          <w:rFonts w:ascii="Charis SIL Regular" w:hAnsi="Charis SIL Regular" w:eastAsia="Charis SIL Regular"/>
+          <w:b w:val="0"/>
+          <w:i w:val="0"/>
+          <w:color w:val="0000FF"/>
+          <w:sz w:val="24"/>
+          <w:u w:val="single"/>
+        </w:rPr>
+        <w:t xml:space="preserve"> </w:t>
+      </w:r>
+      <w:r>
+        <w:rPr>
+          <w:rFonts w:ascii="Charis SIL Regular" w:hAnsi="Charis SIL Regular" w:eastAsia="Charis SIL Regular"/>
+          <w:b w:val="0"/>
+          <w:i w:val="0"/>
+          <w:color w:val="0000FF"/>
+          <w:sz w:val="24"/>
+          <w:u w:val="single"/>
+        </w:rPr>
+        <w:hyperlink r:id="rId27" w:history="1">
+          <w:r>
+            <w:rPr>
+              <w:rStyle w:val="Hyperlink"/>
+            </w:rPr>
+            <w:t>Oye</w:t>
+          </w:r>
+        </w:hyperlink>
       </w:r>
       <w:r>
         <w:rPr>
@@ -3193,24 +3476,264 @@
           <w:color w:val="000000"/>
           <w:sz w:val="24"/>
         </w:rPr>
-        <w:hyperlink r:id="rId25" w:history="1">
-          <w:r>
-            <w:rPr>
-              <w:rStyle w:val="Hyperlink"/>
-            </w:rPr>
-            <w:t>administ</w:t>
-          </w:r>
-        </w:hyperlink>
-      </w:r>
-      <w:r>
-        <w:rPr>
-          <w:rFonts w:ascii="Charis SIL Regular" w:hAnsi="Charis SIL Regular" w:eastAsia="Charis SIL Regular"/>
-          <w:b w:val="0"/>
-          <w:i w:val="0"/>
-          <w:color w:val="000000"/>
-          <w:sz w:val="24"/>
-        </w:rPr>
-        <w:t xml:space="preserve">rateur der financiën </w:t>
+        <w:hyperlink r:id="rId27" w:history="1">
+          <w:r>
+            <w:rPr>
+              <w:rStyle w:val="Hyperlink"/>
+            </w:rPr>
+            <w:t>.</w:t>
+          </w:r>
+        </w:hyperlink>
+      </w:r>
+      <w:r>
+        <w:rPr>
+          <w:u w:val="single" w:color="0000ff"/>
+          <w:rFonts w:ascii="Charis SIL Regular" w:hAnsi="Charis SIL Regular" w:eastAsia="Charis SIL Regular"/>
+          <w:b w:val="0"/>
+          <w:i w:val="0"/>
+          <w:color w:val="000000"/>
+          <w:sz w:val="24"/>
+        </w:rPr>
+        <w:hyperlink r:id="rId27" w:history="1">
+          <w:r>
+            <w:rPr>
+              <w:rStyle w:val="Hyperlink"/>
+            </w:rPr>
+            <w:t xml:space="preserve"> De</w:t>
+          </w:r>
+        </w:hyperlink>
+      </w:r>
+      <w:r>
+        <w:rPr>
+          <w:u w:val="single" w:color="0000ff"/>
+          <w:rFonts w:ascii="Charis SIL Regular" w:hAnsi="Charis SIL Regular" w:eastAsia="Charis SIL Regular"/>
+          <w:b w:val="0"/>
+          <w:i w:val="0"/>
+          <w:color w:val="000000"/>
+          <w:sz w:val="24"/>
+        </w:rPr>
+        <w:hyperlink r:id="rId27" w:history="1">
+          <w:r>
+            <w:rPr>
+              <w:rStyle w:val="Hyperlink"/>
+            </w:rPr>
+            <w:t>z</w:t>
+          </w:r>
+        </w:hyperlink>
+      </w:r>
+      <w:r>
+        <w:rPr>
+          <w:u w:val="single" w:color="0000ff"/>
+          <w:rFonts w:ascii="Charis SIL Regular" w:hAnsi="Charis SIL Regular" w:eastAsia="Charis SIL Regular"/>
+          <w:b w:val="0"/>
+          <w:i w:val="0"/>
+          <w:color w:val="000000"/>
+          <w:sz w:val="24"/>
+        </w:rPr>
+        <w:hyperlink r:id="rId27" w:history="1">
+          <w:r>
+            <w:rPr>
+              <w:rStyle w:val="Hyperlink"/>
+            </w:rPr>
+            <w:t xml:space="preserve">e werden </w:t>
+          </w:r>
+        </w:hyperlink>
+      </w:r>
+      <w:r>
+        <w:rPr>
+          <w:rFonts w:ascii="Charis SIL Regular" w:hAnsi="Charis SIL Regular" w:eastAsia="Charis SIL Regular"/>
+          <w:b w:val="0"/>
+          <w:i w:val="0"/>
+          <w:color w:val="000000"/>
+          <w:sz w:val="24"/>
+        </w:rPr>
+        <w:t xml:space="preserve">in </w:t>
+      </w:r>
+      <w:r>
+        <w:rPr>
+          <w:rFonts w:ascii="Charis SIL Regular" w:hAnsi="Charis SIL Regular" w:eastAsia="Charis SIL Regular"/>
+          <w:b w:val="0"/>
+          <w:i w:val="0"/>
+          <w:color w:val="000000"/>
+          <w:sz w:val="24"/>
+        </w:rPr>
+        <w:t>respectievelijk 1883 en 1895</w:t>
+      </w:r>
+      <w:r>
+        <w:rPr>
+          <w:u w:val="single" w:color="0000ff"/>
+          <w:rFonts w:ascii="Charis SIL Regular" w:hAnsi="Charis SIL Regular" w:eastAsia="Charis SIL Regular"/>
+          <w:b w:val="0"/>
+          <w:i w:val="0"/>
+          <w:color w:val="000000"/>
+          <w:sz w:val="24"/>
+        </w:rPr>
+        <w:t xml:space="preserve"> </w:t>
+      </w:r>
+      <w:r>
+        <w:rPr>
+          <w:u w:val="single" w:color="0000ff"/>
+          <w:rFonts w:ascii="Charis SIL Regular" w:hAnsi="Charis SIL Regular" w:eastAsia="Charis SIL Regular"/>
+          <w:b w:val="0"/>
+          <w:i w:val="0"/>
+          <w:color w:val="000000"/>
+          <w:sz w:val="24"/>
+        </w:rPr>
+        <w:hyperlink r:id="rId28" w:history="1">
+          <w:r>
+            <w:rPr>
+              <w:rStyle w:val="Hyperlink"/>
+            </w:rPr>
+            <w:t>geschon</w:t>
+          </w:r>
+        </w:hyperlink>
+      </w:r>
+      <w:r>
+        <w:rPr>
+          <w:u w:val="single" w:color="0000ff"/>
+          <w:rFonts w:ascii="Charis SIL Regular" w:hAnsi="Charis SIL Regular" w:eastAsia="Charis SIL Regular"/>
+          <w:b w:val="0"/>
+          <w:i w:val="0"/>
+          <w:color w:val="000000"/>
+          <w:sz w:val="24"/>
+        </w:rPr>
+        <w:hyperlink r:id="rId28" w:history="1">
+          <w:r>
+            <w:rPr>
+              <w:rStyle w:val="Hyperlink"/>
+            </w:rPr>
+            <w:t>ken a</w:t>
+          </w:r>
+        </w:hyperlink>
+      </w:r>
+      <w:r>
+        <w:rPr>
+          <w:u w:val="single" w:color="0000ff"/>
+          <w:rFonts w:ascii="Charis SIL Regular" w:hAnsi="Charis SIL Regular" w:eastAsia="Charis SIL Regular"/>
+          <w:b w:val="0"/>
+          <w:i w:val="0"/>
+          <w:color w:val="000000"/>
+          <w:sz w:val="24"/>
+        </w:rPr>
+        <w:hyperlink r:id="rId28" w:history="1">
+          <w:r>
+            <w:rPr>
+              <w:rStyle w:val="Hyperlink"/>
+            </w:rPr>
+            <w:t>a</w:t>
+          </w:r>
+        </w:hyperlink>
+      </w:r>
+      <w:r>
+        <w:rPr>
+          <w:u w:val="single" w:color="0000ff"/>
+          <w:rFonts w:ascii="Charis SIL Regular" w:hAnsi="Charis SIL Regular" w:eastAsia="Charis SIL Regular"/>
+          <w:b w:val="0"/>
+          <w:i w:val="0"/>
+          <w:color w:val="000000"/>
+          <w:sz w:val="24"/>
+        </w:rPr>
+        <w:hyperlink r:id="rId28" w:history="1">
+          <w:r>
+            <w:rPr>
+              <w:rStyle w:val="Hyperlink"/>
+            </w:rPr>
+            <w:t>n het Rijks Ethnogr</w:t>
+          </w:r>
+        </w:hyperlink>
+      </w:r>
+      <w:r>
+        <w:rPr>
+          <w:u w:val="single" w:color="0000ff"/>
+          <w:rFonts w:ascii="Charis SIL Regular" w:hAnsi="Charis SIL Regular" w:eastAsia="Charis SIL Regular"/>
+          <w:b w:val="0"/>
+          <w:i w:val="0"/>
+          <w:color w:val="000000"/>
+          <w:sz w:val="24"/>
+        </w:rPr>
+        <w:hyperlink r:id="rId28" w:history="1">
+          <w:r>
+            <w:rPr>
+              <w:rStyle w:val="Hyperlink"/>
+            </w:rPr>
+            <w:t>aph</w:t>
+          </w:r>
+        </w:hyperlink>
+      </w:r>
+      <w:r>
+        <w:rPr>
+          <w:u w:val="single" w:color="0000ff"/>
+          <w:rFonts w:ascii="Charis SIL Regular" w:hAnsi="Charis SIL Regular" w:eastAsia="Charis SIL Regular"/>
+          <w:b w:val="0"/>
+          <w:i w:val="0"/>
+          <w:color w:val="000000"/>
+          <w:sz w:val="24"/>
+        </w:rPr>
+        <w:hyperlink r:id="rId28" w:history="1">
+          <w:r>
+            <w:rPr>
+              <w:rStyle w:val="Hyperlink"/>
+            </w:rPr>
+            <w:t>i</w:t>
+          </w:r>
+        </w:hyperlink>
+      </w:r>
+      <w:r>
+        <w:rPr>
+          <w:u w:val="single" w:color="0000ff"/>
+          <w:rFonts w:ascii="Charis SIL Regular" w:hAnsi="Charis SIL Regular" w:eastAsia="Charis SIL Regular"/>
+          <w:b w:val="0"/>
+          <w:i w:val="0"/>
+          <w:color w:val="000000"/>
+          <w:sz w:val="24"/>
+        </w:rPr>
+        <w:hyperlink r:id="rId28" w:history="1">
+          <w:r>
+            <w:rPr>
+              <w:rStyle w:val="Hyperlink"/>
+            </w:rPr>
+            <w:t>sch</w:t>
+          </w:r>
+        </w:hyperlink>
+      </w:r>
+      <w:r>
+        <w:rPr>
+          <w:u w:val="single" w:color="0000ff"/>
+          <w:rFonts w:ascii="Charis SIL Regular" w:hAnsi="Charis SIL Regular" w:eastAsia="Charis SIL Regular"/>
+          <w:b w:val="0"/>
+          <w:i w:val="0"/>
+          <w:color w:val="000000"/>
+          <w:sz w:val="24"/>
+        </w:rPr>
+        <w:t xml:space="preserve"> </w:t>
+      </w:r>
+      <w:r>
+        <w:rPr>
+          <w:u w:val="single" w:color="0000ff"/>
+          <w:rFonts w:ascii="Charis SIL Regular" w:hAnsi="Charis SIL Regular" w:eastAsia="Charis SIL Regular"/>
+          <w:b w:val="0"/>
+          <w:i w:val="0"/>
+          <w:color w:val="000000"/>
+          <w:sz w:val="24"/>
+        </w:rPr>
+        <w:hyperlink r:id="rId28" w:history="1">
+          <w:r>
+            <w:rPr>
+              <w:rStyle w:val="Hyperlink"/>
+            </w:rPr>
+            <w:t>Mus</w:t>
+          </w:r>
+        </w:hyperlink>
+      </w:r>
+      <w:r>
+        <w:rPr>
+          <w:rFonts w:ascii="Charis SIL Regular" w:hAnsi="Charis SIL Regular" w:eastAsia="Charis SIL Regular"/>
+          <w:b w:val="0"/>
+          <w:i w:val="0"/>
+          <w:color w:val="000000"/>
+          <w:sz w:val="24"/>
+        </w:rPr>
+        <w:t xml:space="preserve">eum, het huidige </w:t>
       </w:r>
       <w:r>
         <w:rPr>
@@ -3221,12 +3744,12 @@
           <w:sz w:val="24"/>
           <w:u w:val="single"/>
         </w:rPr>
-        <w:hyperlink r:id="rId27" w:history="1">
-          <w:r>
-            <w:rPr>
-              <w:rStyle w:val="Hyperlink"/>
-            </w:rPr>
-            <w:t>Assueer</w:t>
+        <w:hyperlink r:id="rId29" w:history="1">
+          <w:r>
+            <w:rPr>
+              <w:rStyle w:val="Hyperlink"/>
+            </w:rPr>
+            <w:t>Wereldmuseum</w:t>
           </w:r>
         </w:hyperlink>
       </w:r>
@@ -3250,14 +3773,24 @@
           <w:sz w:val="24"/>
           <w:u w:val="single"/>
         </w:rPr>
-        <w:hyperlink r:id="rId27" w:history="1">
-          <w:r>
-            <w:rPr>
-              <w:rStyle w:val="Hyperlink"/>
-            </w:rPr>
-            <w:t>Jacob</w:t>
-          </w:r>
-        </w:hyperlink>
+        <w:hyperlink r:id="rId29" w:history="1">
+          <w:r>
+            <w:rPr>
+              <w:rStyle w:val="Hyperlink"/>
+            </w:rPr>
+            <w:t>Leiden</w:t>
+          </w:r>
+        </w:hyperlink>
+      </w:r>
+      <w:r>
+        <w:rPr>
+          <w:rFonts w:ascii="Charis SIL Regular" w:hAnsi="Charis SIL Regular" w:eastAsia="Charis SIL Regular"/>
+          <w:b w:val="0"/>
+          <w:i w:val="0"/>
+          <w:color w:val="000000"/>
+          <w:sz w:val="24"/>
+        </w:rPr>
+        <w:t xml:space="preserve">. Ook het </w:t>
       </w:r>
       <w:r>
         <w:rPr>
@@ -3268,6 +3801,51 @@
           <w:sz w:val="24"/>
           <w:u w:val="single"/>
         </w:rPr>
+        <w:hyperlink r:id="rId30" w:history="1">
+          <w:r>
+            <w:rPr>
+              <w:rStyle w:val="Hyperlink"/>
+            </w:rPr>
+            <w:t>Etnografis</w:t>
+          </w:r>
+        </w:hyperlink>
+      </w:r>
+      <w:r>
+        <w:rPr>
+          <w:rFonts w:ascii="Charis SIL Regular" w:hAnsi="Charis SIL Regular" w:eastAsia="Charis SIL Regular"/>
+          <w:b w:val="0"/>
+          <w:i w:val="0"/>
+          <w:color w:val="0000FF"/>
+          <w:sz w:val="24"/>
+        </w:rPr>
+        <w:hyperlink r:id="rId30" w:history="1">
+          <w:r>
+            <w:rPr>
+              <w:rStyle w:val="Hyperlink"/>
+            </w:rPr>
+            <w:t>c</w:t>
+          </w:r>
+        </w:hyperlink>
+      </w:r>
+      <w:r>
+        <w:rPr>
+          <w:rFonts w:ascii="Charis SIL Regular" w:hAnsi="Charis SIL Regular" w:eastAsia="Charis SIL Regular"/>
+          <w:b w:val="0"/>
+          <w:i w:val="0"/>
+          <w:color w:val="0000FF"/>
+          <w:sz w:val="24"/>
+        </w:rPr>
+        <w:t>h</w:t>
+      </w:r>
+      <w:r>
+        <w:rPr>
+          <w:rFonts w:ascii="Charis SIL Regular" w:hAnsi="Charis SIL Regular" w:eastAsia="Charis SIL Regular"/>
+          <w:b w:val="0"/>
+          <w:i w:val="0"/>
+          <w:color w:val="0000FF"/>
+          <w:sz w:val="24"/>
+          <w:u w:val="single"/>
+        </w:rPr>
         <w:t xml:space="preserve"> </w:t>
       </w:r>
       <w:r>
@@ -3279,12 +3857,12 @@
           <w:sz w:val="24"/>
           <w:u w:val="single"/>
         </w:rPr>
-        <w:hyperlink r:id="rId27" w:history="1">
-          <w:r>
-            <w:rPr>
-              <w:rStyle w:val="Hyperlink"/>
-            </w:rPr>
-            <w:t>Schimmelpen</w:t>
+        <w:hyperlink r:id="rId30" w:history="1">
+          <w:r>
+            <w:rPr>
+              <w:rStyle w:val="Hyperlink"/>
+            </w:rPr>
+            <w:t>Museum</w:t>
           </w:r>
         </w:hyperlink>
       </w:r>
@@ -3297,14 +3875,7 @@
           <w:sz w:val="24"/>
           <w:u w:val="single"/>
         </w:rPr>
-        <w:hyperlink r:id="rId27" w:history="1">
-          <w:r>
-            <w:rPr>
-              <w:rStyle w:val="Hyperlink"/>
-            </w:rPr>
-            <w:t>ninck</w:t>
-          </w:r>
-        </w:hyperlink>
+        <w:t xml:space="preserve"> </w:t>
       </w:r>
       <w:r>
         <w:rPr>
@@ -3315,54 +3886,27 @@
           <w:sz w:val="24"/>
           <w:u w:val="single"/>
         </w:rPr>
-        <w:t xml:space="preserve"> </w:t>
-      </w:r>
-      <w:r>
-        <w:rPr>
-          <w:rFonts w:ascii="Charis SIL Regular" w:hAnsi="Charis SIL Regular" w:eastAsia="Charis SIL Regular"/>
-          <w:b w:val="0"/>
-          <w:i w:val="0"/>
-          <w:color w:val="0000FF"/>
-          <w:sz w:val="24"/>
-          <w:u w:val="single"/>
-        </w:rPr>
-        <w:hyperlink r:id="rId27" w:history="1">
-          <w:r>
-            <w:rPr>
-              <w:rStyle w:val="Hyperlink"/>
-            </w:rPr>
-            <w:t>va</w:t>
-          </w:r>
-        </w:hyperlink>
-      </w:r>
-      <w:r>
-        <w:rPr>
-          <w:rFonts w:ascii="Charis SIL Regular" w:hAnsi="Charis SIL Regular" w:eastAsia="Charis SIL Regular"/>
-          <w:b w:val="0"/>
-          <w:i w:val="0"/>
-          <w:color w:val="0000FF"/>
-          <w:sz w:val="24"/>
-          <w:u w:val="single"/>
-        </w:rPr>
-        <w:hyperlink r:id="rId27" w:history="1">
-          <w:r>
-            <w:rPr>
-              <w:rStyle w:val="Hyperlink"/>
-            </w:rPr>
-            <w:t>n</w:t>
-          </w:r>
-        </w:hyperlink>
-      </w:r>
-      <w:r>
-        <w:rPr>
-          <w:rFonts w:ascii="Charis SIL Regular" w:hAnsi="Charis SIL Regular" w:eastAsia="Charis SIL Regular"/>
-          <w:b w:val="0"/>
-          <w:i w:val="0"/>
-          <w:color w:val="0000FF"/>
-          <w:sz w:val="24"/>
-          <w:u w:val="single"/>
-        </w:rPr>
-        <w:t xml:space="preserve"> der Oye</w:t>
+        <w:hyperlink r:id="rId30" w:history="1">
+          <w:r>
+            <w:rPr>
+              <w:rStyle w:val="Hyperlink"/>
+            </w:rPr>
+            <w:t>Artis</w:t>
+          </w:r>
+        </w:hyperlink>
+      </w:r>
+      <w:r>
+        <w:rPr>
+          <w:rFonts w:ascii="Charis SIL Regular" w:hAnsi="Charis SIL Regular" w:eastAsia="Charis SIL Regular"/>
+          <w:b w:val="0"/>
+          <w:i w:val="0"/>
+          <w:color w:val="000000"/>
+          <w:sz w:val="24"/>
+        </w:rPr>
+        <w:t xml:space="preserve"> bezat een uitgebreide </w:t>
+      </w:r>
+      <w:r>
+        <w:br/>
       </w:r>
       <w:r>
         <w:rPr>
@@ -3373,12 +3917,12 @@
           <w:color w:val="000000"/>
           <w:sz w:val="24"/>
         </w:rPr>
-        <w:hyperlink r:id="rId26" w:history="1">
-          <w:r>
-            <w:rPr>
-              <w:rStyle w:val="Hyperlink"/>
-            </w:rPr>
-            <w:t>.</w:t>
+        <w:hyperlink r:id="rId29" w:history="1">
+          <w:r>
+            <w:rPr>
+              <w:rStyle w:val="Hyperlink"/>
+            </w:rPr>
+            <w:t>Surinamecollec</w:t>
           </w:r>
         </w:hyperlink>
       </w:r>
@@ -3391,12 +3935,12 @@
           <w:color w:val="000000"/>
           <w:sz w:val="24"/>
         </w:rPr>
-        <w:hyperlink r:id="rId26" w:history="1">
-          <w:r>
-            <w:rPr>
-              <w:rStyle w:val="Hyperlink"/>
-            </w:rPr>
-            <w:t xml:space="preserve"> De</w:t>
+        <w:hyperlink r:id="rId29" w:history="1">
+          <w:r>
+            <w:rPr>
+              <w:rStyle w:val="Hyperlink"/>
+            </w:rPr>
+            <w:t>t</w:t>
           </w:r>
         </w:hyperlink>
       </w:r>
@@ -3409,14 +3953,24 @@
           <w:color w:val="000000"/>
           <w:sz w:val="24"/>
         </w:rPr>
-        <w:hyperlink r:id="rId26" w:history="1">
-          <w:r>
-            <w:rPr>
-              <w:rStyle w:val="Hyperlink"/>
-            </w:rPr>
-            <w:t>z</w:t>
-          </w:r>
-        </w:hyperlink>
+        <w:hyperlink r:id="rId29" w:history="1">
+          <w:r>
+            <w:rPr>
+              <w:rStyle w:val="Hyperlink"/>
+            </w:rPr>
+            <w:t>ie, waa</w:t>
+          </w:r>
+        </w:hyperlink>
+      </w:r>
+      <w:r>
+        <w:rPr>
+          <w:rFonts w:ascii="Charis SIL Regular" w:hAnsi="Charis SIL Regular" w:eastAsia="Charis SIL Regular"/>
+          <w:b w:val="0"/>
+          <w:i w:val="0"/>
+          <w:color w:val="000000"/>
+          <w:sz w:val="24"/>
+        </w:rPr>
+        <w:t>ronder ee</w:t>
       </w:r>
       <w:r>
         <w:rPr>
@@ -3427,409 +3981,7 @@
           <w:color w:val="000000"/>
           <w:sz w:val="24"/>
         </w:rPr>
-        <w:hyperlink r:id="rId26" w:history="1">
-          <w:r>
-            <w:rPr>
-              <w:rStyle w:val="Hyperlink"/>
-            </w:rPr>
-            <w:t xml:space="preserve">e werden </w:t>
-          </w:r>
-        </w:hyperlink>
-      </w:r>
-      <w:r>
-        <w:rPr>
-          <w:rFonts w:ascii="Charis SIL Regular" w:hAnsi="Charis SIL Regular" w:eastAsia="Charis SIL Regular"/>
-          <w:b w:val="0"/>
-          <w:i w:val="0"/>
-          <w:color w:val="000000"/>
-          <w:sz w:val="24"/>
-        </w:rPr>
-        <w:t xml:space="preserve">in </w:t>
-      </w:r>
-      <w:r>
-        <w:rPr>
-          <w:rFonts w:ascii="Charis SIL Regular" w:hAnsi="Charis SIL Regular" w:eastAsia="Charis SIL Regular"/>
-          <w:b w:val="0"/>
-          <w:i w:val="0"/>
-          <w:color w:val="000000"/>
-          <w:sz w:val="24"/>
-        </w:rPr>
-        <w:t>respectievelijk 1883 en 1895</w:t>
-      </w:r>
-      <w:r>
-        <w:rPr>
-          <w:u w:val="single" w:color="0000ff"/>
-          <w:rFonts w:ascii="Charis SIL Regular" w:hAnsi="Charis SIL Regular" w:eastAsia="Charis SIL Regular"/>
-          <w:b w:val="0"/>
-          <w:i w:val="0"/>
-          <w:color w:val="000000"/>
-          <w:sz w:val="24"/>
-        </w:rPr>
-        <w:t xml:space="preserve"> geschon</w:t>
-      </w:r>
-      <w:r>
-        <w:rPr>
-          <w:u w:val="single" w:color="0000ff"/>
-          <w:rFonts w:ascii="Charis SIL Regular" w:hAnsi="Charis SIL Regular" w:eastAsia="Charis SIL Regular"/>
-          <w:b w:val="0"/>
-          <w:i w:val="0"/>
-          <w:color w:val="000000"/>
-          <w:sz w:val="24"/>
-        </w:rPr>
-        <w:hyperlink r:id="rId27" w:history="1">
-          <w:r>
-            <w:rPr>
-              <w:rStyle w:val="Hyperlink"/>
-            </w:rPr>
-            <w:t>ken a</w:t>
-          </w:r>
-        </w:hyperlink>
-      </w:r>
-      <w:r>
-        <w:rPr>
-          <w:u w:val="single" w:color="0000ff"/>
-          <w:rFonts w:ascii="Charis SIL Regular" w:hAnsi="Charis SIL Regular" w:eastAsia="Charis SIL Regular"/>
-          <w:b w:val="0"/>
-          <w:i w:val="0"/>
-          <w:color w:val="000000"/>
-          <w:sz w:val="24"/>
-        </w:rPr>
-        <w:t>an het Rijks Ethnogr</w:t>
-      </w:r>
-      <w:r>
-        <w:rPr>
-          <w:u w:val="single" w:color="0000ff"/>
-          <w:rFonts w:ascii="Charis SIL Regular" w:hAnsi="Charis SIL Regular" w:eastAsia="Charis SIL Regular"/>
-          <w:b w:val="0"/>
-          <w:i w:val="0"/>
-          <w:color w:val="000000"/>
-          <w:sz w:val="24"/>
-        </w:rPr>
-        <w:hyperlink r:id="rId27" w:history="1">
-          <w:r>
-            <w:rPr>
-              <w:rStyle w:val="Hyperlink"/>
-            </w:rPr>
-            <w:t>aph</w:t>
-          </w:r>
-        </w:hyperlink>
-      </w:r>
-      <w:r>
-        <w:rPr>
-          <w:u w:val="single" w:color="0000ff"/>
-          <w:rFonts w:ascii="Charis SIL Regular" w:hAnsi="Charis SIL Regular" w:eastAsia="Charis SIL Regular"/>
-          <w:b w:val="0"/>
-          <w:i w:val="0"/>
-          <w:color w:val="000000"/>
-          <w:sz w:val="24"/>
-        </w:rPr>
-        <w:hyperlink r:id="rId27" w:history="1">
-          <w:r>
-            <w:rPr>
-              <w:rStyle w:val="Hyperlink"/>
-            </w:rPr>
-            <w:t>i</w:t>
-          </w:r>
-        </w:hyperlink>
-      </w:r>
-      <w:r>
-        <w:rPr>
-          <w:u w:val="single" w:color="0000ff"/>
-          <w:rFonts w:ascii="Charis SIL Regular" w:hAnsi="Charis SIL Regular" w:eastAsia="Charis SIL Regular"/>
-          <w:b w:val="0"/>
-          <w:i w:val="0"/>
-          <w:color w:val="000000"/>
-          <w:sz w:val="24"/>
-        </w:rPr>
-        <w:hyperlink r:id="rId27" w:history="1">
-          <w:r>
-            <w:rPr>
-              <w:rStyle w:val="Hyperlink"/>
-            </w:rPr>
-            <w:t>sch</w:t>
-          </w:r>
-        </w:hyperlink>
-      </w:r>
-      <w:r>
-        <w:rPr>
-          <w:u w:val="single" w:color="0000ff"/>
-          <w:rFonts w:ascii="Charis SIL Regular" w:hAnsi="Charis SIL Regular" w:eastAsia="Charis SIL Regular"/>
-          <w:b w:val="0"/>
-          <w:i w:val="0"/>
-          <w:color w:val="000000"/>
-          <w:sz w:val="24"/>
-        </w:rPr>
-        <w:t xml:space="preserve"> </w:t>
-      </w:r>
-      <w:r>
-        <w:rPr>
-          <w:u w:val="single" w:color="0000ff"/>
-          <w:rFonts w:ascii="Charis SIL Regular" w:hAnsi="Charis SIL Regular" w:eastAsia="Charis SIL Regular"/>
-          <w:b w:val="0"/>
-          <w:i w:val="0"/>
-          <w:color w:val="000000"/>
-          <w:sz w:val="24"/>
-        </w:rPr>
-        <w:hyperlink r:id="rId27" w:history="1">
-          <w:r>
-            <w:rPr>
-              <w:rStyle w:val="Hyperlink"/>
-            </w:rPr>
-            <w:t>Mus</w:t>
-          </w:r>
-        </w:hyperlink>
-      </w:r>
-      <w:r>
-        <w:rPr>
-          <w:rFonts w:ascii="Charis SIL Regular" w:hAnsi="Charis SIL Regular" w:eastAsia="Charis SIL Regular"/>
-          <w:b w:val="0"/>
-          <w:i w:val="0"/>
-          <w:color w:val="000000"/>
-          <w:sz w:val="24"/>
-        </w:rPr>
-        <w:t xml:space="preserve">eum, het huidige </w:t>
-      </w:r>
-      <w:r>
-        <w:rPr>
-          <w:rFonts w:ascii="Charis SIL Regular" w:hAnsi="Charis SIL Regular" w:eastAsia="Charis SIL Regular"/>
-          <w:b w:val="0"/>
-          <w:i w:val="0"/>
-          <w:color w:val="0000FF"/>
-          <w:sz w:val="24"/>
-          <w:u w:val="single"/>
-        </w:rPr>
-        <w:hyperlink r:id="rId28" w:history="1">
-          <w:r>
-            <w:rPr>
-              <w:rStyle w:val="Hyperlink"/>
-            </w:rPr>
-            <w:t>Wereldmuseum</w:t>
-          </w:r>
-        </w:hyperlink>
-      </w:r>
-      <w:r>
-        <w:rPr>
-          <w:rFonts w:ascii="Charis SIL Regular" w:hAnsi="Charis SIL Regular" w:eastAsia="Charis SIL Regular"/>
-          <w:b w:val="0"/>
-          <w:i w:val="0"/>
-          <w:color w:val="0000FF"/>
-          <w:sz w:val="24"/>
-          <w:u w:val="single"/>
-        </w:rPr>
-        <w:t xml:space="preserve"> </w:t>
-      </w:r>
-      <w:r>
-        <w:rPr>
-          <w:rFonts w:ascii="Charis SIL Regular" w:hAnsi="Charis SIL Regular" w:eastAsia="Charis SIL Regular"/>
-          <w:b w:val="0"/>
-          <w:i w:val="0"/>
-          <w:color w:val="0000FF"/>
-          <w:sz w:val="24"/>
-          <w:u w:val="single"/>
-        </w:rPr>
-        <w:hyperlink r:id="rId28" w:history="1">
-          <w:r>
-            <w:rPr>
-              <w:rStyle w:val="Hyperlink"/>
-            </w:rPr>
-            <w:t>Leiden</w:t>
-          </w:r>
-        </w:hyperlink>
-      </w:r>
-      <w:r>
-        <w:rPr>
-          <w:rFonts w:ascii="Charis SIL Regular" w:hAnsi="Charis SIL Regular" w:eastAsia="Charis SIL Regular"/>
-          <w:b w:val="0"/>
-          <w:i w:val="0"/>
-          <w:color w:val="000000"/>
-          <w:sz w:val="24"/>
-        </w:rPr>
-        <w:t xml:space="preserve">. Ook het </w:t>
-      </w:r>
-      <w:r>
-        <w:rPr>
-          <w:rFonts w:ascii="Charis SIL Regular" w:hAnsi="Charis SIL Regular" w:eastAsia="Charis SIL Regular"/>
-          <w:b w:val="0"/>
-          <w:i w:val="0"/>
-          <w:color w:val="0000FF"/>
-          <w:sz w:val="24"/>
-          <w:u w:val="single"/>
-        </w:rPr>
-        <w:hyperlink r:id="rId29" w:history="1">
-          <w:r>
-            <w:rPr>
-              <w:rStyle w:val="Hyperlink"/>
-            </w:rPr>
-            <w:t>Etnografis</w:t>
-          </w:r>
-        </w:hyperlink>
-      </w:r>
-      <w:r>
-        <w:rPr>
-          <w:rFonts w:ascii="Charis SIL Regular" w:hAnsi="Charis SIL Regular" w:eastAsia="Charis SIL Regular"/>
-          <w:b w:val="0"/>
-          <w:i w:val="0"/>
-          <w:color w:val="0000FF"/>
-          <w:sz w:val="24"/>
-          <w:u w:val="single"/>
-        </w:rPr>
-        <w:t>c</w:t>
-      </w:r>
-      <w:r>
-        <w:rPr>
-          <w:rFonts w:ascii="Charis SIL Regular" w:hAnsi="Charis SIL Regular" w:eastAsia="Charis SIL Regular"/>
-          <w:b w:val="0"/>
-          <w:i w:val="0"/>
-          <w:color w:val="0000FF"/>
-          <w:sz w:val="24"/>
-        </w:rPr>
-        <w:t>h</w:t>
-      </w:r>
-      <w:r>
-        <w:rPr>
-          <w:rFonts w:ascii="Charis SIL Regular" w:hAnsi="Charis SIL Regular" w:eastAsia="Charis SIL Regular"/>
-          <w:b w:val="0"/>
-          <w:i w:val="0"/>
-          <w:color w:val="0000FF"/>
-          <w:sz w:val="24"/>
-          <w:u w:val="single"/>
-        </w:rPr>
-        <w:t xml:space="preserve"> </w:t>
-      </w:r>
-      <w:r>
-        <w:rPr>
-          <w:rFonts w:ascii="Charis SIL Regular" w:hAnsi="Charis SIL Regular" w:eastAsia="Charis SIL Regular"/>
-          <w:b w:val="0"/>
-          <w:i w:val="0"/>
-          <w:color w:val="0000FF"/>
-          <w:sz w:val="24"/>
-          <w:u w:val="single"/>
-        </w:rPr>
-        <w:hyperlink r:id="rId29" w:history="1">
-          <w:r>
-            <w:rPr>
-              <w:rStyle w:val="Hyperlink"/>
-            </w:rPr>
-            <w:t>Museum</w:t>
-          </w:r>
-        </w:hyperlink>
-      </w:r>
-      <w:r>
-        <w:rPr>
-          <w:rFonts w:ascii="Charis SIL Regular" w:hAnsi="Charis SIL Regular" w:eastAsia="Charis SIL Regular"/>
-          <w:b w:val="0"/>
-          <w:i w:val="0"/>
-          <w:color w:val="0000FF"/>
-          <w:sz w:val="24"/>
-          <w:u w:val="single"/>
-        </w:rPr>
-        <w:t xml:space="preserve"> </w:t>
-      </w:r>
-      <w:r>
-        <w:rPr>
-          <w:rFonts w:ascii="Charis SIL Regular" w:hAnsi="Charis SIL Regular" w:eastAsia="Charis SIL Regular"/>
-          <w:b w:val="0"/>
-          <w:i w:val="0"/>
-          <w:color w:val="0000FF"/>
-          <w:sz w:val="24"/>
-          <w:u w:val="single"/>
-        </w:rPr>
-        <w:hyperlink r:id="rId29" w:history="1">
-          <w:r>
-            <w:rPr>
-              <w:rStyle w:val="Hyperlink"/>
-            </w:rPr>
-            <w:t>Artis</w:t>
-          </w:r>
-        </w:hyperlink>
-      </w:r>
-      <w:r>
-        <w:rPr>
-          <w:rFonts w:ascii="Charis SIL Regular" w:hAnsi="Charis SIL Regular" w:eastAsia="Charis SIL Regular"/>
-          <w:b w:val="0"/>
-          <w:i w:val="0"/>
-          <w:color w:val="000000"/>
-          <w:sz w:val="24"/>
-        </w:rPr>
-        <w:t xml:space="preserve"> bezat een uitgebreide </w:t>
-      </w:r>
-      <w:r>
-        <w:br/>
-      </w:r>
-      <w:r>
-        <w:rPr>
-          <w:u w:val="single" w:color="0000ff"/>
-          <w:rFonts w:ascii="Charis SIL Regular" w:hAnsi="Charis SIL Regular" w:eastAsia="Charis SIL Regular"/>
-          <w:b w:val="0"/>
-          <w:i w:val="0"/>
-          <w:color w:val="000000"/>
-          <w:sz w:val="24"/>
-        </w:rPr>
-        <w:hyperlink r:id="rId28" w:history="1">
-          <w:r>
-            <w:rPr>
-              <w:rStyle w:val="Hyperlink"/>
-            </w:rPr>
-            <w:t>Surinamecollec</w:t>
-          </w:r>
-        </w:hyperlink>
-      </w:r>
-      <w:r>
-        <w:rPr>
-          <w:u w:val="single" w:color="0000ff"/>
-          <w:rFonts w:ascii="Charis SIL Regular" w:hAnsi="Charis SIL Regular" w:eastAsia="Charis SIL Regular"/>
-          <w:b w:val="0"/>
-          <w:i w:val="0"/>
-          <w:color w:val="000000"/>
-          <w:sz w:val="24"/>
-        </w:rPr>
-        <w:hyperlink r:id="rId28" w:history="1">
-          <w:r>
-            <w:rPr>
-              <w:rStyle w:val="Hyperlink"/>
-            </w:rPr>
-            <w:t>t</w:t>
-          </w:r>
-        </w:hyperlink>
-      </w:r>
-      <w:r>
-        <w:rPr>
-          <w:u w:val="single" w:color="0000ff"/>
-          <w:rFonts w:ascii="Charis SIL Regular" w:hAnsi="Charis SIL Regular" w:eastAsia="Charis SIL Regular"/>
-          <w:b w:val="0"/>
-          <w:i w:val="0"/>
-          <w:color w:val="000000"/>
-          <w:sz w:val="24"/>
-        </w:rPr>
-        <w:hyperlink r:id="rId28" w:history="1">
-          <w:r>
-            <w:rPr>
-              <w:rStyle w:val="Hyperlink"/>
-            </w:rPr>
-            <w:t>ie, waa</w:t>
-          </w:r>
-        </w:hyperlink>
-      </w:r>
-      <w:r>
-        <w:rPr>
-          <w:rFonts w:ascii="Charis SIL Regular" w:hAnsi="Charis SIL Regular" w:eastAsia="Charis SIL Regular"/>
-          <w:b w:val="0"/>
-          <w:i w:val="0"/>
-          <w:color w:val="000000"/>
-          <w:sz w:val="24"/>
-        </w:rPr>
-        <w:t>ronder ee</w:t>
-      </w:r>
-      <w:r>
-        <w:rPr>
-          <w:u w:val="single" w:color="0000ff"/>
-          <w:rFonts w:ascii="Charis SIL Regular" w:hAnsi="Charis SIL Regular" w:eastAsia="Charis SIL Regular"/>
-          <w:b w:val="0"/>
-          <w:i w:val="0"/>
-          <w:color w:val="000000"/>
-          <w:sz w:val="24"/>
-        </w:rPr>
-        <w:hyperlink r:id="rId29" w:history="1">
+        <w:hyperlink r:id="rId30" w:history="1">
           <w:r>
             <w:rPr>
               <w:rStyle w:val="Hyperlink"/>
@@ -3837,16 +3989,6 @@
             <w:t xml:space="preserve">n zeldzame </w:t>
           </w:r>
         </w:hyperlink>
-      </w:r>
-      <w:r>
-        <w:rPr>
-          <w:rFonts w:ascii="Charis SIL Italic" w:hAnsi="Charis SIL Italic" w:eastAsia="Charis SIL Italic"/>
-          <w:b w:val="0"/>
-          <w:i/>
-          <w:color w:val="000000"/>
-          <w:sz w:val="24"/>
-        </w:rPr>
-        <w:t>k</w:t>
       </w:r>
       <w:r>
         <w:rPr>
@@ -3857,12 +3999,12 @@
           <w:color w:val="000000"/>
           <w:sz w:val="24"/>
         </w:rPr>
-        <w:hyperlink r:id="rId29" w:history="1">
-          <w:r>
-            <w:rPr>
-              <w:rStyle w:val="Hyperlink"/>
-            </w:rPr>
-            <w:t>wakwaba</w:t>
+        <w:hyperlink r:id="rId30" w:history="1">
+          <w:r>
+            <w:rPr>
+              <w:rStyle w:val="Hyperlink"/>
+            </w:rPr>
+            <w:t>k</w:t>
           </w:r>
         </w:hyperlink>
       </w:r>
@@ -3875,7 +4017,25 @@
           <w:color w:val="000000"/>
           <w:sz w:val="24"/>
         </w:rPr>
-        <w:hyperlink r:id="rId29" w:history="1">
+        <w:hyperlink r:id="rId30" w:history="1">
+          <w:r>
+            <w:rPr>
+              <w:rStyle w:val="Hyperlink"/>
+            </w:rPr>
+            <w:t>wakwaba</w:t>
+          </w:r>
+        </w:hyperlink>
+      </w:r>
+      <w:r>
+        <w:rPr>
+          <w:u w:val="single" w:color="0000ff"/>
+          <w:rFonts w:ascii="Charis SIL Italic" w:hAnsi="Charis SIL Italic" w:eastAsia="Charis SIL Italic"/>
+          <w:b w:val="0"/>
+          <w:i/>
+          <w:color w:val="000000"/>
+          <w:sz w:val="24"/>
+        </w:rPr>
+        <w:hyperlink r:id="rId30" w:history="1">
           <w:r>
             <w:rPr>
               <w:rStyle w:val="Hyperlink"/>
@@ -3893,7 +4053,7 @@
           <w:color w:val="000000"/>
           <w:sz w:val="24"/>
         </w:rPr>
-        <w:hyperlink r:id="rId29" w:history="1">
+        <w:hyperlink r:id="rId30" w:history="1">
           <w:r>
             <w:rPr>
               <w:rStyle w:val="Hyperlink"/>
@@ -3931,7 +4091,7 @@
           <w:sz w:val="24"/>
           <w:u w:val="single"/>
         </w:rPr>
-        <w:hyperlink r:id="rId30" w:history="1">
+        <w:hyperlink r:id="rId31" w:history="1">
           <w:r>
             <w:rPr>
               <w:rStyle w:val="Hyperlink"/>
@@ -3960,7 +4120,7 @@
           <w:sz w:val="24"/>
           <w:u w:val="single"/>
         </w:rPr>
-        <w:hyperlink r:id="rId30" w:history="1">
+        <w:hyperlink r:id="rId31" w:history="1">
           <w:r>
             <w:rPr>
               <w:rStyle w:val="Hyperlink"/>
@@ -4018,7 +4178,7 @@
           <w:color w:val="000000"/>
           <w:sz w:val="24"/>
         </w:rPr>
-        <w:hyperlink r:id="rId30" w:history="1">
+        <w:hyperlink r:id="rId31" w:history="1">
           <w:r>
             <w:rPr>
               <w:rStyle w:val="Hyperlink"/>
@@ -4036,7 +4196,7 @@
           <w:color w:val="000000"/>
           <w:sz w:val="24"/>
         </w:rPr>
-        <w:hyperlink r:id="rId30" w:history="1">
+        <w:hyperlink r:id="rId31" w:history="1">
           <w:r>
             <w:rPr>
               <w:rStyle w:val="Hyperlink"/>
@@ -4054,7 +4214,7 @@
           <w:color w:val="000000"/>
           <w:sz w:val="24"/>
         </w:rPr>
-        <w:hyperlink r:id="rId30" w:history="1">
+        <w:hyperlink r:id="rId31" w:history="1">
           <w:r>
             <w:rPr>
               <w:rStyle w:val="Hyperlink"/>
@@ -4092,7 +4252,7 @@
           <w:sz w:val="24"/>
           <w:u w:val="single"/>
         </w:rPr>
-        <w:hyperlink r:id="rId31" w:history="1">
+        <w:hyperlink r:id="rId32" w:history="1">
           <w:r>
             <w:rPr>
               <w:rStyle w:val="Hyperlink"/>
@@ -4110,7 +4270,7 @@
           <w:sz w:val="24"/>
           <w:u w:val="single"/>
         </w:rPr>
-        <w:hyperlink r:id="rId31" w:history="1">
+        <w:hyperlink r:id="rId32" w:history="1">
           <w:r>
             <w:rPr>
               <w:rStyle w:val="Hyperlink"/>
@@ -4217,7 +4377,7 @@
           <w:sz w:val="24"/>
           <w:u w:val="single"/>
         </w:rPr>
-        <w:hyperlink r:id="rId32" w:history="1">
+        <w:hyperlink r:id="rId33" w:history="1">
           <w:r>
             <w:rPr>
               <w:rStyle w:val="Hyperlink"/>
@@ -4266,7 +4426,7 @@
           <w:color w:val="000000"/>
           <w:sz w:val="24"/>
         </w:rPr>
-        <w:hyperlink r:id="rId32" w:history="1">
+        <w:hyperlink r:id="rId33" w:history="1">
           <w:r>
             <w:rPr>
               <w:rStyle w:val="Hyperlink"/>
@@ -4294,7 +4454,7 @@
           <w:sz w:val="24"/>
           <w:u w:val="single"/>
         </w:rPr>
-        <w:hyperlink r:id="rId33" w:history="1">
+        <w:hyperlink r:id="rId34" w:history="1">
           <w:r>
             <w:rPr>
               <w:rStyle w:val="Hyperlink"/>
@@ -4352,7 +4512,7 @@
           <w:color w:val="000000"/>
           <w:sz w:val="24"/>
         </w:rPr>
-        <w:hyperlink r:id="rId33" w:history="1">
+        <w:hyperlink r:id="rId34" w:history="1">
           <w:r>
             <w:rPr>
               <w:rStyle w:val="Hyperlink"/>
@@ -4410,7 +4570,7 @@
           <w:sz w:val="24"/>
           <w:u w:val="single"/>
         </w:rPr>
-        <w:hyperlink r:id="rId34" w:history="1">
+        <w:hyperlink r:id="rId35" w:history="1">
           <w:r>
             <w:rPr>
               <w:rStyle w:val="Hyperlink"/>
@@ -4438,7 +4598,7 @@
           <w:color w:val="000000"/>
           <w:sz w:val="24"/>
         </w:rPr>
-        <w:hyperlink r:id="rId34" w:history="1">
+        <w:hyperlink r:id="rId35" w:history="1">
           <w:r>
             <w:rPr>
               <w:rStyle w:val="Hyperlink"/>
@@ -4469,7 +4629,7 @@
           <w:sz w:val="24"/>
           <w:u w:val="single"/>
         </w:rPr>
-        <w:hyperlink r:id="rId35" w:history="1">
+        <w:hyperlink r:id="rId36" w:history="1">
           <w:r>
             <w:rPr>
               <w:rStyle w:val="Hyperlink"/>
@@ -4498,7 +4658,7 @@
           <w:sz w:val="24"/>
           <w:u w:val="single"/>
         </w:rPr>
-        <w:hyperlink r:id="rId35" w:history="1">
+        <w:hyperlink r:id="rId36" w:history="1">
           <w:r>
             <w:rPr>
               <w:rStyle w:val="Hyperlink"/>
@@ -4527,7 +4687,7 @@
           <w:sz w:val="24"/>
           <w:u w:val="single"/>
         </w:rPr>
-        <w:hyperlink r:id="rId35" w:history="1">
+        <w:hyperlink r:id="rId36" w:history="1">
           <w:r>
             <w:rPr>
               <w:rStyle w:val="Hyperlink"/>
@@ -4555,7 +4715,7 @@
           <w:color w:val="000000"/>
           <w:sz w:val="24"/>
         </w:rPr>
-        <w:hyperlink r:id="rId35" w:history="1">
+        <w:hyperlink r:id="rId36" w:history="1">
           <w:r>
             <w:rPr>
               <w:rStyle w:val="Hyperlink"/>
@@ -4573,7 +4733,7 @@
           <w:color w:val="000000"/>
           <w:sz w:val="24"/>
         </w:rPr>
-        <w:hyperlink r:id="rId35" w:history="1">
+        <w:hyperlink r:id="rId36" w:history="1">
           <w:r>
             <w:rPr>
               <w:rStyle w:val="Hyperlink"/>
@@ -4591,7 +4751,7 @@
           <w:color w:val="000000"/>
           <w:sz w:val="24"/>
         </w:rPr>
-        <w:hyperlink r:id="rId35" w:history="1">
+        <w:hyperlink r:id="rId36" w:history="1">
           <w:r>
             <w:rPr>
               <w:rStyle w:val="Hyperlink"/>
@@ -4619,7 +4779,7 @@
           <w:sz w:val="24"/>
           <w:u w:val="single"/>
         </w:rPr>
-        <w:hyperlink r:id="rId36" w:history="1">
+        <w:hyperlink r:id="rId37" w:history="1">
           <w:r>
             <w:rPr>
               <w:rStyle w:val="Hyperlink"/>
@@ -4647,7 +4807,7 @@
           <w:sz w:val="24"/>
           <w:u w:val="single"/>
         </w:rPr>
-        <w:hyperlink r:id="rId37" w:history="1">
+        <w:hyperlink r:id="rId38" w:history="1">
           <w:r>
             <w:rPr>
               <w:rStyle w:val="Hyperlink"/>
@@ -4695,7 +4855,7 @@
           <w:sz w:val="24"/>
           <w:u w:val="single"/>
         </w:rPr>
-        <w:hyperlink r:id="rId38" w:history="1">
+        <w:hyperlink r:id="rId39" w:history="1">
           <w:r>
             <w:rPr>
               <w:rStyle w:val="Hyperlink"/>
@@ -4724,7 +4884,7 @@
           <w:sz w:val="24"/>
           <w:u w:val="single"/>
         </w:rPr>
-        <w:hyperlink r:id="rId38" w:history="1">
+        <w:hyperlink r:id="rId39" w:history="1">
           <w:r>
             <w:rPr>
               <w:rStyle w:val="Hyperlink"/>
@@ -4753,7 +4913,7 @@
           <w:sz w:val="24"/>
           <w:u w:val="single"/>
         </w:rPr>
-        <w:hyperlink r:id="rId38" w:history="1">
+        <w:hyperlink r:id="rId39" w:history="1">
           <w:r>
             <w:rPr>
               <w:rStyle w:val="Hyperlink"/>
@@ -4780,7 +4940,25 @@
           <w:color w:val="000000"/>
           <w:sz w:val="24"/>
         </w:rPr>
-        <w:t xml:space="preserve">Ethnographisch Museum de verzameling </w:t>
+        <w:t>Ethnographisch Museum de verzamelin</w:t>
+      </w:r>
+      <w:r>
+        <w:rPr>
+          <w:u w:val="single" w:color="0000ff"/>
+          <w:rFonts w:ascii="Charis SIL Regular" w:hAnsi="Charis SIL Regular" w:eastAsia="Charis SIL Regular"/>
+          <w:b w:val="0"/>
+          <w:i w:val="0"/>
+          <w:color w:val="000000"/>
+          <w:sz w:val="24"/>
+        </w:rPr>
+        <w:hyperlink r:id="rId39" w:history="1">
+          <w:r>
+            <w:rPr>
+              <w:rStyle w:val="Hyperlink"/>
+            </w:rPr>
+            <w:t xml:space="preserve">g </w:t>
+          </w:r>
+        </w:hyperlink>
       </w:r>
       <w:r>
         <w:rPr>
@@ -4791,7 +4969,7 @@
           <w:sz w:val="24"/>
           <w:u w:val="single"/>
         </w:rPr>
-        <w:hyperlink r:id="rId38" w:history="1">
+        <w:hyperlink r:id="rId39" w:history="1">
           <w:r>
             <w:rPr>
               <w:rStyle w:val="Hyperlink"/>
@@ -4809,7 +4987,7 @@
           <w:sz w:val="24"/>
           <w:u w:val="single"/>
         </w:rPr>
-        <w:hyperlink r:id="rId38" w:history="1">
+        <w:hyperlink r:id="rId39" w:history="1">
           <w:r>
             <w:rPr>
               <w:rStyle w:val="Hyperlink"/>
@@ -4827,7 +5005,7 @@
           <w:color w:val="000000"/>
           <w:sz w:val="24"/>
         </w:rPr>
-        <w:hyperlink r:id="rId38" w:history="1">
+        <w:hyperlink r:id="rId39" w:history="1">
           <w:r>
             <w:rPr>
               <w:rStyle w:val="Hyperlink"/>
@@ -4845,7 +5023,7 @@
           <w:color w:val="000000"/>
           <w:sz w:val="24"/>
         </w:rPr>
-        <w:hyperlink r:id="rId38" w:history="1">
+        <w:hyperlink r:id="rId39" w:history="1">
           <w:r>
             <w:rPr>
               <w:rStyle w:val="Hyperlink"/>
@@ -4863,7 +5041,7 @@
           <w:color w:val="000000"/>
           <w:sz w:val="24"/>
         </w:rPr>
-        <w:hyperlink r:id="rId38" w:history="1">
+        <w:hyperlink r:id="rId39" w:history="1">
           <w:r>
             <w:rPr>
               <w:rStyle w:val="Hyperlink"/>
@@ -4912,7 +5090,7 @@
           <w:color w:val="000000"/>
           <w:sz w:val="24"/>
         </w:rPr>
-        <w:hyperlink r:id="rId39" w:history="1">
+        <w:hyperlink r:id="rId40" w:history="1">
           <w:r>
             <w:rPr>
               <w:rStyle w:val="Hyperlink"/>
@@ -4960,7 +5138,7 @@
           <w:sz w:val="24"/>
           <w:u w:val="single"/>
         </w:rPr>
-        <w:hyperlink r:id="rId40" w:history="1">
+        <w:hyperlink r:id="rId41" w:history="1">
           <w:r>
             <w:rPr>
               <w:rStyle w:val="Hyperlink"/>
@@ -4998,7 +5176,7 @@
           <w:color w:val="000000"/>
           <w:sz w:val="24"/>
         </w:rPr>
-        <w:hyperlink r:id="rId40" w:history="1">
+        <w:hyperlink r:id="rId41" w:history="1">
           <w:r>
             <w:rPr>
               <w:rStyle w:val="Hyperlink"/>
@@ -5036,7 +5214,7 @@
           <w:sz w:val="24"/>
           <w:u w:val="single"/>
         </w:rPr>
-        <w:hyperlink r:id="rId41" w:history="1">
+        <w:hyperlink r:id="rId42" w:history="1">
           <w:r>
             <w:rPr>
               <w:rStyle w:val="Hyperlink"/>
@@ -5104,122 +5282,162 @@
           <w:sz w:val="24"/>
           <w:u w:val="single"/>
         </w:rPr>
+        <w:hyperlink r:id="rId43" w:history="1">
+          <w:r>
+            <w:rPr>
+              <w:rStyle w:val="Hyperlink"/>
+            </w:rPr>
+            <w:t>John</w:t>
+          </w:r>
+        </w:hyperlink>
+      </w:r>
+      <w:r>
+        <w:rPr>
+          <w:rFonts w:ascii="Charis SIL Regular" w:hAnsi="Charis SIL Regular" w:eastAsia="Charis SIL Regular"/>
+          <w:b w:val="0"/>
+          <w:i w:val="0"/>
+          <w:color w:val="0000FF"/>
+          <w:sz w:val="24"/>
+          <w:u w:val="single"/>
+        </w:rPr>
+        <w:t xml:space="preserve"> </w:t>
+      </w:r>
+      <w:r>
+        <w:rPr>
+          <w:rFonts w:ascii="Charis SIL Regular" w:hAnsi="Charis SIL Regular" w:eastAsia="Charis SIL Regular"/>
+          <w:b w:val="0"/>
+          <w:i w:val="0"/>
+          <w:color w:val="0000FF"/>
+          <w:sz w:val="24"/>
+          <w:u w:val="single"/>
+        </w:rPr>
+        <w:hyperlink r:id="rId43" w:history="1">
+          <w:r>
+            <w:rPr>
+              <w:rStyle w:val="Hyperlink"/>
+            </w:rPr>
+            <w:t>H.</w:t>
+          </w:r>
+        </w:hyperlink>
+      </w:r>
+      <w:r>
+        <w:rPr>
+          <w:rFonts w:ascii="Charis SIL Regular" w:hAnsi="Charis SIL Regular" w:eastAsia="Charis SIL Regular"/>
+          <w:b w:val="0"/>
+          <w:i w:val="0"/>
+          <w:color w:val="0000FF"/>
+          <w:sz w:val="24"/>
+          <w:u w:val="single"/>
+        </w:rPr>
+        <w:t xml:space="preserve"> </w:t>
+      </w:r>
+      <w:r>
+        <w:rPr>
+          <w:rFonts w:ascii="Charis SIL Regular" w:hAnsi="Charis SIL Regular" w:eastAsia="Charis SIL Regular"/>
+          <w:b w:val="0"/>
+          <w:i w:val="0"/>
+          <w:color w:val="0000FF"/>
+          <w:sz w:val="24"/>
+          <w:u w:val="single"/>
+        </w:rPr>
+        <w:hyperlink r:id="rId43" w:history="1">
+          <w:r>
+            <w:rPr>
+              <w:rStyle w:val="Hyperlink"/>
+            </w:rPr>
+            <w:t>Spitzly</w:t>
+          </w:r>
+        </w:hyperlink>
+      </w:r>
+      <w:r>
+        <w:rPr>
+          <w:rFonts w:ascii="Charis SIL Regular" w:hAnsi="Charis SIL Regular" w:eastAsia="Charis SIL Regular"/>
+          <w:b w:val="0"/>
+          <w:i w:val="0"/>
+          <w:color w:val="000000"/>
+          <w:sz w:val="24"/>
+        </w:rPr>
+        <w:t xml:space="preserve"> droeg in 1888 een verz</w:t>
+      </w:r>
+      <w:r>
+        <w:rPr>
+          <w:rFonts w:ascii="Charis SIL Regular" w:hAnsi="Charis SIL Regular" w:eastAsia="Charis SIL Regular"/>
+          <w:b w:val="0"/>
+          <w:i w:val="0"/>
+          <w:color w:val="000000"/>
+          <w:sz w:val="24"/>
+        </w:rPr>
         <w:hyperlink r:id="rId42" w:history="1">
           <w:r>
             <w:rPr>
               <w:rStyle w:val="Hyperlink"/>
             </w:rPr>
-            <w:t>John</w:t>
-          </w:r>
-        </w:hyperlink>
-      </w:r>
-      <w:r>
-        <w:rPr>
-          <w:rFonts w:ascii="Charis SIL Regular" w:hAnsi="Charis SIL Regular" w:eastAsia="Charis SIL Regular"/>
-          <w:b w:val="0"/>
-          <w:i w:val="0"/>
-          <w:color w:val="0000FF"/>
-          <w:sz w:val="24"/>
-          <w:u w:val="single"/>
+            <w:t>ameling etnog</w:t>
+          </w:r>
+        </w:hyperlink>
+      </w:r>
+      <w:r>
+        <w:rPr>
+          <w:rFonts w:ascii="Charis SIL Regular" w:hAnsi="Charis SIL Regular" w:eastAsia="Charis SIL Regular"/>
+          <w:b w:val="0"/>
+          <w:i w:val="0"/>
+          <w:color w:val="000000"/>
+          <w:sz w:val="24"/>
+        </w:rPr>
+        <w:t xml:space="preserve">rafische voorwerpen uit </w:t>
+      </w:r>
+      <w:r>
+        <w:rPr>
+          <w:rFonts w:ascii="Charis SIL Regular" w:hAnsi="Charis SIL Regular" w:eastAsia="Charis SIL Regular"/>
+          <w:b w:val="0"/>
+          <w:i w:val="0"/>
+          <w:color w:val="000000"/>
+          <w:sz w:val="24"/>
+        </w:rPr>
+        <w:t>Suriname</w:t>
+      </w:r>
+      <w:r>
+        <w:rPr>
+          <w:u w:val="single" w:color="0000ff"/>
+          <w:rFonts w:ascii="Charis SIL Regular" w:hAnsi="Charis SIL Regular" w:eastAsia="Charis SIL Regular"/>
+          <w:b w:val="0"/>
+          <w:i w:val="0"/>
+          <w:color w:val="000000"/>
+          <w:sz w:val="24"/>
         </w:rPr>
         <w:t xml:space="preserve"> </w:t>
       </w:r>
       <w:r>
         <w:rPr>
-          <w:rFonts w:ascii="Charis SIL Regular" w:hAnsi="Charis SIL Regular" w:eastAsia="Charis SIL Regular"/>
-          <w:b w:val="0"/>
-          <w:i w:val="0"/>
-          <w:color w:val="0000FF"/>
-          <w:sz w:val="24"/>
-          <w:u w:val="single"/>
-        </w:rPr>
-        <w:hyperlink r:id="rId42" w:history="1">
-          <w:r>
-            <w:rPr>
-              <w:rStyle w:val="Hyperlink"/>
-            </w:rPr>
-            <w:t>H.</w:t>
-          </w:r>
-        </w:hyperlink>
-      </w:r>
-      <w:r>
-        <w:rPr>
-          <w:rFonts w:ascii="Charis SIL Regular" w:hAnsi="Charis SIL Regular" w:eastAsia="Charis SIL Regular"/>
-          <w:b w:val="0"/>
-          <w:i w:val="0"/>
-          <w:color w:val="0000FF"/>
-          <w:sz w:val="24"/>
-          <w:u w:val="single"/>
+          <w:u w:val="single" w:color="0000ff"/>
+          <w:rFonts w:ascii="Charis SIL Regular" w:hAnsi="Charis SIL Regular" w:eastAsia="Charis SIL Regular"/>
+          <w:b w:val="0"/>
+          <w:i w:val="0"/>
+          <w:color w:val="000000"/>
+          <w:sz w:val="24"/>
+        </w:rPr>
+        <w:hyperlink r:id="rId43" w:history="1">
+          <w:r>
+            <w:rPr>
+              <w:rStyle w:val="Hyperlink"/>
+            </w:rPr>
+            <w:t>over</w:t>
+          </w:r>
+        </w:hyperlink>
+      </w:r>
+      <w:r>
+        <w:rPr>
+          <w:u w:val="single" w:color="0000ff"/>
+          <w:rFonts w:ascii="Charis SIL Regular" w:hAnsi="Charis SIL Regular" w:eastAsia="Charis SIL Regular"/>
+          <w:b w:val="0"/>
+          <w:i w:val="0"/>
+          <w:color w:val="000000"/>
+          <w:sz w:val="24"/>
         </w:rPr>
         <w:t xml:space="preserve"> </w:t>
       </w:r>
       <w:r>
         <w:rPr>
-          <w:rFonts w:ascii="Charis SIL Regular" w:hAnsi="Charis SIL Regular" w:eastAsia="Charis SIL Regular"/>
-          <w:b w:val="0"/>
-          <w:i w:val="0"/>
-          <w:color w:val="0000FF"/>
-          <w:sz w:val="24"/>
-          <w:u w:val="single"/>
-        </w:rPr>
-        <w:hyperlink r:id="rId42" w:history="1">
-          <w:r>
-            <w:rPr>
-              <w:rStyle w:val="Hyperlink"/>
-            </w:rPr>
-            <w:t>Spitzly</w:t>
-          </w:r>
-        </w:hyperlink>
-      </w:r>
-      <w:r>
-        <w:rPr>
-          <w:rFonts w:ascii="Charis SIL Regular" w:hAnsi="Charis SIL Regular" w:eastAsia="Charis SIL Regular"/>
-          <w:b w:val="0"/>
-          <w:i w:val="0"/>
-          <w:color w:val="000000"/>
-          <w:sz w:val="24"/>
-        </w:rPr>
-        <w:t xml:space="preserve"> droeg in 1888 een verz</w:t>
-      </w:r>
-      <w:r>
-        <w:rPr>
-          <w:rFonts w:ascii="Charis SIL Regular" w:hAnsi="Charis SIL Regular" w:eastAsia="Charis SIL Regular"/>
-          <w:b w:val="0"/>
-          <w:i w:val="0"/>
-          <w:color w:val="000000"/>
-          <w:sz w:val="24"/>
-        </w:rPr>
-        <w:hyperlink r:id="rId41" w:history="1">
-          <w:r>
-            <w:rPr>
-              <w:rStyle w:val="Hyperlink"/>
-            </w:rPr>
-            <w:t>ameling etnog</w:t>
-          </w:r>
-        </w:hyperlink>
-      </w:r>
-      <w:r>
-        <w:rPr>
-          <w:rFonts w:ascii="Charis SIL Regular" w:hAnsi="Charis SIL Regular" w:eastAsia="Charis SIL Regular"/>
-          <w:b w:val="0"/>
-          <w:i w:val="0"/>
-          <w:color w:val="000000"/>
-          <w:sz w:val="24"/>
-        </w:rPr>
-        <w:t xml:space="preserve">rafische voorwerpen uit </w:t>
-      </w:r>
-      <w:r>
-        <w:rPr>
-          <w:rFonts w:ascii="Charis SIL Regular" w:hAnsi="Charis SIL Regular" w:eastAsia="Charis SIL Regular"/>
-          <w:b w:val="0"/>
-          <w:i w:val="0"/>
-          <w:color w:val="000000"/>
-          <w:sz w:val="24"/>
-        </w:rPr>
-        <w:t>Suriname</w:t>
-      </w:r>
-      <w:r>
-        <w:rPr>
           <w:u w:val="single" w:color="0000ff"/>
           <w:rFonts w:ascii="Charis SIL Regular" w:hAnsi="Charis SIL Regular" w:eastAsia="Charis SIL Regular"/>
           <w:b w:val="0"/>
@@ -5227,7 +5445,14 @@
           <w:color w:val="000000"/>
           <w:sz w:val="24"/>
         </w:rPr>
-        <w:t xml:space="preserve"> </w:t>
+        <w:hyperlink r:id="rId43" w:history="1">
+          <w:r>
+            <w:rPr>
+              <w:rStyle w:val="Hyperlink"/>
+            </w:rPr>
+            <w:t>aa</w:t>
+          </w:r>
+        </w:hyperlink>
       </w:r>
       <w:r>
         <w:rPr>
@@ -5238,12 +5463,12 @@
           <w:color w:val="000000"/>
           <w:sz w:val="24"/>
         </w:rPr>
-        <w:hyperlink r:id="rId42" w:history="1">
-          <w:r>
-            <w:rPr>
-              <w:rStyle w:val="Hyperlink"/>
-            </w:rPr>
-            <w:t>over</w:t>
+        <w:hyperlink r:id="rId43" w:history="1">
+          <w:r>
+            <w:rPr>
+              <w:rStyle w:val="Hyperlink"/>
+            </w:rPr>
+            <w:t>n</w:t>
           </w:r>
         </w:hyperlink>
       </w:r>
@@ -5256,54 +5481,7 @@
           <w:color w:val="000000"/>
           <w:sz w:val="24"/>
         </w:rPr>
-        <w:t xml:space="preserve"> </w:t>
-      </w:r>
-      <w:r>
-        <w:rPr>
-          <w:u w:val="single" w:color="0000ff"/>
-          <w:rFonts w:ascii="Charis SIL Regular" w:hAnsi="Charis SIL Regular" w:eastAsia="Charis SIL Regular"/>
-          <w:b w:val="0"/>
-          <w:i w:val="0"/>
-          <w:color w:val="000000"/>
-          <w:sz w:val="24"/>
-        </w:rPr>
-        <w:hyperlink r:id="rId42" w:history="1">
-          <w:r>
-            <w:rPr>
-              <w:rStyle w:val="Hyperlink"/>
-            </w:rPr>
-            <w:t>aa</w:t>
-          </w:r>
-        </w:hyperlink>
-      </w:r>
-      <w:r>
-        <w:rPr>
-          <w:u w:val="single" w:color="0000ff"/>
-          <w:rFonts w:ascii="Charis SIL Regular" w:hAnsi="Charis SIL Regular" w:eastAsia="Charis SIL Regular"/>
-          <w:b w:val="0"/>
-          <w:i w:val="0"/>
-          <w:color w:val="000000"/>
-          <w:sz w:val="24"/>
-        </w:rPr>
-        <w:hyperlink r:id="rId42" w:history="1">
-          <w:r>
-            <w:rPr>
-              <w:rStyle w:val="Hyperlink"/>
-            </w:rPr>
-            <w:t>n</w:t>
-          </w:r>
-        </w:hyperlink>
-      </w:r>
-      <w:r>
-        <w:rPr>
-          <w:u w:val="single" w:color="0000ff"/>
-          <w:rFonts w:ascii="Charis SIL Regular" w:hAnsi="Charis SIL Regular" w:eastAsia="Charis SIL Regular"/>
-          <w:b w:val="0"/>
-          <w:i w:val="0"/>
-          <w:color w:val="000000"/>
-          <w:sz w:val="24"/>
-        </w:rPr>
-        <w:hyperlink r:id="rId42" w:history="1">
+        <w:hyperlink r:id="rId43" w:history="1">
           <w:r>
             <w:rPr>
               <w:rStyle w:val="Hyperlink"/>
@@ -5321,7 +5499,7 @@
           <w:color w:val="000000"/>
           <w:sz w:val="24"/>
         </w:rPr>
-        <w:hyperlink r:id="rId42" w:history="1">
+        <w:hyperlink r:id="rId43" w:history="1">
           <w:r>
             <w:rPr>
               <w:rStyle w:val="Hyperlink"/>
@@ -5379,7 +5557,7 @@
           <w:sz w:val="24"/>
           <w:u w:val="single"/>
         </w:rPr>
-        <w:hyperlink r:id="rId43" w:history="1">
+        <w:hyperlink r:id="rId44" w:history="1">
           <w:r>
             <w:rPr>
               <w:rStyle w:val="Hyperlink"/>
@@ -5408,7 +5586,7 @@
           <w:sz w:val="24"/>
           <w:u w:val="single"/>
         </w:rPr>
-        <w:hyperlink r:id="rId43" w:history="1">
+        <w:hyperlink r:id="rId44" w:history="1">
           <w:r>
             <w:rPr>
               <w:rStyle w:val="Hyperlink"/>
@@ -5436,85 +5614,85 @@
           <w:sz w:val="24"/>
           <w:u w:val="single"/>
         </w:rPr>
+        <w:hyperlink r:id="rId45" w:history="1">
+          <w:r>
+            <w:rPr>
+              <w:rStyle w:val="Hyperlink"/>
+            </w:rPr>
+            <w:t xml:space="preserve">Axel </w:t>
+          </w:r>
+        </w:hyperlink>
+      </w:r>
+      <w:r>
+        <w:br/>
+      </w:r>
+      <w:r>
+        <w:rPr>
+          <w:rFonts w:ascii="Charis SIL Regular" w:hAnsi="Charis SIL Regular" w:eastAsia="Charis SIL Regular"/>
+          <w:b w:val="0"/>
+          <w:i w:val="0"/>
+          <w:color w:val="0000FF"/>
+          <w:sz w:val="24"/>
+          <w:u w:val="single"/>
+        </w:rPr>
+        <w:hyperlink r:id="rId45" w:history="1">
+          <w:r>
+            <w:rPr>
+              <w:rStyle w:val="Hyperlink"/>
+            </w:rPr>
+            <w:t>Klinckowström</w:t>
+          </w:r>
+        </w:hyperlink>
+      </w:r>
+      <w:r>
+        <w:rPr>
+          <w:rFonts w:ascii="Charis SIL Regular" w:hAnsi="Charis SIL Regular" w:eastAsia="Charis SIL Regular"/>
+          <w:b w:val="0"/>
+          <w:i w:val="0"/>
+          <w:color w:val="000000"/>
+          <w:sz w:val="24"/>
+        </w:rPr>
+        <w:t xml:space="preserve"> resulteerden in schenkingen</w:t>
+      </w:r>
+      <w:r>
+        <w:rPr>
+          <w:u w:val="single" w:color="0000ff"/>
+          <w:rFonts w:ascii="Charis SIL Regular" w:hAnsi="Charis SIL Regular" w:eastAsia="Charis SIL Regular"/>
+          <w:b w:val="0"/>
+          <w:i w:val="0"/>
+          <w:color w:val="000000"/>
+          <w:sz w:val="24"/>
+        </w:rPr>
+        <w:t xml:space="preserve"> </w:t>
+      </w:r>
+      <w:r>
+        <w:rPr>
+          <w:u w:val="single" w:color="0000ff"/>
+          <w:rFonts w:ascii="Charis SIL Regular" w:hAnsi="Charis SIL Regular" w:eastAsia="Charis SIL Regular"/>
+          <w:b w:val="0"/>
+          <w:i w:val="0"/>
+          <w:color w:val="000000"/>
+          <w:sz w:val="24"/>
+        </w:rPr>
         <w:hyperlink r:id="rId44" w:history="1">
           <w:r>
             <w:rPr>
               <w:rStyle w:val="Hyperlink"/>
             </w:rPr>
-            <w:t xml:space="preserve">Axel </w:t>
-          </w:r>
-        </w:hyperlink>
-      </w:r>
-      <w:r>
-        <w:br/>
-      </w:r>
-      <w:r>
-        <w:rPr>
-          <w:rFonts w:ascii="Charis SIL Regular" w:hAnsi="Charis SIL Regular" w:eastAsia="Charis SIL Regular"/>
-          <w:b w:val="0"/>
-          <w:i w:val="0"/>
-          <w:color w:val="0000FF"/>
-          <w:sz w:val="24"/>
-          <w:u w:val="single"/>
+            <w:t>aan resp</w:t>
+          </w:r>
+        </w:hyperlink>
+      </w:r>
+      <w:r>
+        <w:rPr>
+          <w:u w:val="single" w:color="0000ff"/>
+          <w:rFonts w:ascii="Charis SIL Regular" w:hAnsi="Charis SIL Regular" w:eastAsia="Charis SIL Regular"/>
+          <w:b w:val="0"/>
+          <w:i w:val="0"/>
+          <w:color w:val="000000"/>
+          <w:sz w:val="24"/>
         </w:rPr>
         <w:hyperlink r:id="rId44" w:history="1">
-          <w:r>
-            <w:rPr>
-              <w:rStyle w:val="Hyperlink"/>
-            </w:rPr>
-            <w:t>Klinckowström</w:t>
-          </w:r>
-        </w:hyperlink>
-      </w:r>
-      <w:r>
-        <w:rPr>
-          <w:rFonts w:ascii="Charis SIL Regular" w:hAnsi="Charis SIL Regular" w:eastAsia="Charis SIL Regular"/>
-          <w:b w:val="0"/>
-          <w:i w:val="0"/>
-          <w:color w:val="000000"/>
-          <w:sz w:val="24"/>
-        </w:rPr>
-        <w:t xml:space="preserve"> resulteerden in schenkingen</w:t>
-      </w:r>
-      <w:r>
-        <w:rPr>
-          <w:u w:val="single" w:color="0000ff"/>
-          <w:rFonts w:ascii="Charis SIL Regular" w:hAnsi="Charis SIL Regular" w:eastAsia="Charis SIL Regular"/>
-          <w:b w:val="0"/>
-          <w:i w:val="0"/>
-          <w:color w:val="000000"/>
-          <w:sz w:val="24"/>
-        </w:rPr>
-        <w:t xml:space="preserve"> </w:t>
-      </w:r>
-      <w:r>
-        <w:rPr>
-          <w:u w:val="single" w:color="0000ff"/>
-          <w:rFonts w:ascii="Charis SIL Regular" w:hAnsi="Charis SIL Regular" w:eastAsia="Charis SIL Regular"/>
-          <w:b w:val="0"/>
-          <w:i w:val="0"/>
-          <w:color w:val="000000"/>
-          <w:sz w:val="24"/>
-        </w:rPr>
-        <w:hyperlink r:id="rId43" w:history="1">
-          <w:r>
-            <w:rPr>
-              <w:rStyle w:val="Hyperlink"/>
-            </w:rPr>
-            <w:t>aan resp</w:t>
-          </w:r>
-        </w:hyperlink>
-      </w:r>
-      <w:r>
-        <w:rPr>
-          <w:u w:val="single" w:color="0000ff"/>
-          <w:rFonts w:ascii="Charis SIL Regular" w:hAnsi="Charis SIL Regular" w:eastAsia="Charis SIL Regular"/>
-          <w:b w:val="0"/>
-          <w:i w:val="0"/>
-          <w:color w:val="000000"/>
-          <w:sz w:val="24"/>
-        </w:rPr>
-        <w:hyperlink r:id="rId43" w:history="1">
           <w:r>
             <w:rPr>
               <w:rStyle w:val="Hyperlink"/>
@@ -5563,7 +5741,7 @@
           <w:color w:val="000000"/>
           <w:sz w:val="24"/>
         </w:rPr>
-        <w:hyperlink r:id="rId44" w:history="1">
+        <w:hyperlink r:id="rId45" w:history="1">
           <w:r>
             <w:rPr>
               <w:rStyle w:val="Hyperlink"/>
@@ -5581,7 +5759,7 @@
           <w:color w:val="000000"/>
           <w:sz w:val="24"/>
         </w:rPr>
-        <w:hyperlink r:id="rId44" w:history="1">
+        <w:hyperlink r:id="rId45" w:history="1">
           <w:r>
             <w:rPr>
               <w:rStyle w:val="Hyperlink"/>
@@ -5619,7 +5797,7 @@
           <w:color w:val="000000"/>
           <w:sz w:val="24"/>
         </w:rPr>
-        <w:hyperlink r:id="rId44" w:history="1">
+        <w:hyperlink r:id="rId45" w:history="1">
           <w:r>
             <w:rPr>
               <w:rStyle w:val="Hyperlink"/>
@@ -5637,7 +5815,7 @@
           <w:color w:val="000000"/>
           <w:sz w:val="24"/>
         </w:rPr>
-        <w:hyperlink r:id="rId44" w:history="1">
+        <w:hyperlink r:id="rId45" w:history="1">
           <w:r>
             <w:rPr>
               <w:rStyle w:val="Hyperlink"/>
@@ -5745,7 +5923,7 @@
           <w:sz w:val="24"/>
           <w:u w:val="single"/>
         </w:rPr>
-        <w:hyperlink r:id="rId45" w:history="1">
+        <w:hyperlink r:id="rId46" w:history="1">
           <w:r>
             <w:rPr>
               <w:rStyle w:val="Hyperlink"/>
@@ -5774,7 +5952,7 @@
           <w:sz w:val="24"/>
           <w:u w:val="single"/>
         </w:rPr>
-        <w:hyperlink r:id="rId45" w:history="1">
+        <w:hyperlink r:id="rId46" w:history="1">
           <w:r>
             <w:rPr>
               <w:rStyle w:val="Hyperlink"/>
@@ -5803,7 +5981,7 @@
           <w:sz w:val="24"/>
           <w:u w:val="single"/>
         </w:rPr>
-        <w:hyperlink r:id="rId45" w:history="1">
+        <w:hyperlink r:id="rId46" w:history="1">
           <w:r>
             <w:rPr>
               <w:rStyle w:val="Hyperlink"/>
@@ -5821,7 +5999,7 @@
           <w:sz w:val="24"/>
           <w:u w:val="single"/>
         </w:rPr>
-        <w:hyperlink r:id="rId45" w:history="1">
+        <w:hyperlink r:id="rId46" w:history="1">
           <w:r>
             <w:rPr>
               <w:rStyle w:val="Hyperlink"/>
@@ -5849,7 +6027,7 @@
           <w:color w:val="000000"/>
           <w:sz w:val="24"/>
         </w:rPr>
-        <w:hyperlink r:id="rId45" w:history="1">
+        <w:hyperlink r:id="rId46" w:history="1">
           <w:r>
             <w:rPr>
               <w:rStyle w:val="Hyperlink"/>
@@ -5867,7 +6045,7 @@
           <w:color w:val="000000"/>
           <w:sz w:val="24"/>
         </w:rPr>
-        <w:hyperlink r:id="rId45" w:history="1">
+        <w:hyperlink r:id="rId46" w:history="1">
           <w:r>
             <w:rPr>
               <w:rStyle w:val="Hyperlink"/>
@@ -5885,7 +6063,7 @@
           <w:color w:val="000000"/>
           <w:sz w:val="24"/>
         </w:rPr>
-        <w:hyperlink r:id="rId45" w:history="1">
+        <w:hyperlink r:id="rId46" w:history="1">
           <w:r>
             <w:rPr>
               <w:rStyle w:val="Hyperlink"/>
@@ -5903,7 +6081,7 @@
           <w:color w:val="000000"/>
           <w:sz w:val="24"/>
         </w:rPr>
-        <w:hyperlink r:id="rId45" w:history="1">
+        <w:hyperlink r:id="rId46" w:history="1">
           <w:r>
             <w:rPr>
               <w:rStyle w:val="Hyperlink"/>
@@ -5921,7 +6099,7 @@
           <w:color w:val="000000"/>
           <w:sz w:val="24"/>
         </w:rPr>
-        <w:hyperlink r:id="rId45" w:history="1">
+        <w:hyperlink r:id="rId46" w:history="1">
           <w:r>
             <w:rPr>
               <w:rStyle w:val="Hyperlink"/>
@@ -5949,7 +6127,7 @@
           <w:color w:val="000000"/>
           <w:sz w:val="24"/>
         </w:rPr>
-        <w:hyperlink r:id="rId45" w:history="1">
+        <w:hyperlink r:id="rId46" w:history="1">
           <w:r>
             <w:rPr>
               <w:rStyle w:val="Hyperlink"/>
@@ -5988,7 +6166,7 @@
           <w:sz w:val="24"/>
           <w:u w:val="single"/>
         </w:rPr>
-        <w:hyperlink r:id="rId46" w:history="1">
+        <w:hyperlink r:id="rId47" w:history="1">
           <w:r>
             <w:rPr>
               <w:rStyle w:val="Hyperlink"/>
@@ -6006,7 +6184,7 @@
           <w:sz w:val="24"/>
           <w:u w:val="single"/>
         </w:rPr>
-        <w:hyperlink r:id="rId46" w:history="1">
+        <w:hyperlink r:id="rId47" w:history="1">
           <w:r>
             <w:rPr>
               <w:rStyle w:val="Hyperlink"/>
@@ -6064,7 +6242,7 @@
           <w:sz w:val="24"/>
           <w:u w:val="single"/>
         </w:rPr>
-        <w:hyperlink r:id="rId47" w:history="1">
+        <w:hyperlink r:id="rId48" w:history="1">
           <w:r>
             <w:rPr>
               <w:rStyle w:val="Hyperlink"/>
@@ -6093,7 +6271,7 @@
           <w:sz w:val="24"/>
           <w:u w:val="single"/>
         </w:rPr>
-        <w:hyperlink r:id="rId47" w:history="1">
+        <w:hyperlink r:id="rId48" w:history="1">
           <w:r>
             <w:rPr>
               <w:rStyle w:val="Hyperlink"/>
@@ -6109,15 +6287,9 @@
           <w:i w:val="0"/>
           <w:color w:val="0000FF"/>
           <w:sz w:val="24"/>
-        </w:rPr>
-        <w:hyperlink r:id="rId47" w:history="1">
-          <w:r>
-            <w:rPr>
-              <w:rStyle w:val="Hyperlink"/>
-            </w:rPr>
-            <w:t>o</w:t>
-          </w:r>
-        </w:hyperlink>
+          <w:u w:val="single"/>
+        </w:rPr>
+        <w:t>o</w:t>
       </w:r>
       <w:r>
         <w:rPr>
@@ -6158,34 +6330,52 @@
           <w:sz w:val="24"/>
           <w:u w:val="single"/>
         </w:rPr>
+        <w:hyperlink r:id="rId49" w:history="1">
+          <w:r>
+            <w:rPr>
+              <w:rStyle w:val="Hyperlink"/>
+            </w:rPr>
+            <w:t>schonk</w:t>
+          </w:r>
+        </w:hyperlink>
+      </w:r>
+      <w:r>
+        <w:rPr>
+          <w:rFonts w:ascii="Charis SIL Regular" w:hAnsi="Charis SIL Regular" w:eastAsia="Charis SIL Regular"/>
+          <w:b w:val="0"/>
+          <w:i w:val="0"/>
+          <w:color w:val="000000"/>
+          <w:sz w:val="24"/>
+        </w:rPr>
+        <w:t xml:space="preserve"> in </w:t>
+      </w:r>
+      <w:r>
+        <w:rPr>
+          <w:rFonts w:ascii="Charis SIL Regular" w:hAnsi="Charis SIL Regular" w:eastAsia="Charis SIL Regular"/>
+          <w:b w:val="0"/>
+          <w:i w:val="0"/>
+          <w:color w:val="000000"/>
+          <w:sz w:val="24"/>
+        </w:rPr>
+        <w:t xml:space="preserve">1901 een </w:t>
+      </w:r>
+      <w:r>
+        <w:rPr>
+          <w:u w:val="single" w:color="0000ff"/>
+          <w:rFonts w:ascii="Charis SIL Regular" w:hAnsi="Charis SIL Regular" w:eastAsia="Charis SIL Regular"/>
+          <w:b w:val="0"/>
+          <w:i w:val="0"/>
+          <w:color w:val="000000"/>
+          <w:sz w:val="24"/>
+        </w:rPr>
         <w:hyperlink r:id="rId48" w:history="1">
           <w:r>
             <w:rPr>
               <w:rStyle w:val="Hyperlink"/>
             </w:rPr>
-            <w:t>schonk</w:t>
-          </w:r>
-        </w:hyperlink>
-      </w:r>
-      <w:r>
-        <w:rPr>
-          <w:rFonts w:ascii="Charis SIL Regular" w:hAnsi="Charis SIL Regular" w:eastAsia="Charis SIL Regular"/>
-          <w:b w:val="0"/>
-          <w:i w:val="0"/>
-          <w:color w:val="000000"/>
-          <w:sz w:val="24"/>
-        </w:rPr>
-        <w:t xml:space="preserve"> in </w:t>
-      </w:r>
-      <w:r>
-        <w:rPr>
-          <w:rFonts w:ascii="Charis SIL Regular" w:hAnsi="Charis SIL Regular" w:eastAsia="Charis SIL Regular"/>
-          <w:b w:val="0"/>
-          <w:i w:val="0"/>
-          <w:color w:val="000000"/>
-          <w:sz w:val="24"/>
-        </w:rPr>
-        <w:t xml:space="preserve">1901 een </w:t>
+            <w:t>omvang</w:t>
+          </w:r>
+        </w:hyperlink>
       </w:r>
       <w:r>
         <w:rPr>
@@ -6196,12 +6386,12 @@
           <w:color w:val="000000"/>
           <w:sz w:val="24"/>
         </w:rPr>
-        <w:hyperlink r:id="rId47" w:history="1">
-          <w:r>
-            <w:rPr>
-              <w:rStyle w:val="Hyperlink"/>
-            </w:rPr>
-            <w:t>omvang</w:t>
+        <w:hyperlink r:id="rId48" w:history="1">
+          <w:r>
+            <w:rPr>
+              <w:rStyle w:val="Hyperlink"/>
+            </w:rPr>
+            <w:t>r</w:t>
           </w:r>
         </w:hyperlink>
       </w:r>
@@ -6214,25 +6404,7 @@
           <w:color w:val="000000"/>
           <w:sz w:val="24"/>
         </w:rPr>
-        <w:hyperlink r:id="rId47" w:history="1">
-          <w:r>
-            <w:rPr>
-              <w:rStyle w:val="Hyperlink"/>
-            </w:rPr>
-            <w:t>r</w:t>
-          </w:r>
-        </w:hyperlink>
-      </w:r>
-      <w:r>
-        <w:rPr>
-          <w:u w:val="single" w:color="0000ff"/>
-          <w:rFonts w:ascii="Charis SIL Regular" w:hAnsi="Charis SIL Regular" w:eastAsia="Charis SIL Regular"/>
-          <w:b w:val="0"/>
-          <w:i w:val="0"/>
-          <w:color w:val="000000"/>
-          <w:sz w:val="24"/>
-        </w:rPr>
-        <w:hyperlink r:id="rId47" w:history="1">
+        <w:hyperlink r:id="rId48" w:history="1">
           <w:r>
             <w:rPr>
               <w:rStyle w:val="Hyperlink"/>
@@ -6270,7 +6442,7 @@
           <w:color w:val="000000"/>
           <w:sz w:val="24"/>
         </w:rPr>
-        <w:hyperlink r:id="rId48" w:history="1">
+        <w:hyperlink r:id="rId49" w:history="1">
           <w:r>
             <w:rPr>
               <w:rStyle w:val="Hyperlink"/>
@@ -6338,7 +6510,7 @@
           <w:sz w:val="24"/>
           <w:u w:val="single"/>
         </w:rPr>
-        <w:hyperlink r:id="rId49" w:history="1">
+        <w:hyperlink r:id="rId50" w:history="1">
           <w:r>
             <w:rPr>
               <w:rStyle w:val="Hyperlink"/>
@@ -6367,7 +6539,7 @@
           <w:sz w:val="24"/>
           <w:u w:val="single"/>
         </w:rPr>
-        <w:hyperlink r:id="rId49" w:history="1">
+        <w:hyperlink r:id="rId50" w:history="1">
           <w:r>
             <w:rPr>
               <w:rStyle w:val="Hyperlink"/>
@@ -6395,24 +6567,42 @@
           <w:sz w:val="24"/>
           <w:u w:val="single"/>
         </w:rPr>
+        <w:hyperlink r:id="rId51" w:history="1">
+          <w:r>
+            <w:rPr>
+              <w:rStyle w:val="Hyperlink"/>
+            </w:rPr>
+            <w:t xml:space="preserve">TM-401 </w:t>
+          </w:r>
+        </w:hyperlink>
+      </w:r>
+      <w:r>
+        <w:rPr>
+          <w:rFonts w:ascii="Charis SIL Regular" w:hAnsi="Charis SIL Regular" w:eastAsia="Charis SIL Regular"/>
+          <w:b w:val="0"/>
+          <w:i w:val="0"/>
+          <w:color w:val="000000"/>
+          <w:sz w:val="24"/>
+        </w:rPr>
+        <w:t>met</w:t>
+      </w:r>
+      <w:r>
+        <w:rPr>
+          <w:u w:val="single" w:color="0000ff"/>
+          <w:rFonts w:ascii="Charis SIL Regular" w:hAnsi="Charis SIL Regular" w:eastAsia="Charis SIL Regular"/>
+          <w:b w:val="0"/>
+          <w:i w:val="0"/>
+          <w:color w:val="000000"/>
+          <w:sz w:val="24"/>
+        </w:rPr>
         <w:hyperlink r:id="rId50" w:history="1">
           <w:r>
             <w:rPr>
               <w:rStyle w:val="Hyperlink"/>
             </w:rPr>
-            <w:t xml:space="preserve">TM-401 </w:t>
-          </w:r>
-        </w:hyperlink>
-      </w:r>
-      <w:r>
-        <w:rPr>
-          <w:rFonts w:ascii="Charis SIL Regular" w:hAnsi="Charis SIL Regular" w:eastAsia="Charis SIL Regular"/>
-          <w:b w:val="0"/>
-          <w:i w:val="0"/>
-          <w:color w:val="000000"/>
-          <w:sz w:val="24"/>
-        </w:rPr>
-        <w:t>met</w:t>
+            <w:t xml:space="preserve"> 86 voorwerpen</w:t>
+          </w:r>
+        </w:hyperlink>
       </w:r>
       <w:r>
         <w:rPr>
@@ -6423,14 +6613,7 @@
           <w:color w:val="000000"/>
           <w:sz w:val="24"/>
         </w:rPr>
-        <w:hyperlink r:id="rId49" w:history="1">
-          <w:r>
-            <w:rPr>
-              <w:rStyle w:val="Hyperlink"/>
-            </w:rPr>
-            <w:t xml:space="preserve"> 86 voorwerpen</w:t>
-          </w:r>
-        </w:hyperlink>
+        <w:t xml:space="preserve"> </w:t>
       </w:r>
       <w:r>
         <w:rPr>
@@ -6441,10 +6624,394 @@
           <w:color w:val="000000"/>
           <w:sz w:val="24"/>
         </w:rPr>
+        <w:hyperlink r:id="rId50" w:history="1">
+          <w:r>
+            <w:rPr>
+              <w:rStyle w:val="Hyperlink"/>
+            </w:rPr>
+            <w:t>op, de expe</w:t>
+          </w:r>
+        </w:hyperlink>
+      </w:r>
+      <w:r>
+        <w:rPr>
+          <w:rFonts w:ascii="Charis SIL Regular" w:hAnsi="Charis SIL Regular" w:eastAsia="Charis SIL Regular"/>
+          <w:b w:val="0"/>
+          <w:i w:val="0"/>
+          <w:color w:val="000000"/>
+          <w:sz w:val="24"/>
+        </w:rPr>
+        <w:t xml:space="preserve">ditie naar de Tapanahony uit 1904 serie </w:t>
+      </w:r>
+      <w:r>
+        <w:rPr>
+          <w:rFonts w:ascii="Charis SIL Regular" w:hAnsi="Charis SIL Regular" w:eastAsia="Charis SIL Regular"/>
+          <w:b w:val="0"/>
+          <w:i w:val="0"/>
+          <w:color w:val="0000FF"/>
+          <w:sz w:val="24"/>
+          <w:u w:val="single"/>
+        </w:rPr>
+        <w:hyperlink r:id="rId52" w:history="1">
+          <w:r>
+            <w:rPr>
+              <w:rStyle w:val="Hyperlink"/>
+            </w:rPr>
+            <w:t>TM-402</w:t>
+          </w:r>
+        </w:hyperlink>
+      </w:r>
+      <w:r>
+        <w:rPr>
+          <w:rFonts w:ascii="Charis SIL Regular" w:hAnsi="Charis SIL Regular" w:eastAsia="Charis SIL Regular"/>
+          <w:b w:val="0"/>
+          <w:i w:val="0"/>
+          <w:color w:val="000000"/>
+          <w:sz w:val="24"/>
+        </w:rPr>
+        <w:t xml:space="preserve"> me</w:t>
+      </w:r>
+      <w:r>
+        <w:rPr>
+          <w:u w:val="single" w:color="0000ff"/>
+          <w:rFonts w:ascii="Charis SIL Regular" w:hAnsi="Charis SIL Regular" w:eastAsia="Charis SIL Regular"/>
+          <w:b w:val="0"/>
+          <w:i w:val="0"/>
+          <w:color w:val="000000"/>
+          <w:sz w:val="24"/>
+        </w:rPr>
+        <w:hyperlink r:id="rId51" w:history="1">
+          <w:r>
+            <w:rPr>
+              <w:rStyle w:val="Hyperlink"/>
+            </w:rPr>
+            <w:t xml:space="preserve">t 493 </w:t>
+          </w:r>
+        </w:hyperlink>
+      </w:r>
+      <w:r>
+        <w:rPr>
+          <w:rFonts w:ascii="Charis SIL Regular" w:hAnsi="Charis SIL Regular" w:eastAsia="Charis SIL Regular"/>
+          <w:b w:val="0"/>
+          <w:i w:val="0"/>
+          <w:color w:val="000000"/>
+          <w:sz w:val="24"/>
+        </w:rPr>
+        <w:t xml:space="preserve">voorwerpen en de expeditie naar het Toemoek-Hoemakgebergte serie </w:t>
+      </w:r>
+      <w:r>
+        <w:rPr>
+          <w:rFonts w:ascii="Charis SIL Regular" w:hAnsi="Charis SIL Regular" w:eastAsia="Charis SIL Regular"/>
+          <w:b w:val="0"/>
+          <w:i w:val="0"/>
+          <w:color w:val="0000FF"/>
+          <w:sz w:val="24"/>
+          <w:u w:val="single"/>
+        </w:rPr>
+        <w:hyperlink r:id="rId53" w:history="1">
+          <w:r>
+            <w:rPr>
+              <w:rStyle w:val="Hyperlink"/>
+            </w:rPr>
+            <w:t>T</w:t>
+          </w:r>
+        </w:hyperlink>
+      </w:r>
+      <w:r>
+        <w:rPr>
+          <w:rFonts w:ascii="Charis SIL Regular" w:hAnsi="Charis SIL Regular" w:eastAsia="Charis SIL Regular"/>
+          <w:b w:val="0"/>
+          <w:i w:val="0"/>
+          <w:color w:val="0000FF"/>
+          <w:sz w:val="24"/>
+          <w:u w:val="single"/>
+        </w:rPr>
+        <w:hyperlink r:id="rId53" w:history="1">
+          <w:r>
+            <w:rPr>
+              <w:rStyle w:val="Hyperlink"/>
+            </w:rPr>
+            <w:t>M</w:t>
+          </w:r>
+        </w:hyperlink>
+      </w:r>
+      <w:r>
+        <w:rPr>
+          <w:rFonts w:ascii="Charis SIL Regular" w:hAnsi="Charis SIL Regular" w:eastAsia="Charis SIL Regular"/>
+          <w:b w:val="0"/>
+          <w:i w:val="0"/>
+          <w:color w:val="0000FF"/>
+          <w:sz w:val="24"/>
+          <w:u w:val="single"/>
+        </w:rPr>
+        <w:hyperlink r:id="rId52" w:history="1">
+          <w:r>
+            <w:rPr>
+              <w:rStyle w:val="Hyperlink"/>
+            </w:rPr>
+            <w:t>-403</w:t>
+          </w:r>
+        </w:hyperlink>
+      </w:r>
+      <w:r>
+        <w:rPr>
+          <w:u w:val="single" w:color="0000ff"/>
+          <w:rFonts w:ascii="Charis SIL Regular" w:hAnsi="Charis SIL Regular" w:eastAsia="Charis SIL Regular"/>
+          <w:b w:val="0"/>
+          <w:i w:val="0"/>
+          <w:color w:val="000000"/>
+          <w:sz w:val="24"/>
+        </w:rPr>
+        <w:hyperlink r:id="rId52" w:history="1">
+          <w:r>
+            <w:rPr>
+              <w:rStyle w:val="Hyperlink"/>
+            </w:rPr>
+            <w:t xml:space="preserve"> m</w:t>
+          </w:r>
+        </w:hyperlink>
+      </w:r>
+      <w:r>
+        <w:rPr>
+          <w:rFonts w:ascii="Charis SIL Regular" w:hAnsi="Charis SIL Regular" w:eastAsia="Charis SIL Regular"/>
+          <w:b w:val="0"/>
+          <w:i w:val="0"/>
+          <w:color w:val="000000"/>
+          <w:sz w:val="24"/>
+        </w:rPr>
+        <w:t xml:space="preserve">et 186 </w:t>
+      </w:r>
+      <w:r>
+        <w:rPr>
+          <w:rFonts w:ascii="Charis SIL Regular" w:hAnsi="Charis SIL Regular" w:eastAsia="Charis SIL Regular"/>
+          <w:b w:val="0"/>
+          <w:i w:val="0"/>
+          <w:color w:val="000000"/>
+          <w:sz w:val="24"/>
+        </w:rPr>
+        <w:t xml:space="preserve">voorwerpen. Een </w:t>
+      </w:r>
+      <w:r>
+        <w:rPr>
+          <w:rFonts w:ascii="Charis SIL Regular" w:hAnsi="Charis SIL Regular" w:eastAsia="Charis SIL Regular"/>
+          <w:b w:val="0"/>
+          <w:i w:val="0"/>
+          <w:color w:val="0000FF"/>
+          <w:sz w:val="24"/>
+          <w:u w:val="single"/>
+        </w:rPr>
+        <w:hyperlink r:id="rId54" w:history="1">
+          <w:r>
+            <w:rPr>
+              <w:rStyle w:val="Hyperlink"/>
+            </w:rPr>
+            <w:t>juwelendoos</w:t>
+          </w:r>
+        </w:hyperlink>
+      </w:r>
+      <w:r>
+        <w:rPr>
+          <w:rFonts w:ascii="Charis SIL Regular" w:hAnsi="Charis SIL Regular" w:eastAsia="Charis SIL Regular"/>
+          <w:b w:val="0"/>
+          <w:i w:val="0"/>
+          <w:color w:val="000000"/>
+          <w:sz w:val="24"/>
+        </w:rPr>
+        <w:t xml:space="preserve"> met verwijzingen naar de Gonini-exped</w:t>
+      </w:r>
+      <w:r>
+        <w:rPr>
+          <w:u w:val="single" w:color="0000ff"/>
+          <w:rFonts w:ascii="Charis SIL Regular" w:hAnsi="Charis SIL Regular" w:eastAsia="Charis SIL Regular"/>
+          <w:b w:val="0"/>
+          <w:i w:val="0"/>
+          <w:color w:val="000000"/>
+          <w:sz w:val="24"/>
+        </w:rPr>
+        <w:hyperlink r:id="rId53" w:history="1">
+          <w:r>
+            <w:rPr>
+              <w:rStyle w:val="Hyperlink"/>
+            </w:rPr>
+            <w:t>itie bevi</w:t>
+          </w:r>
+        </w:hyperlink>
+      </w:r>
+      <w:r>
+        <w:rPr>
+          <w:rFonts w:ascii="Charis SIL Regular" w:hAnsi="Charis SIL Regular" w:eastAsia="Charis SIL Regular"/>
+          <w:b w:val="0"/>
+          <w:i w:val="0"/>
+          <w:color w:val="000000"/>
+          <w:sz w:val="24"/>
+        </w:rPr>
+        <w:t xml:space="preserve">ndt zich in de </w:t>
+      </w:r>
+      <w:r>
+        <w:rPr>
+          <w:rFonts w:ascii="Charis SIL Regular" w:hAnsi="Charis SIL Regular" w:eastAsia="Charis SIL Regular"/>
+          <w:b w:val="0"/>
+          <w:i w:val="0"/>
+          <w:color w:val="000000"/>
+          <w:sz w:val="24"/>
+        </w:rPr>
+        <w:t xml:space="preserve">collectie van het </w:t>
+      </w:r>
+      <w:r>
+        <w:rPr>
+          <w:rFonts w:ascii="Charis SIL Regular" w:hAnsi="Charis SIL Regular" w:eastAsia="Charis SIL Regular"/>
+          <w:b w:val="0"/>
+          <w:i w:val="0"/>
+          <w:color w:val="0000FF"/>
+          <w:sz w:val="24"/>
+          <w:u w:val="single"/>
+        </w:rPr>
+        <w:hyperlink r:id="rId54" w:history="1">
+          <w:r>
+            <w:rPr>
+              <w:rStyle w:val="Hyperlink"/>
+            </w:rPr>
+            <w:t>Rijksmuseum</w:t>
+          </w:r>
+        </w:hyperlink>
+      </w:r>
+      <w:r>
+        <w:rPr>
+          <w:rFonts w:ascii="Charis SIL Regular" w:hAnsi="Charis SIL Regular" w:eastAsia="Charis SIL Regular"/>
+          <w:b w:val="0"/>
+          <w:i w:val="0"/>
+          <w:color w:val="0000FF"/>
+          <w:sz w:val="24"/>
+          <w:u w:val="single"/>
+        </w:rPr>
         <w:t xml:space="preserve"> </w:t>
       </w:r>
       <w:r>
         <w:rPr>
+          <w:rFonts w:ascii="Charis SIL Regular" w:hAnsi="Charis SIL Regular" w:eastAsia="Charis SIL Regular"/>
+          <w:b w:val="0"/>
+          <w:i w:val="0"/>
+          <w:color w:val="0000FF"/>
+          <w:sz w:val="24"/>
+          <w:u w:val="single"/>
+        </w:rPr>
+        <w:hyperlink r:id="rId55" w:history="1">
+          <w:r>
+            <w:rPr>
+              <w:rStyle w:val="Hyperlink"/>
+            </w:rPr>
+            <w:t>Amsterdam</w:t>
+          </w:r>
+        </w:hyperlink>
+      </w:r>
+      <w:r>
+        <w:rPr>
+          <w:rFonts w:ascii="Charis SIL Regular" w:hAnsi="Charis SIL Regular" w:eastAsia="Charis SIL Regular"/>
+          <w:b w:val="0"/>
+          <w:i w:val="0"/>
+          <w:color w:val="000000"/>
+          <w:sz w:val="24"/>
+        </w:rPr>
+        <w:t xml:space="preserve">. Expeditielid </w:t>
+      </w:r>
+      <w:r>
+        <w:rPr>
+          <w:rFonts w:ascii="Charis SIL Regular" w:hAnsi="Charis SIL Regular" w:eastAsia="Charis SIL Regular"/>
+          <w:b w:val="0"/>
+          <w:i w:val="0"/>
+          <w:color w:val="0000FF"/>
+          <w:sz w:val="24"/>
+          <w:u w:val="single"/>
+        </w:rPr>
+        <w:hyperlink r:id="rId56" w:history="1">
+          <w:r>
+            <w:rPr>
+              <w:rStyle w:val="Hyperlink"/>
+            </w:rPr>
+            <w:t>Claudius</w:t>
+          </w:r>
+        </w:hyperlink>
+      </w:r>
+      <w:r>
+        <w:rPr>
+          <w:rFonts w:ascii="Charis SIL Regular" w:hAnsi="Charis SIL Regular" w:eastAsia="Charis SIL Regular"/>
+          <w:b w:val="0"/>
+          <w:i w:val="0"/>
+          <w:color w:val="0000FF"/>
+          <w:sz w:val="24"/>
+          <w:u w:val="single"/>
+        </w:rPr>
+        <w:t xml:space="preserve"> </w:t>
+      </w:r>
+      <w:r>
+        <w:rPr>
+          <w:rFonts w:ascii="Charis SIL Regular" w:hAnsi="Charis SIL Regular" w:eastAsia="Charis SIL Regular"/>
+          <w:b w:val="0"/>
+          <w:i w:val="0"/>
+          <w:color w:val="0000FF"/>
+          <w:sz w:val="24"/>
+          <w:u w:val="single"/>
+        </w:rPr>
+        <w:hyperlink r:id="rId56" w:history="1">
+          <w:r>
+            <w:rPr>
+              <w:rStyle w:val="Hyperlink"/>
+            </w:rPr>
+            <w:t>de</w:t>
+          </w:r>
+        </w:hyperlink>
+      </w:r>
+      <w:r>
+        <w:rPr>
+          <w:rFonts w:ascii="Charis SIL Regular" w:hAnsi="Charis SIL Regular" w:eastAsia="Charis SIL Regular"/>
+          <w:b w:val="0"/>
+          <w:i w:val="0"/>
+          <w:color w:val="0000FF"/>
+          <w:sz w:val="24"/>
+          <w:u w:val="single"/>
+        </w:rPr>
+        <w:t xml:space="preserve"> </w:t>
+      </w:r>
+      <w:r>
+        <w:rPr>
+          <w:rFonts w:ascii="Charis SIL Regular" w:hAnsi="Charis SIL Regular" w:eastAsia="Charis SIL Regular"/>
+          <w:b w:val="0"/>
+          <w:i w:val="0"/>
+          <w:color w:val="0000FF"/>
+          <w:sz w:val="24"/>
+          <w:u w:val="single"/>
+        </w:rPr>
+        <w:hyperlink r:id="rId56" w:history="1">
+          <w:r>
+            <w:rPr>
+              <w:rStyle w:val="Hyperlink"/>
+            </w:rPr>
+            <w:t>Goeje</w:t>
+          </w:r>
+        </w:hyperlink>
+      </w:r>
+      <w:r>
+        <w:rPr>
+          <w:rFonts w:ascii="Charis SIL Regular" w:hAnsi="Charis SIL Regular" w:eastAsia="Charis SIL Regular"/>
+          <w:b w:val="0"/>
+          <w:i w:val="0"/>
+          <w:color w:val="000000"/>
+          <w:sz w:val="24"/>
+        </w:rPr>
+        <w:t xml:space="preserve"> droeg in 1904 een </w:t>
+      </w:r>
+      <w:r>
+        <w:rPr>
+          <w:rFonts w:ascii="Charis SIL Regular" w:hAnsi="Charis SIL Regular" w:eastAsia="Charis SIL Regular"/>
+          <w:b w:val="0"/>
+          <w:i w:val="0"/>
+          <w:color w:val="000000"/>
+          <w:sz w:val="24"/>
+        </w:rPr>
+        <w:t>persoonlijke verz</w:t>
+      </w:r>
+      <w:r>
+        <w:rPr>
           <w:u w:val="single" w:color="0000ff"/>
           <w:rFonts w:ascii="Charis SIL Regular" w:hAnsi="Charis SIL Regular" w:eastAsia="Charis SIL Regular"/>
           <w:b w:val="0"/>
@@ -6452,24 +7019,145 @@
           <w:color w:val="000000"/>
           <w:sz w:val="24"/>
         </w:rPr>
-        <w:hyperlink r:id="rId49" w:history="1">
-          <w:r>
-            <w:rPr>
-              <w:rStyle w:val="Hyperlink"/>
-            </w:rPr>
-            <w:t>op, de expe</w:t>
-          </w:r>
-        </w:hyperlink>
-      </w:r>
-      <w:r>
-        <w:rPr>
-          <w:rFonts w:ascii="Charis SIL Regular" w:hAnsi="Charis SIL Regular" w:eastAsia="Charis SIL Regular"/>
-          <w:b w:val="0"/>
-          <w:i w:val="0"/>
-          <w:color w:val="000000"/>
-          <w:sz w:val="24"/>
-        </w:rPr>
-        <w:t xml:space="preserve">ditie naar de Tapanahony uit 1904 serie </w:t>
+        <w:hyperlink r:id="rId55" w:history="1">
+          <w:r>
+            <w:rPr>
+              <w:rStyle w:val="Hyperlink"/>
+            </w:rPr>
+            <w:t>ameling over</w:t>
+          </w:r>
+        </w:hyperlink>
+      </w:r>
+      <w:r>
+        <w:rPr>
+          <w:u w:val="single" w:color="0000ff"/>
+          <w:rFonts w:ascii="Charis SIL Regular" w:hAnsi="Charis SIL Regular" w:eastAsia="Charis SIL Regular"/>
+          <w:b w:val="0"/>
+          <w:i w:val="0"/>
+          <w:color w:val="000000"/>
+          <w:sz w:val="24"/>
+        </w:rPr>
+        <w:t xml:space="preserve"> </w:t>
+      </w:r>
+      <w:r>
+        <w:rPr>
+          <w:u w:val="single" w:color="0000ff"/>
+          <w:rFonts w:ascii="Charis SIL Regular" w:hAnsi="Charis SIL Regular" w:eastAsia="Charis SIL Regular"/>
+          <w:b w:val="0"/>
+          <w:i w:val="0"/>
+          <w:color w:val="000000"/>
+          <w:sz w:val="24"/>
+        </w:rPr>
+        <w:hyperlink r:id="rId55" w:history="1">
+          <w:r>
+            <w:rPr>
+              <w:rStyle w:val="Hyperlink"/>
+            </w:rPr>
+            <w:t>aan het mus</w:t>
+          </w:r>
+        </w:hyperlink>
+      </w:r>
+      <w:r>
+        <w:rPr>
+          <w:rFonts w:ascii="Charis SIL Regular" w:hAnsi="Charis SIL Regular" w:eastAsia="Charis SIL Regular"/>
+          <w:b w:val="0"/>
+          <w:i w:val="0"/>
+          <w:color w:val="000000"/>
+          <w:sz w:val="24"/>
+        </w:rPr>
+        <w:t>eum in Leide</w:t>
+      </w:r>
+      <w:r>
+        <w:rPr>
+          <w:u w:val="single" w:color="0000ff"/>
+          <w:rFonts w:ascii="Charis SIL Regular" w:hAnsi="Charis SIL Regular" w:eastAsia="Charis SIL Regular"/>
+          <w:b w:val="0"/>
+          <w:i w:val="0"/>
+          <w:color w:val="000000"/>
+          <w:sz w:val="24"/>
+        </w:rPr>
+        <w:hyperlink r:id="rId56" w:history="1">
+          <w:r>
+            <w:rPr>
+              <w:rStyle w:val="Hyperlink"/>
+            </w:rPr>
+            <w:t>n, waar d</w:t>
+          </w:r>
+        </w:hyperlink>
+      </w:r>
+      <w:r>
+        <w:rPr>
+          <w:u w:val="single" w:color="0000ff"/>
+          <w:rFonts w:ascii="Charis SIL Regular" w:hAnsi="Charis SIL Regular" w:eastAsia="Charis SIL Regular"/>
+          <w:b w:val="0"/>
+          <w:i w:val="0"/>
+          <w:color w:val="000000"/>
+          <w:sz w:val="24"/>
+        </w:rPr>
+        <w:hyperlink r:id="rId56" w:history="1">
+          <w:r>
+            <w:rPr>
+              <w:rStyle w:val="Hyperlink"/>
+            </w:rPr>
+            <w:t>i</w:t>
+          </w:r>
+        </w:hyperlink>
+      </w:r>
+      <w:r>
+        <w:rPr>
+          <w:u w:val="single" w:color="0000ff"/>
+          <w:rFonts w:ascii="Charis SIL Regular" w:hAnsi="Charis SIL Regular" w:eastAsia="Charis SIL Regular"/>
+          <w:b w:val="0"/>
+          <w:i w:val="0"/>
+          <w:color w:val="000000"/>
+          <w:sz w:val="24"/>
+        </w:rPr>
+        <w:hyperlink r:id="rId56" w:history="1">
+          <w:r>
+            <w:rPr>
+              <w:rStyle w:val="Hyperlink"/>
+            </w:rPr>
+            <w:t>e i</w:t>
+          </w:r>
+        </w:hyperlink>
+      </w:r>
+      <w:r>
+        <w:rPr>
+          <w:u w:val="single" w:color="0000ff"/>
+          <w:rFonts w:ascii="Charis SIL Regular" w:hAnsi="Charis SIL Regular" w:eastAsia="Charis SIL Regular"/>
+          <w:b w:val="0"/>
+          <w:i w:val="0"/>
+          <w:color w:val="000000"/>
+          <w:sz w:val="24"/>
+        </w:rPr>
+        <w:hyperlink r:id="rId56" w:history="1">
+          <w:r>
+            <w:rPr>
+              <w:rStyle w:val="Hyperlink"/>
+            </w:rPr>
+            <w:t>s opge</w:t>
+          </w:r>
+        </w:hyperlink>
+      </w:r>
+      <w:r>
+        <w:rPr>
+          <w:rFonts w:ascii="Charis SIL Regular" w:hAnsi="Charis SIL Regular" w:eastAsia="Charis SIL Regular"/>
+          <w:b w:val="0"/>
+          <w:i w:val="0"/>
+          <w:color w:val="000000"/>
+          <w:sz w:val="24"/>
+        </w:rPr>
+        <w:t xml:space="preserve">nomen onder </w:t>
+      </w:r>
+      <w:r>
+        <w:rPr>
+          <w:rFonts w:ascii="Charis SIL Regular" w:hAnsi="Charis SIL Regular" w:eastAsia="Charis SIL Regular"/>
+          <w:b w:val="0"/>
+          <w:i w:val="0"/>
+          <w:color w:val="000000"/>
+          <w:sz w:val="24"/>
+        </w:rPr>
+        <w:t xml:space="preserve">serienummers </w:t>
       </w:r>
       <w:r>
         <w:rPr>
@@ -6480,52 +7168,24 @@
           <w:sz w:val="24"/>
           <w:u w:val="single"/>
         </w:rPr>
-        <w:hyperlink r:id="rId51" w:history="1">
-          <w:r>
-            <w:rPr>
-              <w:rStyle w:val="Hyperlink"/>
-            </w:rPr>
-            <w:t>TM-402</w:t>
-          </w:r>
-        </w:hyperlink>
-      </w:r>
-      <w:r>
-        <w:rPr>
-          <w:rFonts w:ascii="Charis SIL Regular" w:hAnsi="Charis SIL Regular" w:eastAsia="Charis SIL Regular"/>
-          <w:b w:val="0"/>
-          <w:i w:val="0"/>
-          <w:color w:val="000000"/>
-          <w:sz w:val="24"/>
-        </w:rPr>
-        <w:t xml:space="preserve"> me</w:t>
-      </w:r>
-      <w:r>
-        <w:rPr>
-          <w:u w:val="single" w:color="0000ff"/>
-          <w:rFonts w:ascii="Charis SIL Regular" w:hAnsi="Charis SIL Regular" w:eastAsia="Charis SIL Regular"/>
-          <w:b w:val="0"/>
-          <w:i w:val="0"/>
-          <w:color w:val="000000"/>
-          <w:sz w:val="24"/>
-        </w:rPr>
-        <w:hyperlink r:id="rId50" w:history="1">
-          <w:r>
-            <w:rPr>
-              <w:rStyle w:val="Hyperlink"/>
-            </w:rPr>
-            <w:t xml:space="preserve">t 493 </w:t>
-          </w:r>
-        </w:hyperlink>
-      </w:r>
-      <w:r>
-        <w:rPr>
-          <w:rFonts w:ascii="Charis SIL Regular" w:hAnsi="Charis SIL Regular" w:eastAsia="Charis SIL Regular"/>
-          <w:b w:val="0"/>
-          <w:i w:val="0"/>
-          <w:color w:val="000000"/>
-          <w:sz w:val="24"/>
-        </w:rPr>
-        <w:t xml:space="preserve">voorwerpen en de expeditie naar het Toemoek-Hoemakgebergte serie </w:t>
+        <w:hyperlink r:id="rId57" w:history="1">
+          <w:r>
+            <w:rPr>
+              <w:rStyle w:val="Hyperlink"/>
+            </w:rPr>
+            <w:t>RV-1443</w:t>
+          </w:r>
+        </w:hyperlink>
+      </w:r>
+      <w:r>
+        <w:rPr>
+          <w:rFonts w:ascii="Charis SIL Regular" w:hAnsi="Charis SIL Regular" w:eastAsia="Charis SIL Regular"/>
+          <w:b w:val="0"/>
+          <w:i w:val="0"/>
+          <w:color w:val="000000"/>
+          <w:sz w:val="24"/>
+        </w:rPr>
+        <w:t xml:space="preserve"> en </w:t>
       </w:r>
       <w:r>
         <w:rPr>
@@ -6536,495 +7196,7 @@
           <w:sz w:val="24"/>
           <w:u w:val="single"/>
         </w:rPr>
-        <w:hyperlink r:id="rId52" w:history="1">
-          <w:r>
-            <w:rPr>
-              <w:rStyle w:val="Hyperlink"/>
-            </w:rPr>
-            <w:t>T</w:t>
-          </w:r>
-        </w:hyperlink>
-      </w:r>
-      <w:r>
-        <w:rPr>
-          <w:rFonts w:ascii="Charis SIL Regular" w:hAnsi="Charis SIL Regular" w:eastAsia="Charis SIL Regular"/>
-          <w:b w:val="0"/>
-          <w:i w:val="0"/>
-          <w:color w:val="0000FF"/>
-          <w:sz w:val="24"/>
-          <w:u w:val="single"/>
-        </w:rPr>
-        <w:hyperlink r:id="rId52" w:history="1">
-          <w:r>
-            <w:rPr>
-              <w:rStyle w:val="Hyperlink"/>
-            </w:rPr>
-            <w:t>M</w:t>
-          </w:r>
-        </w:hyperlink>
-      </w:r>
-      <w:r>
-        <w:rPr>
-          <w:rFonts w:ascii="Charis SIL Regular" w:hAnsi="Charis SIL Regular" w:eastAsia="Charis SIL Regular"/>
-          <w:b w:val="0"/>
-          <w:i w:val="0"/>
-          <w:color w:val="0000FF"/>
-          <w:sz w:val="24"/>
-          <w:u w:val="single"/>
-        </w:rPr>
-        <w:hyperlink r:id="rId51" w:history="1">
-          <w:r>
-            <w:rPr>
-              <w:rStyle w:val="Hyperlink"/>
-            </w:rPr>
-            <w:t>-403</w:t>
-          </w:r>
-        </w:hyperlink>
-      </w:r>
-      <w:r>
-        <w:rPr>
-          <w:u w:val="single" w:color="0000ff"/>
-          <w:rFonts w:ascii="Charis SIL Regular" w:hAnsi="Charis SIL Regular" w:eastAsia="Charis SIL Regular"/>
-          <w:b w:val="0"/>
-          <w:i w:val="0"/>
-          <w:color w:val="000000"/>
-          <w:sz w:val="24"/>
-        </w:rPr>
-        <w:hyperlink r:id="rId51" w:history="1">
-          <w:r>
-            <w:rPr>
-              <w:rStyle w:val="Hyperlink"/>
-            </w:rPr>
-            <w:t xml:space="preserve"> m</w:t>
-          </w:r>
-        </w:hyperlink>
-      </w:r>
-      <w:r>
-        <w:rPr>
-          <w:rFonts w:ascii="Charis SIL Regular" w:hAnsi="Charis SIL Regular" w:eastAsia="Charis SIL Regular"/>
-          <w:b w:val="0"/>
-          <w:i w:val="0"/>
-          <w:color w:val="000000"/>
-          <w:sz w:val="24"/>
-        </w:rPr>
-        <w:t xml:space="preserve">et 186 </w:t>
-      </w:r>
-      <w:r>
-        <w:rPr>
-          <w:rFonts w:ascii="Charis SIL Regular" w:hAnsi="Charis SIL Regular" w:eastAsia="Charis SIL Regular"/>
-          <w:b w:val="0"/>
-          <w:i w:val="0"/>
-          <w:color w:val="000000"/>
-          <w:sz w:val="24"/>
-        </w:rPr>
-        <w:t xml:space="preserve">voorwerpen. Een </w:t>
-      </w:r>
-      <w:r>
-        <w:rPr>
-          <w:rFonts w:ascii="Charis SIL Regular" w:hAnsi="Charis SIL Regular" w:eastAsia="Charis SIL Regular"/>
-          <w:b w:val="0"/>
-          <w:i w:val="0"/>
-          <w:color w:val="0000FF"/>
-          <w:sz w:val="24"/>
-          <w:u w:val="single"/>
-        </w:rPr>
-        <w:hyperlink r:id="rId53" w:history="1">
-          <w:r>
-            <w:rPr>
-              <w:rStyle w:val="Hyperlink"/>
-            </w:rPr>
-            <w:t>juwelendoos</w:t>
-          </w:r>
-        </w:hyperlink>
-      </w:r>
-      <w:r>
-        <w:rPr>
-          <w:rFonts w:ascii="Charis SIL Regular" w:hAnsi="Charis SIL Regular" w:eastAsia="Charis SIL Regular"/>
-          <w:b w:val="0"/>
-          <w:i w:val="0"/>
-          <w:color w:val="000000"/>
-          <w:sz w:val="24"/>
-        </w:rPr>
-        <w:t xml:space="preserve"> met verwijzingen naar de Gonini-exped</w:t>
-      </w:r>
-      <w:r>
-        <w:rPr>
-          <w:u w:val="single" w:color="0000ff"/>
-          <w:rFonts w:ascii="Charis SIL Regular" w:hAnsi="Charis SIL Regular" w:eastAsia="Charis SIL Regular"/>
-          <w:b w:val="0"/>
-          <w:i w:val="0"/>
-          <w:color w:val="000000"/>
-          <w:sz w:val="24"/>
-        </w:rPr>
-        <w:hyperlink r:id="rId52" w:history="1">
-          <w:r>
-            <w:rPr>
-              <w:rStyle w:val="Hyperlink"/>
-            </w:rPr>
-            <w:t>itie bevi</w:t>
-          </w:r>
-        </w:hyperlink>
-      </w:r>
-      <w:r>
-        <w:rPr>
-          <w:rFonts w:ascii="Charis SIL Regular" w:hAnsi="Charis SIL Regular" w:eastAsia="Charis SIL Regular"/>
-          <w:b w:val="0"/>
-          <w:i w:val="0"/>
-          <w:color w:val="000000"/>
-          <w:sz w:val="24"/>
-        </w:rPr>
-        <w:t xml:space="preserve">ndt zich in de </w:t>
-      </w:r>
-      <w:r>
-        <w:rPr>
-          <w:rFonts w:ascii="Charis SIL Regular" w:hAnsi="Charis SIL Regular" w:eastAsia="Charis SIL Regular"/>
-          <w:b w:val="0"/>
-          <w:i w:val="0"/>
-          <w:color w:val="000000"/>
-          <w:sz w:val="24"/>
-        </w:rPr>
-        <w:t xml:space="preserve">collectie van het </w:t>
-      </w:r>
-      <w:r>
-        <w:rPr>
-          <w:rFonts w:ascii="Charis SIL Regular" w:hAnsi="Charis SIL Regular" w:eastAsia="Charis SIL Regular"/>
-          <w:b w:val="0"/>
-          <w:i w:val="0"/>
-          <w:color w:val="0000FF"/>
-          <w:sz w:val="24"/>
-          <w:u w:val="single"/>
-        </w:rPr>
-        <w:hyperlink r:id="rId53" w:history="1">
-          <w:r>
-            <w:rPr>
-              <w:rStyle w:val="Hyperlink"/>
-            </w:rPr>
-            <w:t>Rijksmuseum</w:t>
-          </w:r>
-        </w:hyperlink>
-      </w:r>
-      <w:r>
-        <w:rPr>
-          <w:rFonts w:ascii="Charis SIL Regular" w:hAnsi="Charis SIL Regular" w:eastAsia="Charis SIL Regular"/>
-          <w:b w:val="0"/>
-          <w:i w:val="0"/>
-          <w:color w:val="0000FF"/>
-          <w:sz w:val="24"/>
-          <w:u w:val="single"/>
-        </w:rPr>
-        <w:t xml:space="preserve"> </w:t>
-      </w:r>
-      <w:r>
-        <w:rPr>
-          <w:rFonts w:ascii="Charis SIL Regular" w:hAnsi="Charis SIL Regular" w:eastAsia="Charis SIL Regular"/>
-          <w:b w:val="0"/>
-          <w:i w:val="0"/>
-          <w:color w:val="0000FF"/>
-          <w:sz w:val="24"/>
-          <w:u w:val="single"/>
-        </w:rPr>
-        <w:hyperlink r:id="rId54" w:history="1">
-          <w:r>
-            <w:rPr>
-              <w:rStyle w:val="Hyperlink"/>
-            </w:rPr>
-            <w:t>Amsterdam</w:t>
-          </w:r>
-        </w:hyperlink>
-      </w:r>
-      <w:r>
-        <w:rPr>
-          <w:rFonts w:ascii="Charis SIL Regular" w:hAnsi="Charis SIL Regular" w:eastAsia="Charis SIL Regular"/>
-          <w:b w:val="0"/>
-          <w:i w:val="0"/>
-          <w:color w:val="000000"/>
-          <w:sz w:val="24"/>
-        </w:rPr>
-        <w:t xml:space="preserve">. Expeditielid </w:t>
-      </w:r>
-      <w:r>
-        <w:rPr>
-          <w:rFonts w:ascii="Charis SIL Regular" w:hAnsi="Charis SIL Regular" w:eastAsia="Charis SIL Regular"/>
-          <w:b w:val="0"/>
-          <w:i w:val="0"/>
-          <w:color w:val="0000FF"/>
-          <w:sz w:val="24"/>
-          <w:u w:val="single"/>
-        </w:rPr>
-        <w:hyperlink r:id="rId55" w:history="1">
-          <w:r>
-            <w:rPr>
-              <w:rStyle w:val="Hyperlink"/>
-            </w:rPr>
-            <w:t>Claudius</w:t>
-          </w:r>
-        </w:hyperlink>
-      </w:r>
-      <w:r>
-        <w:rPr>
-          <w:rFonts w:ascii="Charis SIL Regular" w:hAnsi="Charis SIL Regular" w:eastAsia="Charis SIL Regular"/>
-          <w:b w:val="0"/>
-          <w:i w:val="0"/>
-          <w:color w:val="0000FF"/>
-          <w:sz w:val="24"/>
-          <w:u w:val="single"/>
-        </w:rPr>
-        <w:t xml:space="preserve"> </w:t>
-      </w:r>
-      <w:r>
-        <w:rPr>
-          <w:rFonts w:ascii="Charis SIL Regular" w:hAnsi="Charis SIL Regular" w:eastAsia="Charis SIL Regular"/>
-          <w:b w:val="0"/>
-          <w:i w:val="0"/>
-          <w:color w:val="0000FF"/>
-          <w:sz w:val="24"/>
-          <w:u w:val="single"/>
-        </w:rPr>
-        <w:hyperlink r:id="rId55" w:history="1">
-          <w:r>
-            <w:rPr>
-              <w:rStyle w:val="Hyperlink"/>
-            </w:rPr>
-            <w:t>de</w:t>
-          </w:r>
-        </w:hyperlink>
-      </w:r>
-      <w:r>
-        <w:rPr>
-          <w:rFonts w:ascii="Charis SIL Regular" w:hAnsi="Charis SIL Regular" w:eastAsia="Charis SIL Regular"/>
-          <w:b w:val="0"/>
-          <w:i w:val="0"/>
-          <w:color w:val="0000FF"/>
-          <w:sz w:val="24"/>
-          <w:u w:val="single"/>
-        </w:rPr>
-        <w:t xml:space="preserve"> </w:t>
-      </w:r>
-      <w:r>
-        <w:rPr>
-          <w:rFonts w:ascii="Charis SIL Regular" w:hAnsi="Charis SIL Regular" w:eastAsia="Charis SIL Regular"/>
-          <w:b w:val="0"/>
-          <w:i w:val="0"/>
-          <w:color w:val="0000FF"/>
-          <w:sz w:val="24"/>
-          <w:u w:val="single"/>
-        </w:rPr>
-        <w:hyperlink r:id="rId55" w:history="1">
-          <w:r>
-            <w:rPr>
-              <w:rStyle w:val="Hyperlink"/>
-            </w:rPr>
-            <w:t>Goeje</w:t>
-          </w:r>
-        </w:hyperlink>
-      </w:r>
-      <w:r>
-        <w:rPr>
-          <w:rFonts w:ascii="Charis SIL Regular" w:hAnsi="Charis SIL Regular" w:eastAsia="Charis SIL Regular"/>
-          <w:b w:val="0"/>
-          <w:i w:val="0"/>
-          <w:color w:val="000000"/>
-          <w:sz w:val="24"/>
-        </w:rPr>
-        <w:t xml:space="preserve"> droeg in 1904 een </w:t>
-      </w:r>
-      <w:r>
-        <w:rPr>
-          <w:rFonts w:ascii="Charis SIL Regular" w:hAnsi="Charis SIL Regular" w:eastAsia="Charis SIL Regular"/>
-          <w:b w:val="0"/>
-          <w:i w:val="0"/>
-          <w:color w:val="000000"/>
-          <w:sz w:val="24"/>
-        </w:rPr>
-        <w:t>persoonlijke verz</w:t>
-      </w:r>
-      <w:r>
-        <w:rPr>
-          <w:u w:val="single" w:color="0000ff"/>
-          <w:rFonts w:ascii="Charis SIL Regular" w:hAnsi="Charis SIL Regular" w:eastAsia="Charis SIL Regular"/>
-          <w:b w:val="0"/>
-          <w:i w:val="0"/>
-          <w:color w:val="000000"/>
-          <w:sz w:val="24"/>
-        </w:rPr>
-        <w:hyperlink r:id="rId54" w:history="1">
-          <w:r>
-            <w:rPr>
-              <w:rStyle w:val="Hyperlink"/>
-            </w:rPr>
-            <w:t>ameling over</w:t>
-          </w:r>
-        </w:hyperlink>
-      </w:r>
-      <w:r>
-        <w:rPr>
-          <w:u w:val="single" w:color="0000ff"/>
-          <w:rFonts w:ascii="Charis SIL Regular" w:hAnsi="Charis SIL Regular" w:eastAsia="Charis SIL Regular"/>
-          <w:b w:val="0"/>
-          <w:i w:val="0"/>
-          <w:color w:val="000000"/>
-          <w:sz w:val="24"/>
-        </w:rPr>
-        <w:t xml:space="preserve"> </w:t>
-      </w:r>
-      <w:r>
-        <w:rPr>
-          <w:u w:val="single" w:color="0000ff"/>
-          <w:rFonts w:ascii="Charis SIL Regular" w:hAnsi="Charis SIL Regular" w:eastAsia="Charis SIL Regular"/>
-          <w:b w:val="0"/>
-          <w:i w:val="0"/>
-          <w:color w:val="000000"/>
-          <w:sz w:val="24"/>
-        </w:rPr>
-        <w:hyperlink r:id="rId54" w:history="1">
-          <w:r>
-            <w:rPr>
-              <w:rStyle w:val="Hyperlink"/>
-            </w:rPr>
-            <w:t>aan het mus</w:t>
-          </w:r>
-        </w:hyperlink>
-      </w:r>
-      <w:r>
-        <w:rPr>
-          <w:rFonts w:ascii="Charis SIL Regular" w:hAnsi="Charis SIL Regular" w:eastAsia="Charis SIL Regular"/>
-          <w:b w:val="0"/>
-          <w:i w:val="0"/>
-          <w:color w:val="000000"/>
-          <w:sz w:val="24"/>
-        </w:rPr>
-        <w:t>eum in Leide</w:t>
-      </w:r>
-      <w:r>
-        <w:rPr>
-          <w:u w:val="single" w:color="0000ff"/>
-          <w:rFonts w:ascii="Charis SIL Regular" w:hAnsi="Charis SIL Regular" w:eastAsia="Charis SIL Regular"/>
-          <w:b w:val="0"/>
-          <w:i w:val="0"/>
-          <w:color w:val="000000"/>
-          <w:sz w:val="24"/>
-        </w:rPr>
-        <w:hyperlink r:id="rId55" w:history="1">
-          <w:r>
-            <w:rPr>
-              <w:rStyle w:val="Hyperlink"/>
-            </w:rPr>
-            <w:t>n, waar d</w:t>
-          </w:r>
-        </w:hyperlink>
-      </w:r>
-      <w:r>
-        <w:rPr>
-          <w:u w:val="single" w:color="0000ff"/>
-          <w:rFonts w:ascii="Charis SIL Regular" w:hAnsi="Charis SIL Regular" w:eastAsia="Charis SIL Regular"/>
-          <w:b w:val="0"/>
-          <w:i w:val="0"/>
-          <w:color w:val="000000"/>
-          <w:sz w:val="24"/>
-        </w:rPr>
-        <w:hyperlink r:id="rId55" w:history="1">
-          <w:r>
-            <w:rPr>
-              <w:rStyle w:val="Hyperlink"/>
-            </w:rPr>
-            <w:t>i</w:t>
-          </w:r>
-        </w:hyperlink>
-      </w:r>
-      <w:r>
-        <w:rPr>
-          <w:u w:val="single" w:color="0000ff"/>
-          <w:rFonts w:ascii="Charis SIL Regular" w:hAnsi="Charis SIL Regular" w:eastAsia="Charis SIL Regular"/>
-          <w:b w:val="0"/>
-          <w:i w:val="0"/>
-          <w:color w:val="000000"/>
-          <w:sz w:val="24"/>
-        </w:rPr>
-        <w:hyperlink r:id="rId55" w:history="1">
-          <w:r>
-            <w:rPr>
-              <w:rStyle w:val="Hyperlink"/>
-            </w:rPr>
-            <w:t>e i</w:t>
-          </w:r>
-        </w:hyperlink>
-      </w:r>
-      <w:r>
-        <w:rPr>
-          <w:u w:val="single" w:color="0000ff"/>
-          <w:rFonts w:ascii="Charis SIL Regular" w:hAnsi="Charis SIL Regular" w:eastAsia="Charis SIL Regular"/>
-          <w:b w:val="0"/>
-          <w:i w:val="0"/>
-          <w:color w:val="000000"/>
-          <w:sz w:val="24"/>
-        </w:rPr>
-        <w:hyperlink r:id="rId55" w:history="1">
-          <w:r>
-            <w:rPr>
-              <w:rStyle w:val="Hyperlink"/>
-            </w:rPr>
-            <w:t>s opge</w:t>
-          </w:r>
-        </w:hyperlink>
-      </w:r>
-      <w:r>
-        <w:rPr>
-          <w:rFonts w:ascii="Charis SIL Regular" w:hAnsi="Charis SIL Regular" w:eastAsia="Charis SIL Regular"/>
-          <w:b w:val="0"/>
-          <w:i w:val="0"/>
-          <w:color w:val="000000"/>
-          <w:sz w:val="24"/>
-        </w:rPr>
-        <w:t xml:space="preserve">nomen onder </w:t>
-      </w:r>
-      <w:r>
-        <w:rPr>
-          <w:rFonts w:ascii="Charis SIL Regular" w:hAnsi="Charis SIL Regular" w:eastAsia="Charis SIL Regular"/>
-          <w:b w:val="0"/>
-          <w:i w:val="0"/>
-          <w:color w:val="000000"/>
-          <w:sz w:val="24"/>
-        </w:rPr>
-        <w:t xml:space="preserve">serienummers </w:t>
-      </w:r>
-      <w:r>
-        <w:rPr>
-          <w:rFonts w:ascii="Charis SIL Regular" w:hAnsi="Charis SIL Regular" w:eastAsia="Charis SIL Regular"/>
-          <w:b w:val="0"/>
-          <w:i w:val="0"/>
-          <w:color w:val="0000FF"/>
-          <w:sz w:val="24"/>
-          <w:u w:val="single"/>
-        </w:rPr>
-        <w:hyperlink r:id="rId56" w:history="1">
-          <w:r>
-            <w:rPr>
-              <w:rStyle w:val="Hyperlink"/>
-            </w:rPr>
-            <w:t>RV-1443</w:t>
-          </w:r>
-        </w:hyperlink>
-      </w:r>
-      <w:r>
-        <w:rPr>
-          <w:rFonts w:ascii="Charis SIL Regular" w:hAnsi="Charis SIL Regular" w:eastAsia="Charis SIL Regular"/>
-          <w:b w:val="0"/>
-          <w:i w:val="0"/>
-          <w:color w:val="000000"/>
-          <w:sz w:val="24"/>
-        </w:rPr>
-        <w:t xml:space="preserve"> en </w:t>
-      </w:r>
-      <w:r>
-        <w:rPr>
-          <w:rFonts w:ascii="Charis SIL Regular" w:hAnsi="Charis SIL Regular" w:eastAsia="Charis SIL Regular"/>
-          <w:b w:val="0"/>
-          <w:i w:val="0"/>
-          <w:color w:val="0000FF"/>
-          <w:sz w:val="24"/>
-          <w:u w:val="single"/>
-        </w:rPr>
-        <w:hyperlink r:id="rId57" w:history="1">
+        <w:hyperlink r:id="rId58" w:history="1">
           <w:r>
             <w:rPr>
               <w:rStyle w:val="Hyperlink"/>
@@ -7082,7 +7254,7 @@
           <w:sz w:val="24"/>
           <w:u w:val="single"/>
         </w:rPr>
-        <w:hyperlink r:id="rId58" w:history="1">
+        <w:hyperlink r:id="rId59" w:history="1">
           <w:r>
             <w:rPr>
               <w:rStyle w:val="Hyperlink"/>
@@ -7110,34 +7282,62 @@
           <w:sz w:val="24"/>
           <w:u w:val="single"/>
         </w:rPr>
+        <w:hyperlink r:id="rId60" w:history="1">
+          <w:r>
+            <w:rPr>
+              <w:rStyle w:val="Hyperlink"/>
+            </w:rPr>
+            <w:t>RV-2349</w:t>
+          </w:r>
+        </w:hyperlink>
+      </w:r>
+      <w:r>
+        <w:rPr>
+          <w:rFonts w:ascii="Charis SIL Regular" w:hAnsi="Charis SIL Regular" w:eastAsia="Charis SIL Regular"/>
+          <w:b w:val="0"/>
+          <w:i w:val="0"/>
+          <w:color w:val="000000"/>
+          <w:sz w:val="24"/>
+        </w:rPr>
+        <w:t xml:space="preserve"> werden in respectievelijk 1912 en 1937 geschonken aan het </w:t>
+      </w:r>
+      <w:r>
+        <w:rPr>
+          <w:rFonts w:ascii="Charis SIL Regular" w:hAnsi="Charis SIL Regular" w:eastAsia="Charis SIL Regular"/>
+          <w:b w:val="0"/>
+          <w:i w:val="0"/>
+          <w:color w:val="000000"/>
+          <w:sz w:val="24"/>
+        </w:rPr>
+        <w:t>museum i</w:t>
+      </w:r>
+      <w:r>
+        <w:rPr>
+          <w:u w:val="single" w:color="0000ff"/>
+          <w:rFonts w:ascii="Charis SIL Regular" w:hAnsi="Charis SIL Regular" w:eastAsia="Charis SIL Regular"/>
+          <w:b w:val="0"/>
+          <w:i w:val="0"/>
+          <w:color w:val="000000"/>
+          <w:sz w:val="24"/>
+        </w:rPr>
         <w:hyperlink r:id="rId59" w:history="1">
           <w:r>
             <w:rPr>
               <w:rStyle w:val="Hyperlink"/>
             </w:rPr>
-            <w:t>RV-2349</w:t>
-          </w:r>
-        </w:hyperlink>
-      </w:r>
-      <w:r>
-        <w:rPr>
-          <w:rFonts w:ascii="Charis SIL Regular" w:hAnsi="Charis SIL Regular" w:eastAsia="Charis SIL Regular"/>
-          <w:b w:val="0"/>
-          <w:i w:val="0"/>
-          <w:color w:val="000000"/>
-          <w:sz w:val="24"/>
-        </w:rPr>
-        <w:t xml:space="preserve"> werden in respectievelijk 1912 en 1937 geschonken aan het </w:t>
-      </w:r>
-      <w:r>
-        <w:rPr>
-          <w:rFonts w:ascii="Charis SIL Regular" w:hAnsi="Charis SIL Regular" w:eastAsia="Charis SIL Regular"/>
-          <w:b w:val="0"/>
-          <w:i w:val="0"/>
-          <w:color w:val="000000"/>
-          <w:sz w:val="24"/>
-        </w:rPr>
-        <w:t>museum i</w:t>
+            <w:t>n Leiden.</w:t>
+          </w:r>
+        </w:hyperlink>
+      </w:r>
+      <w:r>
+        <w:rPr>
+          <w:rFonts w:ascii="Charis SIL Regular" w:hAnsi="Charis SIL Regular" w:eastAsia="Charis SIL Regular"/>
+          <w:b w:val="0"/>
+          <w:i w:val="0"/>
+          <w:color w:val="000000"/>
+          <w:sz w:val="24"/>
+        </w:rPr>
+        <w:t xml:space="preserve"> Te</w:t>
       </w:r>
       <w:r>
         <w:rPr>
@@ -7148,35 +7348,7 @@
           <w:color w:val="000000"/>
           <w:sz w:val="24"/>
         </w:rPr>
-        <w:hyperlink r:id="rId58" w:history="1">
-          <w:r>
-            <w:rPr>
-              <w:rStyle w:val="Hyperlink"/>
-            </w:rPr>
-            <w:t>n Leiden.</w:t>
-          </w:r>
-        </w:hyperlink>
-      </w:r>
-      <w:r>
-        <w:rPr>
-          <w:rFonts w:ascii="Charis SIL Regular" w:hAnsi="Charis SIL Regular" w:eastAsia="Charis SIL Regular"/>
-          <w:b w:val="0"/>
-          <w:i w:val="0"/>
-          <w:color w:val="000000"/>
-          <w:sz w:val="24"/>
-        </w:rPr>
-        <w:t xml:space="preserve"> Te</w:t>
-      </w:r>
-      <w:r>
-        <w:rPr>
-          <w:u w:val="single" w:color="0000ff"/>
-          <w:rFonts w:ascii="Charis SIL Regular" w:hAnsi="Charis SIL Regular" w:eastAsia="Charis SIL Regular"/>
-          <w:b w:val="0"/>
-          <w:i w:val="0"/>
-          <w:color w:val="000000"/>
-          <w:sz w:val="24"/>
-        </w:rPr>
-        <w:hyperlink r:id="rId59" w:history="1">
+        <w:hyperlink r:id="rId60" w:history="1">
           <w:r>
             <w:rPr>
               <w:rStyle w:val="Hyperlink"/>
@@ -7217,7 +7389,7 @@
           <w:sz w:val="24"/>
           <w:u w:val="single"/>
         </w:rPr>
-        <w:hyperlink r:id="rId60" w:history="1">
+        <w:hyperlink r:id="rId61" w:history="1">
           <w:r>
             <w:rPr>
               <w:rStyle w:val="Hyperlink"/>
@@ -7265,7 +7437,7 @@
           <w:sz w:val="24"/>
           <w:u w:val="single"/>
         </w:rPr>
-        <w:hyperlink r:id="rId61" w:history="1">
+        <w:hyperlink r:id="rId21" w:history="1">
           <w:r>
             <w:rPr>
               <w:rStyle w:val="Hyperlink"/>
@@ -7312,7 +7484,7 @@
           <w:sz w:val="24"/>
           <w:u w:val="single"/>
         </w:rPr>
-        <w:hyperlink r:id="rId61" w:history="1">
+        <w:hyperlink r:id="rId21" w:history="1">
           <w:r>
             <w:rPr>
               <w:rStyle w:val="Hyperlink"/>
@@ -7358,7 +7530,7 @@
           <w:sz w:val="24"/>
           <w:u w:val="single"/>
         </w:rPr>
-        <w:hyperlink r:id="rId61" w:history="1">
+        <w:hyperlink r:id="rId21" w:history="1">
           <w:r>
             <w:rPr>
               <w:rStyle w:val="Hyperlink"/>
@@ -7387,7 +7559,7 @@
           <w:sz w:val="24"/>
           <w:u w:val="single"/>
         </w:rPr>
-        <w:hyperlink r:id="rId61" w:history="1">
+        <w:hyperlink r:id="rId21" w:history="1">
           <w:r>
             <w:rPr>
               <w:rStyle w:val="Hyperlink"/>
@@ -8136,7 +8308,7 @@
           <w:sz w:val="24"/>
           <w:u w:val="single"/>
         </w:rPr>
-        <w:hyperlink r:id="rId66" w:history="1">
+        <w:hyperlink r:id="rId67" w:history="1">
           <w:r>
             <w:rPr>
               <w:rStyle w:val="Hyperlink"/>
@@ -8165,7 +8337,7 @@
           <w:sz w:val="24"/>
           <w:u w:val="single"/>
         </w:rPr>
-        <w:hyperlink r:id="rId66" w:history="1">
+        <w:hyperlink r:id="rId67" w:history="1">
           <w:r>
             <w:rPr>
               <w:rStyle w:val="Hyperlink"/>
@@ -8183,7 +8355,7 @@
           <w:sz w:val="24"/>
           <w:u w:val="single"/>
         </w:rPr>
-        <w:hyperlink r:id="rId66" w:history="1">
+        <w:hyperlink r:id="rId67" w:history="1">
           <w:r>
             <w:rPr>
               <w:rStyle w:val="Hyperlink"/>
@@ -8201,7 +8373,7 @@
           <w:sz w:val="24"/>
           <w:u w:val="single"/>
         </w:rPr>
-        <w:hyperlink r:id="rId66" w:history="1">
+        <w:hyperlink r:id="rId67" w:history="1">
           <w:r>
             <w:rPr>
               <w:rStyle w:val="Hyperlink"/>
@@ -8230,7 +8402,7 @@
           <w:sz w:val="24"/>
           <w:u w:val="single"/>
         </w:rPr>
-        <w:hyperlink r:id="rId66" w:history="1">
+        <w:hyperlink r:id="rId67" w:history="1">
           <w:r>
             <w:rPr>
               <w:rStyle w:val="Hyperlink"/>
@@ -8248,7 +8420,7 @@
           <w:sz w:val="24"/>
           <w:u w:val="single"/>
         </w:rPr>
-        <w:hyperlink r:id="rId66" w:history="1">
+        <w:hyperlink r:id="rId67" w:history="1">
           <w:r>
             <w:rPr>
               <w:rStyle w:val="Hyperlink"/>
@@ -8266,7 +8438,7 @@
           <w:sz w:val="24"/>
           <w:u w:val="single"/>
         </w:rPr>
-        <w:hyperlink r:id="rId66" w:history="1">
+        <w:hyperlink r:id="rId67" w:history="1">
           <w:r>
             <w:rPr>
               <w:rStyle w:val="Hyperlink"/>
@@ -8284,7 +8456,7 @@
           <w:sz w:val="24"/>
           <w:u w:val="single"/>
         </w:rPr>
-        <w:hyperlink r:id="rId66" w:history="1">
+        <w:hyperlink r:id="rId67" w:history="1">
           <w:r>
             <w:rPr>
               <w:rStyle w:val="Hyperlink"/>
@@ -8313,7 +8485,7 @@
           <w:sz w:val="24"/>
           <w:u w:val="single"/>
         </w:rPr>
-        <w:hyperlink r:id="rId66" w:history="1">
+        <w:hyperlink r:id="rId67" w:history="1">
           <w:r>
             <w:rPr>
               <w:rStyle w:val="Hyperlink"/>
@@ -8331,7 +8503,7 @@
           <w:sz w:val="24"/>
           <w:u w:val="single"/>
         </w:rPr>
-        <w:hyperlink r:id="rId66" w:history="1">
+        <w:hyperlink r:id="rId67" w:history="1">
           <w:r>
             <w:rPr>
               <w:rStyle w:val="Hyperlink"/>
@@ -8349,7 +8521,7 @@
           <w:sz w:val="24"/>
           <w:u w:val="single"/>
         </w:rPr>
-        <w:hyperlink r:id="rId66" w:history="1">
+        <w:hyperlink r:id="rId67" w:history="1">
           <w:r>
             <w:rPr>
               <w:rStyle w:val="Hyperlink"/>
@@ -9062,7 +9234,25 @@
           <w:color w:val="000000"/>
           <w:sz w:val="24"/>
         </w:rPr>
-        <w:t xml:space="preserve"> 1934 </w:t>
+        <w:t xml:space="preserve"> </w:t>
+      </w:r>
+      <w:r>
+        <w:rPr>
+          <w:u w:val="single" w:color="0000ff"/>
+          <w:rFonts w:ascii="Charis SIL Regular" w:hAnsi="Charis SIL Regular" w:eastAsia="Charis SIL Regular"/>
+          <w:b w:val="0"/>
+          <w:i w:val="0"/>
+          <w:color w:val="000000"/>
+          <w:sz w:val="24"/>
+        </w:rPr>
+        <w:hyperlink r:id="rId70" w:history="1">
+          <w:r>
+            <w:rPr>
+              <w:rStyle w:val="Hyperlink"/>
+            </w:rPr>
+            <w:t xml:space="preserve">1934 </w:t>
+          </w:r>
+        </w:hyperlink>
       </w:r>
       <w:r>
         <w:rPr>
@@ -10542,7 +10732,6 @@
       </w:r>
       <w:r>
         <w:rPr>
-          <w:u w:val="single" w:color="0000ff"/>
           <w:rFonts w:ascii="Charis SIL Regular" w:hAnsi="Charis SIL Regular" w:eastAsia="Charis SIL Regular"/>
           <w:b w:val="0"/>
           <w:i w:val="0"/>
@@ -11352,7 +11541,7 @@
             <w:rPr>
               <w:rStyle w:val="Hyperlink"/>
             </w:rPr>
-            <w:t>profie</w:t>
+            <w:t>profiel</w:t>
           </w:r>
         </w:hyperlink>
       </w:r>
@@ -11365,16 +11554,6 @@
           <w:sz w:val="24"/>
           <w:u w:val="single"/>
         </w:rPr>
-        <w:t>l</w:t>
-      </w:r>
-      <w:r>
-        <w:rPr>
-          <w:rFonts w:ascii="Charis SIL Regular" w:hAnsi="Charis SIL Regular" w:eastAsia="Charis SIL Regular"/>
-          <w:b w:val="0"/>
-          <w:i w:val="0"/>
-          <w:color w:val="0000FF"/>
-          <w:sz w:val="24"/>
-        </w:rPr>
         <w:t>-</w:t>
       </w:r>
       <w:r>
@@ -11391,9 +11570,19 @@
             <w:rPr>
               <w:rStyle w:val="Hyperlink"/>
             </w:rPr>
-            <w:t>als-</w:t>
-          </w:r>
-        </w:hyperlink>
+            <w:t>als</w:t>
+          </w:r>
+        </w:hyperlink>
+      </w:r>
+      <w:r>
+        <w:rPr>
+          <w:rFonts w:ascii="Charis SIL Regular" w:hAnsi="Charis SIL Regular" w:eastAsia="Charis SIL Regular"/>
+          <w:b w:val="0"/>
+          <w:i w:val="0"/>
+          <w:color w:val="0000FF"/>
+          <w:sz w:val="24"/>
+        </w:rPr>
+        <w:t>-</w:t>
       </w:r>
       <w:r>
         <w:rPr>
@@ -12210,7 +12399,7 @@
           <w:sz w:val="24"/>
           <w:u w:val="single"/>
         </w:rPr>
-        <w:hyperlink r:id="rId90" w:history="1">
+        <w:hyperlink r:id="rId89" w:history="1">
           <w:r>
             <w:rPr>
               <w:rStyle w:val="Hyperlink"/>
@@ -12228,7 +12417,7 @@
           <w:sz w:val="24"/>
           <w:u w:val="single"/>
         </w:rPr>
-        <w:hyperlink r:id="rId90" w:history="1">
+        <w:hyperlink r:id="rId89" w:history="1">
           <w:r>
             <w:rPr>
               <w:rStyle w:val="Hyperlink"/>
@@ -12257,7 +12446,7 @@
           <w:sz w:val="24"/>
           <w:u w:val="single"/>
         </w:rPr>
-        <w:hyperlink r:id="rId90" w:history="1">
+        <w:hyperlink r:id="rId89" w:history="1">
           <w:r>
             <w:rPr>
               <w:rStyle w:val="Hyperlink"/>
@@ -12375,7 +12564,7 @@
           <w:sz w:val="24"/>
           <w:u w:val="single"/>
         </w:rPr>
-        <w:hyperlink r:id="rId91" w:history="1">
+        <w:hyperlink r:id="rId90" w:history="1">
           <w:r>
             <w:rPr>
               <w:rStyle w:val="Hyperlink"/>
@@ -12393,7 +12582,7 @@
           <w:sz w:val="24"/>
           <w:u w:val="single"/>
         </w:rPr>
-        <w:hyperlink r:id="rId91" w:history="1">
+        <w:hyperlink r:id="rId90" w:history="1">
           <w:r>
             <w:rPr>
               <w:rStyle w:val="Hyperlink"/>
@@ -12491,7 +12680,7 @@
           <w:sz w:val="24"/>
           <w:u w:val="single"/>
         </w:rPr>
-        <w:hyperlink r:id="rId92" w:history="1">
+        <w:hyperlink r:id="rId91" w:history="1">
           <w:r>
             <w:rPr>
               <w:rStyle w:val="Hyperlink"/>
@@ -12520,7 +12709,7 @@
           <w:sz w:val="24"/>
           <w:u w:val="single"/>
         </w:rPr>
-        <w:hyperlink r:id="rId92" w:history="1">
+        <w:hyperlink r:id="rId91" w:history="1">
           <w:r>
             <w:rPr>
               <w:rStyle w:val="Hyperlink"/>
@@ -12648,7 +12837,7 @@
           <w:sz w:val="24"/>
           <w:u w:val="single"/>
         </w:rPr>
-        <w:hyperlink r:id="rId93" w:history="1">
+        <w:hyperlink r:id="rId92" w:history="1">
           <w:r>
             <w:rPr>
               <w:rStyle w:val="Hyperlink"/>
@@ -12666,7 +12855,7 @@
           <w:sz w:val="24"/>
           <w:u w:val="single"/>
         </w:rPr>
-        <w:hyperlink r:id="rId93" w:history="1">
+        <w:hyperlink r:id="rId92" w:history="1">
           <w:r>
             <w:rPr>
               <w:rStyle w:val="Hyperlink"/>
@@ -12684,7 +12873,7 @@
           <w:sz w:val="24"/>
           <w:u w:val="single"/>
         </w:rPr>
-        <w:hyperlink r:id="rId93" w:history="1">
+        <w:hyperlink r:id="rId92" w:history="1">
           <w:r>
             <w:rPr>
               <w:rStyle w:val="Hyperlink"/>
@@ -12811,12 +13000,69 @@
           <w:sz w:val="24"/>
           <w:u w:val="single"/>
         </w:rPr>
+        <w:hyperlink r:id="rId93" w:history="1">
+          <w:r>
+            <w:rPr>
+              <w:rStyle w:val="Hyperlink"/>
+            </w:rPr>
+            <w:t>WorldCat</w:t>
+          </w:r>
+        </w:hyperlink>
+      </w:r>
+      <w:r>
+        <w:rPr>
+          <w:rFonts w:ascii="Charis SIL Regular" w:hAnsi="Charis SIL Regular" w:eastAsia="Charis SIL Regular"/>
+          <w:b w:val="0"/>
+          <w:i w:val="0"/>
+          <w:color w:val="0000FF"/>
+          <w:sz w:val="24"/>
+          <w:u w:val="single"/>
+        </w:rPr>
+        <w:t xml:space="preserve"> </w:t>
+      </w:r>
+      <w:r>
+        <w:rPr>
+          <w:rFonts w:ascii="Charis SIL Regular" w:hAnsi="Charis SIL Regular" w:eastAsia="Charis SIL Regular"/>
+          <w:b w:val="0"/>
+          <w:i w:val="0"/>
+          <w:color w:val="0000FF"/>
+          <w:sz w:val="24"/>
+          <w:u w:val="single"/>
+        </w:rPr>
+        <w:hyperlink r:id="rId93" w:history="1">
+          <w:r>
+            <w:rPr>
+              <w:rStyle w:val="Hyperlink"/>
+            </w:rPr>
+            <w:t>1038514699</w:t>
+          </w:r>
+        </w:hyperlink>
+      </w:r>
+      <w:r>
+        <w:rPr>
+          <w:rFonts w:ascii="Charis SIL Regular" w:hAnsi="Charis SIL Regular" w:eastAsia="Charis SIL Regular"/>
+          <w:b w:val="0"/>
+          <w:i w:val="0"/>
+          <w:color w:val="000000"/>
+          <w:sz w:val="24"/>
+        </w:rPr>
+        <w:t xml:space="preserve">, </w:t>
+      </w:r>
+      <w:r>
+        <w:rPr>
+          <w:rFonts w:ascii="Charis SIL Regular" w:hAnsi="Charis SIL Regular" w:eastAsia="Charis SIL Regular"/>
+          <w:b w:val="0"/>
+          <w:i w:val="0"/>
+          <w:color w:val="0000FF"/>
+          <w:sz w:val="24"/>
+          <w:u w:val="single"/>
+        </w:rPr>
         <w:hyperlink r:id="rId94" w:history="1">
           <w:r>
             <w:rPr>
               <w:rStyle w:val="Hyperlink"/>
             </w:rPr>
-            <w:t>WorldCat</w:t>
+            <w:t>ISBN</w:t>
           </w:r>
         </w:hyperlink>
       </w:r>
@@ -12841,63 +13087,6 @@
           <w:u w:val="single"/>
         </w:rPr>
         <w:hyperlink r:id="rId94" w:history="1">
-          <w:r>
-            <w:rPr>
-              <w:rStyle w:val="Hyperlink"/>
-            </w:rPr>
-            <w:t>1038514699</w:t>
-          </w:r>
-        </w:hyperlink>
-      </w:r>
-      <w:r>
-        <w:rPr>
-          <w:rFonts w:ascii="Charis SIL Regular" w:hAnsi="Charis SIL Regular" w:eastAsia="Charis SIL Regular"/>
-          <w:b w:val="0"/>
-          <w:i w:val="0"/>
-          <w:color w:val="000000"/>
-          <w:sz w:val="24"/>
-        </w:rPr>
-        <w:t xml:space="preserve">, </w:t>
-      </w:r>
-      <w:r>
-        <w:rPr>
-          <w:rFonts w:ascii="Charis SIL Regular" w:hAnsi="Charis SIL Regular" w:eastAsia="Charis SIL Regular"/>
-          <w:b w:val="0"/>
-          <w:i w:val="0"/>
-          <w:color w:val="0000FF"/>
-          <w:sz w:val="24"/>
-          <w:u w:val="single"/>
-        </w:rPr>
-        <w:hyperlink r:id="rId95" w:history="1">
-          <w:r>
-            <w:rPr>
-              <w:rStyle w:val="Hyperlink"/>
-            </w:rPr>
-            <w:t>ISBN</w:t>
-          </w:r>
-        </w:hyperlink>
-      </w:r>
-      <w:r>
-        <w:rPr>
-          <w:rFonts w:ascii="Charis SIL Regular" w:hAnsi="Charis SIL Regular" w:eastAsia="Charis SIL Regular"/>
-          <w:b w:val="0"/>
-          <w:i w:val="0"/>
-          <w:color w:val="0000FF"/>
-          <w:sz w:val="24"/>
-          <w:u w:val="single"/>
-        </w:rPr>
-        <w:t xml:space="preserve"> </w:t>
-      </w:r>
-      <w:r>
-        <w:rPr>
-          <w:rFonts w:ascii="Charis SIL Regular" w:hAnsi="Charis SIL Regular" w:eastAsia="Charis SIL Regular"/>
-          <w:b w:val="0"/>
-          <w:i w:val="0"/>
-          <w:color w:val="0000FF"/>
-          <w:sz w:val="24"/>
-          <w:u w:val="single"/>
-        </w:rPr>
-        <w:hyperlink r:id="rId95" w:history="1">
           <w:r>
             <w:rPr>
               <w:rStyle w:val="Hyperlink"/>
@@ -13014,7 +13203,7 @@
           <w:color w:val="0000FF"/>
           <w:sz w:val="24"/>
         </w:rPr>
-        <w:hyperlink r:id="rId96" w:history="1">
+        <w:hyperlink r:id="rId95" w:history="1">
           <w:r>
             <w:rPr>
               <w:rStyle w:val="Hyperlink"/>
@@ -13031,7 +13220,7 @@
           <w:color w:val="0000FF"/>
           <w:sz w:val="24"/>
         </w:rPr>
-        <w:hyperlink r:id="rId96" w:history="1">
+        <w:hyperlink r:id="rId95" w:history="1">
           <w:r>
             <w:rPr>
               <w:rStyle w:val="Hyperlink"/>
@@ -13048,7 +13237,7 @@
           <w:color w:val="0000FF"/>
           <w:sz w:val="24"/>
         </w:rPr>
-        <w:hyperlink r:id="rId96" w:history="1">
+        <w:hyperlink r:id="rId95" w:history="1">
           <w:r>
             <w:rPr>
               <w:rStyle w:val="Hyperlink"/>
@@ -13065,7 +13254,7 @@
           <w:color w:val="0000FF"/>
           <w:sz w:val="24"/>
         </w:rPr>
-        <w:hyperlink r:id="rId96" w:history="1">
+        <w:hyperlink r:id="rId95" w:history="1">
           <w:r>
             <w:rPr>
               <w:rStyle w:val="Hyperlink"/>
@@ -13082,7 +13271,7 @@
           <w:color w:val="0000FF"/>
           <w:sz w:val="24"/>
         </w:rPr>
-        <w:hyperlink r:id="rId96" w:history="1">
+        <w:hyperlink r:id="rId95" w:history="1">
           <w:r>
             <w:rPr>
               <w:rStyle w:val="Hyperlink"/>
@@ -13179,7 +13368,7 @@
           <w:color w:val="0000FF"/>
           <w:sz w:val="24"/>
         </w:rPr>
-        <w:hyperlink r:id="rId97" w:history="1">
+        <w:hyperlink r:id="rId96" w:history="1">
           <w:r>
             <w:rPr>
               <w:rStyle w:val="Hyperlink"/>
@@ -13196,7 +13385,7 @@
           <w:color w:val="0000FF"/>
           <w:sz w:val="24"/>
         </w:rPr>
-        <w:hyperlink r:id="rId97" w:history="1">
+        <w:hyperlink r:id="rId96" w:history="1">
           <w:r>
             <w:rPr>
               <w:rStyle w:val="Hyperlink"/>
@@ -13213,7 +13402,7 @@
           <w:color w:val="0000FF"/>
           <w:sz w:val="24"/>
         </w:rPr>
-        <w:hyperlink r:id="rId97" w:history="1">
+        <w:hyperlink r:id="rId96" w:history="1">
           <w:r>
             <w:rPr>
               <w:rStyle w:val="Hyperlink"/>
@@ -13230,7 +13419,7 @@
           <w:color w:val="0000FF"/>
           <w:sz w:val="24"/>
         </w:rPr>
-        <w:hyperlink r:id="rId97" w:history="1">
+        <w:hyperlink r:id="rId96" w:history="1">
           <w:r>
             <w:rPr>
               <w:rStyle w:val="Hyperlink"/>
@@ -13247,7 +13436,7 @@
           <w:color w:val="0000FF"/>
           <w:sz w:val="24"/>
         </w:rPr>
-        <w:hyperlink r:id="rId97" w:history="1">
+        <w:hyperlink r:id="rId96" w:history="1">
           <w:r>
             <w:rPr>
               <w:rStyle w:val="Hyperlink"/>
@@ -13344,7 +13533,7 @@
           <w:color w:val="0000FF"/>
           <w:sz w:val="24"/>
         </w:rPr>
-        <w:hyperlink r:id="rId98" w:history="1">
+        <w:hyperlink r:id="rId97" w:history="1">
           <w:r>
             <w:rPr>
               <w:rStyle w:val="Hyperlink"/>
@@ -13361,7 +13550,7 @@
           <w:color w:val="0000FF"/>
           <w:sz w:val="24"/>
         </w:rPr>
-        <w:hyperlink r:id="rId98" w:history="1">
+        <w:hyperlink r:id="rId97" w:history="1">
           <w:r>
             <w:rPr>
               <w:rStyle w:val="Hyperlink"/>
@@ -13378,7 +13567,7 @@
           <w:color w:val="0000FF"/>
           <w:sz w:val="24"/>
         </w:rPr>
-        <w:hyperlink r:id="rId98" w:history="1">
+        <w:hyperlink r:id="rId97" w:history="1">
           <w:r>
             <w:rPr>
               <w:rStyle w:val="Hyperlink"/>
@@ -13395,7 +13584,7 @@
           <w:color w:val="0000FF"/>
           <w:sz w:val="24"/>
         </w:rPr>
-        <w:hyperlink r:id="rId98" w:history="1">
+        <w:hyperlink r:id="rId97" w:history="1">
           <w:r>
             <w:rPr>
               <w:rStyle w:val="Hyperlink"/>
@@ -13412,7 +13601,7 @@
           <w:color w:val="0000FF"/>
           <w:sz w:val="24"/>
         </w:rPr>
-        <w:hyperlink r:id="rId98" w:history="1">
+        <w:hyperlink r:id="rId97" w:history="1">
           <w:r>
             <w:rPr>
               <w:rStyle w:val="Hyperlink"/>
@@ -13529,7 +13718,7 @@
           <w:color w:val="0000FF"/>
           <w:sz w:val="24"/>
         </w:rPr>
-        <w:hyperlink r:id="rId99" w:history="1">
+        <w:hyperlink r:id="rId98" w:history="1">
           <w:r>
             <w:rPr>
               <w:rStyle w:val="Hyperlink"/>
@@ -13546,7 +13735,7 @@
           <w:color w:val="0000FF"/>
           <w:sz w:val="24"/>
         </w:rPr>
-        <w:hyperlink r:id="rId99" w:history="1">
+        <w:hyperlink r:id="rId98" w:history="1">
           <w:r>
             <w:rPr>
               <w:rStyle w:val="Hyperlink"/>
@@ -13563,7 +13752,7 @@
           <w:color w:val="0000FF"/>
           <w:sz w:val="24"/>
         </w:rPr>
-        <w:hyperlink r:id="rId99" w:history="1">
+        <w:hyperlink r:id="rId98" w:history="1">
           <w:r>
             <w:rPr>
               <w:rStyle w:val="Hyperlink"/>
@@ -13580,7 +13769,7 @@
           <w:color w:val="0000FF"/>
           <w:sz w:val="24"/>
         </w:rPr>
-        <w:hyperlink r:id="rId99" w:history="1">
+        <w:hyperlink r:id="rId98" w:history="1">
           <w:r>
             <w:rPr>
               <w:rStyle w:val="Hyperlink"/>
@@ -13597,7 +13786,7 @@
           <w:color w:val="0000FF"/>
           <w:sz w:val="24"/>
         </w:rPr>
-        <w:hyperlink r:id="rId99" w:history="1">
+        <w:hyperlink r:id="rId98" w:history="1">
           <w:r>
             <w:rPr>
               <w:rStyle w:val="Hyperlink"/>
@@ -13715,7 +13904,7 @@
           <w:sz w:val="24"/>
           <w:u w:val="single"/>
         </w:rPr>
-        <w:hyperlink r:id="rId100" w:history="1">
+        <w:hyperlink r:id="rId99" w:history="1">
           <w:r>
             <w:rPr>
               <w:rStyle w:val="Hyperlink"/>
@@ -13744,7 +13933,7 @@
           <w:sz w:val="24"/>
           <w:u w:val="single"/>
         </w:rPr>
-        <w:hyperlink r:id="rId100" w:history="1">
+        <w:hyperlink r:id="rId99" w:history="1">
           <w:r>
             <w:rPr>
               <w:rStyle w:val="Hyperlink"/>
@@ -13860,7 +14049,7 @@
           <w:color w:val="0000FF"/>
           <w:sz w:val="24"/>
         </w:rPr>
-        <w:hyperlink r:id="rId101" w:history="1">
+        <w:hyperlink r:id="rId100" w:history="1">
           <w:r>
             <w:rPr>
               <w:rStyle w:val="Hyperlink"/>
@@ -13877,7 +14066,7 @@
           <w:color w:val="0000FF"/>
           <w:sz w:val="24"/>
         </w:rPr>
-        <w:hyperlink r:id="rId101" w:history="1">
+        <w:hyperlink r:id="rId100" w:history="1">
           <w:r>
             <w:rPr>
               <w:rStyle w:val="Hyperlink"/>
@@ -13894,7 +14083,7 @@
           <w:color w:val="0000FF"/>
           <w:sz w:val="24"/>
         </w:rPr>
-        <w:hyperlink r:id="rId101" w:history="1">
+        <w:hyperlink r:id="rId100" w:history="1">
           <w:r>
             <w:rPr>
               <w:rStyle w:val="Hyperlink"/>
@@ -13911,7 +14100,7 @@
           <w:color w:val="0000FF"/>
           <w:sz w:val="24"/>
         </w:rPr>
-        <w:hyperlink r:id="rId101" w:history="1">
+        <w:hyperlink r:id="rId100" w:history="1">
           <w:r>
             <w:rPr>
               <w:rStyle w:val="Hyperlink"/>
@@ -13928,7 +14117,7 @@
           <w:color w:val="0000FF"/>
           <w:sz w:val="24"/>
         </w:rPr>
-        <w:hyperlink r:id="rId101" w:history="1">
+        <w:hyperlink r:id="rId100" w:history="1">
           <w:r>
             <w:rPr>
               <w:rStyle w:val="Hyperlink"/>
@@ -13945,7 +14134,7 @@
           <w:color w:val="0000FF"/>
           <w:sz w:val="24"/>
         </w:rPr>
-        <w:hyperlink r:id="rId101" w:history="1">
+        <w:hyperlink r:id="rId100" w:history="1">
           <w:r>
             <w:rPr>
               <w:rStyle w:val="Hyperlink"/>
@@ -13962,7 +14151,7 @@
           <w:color w:val="0000FF"/>
           <w:sz w:val="24"/>
         </w:rPr>
-        <w:hyperlink r:id="rId101" w:history="1">
+        <w:hyperlink r:id="rId100" w:history="1">
           <w:r>
             <w:rPr>
               <w:rStyle w:val="Hyperlink"/>
@@ -13980,7 +14169,7 @@
           <w:sz w:val="24"/>
           <w:u w:val="single"/>
         </w:rPr>
-        <w:hyperlink r:id="rId101" w:history="1">
+        <w:hyperlink r:id="rId100" w:history="1">
           <w:r>
             <w:rPr>
               <w:rStyle w:val="Hyperlink"/>
@@ -13998,7 +14187,7 @@
           <w:sz w:val="24"/>
           <w:u w:val="single"/>
         </w:rPr>
-        <w:hyperlink r:id="rId101" w:history="1">
+        <w:hyperlink r:id="rId100" w:history="1">
           <w:r>
             <w:rPr>
               <w:rStyle w:val="Hyperlink"/>
@@ -14016,7 +14205,7 @@
           <w:sz w:val="24"/>
           <w:u w:val="single"/>
         </w:rPr>
-        <w:hyperlink r:id="rId101" w:history="1">
+        <w:hyperlink r:id="rId100" w:history="1">
           <w:r>
             <w:rPr>
               <w:rStyle w:val="Hyperlink"/>
@@ -14034,7 +14223,7 @@
           <w:sz w:val="24"/>
           <w:u w:val="single"/>
         </w:rPr>
-        <w:hyperlink r:id="rId101" w:history="1">
+        <w:hyperlink r:id="rId100" w:history="1">
           <w:r>
             <w:rPr>
               <w:rStyle w:val="Hyperlink"/>
@@ -14052,7 +14241,7 @@
           <w:sz w:val="24"/>
           <w:u w:val="single"/>
         </w:rPr>
-        <w:hyperlink r:id="rId101" w:history="1">
+        <w:hyperlink r:id="rId100" w:history="1">
           <w:r>
             <w:rPr>
               <w:rStyle w:val="Hyperlink"/>
@@ -14070,7 +14259,7 @@
           <w:sz w:val="24"/>
           <w:u w:val="single"/>
         </w:rPr>
-        <w:hyperlink r:id="rId101" w:history="1">
+        <w:hyperlink r:id="rId100" w:history="1">
           <w:r>
             <w:rPr>
               <w:rStyle w:val="Hyperlink"/>
@@ -14088,7 +14277,7 @@
           <w:sz w:val="24"/>
           <w:u w:val="single"/>
         </w:rPr>
-        <w:hyperlink r:id="rId101" w:history="1">
+        <w:hyperlink r:id="rId100" w:history="1">
           <w:r>
             <w:rPr>
               <w:rStyle w:val="Hyperlink"/>
@@ -14106,7 +14295,7 @@
           <w:sz w:val="24"/>
           <w:u w:val="single"/>
         </w:rPr>
-        <w:hyperlink r:id="rId101" w:history="1">
+        <w:hyperlink r:id="rId100" w:history="1">
           <w:r>
             <w:rPr>
               <w:rStyle w:val="Hyperlink"/>
@@ -14124,7 +14313,7 @@
           <w:sz w:val="24"/>
           <w:u w:val="single"/>
         </w:rPr>
-        <w:hyperlink r:id="rId101" w:history="1">
+        <w:hyperlink r:id="rId100" w:history="1">
           <w:r>
             <w:rPr>
               <w:rStyle w:val="Hyperlink"/>
@@ -14142,7 +14331,7 @@
           <w:sz w:val="24"/>
           <w:u w:val="single"/>
         </w:rPr>
-        <w:hyperlink r:id="rId101" w:history="1">
+        <w:hyperlink r:id="rId100" w:history="1">
           <w:r>
             <w:rPr>
               <w:rStyle w:val="Hyperlink"/>

--- a/EXPORTS/DOCX/published/niveau2/Dutch/Suriname.docx
+++ b/EXPORTS/DOCX/published/niveau2/Dutch/Suriname.docx
@@ -881,6 +881,7 @@
       </w:r>
       <w:r>
         <w:rPr>
+          <w:u w:val="single" w:color="0000ff"/>
           <w:rFonts w:ascii="Charis SIL Regular" w:hAnsi="Charis SIL Regular" w:eastAsia="Charis SIL Regular"/>
           <w:b w:val="0"/>
           <w:i w:val="0"/>
@@ -891,24 +892,13 @@
       </w:r>
       <w:r>
         <w:rPr>
-          <w:u w:val="single" w:color="0000ff"/>
-          <w:rFonts w:ascii="Charis SIL Regular" w:hAnsi="Charis SIL Regular" w:eastAsia="Charis SIL Regular"/>
-          <w:b w:val="0"/>
-          <w:i w:val="0"/>
-          <w:color w:val="000000"/>
-          <w:sz w:val="24"/>
-        </w:rPr>
-        <w:t>s</w:t>
-      </w:r>
-      <w:r>
-        <w:rPr>
-          <w:rFonts w:ascii="Charis SIL Regular" w:hAnsi="Charis SIL Regular" w:eastAsia="Charis SIL Regular"/>
-          <w:b w:val="0"/>
-          <w:i w:val="0"/>
-          <w:color w:val="000000"/>
-          <w:sz w:val="24"/>
-        </w:rPr>
-        <w:t xml:space="preserve">che voorwerpen opgenomen. Van Stedman is </w:t>
+          <w:rFonts w:ascii="Charis SIL Regular" w:hAnsi="Charis SIL Regular" w:eastAsia="Charis SIL Regular"/>
+          <w:b w:val="0"/>
+          <w:i w:val="0"/>
+          <w:color w:val="000000"/>
+          <w:sz w:val="24"/>
+        </w:rPr>
+        <w:t xml:space="preserve">sche voorwerpen opgenomen. Van Stedman is </w:t>
       </w:r>
       <w:r>
         <w:rPr>
@@ -1775,7 +1765,14 @@
           <w:sz w:val="24"/>
           <w:u w:val="single"/>
         </w:rPr>
-        <w:t>G</w:t>
+        <w:hyperlink r:id="rId17" w:history="1">
+          <w:r>
+            <w:rPr>
+              <w:rStyle w:val="Hyperlink"/>
+            </w:rPr>
+            <w:t>G</w:t>
+          </w:r>
+        </w:hyperlink>
       </w:r>
       <w:r>
         <w:rPr>
@@ -1786,7 +1783,7 @@
           <w:sz w:val="24"/>
           <w:u w:val="single"/>
         </w:rPr>
-        <w:hyperlink r:id="rId15" w:history="1">
+        <w:hyperlink r:id="rId17" w:history="1">
           <w:r>
             <w:rPr>
               <w:rStyle w:val="Hyperlink"/>
@@ -1815,7 +1812,7 @@
           <w:sz w:val="24"/>
           <w:u w:val="single"/>
         </w:rPr>
-        <w:hyperlink r:id="rId15" w:history="1">
+        <w:hyperlink r:id="rId17" w:history="1">
           <w:r>
             <w:rPr>
               <w:rStyle w:val="Hyperlink"/>
@@ -1851,7 +1848,7 @@
           <w:sz w:val="24"/>
           <w:u w:val="single"/>
         </w:rPr>
-        <w:hyperlink r:id="rId16" w:history="1">
+        <w:hyperlink r:id="rId17" w:history="1">
           <w:r>
             <w:rPr>
               <w:rStyle w:val="Hyperlink"/>
@@ -1862,21 +1859,13 @@
       </w:r>
       <w:r>
         <w:rPr>
-          <w:u w:val="single" w:color="0000ff"/>
-          <w:rFonts w:ascii="Charis SIL Regular" w:hAnsi="Charis SIL Regular" w:eastAsia="Charis SIL Regular"/>
-          <w:b w:val="0"/>
-          <w:i w:val="0"/>
-          <w:color w:val="000000"/>
-          <w:sz w:val="24"/>
-        </w:rPr>
-        <w:hyperlink r:id="rId16" w:history="1">
-          <w:r>
-            <w:rPr>
-              <w:rStyle w:val="Hyperlink"/>
-            </w:rPr>
-            <w:t xml:space="preserve"> en ver</w:t>
-          </w:r>
-        </w:hyperlink>
+          <w:rFonts w:ascii="Charis SIL Regular" w:hAnsi="Charis SIL Regular" w:eastAsia="Charis SIL Regular"/>
+          <w:b w:val="0"/>
+          <w:i w:val="0"/>
+          <w:color w:val="000000"/>
+          <w:sz w:val="24"/>
+        </w:rPr>
+        <w:t xml:space="preserve"> en ver</w:t>
       </w:r>
       <w:r>
         <w:rPr>
@@ -2502,6 +2491,7 @@
           <w:i w:val="0"/>
           <w:color w:val="0000FF"/>
           <w:sz w:val="24"/>
+          <w:u w:val="single"/>
         </w:rPr>
         <w:hyperlink r:id="rId22" w:history="1">
           <w:r>
@@ -3408,7 +3398,7 @@
           <w:sz w:val="24"/>
           <w:u w:val="single"/>
         </w:rPr>
-        <w:hyperlink r:id="rId28" w:history="1">
+        <w:hyperlink r:id="rId29" w:history="1">
           <w:r>
             <w:rPr>
               <w:rStyle w:val="Hyperlink"/>
@@ -3437,7 +3427,7 @@
           <w:sz w:val="24"/>
           <w:u w:val="single"/>
         </w:rPr>
-        <w:hyperlink r:id="rId28" w:history="1">
+        <w:hyperlink r:id="rId29" w:history="1">
           <w:r>
             <w:rPr>
               <w:rStyle w:val="Hyperlink"/>
@@ -3455,7 +3445,7 @@
           <w:sz w:val="24"/>
           <w:u w:val="single"/>
         </w:rPr>
-        <w:hyperlink r:id="rId28" w:history="1">
+        <w:hyperlink r:id="rId29" w:history="1">
           <w:r>
             <w:rPr>
               <w:rStyle w:val="Hyperlink"/>
@@ -3484,7 +3474,7 @@
           <w:sz w:val="24"/>
           <w:u w:val="single"/>
         </w:rPr>
-        <w:hyperlink r:id="rId28" w:history="1">
+        <w:hyperlink r:id="rId29" w:history="1">
           <w:r>
             <w:rPr>
               <w:rStyle w:val="Hyperlink"/>
@@ -3513,7 +3503,7 @@
           <w:sz w:val="24"/>
           <w:u w:val="single"/>
         </w:rPr>
-        <w:hyperlink r:id="rId28" w:history="1">
+        <w:hyperlink r:id="rId29" w:history="1">
           <w:r>
             <w:rPr>
               <w:rStyle w:val="Hyperlink"/>
@@ -6849,7 +6839,7 @@
           <w:sz w:val="24"/>
           <w:u w:val="single"/>
         </w:rPr>
-        <w:hyperlink r:id="rId54" w:history="1">
+        <w:hyperlink r:id="rId55" w:history="1">
           <w:r>
             <w:rPr>
               <w:rStyle w:val="Hyperlink"/>
@@ -6969,7 +6959,6 @@
           <w:i w:val="0"/>
           <w:color w:val="0000FF"/>
           <w:sz w:val="24"/>
-          <w:u w:val="single"/>
         </w:rPr>
         <w:hyperlink r:id="rId57" w:history="1">
           <w:r>
@@ -7719,7 +7708,7 @@
           <w:sz w:val="24"/>
           <w:u w:val="single"/>
         </w:rPr>
-        <w:hyperlink r:id="rId64" w:history="1">
+        <w:hyperlink r:id="rId22" w:history="1">
           <w:r>
             <w:rPr>
               <w:rStyle w:val="Hyperlink"/>
@@ -9283,6 +9272,16 @@
       </w:r>
       <w:r>
         <w:rPr>
+          <w:rFonts w:ascii="Charis SIL Regular" w:hAnsi="Charis SIL Regular" w:eastAsia="Charis SIL Regular"/>
+          <w:b w:val="0"/>
+          <w:i w:val="0"/>
+          <w:color w:val="000000"/>
+          <w:sz w:val="24"/>
+        </w:rPr>
+        <w:t>n</w:t>
+      </w:r>
+      <w:r>
+        <w:rPr>
           <w:u w:val="single" w:color="0000ff"/>
           <w:rFonts w:ascii="Charis SIL Regular" w:hAnsi="Charis SIL Regular" w:eastAsia="Charis SIL Regular"/>
           <w:b w:val="0"/>
@@ -9295,7 +9294,7 @@
             <w:rPr>
               <w:rStyle w:val="Hyperlink"/>
             </w:rPr>
-            <w:t>n</w:t>
+            <w:t xml:space="preserve"> 1931 </w:t>
           </w:r>
         </w:hyperlink>
       </w:r>
@@ -9313,7 +9312,7 @@
             <w:rPr>
               <w:rStyle w:val="Hyperlink"/>
             </w:rPr>
-            <w:t xml:space="preserve"> 1931 </w:t>
+            <w:t>e</w:t>
           </w:r>
         </w:hyperlink>
       </w:r>
@@ -9331,9 +9330,77 @@
             <w:rPr>
               <w:rStyle w:val="Hyperlink"/>
             </w:rPr>
-            <w:t>e</w:t>
-          </w:r>
-        </w:hyperlink>
+            <w:t>en mult</w:t>
+          </w:r>
+        </w:hyperlink>
+      </w:r>
+      <w:r>
+        <w:rPr>
+          <w:rFonts w:ascii="Charis SIL Regular" w:hAnsi="Charis SIL Regular" w:eastAsia="Charis SIL Regular"/>
+          <w:b w:val="0"/>
+          <w:i w:val="0"/>
+          <w:color w:val="000000"/>
+          <w:sz w:val="24"/>
+        </w:rPr>
+        <w:t xml:space="preserve">idisciplinaire onderzoeksmissie naar </w:t>
+      </w:r>
+      <w:r>
+        <w:rPr>
+          <w:rFonts w:ascii="Charis SIL Regular" w:hAnsi="Charis SIL Regular" w:eastAsia="Charis SIL Regular"/>
+          <w:b w:val="0"/>
+          <w:i w:val="0"/>
+          <w:color w:val="000000"/>
+          <w:sz w:val="24"/>
+        </w:rPr>
+        <w:t xml:space="preserve">Frans-Guyana, die een </w:t>
+      </w:r>
+      <w:r>
+        <w:rPr>
+          <w:rFonts w:ascii="Charis SIL Regular" w:hAnsi="Charis SIL Regular" w:eastAsia="Charis SIL Regular"/>
+          <w:b w:val="0"/>
+          <w:i w:val="0"/>
+          <w:color w:val="0000FF"/>
+          <w:sz w:val="24"/>
+          <w:u w:val="single"/>
+        </w:rPr>
+        <w:hyperlink r:id="rId72" w:history="1">
+          <w:r>
+            <w:rPr>
+              <w:rStyle w:val="Hyperlink"/>
+            </w:rPr>
+            <w:t>verzameling</w:t>
+          </w:r>
+        </w:hyperlink>
+      </w:r>
+      <w:r>
+        <w:rPr>
+          <w:rFonts w:ascii="Charis SIL Regular" w:hAnsi="Charis SIL Regular" w:eastAsia="Charis SIL Regular"/>
+          <w:b w:val="0"/>
+          <w:i w:val="0"/>
+          <w:color w:val="000000"/>
+          <w:sz w:val="24"/>
+        </w:rPr>
+        <w:t xml:space="preserve"> voorwerpen opleverde die werd geschonken aan het </w:t>
+      </w:r>
+      <w:r>
+        <w:rPr>
+          <w:rFonts w:ascii="Charis SIL Italic" w:hAnsi="Charis SIL Italic" w:eastAsia="Charis SIL Italic"/>
+          <w:b w:val="0"/>
+          <w:i/>
+          <w:color w:val="000000"/>
+          <w:sz w:val="24"/>
+        </w:rPr>
+        <w:t>Musée du Trocadéro</w:t>
+      </w:r>
+      <w:r>
+        <w:rPr>
+          <w:rFonts w:ascii="Charis SIL Regular" w:hAnsi="Charis SIL Regular" w:eastAsia="Charis SIL Regular"/>
+          <w:b w:val="0"/>
+          <w:i w:val="0"/>
+          <w:color w:val="000000"/>
+          <w:sz w:val="24"/>
+        </w:rPr>
+        <w:t>. In</w:t>
       </w:r>
       <w:r>
         <w:rPr>
@@ -9344,93 +9411,25 @@
           <w:color w:val="000000"/>
           <w:sz w:val="24"/>
         </w:rPr>
-        <w:hyperlink r:id="rId71" w:history="1">
-          <w:r>
-            <w:rPr>
-              <w:rStyle w:val="Hyperlink"/>
-            </w:rPr>
-            <w:t>en mul</w:t>
-          </w:r>
-        </w:hyperlink>
-      </w:r>
-      <w:r>
-        <w:rPr>
-          <w:rFonts w:ascii="Charis SIL Regular" w:hAnsi="Charis SIL Regular" w:eastAsia="Charis SIL Regular"/>
-          <w:b w:val="0"/>
-          <w:i w:val="0"/>
-          <w:color w:val="000000"/>
-          <w:sz w:val="24"/>
-        </w:rPr>
-        <w:t xml:space="preserve">tidisciplinaire onderzoeksmissie naar </w:t>
-      </w:r>
-      <w:r>
-        <w:rPr>
-          <w:rFonts w:ascii="Charis SIL Regular" w:hAnsi="Charis SIL Regular" w:eastAsia="Charis SIL Regular"/>
-          <w:b w:val="0"/>
-          <w:i w:val="0"/>
-          <w:color w:val="000000"/>
-          <w:sz w:val="24"/>
-        </w:rPr>
-        <w:t xml:space="preserve">Frans-Guyana, die een </w:t>
-      </w:r>
-      <w:r>
-        <w:rPr>
-          <w:rFonts w:ascii="Charis SIL Regular" w:hAnsi="Charis SIL Regular" w:eastAsia="Charis SIL Regular"/>
-          <w:b w:val="0"/>
-          <w:i w:val="0"/>
-          <w:color w:val="0000FF"/>
-          <w:sz w:val="24"/>
-          <w:u w:val="single"/>
+        <w:t xml:space="preserve"> </w:t>
+      </w:r>
+      <w:r>
+        <w:rPr>
+          <w:u w:val="single" w:color="0000ff"/>
+          <w:rFonts w:ascii="Charis SIL Regular" w:hAnsi="Charis SIL Regular" w:eastAsia="Charis SIL Regular"/>
+          <w:b w:val="0"/>
+          <w:i w:val="0"/>
+          <w:color w:val="000000"/>
+          <w:sz w:val="24"/>
         </w:rPr>
         <w:hyperlink r:id="rId72" w:history="1">
           <w:r>
             <w:rPr>
               <w:rStyle w:val="Hyperlink"/>
             </w:rPr>
-            <w:t>verzameling</w:t>
-          </w:r>
-        </w:hyperlink>
-      </w:r>
-      <w:r>
-        <w:rPr>
-          <w:rFonts w:ascii="Charis SIL Regular" w:hAnsi="Charis SIL Regular" w:eastAsia="Charis SIL Regular"/>
-          <w:b w:val="0"/>
-          <w:i w:val="0"/>
-          <w:color w:val="000000"/>
-          <w:sz w:val="24"/>
-        </w:rPr>
-        <w:t xml:space="preserve"> voorwerpen opleverde die werd geschonken aan het </w:t>
-      </w:r>
-      <w:r>
-        <w:rPr>
-          <w:rFonts w:ascii="Charis SIL Italic" w:hAnsi="Charis SIL Italic" w:eastAsia="Charis SIL Italic"/>
-          <w:b w:val="0"/>
-          <w:i/>
-          <w:color w:val="000000"/>
-          <w:sz w:val="24"/>
-        </w:rPr>
-        <w:t>Musée du Trocadéro</w:t>
-      </w:r>
-      <w:r>
-        <w:rPr>
-          <w:rFonts w:ascii="Charis SIL Regular" w:hAnsi="Charis SIL Regular" w:eastAsia="Charis SIL Regular"/>
-          <w:b w:val="0"/>
-          <w:i w:val="0"/>
-          <w:color w:val="000000"/>
-          <w:sz w:val="24"/>
-        </w:rPr>
-        <w:t>. In</w:t>
-      </w:r>
-      <w:r>
-        <w:rPr>
-          <w:u w:val="single" w:color="0000ff"/>
-          <w:rFonts w:ascii="Charis SIL Regular" w:hAnsi="Charis SIL Regular" w:eastAsia="Charis SIL Regular"/>
-          <w:b w:val="0"/>
-          <w:i w:val="0"/>
-          <w:color w:val="000000"/>
-          <w:sz w:val="24"/>
-        </w:rPr>
-        <w:t xml:space="preserve"> 1934 </w:t>
+            <w:t xml:space="preserve">1934 </w:t>
+          </w:r>
+        </w:hyperlink>
       </w:r>
       <w:r>
         <w:rPr>
@@ -11352,6 +11351,110 @@
         </w:rPr>
         <w:t>dam</w:t>
       </w:r>
+      <w:r>
+        <w:br/>
+      </w:r>
+      <w:r>
+        <w:rPr>
+          <w:rFonts w:ascii="Charis SIL Regular" w:hAnsi="Charis SIL Regular" w:eastAsia="Charis SIL Regular"/>
+          <w:b w:val="0"/>
+          <w:i w:val="0"/>
+          <w:color w:val="000000"/>
+          <w:sz w:val="24"/>
+        </w:rPr>
+        <w:t xml:space="preserve">•  </w:t>
+      </w:r>
+      <w:r>
+        <w:rPr>
+          <w:rFonts w:ascii="Charis SIL Regular" w:hAnsi="Charis SIL Regular" w:eastAsia="Charis SIL Regular"/>
+          <w:b w:val="0"/>
+          <w:i w:val="0"/>
+          <w:color w:val="0000FF"/>
+          <w:sz w:val="24"/>
+          <w:u w:val="single"/>
+        </w:rPr>
+        <w:t>Etnografisch Museum Art</w:t>
+      </w:r>
+      <w:r>
+        <w:rPr>
+          <w:rFonts w:ascii="Charis SIL Regular" w:hAnsi="Charis SIL Regular" w:eastAsia="Charis SIL Regular"/>
+          <w:b w:val="0"/>
+          <w:i w:val="0"/>
+          <w:color w:val="0000FF"/>
+          <w:sz w:val="24"/>
+          <w:u w:val="single"/>
+        </w:rPr>
+        <w:t>i</w:t>
+      </w:r>
+      <w:r>
+        <w:rPr>
+          <w:rFonts w:ascii="Charis SIL Regular" w:hAnsi="Charis SIL Regular" w:eastAsia="Charis SIL Regular"/>
+          <w:b w:val="0"/>
+          <w:i w:val="0"/>
+          <w:color w:val="0000FF"/>
+          <w:sz w:val="24"/>
+        </w:rPr>
+        <w:t>s</w:t>
+      </w:r>
+      <w:r>
+        <w:br/>
+      </w:r>
+      <w:r>
+        <w:rPr>
+          <w:rFonts w:ascii="Charis SIL Regular" w:hAnsi="Charis SIL Regular" w:eastAsia="Charis SIL Regular"/>
+          <w:b w:val="0"/>
+          <w:i w:val="0"/>
+          <w:color w:val="000000"/>
+          <w:sz w:val="24"/>
+        </w:rPr>
+        <w:t xml:space="preserve">•  </w:t>
+      </w:r>
+      <w:r>
+        <w:rPr>
+          <w:rFonts w:ascii="Charis SIL Regular" w:hAnsi="Charis SIL Regular" w:eastAsia="Charis SIL Regular"/>
+          <w:b w:val="0"/>
+          <w:i w:val="0"/>
+          <w:color w:val="0000FF"/>
+          <w:sz w:val="24"/>
+          <w:u w:val="single"/>
+        </w:rPr>
+        <w:t>Koninklijk Kabinet van Zel</w:t>
+      </w:r>
+      <w:r>
+        <w:rPr>
+          <w:rFonts w:ascii="Charis SIL Regular" w:hAnsi="Charis SIL Regular" w:eastAsia="Charis SIL Regular"/>
+          <w:b w:val="0"/>
+          <w:i w:val="0"/>
+          <w:color w:val="0000FF"/>
+          <w:sz w:val="24"/>
+          <w:u w:val="single"/>
+        </w:rPr>
+        <w:t>dzaamheden</w:t>
+      </w:r>
+      <w:r>
+        <w:br/>
+      </w:r>
+      <w:r>
+        <w:rPr>
+          <w:rFonts w:ascii="Charis SIL Regular" w:hAnsi="Charis SIL Regular" w:eastAsia="Charis SIL Regular"/>
+          <w:b w:val="0"/>
+          <w:i w:val="0"/>
+          <w:color w:val="000000"/>
+          <w:sz w:val="24"/>
+        </w:rPr>
+        <w:t xml:space="preserve">•  </w:t>
+      </w:r>
+      <w:r>
+        <w:rPr>
+          <w:rFonts w:ascii="Charis SIL Regular" w:hAnsi="Charis SIL Regular" w:eastAsia="Charis SIL Regular"/>
+          <w:b w:val="0"/>
+          <w:i w:val="0"/>
+          <w:color w:val="0000FF"/>
+          <w:sz w:val="24"/>
+          <w:u w:val="single"/>
+        </w:rPr>
+        <w:t>Museon-Omniversum</w:t>
+      </w:r>
     </w:p>
     <w:p>
       <w:pPr>
@@ -11475,15 +11578,399 @@
     </w:p>
     <w:p>
       <w:pPr>
+        <w:sectPr>
+          <w:pgSz w:w="11900" w:h="16840"/>
+          <w:pgMar w:top="324" w:right="1054" w:bottom="532" w:left="950" w:header="720" w:footer="720" w:gutter="0"/>
+          <w:cols/>
+          <w:docGrid w:linePitch="360"/>
+        </w:sectPr>
+      </w:pPr>
+    </w:p>
+    <w:p>
+      <w:pPr>
+        <w:autoSpaceDN w:val="0"/>
+        <w:autoSpaceDE w:val="0"/>
+        <w:widowControl/>
+        <w:spacing w:line="220" w:lineRule="exact" w:before="0" w:after="104"/>
+        <w:ind w:left="0" w:right="0"/>
+      </w:pPr>
+    </w:p>
+    <w:p>
+      <w:pPr>
+        <w:autoSpaceDN w:val="0"/>
+        <w:autoSpaceDE w:val="0"/>
+        <w:widowControl/>
+        <w:spacing w:line="288" w:lineRule="exact" w:before="64" w:after="0"/>
+        <w:ind w:left="800" w:right="288" w:firstLine="0"/>
+        <w:jc w:val="left"/>
+      </w:pPr>
+      <w:r>
+        <w:rPr>
+          <w:rFonts w:ascii="Charis SIL Regular" w:hAnsi="Charis SIL Regular" w:eastAsia="Charis SIL Regular"/>
+          <w:b w:val="0"/>
+          <w:i w:val="0"/>
+          <w:color w:val="0000FF"/>
+          <w:sz w:val="24"/>
+          <w:u w:val="single"/>
+        </w:rPr>
+        <w:hyperlink r:id="rId87" w:history="1">
+          <w:r>
+            <w:rPr>
+              <w:rStyle w:val="Hyperlink"/>
+            </w:rPr>
+            <w:t>https://</w:t>
+          </w:r>
+        </w:hyperlink>
+      </w:r>
+      <w:r>
+        <w:rPr>
+          <w:rFonts w:ascii="Charis SIL Regular" w:hAnsi="Charis SIL Regular" w:eastAsia="Charis SIL Regular"/>
+          <w:b w:val="0"/>
+          <w:i w:val="0"/>
+          <w:color w:val="0000FF"/>
+          <w:sz w:val="24"/>
+          <w:u w:val="single"/>
+        </w:rPr>
+        <w:hyperlink r:id="rId87" w:history="1">
+          <w:r>
+            <w:rPr>
+              <w:rStyle w:val="Hyperlink"/>
+            </w:rPr>
+            <w:t>www.yumpu.com/</w:t>
+          </w:r>
+        </w:hyperlink>
+      </w:r>
+      <w:r>
+        <w:rPr>
+          <w:rFonts w:ascii="Charis SIL Regular" w:hAnsi="Charis SIL Regular" w:eastAsia="Charis SIL Regular"/>
+          <w:b w:val="0"/>
+          <w:i w:val="0"/>
+          <w:color w:val="0000FF"/>
+          <w:sz w:val="24"/>
+          <w:u w:val="single"/>
+        </w:rPr>
+        <w:hyperlink r:id="rId87" w:history="1">
+          <w:r>
+            <w:rPr>
+              <w:rStyle w:val="Hyperlink"/>
+            </w:rPr>
+            <w:t>nl/</w:t>
+          </w:r>
+        </w:hyperlink>
+      </w:r>
+      <w:r>
+        <w:rPr>
+          <w:rFonts w:ascii="Charis SIL Regular" w:hAnsi="Charis SIL Regular" w:eastAsia="Charis SIL Regular"/>
+          <w:b w:val="0"/>
+          <w:i w:val="0"/>
+          <w:color w:val="0000FF"/>
+          <w:sz w:val="24"/>
+          <w:u w:val="single"/>
+        </w:rPr>
+        <w:hyperlink r:id="rId87" w:history="1">
+          <w:r>
+            <w:rPr>
+              <w:rStyle w:val="Hyperlink"/>
+            </w:rPr>
+            <w:t>document/</w:t>
+          </w:r>
+        </w:hyperlink>
+      </w:r>
+      <w:r>
+        <w:rPr>
+          <w:rFonts w:ascii="Charis SIL Regular" w:hAnsi="Charis SIL Regular" w:eastAsia="Charis SIL Regular"/>
+          <w:b w:val="0"/>
+          <w:i w:val="0"/>
+          <w:color w:val="0000FF"/>
+          <w:sz w:val="24"/>
+          <w:u w:val="single"/>
+        </w:rPr>
+        <w:hyperlink r:id="rId87" w:history="1">
+          <w:r>
+            <w:rPr>
+              <w:rStyle w:val="Hyperlink"/>
+            </w:rPr>
+            <w:t>view/20123476/</w:t>
+          </w:r>
+        </w:hyperlink>
+      </w:r>
+      <w:r>
+        <w:rPr>
+          <w:rFonts w:ascii="Charis SIL Regular" w:hAnsi="Charis SIL Regular" w:eastAsia="Charis SIL Regular"/>
+          <w:b w:val="0"/>
+          <w:i w:val="0"/>
+          <w:color w:val="0000FF"/>
+          <w:sz w:val="24"/>
+          <w:u w:val="single"/>
+        </w:rPr>
+        <w:hyperlink r:id="rId87" w:history="1">
+          <w:r>
+            <w:rPr>
+              <w:rStyle w:val="Hyperlink"/>
+            </w:rPr>
+            <w:t>open-</w:t>
+          </w:r>
+        </w:hyperlink>
+      </w:r>
+      <w:r>
+        <w:rPr>
+          <w:rFonts w:ascii="Charis SIL Regular" w:hAnsi="Charis SIL Regular" w:eastAsia="Charis SIL Regular"/>
+          <w:b w:val="0"/>
+          <w:i w:val="0"/>
+          <w:color w:val="0000FF"/>
+          <w:sz w:val="24"/>
+          <w:u w:val="single"/>
+        </w:rPr>
+        <w:hyperlink r:id="rId87" w:history="1">
+          <w:r>
+            <w:rPr>
+              <w:rStyle w:val="Hyperlink"/>
+            </w:rPr>
+            <w:t>het-</w:t>
+          </w:r>
+        </w:hyperlink>
+      </w:r>
+      <w:r>
+        <w:rPr>
+          <w:rFonts w:ascii="Charis SIL Regular" w:hAnsi="Charis SIL Regular" w:eastAsia="Charis SIL Regular"/>
+          <w:b w:val="0"/>
+          <w:i w:val="0"/>
+          <w:color w:val="0000FF"/>
+          <w:sz w:val="24"/>
+          <w:u w:val="single"/>
+        </w:rPr>
+        <w:hyperlink r:id="rId87" w:history="1">
+          <w:r>
+            <w:rPr>
+              <w:rStyle w:val="Hyperlink"/>
+            </w:rPr>
+            <w:t>profiel</w:t>
+          </w:r>
+        </w:hyperlink>
+      </w:r>
+      <w:r>
+        <w:rPr>
+          <w:rFonts w:ascii="Charis SIL Regular" w:hAnsi="Charis SIL Regular" w:eastAsia="Charis SIL Regular"/>
+          <w:b w:val="0"/>
+          <w:i w:val="0"/>
+          <w:color w:val="0000FF"/>
+          <w:sz w:val="24"/>
+          <w:u w:val="single"/>
+        </w:rPr>
+        <w:t>-</w:t>
+      </w:r>
+      <w:r>
+        <w:rPr>
+          <w:rFonts w:ascii="Charis SIL Regular" w:hAnsi="Charis SIL Regular" w:eastAsia="Charis SIL Regular"/>
+          <w:b w:val="0"/>
+          <w:i w:val="0"/>
+          <w:color w:val="0000FF"/>
+          <w:sz w:val="24"/>
+          <w:u w:val="single"/>
+        </w:rPr>
+        <w:hyperlink r:id="rId87" w:history="1">
+          <w:r>
+            <w:rPr>
+              <w:rStyle w:val="Hyperlink"/>
+            </w:rPr>
+            <w:t>als</w:t>
+          </w:r>
+        </w:hyperlink>
+      </w:r>
+      <w:r>
+        <w:rPr>
+          <w:rFonts w:ascii="Charis SIL Regular" w:hAnsi="Charis SIL Regular" w:eastAsia="Charis SIL Regular"/>
+          <w:b w:val="0"/>
+          <w:i w:val="0"/>
+          <w:color w:val="0000FF"/>
+          <w:sz w:val="24"/>
+        </w:rPr>
+        <w:t>-</w:t>
+      </w:r>
+      <w:r>
+        <w:rPr>
+          <w:rFonts w:ascii="Charis SIL Regular" w:hAnsi="Charis SIL Regular" w:eastAsia="Charis SIL Regular"/>
+          <w:b w:val="0"/>
+          <w:i w:val="0"/>
+          <w:color w:val="0000FF"/>
+          <w:sz w:val="24"/>
+          <w:u w:val="single"/>
+        </w:rPr>
+        <w:hyperlink r:id="rId87" w:history="1">
+          <w:r>
+            <w:rPr>
+              <w:rStyle w:val="Hyperlink"/>
+            </w:rPr>
+            <w:t>pdf-</w:t>
+          </w:r>
+        </w:hyperlink>
+      </w:r>
+      <w:r>
+        <w:rPr>
+          <w:rFonts w:ascii="Charis SIL Regular" w:hAnsi="Charis SIL Regular" w:eastAsia="Charis SIL Regular"/>
+          <w:b w:val="0"/>
+          <w:i w:val="0"/>
+          <w:color w:val="0000FF"/>
+          <w:sz w:val="24"/>
+          <w:u w:val="single"/>
+        </w:rPr>
+        <w:hyperlink r:id="rId87" w:history="1">
+          <w:r>
+            <w:rPr>
+              <w:rStyle w:val="Hyperlink"/>
+            </w:rPr>
+            <w:t>mus</w:t>
+          </w:r>
+        </w:hyperlink>
+      </w:r>
+      <w:r>
+        <w:rPr>
+          <w:rFonts w:ascii="Charis SIL Regular" w:hAnsi="Charis SIL Regular" w:eastAsia="Charis SIL Regular"/>
+          <w:b w:val="0"/>
+          <w:i w:val="0"/>
+          <w:color w:val="0000FF"/>
+          <w:sz w:val="24"/>
+          <w:u w:val="single"/>
+        </w:rPr>
+        <w:hyperlink r:id="rId87" w:history="1">
+          <w:r>
+            <w:rPr>
+              <w:rStyle w:val="Hyperlink"/>
+            </w:rPr>
+            <w:t>eum-</w:t>
+          </w:r>
+        </w:hyperlink>
+      </w:r>
+      <w:r>
+        <w:rPr>
+          <w:rFonts w:ascii="Charis SIL Regular" w:hAnsi="Charis SIL Regular" w:eastAsia="Charis SIL Regular"/>
+          <w:b w:val="0"/>
+          <w:i w:val="0"/>
+          <w:color w:val="0000FF"/>
+          <w:sz w:val="24"/>
+          <w:u w:val="single"/>
+        </w:rPr>
+        <w:hyperlink r:id="rId87" w:history="1">
+          <w:r>
+            <w:rPr>
+              <w:rStyle w:val="Hyperlink"/>
+            </w:rPr>
+            <w:t>volkenkunde</w:t>
+          </w:r>
+        </w:hyperlink>
+      </w:r>
+    </w:p>
+    <w:p>
+      <w:pPr>
+        <w:autoSpaceDN w:val="0"/>
+        <w:autoSpaceDE w:val="0"/>
+        <w:widowControl/>
+        <w:spacing w:line="352" w:lineRule="exact" w:before="176" w:after="0"/>
+        <w:ind w:left="0" w:right="0" w:firstLine="0"/>
+        <w:jc w:val="left"/>
+      </w:pPr>
+      <w:r>
+        <w:rPr>
+          <w:rFonts w:ascii="Charis SIL Regular" w:hAnsi="Charis SIL Regular" w:eastAsia="Charis SIL Regular"/>
+          <w:b w:val="0"/>
+          <w:i w:val="0"/>
+          <w:color w:val="000000"/>
+          <w:sz w:val="24"/>
+        </w:rPr>
+        <w:t>Boek:</w:t>
+      </w:r>
+    </w:p>
+    <w:p>
+      <w:pPr>
         <w:autoSpaceDN w:val="0"/>
         <w:autoSpaceDE w:val="0"/>
         <w:widowControl/>
         <w:spacing w:line="288" w:lineRule="exact" w:before="240" w:after="0"/>
-        <w:ind w:left="810" w:right="720" w:firstLine="0"/>
+        <w:ind w:left="800" w:right="288" w:firstLine="0"/>
         <w:jc w:val="left"/>
       </w:pPr>
       <w:r>
         <w:rPr>
+          <w:rFonts w:ascii="Charis SIL Italic" w:hAnsi="Charis SIL Italic" w:eastAsia="Charis SIL Italic"/>
+          <w:b w:val="0"/>
+          <w:i/>
+          <w:color w:val="000000"/>
+          <w:sz w:val="24"/>
+        </w:rPr>
+        <w:t xml:space="preserve">Broekhoven, L. van, C. Buijs en P. Hovens, Sharing knowledge &amp; cultural heritage: </w:t>
+      </w:r>
+      <w:r>
+        <w:rPr>
+          <w:rFonts w:ascii="Charis SIL Italic" w:hAnsi="Charis SIL Italic" w:eastAsia="Charis SIL Italic"/>
+          <w:b w:val="0"/>
+          <w:i/>
+          <w:color w:val="000000"/>
+          <w:sz w:val="24"/>
+        </w:rPr>
+        <w:t xml:space="preserve">first nations of the Americas: studies in collaboration with indigenous peoples from </w:t>
+      </w:r>
+      <w:r>
+        <w:rPr>
+          <w:rFonts w:ascii="Charis SIL Italic" w:hAnsi="Charis SIL Italic" w:eastAsia="Charis SIL Italic"/>
+          <w:b w:val="0"/>
+          <w:i/>
+          <w:color w:val="000000"/>
+          <w:sz w:val="24"/>
+        </w:rPr>
+        <w:t xml:space="preserve">Greenland, North and South America: proceedings of an expert meeting National </w:t>
+      </w:r>
+      <w:r>
+        <w:rPr>
+          <w:rFonts w:ascii="Charis SIL Italic" w:hAnsi="Charis SIL Italic" w:eastAsia="Charis SIL Italic"/>
+          <w:b w:val="0"/>
+          <w:i/>
+          <w:color w:val="000000"/>
+          <w:sz w:val="24"/>
+        </w:rPr>
+        <w:t>Museum of Ethnology Leiden, The Netherlands. Leiden: Sidestone Press 2010.</w:t>
+      </w:r>
+      <w:r>
+        <w:rPr>
+          <w:rFonts w:ascii="Charis SIL Italic" w:hAnsi="Charis SIL Italic" w:eastAsia="Charis SIL Italic"/>
+          <w:b w:val="0"/>
+          <w:i/>
+          <w:color w:val="000000"/>
+          <w:sz w:val="24"/>
+        </w:rPr>
+        <w:t xml:space="preserve">Boek </w:t>
+      </w:r>
+      <w:r>
+        <w:rPr>
+          <w:rFonts w:ascii="Charis SIL Italic" w:hAnsi="Charis SIL Italic" w:eastAsia="Charis SIL Italic"/>
+          <w:b w:val="0"/>
+          <w:i/>
+          <w:color w:val="000000"/>
+          <w:sz w:val="24"/>
+        </w:rPr>
+        <w:t xml:space="preserve">over samenwerking tussen het Wereldmuseum Leiden en vertegenwoordigers van </w:t>
+      </w:r>
+      <w:r>
+        <w:rPr>
+          <w:rFonts w:ascii="Charis SIL Italic" w:hAnsi="Charis SIL Italic" w:eastAsia="Charis SIL Italic"/>
+          <w:b w:val="0"/>
+          <w:i/>
+          <w:color w:val="000000"/>
+          <w:sz w:val="24"/>
+        </w:rPr>
+        <w:t>inheemse volken van Noord- en Zuid-Amerika.</w:t>
+      </w:r>
+    </w:p>
+    <w:p>
+      <w:pPr>
+        <w:autoSpaceDN w:val="0"/>
+        <w:autoSpaceDE w:val="0"/>
+        <w:widowControl/>
+        <w:spacing w:line="288" w:lineRule="exact" w:before="240" w:after="0"/>
+        <w:ind w:left="800" w:right="432" w:firstLine="0"/>
+        <w:jc w:val="left"/>
+      </w:pPr>
+      <w:r>
+        <w:rPr>
           <w:rFonts w:ascii="Charis SIL Regular" w:hAnsi="Charis SIL Regular" w:eastAsia="Charis SIL Regular"/>
           <w:b w:val="0"/>
           <w:i w:val="0"/>
@@ -11491,7 +11978,7 @@
           <w:sz w:val="24"/>
           <w:u w:val="single"/>
         </w:rPr>
-        <w:hyperlink r:id="rId87" w:history="1">
+        <w:hyperlink r:id="rId88" w:history="1">
           <w:r>
             <w:rPr>
               <w:rStyle w:val="Hyperlink"/>
@@ -11509,12 +11996,12 @@
           <w:sz w:val="24"/>
           <w:u w:val="single"/>
         </w:rPr>
-        <w:hyperlink r:id="rId87" w:history="1">
-          <w:r>
-            <w:rPr>
-              <w:rStyle w:val="Hyperlink"/>
-            </w:rPr>
-            <w:t>www.yumpu.com/</w:t>
+        <w:hyperlink r:id="rId88" w:history="1">
+          <w:r>
+            <w:rPr>
+              <w:rStyle w:val="Hyperlink"/>
+            </w:rPr>
+            <w:t>www.sidestone.com/</w:t>
           </w:r>
         </w:hyperlink>
       </w:r>
@@ -11527,12 +12014,12 @@
           <w:sz w:val="24"/>
           <w:u w:val="single"/>
         </w:rPr>
-        <w:hyperlink r:id="rId87" w:history="1">
-          <w:r>
-            <w:rPr>
-              <w:rStyle w:val="Hyperlink"/>
-            </w:rPr>
-            <w:t>nl/</w:t>
+        <w:hyperlink r:id="rId88" w:history="1">
+          <w:r>
+            <w:rPr>
+              <w:rStyle w:val="Hyperlink"/>
+            </w:rPr>
+            <w:t>books/</w:t>
           </w:r>
         </w:hyperlink>
       </w:r>
@@ -11545,12 +12032,12 @@
           <w:sz w:val="24"/>
           <w:u w:val="single"/>
         </w:rPr>
-        <w:hyperlink r:id="rId87" w:history="1">
-          <w:r>
-            <w:rPr>
-              <w:rStyle w:val="Hyperlink"/>
-            </w:rPr>
-            <w:t>document/</w:t>
+        <w:hyperlink r:id="rId88" w:history="1">
+          <w:r>
+            <w:rPr>
+              <w:rStyle w:val="Hyperlink"/>
+            </w:rPr>
+            <w:t>sharing-</w:t>
           </w:r>
         </w:hyperlink>
       </w:r>
@@ -11563,12 +12050,12 @@
           <w:sz w:val="24"/>
           <w:u w:val="single"/>
         </w:rPr>
-        <w:hyperlink r:id="rId87" w:history="1">
-          <w:r>
-            <w:rPr>
-              <w:rStyle w:val="Hyperlink"/>
-            </w:rPr>
-            <w:t>view/20123476/</w:t>
+        <w:hyperlink r:id="rId88" w:history="1">
+          <w:r>
+            <w:rPr>
+              <w:rStyle w:val="Hyperlink"/>
+            </w:rPr>
+            <w:t>knowledge-</w:t>
           </w:r>
         </w:hyperlink>
       </w:r>
@@ -11581,12 +12068,12 @@
           <w:sz w:val="24"/>
           <w:u w:val="single"/>
         </w:rPr>
-        <w:hyperlink r:id="rId87" w:history="1">
-          <w:r>
-            <w:rPr>
-              <w:rStyle w:val="Hyperlink"/>
-            </w:rPr>
-            <w:t>open-</w:t>
+        <w:hyperlink r:id="rId88" w:history="1">
+          <w:r>
+            <w:rPr>
+              <w:rStyle w:val="Hyperlink"/>
+            </w:rPr>
+            <w:t>and-</w:t>
           </w:r>
         </w:hyperlink>
       </w:r>
@@ -11599,12 +12086,12 @@
           <w:sz w:val="24"/>
           <w:u w:val="single"/>
         </w:rPr>
-        <w:hyperlink r:id="rId87" w:history="1">
-          <w:r>
-            <w:rPr>
-              <w:rStyle w:val="Hyperlink"/>
-            </w:rPr>
-            <w:t>het-</w:t>
+        <w:hyperlink r:id="rId88" w:history="1">
+          <w:r>
+            <w:rPr>
+              <w:rStyle w:val="Hyperlink"/>
+            </w:rPr>
+            <w:t>cultural-</w:t>
           </w:r>
         </w:hyperlink>
       </w:r>
@@ -11617,31 +12104,24 @@
           <w:sz w:val="24"/>
           <w:u w:val="single"/>
         </w:rPr>
-        <w:hyperlink r:id="rId87" w:history="1">
-          <w:r>
-            <w:rPr>
-              <w:rStyle w:val="Hyperlink"/>
-            </w:rPr>
-            <w:t>profie</w:t>
-          </w:r>
-        </w:hyperlink>
-      </w:r>
-      <w:r>
-        <w:rPr>
-          <w:rFonts w:ascii="Charis SIL Regular" w:hAnsi="Charis SIL Regular" w:eastAsia="Charis SIL Regular"/>
-          <w:b w:val="0"/>
-          <w:i w:val="0"/>
-          <w:color w:val="0000FF"/>
-          <w:sz w:val="24"/>
-        </w:rPr>
-        <w:hyperlink r:id="rId87" w:history="1">
-          <w:r>
-            <w:rPr>
-              <w:rStyle w:val="Hyperlink"/>
-            </w:rPr>
-            <w:t>l</w:t>
-          </w:r>
-        </w:hyperlink>
+        <w:hyperlink r:id="rId88" w:history="1">
+          <w:r>
+            <w:rPr>
+              <w:rStyle w:val="Hyperlink"/>
+            </w:rPr>
+            <w:t>heritage</w:t>
+          </w:r>
+        </w:hyperlink>
+      </w:r>
+      <w:r>
+        <w:rPr>
+          <w:rFonts w:ascii="Charis SIL Regular" w:hAnsi="Charis SIL Regular" w:eastAsia="Charis SIL Regular"/>
+          <w:b w:val="0"/>
+          <w:i w:val="0"/>
+          <w:color w:val="000000"/>
+          <w:sz w:val="24"/>
+        </w:rPr>
+        <w:t xml:space="preserve">, </w:t>
       </w:r>
       <w:r>
         <w:rPr>
@@ -11652,7 +12132,14 @@
           <w:sz w:val="24"/>
           <w:u w:val="single"/>
         </w:rPr>
-        <w:t>-</w:t>
+        <w:hyperlink r:id="rId88" w:history="1">
+          <w:r>
+            <w:rPr>
+              <w:rStyle w:val="Hyperlink"/>
+            </w:rPr>
+            <w:t>ISBN</w:t>
+          </w:r>
+        </w:hyperlink>
       </w:r>
       <w:r>
         <w:rPr>
@@ -11663,14 +12150,7 @@
           <w:sz w:val="24"/>
           <w:u w:val="single"/>
         </w:rPr>
-        <w:hyperlink r:id="rId87" w:history="1">
-          <w:r>
-            <w:rPr>
-              <w:rStyle w:val="Hyperlink"/>
-            </w:rPr>
-            <w:t>als-</w:t>
-          </w:r>
-        </w:hyperlink>
+        <w:t xml:space="preserve"> </w:t>
       </w:r>
       <w:r>
         <w:rPr>
@@ -11681,12 +12161,12 @@
           <w:sz w:val="24"/>
           <w:u w:val="single"/>
         </w:rPr>
-        <w:hyperlink r:id="rId87" w:history="1">
-          <w:r>
-            <w:rPr>
-              <w:rStyle w:val="Hyperlink"/>
-            </w:rPr>
-            <w:t>pdf-</w:t>
+        <w:hyperlink r:id="rId88" w:history="1">
+          <w:r>
+            <w:rPr>
+              <w:rStyle w:val="Hyperlink"/>
+            </w:rPr>
+            <w:t>97</w:t>
           </w:r>
         </w:hyperlink>
       </w:r>
@@ -11699,15 +12179,95 @@
           <w:sz w:val="24"/>
           <w:u w:val="single"/>
         </w:rPr>
-        <w:hyperlink r:id="rId87" w:history="1">
-          <w:r>
-            <w:rPr>
-              <w:rStyle w:val="Hyperlink"/>
-            </w:rPr>
-            <w:t>mus</w:t>
-          </w:r>
-        </w:hyperlink>
-      </w:r>
+        <w:hyperlink r:id="rId88" w:history="1">
+          <w:r>
+            <w:rPr>
+              <w:rStyle w:val="Hyperlink"/>
+            </w:rPr>
+            <w:t>8-90-8890-066-2</w:t>
+          </w:r>
+        </w:hyperlink>
+      </w:r>
+    </w:p>
+    <w:p>
+      <w:pPr>
+        <w:autoSpaceDN w:val="0"/>
+        <w:autoSpaceDE w:val="0"/>
+        <w:widowControl/>
+        <w:spacing w:line="352" w:lineRule="exact" w:before="176" w:after="0"/>
+        <w:ind w:left="0" w:right="0" w:firstLine="0"/>
+        <w:jc w:val="left"/>
+      </w:pPr>
+      <w:r>
+        <w:rPr>
+          <w:rFonts w:ascii="Charis SIL Regular" w:hAnsi="Charis SIL Regular" w:eastAsia="Charis SIL Regular"/>
+          <w:b w:val="0"/>
+          <w:i w:val="0"/>
+          <w:color w:val="000000"/>
+          <w:sz w:val="24"/>
+        </w:rPr>
+        <w:t>Boek:</w:t>
+      </w:r>
+    </w:p>
+    <w:p>
+      <w:pPr>
+        <w:autoSpaceDN w:val="0"/>
+        <w:autoSpaceDE w:val="0"/>
+        <w:widowControl/>
+        <w:spacing w:line="288" w:lineRule="exact" w:before="240" w:after="0"/>
+        <w:ind w:left="800" w:right="720" w:firstLine="0"/>
+        <w:jc w:val="left"/>
+      </w:pPr>
+      <w:r>
+        <w:rPr>
+          <w:rFonts w:ascii="Charis SIL Italic" w:hAnsi="Charis SIL Italic" w:eastAsia="Charis SIL Italic"/>
+          <w:b w:val="0"/>
+          <w:i/>
+          <w:color w:val="000000"/>
+          <w:sz w:val="24"/>
+        </w:rPr>
+        <w:t xml:space="preserve">Eeden, F.W. van, Catalogus der Nederlandsche West-Indische tentoonstelling te </w:t>
+      </w:r>
+      <w:r>
+        <w:rPr>
+          <w:rFonts w:ascii="Charis SIL Italic" w:hAnsi="Charis SIL Italic" w:eastAsia="Charis SIL Italic"/>
+          <w:b w:val="0"/>
+          <w:i/>
+          <w:color w:val="000000"/>
+          <w:sz w:val="24"/>
+        </w:rPr>
+        <w:t>Haarlem 1899. Amsterdam: de Bussy 1899.</w:t>
+      </w:r>
+      <w:r>
+        <w:rPr>
+          <w:rFonts w:ascii="Charis SIL Italic" w:hAnsi="Charis SIL Italic" w:eastAsia="Charis SIL Italic"/>
+          <w:b w:val="0"/>
+          <w:i/>
+          <w:color w:val="000000"/>
+          <w:sz w:val="24"/>
+        </w:rPr>
+        <w:t xml:space="preserve">Catalogus van de West-Indische </w:t>
+      </w:r>
+      <w:r>
+        <w:rPr>
+          <w:rFonts w:ascii="Charis SIL Italic" w:hAnsi="Charis SIL Italic" w:eastAsia="Charis SIL Italic"/>
+          <w:b w:val="0"/>
+          <w:i/>
+          <w:color w:val="000000"/>
+          <w:sz w:val="24"/>
+        </w:rPr>
+        <w:t>tentoonstelling gehouden in het Koloniaal Museum te Haarlem in 1899.</w:t>
+      </w:r>
+    </w:p>
+    <w:p>
+      <w:pPr>
+        <w:autoSpaceDN w:val="0"/>
+        <w:autoSpaceDE w:val="0"/>
+        <w:widowControl/>
+        <w:spacing w:line="352" w:lineRule="exact" w:before="176" w:after="0"/>
+        <w:ind w:left="800" w:right="0" w:firstLine="0"/>
+        <w:jc w:val="left"/>
+      </w:pPr>
       <w:r>
         <w:rPr>
           <w:rFonts w:ascii="Charis SIL Regular" w:hAnsi="Charis SIL Regular" w:eastAsia="Charis SIL Regular"/>
@@ -11717,12 +12277,12 @@
           <w:sz w:val="24"/>
           <w:u w:val="single"/>
         </w:rPr>
-        <w:hyperlink r:id="rId87" w:history="1">
-          <w:r>
-            <w:rPr>
-              <w:rStyle w:val="Hyperlink"/>
-            </w:rPr>
-            <w:t>eum-</w:t>
+        <w:hyperlink r:id="rId89" w:history="1">
+          <w:r>
+            <w:rPr>
+              <w:rStyle w:val="Hyperlink"/>
+            </w:rPr>
+            <w:t>http://</w:t>
           </w:r>
         </w:hyperlink>
       </w:r>
@@ -11735,21 +12295,669 @@
           <w:sz w:val="24"/>
           <w:u w:val="single"/>
         </w:rPr>
-        <w:hyperlink r:id="rId87" w:history="1">
-          <w:r>
-            <w:rPr>
-              <w:rStyle w:val="Hyperlink"/>
-            </w:rPr>
-            <w:t>volkenkunde</w:t>
-          </w:r>
-        </w:hyperlink>
+        <w:hyperlink r:id="rId89" w:history="1">
+          <w:r>
+            <w:rPr>
+              <w:rStyle w:val="Hyperlink"/>
+            </w:rPr>
+            <w:t>hdl.handle.net/1887.1/</w:t>
+          </w:r>
+        </w:hyperlink>
+      </w:r>
+      <w:r>
+        <w:rPr>
+          <w:rFonts w:ascii="Charis SIL Regular" w:hAnsi="Charis SIL Regular" w:eastAsia="Charis SIL Regular"/>
+          <w:b w:val="0"/>
+          <w:i w:val="0"/>
+          <w:color w:val="0000FF"/>
+          <w:sz w:val="24"/>
+          <w:u w:val="single"/>
+        </w:rPr>
+        <w:hyperlink r:id="rId89" w:history="1">
+          <w:r>
+            <w:rPr>
+              <w:rStyle w:val="Hyperlink"/>
+            </w:rPr>
+            <w:t>item:970083</w:t>
+          </w:r>
+        </w:hyperlink>
+      </w:r>
+      <w:r>
+        <w:rPr>
+          <w:rFonts w:ascii="Charis SIL Regular" w:hAnsi="Charis SIL Regular" w:eastAsia="Charis SIL Regular"/>
+          <w:b w:val="0"/>
+          <w:i w:val="0"/>
+          <w:color w:val="000000"/>
+          <w:sz w:val="24"/>
+        </w:rPr>
+        <w:t xml:space="preserve">, </w:t>
+      </w:r>
+      <w:r>
+        <w:rPr>
+          <w:rFonts w:ascii="Charis SIL Regular" w:hAnsi="Charis SIL Regular" w:eastAsia="Charis SIL Regular"/>
+          <w:b w:val="0"/>
+          <w:i w:val="0"/>
+          <w:color w:val="0000FF"/>
+          <w:sz w:val="24"/>
+          <w:u w:val="single"/>
+        </w:rPr>
+        <w:hyperlink r:id="rId90" w:history="1">
+          <w:r>
+            <w:rPr>
+              <w:rStyle w:val="Hyperlink"/>
+            </w:rPr>
+            <w:t>WorldCat</w:t>
+          </w:r>
+        </w:hyperlink>
+      </w:r>
+      <w:r>
+        <w:rPr>
+          <w:rFonts w:ascii="Charis SIL Regular" w:hAnsi="Charis SIL Regular" w:eastAsia="Charis SIL Regular"/>
+          <w:b w:val="0"/>
+          <w:i w:val="0"/>
+          <w:color w:val="0000FF"/>
+          <w:sz w:val="24"/>
+          <w:u w:val="single"/>
+        </w:rPr>
+        <w:t xml:space="preserve"> </w:t>
+      </w:r>
+      <w:r>
+        <w:rPr>
+          <w:rFonts w:ascii="Charis SIL Regular" w:hAnsi="Charis SIL Regular" w:eastAsia="Charis SIL Regular"/>
+          <w:b w:val="0"/>
+          <w:i w:val="0"/>
+          <w:color w:val="0000FF"/>
+          <w:sz w:val="24"/>
+          <w:u w:val="single"/>
+        </w:rPr>
+        <w:hyperlink r:id="rId90" w:history="1">
+          <w:r>
+            <w:rPr>
+              <w:rStyle w:val="Hyperlink"/>
+            </w:rPr>
+            <w:t>905463122</w:t>
+          </w:r>
+        </w:hyperlink>
+      </w:r>
+    </w:p>
+    <w:p>
+      <w:pPr>
+        <w:autoSpaceDN w:val="0"/>
+        <w:autoSpaceDE w:val="0"/>
+        <w:widowControl/>
+        <w:spacing w:line="352" w:lineRule="exact" w:before="176" w:after="0"/>
+        <w:ind w:left="0" w:right="0" w:firstLine="0"/>
+        <w:jc w:val="left"/>
+      </w:pPr>
+      <w:r>
+        <w:rPr>
+          <w:rFonts w:ascii="Charis SIL Regular" w:hAnsi="Charis SIL Regular" w:eastAsia="Charis SIL Regular"/>
+          <w:b w:val="0"/>
+          <w:i w:val="0"/>
+          <w:color w:val="000000"/>
+          <w:sz w:val="24"/>
+        </w:rPr>
+        <w:t>Dissertatie:</w:t>
+      </w:r>
+    </w:p>
+    <w:p>
+      <w:pPr>
+        <w:autoSpaceDN w:val="0"/>
+        <w:autoSpaceDE w:val="0"/>
+        <w:widowControl/>
+        <w:spacing w:line="288" w:lineRule="exact" w:before="240" w:after="0"/>
+        <w:ind w:left="800" w:right="864" w:firstLine="0"/>
+        <w:jc w:val="left"/>
+      </w:pPr>
+      <w:r>
+        <w:rPr>
+          <w:rFonts w:ascii="Charis SIL Italic" w:hAnsi="Charis SIL Italic" w:eastAsia="Charis SIL Italic"/>
+          <w:b w:val="0"/>
+          <w:i/>
+          <w:color w:val="000000"/>
+          <w:sz w:val="24"/>
+        </w:rPr>
+        <w:t xml:space="preserve">Effert, Rudolf. Volkenkundig verzamelen: het Koninklijk Kabinet van </w:t>
+      </w:r>
+      <w:r>
+        <w:br/>
+      </w:r>
+      <w:r>
+        <w:rPr>
+          <w:rFonts w:ascii="Charis SIL Italic" w:hAnsi="Charis SIL Italic" w:eastAsia="Charis SIL Italic"/>
+          <w:b w:val="0"/>
+          <w:i/>
+          <w:color w:val="000000"/>
+          <w:sz w:val="24"/>
+        </w:rPr>
+        <w:t>Zeldzaamheden en het Rijks Ethnografisch Museum</w:t>
+      </w:r>
+      <w:r>
+        <w:rPr>
+          <w:rFonts w:ascii="Charis SIL Italic" w:hAnsi="Charis SIL Italic" w:eastAsia="Charis SIL Italic"/>
+          <w:b w:val="0"/>
+          <w:i/>
+          <w:color w:val="000000"/>
+          <w:sz w:val="24"/>
+        </w:rPr>
+        <w:t xml:space="preserve">: 1816-1883. Proefschrift </w:t>
+      </w:r>
+      <w:r>
+        <w:rPr>
+          <w:rFonts w:ascii="Charis SIL Italic" w:hAnsi="Charis SIL Italic" w:eastAsia="Charis SIL Italic"/>
+          <w:b w:val="0"/>
+          <w:i/>
+          <w:color w:val="000000"/>
+          <w:sz w:val="24"/>
+        </w:rPr>
+        <w:t>Universiteit Leiden, 2003.</w:t>
+      </w:r>
+      <w:r>
+        <w:rPr>
+          <w:rFonts w:ascii="Charis SIL Italic" w:hAnsi="Charis SIL Italic" w:eastAsia="Charis SIL Italic"/>
+          <w:b w:val="0"/>
+          <w:i/>
+          <w:color w:val="000000"/>
+          <w:sz w:val="24"/>
+        </w:rPr>
+        <w:t xml:space="preserve">Dissertatie over de geschiedenis van het Koninklijk </w:t>
+      </w:r>
+      <w:r>
+        <w:rPr>
+          <w:rFonts w:ascii="Charis SIL Italic" w:hAnsi="Charis SIL Italic" w:eastAsia="Charis SIL Italic"/>
+          <w:b w:val="0"/>
+          <w:i/>
+          <w:color w:val="000000"/>
+          <w:sz w:val="24"/>
+        </w:rPr>
+        <w:t>Kabinet van Zeldzaamheden en van het Rijks Etnografisch Museum.</w:t>
+      </w:r>
+    </w:p>
+    <w:p>
+      <w:pPr>
+        <w:autoSpaceDN w:val="0"/>
+        <w:autoSpaceDE w:val="0"/>
+        <w:widowControl/>
+        <w:spacing w:line="288" w:lineRule="exact" w:before="240" w:after="0"/>
+        <w:ind w:left="800" w:right="1296" w:firstLine="0"/>
+        <w:jc w:val="left"/>
+      </w:pPr>
+      <w:r>
+        <w:rPr>
+          <w:rFonts w:ascii="Charis SIL Regular" w:hAnsi="Charis SIL Regular" w:eastAsia="Charis SIL Regular"/>
+          <w:b w:val="0"/>
+          <w:i w:val="0"/>
+          <w:color w:val="0000FF"/>
+          <w:sz w:val="24"/>
+          <w:u w:val="single"/>
+        </w:rPr>
+        <w:hyperlink r:id="rId91" w:history="1">
+          <w:r>
+            <w:rPr>
+              <w:rStyle w:val="Hyperlink"/>
+            </w:rPr>
+            <w:t>https://</w:t>
+          </w:r>
+        </w:hyperlink>
+      </w:r>
+      <w:r>
+        <w:rPr>
+          <w:rFonts w:ascii="Charis SIL Regular" w:hAnsi="Charis SIL Regular" w:eastAsia="Charis SIL Regular"/>
+          <w:b w:val="0"/>
+          <w:i w:val="0"/>
+          <w:color w:val="0000FF"/>
+          <w:sz w:val="24"/>
+          <w:u w:val="single"/>
+        </w:rPr>
+        <w:hyperlink r:id="rId91" w:history="1">
+          <w:r>
+            <w:rPr>
+              <w:rStyle w:val="Hyperlink"/>
+            </w:rPr>
+            <w:t>search.worldcat.org/</w:t>
+          </w:r>
+        </w:hyperlink>
+      </w:r>
+      <w:r>
+        <w:rPr>
+          <w:rFonts w:ascii="Charis SIL Regular" w:hAnsi="Charis SIL Regular" w:eastAsia="Charis SIL Regular"/>
+          <w:b w:val="0"/>
+          <w:i w:val="0"/>
+          <w:color w:val="0000FF"/>
+          <w:sz w:val="24"/>
+          <w:u w:val="single"/>
+        </w:rPr>
+        <w:hyperlink r:id="rId91" w:history="1">
+          <w:r>
+            <w:rPr>
+              <w:rStyle w:val="Hyperlink"/>
+            </w:rPr>
+            <w:t>title/163275947?</w:t>
+          </w:r>
+        </w:hyperlink>
+      </w:r>
+      <w:r>
+        <w:rPr>
+          <w:rFonts w:ascii="Charis SIL Regular" w:hAnsi="Charis SIL Regular" w:eastAsia="Charis SIL Regular"/>
+          <w:b w:val="0"/>
+          <w:i w:val="0"/>
+          <w:color w:val="0000FF"/>
+          <w:sz w:val="24"/>
+          <w:u w:val="single"/>
+        </w:rPr>
+        <w:hyperlink r:id="rId91" w:history="1">
+          <w:r>
+            <w:rPr>
+              <w:rStyle w:val="Hyperlink"/>
+            </w:rPr>
+            <w:t>oclcNum=163275947</w:t>
+          </w:r>
+        </w:hyperlink>
+      </w:r>
+      <w:r>
+        <w:rPr>
+          <w:rFonts w:ascii="Charis SIL Regular" w:hAnsi="Charis SIL Regular" w:eastAsia="Charis SIL Regular"/>
+          <w:b w:val="0"/>
+          <w:i w:val="0"/>
+          <w:color w:val="000000"/>
+          <w:sz w:val="24"/>
+        </w:rPr>
+        <w:t xml:space="preserve">, </w:t>
+      </w:r>
+      <w:r>
+        <w:rPr>
+          <w:rFonts w:ascii="Charis SIL Regular" w:hAnsi="Charis SIL Regular" w:eastAsia="Charis SIL Regular"/>
+          <w:b w:val="0"/>
+          <w:i w:val="0"/>
+          <w:color w:val="0000FF"/>
+          <w:sz w:val="24"/>
+          <w:u w:val="single"/>
+        </w:rPr>
+        <w:hyperlink r:id="rId91" w:history="1">
+          <w:r>
+            <w:rPr>
+              <w:rStyle w:val="Hyperlink"/>
+            </w:rPr>
+            <w:t>WorldC</w:t>
+          </w:r>
+        </w:hyperlink>
+      </w:r>
+      <w:r>
+        <w:rPr>
+          <w:rFonts w:ascii="Charis SIL Regular" w:hAnsi="Charis SIL Regular" w:eastAsia="Charis SIL Regular"/>
+          <w:b w:val="0"/>
+          <w:i w:val="0"/>
+          <w:color w:val="0000FF"/>
+          <w:sz w:val="24"/>
+          <w:u w:val="single"/>
+        </w:rPr>
+        <w:hyperlink r:id="rId91" w:history="1">
+          <w:r>
+            <w:rPr>
+              <w:rStyle w:val="Hyperlink"/>
+            </w:rPr>
+            <w:t>at</w:t>
+          </w:r>
+        </w:hyperlink>
+      </w:r>
+      <w:r>
+        <w:rPr>
+          <w:rFonts w:ascii="Charis SIL Regular" w:hAnsi="Charis SIL Regular" w:eastAsia="Charis SIL Regular"/>
+          <w:b w:val="0"/>
+          <w:i w:val="0"/>
+          <w:color w:val="0000FF"/>
+          <w:sz w:val="24"/>
+          <w:u w:val="single"/>
+        </w:rPr>
+        <w:t xml:space="preserve"> </w:t>
+      </w:r>
+      <w:r>
+        <w:rPr>
+          <w:rFonts w:ascii="Charis SIL Regular" w:hAnsi="Charis SIL Regular" w:eastAsia="Charis SIL Regular"/>
+          <w:b w:val="0"/>
+          <w:i w:val="0"/>
+          <w:color w:val="0000FF"/>
+          <w:sz w:val="24"/>
+          <w:u w:val="single"/>
+        </w:rPr>
+        <w:hyperlink r:id="rId91" w:history="1">
+          <w:r>
+            <w:rPr>
+              <w:rStyle w:val="Hyperlink"/>
+            </w:rPr>
+            <w:t>163275947</w:t>
+          </w:r>
+        </w:hyperlink>
+      </w:r>
+    </w:p>
+    <w:p>
+      <w:pPr>
+        <w:autoSpaceDN w:val="0"/>
+        <w:autoSpaceDE w:val="0"/>
+        <w:widowControl/>
+        <w:spacing w:line="352" w:lineRule="exact" w:before="176" w:after="0"/>
+        <w:ind w:left="0" w:right="0" w:firstLine="0"/>
+        <w:jc w:val="left"/>
+      </w:pPr>
+      <w:r>
+        <w:rPr>
+          <w:rFonts w:ascii="Charis SIL Regular" w:hAnsi="Charis SIL Regular" w:eastAsia="Charis SIL Regular"/>
+          <w:b w:val="0"/>
+          <w:i w:val="0"/>
+          <w:color w:val="000000"/>
+          <w:sz w:val="24"/>
+        </w:rPr>
+        <w:t>Wetenschappelijk artikel:</w:t>
+      </w:r>
+    </w:p>
+    <w:p>
+      <w:pPr>
+        <w:autoSpaceDN w:val="0"/>
+        <w:autoSpaceDE w:val="0"/>
+        <w:widowControl/>
+        <w:spacing w:line="288" w:lineRule="exact" w:before="240" w:after="0"/>
+        <w:ind w:left="800" w:right="432" w:firstLine="0"/>
+        <w:jc w:val="left"/>
+      </w:pPr>
+      <w:r>
+        <w:rPr>
+          <w:rFonts w:ascii="Charis SIL Italic" w:hAnsi="Charis SIL Italic" w:eastAsia="Charis SIL Italic"/>
+          <w:b w:val="0"/>
+          <w:i/>
+          <w:color w:val="000000"/>
+          <w:sz w:val="24"/>
+        </w:rPr>
+        <w:t xml:space="preserve">Price, R. and S. Price ‘John Gabriel Stedman's collection of 18th-century artifacts </w:t>
+      </w:r>
+      <w:r>
+        <w:rPr>
+          <w:rFonts w:ascii="Charis SIL Italic" w:hAnsi="Charis SIL Italic" w:eastAsia="Charis SIL Italic"/>
+          <w:b w:val="0"/>
+          <w:i/>
+          <w:color w:val="000000"/>
+          <w:sz w:val="24"/>
+        </w:rPr>
+        <w:t xml:space="preserve">from Suriname’, New West Indian Guide / Nieuwe West-Indische Gids, 53(1) </w:t>
+      </w:r>
+      <w:r>
+        <w:rPr>
+          <w:rFonts w:ascii="Charis SIL Italic" w:hAnsi="Charis SIL Italic" w:eastAsia="Charis SIL Italic"/>
+          <w:b w:val="0"/>
+          <w:i/>
+          <w:color w:val="000000"/>
+          <w:sz w:val="24"/>
+        </w:rPr>
+        <w:t>(1979), 121-140.</w:t>
+      </w:r>
+      <w:r>
+        <w:rPr>
+          <w:rFonts w:ascii="Charis SIL Italic" w:hAnsi="Charis SIL Italic" w:eastAsia="Charis SIL Italic"/>
+          <w:b w:val="0"/>
+          <w:i/>
+          <w:color w:val="000000"/>
+          <w:sz w:val="24"/>
+        </w:rPr>
+        <w:t xml:space="preserve">Wetenschappelijk artikel over objecten uit de collectie van het </w:t>
+      </w:r>
+      <w:r>
+        <w:rPr>
+          <w:rFonts w:ascii="Charis SIL Italic" w:hAnsi="Charis SIL Italic" w:eastAsia="Charis SIL Italic"/>
+          <w:b w:val="0"/>
+          <w:i/>
+          <w:color w:val="000000"/>
+          <w:sz w:val="24"/>
+        </w:rPr>
+        <w:t xml:space="preserve">voormalige Koninklijk Kabinet van Zeldzaamheden die mogelijk afkomstig zijn van </w:t>
+      </w:r>
+      <w:r>
+        <w:rPr>
+          <w:rFonts w:ascii="Charis SIL Italic" w:hAnsi="Charis SIL Italic" w:eastAsia="Charis SIL Italic"/>
+          <w:b w:val="0"/>
+          <w:i/>
+          <w:color w:val="000000"/>
+          <w:sz w:val="24"/>
+        </w:rPr>
+        <w:t>John Gabriel Stedman.</w:t>
+      </w:r>
+    </w:p>
+    <w:p>
+      <w:pPr>
+        <w:autoSpaceDN w:val="0"/>
+        <w:autoSpaceDE w:val="0"/>
+        <w:widowControl/>
+        <w:spacing w:line="352" w:lineRule="exact" w:before="176" w:after="0"/>
+        <w:ind w:left="800" w:right="0" w:firstLine="0"/>
+        <w:jc w:val="left"/>
+      </w:pPr>
+      <w:r>
+        <w:rPr>
+          <w:rFonts w:ascii="Charis SIL Regular" w:hAnsi="Charis SIL Regular" w:eastAsia="Charis SIL Regular"/>
+          <w:b w:val="0"/>
+          <w:i w:val="0"/>
+          <w:color w:val="0000FF"/>
+          <w:sz w:val="24"/>
+          <w:u w:val="single"/>
+        </w:rPr>
+        <w:hyperlink r:id="rId92" w:history="1">
+          <w:r>
+            <w:rPr>
+              <w:rStyle w:val="Hyperlink"/>
+            </w:rPr>
+            <w:t>https://</w:t>
+          </w:r>
+        </w:hyperlink>
+      </w:r>
+      <w:r>
+        <w:rPr>
+          <w:rFonts w:ascii="Charis SIL Regular" w:hAnsi="Charis SIL Regular" w:eastAsia="Charis SIL Regular"/>
+          <w:b w:val="0"/>
+          <w:i w:val="0"/>
+          <w:color w:val="0000FF"/>
+          <w:sz w:val="24"/>
+          <w:u w:val="single"/>
+        </w:rPr>
+        <w:hyperlink r:id="rId92" w:history="1">
+          <w:r>
+            <w:rPr>
+              <w:rStyle w:val="Hyperlink"/>
+            </w:rPr>
+            <w:t>doi.org/10.1163/22134360-90002148</w:t>
+          </w:r>
+        </w:hyperlink>
+      </w:r>
+    </w:p>
+    <w:p>
+      <w:pPr>
+        <w:autoSpaceDN w:val="0"/>
+        <w:autoSpaceDE w:val="0"/>
+        <w:widowControl/>
+        <w:spacing w:line="352" w:lineRule="exact" w:before="176" w:after="0"/>
+        <w:ind w:left="0" w:right="0" w:firstLine="0"/>
+        <w:jc w:val="left"/>
+      </w:pPr>
+      <w:r>
+        <w:rPr>
+          <w:rFonts w:ascii="Charis SIL Regular" w:hAnsi="Charis SIL Regular" w:eastAsia="Charis SIL Regular"/>
+          <w:b w:val="0"/>
+          <w:i w:val="0"/>
+          <w:color w:val="000000"/>
+          <w:sz w:val="24"/>
+        </w:rPr>
+        <w:t>Boek:</w:t>
+      </w:r>
+    </w:p>
+    <w:p>
+      <w:pPr>
+        <w:autoSpaceDN w:val="0"/>
+        <w:autoSpaceDE w:val="0"/>
+        <w:widowControl/>
+        <w:spacing w:line="288" w:lineRule="exact" w:before="240" w:after="0"/>
+        <w:ind w:left="800" w:right="576" w:firstLine="0"/>
+        <w:jc w:val="left"/>
+      </w:pPr>
+      <w:r>
+        <w:rPr>
+          <w:rFonts w:ascii="Charis SIL Italic" w:hAnsi="Charis SIL Italic" w:eastAsia="Charis SIL Italic"/>
+          <w:b w:val="0"/>
+          <w:i/>
+          <w:color w:val="000000"/>
+          <w:sz w:val="24"/>
+        </w:rPr>
+        <w:t xml:space="preserve">Price, R. and S. Price. Afro-American arts of the Suriname rain forest. Berkeley: </w:t>
+      </w:r>
+      <w:r>
+        <w:rPr>
+          <w:rFonts w:ascii="Charis SIL Italic" w:hAnsi="Charis SIL Italic" w:eastAsia="Charis SIL Italic"/>
+          <w:b w:val="0"/>
+          <w:i/>
+          <w:color w:val="000000"/>
+          <w:sz w:val="24"/>
+        </w:rPr>
+        <w:t>University of California Press, 1980.</w:t>
+      </w:r>
+      <w:r>
+        <w:rPr>
+          <w:rFonts w:ascii="Charis SIL Italic" w:hAnsi="Charis SIL Italic" w:eastAsia="Charis SIL Italic"/>
+          <w:b w:val="0"/>
+          <w:i/>
+          <w:color w:val="000000"/>
+          <w:sz w:val="24"/>
+        </w:rPr>
+        <w:t xml:space="preserve">Catalogus van een in 1980 geopende </w:t>
+      </w:r>
+      <w:r>
+        <w:rPr>
+          <w:rFonts w:ascii="Charis SIL Italic" w:hAnsi="Charis SIL Italic" w:eastAsia="Charis SIL Italic"/>
+          <w:b w:val="0"/>
+          <w:i/>
+          <w:color w:val="000000"/>
+          <w:sz w:val="24"/>
+        </w:rPr>
+        <w:t>tentoonstelling over marronkunst in Los Angeles, Dallas, Baltimore en New York.</w:t>
+      </w:r>
+    </w:p>
+    <w:p>
+      <w:pPr>
+        <w:autoSpaceDN w:val="0"/>
+        <w:autoSpaceDE w:val="0"/>
+        <w:widowControl/>
+        <w:spacing w:line="352" w:lineRule="exact" w:before="176" w:after="0"/>
+        <w:ind w:left="800" w:right="0" w:firstLine="0"/>
+        <w:jc w:val="left"/>
+      </w:pPr>
+      <w:r>
+        <w:rPr>
+          <w:rFonts w:ascii="Charis SIL Regular" w:hAnsi="Charis SIL Regular" w:eastAsia="Charis SIL Regular"/>
+          <w:b w:val="0"/>
+          <w:i w:val="0"/>
+          <w:color w:val="0000FF"/>
+          <w:sz w:val="24"/>
+          <w:u w:val="single"/>
+        </w:rPr>
+        <w:hyperlink r:id="rId93" w:history="1">
+          <w:r>
+            <w:rPr>
+              <w:rStyle w:val="Hyperlink"/>
+            </w:rPr>
+            <w:t>ISBN</w:t>
+          </w:r>
+        </w:hyperlink>
+      </w:r>
+      <w:r>
+        <w:rPr>
+          <w:rFonts w:ascii="Charis SIL Regular" w:hAnsi="Charis SIL Regular" w:eastAsia="Charis SIL Regular"/>
+          <w:b w:val="0"/>
+          <w:i w:val="0"/>
+          <w:color w:val="0000FF"/>
+          <w:sz w:val="24"/>
+          <w:u w:val="single"/>
+        </w:rPr>
+        <w:t xml:space="preserve"> </w:t>
+      </w:r>
+      <w:r>
+        <w:rPr>
+          <w:rFonts w:ascii="Charis SIL Regular" w:hAnsi="Charis SIL Regular" w:eastAsia="Charis SIL Regular"/>
+          <w:b w:val="0"/>
+          <w:i w:val="0"/>
+          <w:color w:val="0000FF"/>
+          <w:sz w:val="24"/>
+          <w:u w:val="single"/>
+        </w:rPr>
+        <w:hyperlink r:id="rId93" w:history="1">
+          <w:r>
+            <w:rPr>
+              <w:rStyle w:val="Hyperlink"/>
+            </w:rPr>
+            <w:t>978-0-520-04412-8</w:t>
+          </w:r>
+        </w:hyperlink>
+      </w:r>
+    </w:p>
+    <w:p>
+      <w:pPr>
+        <w:autoSpaceDN w:val="0"/>
+        <w:autoSpaceDE w:val="0"/>
+        <w:widowControl/>
+        <w:spacing w:line="352" w:lineRule="exact" w:before="176" w:after="0"/>
+        <w:ind w:left="0" w:right="0" w:firstLine="0"/>
+        <w:jc w:val="left"/>
+      </w:pPr>
+      <w:r>
+        <w:rPr>
+          <w:rFonts w:ascii="Charis SIL Regular" w:hAnsi="Charis SIL Regular" w:eastAsia="Charis SIL Regular"/>
+          <w:b w:val="0"/>
+          <w:i w:val="0"/>
+          <w:color w:val="000000"/>
+          <w:sz w:val="24"/>
+        </w:rPr>
+        <w:t>Boek:</w:t>
+      </w:r>
+    </w:p>
+    <w:p>
+      <w:pPr>
+        <w:autoSpaceDN w:val="0"/>
+        <w:autoSpaceDE w:val="0"/>
+        <w:widowControl/>
+        <w:spacing w:line="288" w:lineRule="exact" w:before="240" w:after="0"/>
+        <w:ind w:left="800" w:right="288" w:firstLine="0"/>
+        <w:jc w:val="left"/>
+      </w:pPr>
+      <w:r>
+        <w:rPr>
+          <w:rFonts w:ascii="Charis SIL Italic" w:hAnsi="Charis SIL Italic" w:eastAsia="Charis SIL Italic"/>
+          <w:b w:val="0"/>
+          <w:i/>
+          <w:color w:val="000000"/>
+          <w:sz w:val="24"/>
+        </w:rPr>
+        <w:t xml:space="preserve">Price, R. and S. Price. De kunst van de marrons: culturele vitaliteit in de Afrikaanse </w:t>
+      </w:r>
+      <w:r>
+        <w:rPr>
+          <w:rFonts w:ascii="Charis SIL Italic" w:hAnsi="Charis SIL Italic" w:eastAsia="Charis SIL Italic"/>
+          <w:b w:val="0"/>
+          <w:i/>
+          <w:color w:val="000000"/>
+          <w:sz w:val="24"/>
+        </w:rPr>
+        <w:t>diaspora. Amsterdam: KIT, 2000.</w:t>
+      </w:r>
+      <w:r>
+        <w:rPr>
+          <w:rFonts w:ascii="Charis SIL Italic" w:hAnsi="Charis SIL Italic" w:eastAsia="Charis SIL Italic"/>
+          <w:b w:val="0"/>
+          <w:i/>
+          <w:color w:val="000000"/>
+          <w:sz w:val="24"/>
+        </w:rPr>
+        <w:t>Boek over kunst van de marrons.</w:t>
       </w:r>
     </w:p>
     <w:p>
       <w:pPr>
         <w:sectPr>
           <w:pgSz w:w="11900" w:h="16840"/>
-          <w:pgMar w:top="324" w:right="1054" w:bottom="556" w:left="950" w:header="720" w:footer="720" w:gutter="0"/>
+          <w:pgMar w:top="324" w:right="1440" w:bottom="552" w:left="960" w:header="720" w:footer="720" w:gutter="0"/>
           <w:cols/>
           <w:docGrid w:linePitch="360"/>
         </w:sectPr>
@@ -11770,6 +12978,120 @@
         <w:autoSpaceDE w:val="0"/>
         <w:widowControl/>
         <w:spacing w:line="352" w:lineRule="exact" w:before="0" w:after="0"/>
+        <w:ind w:left="800" w:right="0" w:firstLine="0"/>
+        <w:jc w:val="left"/>
+      </w:pPr>
+      <w:r>
+        <w:rPr>
+          <w:rFonts w:ascii="Charis SIL Regular" w:hAnsi="Charis SIL Regular" w:eastAsia="Charis SIL Regular"/>
+          <w:b w:val="0"/>
+          <w:i w:val="0"/>
+          <w:color w:val="0000FF"/>
+          <w:sz w:val="24"/>
+          <w:u w:val="single"/>
+        </w:rPr>
+        <w:hyperlink r:id="rId94" w:history="1">
+          <w:r>
+            <w:rPr>
+              <w:rStyle w:val="Hyperlink"/>
+            </w:rPr>
+            <w:t>WorldCat</w:t>
+          </w:r>
+        </w:hyperlink>
+      </w:r>
+      <w:r>
+        <w:rPr>
+          <w:rFonts w:ascii="Charis SIL Regular" w:hAnsi="Charis SIL Regular" w:eastAsia="Charis SIL Regular"/>
+          <w:b w:val="0"/>
+          <w:i w:val="0"/>
+          <w:color w:val="0000FF"/>
+          <w:sz w:val="24"/>
+          <w:u w:val="single"/>
+        </w:rPr>
+        <w:t xml:space="preserve"> </w:t>
+      </w:r>
+      <w:r>
+        <w:rPr>
+          <w:rFonts w:ascii="Charis SIL Regular" w:hAnsi="Charis SIL Regular" w:eastAsia="Charis SIL Regular"/>
+          <w:b w:val="0"/>
+          <w:i w:val="0"/>
+          <w:color w:val="0000FF"/>
+          <w:sz w:val="24"/>
+          <w:u w:val="single"/>
+        </w:rPr>
+        <w:hyperlink r:id="rId94" w:history="1">
+          <w:r>
+            <w:rPr>
+              <w:rStyle w:val="Hyperlink"/>
+            </w:rPr>
+            <w:t>67392522</w:t>
+          </w:r>
+        </w:hyperlink>
+      </w:r>
+      <w:r>
+        <w:rPr>
+          <w:rFonts w:ascii="Charis SIL Regular" w:hAnsi="Charis SIL Regular" w:eastAsia="Charis SIL Regular"/>
+          <w:b w:val="0"/>
+          <w:i w:val="0"/>
+          <w:color w:val="000000"/>
+          <w:sz w:val="24"/>
+        </w:rPr>
+        <w:t xml:space="preserve">, </w:t>
+      </w:r>
+      <w:r>
+        <w:rPr>
+          <w:rFonts w:ascii="Charis SIL Regular" w:hAnsi="Charis SIL Regular" w:eastAsia="Charis SIL Regular"/>
+          <w:b w:val="0"/>
+          <w:i w:val="0"/>
+          <w:color w:val="0000FF"/>
+          <w:sz w:val="24"/>
+          <w:u w:val="single"/>
+        </w:rPr>
+        <w:hyperlink r:id="rId95" w:history="1">
+          <w:r>
+            <w:rPr>
+              <w:rStyle w:val="Hyperlink"/>
+            </w:rPr>
+            <w:t>ISBN</w:t>
+          </w:r>
+        </w:hyperlink>
+      </w:r>
+      <w:r>
+        <w:rPr>
+          <w:rFonts w:ascii="Charis SIL Regular" w:hAnsi="Charis SIL Regular" w:eastAsia="Charis SIL Regular"/>
+          <w:b w:val="0"/>
+          <w:i w:val="0"/>
+          <w:color w:val="0000FF"/>
+          <w:sz w:val="24"/>
+          <w:u w:val="single"/>
+        </w:rPr>
+        <w:t xml:space="preserve"> </w:t>
+      </w:r>
+      <w:r>
+        <w:rPr>
+          <w:rFonts w:ascii="Charis SIL Regular" w:hAnsi="Charis SIL Regular" w:eastAsia="Charis SIL Regular"/>
+          <w:b w:val="0"/>
+          <w:i w:val="0"/>
+          <w:color w:val="0000FF"/>
+          <w:sz w:val="24"/>
+          <w:u w:val="single"/>
+        </w:rPr>
+        <w:hyperlink r:id="rId95" w:history="1">
+          <w:r>
+            <w:rPr>
+              <w:rStyle w:val="Hyperlink"/>
+            </w:rPr>
+            <w:t>9789068322972</w:t>
+          </w:r>
+        </w:hyperlink>
+      </w:r>
+    </w:p>
+    <w:p>
+      <w:pPr>
+        <w:autoSpaceDN w:val="0"/>
+        <w:autoSpaceDE w:val="0"/>
+        <w:widowControl/>
+        <w:spacing w:line="352" w:lineRule="exact" w:before="176" w:after="0"/>
         <w:ind w:left="0" w:right="0" w:firstLine="0"/>
         <w:jc w:val="left"/>
       </w:pPr>
@@ -11781,7 +13103,7 @@
           <w:color w:val="000000"/>
           <w:sz w:val="24"/>
         </w:rPr>
-        <w:t>Boek:</w:t>
+        <w:t>Wetenschappelijk artikel:</w:t>
       </w:r>
     </w:p>
     <w:p>
@@ -11801,7 +13123,7 @@
           <w:color w:val="000000"/>
           <w:sz w:val="24"/>
         </w:rPr>
-        <w:t xml:space="preserve">Broekhoven, L. van, C. Buijs en P. Hovens, Sharing knowledge &amp; cultural heritage: </w:t>
+        <w:t xml:space="preserve">Ruiter, I. de, T. van Andel, M. Françozo, C.F. Caromano ‘Surinamese Maroon and </w:t>
       </w:r>
       <w:r>
         <w:rPr>
@@ -11811,7 +13133,7 @@
           <w:color w:val="000000"/>
           <w:sz w:val="24"/>
         </w:rPr>
-        <w:t xml:space="preserve">first nations of the Americas: studies in collaboration with indigenous peoples from </w:t>
+        <w:t xml:space="preserve">Indigenous Knowledge in the Creation of Natural and Ethnographic Collections </w:t>
       </w:r>
       <w:r>
         <w:rPr>
@@ -11821,7 +13143,7 @@
           <w:color w:val="000000"/>
           <w:sz w:val="24"/>
         </w:rPr>
-        <w:t xml:space="preserve">Greenland, North and South America: proceedings of an expert meeting National </w:t>
+        <w:t xml:space="preserve">Housed in The Netherlands’, New West Indian Guide / Nieuwe West-Indische Gids, </w:t>
       </w:r>
       <w:r>
         <w:rPr>
@@ -11831,7 +13153,7 @@
           <w:color w:val="000000"/>
           <w:sz w:val="24"/>
         </w:rPr>
-        <w:t>Museum of Ethnology Leiden, The Netherlands. Leiden: Sidestone Press 2010.</w:t>
+        <w:t>99(3-4) (2025), 287-324.</w:t>
       </w:r>
       <w:r>
         <w:rPr>
@@ -11841,7 +13163,7 @@
           <w:color w:val="000000"/>
           <w:sz w:val="24"/>
         </w:rPr>
-        <w:t xml:space="preserve">Boek </w:t>
+        <w:t xml:space="preserve">Wetenschappelijk artikel over de bijdrage van marrons </w:t>
       </w:r>
       <w:r>
         <w:rPr>
@@ -11851,7 +13173,7 @@
           <w:color w:val="000000"/>
           <w:sz w:val="24"/>
         </w:rPr>
-        <w:t xml:space="preserve">over samenwerking tussen het Wereldmuseum Leiden en vertegenwoordigers van </w:t>
+        <w:t xml:space="preserve">en inheemsen aan de samenstelling van natuurhistorische en etnografische collecties </w:t>
       </w:r>
       <w:r>
         <w:rPr>
@@ -11861,7 +13183,7 @@
           <w:color w:val="000000"/>
           <w:sz w:val="24"/>
         </w:rPr>
-        <w:t>inheemse volken van Noord- en Zuid-Amerika.</w:t>
+        <w:t>in Nederland.</w:t>
       </w:r>
     </w:p>
     <w:p>
@@ -11869,8 +13191,8 @@
         <w:autoSpaceDN w:val="0"/>
         <w:autoSpaceDE w:val="0"/>
         <w:widowControl/>
-        <w:spacing w:line="288" w:lineRule="exact" w:before="240" w:after="0"/>
-        <w:ind w:left="800" w:right="432" w:firstLine="0"/>
+        <w:spacing w:line="352" w:lineRule="exact" w:before="176" w:after="0"/>
+        <w:ind w:left="800" w:right="0" w:firstLine="0"/>
         <w:jc w:val="left"/>
       </w:pPr>
       <w:r>
@@ -11882,7 +13204,7 @@
           <w:sz w:val="24"/>
           <w:u w:val="single"/>
         </w:rPr>
-        <w:hyperlink r:id="rId88" w:history="1">
+        <w:hyperlink r:id="rId96" w:history="1">
           <w:r>
             <w:rPr>
               <w:rStyle w:val="Hyperlink"/>
@@ -11900,12 +13222,12 @@
           <w:sz w:val="24"/>
           <w:u w:val="single"/>
         </w:rPr>
-        <w:hyperlink r:id="rId88" w:history="1">
-          <w:r>
-            <w:rPr>
-              <w:rStyle w:val="Hyperlink"/>
-            </w:rPr>
-            <w:t>www.sidestone.com/</w:t>
+        <w:hyperlink r:id="rId96" w:history="1">
+          <w:r>
+            <w:rPr>
+              <w:rStyle w:val="Hyperlink"/>
+            </w:rPr>
+            <w:t>doi.org/10.1163/22134360-</w:t>
           </w:r>
         </w:hyperlink>
       </w:r>
@@ -11918,177 +13240,12 @@
           <w:sz w:val="24"/>
           <w:u w:val="single"/>
         </w:rPr>
-        <w:hyperlink r:id="rId88" w:history="1">
-          <w:r>
-            <w:rPr>
-              <w:rStyle w:val="Hyperlink"/>
-            </w:rPr>
-            <w:t>books/</w:t>
-          </w:r>
-        </w:hyperlink>
-      </w:r>
-      <w:r>
-        <w:rPr>
-          <w:rFonts w:ascii="Charis SIL Regular" w:hAnsi="Charis SIL Regular" w:eastAsia="Charis SIL Regular"/>
-          <w:b w:val="0"/>
-          <w:i w:val="0"/>
-          <w:color w:val="0000FF"/>
-          <w:sz w:val="24"/>
-          <w:u w:val="single"/>
-        </w:rPr>
-        <w:hyperlink r:id="rId88" w:history="1">
-          <w:r>
-            <w:rPr>
-              <w:rStyle w:val="Hyperlink"/>
-            </w:rPr>
-            <w:t>sharing-</w:t>
-          </w:r>
-        </w:hyperlink>
-      </w:r>
-      <w:r>
-        <w:rPr>
-          <w:rFonts w:ascii="Charis SIL Regular" w:hAnsi="Charis SIL Regular" w:eastAsia="Charis SIL Regular"/>
-          <w:b w:val="0"/>
-          <w:i w:val="0"/>
-          <w:color w:val="0000FF"/>
-          <w:sz w:val="24"/>
-          <w:u w:val="single"/>
-        </w:rPr>
-        <w:hyperlink r:id="rId88" w:history="1">
-          <w:r>
-            <w:rPr>
-              <w:rStyle w:val="Hyperlink"/>
-            </w:rPr>
-            <w:t>knowledge-</w:t>
-          </w:r>
-        </w:hyperlink>
-      </w:r>
-      <w:r>
-        <w:rPr>
-          <w:rFonts w:ascii="Charis SIL Regular" w:hAnsi="Charis SIL Regular" w:eastAsia="Charis SIL Regular"/>
-          <w:b w:val="0"/>
-          <w:i w:val="0"/>
-          <w:color w:val="0000FF"/>
-          <w:sz w:val="24"/>
-          <w:u w:val="single"/>
-        </w:rPr>
-        <w:hyperlink r:id="rId88" w:history="1">
-          <w:r>
-            <w:rPr>
-              <w:rStyle w:val="Hyperlink"/>
-            </w:rPr>
-            <w:t>and-</w:t>
-          </w:r>
-        </w:hyperlink>
-      </w:r>
-      <w:r>
-        <w:rPr>
-          <w:rFonts w:ascii="Charis SIL Regular" w:hAnsi="Charis SIL Regular" w:eastAsia="Charis SIL Regular"/>
-          <w:b w:val="0"/>
-          <w:i w:val="0"/>
-          <w:color w:val="0000FF"/>
-          <w:sz w:val="24"/>
-          <w:u w:val="single"/>
-        </w:rPr>
-        <w:hyperlink r:id="rId88" w:history="1">
-          <w:r>
-            <w:rPr>
-              <w:rStyle w:val="Hyperlink"/>
-            </w:rPr>
-            <w:t>cultural-</w:t>
-          </w:r>
-        </w:hyperlink>
-      </w:r>
-      <w:r>
-        <w:rPr>
-          <w:rFonts w:ascii="Charis SIL Regular" w:hAnsi="Charis SIL Regular" w:eastAsia="Charis SIL Regular"/>
-          <w:b w:val="0"/>
-          <w:i w:val="0"/>
-          <w:color w:val="0000FF"/>
-          <w:sz w:val="24"/>
-          <w:u w:val="single"/>
-        </w:rPr>
-        <w:hyperlink r:id="rId88" w:history="1">
-          <w:r>
-            <w:rPr>
-              <w:rStyle w:val="Hyperlink"/>
-            </w:rPr>
-            <w:t>heritage</w:t>
-          </w:r>
-        </w:hyperlink>
-      </w:r>
-      <w:r>
-        <w:rPr>
-          <w:rFonts w:ascii="Charis SIL Regular" w:hAnsi="Charis SIL Regular" w:eastAsia="Charis SIL Regular"/>
-          <w:b w:val="0"/>
-          <w:i w:val="0"/>
-          <w:color w:val="000000"/>
-          <w:sz w:val="24"/>
-        </w:rPr>
-        <w:t xml:space="preserve">, </w:t>
-      </w:r>
-      <w:r>
-        <w:rPr>
-          <w:rFonts w:ascii="Charis SIL Regular" w:hAnsi="Charis SIL Regular" w:eastAsia="Charis SIL Regular"/>
-          <w:b w:val="0"/>
-          <w:i w:val="0"/>
-          <w:color w:val="0000FF"/>
-          <w:sz w:val="24"/>
-          <w:u w:val="single"/>
-        </w:rPr>
-        <w:hyperlink r:id="rId88" w:history="1">
-          <w:r>
-            <w:rPr>
-              <w:rStyle w:val="Hyperlink"/>
-            </w:rPr>
-            <w:t>ISBN</w:t>
-          </w:r>
-        </w:hyperlink>
-      </w:r>
-      <w:r>
-        <w:rPr>
-          <w:rFonts w:ascii="Charis SIL Regular" w:hAnsi="Charis SIL Regular" w:eastAsia="Charis SIL Regular"/>
-          <w:b w:val="0"/>
-          <w:i w:val="0"/>
-          <w:color w:val="0000FF"/>
-          <w:sz w:val="24"/>
-          <w:u w:val="single"/>
-        </w:rPr>
-        <w:t xml:space="preserve"> </w:t>
-      </w:r>
-      <w:r>
-        <w:rPr>
-          <w:rFonts w:ascii="Charis SIL Regular" w:hAnsi="Charis SIL Regular" w:eastAsia="Charis SIL Regular"/>
-          <w:b w:val="0"/>
-          <w:i w:val="0"/>
-          <w:color w:val="0000FF"/>
-          <w:sz w:val="24"/>
-          <w:u w:val="single"/>
-        </w:rPr>
-        <w:hyperlink r:id="rId88" w:history="1">
-          <w:r>
-            <w:rPr>
-              <w:rStyle w:val="Hyperlink"/>
-            </w:rPr>
-            <w:t>97</w:t>
-          </w:r>
-        </w:hyperlink>
-      </w:r>
-      <w:r>
-        <w:rPr>
-          <w:rFonts w:ascii="Charis SIL Regular" w:hAnsi="Charis SIL Regular" w:eastAsia="Charis SIL Regular"/>
-          <w:b w:val="0"/>
-          <w:i w:val="0"/>
-          <w:color w:val="0000FF"/>
-          <w:sz w:val="24"/>
-          <w:u w:val="single"/>
-        </w:rPr>
-        <w:hyperlink r:id="rId88" w:history="1">
-          <w:r>
-            <w:rPr>
-              <w:rStyle w:val="Hyperlink"/>
-            </w:rPr>
-            <w:t>8-90-8890-066-2</w:t>
+        <w:hyperlink r:id="rId96" w:history="1">
+          <w:r>
+            <w:rPr>
+              <w:rStyle w:val="Hyperlink"/>
+            </w:rPr>
+            <w:t>bja10038</w:t>
           </w:r>
         </w:hyperlink>
       </w:r>
@@ -12119,7 +13276,7 @@
         <w:autoSpaceDE w:val="0"/>
         <w:widowControl/>
         <w:spacing w:line="288" w:lineRule="exact" w:before="240" w:after="0"/>
-        <w:ind w:left="800" w:right="720" w:firstLine="0"/>
+        <w:ind w:left="800" w:right="576" w:firstLine="0"/>
         <w:jc w:val="left"/>
       </w:pPr>
       <w:r>
@@ -12130,7 +13287,7 @@
           <w:color w:val="000000"/>
           <w:sz w:val="24"/>
         </w:rPr>
-        <w:t xml:space="preserve">Eeden, F.W. van, Catalogus der Nederlandsche West-Indische tentoonstelling te </w:t>
+        <w:t xml:space="preserve">Sint Nicolaas, Eveline. Ketens en banden: Suriname en Nederland sinds 1600. </w:t>
       </w:r>
       <w:r>
         <w:rPr>
@@ -12140,7 +13297,7 @@
           <w:color w:val="000000"/>
           <w:sz w:val="24"/>
         </w:rPr>
-        <w:t>Haarlem 1899. Amsterdam: de Bussy 1899.</w:t>
+        <w:t>Nijmegen: Vantilt, 2018.</w:t>
       </w:r>
       <w:r>
         <w:rPr>
@@ -12150,7 +13307,7 @@
           <w:color w:val="000000"/>
           <w:sz w:val="24"/>
         </w:rPr>
-        <w:t xml:space="preserve">Catalogus van de West-Indische </w:t>
+        <w:t xml:space="preserve">Publicatie over objecten uit Suriname in de collectie van </w:t>
       </w:r>
       <w:r>
         <w:rPr>
@@ -12160,7 +13317,7 @@
           <w:color w:val="000000"/>
           <w:sz w:val="24"/>
         </w:rPr>
-        <w:t>tentoonstelling gehouden in het Koloniaal Museum te Haarlem in 1899.</w:t>
+        <w:t>het Rijksmuseum.</w:t>
       </w:r>
     </w:p>
     <w:p>
@@ -12181,12 +13338,12 @@
           <w:sz w:val="24"/>
           <w:u w:val="single"/>
         </w:rPr>
-        <w:hyperlink r:id="rId89" w:history="1">
-          <w:r>
-            <w:rPr>
-              <w:rStyle w:val="Hyperlink"/>
-            </w:rPr>
-            <w:t>http://</w:t>
+        <w:hyperlink r:id="rId97" w:history="1">
+          <w:r>
+            <w:rPr>
+              <w:rStyle w:val="Hyperlink"/>
+            </w:rPr>
+            <w:t>WorldCat</w:t>
           </w:r>
         </w:hyperlink>
       </w:r>
@@ -12199,14 +13356,7 @@
           <w:sz w:val="24"/>
           <w:u w:val="single"/>
         </w:rPr>
-        <w:hyperlink r:id="rId89" w:history="1">
-          <w:r>
-            <w:rPr>
-              <w:rStyle w:val="Hyperlink"/>
-            </w:rPr>
-            <w:t>hdl.handle.net/1887.1/</w:t>
-          </w:r>
-        </w:hyperlink>
+        <w:t xml:space="preserve"> </w:t>
       </w:r>
       <w:r>
         <w:rPr>
@@ -12217,12 +13367,12 @@
           <w:sz w:val="24"/>
           <w:u w:val="single"/>
         </w:rPr>
-        <w:hyperlink r:id="rId89" w:history="1">
-          <w:r>
-            <w:rPr>
-              <w:rStyle w:val="Hyperlink"/>
-            </w:rPr>
-            <w:t>item:970083</w:t>
+        <w:hyperlink r:id="rId97" w:history="1">
+          <w:r>
+            <w:rPr>
+              <w:rStyle w:val="Hyperlink"/>
+            </w:rPr>
+            <w:t>1038514699</w:t>
           </w:r>
         </w:hyperlink>
       </w:r>
@@ -12245,12 +13395,12 @@
           <w:sz w:val="24"/>
           <w:u w:val="single"/>
         </w:rPr>
-        <w:hyperlink r:id="rId90" w:history="1">
-          <w:r>
-            <w:rPr>
-              <w:rStyle w:val="Hyperlink"/>
-            </w:rPr>
-            <w:t>WorldCat</w:t>
+        <w:hyperlink r:id="rId98" w:history="1">
+          <w:r>
+            <w:rPr>
+              <w:rStyle w:val="Hyperlink"/>
+            </w:rPr>
+            <w:t>ISBN</w:t>
           </w:r>
         </w:hyperlink>
       </w:r>
@@ -12274,12 +13424,12 @@
           <w:sz w:val="24"/>
           <w:u w:val="single"/>
         </w:rPr>
-        <w:hyperlink r:id="rId90" w:history="1">
-          <w:r>
-            <w:rPr>
-              <w:rStyle w:val="Hyperlink"/>
-            </w:rPr>
-            <w:t>905463122</w:t>
+        <w:hyperlink r:id="rId98" w:history="1">
+          <w:r>
+            <w:rPr>
+              <w:rStyle w:val="Hyperlink"/>
+            </w:rPr>
+            <w:t>9789460043499</w:t>
           </w:r>
         </w:hyperlink>
       </w:r>
@@ -12301,7 +13451,7 @@
           <w:color w:val="000000"/>
           <w:sz w:val="24"/>
         </w:rPr>
-        <w:t>Dissertatie:</w:t>
+        <w:t>Wetenschappelijk artikel:</w:t>
       </w:r>
     </w:p>
     <w:p>
@@ -12309,8 +13459,8 @@
         <w:autoSpaceDN w:val="0"/>
         <w:autoSpaceDE w:val="0"/>
         <w:widowControl/>
-        <w:spacing w:line="288" w:lineRule="exact" w:before="240" w:after="0"/>
-        <w:ind w:left="800" w:right="864" w:firstLine="0"/>
+        <w:spacing w:line="352" w:lineRule="exact" w:before="176" w:after="0"/>
+        <w:ind w:left="800" w:right="0" w:firstLine="0"/>
         <w:jc w:val="left"/>
       </w:pPr>
       <w:r>
@@ -12321,60 +13471,7 @@
           <w:color w:val="000000"/>
           <w:sz w:val="24"/>
         </w:rPr>
-        <w:t xml:space="preserve">Effert, Rudolf. Volkenkundig verzamelen: het Koninklijk Kabinet van </w:t>
-      </w:r>
-      <w:r>
-        <w:br/>
-      </w:r>
-      <w:r>
-        <w:rPr>
-          <w:rFonts w:ascii="Charis SIL Italic" w:hAnsi="Charis SIL Italic" w:eastAsia="Charis SIL Italic"/>
-          <w:b w:val="0"/>
-          <w:i/>
-          <w:color w:val="000000"/>
-          <w:sz w:val="24"/>
-        </w:rPr>
-        <w:t>Zeldzaamheden en het Rijks Ethnografisch Museum</w:t>
-      </w:r>
-      <w:r>
-        <w:rPr>
-          <w:rFonts w:ascii="Charis SIL Italic" w:hAnsi="Charis SIL Italic" w:eastAsia="Charis SIL Italic"/>
-          <w:b w:val="0"/>
-          <w:i/>
-          <w:color w:val="000000"/>
-          <w:sz w:val="24"/>
-        </w:rPr>
-        <w:t xml:space="preserve">: 1816-1883. Proefschrift </w:t>
-      </w:r>
-      <w:r>
-        <w:rPr>
-          <w:rFonts w:ascii="Charis SIL Italic" w:hAnsi="Charis SIL Italic" w:eastAsia="Charis SIL Italic"/>
-          <w:b w:val="0"/>
-          <w:i/>
-          <w:color w:val="000000"/>
-          <w:sz w:val="24"/>
-        </w:rPr>
-        <w:t>Universiteit Leiden, 2003.</w:t>
-      </w:r>
-      <w:r>
-        <w:rPr>
-          <w:rFonts w:ascii="Charis SIL Italic" w:hAnsi="Charis SIL Italic" w:eastAsia="Charis SIL Italic"/>
-          <w:b w:val="0"/>
-          <w:i/>
-          <w:color w:val="000000"/>
-          <w:sz w:val="24"/>
-        </w:rPr>
-        <w:t xml:space="preserve">Dissertatie over de geschiedenis van het Koninklijk </w:t>
-      </w:r>
-      <w:r>
-        <w:rPr>
-          <w:rFonts w:ascii="Charis SIL Italic" w:hAnsi="Charis SIL Italic" w:eastAsia="Charis SIL Italic"/>
-          <w:b w:val="0"/>
-          <w:i/>
-          <w:color w:val="000000"/>
-          <w:sz w:val="24"/>
-        </w:rPr>
-        <w:t>Kabinet van Zeldzaamheden en van het Rijks Etnografisch Museum.</w:t>
+        <w:t>Stipriaan, A. van ‘Caraïbisch erfgoed in de Nederlandse Black Atlantic’, OSO.</w:t>
       </w:r>
     </w:p>
     <w:p>
@@ -12382,20 +13479,69 @@
         <w:autoSpaceDN w:val="0"/>
         <w:autoSpaceDE w:val="0"/>
         <w:widowControl/>
-        <w:spacing w:line="288" w:lineRule="exact" w:before="240" w:after="0"/>
-        <w:ind w:left="800" w:right="1296" w:firstLine="0"/>
+        <w:spacing w:line="288" w:lineRule="exact" w:before="64" w:after="0"/>
+        <w:ind w:left="800" w:right="288" w:firstLine="0"/>
         <w:jc w:val="left"/>
       </w:pPr>
       <w:r>
         <w:rPr>
-          <w:rFonts w:ascii="Charis SIL Regular" w:hAnsi="Charis SIL Regular" w:eastAsia="Charis SIL Regular"/>
-          <w:b w:val="0"/>
-          <w:i w:val="0"/>
-          <w:color w:val="0000FF"/>
-          <w:sz w:val="24"/>
-          <w:u w:val="single"/>
-        </w:rPr>
-        <w:hyperlink r:id="rId91" w:history="1">
+          <w:rFonts w:ascii="Charis SIL Italic" w:hAnsi="Charis SIL Italic" w:eastAsia="Charis SIL Italic"/>
+          <w:b w:val="0"/>
+          <w:i/>
+          <w:color w:val="000000"/>
+          <w:sz w:val="24"/>
+        </w:rPr>
+        <w:t xml:space="preserve">Tijdschrift voor Surinaamse Taalkunde, Letterkunde en Geschiedenis, 35(1) </w:t>
+      </w:r>
+      <w:r>
+        <w:rPr>
+          <w:rFonts w:ascii="Charis SIL Italic" w:hAnsi="Charis SIL Italic" w:eastAsia="Charis SIL Italic"/>
+          <w:b w:val="0"/>
+          <w:i/>
+          <w:color w:val="000000"/>
+          <w:sz w:val="24"/>
+        </w:rPr>
+        <w:t>(2016), 11-37.</w:t>
+      </w:r>
+      <w:r>
+        <w:rPr>
+          <w:rFonts w:ascii="Charis SIL Italic" w:hAnsi="Charis SIL Italic" w:eastAsia="Charis SIL Italic"/>
+          <w:b w:val="0"/>
+          <w:i/>
+          <w:color w:val="000000"/>
+          <w:sz w:val="24"/>
+        </w:rPr>
+        <w:t xml:space="preserve">Artikel over de verspreiding van Caribisch erfgoed, onder andere in </w:t>
+      </w:r>
+      <w:r>
+        <w:rPr>
+          <w:rFonts w:ascii="Charis SIL Italic" w:hAnsi="Charis SIL Italic" w:eastAsia="Charis SIL Italic"/>
+          <w:b w:val="0"/>
+          <w:i/>
+          <w:color w:val="000000"/>
+          <w:sz w:val="24"/>
+        </w:rPr>
+        <w:t>Nederland.</w:t>
+      </w:r>
+    </w:p>
+    <w:p>
+      <w:pPr>
+        <w:autoSpaceDN w:val="0"/>
+        <w:autoSpaceDE w:val="0"/>
+        <w:widowControl/>
+        <w:spacing w:line="352" w:lineRule="exact" w:before="176" w:after="0"/>
+        <w:ind w:left="800" w:right="0" w:firstLine="0"/>
+        <w:jc w:val="left"/>
+      </w:pPr>
+      <w:r>
+        <w:rPr>
+          <w:rFonts w:ascii="Charis SIL Regular" w:hAnsi="Charis SIL Regular" w:eastAsia="Charis SIL Regular"/>
+          <w:b w:val="0"/>
+          <w:i w:val="0"/>
+          <w:color w:val="0000FF"/>
+          <w:sz w:val="24"/>
+        </w:rPr>
+        <w:hyperlink r:id="rId99" w:history="1">
           <w:r>
             <w:rPr>
               <w:rStyle w:val="Hyperlink"/>
@@ -12411,125 +13557,64 @@
           <w:i w:val="0"/>
           <w:color w:val="0000FF"/>
           <w:sz w:val="24"/>
-          <w:u w:val="single"/>
-        </w:rPr>
-        <w:hyperlink r:id="rId91" w:history="1">
-          <w:r>
-            <w:rPr>
-              <w:rStyle w:val="Hyperlink"/>
-            </w:rPr>
-            <w:t>search.worldcat.org/</w:t>
-          </w:r>
-        </w:hyperlink>
-      </w:r>
-      <w:r>
-        <w:rPr>
-          <w:rFonts w:ascii="Charis SIL Regular" w:hAnsi="Charis SIL Regular" w:eastAsia="Charis SIL Regular"/>
-          <w:b w:val="0"/>
-          <w:i w:val="0"/>
-          <w:color w:val="0000FF"/>
-          <w:sz w:val="24"/>
-          <w:u w:val="single"/>
-        </w:rPr>
-        <w:hyperlink r:id="rId91" w:history="1">
-          <w:r>
-            <w:rPr>
-              <w:rStyle w:val="Hyperlink"/>
-            </w:rPr>
-            <w:t>title/163275947?</w:t>
-          </w:r>
-        </w:hyperlink>
-      </w:r>
-      <w:r>
-        <w:rPr>
-          <w:rFonts w:ascii="Charis SIL Regular" w:hAnsi="Charis SIL Regular" w:eastAsia="Charis SIL Regular"/>
-          <w:b w:val="0"/>
-          <w:i w:val="0"/>
-          <w:color w:val="0000FF"/>
-          <w:sz w:val="24"/>
-          <w:u w:val="single"/>
-        </w:rPr>
-        <w:hyperlink r:id="rId91" w:history="1">
-          <w:r>
-            <w:rPr>
-              <w:rStyle w:val="Hyperlink"/>
-            </w:rPr>
-            <w:t>oclcNum=163275947</w:t>
-          </w:r>
-        </w:hyperlink>
-      </w:r>
-      <w:r>
-        <w:rPr>
-          <w:rFonts w:ascii="Charis SIL Regular" w:hAnsi="Charis SIL Regular" w:eastAsia="Charis SIL Regular"/>
-          <w:b w:val="0"/>
-          <w:i w:val="0"/>
-          <w:color w:val="000000"/>
-          <w:sz w:val="24"/>
-        </w:rPr>
-        <w:t xml:space="preserve">, </w:t>
-      </w:r>
-      <w:r>
-        <w:rPr>
-          <w:rFonts w:ascii="Charis SIL Regular" w:hAnsi="Charis SIL Regular" w:eastAsia="Charis SIL Regular"/>
-          <w:b w:val="0"/>
-          <w:i w:val="0"/>
-          <w:color w:val="0000FF"/>
-          <w:sz w:val="24"/>
-          <w:u w:val="single"/>
-        </w:rPr>
-        <w:hyperlink r:id="rId91" w:history="1">
-          <w:r>
-            <w:rPr>
-              <w:rStyle w:val="Hyperlink"/>
-            </w:rPr>
-            <w:t>WorldC</w:t>
-          </w:r>
-        </w:hyperlink>
-      </w:r>
-      <w:r>
-        <w:rPr>
-          <w:rFonts w:ascii="Charis SIL Regular" w:hAnsi="Charis SIL Regular" w:eastAsia="Charis SIL Regular"/>
-          <w:b w:val="0"/>
-          <w:i w:val="0"/>
-          <w:color w:val="0000FF"/>
-          <w:sz w:val="24"/>
-          <w:u w:val="single"/>
-        </w:rPr>
-        <w:hyperlink r:id="rId91" w:history="1">
-          <w:r>
-            <w:rPr>
-              <w:rStyle w:val="Hyperlink"/>
-            </w:rPr>
-            <w:t>at</w:t>
-          </w:r>
-        </w:hyperlink>
-      </w:r>
-      <w:r>
-        <w:rPr>
-          <w:rFonts w:ascii="Charis SIL Regular" w:hAnsi="Charis SIL Regular" w:eastAsia="Charis SIL Regular"/>
-          <w:b w:val="0"/>
-          <w:i w:val="0"/>
-          <w:color w:val="0000FF"/>
-          <w:sz w:val="24"/>
-          <w:u w:val="single"/>
-        </w:rPr>
-        <w:t xml:space="preserve"> </w:t>
-      </w:r>
-      <w:r>
-        <w:rPr>
-          <w:rFonts w:ascii="Charis SIL Regular" w:hAnsi="Charis SIL Regular" w:eastAsia="Charis SIL Regular"/>
-          <w:b w:val="0"/>
-          <w:i w:val="0"/>
-          <w:color w:val="0000FF"/>
-          <w:sz w:val="24"/>
-          <w:u w:val="single"/>
-        </w:rPr>
-        <w:hyperlink r:id="rId92" w:history="1">
-          <w:r>
-            <w:rPr>
-              <w:rStyle w:val="Hyperlink"/>
-            </w:rPr>
-            <w:t>163275947</w:t>
+        </w:rPr>
+        <w:hyperlink r:id="rId99" w:history="1">
+          <w:r>
+            <w:rPr>
+              <w:rStyle w:val="Hyperlink"/>
+            </w:rPr>
+            <w:t>www.dbnl.org/</w:t>
+          </w:r>
+        </w:hyperlink>
+      </w:r>
+      <w:r>
+        <w:rPr>
+          <w:rFonts w:ascii="Charis SIL Regular" w:hAnsi="Charis SIL Regular" w:eastAsia="Charis SIL Regular"/>
+          <w:b w:val="0"/>
+          <w:i w:val="0"/>
+          <w:color w:val="0000FF"/>
+          <w:sz w:val="24"/>
+        </w:rPr>
+        <w:hyperlink r:id="rId99" w:history="1">
+          <w:r>
+            <w:rPr>
+              <w:rStyle w:val="Hyperlink"/>
+            </w:rPr>
+            <w:t>tekst/</w:t>
+          </w:r>
+        </w:hyperlink>
+      </w:r>
+      <w:r>
+        <w:rPr>
+          <w:rFonts w:ascii="Charis SIL Regular" w:hAnsi="Charis SIL Regular" w:eastAsia="Charis SIL Regular"/>
+          <w:b w:val="0"/>
+          <w:i w:val="0"/>
+          <w:color w:val="0000FF"/>
+          <w:sz w:val="24"/>
+        </w:rPr>
+        <w:hyperlink r:id="rId99" w:history="1">
+          <w:r>
+            <w:rPr>
+              <w:rStyle w:val="Hyperlink"/>
+            </w:rPr>
+            <w:t>_oso001201601_01/</w:t>
+          </w:r>
+        </w:hyperlink>
+      </w:r>
+      <w:r>
+        <w:rPr>
+          <w:rFonts w:ascii="Charis SIL Regular" w:hAnsi="Charis SIL Regular" w:eastAsia="Charis SIL Regular"/>
+          <w:b w:val="0"/>
+          <w:i w:val="0"/>
+          <w:color w:val="0000FF"/>
+          <w:sz w:val="24"/>
+        </w:rPr>
+        <w:hyperlink r:id="rId99" w:history="1">
+          <w:r>
+            <w:rPr>
+              <w:rStyle w:val="Hyperlink"/>
+            </w:rPr>
+            <w:t>_oso001201601_01_0003.php</w:t>
           </w:r>
         </w:hyperlink>
       </w:r>
@@ -12560,7 +13645,7 @@
         <w:autoSpaceDE w:val="0"/>
         <w:widowControl/>
         <w:spacing w:line="288" w:lineRule="exact" w:before="240" w:after="0"/>
-        <w:ind w:left="800" w:right="432" w:firstLine="0"/>
+        <w:ind w:left="800" w:right="288" w:firstLine="0"/>
         <w:jc w:val="left"/>
       </w:pPr>
       <w:r>
@@ -12571,7 +13656,7 @@
           <w:color w:val="000000"/>
           <w:sz w:val="24"/>
         </w:rPr>
-        <w:t xml:space="preserve">Price, R. and S. Price ‘John Gabriel Stedman's collection of 18th-century artifacts </w:t>
+        <w:t xml:space="preserve">Vruggink, H. en B. Paasman ‘Overzicht van Suriname-collecties I’, OSO. Tijdschrift </w:t>
       </w:r>
       <w:r>
         <w:rPr>
@@ -12581,7 +13666,7 @@
           <w:color w:val="000000"/>
           <w:sz w:val="24"/>
         </w:rPr>
-        <w:t xml:space="preserve">from Suriname’, New West Indian Guide / Nieuwe West-Indische Gids, 53(1) </w:t>
+        <w:t xml:space="preserve">voor Surinaamse Taalkunde, Letterkunde en Geschiedenis, 7(1) (1988), 189-244. </w:t>
       </w:r>
       <w:r>
         <w:rPr>
@@ -12591,7 +13676,7 @@
           <w:color w:val="000000"/>
           <w:sz w:val="24"/>
         </w:rPr>
-        <w:t>(1979), 121-140.</w:t>
+        <w:t xml:space="preserve">Eerste deel van een overzicht van Surinamecollecties in Nederland, verschenen in </w:t>
       </w:r>
       <w:r>
         <w:rPr>
@@ -12601,27 +13686,7 @@
           <w:color w:val="000000"/>
           <w:sz w:val="24"/>
         </w:rPr>
-        <w:t xml:space="preserve">Wetenschappelijk artikel over objecten uit de collectie van het </w:t>
-      </w:r>
-      <w:r>
-        <w:rPr>
-          <w:rFonts w:ascii="Charis SIL Italic" w:hAnsi="Charis SIL Italic" w:eastAsia="Charis SIL Italic"/>
-          <w:b w:val="0"/>
-          <w:i/>
-          <w:color w:val="000000"/>
-          <w:sz w:val="24"/>
-        </w:rPr>
-        <w:t xml:space="preserve">voormalige Koninklijk Kabinet van Zeldzaamheden die mogelijk afkomstig zijn van </w:t>
-      </w:r>
-      <w:r>
-        <w:rPr>
-          <w:rFonts w:ascii="Charis SIL Italic" w:hAnsi="Charis SIL Italic" w:eastAsia="Charis SIL Italic"/>
-          <w:b w:val="0"/>
-          <w:i/>
-          <w:color w:val="000000"/>
-          <w:sz w:val="24"/>
-        </w:rPr>
-        <w:t>John Gabriel Stedman.</w:t>
+        <w:t>het tijdschrift OSO in 1988.</w:t>
       </w:r>
     </w:p>
     <w:p>
@@ -12640,9 +13705,8 @@
           <w:i w:val="0"/>
           <w:color w:val="0000FF"/>
           <w:sz w:val="24"/>
-          <w:u w:val="single"/>
-        </w:rPr>
-        <w:hyperlink r:id="rId93" w:history="1">
+        </w:rPr>
+        <w:hyperlink r:id="rId100" w:history="1">
           <w:r>
             <w:rPr>
               <w:rStyle w:val="Hyperlink"/>
@@ -12658,14 +13722,64 @@
           <w:i w:val="0"/>
           <w:color w:val="0000FF"/>
           <w:sz w:val="24"/>
-          <w:u w:val="single"/>
-        </w:rPr>
-        <w:hyperlink r:id="rId93" w:history="1">
-          <w:r>
-            <w:rPr>
-              <w:rStyle w:val="Hyperlink"/>
-            </w:rPr>
-            <w:t>doi.org/10.1163/22134360-90002148</w:t>
+        </w:rPr>
+        <w:hyperlink r:id="rId100" w:history="1">
+          <w:r>
+            <w:rPr>
+              <w:rStyle w:val="Hyperlink"/>
+            </w:rPr>
+            <w:t>www.dbnl.org/</w:t>
+          </w:r>
+        </w:hyperlink>
+      </w:r>
+      <w:r>
+        <w:rPr>
+          <w:rFonts w:ascii="Charis SIL Regular" w:hAnsi="Charis SIL Regular" w:eastAsia="Charis SIL Regular"/>
+          <w:b w:val="0"/>
+          <w:i w:val="0"/>
+          <w:color w:val="0000FF"/>
+          <w:sz w:val="24"/>
+        </w:rPr>
+        <w:hyperlink r:id="rId100" w:history="1">
+          <w:r>
+            <w:rPr>
+              <w:rStyle w:val="Hyperlink"/>
+            </w:rPr>
+            <w:t>tekst/</w:t>
+          </w:r>
+        </w:hyperlink>
+      </w:r>
+      <w:r>
+        <w:rPr>
+          <w:rFonts w:ascii="Charis SIL Regular" w:hAnsi="Charis SIL Regular" w:eastAsia="Charis SIL Regular"/>
+          <w:b w:val="0"/>
+          <w:i w:val="0"/>
+          <w:color w:val="0000FF"/>
+          <w:sz w:val="24"/>
+        </w:rPr>
+        <w:hyperlink r:id="rId100" w:history="1">
+          <w:r>
+            <w:rPr>
+              <w:rStyle w:val="Hyperlink"/>
+            </w:rPr>
+            <w:t>_oso001198801_01/</w:t>
+          </w:r>
+        </w:hyperlink>
+      </w:r>
+      <w:r>
+        <w:rPr>
+          <w:rFonts w:ascii="Charis SIL Regular" w:hAnsi="Charis SIL Regular" w:eastAsia="Charis SIL Regular"/>
+          <w:b w:val="0"/>
+          <w:i w:val="0"/>
+          <w:color w:val="0000FF"/>
+          <w:sz w:val="24"/>
+        </w:rPr>
+        <w:hyperlink r:id="rId100" w:history="1">
+          <w:r>
+            <w:rPr>
+              <w:rStyle w:val="Hyperlink"/>
+            </w:rPr>
+            <w:t>_oso001198801_01_0020.php</w:t>
           </w:r>
         </w:hyperlink>
       </w:r>
@@ -12687,7 +13801,7 @@
           <w:color w:val="000000"/>
           <w:sz w:val="24"/>
         </w:rPr>
-        <w:t>Boek:</w:t>
+        <w:t>Wetenschappelijk artikel:</w:t>
       </w:r>
     </w:p>
     <w:p>
@@ -12696,7 +13810,7 @@
         <w:autoSpaceDE w:val="0"/>
         <w:widowControl/>
         <w:spacing w:line="288" w:lineRule="exact" w:before="240" w:after="0"/>
-        <w:ind w:left="800" w:right="576" w:firstLine="0"/>
+        <w:ind w:left="800" w:right="288" w:firstLine="0"/>
         <w:jc w:val="left"/>
       </w:pPr>
       <w:r>
@@ -12707,7 +13821,7 @@
           <w:color w:val="000000"/>
           <w:sz w:val="24"/>
         </w:rPr>
-        <w:t xml:space="preserve">Price, R. and S. Price. Afro-American arts of the Suriname rain forest. Berkeley: </w:t>
+        <w:t xml:space="preserve">Vruggink, H. en B. Paasman ‘Overzicht van Suriname-collecties II’, OSO. Tijdschrift </w:t>
       </w:r>
       <w:r>
         <w:rPr>
@@ -12717,7 +13831,7 @@
           <w:color w:val="000000"/>
           <w:sz w:val="24"/>
         </w:rPr>
-        <w:t>University of California Press, 1980.</w:t>
+        <w:t xml:space="preserve">voor Surinaamse Taalkunde, Letterkunde en Geschiedenis, 8(1) (1989), 77-96. </w:t>
       </w:r>
       <w:r>
         <w:rPr>
@@ -12727,7 +13841,7 @@
           <w:color w:val="000000"/>
           <w:sz w:val="24"/>
         </w:rPr>
-        <w:t xml:space="preserve">Catalogus van een in 1980 geopende </w:t>
+        <w:t xml:space="preserve">Tweede deel van een overzicht van Surinamecollecties in Nederland, verschenen in </w:t>
       </w:r>
       <w:r>
         <w:rPr>
@@ -12737,7 +13851,7 @@
           <w:color w:val="000000"/>
           <w:sz w:val="24"/>
         </w:rPr>
-        <w:t>tentoonstelling over marronkunst in Los Angeles, Dallas, Baltimore en New York.</w:t>
+        <w:t>het tijdschrift OSO in 1989.</w:t>
       </w:r>
     </w:p>
     <w:p>
@@ -12756,43 +13870,81 @@
           <w:i w:val="0"/>
           <w:color w:val="0000FF"/>
           <w:sz w:val="24"/>
-          <w:u w:val="single"/>
-        </w:rPr>
-        <w:hyperlink r:id="rId94" w:history="1">
-          <w:r>
-            <w:rPr>
-              <w:rStyle w:val="Hyperlink"/>
-            </w:rPr>
-            <w:t>ISBN</w:t>
-          </w:r>
-        </w:hyperlink>
-      </w:r>
-      <w:r>
-        <w:rPr>
-          <w:rFonts w:ascii="Charis SIL Regular" w:hAnsi="Charis SIL Regular" w:eastAsia="Charis SIL Regular"/>
-          <w:b w:val="0"/>
-          <w:i w:val="0"/>
-          <w:color w:val="0000FF"/>
-          <w:sz w:val="24"/>
-          <w:u w:val="single"/>
-        </w:rPr>
-        <w:t xml:space="preserve"> </w:t>
-      </w:r>
-      <w:r>
-        <w:rPr>
-          <w:rFonts w:ascii="Charis SIL Regular" w:hAnsi="Charis SIL Regular" w:eastAsia="Charis SIL Regular"/>
-          <w:b w:val="0"/>
-          <w:i w:val="0"/>
-          <w:color w:val="0000FF"/>
-          <w:sz w:val="24"/>
-          <w:u w:val="single"/>
-        </w:rPr>
-        <w:hyperlink r:id="rId94" w:history="1">
-          <w:r>
-            <w:rPr>
-              <w:rStyle w:val="Hyperlink"/>
-            </w:rPr>
-            <w:t>978-0-520-04412-8</w:t>
+        </w:rPr>
+        <w:hyperlink r:id="rId101" w:history="1">
+          <w:r>
+            <w:rPr>
+              <w:rStyle w:val="Hyperlink"/>
+            </w:rPr>
+            <w:t>https://</w:t>
+          </w:r>
+        </w:hyperlink>
+      </w:r>
+      <w:r>
+        <w:rPr>
+          <w:rFonts w:ascii="Charis SIL Regular" w:hAnsi="Charis SIL Regular" w:eastAsia="Charis SIL Regular"/>
+          <w:b w:val="0"/>
+          <w:i w:val="0"/>
+          <w:color w:val="0000FF"/>
+          <w:sz w:val="24"/>
+        </w:rPr>
+        <w:hyperlink r:id="rId101" w:history="1">
+          <w:r>
+            <w:rPr>
+              <w:rStyle w:val="Hyperlink"/>
+            </w:rPr>
+            <w:t>www.dbnl.org/</w:t>
+          </w:r>
+        </w:hyperlink>
+      </w:r>
+      <w:r>
+        <w:rPr>
+          <w:rFonts w:ascii="Charis SIL Regular" w:hAnsi="Charis SIL Regular" w:eastAsia="Charis SIL Regular"/>
+          <w:b w:val="0"/>
+          <w:i w:val="0"/>
+          <w:color w:val="0000FF"/>
+          <w:sz w:val="24"/>
+        </w:rPr>
+        <w:hyperlink r:id="rId101" w:history="1">
+          <w:r>
+            <w:rPr>
+              <w:rStyle w:val="Hyperlink"/>
+            </w:rPr>
+            <w:t>tekst/</w:t>
+          </w:r>
+        </w:hyperlink>
+      </w:r>
+      <w:r>
+        <w:rPr>
+          <w:rFonts w:ascii="Charis SIL Regular" w:hAnsi="Charis SIL Regular" w:eastAsia="Charis SIL Regular"/>
+          <w:b w:val="0"/>
+          <w:i w:val="0"/>
+          <w:color w:val="0000FF"/>
+          <w:sz w:val="24"/>
+        </w:rPr>
+        <w:hyperlink r:id="rId101" w:history="1">
+          <w:r>
+            <w:rPr>
+              <w:rStyle w:val="Hyperlink"/>
+            </w:rPr>
+            <w:t>_oso001198901_01/</w:t>
+          </w:r>
+        </w:hyperlink>
+      </w:r>
+      <w:r>
+        <w:rPr>
+          <w:rFonts w:ascii="Charis SIL Regular" w:hAnsi="Charis SIL Regular" w:eastAsia="Charis SIL Regular"/>
+          <w:b w:val="0"/>
+          <w:i w:val="0"/>
+          <w:color w:val="0000FF"/>
+          <w:sz w:val="24"/>
+        </w:rPr>
+        <w:hyperlink r:id="rId101" w:history="1">
+          <w:r>
+            <w:rPr>
+              <w:rStyle w:val="Hyperlink"/>
+            </w:rPr>
+            <w:t>_oso001198901_01_0010.php</w:t>
           </w:r>
         </w:hyperlink>
       </w:r>
@@ -12814,47 +13966,7 @@
           <w:color w:val="000000"/>
           <w:sz w:val="24"/>
         </w:rPr>
-        <w:t>Boek:</w:t>
-      </w:r>
-    </w:p>
-    <w:p>
-      <w:pPr>
-        <w:autoSpaceDN w:val="0"/>
-        <w:autoSpaceDE w:val="0"/>
-        <w:widowControl/>
-        <w:spacing w:line="288" w:lineRule="exact" w:before="240" w:after="0"/>
-        <w:ind w:left="800" w:right="288" w:firstLine="0"/>
-        <w:jc w:val="left"/>
-      </w:pPr>
-      <w:r>
-        <w:rPr>
-          <w:rFonts w:ascii="Charis SIL Italic" w:hAnsi="Charis SIL Italic" w:eastAsia="Charis SIL Italic"/>
-          <w:b w:val="0"/>
-          <w:i/>
-          <w:color w:val="000000"/>
-          <w:sz w:val="24"/>
-        </w:rPr>
-        <w:t xml:space="preserve">Price, R. and S. Price. De kunst van de marrons: culturele vitaliteit in de Afrikaanse </w:t>
-      </w:r>
-      <w:r>
-        <w:rPr>
-          <w:rFonts w:ascii="Charis SIL Italic" w:hAnsi="Charis SIL Italic" w:eastAsia="Charis SIL Italic"/>
-          <w:b w:val="0"/>
-          <w:i/>
-          <w:color w:val="000000"/>
-          <w:sz w:val="24"/>
-        </w:rPr>
-        <w:t>diaspora. Amsterdam: KIT, 2000.</w:t>
-      </w:r>
-      <w:r>
-        <w:rPr>
-          <w:rFonts w:ascii="Charis SIL Italic" w:hAnsi="Charis SIL Italic" w:eastAsia="Charis SIL Italic"/>
-          <w:b w:val="0"/>
-          <w:i/>
-          <w:color w:val="000000"/>
-          <w:sz w:val="24"/>
-        </w:rPr>
-        <w:t>Boek over kunst van de marrons.</w:t>
+        <w:t>Wetenschappelijk artikel:</w:t>
       </w:r>
     </w:p>
     <w:p>
@@ -12868,107 +13980,63 @@
       </w:pPr>
       <w:r>
         <w:rPr>
-          <w:rFonts w:ascii="Charis SIL Regular" w:hAnsi="Charis SIL Regular" w:eastAsia="Charis SIL Regular"/>
-          <w:b w:val="0"/>
-          <w:i w:val="0"/>
-          <w:color w:val="0000FF"/>
-          <w:sz w:val="24"/>
-          <w:u w:val="single"/>
-        </w:rPr>
-        <w:hyperlink r:id="rId95" w:history="1">
-          <w:r>
-            <w:rPr>
-              <w:rStyle w:val="Hyperlink"/>
-            </w:rPr>
-            <w:t>WorldCat</w:t>
-          </w:r>
-        </w:hyperlink>
-      </w:r>
-      <w:r>
-        <w:rPr>
-          <w:rFonts w:ascii="Charis SIL Regular" w:hAnsi="Charis SIL Regular" w:eastAsia="Charis SIL Regular"/>
-          <w:b w:val="0"/>
-          <w:i w:val="0"/>
-          <w:color w:val="0000FF"/>
-          <w:sz w:val="24"/>
-          <w:u w:val="single"/>
-        </w:rPr>
-        <w:t xml:space="preserve"> </w:t>
-      </w:r>
-      <w:r>
-        <w:rPr>
-          <w:rFonts w:ascii="Charis SIL Regular" w:hAnsi="Charis SIL Regular" w:eastAsia="Charis SIL Regular"/>
-          <w:b w:val="0"/>
-          <w:i w:val="0"/>
-          <w:color w:val="0000FF"/>
-          <w:sz w:val="24"/>
-          <w:u w:val="single"/>
-        </w:rPr>
-        <w:hyperlink r:id="rId95" w:history="1">
-          <w:r>
-            <w:rPr>
-              <w:rStyle w:val="Hyperlink"/>
-            </w:rPr>
-            <w:t>67392522</w:t>
-          </w:r>
-        </w:hyperlink>
-      </w:r>
-      <w:r>
-        <w:rPr>
-          <w:rFonts w:ascii="Charis SIL Regular" w:hAnsi="Charis SIL Regular" w:eastAsia="Charis SIL Regular"/>
-          <w:b w:val="0"/>
-          <w:i w:val="0"/>
-          <w:color w:val="000000"/>
-          <w:sz w:val="24"/>
-        </w:rPr>
-        <w:t xml:space="preserve">, </w:t>
-      </w:r>
-      <w:r>
-        <w:rPr>
-          <w:rFonts w:ascii="Charis SIL Regular" w:hAnsi="Charis SIL Regular" w:eastAsia="Charis SIL Regular"/>
-          <w:b w:val="0"/>
-          <w:i w:val="0"/>
-          <w:color w:val="0000FF"/>
-          <w:sz w:val="24"/>
-          <w:u w:val="single"/>
-        </w:rPr>
-        <w:hyperlink r:id="rId96" w:history="1">
-          <w:r>
-            <w:rPr>
-              <w:rStyle w:val="Hyperlink"/>
-            </w:rPr>
-            <w:t>ISBN</w:t>
-          </w:r>
-        </w:hyperlink>
-      </w:r>
-      <w:r>
-        <w:rPr>
-          <w:rFonts w:ascii="Charis SIL Regular" w:hAnsi="Charis SIL Regular" w:eastAsia="Charis SIL Regular"/>
-          <w:b w:val="0"/>
-          <w:i w:val="0"/>
-          <w:color w:val="0000FF"/>
-          <w:sz w:val="24"/>
-          <w:u w:val="single"/>
-        </w:rPr>
-        <w:t xml:space="preserve"> </w:t>
-      </w:r>
-      <w:r>
-        <w:rPr>
-          <w:rFonts w:ascii="Charis SIL Regular" w:hAnsi="Charis SIL Regular" w:eastAsia="Charis SIL Regular"/>
-          <w:b w:val="0"/>
-          <w:i w:val="0"/>
-          <w:color w:val="0000FF"/>
-          <w:sz w:val="24"/>
-          <w:u w:val="single"/>
-        </w:rPr>
-        <w:hyperlink r:id="rId96" w:history="1">
-          <w:r>
-            <w:rPr>
-              <w:rStyle w:val="Hyperlink"/>
-            </w:rPr>
-            <w:t>9789068322972</w:t>
-          </w:r>
-        </w:hyperlink>
+          <w:rFonts w:ascii="Charis SIL Italic" w:hAnsi="Charis SIL Italic" w:eastAsia="Charis SIL Italic"/>
+          <w:b w:val="0"/>
+          <w:i/>
+          <w:color w:val="000000"/>
+          <w:sz w:val="24"/>
+        </w:rPr>
+        <w:t>Vruggink, H. en B. Paasman ‘Overzicht van Suriname-collecties III’, OSO.</w:t>
+      </w:r>
+    </w:p>
+    <w:p>
+      <w:pPr>
+        <w:autoSpaceDN w:val="0"/>
+        <w:autoSpaceDE w:val="0"/>
+        <w:widowControl/>
+        <w:spacing w:line="288" w:lineRule="exact" w:before="64" w:after="0"/>
+        <w:ind w:left="800" w:right="288" w:firstLine="0"/>
+        <w:jc w:val="left"/>
+      </w:pPr>
+      <w:r>
+        <w:rPr>
+          <w:rFonts w:ascii="Charis SIL Italic" w:hAnsi="Charis SIL Italic" w:eastAsia="Charis SIL Italic"/>
+          <w:b w:val="0"/>
+          <w:i/>
+          <w:color w:val="000000"/>
+          <w:sz w:val="24"/>
+        </w:rPr>
+        <w:t xml:space="preserve">Tijdschrift voor Surinaamse Taalkunde, Letterkunde en Geschiedenis, 8(1) (1989), </w:t>
+      </w:r>
+      <w:r>
+        <w:rPr>
+          <w:rFonts w:ascii="Charis SIL Italic" w:hAnsi="Charis SIL Italic" w:eastAsia="Charis SIL Italic"/>
+          <w:b w:val="0"/>
+          <w:i/>
+          <w:color w:val="000000"/>
+          <w:sz w:val="24"/>
+        </w:rPr>
+        <w:t>196-226.</w:t>
+      </w:r>
+      <w:r>
+        <w:rPr>
+          <w:rFonts w:ascii="Charis SIL Italic" w:hAnsi="Charis SIL Italic" w:eastAsia="Charis SIL Italic"/>
+          <w:b w:val="0"/>
+          <w:i/>
+          <w:color w:val="000000"/>
+          <w:sz w:val="24"/>
+        </w:rPr>
+        <w:t xml:space="preserve">Derde deel van een overzicht van Surinamecollecties in Nederland, </w:t>
+      </w:r>
+      <w:r>
+        <w:rPr>
+          <w:rFonts w:ascii="Charis SIL Italic" w:hAnsi="Charis SIL Italic" w:eastAsia="Charis SIL Italic"/>
+          <w:b w:val="0"/>
+          <w:i/>
+          <w:color w:val="000000"/>
+          <w:sz w:val="24"/>
+        </w:rPr>
+        <w:t>verschenen in het tijdschrift OSO in 1989.</w:t>
       </w:r>
     </w:p>
     <w:p>
@@ -12977,7 +14045,7 @@
         <w:autoSpaceDE w:val="0"/>
         <w:widowControl/>
         <w:spacing w:line="352" w:lineRule="exact" w:before="176" w:after="0"/>
-        <w:ind w:left="0" w:right="0" w:firstLine="0"/>
+        <w:ind w:left="800" w:right="0" w:firstLine="0"/>
         <w:jc w:val="left"/>
       </w:pPr>
       <w:r>
@@ -12985,10 +14053,85 @@
           <w:rFonts w:ascii="Charis SIL Regular" w:hAnsi="Charis SIL Regular" w:eastAsia="Charis SIL Regular"/>
           <w:b w:val="0"/>
           <w:i w:val="0"/>
-          <w:color w:val="000000"/>
-          <w:sz w:val="24"/>
-        </w:rPr>
-        <w:t>Wetenschappelijk artikel:</w:t>
+          <w:color w:val="0000FF"/>
+          <w:sz w:val="24"/>
+        </w:rPr>
+        <w:hyperlink r:id="rId102" w:history="1">
+          <w:r>
+            <w:rPr>
+              <w:rStyle w:val="Hyperlink"/>
+            </w:rPr>
+            <w:t>https://</w:t>
+          </w:r>
+        </w:hyperlink>
+      </w:r>
+      <w:r>
+        <w:rPr>
+          <w:rFonts w:ascii="Charis SIL Regular" w:hAnsi="Charis SIL Regular" w:eastAsia="Charis SIL Regular"/>
+          <w:b w:val="0"/>
+          <w:i w:val="0"/>
+          <w:color w:val="0000FF"/>
+          <w:sz w:val="24"/>
+        </w:rPr>
+        <w:hyperlink r:id="rId102" w:history="1">
+          <w:r>
+            <w:rPr>
+              <w:rStyle w:val="Hyperlink"/>
+            </w:rPr>
+            <w:t>www.dbnl.org/</w:t>
+          </w:r>
+        </w:hyperlink>
+      </w:r>
+      <w:r>
+        <w:rPr>
+          <w:rFonts w:ascii="Charis SIL Regular" w:hAnsi="Charis SIL Regular" w:eastAsia="Charis SIL Regular"/>
+          <w:b w:val="0"/>
+          <w:i w:val="0"/>
+          <w:color w:val="0000FF"/>
+          <w:sz w:val="24"/>
+        </w:rPr>
+        <w:hyperlink r:id="rId102" w:history="1">
+          <w:r>
+            <w:rPr>
+              <w:rStyle w:val="Hyperlink"/>
+            </w:rPr>
+            <w:t>tekst/</w:t>
+          </w:r>
+        </w:hyperlink>
+      </w:r>
+      <w:r>
+        <w:rPr>
+          <w:rFonts w:ascii="Charis SIL Regular" w:hAnsi="Charis SIL Regular" w:eastAsia="Charis SIL Regular"/>
+          <w:b w:val="0"/>
+          <w:i w:val="0"/>
+          <w:color w:val="0000FF"/>
+          <w:sz w:val="24"/>
+        </w:rPr>
+        <w:hyperlink r:id="rId102" w:history="1">
+          <w:r>
+            <w:rPr>
+              <w:rStyle w:val="Hyperlink"/>
+            </w:rPr>
+            <w:t>_oso001198901_01/</w:t>
+          </w:r>
+        </w:hyperlink>
+      </w:r>
+      <w:r>
+        <w:rPr>
+          <w:rFonts w:ascii="Charis SIL Regular" w:hAnsi="Charis SIL Regular" w:eastAsia="Charis SIL Regular"/>
+          <w:b w:val="0"/>
+          <w:i w:val="0"/>
+          <w:color w:val="0000FF"/>
+          <w:sz w:val="24"/>
+        </w:rPr>
+        <w:hyperlink r:id="rId102" w:history="1">
+          <w:r>
+            <w:rPr>
+              <w:rStyle w:val="Hyperlink"/>
+            </w:rPr>
+            <w:t>_oso001198901_01_0026.php</w:t>
+          </w:r>
+        </w:hyperlink>
       </w:r>
     </w:p>
     <w:p>
@@ -13015,19 +14158,39 @@
         <w:autoSpaceDN w:val="0"/>
         <w:autoSpaceDE w:val="0"/>
         <w:widowControl/>
-        <w:spacing w:line="288" w:lineRule="exact" w:before="64" w:after="0"/>
-        <w:ind w:left="800" w:right="288" w:firstLine="0"/>
+        <w:spacing w:line="352" w:lineRule="exact" w:before="0" w:after="0"/>
+        <w:ind w:left="0" w:right="0" w:firstLine="0"/>
         <w:jc w:val="left"/>
       </w:pPr>
       <w:r>
         <w:rPr>
+          <w:rFonts w:ascii="Charis SIL Regular" w:hAnsi="Charis SIL Regular" w:eastAsia="Charis SIL Regular"/>
+          <w:b w:val="0"/>
+          <w:i w:val="0"/>
+          <w:color w:val="000000"/>
+          <w:sz w:val="24"/>
+        </w:rPr>
+        <w:t>Boek:</w:t>
+      </w:r>
+    </w:p>
+    <w:p>
+      <w:pPr>
+        <w:autoSpaceDN w:val="0"/>
+        <w:autoSpaceDE w:val="0"/>
+        <w:widowControl/>
+        <w:spacing w:line="288" w:lineRule="exact" w:before="240" w:after="0"/>
+        <w:ind w:left="800" w:right="1008" w:firstLine="0"/>
+        <w:jc w:val="left"/>
+      </w:pPr>
+      <w:r>
+        <w:rPr>
           <w:rFonts w:ascii="Charis SIL Italic" w:hAnsi="Charis SIL Italic" w:eastAsia="Charis SIL Italic"/>
           <w:b w:val="0"/>
           <w:i/>
           <w:color w:val="000000"/>
           <w:sz w:val="24"/>
         </w:rPr>
-        <w:t xml:space="preserve">Ruiter, I. de, T. van Andel, M. Françozo, C.F. Caromano ‘Surinamese Maroon and </w:t>
+        <w:t xml:space="preserve">Wentholt, A. (red.), In kaart gebracht met kapmes en kompas: met het Koninklijk </w:t>
       </w:r>
       <w:r>
         <w:rPr>
@@ -13037,7 +14200,7 @@
           <w:color w:val="000000"/>
           <w:sz w:val="24"/>
         </w:rPr>
-        <w:t xml:space="preserve">Indigenous Knowledge in the Creation of Natural and Ethnographic Collections </w:t>
+        <w:t xml:space="preserve">Nederlands Aardrijkskundig Genootschap op expeditie tussen 1873 en 1960. </w:t>
       </w:r>
       <w:r>
         <w:rPr>
@@ -13047,7 +14210,7 @@
           <w:color w:val="000000"/>
           <w:sz w:val="24"/>
         </w:rPr>
-        <w:t xml:space="preserve">Housed in The Netherlands’, New West Indian Guide / Nieuwe West-Indische Gids, </w:t>
+        <w:t>Heerlen/Utrecht: ABP/KNAG, 2003.</w:t>
       </w:r>
       <w:r>
         <w:rPr>
@@ -13057,7 +14220,7 @@
           <w:color w:val="000000"/>
           <w:sz w:val="24"/>
         </w:rPr>
-        <w:t>99(3-4) (2025), 287-324.</w:t>
+        <w:t xml:space="preserve">Boek over de expedities van het Koninklijk </w:t>
       </w:r>
       <w:r>
         <w:rPr>
@@ -13067,7 +14230,7 @@
           <w:color w:val="000000"/>
           <w:sz w:val="24"/>
         </w:rPr>
-        <w:t xml:space="preserve">Wetenschappelijk artikel over de bijdrage van marrons </w:t>
+        <w:t xml:space="preserve">Nederlands Aardrijkskundig Genootschap, met ook aandacht voor de expedities in </w:t>
       </w:r>
       <w:r>
         <w:rPr>
@@ -13077,17 +14240,7 @@
           <w:color w:val="000000"/>
           <w:sz w:val="24"/>
         </w:rPr>
-        <w:t xml:space="preserve">en inheemsen aan de samenstelling van natuurhistorische en etnografische collecties </w:t>
-      </w:r>
-      <w:r>
-        <w:rPr>
-          <w:rFonts w:ascii="Charis SIL Italic" w:hAnsi="Charis SIL Italic" w:eastAsia="Charis SIL Italic"/>
-          <w:b w:val="0"/>
-          <w:i/>
-          <w:color w:val="000000"/>
-          <w:sz w:val="24"/>
-        </w:rPr>
-        <w:t>in Nederland.</w:t>
+        <w:t>Suriname.</w:t>
       </w:r>
     </w:p>
     <w:p>
@@ -13108,12 +14261,12 @@
           <w:sz w:val="24"/>
           <w:u w:val="single"/>
         </w:rPr>
-        <w:hyperlink r:id="rId97" w:history="1">
-          <w:r>
-            <w:rPr>
-              <w:rStyle w:val="Hyperlink"/>
-            </w:rPr>
-            <w:t>https://</w:t>
+        <w:hyperlink r:id="rId103" w:history="1">
+          <w:r>
+            <w:rPr>
+              <w:rStyle w:val="Hyperlink"/>
+            </w:rPr>
+            <w:t>ISBN</w:t>
           </w:r>
         </w:hyperlink>
       </w:r>
@@ -13126,14 +14279,7 @@
           <w:sz w:val="24"/>
           <w:u w:val="single"/>
         </w:rPr>
-        <w:hyperlink r:id="rId97" w:history="1">
-          <w:r>
-            <w:rPr>
-              <w:rStyle w:val="Hyperlink"/>
-            </w:rPr>
-            <w:t>doi.org/10.1163/22134360-</w:t>
-          </w:r>
-        </w:hyperlink>
+        <w:t xml:space="preserve"> </w:t>
       </w:r>
       <w:r>
         <w:rPr>
@@ -13144,12 +14290,12 @@
           <w:sz w:val="24"/>
           <w:u w:val="single"/>
         </w:rPr>
-        <w:hyperlink r:id="rId97" w:history="1">
-          <w:r>
-            <w:rPr>
-              <w:rStyle w:val="Hyperlink"/>
-            </w:rPr>
-            <w:t>bja10038</w:t>
+        <w:hyperlink r:id="rId103" w:history="1">
+          <w:r>
+            <w:rPr>
+              <w:rStyle w:val="Hyperlink"/>
+            </w:rPr>
+            <w:t>978-90-6601-015-4</w:t>
           </w:r>
         </w:hyperlink>
       </w:r>
@@ -13171,1066 +14317,6 @@
           <w:color w:val="000000"/>
           <w:sz w:val="24"/>
         </w:rPr>
-        <w:t>Boek:</w:t>
-      </w:r>
-    </w:p>
-    <w:p>
-      <w:pPr>
-        <w:autoSpaceDN w:val="0"/>
-        <w:autoSpaceDE w:val="0"/>
-        <w:widowControl/>
-        <w:spacing w:line="288" w:lineRule="exact" w:before="240" w:after="0"/>
-        <w:ind w:left="800" w:right="576" w:firstLine="0"/>
-        <w:jc w:val="left"/>
-      </w:pPr>
-      <w:r>
-        <w:rPr>
-          <w:rFonts w:ascii="Charis SIL Italic" w:hAnsi="Charis SIL Italic" w:eastAsia="Charis SIL Italic"/>
-          <w:b w:val="0"/>
-          <w:i/>
-          <w:color w:val="000000"/>
-          <w:sz w:val="24"/>
-        </w:rPr>
-        <w:t xml:space="preserve">Sint Nicolaas, Eveline. Ketens en banden: Suriname en Nederland sinds 1600. </w:t>
-      </w:r>
-      <w:r>
-        <w:rPr>
-          <w:rFonts w:ascii="Charis SIL Italic" w:hAnsi="Charis SIL Italic" w:eastAsia="Charis SIL Italic"/>
-          <w:b w:val="0"/>
-          <w:i/>
-          <w:color w:val="000000"/>
-          <w:sz w:val="24"/>
-        </w:rPr>
-        <w:t>Nijmegen: Vantilt, 2018.</w:t>
-      </w:r>
-      <w:r>
-        <w:rPr>
-          <w:rFonts w:ascii="Charis SIL Italic" w:hAnsi="Charis SIL Italic" w:eastAsia="Charis SIL Italic"/>
-          <w:b w:val="0"/>
-          <w:i/>
-          <w:color w:val="000000"/>
-          <w:sz w:val="24"/>
-        </w:rPr>
-        <w:t xml:space="preserve">Publicatie over objecten uit Suriname in de collectie van </w:t>
-      </w:r>
-      <w:r>
-        <w:rPr>
-          <w:rFonts w:ascii="Charis SIL Italic" w:hAnsi="Charis SIL Italic" w:eastAsia="Charis SIL Italic"/>
-          <w:b w:val="0"/>
-          <w:i/>
-          <w:color w:val="000000"/>
-          <w:sz w:val="24"/>
-        </w:rPr>
-        <w:t>het Rijksmuseum.</w:t>
-      </w:r>
-    </w:p>
-    <w:p>
-      <w:pPr>
-        <w:autoSpaceDN w:val="0"/>
-        <w:autoSpaceDE w:val="0"/>
-        <w:widowControl/>
-        <w:spacing w:line="352" w:lineRule="exact" w:before="176" w:after="0"/>
-        <w:ind w:left="800" w:right="0" w:firstLine="0"/>
-        <w:jc w:val="left"/>
-      </w:pPr>
-      <w:r>
-        <w:rPr>
-          <w:rFonts w:ascii="Charis SIL Regular" w:hAnsi="Charis SIL Regular" w:eastAsia="Charis SIL Regular"/>
-          <w:b w:val="0"/>
-          <w:i w:val="0"/>
-          <w:color w:val="0000FF"/>
-          <w:sz w:val="24"/>
-          <w:u w:val="single"/>
-        </w:rPr>
-        <w:hyperlink r:id="rId98" w:history="1">
-          <w:r>
-            <w:rPr>
-              <w:rStyle w:val="Hyperlink"/>
-            </w:rPr>
-            <w:t>WorldCat</w:t>
-          </w:r>
-        </w:hyperlink>
-      </w:r>
-      <w:r>
-        <w:rPr>
-          <w:rFonts w:ascii="Charis SIL Regular" w:hAnsi="Charis SIL Regular" w:eastAsia="Charis SIL Regular"/>
-          <w:b w:val="0"/>
-          <w:i w:val="0"/>
-          <w:color w:val="0000FF"/>
-          <w:sz w:val="24"/>
-          <w:u w:val="single"/>
-        </w:rPr>
-        <w:t xml:space="preserve"> </w:t>
-      </w:r>
-      <w:r>
-        <w:rPr>
-          <w:rFonts w:ascii="Charis SIL Regular" w:hAnsi="Charis SIL Regular" w:eastAsia="Charis SIL Regular"/>
-          <w:b w:val="0"/>
-          <w:i w:val="0"/>
-          <w:color w:val="0000FF"/>
-          <w:sz w:val="24"/>
-          <w:u w:val="single"/>
-        </w:rPr>
-        <w:hyperlink r:id="rId98" w:history="1">
-          <w:r>
-            <w:rPr>
-              <w:rStyle w:val="Hyperlink"/>
-            </w:rPr>
-            <w:t>1038514699</w:t>
-          </w:r>
-        </w:hyperlink>
-      </w:r>
-      <w:r>
-        <w:rPr>
-          <w:rFonts w:ascii="Charis SIL Regular" w:hAnsi="Charis SIL Regular" w:eastAsia="Charis SIL Regular"/>
-          <w:b w:val="0"/>
-          <w:i w:val="0"/>
-          <w:color w:val="000000"/>
-          <w:sz w:val="24"/>
-        </w:rPr>
-        <w:t xml:space="preserve">, </w:t>
-      </w:r>
-      <w:r>
-        <w:rPr>
-          <w:rFonts w:ascii="Charis SIL Regular" w:hAnsi="Charis SIL Regular" w:eastAsia="Charis SIL Regular"/>
-          <w:b w:val="0"/>
-          <w:i w:val="0"/>
-          <w:color w:val="0000FF"/>
-          <w:sz w:val="24"/>
-          <w:u w:val="single"/>
-        </w:rPr>
-        <w:hyperlink r:id="rId99" w:history="1">
-          <w:r>
-            <w:rPr>
-              <w:rStyle w:val="Hyperlink"/>
-            </w:rPr>
-            <w:t>ISBN</w:t>
-          </w:r>
-        </w:hyperlink>
-      </w:r>
-      <w:r>
-        <w:rPr>
-          <w:rFonts w:ascii="Charis SIL Regular" w:hAnsi="Charis SIL Regular" w:eastAsia="Charis SIL Regular"/>
-          <w:b w:val="0"/>
-          <w:i w:val="0"/>
-          <w:color w:val="0000FF"/>
-          <w:sz w:val="24"/>
-          <w:u w:val="single"/>
-        </w:rPr>
-        <w:t xml:space="preserve"> </w:t>
-      </w:r>
-      <w:r>
-        <w:rPr>
-          <w:rFonts w:ascii="Charis SIL Regular" w:hAnsi="Charis SIL Regular" w:eastAsia="Charis SIL Regular"/>
-          <w:b w:val="0"/>
-          <w:i w:val="0"/>
-          <w:color w:val="0000FF"/>
-          <w:sz w:val="24"/>
-          <w:u w:val="single"/>
-        </w:rPr>
-        <w:hyperlink r:id="rId99" w:history="1">
-          <w:r>
-            <w:rPr>
-              <w:rStyle w:val="Hyperlink"/>
-            </w:rPr>
-            <w:t>9789460043499</w:t>
-          </w:r>
-        </w:hyperlink>
-      </w:r>
-    </w:p>
-    <w:p>
-      <w:pPr>
-        <w:autoSpaceDN w:val="0"/>
-        <w:autoSpaceDE w:val="0"/>
-        <w:widowControl/>
-        <w:spacing w:line="352" w:lineRule="exact" w:before="176" w:after="0"/>
-        <w:ind w:left="0" w:right="0" w:firstLine="0"/>
-        <w:jc w:val="left"/>
-      </w:pPr>
-      <w:r>
-        <w:rPr>
-          <w:rFonts w:ascii="Charis SIL Regular" w:hAnsi="Charis SIL Regular" w:eastAsia="Charis SIL Regular"/>
-          <w:b w:val="0"/>
-          <w:i w:val="0"/>
-          <w:color w:val="000000"/>
-          <w:sz w:val="24"/>
-        </w:rPr>
-        <w:t>Wetenschappelijk artikel:</w:t>
-      </w:r>
-    </w:p>
-    <w:p>
-      <w:pPr>
-        <w:autoSpaceDN w:val="0"/>
-        <w:autoSpaceDE w:val="0"/>
-        <w:widowControl/>
-        <w:spacing w:line="352" w:lineRule="exact" w:before="176" w:after="0"/>
-        <w:ind w:left="800" w:right="0" w:firstLine="0"/>
-        <w:jc w:val="left"/>
-      </w:pPr>
-      <w:r>
-        <w:rPr>
-          <w:rFonts w:ascii="Charis SIL Italic" w:hAnsi="Charis SIL Italic" w:eastAsia="Charis SIL Italic"/>
-          <w:b w:val="0"/>
-          <w:i/>
-          <w:color w:val="000000"/>
-          <w:sz w:val="24"/>
-        </w:rPr>
-        <w:t>Stipriaan, A. van ‘Caraïbisch erfgoed in de Nederlandse Black Atlantic’, OSO.</w:t>
-      </w:r>
-    </w:p>
-    <w:p>
-      <w:pPr>
-        <w:autoSpaceDN w:val="0"/>
-        <w:autoSpaceDE w:val="0"/>
-        <w:widowControl/>
-        <w:spacing w:line="288" w:lineRule="exact" w:before="64" w:after="0"/>
-        <w:ind w:left="800" w:right="288" w:firstLine="0"/>
-        <w:jc w:val="left"/>
-      </w:pPr>
-      <w:r>
-        <w:rPr>
-          <w:rFonts w:ascii="Charis SIL Italic" w:hAnsi="Charis SIL Italic" w:eastAsia="Charis SIL Italic"/>
-          <w:b w:val="0"/>
-          <w:i/>
-          <w:color w:val="000000"/>
-          <w:sz w:val="24"/>
-        </w:rPr>
-        <w:t xml:space="preserve">Tijdschrift voor Surinaamse Taalkunde, Letterkunde en Geschiedenis, 35(1) </w:t>
-      </w:r>
-      <w:r>
-        <w:rPr>
-          <w:rFonts w:ascii="Charis SIL Italic" w:hAnsi="Charis SIL Italic" w:eastAsia="Charis SIL Italic"/>
-          <w:b w:val="0"/>
-          <w:i/>
-          <w:color w:val="000000"/>
-          <w:sz w:val="24"/>
-        </w:rPr>
-        <w:t>(2016), 11-37.</w:t>
-      </w:r>
-      <w:r>
-        <w:rPr>
-          <w:rFonts w:ascii="Charis SIL Italic" w:hAnsi="Charis SIL Italic" w:eastAsia="Charis SIL Italic"/>
-          <w:b w:val="0"/>
-          <w:i/>
-          <w:color w:val="000000"/>
-          <w:sz w:val="24"/>
-        </w:rPr>
-        <w:t xml:space="preserve">Artikel over de verspreiding van Caribisch erfgoed, onder andere in </w:t>
-      </w:r>
-      <w:r>
-        <w:rPr>
-          <w:rFonts w:ascii="Charis SIL Italic" w:hAnsi="Charis SIL Italic" w:eastAsia="Charis SIL Italic"/>
-          <w:b w:val="0"/>
-          <w:i/>
-          <w:color w:val="000000"/>
-          <w:sz w:val="24"/>
-        </w:rPr>
-        <w:t>Nederland.</w:t>
-      </w:r>
-    </w:p>
-    <w:p>
-      <w:pPr>
-        <w:autoSpaceDN w:val="0"/>
-        <w:autoSpaceDE w:val="0"/>
-        <w:widowControl/>
-        <w:spacing w:line="352" w:lineRule="exact" w:before="176" w:after="0"/>
-        <w:ind w:left="800" w:right="0" w:firstLine="0"/>
-        <w:jc w:val="left"/>
-      </w:pPr>
-      <w:r>
-        <w:rPr>
-          <w:rFonts w:ascii="Charis SIL Regular" w:hAnsi="Charis SIL Regular" w:eastAsia="Charis SIL Regular"/>
-          <w:b w:val="0"/>
-          <w:i w:val="0"/>
-          <w:color w:val="0000FF"/>
-          <w:sz w:val="24"/>
-        </w:rPr>
-        <w:hyperlink r:id="rId100" w:history="1">
-          <w:r>
-            <w:rPr>
-              <w:rStyle w:val="Hyperlink"/>
-            </w:rPr>
-            <w:t>https://</w:t>
-          </w:r>
-        </w:hyperlink>
-      </w:r>
-      <w:r>
-        <w:rPr>
-          <w:rFonts w:ascii="Charis SIL Regular" w:hAnsi="Charis SIL Regular" w:eastAsia="Charis SIL Regular"/>
-          <w:b w:val="0"/>
-          <w:i w:val="0"/>
-          <w:color w:val="0000FF"/>
-          <w:sz w:val="24"/>
-        </w:rPr>
-        <w:hyperlink r:id="rId100" w:history="1">
-          <w:r>
-            <w:rPr>
-              <w:rStyle w:val="Hyperlink"/>
-            </w:rPr>
-            <w:t>www.dbnl.org/</w:t>
-          </w:r>
-        </w:hyperlink>
-      </w:r>
-      <w:r>
-        <w:rPr>
-          <w:rFonts w:ascii="Charis SIL Regular" w:hAnsi="Charis SIL Regular" w:eastAsia="Charis SIL Regular"/>
-          <w:b w:val="0"/>
-          <w:i w:val="0"/>
-          <w:color w:val="0000FF"/>
-          <w:sz w:val="24"/>
-        </w:rPr>
-        <w:hyperlink r:id="rId100" w:history="1">
-          <w:r>
-            <w:rPr>
-              <w:rStyle w:val="Hyperlink"/>
-            </w:rPr>
-            <w:t>tekst/</w:t>
-          </w:r>
-        </w:hyperlink>
-      </w:r>
-      <w:r>
-        <w:rPr>
-          <w:rFonts w:ascii="Charis SIL Regular" w:hAnsi="Charis SIL Regular" w:eastAsia="Charis SIL Regular"/>
-          <w:b w:val="0"/>
-          <w:i w:val="0"/>
-          <w:color w:val="0000FF"/>
-          <w:sz w:val="24"/>
-        </w:rPr>
-        <w:hyperlink r:id="rId100" w:history="1">
-          <w:r>
-            <w:rPr>
-              <w:rStyle w:val="Hyperlink"/>
-            </w:rPr>
-            <w:t>_oso001201601_01/</w:t>
-          </w:r>
-        </w:hyperlink>
-      </w:r>
-      <w:r>
-        <w:rPr>
-          <w:rFonts w:ascii="Charis SIL Regular" w:hAnsi="Charis SIL Regular" w:eastAsia="Charis SIL Regular"/>
-          <w:b w:val="0"/>
-          <w:i w:val="0"/>
-          <w:color w:val="0000FF"/>
-          <w:sz w:val="24"/>
-        </w:rPr>
-        <w:hyperlink r:id="rId100" w:history="1">
-          <w:r>
-            <w:rPr>
-              <w:rStyle w:val="Hyperlink"/>
-            </w:rPr>
-            <w:t>_oso001201601_01_0003.php</w:t>
-          </w:r>
-        </w:hyperlink>
-      </w:r>
-    </w:p>
-    <w:p>
-      <w:pPr>
-        <w:autoSpaceDN w:val="0"/>
-        <w:autoSpaceDE w:val="0"/>
-        <w:widowControl/>
-        <w:spacing w:line="352" w:lineRule="exact" w:before="176" w:after="0"/>
-        <w:ind w:left="0" w:right="0" w:firstLine="0"/>
-        <w:jc w:val="left"/>
-      </w:pPr>
-      <w:r>
-        <w:rPr>
-          <w:rFonts w:ascii="Charis SIL Regular" w:hAnsi="Charis SIL Regular" w:eastAsia="Charis SIL Regular"/>
-          <w:b w:val="0"/>
-          <w:i w:val="0"/>
-          <w:color w:val="000000"/>
-          <w:sz w:val="24"/>
-        </w:rPr>
-        <w:t>Wetenschappelijk artikel:</w:t>
-      </w:r>
-    </w:p>
-    <w:p>
-      <w:pPr>
-        <w:autoSpaceDN w:val="0"/>
-        <w:autoSpaceDE w:val="0"/>
-        <w:widowControl/>
-        <w:spacing w:line="288" w:lineRule="exact" w:before="240" w:after="0"/>
-        <w:ind w:left="800" w:right="288" w:firstLine="0"/>
-        <w:jc w:val="left"/>
-      </w:pPr>
-      <w:r>
-        <w:rPr>
-          <w:rFonts w:ascii="Charis SIL Italic" w:hAnsi="Charis SIL Italic" w:eastAsia="Charis SIL Italic"/>
-          <w:b w:val="0"/>
-          <w:i/>
-          <w:color w:val="000000"/>
-          <w:sz w:val="24"/>
-        </w:rPr>
-        <w:t xml:space="preserve">Vruggink, H. en B. Paasman ‘Overzicht van Suriname-collecties I’, OSO. Tijdschrift </w:t>
-      </w:r>
-      <w:r>
-        <w:rPr>
-          <w:rFonts w:ascii="Charis SIL Italic" w:hAnsi="Charis SIL Italic" w:eastAsia="Charis SIL Italic"/>
-          <w:b w:val="0"/>
-          <w:i/>
-          <w:color w:val="000000"/>
-          <w:sz w:val="24"/>
-        </w:rPr>
-        <w:t xml:space="preserve">voor Surinaamse Taalkunde, Letterkunde en Geschiedenis, 7(1) (1988), 189-244. </w:t>
-      </w:r>
-      <w:r>
-        <w:rPr>
-          <w:rFonts w:ascii="Charis SIL Italic" w:hAnsi="Charis SIL Italic" w:eastAsia="Charis SIL Italic"/>
-          <w:b w:val="0"/>
-          <w:i/>
-          <w:color w:val="000000"/>
-          <w:sz w:val="24"/>
-        </w:rPr>
-        <w:t xml:space="preserve">Eerste deel van een overzicht van Surinamecollecties in Nederland, verschenen in </w:t>
-      </w:r>
-      <w:r>
-        <w:rPr>
-          <w:rFonts w:ascii="Charis SIL Italic" w:hAnsi="Charis SIL Italic" w:eastAsia="Charis SIL Italic"/>
-          <w:b w:val="0"/>
-          <w:i/>
-          <w:color w:val="000000"/>
-          <w:sz w:val="24"/>
-        </w:rPr>
-        <w:t>het tijdschrift OSO in 1988.</w:t>
-      </w:r>
-    </w:p>
-    <w:p>
-      <w:pPr>
-        <w:autoSpaceDN w:val="0"/>
-        <w:autoSpaceDE w:val="0"/>
-        <w:widowControl/>
-        <w:spacing w:line="352" w:lineRule="exact" w:before="176" w:after="0"/>
-        <w:ind w:left="800" w:right="0" w:firstLine="0"/>
-        <w:jc w:val="left"/>
-      </w:pPr>
-      <w:r>
-        <w:rPr>
-          <w:rFonts w:ascii="Charis SIL Regular" w:hAnsi="Charis SIL Regular" w:eastAsia="Charis SIL Regular"/>
-          <w:b w:val="0"/>
-          <w:i w:val="0"/>
-          <w:color w:val="0000FF"/>
-          <w:sz w:val="24"/>
-        </w:rPr>
-        <w:hyperlink r:id="rId101" w:history="1">
-          <w:r>
-            <w:rPr>
-              <w:rStyle w:val="Hyperlink"/>
-            </w:rPr>
-            <w:t>https://</w:t>
-          </w:r>
-        </w:hyperlink>
-      </w:r>
-      <w:r>
-        <w:rPr>
-          <w:rFonts w:ascii="Charis SIL Regular" w:hAnsi="Charis SIL Regular" w:eastAsia="Charis SIL Regular"/>
-          <w:b w:val="0"/>
-          <w:i w:val="0"/>
-          <w:color w:val="0000FF"/>
-          <w:sz w:val="24"/>
-        </w:rPr>
-        <w:hyperlink r:id="rId101" w:history="1">
-          <w:r>
-            <w:rPr>
-              <w:rStyle w:val="Hyperlink"/>
-            </w:rPr>
-            <w:t>www.dbnl.org/</w:t>
-          </w:r>
-        </w:hyperlink>
-      </w:r>
-      <w:r>
-        <w:rPr>
-          <w:rFonts w:ascii="Charis SIL Regular" w:hAnsi="Charis SIL Regular" w:eastAsia="Charis SIL Regular"/>
-          <w:b w:val="0"/>
-          <w:i w:val="0"/>
-          <w:color w:val="0000FF"/>
-          <w:sz w:val="24"/>
-        </w:rPr>
-        <w:hyperlink r:id="rId101" w:history="1">
-          <w:r>
-            <w:rPr>
-              <w:rStyle w:val="Hyperlink"/>
-            </w:rPr>
-            <w:t>tekst/</w:t>
-          </w:r>
-        </w:hyperlink>
-      </w:r>
-      <w:r>
-        <w:rPr>
-          <w:rFonts w:ascii="Charis SIL Regular" w:hAnsi="Charis SIL Regular" w:eastAsia="Charis SIL Regular"/>
-          <w:b w:val="0"/>
-          <w:i w:val="0"/>
-          <w:color w:val="0000FF"/>
-          <w:sz w:val="24"/>
-        </w:rPr>
-        <w:hyperlink r:id="rId101" w:history="1">
-          <w:r>
-            <w:rPr>
-              <w:rStyle w:val="Hyperlink"/>
-            </w:rPr>
-            <w:t>_oso001198801_01/</w:t>
-          </w:r>
-        </w:hyperlink>
-      </w:r>
-      <w:r>
-        <w:rPr>
-          <w:rFonts w:ascii="Charis SIL Regular" w:hAnsi="Charis SIL Regular" w:eastAsia="Charis SIL Regular"/>
-          <w:b w:val="0"/>
-          <w:i w:val="0"/>
-          <w:color w:val="0000FF"/>
-          <w:sz w:val="24"/>
-        </w:rPr>
-        <w:hyperlink r:id="rId101" w:history="1">
-          <w:r>
-            <w:rPr>
-              <w:rStyle w:val="Hyperlink"/>
-            </w:rPr>
-            <w:t>_oso001198801_01_0020.php</w:t>
-          </w:r>
-        </w:hyperlink>
-      </w:r>
-    </w:p>
-    <w:p>
-      <w:pPr>
-        <w:autoSpaceDN w:val="0"/>
-        <w:autoSpaceDE w:val="0"/>
-        <w:widowControl/>
-        <w:spacing w:line="352" w:lineRule="exact" w:before="176" w:after="0"/>
-        <w:ind w:left="0" w:right="0" w:firstLine="0"/>
-        <w:jc w:val="left"/>
-      </w:pPr>
-      <w:r>
-        <w:rPr>
-          <w:rFonts w:ascii="Charis SIL Regular" w:hAnsi="Charis SIL Regular" w:eastAsia="Charis SIL Regular"/>
-          <w:b w:val="0"/>
-          <w:i w:val="0"/>
-          <w:color w:val="000000"/>
-          <w:sz w:val="24"/>
-        </w:rPr>
-        <w:t>Wetenschappelijk artikel:</w:t>
-      </w:r>
-    </w:p>
-    <w:p>
-      <w:pPr>
-        <w:autoSpaceDN w:val="0"/>
-        <w:autoSpaceDE w:val="0"/>
-        <w:widowControl/>
-        <w:spacing w:line="288" w:lineRule="exact" w:before="240" w:after="0"/>
-        <w:ind w:left="800" w:right="288" w:firstLine="0"/>
-        <w:jc w:val="left"/>
-      </w:pPr>
-      <w:r>
-        <w:rPr>
-          <w:rFonts w:ascii="Charis SIL Italic" w:hAnsi="Charis SIL Italic" w:eastAsia="Charis SIL Italic"/>
-          <w:b w:val="0"/>
-          <w:i/>
-          <w:color w:val="000000"/>
-          <w:sz w:val="24"/>
-        </w:rPr>
-        <w:t xml:space="preserve">Vruggink, H. en B. Paasman ‘Overzicht van Suriname-collecties II’, OSO. Tijdschrift </w:t>
-      </w:r>
-      <w:r>
-        <w:rPr>
-          <w:rFonts w:ascii="Charis SIL Italic" w:hAnsi="Charis SIL Italic" w:eastAsia="Charis SIL Italic"/>
-          <w:b w:val="0"/>
-          <w:i/>
-          <w:color w:val="000000"/>
-          <w:sz w:val="24"/>
-        </w:rPr>
-        <w:t xml:space="preserve">voor Surinaamse Taalkunde, Letterkunde en Geschiedenis, 8(1) (1989), 77-96. </w:t>
-      </w:r>
-      <w:r>
-        <w:rPr>
-          <w:rFonts w:ascii="Charis SIL Italic" w:hAnsi="Charis SIL Italic" w:eastAsia="Charis SIL Italic"/>
-          <w:b w:val="0"/>
-          <w:i/>
-          <w:color w:val="000000"/>
-          <w:sz w:val="24"/>
-        </w:rPr>
-        <w:t xml:space="preserve">Tweede deel van een overzicht van Surinamecollecties in Nederland, verschenen in </w:t>
-      </w:r>
-      <w:r>
-        <w:rPr>
-          <w:rFonts w:ascii="Charis SIL Italic" w:hAnsi="Charis SIL Italic" w:eastAsia="Charis SIL Italic"/>
-          <w:b w:val="0"/>
-          <w:i/>
-          <w:color w:val="000000"/>
-          <w:sz w:val="24"/>
-        </w:rPr>
-        <w:t>het tijdschrift OSO in 1989.</w:t>
-      </w:r>
-    </w:p>
-    <w:p>
-      <w:pPr>
-        <w:autoSpaceDN w:val="0"/>
-        <w:autoSpaceDE w:val="0"/>
-        <w:widowControl/>
-        <w:spacing w:line="352" w:lineRule="exact" w:before="176" w:after="0"/>
-        <w:ind w:left="800" w:right="0" w:firstLine="0"/>
-        <w:jc w:val="left"/>
-      </w:pPr>
-      <w:r>
-        <w:rPr>
-          <w:rFonts w:ascii="Charis SIL Regular" w:hAnsi="Charis SIL Regular" w:eastAsia="Charis SIL Regular"/>
-          <w:b w:val="0"/>
-          <w:i w:val="0"/>
-          <w:color w:val="0000FF"/>
-          <w:sz w:val="24"/>
-        </w:rPr>
-        <w:hyperlink r:id="rId102" w:history="1">
-          <w:r>
-            <w:rPr>
-              <w:rStyle w:val="Hyperlink"/>
-            </w:rPr>
-            <w:t>https://</w:t>
-          </w:r>
-        </w:hyperlink>
-      </w:r>
-      <w:r>
-        <w:rPr>
-          <w:rFonts w:ascii="Charis SIL Regular" w:hAnsi="Charis SIL Regular" w:eastAsia="Charis SIL Regular"/>
-          <w:b w:val="0"/>
-          <w:i w:val="0"/>
-          <w:color w:val="0000FF"/>
-          <w:sz w:val="24"/>
-        </w:rPr>
-        <w:hyperlink r:id="rId102" w:history="1">
-          <w:r>
-            <w:rPr>
-              <w:rStyle w:val="Hyperlink"/>
-            </w:rPr>
-            <w:t>www.dbnl.org/</w:t>
-          </w:r>
-        </w:hyperlink>
-      </w:r>
-      <w:r>
-        <w:rPr>
-          <w:rFonts w:ascii="Charis SIL Regular" w:hAnsi="Charis SIL Regular" w:eastAsia="Charis SIL Regular"/>
-          <w:b w:val="0"/>
-          <w:i w:val="0"/>
-          <w:color w:val="0000FF"/>
-          <w:sz w:val="24"/>
-        </w:rPr>
-        <w:hyperlink r:id="rId102" w:history="1">
-          <w:r>
-            <w:rPr>
-              <w:rStyle w:val="Hyperlink"/>
-            </w:rPr>
-            <w:t>tekst/</w:t>
-          </w:r>
-        </w:hyperlink>
-      </w:r>
-      <w:r>
-        <w:rPr>
-          <w:rFonts w:ascii="Charis SIL Regular" w:hAnsi="Charis SIL Regular" w:eastAsia="Charis SIL Regular"/>
-          <w:b w:val="0"/>
-          <w:i w:val="0"/>
-          <w:color w:val="0000FF"/>
-          <w:sz w:val="24"/>
-        </w:rPr>
-        <w:hyperlink r:id="rId102" w:history="1">
-          <w:r>
-            <w:rPr>
-              <w:rStyle w:val="Hyperlink"/>
-            </w:rPr>
-            <w:t>_oso001198901_01/</w:t>
-          </w:r>
-        </w:hyperlink>
-      </w:r>
-      <w:r>
-        <w:rPr>
-          <w:rFonts w:ascii="Charis SIL Regular" w:hAnsi="Charis SIL Regular" w:eastAsia="Charis SIL Regular"/>
-          <w:b w:val="0"/>
-          <w:i w:val="0"/>
-          <w:color w:val="0000FF"/>
-          <w:sz w:val="24"/>
-        </w:rPr>
-        <w:hyperlink r:id="rId102" w:history="1">
-          <w:r>
-            <w:rPr>
-              <w:rStyle w:val="Hyperlink"/>
-            </w:rPr>
-            <w:t>_oso001198901_01_0010.php</w:t>
-          </w:r>
-        </w:hyperlink>
-      </w:r>
-    </w:p>
-    <w:p>
-      <w:pPr>
-        <w:autoSpaceDN w:val="0"/>
-        <w:autoSpaceDE w:val="0"/>
-        <w:widowControl/>
-        <w:spacing w:line="352" w:lineRule="exact" w:before="176" w:after="0"/>
-        <w:ind w:left="0" w:right="0" w:firstLine="0"/>
-        <w:jc w:val="left"/>
-      </w:pPr>
-      <w:r>
-        <w:rPr>
-          <w:rFonts w:ascii="Charis SIL Regular" w:hAnsi="Charis SIL Regular" w:eastAsia="Charis SIL Regular"/>
-          <w:b w:val="0"/>
-          <w:i w:val="0"/>
-          <w:color w:val="000000"/>
-          <w:sz w:val="24"/>
-        </w:rPr>
-        <w:t>Wetenschappelijk artikel:</w:t>
-      </w:r>
-    </w:p>
-    <w:p>
-      <w:pPr>
-        <w:autoSpaceDN w:val="0"/>
-        <w:autoSpaceDE w:val="0"/>
-        <w:widowControl/>
-        <w:spacing w:line="352" w:lineRule="exact" w:before="176" w:after="0"/>
-        <w:ind w:left="800" w:right="0" w:firstLine="0"/>
-        <w:jc w:val="left"/>
-      </w:pPr>
-      <w:r>
-        <w:rPr>
-          <w:rFonts w:ascii="Charis SIL Italic" w:hAnsi="Charis SIL Italic" w:eastAsia="Charis SIL Italic"/>
-          <w:b w:val="0"/>
-          <w:i/>
-          <w:color w:val="000000"/>
-          <w:sz w:val="24"/>
-        </w:rPr>
-        <w:t>Vruggink, H. en B. Paasman ‘Overzicht van Suriname-collecties III’, OSO.</w:t>
-      </w:r>
-    </w:p>
-    <w:p>
-      <w:pPr>
-        <w:autoSpaceDN w:val="0"/>
-        <w:autoSpaceDE w:val="0"/>
-        <w:widowControl/>
-        <w:spacing w:line="288" w:lineRule="exact" w:before="64" w:after="0"/>
-        <w:ind w:left="800" w:right="288" w:firstLine="0"/>
-        <w:jc w:val="left"/>
-      </w:pPr>
-      <w:r>
-        <w:rPr>
-          <w:rFonts w:ascii="Charis SIL Italic" w:hAnsi="Charis SIL Italic" w:eastAsia="Charis SIL Italic"/>
-          <w:b w:val="0"/>
-          <w:i/>
-          <w:color w:val="000000"/>
-          <w:sz w:val="24"/>
-        </w:rPr>
-        <w:t xml:space="preserve">Tijdschrift voor Surinaamse Taalkunde, Letterkunde en Geschiedenis, 8(1) (1989), </w:t>
-      </w:r>
-      <w:r>
-        <w:rPr>
-          <w:rFonts w:ascii="Charis SIL Italic" w:hAnsi="Charis SIL Italic" w:eastAsia="Charis SIL Italic"/>
-          <w:b w:val="0"/>
-          <w:i/>
-          <w:color w:val="000000"/>
-          <w:sz w:val="24"/>
-        </w:rPr>
-        <w:t>196-226.</w:t>
-      </w:r>
-      <w:r>
-        <w:rPr>
-          <w:rFonts w:ascii="Charis SIL Italic" w:hAnsi="Charis SIL Italic" w:eastAsia="Charis SIL Italic"/>
-          <w:b w:val="0"/>
-          <w:i/>
-          <w:color w:val="000000"/>
-          <w:sz w:val="24"/>
-        </w:rPr>
-        <w:t xml:space="preserve">Derde deel van een overzicht van Surinamecollecties in Nederland, </w:t>
-      </w:r>
-      <w:r>
-        <w:rPr>
-          <w:rFonts w:ascii="Charis SIL Italic" w:hAnsi="Charis SIL Italic" w:eastAsia="Charis SIL Italic"/>
-          <w:b w:val="0"/>
-          <w:i/>
-          <w:color w:val="000000"/>
-          <w:sz w:val="24"/>
-        </w:rPr>
-        <w:t>verschenen in het tijdschrift OSO in 1989.</w:t>
-      </w:r>
-    </w:p>
-    <w:p>
-      <w:pPr>
-        <w:autoSpaceDN w:val="0"/>
-        <w:autoSpaceDE w:val="0"/>
-        <w:widowControl/>
-        <w:spacing w:line="352" w:lineRule="exact" w:before="176" w:after="0"/>
-        <w:ind w:left="800" w:right="0" w:firstLine="0"/>
-        <w:jc w:val="left"/>
-      </w:pPr>
-      <w:r>
-        <w:rPr>
-          <w:rFonts w:ascii="Charis SIL Regular" w:hAnsi="Charis SIL Regular" w:eastAsia="Charis SIL Regular"/>
-          <w:b w:val="0"/>
-          <w:i w:val="0"/>
-          <w:color w:val="0000FF"/>
-          <w:sz w:val="24"/>
-        </w:rPr>
-        <w:hyperlink r:id="rId103" w:history="1">
-          <w:r>
-            <w:rPr>
-              <w:rStyle w:val="Hyperlink"/>
-            </w:rPr>
-            <w:t>https://</w:t>
-          </w:r>
-        </w:hyperlink>
-      </w:r>
-      <w:r>
-        <w:rPr>
-          <w:rFonts w:ascii="Charis SIL Regular" w:hAnsi="Charis SIL Regular" w:eastAsia="Charis SIL Regular"/>
-          <w:b w:val="0"/>
-          <w:i w:val="0"/>
-          <w:color w:val="0000FF"/>
-          <w:sz w:val="24"/>
-        </w:rPr>
-        <w:hyperlink r:id="rId103" w:history="1">
-          <w:r>
-            <w:rPr>
-              <w:rStyle w:val="Hyperlink"/>
-            </w:rPr>
-            <w:t>www.dbnl.org/</w:t>
-          </w:r>
-        </w:hyperlink>
-      </w:r>
-      <w:r>
-        <w:rPr>
-          <w:rFonts w:ascii="Charis SIL Regular" w:hAnsi="Charis SIL Regular" w:eastAsia="Charis SIL Regular"/>
-          <w:b w:val="0"/>
-          <w:i w:val="0"/>
-          <w:color w:val="0000FF"/>
-          <w:sz w:val="24"/>
-        </w:rPr>
-        <w:hyperlink r:id="rId103" w:history="1">
-          <w:r>
-            <w:rPr>
-              <w:rStyle w:val="Hyperlink"/>
-            </w:rPr>
-            <w:t>tekst/</w:t>
-          </w:r>
-        </w:hyperlink>
-      </w:r>
-      <w:r>
-        <w:rPr>
-          <w:rFonts w:ascii="Charis SIL Regular" w:hAnsi="Charis SIL Regular" w:eastAsia="Charis SIL Regular"/>
-          <w:b w:val="0"/>
-          <w:i w:val="0"/>
-          <w:color w:val="0000FF"/>
-          <w:sz w:val="24"/>
-        </w:rPr>
-        <w:hyperlink r:id="rId103" w:history="1">
-          <w:r>
-            <w:rPr>
-              <w:rStyle w:val="Hyperlink"/>
-            </w:rPr>
-            <w:t>_oso001198901_01/</w:t>
-          </w:r>
-        </w:hyperlink>
-      </w:r>
-      <w:r>
-        <w:rPr>
-          <w:rFonts w:ascii="Charis SIL Regular" w:hAnsi="Charis SIL Regular" w:eastAsia="Charis SIL Regular"/>
-          <w:b w:val="0"/>
-          <w:i w:val="0"/>
-          <w:color w:val="0000FF"/>
-          <w:sz w:val="24"/>
-        </w:rPr>
-        <w:hyperlink r:id="rId103" w:history="1">
-          <w:r>
-            <w:rPr>
-              <w:rStyle w:val="Hyperlink"/>
-            </w:rPr>
-            <w:t>_oso001198901_01_0026.php</w:t>
-          </w:r>
-        </w:hyperlink>
-      </w:r>
-    </w:p>
-    <w:p>
-      <w:pPr>
-        <w:autoSpaceDN w:val="0"/>
-        <w:autoSpaceDE w:val="0"/>
-        <w:widowControl/>
-        <w:spacing w:line="352" w:lineRule="exact" w:before="176" w:after="0"/>
-        <w:ind w:left="0" w:right="0" w:firstLine="0"/>
-        <w:jc w:val="left"/>
-      </w:pPr>
-      <w:r>
-        <w:rPr>
-          <w:rFonts w:ascii="Charis SIL Regular" w:hAnsi="Charis SIL Regular" w:eastAsia="Charis SIL Regular"/>
-          <w:b w:val="0"/>
-          <w:i w:val="0"/>
-          <w:color w:val="000000"/>
-          <w:sz w:val="24"/>
-        </w:rPr>
-        <w:t>Boek:</w:t>
-      </w:r>
-    </w:p>
-    <w:p>
-      <w:pPr>
-        <w:autoSpaceDN w:val="0"/>
-        <w:autoSpaceDE w:val="0"/>
-        <w:widowControl/>
-        <w:spacing w:line="352" w:lineRule="exact" w:before="176" w:after="0"/>
-        <w:ind w:left="800" w:right="0" w:firstLine="0"/>
-        <w:jc w:val="left"/>
-      </w:pPr>
-      <w:r>
-        <w:rPr>
-          <w:rFonts w:ascii="Charis SIL Italic" w:hAnsi="Charis SIL Italic" w:eastAsia="Charis SIL Italic"/>
-          <w:b w:val="0"/>
-          <w:i/>
-          <w:color w:val="000000"/>
-          <w:sz w:val="24"/>
-        </w:rPr>
-        <w:t>Wentholt, A. (red.), In kaart gebracht met kapmes en kompas: met het Koninklijk</w:t>
-      </w:r>
-    </w:p>
-    <w:p>
-      <w:pPr>
-        <w:sectPr>
-          <w:pgSz w:w="11900" w:h="16840"/>
-          <w:pgMar w:top="324" w:right="1440" w:bottom="432" w:left="960" w:header="720" w:footer="720" w:gutter="0"/>
-          <w:cols/>
-          <w:docGrid w:linePitch="360"/>
-        </w:sectPr>
-      </w:pPr>
-    </w:p>
-    <w:p>
-      <w:pPr>
-        <w:autoSpaceDN w:val="0"/>
-        <w:autoSpaceDE w:val="0"/>
-        <w:widowControl/>
-        <w:spacing w:line="220" w:lineRule="exact" w:before="0" w:after="104"/>
-        <w:ind w:left="0" w:right="0"/>
-      </w:pPr>
-    </w:p>
-    <w:p>
-      <w:pPr>
-        <w:autoSpaceDN w:val="0"/>
-        <w:autoSpaceDE w:val="0"/>
-        <w:widowControl/>
-        <w:spacing w:line="288" w:lineRule="exact" w:before="64" w:after="0"/>
-        <w:ind w:left="800" w:right="1008" w:firstLine="0"/>
-        <w:jc w:val="left"/>
-      </w:pPr>
-      <w:r>
-        <w:rPr>
-          <w:rFonts w:ascii="Charis SIL Italic" w:hAnsi="Charis SIL Italic" w:eastAsia="Charis SIL Italic"/>
-          <w:b w:val="0"/>
-          <w:i/>
-          <w:color w:val="000000"/>
-          <w:sz w:val="24"/>
-        </w:rPr>
-        <w:t xml:space="preserve">Nederlands Aardrijkskundig Genootschap op expeditie tussen 1873 en 1960. </w:t>
-      </w:r>
-      <w:r>
-        <w:rPr>
-          <w:rFonts w:ascii="Charis SIL Italic" w:hAnsi="Charis SIL Italic" w:eastAsia="Charis SIL Italic"/>
-          <w:b w:val="0"/>
-          <w:i/>
-          <w:color w:val="000000"/>
-          <w:sz w:val="24"/>
-        </w:rPr>
-        <w:t>Heerlen/Utrecht: ABP/KNAG, 2003.</w:t>
-      </w:r>
-      <w:r>
-        <w:rPr>
-          <w:rFonts w:ascii="Charis SIL Italic" w:hAnsi="Charis SIL Italic" w:eastAsia="Charis SIL Italic"/>
-          <w:b w:val="0"/>
-          <w:i/>
-          <w:color w:val="000000"/>
-          <w:sz w:val="24"/>
-        </w:rPr>
-        <w:t xml:space="preserve">Boek over de expedities van het Koninklijk </w:t>
-      </w:r>
-      <w:r>
-        <w:rPr>
-          <w:rFonts w:ascii="Charis SIL Italic" w:hAnsi="Charis SIL Italic" w:eastAsia="Charis SIL Italic"/>
-          <w:b w:val="0"/>
-          <w:i/>
-          <w:color w:val="000000"/>
-          <w:sz w:val="24"/>
-        </w:rPr>
-        <w:t xml:space="preserve">Nederlands Aardrijkskundig Genootschap, met ook aandacht voor de expedities in </w:t>
-      </w:r>
-      <w:r>
-        <w:rPr>
-          <w:rFonts w:ascii="Charis SIL Italic" w:hAnsi="Charis SIL Italic" w:eastAsia="Charis SIL Italic"/>
-          <w:b w:val="0"/>
-          <w:i/>
-          <w:color w:val="000000"/>
-          <w:sz w:val="24"/>
-        </w:rPr>
-        <w:t>Suriname.</w:t>
-      </w:r>
-    </w:p>
-    <w:p>
-      <w:pPr>
-        <w:autoSpaceDN w:val="0"/>
-        <w:autoSpaceDE w:val="0"/>
-        <w:widowControl/>
-        <w:spacing w:line="352" w:lineRule="exact" w:before="176" w:after="0"/>
-        <w:ind w:left="800" w:right="0" w:firstLine="0"/>
-        <w:jc w:val="left"/>
-      </w:pPr>
-      <w:r>
-        <w:rPr>
-          <w:rFonts w:ascii="Charis SIL Regular" w:hAnsi="Charis SIL Regular" w:eastAsia="Charis SIL Regular"/>
-          <w:b w:val="0"/>
-          <w:i w:val="0"/>
-          <w:color w:val="0000FF"/>
-          <w:sz w:val="24"/>
-          <w:u w:val="single"/>
-        </w:rPr>
-        <w:hyperlink r:id="rId104" w:history="1">
-          <w:r>
-            <w:rPr>
-              <w:rStyle w:val="Hyperlink"/>
-            </w:rPr>
-            <w:t>ISBN</w:t>
-          </w:r>
-        </w:hyperlink>
-      </w:r>
-      <w:r>
-        <w:rPr>
-          <w:rFonts w:ascii="Charis SIL Regular" w:hAnsi="Charis SIL Regular" w:eastAsia="Charis SIL Regular"/>
-          <w:b w:val="0"/>
-          <w:i w:val="0"/>
-          <w:color w:val="0000FF"/>
-          <w:sz w:val="24"/>
-          <w:u w:val="single"/>
-        </w:rPr>
-        <w:t xml:space="preserve"> </w:t>
-      </w:r>
-      <w:r>
-        <w:rPr>
-          <w:rFonts w:ascii="Charis SIL Regular" w:hAnsi="Charis SIL Regular" w:eastAsia="Charis SIL Regular"/>
-          <w:b w:val="0"/>
-          <w:i w:val="0"/>
-          <w:color w:val="0000FF"/>
-          <w:sz w:val="24"/>
-          <w:u w:val="single"/>
-        </w:rPr>
-        <w:hyperlink r:id="rId104" w:history="1">
-          <w:r>
-            <w:rPr>
-              <w:rStyle w:val="Hyperlink"/>
-            </w:rPr>
-            <w:t>978-90-6601-015-4</w:t>
-          </w:r>
-        </w:hyperlink>
-      </w:r>
-    </w:p>
-    <w:p>
-      <w:pPr>
-        <w:autoSpaceDN w:val="0"/>
-        <w:autoSpaceDE w:val="0"/>
-        <w:widowControl/>
-        <w:spacing w:line="352" w:lineRule="exact" w:before="176" w:after="0"/>
-        <w:ind w:left="0" w:right="0" w:firstLine="0"/>
-        <w:jc w:val="left"/>
-      </w:pPr>
-      <w:r>
-        <w:rPr>
-          <w:rFonts w:ascii="Charis SIL Regular" w:hAnsi="Charis SIL Regular" w:eastAsia="Charis SIL Regular"/>
-          <w:b w:val="0"/>
-          <w:i w:val="0"/>
-          <w:color w:val="000000"/>
-          <w:sz w:val="24"/>
-        </w:rPr>
         <w:t>Publicatie:</w:t>
       </w:r>
     </w:p>
@@ -14301,7 +14387,7 @@
           <w:color w:val="0000FF"/>
           <w:sz w:val="24"/>
         </w:rPr>
-        <w:hyperlink r:id="rId105" w:history="1">
+        <w:hyperlink r:id="rId104" w:history="1">
           <w:r>
             <w:rPr>
               <w:rStyle w:val="Hyperlink"/>
@@ -14318,7 +14404,7 @@
           <w:color w:val="0000FF"/>
           <w:sz w:val="24"/>
         </w:rPr>
-        <w:hyperlink r:id="rId105" w:history="1">
+        <w:hyperlink r:id="rId104" w:history="1">
           <w:r>
             <w:rPr>
               <w:rStyle w:val="Hyperlink"/>
@@ -14335,7 +14421,7 @@
           <w:color w:val="0000FF"/>
           <w:sz w:val="24"/>
         </w:rPr>
-        <w:hyperlink r:id="rId105" w:history="1">
+        <w:hyperlink r:id="rId104" w:history="1">
           <w:r>
             <w:rPr>
               <w:rStyle w:val="Hyperlink"/>
@@ -14352,7 +14438,7 @@
           <w:color w:val="0000FF"/>
           <w:sz w:val="24"/>
         </w:rPr>
-        <w:hyperlink r:id="rId105" w:history="1">
+        <w:hyperlink r:id="rId104" w:history="1">
           <w:r>
             <w:rPr>
               <w:rStyle w:val="Hyperlink"/>
@@ -14369,7 +14455,7 @@
           <w:color w:val="0000FF"/>
           <w:sz w:val="24"/>
         </w:rPr>
-        <w:hyperlink r:id="rId105" w:history="1">
+        <w:hyperlink r:id="rId104" w:history="1">
           <w:r>
             <w:rPr>
               <w:rStyle w:val="Hyperlink"/>
@@ -14386,7 +14472,7 @@
           <w:color w:val="0000FF"/>
           <w:sz w:val="24"/>
         </w:rPr>
-        <w:hyperlink r:id="rId105" w:history="1">
+        <w:hyperlink r:id="rId104" w:history="1">
           <w:r>
             <w:rPr>
               <w:rStyle w:val="Hyperlink"/>
@@ -14403,7 +14489,7 @@
           <w:color w:val="0000FF"/>
           <w:sz w:val="24"/>
         </w:rPr>
-        <w:hyperlink r:id="rId105" w:history="1">
+        <w:hyperlink r:id="rId104" w:history="1">
           <w:r>
             <w:rPr>
               <w:rStyle w:val="Hyperlink"/>
@@ -14421,7 +14507,7 @@
           <w:sz w:val="24"/>
           <w:u w:val="single"/>
         </w:rPr>
-        <w:hyperlink r:id="rId105" w:history="1">
+        <w:hyperlink r:id="rId104" w:history="1">
           <w:r>
             <w:rPr>
               <w:rStyle w:val="Hyperlink"/>
@@ -14439,7 +14525,7 @@
           <w:sz w:val="24"/>
           <w:u w:val="single"/>
         </w:rPr>
-        <w:hyperlink r:id="rId105" w:history="1">
+        <w:hyperlink r:id="rId104" w:history="1">
           <w:r>
             <w:rPr>
               <w:rStyle w:val="Hyperlink"/>
@@ -14457,7 +14543,7 @@
           <w:sz w:val="24"/>
           <w:u w:val="single"/>
         </w:rPr>
-        <w:hyperlink r:id="rId105" w:history="1">
+        <w:hyperlink r:id="rId104" w:history="1">
           <w:r>
             <w:rPr>
               <w:rStyle w:val="Hyperlink"/>
@@ -14475,7 +14561,7 @@
           <w:sz w:val="24"/>
           <w:u w:val="single"/>
         </w:rPr>
-        <w:hyperlink r:id="rId105" w:history="1">
+        <w:hyperlink r:id="rId104" w:history="1">
           <w:r>
             <w:rPr>
               <w:rStyle w:val="Hyperlink"/>
@@ -14493,7 +14579,7 @@
           <w:sz w:val="24"/>
           <w:u w:val="single"/>
         </w:rPr>
-        <w:hyperlink r:id="rId105" w:history="1">
+        <w:hyperlink r:id="rId104" w:history="1">
           <w:r>
             <w:rPr>
               <w:rStyle w:val="Hyperlink"/>
@@ -14511,7 +14597,7 @@
           <w:sz w:val="24"/>
           <w:u w:val="single"/>
         </w:rPr>
-        <w:hyperlink r:id="rId105" w:history="1">
+        <w:hyperlink r:id="rId104" w:history="1">
           <w:r>
             <w:rPr>
               <w:rStyle w:val="Hyperlink"/>
@@ -14529,7 +14615,7 @@
           <w:sz w:val="24"/>
           <w:u w:val="single"/>
         </w:rPr>
-        <w:hyperlink r:id="rId105" w:history="1">
+        <w:hyperlink r:id="rId104" w:history="1">
           <w:r>
             <w:rPr>
               <w:rStyle w:val="Hyperlink"/>
@@ -14547,7 +14633,7 @@
           <w:sz w:val="24"/>
           <w:u w:val="single"/>
         </w:rPr>
-        <w:hyperlink r:id="rId105" w:history="1">
+        <w:hyperlink r:id="rId104" w:history="1">
           <w:r>
             <w:rPr>
               <w:rStyle w:val="Hyperlink"/>
@@ -14565,7 +14651,7 @@
           <w:sz w:val="24"/>
           <w:u w:val="single"/>
         </w:rPr>
-        <w:hyperlink r:id="rId105" w:history="1">
+        <w:hyperlink r:id="rId104" w:history="1">
           <w:r>
             <w:rPr>
               <w:rStyle w:val="Hyperlink"/>
@@ -14583,7 +14669,7 @@
           <w:sz w:val="24"/>
           <w:u w:val="single"/>
         </w:rPr>
-        <w:hyperlink r:id="rId105" w:history="1">
+        <w:hyperlink r:id="rId104" w:history="1">
           <w:r>
             <w:rPr>
               <w:rStyle w:val="Hyperlink"/>

--- a/EXPORTS/DOCX/published/niveau2/Dutch/Suriname.docx
+++ b/EXPORTS/DOCX/published/niveau2/Dutch/Suriname.docx
@@ -881,6 +881,16 @@
       </w:r>
       <w:r>
         <w:rPr>
+          <w:rFonts w:ascii="Charis SIL Regular" w:hAnsi="Charis SIL Regular" w:eastAsia="Charis SIL Regular"/>
+          <w:b w:val="0"/>
+          <w:i w:val="0"/>
+          <w:color w:val="000000"/>
+          <w:sz w:val="24"/>
+        </w:rPr>
+        <w:t>i</w:t>
+      </w:r>
+      <w:r>
+        <w:rPr>
           <w:u w:val="single" w:color="0000ff"/>
           <w:rFonts w:ascii="Charis SIL Regular" w:hAnsi="Charis SIL Regular" w:eastAsia="Charis SIL Regular"/>
           <w:b w:val="0"/>
@@ -888,17 +898,17 @@
           <w:color w:val="000000"/>
           <w:sz w:val="24"/>
         </w:rPr>
-        <w:t>i</w:t>
-      </w:r>
-      <w:r>
-        <w:rPr>
-          <w:rFonts w:ascii="Charis SIL Regular" w:hAnsi="Charis SIL Regular" w:eastAsia="Charis SIL Regular"/>
-          <w:b w:val="0"/>
-          <w:i w:val="0"/>
-          <w:color w:val="000000"/>
-          <w:sz w:val="24"/>
-        </w:rPr>
-        <w:t xml:space="preserve">sche voorwerpen opgenomen. Van Stedman is </w:t>
+        <w:t>s</w:t>
+      </w:r>
+      <w:r>
+        <w:rPr>
+          <w:rFonts w:ascii="Charis SIL Regular" w:hAnsi="Charis SIL Regular" w:eastAsia="Charis SIL Regular"/>
+          <w:b w:val="0"/>
+          <w:i w:val="0"/>
+          <w:color w:val="000000"/>
+          <w:sz w:val="24"/>
+        </w:rPr>
+        <w:t xml:space="preserve">che voorwerpen opgenomen. Van Stedman is </w:t>
       </w:r>
       <w:r>
         <w:rPr>
@@ -1765,12 +1775,70 @@
           <w:sz w:val="24"/>
           <w:u w:val="single"/>
         </w:rPr>
+        <w:t>G</w:t>
+      </w:r>
+      <w:r>
+        <w:rPr>
+          <w:rFonts w:ascii="Charis SIL Regular" w:hAnsi="Charis SIL Regular" w:eastAsia="Charis SIL Regular"/>
+          <w:b w:val="0"/>
+          <w:i w:val="0"/>
+          <w:color w:val="0000FF"/>
+          <w:sz w:val="24"/>
+          <w:u w:val="single"/>
+        </w:rPr>
+        <w:hyperlink r:id="rId15" w:history="1">
+          <w:r>
+            <w:rPr>
+              <w:rStyle w:val="Hyperlink"/>
+            </w:rPr>
+            <w:t>errit</w:t>
+          </w:r>
+        </w:hyperlink>
+      </w:r>
+      <w:r>
+        <w:rPr>
+          <w:rFonts w:ascii="Charis SIL Regular" w:hAnsi="Charis SIL Regular" w:eastAsia="Charis SIL Regular"/>
+          <w:b w:val="0"/>
+          <w:i w:val="0"/>
+          <w:color w:val="0000FF"/>
+          <w:sz w:val="24"/>
+          <w:u w:val="single"/>
+        </w:rPr>
+        <w:t xml:space="preserve"> </w:t>
+      </w:r>
+      <w:r>
+        <w:rPr>
+          <w:rFonts w:ascii="Charis SIL Regular" w:hAnsi="Charis SIL Regular" w:eastAsia="Charis SIL Regular"/>
+          <w:b w:val="0"/>
+          <w:i w:val="0"/>
+          <w:color w:val="0000FF"/>
+          <w:sz w:val="24"/>
+          <w:u w:val="single"/>
+        </w:rPr>
+        <w:hyperlink r:id="rId15" w:history="1">
+          <w:r>
+            <w:rPr>
+              <w:rStyle w:val="Hyperlink"/>
+            </w:rPr>
+            <w:t>Scho</w:t>
+          </w:r>
+        </w:hyperlink>
+      </w:r>
+      <w:r>
+        <w:rPr>
+          <w:rFonts w:ascii="Charis SIL Regular" w:hAnsi="Charis SIL Regular" w:eastAsia="Charis SIL Regular"/>
+          <w:b w:val="0"/>
+          <w:i w:val="0"/>
+          <w:color w:val="0000FF"/>
+          <w:sz w:val="24"/>
+          <w:u w:val="single"/>
+        </w:rPr>
         <w:hyperlink r:id="rId17" w:history="1">
           <w:r>
             <w:rPr>
               <w:rStyle w:val="Hyperlink"/>
             </w:rPr>
-            <w:t>G</w:t>
+            <w:t>ute</w:t>
           </w:r>
         </w:hyperlink>
       </w:r>
@@ -1783,72 +1851,7 @@
           <w:sz w:val="24"/>
           <w:u w:val="single"/>
         </w:rPr>
-        <w:hyperlink r:id="rId17" w:history="1">
-          <w:r>
-            <w:rPr>
-              <w:rStyle w:val="Hyperlink"/>
-            </w:rPr>
-            <w:t>errit</w:t>
-          </w:r>
-        </w:hyperlink>
-      </w:r>
-      <w:r>
-        <w:rPr>
-          <w:rFonts w:ascii="Charis SIL Regular" w:hAnsi="Charis SIL Regular" w:eastAsia="Charis SIL Regular"/>
-          <w:b w:val="0"/>
-          <w:i w:val="0"/>
-          <w:color w:val="0000FF"/>
-          <w:sz w:val="24"/>
-          <w:u w:val="single"/>
-        </w:rPr>
-        <w:t xml:space="preserve"> </w:t>
-      </w:r>
-      <w:r>
-        <w:rPr>
-          <w:rFonts w:ascii="Charis SIL Regular" w:hAnsi="Charis SIL Regular" w:eastAsia="Charis SIL Regular"/>
-          <w:b w:val="0"/>
-          <w:i w:val="0"/>
-          <w:color w:val="0000FF"/>
-          <w:sz w:val="24"/>
-          <w:u w:val="single"/>
-        </w:rPr>
-        <w:hyperlink r:id="rId17" w:history="1">
-          <w:r>
-            <w:rPr>
-              <w:rStyle w:val="Hyperlink"/>
-            </w:rPr>
-            <w:t>Scho</w:t>
-          </w:r>
-        </w:hyperlink>
-      </w:r>
-      <w:r>
-        <w:rPr>
-          <w:rFonts w:ascii="Charis SIL Regular" w:hAnsi="Charis SIL Regular" w:eastAsia="Charis SIL Regular"/>
-          <w:b w:val="0"/>
-          <w:i w:val="0"/>
-          <w:color w:val="0000FF"/>
-          <w:sz w:val="24"/>
-          <w:u w:val="single"/>
-        </w:rPr>
-        <w:hyperlink r:id="rId17" w:history="1">
-          <w:r>
-            <w:rPr>
-              <w:rStyle w:val="Hyperlink"/>
-            </w:rPr>
-            <w:t>ute</w:t>
-          </w:r>
-        </w:hyperlink>
-      </w:r>
-      <w:r>
-        <w:rPr>
-          <w:rFonts w:ascii="Charis SIL Regular" w:hAnsi="Charis SIL Regular" w:eastAsia="Charis SIL Regular"/>
-          <w:b w:val="0"/>
-          <w:i w:val="0"/>
-          <w:color w:val="0000FF"/>
-          <w:sz w:val="24"/>
-          <w:u w:val="single"/>
-        </w:rPr>
-        <w:hyperlink r:id="rId17" w:history="1">
+        <w:hyperlink r:id="rId16" w:history="1">
           <w:r>
             <w:rPr>
               <w:rStyle w:val="Hyperlink"/>
@@ -1859,13 +1862,21 @@
       </w:r>
       <w:r>
         <w:rPr>
-          <w:rFonts w:ascii="Charis SIL Regular" w:hAnsi="Charis SIL Regular" w:eastAsia="Charis SIL Regular"/>
-          <w:b w:val="0"/>
-          <w:i w:val="0"/>
-          <w:color w:val="000000"/>
-          <w:sz w:val="24"/>
-        </w:rPr>
-        <w:t xml:space="preserve"> en ver</w:t>
+          <w:u w:val="single" w:color="0000ff"/>
+          <w:rFonts w:ascii="Charis SIL Regular" w:hAnsi="Charis SIL Regular" w:eastAsia="Charis SIL Regular"/>
+          <w:b w:val="0"/>
+          <w:i w:val="0"/>
+          <w:color w:val="000000"/>
+          <w:sz w:val="24"/>
+        </w:rPr>
+        <w:hyperlink r:id="rId16" w:history="1">
+          <w:r>
+            <w:rPr>
+              <w:rStyle w:val="Hyperlink"/>
+            </w:rPr>
+            <w:t xml:space="preserve"> en ver</w:t>
+          </w:r>
+        </w:hyperlink>
       </w:r>
       <w:r>
         <w:rPr>
@@ -2491,7 +2502,6 @@
           <w:i w:val="0"/>
           <w:color w:val="0000FF"/>
           <w:sz w:val="24"/>
-          <w:u w:val="single"/>
         </w:rPr>
         <w:hyperlink r:id="rId22" w:history="1">
           <w:r>
@@ -3398,7 +3408,7 @@
           <w:sz w:val="24"/>
           <w:u w:val="single"/>
         </w:rPr>
-        <w:hyperlink r:id="rId29" w:history="1">
+        <w:hyperlink r:id="rId28" w:history="1">
           <w:r>
             <w:rPr>
               <w:rStyle w:val="Hyperlink"/>
@@ -3427,7 +3437,7 @@
           <w:sz w:val="24"/>
           <w:u w:val="single"/>
         </w:rPr>
-        <w:hyperlink r:id="rId29" w:history="1">
+        <w:hyperlink r:id="rId28" w:history="1">
           <w:r>
             <w:rPr>
               <w:rStyle w:val="Hyperlink"/>
@@ -3445,7 +3455,7 @@
           <w:sz w:val="24"/>
           <w:u w:val="single"/>
         </w:rPr>
-        <w:hyperlink r:id="rId29" w:history="1">
+        <w:hyperlink r:id="rId28" w:history="1">
           <w:r>
             <w:rPr>
               <w:rStyle w:val="Hyperlink"/>
@@ -3474,7 +3484,7 @@
           <w:sz w:val="24"/>
           <w:u w:val="single"/>
         </w:rPr>
-        <w:hyperlink r:id="rId29" w:history="1">
+        <w:hyperlink r:id="rId28" w:history="1">
           <w:r>
             <w:rPr>
               <w:rStyle w:val="Hyperlink"/>
@@ -3503,7 +3513,7 @@
           <w:sz w:val="24"/>
           <w:u w:val="single"/>
         </w:rPr>
-        <w:hyperlink r:id="rId29" w:history="1">
+        <w:hyperlink r:id="rId28" w:history="1">
           <w:r>
             <w:rPr>
               <w:rStyle w:val="Hyperlink"/>
@@ -6960,14 +6970,7 @@
           <w:color w:val="0000FF"/>
           <w:sz w:val="24"/>
         </w:rPr>
-        <w:hyperlink r:id="rId57" w:history="1">
-          <w:r>
-            <w:rPr>
-              <w:rStyle w:val="Hyperlink"/>
-            </w:rPr>
-            <w:t>Ri</w:t>
-          </w:r>
-        </w:hyperlink>
+        <w:t>Ri</w:t>
       </w:r>
       <w:r>
         <w:rPr>
@@ -7643,7 +7646,7 @@
           <w:sz w:val="24"/>
           <w:u w:val="single"/>
         </w:rPr>
-        <w:hyperlink r:id="rId22" w:history="1">
+        <w:hyperlink r:id="rId64" w:history="1">
           <w:r>
             <w:rPr>
               <w:rStyle w:val="Hyperlink"/>
@@ -7679,7 +7682,7 @@
           <w:sz w:val="24"/>
           <w:u w:val="single"/>
         </w:rPr>
-        <w:hyperlink r:id="rId22" w:history="1">
+        <w:hyperlink r:id="rId64" w:history="1">
           <w:r>
             <w:rPr>
               <w:rStyle w:val="Hyperlink"/>
@@ -7708,7 +7711,7 @@
           <w:sz w:val="24"/>
           <w:u w:val="single"/>
         </w:rPr>
-        <w:hyperlink r:id="rId22" w:history="1">
+        <w:hyperlink r:id="rId64" w:history="1">
           <w:r>
             <w:rPr>
               <w:rStyle w:val="Hyperlink"/>
@@ -9272,16 +9275,6 @@
       </w:r>
       <w:r>
         <w:rPr>
-          <w:rFonts w:ascii="Charis SIL Regular" w:hAnsi="Charis SIL Regular" w:eastAsia="Charis SIL Regular"/>
-          <w:b w:val="0"/>
-          <w:i w:val="0"/>
-          <w:color w:val="000000"/>
-          <w:sz w:val="24"/>
-        </w:rPr>
-        <w:t>n</w:t>
-      </w:r>
-      <w:r>
-        <w:rPr>
           <w:u w:val="single" w:color="0000ff"/>
           <w:rFonts w:ascii="Charis SIL Regular" w:hAnsi="Charis SIL Regular" w:eastAsia="Charis SIL Regular"/>
           <w:b w:val="0"/>
@@ -9294,6 +9287,24 @@
             <w:rPr>
               <w:rStyle w:val="Hyperlink"/>
             </w:rPr>
+            <w:t>n</w:t>
+          </w:r>
+        </w:hyperlink>
+      </w:r>
+      <w:r>
+        <w:rPr>
+          <w:u w:val="single" w:color="0000ff"/>
+          <w:rFonts w:ascii="Charis SIL Regular" w:hAnsi="Charis SIL Regular" w:eastAsia="Charis SIL Regular"/>
+          <w:b w:val="0"/>
+          <w:i w:val="0"/>
+          <w:color w:val="000000"/>
+          <w:sz w:val="24"/>
+        </w:rPr>
+        <w:hyperlink r:id="rId71" w:history="1">
+          <w:r>
+            <w:rPr>
+              <w:rStyle w:val="Hyperlink"/>
+            </w:rPr>
             <w:t xml:space="preserve"> 1931 </w:t>
           </w:r>
         </w:hyperlink>
@@ -9330,19 +9341,19 @@
             <w:rPr>
               <w:rStyle w:val="Hyperlink"/>
             </w:rPr>
-            <w:t>en mult</w:t>
-          </w:r>
-        </w:hyperlink>
-      </w:r>
-      <w:r>
-        <w:rPr>
-          <w:rFonts w:ascii="Charis SIL Regular" w:hAnsi="Charis SIL Regular" w:eastAsia="Charis SIL Regular"/>
-          <w:b w:val="0"/>
-          <w:i w:val="0"/>
-          <w:color w:val="000000"/>
-          <w:sz w:val="24"/>
-        </w:rPr>
-        <w:t xml:space="preserve">idisciplinaire onderzoeksmissie naar </w:t>
+            <w:t>en mul</w:t>
+          </w:r>
+        </w:hyperlink>
+      </w:r>
+      <w:r>
+        <w:rPr>
+          <w:rFonts w:ascii="Charis SIL Regular" w:hAnsi="Charis SIL Regular" w:eastAsia="Charis SIL Regular"/>
+          <w:b w:val="0"/>
+          <w:i w:val="0"/>
+          <w:color w:val="000000"/>
+          <w:sz w:val="24"/>
+        </w:rPr>
+        <w:t xml:space="preserve">tidisciplinaire onderzoeksmissie naar </w:t>
       </w:r>
       <w:r>
         <w:rPr>
@@ -11393,6 +11404,7 @@
           <w:i w:val="0"/>
           <w:color w:val="0000FF"/>
           <w:sz w:val="24"/>
+          <w:u w:val="single"/>
         </w:rPr>
         <w:t>s</w:t>
       </w:r>
@@ -11744,7 +11756,7 @@
             <w:rPr>
               <w:rStyle w:val="Hyperlink"/>
             </w:rPr>
-            <w:t>profiel</w:t>
+            <w:t>profie</w:t>
           </w:r>
         </w:hyperlink>
       </w:r>
@@ -11757,6 +11769,16 @@
           <w:sz w:val="24"/>
           <w:u w:val="single"/>
         </w:rPr>
+        <w:t>l</w:t>
+      </w:r>
+      <w:r>
+        <w:rPr>
+          <w:rFonts w:ascii="Charis SIL Regular" w:hAnsi="Charis SIL Regular" w:eastAsia="Charis SIL Regular"/>
+          <w:b w:val="0"/>
+          <w:i w:val="0"/>
+          <w:color w:val="0000FF"/>
+          <w:sz w:val="24"/>
+        </w:rPr>
         <w:t>-</w:t>
       </w:r>
       <w:r>
@@ -11773,19 +11795,9 @@
             <w:rPr>
               <w:rStyle w:val="Hyperlink"/>
             </w:rPr>
-            <w:t>als</w:t>
-          </w:r>
-        </w:hyperlink>
-      </w:r>
-      <w:r>
-        <w:rPr>
-          <w:rFonts w:ascii="Charis SIL Regular" w:hAnsi="Charis SIL Regular" w:eastAsia="Charis SIL Regular"/>
-          <w:b w:val="0"/>
-          <w:i w:val="0"/>
-          <w:color w:val="0000FF"/>
-          <w:sz w:val="24"/>
-        </w:rPr>
-        <w:t>-</w:t>
+            <w:t>als-</w:t>
+          </w:r>
+        </w:hyperlink>
       </w:r>
       <w:r>
         <w:rPr>
@@ -12591,7 +12603,7 @@
           <w:sz w:val="24"/>
           <w:u w:val="single"/>
         </w:rPr>
-        <w:hyperlink r:id="rId91" w:history="1">
+        <w:hyperlink r:id="rId92" w:history="1">
           <w:r>
             <w:rPr>
               <w:rStyle w:val="Hyperlink"/>
@@ -12620,7 +12632,7 @@
           <w:sz w:val="24"/>
           <w:u w:val="single"/>
         </w:rPr>
-        <w:hyperlink r:id="rId91" w:history="1">
+        <w:hyperlink r:id="rId92" w:history="1">
           <w:r>
             <w:rPr>
               <w:rStyle w:val="Hyperlink"/>
@@ -12738,7 +12750,7 @@
           <w:sz w:val="24"/>
           <w:u w:val="single"/>
         </w:rPr>
-        <w:hyperlink r:id="rId92" w:history="1">
+        <w:hyperlink r:id="rId93" w:history="1">
           <w:r>
             <w:rPr>
               <w:rStyle w:val="Hyperlink"/>
@@ -12756,7 +12768,7 @@
           <w:sz w:val="24"/>
           <w:u w:val="single"/>
         </w:rPr>
-        <w:hyperlink r:id="rId92" w:history="1">
+        <w:hyperlink r:id="rId93" w:history="1">
           <w:r>
             <w:rPr>
               <w:rStyle w:val="Hyperlink"/>
@@ -12854,7 +12866,7 @@
           <w:sz w:val="24"/>
           <w:u w:val="single"/>
         </w:rPr>
-        <w:hyperlink r:id="rId93" w:history="1">
+        <w:hyperlink r:id="rId94" w:history="1">
           <w:r>
             <w:rPr>
               <w:rStyle w:val="Hyperlink"/>
@@ -12883,7 +12895,7 @@
           <w:sz w:val="24"/>
           <w:u w:val="single"/>
         </w:rPr>
-        <w:hyperlink r:id="rId93" w:history="1">
+        <w:hyperlink r:id="rId94" w:history="1">
           <w:r>
             <w:rPr>
               <w:rStyle w:val="Hyperlink"/>
@@ -12990,7 +13002,7 @@
           <w:sz w:val="24"/>
           <w:u w:val="single"/>
         </w:rPr>
-        <w:hyperlink r:id="rId94" w:history="1">
+        <w:hyperlink r:id="rId95" w:history="1">
           <w:r>
             <w:rPr>
               <w:rStyle w:val="Hyperlink"/>
@@ -13019,7 +13031,7 @@
           <w:sz w:val="24"/>
           <w:u w:val="single"/>
         </w:rPr>
-        <w:hyperlink r:id="rId94" w:history="1">
+        <w:hyperlink r:id="rId95" w:history="1">
           <w:r>
             <w:rPr>
               <w:rStyle w:val="Hyperlink"/>
@@ -13047,7 +13059,7 @@
           <w:sz w:val="24"/>
           <w:u w:val="single"/>
         </w:rPr>
-        <w:hyperlink r:id="rId95" w:history="1">
+        <w:hyperlink r:id="rId96" w:history="1">
           <w:r>
             <w:rPr>
               <w:rStyle w:val="Hyperlink"/>
@@ -13076,7 +13088,7 @@
           <w:sz w:val="24"/>
           <w:u w:val="single"/>
         </w:rPr>
-        <w:hyperlink r:id="rId95" w:history="1">
+        <w:hyperlink r:id="rId96" w:history="1">
           <w:r>
             <w:rPr>
               <w:rStyle w:val="Hyperlink"/>
@@ -13204,7 +13216,7 @@
           <w:sz w:val="24"/>
           <w:u w:val="single"/>
         </w:rPr>
-        <w:hyperlink r:id="rId96" w:history="1">
+        <w:hyperlink r:id="rId97" w:history="1">
           <w:r>
             <w:rPr>
               <w:rStyle w:val="Hyperlink"/>
@@ -13222,7 +13234,7 @@
           <w:sz w:val="24"/>
           <w:u w:val="single"/>
         </w:rPr>
-        <w:hyperlink r:id="rId96" w:history="1">
+        <w:hyperlink r:id="rId97" w:history="1">
           <w:r>
             <w:rPr>
               <w:rStyle w:val="Hyperlink"/>
@@ -13240,7 +13252,7 @@
           <w:sz w:val="24"/>
           <w:u w:val="single"/>
         </w:rPr>
-        <w:hyperlink r:id="rId96" w:history="1">
+        <w:hyperlink r:id="rId97" w:history="1">
           <w:r>
             <w:rPr>
               <w:rStyle w:val="Hyperlink"/>
@@ -13338,7 +13350,7 @@
           <w:sz w:val="24"/>
           <w:u w:val="single"/>
         </w:rPr>
-        <w:hyperlink r:id="rId97" w:history="1">
+        <w:hyperlink r:id="rId98" w:history="1">
           <w:r>
             <w:rPr>
               <w:rStyle w:val="Hyperlink"/>
@@ -13367,7 +13379,7 @@
           <w:sz w:val="24"/>
           <w:u w:val="single"/>
         </w:rPr>
-        <w:hyperlink r:id="rId97" w:history="1">
+        <w:hyperlink r:id="rId98" w:history="1">
           <w:r>
             <w:rPr>
               <w:rStyle w:val="Hyperlink"/>
@@ -13395,7 +13407,7 @@
           <w:sz w:val="24"/>
           <w:u w:val="single"/>
         </w:rPr>
-        <w:hyperlink r:id="rId98" w:history="1">
+        <w:hyperlink r:id="rId99" w:history="1">
           <w:r>
             <w:rPr>
               <w:rStyle w:val="Hyperlink"/>
@@ -13424,7 +13436,7 @@
           <w:sz w:val="24"/>
           <w:u w:val="single"/>
         </w:rPr>
-        <w:hyperlink r:id="rId98" w:history="1">
+        <w:hyperlink r:id="rId99" w:history="1">
           <w:r>
             <w:rPr>
               <w:rStyle w:val="Hyperlink"/>
@@ -13541,7 +13553,7 @@
           <w:color w:val="0000FF"/>
           <w:sz w:val="24"/>
         </w:rPr>
-        <w:hyperlink r:id="rId99" w:history="1">
+        <w:hyperlink r:id="rId100" w:history="1">
           <w:r>
             <w:rPr>
               <w:rStyle w:val="Hyperlink"/>
@@ -13558,7 +13570,7 @@
           <w:color w:val="0000FF"/>
           <w:sz w:val="24"/>
         </w:rPr>
-        <w:hyperlink r:id="rId99" w:history="1">
+        <w:hyperlink r:id="rId100" w:history="1">
           <w:r>
             <w:rPr>
               <w:rStyle w:val="Hyperlink"/>
@@ -13575,7 +13587,7 @@
           <w:color w:val="0000FF"/>
           <w:sz w:val="24"/>
         </w:rPr>
-        <w:hyperlink r:id="rId99" w:history="1">
+        <w:hyperlink r:id="rId100" w:history="1">
           <w:r>
             <w:rPr>
               <w:rStyle w:val="Hyperlink"/>
@@ -13592,7 +13604,7 @@
           <w:color w:val="0000FF"/>
           <w:sz w:val="24"/>
         </w:rPr>
-        <w:hyperlink r:id="rId99" w:history="1">
+        <w:hyperlink r:id="rId100" w:history="1">
           <w:r>
             <w:rPr>
               <w:rStyle w:val="Hyperlink"/>
@@ -13609,7 +13621,7 @@
           <w:color w:val="0000FF"/>
           <w:sz w:val="24"/>
         </w:rPr>
-        <w:hyperlink r:id="rId99" w:history="1">
+        <w:hyperlink r:id="rId100" w:history="1">
           <w:r>
             <w:rPr>
               <w:rStyle w:val="Hyperlink"/>
@@ -13706,7 +13718,7 @@
           <w:color w:val="0000FF"/>
           <w:sz w:val="24"/>
         </w:rPr>
-        <w:hyperlink r:id="rId100" w:history="1">
+        <w:hyperlink r:id="rId101" w:history="1">
           <w:r>
             <w:rPr>
               <w:rStyle w:val="Hyperlink"/>
@@ -13723,7 +13735,7 @@
           <w:color w:val="0000FF"/>
           <w:sz w:val="24"/>
         </w:rPr>
-        <w:hyperlink r:id="rId100" w:history="1">
+        <w:hyperlink r:id="rId101" w:history="1">
           <w:r>
             <w:rPr>
               <w:rStyle w:val="Hyperlink"/>
@@ -13740,7 +13752,7 @@
           <w:color w:val="0000FF"/>
           <w:sz w:val="24"/>
         </w:rPr>
-        <w:hyperlink r:id="rId100" w:history="1">
+        <w:hyperlink r:id="rId101" w:history="1">
           <w:r>
             <w:rPr>
               <w:rStyle w:val="Hyperlink"/>
@@ -13757,7 +13769,7 @@
           <w:color w:val="0000FF"/>
           <w:sz w:val="24"/>
         </w:rPr>
-        <w:hyperlink r:id="rId100" w:history="1">
+        <w:hyperlink r:id="rId101" w:history="1">
           <w:r>
             <w:rPr>
               <w:rStyle w:val="Hyperlink"/>
@@ -13774,7 +13786,7 @@
           <w:color w:val="0000FF"/>
           <w:sz w:val="24"/>
         </w:rPr>
-        <w:hyperlink r:id="rId100" w:history="1">
+        <w:hyperlink r:id="rId101" w:history="1">
           <w:r>
             <w:rPr>
               <w:rStyle w:val="Hyperlink"/>
@@ -13871,7 +13883,7 @@
           <w:color w:val="0000FF"/>
           <w:sz w:val="24"/>
         </w:rPr>
-        <w:hyperlink r:id="rId101" w:history="1">
+        <w:hyperlink r:id="rId102" w:history="1">
           <w:r>
             <w:rPr>
               <w:rStyle w:val="Hyperlink"/>
@@ -13888,7 +13900,7 @@
           <w:color w:val="0000FF"/>
           <w:sz w:val="24"/>
         </w:rPr>
-        <w:hyperlink r:id="rId101" w:history="1">
+        <w:hyperlink r:id="rId102" w:history="1">
           <w:r>
             <w:rPr>
               <w:rStyle w:val="Hyperlink"/>
@@ -13905,7 +13917,7 @@
           <w:color w:val="0000FF"/>
           <w:sz w:val="24"/>
         </w:rPr>
-        <w:hyperlink r:id="rId101" w:history="1">
+        <w:hyperlink r:id="rId102" w:history="1">
           <w:r>
             <w:rPr>
               <w:rStyle w:val="Hyperlink"/>
@@ -13922,7 +13934,7 @@
           <w:color w:val="0000FF"/>
           <w:sz w:val="24"/>
         </w:rPr>
-        <w:hyperlink r:id="rId101" w:history="1">
+        <w:hyperlink r:id="rId102" w:history="1">
           <w:r>
             <w:rPr>
               <w:rStyle w:val="Hyperlink"/>
@@ -13939,7 +13951,7 @@
           <w:color w:val="0000FF"/>
           <w:sz w:val="24"/>
         </w:rPr>
-        <w:hyperlink r:id="rId101" w:history="1">
+        <w:hyperlink r:id="rId102" w:history="1">
           <w:r>
             <w:rPr>
               <w:rStyle w:val="Hyperlink"/>
@@ -14056,7 +14068,7 @@
           <w:color w:val="0000FF"/>
           <w:sz w:val="24"/>
         </w:rPr>
-        <w:hyperlink r:id="rId102" w:history="1">
+        <w:hyperlink r:id="rId103" w:history="1">
           <w:r>
             <w:rPr>
               <w:rStyle w:val="Hyperlink"/>
@@ -14073,7 +14085,7 @@
           <w:color w:val="0000FF"/>
           <w:sz w:val="24"/>
         </w:rPr>
-        <w:hyperlink r:id="rId102" w:history="1">
+        <w:hyperlink r:id="rId103" w:history="1">
           <w:r>
             <w:rPr>
               <w:rStyle w:val="Hyperlink"/>
@@ -14090,7 +14102,7 @@
           <w:color w:val="0000FF"/>
           <w:sz w:val="24"/>
         </w:rPr>
-        <w:hyperlink r:id="rId102" w:history="1">
+        <w:hyperlink r:id="rId103" w:history="1">
           <w:r>
             <w:rPr>
               <w:rStyle w:val="Hyperlink"/>
@@ -14107,7 +14119,7 @@
           <w:color w:val="0000FF"/>
           <w:sz w:val="24"/>
         </w:rPr>
-        <w:hyperlink r:id="rId102" w:history="1">
+        <w:hyperlink r:id="rId103" w:history="1">
           <w:r>
             <w:rPr>
               <w:rStyle w:val="Hyperlink"/>
@@ -14124,7 +14136,7 @@
           <w:color w:val="0000FF"/>
           <w:sz w:val="24"/>
         </w:rPr>
-        <w:hyperlink r:id="rId102" w:history="1">
+        <w:hyperlink r:id="rId103" w:history="1">
           <w:r>
             <w:rPr>
               <w:rStyle w:val="Hyperlink"/>
@@ -14261,7 +14273,7 @@
           <w:sz w:val="24"/>
           <w:u w:val="single"/>
         </w:rPr>
-        <w:hyperlink r:id="rId103" w:history="1">
+        <w:hyperlink r:id="rId104" w:history="1">
           <w:r>
             <w:rPr>
               <w:rStyle w:val="Hyperlink"/>
@@ -14290,7 +14302,7 @@
           <w:sz w:val="24"/>
           <w:u w:val="single"/>
         </w:rPr>
-        <w:hyperlink r:id="rId103" w:history="1">
+        <w:hyperlink r:id="rId104" w:history="1">
           <w:r>
             <w:rPr>
               <w:rStyle w:val="Hyperlink"/>
@@ -14387,7 +14399,7 @@
           <w:color w:val="0000FF"/>
           <w:sz w:val="24"/>
         </w:rPr>
-        <w:hyperlink r:id="rId104" w:history="1">
+        <w:hyperlink r:id="rId105" w:history="1">
           <w:r>
             <w:rPr>
               <w:rStyle w:val="Hyperlink"/>
@@ -14404,7 +14416,7 @@
           <w:color w:val="0000FF"/>
           <w:sz w:val="24"/>
         </w:rPr>
-        <w:hyperlink r:id="rId104" w:history="1">
+        <w:hyperlink r:id="rId105" w:history="1">
           <w:r>
             <w:rPr>
               <w:rStyle w:val="Hyperlink"/>
@@ -14421,7 +14433,7 @@
           <w:color w:val="0000FF"/>
           <w:sz w:val="24"/>
         </w:rPr>
-        <w:hyperlink r:id="rId104" w:history="1">
+        <w:hyperlink r:id="rId105" w:history="1">
           <w:r>
             <w:rPr>
               <w:rStyle w:val="Hyperlink"/>
@@ -14438,7 +14450,7 @@
           <w:color w:val="0000FF"/>
           <w:sz w:val="24"/>
         </w:rPr>
-        <w:hyperlink r:id="rId104" w:history="1">
+        <w:hyperlink r:id="rId105" w:history="1">
           <w:r>
             <w:rPr>
               <w:rStyle w:val="Hyperlink"/>
@@ -14455,7 +14467,7 @@
           <w:color w:val="0000FF"/>
           <w:sz w:val="24"/>
         </w:rPr>
-        <w:hyperlink r:id="rId104" w:history="1">
+        <w:hyperlink r:id="rId105" w:history="1">
           <w:r>
             <w:rPr>
               <w:rStyle w:val="Hyperlink"/>
@@ -14472,7 +14484,7 @@
           <w:color w:val="0000FF"/>
           <w:sz w:val="24"/>
         </w:rPr>
-        <w:hyperlink r:id="rId104" w:history="1">
+        <w:hyperlink r:id="rId105" w:history="1">
           <w:r>
             <w:rPr>
               <w:rStyle w:val="Hyperlink"/>
@@ -14489,7 +14501,7 @@
           <w:color w:val="0000FF"/>
           <w:sz w:val="24"/>
         </w:rPr>
-        <w:hyperlink r:id="rId104" w:history="1">
+        <w:hyperlink r:id="rId105" w:history="1">
           <w:r>
             <w:rPr>
               <w:rStyle w:val="Hyperlink"/>
@@ -14507,7 +14519,7 @@
           <w:sz w:val="24"/>
           <w:u w:val="single"/>
         </w:rPr>
-        <w:hyperlink r:id="rId104" w:history="1">
+        <w:hyperlink r:id="rId105" w:history="1">
           <w:r>
             <w:rPr>
               <w:rStyle w:val="Hyperlink"/>
@@ -14525,7 +14537,7 @@
           <w:sz w:val="24"/>
           <w:u w:val="single"/>
         </w:rPr>
-        <w:hyperlink r:id="rId104" w:history="1">
+        <w:hyperlink r:id="rId105" w:history="1">
           <w:r>
             <w:rPr>
               <w:rStyle w:val="Hyperlink"/>
@@ -14543,7 +14555,7 @@
           <w:sz w:val="24"/>
           <w:u w:val="single"/>
         </w:rPr>
-        <w:hyperlink r:id="rId104" w:history="1">
+        <w:hyperlink r:id="rId105" w:history="1">
           <w:r>
             <w:rPr>
               <w:rStyle w:val="Hyperlink"/>
@@ -14561,7 +14573,7 @@
           <w:sz w:val="24"/>
           <w:u w:val="single"/>
         </w:rPr>
-        <w:hyperlink r:id="rId104" w:history="1">
+        <w:hyperlink r:id="rId105" w:history="1">
           <w:r>
             <w:rPr>
               <w:rStyle w:val="Hyperlink"/>
@@ -14579,7 +14591,7 @@
           <w:sz w:val="24"/>
           <w:u w:val="single"/>
         </w:rPr>
-        <w:hyperlink r:id="rId104" w:history="1">
+        <w:hyperlink r:id="rId105" w:history="1">
           <w:r>
             <w:rPr>
               <w:rStyle w:val="Hyperlink"/>
@@ -14597,7 +14609,7 @@
           <w:sz w:val="24"/>
           <w:u w:val="single"/>
         </w:rPr>
-        <w:hyperlink r:id="rId104" w:history="1">
+        <w:hyperlink r:id="rId105" w:history="1">
           <w:r>
             <w:rPr>
               <w:rStyle w:val="Hyperlink"/>
@@ -14615,7 +14627,7 @@
           <w:sz w:val="24"/>
           <w:u w:val="single"/>
         </w:rPr>
-        <w:hyperlink r:id="rId104" w:history="1">
+        <w:hyperlink r:id="rId105" w:history="1">
           <w:r>
             <w:rPr>
               <w:rStyle w:val="Hyperlink"/>
@@ -14633,7 +14645,7 @@
           <w:sz w:val="24"/>
           <w:u w:val="single"/>
         </w:rPr>
-        <w:hyperlink r:id="rId104" w:history="1">
+        <w:hyperlink r:id="rId105" w:history="1">
           <w:r>
             <w:rPr>
               <w:rStyle w:val="Hyperlink"/>
@@ -14651,7 +14663,7 @@
           <w:sz w:val="24"/>
           <w:u w:val="single"/>
         </w:rPr>
-        <w:hyperlink r:id="rId104" w:history="1">
+        <w:hyperlink r:id="rId105" w:history="1">
           <w:r>
             <w:rPr>
               <w:rStyle w:val="Hyperlink"/>
@@ -14669,7 +14681,7 @@
           <w:sz w:val="24"/>
           <w:u w:val="single"/>
         </w:rPr>
-        <w:hyperlink r:id="rId104" w:history="1">
+        <w:hyperlink r:id="rId105" w:history="1">
           <w:r>
             <w:rPr>
               <w:rStyle w:val="Hyperlink"/>

--- a/EXPORTS/DOCX/published/niveau2/Dutch/Suriname.docx
+++ b/EXPORTS/DOCX/published/niveau2/Dutch/Suriname.docx
@@ -881,6 +881,7 @@
       </w:r>
       <w:r>
         <w:rPr>
+          <w:u w:val="single" w:color="0000ff"/>
           <w:rFonts w:ascii="Charis SIL Regular" w:hAnsi="Charis SIL Regular" w:eastAsia="Charis SIL Regular"/>
           <w:b w:val="0"/>
           <w:i w:val="0"/>
@@ -891,24 +892,13 @@
       </w:r>
       <w:r>
         <w:rPr>
-          <w:u w:val="single" w:color="0000ff"/>
-          <w:rFonts w:ascii="Charis SIL Regular" w:hAnsi="Charis SIL Regular" w:eastAsia="Charis SIL Regular"/>
-          <w:b w:val="0"/>
-          <w:i w:val="0"/>
-          <w:color w:val="000000"/>
-          <w:sz w:val="24"/>
-        </w:rPr>
-        <w:t>s</w:t>
-      </w:r>
-      <w:r>
-        <w:rPr>
-          <w:rFonts w:ascii="Charis SIL Regular" w:hAnsi="Charis SIL Regular" w:eastAsia="Charis SIL Regular"/>
-          <w:b w:val="0"/>
-          <w:i w:val="0"/>
-          <w:color w:val="000000"/>
-          <w:sz w:val="24"/>
-        </w:rPr>
-        <w:t xml:space="preserve">che voorwerpen opgenomen. Van Stedman is </w:t>
+          <w:rFonts w:ascii="Charis SIL Regular" w:hAnsi="Charis SIL Regular" w:eastAsia="Charis SIL Regular"/>
+          <w:b w:val="0"/>
+          <w:i w:val="0"/>
+          <w:color w:val="000000"/>
+          <w:sz w:val="24"/>
+        </w:rPr>
+        <w:t xml:space="preserve">sche voorwerpen opgenomen. Van Stedman is </w:t>
       </w:r>
       <w:r>
         <w:rPr>
@@ -2806,9 +2796,36 @@
             <w:rPr>
               <w:rStyle w:val="Hyperlink"/>
             </w:rPr>
-            <w:t>film</w:t>
-          </w:r>
-        </w:hyperlink>
+            <w:t>fil</w:t>
+          </w:r>
+        </w:hyperlink>
+      </w:r>
+      <w:r>
+        <w:rPr>
+          <w:rFonts w:ascii="Charis SIL Regular" w:hAnsi="Charis SIL Regular" w:eastAsia="Charis SIL Regular"/>
+          <w:b w:val="0"/>
+          <w:i w:val="0"/>
+          <w:color w:val="0000FF"/>
+          <w:sz w:val="24"/>
+        </w:rPr>
+        <w:hyperlink r:id="rId24" w:history="1">
+          <w:r>
+            <w:rPr>
+              <w:rStyle w:val="Hyperlink"/>
+            </w:rPr>
+            <w:t>m</w:t>
+          </w:r>
+        </w:hyperlink>
+      </w:r>
+      <w:r>
+        <w:rPr>
+          <w:rFonts w:ascii="Charis SIL Regular" w:hAnsi="Charis SIL Regular" w:eastAsia="Charis SIL Regular"/>
+          <w:b w:val="0"/>
+          <w:i w:val="0"/>
+          <w:color w:val="0000FF"/>
+          <w:sz w:val="24"/>
+        </w:rPr>
+        <w:t>s</w:t>
       </w:r>
       <w:r>
         <w:rPr>
@@ -2819,7 +2836,7 @@
           <w:sz w:val="24"/>
           <w:u w:val="single"/>
         </w:rPr>
-        <w:t>s</w:t>
+        <w:t xml:space="preserve"> </w:t>
       </w:r>
       <w:r>
         <w:rPr>
@@ -2830,6 +2847,24 @@
           <w:sz w:val="24"/>
           <w:u w:val="single"/>
         </w:rPr>
+        <w:hyperlink r:id="rId24" w:history="1">
+          <w:r>
+            <w:rPr>
+              <w:rStyle w:val="Hyperlink"/>
+            </w:rPr>
+            <w:t>en</w:t>
+          </w:r>
+        </w:hyperlink>
+      </w:r>
+      <w:r>
+        <w:rPr>
+          <w:rFonts w:ascii="Charis SIL Regular" w:hAnsi="Charis SIL Regular" w:eastAsia="Charis SIL Regular"/>
+          <w:b w:val="0"/>
+          <w:i w:val="0"/>
+          <w:color w:val="0000FF"/>
+          <w:sz w:val="24"/>
+          <w:u w:val="single"/>
+        </w:rPr>
         <w:t xml:space="preserve"> </w:t>
       </w:r>
       <w:r>
@@ -2846,48 +2881,9 @@
             <w:rPr>
               <w:rStyle w:val="Hyperlink"/>
             </w:rPr>
-            <w:t>en</w:t>
-          </w:r>
-        </w:hyperlink>
-      </w:r>
-      <w:r>
-        <w:rPr>
-          <w:rFonts w:ascii="Charis SIL Regular" w:hAnsi="Charis SIL Regular" w:eastAsia="Charis SIL Regular"/>
-          <w:b w:val="0"/>
-          <w:i w:val="0"/>
-          <w:color w:val="0000FF"/>
-          <w:sz w:val="24"/>
-          <w:u w:val="single"/>
-        </w:rPr>
-        <w:t xml:space="preserve"> </w:t>
-      </w:r>
-      <w:r>
-        <w:rPr>
-          <w:rFonts w:ascii="Charis SIL Regular" w:hAnsi="Charis SIL Regular" w:eastAsia="Charis SIL Regular"/>
-          <w:b w:val="0"/>
-          <w:i w:val="0"/>
-          <w:color w:val="0000FF"/>
-          <w:sz w:val="24"/>
-          <w:u w:val="single"/>
-        </w:rPr>
-        <w:hyperlink r:id="rId24" w:history="1">
-          <w:r>
-            <w:rPr>
-              <w:rStyle w:val="Hyperlink"/>
-            </w:rPr>
-            <w:t>geluidsbande</w:t>
-          </w:r>
-        </w:hyperlink>
-      </w:r>
-      <w:r>
-        <w:rPr>
-          <w:rFonts w:ascii="Charis SIL Regular" w:hAnsi="Charis SIL Regular" w:eastAsia="Charis SIL Regular"/>
-          <w:b w:val="0"/>
-          <w:i w:val="0"/>
-          <w:color w:val="0000FF"/>
-          <w:sz w:val="24"/>
-        </w:rPr>
-        <w:t>n</w:t>
+            <w:t>geluidsbanden</w:t>
+          </w:r>
+        </w:hyperlink>
       </w:r>
       <w:r>
         <w:rPr>
@@ -3861,36 +3857,49 @@
             <w:rPr>
               <w:rStyle w:val="Hyperlink"/>
             </w:rPr>
-            <w:t>Etnografis</w:t>
-          </w:r>
-        </w:hyperlink>
-      </w:r>
-      <w:r>
-        <w:rPr>
-          <w:rFonts w:ascii="Charis SIL Regular" w:hAnsi="Charis SIL Regular" w:eastAsia="Charis SIL Regular"/>
-          <w:b w:val="0"/>
-          <w:i w:val="0"/>
-          <w:color w:val="0000FF"/>
-          <w:sz w:val="24"/>
+            <w:t>Etnografisc</w:t>
+          </w:r>
+        </w:hyperlink>
+      </w:r>
+      <w:r>
+        <w:rPr>
+          <w:rFonts w:ascii="Charis SIL Regular" w:hAnsi="Charis SIL Regular" w:eastAsia="Charis SIL Regular"/>
+          <w:b w:val="0"/>
+          <w:i w:val="0"/>
+          <w:color w:val="0000FF"/>
+          <w:sz w:val="24"/>
+          <w:u w:val="single"/>
+        </w:rPr>
+        <w:t>h</w:t>
+      </w:r>
+      <w:r>
+        <w:rPr>
+          <w:rFonts w:ascii="Charis SIL Regular" w:hAnsi="Charis SIL Regular" w:eastAsia="Charis SIL Regular"/>
+          <w:b w:val="0"/>
+          <w:i w:val="0"/>
+          <w:color w:val="0000FF"/>
+          <w:sz w:val="24"/>
+          <w:u w:val="single"/>
+        </w:rPr>
+        <w:t xml:space="preserve"> </w:t>
+      </w:r>
+      <w:r>
+        <w:rPr>
+          <w:rFonts w:ascii="Charis SIL Regular" w:hAnsi="Charis SIL Regular" w:eastAsia="Charis SIL Regular"/>
+          <w:b w:val="0"/>
+          <w:i w:val="0"/>
+          <w:color w:val="0000FF"/>
+          <w:sz w:val="24"/>
+          <w:u w:val="single"/>
         </w:rPr>
         <w:hyperlink r:id="rId31" w:history="1">
           <w:r>
             <w:rPr>
               <w:rStyle w:val="Hyperlink"/>
             </w:rPr>
-            <w:t>c</w:t>
-          </w:r>
-        </w:hyperlink>
-      </w:r>
-      <w:r>
-        <w:rPr>
-          <w:rFonts w:ascii="Charis SIL Regular" w:hAnsi="Charis SIL Regular" w:eastAsia="Charis SIL Regular"/>
-          <w:b w:val="0"/>
-          <w:i w:val="0"/>
-          <w:color w:val="0000FF"/>
-          <w:sz w:val="24"/>
-        </w:rPr>
-        <w:t>h</w:t>
+            <w:t>Museum</w:t>
+          </w:r>
+        </w:hyperlink>
       </w:r>
       <w:r>
         <w:rPr>
@@ -3917,38 +3926,19 @@
             <w:rPr>
               <w:rStyle w:val="Hyperlink"/>
             </w:rPr>
-            <w:t>Museum</w:t>
-          </w:r>
-        </w:hyperlink>
-      </w:r>
-      <w:r>
-        <w:rPr>
-          <w:rFonts w:ascii="Charis SIL Regular" w:hAnsi="Charis SIL Regular" w:eastAsia="Charis SIL Regular"/>
-          <w:b w:val="0"/>
-          <w:i w:val="0"/>
-          <w:color w:val="0000FF"/>
-          <w:sz w:val="24"/>
-          <w:u w:val="single"/>
-        </w:rPr>
-        <w:t xml:space="preserve"> </w:t>
-      </w:r>
-      <w:r>
-        <w:rPr>
-          <w:rFonts w:ascii="Charis SIL Regular" w:hAnsi="Charis SIL Regular" w:eastAsia="Charis SIL Regular"/>
-          <w:b w:val="0"/>
-          <w:i w:val="0"/>
-          <w:color w:val="0000FF"/>
-          <w:sz w:val="24"/>
-          <w:u w:val="single"/>
-        </w:rPr>
-        <w:hyperlink r:id="rId31" w:history="1">
-          <w:r>
-            <w:rPr>
-              <w:rStyle w:val="Hyperlink"/>
-            </w:rPr>
-            <w:t>Artis</w:t>
-          </w:r>
-        </w:hyperlink>
+            <w:t>Arti</w:t>
+          </w:r>
+        </w:hyperlink>
+      </w:r>
+      <w:r>
+        <w:rPr>
+          <w:rFonts w:ascii="Charis SIL Regular" w:hAnsi="Charis SIL Regular" w:eastAsia="Charis SIL Regular"/>
+          <w:b w:val="0"/>
+          <w:i w:val="0"/>
+          <w:color w:val="0000FF"/>
+          <w:sz w:val="24"/>
+        </w:rPr>
+        <w:t>s</w:t>
       </w:r>
       <w:r>
         <w:rPr>
@@ -6849,14 +6839,52 @@
           <w:sz w:val="24"/>
           <w:u w:val="single"/>
         </w:rPr>
+        <w:hyperlink r:id="rId54" w:history="1">
+          <w:r>
+            <w:rPr>
+              <w:rStyle w:val="Hyperlink"/>
+            </w:rPr>
+            <w:t>T</w:t>
+          </w:r>
+        </w:hyperlink>
+      </w:r>
+      <w:r>
+        <w:rPr>
+          <w:rFonts w:ascii="Charis SIL Regular" w:hAnsi="Charis SIL Regular" w:eastAsia="Charis SIL Regular"/>
+          <w:b w:val="0"/>
+          <w:i w:val="0"/>
+          <w:color w:val="0000FF"/>
+          <w:sz w:val="24"/>
+          <w:u w:val="single"/>
+        </w:rPr>
         <w:hyperlink r:id="rId55" w:history="1">
           <w:r>
             <w:rPr>
               <w:rStyle w:val="Hyperlink"/>
             </w:rPr>
-            <w:t>T</w:t>
-          </w:r>
-        </w:hyperlink>
+            <w:t>M-403</w:t>
+          </w:r>
+        </w:hyperlink>
+      </w:r>
+      <w:r>
+        <w:rPr>
+          <w:rFonts w:ascii="Charis SIL Regular" w:hAnsi="Charis SIL Regular" w:eastAsia="Charis SIL Regular"/>
+          <w:b w:val="0"/>
+          <w:i w:val="0"/>
+          <w:color w:val="000000"/>
+          <w:sz w:val="24"/>
+        </w:rPr>
+        <w:t xml:space="preserve"> met </w:t>
+      </w:r>
+      <w:r>
+        <w:rPr>
+          <w:rFonts w:ascii="Charis SIL Regular" w:hAnsi="Charis SIL Regular" w:eastAsia="Charis SIL Regular"/>
+          <w:b w:val="0"/>
+          <w:i w:val="0"/>
+          <w:color w:val="000000"/>
+          <w:sz w:val="24"/>
+        </w:rPr>
+        <w:t xml:space="preserve">186 voorwerpen. Een </w:t>
       </w:r>
       <w:r>
         <w:rPr>
@@ -6867,34 +6895,62 @@
           <w:sz w:val="24"/>
           <w:u w:val="single"/>
         </w:rPr>
+        <w:hyperlink r:id="rId56" w:history="1">
+          <w:r>
+            <w:rPr>
+              <w:rStyle w:val="Hyperlink"/>
+            </w:rPr>
+            <w:t>juwelendoos</w:t>
+          </w:r>
+        </w:hyperlink>
+      </w:r>
+      <w:r>
+        <w:rPr>
+          <w:rFonts w:ascii="Charis SIL Regular" w:hAnsi="Charis SIL Regular" w:eastAsia="Charis SIL Regular"/>
+          <w:b w:val="0"/>
+          <w:i w:val="0"/>
+          <w:color w:val="000000"/>
+          <w:sz w:val="24"/>
+        </w:rPr>
+        <w:t xml:space="preserve"> met verwijzingen naar de Gonini-expeditie b</w:t>
+      </w:r>
+      <w:r>
+        <w:rPr>
+          <w:u w:val="single" w:color="0000ff"/>
+          <w:rFonts w:ascii="Charis SIL Regular" w:hAnsi="Charis SIL Regular" w:eastAsia="Charis SIL Regular"/>
+          <w:b w:val="0"/>
+          <w:i w:val="0"/>
+          <w:color w:val="000000"/>
+          <w:sz w:val="24"/>
+        </w:rPr>
         <w:hyperlink r:id="rId55" w:history="1">
           <w:r>
             <w:rPr>
               <w:rStyle w:val="Hyperlink"/>
             </w:rPr>
-            <w:t>M-403</w:t>
-          </w:r>
-        </w:hyperlink>
-      </w:r>
-      <w:r>
-        <w:rPr>
-          <w:rFonts w:ascii="Charis SIL Regular" w:hAnsi="Charis SIL Regular" w:eastAsia="Charis SIL Regular"/>
-          <w:b w:val="0"/>
-          <w:i w:val="0"/>
-          <w:color w:val="000000"/>
-          <w:sz w:val="24"/>
-        </w:rPr>
-        <w:t xml:space="preserve"> met </w:t>
-      </w:r>
-      <w:r>
-        <w:rPr>
-          <w:rFonts w:ascii="Charis SIL Regular" w:hAnsi="Charis SIL Regular" w:eastAsia="Charis SIL Regular"/>
-          <w:b w:val="0"/>
-          <w:i w:val="0"/>
-          <w:color w:val="000000"/>
-          <w:sz w:val="24"/>
-        </w:rPr>
-        <w:t xml:space="preserve">186 voorwerpen. Een </w:t>
+            <w:t xml:space="preserve">evindt </w:t>
+          </w:r>
+        </w:hyperlink>
+      </w:r>
+      <w:r>
+        <w:rPr>
+          <w:rFonts w:ascii="Charis SIL Regular" w:hAnsi="Charis SIL Regular" w:eastAsia="Charis SIL Regular"/>
+          <w:b w:val="0"/>
+          <w:i w:val="0"/>
+          <w:color w:val="000000"/>
+          <w:sz w:val="24"/>
+        </w:rPr>
+        <w:t xml:space="preserve">zich in </w:t>
+      </w:r>
+      <w:r>
+        <w:rPr>
+          <w:rFonts w:ascii="Charis SIL Regular" w:hAnsi="Charis SIL Regular" w:eastAsia="Charis SIL Regular"/>
+          <w:b w:val="0"/>
+          <w:i w:val="0"/>
+          <w:color w:val="000000"/>
+          <w:sz w:val="24"/>
+        </w:rPr>
+        <w:t xml:space="preserve">de collectie van het </w:t>
       </w:r>
       <w:r>
         <w:rPr>
@@ -6905,72 +6961,14 @@
           <w:sz w:val="24"/>
           <w:u w:val="single"/>
         </w:rPr>
-        <w:hyperlink r:id="rId56" w:history="1">
-          <w:r>
-            <w:rPr>
-              <w:rStyle w:val="Hyperlink"/>
-            </w:rPr>
-            <w:t>juwelendoos</w:t>
-          </w:r>
-        </w:hyperlink>
-      </w:r>
-      <w:r>
-        <w:rPr>
-          <w:rFonts w:ascii="Charis SIL Regular" w:hAnsi="Charis SIL Regular" w:eastAsia="Charis SIL Regular"/>
-          <w:b w:val="0"/>
-          <w:i w:val="0"/>
-          <w:color w:val="000000"/>
-          <w:sz w:val="24"/>
-        </w:rPr>
-        <w:t xml:space="preserve"> met verwijzingen naar de Gonini-expeditie b</w:t>
-      </w:r>
-      <w:r>
-        <w:rPr>
-          <w:u w:val="single" w:color="0000ff"/>
-          <w:rFonts w:ascii="Charis SIL Regular" w:hAnsi="Charis SIL Regular" w:eastAsia="Charis SIL Regular"/>
-          <w:b w:val="0"/>
-          <w:i w:val="0"/>
-          <w:color w:val="000000"/>
-          <w:sz w:val="24"/>
-        </w:rPr>
-        <w:hyperlink r:id="rId55" w:history="1">
-          <w:r>
-            <w:rPr>
-              <w:rStyle w:val="Hyperlink"/>
-            </w:rPr>
-            <w:t xml:space="preserve">evindt </w:t>
-          </w:r>
-        </w:hyperlink>
-      </w:r>
-      <w:r>
-        <w:rPr>
-          <w:rFonts w:ascii="Charis SIL Regular" w:hAnsi="Charis SIL Regular" w:eastAsia="Charis SIL Regular"/>
-          <w:b w:val="0"/>
-          <w:i w:val="0"/>
-          <w:color w:val="000000"/>
-          <w:sz w:val="24"/>
-        </w:rPr>
-        <w:t xml:space="preserve">zich in </w:t>
-      </w:r>
-      <w:r>
-        <w:rPr>
-          <w:rFonts w:ascii="Charis SIL Regular" w:hAnsi="Charis SIL Regular" w:eastAsia="Charis SIL Regular"/>
-          <w:b w:val="0"/>
-          <w:i w:val="0"/>
-          <w:color w:val="000000"/>
-          <w:sz w:val="24"/>
-        </w:rPr>
-        <w:t xml:space="preserve">de collectie van het </w:t>
-      </w:r>
-      <w:r>
-        <w:rPr>
-          <w:rFonts w:ascii="Charis SIL Regular" w:hAnsi="Charis SIL Regular" w:eastAsia="Charis SIL Regular"/>
-          <w:b w:val="0"/>
-          <w:i w:val="0"/>
-          <w:color w:val="0000FF"/>
-          <w:sz w:val="24"/>
-        </w:rPr>
-        <w:t>Ri</w:t>
+        <w:hyperlink r:id="rId57" w:history="1">
+          <w:r>
+            <w:rPr>
+              <w:rStyle w:val="Hyperlink"/>
+            </w:rPr>
+            <w:t>Ri</w:t>
+          </w:r>
+        </w:hyperlink>
       </w:r>
       <w:r>
         <w:rPr>
@@ -7646,12 +7644,30 @@
           <w:sz w:val="24"/>
           <w:u w:val="single"/>
         </w:rPr>
+        <w:hyperlink r:id="rId22" w:history="1">
+          <w:r>
+            <w:rPr>
+              <w:rStyle w:val="Hyperlink"/>
+            </w:rPr>
+            <w:t>Herm</w:t>
+          </w:r>
+        </w:hyperlink>
+      </w:r>
+      <w:r>
+        <w:rPr>
+          <w:rFonts w:ascii="Charis SIL Regular" w:hAnsi="Charis SIL Regular" w:eastAsia="Charis SIL Regular"/>
+          <w:b w:val="0"/>
+          <w:i w:val="0"/>
+          <w:color w:val="0000FF"/>
+          <w:sz w:val="24"/>
+          <w:u w:val="single"/>
+        </w:rPr>
         <w:hyperlink r:id="rId64" w:history="1">
           <w:r>
             <w:rPr>
               <w:rStyle w:val="Hyperlink"/>
             </w:rPr>
-            <w:t>Herm</w:t>
+            <w:t xml:space="preserve">an </w:t>
           </w:r>
         </w:hyperlink>
       </w:r>
@@ -7664,12 +7680,12 @@
           <w:sz w:val="24"/>
           <w:u w:val="single"/>
         </w:rPr>
-        <w:hyperlink r:id="rId64" w:history="1">
-          <w:r>
-            <w:rPr>
-              <w:rStyle w:val="Hyperlink"/>
-            </w:rPr>
-            <w:t xml:space="preserve">an </w:t>
+        <w:hyperlink r:id="rId22" w:history="1">
+          <w:r>
+            <w:rPr>
+              <w:rStyle w:val="Hyperlink"/>
+            </w:rPr>
+            <w:t>van</w:t>
           </w:r>
         </w:hyperlink>
       </w:r>
@@ -7682,14 +7698,7 @@
           <w:sz w:val="24"/>
           <w:u w:val="single"/>
         </w:rPr>
-        <w:hyperlink r:id="rId64" w:history="1">
-          <w:r>
-            <w:rPr>
-              <w:rStyle w:val="Hyperlink"/>
-            </w:rPr>
-            <w:t>van</w:t>
-          </w:r>
-        </w:hyperlink>
+        <w:t xml:space="preserve"> </w:t>
       </w:r>
       <w:r>
         <w:rPr>
@@ -7700,18 +7709,7 @@
           <w:sz w:val="24"/>
           <w:u w:val="single"/>
         </w:rPr>
-        <w:t xml:space="preserve"> </w:t>
-      </w:r>
-      <w:r>
-        <w:rPr>
-          <w:rFonts w:ascii="Charis SIL Regular" w:hAnsi="Charis SIL Regular" w:eastAsia="Charis SIL Regular"/>
-          <w:b w:val="0"/>
-          <w:i w:val="0"/>
-          <w:color w:val="0000FF"/>
-          <w:sz w:val="24"/>
-          <w:u w:val="single"/>
-        </w:rPr>
-        <w:hyperlink r:id="rId64" w:history="1">
+        <w:hyperlink r:id="rId22" w:history="1">
           <w:r>
             <w:rPr>
               <w:rStyle w:val="Hyperlink"/>
@@ -7766,58 +7764,7 @@
           <w:color w:val="000000"/>
           <w:sz w:val="24"/>
         </w:rPr>
-        <w:hyperlink r:id="rId64" w:history="1">
-          <w:r>
-            <w:rPr>
-              <w:rStyle w:val="Hyperlink"/>
-            </w:rPr>
-            <w:t>Hie</w:t>
-          </w:r>
-        </w:hyperlink>
-      </w:r>
-      <w:r>
-        <w:rPr>
-          <w:rFonts w:ascii="Charis SIL Regular" w:hAnsi="Charis SIL Regular" w:eastAsia="Charis SIL Regular"/>
-          <w:b w:val="0"/>
-          <w:i w:val="0"/>
-          <w:color w:val="000000"/>
-          <w:sz w:val="24"/>
-        </w:rPr>
-        <w:hyperlink r:id="rId64" w:history="1">
-          <w:r>
-            <w:rPr>
-              <w:rStyle w:val="Hyperlink"/>
-            </w:rPr>
-            <w:t>r</w:t>
-          </w:r>
-        </w:hyperlink>
-      </w:r>
-      <w:r>
-        <w:rPr>
-          <w:rFonts w:ascii="Charis SIL Regular" w:hAnsi="Charis SIL Regular" w:eastAsia="Charis SIL Regular"/>
-          <w:b w:val="0"/>
-          <w:i w:val="0"/>
-          <w:color w:val="000000"/>
-          <w:sz w:val="24"/>
-        </w:rPr>
-        <w:hyperlink r:id="rId64" w:history="1">
-          <w:r>
-            <w:rPr>
-              <w:rStyle w:val="Hyperlink"/>
-            </w:rPr>
-            <w:t>onder be</w:t>
-          </w:r>
-        </w:hyperlink>
-      </w:r>
-      <w:r>
-        <w:rPr>
-          <w:rFonts w:ascii="Charis SIL Regular" w:hAnsi="Charis SIL Regular" w:eastAsia="Charis SIL Regular"/>
-          <w:b w:val="0"/>
-          <w:i w:val="0"/>
-          <w:color w:val="000000"/>
-          <w:sz w:val="24"/>
-        </w:rPr>
-        <w:t xml:space="preserve">vond zich een </w:t>
+        <w:t xml:space="preserve">Hieronder bevond zich een </w:t>
       </w:r>
       <w:r>
         <w:rPr>
@@ -9007,14 +8954,78 @@
           <w:i w:val="0"/>
           <w:color w:val="0000FF"/>
           <w:sz w:val="24"/>
+        </w:rPr>
+        <w:hyperlink r:id="rId71" w:history="1">
+          <w:r>
+            <w:rPr>
+              <w:rStyle w:val="Hyperlink"/>
+            </w:rPr>
+            <w:t>Ame</w:t>
+          </w:r>
+        </w:hyperlink>
+      </w:r>
+      <w:r>
+        <w:rPr>
+          <w:rFonts w:ascii="Charis SIL Regular" w:hAnsi="Charis SIL Regular" w:eastAsia="Charis SIL Regular"/>
+          <w:b w:val="0"/>
+          <w:i w:val="0"/>
+          <w:color w:val="0000FF"/>
+          <w:sz w:val="24"/>
           <w:u w:val="single"/>
         </w:rPr>
+        <w:hyperlink r:id="rId70" w:history="1">
+          <w:r>
+            <w:rPr>
+              <w:rStyle w:val="Hyperlink"/>
+            </w:rPr>
+            <w:t>rican</w:t>
+          </w:r>
+        </w:hyperlink>
+      </w:r>
+      <w:r>
+        <w:rPr>
+          <w:rFonts w:ascii="Charis SIL Regular" w:hAnsi="Charis SIL Regular" w:eastAsia="Charis SIL Regular"/>
+          <w:b w:val="0"/>
+          <w:i w:val="0"/>
+          <w:color w:val="0000FF"/>
+          <w:sz w:val="24"/>
+          <w:u w:val="single"/>
+        </w:rPr>
+        <w:t xml:space="preserve"> </w:t>
+      </w:r>
+      <w:r>
+        <w:rPr>
+          <w:rFonts w:ascii="Charis SIL Regular" w:hAnsi="Charis SIL Regular" w:eastAsia="Charis SIL Regular"/>
+          <w:b w:val="0"/>
+          <w:i w:val="0"/>
+          <w:color w:val="0000FF"/>
+          <w:sz w:val="24"/>
+          <w:u w:val="single"/>
+        </w:rPr>
+        <w:hyperlink r:id="rId70" w:history="1">
+          <w:r>
+            <w:rPr>
+              <w:rStyle w:val="Hyperlink"/>
+            </w:rPr>
+            <w:t>Muse</w:t>
+          </w:r>
+        </w:hyperlink>
+      </w:r>
+      <w:r>
+        <w:rPr>
+          <w:rFonts w:ascii="Charis SIL Regular" w:hAnsi="Charis SIL Regular" w:eastAsia="Charis SIL Regular"/>
+          <w:b w:val="0"/>
+          <w:i w:val="0"/>
+          <w:color w:val="0000FF"/>
+          <w:sz w:val="24"/>
+          <w:u w:val="single"/>
+        </w:rPr>
         <w:hyperlink r:id="rId71" w:history="1">
           <w:r>
             <w:rPr>
               <w:rStyle w:val="Hyperlink"/>
             </w:rPr>
-            <w:t>Ame</w:t>
+            <w:t>um</w:t>
           </w:r>
         </w:hyperlink>
       </w:r>
@@ -9027,14 +9038,7 @@
           <w:sz w:val="24"/>
           <w:u w:val="single"/>
         </w:rPr>
-        <w:hyperlink r:id="rId70" w:history="1">
-          <w:r>
-            <w:rPr>
-              <w:rStyle w:val="Hyperlink"/>
-            </w:rPr>
-            <w:t>rican</w:t>
-          </w:r>
-        </w:hyperlink>
+        <w:t xml:space="preserve"> </w:t>
       </w:r>
       <w:r>
         <w:rPr>
@@ -9045,6 +9049,24 @@
           <w:sz w:val="24"/>
           <w:u w:val="single"/>
         </w:rPr>
+        <w:hyperlink r:id="rId71" w:history="1">
+          <w:r>
+            <w:rPr>
+              <w:rStyle w:val="Hyperlink"/>
+            </w:rPr>
+            <w:t>of</w:t>
+          </w:r>
+        </w:hyperlink>
+      </w:r>
+      <w:r>
+        <w:rPr>
+          <w:rFonts w:ascii="Charis SIL Regular" w:hAnsi="Charis SIL Regular" w:eastAsia="Charis SIL Regular"/>
+          <w:b w:val="0"/>
+          <w:i w:val="0"/>
+          <w:color w:val="0000FF"/>
+          <w:sz w:val="24"/>
+          <w:u w:val="single"/>
+        </w:rPr>
         <w:t xml:space="preserve"> </w:t>
       </w:r>
       <w:r>
@@ -9056,12 +9078,12 @@
           <w:sz w:val="24"/>
           <w:u w:val="single"/>
         </w:rPr>
-        <w:hyperlink r:id="rId70" w:history="1">
-          <w:r>
-            <w:rPr>
-              <w:rStyle w:val="Hyperlink"/>
-            </w:rPr>
-            <w:t>Muse</w:t>
+        <w:hyperlink r:id="rId71" w:history="1">
+          <w:r>
+            <w:rPr>
+              <w:rStyle w:val="Hyperlink"/>
+            </w:rPr>
+            <w:t>Natural</w:t>
           </w:r>
         </w:hyperlink>
       </w:r>
@@ -9074,14 +9096,236 @@
           <w:sz w:val="24"/>
           <w:u w:val="single"/>
         </w:rPr>
+        <w:t xml:space="preserve"> </w:t>
+      </w:r>
+      <w:r>
+        <w:rPr>
+          <w:rFonts w:ascii="Charis SIL Regular" w:hAnsi="Charis SIL Regular" w:eastAsia="Charis SIL Regular"/>
+          <w:b w:val="0"/>
+          <w:i w:val="0"/>
+          <w:color w:val="0000FF"/>
+          <w:sz w:val="24"/>
+          <w:u w:val="single"/>
+        </w:rPr>
         <w:hyperlink r:id="rId71" w:history="1">
           <w:r>
             <w:rPr>
               <w:rStyle w:val="Hyperlink"/>
             </w:rPr>
-            <w:t>um</w:t>
-          </w:r>
-        </w:hyperlink>
+            <w:t>History</w:t>
+          </w:r>
+        </w:hyperlink>
+      </w:r>
+      <w:r>
+        <w:rPr>
+          <w:rFonts w:ascii="Charis SIL Regular" w:hAnsi="Charis SIL Regular" w:eastAsia="Charis SIL Regular"/>
+          <w:b w:val="0"/>
+          <w:i w:val="0"/>
+          <w:color w:val="000000"/>
+          <w:sz w:val="24"/>
+        </w:rPr>
+        <w:t xml:space="preserve">. De Franse industriëlen Marcel </w:t>
+      </w:r>
+      <w:r>
+        <w:rPr>
+          <w:rFonts w:ascii="Charis SIL Regular" w:hAnsi="Charis SIL Regular" w:eastAsia="Charis SIL Regular"/>
+          <w:b w:val="0"/>
+          <w:i w:val="0"/>
+          <w:color w:val="000000"/>
+          <w:sz w:val="24"/>
+        </w:rPr>
+        <w:t>Monteux en Marc R</w:t>
+      </w:r>
+      <w:r>
+        <w:rPr>
+          <w:u w:val="single" w:color="0000ff"/>
+          <w:rFonts w:ascii="Charis SIL Regular" w:hAnsi="Charis SIL Regular" w:eastAsia="Charis SIL Regular"/>
+          <w:b w:val="0"/>
+          <w:i w:val="0"/>
+          <w:color w:val="000000"/>
+          <w:sz w:val="24"/>
+        </w:rPr>
+        <w:hyperlink r:id="rId71" w:history="1">
+          <w:r>
+            <w:rPr>
+              <w:rStyle w:val="Hyperlink"/>
+            </w:rPr>
+            <w:t>ichard f</w:t>
+          </w:r>
+        </w:hyperlink>
+      </w:r>
+      <w:r>
+        <w:rPr>
+          <w:rFonts w:ascii="Charis SIL Regular" w:hAnsi="Charis SIL Regular" w:eastAsia="Charis SIL Regular"/>
+          <w:b w:val="0"/>
+          <w:i w:val="0"/>
+          <w:color w:val="000000"/>
+          <w:sz w:val="24"/>
+        </w:rPr>
+        <w:hyperlink r:id="rId71" w:history="1">
+          <w:r>
+            <w:rPr>
+              <w:rStyle w:val="Hyperlink"/>
+            </w:rPr>
+            <w:t>i</w:t>
+          </w:r>
+        </w:hyperlink>
+      </w:r>
+      <w:r>
+        <w:rPr>
+          <w:rFonts w:ascii="Charis SIL Regular" w:hAnsi="Charis SIL Regular" w:eastAsia="Charis SIL Regular"/>
+          <w:b w:val="0"/>
+          <w:i w:val="0"/>
+          <w:color w:val="000000"/>
+          <w:sz w:val="24"/>
+        </w:rPr>
+        <w:t>n</w:t>
+      </w:r>
+      <w:r>
+        <w:rPr>
+          <w:u w:val="single" w:color="0000ff"/>
+          <w:rFonts w:ascii="Charis SIL Regular" w:hAnsi="Charis SIL Regular" w:eastAsia="Charis SIL Regular"/>
+          <w:b w:val="0"/>
+          <w:i w:val="0"/>
+          <w:color w:val="000000"/>
+          <w:sz w:val="24"/>
+        </w:rPr>
+        <w:hyperlink r:id="rId71" w:history="1">
+          <w:r>
+            <w:rPr>
+              <w:rStyle w:val="Hyperlink"/>
+            </w:rPr>
+            <w:t>ancierde</w:t>
+          </w:r>
+        </w:hyperlink>
+      </w:r>
+      <w:r>
+        <w:rPr>
+          <w:u w:val="single" w:color="0000ff"/>
+          <w:rFonts w:ascii="Charis SIL Regular" w:hAnsi="Charis SIL Regular" w:eastAsia="Charis SIL Regular"/>
+          <w:b w:val="0"/>
+          <w:i w:val="0"/>
+          <w:color w:val="000000"/>
+          <w:sz w:val="24"/>
+        </w:rPr>
+        <w:hyperlink r:id="rId71" w:history="1">
+          <w:r>
+            <w:rPr>
+              <w:rStyle w:val="Hyperlink"/>
+            </w:rPr>
+            <w:t>n</w:t>
+          </w:r>
+        </w:hyperlink>
+      </w:r>
+      <w:r>
+        <w:rPr>
+          <w:u w:val="single" w:color="0000ff"/>
+          <w:rFonts w:ascii="Charis SIL Regular" w:hAnsi="Charis SIL Regular" w:eastAsia="Charis SIL Regular"/>
+          <w:b w:val="0"/>
+          <w:i w:val="0"/>
+          <w:color w:val="000000"/>
+          <w:sz w:val="24"/>
+        </w:rPr>
+        <w:hyperlink r:id="rId71" w:history="1">
+          <w:r>
+            <w:rPr>
+              <w:rStyle w:val="Hyperlink"/>
+            </w:rPr>
+            <w:t xml:space="preserve"> i</w:t>
+          </w:r>
+        </w:hyperlink>
+      </w:r>
+      <w:r>
+        <w:rPr>
+          <w:u w:val="single" w:color="0000ff"/>
+          <w:rFonts w:ascii="Charis SIL Regular" w:hAnsi="Charis SIL Regular" w:eastAsia="Charis SIL Regular"/>
+          <w:b w:val="0"/>
+          <w:i w:val="0"/>
+          <w:color w:val="000000"/>
+          <w:sz w:val="24"/>
+        </w:rPr>
+        <w:hyperlink r:id="rId71" w:history="1">
+          <w:r>
+            <w:rPr>
+              <w:rStyle w:val="Hyperlink"/>
+            </w:rPr>
+            <w:t>n</w:t>
+          </w:r>
+        </w:hyperlink>
+      </w:r>
+      <w:r>
+        <w:rPr>
+          <w:u w:val="single" w:color="0000ff"/>
+          <w:rFonts w:ascii="Charis SIL Regular" w:hAnsi="Charis SIL Regular" w:eastAsia="Charis SIL Regular"/>
+          <w:b w:val="0"/>
+          <w:i w:val="0"/>
+          <w:color w:val="000000"/>
+          <w:sz w:val="24"/>
+        </w:rPr>
+        <w:hyperlink r:id="rId71" w:history="1">
+          <w:r>
+            <w:rPr>
+              <w:rStyle w:val="Hyperlink"/>
+            </w:rPr>
+            <w:t xml:space="preserve"> 1931 </w:t>
+          </w:r>
+        </w:hyperlink>
+      </w:r>
+      <w:r>
+        <w:rPr>
+          <w:u w:val="single" w:color="0000ff"/>
+          <w:rFonts w:ascii="Charis SIL Regular" w:hAnsi="Charis SIL Regular" w:eastAsia="Charis SIL Regular"/>
+          <w:b w:val="0"/>
+          <w:i w:val="0"/>
+          <w:color w:val="000000"/>
+          <w:sz w:val="24"/>
+        </w:rPr>
+        <w:hyperlink r:id="rId71" w:history="1">
+          <w:r>
+            <w:rPr>
+              <w:rStyle w:val="Hyperlink"/>
+            </w:rPr>
+            <w:t>e</w:t>
+          </w:r>
+        </w:hyperlink>
+      </w:r>
+      <w:r>
+        <w:rPr>
+          <w:u w:val="single" w:color="0000ff"/>
+          <w:rFonts w:ascii="Charis SIL Regular" w:hAnsi="Charis SIL Regular" w:eastAsia="Charis SIL Regular"/>
+          <w:b w:val="0"/>
+          <w:i w:val="0"/>
+          <w:color w:val="000000"/>
+          <w:sz w:val="24"/>
+        </w:rPr>
+        <w:hyperlink r:id="rId71" w:history="1">
+          <w:r>
+            <w:rPr>
+              <w:rStyle w:val="Hyperlink"/>
+            </w:rPr>
+            <w:t>en mult</w:t>
+          </w:r>
+        </w:hyperlink>
+      </w:r>
+      <w:r>
+        <w:rPr>
+          <w:rFonts w:ascii="Charis SIL Regular" w:hAnsi="Charis SIL Regular" w:eastAsia="Charis SIL Regular"/>
+          <w:b w:val="0"/>
+          <w:i w:val="0"/>
+          <w:color w:val="000000"/>
+          <w:sz w:val="24"/>
+        </w:rPr>
+        <w:t xml:space="preserve">idisciplinaire onderzoeksmissie naar </w:t>
+      </w:r>
+      <w:r>
+        <w:rPr>
+          <w:rFonts w:ascii="Charis SIL Regular" w:hAnsi="Charis SIL Regular" w:eastAsia="Charis SIL Regular"/>
+          <w:b w:val="0"/>
+          <w:i w:val="0"/>
+          <w:color w:val="000000"/>
+          <w:sz w:val="24"/>
+        </w:rPr>
+        <w:t xml:space="preserve">Frans-Guyana, die een </w:t>
       </w:r>
       <w:r>
         <w:rPr>
@@ -9092,103 +9336,44 @@
           <w:sz w:val="24"/>
           <w:u w:val="single"/>
         </w:rPr>
-        <w:t xml:space="preserve"> </w:t>
-      </w:r>
-      <w:r>
-        <w:rPr>
-          <w:rFonts w:ascii="Charis SIL Regular" w:hAnsi="Charis SIL Regular" w:eastAsia="Charis SIL Regular"/>
-          <w:b w:val="0"/>
-          <w:i w:val="0"/>
-          <w:color w:val="0000FF"/>
-          <w:sz w:val="24"/>
-          <w:u w:val="single"/>
-        </w:rPr>
-        <w:hyperlink r:id="rId71" w:history="1">
-          <w:r>
-            <w:rPr>
-              <w:rStyle w:val="Hyperlink"/>
-            </w:rPr>
-            <w:t>of</w:t>
-          </w:r>
-        </w:hyperlink>
-      </w:r>
-      <w:r>
-        <w:rPr>
-          <w:rFonts w:ascii="Charis SIL Regular" w:hAnsi="Charis SIL Regular" w:eastAsia="Charis SIL Regular"/>
-          <w:b w:val="0"/>
-          <w:i w:val="0"/>
-          <w:color w:val="0000FF"/>
-          <w:sz w:val="24"/>
-          <w:u w:val="single"/>
-        </w:rPr>
-        <w:t xml:space="preserve"> </w:t>
-      </w:r>
-      <w:r>
-        <w:rPr>
-          <w:rFonts w:ascii="Charis SIL Regular" w:hAnsi="Charis SIL Regular" w:eastAsia="Charis SIL Regular"/>
-          <w:b w:val="0"/>
-          <w:i w:val="0"/>
-          <w:color w:val="0000FF"/>
-          <w:sz w:val="24"/>
-          <w:u w:val="single"/>
-        </w:rPr>
-        <w:hyperlink r:id="rId71" w:history="1">
-          <w:r>
-            <w:rPr>
-              <w:rStyle w:val="Hyperlink"/>
-            </w:rPr>
-            <w:t>Natural</w:t>
-          </w:r>
-        </w:hyperlink>
-      </w:r>
-      <w:r>
-        <w:rPr>
-          <w:rFonts w:ascii="Charis SIL Regular" w:hAnsi="Charis SIL Regular" w:eastAsia="Charis SIL Regular"/>
-          <w:b w:val="0"/>
-          <w:i w:val="0"/>
-          <w:color w:val="0000FF"/>
-          <w:sz w:val="24"/>
-          <w:u w:val="single"/>
-        </w:rPr>
-        <w:t xml:space="preserve"> </w:t>
-      </w:r>
-      <w:r>
-        <w:rPr>
-          <w:rFonts w:ascii="Charis SIL Regular" w:hAnsi="Charis SIL Regular" w:eastAsia="Charis SIL Regular"/>
-          <w:b w:val="0"/>
-          <w:i w:val="0"/>
-          <w:color w:val="0000FF"/>
-          <w:sz w:val="24"/>
-          <w:u w:val="single"/>
-        </w:rPr>
-        <w:hyperlink r:id="rId71" w:history="1">
-          <w:r>
-            <w:rPr>
-              <w:rStyle w:val="Hyperlink"/>
-            </w:rPr>
-            <w:t>History</w:t>
-          </w:r>
-        </w:hyperlink>
-      </w:r>
-      <w:r>
-        <w:rPr>
-          <w:rFonts w:ascii="Charis SIL Regular" w:hAnsi="Charis SIL Regular" w:eastAsia="Charis SIL Regular"/>
-          <w:b w:val="0"/>
-          <w:i w:val="0"/>
-          <w:color w:val="000000"/>
-          <w:sz w:val="24"/>
-        </w:rPr>
-        <w:t xml:space="preserve">. De Franse industriëlen Marcel </w:t>
-      </w:r>
-      <w:r>
-        <w:rPr>
-          <w:rFonts w:ascii="Charis SIL Regular" w:hAnsi="Charis SIL Regular" w:eastAsia="Charis SIL Regular"/>
-          <w:b w:val="0"/>
-          <w:i w:val="0"/>
-          <w:color w:val="000000"/>
-          <w:sz w:val="24"/>
-        </w:rPr>
-        <w:t>Monteux en Marc R</w:t>
+        <w:hyperlink r:id="rId72" w:history="1">
+          <w:r>
+            <w:rPr>
+              <w:rStyle w:val="Hyperlink"/>
+            </w:rPr>
+            <w:t>verzameling</w:t>
+          </w:r>
+        </w:hyperlink>
+      </w:r>
+      <w:r>
+        <w:rPr>
+          <w:rFonts w:ascii="Charis SIL Regular" w:hAnsi="Charis SIL Regular" w:eastAsia="Charis SIL Regular"/>
+          <w:b w:val="0"/>
+          <w:i w:val="0"/>
+          <w:color w:val="000000"/>
+          <w:sz w:val="24"/>
+        </w:rPr>
+        <w:t xml:space="preserve"> voorwerpen opleverde die werd geschonken aan het </w:t>
+      </w:r>
+      <w:r>
+        <w:rPr>
+          <w:rFonts w:ascii="Charis SIL Italic" w:hAnsi="Charis SIL Italic" w:eastAsia="Charis SIL Italic"/>
+          <w:b w:val="0"/>
+          <w:i/>
+          <w:color w:val="000000"/>
+          <w:sz w:val="24"/>
+        </w:rPr>
+        <w:t>Musée du Trocadéro</w:t>
+      </w:r>
+      <w:r>
+        <w:rPr>
+          <w:rFonts w:ascii="Charis SIL Regular" w:hAnsi="Charis SIL Regular" w:eastAsia="Charis SIL Regular"/>
+          <w:b w:val="0"/>
+          <w:i w:val="0"/>
+          <w:color w:val="000000"/>
+          <w:sz w:val="24"/>
+        </w:rPr>
+        <w:t>. In</w:t>
       </w:r>
       <w:r>
         <w:rPr>
@@ -9199,248 +9384,7 @@
           <w:color w:val="000000"/>
           <w:sz w:val="24"/>
         </w:rPr>
-        <w:hyperlink r:id="rId71" w:history="1">
-          <w:r>
-            <w:rPr>
-              <w:rStyle w:val="Hyperlink"/>
-            </w:rPr>
-            <w:t>ichard fi</w:t>
-          </w:r>
-        </w:hyperlink>
-      </w:r>
-      <w:r>
-        <w:rPr>
-          <w:u w:val="single" w:color="0000ff"/>
-          <w:rFonts w:ascii="Charis SIL Regular" w:hAnsi="Charis SIL Regular" w:eastAsia="Charis SIL Regular"/>
-          <w:b w:val="0"/>
-          <w:i w:val="0"/>
-          <w:color w:val="000000"/>
-          <w:sz w:val="24"/>
-        </w:rPr>
-        <w:t>n</w:t>
-      </w:r>
-      <w:r>
-        <w:rPr>
-          <w:u w:val="single" w:color="0000ff"/>
-          <w:rFonts w:ascii="Charis SIL Regular" w:hAnsi="Charis SIL Regular" w:eastAsia="Charis SIL Regular"/>
-          <w:b w:val="0"/>
-          <w:i w:val="0"/>
-          <w:color w:val="000000"/>
-          <w:sz w:val="24"/>
-        </w:rPr>
-        <w:hyperlink r:id="rId71" w:history="1">
-          <w:r>
-            <w:rPr>
-              <w:rStyle w:val="Hyperlink"/>
-            </w:rPr>
-            <w:t>ancierde</w:t>
-          </w:r>
-        </w:hyperlink>
-      </w:r>
-      <w:r>
-        <w:rPr>
-          <w:u w:val="single" w:color="0000ff"/>
-          <w:rFonts w:ascii="Charis SIL Regular" w:hAnsi="Charis SIL Regular" w:eastAsia="Charis SIL Regular"/>
-          <w:b w:val="0"/>
-          <w:i w:val="0"/>
-          <w:color w:val="000000"/>
-          <w:sz w:val="24"/>
-        </w:rPr>
-        <w:hyperlink r:id="rId71" w:history="1">
-          <w:r>
-            <w:rPr>
-              <w:rStyle w:val="Hyperlink"/>
-            </w:rPr>
-            <w:t>n</w:t>
-          </w:r>
-        </w:hyperlink>
-      </w:r>
-      <w:r>
-        <w:rPr>
-          <w:u w:val="single" w:color="0000ff"/>
-          <w:rFonts w:ascii="Charis SIL Regular" w:hAnsi="Charis SIL Regular" w:eastAsia="Charis SIL Regular"/>
-          <w:b w:val="0"/>
-          <w:i w:val="0"/>
-          <w:color w:val="000000"/>
-          <w:sz w:val="24"/>
-        </w:rPr>
-        <w:hyperlink r:id="rId71" w:history="1">
-          <w:r>
-            <w:rPr>
-              <w:rStyle w:val="Hyperlink"/>
-            </w:rPr>
-            <w:t xml:space="preserve"> i</w:t>
-          </w:r>
-        </w:hyperlink>
-      </w:r>
-      <w:r>
-        <w:rPr>
-          <w:u w:val="single" w:color="0000ff"/>
-          <w:rFonts w:ascii="Charis SIL Regular" w:hAnsi="Charis SIL Regular" w:eastAsia="Charis SIL Regular"/>
-          <w:b w:val="0"/>
-          <w:i w:val="0"/>
-          <w:color w:val="000000"/>
-          <w:sz w:val="24"/>
-        </w:rPr>
-        <w:hyperlink r:id="rId71" w:history="1">
-          <w:r>
-            <w:rPr>
-              <w:rStyle w:val="Hyperlink"/>
-            </w:rPr>
-            <w:t>n</w:t>
-          </w:r>
-        </w:hyperlink>
-      </w:r>
-      <w:r>
-        <w:rPr>
-          <w:u w:val="single" w:color="0000ff"/>
-          <w:rFonts w:ascii="Charis SIL Regular" w:hAnsi="Charis SIL Regular" w:eastAsia="Charis SIL Regular"/>
-          <w:b w:val="0"/>
-          <w:i w:val="0"/>
-          <w:color w:val="000000"/>
-          <w:sz w:val="24"/>
-        </w:rPr>
-        <w:hyperlink r:id="rId71" w:history="1">
-          <w:r>
-            <w:rPr>
-              <w:rStyle w:val="Hyperlink"/>
-            </w:rPr>
-            <w:t xml:space="preserve"> 1931 </w:t>
-          </w:r>
-        </w:hyperlink>
-      </w:r>
-      <w:r>
-        <w:rPr>
-          <w:u w:val="single" w:color="0000ff"/>
-          <w:rFonts w:ascii="Charis SIL Regular" w:hAnsi="Charis SIL Regular" w:eastAsia="Charis SIL Regular"/>
-          <w:b w:val="0"/>
-          <w:i w:val="0"/>
-          <w:color w:val="000000"/>
-          <w:sz w:val="24"/>
-        </w:rPr>
-        <w:hyperlink r:id="rId71" w:history="1">
-          <w:r>
-            <w:rPr>
-              <w:rStyle w:val="Hyperlink"/>
-            </w:rPr>
-            <w:t>e</w:t>
-          </w:r>
-        </w:hyperlink>
-      </w:r>
-      <w:r>
-        <w:rPr>
-          <w:u w:val="single" w:color="0000ff"/>
-          <w:rFonts w:ascii="Charis SIL Regular" w:hAnsi="Charis SIL Regular" w:eastAsia="Charis SIL Regular"/>
-          <w:b w:val="0"/>
-          <w:i w:val="0"/>
-          <w:color w:val="000000"/>
-          <w:sz w:val="24"/>
-        </w:rPr>
-        <w:hyperlink r:id="rId71" w:history="1">
-          <w:r>
-            <w:rPr>
-              <w:rStyle w:val="Hyperlink"/>
-            </w:rPr>
-            <w:t>en mul</w:t>
-          </w:r>
-        </w:hyperlink>
-      </w:r>
-      <w:r>
-        <w:rPr>
-          <w:rFonts w:ascii="Charis SIL Regular" w:hAnsi="Charis SIL Regular" w:eastAsia="Charis SIL Regular"/>
-          <w:b w:val="0"/>
-          <w:i w:val="0"/>
-          <w:color w:val="000000"/>
-          <w:sz w:val="24"/>
-        </w:rPr>
-        <w:t xml:space="preserve">tidisciplinaire onderzoeksmissie naar </w:t>
-      </w:r>
-      <w:r>
-        <w:rPr>
-          <w:rFonts w:ascii="Charis SIL Regular" w:hAnsi="Charis SIL Regular" w:eastAsia="Charis SIL Regular"/>
-          <w:b w:val="0"/>
-          <w:i w:val="0"/>
-          <w:color w:val="000000"/>
-          <w:sz w:val="24"/>
-        </w:rPr>
-        <w:t xml:space="preserve">Frans-Guyana, die een </w:t>
-      </w:r>
-      <w:r>
-        <w:rPr>
-          <w:rFonts w:ascii="Charis SIL Regular" w:hAnsi="Charis SIL Regular" w:eastAsia="Charis SIL Regular"/>
-          <w:b w:val="0"/>
-          <w:i w:val="0"/>
-          <w:color w:val="0000FF"/>
-          <w:sz w:val="24"/>
-          <w:u w:val="single"/>
-        </w:rPr>
-        <w:hyperlink r:id="rId72" w:history="1">
-          <w:r>
-            <w:rPr>
-              <w:rStyle w:val="Hyperlink"/>
-            </w:rPr>
-            <w:t>verzameling</w:t>
-          </w:r>
-        </w:hyperlink>
-      </w:r>
-      <w:r>
-        <w:rPr>
-          <w:rFonts w:ascii="Charis SIL Regular" w:hAnsi="Charis SIL Regular" w:eastAsia="Charis SIL Regular"/>
-          <w:b w:val="0"/>
-          <w:i w:val="0"/>
-          <w:color w:val="000000"/>
-          <w:sz w:val="24"/>
-        </w:rPr>
-        <w:t xml:space="preserve"> voorwerpen opleverde die werd geschonken aan het </w:t>
-      </w:r>
-      <w:r>
-        <w:rPr>
-          <w:rFonts w:ascii="Charis SIL Italic" w:hAnsi="Charis SIL Italic" w:eastAsia="Charis SIL Italic"/>
-          <w:b w:val="0"/>
-          <w:i/>
-          <w:color w:val="000000"/>
-          <w:sz w:val="24"/>
-        </w:rPr>
-        <w:t>Musée du Trocadéro</w:t>
-      </w:r>
-      <w:r>
-        <w:rPr>
-          <w:rFonts w:ascii="Charis SIL Regular" w:hAnsi="Charis SIL Regular" w:eastAsia="Charis SIL Regular"/>
-          <w:b w:val="0"/>
-          <w:i w:val="0"/>
-          <w:color w:val="000000"/>
-          <w:sz w:val="24"/>
-        </w:rPr>
-        <w:t>. In</w:t>
-      </w:r>
-      <w:r>
-        <w:rPr>
-          <w:u w:val="single" w:color="0000ff"/>
-          <w:rFonts w:ascii="Charis SIL Regular" w:hAnsi="Charis SIL Regular" w:eastAsia="Charis SIL Regular"/>
-          <w:b w:val="0"/>
-          <w:i w:val="0"/>
-          <w:color w:val="000000"/>
-          <w:sz w:val="24"/>
-        </w:rPr>
-        <w:t xml:space="preserve"> </w:t>
-      </w:r>
-      <w:r>
-        <w:rPr>
-          <w:u w:val="single" w:color="0000ff"/>
-          <w:rFonts w:ascii="Charis SIL Regular" w:hAnsi="Charis SIL Regular" w:eastAsia="Charis SIL Regular"/>
-          <w:b w:val="0"/>
-          <w:i w:val="0"/>
-          <w:color w:val="000000"/>
-          <w:sz w:val="24"/>
-        </w:rPr>
-        <w:hyperlink r:id="rId72" w:history="1">
-          <w:r>
-            <w:rPr>
-              <w:rStyle w:val="Hyperlink"/>
-            </w:rPr>
-            <w:t xml:space="preserve">1934 </w:t>
-          </w:r>
-        </w:hyperlink>
+        <w:t xml:space="preserve"> 1934 </w:t>
       </w:r>
       <w:r>
         <w:rPr>
@@ -11404,7 +11348,6 @@
           <w:i w:val="0"/>
           <w:color w:val="0000FF"/>
           <w:sz w:val="24"/>
-          <w:u w:val="single"/>
         </w:rPr>
         <w:t>s</w:t>
       </w:r>
@@ -11756,7 +11699,7 @@
             <w:rPr>
               <w:rStyle w:val="Hyperlink"/>
             </w:rPr>
-            <w:t>profie</w:t>
+            <w:t>profiel</w:t>
           </w:r>
         </w:hyperlink>
       </w:r>
@@ -11769,16 +11712,6 @@
           <w:sz w:val="24"/>
           <w:u w:val="single"/>
         </w:rPr>
-        <w:t>l</w:t>
-      </w:r>
-      <w:r>
-        <w:rPr>
-          <w:rFonts w:ascii="Charis SIL Regular" w:hAnsi="Charis SIL Regular" w:eastAsia="Charis SIL Regular"/>
-          <w:b w:val="0"/>
-          <w:i w:val="0"/>
-          <w:color w:val="0000FF"/>
-          <w:sz w:val="24"/>
-        </w:rPr>
         <w:t>-</w:t>
       </w:r>
       <w:r>
@@ -11795,9 +11728,19 @@
             <w:rPr>
               <w:rStyle w:val="Hyperlink"/>
             </w:rPr>
-            <w:t>als-</w:t>
-          </w:r>
-        </w:hyperlink>
+            <w:t>als</w:t>
+          </w:r>
+        </w:hyperlink>
+      </w:r>
+      <w:r>
+        <w:rPr>
+          <w:rFonts w:ascii="Charis SIL Regular" w:hAnsi="Charis SIL Regular" w:eastAsia="Charis SIL Regular"/>
+          <w:b w:val="0"/>
+          <w:i w:val="0"/>
+          <w:color w:val="0000FF"/>
+          <w:sz w:val="24"/>
+        </w:rPr>
+        <w:t>-</w:t>
       </w:r>
       <w:r>
         <w:rPr>
@@ -12603,7 +12546,7 @@
           <w:sz w:val="24"/>
           <w:u w:val="single"/>
         </w:rPr>
-        <w:hyperlink r:id="rId92" w:history="1">
+        <w:hyperlink r:id="rId91" w:history="1">
           <w:r>
             <w:rPr>
               <w:rStyle w:val="Hyperlink"/>
@@ -12632,7 +12575,7 @@
           <w:sz w:val="24"/>
           <w:u w:val="single"/>
         </w:rPr>
-        <w:hyperlink r:id="rId92" w:history="1">
+        <w:hyperlink r:id="rId91" w:history="1">
           <w:r>
             <w:rPr>
               <w:rStyle w:val="Hyperlink"/>
@@ -12750,7 +12693,7 @@
           <w:sz w:val="24"/>
           <w:u w:val="single"/>
         </w:rPr>
-        <w:hyperlink r:id="rId93" w:history="1">
+        <w:hyperlink r:id="rId92" w:history="1">
           <w:r>
             <w:rPr>
               <w:rStyle w:val="Hyperlink"/>
@@ -12768,7 +12711,7 @@
           <w:sz w:val="24"/>
           <w:u w:val="single"/>
         </w:rPr>
-        <w:hyperlink r:id="rId93" w:history="1">
+        <w:hyperlink r:id="rId92" w:history="1">
           <w:r>
             <w:rPr>
               <w:rStyle w:val="Hyperlink"/>
@@ -12866,7 +12809,7 @@
           <w:sz w:val="24"/>
           <w:u w:val="single"/>
         </w:rPr>
-        <w:hyperlink r:id="rId94" w:history="1">
+        <w:hyperlink r:id="rId93" w:history="1">
           <w:r>
             <w:rPr>
               <w:rStyle w:val="Hyperlink"/>
@@ -12895,7 +12838,7 @@
           <w:sz w:val="24"/>
           <w:u w:val="single"/>
         </w:rPr>
-        <w:hyperlink r:id="rId94" w:history="1">
+        <w:hyperlink r:id="rId93" w:history="1">
           <w:r>
             <w:rPr>
               <w:rStyle w:val="Hyperlink"/>
@@ -13002,12 +12945,69 @@
           <w:sz w:val="24"/>
           <w:u w:val="single"/>
         </w:rPr>
+        <w:hyperlink r:id="rId94" w:history="1">
+          <w:r>
+            <w:rPr>
+              <w:rStyle w:val="Hyperlink"/>
+            </w:rPr>
+            <w:t>WorldCat</w:t>
+          </w:r>
+        </w:hyperlink>
+      </w:r>
+      <w:r>
+        <w:rPr>
+          <w:rFonts w:ascii="Charis SIL Regular" w:hAnsi="Charis SIL Regular" w:eastAsia="Charis SIL Regular"/>
+          <w:b w:val="0"/>
+          <w:i w:val="0"/>
+          <w:color w:val="0000FF"/>
+          <w:sz w:val="24"/>
+          <w:u w:val="single"/>
+        </w:rPr>
+        <w:t xml:space="preserve"> </w:t>
+      </w:r>
+      <w:r>
+        <w:rPr>
+          <w:rFonts w:ascii="Charis SIL Regular" w:hAnsi="Charis SIL Regular" w:eastAsia="Charis SIL Regular"/>
+          <w:b w:val="0"/>
+          <w:i w:val="0"/>
+          <w:color w:val="0000FF"/>
+          <w:sz w:val="24"/>
+          <w:u w:val="single"/>
+        </w:rPr>
+        <w:hyperlink r:id="rId94" w:history="1">
+          <w:r>
+            <w:rPr>
+              <w:rStyle w:val="Hyperlink"/>
+            </w:rPr>
+            <w:t>67392522</w:t>
+          </w:r>
+        </w:hyperlink>
+      </w:r>
+      <w:r>
+        <w:rPr>
+          <w:rFonts w:ascii="Charis SIL Regular" w:hAnsi="Charis SIL Regular" w:eastAsia="Charis SIL Regular"/>
+          <w:b w:val="0"/>
+          <w:i w:val="0"/>
+          <w:color w:val="000000"/>
+          <w:sz w:val="24"/>
+        </w:rPr>
+        <w:t xml:space="preserve">, </w:t>
+      </w:r>
+      <w:r>
+        <w:rPr>
+          <w:rFonts w:ascii="Charis SIL Regular" w:hAnsi="Charis SIL Regular" w:eastAsia="Charis SIL Regular"/>
+          <w:b w:val="0"/>
+          <w:i w:val="0"/>
+          <w:color w:val="0000FF"/>
+          <w:sz w:val="24"/>
+          <w:u w:val="single"/>
+        </w:rPr>
         <w:hyperlink r:id="rId95" w:history="1">
           <w:r>
             <w:rPr>
               <w:rStyle w:val="Hyperlink"/>
             </w:rPr>
-            <w:t>WorldCat</w:t>
+            <w:t>ISBN</w:t>
           </w:r>
         </w:hyperlink>
       </w:r>
@@ -13032,63 +13032,6 @@
           <w:u w:val="single"/>
         </w:rPr>
         <w:hyperlink r:id="rId95" w:history="1">
-          <w:r>
-            <w:rPr>
-              <w:rStyle w:val="Hyperlink"/>
-            </w:rPr>
-            <w:t>67392522</w:t>
-          </w:r>
-        </w:hyperlink>
-      </w:r>
-      <w:r>
-        <w:rPr>
-          <w:rFonts w:ascii="Charis SIL Regular" w:hAnsi="Charis SIL Regular" w:eastAsia="Charis SIL Regular"/>
-          <w:b w:val="0"/>
-          <w:i w:val="0"/>
-          <w:color w:val="000000"/>
-          <w:sz w:val="24"/>
-        </w:rPr>
-        <w:t xml:space="preserve">, </w:t>
-      </w:r>
-      <w:r>
-        <w:rPr>
-          <w:rFonts w:ascii="Charis SIL Regular" w:hAnsi="Charis SIL Regular" w:eastAsia="Charis SIL Regular"/>
-          <w:b w:val="0"/>
-          <w:i w:val="0"/>
-          <w:color w:val="0000FF"/>
-          <w:sz w:val="24"/>
-          <w:u w:val="single"/>
-        </w:rPr>
-        <w:hyperlink r:id="rId96" w:history="1">
-          <w:r>
-            <w:rPr>
-              <w:rStyle w:val="Hyperlink"/>
-            </w:rPr>
-            <w:t>ISBN</w:t>
-          </w:r>
-        </w:hyperlink>
-      </w:r>
-      <w:r>
-        <w:rPr>
-          <w:rFonts w:ascii="Charis SIL Regular" w:hAnsi="Charis SIL Regular" w:eastAsia="Charis SIL Regular"/>
-          <w:b w:val="0"/>
-          <w:i w:val="0"/>
-          <w:color w:val="0000FF"/>
-          <w:sz w:val="24"/>
-          <w:u w:val="single"/>
-        </w:rPr>
-        <w:t xml:space="preserve"> </w:t>
-      </w:r>
-      <w:r>
-        <w:rPr>
-          <w:rFonts w:ascii="Charis SIL Regular" w:hAnsi="Charis SIL Regular" w:eastAsia="Charis SIL Regular"/>
-          <w:b w:val="0"/>
-          <w:i w:val="0"/>
-          <w:color w:val="0000FF"/>
-          <w:sz w:val="24"/>
-          <w:u w:val="single"/>
-        </w:rPr>
-        <w:hyperlink r:id="rId96" w:history="1">
           <w:r>
             <w:rPr>
               <w:rStyle w:val="Hyperlink"/>
@@ -13216,7 +13159,7 @@
           <w:sz w:val="24"/>
           <w:u w:val="single"/>
         </w:rPr>
-        <w:hyperlink r:id="rId97" w:history="1">
+        <w:hyperlink r:id="rId96" w:history="1">
           <w:r>
             <w:rPr>
               <w:rStyle w:val="Hyperlink"/>
@@ -13234,7 +13177,7 @@
           <w:sz w:val="24"/>
           <w:u w:val="single"/>
         </w:rPr>
-        <w:hyperlink r:id="rId97" w:history="1">
+        <w:hyperlink r:id="rId96" w:history="1">
           <w:r>
             <w:rPr>
               <w:rStyle w:val="Hyperlink"/>
@@ -13252,7 +13195,7 @@
           <w:sz w:val="24"/>
           <w:u w:val="single"/>
         </w:rPr>
-        <w:hyperlink r:id="rId97" w:history="1">
+        <w:hyperlink r:id="rId96" w:history="1">
           <w:r>
             <w:rPr>
               <w:rStyle w:val="Hyperlink"/>
@@ -13350,12 +13293,69 @@
           <w:sz w:val="24"/>
           <w:u w:val="single"/>
         </w:rPr>
+        <w:hyperlink r:id="rId97" w:history="1">
+          <w:r>
+            <w:rPr>
+              <w:rStyle w:val="Hyperlink"/>
+            </w:rPr>
+            <w:t>WorldCat</w:t>
+          </w:r>
+        </w:hyperlink>
+      </w:r>
+      <w:r>
+        <w:rPr>
+          <w:rFonts w:ascii="Charis SIL Regular" w:hAnsi="Charis SIL Regular" w:eastAsia="Charis SIL Regular"/>
+          <w:b w:val="0"/>
+          <w:i w:val="0"/>
+          <w:color w:val="0000FF"/>
+          <w:sz w:val="24"/>
+          <w:u w:val="single"/>
+        </w:rPr>
+        <w:t xml:space="preserve"> </w:t>
+      </w:r>
+      <w:r>
+        <w:rPr>
+          <w:rFonts w:ascii="Charis SIL Regular" w:hAnsi="Charis SIL Regular" w:eastAsia="Charis SIL Regular"/>
+          <w:b w:val="0"/>
+          <w:i w:val="0"/>
+          <w:color w:val="0000FF"/>
+          <w:sz w:val="24"/>
+          <w:u w:val="single"/>
+        </w:rPr>
+        <w:hyperlink r:id="rId97" w:history="1">
+          <w:r>
+            <w:rPr>
+              <w:rStyle w:val="Hyperlink"/>
+            </w:rPr>
+            <w:t>1038514699</w:t>
+          </w:r>
+        </w:hyperlink>
+      </w:r>
+      <w:r>
+        <w:rPr>
+          <w:rFonts w:ascii="Charis SIL Regular" w:hAnsi="Charis SIL Regular" w:eastAsia="Charis SIL Regular"/>
+          <w:b w:val="0"/>
+          <w:i w:val="0"/>
+          <w:color w:val="000000"/>
+          <w:sz w:val="24"/>
+        </w:rPr>
+        <w:t xml:space="preserve">, </w:t>
+      </w:r>
+      <w:r>
+        <w:rPr>
+          <w:rFonts w:ascii="Charis SIL Regular" w:hAnsi="Charis SIL Regular" w:eastAsia="Charis SIL Regular"/>
+          <w:b w:val="0"/>
+          <w:i w:val="0"/>
+          <w:color w:val="0000FF"/>
+          <w:sz w:val="24"/>
+          <w:u w:val="single"/>
+        </w:rPr>
         <w:hyperlink r:id="rId98" w:history="1">
           <w:r>
             <w:rPr>
               <w:rStyle w:val="Hyperlink"/>
             </w:rPr>
-            <w:t>WorldCat</w:t>
+            <w:t>ISBN</w:t>
           </w:r>
         </w:hyperlink>
       </w:r>
@@ -13380,63 +13380,6 @@
           <w:u w:val="single"/>
         </w:rPr>
         <w:hyperlink r:id="rId98" w:history="1">
-          <w:r>
-            <w:rPr>
-              <w:rStyle w:val="Hyperlink"/>
-            </w:rPr>
-            <w:t>1038514699</w:t>
-          </w:r>
-        </w:hyperlink>
-      </w:r>
-      <w:r>
-        <w:rPr>
-          <w:rFonts w:ascii="Charis SIL Regular" w:hAnsi="Charis SIL Regular" w:eastAsia="Charis SIL Regular"/>
-          <w:b w:val="0"/>
-          <w:i w:val="0"/>
-          <w:color w:val="000000"/>
-          <w:sz w:val="24"/>
-        </w:rPr>
-        <w:t xml:space="preserve">, </w:t>
-      </w:r>
-      <w:r>
-        <w:rPr>
-          <w:rFonts w:ascii="Charis SIL Regular" w:hAnsi="Charis SIL Regular" w:eastAsia="Charis SIL Regular"/>
-          <w:b w:val="0"/>
-          <w:i w:val="0"/>
-          <w:color w:val="0000FF"/>
-          <w:sz w:val="24"/>
-          <w:u w:val="single"/>
-        </w:rPr>
-        <w:hyperlink r:id="rId99" w:history="1">
-          <w:r>
-            <w:rPr>
-              <w:rStyle w:val="Hyperlink"/>
-            </w:rPr>
-            <w:t>ISBN</w:t>
-          </w:r>
-        </w:hyperlink>
-      </w:r>
-      <w:r>
-        <w:rPr>
-          <w:rFonts w:ascii="Charis SIL Regular" w:hAnsi="Charis SIL Regular" w:eastAsia="Charis SIL Regular"/>
-          <w:b w:val="0"/>
-          <w:i w:val="0"/>
-          <w:color w:val="0000FF"/>
-          <w:sz w:val="24"/>
-          <w:u w:val="single"/>
-        </w:rPr>
-        <w:t xml:space="preserve"> </w:t>
-      </w:r>
-      <w:r>
-        <w:rPr>
-          <w:rFonts w:ascii="Charis SIL Regular" w:hAnsi="Charis SIL Regular" w:eastAsia="Charis SIL Regular"/>
-          <w:b w:val="0"/>
-          <w:i w:val="0"/>
-          <w:color w:val="0000FF"/>
-          <w:sz w:val="24"/>
-          <w:u w:val="single"/>
-        </w:rPr>
-        <w:hyperlink r:id="rId99" w:history="1">
           <w:r>
             <w:rPr>
               <w:rStyle w:val="Hyperlink"/>
@@ -13553,7 +13496,7 @@
           <w:color w:val="0000FF"/>
           <w:sz w:val="24"/>
         </w:rPr>
-        <w:hyperlink r:id="rId100" w:history="1">
+        <w:hyperlink r:id="rId99" w:history="1">
           <w:r>
             <w:rPr>
               <w:rStyle w:val="Hyperlink"/>
@@ -13570,7 +13513,7 @@
           <w:color w:val="0000FF"/>
           <w:sz w:val="24"/>
         </w:rPr>
-        <w:hyperlink r:id="rId100" w:history="1">
+        <w:hyperlink r:id="rId99" w:history="1">
           <w:r>
             <w:rPr>
               <w:rStyle w:val="Hyperlink"/>
@@ -13587,7 +13530,7 @@
           <w:color w:val="0000FF"/>
           <w:sz w:val="24"/>
         </w:rPr>
-        <w:hyperlink r:id="rId100" w:history="1">
+        <w:hyperlink r:id="rId99" w:history="1">
           <w:r>
             <w:rPr>
               <w:rStyle w:val="Hyperlink"/>
@@ -13604,7 +13547,7 @@
           <w:color w:val="0000FF"/>
           <w:sz w:val="24"/>
         </w:rPr>
-        <w:hyperlink r:id="rId100" w:history="1">
+        <w:hyperlink r:id="rId99" w:history="1">
           <w:r>
             <w:rPr>
               <w:rStyle w:val="Hyperlink"/>
@@ -13621,7 +13564,7 @@
           <w:color w:val="0000FF"/>
           <w:sz w:val="24"/>
         </w:rPr>
-        <w:hyperlink r:id="rId100" w:history="1">
+        <w:hyperlink r:id="rId99" w:history="1">
           <w:r>
             <w:rPr>
               <w:rStyle w:val="Hyperlink"/>
@@ -13718,7 +13661,7 @@
           <w:color w:val="0000FF"/>
           <w:sz w:val="24"/>
         </w:rPr>
-        <w:hyperlink r:id="rId101" w:history="1">
+        <w:hyperlink r:id="rId100" w:history="1">
           <w:r>
             <w:rPr>
               <w:rStyle w:val="Hyperlink"/>
@@ -13735,7 +13678,7 @@
           <w:color w:val="0000FF"/>
           <w:sz w:val="24"/>
         </w:rPr>
-        <w:hyperlink r:id="rId101" w:history="1">
+        <w:hyperlink r:id="rId100" w:history="1">
           <w:r>
             <w:rPr>
               <w:rStyle w:val="Hyperlink"/>
@@ -13752,7 +13695,7 @@
           <w:color w:val="0000FF"/>
           <w:sz w:val="24"/>
         </w:rPr>
-        <w:hyperlink r:id="rId101" w:history="1">
+        <w:hyperlink r:id="rId100" w:history="1">
           <w:r>
             <w:rPr>
               <w:rStyle w:val="Hyperlink"/>
@@ -13769,7 +13712,7 @@
           <w:color w:val="0000FF"/>
           <w:sz w:val="24"/>
         </w:rPr>
-        <w:hyperlink r:id="rId101" w:history="1">
+        <w:hyperlink r:id="rId100" w:history="1">
           <w:r>
             <w:rPr>
               <w:rStyle w:val="Hyperlink"/>
@@ -13786,7 +13729,7 @@
           <w:color w:val="0000FF"/>
           <w:sz w:val="24"/>
         </w:rPr>
-        <w:hyperlink r:id="rId101" w:history="1">
+        <w:hyperlink r:id="rId100" w:history="1">
           <w:r>
             <w:rPr>
               <w:rStyle w:val="Hyperlink"/>
@@ -13883,7 +13826,7 @@
           <w:color w:val="0000FF"/>
           <w:sz w:val="24"/>
         </w:rPr>
-        <w:hyperlink r:id="rId102" w:history="1">
+        <w:hyperlink r:id="rId101" w:history="1">
           <w:r>
             <w:rPr>
               <w:rStyle w:val="Hyperlink"/>
@@ -13900,7 +13843,7 @@
           <w:color w:val="0000FF"/>
           <w:sz w:val="24"/>
         </w:rPr>
-        <w:hyperlink r:id="rId102" w:history="1">
+        <w:hyperlink r:id="rId101" w:history="1">
           <w:r>
             <w:rPr>
               <w:rStyle w:val="Hyperlink"/>
@@ -13917,7 +13860,7 @@
           <w:color w:val="0000FF"/>
           <w:sz w:val="24"/>
         </w:rPr>
-        <w:hyperlink r:id="rId102" w:history="1">
+        <w:hyperlink r:id="rId101" w:history="1">
           <w:r>
             <w:rPr>
               <w:rStyle w:val="Hyperlink"/>
@@ -13934,7 +13877,7 @@
           <w:color w:val="0000FF"/>
           <w:sz w:val="24"/>
         </w:rPr>
-        <w:hyperlink r:id="rId102" w:history="1">
+        <w:hyperlink r:id="rId101" w:history="1">
           <w:r>
             <w:rPr>
               <w:rStyle w:val="Hyperlink"/>
@@ -13951,7 +13894,7 @@
           <w:color w:val="0000FF"/>
           <w:sz w:val="24"/>
         </w:rPr>
-        <w:hyperlink r:id="rId102" w:history="1">
+        <w:hyperlink r:id="rId101" w:history="1">
           <w:r>
             <w:rPr>
               <w:rStyle w:val="Hyperlink"/>
@@ -14068,7 +14011,7 @@
           <w:color w:val="0000FF"/>
           <w:sz w:val="24"/>
         </w:rPr>
-        <w:hyperlink r:id="rId103" w:history="1">
+        <w:hyperlink r:id="rId102" w:history="1">
           <w:r>
             <w:rPr>
               <w:rStyle w:val="Hyperlink"/>
@@ -14085,7 +14028,7 @@
           <w:color w:val="0000FF"/>
           <w:sz w:val="24"/>
         </w:rPr>
-        <w:hyperlink r:id="rId103" w:history="1">
+        <w:hyperlink r:id="rId102" w:history="1">
           <w:r>
             <w:rPr>
               <w:rStyle w:val="Hyperlink"/>
@@ -14102,7 +14045,7 @@
           <w:color w:val="0000FF"/>
           <w:sz w:val="24"/>
         </w:rPr>
-        <w:hyperlink r:id="rId103" w:history="1">
+        <w:hyperlink r:id="rId102" w:history="1">
           <w:r>
             <w:rPr>
               <w:rStyle w:val="Hyperlink"/>
@@ -14119,7 +14062,7 @@
           <w:color w:val="0000FF"/>
           <w:sz w:val="24"/>
         </w:rPr>
-        <w:hyperlink r:id="rId103" w:history="1">
+        <w:hyperlink r:id="rId102" w:history="1">
           <w:r>
             <w:rPr>
               <w:rStyle w:val="Hyperlink"/>
@@ -14136,7 +14079,7 @@
           <w:color w:val="0000FF"/>
           <w:sz w:val="24"/>
         </w:rPr>
-        <w:hyperlink r:id="rId103" w:history="1">
+        <w:hyperlink r:id="rId102" w:history="1">
           <w:r>
             <w:rPr>
               <w:rStyle w:val="Hyperlink"/>
@@ -14273,7 +14216,7 @@
           <w:sz w:val="24"/>
           <w:u w:val="single"/>
         </w:rPr>
-        <w:hyperlink r:id="rId104" w:history="1">
+        <w:hyperlink r:id="rId103" w:history="1">
           <w:r>
             <w:rPr>
               <w:rStyle w:val="Hyperlink"/>
@@ -14302,7 +14245,7 @@
           <w:sz w:val="24"/>
           <w:u w:val="single"/>
         </w:rPr>
-        <w:hyperlink r:id="rId104" w:history="1">
+        <w:hyperlink r:id="rId103" w:history="1">
           <w:r>
             <w:rPr>
               <w:rStyle w:val="Hyperlink"/>
@@ -14399,7 +14342,7 @@
           <w:color w:val="0000FF"/>
           <w:sz w:val="24"/>
         </w:rPr>
-        <w:hyperlink r:id="rId105" w:history="1">
+        <w:hyperlink r:id="rId104" w:history="1">
           <w:r>
             <w:rPr>
               <w:rStyle w:val="Hyperlink"/>
@@ -14416,7 +14359,7 @@
           <w:color w:val="0000FF"/>
           <w:sz w:val="24"/>
         </w:rPr>
-        <w:hyperlink r:id="rId105" w:history="1">
+        <w:hyperlink r:id="rId104" w:history="1">
           <w:r>
             <w:rPr>
               <w:rStyle w:val="Hyperlink"/>
@@ -14433,7 +14376,7 @@
           <w:color w:val="0000FF"/>
           <w:sz w:val="24"/>
         </w:rPr>
-        <w:hyperlink r:id="rId105" w:history="1">
+        <w:hyperlink r:id="rId104" w:history="1">
           <w:r>
             <w:rPr>
               <w:rStyle w:val="Hyperlink"/>
@@ -14450,7 +14393,7 @@
           <w:color w:val="0000FF"/>
           <w:sz w:val="24"/>
         </w:rPr>
-        <w:hyperlink r:id="rId105" w:history="1">
+        <w:hyperlink r:id="rId104" w:history="1">
           <w:r>
             <w:rPr>
               <w:rStyle w:val="Hyperlink"/>
@@ -14467,7 +14410,7 @@
           <w:color w:val="0000FF"/>
           <w:sz w:val="24"/>
         </w:rPr>
-        <w:hyperlink r:id="rId105" w:history="1">
+        <w:hyperlink r:id="rId104" w:history="1">
           <w:r>
             <w:rPr>
               <w:rStyle w:val="Hyperlink"/>
@@ -14484,7 +14427,7 @@
           <w:color w:val="0000FF"/>
           <w:sz w:val="24"/>
         </w:rPr>
-        <w:hyperlink r:id="rId105" w:history="1">
+        <w:hyperlink r:id="rId104" w:history="1">
           <w:r>
             <w:rPr>
               <w:rStyle w:val="Hyperlink"/>
@@ -14501,7 +14444,7 @@
           <w:color w:val="0000FF"/>
           <w:sz w:val="24"/>
         </w:rPr>
-        <w:hyperlink r:id="rId105" w:history="1">
+        <w:hyperlink r:id="rId104" w:history="1">
           <w:r>
             <w:rPr>
               <w:rStyle w:val="Hyperlink"/>
@@ -14519,7 +14462,7 @@
           <w:sz w:val="24"/>
           <w:u w:val="single"/>
         </w:rPr>
-        <w:hyperlink r:id="rId105" w:history="1">
+        <w:hyperlink r:id="rId104" w:history="1">
           <w:r>
             <w:rPr>
               <w:rStyle w:val="Hyperlink"/>
@@ -14537,7 +14480,7 @@
           <w:sz w:val="24"/>
           <w:u w:val="single"/>
         </w:rPr>
-        <w:hyperlink r:id="rId105" w:history="1">
+        <w:hyperlink r:id="rId104" w:history="1">
           <w:r>
             <w:rPr>
               <w:rStyle w:val="Hyperlink"/>
@@ -14555,7 +14498,7 @@
           <w:sz w:val="24"/>
           <w:u w:val="single"/>
         </w:rPr>
-        <w:hyperlink r:id="rId105" w:history="1">
+        <w:hyperlink r:id="rId104" w:history="1">
           <w:r>
             <w:rPr>
               <w:rStyle w:val="Hyperlink"/>
@@ -14573,7 +14516,7 @@
           <w:sz w:val="24"/>
           <w:u w:val="single"/>
         </w:rPr>
-        <w:hyperlink r:id="rId105" w:history="1">
+        <w:hyperlink r:id="rId104" w:history="1">
           <w:r>
             <w:rPr>
               <w:rStyle w:val="Hyperlink"/>
@@ -14591,7 +14534,7 @@
           <w:sz w:val="24"/>
           <w:u w:val="single"/>
         </w:rPr>
-        <w:hyperlink r:id="rId105" w:history="1">
+        <w:hyperlink r:id="rId104" w:history="1">
           <w:r>
             <w:rPr>
               <w:rStyle w:val="Hyperlink"/>
@@ -14609,7 +14552,7 @@
           <w:sz w:val="24"/>
           <w:u w:val="single"/>
         </w:rPr>
-        <w:hyperlink r:id="rId105" w:history="1">
+        <w:hyperlink r:id="rId104" w:history="1">
           <w:r>
             <w:rPr>
               <w:rStyle w:val="Hyperlink"/>
@@ -14627,7 +14570,7 @@
           <w:sz w:val="24"/>
           <w:u w:val="single"/>
         </w:rPr>
-        <w:hyperlink r:id="rId105" w:history="1">
+        <w:hyperlink r:id="rId104" w:history="1">
           <w:r>
             <w:rPr>
               <w:rStyle w:val="Hyperlink"/>
@@ -14645,7 +14588,7 @@
           <w:sz w:val="24"/>
           <w:u w:val="single"/>
         </w:rPr>
-        <w:hyperlink r:id="rId105" w:history="1">
+        <w:hyperlink r:id="rId104" w:history="1">
           <w:r>
             <w:rPr>
               <w:rStyle w:val="Hyperlink"/>
@@ -14663,7 +14606,7 @@
           <w:sz w:val="24"/>
           <w:u w:val="single"/>
         </w:rPr>
-        <w:hyperlink r:id="rId105" w:history="1">
+        <w:hyperlink r:id="rId104" w:history="1">
           <w:r>
             <w:rPr>
               <w:rStyle w:val="Hyperlink"/>
@@ -14681,7 +14624,7 @@
           <w:sz w:val="24"/>
           <w:u w:val="single"/>
         </w:rPr>
-        <w:hyperlink r:id="rId105" w:history="1">
+        <w:hyperlink r:id="rId104" w:history="1">
           <w:r>
             <w:rPr>
               <w:rStyle w:val="Hyperlink"/>

--- a/EXPORTS/DOCX/published/niveau2/Dutch/Suriname.docx
+++ b/EXPORTS/DOCX/published/niveau2/Dutch/Suriname.docx
@@ -1754,7 +1754,60 @@
           <w:color w:val="000000"/>
           <w:sz w:val="24"/>
         </w:rPr>
-        <w:t xml:space="preserve">wonderaar van </w:t>
+        <w:hyperlink r:id="rId15" w:history="1">
+          <w:r>
+            <w:rPr>
+              <w:rStyle w:val="Hyperlink"/>
+            </w:rPr>
+            <w:t>wonder</w:t>
+          </w:r>
+        </w:hyperlink>
+      </w:r>
+      <w:r>
+        <w:rPr>
+          <w:u w:val="single" w:color="0000ff"/>
+          <w:rFonts w:ascii="Charis SIL Regular" w:hAnsi="Charis SIL Regular" w:eastAsia="Charis SIL Regular"/>
+          <w:b w:val="0"/>
+          <w:i w:val="0"/>
+          <w:color w:val="000000"/>
+          <w:sz w:val="24"/>
+        </w:rPr>
+        <w:hyperlink r:id="rId15" w:history="1">
+          <w:r>
+            <w:rPr>
+              <w:rStyle w:val="Hyperlink"/>
+            </w:rPr>
+            <w:t>a</w:t>
+          </w:r>
+        </w:hyperlink>
+      </w:r>
+      <w:r>
+        <w:rPr>
+          <w:u w:val="single" w:color="0000ff"/>
+          <w:rFonts w:ascii="Charis SIL Regular" w:hAnsi="Charis SIL Regular" w:eastAsia="Charis SIL Regular"/>
+          <w:b w:val="0"/>
+          <w:i w:val="0"/>
+          <w:color w:val="000000"/>
+          <w:sz w:val="24"/>
+        </w:rPr>
+        <w:hyperlink r:id="rId15" w:history="1">
+          <w:r>
+            <w:rPr>
+              <w:rStyle w:val="Hyperlink"/>
+            </w:rPr>
+            <w:t xml:space="preserve">ar van </w:t>
+          </w:r>
+        </w:hyperlink>
+      </w:r>
+      <w:r>
+        <w:rPr>
+          <w:rFonts w:ascii="Charis SIL Regular" w:hAnsi="Charis SIL Regular" w:eastAsia="Charis SIL Regular"/>
+          <w:b w:val="0"/>
+          <w:i w:val="0"/>
+          <w:color w:val="0000FF"/>
+          <w:sz w:val="24"/>
+        </w:rPr>
+        <w:t>G</w:t>
       </w:r>
       <w:r>
         <w:rPr>
@@ -1765,7 +1818,14 @@
           <w:sz w:val="24"/>
           <w:u w:val="single"/>
         </w:rPr>
-        <w:t>G</w:t>
+        <w:hyperlink r:id="rId15" w:history="1">
+          <w:r>
+            <w:rPr>
+              <w:rStyle w:val="Hyperlink"/>
+            </w:rPr>
+            <w:t>errit</w:t>
+          </w:r>
+        </w:hyperlink>
       </w:r>
       <w:r>
         <w:rPr>
@@ -1776,40 +1836,22 @@
           <w:sz w:val="24"/>
           <w:u w:val="single"/>
         </w:rPr>
+        <w:t xml:space="preserve"> </w:t>
+      </w:r>
+      <w:r>
+        <w:rPr>
+          <w:rFonts w:ascii="Charis SIL Regular" w:hAnsi="Charis SIL Regular" w:eastAsia="Charis SIL Regular"/>
+          <w:b w:val="0"/>
+          <w:i w:val="0"/>
+          <w:color w:val="0000FF"/>
+          <w:sz w:val="24"/>
+          <w:u w:val="single"/>
+        </w:rPr>
         <w:hyperlink r:id="rId15" w:history="1">
           <w:r>
             <w:rPr>
               <w:rStyle w:val="Hyperlink"/>
             </w:rPr>
-            <w:t>errit</w:t>
-          </w:r>
-        </w:hyperlink>
-      </w:r>
-      <w:r>
-        <w:rPr>
-          <w:rFonts w:ascii="Charis SIL Regular" w:hAnsi="Charis SIL Regular" w:eastAsia="Charis SIL Regular"/>
-          <w:b w:val="0"/>
-          <w:i w:val="0"/>
-          <w:color w:val="0000FF"/>
-          <w:sz w:val="24"/>
-          <w:u w:val="single"/>
-        </w:rPr>
-        <w:t xml:space="preserve"> </w:t>
-      </w:r>
-      <w:r>
-        <w:rPr>
-          <w:rFonts w:ascii="Charis SIL Regular" w:hAnsi="Charis SIL Regular" w:eastAsia="Charis SIL Regular"/>
-          <w:b w:val="0"/>
-          <w:i w:val="0"/>
-          <w:color w:val="0000FF"/>
-          <w:sz w:val="24"/>
-          <w:u w:val="single"/>
-        </w:rPr>
-        <w:hyperlink r:id="rId15" w:history="1">
-          <w:r>
-            <w:rPr>
-              <w:rStyle w:val="Hyperlink"/>
-            </w:rPr>
             <w:t>Scho</w:t>
           </w:r>
         </w:hyperlink>
@@ -1821,7 +1863,6 @@
           <w:i w:val="0"/>
           <w:color w:val="0000FF"/>
           <w:sz w:val="24"/>
-          <w:u w:val="single"/>
         </w:rPr>
         <w:hyperlink r:id="rId17" w:history="1">
           <w:r>
@@ -2492,6 +2533,7 @@
           <w:i w:val="0"/>
           <w:color w:val="0000FF"/>
           <w:sz w:val="24"/>
+          <w:u w:val="single"/>
         </w:rPr>
         <w:hyperlink r:id="rId22" w:history="1">
           <w:r>
@@ -2796,36 +2838,49 @@
             <w:rPr>
               <w:rStyle w:val="Hyperlink"/>
             </w:rPr>
-            <w:t>fil</w:t>
-          </w:r>
-        </w:hyperlink>
-      </w:r>
-      <w:r>
-        <w:rPr>
-          <w:rFonts w:ascii="Charis SIL Regular" w:hAnsi="Charis SIL Regular" w:eastAsia="Charis SIL Regular"/>
-          <w:b w:val="0"/>
-          <w:i w:val="0"/>
-          <w:color w:val="0000FF"/>
-          <w:sz w:val="24"/>
+            <w:t>film</w:t>
+          </w:r>
+        </w:hyperlink>
+      </w:r>
+      <w:r>
+        <w:rPr>
+          <w:rFonts w:ascii="Charis SIL Regular" w:hAnsi="Charis SIL Regular" w:eastAsia="Charis SIL Regular"/>
+          <w:b w:val="0"/>
+          <w:i w:val="0"/>
+          <w:color w:val="0000FF"/>
+          <w:sz w:val="24"/>
+          <w:u w:val="single"/>
+        </w:rPr>
+        <w:t>s</w:t>
+      </w:r>
+      <w:r>
+        <w:rPr>
+          <w:rFonts w:ascii="Charis SIL Regular" w:hAnsi="Charis SIL Regular" w:eastAsia="Charis SIL Regular"/>
+          <w:b w:val="0"/>
+          <w:i w:val="0"/>
+          <w:color w:val="0000FF"/>
+          <w:sz w:val="24"/>
+          <w:u w:val="single"/>
+        </w:rPr>
+        <w:t xml:space="preserve"> </w:t>
+      </w:r>
+      <w:r>
+        <w:rPr>
+          <w:rFonts w:ascii="Charis SIL Regular" w:hAnsi="Charis SIL Regular" w:eastAsia="Charis SIL Regular"/>
+          <w:b w:val="0"/>
+          <w:i w:val="0"/>
+          <w:color w:val="0000FF"/>
+          <w:sz w:val="24"/>
+          <w:u w:val="single"/>
         </w:rPr>
         <w:hyperlink r:id="rId24" w:history="1">
           <w:r>
             <w:rPr>
               <w:rStyle w:val="Hyperlink"/>
             </w:rPr>
-            <w:t>m</w:t>
-          </w:r>
-        </w:hyperlink>
-      </w:r>
-      <w:r>
-        <w:rPr>
-          <w:rFonts w:ascii="Charis SIL Regular" w:hAnsi="Charis SIL Regular" w:eastAsia="Charis SIL Regular"/>
-          <w:b w:val="0"/>
-          <w:i w:val="0"/>
-          <w:color w:val="0000FF"/>
-          <w:sz w:val="24"/>
-        </w:rPr>
-        <w:t>s</w:t>
+            <w:t>en</w:t>
+          </w:r>
+        </w:hyperlink>
       </w:r>
       <w:r>
         <w:rPr>
@@ -2852,38 +2907,19 @@
             <w:rPr>
               <w:rStyle w:val="Hyperlink"/>
             </w:rPr>
-            <w:t>en</w:t>
-          </w:r>
-        </w:hyperlink>
-      </w:r>
-      <w:r>
-        <w:rPr>
-          <w:rFonts w:ascii="Charis SIL Regular" w:hAnsi="Charis SIL Regular" w:eastAsia="Charis SIL Regular"/>
-          <w:b w:val="0"/>
-          <w:i w:val="0"/>
-          <w:color w:val="0000FF"/>
-          <w:sz w:val="24"/>
-          <w:u w:val="single"/>
-        </w:rPr>
-        <w:t xml:space="preserve"> </w:t>
-      </w:r>
-      <w:r>
-        <w:rPr>
-          <w:rFonts w:ascii="Charis SIL Regular" w:hAnsi="Charis SIL Regular" w:eastAsia="Charis SIL Regular"/>
-          <w:b w:val="0"/>
-          <w:i w:val="0"/>
-          <w:color w:val="0000FF"/>
-          <w:sz w:val="24"/>
-          <w:u w:val="single"/>
-        </w:rPr>
-        <w:hyperlink r:id="rId24" w:history="1">
-          <w:r>
-            <w:rPr>
-              <w:rStyle w:val="Hyperlink"/>
-            </w:rPr>
-            <w:t>geluidsbanden</w:t>
-          </w:r>
-        </w:hyperlink>
+            <w:t>geluidsbande</w:t>
+          </w:r>
+        </w:hyperlink>
+      </w:r>
+      <w:r>
+        <w:rPr>
+          <w:rFonts w:ascii="Charis SIL Regular" w:hAnsi="Charis SIL Regular" w:eastAsia="Charis SIL Regular"/>
+          <w:b w:val="0"/>
+          <w:i w:val="0"/>
+          <w:color w:val="0000FF"/>
+          <w:sz w:val="24"/>
+        </w:rPr>
+        <w:t>n</w:t>
       </w:r>
       <w:r>
         <w:rPr>
@@ -3223,14 +3259,42 @@
           <w:i w:val="0"/>
           <w:color w:val="0000FF"/>
           <w:sz w:val="24"/>
+        </w:rPr>
+        <w:hyperlink r:id="rId28" w:history="1">
+          <w:r>
+            <w:rPr>
+              <w:rStyle w:val="Hyperlink"/>
+            </w:rPr>
+            <w:t>van</w:t>
+          </w:r>
+        </w:hyperlink>
+      </w:r>
+      <w:r>
+        <w:rPr>
+          <w:rFonts w:ascii="Charis SIL Regular" w:hAnsi="Charis SIL Regular" w:eastAsia="Charis SIL Regular"/>
+          <w:b w:val="0"/>
+          <w:i w:val="0"/>
+          <w:color w:val="0000FF"/>
+          <w:sz w:val="24"/>
           <w:u w:val="single"/>
         </w:rPr>
+        <w:t xml:space="preserve"> </w:t>
+      </w:r>
+      <w:r>
+        <w:rPr>
+          <w:rFonts w:ascii="Charis SIL Regular" w:hAnsi="Charis SIL Regular" w:eastAsia="Charis SIL Regular"/>
+          <w:b w:val="0"/>
+          <w:i w:val="0"/>
+          <w:color w:val="0000FF"/>
+          <w:sz w:val="24"/>
+          <w:u w:val="single"/>
+        </w:rPr>
         <w:hyperlink r:id="rId28" w:history="1">
           <w:r>
             <w:rPr>
               <w:rStyle w:val="Hyperlink"/>
             </w:rPr>
-            <w:t>van</w:t>
+            <w:t>Sypest</w:t>
           </w:r>
         </w:hyperlink>
       </w:r>
@@ -3243,6 +3307,62 @@
           <w:sz w:val="24"/>
           <w:u w:val="single"/>
         </w:rPr>
+        <w:hyperlink r:id="rId28" w:history="1">
+          <w:r>
+            <w:rPr>
+              <w:rStyle w:val="Hyperlink"/>
+            </w:rPr>
+            <w:t>eyn</w:t>
+          </w:r>
+        </w:hyperlink>
+      </w:r>
+      <w:r>
+        <w:rPr>
+          <w:rFonts w:ascii="Charis SIL Regular" w:hAnsi="Charis SIL Regular" w:eastAsia="Charis SIL Regular"/>
+          <w:b w:val="0"/>
+          <w:i w:val="0"/>
+          <w:color w:val="000000"/>
+          <w:sz w:val="24"/>
+        </w:rPr>
+        <w:t xml:space="preserve"> en </w:t>
+      </w:r>
+      <w:r>
+        <w:rPr>
+          <w:rFonts w:ascii="Charis SIL Regular" w:hAnsi="Charis SIL Regular" w:eastAsia="Charis SIL Regular"/>
+          <w:b w:val="0"/>
+          <w:i w:val="0"/>
+          <w:color w:val="000000"/>
+          <w:sz w:val="24"/>
+        </w:rPr>
+        <w:t xml:space="preserve">administrateur der financiën </w:t>
+      </w:r>
+      <w:r>
+        <w:rPr>
+          <w:rFonts w:ascii="Charis SIL Regular" w:hAnsi="Charis SIL Regular" w:eastAsia="Charis SIL Regular"/>
+          <w:b w:val="0"/>
+          <w:i w:val="0"/>
+          <w:color w:val="0000FF"/>
+          <w:sz w:val="24"/>
+          <w:u w:val="single"/>
+        </w:rPr>
+        <w:hyperlink r:id="rId29" w:history="1">
+          <w:r>
+            <w:rPr>
+              <w:rStyle w:val="Hyperlink"/>
+            </w:rPr>
+            <w:t>Assueer</w:t>
+          </w:r>
+        </w:hyperlink>
+      </w:r>
+      <w:r>
+        <w:rPr>
+          <w:rFonts w:ascii="Charis SIL Regular" w:hAnsi="Charis SIL Regular" w:eastAsia="Charis SIL Regular"/>
+          <w:b w:val="0"/>
+          <w:i w:val="0"/>
+          <w:color w:val="0000FF"/>
+          <w:sz w:val="24"/>
+          <w:u w:val="single"/>
+        </w:rPr>
         <w:t xml:space="preserve"> </w:t>
       </w:r>
       <w:r>
@@ -3254,12 +3374,12 @@
           <w:sz w:val="24"/>
           <w:u w:val="single"/>
         </w:rPr>
-        <w:hyperlink r:id="rId26" w:history="1">
-          <w:r>
-            <w:rPr>
-              <w:rStyle w:val="Hyperlink"/>
-            </w:rPr>
-            <w:t>Sypest</w:t>
+        <w:hyperlink r:id="rId29" w:history="1">
+          <w:r>
+            <w:rPr>
+              <w:rStyle w:val="Hyperlink"/>
+            </w:rPr>
+            <w:t>Jacob</w:t>
           </w:r>
         </w:hyperlink>
       </w:r>
@@ -3272,24 +3392,148 @@
           <w:sz w:val="24"/>
           <w:u w:val="single"/>
         </w:rPr>
+        <w:t xml:space="preserve"> </w:t>
+      </w:r>
+      <w:r>
+        <w:rPr>
+          <w:rFonts w:ascii="Charis SIL Regular" w:hAnsi="Charis SIL Regular" w:eastAsia="Charis SIL Regular"/>
+          <w:b w:val="0"/>
+          <w:i w:val="0"/>
+          <w:color w:val="0000FF"/>
+          <w:sz w:val="24"/>
+          <w:u w:val="single"/>
+        </w:rPr>
+        <w:hyperlink r:id="rId29" w:history="1">
+          <w:r>
+            <w:rPr>
+              <w:rStyle w:val="Hyperlink"/>
+            </w:rPr>
+            <w:t>Schimmelpen</w:t>
+          </w:r>
+        </w:hyperlink>
+      </w:r>
+      <w:r>
+        <w:rPr>
+          <w:rFonts w:ascii="Charis SIL Regular" w:hAnsi="Charis SIL Regular" w:eastAsia="Charis SIL Regular"/>
+          <w:b w:val="0"/>
+          <w:i w:val="0"/>
+          <w:color w:val="0000FF"/>
+          <w:sz w:val="24"/>
+          <w:u w:val="single"/>
+        </w:rPr>
+        <w:hyperlink r:id="rId29" w:history="1">
+          <w:r>
+            <w:rPr>
+              <w:rStyle w:val="Hyperlink"/>
+            </w:rPr>
+            <w:t>ninck</w:t>
+          </w:r>
+        </w:hyperlink>
+      </w:r>
+      <w:r>
+        <w:rPr>
+          <w:rFonts w:ascii="Charis SIL Regular" w:hAnsi="Charis SIL Regular" w:eastAsia="Charis SIL Regular"/>
+          <w:b w:val="0"/>
+          <w:i w:val="0"/>
+          <w:color w:val="0000FF"/>
+          <w:sz w:val="24"/>
+          <w:u w:val="single"/>
+        </w:rPr>
+        <w:t xml:space="preserve"> </w:t>
+      </w:r>
+      <w:r>
+        <w:rPr>
+          <w:rFonts w:ascii="Charis SIL Regular" w:hAnsi="Charis SIL Regular" w:eastAsia="Charis SIL Regular"/>
+          <w:b w:val="0"/>
+          <w:i w:val="0"/>
+          <w:color w:val="0000FF"/>
+          <w:sz w:val="24"/>
+          <w:u w:val="single"/>
+        </w:rPr>
+        <w:hyperlink r:id="rId29" w:history="1">
+          <w:r>
+            <w:rPr>
+              <w:rStyle w:val="Hyperlink"/>
+            </w:rPr>
+            <w:t>va</w:t>
+          </w:r>
+        </w:hyperlink>
+      </w:r>
+      <w:r>
+        <w:rPr>
+          <w:rFonts w:ascii="Charis SIL Regular" w:hAnsi="Charis SIL Regular" w:eastAsia="Charis SIL Regular"/>
+          <w:b w:val="0"/>
+          <w:i w:val="0"/>
+          <w:color w:val="0000FF"/>
+          <w:sz w:val="24"/>
+          <w:u w:val="single"/>
+        </w:rPr>
         <w:hyperlink r:id="rId28" w:history="1">
           <w:r>
             <w:rPr>
               <w:rStyle w:val="Hyperlink"/>
             </w:rPr>
-            <w:t>eyn</w:t>
-          </w:r>
-        </w:hyperlink>
-      </w:r>
-      <w:r>
-        <w:rPr>
-          <w:rFonts w:ascii="Charis SIL Regular" w:hAnsi="Charis SIL Regular" w:eastAsia="Charis SIL Regular"/>
-          <w:b w:val="0"/>
-          <w:i w:val="0"/>
-          <w:color w:val="000000"/>
-          <w:sz w:val="24"/>
-        </w:rPr>
-        <w:t xml:space="preserve"> en </w:t>
+            <w:t>n</w:t>
+          </w:r>
+        </w:hyperlink>
+      </w:r>
+      <w:r>
+        <w:rPr>
+          <w:rFonts w:ascii="Charis SIL Regular" w:hAnsi="Charis SIL Regular" w:eastAsia="Charis SIL Regular"/>
+          <w:b w:val="0"/>
+          <w:i w:val="0"/>
+          <w:color w:val="0000FF"/>
+          <w:sz w:val="24"/>
+          <w:u w:val="single"/>
+        </w:rPr>
+        <w:t xml:space="preserve"> </w:t>
+      </w:r>
+      <w:r>
+        <w:rPr>
+          <w:rFonts w:ascii="Charis SIL Regular" w:hAnsi="Charis SIL Regular" w:eastAsia="Charis SIL Regular"/>
+          <w:b w:val="0"/>
+          <w:i w:val="0"/>
+          <w:color w:val="0000FF"/>
+          <w:sz w:val="24"/>
+          <w:u w:val="single"/>
+        </w:rPr>
+        <w:hyperlink r:id="rId28" w:history="1">
+          <w:r>
+            <w:rPr>
+              <w:rStyle w:val="Hyperlink"/>
+            </w:rPr>
+            <w:t>der</w:t>
+          </w:r>
+        </w:hyperlink>
+      </w:r>
+      <w:r>
+        <w:rPr>
+          <w:rFonts w:ascii="Charis SIL Regular" w:hAnsi="Charis SIL Regular" w:eastAsia="Charis SIL Regular"/>
+          <w:b w:val="0"/>
+          <w:i w:val="0"/>
+          <w:color w:val="0000FF"/>
+          <w:sz w:val="24"/>
+          <w:u w:val="single"/>
+        </w:rPr>
+        <w:t xml:space="preserve"> </w:t>
+      </w:r>
+      <w:r>
+        <w:rPr>
+          <w:rFonts w:ascii="Charis SIL Regular" w:hAnsi="Charis SIL Regular" w:eastAsia="Charis SIL Regular"/>
+          <w:b w:val="0"/>
+          <w:i w:val="0"/>
+          <w:color w:val="0000FF"/>
+          <w:sz w:val="24"/>
+          <w:u w:val="single"/>
+        </w:rPr>
+        <w:hyperlink r:id="rId28" w:history="1">
+          <w:r>
+            <w:rPr>
+              <w:rStyle w:val="Hyperlink"/>
+            </w:rPr>
+            <w:t>Oye</w:t>
+          </w:r>
+        </w:hyperlink>
       </w:r>
       <w:r>
         <w:rPr>
@@ -3300,24 +3544,264 @@
           <w:color w:val="000000"/>
           <w:sz w:val="24"/>
         </w:rPr>
-        <w:hyperlink r:id="rId27" w:history="1">
-          <w:r>
-            <w:rPr>
-              <w:rStyle w:val="Hyperlink"/>
-            </w:rPr>
-            <w:t>administ</w:t>
-          </w:r>
-        </w:hyperlink>
-      </w:r>
-      <w:r>
-        <w:rPr>
-          <w:rFonts w:ascii="Charis SIL Regular" w:hAnsi="Charis SIL Regular" w:eastAsia="Charis SIL Regular"/>
-          <w:b w:val="0"/>
-          <w:i w:val="0"/>
-          <w:color w:val="000000"/>
-          <w:sz w:val="24"/>
-        </w:rPr>
-        <w:t xml:space="preserve">rateur der financiën </w:t>
+        <w:hyperlink r:id="rId28" w:history="1">
+          <w:r>
+            <w:rPr>
+              <w:rStyle w:val="Hyperlink"/>
+            </w:rPr>
+            <w:t>.</w:t>
+          </w:r>
+        </w:hyperlink>
+      </w:r>
+      <w:r>
+        <w:rPr>
+          <w:u w:val="single" w:color="0000ff"/>
+          <w:rFonts w:ascii="Charis SIL Regular" w:hAnsi="Charis SIL Regular" w:eastAsia="Charis SIL Regular"/>
+          <w:b w:val="0"/>
+          <w:i w:val="0"/>
+          <w:color w:val="000000"/>
+          <w:sz w:val="24"/>
+        </w:rPr>
+        <w:hyperlink r:id="rId28" w:history="1">
+          <w:r>
+            <w:rPr>
+              <w:rStyle w:val="Hyperlink"/>
+            </w:rPr>
+            <w:t xml:space="preserve"> De</w:t>
+          </w:r>
+        </w:hyperlink>
+      </w:r>
+      <w:r>
+        <w:rPr>
+          <w:u w:val="single" w:color="0000ff"/>
+          <w:rFonts w:ascii="Charis SIL Regular" w:hAnsi="Charis SIL Regular" w:eastAsia="Charis SIL Regular"/>
+          <w:b w:val="0"/>
+          <w:i w:val="0"/>
+          <w:color w:val="000000"/>
+          <w:sz w:val="24"/>
+        </w:rPr>
+        <w:hyperlink r:id="rId28" w:history="1">
+          <w:r>
+            <w:rPr>
+              <w:rStyle w:val="Hyperlink"/>
+            </w:rPr>
+            <w:t>z</w:t>
+          </w:r>
+        </w:hyperlink>
+      </w:r>
+      <w:r>
+        <w:rPr>
+          <w:u w:val="single" w:color="0000ff"/>
+          <w:rFonts w:ascii="Charis SIL Regular" w:hAnsi="Charis SIL Regular" w:eastAsia="Charis SIL Regular"/>
+          <w:b w:val="0"/>
+          <w:i w:val="0"/>
+          <w:color w:val="000000"/>
+          <w:sz w:val="24"/>
+        </w:rPr>
+        <w:hyperlink r:id="rId28" w:history="1">
+          <w:r>
+            <w:rPr>
+              <w:rStyle w:val="Hyperlink"/>
+            </w:rPr>
+            <w:t xml:space="preserve">e werden </w:t>
+          </w:r>
+        </w:hyperlink>
+      </w:r>
+      <w:r>
+        <w:rPr>
+          <w:rFonts w:ascii="Charis SIL Regular" w:hAnsi="Charis SIL Regular" w:eastAsia="Charis SIL Regular"/>
+          <w:b w:val="0"/>
+          <w:i w:val="0"/>
+          <w:color w:val="000000"/>
+          <w:sz w:val="24"/>
+        </w:rPr>
+        <w:t xml:space="preserve">in </w:t>
+      </w:r>
+      <w:r>
+        <w:rPr>
+          <w:rFonts w:ascii="Charis SIL Regular" w:hAnsi="Charis SIL Regular" w:eastAsia="Charis SIL Regular"/>
+          <w:b w:val="0"/>
+          <w:i w:val="0"/>
+          <w:color w:val="000000"/>
+          <w:sz w:val="24"/>
+        </w:rPr>
+        <w:t>respectievelijk 1883 en 1895</w:t>
+      </w:r>
+      <w:r>
+        <w:rPr>
+          <w:u w:val="single" w:color="0000ff"/>
+          <w:rFonts w:ascii="Charis SIL Regular" w:hAnsi="Charis SIL Regular" w:eastAsia="Charis SIL Regular"/>
+          <w:b w:val="0"/>
+          <w:i w:val="0"/>
+          <w:color w:val="000000"/>
+          <w:sz w:val="24"/>
+        </w:rPr>
+        <w:t xml:space="preserve"> </w:t>
+      </w:r>
+      <w:r>
+        <w:rPr>
+          <w:u w:val="single" w:color="0000ff"/>
+          <w:rFonts w:ascii="Charis SIL Regular" w:hAnsi="Charis SIL Regular" w:eastAsia="Charis SIL Regular"/>
+          <w:b w:val="0"/>
+          <w:i w:val="0"/>
+          <w:color w:val="000000"/>
+          <w:sz w:val="24"/>
+        </w:rPr>
+        <w:hyperlink r:id="rId29" w:history="1">
+          <w:r>
+            <w:rPr>
+              <w:rStyle w:val="Hyperlink"/>
+            </w:rPr>
+            <w:t>geschon</w:t>
+          </w:r>
+        </w:hyperlink>
+      </w:r>
+      <w:r>
+        <w:rPr>
+          <w:u w:val="single" w:color="0000ff"/>
+          <w:rFonts w:ascii="Charis SIL Regular" w:hAnsi="Charis SIL Regular" w:eastAsia="Charis SIL Regular"/>
+          <w:b w:val="0"/>
+          <w:i w:val="0"/>
+          <w:color w:val="000000"/>
+          <w:sz w:val="24"/>
+        </w:rPr>
+        <w:hyperlink r:id="rId29" w:history="1">
+          <w:r>
+            <w:rPr>
+              <w:rStyle w:val="Hyperlink"/>
+            </w:rPr>
+            <w:t>ken a</w:t>
+          </w:r>
+        </w:hyperlink>
+      </w:r>
+      <w:r>
+        <w:rPr>
+          <w:u w:val="single" w:color="0000ff"/>
+          <w:rFonts w:ascii="Charis SIL Regular" w:hAnsi="Charis SIL Regular" w:eastAsia="Charis SIL Regular"/>
+          <w:b w:val="0"/>
+          <w:i w:val="0"/>
+          <w:color w:val="000000"/>
+          <w:sz w:val="24"/>
+        </w:rPr>
+        <w:hyperlink r:id="rId29" w:history="1">
+          <w:r>
+            <w:rPr>
+              <w:rStyle w:val="Hyperlink"/>
+            </w:rPr>
+            <w:t>a</w:t>
+          </w:r>
+        </w:hyperlink>
+      </w:r>
+      <w:r>
+        <w:rPr>
+          <w:u w:val="single" w:color="0000ff"/>
+          <w:rFonts w:ascii="Charis SIL Regular" w:hAnsi="Charis SIL Regular" w:eastAsia="Charis SIL Regular"/>
+          <w:b w:val="0"/>
+          <w:i w:val="0"/>
+          <w:color w:val="000000"/>
+          <w:sz w:val="24"/>
+        </w:rPr>
+        <w:hyperlink r:id="rId29" w:history="1">
+          <w:r>
+            <w:rPr>
+              <w:rStyle w:val="Hyperlink"/>
+            </w:rPr>
+            <w:t>n het Rijks Ethnogr</w:t>
+          </w:r>
+        </w:hyperlink>
+      </w:r>
+      <w:r>
+        <w:rPr>
+          <w:u w:val="single" w:color="0000ff"/>
+          <w:rFonts w:ascii="Charis SIL Regular" w:hAnsi="Charis SIL Regular" w:eastAsia="Charis SIL Regular"/>
+          <w:b w:val="0"/>
+          <w:i w:val="0"/>
+          <w:color w:val="000000"/>
+          <w:sz w:val="24"/>
+        </w:rPr>
+        <w:hyperlink r:id="rId29" w:history="1">
+          <w:r>
+            <w:rPr>
+              <w:rStyle w:val="Hyperlink"/>
+            </w:rPr>
+            <w:t>aph</w:t>
+          </w:r>
+        </w:hyperlink>
+      </w:r>
+      <w:r>
+        <w:rPr>
+          <w:u w:val="single" w:color="0000ff"/>
+          <w:rFonts w:ascii="Charis SIL Regular" w:hAnsi="Charis SIL Regular" w:eastAsia="Charis SIL Regular"/>
+          <w:b w:val="0"/>
+          <w:i w:val="0"/>
+          <w:color w:val="000000"/>
+          <w:sz w:val="24"/>
+        </w:rPr>
+        <w:hyperlink r:id="rId29" w:history="1">
+          <w:r>
+            <w:rPr>
+              <w:rStyle w:val="Hyperlink"/>
+            </w:rPr>
+            <w:t>i</w:t>
+          </w:r>
+        </w:hyperlink>
+      </w:r>
+      <w:r>
+        <w:rPr>
+          <w:u w:val="single" w:color="0000ff"/>
+          <w:rFonts w:ascii="Charis SIL Regular" w:hAnsi="Charis SIL Regular" w:eastAsia="Charis SIL Regular"/>
+          <w:b w:val="0"/>
+          <w:i w:val="0"/>
+          <w:color w:val="000000"/>
+          <w:sz w:val="24"/>
+        </w:rPr>
+        <w:hyperlink r:id="rId29" w:history="1">
+          <w:r>
+            <w:rPr>
+              <w:rStyle w:val="Hyperlink"/>
+            </w:rPr>
+            <w:t>sch</w:t>
+          </w:r>
+        </w:hyperlink>
+      </w:r>
+      <w:r>
+        <w:rPr>
+          <w:u w:val="single" w:color="0000ff"/>
+          <w:rFonts w:ascii="Charis SIL Regular" w:hAnsi="Charis SIL Regular" w:eastAsia="Charis SIL Regular"/>
+          <w:b w:val="0"/>
+          <w:i w:val="0"/>
+          <w:color w:val="000000"/>
+          <w:sz w:val="24"/>
+        </w:rPr>
+        <w:t xml:space="preserve"> </w:t>
+      </w:r>
+      <w:r>
+        <w:rPr>
+          <w:u w:val="single" w:color="0000ff"/>
+          <w:rFonts w:ascii="Charis SIL Regular" w:hAnsi="Charis SIL Regular" w:eastAsia="Charis SIL Regular"/>
+          <w:b w:val="0"/>
+          <w:i w:val="0"/>
+          <w:color w:val="000000"/>
+          <w:sz w:val="24"/>
+        </w:rPr>
+        <w:hyperlink r:id="rId29" w:history="1">
+          <w:r>
+            <w:rPr>
+              <w:rStyle w:val="Hyperlink"/>
+            </w:rPr>
+            <w:t>Mus</w:t>
+          </w:r>
+        </w:hyperlink>
+      </w:r>
+      <w:r>
+        <w:rPr>
+          <w:rFonts w:ascii="Charis SIL Regular" w:hAnsi="Charis SIL Regular" w:eastAsia="Charis SIL Regular"/>
+          <w:b w:val="0"/>
+          <w:i w:val="0"/>
+          <w:color w:val="000000"/>
+          <w:sz w:val="24"/>
+        </w:rPr>
+        <w:t xml:space="preserve">eum, het huidige </w:t>
       </w:r>
       <w:r>
         <w:rPr>
@@ -3328,12 +3812,12 @@
           <w:sz w:val="24"/>
           <w:u w:val="single"/>
         </w:rPr>
-        <w:hyperlink r:id="rId29" w:history="1">
-          <w:r>
-            <w:rPr>
-              <w:rStyle w:val="Hyperlink"/>
-            </w:rPr>
-            <w:t>Assueer</w:t>
+        <w:hyperlink r:id="rId30" w:history="1">
+          <w:r>
+            <w:rPr>
+              <w:rStyle w:val="Hyperlink"/>
+            </w:rPr>
+            <w:t>Wereldmuseum</w:t>
           </w:r>
         </w:hyperlink>
       </w:r>
@@ -3357,14 +3841,24 @@
           <w:sz w:val="24"/>
           <w:u w:val="single"/>
         </w:rPr>
-        <w:hyperlink r:id="rId29" w:history="1">
-          <w:r>
-            <w:rPr>
-              <w:rStyle w:val="Hyperlink"/>
-            </w:rPr>
-            <w:t>Jacob</w:t>
-          </w:r>
-        </w:hyperlink>
+        <w:hyperlink r:id="rId30" w:history="1">
+          <w:r>
+            <w:rPr>
+              <w:rStyle w:val="Hyperlink"/>
+            </w:rPr>
+            <w:t>Leiden</w:t>
+          </w:r>
+        </w:hyperlink>
+      </w:r>
+      <w:r>
+        <w:rPr>
+          <w:rFonts w:ascii="Charis SIL Regular" w:hAnsi="Charis SIL Regular" w:eastAsia="Charis SIL Regular"/>
+          <w:b w:val="0"/>
+          <w:i w:val="0"/>
+          <w:color w:val="000000"/>
+          <w:sz w:val="24"/>
+        </w:rPr>
+        <w:t xml:space="preserve">. Ook het </w:t>
       </w:r>
       <w:r>
         <w:rPr>
@@ -3375,6 +3869,51 @@
           <w:sz w:val="24"/>
           <w:u w:val="single"/>
         </w:rPr>
+        <w:hyperlink r:id="rId31" w:history="1">
+          <w:r>
+            <w:rPr>
+              <w:rStyle w:val="Hyperlink"/>
+            </w:rPr>
+            <w:t>Etnografis</w:t>
+          </w:r>
+        </w:hyperlink>
+      </w:r>
+      <w:r>
+        <w:rPr>
+          <w:rFonts w:ascii="Charis SIL Regular" w:hAnsi="Charis SIL Regular" w:eastAsia="Charis SIL Regular"/>
+          <w:b w:val="0"/>
+          <w:i w:val="0"/>
+          <w:color w:val="0000FF"/>
+          <w:sz w:val="24"/>
+        </w:rPr>
+        <w:hyperlink r:id="rId31" w:history="1">
+          <w:r>
+            <w:rPr>
+              <w:rStyle w:val="Hyperlink"/>
+            </w:rPr>
+            <w:t>c</w:t>
+          </w:r>
+        </w:hyperlink>
+      </w:r>
+      <w:r>
+        <w:rPr>
+          <w:rFonts w:ascii="Charis SIL Regular" w:hAnsi="Charis SIL Regular" w:eastAsia="Charis SIL Regular"/>
+          <w:b w:val="0"/>
+          <w:i w:val="0"/>
+          <w:color w:val="0000FF"/>
+          <w:sz w:val="24"/>
+        </w:rPr>
+        <w:t>h</w:t>
+      </w:r>
+      <w:r>
+        <w:rPr>
+          <w:rFonts w:ascii="Charis SIL Regular" w:hAnsi="Charis SIL Regular" w:eastAsia="Charis SIL Regular"/>
+          <w:b w:val="0"/>
+          <w:i w:val="0"/>
+          <w:color w:val="0000FF"/>
+          <w:sz w:val="24"/>
+          <w:u w:val="single"/>
+        </w:rPr>
         <w:t xml:space="preserve"> </w:t>
       </w:r>
       <w:r>
@@ -3386,12 +3925,12 @@
           <w:sz w:val="24"/>
           <w:u w:val="single"/>
         </w:rPr>
-        <w:hyperlink r:id="rId29" w:history="1">
-          <w:r>
-            <w:rPr>
-              <w:rStyle w:val="Hyperlink"/>
-            </w:rPr>
-            <w:t>Schimmelpen</w:t>
+        <w:hyperlink r:id="rId31" w:history="1">
+          <w:r>
+            <w:rPr>
+              <w:rStyle w:val="Hyperlink"/>
+            </w:rPr>
+            <w:t>Museum</w:t>
           </w:r>
         </w:hyperlink>
       </w:r>
@@ -3404,14 +3943,7 @@
           <w:sz w:val="24"/>
           <w:u w:val="single"/>
         </w:rPr>
-        <w:hyperlink r:id="rId28" w:history="1">
-          <w:r>
-            <w:rPr>
-              <w:rStyle w:val="Hyperlink"/>
-            </w:rPr>
-            <w:t>ninck</w:t>
-          </w:r>
-        </w:hyperlink>
+        <w:t xml:space="preserve"> </w:t>
       </w:r>
       <w:r>
         <w:rPr>
@@ -3422,523 +3954,14 @@
           <w:sz w:val="24"/>
           <w:u w:val="single"/>
         </w:rPr>
-        <w:t xml:space="preserve"> </w:t>
-      </w:r>
-      <w:r>
-        <w:rPr>
-          <w:rFonts w:ascii="Charis SIL Regular" w:hAnsi="Charis SIL Regular" w:eastAsia="Charis SIL Regular"/>
-          <w:b w:val="0"/>
-          <w:i w:val="0"/>
-          <w:color w:val="0000FF"/>
-          <w:sz w:val="24"/>
-          <w:u w:val="single"/>
-        </w:rPr>
-        <w:hyperlink r:id="rId28" w:history="1">
-          <w:r>
-            <w:rPr>
-              <w:rStyle w:val="Hyperlink"/>
-            </w:rPr>
-            <w:t>va</w:t>
-          </w:r>
-        </w:hyperlink>
-      </w:r>
-      <w:r>
-        <w:rPr>
-          <w:rFonts w:ascii="Charis SIL Regular" w:hAnsi="Charis SIL Regular" w:eastAsia="Charis SIL Regular"/>
-          <w:b w:val="0"/>
-          <w:i w:val="0"/>
-          <w:color w:val="0000FF"/>
-          <w:sz w:val="24"/>
-          <w:u w:val="single"/>
-        </w:rPr>
-        <w:hyperlink r:id="rId28" w:history="1">
-          <w:r>
-            <w:rPr>
-              <w:rStyle w:val="Hyperlink"/>
-            </w:rPr>
-            <w:t>n</w:t>
-          </w:r>
-        </w:hyperlink>
-      </w:r>
-      <w:r>
-        <w:rPr>
-          <w:rFonts w:ascii="Charis SIL Regular" w:hAnsi="Charis SIL Regular" w:eastAsia="Charis SIL Regular"/>
-          <w:b w:val="0"/>
-          <w:i w:val="0"/>
-          <w:color w:val="0000FF"/>
-          <w:sz w:val="24"/>
-          <w:u w:val="single"/>
-        </w:rPr>
-        <w:t xml:space="preserve"> </w:t>
-      </w:r>
-      <w:r>
-        <w:rPr>
-          <w:rFonts w:ascii="Charis SIL Regular" w:hAnsi="Charis SIL Regular" w:eastAsia="Charis SIL Regular"/>
-          <w:b w:val="0"/>
-          <w:i w:val="0"/>
-          <w:color w:val="0000FF"/>
-          <w:sz w:val="24"/>
-          <w:u w:val="single"/>
-        </w:rPr>
-        <w:hyperlink r:id="rId28" w:history="1">
-          <w:r>
-            <w:rPr>
-              <w:rStyle w:val="Hyperlink"/>
-            </w:rPr>
-            <w:t>der</w:t>
-          </w:r>
-        </w:hyperlink>
-      </w:r>
-      <w:r>
-        <w:rPr>
-          <w:rFonts w:ascii="Charis SIL Regular" w:hAnsi="Charis SIL Regular" w:eastAsia="Charis SIL Regular"/>
-          <w:b w:val="0"/>
-          <w:i w:val="0"/>
-          <w:color w:val="0000FF"/>
-          <w:sz w:val="24"/>
-          <w:u w:val="single"/>
-        </w:rPr>
-        <w:t xml:space="preserve"> </w:t>
-      </w:r>
-      <w:r>
-        <w:rPr>
-          <w:rFonts w:ascii="Charis SIL Regular" w:hAnsi="Charis SIL Regular" w:eastAsia="Charis SIL Regular"/>
-          <w:b w:val="0"/>
-          <w:i w:val="0"/>
-          <w:color w:val="0000FF"/>
-          <w:sz w:val="24"/>
-          <w:u w:val="single"/>
-        </w:rPr>
-        <w:hyperlink r:id="rId28" w:history="1">
-          <w:r>
-            <w:rPr>
-              <w:rStyle w:val="Hyperlink"/>
-            </w:rPr>
-            <w:t>Oye</w:t>
-          </w:r>
-        </w:hyperlink>
-      </w:r>
-      <w:r>
-        <w:rPr>
-          <w:u w:val="single" w:color="0000ff"/>
-          <w:rFonts w:ascii="Charis SIL Regular" w:hAnsi="Charis SIL Regular" w:eastAsia="Charis SIL Regular"/>
-          <w:b w:val="0"/>
-          <w:i w:val="0"/>
-          <w:color w:val="000000"/>
-          <w:sz w:val="24"/>
-        </w:rPr>
-        <w:hyperlink r:id="rId28" w:history="1">
-          <w:r>
-            <w:rPr>
-              <w:rStyle w:val="Hyperlink"/>
-            </w:rPr>
-            <w:t>.</w:t>
-          </w:r>
-        </w:hyperlink>
-      </w:r>
-      <w:r>
-        <w:rPr>
-          <w:u w:val="single" w:color="0000ff"/>
-          <w:rFonts w:ascii="Charis SIL Regular" w:hAnsi="Charis SIL Regular" w:eastAsia="Charis SIL Regular"/>
-          <w:b w:val="0"/>
-          <w:i w:val="0"/>
-          <w:color w:val="000000"/>
-          <w:sz w:val="24"/>
-        </w:rPr>
-        <w:hyperlink r:id="rId28" w:history="1">
-          <w:r>
-            <w:rPr>
-              <w:rStyle w:val="Hyperlink"/>
-            </w:rPr>
-            <w:t xml:space="preserve"> De</w:t>
-          </w:r>
-        </w:hyperlink>
-      </w:r>
-      <w:r>
-        <w:rPr>
-          <w:u w:val="single" w:color="0000ff"/>
-          <w:rFonts w:ascii="Charis SIL Regular" w:hAnsi="Charis SIL Regular" w:eastAsia="Charis SIL Regular"/>
-          <w:b w:val="0"/>
-          <w:i w:val="0"/>
-          <w:color w:val="000000"/>
-          <w:sz w:val="24"/>
-        </w:rPr>
-        <w:hyperlink r:id="rId28" w:history="1">
-          <w:r>
-            <w:rPr>
-              <w:rStyle w:val="Hyperlink"/>
-            </w:rPr>
-            <w:t>z</w:t>
-          </w:r>
-        </w:hyperlink>
-      </w:r>
-      <w:r>
-        <w:rPr>
-          <w:u w:val="single" w:color="0000ff"/>
-          <w:rFonts w:ascii="Charis SIL Regular" w:hAnsi="Charis SIL Regular" w:eastAsia="Charis SIL Regular"/>
-          <w:b w:val="0"/>
-          <w:i w:val="0"/>
-          <w:color w:val="000000"/>
-          <w:sz w:val="24"/>
-        </w:rPr>
-        <w:hyperlink r:id="rId28" w:history="1">
-          <w:r>
-            <w:rPr>
-              <w:rStyle w:val="Hyperlink"/>
-            </w:rPr>
-            <w:t xml:space="preserve">e werden </w:t>
-          </w:r>
-        </w:hyperlink>
-      </w:r>
-      <w:r>
-        <w:rPr>
-          <w:rFonts w:ascii="Charis SIL Regular" w:hAnsi="Charis SIL Regular" w:eastAsia="Charis SIL Regular"/>
-          <w:b w:val="0"/>
-          <w:i w:val="0"/>
-          <w:color w:val="000000"/>
-          <w:sz w:val="24"/>
-        </w:rPr>
-        <w:t xml:space="preserve">in </w:t>
-      </w:r>
-      <w:r>
-        <w:rPr>
-          <w:rFonts w:ascii="Charis SIL Regular" w:hAnsi="Charis SIL Regular" w:eastAsia="Charis SIL Regular"/>
-          <w:b w:val="0"/>
-          <w:i w:val="0"/>
-          <w:color w:val="000000"/>
-          <w:sz w:val="24"/>
-        </w:rPr>
-        <w:t>respectievelijk 1883 en 1895</w:t>
-      </w:r>
-      <w:r>
-        <w:rPr>
-          <w:u w:val="single" w:color="0000ff"/>
-          <w:rFonts w:ascii="Charis SIL Regular" w:hAnsi="Charis SIL Regular" w:eastAsia="Charis SIL Regular"/>
-          <w:b w:val="0"/>
-          <w:i w:val="0"/>
-          <w:color w:val="000000"/>
-          <w:sz w:val="24"/>
-        </w:rPr>
-        <w:t xml:space="preserve"> </w:t>
-      </w:r>
-      <w:r>
-        <w:rPr>
-          <w:u w:val="single" w:color="0000ff"/>
-          <w:rFonts w:ascii="Charis SIL Regular" w:hAnsi="Charis SIL Regular" w:eastAsia="Charis SIL Regular"/>
-          <w:b w:val="0"/>
-          <w:i w:val="0"/>
-          <w:color w:val="000000"/>
-          <w:sz w:val="24"/>
-        </w:rPr>
-        <w:hyperlink r:id="rId29" w:history="1">
-          <w:r>
-            <w:rPr>
-              <w:rStyle w:val="Hyperlink"/>
-            </w:rPr>
-            <w:t>geschon</w:t>
-          </w:r>
-        </w:hyperlink>
-      </w:r>
-      <w:r>
-        <w:rPr>
-          <w:u w:val="single" w:color="0000ff"/>
-          <w:rFonts w:ascii="Charis SIL Regular" w:hAnsi="Charis SIL Regular" w:eastAsia="Charis SIL Regular"/>
-          <w:b w:val="0"/>
-          <w:i w:val="0"/>
-          <w:color w:val="000000"/>
-          <w:sz w:val="24"/>
-        </w:rPr>
-        <w:hyperlink r:id="rId29" w:history="1">
-          <w:r>
-            <w:rPr>
-              <w:rStyle w:val="Hyperlink"/>
-            </w:rPr>
-            <w:t>ken a</w:t>
-          </w:r>
-        </w:hyperlink>
-      </w:r>
-      <w:r>
-        <w:rPr>
-          <w:u w:val="single" w:color="0000ff"/>
-          <w:rFonts w:ascii="Charis SIL Regular" w:hAnsi="Charis SIL Regular" w:eastAsia="Charis SIL Regular"/>
-          <w:b w:val="0"/>
-          <w:i w:val="0"/>
-          <w:color w:val="000000"/>
-          <w:sz w:val="24"/>
-        </w:rPr>
-        <w:hyperlink r:id="rId29" w:history="1">
-          <w:r>
-            <w:rPr>
-              <w:rStyle w:val="Hyperlink"/>
-            </w:rPr>
-            <w:t>a</w:t>
-          </w:r>
-        </w:hyperlink>
-      </w:r>
-      <w:r>
-        <w:rPr>
-          <w:u w:val="single" w:color="0000ff"/>
-          <w:rFonts w:ascii="Charis SIL Regular" w:hAnsi="Charis SIL Regular" w:eastAsia="Charis SIL Regular"/>
-          <w:b w:val="0"/>
-          <w:i w:val="0"/>
-          <w:color w:val="000000"/>
-          <w:sz w:val="24"/>
-        </w:rPr>
-        <w:hyperlink r:id="rId29" w:history="1">
-          <w:r>
-            <w:rPr>
-              <w:rStyle w:val="Hyperlink"/>
-            </w:rPr>
-            <w:t>n het Rijks Ethnogr</w:t>
-          </w:r>
-        </w:hyperlink>
-      </w:r>
-      <w:r>
-        <w:rPr>
-          <w:u w:val="single" w:color="0000ff"/>
-          <w:rFonts w:ascii="Charis SIL Regular" w:hAnsi="Charis SIL Regular" w:eastAsia="Charis SIL Regular"/>
-          <w:b w:val="0"/>
-          <w:i w:val="0"/>
-          <w:color w:val="000000"/>
-          <w:sz w:val="24"/>
-        </w:rPr>
-        <w:hyperlink r:id="rId29" w:history="1">
-          <w:r>
-            <w:rPr>
-              <w:rStyle w:val="Hyperlink"/>
-            </w:rPr>
-            <w:t>aph</w:t>
-          </w:r>
-        </w:hyperlink>
-      </w:r>
-      <w:r>
-        <w:rPr>
-          <w:u w:val="single" w:color="0000ff"/>
-          <w:rFonts w:ascii="Charis SIL Regular" w:hAnsi="Charis SIL Regular" w:eastAsia="Charis SIL Regular"/>
-          <w:b w:val="0"/>
-          <w:i w:val="0"/>
-          <w:color w:val="000000"/>
-          <w:sz w:val="24"/>
-        </w:rPr>
-        <w:hyperlink r:id="rId29" w:history="1">
-          <w:r>
-            <w:rPr>
-              <w:rStyle w:val="Hyperlink"/>
-            </w:rPr>
-            <w:t>i</w:t>
-          </w:r>
-        </w:hyperlink>
-      </w:r>
-      <w:r>
-        <w:rPr>
-          <w:u w:val="single" w:color="0000ff"/>
-          <w:rFonts w:ascii="Charis SIL Regular" w:hAnsi="Charis SIL Regular" w:eastAsia="Charis SIL Regular"/>
-          <w:b w:val="0"/>
-          <w:i w:val="0"/>
-          <w:color w:val="000000"/>
-          <w:sz w:val="24"/>
-        </w:rPr>
-        <w:hyperlink r:id="rId29" w:history="1">
-          <w:r>
-            <w:rPr>
-              <w:rStyle w:val="Hyperlink"/>
-            </w:rPr>
-            <w:t>sch</w:t>
-          </w:r>
-        </w:hyperlink>
-      </w:r>
-      <w:r>
-        <w:rPr>
-          <w:u w:val="single" w:color="0000ff"/>
-          <w:rFonts w:ascii="Charis SIL Regular" w:hAnsi="Charis SIL Regular" w:eastAsia="Charis SIL Regular"/>
-          <w:b w:val="0"/>
-          <w:i w:val="0"/>
-          <w:color w:val="000000"/>
-          <w:sz w:val="24"/>
-        </w:rPr>
-        <w:t xml:space="preserve"> </w:t>
-      </w:r>
-      <w:r>
-        <w:rPr>
-          <w:u w:val="single" w:color="0000ff"/>
-          <w:rFonts w:ascii="Charis SIL Regular" w:hAnsi="Charis SIL Regular" w:eastAsia="Charis SIL Regular"/>
-          <w:b w:val="0"/>
-          <w:i w:val="0"/>
-          <w:color w:val="000000"/>
-          <w:sz w:val="24"/>
-        </w:rPr>
-        <w:hyperlink r:id="rId29" w:history="1">
-          <w:r>
-            <w:rPr>
-              <w:rStyle w:val="Hyperlink"/>
-            </w:rPr>
-            <w:t>Mus</w:t>
-          </w:r>
-        </w:hyperlink>
-      </w:r>
-      <w:r>
-        <w:rPr>
-          <w:rFonts w:ascii="Charis SIL Regular" w:hAnsi="Charis SIL Regular" w:eastAsia="Charis SIL Regular"/>
-          <w:b w:val="0"/>
-          <w:i w:val="0"/>
-          <w:color w:val="000000"/>
-          <w:sz w:val="24"/>
-        </w:rPr>
-        <w:t xml:space="preserve">eum, het huidige </w:t>
-      </w:r>
-      <w:r>
-        <w:rPr>
-          <w:rFonts w:ascii="Charis SIL Regular" w:hAnsi="Charis SIL Regular" w:eastAsia="Charis SIL Regular"/>
-          <w:b w:val="0"/>
-          <w:i w:val="0"/>
-          <w:color w:val="0000FF"/>
-          <w:sz w:val="24"/>
-          <w:u w:val="single"/>
-        </w:rPr>
-        <w:hyperlink r:id="rId30" w:history="1">
-          <w:r>
-            <w:rPr>
-              <w:rStyle w:val="Hyperlink"/>
-            </w:rPr>
-            <w:t>Wereldmuseum</w:t>
-          </w:r>
-        </w:hyperlink>
-      </w:r>
-      <w:r>
-        <w:rPr>
-          <w:rFonts w:ascii="Charis SIL Regular" w:hAnsi="Charis SIL Regular" w:eastAsia="Charis SIL Regular"/>
-          <w:b w:val="0"/>
-          <w:i w:val="0"/>
-          <w:color w:val="0000FF"/>
-          <w:sz w:val="24"/>
-          <w:u w:val="single"/>
-        </w:rPr>
-        <w:t xml:space="preserve"> </w:t>
-      </w:r>
-      <w:r>
-        <w:rPr>
-          <w:rFonts w:ascii="Charis SIL Regular" w:hAnsi="Charis SIL Regular" w:eastAsia="Charis SIL Regular"/>
-          <w:b w:val="0"/>
-          <w:i w:val="0"/>
-          <w:color w:val="0000FF"/>
-          <w:sz w:val="24"/>
-          <w:u w:val="single"/>
-        </w:rPr>
-        <w:hyperlink r:id="rId30" w:history="1">
-          <w:r>
-            <w:rPr>
-              <w:rStyle w:val="Hyperlink"/>
-            </w:rPr>
-            <w:t>Leiden</w:t>
-          </w:r>
-        </w:hyperlink>
-      </w:r>
-      <w:r>
-        <w:rPr>
-          <w:rFonts w:ascii="Charis SIL Regular" w:hAnsi="Charis SIL Regular" w:eastAsia="Charis SIL Regular"/>
-          <w:b w:val="0"/>
-          <w:i w:val="0"/>
-          <w:color w:val="000000"/>
-          <w:sz w:val="24"/>
-        </w:rPr>
-        <w:t xml:space="preserve">. Ook het </w:t>
-      </w:r>
-      <w:r>
-        <w:rPr>
-          <w:rFonts w:ascii="Charis SIL Regular" w:hAnsi="Charis SIL Regular" w:eastAsia="Charis SIL Regular"/>
-          <w:b w:val="0"/>
-          <w:i w:val="0"/>
-          <w:color w:val="0000FF"/>
-          <w:sz w:val="24"/>
-          <w:u w:val="single"/>
-        </w:rPr>
         <w:hyperlink r:id="rId31" w:history="1">
           <w:r>
             <w:rPr>
               <w:rStyle w:val="Hyperlink"/>
             </w:rPr>
-            <w:t>Etnografisc</w:t>
-          </w:r>
-        </w:hyperlink>
-      </w:r>
-      <w:r>
-        <w:rPr>
-          <w:rFonts w:ascii="Charis SIL Regular" w:hAnsi="Charis SIL Regular" w:eastAsia="Charis SIL Regular"/>
-          <w:b w:val="0"/>
-          <w:i w:val="0"/>
-          <w:color w:val="0000FF"/>
-          <w:sz w:val="24"/>
-          <w:u w:val="single"/>
-        </w:rPr>
-        <w:t>h</w:t>
-      </w:r>
-      <w:r>
-        <w:rPr>
-          <w:rFonts w:ascii="Charis SIL Regular" w:hAnsi="Charis SIL Regular" w:eastAsia="Charis SIL Regular"/>
-          <w:b w:val="0"/>
-          <w:i w:val="0"/>
-          <w:color w:val="0000FF"/>
-          <w:sz w:val="24"/>
-          <w:u w:val="single"/>
-        </w:rPr>
-        <w:t xml:space="preserve"> </w:t>
-      </w:r>
-      <w:r>
-        <w:rPr>
-          <w:rFonts w:ascii="Charis SIL Regular" w:hAnsi="Charis SIL Regular" w:eastAsia="Charis SIL Regular"/>
-          <w:b w:val="0"/>
-          <w:i w:val="0"/>
-          <w:color w:val="0000FF"/>
-          <w:sz w:val="24"/>
-          <w:u w:val="single"/>
-        </w:rPr>
-        <w:hyperlink r:id="rId31" w:history="1">
-          <w:r>
-            <w:rPr>
-              <w:rStyle w:val="Hyperlink"/>
-            </w:rPr>
-            <w:t>Museum</w:t>
-          </w:r>
-        </w:hyperlink>
-      </w:r>
-      <w:r>
-        <w:rPr>
-          <w:rFonts w:ascii="Charis SIL Regular" w:hAnsi="Charis SIL Regular" w:eastAsia="Charis SIL Regular"/>
-          <w:b w:val="0"/>
-          <w:i w:val="0"/>
-          <w:color w:val="0000FF"/>
-          <w:sz w:val="24"/>
-          <w:u w:val="single"/>
-        </w:rPr>
-        <w:t xml:space="preserve"> </w:t>
-      </w:r>
-      <w:r>
-        <w:rPr>
-          <w:rFonts w:ascii="Charis SIL Regular" w:hAnsi="Charis SIL Regular" w:eastAsia="Charis SIL Regular"/>
-          <w:b w:val="0"/>
-          <w:i w:val="0"/>
-          <w:color w:val="0000FF"/>
-          <w:sz w:val="24"/>
-          <w:u w:val="single"/>
-        </w:rPr>
-        <w:hyperlink r:id="rId31" w:history="1">
-          <w:r>
-            <w:rPr>
-              <w:rStyle w:val="Hyperlink"/>
-            </w:rPr>
-            <w:t>Arti</w:t>
-          </w:r>
-        </w:hyperlink>
-      </w:r>
-      <w:r>
-        <w:rPr>
-          <w:rFonts w:ascii="Charis SIL Regular" w:hAnsi="Charis SIL Regular" w:eastAsia="Charis SIL Regular"/>
-          <w:b w:val="0"/>
-          <w:i w:val="0"/>
-          <w:color w:val="0000FF"/>
-          <w:sz w:val="24"/>
-        </w:rPr>
-        <w:t>s</w:t>
+            <w:t>Artis</w:t>
+          </w:r>
+        </w:hyperlink>
       </w:r>
       <w:r>
         <w:rPr>
@@ -5053,25 +5076,7 @@
           <w:color w:val="000000"/>
           <w:sz w:val="24"/>
         </w:rPr>
-        <w:t>Ethnographisch Museum de verzamelin</w:t>
-      </w:r>
-      <w:r>
-        <w:rPr>
-          <w:u w:val="single" w:color="0000ff"/>
-          <w:rFonts w:ascii="Charis SIL Regular" w:hAnsi="Charis SIL Regular" w:eastAsia="Charis SIL Regular"/>
-          <w:b w:val="0"/>
-          <w:i w:val="0"/>
-          <w:color w:val="000000"/>
-          <w:sz w:val="24"/>
-        </w:rPr>
-        <w:hyperlink r:id="rId41" w:history="1">
-          <w:r>
-            <w:rPr>
-              <w:rStyle w:val="Hyperlink"/>
-            </w:rPr>
-            <w:t xml:space="preserve">g </w:t>
-          </w:r>
-        </w:hyperlink>
+        <w:t xml:space="preserve">Ethnographisch Museum de verzameling </w:t>
       </w:r>
       <w:r>
         <w:rPr>
@@ -6400,9 +6405,15 @@
           <w:i w:val="0"/>
           <w:color w:val="0000FF"/>
           <w:sz w:val="24"/>
-          <w:u w:val="single"/>
-        </w:rPr>
-        <w:t>o</w:t>
+        </w:rPr>
+        <w:hyperlink r:id="rId50" w:history="1">
+          <w:r>
+            <w:rPr>
+              <w:rStyle w:val="Hyperlink"/>
+            </w:rPr>
+            <w:t>o</w:t>
+          </w:r>
+        </w:hyperlink>
       </w:r>
       <w:r>
         <w:rPr>
@@ -8765,7 +8776,7 @@
           <w:sz w:val="24"/>
           <w:u w:val="single"/>
         </w:rPr>
-        <w:hyperlink r:id="rId68" w:history="1">
+        <w:hyperlink r:id="rId69" w:history="1">
           <w:r>
             <w:rPr>
               <w:rStyle w:val="Hyperlink"/>
@@ -9384,7 +9395,25 @@
           <w:color w:val="000000"/>
           <w:sz w:val="24"/>
         </w:rPr>
-        <w:t xml:space="preserve"> 1934 </w:t>
+        <w:t xml:space="preserve"> </w:t>
+      </w:r>
+      <w:r>
+        <w:rPr>
+          <w:u w:val="single" w:color="0000ff"/>
+          <w:rFonts w:ascii="Charis SIL Regular" w:hAnsi="Charis SIL Regular" w:eastAsia="Charis SIL Regular"/>
+          <w:b w:val="0"/>
+          <w:i w:val="0"/>
+          <w:color w:val="000000"/>
+          <w:sz w:val="24"/>
+        </w:rPr>
+        <w:hyperlink r:id="rId72" w:history="1">
+          <w:r>
+            <w:rPr>
+              <w:rStyle w:val="Hyperlink"/>
+            </w:rPr>
+            <w:t xml:space="preserve">1934 </w:t>
+          </w:r>
+        </w:hyperlink>
       </w:r>
       <w:r>
         <w:rPr>
@@ -11348,6 +11377,7 @@
           <w:i w:val="0"/>
           <w:color w:val="0000FF"/>
           <w:sz w:val="24"/>
+          <w:u w:val="single"/>
         </w:rPr>
         <w:t>s</w:t>
       </w:r>
@@ -11699,9 +11729,36 @@
             <w:rPr>
               <w:rStyle w:val="Hyperlink"/>
             </w:rPr>
-            <w:t>profiel</w:t>
-          </w:r>
-        </w:hyperlink>
+            <w:t>profie</w:t>
+          </w:r>
+        </w:hyperlink>
+      </w:r>
+      <w:r>
+        <w:rPr>
+          <w:rFonts w:ascii="Charis SIL Regular" w:hAnsi="Charis SIL Regular" w:eastAsia="Charis SIL Regular"/>
+          <w:b w:val="0"/>
+          <w:i w:val="0"/>
+          <w:color w:val="0000FF"/>
+          <w:sz w:val="24"/>
+        </w:rPr>
+        <w:hyperlink r:id="rId87" w:history="1">
+          <w:r>
+            <w:rPr>
+              <w:rStyle w:val="Hyperlink"/>
+            </w:rPr>
+            <w:t>l</w:t>
+          </w:r>
+        </w:hyperlink>
+      </w:r>
+      <w:r>
+        <w:rPr>
+          <w:rFonts w:ascii="Charis SIL Regular" w:hAnsi="Charis SIL Regular" w:eastAsia="Charis SIL Regular"/>
+          <w:b w:val="0"/>
+          <w:i w:val="0"/>
+          <w:color w:val="0000FF"/>
+          <w:sz w:val="24"/>
+        </w:rPr>
+        <w:t>-</w:t>
       </w:r>
       <w:r>
         <w:rPr>
@@ -11712,35 +11769,14 @@
           <w:sz w:val="24"/>
           <w:u w:val="single"/>
         </w:rPr>
-        <w:t>-</w:t>
-      </w:r>
-      <w:r>
-        <w:rPr>
-          <w:rFonts w:ascii="Charis SIL Regular" w:hAnsi="Charis SIL Regular" w:eastAsia="Charis SIL Regular"/>
-          <w:b w:val="0"/>
-          <w:i w:val="0"/>
-          <w:color w:val="0000FF"/>
-          <w:sz w:val="24"/>
-          <w:u w:val="single"/>
-        </w:rPr>
         <w:hyperlink r:id="rId87" w:history="1">
           <w:r>
             <w:rPr>
               <w:rStyle w:val="Hyperlink"/>
             </w:rPr>
-            <w:t>als</w:t>
-          </w:r>
-        </w:hyperlink>
-      </w:r>
-      <w:r>
-        <w:rPr>
-          <w:rFonts w:ascii="Charis SIL Regular" w:hAnsi="Charis SIL Regular" w:eastAsia="Charis SIL Regular"/>
-          <w:b w:val="0"/>
-          <w:i w:val="0"/>
-          <w:color w:val="0000FF"/>
-          <w:sz w:val="24"/>
-        </w:rPr>
-        <w:t>-</w:t>
+            <w:t>als-</w:t>
+          </w:r>
+        </w:hyperlink>
       </w:r>
       <w:r>
         <w:rPr>

--- a/EXPORTS/DOCX/published/niveau2/Dutch/Suriname.docx
+++ b/EXPORTS/DOCX/published/niveau2/Dutch/Suriname.docx
@@ -881,6 +881,16 @@
       </w:r>
       <w:r>
         <w:rPr>
+          <w:rFonts w:ascii="Charis SIL Regular" w:hAnsi="Charis SIL Regular" w:eastAsia="Charis SIL Regular"/>
+          <w:b w:val="0"/>
+          <w:i w:val="0"/>
+          <w:color w:val="000000"/>
+          <w:sz w:val="24"/>
+        </w:rPr>
+        <w:t>i</w:t>
+      </w:r>
+      <w:r>
+        <w:rPr>
           <w:u w:val="single" w:color="0000ff"/>
           <w:rFonts w:ascii="Charis SIL Regular" w:hAnsi="Charis SIL Regular" w:eastAsia="Charis SIL Regular"/>
           <w:b w:val="0"/>
@@ -888,17 +898,17 @@
           <w:color w:val="000000"/>
           <w:sz w:val="24"/>
         </w:rPr>
-        <w:t>i</w:t>
-      </w:r>
-      <w:r>
-        <w:rPr>
-          <w:rFonts w:ascii="Charis SIL Regular" w:hAnsi="Charis SIL Regular" w:eastAsia="Charis SIL Regular"/>
-          <w:b w:val="0"/>
-          <w:i w:val="0"/>
-          <w:color w:val="000000"/>
-          <w:sz w:val="24"/>
-        </w:rPr>
-        <w:t xml:space="preserve">sche voorwerpen opgenomen. Van Stedman is </w:t>
+        <w:t>s</w:t>
+      </w:r>
+      <w:r>
+        <w:rPr>
+          <w:rFonts w:ascii="Charis SIL Regular" w:hAnsi="Charis SIL Regular" w:eastAsia="Charis SIL Regular"/>
+          <w:b w:val="0"/>
+          <w:i w:val="0"/>
+          <w:color w:val="000000"/>
+          <w:sz w:val="24"/>
+        </w:rPr>
+        <w:t xml:space="preserve">che voorwerpen opgenomen. Van Stedman is </w:t>
       </w:r>
       <w:r>
         <w:rPr>
@@ -1743,7 +1753,35 @@
           <w:color w:val="000000"/>
           <w:sz w:val="24"/>
         </w:rPr>
-        <w:t>e</w:t>
+        <w:t xml:space="preserve">ewonderaar van </w:t>
+      </w:r>
+      <w:r>
+        <w:rPr>
+          <w:rFonts w:ascii="Charis SIL Regular" w:hAnsi="Charis SIL Regular" w:eastAsia="Charis SIL Regular"/>
+          <w:b w:val="0"/>
+          <w:i w:val="0"/>
+          <w:color w:val="0000FF"/>
+          <w:sz w:val="24"/>
+        </w:rPr>
+        <w:t>Gerrit Schoute</w:t>
+      </w:r>
+      <w:r>
+        <w:rPr>
+          <w:rFonts w:ascii="Charis SIL Regular" w:hAnsi="Charis SIL Regular" w:eastAsia="Charis SIL Regular"/>
+          <w:b w:val="0"/>
+          <w:i w:val="0"/>
+          <w:color w:val="0000FF"/>
+          <w:sz w:val="24"/>
+          <w:u w:val="single"/>
+        </w:rPr>
+        <w:hyperlink r:id="rId16" w:history="1">
+          <w:r>
+            <w:rPr>
+              <w:rStyle w:val="Hyperlink"/>
+            </w:rPr>
+            <w:t>n</w:t>
+          </w:r>
+        </w:hyperlink>
       </w:r>
       <w:r>
         <w:rPr>
@@ -1754,12 +1792,12 @@
           <w:color w:val="000000"/>
           <w:sz w:val="24"/>
         </w:rPr>
-        <w:hyperlink r:id="rId15" w:history="1">
-          <w:r>
-            <w:rPr>
-              <w:rStyle w:val="Hyperlink"/>
-            </w:rPr>
-            <w:t>wonder</w:t>
+        <w:hyperlink r:id="rId16" w:history="1">
+          <w:r>
+            <w:rPr>
+              <w:rStyle w:val="Hyperlink"/>
+            </w:rPr>
+            <w:t xml:space="preserve"> en ver</w:t>
           </w:r>
         </w:hyperlink>
       </w:r>
@@ -1772,12 +1810,12 @@
           <w:color w:val="000000"/>
           <w:sz w:val="24"/>
         </w:rPr>
-        <w:hyperlink r:id="rId15" w:history="1">
-          <w:r>
-            <w:rPr>
-              <w:rStyle w:val="Hyperlink"/>
-            </w:rPr>
-            <w:t>a</w:t>
+        <w:hyperlink r:id="rId16" w:history="1">
+          <w:r>
+            <w:rPr>
+              <w:rStyle w:val="Hyperlink"/>
+            </w:rPr>
+            <w:t>antwoor</w:t>
           </w:r>
         </w:hyperlink>
       </w:r>
@@ -1790,104 +1828,12 @@
           <w:color w:val="000000"/>
           <w:sz w:val="24"/>
         </w:rPr>
-        <w:hyperlink r:id="rId15" w:history="1">
-          <w:r>
-            <w:rPr>
-              <w:rStyle w:val="Hyperlink"/>
-            </w:rPr>
-            <w:t xml:space="preserve">ar van </w:t>
-          </w:r>
-        </w:hyperlink>
-      </w:r>
-      <w:r>
-        <w:rPr>
-          <w:rFonts w:ascii="Charis SIL Regular" w:hAnsi="Charis SIL Regular" w:eastAsia="Charis SIL Regular"/>
-          <w:b w:val="0"/>
-          <w:i w:val="0"/>
-          <w:color w:val="0000FF"/>
-          <w:sz w:val="24"/>
-        </w:rPr>
-        <w:t>G</w:t>
-      </w:r>
-      <w:r>
-        <w:rPr>
-          <w:rFonts w:ascii="Charis SIL Regular" w:hAnsi="Charis SIL Regular" w:eastAsia="Charis SIL Regular"/>
-          <w:b w:val="0"/>
-          <w:i w:val="0"/>
-          <w:color w:val="0000FF"/>
-          <w:sz w:val="24"/>
-          <w:u w:val="single"/>
-        </w:rPr>
-        <w:hyperlink r:id="rId15" w:history="1">
-          <w:r>
-            <w:rPr>
-              <w:rStyle w:val="Hyperlink"/>
-            </w:rPr>
-            <w:t>errit</w:t>
-          </w:r>
-        </w:hyperlink>
-      </w:r>
-      <w:r>
-        <w:rPr>
-          <w:rFonts w:ascii="Charis SIL Regular" w:hAnsi="Charis SIL Regular" w:eastAsia="Charis SIL Regular"/>
-          <w:b w:val="0"/>
-          <w:i w:val="0"/>
-          <w:color w:val="0000FF"/>
-          <w:sz w:val="24"/>
-          <w:u w:val="single"/>
-        </w:rPr>
-        <w:t xml:space="preserve"> </w:t>
-      </w:r>
-      <w:r>
-        <w:rPr>
-          <w:rFonts w:ascii="Charis SIL Regular" w:hAnsi="Charis SIL Regular" w:eastAsia="Charis SIL Regular"/>
-          <w:b w:val="0"/>
-          <w:i w:val="0"/>
-          <w:color w:val="0000FF"/>
-          <w:sz w:val="24"/>
-          <w:u w:val="single"/>
-        </w:rPr>
-        <w:hyperlink r:id="rId15" w:history="1">
-          <w:r>
-            <w:rPr>
-              <w:rStyle w:val="Hyperlink"/>
-            </w:rPr>
-            <w:t>Scho</w:t>
-          </w:r>
-        </w:hyperlink>
-      </w:r>
-      <w:r>
-        <w:rPr>
-          <w:rFonts w:ascii="Charis SIL Regular" w:hAnsi="Charis SIL Regular" w:eastAsia="Charis SIL Regular"/>
-          <w:b w:val="0"/>
-          <w:i w:val="0"/>
-          <w:color w:val="0000FF"/>
-          <w:sz w:val="24"/>
-        </w:rPr>
-        <w:hyperlink r:id="rId17" w:history="1">
-          <w:r>
-            <w:rPr>
-              <w:rStyle w:val="Hyperlink"/>
-            </w:rPr>
-            <w:t>ute</w:t>
-          </w:r>
-        </w:hyperlink>
-      </w:r>
-      <w:r>
-        <w:rPr>
-          <w:rFonts w:ascii="Charis SIL Regular" w:hAnsi="Charis SIL Regular" w:eastAsia="Charis SIL Regular"/>
-          <w:b w:val="0"/>
-          <w:i w:val="0"/>
-          <w:color w:val="0000FF"/>
-          <w:sz w:val="24"/>
-          <w:u w:val="single"/>
-        </w:rPr>
         <w:hyperlink r:id="rId16" w:history="1">
           <w:r>
             <w:rPr>
               <w:rStyle w:val="Hyperlink"/>
             </w:rPr>
-            <w:t>n</w:t>
+            <w:t>d</w:t>
           </w:r>
         </w:hyperlink>
       </w:r>
@@ -1905,9 +1851,29 @@
             <w:rPr>
               <w:rStyle w:val="Hyperlink"/>
             </w:rPr>
-            <w:t xml:space="preserve"> en ver</w:t>
-          </w:r>
-        </w:hyperlink>
+            <w:t>elijk voor</w:t>
+          </w:r>
+        </w:hyperlink>
+      </w:r>
+      <w:r>
+        <w:rPr>
+          <w:rFonts w:ascii="Charis SIL Regular" w:hAnsi="Charis SIL Regular" w:eastAsia="Charis SIL Regular"/>
+          <w:b w:val="0"/>
+          <w:i w:val="0"/>
+          <w:color w:val="000000"/>
+          <w:sz w:val="24"/>
+        </w:rPr>
+        <w:t xml:space="preserve"> de schenking </w:t>
+      </w:r>
+      <w:r>
+        <w:rPr>
+          <w:rFonts w:ascii="Charis SIL Regular" w:hAnsi="Charis SIL Regular" w:eastAsia="Charis SIL Regular"/>
+          <w:b w:val="0"/>
+          <w:i w:val="0"/>
+          <w:color w:val="000000"/>
+          <w:sz w:val="24"/>
+        </w:rPr>
+        <w:t xml:space="preserve">van veel diorama's van Schouten aan </w:t>
       </w:r>
       <w:r>
         <w:rPr>
@@ -1918,88 +1884,7 @@
           <w:color w:val="000000"/>
           <w:sz w:val="24"/>
         </w:rPr>
-        <w:hyperlink r:id="rId16" w:history="1">
-          <w:r>
-            <w:rPr>
-              <w:rStyle w:val="Hyperlink"/>
-            </w:rPr>
-            <w:t>antwoor</w:t>
-          </w:r>
-        </w:hyperlink>
-      </w:r>
-      <w:r>
-        <w:rPr>
-          <w:u w:val="single" w:color="0000ff"/>
-          <w:rFonts w:ascii="Charis SIL Regular" w:hAnsi="Charis SIL Regular" w:eastAsia="Charis SIL Regular"/>
-          <w:b w:val="0"/>
-          <w:i w:val="0"/>
-          <w:color w:val="000000"/>
-          <w:sz w:val="24"/>
-        </w:rPr>
-        <w:hyperlink r:id="rId16" w:history="1">
-          <w:r>
-            <w:rPr>
-              <w:rStyle w:val="Hyperlink"/>
-            </w:rPr>
-            <w:t>d</w:t>
-          </w:r>
-        </w:hyperlink>
-      </w:r>
-      <w:r>
-        <w:rPr>
-          <w:u w:val="single" w:color="0000ff"/>
-          <w:rFonts w:ascii="Charis SIL Regular" w:hAnsi="Charis SIL Regular" w:eastAsia="Charis SIL Regular"/>
-          <w:b w:val="0"/>
-          <w:i w:val="0"/>
-          <w:color w:val="000000"/>
-          <w:sz w:val="24"/>
-        </w:rPr>
-        <w:hyperlink r:id="rId16" w:history="1">
-          <w:r>
-            <w:rPr>
-              <w:rStyle w:val="Hyperlink"/>
-            </w:rPr>
-            <w:t>elijk voor</w:t>
-          </w:r>
-        </w:hyperlink>
-      </w:r>
-      <w:r>
-        <w:rPr>
-          <w:rFonts w:ascii="Charis SIL Regular" w:hAnsi="Charis SIL Regular" w:eastAsia="Charis SIL Regular"/>
-          <w:b w:val="0"/>
-          <w:i w:val="0"/>
-          <w:color w:val="000000"/>
-          <w:sz w:val="24"/>
-        </w:rPr>
-        <w:t xml:space="preserve"> de schenking </w:t>
-      </w:r>
-      <w:r>
-        <w:rPr>
-          <w:rFonts w:ascii="Charis SIL Regular" w:hAnsi="Charis SIL Regular" w:eastAsia="Charis SIL Regular"/>
-          <w:b w:val="0"/>
-          <w:i w:val="0"/>
-          <w:color w:val="000000"/>
-          <w:sz w:val="24"/>
-        </w:rPr>
-        <w:t xml:space="preserve">van veel diorama's van Schouten aan </w:t>
-      </w:r>
-      <w:r>
-        <w:rPr>
-          <w:u w:val="single" w:color="0000ff"/>
-          <w:rFonts w:ascii="Charis SIL Regular" w:hAnsi="Charis SIL Regular" w:eastAsia="Charis SIL Regular"/>
-          <w:b w:val="0"/>
-          <w:i w:val="0"/>
-          <w:color w:val="000000"/>
-          <w:sz w:val="24"/>
-        </w:rPr>
-        <w:hyperlink r:id="rId17" w:history="1">
-          <w:r>
-            <w:rPr>
-              <w:rStyle w:val="Hyperlink"/>
-            </w:rPr>
-            <w:t>het Ka</w:t>
-          </w:r>
-        </w:hyperlink>
+        <w:t>het Ka</w:t>
       </w:r>
       <w:r>
         <w:rPr>
@@ -2360,25 +2245,7 @@
           <w:color w:val="000000"/>
           <w:sz w:val="24"/>
         </w:rPr>
-        <w:t>al vormde de verkoop van etnografica ook een bron van inko</w:t>
-      </w:r>
-      <w:r>
-        <w:rPr>
-          <w:u w:val="single" w:color="0000ff"/>
-          <w:rFonts w:ascii="Charis SIL Regular" w:hAnsi="Charis SIL Regular" w:eastAsia="Charis SIL Regular"/>
-          <w:b w:val="0"/>
-          <w:i w:val="0"/>
-          <w:color w:val="000000"/>
-          <w:sz w:val="24"/>
-        </w:rPr>
-        <w:hyperlink r:id="rId20" w:history="1">
-          <w:r>
-            <w:rPr>
-              <w:rStyle w:val="Hyperlink"/>
-            </w:rPr>
-            <w:t>msten voor de Evang</w:t>
-          </w:r>
-        </w:hyperlink>
+        <w:t>al vormde de verkoop van etnografica ook een bron van inkomsten voor de Evang</w:t>
       </w:r>
       <w:r>
         <w:rPr>
@@ -2777,14 +2644,7 @@
           <w:color w:val="000000"/>
           <w:sz w:val="24"/>
         </w:rPr>
-        <w:hyperlink r:id="rId23" w:history="1">
-          <w:r>
-            <w:rPr>
-              <w:rStyle w:val="Hyperlink"/>
-            </w:rPr>
-            <w:t>smuseum</w:t>
-          </w:r>
-        </w:hyperlink>
+        <w:t>smuseum</w:t>
       </w:r>
       <w:r>
         <w:rPr>
@@ -3259,6 +3119,7 @@
           <w:i w:val="0"/>
           <w:color w:val="0000FF"/>
           <w:sz w:val="24"/>
+          <w:u w:val="single"/>
         </w:rPr>
         <w:hyperlink r:id="rId28" w:history="1">
           <w:r>
@@ -3343,14 +3204,282 @@
           <w:i w:val="0"/>
           <w:color w:val="0000FF"/>
           <w:sz w:val="24"/>
+        </w:rPr>
+        <w:t>Assueer Jacob Schimmelpenninck van der Oye</w:t>
+      </w:r>
+      <w:r>
+        <w:rPr>
+          <w:u w:val="single" w:color="0000ff"/>
+          <w:rFonts w:ascii="Charis SIL Regular" w:hAnsi="Charis SIL Regular" w:eastAsia="Charis SIL Regular"/>
+          <w:b w:val="0"/>
+          <w:i w:val="0"/>
+          <w:color w:val="000000"/>
+          <w:sz w:val="24"/>
+        </w:rPr>
+        <w:hyperlink r:id="rId28" w:history="1">
+          <w:r>
+            <w:rPr>
+              <w:rStyle w:val="Hyperlink"/>
+            </w:rPr>
+            <w:t>.</w:t>
+          </w:r>
+        </w:hyperlink>
+      </w:r>
+      <w:r>
+        <w:rPr>
+          <w:u w:val="single" w:color="0000ff"/>
+          <w:rFonts w:ascii="Charis SIL Regular" w:hAnsi="Charis SIL Regular" w:eastAsia="Charis SIL Regular"/>
+          <w:b w:val="0"/>
+          <w:i w:val="0"/>
+          <w:color w:val="000000"/>
+          <w:sz w:val="24"/>
+        </w:rPr>
+        <w:hyperlink r:id="rId28" w:history="1">
+          <w:r>
+            <w:rPr>
+              <w:rStyle w:val="Hyperlink"/>
+            </w:rPr>
+            <w:t xml:space="preserve"> De</w:t>
+          </w:r>
+        </w:hyperlink>
+      </w:r>
+      <w:r>
+        <w:rPr>
+          <w:u w:val="single" w:color="0000ff"/>
+          <w:rFonts w:ascii="Charis SIL Regular" w:hAnsi="Charis SIL Regular" w:eastAsia="Charis SIL Regular"/>
+          <w:b w:val="0"/>
+          <w:i w:val="0"/>
+          <w:color w:val="000000"/>
+          <w:sz w:val="24"/>
+        </w:rPr>
+        <w:hyperlink r:id="rId28" w:history="1">
+          <w:r>
+            <w:rPr>
+              <w:rStyle w:val="Hyperlink"/>
+            </w:rPr>
+            <w:t>z</w:t>
+          </w:r>
+        </w:hyperlink>
+      </w:r>
+      <w:r>
+        <w:rPr>
+          <w:u w:val="single" w:color="0000ff"/>
+          <w:rFonts w:ascii="Charis SIL Regular" w:hAnsi="Charis SIL Regular" w:eastAsia="Charis SIL Regular"/>
+          <w:b w:val="0"/>
+          <w:i w:val="0"/>
+          <w:color w:val="000000"/>
+          <w:sz w:val="24"/>
+        </w:rPr>
+        <w:hyperlink r:id="rId28" w:history="1">
+          <w:r>
+            <w:rPr>
+              <w:rStyle w:val="Hyperlink"/>
+            </w:rPr>
+            <w:t xml:space="preserve">e werden </w:t>
+          </w:r>
+        </w:hyperlink>
+      </w:r>
+      <w:r>
+        <w:rPr>
+          <w:rFonts w:ascii="Charis SIL Regular" w:hAnsi="Charis SIL Regular" w:eastAsia="Charis SIL Regular"/>
+          <w:b w:val="0"/>
+          <w:i w:val="0"/>
+          <w:color w:val="000000"/>
+          <w:sz w:val="24"/>
+        </w:rPr>
+        <w:t xml:space="preserve">in </w:t>
+      </w:r>
+      <w:r>
+        <w:rPr>
+          <w:rFonts w:ascii="Charis SIL Regular" w:hAnsi="Charis SIL Regular" w:eastAsia="Charis SIL Regular"/>
+          <w:b w:val="0"/>
+          <w:i w:val="0"/>
+          <w:color w:val="000000"/>
+          <w:sz w:val="24"/>
+        </w:rPr>
+        <w:t>respectievelijk 1883 en 1895</w:t>
+      </w:r>
+      <w:r>
+        <w:rPr>
+          <w:rFonts w:ascii="Charis SIL Regular" w:hAnsi="Charis SIL Regular" w:eastAsia="Charis SIL Regular"/>
+          <w:b w:val="0"/>
+          <w:i w:val="0"/>
+          <w:color w:val="000000"/>
+          <w:sz w:val="24"/>
+        </w:rPr>
+        <w:t xml:space="preserve"> </w:t>
+      </w:r>
+      <w:r>
+        <w:rPr>
+          <w:rFonts w:ascii="Charis SIL Regular" w:hAnsi="Charis SIL Regular" w:eastAsia="Charis SIL Regular"/>
+          <w:b w:val="0"/>
+          <w:i w:val="0"/>
+          <w:color w:val="000000"/>
+          <w:sz w:val="24"/>
+        </w:rPr>
+        <w:hyperlink r:id="rId29" w:history="1">
+          <w:r>
+            <w:rPr>
+              <w:rStyle w:val="Hyperlink"/>
+            </w:rPr>
+            <w:t>geschon</w:t>
+          </w:r>
+        </w:hyperlink>
+      </w:r>
+      <w:r>
+        <w:rPr>
+          <w:rFonts w:ascii="Charis SIL Regular" w:hAnsi="Charis SIL Regular" w:eastAsia="Charis SIL Regular"/>
+          <w:b w:val="0"/>
+          <w:i w:val="0"/>
+          <w:color w:val="000000"/>
+          <w:sz w:val="24"/>
+        </w:rPr>
+        <w:hyperlink r:id="rId29" w:history="1">
+          <w:r>
+            <w:rPr>
+              <w:rStyle w:val="Hyperlink"/>
+            </w:rPr>
+            <w:t>ken a</w:t>
+          </w:r>
+        </w:hyperlink>
+      </w:r>
+      <w:r>
+        <w:rPr>
+          <w:rFonts w:ascii="Charis SIL Regular" w:hAnsi="Charis SIL Regular" w:eastAsia="Charis SIL Regular"/>
+          <w:b w:val="0"/>
+          <w:i w:val="0"/>
+          <w:color w:val="000000"/>
+          <w:sz w:val="24"/>
+        </w:rPr>
+        <w:hyperlink r:id="rId29" w:history="1">
+          <w:r>
+            <w:rPr>
+              <w:rStyle w:val="Hyperlink"/>
+            </w:rPr>
+            <w:t>a</w:t>
+          </w:r>
+        </w:hyperlink>
+      </w:r>
+      <w:r>
+        <w:rPr>
+          <w:rFonts w:ascii="Charis SIL Regular" w:hAnsi="Charis SIL Regular" w:eastAsia="Charis SIL Regular"/>
+          <w:b w:val="0"/>
+          <w:i w:val="0"/>
+          <w:color w:val="000000"/>
+          <w:sz w:val="24"/>
+        </w:rPr>
+        <w:hyperlink r:id="rId29" w:history="1">
+          <w:r>
+            <w:rPr>
+              <w:rStyle w:val="Hyperlink"/>
+            </w:rPr>
+            <w:t>n het Rijks Ethnogr</w:t>
+          </w:r>
+        </w:hyperlink>
+      </w:r>
+      <w:r>
+        <w:rPr>
+          <w:rFonts w:ascii="Charis SIL Regular" w:hAnsi="Charis SIL Regular" w:eastAsia="Charis SIL Regular"/>
+          <w:b w:val="0"/>
+          <w:i w:val="0"/>
+          <w:color w:val="000000"/>
+          <w:sz w:val="24"/>
+        </w:rPr>
+        <w:hyperlink r:id="rId29" w:history="1">
+          <w:r>
+            <w:rPr>
+              <w:rStyle w:val="Hyperlink"/>
+            </w:rPr>
+            <w:t>aph</w:t>
+          </w:r>
+        </w:hyperlink>
+      </w:r>
+      <w:r>
+        <w:rPr>
+          <w:rFonts w:ascii="Charis SIL Regular" w:hAnsi="Charis SIL Regular" w:eastAsia="Charis SIL Regular"/>
+          <w:b w:val="0"/>
+          <w:i w:val="0"/>
+          <w:color w:val="000000"/>
+          <w:sz w:val="24"/>
+        </w:rPr>
+        <w:hyperlink r:id="rId29" w:history="1">
+          <w:r>
+            <w:rPr>
+              <w:rStyle w:val="Hyperlink"/>
+            </w:rPr>
+            <w:t>i</w:t>
+          </w:r>
+        </w:hyperlink>
+      </w:r>
+      <w:r>
+        <w:rPr>
+          <w:rFonts w:ascii="Charis SIL Regular" w:hAnsi="Charis SIL Regular" w:eastAsia="Charis SIL Regular"/>
+          <w:b w:val="0"/>
+          <w:i w:val="0"/>
+          <w:color w:val="000000"/>
+          <w:sz w:val="24"/>
+        </w:rPr>
+        <w:hyperlink r:id="rId29" w:history="1">
+          <w:r>
+            <w:rPr>
+              <w:rStyle w:val="Hyperlink"/>
+            </w:rPr>
+            <w:t>sch</w:t>
+          </w:r>
+        </w:hyperlink>
+      </w:r>
+      <w:r>
+        <w:rPr>
+          <w:rFonts w:ascii="Charis SIL Regular" w:hAnsi="Charis SIL Regular" w:eastAsia="Charis SIL Regular"/>
+          <w:b w:val="0"/>
+          <w:i w:val="0"/>
+          <w:color w:val="000000"/>
+          <w:sz w:val="24"/>
+        </w:rPr>
+        <w:t xml:space="preserve"> </w:t>
+      </w:r>
+      <w:r>
+        <w:rPr>
+          <w:rFonts w:ascii="Charis SIL Regular" w:hAnsi="Charis SIL Regular" w:eastAsia="Charis SIL Regular"/>
+          <w:b w:val="0"/>
+          <w:i w:val="0"/>
+          <w:color w:val="000000"/>
+          <w:sz w:val="24"/>
+        </w:rPr>
+        <w:hyperlink r:id="rId29" w:history="1">
+          <w:r>
+            <w:rPr>
+              <w:rStyle w:val="Hyperlink"/>
+            </w:rPr>
+            <w:t>Mus</w:t>
+          </w:r>
+        </w:hyperlink>
+      </w:r>
+      <w:r>
+        <w:rPr>
+          <w:rFonts w:ascii="Charis SIL Regular" w:hAnsi="Charis SIL Regular" w:eastAsia="Charis SIL Regular"/>
+          <w:b w:val="0"/>
+          <w:i w:val="0"/>
+          <w:color w:val="000000"/>
+          <w:sz w:val="24"/>
+        </w:rPr>
+        <w:t xml:space="preserve">eum, het huidige </w:t>
+      </w:r>
+      <w:r>
+        <w:rPr>
+          <w:rFonts w:ascii="Charis SIL Regular" w:hAnsi="Charis SIL Regular" w:eastAsia="Charis SIL Regular"/>
+          <w:b w:val="0"/>
+          <w:i w:val="0"/>
+          <w:color w:val="0000FF"/>
+          <w:sz w:val="24"/>
           <w:u w:val="single"/>
         </w:rPr>
-        <w:hyperlink r:id="rId29" w:history="1">
-          <w:r>
-            <w:rPr>
-              <w:rStyle w:val="Hyperlink"/>
-            </w:rPr>
-            <w:t>Assueer</w:t>
+        <w:hyperlink r:id="rId30" w:history="1">
+          <w:r>
+            <w:rPr>
+              <w:rStyle w:val="Hyperlink"/>
+            </w:rPr>
+            <w:t>Wereldmuseum</w:t>
           </w:r>
         </w:hyperlink>
       </w:r>
@@ -3374,14 +3503,24 @@
           <w:sz w:val="24"/>
           <w:u w:val="single"/>
         </w:rPr>
-        <w:hyperlink r:id="rId29" w:history="1">
-          <w:r>
-            <w:rPr>
-              <w:rStyle w:val="Hyperlink"/>
-            </w:rPr>
-            <w:t>Jacob</w:t>
-          </w:r>
-        </w:hyperlink>
+        <w:hyperlink r:id="rId30" w:history="1">
+          <w:r>
+            <w:rPr>
+              <w:rStyle w:val="Hyperlink"/>
+            </w:rPr>
+            <w:t>Leiden</w:t>
+          </w:r>
+        </w:hyperlink>
+      </w:r>
+      <w:r>
+        <w:rPr>
+          <w:rFonts w:ascii="Charis SIL Regular" w:hAnsi="Charis SIL Regular" w:eastAsia="Charis SIL Regular"/>
+          <w:b w:val="0"/>
+          <w:i w:val="0"/>
+          <w:color w:val="000000"/>
+          <w:sz w:val="24"/>
+        </w:rPr>
+        <w:t xml:space="preserve">. Ook het </w:t>
       </w:r>
       <w:r>
         <w:rPr>
@@ -3392,6 +3531,35 @@
           <w:sz w:val="24"/>
           <w:u w:val="single"/>
         </w:rPr>
+        <w:hyperlink r:id="rId31" w:history="1">
+          <w:r>
+            <w:rPr>
+              <w:rStyle w:val="Hyperlink"/>
+            </w:rPr>
+            <w:t>Etnografisc</w:t>
+          </w:r>
+        </w:hyperlink>
+      </w:r>
+      <w:r>
+        <w:rPr>
+          <w:rFonts w:ascii="Charis SIL Regular" w:hAnsi="Charis SIL Regular" w:eastAsia="Charis SIL Regular"/>
+          <w:b w:val="0"/>
+          <w:i w:val="0"/>
+          <w:color w:val="0000FF"/>
+          <w:sz w:val="24"/>
+          <w:u w:val="single"/>
+        </w:rPr>
+        <w:t>h</w:t>
+      </w:r>
+      <w:r>
+        <w:rPr>
+          <w:rFonts w:ascii="Charis SIL Regular" w:hAnsi="Charis SIL Regular" w:eastAsia="Charis SIL Regular"/>
+          <w:b w:val="0"/>
+          <w:i w:val="0"/>
+          <w:color w:val="0000FF"/>
+          <w:sz w:val="24"/>
+          <w:u w:val="single"/>
+        </w:rPr>
         <w:t xml:space="preserve"> </w:t>
       </w:r>
       <w:r>
@@ -3403,12 +3571,12 @@
           <w:sz w:val="24"/>
           <w:u w:val="single"/>
         </w:rPr>
-        <w:hyperlink r:id="rId29" w:history="1">
-          <w:r>
-            <w:rPr>
-              <w:rStyle w:val="Hyperlink"/>
-            </w:rPr>
-            <w:t>Schimmelpen</w:t>
+        <w:hyperlink r:id="rId31" w:history="1">
+          <w:r>
+            <w:rPr>
+              <w:rStyle w:val="Hyperlink"/>
+            </w:rPr>
+            <w:t>Museum</w:t>
           </w:r>
         </w:hyperlink>
       </w:r>
@@ -3421,14 +3589,7 @@
           <w:sz w:val="24"/>
           <w:u w:val="single"/>
         </w:rPr>
-        <w:hyperlink r:id="rId29" w:history="1">
-          <w:r>
-            <w:rPr>
-              <w:rStyle w:val="Hyperlink"/>
-            </w:rPr>
-            <w:t>ninck</w:t>
-          </w:r>
-        </w:hyperlink>
+        <w:t xml:space="preserve"> </w:t>
       </w:r>
       <w:r>
         <w:rPr>
@@ -3439,529 +3600,24 @@
           <w:sz w:val="24"/>
           <w:u w:val="single"/>
         </w:rPr>
-        <w:t xml:space="preserve"> </w:t>
-      </w:r>
-      <w:r>
-        <w:rPr>
-          <w:rFonts w:ascii="Charis SIL Regular" w:hAnsi="Charis SIL Regular" w:eastAsia="Charis SIL Regular"/>
-          <w:b w:val="0"/>
-          <w:i w:val="0"/>
-          <w:color w:val="0000FF"/>
-          <w:sz w:val="24"/>
-          <w:u w:val="single"/>
-        </w:rPr>
-        <w:hyperlink r:id="rId29" w:history="1">
-          <w:r>
-            <w:rPr>
-              <w:rStyle w:val="Hyperlink"/>
-            </w:rPr>
-            <w:t>va</w:t>
-          </w:r>
-        </w:hyperlink>
-      </w:r>
-      <w:r>
-        <w:rPr>
-          <w:rFonts w:ascii="Charis SIL Regular" w:hAnsi="Charis SIL Regular" w:eastAsia="Charis SIL Regular"/>
-          <w:b w:val="0"/>
-          <w:i w:val="0"/>
-          <w:color w:val="0000FF"/>
-          <w:sz w:val="24"/>
-          <w:u w:val="single"/>
-        </w:rPr>
-        <w:hyperlink r:id="rId28" w:history="1">
-          <w:r>
-            <w:rPr>
-              <w:rStyle w:val="Hyperlink"/>
-            </w:rPr>
-            <w:t>n</w:t>
-          </w:r>
-        </w:hyperlink>
-      </w:r>
-      <w:r>
-        <w:rPr>
-          <w:rFonts w:ascii="Charis SIL Regular" w:hAnsi="Charis SIL Regular" w:eastAsia="Charis SIL Regular"/>
-          <w:b w:val="0"/>
-          <w:i w:val="0"/>
-          <w:color w:val="0000FF"/>
-          <w:sz w:val="24"/>
-          <w:u w:val="single"/>
-        </w:rPr>
-        <w:t xml:space="preserve"> </w:t>
-      </w:r>
-      <w:r>
-        <w:rPr>
-          <w:rFonts w:ascii="Charis SIL Regular" w:hAnsi="Charis SIL Regular" w:eastAsia="Charis SIL Regular"/>
-          <w:b w:val="0"/>
-          <w:i w:val="0"/>
-          <w:color w:val="0000FF"/>
-          <w:sz w:val="24"/>
-          <w:u w:val="single"/>
-        </w:rPr>
-        <w:hyperlink r:id="rId28" w:history="1">
-          <w:r>
-            <w:rPr>
-              <w:rStyle w:val="Hyperlink"/>
-            </w:rPr>
-            <w:t>der</w:t>
-          </w:r>
-        </w:hyperlink>
-      </w:r>
-      <w:r>
-        <w:rPr>
-          <w:rFonts w:ascii="Charis SIL Regular" w:hAnsi="Charis SIL Regular" w:eastAsia="Charis SIL Regular"/>
-          <w:b w:val="0"/>
-          <w:i w:val="0"/>
-          <w:color w:val="0000FF"/>
-          <w:sz w:val="24"/>
-          <w:u w:val="single"/>
-        </w:rPr>
-        <w:t xml:space="preserve"> </w:t>
-      </w:r>
-      <w:r>
-        <w:rPr>
-          <w:rFonts w:ascii="Charis SIL Regular" w:hAnsi="Charis SIL Regular" w:eastAsia="Charis SIL Regular"/>
-          <w:b w:val="0"/>
-          <w:i w:val="0"/>
-          <w:color w:val="0000FF"/>
-          <w:sz w:val="24"/>
-          <w:u w:val="single"/>
-        </w:rPr>
-        <w:hyperlink r:id="rId28" w:history="1">
-          <w:r>
-            <w:rPr>
-              <w:rStyle w:val="Hyperlink"/>
-            </w:rPr>
-            <w:t>Oye</w:t>
-          </w:r>
-        </w:hyperlink>
-      </w:r>
-      <w:r>
-        <w:rPr>
-          <w:u w:val="single" w:color="0000ff"/>
-          <w:rFonts w:ascii="Charis SIL Regular" w:hAnsi="Charis SIL Regular" w:eastAsia="Charis SIL Regular"/>
-          <w:b w:val="0"/>
-          <w:i w:val="0"/>
-          <w:color w:val="000000"/>
-          <w:sz w:val="24"/>
-        </w:rPr>
-        <w:hyperlink r:id="rId28" w:history="1">
-          <w:r>
-            <w:rPr>
-              <w:rStyle w:val="Hyperlink"/>
-            </w:rPr>
-            <w:t>.</w:t>
-          </w:r>
-        </w:hyperlink>
-      </w:r>
-      <w:r>
-        <w:rPr>
-          <w:u w:val="single" w:color="0000ff"/>
-          <w:rFonts w:ascii="Charis SIL Regular" w:hAnsi="Charis SIL Regular" w:eastAsia="Charis SIL Regular"/>
-          <w:b w:val="0"/>
-          <w:i w:val="0"/>
-          <w:color w:val="000000"/>
-          <w:sz w:val="24"/>
-        </w:rPr>
-        <w:hyperlink r:id="rId28" w:history="1">
-          <w:r>
-            <w:rPr>
-              <w:rStyle w:val="Hyperlink"/>
-            </w:rPr>
-            <w:t xml:space="preserve"> De</w:t>
-          </w:r>
-        </w:hyperlink>
-      </w:r>
-      <w:r>
-        <w:rPr>
-          <w:u w:val="single" w:color="0000ff"/>
-          <w:rFonts w:ascii="Charis SIL Regular" w:hAnsi="Charis SIL Regular" w:eastAsia="Charis SIL Regular"/>
-          <w:b w:val="0"/>
-          <w:i w:val="0"/>
-          <w:color w:val="000000"/>
-          <w:sz w:val="24"/>
-        </w:rPr>
-        <w:hyperlink r:id="rId28" w:history="1">
-          <w:r>
-            <w:rPr>
-              <w:rStyle w:val="Hyperlink"/>
-            </w:rPr>
-            <w:t>z</w:t>
-          </w:r>
-        </w:hyperlink>
-      </w:r>
-      <w:r>
-        <w:rPr>
-          <w:u w:val="single" w:color="0000ff"/>
-          <w:rFonts w:ascii="Charis SIL Regular" w:hAnsi="Charis SIL Regular" w:eastAsia="Charis SIL Regular"/>
-          <w:b w:val="0"/>
-          <w:i w:val="0"/>
-          <w:color w:val="000000"/>
-          <w:sz w:val="24"/>
-        </w:rPr>
-        <w:hyperlink r:id="rId28" w:history="1">
-          <w:r>
-            <w:rPr>
-              <w:rStyle w:val="Hyperlink"/>
-            </w:rPr>
-            <w:t xml:space="preserve">e werden </w:t>
-          </w:r>
-        </w:hyperlink>
-      </w:r>
-      <w:r>
-        <w:rPr>
-          <w:rFonts w:ascii="Charis SIL Regular" w:hAnsi="Charis SIL Regular" w:eastAsia="Charis SIL Regular"/>
-          <w:b w:val="0"/>
-          <w:i w:val="0"/>
-          <w:color w:val="000000"/>
-          <w:sz w:val="24"/>
-        </w:rPr>
-        <w:t xml:space="preserve">in </w:t>
-      </w:r>
-      <w:r>
-        <w:rPr>
-          <w:rFonts w:ascii="Charis SIL Regular" w:hAnsi="Charis SIL Regular" w:eastAsia="Charis SIL Regular"/>
-          <w:b w:val="0"/>
-          <w:i w:val="0"/>
-          <w:color w:val="000000"/>
-          <w:sz w:val="24"/>
-        </w:rPr>
-        <w:t>respectievelijk 1883 en 1895</w:t>
-      </w:r>
-      <w:r>
-        <w:rPr>
-          <w:u w:val="single" w:color="0000ff"/>
-          <w:rFonts w:ascii="Charis SIL Regular" w:hAnsi="Charis SIL Regular" w:eastAsia="Charis SIL Regular"/>
-          <w:b w:val="0"/>
-          <w:i w:val="0"/>
-          <w:color w:val="000000"/>
-          <w:sz w:val="24"/>
-        </w:rPr>
-        <w:t xml:space="preserve"> </w:t>
-      </w:r>
-      <w:r>
-        <w:rPr>
-          <w:u w:val="single" w:color="0000ff"/>
-          <w:rFonts w:ascii="Charis SIL Regular" w:hAnsi="Charis SIL Regular" w:eastAsia="Charis SIL Regular"/>
-          <w:b w:val="0"/>
-          <w:i w:val="0"/>
-          <w:color w:val="000000"/>
-          <w:sz w:val="24"/>
-        </w:rPr>
-        <w:hyperlink r:id="rId29" w:history="1">
-          <w:r>
-            <w:rPr>
-              <w:rStyle w:val="Hyperlink"/>
-            </w:rPr>
-            <w:t>geschon</w:t>
-          </w:r>
-        </w:hyperlink>
-      </w:r>
-      <w:r>
-        <w:rPr>
-          <w:u w:val="single" w:color="0000ff"/>
-          <w:rFonts w:ascii="Charis SIL Regular" w:hAnsi="Charis SIL Regular" w:eastAsia="Charis SIL Regular"/>
-          <w:b w:val="0"/>
-          <w:i w:val="0"/>
-          <w:color w:val="000000"/>
-          <w:sz w:val="24"/>
-        </w:rPr>
-        <w:hyperlink r:id="rId29" w:history="1">
-          <w:r>
-            <w:rPr>
-              <w:rStyle w:val="Hyperlink"/>
-            </w:rPr>
-            <w:t>ken a</w:t>
-          </w:r>
-        </w:hyperlink>
-      </w:r>
-      <w:r>
-        <w:rPr>
-          <w:u w:val="single" w:color="0000ff"/>
-          <w:rFonts w:ascii="Charis SIL Regular" w:hAnsi="Charis SIL Regular" w:eastAsia="Charis SIL Regular"/>
-          <w:b w:val="0"/>
-          <w:i w:val="0"/>
-          <w:color w:val="000000"/>
-          <w:sz w:val="24"/>
-        </w:rPr>
-        <w:hyperlink r:id="rId29" w:history="1">
-          <w:r>
-            <w:rPr>
-              <w:rStyle w:val="Hyperlink"/>
-            </w:rPr>
-            <w:t>a</w:t>
-          </w:r>
-        </w:hyperlink>
-      </w:r>
-      <w:r>
-        <w:rPr>
-          <w:u w:val="single" w:color="0000ff"/>
-          <w:rFonts w:ascii="Charis SIL Regular" w:hAnsi="Charis SIL Regular" w:eastAsia="Charis SIL Regular"/>
-          <w:b w:val="0"/>
-          <w:i w:val="0"/>
-          <w:color w:val="000000"/>
-          <w:sz w:val="24"/>
-        </w:rPr>
-        <w:hyperlink r:id="rId29" w:history="1">
-          <w:r>
-            <w:rPr>
-              <w:rStyle w:val="Hyperlink"/>
-            </w:rPr>
-            <w:t>n het Rijks Ethnogr</w:t>
-          </w:r>
-        </w:hyperlink>
-      </w:r>
-      <w:r>
-        <w:rPr>
-          <w:u w:val="single" w:color="0000ff"/>
-          <w:rFonts w:ascii="Charis SIL Regular" w:hAnsi="Charis SIL Regular" w:eastAsia="Charis SIL Regular"/>
-          <w:b w:val="0"/>
-          <w:i w:val="0"/>
-          <w:color w:val="000000"/>
-          <w:sz w:val="24"/>
-        </w:rPr>
-        <w:hyperlink r:id="rId29" w:history="1">
-          <w:r>
-            <w:rPr>
-              <w:rStyle w:val="Hyperlink"/>
-            </w:rPr>
-            <w:t>aph</w:t>
-          </w:r>
-        </w:hyperlink>
-      </w:r>
-      <w:r>
-        <w:rPr>
-          <w:u w:val="single" w:color="0000ff"/>
-          <w:rFonts w:ascii="Charis SIL Regular" w:hAnsi="Charis SIL Regular" w:eastAsia="Charis SIL Regular"/>
-          <w:b w:val="0"/>
-          <w:i w:val="0"/>
-          <w:color w:val="000000"/>
-          <w:sz w:val="24"/>
-        </w:rPr>
-        <w:hyperlink r:id="rId29" w:history="1">
-          <w:r>
-            <w:rPr>
-              <w:rStyle w:val="Hyperlink"/>
-            </w:rPr>
-            <w:t>i</w:t>
-          </w:r>
-        </w:hyperlink>
-      </w:r>
-      <w:r>
-        <w:rPr>
-          <w:u w:val="single" w:color="0000ff"/>
-          <w:rFonts w:ascii="Charis SIL Regular" w:hAnsi="Charis SIL Regular" w:eastAsia="Charis SIL Regular"/>
-          <w:b w:val="0"/>
-          <w:i w:val="0"/>
-          <w:color w:val="000000"/>
-          <w:sz w:val="24"/>
-        </w:rPr>
-        <w:hyperlink r:id="rId29" w:history="1">
-          <w:r>
-            <w:rPr>
-              <w:rStyle w:val="Hyperlink"/>
-            </w:rPr>
-            <w:t>sch</w:t>
-          </w:r>
-        </w:hyperlink>
-      </w:r>
-      <w:r>
-        <w:rPr>
-          <w:u w:val="single" w:color="0000ff"/>
-          <w:rFonts w:ascii="Charis SIL Regular" w:hAnsi="Charis SIL Regular" w:eastAsia="Charis SIL Regular"/>
-          <w:b w:val="0"/>
-          <w:i w:val="0"/>
-          <w:color w:val="000000"/>
-          <w:sz w:val="24"/>
-        </w:rPr>
-        <w:t xml:space="preserve"> </w:t>
-      </w:r>
-      <w:r>
-        <w:rPr>
-          <w:u w:val="single" w:color="0000ff"/>
-          <w:rFonts w:ascii="Charis SIL Regular" w:hAnsi="Charis SIL Regular" w:eastAsia="Charis SIL Regular"/>
-          <w:b w:val="0"/>
-          <w:i w:val="0"/>
-          <w:color w:val="000000"/>
-          <w:sz w:val="24"/>
-        </w:rPr>
-        <w:hyperlink r:id="rId29" w:history="1">
-          <w:r>
-            <w:rPr>
-              <w:rStyle w:val="Hyperlink"/>
-            </w:rPr>
-            <w:t>Mus</w:t>
-          </w:r>
-        </w:hyperlink>
-      </w:r>
-      <w:r>
-        <w:rPr>
-          <w:rFonts w:ascii="Charis SIL Regular" w:hAnsi="Charis SIL Regular" w:eastAsia="Charis SIL Regular"/>
-          <w:b w:val="0"/>
-          <w:i w:val="0"/>
-          <w:color w:val="000000"/>
-          <w:sz w:val="24"/>
-        </w:rPr>
-        <w:t xml:space="preserve">eum, het huidige </w:t>
-      </w:r>
-      <w:r>
-        <w:rPr>
-          <w:rFonts w:ascii="Charis SIL Regular" w:hAnsi="Charis SIL Regular" w:eastAsia="Charis SIL Regular"/>
-          <w:b w:val="0"/>
-          <w:i w:val="0"/>
-          <w:color w:val="0000FF"/>
-          <w:sz w:val="24"/>
-          <w:u w:val="single"/>
-        </w:rPr>
-        <w:hyperlink r:id="rId30" w:history="1">
-          <w:r>
-            <w:rPr>
-              <w:rStyle w:val="Hyperlink"/>
-            </w:rPr>
-            <w:t>Wereldmuseum</w:t>
-          </w:r>
-        </w:hyperlink>
-      </w:r>
-      <w:r>
-        <w:rPr>
-          <w:rFonts w:ascii="Charis SIL Regular" w:hAnsi="Charis SIL Regular" w:eastAsia="Charis SIL Regular"/>
-          <w:b w:val="0"/>
-          <w:i w:val="0"/>
-          <w:color w:val="0000FF"/>
-          <w:sz w:val="24"/>
-          <w:u w:val="single"/>
-        </w:rPr>
-        <w:t xml:space="preserve"> </w:t>
-      </w:r>
-      <w:r>
-        <w:rPr>
-          <w:rFonts w:ascii="Charis SIL Regular" w:hAnsi="Charis SIL Regular" w:eastAsia="Charis SIL Regular"/>
-          <w:b w:val="0"/>
-          <w:i w:val="0"/>
-          <w:color w:val="0000FF"/>
-          <w:sz w:val="24"/>
-          <w:u w:val="single"/>
-        </w:rPr>
-        <w:hyperlink r:id="rId30" w:history="1">
-          <w:r>
-            <w:rPr>
-              <w:rStyle w:val="Hyperlink"/>
-            </w:rPr>
-            <w:t>Leiden</w:t>
-          </w:r>
-        </w:hyperlink>
-      </w:r>
-      <w:r>
-        <w:rPr>
-          <w:rFonts w:ascii="Charis SIL Regular" w:hAnsi="Charis SIL Regular" w:eastAsia="Charis SIL Regular"/>
-          <w:b w:val="0"/>
-          <w:i w:val="0"/>
-          <w:color w:val="000000"/>
-          <w:sz w:val="24"/>
-        </w:rPr>
-        <w:t xml:space="preserve">. Ook het </w:t>
-      </w:r>
-      <w:r>
-        <w:rPr>
-          <w:rFonts w:ascii="Charis SIL Regular" w:hAnsi="Charis SIL Regular" w:eastAsia="Charis SIL Regular"/>
-          <w:b w:val="0"/>
-          <w:i w:val="0"/>
-          <w:color w:val="0000FF"/>
-          <w:sz w:val="24"/>
-          <w:u w:val="single"/>
-        </w:rPr>
         <w:hyperlink r:id="rId31" w:history="1">
           <w:r>
             <w:rPr>
               <w:rStyle w:val="Hyperlink"/>
             </w:rPr>
-            <w:t>Etnografis</w:t>
-          </w:r>
-        </w:hyperlink>
-      </w:r>
-      <w:r>
-        <w:rPr>
-          <w:rFonts w:ascii="Charis SIL Regular" w:hAnsi="Charis SIL Regular" w:eastAsia="Charis SIL Regular"/>
-          <w:b w:val="0"/>
-          <w:i w:val="0"/>
-          <w:color w:val="0000FF"/>
-          <w:sz w:val="24"/>
-        </w:rPr>
-        <w:hyperlink r:id="rId31" w:history="1">
-          <w:r>
-            <w:rPr>
-              <w:rStyle w:val="Hyperlink"/>
-            </w:rPr>
-            <w:t>c</w:t>
-          </w:r>
-        </w:hyperlink>
-      </w:r>
-      <w:r>
-        <w:rPr>
-          <w:rFonts w:ascii="Charis SIL Regular" w:hAnsi="Charis SIL Regular" w:eastAsia="Charis SIL Regular"/>
-          <w:b w:val="0"/>
-          <w:i w:val="0"/>
-          <w:color w:val="0000FF"/>
-          <w:sz w:val="24"/>
-        </w:rPr>
-        <w:t>h</w:t>
-      </w:r>
-      <w:r>
-        <w:rPr>
-          <w:rFonts w:ascii="Charis SIL Regular" w:hAnsi="Charis SIL Regular" w:eastAsia="Charis SIL Regular"/>
-          <w:b w:val="0"/>
-          <w:i w:val="0"/>
-          <w:color w:val="0000FF"/>
-          <w:sz w:val="24"/>
-          <w:u w:val="single"/>
-        </w:rPr>
-        <w:t xml:space="preserve"> </w:t>
-      </w:r>
-      <w:r>
-        <w:rPr>
-          <w:rFonts w:ascii="Charis SIL Regular" w:hAnsi="Charis SIL Regular" w:eastAsia="Charis SIL Regular"/>
-          <w:b w:val="0"/>
-          <w:i w:val="0"/>
-          <w:color w:val="0000FF"/>
-          <w:sz w:val="24"/>
-          <w:u w:val="single"/>
-        </w:rPr>
-        <w:hyperlink r:id="rId31" w:history="1">
-          <w:r>
-            <w:rPr>
-              <w:rStyle w:val="Hyperlink"/>
-            </w:rPr>
-            <w:t>Museum</w:t>
-          </w:r>
-        </w:hyperlink>
-      </w:r>
-      <w:r>
-        <w:rPr>
-          <w:rFonts w:ascii="Charis SIL Regular" w:hAnsi="Charis SIL Regular" w:eastAsia="Charis SIL Regular"/>
-          <w:b w:val="0"/>
-          <w:i w:val="0"/>
-          <w:color w:val="0000FF"/>
-          <w:sz w:val="24"/>
-          <w:u w:val="single"/>
-        </w:rPr>
-        <w:t xml:space="preserve"> </w:t>
-      </w:r>
-      <w:r>
-        <w:rPr>
-          <w:rFonts w:ascii="Charis SIL Regular" w:hAnsi="Charis SIL Regular" w:eastAsia="Charis SIL Regular"/>
-          <w:b w:val="0"/>
-          <w:i w:val="0"/>
-          <w:color w:val="0000FF"/>
-          <w:sz w:val="24"/>
-          <w:u w:val="single"/>
-        </w:rPr>
-        <w:hyperlink r:id="rId31" w:history="1">
-          <w:r>
-            <w:rPr>
-              <w:rStyle w:val="Hyperlink"/>
-            </w:rPr>
-            <w:t>Artis</w:t>
-          </w:r>
-        </w:hyperlink>
+            <w:t>Arti</w:t>
+          </w:r>
+        </w:hyperlink>
+      </w:r>
+      <w:r>
+        <w:rPr>
+          <w:rFonts w:ascii="Charis SIL Regular" w:hAnsi="Charis SIL Regular" w:eastAsia="Charis SIL Regular"/>
+          <w:b w:val="0"/>
+          <w:i w:val="0"/>
+          <w:color w:val="0000FF"/>
+          <w:sz w:val="24"/>
+        </w:rPr>
+        <w:t>s</w:t>
       </w:r>
       <w:r>
         <w:rPr>
@@ -4067,32 +3723,7 @@
           <w:color w:val="000000"/>
           <w:sz w:val="24"/>
         </w:rPr>
-        <w:hyperlink r:id="rId31" w:history="1">
-          <w:r>
-            <w:rPr>
-              <w:rStyle w:val="Hyperlink"/>
-            </w:rPr>
-            <w:t>k</w:t>
-          </w:r>
-        </w:hyperlink>
-      </w:r>
-      <w:r>
-        <w:rPr>
-          <w:u w:val="single" w:color="0000ff"/>
-          <w:rFonts w:ascii="Charis SIL Italic" w:hAnsi="Charis SIL Italic" w:eastAsia="Charis SIL Italic"/>
-          <w:b w:val="0"/>
-          <w:i/>
-          <w:color w:val="000000"/>
-          <w:sz w:val="24"/>
-        </w:rPr>
-        <w:hyperlink r:id="rId31" w:history="1">
-          <w:r>
-            <w:rPr>
-              <w:rStyle w:val="Hyperlink"/>
-            </w:rPr>
-            <w:t>wakwaba</w:t>
-          </w:r>
-        </w:hyperlink>
+        <w:t>kwakwaba</w:t>
       </w:r>
       <w:r>
         <w:rPr>
@@ -5076,7 +4707,25 @@
           <w:color w:val="000000"/>
           <w:sz w:val="24"/>
         </w:rPr>
-        <w:t xml:space="preserve">Ethnographisch Museum de verzameling </w:t>
+        <w:t>Ethnographisch Museum de verzamelin</w:t>
+      </w:r>
+      <w:r>
+        <w:rPr>
+          <w:u w:val="single" w:color="0000ff"/>
+          <w:rFonts w:ascii="Charis SIL Regular" w:hAnsi="Charis SIL Regular" w:eastAsia="Charis SIL Regular"/>
+          <w:b w:val="0"/>
+          <w:i w:val="0"/>
+          <w:color w:val="000000"/>
+          <w:sz w:val="24"/>
+        </w:rPr>
+        <w:hyperlink r:id="rId41" w:history="1">
+          <w:r>
+            <w:rPr>
+              <w:rStyle w:val="Hyperlink"/>
+            </w:rPr>
+            <w:t xml:space="preserve">g </w:t>
+          </w:r>
+        </w:hyperlink>
       </w:r>
       <w:r>
         <w:rPr>
@@ -6405,15 +6054,9 @@
           <w:i w:val="0"/>
           <w:color w:val="0000FF"/>
           <w:sz w:val="24"/>
-        </w:rPr>
-        <w:hyperlink r:id="rId50" w:history="1">
-          <w:r>
-            <w:rPr>
-              <w:rStyle w:val="Hyperlink"/>
-            </w:rPr>
-            <w:t>o</w:t>
-          </w:r>
-        </w:hyperlink>
+          <w:u w:val="single"/>
+        </w:rPr>
+        <w:t>o</w:t>
       </w:r>
       <w:r>
         <w:rPr>
@@ -6970,7 +6613,6 @@
           <w:i w:val="0"/>
           <w:color w:val="0000FF"/>
           <w:sz w:val="24"/>
-          <w:u w:val="single"/>
         </w:rPr>
         <w:hyperlink r:id="rId57" w:history="1">
           <w:r>
@@ -8776,7 +8418,7 @@
           <w:sz w:val="24"/>
           <w:u w:val="single"/>
         </w:rPr>
-        <w:hyperlink r:id="rId69" w:history="1">
+        <w:hyperlink r:id="rId68" w:history="1">
           <w:r>
             <w:rPr>
               <w:rStyle w:val="Hyperlink"/>
@@ -11377,7 +11019,6 @@
           <w:i w:val="0"/>
           <w:color w:val="0000FF"/>
           <w:sz w:val="24"/>
-          <w:u w:val="single"/>
         </w:rPr>
         <w:t>s</w:t>
       </w:r>
@@ -12152,7 +11793,7 @@
           <w:sz w:val="24"/>
           <w:u w:val="single"/>
         </w:rPr>
-        <w:hyperlink r:id="rId88" w:history="1">
+        <w:hyperlink r:id="rId89" w:history="1">
           <w:r>
             <w:rPr>
               <w:rStyle w:val="Hyperlink"/>
@@ -12268,7 +11909,7 @@
           <w:sz w:val="24"/>
           <w:u w:val="single"/>
         </w:rPr>
-        <w:hyperlink r:id="rId89" w:history="1">
+        <w:hyperlink r:id="rId90" w:history="1">
           <w:r>
             <w:rPr>
               <w:rStyle w:val="Hyperlink"/>
@@ -12286,7 +11927,7 @@
           <w:sz w:val="24"/>
           <w:u w:val="single"/>
         </w:rPr>
-        <w:hyperlink r:id="rId89" w:history="1">
+        <w:hyperlink r:id="rId90" w:history="1">
           <w:r>
             <w:rPr>
               <w:rStyle w:val="Hyperlink"/>
@@ -12304,7 +11945,7 @@
           <w:sz w:val="24"/>
           <w:u w:val="single"/>
         </w:rPr>
-        <w:hyperlink r:id="rId89" w:history="1">
+        <w:hyperlink r:id="rId90" w:history="1">
           <w:r>
             <w:rPr>
               <w:rStyle w:val="Hyperlink"/>
@@ -12332,7 +11973,7 @@
           <w:sz w:val="24"/>
           <w:u w:val="single"/>
         </w:rPr>
-        <w:hyperlink r:id="rId90" w:history="1">
+        <w:hyperlink r:id="rId91" w:history="1">
           <w:r>
             <w:rPr>
               <w:rStyle w:val="Hyperlink"/>
@@ -12361,7 +12002,7 @@
           <w:sz w:val="24"/>
           <w:u w:val="single"/>
         </w:rPr>
-        <w:hyperlink r:id="rId90" w:history="1">
+        <w:hyperlink r:id="rId91" w:history="1">
           <w:r>
             <w:rPr>
               <w:rStyle w:val="Hyperlink"/>
@@ -12482,7 +12123,7 @@
           <w:sz w:val="24"/>
           <w:u w:val="single"/>
         </w:rPr>
-        <w:hyperlink r:id="rId91" w:history="1">
+        <w:hyperlink r:id="rId92" w:history="1">
           <w:r>
             <w:rPr>
               <w:rStyle w:val="Hyperlink"/>
@@ -12500,7 +12141,7 @@
           <w:sz w:val="24"/>
           <w:u w:val="single"/>
         </w:rPr>
-        <w:hyperlink r:id="rId91" w:history="1">
+        <w:hyperlink r:id="rId92" w:history="1">
           <w:r>
             <w:rPr>
               <w:rStyle w:val="Hyperlink"/>
@@ -12518,7 +12159,7 @@
           <w:sz w:val="24"/>
           <w:u w:val="single"/>
         </w:rPr>
-        <w:hyperlink r:id="rId91" w:history="1">
+        <w:hyperlink r:id="rId92" w:history="1">
           <w:r>
             <w:rPr>
               <w:rStyle w:val="Hyperlink"/>
@@ -12536,7 +12177,7 @@
           <w:sz w:val="24"/>
           <w:u w:val="single"/>
         </w:rPr>
-        <w:hyperlink r:id="rId91" w:history="1">
+        <w:hyperlink r:id="rId92" w:history="1">
           <w:r>
             <w:rPr>
               <w:rStyle w:val="Hyperlink"/>
@@ -12564,7 +12205,7 @@
           <w:sz w:val="24"/>
           <w:u w:val="single"/>
         </w:rPr>
-        <w:hyperlink r:id="rId91" w:history="1">
+        <w:hyperlink r:id="rId93" w:history="1">
           <w:r>
             <w:rPr>
               <w:rStyle w:val="Hyperlink"/>
@@ -12582,7 +12223,7 @@
           <w:sz w:val="24"/>
           <w:u w:val="single"/>
         </w:rPr>
-        <w:hyperlink r:id="rId91" w:history="1">
+        <w:hyperlink r:id="rId93" w:history="1">
           <w:r>
             <w:rPr>
               <w:rStyle w:val="Hyperlink"/>
@@ -12611,7 +12252,7 @@
           <w:sz w:val="24"/>
           <w:u w:val="single"/>
         </w:rPr>
-        <w:hyperlink r:id="rId91" w:history="1">
+        <w:hyperlink r:id="rId93" w:history="1">
           <w:r>
             <w:rPr>
               <w:rStyle w:val="Hyperlink"/>
@@ -12729,7 +12370,7 @@
           <w:sz w:val="24"/>
           <w:u w:val="single"/>
         </w:rPr>
-        <w:hyperlink r:id="rId92" w:history="1">
+        <w:hyperlink r:id="rId94" w:history="1">
           <w:r>
             <w:rPr>
               <w:rStyle w:val="Hyperlink"/>
@@ -12747,7 +12388,7 @@
           <w:sz w:val="24"/>
           <w:u w:val="single"/>
         </w:rPr>
-        <w:hyperlink r:id="rId92" w:history="1">
+        <w:hyperlink r:id="rId94" w:history="1">
           <w:r>
             <w:rPr>
               <w:rStyle w:val="Hyperlink"/>
@@ -12845,7 +12486,7 @@
           <w:sz w:val="24"/>
           <w:u w:val="single"/>
         </w:rPr>
-        <w:hyperlink r:id="rId93" w:history="1">
+        <w:hyperlink r:id="rId95" w:history="1">
           <w:r>
             <w:rPr>
               <w:rStyle w:val="Hyperlink"/>
@@ -12874,7 +12515,7 @@
           <w:sz w:val="24"/>
           <w:u w:val="single"/>
         </w:rPr>
-        <w:hyperlink r:id="rId93" w:history="1">
+        <w:hyperlink r:id="rId95" w:history="1">
           <w:r>
             <w:rPr>
               <w:rStyle w:val="Hyperlink"/>
@@ -12981,7 +12622,7 @@
           <w:sz w:val="24"/>
           <w:u w:val="single"/>
         </w:rPr>
-        <w:hyperlink r:id="rId94" w:history="1">
+        <w:hyperlink r:id="rId96" w:history="1">
           <w:r>
             <w:rPr>
               <w:rStyle w:val="Hyperlink"/>
@@ -13010,7 +12651,7 @@
           <w:sz w:val="24"/>
           <w:u w:val="single"/>
         </w:rPr>
-        <w:hyperlink r:id="rId94" w:history="1">
+        <w:hyperlink r:id="rId96" w:history="1">
           <w:r>
             <w:rPr>
               <w:rStyle w:val="Hyperlink"/>
@@ -13038,7 +12679,7 @@
           <w:sz w:val="24"/>
           <w:u w:val="single"/>
         </w:rPr>
-        <w:hyperlink r:id="rId95" w:history="1">
+        <w:hyperlink r:id="rId97" w:history="1">
           <w:r>
             <w:rPr>
               <w:rStyle w:val="Hyperlink"/>
@@ -13067,7 +12708,7 @@
           <w:sz w:val="24"/>
           <w:u w:val="single"/>
         </w:rPr>
-        <w:hyperlink r:id="rId95" w:history="1">
+        <w:hyperlink r:id="rId97" w:history="1">
           <w:r>
             <w:rPr>
               <w:rStyle w:val="Hyperlink"/>
@@ -13195,7 +12836,7 @@
           <w:sz w:val="24"/>
           <w:u w:val="single"/>
         </w:rPr>
-        <w:hyperlink r:id="rId96" w:history="1">
+        <w:hyperlink r:id="rId98" w:history="1">
           <w:r>
             <w:rPr>
               <w:rStyle w:val="Hyperlink"/>
@@ -13213,7 +12854,7 @@
           <w:sz w:val="24"/>
           <w:u w:val="single"/>
         </w:rPr>
-        <w:hyperlink r:id="rId96" w:history="1">
+        <w:hyperlink r:id="rId98" w:history="1">
           <w:r>
             <w:rPr>
               <w:rStyle w:val="Hyperlink"/>
@@ -13231,7 +12872,7 @@
           <w:sz w:val="24"/>
           <w:u w:val="single"/>
         </w:rPr>
-        <w:hyperlink r:id="rId96" w:history="1">
+        <w:hyperlink r:id="rId98" w:history="1">
           <w:r>
             <w:rPr>
               <w:rStyle w:val="Hyperlink"/>
@@ -13329,7 +12970,7 @@
           <w:sz w:val="24"/>
           <w:u w:val="single"/>
         </w:rPr>
-        <w:hyperlink r:id="rId97" w:history="1">
+        <w:hyperlink r:id="rId99" w:history="1">
           <w:r>
             <w:rPr>
               <w:rStyle w:val="Hyperlink"/>
@@ -13358,7 +12999,7 @@
           <w:sz w:val="24"/>
           <w:u w:val="single"/>
         </w:rPr>
-        <w:hyperlink r:id="rId97" w:history="1">
+        <w:hyperlink r:id="rId99" w:history="1">
           <w:r>
             <w:rPr>
               <w:rStyle w:val="Hyperlink"/>
@@ -13386,7 +13027,7 @@
           <w:sz w:val="24"/>
           <w:u w:val="single"/>
         </w:rPr>
-        <w:hyperlink r:id="rId98" w:history="1">
+        <w:hyperlink r:id="rId100" w:history="1">
           <w:r>
             <w:rPr>
               <w:rStyle w:val="Hyperlink"/>
@@ -13415,7 +13056,7 @@
           <w:sz w:val="24"/>
           <w:u w:val="single"/>
         </w:rPr>
-        <w:hyperlink r:id="rId98" w:history="1">
+        <w:hyperlink r:id="rId100" w:history="1">
           <w:r>
             <w:rPr>
               <w:rStyle w:val="Hyperlink"/>
@@ -13532,7 +13173,7 @@
           <w:color w:val="0000FF"/>
           <w:sz w:val="24"/>
         </w:rPr>
-        <w:hyperlink r:id="rId99" w:history="1">
+        <w:hyperlink r:id="rId101" w:history="1">
           <w:r>
             <w:rPr>
               <w:rStyle w:val="Hyperlink"/>
@@ -13549,7 +13190,7 @@
           <w:color w:val="0000FF"/>
           <w:sz w:val="24"/>
         </w:rPr>
-        <w:hyperlink r:id="rId99" w:history="1">
+        <w:hyperlink r:id="rId101" w:history="1">
           <w:r>
             <w:rPr>
               <w:rStyle w:val="Hyperlink"/>
@@ -13566,7 +13207,7 @@
           <w:color w:val="0000FF"/>
           <w:sz w:val="24"/>
         </w:rPr>
-        <w:hyperlink r:id="rId99" w:history="1">
+        <w:hyperlink r:id="rId101" w:history="1">
           <w:r>
             <w:rPr>
               <w:rStyle w:val="Hyperlink"/>
@@ -13583,7 +13224,7 @@
           <w:color w:val="0000FF"/>
           <w:sz w:val="24"/>
         </w:rPr>
-        <w:hyperlink r:id="rId99" w:history="1">
+        <w:hyperlink r:id="rId101" w:history="1">
           <w:r>
             <w:rPr>
               <w:rStyle w:val="Hyperlink"/>
@@ -13600,7 +13241,7 @@
           <w:color w:val="0000FF"/>
           <w:sz w:val="24"/>
         </w:rPr>
-        <w:hyperlink r:id="rId99" w:history="1">
+        <w:hyperlink r:id="rId101" w:history="1">
           <w:r>
             <w:rPr>
               <w:rStyle w:val="Hyperlink"/>
@@ -13697,7 +13338,7 @@
           <w:color w:val="0000FF"/>
           <w:sz w:val="24"/>
         </w:rPr>
-        <w:hyperlink r:id="rId100" w:history="1">
+        <w:hyperlink r:id="rId102" w:history="1">
           <w:r>
             <w:rPr>
               <w:rStyle w:val="Hyperlink"/>
@@ -13714,7 +13355,7 @@
           <w:color w:val="0000FF"/>
           <w:sz w:val="24"/>
         </w:rPr>
-        <w:hyperlink r:id="rId100" w:history="1">
+        <w:hyperlink r:id="rId102" w:history="1">
           <w:r>
             <w:rPr>
               <w:rStyle w:val="Hyperlink"/>
@@ -13731,7 +13372,7 @@
           <w:color w:val="0000FF"/>
           <w:sz w:val="24"/>
         </w:rPr>
-        <w:hyperlink r:id="rId100" w:history="1">
+        <w:hyperlink r:id="rId102" w:history="1">
           <w:r>
             <w:rPr>
               <w:rStyle w:val="Hyperlink"/>
@@ -13748,7 +13389,7 @@
           <w:color w:val="0000FF"/>
           <w:sz w:val="24"/>
         </w:rPr>
-        <w:hyperlink r:id="rId100" w:history="1">
+        <w:hyperlink r:id="rId102" w:history="1">
           <w:r>
             <w:rPr>
               <w:rStyle w:val="Hyperlink"/>
@@ -13765,7 +13406,7 @@
           <w:color w:val="0000FF"/>
           <w:sz w:val="24"/>
         </w:rPr>
-        <w:hyperlink r:id="rId100" w:history="1">
+        <w:hyperlink r:id="rId102" w:history="1">
           <w:r>
             <w:rPr>
               <w:rStyle w:val="Hyperlink"/>
@@ -13862,7 +13503,7 @@
           <w:color w:val="0000FF"/>
           <w:sz w:val="24"/>
         </w:rPr>
-        <w:hyperlink r:id="rId101" w:history="1">
+        <w:hyperlink r:id="rId103" w:history="1">
           <w:r>
             <w:rPr>
               <w:rStyle w:val="Hyperlink"/>
@@ -13879,7 +13520,7 @@
           <w:color w:val="0000FF"/>
           <w:sz w:val="24"/>
         </w:rPr>
-        <w:hyperlink r:id="rId101" w:history="1">
+        <w:hyperlink r:id="rId103" w:history="1">
           <w:r>
             <w:rPr>
               <w:rStyle w:val="Hyperlink"/>
@@ -13896,7 +13537,7 @@
           <w:color w:val="0000FF"/>
           <w:sz w:val="24"/>
         </w:rPr>
-        <w:hyperlink r:id="rId101" w:history="1">
+        <w:hyperlink r:id="rId103" w:history="1">
           <w:r>
             <w:rPr>
               <w:rStyle w:val="Hyperlink"/>
@@ -13913,7 +13554,7 @@
           <w:color w:val="0000FF"/>
           <w:sz w:val="24"/>
         </w:rPr>
-        <w:hyperlink r:id="rId101" w:history="1">
+        <w:hyperlink r:id="rId103" w:history="1">
           <w:r>
             <w:rPr>
               <w:rStyle w:val="Hyperlink"/>
@@ -13930,7 +13571,7 @@
           <w:color w:val="0000FF"/>
           <w:sz w:val="24"/>
         </w:rPr>
-        <w:hyperlink r:id="rId101" w:history="1">
+        <w:hyperlink r:id="rId103" w:history="1">
           <w:r>
             <w:rPr>
               <w:rStyle w:val="Hyperlink"/>
@@ -14047,7 +13688,7 @@
           <w:color w:val="0000FF"/>
           <w:sz w:val="24"/>
         </w:rPr>
-        <w:hyperlink r:id="rId102" w:history="1">
+        <w:hyperlink r:id="rId104" w:history="1">
           <w:r>
             <w:rPr>
               <w:rStyle w:val="Hyperlink"/>
@@ -14064,7 +13705,7 @@
           <w:color w:val="0000FF"/>
           <w:sz w:val="24"/>
         </w:rPr>
-        <w:hyperlink r:id="rId102" w:history="1">
+        <w:hyperlink r:id="rId104" w:history="1">
           <w:r>
             <w:rPr>
               <w:rStyle w:val="Hyperlink"/>
@@ -14081,7 +13722,7 @@
           <w:color w:val="0000FF"/>
           <w:sz w:val="24"/>
         </w:rPr>
-        <w:hyperlink r:id="rId102" w:history="1">
+        <w:hyperlink r:id="rId104" w:history="1">
           <w:r>
             <w:rPr>
               <w:rStyle w:val="Hyperlink"/>
@@ -14098,7 +13739,7 @@
           <w:color w:val="0000FF"/>
           <w:sz w:val="24"/>
         </w:rPr>
-        <w:hyperlink r:id="rId102" w:history="1">
+        <w:hyperlink r:id="rId104" w:history="1">
           <w:r>
             <w:rPr>
               <w:rStyle w:val="Hyperlink"/>
@@ -14115,7 +13756,7 @@
           <w:color w:val="0000FF"/>
           <w:sz w:val="24"/>
         </w:rPr>
-        <w:hyperlink r:id="rId102" w:history="1">
+        <w:hyperlink r:id="rId104" w:history="1">
           <w:r>
             <w:rPr>
               <w:rStyle w:val="Hyperlink"/>
@@ -14252,7 +13893,7 @@
           <w:sz w:val="24"/>
           <w:u w:val="single"/>
         </w:rPr>
-        <w:hyperlink r:id="rId103" w:history="1">
+        <w:hyperlink r:id="rId105" w:history="1">
           <w:r>
             <w:rPr>
               <w:rStyle w:val="Hyperlink"/>
@@ -14281,7 +13922,7 @@
           <w:sz w:val="24"/>
           <w:u w:val="single"/>
         </w:rPr>
-        <w:hyperlink r:id="rId103" w:history="1">
+        <w:hyperlink r:id="rId105" w:history="1">
           <w:r>
             <w:rPr>
               <w:rStyle w:val="Hyperlink"/>
@@ -14378,7 +14019,7 @@
           <w:color w:val="0000FF"/>
           <w:sz w:val="24"/>
         </w:rPr>
-        <w:hyperlink r:id="rId104" w:history="1">
+        <w:hyperlink r:id="rId106" w:history="1">
           <w:r>
             <w:rPr>
               <w:rStyle w:val="Hyperlink"/>
@@ -14395,7 +14036,7 @@
           <w:color w:val="0000FF"/>
           <w:sz w:val="24"/>
         </w:rPr>
-        <w:hyperlink r:id="rId104" w:history="1">
+        <w:hyperlink r:id="rId106" w:history="1">
           <w:r>
             <w:rPr>
               <w:rStyle w:val="Hyperlink"/>
@@ -14412,7 +14053,7 @@
           <w:color w:val="0000FF"/>
           <w:sz w:val="24"/>
         </w:rPr>
-        <w:hyperlink r:id="rId104" w:history="1">
+        <w:hyperlink r:id="rId106" w:history="1">
           <w:r>
             <w:rPr>
               <w:rStyle w:val="Hyperlink"/>
@@ -14429,7 +14070,7 @@
           <w:color w:val="0000FF"/>
           <w:sz w:val="24"/>
         </w:rPr>
-        <w:hyperlink r:id="rId104" w:history="1">
+        <w:hyperlink r:id="rId106" w:history="1">
           <w:r>
             <w:rPr>
               <w:rStyle w:val="Hyperlink"/>
@@ -14446,7 +14087,7 @@
           <w:color w:val="0000FF"/>
           <w:sz w:val="24"/>
         </w:rPr>
-        <w:hyperlink r:id="rId104" w:history="1">
+        <w:hyperlink r:id="rId106" w:history="1">
           <w:r>
             <w:rPr>
               <w:rStyle w:val="Hyperlink"/>
@@ -14463,7 +14104,7 @@
           <w:color w:val="0000FF"/>
           <w:sz w:val="24"/>
         </w:rPr>
-        <w:hyperlink r:id="rId104" w:history="1">
+        <w:hyperlink r:id="rId106" w:history="1">
           <w:r>
             <w:rPr>
               <w:rStyle w:val="Hyperlink"/>
@@ -14480,7 +14121,7 @@
           <w:color w:val="0000FF"/>
           <w:sz w:val="24"/>
         </w:rPr>
-        <w:hyperlink r:id="rId104" w:history="1">
+        <w:hyperlink r:id="rId106" w:history="1">
           <w:r>
             <w:rPr>
               <w:rStyle w:val="Hyperlink"/>
@@ -14498,7 +14139,7 @@
           <w:sz w:val="24"/>
           <w:u w:val="single"/>
         </w:rPr>
-        <w:hyperlink r:id="rId104" w:history="1">
+        <w:hyperlink r:id="rId106" w:history="1">
           <w:r>
             <w:rPr>
               <w:rStyle w:val="Hyperlink"/>
@@ -14516,7 +14157,7 @@
           <w:sz w:val="24"/>
           <w:u w:val="single"/>
         </w:rPr>
-        <w:hyperlink r:id="rId104" w:history="1">
+        <w:hyperlink r:id="rId106" w:history="1">
           <w:r>
             <w:rPr>
               <w:rStyle w:val="Hyperlink"/>
@@ -14534,7 +14175,7 @@
           <w:sz w:val="24"/>
           <w:u w:val="single"/>
         </w:rPr>
-        <w:hyperlink r:id="rId104" w:history="1">
+        <w:hyperlink r:id="rId106" w:history="1">
           <w:r>
             <w:rPr>
               <w:rStyle w:val="Hyperlink"/>
@@ -14552,7 +14193,7 @@
           <w:sz w:val="24"/>
           <w:u w:val="single"/>
         </w:rPr>
-        <w:hyperlink r:id="rId104" w:history="1">
+        <w:hyperlink r:id="rId106" w:history="1">
           <w:r>
             <w:rPr>
               <w:rStyle w:val="Hyperlink"/>
@@ -14570,7 +14211,7 @@
           <w:sz w:val="24"/>
           <w:u w:val="single"/>
         </w:rPr>
-        <w:hyperlink r:id="rId104" w:history="1">
+        <w:hyperlink r:id="rId106" w:history="1">
           <w:r>
             <w:rPr>
               <w:rStyle w:val="Hyperlink"/>
@@ -14588,7 +14229,7 @@
           <w:sz w:val="24"/>
           <w:u w:val="single"/>
         </w:rPr>
-        <w:hyperlink r:id="rId104" w:history="1">
+        <w:hyperlink r:id="rId106" w:history="1">
           <w:r>
             <w:rPr>
               <w:rStyle w:val="Hyperlink"/>
@@ -14606,7 +14247,7 @@
           <w:sz w:val="24"/>
           <w:u w:val="single"/>
         </w:rPr>
-        <w:hyperlink r:id="rId104" w:history="1">
+        <w:hyperlink r:id="rId106" w:history="1">
           <w:r>
             <w:rPr>
               <w:rStyle w:val="Hyperlink"/>
@@ -14624,7 +14265,7 @@
           <w:sz w:val="24"/>
           <w:u w:val="single"/>
         </w:rPr>
-        <w:hyperlink r:id="rId104" w:history="1">
+        <w:hyperlink r:id="rId106" w:history="1">
           <w:r>
             <w:rPr>
               <w:rStyle w:val="Hyperlink"/>
@@ -14642,7 +14283,7 @@
           <w:sz w:val="24"/>
           <w:u w:val="single"/>
         </w:rPr>
-        <w:hyperlink r:id="rId104" w:history="1">
+        <w:hyperlink r:id="rId106" w:history="1">
           <w:r>
             <w:rPr>
               <w:rStyle w:val="Hyperlink"/>
@@ -14658,9 +14299,8 @@
           <w:i w:val="0"/>
           <w:color w:val="0000FF"/>
           <w:sz w:val="24"/>
-          <w:u w:val="single"/>
-        </w:rPr>
-        <w:hyperlink r:id="rId104" w:history="1">
+        </w:rPr>
+        <w:hyperlink r:id="rId106" w:history="1">
           <w:r>
             <w:rPr>
               <w:rStyle w:val="Hyperlink"/>

--- a/EXPORTS/DOCX/published/niveau2/Dutch/Suriname.docx
+++ b/EXPORTS/DOCX/published/niveau2/Dutch/Suriname.docx
@@ -881,6 +881,7 @@
       </w:r>
       <w:r>
         <w:rPr>
+          <w:u w:val="single" w:color="0000ff"/>
           <w:rFonts w:ascii="Charis SIL Regular" w:hAnsi="Charis SIL Regular" w:eastAsia="Charis SIL Regular"/>
           <w:b w:val="0"/>
           <w:i w:val="0"/>
@@ -891,24 +892,13 @@
       </w:r>
       <w:r>
         <w:rPr>
-          <w:u w:val="single" w:color="0000ff"/>
-          <w:rFonts w:ascii="Charis SIL Regular" w:hAnsi="Charis SIL Regular" w:eastAsia="Charis SIL Regular"/>
-          <w:b w:val="0"/>
-          <w:i w:val="0"/>
-          <w:color w:val="000000"/>
-          <w:sz w:val="24"/>
-        </w:rPr>
-        <w:t>s</w:t>
-      </w:r>
-      <w:r>
-        <w:rPr>
-          <w:rFonts w:ascii="Charis SIL Regular" w:hAnsi="Charis SIL Regular" w:eastAsia="Charis SIL Regular"/>
-          <w:b w:val="0"/>
-          <w:i w:val="0"/>
-          <w:color w:val="000000"/>
-          <w:sz w:val="24"/>
-        </w:rPr>
-        <w:t xml:space="preserve">che voorwerpen opgenomen. Van Stedman is </w:t>
+          <w:rFonts w:ascii="Charis SIL Regular" w:hAnsi="Charis SIL Regular" w:eastAsia="Charis SIL Regular"/>
+          <w:b w:val="0"/>
+          <w:i w:val="0"/>
+          <w:color w:val="000000"/>
+          <w:sz w:val="24"/>
+        </w:rPr>
+        <w:t xml:space="preserve">sche voorwerpen opgenomen. Van Stedman is </w:t>
       </w:r>
       <w:r>
         <w:rPr>
@@ -1263,12 +1253,23 @@
           <w:color w:val="000000"/>
           <w:sz w:val="24"/>
         </w:rPr>
+        <w:t xml:space="preserve">eidende </w:t>
+      </w:r>
+      <w:r>
+        <w:rPr>
+          <w:u w:val="single" w:color="0000ff"/>
+          <w:rFonts w:ascii="Charis SIL Regular" w:hAnsi="Charis SIL Regular" w:eastAsia="Charis SIL Regular"/>
+          <w:b w:val="0"/>
+          <w:i w:val="0"/>
+          <w:color w:val="000000"/>
+          <w:sz w:val="24"/>
+        </w:rPr>
         <w:hyperlink r:id="rId12" w:history="1">
           <w:r>
             <w:rPr>
               <w:rStyle w:val="Hyperlink"/>
             </w:rPr>
-            <w:t xml:space="preserve">eidende </w:t>
+            <w:t>brief sch</w:t>
           </w:r>
         </w:hyperlink>
       </w:r>
@@ -1286,7 +1287,7 @@
             <w:rPr>
               <w:rStyle w:val="Hyperlink"/>
             </w:rPr>
-            <w:t>brief sch</w:t>
+            <w:t>r</w:t>
           </w:r>
         </w:hyperlink>
       </w:r>
@@ -1304,7 +1305,336 @@
             <w:rPr>
               <w:rStyle w:val="Hyperlink"/>
             </w:rPr>
-            <w:t>r</w:t>
+            <w:t>eef K</w:t>
+          </w:r>
+        </w:hyperlink>
+      </w:r>
+      <w:r>
+        <w:rPr>
+          <w:rFonts w:ascii="Charis SIL Regular" w:hAnsi="Charis SIL Regular" w:eastAsia="Charis SIL Regular"/>
+          <w:b w:val="0"/>
+          <w:i w:val="0"/>
+          <w:color w:val="000000"/>
+          <w:sz w:val="24"/>
+        </w:rPr>
+        <w:t xml:space="preserve">ühn dat een deel van de voorwerpen afkomstig was van zijn </w:t>
+      </w:r>
+      <w:r>
+        <w:rPr>
+          <w:rFonts w:ascii="Charis SIL Regular" w:hAnsi="Charis SIL Regular" w:eastAsia="Charis SIL Regular"/>
+          <w:b w:val="0"/>
+          <w:i w:val="0"/>
+          <w:color w:val="000000"/>
+          <w:sz w:val="24"/>
+        </w:rPr>
+        <w:t xml:space="preserve">overleden broer, die in 1818 had deelgenomen aan een expeditie naar een </w:t>
+      </w:r>
+      <w:r>
+        <w:br/>
+      </w:r>
+      <w:r>
+        <w:rPr>
+          <w:rFonts w:ascii="Charis SIL Regular" w:hAnsi="Charis SIL Regular" w:eastAsia="Charis SIL Regular"/>
+          <w:b w:val="0"/>
+          <w:i w:val="0"/>
+          <w:color w:val="000000"/>
+          <w:sz w:val="24"/>
+        </w:rPr>
+        <w:t xml:space="preserve">marrongemeenschap. Daardoor is het niet altijd eenvoudig de schenking van Kühn te </w:t>
+      </w:r>
+      <w:r>
+        <w:rPr>
+          <w:rFonts w:ascii="Charis SIL Regular" w:hAnsi="Charis SIL Regular" w:eastAsia="Charis SIL Regular"/>
+          <w:b w:val="0"/>
+          <w:i w:val="0"/>
+          <w:color w:val="000000"/>
+          <w:sz w:val="24"/>
+        </w:rPr>
+        <w:t xml:space="preserve">onderscheiden van objecten die eventueel van Stedman afkomstig kunnen zijn. Tussen 1825 </w:t>
+      </w:r>
+      <w:r>
+        <w:rPr>
+          <w:rFonts w:ascii="Charis SIL Regular" w:hAnsi="Charis SIL Regular" w:eastAsia="Charis SIL Regular"/>
+          <w:b w:val="0"/>
+          <w:i w:val="0"/>
+          <w:color w:val="000000"/>
+          <w:sz w:val="24"/>
+        </w:rPr>
+        <w:t xml:space="preserve">en 1835 ontving het Kabinet ook schenkingen uit Suriname van onder anderen </w:t>
+      </w:r>
+      <w:r>
+        <w:rPr>
+          <w:rFonts w:ascii="Charis SIL Regular" w:hAnsi="Charis SIL Regular" w:eastAsia="Charis SIL Regular"/>
+          <w:b w:val="0"/>
+          <w:i w:val="0"/>
+          <w:color w:val="0000FF"/>
+          <w:sz w:val="24"/>
+          <w:u w:val="single"/>
+        </w:rPr>
+        <w:hyperlink r:id="rId13" w:history="1">
+          <w:r>
+            <w:rPr>
+              <w:rStyle w:val="Hyperlink"/>
+            </w:rPr>
+            <w:t>Isaac</w:t>
+          </w:r>
+        </w:hyperlink>
+      </w:r>
+      <w:r>
+        <w:rPr>
+          <w:rFonts w:ascii="Charis SIL Regular" w:hAnsi="Charis SIL Regular" w:eastAsia="Charis SIL Regular"/>
+          <w:b w:val="0"/>
+          <w:i w:val="0"/>
+          <w:color w:val="0000FF"/>
+          <w:sz w:val="24"/>
+          <w:u w:val="single"/>
+        </w:rPr>
+        <w:t xml:space="preserve"> </w:t>
+      </w:r>
+      <w:r>
+        <w:rPr>
+          <w:rFonts w:ascii="Charis SIL Regular" w:hAnsi="Charis SIL Regular" w:eastAsia="Charis SIL Regular"/>
+          <w:b w:val="0"/>
+          <w:i w:val="0"/>
+          <w:color w:val="0000FF"/>
+          <w:sz w:val="24"/>
+          <w:u w:val="single"/>
+        </w:rPr>
+        <w:hyperlink r:id="rId13" w:history="1">
+          <w:r>
+            <w:rPr>
+              <w:rStyle w:val="Hyperlink"/>
+            </w:rPr>
+            <w:t>Bromet</w:t>
+          </w:r>
+        </w:hyperlink>
+      </w:r>
+      <w:r>
+        <w:rPr>
+          <w:rFonts w:ascii="Charis SIL Regular" w:hAnsi="Charis SIL Regular" w:eastAsia="Charis SIL Regular"/>
+          <w:b w:val="0"/>
+          <w:i w:val="0"/>
+          <w:color w:val="000000"/>
+          <w:sz w:val="24"/>
+        </w:rPr>
+        <w:t xml:space="preserve">, </w:t>
+      </w:r>
+      <w:r>
+        <w:rPr>
+          <w:rFonts w:ascii="Charis SIL Regular" w:hAnsi="Charis SIL Regular" w:eastAsia="Charis SIL Regular"/>
+          <w:b w:val="0"/>
+          <w:i w:val="0"/>
+          <w:color w:val="0000FF"/>
+          <w:sz w:val="24"/>
+          <w:u w:val="single"/>
+        </w:rPr>
+        <w:hyperlink r:id="rId14" w:history="1">
+          <w:r>
+            <w:rPr>
+              <w:rStyle w:val="Hyperlink"/>
+            </w:rPr>
+            <w:t>Dietrich</w:t>
+          </w:r>
+        </w:hyperlink>
+      </w:r>
+      <w:r>
+        <w:rPr>
+          <w:rFonts w:ascii="Charis SIL Regular" w:hAnsi="Charis SIL Regular" w:eastAsia="Charis SIL Regular"/>
+          <w:b w:val="0"/>
+          <w:i w:val="0"/>
+          <w:color w:val="0000FF"/>
+          <w:sz w:val="24"/>
+          <w:u w:val="single"/>
+        </w:rPr>
+        <w:t xml:space="preserve"> </w:t>
+      </w:r>
+      <w:r>
+        <w:rPr>
+          <w:rFonts w:ascii="Charis SIL Regular" w:hAnsi="Charis SIL Regular" w:eastAsia="Charis SIL Regular"/>
+          <w:b w:val="0"/>
+          <w:i w:val="0"/>
+          <w:color w:val="0000FF"/>
+          <w:sz w:val="24"/>
+          <w:u w:val="single"/>
+        </w:rPr>
+        <w:hyperlink r:id="rId14" w:history="1">
+          <w:r>
+            <w:rPr>
+              <w:rStyle w:val="Hyperlink"/>
+            </w:rPr>
+            <w:t>Kanngiesser</w:t>
+          </w:r>
+        </w:hyperlink>
+      </w:r>
+      <w:r>
+        <w:rPr>
+          <w:rFonts w:ascii="Charis SIL Regular" w:hAnsi="Charis SIL Regular" w:eastAsia="Charis SIL Regular"/>
+          <w:b w:val="0"/>
+          <w:i w:val="0"/>
+          <w:color w:val="000000"/>
+          <w:sz w:val="24"/>
+        </w:rPr>
+        <w:t xml:space="preserve">, </w:t>
+      </w:r>
+      <w:r>
+        <w:rPr>
+          <w:rFonts w:ascii="Charis SIL Regular" w:hAnsi="Charis SIL Regular" w:eastAsia="Charis SIL Regular"/>
+          <w:b w:val="0"/>
+          <w:i w:val="0"/>
+          <w:color w:val="0000FF"/>
+          <w:sz w:val="24"/>
+          <w:u w:val="single"/>
+        </w:rPr>
+        <w:hyperlink r:id="rId15" w:history="1">
+          <w:r>
+            <w:rPr>
+              <w:rStyle w:val="Hyperlink"/>
+            </w:rPr>
+            <w:t>Hendrik</w:t>
+          </w:r>
+        </w:hyperlink>
+      </w:r>
+      <w:r>
+        <w:rPr>
+          <w:rFonts w:ascii="Charis SIL Regular" w:hAnsi="Charis SIL Regular" w:eastAsia="Charis SIL Regular"/>
+          <w:b w:val="0"/>
+          <w:i w:val="0"/>
+          <w:color w:val="0000FF"/>
+          <w:sz w:val="24"/>
+          <w:u w:val="single"/>
+        </w:rPr>
+        <w:t xml:space="preserve"> </w:t>
+      </w:r>
+      <w:r>
+        <w:rPr>
+          <w:rFonts w:ascii="Charis SIL Regular" w:hAnsi="Charis SIL Regular" w:eastAsia="Charis SIL Regular"/>
+          <w:b w:val="0"/>
+          <w:i w:val="0"/>
+          <w:color w:val="0000FF"/>
+          <w:sz w:val="24"/>
+          <w:u w:val="single"/>
+        </w:rPr>
+        <w:hyperlink r:id="rId15" w:history="1">
+          <w:r>
+            <w:rPr>
+              <w:rStyle w:val="Hyperlink"/>
+            </w:rPr>
+            <w:t>Haagen</w:t>
+          </w:r>
+        </w:hyperlink>
+      </w:r>
+      <w:r>
+        <w:rPr>
+          <w:rFonts w:ascii="Charis SIL Regular" w:hAnsi="Charis SIL Regular" w:eastAsia="Charis SIL Regular"/>
+          <w:b w:val="0"/>
+          <w:i w:val="0"/>
+          <w:color w:val="0000FF"/>
+          <w:sz w:val="24"/>
+          <w:u w:val="single"/>
+        </w:rPr>
+        <w:t xml:space="preserve"> </w:t>
+      </w:r>
+      <w:r>
+        <w:rPr>
+          <w:rFonts w:ascii="Charis SIL Regular" w:hAnsi="Charis SIL Regular" w:eastAsia="Charis SIL Regular"/>
+          <w:b w:val="0"/>
+          <w:i w:val="0"/>
+          <w:color w:val="0000FF"/>
+          <w:sz w:val="24"/>
+          <w:u w:val="single"/>
+        </w:rPr>
+        <w:hyperlink r:id="rId15" w:history="1">
+          <w:r>
+            <w:rPr>
+              <w:rStyle w:val="Hyperlink"/>
+            </w:rPr>
+            <w:t>Dieperink</w:t>
+          </w:r>
+        </w:hyperlink>
+      </w:r>
+      <w:r>
+        <w:rPr>
+          <w:rFonts w:ascii="Charis SIL Regular" w:hAnsi="Charis SIL Regular" w:eastAsia="Charis SIL Regular"/>
+          <w:b w:val="0"/>
+          <w:i w:val="0"/>
+          <w:color w:val="000000"/>
+          <w:sz w:val="24"/>
+        </w:rPr>
+        <w:t xml:space="preserve"> en </w:t>
+      </w:r>
+      <w:r>
+        <w:rPr>
+          <w:rFonts w:ascii="Charis SIL Regular" w:hAnsi="Charis SIL Regular" w:eastAsia="Charis SIL Regular"/>
+          <w:b w:val="0"/>
+          <w:i w:val="0"/>
+          <w:color w:val="0000FF"/>
+          <w:sz w:val="24"/>
+          <w:u w:val="single"/>
+        </w:rPr>
+        <w:hyperlink r:id="rId16" w:history="1">
+          <w:r>
+            <w:rPr>
+              <w:rStyle w:val="Hyperlink"/>
+            </w:rPr>
+            <w:t>Adriaan</w:t>
+          </w:r>
+        </w:hyperlink>
+      </w:r>
+      <w:r>
+        <w:rPr>
+          <w:rFonts w:ascii="Charis SIL Regular" w:hAnsi="Charis SIL Regular" w:eastAsia="Charis SIL Regular"/>
+          <w:b w:val="0"/>
+          <w:i w:val="0"/>
+          <w:color w:val="0000FF"/>
+          <w:sz w:val="24"/>
+          <w:u w:val="single"/>
+        </w:rPr>
+        <w:t xml:space="preserve"> </w:t>
+      </w:r>
+      <w:r>
+        <w:rPr>
+          <w:rFonts w:ascii="Charis SIL Regular" w:hAnsi="Charis SIL Regular" w:eastAsia="Charis SIL Regular"/>
+          <w:b w:val="0"/>
+          <w:i w:val="0"/>
+          <w:color w:val="0000FF"/>
+          <w:sz w:val="24"/>
+          <w:u w:val="single"/>
+        </w:rPr>
+        <w:hyperlink r:id="rId16" w:history="1">
+          <w:r>
+            <w:rPr>
+              <w:rStyle w:val="Hyperlink"/>
+            </w:rPr>
+            <w:t>François</w:t>
+          </w:r>
+        </w:hyperlink>
+      </w:r>
+      <w:r>
+        <w:rPr>
+          <w:rFonts w:ascii="Charis SIL Regular" w:hAnsi="Charis SIL Regular" w:eastAsia="Charis SIL Regular"/>
+          <w:b w:val="0"/>
+          <w:i w:val="0"/>
+          <w:color w:val="0000FF"/>
+          <w:sz w:val="24"/>
+          <w:u w:val="single"/>
+        </w:rPr>
+        <w:t xml:space="preserve"> </w:t>
+      </w:r>
+      <w:r>
+        <w:rPr>
+          <w:rFonts w:ascii="Charis SIL Regular" w:hAnsi="Charis SIL Regular" w:eastAsia="Charis SIL Regular"/>
+          <w:b w:val="0"/>
+          <w:i w:val="0"/>
+          <w:color w:val="0000FF"/>
+          <w:sz w:val="24"/>
+          <w:u w:val="single"/>
+        </w:rPr>
+        <w:hyperlink r:id="rId16" w:history="1">
+          <w:r>
+            <w:rPr>
+              <w:rStyle w:val="Hyperlink"/>
+            </w:rPr>
+            <w:t>Lammens</w:t>
           </w:r>
         </w:hyperlink>
       </w:r>
@@ -1317,67 +1647,160 @@
           <w:color w:val="000000"/>
           <w:sz w:val="24"/>
         </w:rPr>
-        <w:hyperlink r:id="rId12" w:history="1">
-          <w:r>
-            <w:rPr>
-              <w:rStyle w:val="Hyperlink"/>
-            </w:rPr>
-            <w:t>eef K</w:t>
-          </w:r>
-        </w:hyperlink>
-      </w:r>
-      <w:r>
-        <w:rPr>
-          <w:rFonts w:ascii="Charis SIL Regular" w:hAnsi="Charis SIL Regular" w:eastAsia="Charis SIL Regular"/>
-          <w:b w:val="0"/>
-          <w:i w:val="0"/>
-          <w:color w:val="000000"/>
-          <w:sz w:val="24"/>
-        </w:rPr>
-        <w:t xml:space="preserve">ühn dat een deel van de voorwerpen afkomstig was van zijn </w:t>
-      </w:r>
-      <w:r>
-        <w:rPr>
-          <w:rFonts w:ascii="Charis SIL Regular" w:hAnsi="Charis SIL Regular" w:eastAsia="Charis SIL Regular"/>
-          <w:b w:val="0"/>
-          <w:i w:val="0"/>
-          <w:color w:val="000000"/>
-          <w:sz w:val="24"/>
-        </w:rPr>
-        <w:t xml:space="preserve">overleden broer, die in 1818 had deelgenomen aan een expeditie naar een </w:t>
-      </w:r>
-      <w:r>
-        <w:br/>
-      </w:r>
-      <w:r>
-        <w:rPr>
-          <w:rFonts w:ascii="Charis SIL Regular" w:hAnsi="Charis SIL Regular" w:eastAsia="Charis SIL Regular"/>
-          <w:b w:val="0"/>
-          <w:i w:val="0"/>
-          <w:color w:val="000000"/>
-          <w:sz w:val="24"/>
-        </w:rPr>
-        <w:t xml:space="preserve">marrongemeenschap. Daardoor is het niet altijd eenvoudig de schenking van Kühn te </w:t>
-      </w:r>
-      <w:r>
-        <w:rPr>
-          <w:rFonts w:ascii="Charis SIL Regular" w:hAnsi="Charis SIL Regular" w:eastAsia="Charis SIL Regular"/>
-          <w:b w:val="0"/>
-          <w:i w:val="0"/>
-          <w:color w:val="000000"/>
-          <w:sz w:val="24"/>
-        </w:rPr>
-        <w:t xml:space="preserve">onderscheiden van objecten die eventueel van Stedman afkomstig kunnen zijn. Tussen 1825 </w:t>
-      </w:r>
-      <w:r>
-        <w:rPr>
-          <w:rFonts w:ascii="Charis SIL Regular" w:hAnsi="Charis SIL Regular" w:eastAsia="Charis SIL Regular"/>
-          <w:b w:val="0"/>
-          <w:i w:val="0"/>
-          <w:color w:val="000000"/>
-          <w:sz w:val="24"/>
-        </w:rPr>
-        <w:t xml:space="preserve">en 1835 ontving het Kabinet ook schenkingen uit Suriname van onder anderen </w:t>
+        <w:hyperlink r:id="rId13" w:history="1">
+          <w:r>
+            <w:rPr>
+              <w:rStyle w:val="Hyperlink"/>
+            </w:rPr>
+            <w:t>. Lam</w:t>
+          </w:r>
+        </w:hyperlink>
+      </w:r>
+      <w:r>
+        <w:rPr>
+          <w:u w:val="single" w:color="0000ff"/>
+          <w:rFonts w:ascii="Charis SIL Regular" w:hAnsi="Charis SIL Regular" w:eastAsia="Charis SIL Regular"/>
+          <w:b w:val="0"/>
+          <w:i w:val="0"/>
+          <w:color w:val="000000"/>
+          <w:sz w:val="24"/>
+        </w:rPr>
+        <w:hyperlink r:id="rId13" w:history="1">
+          <w:r>
+            <w:rPr>
+              <w:rStyle w:val="Hyperlink"/>
+            </w:rPr>
+            <w:t xml:space="preserve">mens </w:t>
+          </w:r>
+        </w:hyperlink>
+      </w:r>
+      <w:r>
+        <w:rPr>
+          <w:u w:val="single" w:color="0000ff"/>
+          <w:rFonts w:ascii="Charis SIL Regular" w:hAnsi="Charis SIL Regular" w:eastAsia="Charis SIL Regular"/>
+          <w:b w:val="0"/>
+          <w:i w:val="0"/>
+          <w:color w:val="000000"/>
+          <w:sz w:val="24"/>
+        </w:rPr>
+        <w:hyperlink r:id="rId14" w:history="1">
+          <w:r>
+            <w:rPr>
+              <w:rStyle w:val="Hyperlink"/>
+            </w:rPr>
+            <w:t>was sch</w:t>
+          </w:r>
+        </w:hyperlink>
+      </w:r>
+      <w:r>
+        <w:rPr>
+          <w:u w:val="single" w:color="0000ff"/>
+          <w:rFonts w:ascii="Charis SIL Regular" w:hAnsi="Charis SIL Regular" w:eastAsia="Charis SIL Regular"/>
+          <w:b w:val="0"/>
+          <w:i w:val="0"/>
+          <w:color w:val="000000"/>
+          <w:sz w:val="24"/>
+        </w:rPr>
+        <w:hyperlink r:id="rId14" w:history="1">
+          <w:r>
+            <w:rPr>
+              <w:rStyle w:val="Hyperlink"/>
+            </w:rPr>
+            <w:t>o</w:t>
+          </w:r>
+        </w:hyperlink>
+      </w:r>
+      <w:r>
+        <w:rPr>
+          <w:u w:val="single" w:color="0000ff"/>
+          <w:rFonts w:ascii="Charis SIL Regular" w:hAnsi="Charis SIL Regular" w:eastAsia="Charis SIL Regular"/>
+          <w:b w:val="0"/>
+          <w:i w:val="0"/>
+          <w:color w:val="000000"/>
+          <w:sz w:val="24"/>
+        </w:rPr>
+        <w:hyperlink r:id="rId14" w:history="1">
+          <w:r>
+            <w:rPr>
+              <w:rStyle w:val="Hyperlink"/>
+            </w:rPr>
+            <w:t>onzoon en b</w:t>
+          </w:r>
+        </w:hyperlink>
+      </w:r>
+      <w:r>
+        <w:rPr>
+          <w:rFonts w:ascii="Charis SIL Regular" w:hAnsi="Charis SIL Regular" w:eastAsia="Charis SIL Regular"/>
+          <w:b w:val="0"/>
+          <w:i w:val="0"/>
+          <w:color w:val="000000"/>
+          <w:sz w:val="24"/>
+        </w:rPr>
+        <w:t>e</w:t>
+      </w:r>
+      <w:r>
+        <w:rPr>
+          <w:u w:val="single" w:color="0000ff"/>
+          <w:rFonts w:ascii="Charis SIL Regular" w:hAnsi="Charis SIL Regular" w:eastAsia="Charis SIL Regular"/>
+          <w:b w:val="0"/>
+          <w:i w:val="0"/>
+          <w:color w:val="000000"/>
+          <w:sz w:val="24"/>
+        </w:rPr>
+        <w:hyperlink r:id="rId15" w:history="1">
+          <w:r>
+            <w:rPr>
+              <w:rStyle w:val="Hyperlink"/>
+            </w:rPr>
+            <w:t>wonder</w:t>
+          </w:r>
+        </w:hyperlink>
+      </w:r>
+      <w:r>
+        <w:rPr>
+          <w:u w:val="single" w:color="0000ff"/>
+          <w:rFonts w:ascii="Charis SIL Regular" w:hAnsi="Charis SIL Regular" w:eastAsia="Charis SIL Regular"/>
+          <w:b w:val="0"/>
+          <w:i w:val="0"/>
+          <w:color w:val="000000"/>
+          <w:sz w:val="24"/>
+        </w:rPr>
+        <w:hyperlink r:id="rId15" w:history="1">
+          <w:r>
+            <w:rPr>
+              <w:rStyle w:val="Hyperlink"/>
+            </w:rPr>
+            <w:t>a</w:t>
+          </w:r>
+        </w:hyperlink>
+      </w:r>
+      <w:r>
+        <w:rPr>
+          <w:u w:val="single" w:color="0000ff"/>
+          <w:rFonts w:ascii="Charis SIL Regular" w:hAnsi="Charis SIL Regular" w:eastAsia="Charis SIL Regular"/>
+          <w:b w:val="0"/>
+          <w:i w:val="0"/>
+          <w:color w:val="000000"/>
+          <w:sz w:val="24"/>
+        </w:rPr>
+        <w:hyperlink r:id="rId15" w:history="1">
+          <w:r>
+            <w:rPr>
+              <w:rStyle w:val="Hyperlink"/>
+            </w:rPr>
+            <w:t xml:space="preserve">ar van </w:t>
+          </w:r>
+        </w:hyperlink>
+      </w:r>
+      <w:r>
+        <w:rPr>
+          <w:rFonts w:ascii="Charis SIL Regular" w:hAnsi="Charis SIL Regular" w:eastAsia="Charis SIL Regular"/>
+          <w:b w:val="0"/>
+          <w:i w:val="0"/>
+          <w:color w:val="0000FF"/>
+          <w:sz w:val="24"/>
+        </w:rPr>
+        <w:t>G</w:t>
       </w:r>
       <w:r>
         <w:rPr>
@@ -1388,12 +1811,12 @@
           <w:sz w:val="24"/>
           <w:u w:val="single"/>
         </w:rPr>
-        <w:hyperlink r:id="rId13" w:history="1">
-          <w:r>
-            <w:rPr>
-              <w:rStyle w:val="Hyperlink"/>
-            </w:rPr>
-            <w:t>Isaac</w:t>
+        <w:hyperlink r:id="rId15" w:history="1">
+          <w:r>
+            <w:rPr>
+              <w:rStyle w:val="Hyperlink"/>
+            </w:rPr>
+            <w:t>errit</w:t>
           </w:r>
         </w:hyperlink>
       </w:r>
@@ -1417,24 +1840,31 @@
           <w:sz w:val="24"/>
           <w:u w:val="single"/>
         </w:rPr>
-        <w:hyperlink r:id="rId13" w:history="1">
-          <w:r>
-            <w:rPr>
-              <w:rStyle w:val="Hyperlink"/>
-            </w:rPr>
-            <w:t>Bromet</w:t>
-          </w:r>
-        </w:hyperlink>
-      </w:r>
-      <w:r>
-        <w:rPr>
-          <w:rFonts w:ascii="Charis SIL Regular" w:hAnsi="Charis SIL Regular" w:eastAsia="Charis SIL Regular"/>
-          <w:b w:val="0"/>
-          <w:i w:val="0"/>
-          <w:color w:val="000000"/>
-          <w:sz w:val="24"/>
-        </w:rPr>
-        <w:t xml:space="preserve">, </w:t>
+        <w:hyperlink r:id="rId15" w:history="1">
+          <w:r>
+            <w:rPr>
+              <w:rStyle w:val="Hyperlink"/>
+            </w:rPr>
+            <w:t>Scho</w:t>
+          </w:r>
+        </w:hyperlink>
+      </w:r>
+      <w:r>
+        <w:rPr>
+          <w:rFonts w:ascii="Charis SIL Regular" w:hAnsi="Charis SIL Regular" w:eastAsia="Charis SIL Regular"/>
+          <w:b w:val="0"/>
+          <w:i w:val="0"/>
+          <w:color w:val="0000FF"/>
+          <w:sz w:val="24"/>
+        </w:rPr>
+        <w:hyperlink r:id="rId17" w:history="1">
+          <w:r>
+            <w:rPr>
+              <w:rStyle w:val="Hyperlink"/>
+            </w:rPr>
+            <w:t>ute</w:t>
+          </w:r>
+        </w:hyperlink>
       </w:r>
       <w:r>
         <w:rPr>
@@ -1445,213 +1875,58 @@
           <w:sz w:val="24"/>
           <w:u w:val="single"/>
         </w:rPr>
-        <w:hyperlink r:id="rId14" w:history="1">
-          <w:r>
-            <w:rPr>
-              <w:rStyle w:val="Hyperlink"/>
-            </w:rPr>
-            <w:t>Dietrich</w:t>
-          </w:r>
-        </w:hyperlink>
-      </w:r>
-      <w:r>
-        <w:rPr>
-          <w:rFonts w:ascii="Charis SIL Regular" w:hAnsi="Charis SIL Regular" w:eastAsia="Charis SIL Regular"/>
-          <w:b w:val="0"/>
-          <w:i w:val="0"/>
-          <w:color w:val="0000FF"/>
-          <w:sz w:val="24"/>
-          <w:u w:val="single"/>
-        </w:rPr>
-        <w:t xml:space="preserve"> </w:t>
-      </w:r>
-      <w:r>
-        <w:rPr>
-          <w:rFonts w:ascii="Charis SIL Regular" w:hAnsi="Charis SIL Regular" w:eastAsia="Charis SIL Regular"/>
-          <w:b w:val="0"/>
-          <w:i w:val="0"/>
-          <w:color w:val="0000FF"/>
-          <w:sz w:val="24"/>
-          <w:u w:val="single"/>
-        </w:rPr>
-        <w:hyperlink r:id="rId14" w:history="1">
-          <w:r>
-            <w:rPr>
-              <w:rStyle w:val="Hyperlink"/>
-            </w:rPr>
-            <w:t>Kanngiesser</w:t>
-          </w:r>
-        </w:hyperlink>
-      </w:r>
-      <w:r>
-        <w:rPr>
-          <w:rFonts w:ascii="Charis SIL Regular" w:hAnsi="Charis SIL Regular" w:eastAsia="Charis SIL Regular"/>
-          <w:b w:val="0"/>
-          <w:i w:val="0"/>
-          <w:color w:val="000000"/>
-          <w:sz w:val="24"/>
-        </w:rPr>
-        <w:t xml:space="preserve">, </w:t>
-      </w:r>
-      <w:r>
-        <w:rPr>
-          <w:rFonts w:ascii="Charis SIL Regular" w:hAnsi="Charis SIL Regular" w:eastAsia="Charis SIL Regular"/>
-          <w:b w:val="0"/>
-          <w:i w:val="0"/>
-          <w:color w:val="0000FF"/>
-          <w:sz w:val="24"/>
-          <w:u w:val="single"/>
-        </w:rPr>
-        <w:hyperlink r:id="rId15" w:history="1">
-          <w:r>
-            <w:rPr>
-              <w:rStyle w:val="Hyperlink"/>
-            </w:rPr>
-            <w:t>Hendrik</w:t>
-          </w:r>
-        </w:hyperlink>
-      </w:r>
-      <w:r>
-        <w:rPr>
-          <w:rFonts w:ascii="Charis SIL Regular" w:hAnsi="Charis SIL Regular" w:eastAsia="Charis SIL Regular"/>
-          <w:b w:val="0"/>
-          <w:i w:val="0"/>
-          <w:color w:val="0000FF"/>
-          <w:sz w:val="24"/>
-          <w:u w:val="single"/>
-        </w:rPr>
-        <w:t xml:space="preserve"> </w:t>
-      </w:r>
-      <w:r>
-        <w:rPr>
-          <w:rFonts w:ascii="Charis SIL Regular" w:hAnsi="Charis SIL Regular" w:eastAsia="Charis SIL Regular"/>
-          <w:b w:val="0"/>
-          <w:i w:val="0"/>
-          <w:color w:val="0000FF"/>
-          <w:sz w:val="24"/>
-          <w:u w:val="single"/>
-        </w:rPr>
-        <w:hyperlink r:id="rId15" w:history="1">
-          <w:r>
-            <w:rPr>
-              <w:rStyle w:val="Hyperlink"/>
-            </w:rPr>
-            <w:t>Haagen</w:t>
-          </w:r>
-        </w:hyperlink>
-      </w:r>
-      <w:r>
-        <w:rPr>
-          <w:rFonts w:ascii="Charis SIL Regular" w:hAnsi="Charis SIL Regular" w:eastAsia="Charis SIL Regular"/>
-          <w:b w:val="0"/>
-          <w:i w:val="0"/>
-          <w:color w:val="0000FF"/>
-          <w:sz w:val="24"/>
-          <w:u w:val="single"/>
-        </w:rPr>
-        <w:t xml:space="preserve"> </w:t>
-      </w:r>
-      <w:r>
-        <w:rPr>
-          <w:rFonts w:ascii="Charis SIL Regular" w:hAnsi="Charis SIL Regular" w:eastAsia="Charis SIL Regular"/>
-          <w:b w:val="0"/>
-          <w:i w:val="0"/>
-          <w:color w:val="0000FF"/>
-          <w:sz w:val="24"/>
-          <w:u w:val="single"/>
-        </w:rPr>
-        <w:hyperlink r:id="rId15" w:history="1">
-          <w:r>
-            <w:rPr>
-              <w:rStyle w:val="Hyperlink"/>
-            </w:rPr>
-            <w:t>Dieperink</w:t>
-          </w:r>
-        </w:hyperlink>
-      </w:r>
-      <w:r>
-        <w:rPr>
-          <w:rFonts w:ascii="Charis SIL Regular" w:hAnsi="Charis SIL Regular" w:eastAsia="Charis SIL Regular"/>
-          <w:b w:val="0"/>
-          <w:i w:val="0"/>
-          <w:color w:val="000000"/>
-          <w:sz w:val="24"/>
-        </w:rPr>
-        <w:t xml:space="preserve"> en </w:t>
-      </w:r>
-      <w:r>
-        <w:rPr>
-          <w:rFonts w:ascii="Charis SIL Regular" w:hAnsi="Charis SIL Regular" w:eastAsia="Charis SIL Regular"/>
-          <w:b w:val="0"/>
-          <w:i w:val="0"/>
-          <w:color w:val="0000FF"/>
-          <w:sz w:val="24"/>
-          <w:u w:val="single"/>
-        </w:rPr>
         <w:hyperlink r:id="rId16" w:history="1">
           <w:r>
             <w:rPr>
               <w:rStyle w:val="Hyperlink"/>
             </w:rPr>
-            <w:t>Adriaan</w:t>
-          </w:r>
-        </w:hyperlink>
-      </w:r>
-      <w:r>
-        <w:rPr>
-          <w:rFonts w:ascii="Charis SIL Regular" w:hAnsi="Charis SIL Regular" w:eastAsia="Charis SIL Regular"/>
-          <w:b w:val="0"/>
-          <w:i w:val="0"/>
-          <w:color w:val="0000FF"/>
-          <w:sz w:val="24"/>
-          <w:u w:val="single"/>
-        </w:rPr>
-        <w:t xml:space="preserve"> </w:t>
-      </w:r>
-      <w:r>
-        <w:rPr>
-          <w:rFonts w:ascii="Charis SIL Regular" w:hAnsi="Charis SIL Regular" w:eastAsia="Charis SIL Regular"/>
-          <w:b w:val="0"/>
-          <w:i w:val="0"/>
-          <w:color w:val="0000FF"/>
-          <w:sz w:val="24"/>
-          <w:u w:val="single"/>
+            <w:t>n</w:t>
+          </w:r>
+        </w:hyperlink>
+      </w:r>
+      <w:r>
+        <w:rPr>
+          <w:rFonts w:ascii="Charis SIL Regular" w:hAnsi="Charis SIL Regular" w:eastAsia="Charis SIL Regular"/>
+          <w:b w:val="0"/>
+          <w:i w:val="0"/>
+          <w:color w:val="000000"/>
+          <w:sz w:val="24"/>
+        </w:rPr>
+        <w:t xml:space="preserve"> en ver</w:t>
+      </w:r>
+      <w:r>
+        <w:rPr>
+          <w:u w:val="single" w:color="0000ff"/>
+          <w:rFonts w:ascii="Charis SIL Regular" w:hAnsi="Charis SIL Regular" w:eastAsia="Charis SIL Regular"/>
+          <w:b w:val="0"/>
+          <w:i w:val="0"/>
+          <w:color w:val="000000"/>
+          <w:sz w:val="24"/>
         </w:rPr>
         <w:hyperlink r:id="rId16" w:history="1">
           <w:r>
             <w:rPr>
               <w:rStyle w:val="Hyperlink"/>
             </w:rPr>
-            <w:t>François</w:t>
-          </w:r>
-        </w:hyperlink>
-      </w:r>
-      <w:r>
-        <w:rPr>
-          <w:rFonts w:ascii="Charis SIL Regular" w:hAnsi="Charis SIL Regular" w:eastAsia="Charis SIL Regular"/>
-          <w:b w:val="0"/>
-          <w:i w:val="0"/>
-          <w:color w:val="0000FF"/>
-          <w:sz w:val="24"/>
-          <w:u w:val="single"/>
-        </w:rPr>
-        <w:t xml:space="preserve"> </w:t>
-      </w:r>
-      <w:r>
-        <w:rPr>
-          <w:rFonts w:ascii="Charis SIL Regular" w:hAnsi="Charis SIL Regular" w:eastAsia="Charis SIL Regular"/>
-          <w:b w:val="0"/>
-          <w:i w:val="0"/>
-          <w:color w:val="0000FF"/>
-          <w:sz w:val="24"/>
-          <w:u w:val="single"/>
+            <w:t>antwoor</w:t>
+          </w:r>
+        </w:hyperlink>
+      </w:r>
+      <w:r>
+        <w:rPr>
+          <w:u w:val="single" w:color="0000ff"/>
+          <w:rFonts w:ascii="Charis SIL Regular" w:hAnsi="Charis SIL Regular" w:eastAsia="Charis SIL Regular"/>
+          <w:b w:val="0"/>
+          <w:i w:val="0"/>
+          <w:color w:val="000000"/>
+          <w:sz w:val="24"/>
         </w:rPr>
         <w:hyperlink r:id="rId16" w:history="1">
           <w:r>
             <w:rPr>
               <w:rStyle w:val="Hyperlink"/>
             </w:rPr>
-            <w:t>Lammens</w:t>
+            <w:t>d</w:t>
           </w:r>
         </w:hyperlink>
       </w:r>
@@ -1664,14 +1939,34 @@
           <w:color w:val="000000"/>
           <w:sz w:val="24"/>
         </w:rPr>
-        <w:hyperlink r:id="rId13" w:history="1">
-          <w:r>
-            <w:rPr>
-              <w:rStyle w:val="Hyperlink"/>
-            </w:rPr>
-            <w:t>. Lam</w:t>
-          </w:r>
-        </w:hyperlink>
+        <w:hyperlink r:id="rId16" w:history="1">
+          <w:r>
+            <w:rPr>
+              <w:rStyle w:val="Hyperlink"/>
+            </w:rPr>
+            <w:t>elijk voor</w:t>
+          </w:r>
+        </w:hyperlink>
+      </w:r>
+      <w:r>
+        <w:rPr>
+          <w:rFonts w:ascii="Charis SIL Regular" w:hAnsi="Charis SIL Regular" w:eastAsia="Charis SIL Regular"/>
+          <w:b w:val="0"/>
+          <w:i w:val="0"/>
+          <w:color w:val="000000"/>
+          <w:sz w:val="24"/>
+        </w:rPr>
+        <w:t xml:space="preserve"> de schenking </w:t>
+      </w:r>
+      <w:r>
+        <w:rPr>
+          <w:rFonts w:ascii="Charis SIL Regular" w:hAnsi="Charis SIL Regular" w:eastAsia="Charis SIL Regular"/>
+          <w:b w:val="0"/>
+          <w:i w:val="0"/>
+          <w:color w:val="000000"/>
+          <w:sz w:val="24"/>
+        </w:rPr>
+        <w:t xml:space="preserve">van veel diorama's van Schouten aan </w:t>
       </w:r>
       <w:r>
         <w:rPr>
@@ -1682,209 +1977,14 @@
           <w:color w:val="000000"/>
           <w:sz w:val="24"/>
         </w:rPr>
-        <w:hyperlink r:id="rId13" w:history="1">
-          <w:r>
-            <w:rPr>
-              <w:rStyle w:val="Hyperlink"/>
-            </w:rPr>
-            <w:t xml:space="preserve">mens </w:t>
-          </w:r>
-        </w:hyperlink>
-      </w:r>
-      <w:r>
-        <w:rPr>
-          <w:u w:val="single" w:color="0000ff"/>
-          <w:rFonts w:ascii="Charis SIL Regular" w:hAnsi="Charis SIL Regular" w:eastAsia="Charis SIL Regular"/>
-          <w:b w:val="0"/>
-          <w:i w:val="0"/>
-          <w:color w:val="000000"/>
-          <w:sz w:val="24"/>
-        </w:rPr>
-        <w:hyperlink r:id="rId14" w:history="1">
-          <w:r>
-            <w:rPr>
-              <w:rStyle w:val="Hyperlink"/>
-            </w:rPr>
-            <w:t>was sch</w:t>
-          </w:r>
-        </w:hyperlink>
-      </w:r>
-      <w:r>
-        <w:rPr>
-          <w:u w:val="single" w:color="0000ff"/>
-          <w:rFonts w:ascii="Charis SIL Regular" w:hAnsi="Charis SIL Regular" w:eastAsia="Charis SIL Regular"/>
-          <w:b w:val="0"/>
-          <w:i w:val="0"/>
-          <w:color w:val="000000"/>
-          <w:sz w:val="24"/>
-        </w:rPr>
-        <w:hyperlink r:id="rId14" w:history="1">
-          <w:r>
-            <w:rPr>
-              <w:rStyle w:val="Hyperlink"/>
-            </w:rPr>
-            <w:t>o</w:t>
-          </w:r>
-        </w:hyperlink>
-      </w:r>
-      <w:r>
-        <w:rPr>
-          <w:u w:val="single" w:color="0000ff"/>
-          <w:rFonts w:ascii="Charis SIL Regular" w:hAnsi="Charis SIL Regular" w:eastAsia="Charis SIL Regular"/>
-          <w:b w:val="0"/>
-          <w:i w:val="0"/>
-          <w:color w:val="000000"/>
-          <w:sz w:val="24"/>
-        </w:rPr>
-        <w:hyperlink r:id="rId14" w:history="1">
-          <w:r>
-            <w:rPr>
-              <w:rStyle w:val="Hyperlink"/>
-            </w:rPr>
-            <w:t>onzoon en b</w:t>
-          </w:r>
-        </w:hyperlink>
-      </w:r>
-      <w:r>
-        <w:rPr>
-          <w:rFonts w:ascii="Charis SIL Regular" w:hAnsi="Charis SIL Regular" w:eastAsia="Charis SIL Regular"/>
-          <w:b w:val="0"/>
-          <w:i w:val="0"/>
-          <w:color w:val="000000"/>
-          <w:sz w:val="24"/>
-        </w:rPr>
-        <w:t xml:space="preserve">ewonderaar van </w:t>
-      </w:r>
-      <w:r>
-        <w:rPr>
-          <w:rFonts w:ascii="Charis SIL Regular" w:hAnsi="Charis SIL Regular" w:eastAsia="Charis SIL Regular"/>
-          <w:b w:val="0"/>
-          <w:i w:val="0"/>
-          <w:color w:val="0000FF"/>
-          <w:sz w:val="24"/>
-        </w:rPr>
-        <w:t>Gerrit Schoute</w:t>
-      </w:r>
-      <w:r>
-        <w:rPr>
-          <w:rFonts w:ascii="Charis SIL Regular" w:hAnsi="Charis SIL Regular" w:eastAsia="Charis SIL Regular"/>
-          <w:b w:val="0"/>
-          <w:i w:val="0"/>
-          <w:color w:val="0000FF"/>
-          <w:sz w:val="24"/>
-          <w:u w:val="single"/>
-        </w:rPr>
-        <w:hyperlink r:id="rId16" w:history="1">
-          <w:r>
-            <w:rPr>
-              <w:rStyle w:val="Hyperlink"/>
-            </w:rPr>
-            <w:t>n</w:t>
-          </w:r>
-        </w:hyperlink>
-      </w:r>
-      <w:r>
-        <w:rPr>
-          <w:u w:val="single" w:color="0000ff"/>
-          <w:rFonts w:ascii="Charis SIL Regular" w:hAnsi="Charis SIL Regular" w:eastAsia="Charis SIL Regular"/>
-          <w:b w:val="0"/>
-          <w:i w:val="0"/>
-          <w:color w:val="000000"/>
-          <w:sz w:val="24"/>
-        </w:rPr>
-        <w:hyperlink r:id="rId16" w:history="1">
-          <w:r>
-            <w:rPr>
-              <w:rStyle w:val="Hyperlink"/>
-            </w:rPr>
-            <w:t xml:space="preserve"> en ver</w:t>
-          </w:r>
-        </w:hyperlink>
-      </w:r>
-      <w:r>
-        <w:rPr>
-          <w:u w:val="single" w:color="0000ff"/>
-          <w:rFonts w:ascii="Charis SIL Regular" w:hAnsi="Charis SIL Regular" w:eastAsia="Charis SIL Regular"/>
-          <w:b w:val="0"/>
-          <w:i w:val="0"/>
-          <w:color w:val="000000"/>
-          <w:sz w:val="24"/>
-        </w:rPr>
-        <w:hyperlink r:id="rId16" w:history="1">
-          <w:r>
-            <w:rPr>
-              <w:rStyle w:val="Hyperlink"/>
-            </w:rPr>
-            <w:t>antwoor</w:t>
-          </w:r>
-        </w:hyperlink>
-      </w:r>
-      <w:r>
-        <w:rPr>
-          <w:u w:val="single" w:color="0000ff"/>
-          <w:rFonts w:ascii="Charis SIL Regular" w:hAnsi="Charis SIL Regular" w:eastAsia="Charis SIL Regular"/>
-          <w:b w:val="0"/>
-          <w:i w:val="0"/>
-          <w:color w:val="000000"/>
-          <w:sz w:val="24"/>
-        </w:rPr>
-        <w:hyperlink r:id="rId16" w:history="1">
-          <w:r>
-            <w:rPr>
-              <w:rStyle w:val="Hyperlink"/>
-            </w:rPr>
-            <w:t>d</w:t>
-          </w:r>
-        </w:hyperlink>
-      </w:r>
-      <w:r>
-        <w:rPr>
-          <w:u w:val="single" w:color="0000ff"/>
-          <w:rFonts w:ascii="Charis SIL Regular" w:hAnsi="Charis SIL Regular" w:eastAsia="Charis SIL Regular"/>
-          <w:b w:val="0"/>
-          <w:i w:val="0"/>
-          <w:color w:val="000000"/>
-          <w:sz w:val="24"/>
-        </w:rPr>
-        <w:hyperlink r:id="rId16" w:history="1">
-          <w:r>
-            <w:rPr>
-              <w:rStyle w:val="Hyperlink"/>
-            </w:rPr>
-            <w:t>elijk voor</w:t>
-          </w:r>
-        </w:hyperlink>
-      </w:r>
-      <w:r>
-        <w:rPr>
-          <w:rFonts w:ascii="Charis SIL Regular" w:hAnsi="Charis SIL Regular" w:eastAsia="Charis SIL Regular"/>
-          <w:b w:val="0"/>
-          <w:i w:val="0"/>
-          <w:color w:val="000000"/>
-          <w:sz w:val="24"/>
-        </w:rPr>
-        <w:t xml:space="preserve"> de schenking </w:t>
-      </w:r>
-      <w:r>
-        <w:rPr>
-          <w:rFonts w:ascii="Charis SIL Regular" w:hAnsi="Charis SIL Regular" w:eastAsia="Charis SIL Regular"/>
-          <w:b w:val="0"/>
-          <w:i w:val="0"/>
-          <w:color w:val="000000"/>
-          <w:sz w:val="24"/>
-        </w:rPr>
-        <w:t xml:space="preserve">van veel diorama's van Schouten aan </w:t>
-      </w:r>
-      <w:r>
-        <w:rPr>
-          <w:u w:val="single" w:color="0000ff"/>
-          <w:rFonts w:ascii="Charis SIL Regular" w:hAnsi="Charis SIL Regular" w:eastAsia="Charis SIL Regular"/>
-          <w:b w:val="0"/>
-          <w:i w:val="0"/>
-          <w:color w:val="000000"/>
-          <w:sz w:val="24"/>
-        </w:rPr>
-        <w:t>het Ka</w:t>
+        <w:hyperlink r:id="rId17" w:history="1">
+          <w:r>
+            <w:rPr>
+              <w:rStyle w:val="Hyperlink"/>
+            </w:rPr>
+            <w:t>het Ka</w:t>
+          </w:r>
+        </w:hyperlink>
       </w:r>
       <w:r>
         <w:rPr>
@@ -2245,7 +2345,25 @@
           <w:color w:val="000000"/>
           <w:sz w:val="24"/>
         </w:rPr>
-        <w:t>al vormde de verkoop van etnografica ook een bron van inkomsten voor de Evang</w:t>
+        <w:t>al vormde de verkoop van etnografica ook een bron van inko</w:t>
+      </w:r>
+      <w:r>
+        <w:rPr>
+          <w:u w:val="single" w:color="0000ff"/>
+          <w:rFonts w:ascii="Charis SIL Regular" w:hAnsi="Charis SIL Regular" w:eastAsia="Charis SIL Regular"/>
+          <w:b w:val="0"/>
+          <w:i w:val="0"/>
+          <w:color w:val="000000"/>
+          <w:sz w:val="24"/>
+        </w:rPr>
+        <w:hyperlink r:id="rId20" w:history="1">
+          <w:r>
+            <w:rPr>
+              <w:rStyle w:val="Hyperlink"/>
+            </w:rPr>
+            <w:t>msten voor de Evang</w:t>
+          </w:r>
+        </w:hyperlink>
       </w:r>
       <w:r>
         <w:rPr>
@@ -2644,7 +2762,14 @@
           <w:color w:val="000000"/>
           <w:sz w:val="24"/>
         </w:rPr>
-        <w:t>smuseum</w:t>
+        <w:hyperlink r:id="rId23" w:history="1">
+          <w:r>
+            <w:rPr>
+              <w:rStyle w:val="Hyperlink"/>
+            </w:rPr>
+            <w:t>smuseum</w:t>
+          </w:r>
+        </w:hyperlink>
       </w:r>
       <w:r>
         <w:rPr>
@@ -3119,16 +3244,100 @@
           <w:i w:val="0"/>
           <w:color w:val="0000FF"/>
           <w:sz w:val="24"/>
+        </w:rPr>
+        <w:hyperlink r:id="rId28" w:history="1">
+          <w:r>
+            <w:rPr>
+              <w:rStyle w:val="Hyperlink"/>
+            </w:rPr>
+            <w:t>van</w:t>
+          </w:r>
+        </w:hyperlink>
+      </w:r>
+      <w:r>
+        <w:rPr>
+          <w:rFonts w:ascii="Charis SIL Regular" w:hAnsi="Charis SIL Regular" w:eastAsia="Charis SIL Regular"/>
+          <w:b w:val="0"/>
+          <w:i w:val="0"/>
+          <w:color w:val="0000FF"/>
+          <w:sz w:val="24"/>
           <w:u w:val="single"/>
         </w:rPr>
+        <w:t xml:space="preserve"> </w:t>
+      </w:r>
+      <w:r>
+        <w:rPr>
+          <w:rFonts w:ascii="Charis SIL Regular" w:hAnsi="Charis SIL Regular" w:eastAsia="Charis SIL Regular"/>
+          <w:b w:val="0"/>
+          <w:i w:val="0"/>
+          <w:color w:val="0000FF"/>
+          <w:sz w:val="24"/>
+          <w:u w:val="single"/>
+        </w:rPr>
+        <w:hyperlink r:id="rId26" w:history="1">
+          <w:r>
+            <w:rPr>
+              <w:rStyle w:val="Hyperlink"/>
+            </w:rPr>
+            <w:t>Sypest</w:t>
+          </w:r>
+        </w:hyperlink>
+      </w:r>
+      <w:r>
+        <w:rPr>
+          <w:rFonts w:ascii="Charis SIL Regular" w:hAnsi="Charis SIL Regular" w:eastAsia="Charis SIL Regular"/>
+          <w:b w:val="0"/>
+          <w:i w:val="0"/>
+          <w:color w:val="0000FF"/>
+          <w:sz w:val="24"/>
+          <w:u w:val="single"/>
+        </w:rPr>
         <w:hyperlink r:id="rId28" w:history="1">
           <w:r>
             <w:rPr>
               <w:rStyle w:val="Hyperlink"/>
             </w:rPr>
-            <w:t>van</w:t>
-          </w:r>
-        </w:hyperlink>
+            <w:t>eyn</w:t>
+          </w:r>
+        </w:hyperlink>
+      </w:r>
+      <w:r>
+        <w:rPr>
+          <w:rFonts w:ascii="Charis SIL Regular" w:hAnsi="Charis SIL Regular" w:eastAsia="Charis SIL Regular"/>
+          <w:b w:val="0"/>
+          <w:i w:val="0"/>
+          <w:color w:val="000000"/>
+          <w:sz w:val="24"/>
+        </w:rPr>
+        <w:t xml:space="preserve"> en </w:t>
+      </w:r>
+      <w:r>
+        <w:rPr>
+          <w:u w:val="single" w:color="0000ff"/>
+          <w:rFonts w:ascii="Charis SIL Regular" w:hAnsi="Charis SIL Regular" w:eastAsia="Charis SIL Regular"/>
+          <w:b w:val="0"/>
+          <w:i w:val="0"/>
+          <w:color w:val="000000"/>
+          <w:sz w:val="24"/>
+        </w:rPr>
+        <w:hyperlink r:id="rId27" w:history="1">
+          <w:r>
+            <w:rPr>
+              <w:rStyle w:val="Hyperlink"/>
+            </w:rPr>
+            <w:t>administ</w:t>
+          </w:r>
+        </w:hyperlink>
+      </w:r>
+      <w:r>
+        <w:rPr>
+          <w:rFonts w:ascii="Charis SIL Regular" w:hAnsi="Charis SIL Regular" w:eastAsia="Charis SIL Regular"/>
+          <w:b w:val="0"/>
+          <w:i w:val="0"/>
+          <w:color w:val="000000"/>
+          <w:sz w:val="24"/>
+        </w:rPr>
+        <w:t xml:space="preserve">rateur der financiën </w:t>
       </w:r>
       <w:r>
         <w:rPr>
@@ -3139,6 +3348,24 @@
           <w:sz w:val="24"/>
           <w:u w:val="single"/>
         </w:rPr>
+        <w:hyperlink r:id="rId29" w:history="1">
+          <w:r>
+            <w:rPr>
+              <w:rStyle w:val="Hyperlink"/>
+            </w:rPr>
+            <w:t>Assueer</w:t>
+          </w:r>
+        </w:hyperlink>
+      </w:r>
+      <w:r>
+        <w:rPr>
+          <w:rFonts w:ascii="Charis SIL Regular" w:hAnsi="Charis SIL Regular" w:eastAsia="Charis SIL Regular"/>
+          <w:b w:val="0"/>
+          <w:i w:val="0"/>
+          <w:color w:val="0000FF"/>
+          <w:sz w:val="24"/>
+          <w:u w:val="single"/>
+        </w:rPr>
         <w:t xml:space="preserve"> </w:t>
       </w:r>
       <w:r>
@@ -3150,12 +3377,59 @@
           <w:sz w:val="24"/>
           <w:u w:val="single"/>
         </w:rPr>
+        <w:hyperlink r:id="rId29" w:history="1">
+          <w:r>
+            <w:rPr>
+              <w:rStyle w:val="Hyperlink"/>
+            </w:rPr>
+            <w:t>Jacob</w:t>
+          </w:r>
+        </w:hyperlink>
+      </w:r>
+      <w:r>
+        <w:rPr>
+          <w:rFonts w:ascii="Charis SIL Regular" w:hAnsi="Charis SIL Regular" w:eastAsia="Charis SIL Regular"/>
+          <w:b w:val="0"/>
+          <w:i w:val="0"/>
+          <w:color w:val="0000FF"/>
+          <w:sz w:val="24"/>
+          <w:u w:val="single"/>
+        </w:rPr>
+        <w:t xml:space="preserve"> </w:t>
+      </w:r>
+      <w:r>
+        <w:rPr>
+          <w:rFonts w:ascii="Charis SIL Regular" w:hAnsi="Charis SIL Regular" w:eastAsia="Charis SIL Regular"/>
+          <w:b w:val="0"/>
+          <w:i w:val="0"/>
+          <w:color w:val="0000FF"/>
+          <w:sz w:val="24"/>
+          <w:u w:val="single"/>
+        </w:rPr>
+        <w:hyperlink r:id="rId29" w:history="1">
+          <w:r>
+            <w:rPr>
+              <w:rStyle w:val="Hyperlink"/>
+            </w:rPr>
+            <w:t>Schimmelpen</w:t>
+          </w:r>
+        </w:hyperlink>
+      </w:r>
+      <w:r>
+        <w:rPr>
+          <w:rFonts w:ascii="Charis SIL Regular" w:hAnsi="Charis SIL Regular" w:eastAsia="Charis SIL Regular"/>
+          <w:b w:val="0"/>
+          <w:i w:val="0"/>
+          <w:color w:val="0000FF"/>
+          <w:sz w:val="24"/>
+          <w:u w:val="single"/>
+        </w:rPr>
         <w:hyperlink r:id="rId28" w:history="1">
           <w:r>
             <w:rPr>
               <w:rStyle w:val="Hyperlink"/>
             </w:rPr>
-            <w:t>Sypest</w:t>
+            <w:t>ninck</w:t>
           </w:r>
         </w:hyperlink>
       </w:r>
@@ -3168,44 +3442,101 @@
           <w:sz w:val="24"/>
           <w:u w:val="single"/>
         </w:rPr>
+        <w:t xml:space="preserve"> </w:t>
+      </w:r>
+      <w:r>
+        <w:rPr>
+          <w:rFonts w:ascii="Charis SIL Regular" w:hAnsi="Charis SIL Regular" w:eastAsia="Charis SIL Regular"/>
+          <w:b w:val="0"/>
+          <w:i w:val="0"/>
+          <w:color w:val="0000FF"/>
+          <w:sz w:val="24"/>
+          <w:u w:val="single"/>
+        </w:rPr>
         <w:hyperlink r:id="rId28" w:history="1">
           <w:r>
             <w:rPr>
               <w:rStyle w:val="Hyperlink"/>
             </w:rPr>
-            <w:t>eyn</w:t>
-          </w:r>
-        </w:hyperlink>
-      </w:r>
-      <w:r>
-        <w:rPr>
-          <w:rFonts w:ascii="Charis SIL Regular" w:hAnsi="Charis SIL Regular" w:eastAsia="Charis SIL Regular"/>
-          <w:b w:val="0"/>
-          <w:i w:val="0"/>
-          <w:color w:val="000000"/>
-          <w:sz w:val="24"/>
-        </w:rPr>
-        <w:t xml:space="preserve"> en </w:t>
-      </w:r>
-      <w:r>
-        <w:rPr>
-          <w:rFonts w:ascii="Charis SIL Regular" w:hAnsi="Charis SIL Regular" w:eastAsia="Charis SIL Regular"/>
-          <w:b w:val="0"/>
-          <w:i w:val="0"/>
-          <w:color w:val="000000"/>
-          <w:sz w:val="24"/>
-        </w:rPr>
-        <w:t xml:space="preserve">administrateur der financiën </w:t>
-      </w:r>
-      <w:r>
-        <w:rPr>
-          <w:rFonts w:ascii="Charis SIL Regular" w:hAnsi="Charis SIL Regular" w:eastAsia="Charis SIL Regular"/>
-          <w:b w:val="0"/>
-          <w:i w:val="0"/>
-          <w:color w:val="0000FF"/>
-          <w:sz w:val="24"/>
-        </w:rPr>
-        <w:t>Assueer Jacob Schimmelpenninck van der Oye</w:t>
+            <w:t>va</w:t>
+          </w:r>
+        </w:hyperlink>
+      </w:r>
+      <w:r>
+        <w:rPr>
+          <w:rFonts w:ascii="Charis SIL Regular" w:hAnsi="Charis SIL Regular" w:eastAsia="Charis SIL Regular"/>
+          <w:b w:val="0"/>
+          <w:i w:val="0"/>
+          <w:color w:val="0000FF"/>
+          <w:sz w:val="24"/>
+          <w:u w:val="single"/>
+        </w:rPr>
+        <w:hyperlink r:id="rId28" w:history="1">
+          <w:r>
+            <w:rPr>
+              <w:rStyle w:val="Hyperlink"/>
+            </w:rPr>
+            <w:t>n</w:t>
+          </w:r>
+        </w:hyperlink>
+      </w:r>
+      <w:r>
+        <w:rPr>
+          <w:rFonts w:ascii="Charis SIL Regular" w:hAnsi="Charis SIL Regular" w:eastAsia="Charis SIL Regular"/>
+          <w:b w:val="0"/>
+          <w:i w:val="0"/>
+          <w:color w:val="0000FF"/>
+          <w:sz w:val="24"/>
+          <w:u w:val="single"/>
+        </w:rPr>
+        <w:t xml:space="preserve"> </w:t>
+      </w:r>
+      <w:r>
+        <w:rPr>
+          <w:rFonts w:ascii="Charis SIL Regular" w:hAnsi="Charis SIL Regular" w:eastAsia="Charis SIL Regular"/>
+          <w:b w:val="0"/>
+          <w:i w:val="0"/>
+          <w:color w:val="0000FF"/>
+          <w:sz w:val="24"/>
+          <w:u w:val="single"/>
+        </w:rPr>
+        <w:hyperlink r:id="rId28" w:history="1">
+          <w:r>
+            <w:rPr>
+              <w:rStyle w:val="Hyperlink"/>
+            </w:rPr>
+            <w:t>der</w:t>
+          </w:r>
+        </w:hyperlink>
+      </w:r>
+      <w:r>
+        <w:rPr>
+          <w:rFonts w:ascii="Charis SIL Regular" w:hAnsi="Charis SIL Regular" w:eastAsia="Charis SIL Regular"/>
+          <w:b w:val="0"/>
+          <w:i w:val="0"/>
+          <w:color w:val="0000FF"/>
+          <w:sz w:val="24"/>
+          <w:u w:val="single"/>
+        </w:rPr>
+        <w:t xml:space="preserve"> </w:t>
+      </w:r>
+      <w:r>
+        <w:rPr>
+          <w:rFonts w:ascii="Charis SIL Regular" w:hAnsi="Charis SIL Regular" w:eastAsia="Charis SIL Regular"/>
+          <w:b w:val="0"/>
+          <w:i w:val="0"/>
+          <w:color w:val="0000FF"/>
+          <w:sz w:val="24"/>
+          <w:u w:val="single"/>
+        </w:rPr>
+        <w:hyperlink r:id="rId28" w:history="1">
+          <w:r>
+            <w:rPr>
+              <w:rStyle w:val="Hyperlink"/>
+            </w:rPr>
+            <w:t>Oye</w:t>
+          </w:r>
+        </w:hyperlink>
       </w:r>
       <w:r>
         <w:rPr>
@@ -3301,6 +3632,7 @@
       </w:r>
       <w:r>
         <w:rPr>
+          <w:u w:val="single" w:color="0000ff"/>
           <w:rFonts w:ascii="Charis SIL Regular" w:hAnsi="Charis SIL Regular" w:eastAsia="Charis SIL Regular"/>
           <w:b w:val="0"/>
           <w:i w:val="0"/>
@@ -3311,6 +3643,7 @@
       </w:r>
       <w:r>
         <w:rPr>
+          <w:u w:val="single" w:color="0000ff"/>
           <w:rFonts w:ascii="Charis SIL Regular" w:hAnsi="Charis SIL Regular" w:eastAsia="Charis SIL Regular"/>
           <w:b w:val="0"/>
           <w:i w:val="0"/>
@@ -3328,6 +3661,7 @@
       </w:r>
       <w:r>
         <w:rPr>
+          <w:u w:val="single" w:color="0000ff"/>
           <w:rFonts w:ascii="Charis SIL Regular" w:hAnsi="Charis SIL Regular" w:eastAsia="Charis SIL Regular"/>
           <w:b w:val="0"/>
           <w:i w:val="0"/>
@@ -3345,6 +3679,7 @@
       </w:r>
       <w:r>
         <w:rPr>
+          <w:u w:val="single" w:color="0000ff"/>
           <w:rFonts w:ascii="Charis SIL Regular" w:hAnsi="Charis SIL Regular" w:eastAsia="Charis SIL Regular"/>
           <w:b w:val="0"/>
           <w:i w:val="0"/>
@@ -3362,6 +3697,7 @@
       </w:r>
       <w:r>
         <w:rPr>
+          <w:u w:val="single" w:color="0000ff"/>
           <w:rFonts w:ascii="Charis SIL Regular" w:hAnsi="Charis SIL Regular" w:eastAsia="Charis SIL Regular"/>
           <w:b w:val="0"/>
           <w:i w:val="0"/>
@@ -3379,6 +3715,7 @@
       </w:r>
       <w:r>
         <w:rPr>
+          <w:u w:val="single" w:color="0000ff"/>
           <w:rFonts w:ascii="Charis SIL Regular" w:hAnsi="Charis SIL Regular" w:eastAsia="Charis SIL Regular"/>
           <w:b w:val="0"/>
           <w:i w:val="0"/>
@@ -3396,6 +3733,7 @@
       </w:r>
       <w:r>
         <w:rPr>
+          <w:u w:val="single" w:color="0000ff"/>
           <w:rFonts w:ascii="Charis SIL Regular" w:hAnsi="Charis SIL Regular" w:eastAsia="Charis SIL Regular"/>
           <w:b w:val="0"/>
           <w:i w:val="0"/>
@@ -3413,6 +3751,7 @@
       </w:r>
       <w:r>
         <w:rPr>
+          <w:u w:val="single" w:color="0000ff"/>
           <w:rFonts w:ascii="Charis SIL Regular" w:hAnsi="Charis SIL Regular" w:eastAsia="Charis SIL Regular"/>
           <w:b w:val="0"/>
           <w:i w:val="0"/>
@@ -3430,6 +3769,7 @@
       </w:r>
       <w:r>
         <w:rPr>
+          <w:u w:val="single" w:color="0000ff"/>
           <w:rFonts w:ascii="Charis SIL Regular" w:hAnsi="Charis SIL Regular" w:eastAsia="Charis SIL Regular"/>
           <w:b w:val="0"/>
           <w:i w:val="0"/>
@@ -3440,6 +3780,7 @@
       </w:r>
       <w:r>
         <w:rPr>
+          <w:u w:val="single" w:color="0000ff"/>
           <w:rFonts w:ascii="Charis SIL Regular" w:hAnsi="Charis SIL Regular" w:eastAsia="Charis SIL Regular"/>
           <w:b w:val="0"/>
           <w:i w:val="0"/>
@@ -3536,9 +3877,36 @@
             <w:rPr>
               <w:rStyle w:val="Hyperlink"/>
             </w:rPr>
-            <w:t>Etnografisc</w:t>
-          </w:r>
-        </w:hyperlink>
+            <w:t>Etnografis</w:t>
+          </w:r>
+        </w:hyperlink>
+      </w:r>
+      <w:r>
+        <w:rPr>
+          <w:rFonts w:ascii="Charis SIL Regular" w:hAnsi="Charis SIL Regular" w:eastAsia="Charis SIL Regular"/>
+          <w:b w:val="0"/>
+          <w:i w:val="0"/>
+          <w:color w:val="0000FF"/>
+          <w:sz w:val="24"/>
+        </w:rPr>
+        <w:hyperlink r:id="rId31" w:history="1">
+          <w:r>
+            <w:rPr>
+              <w:rStyle w:val="Hyperlink"/>
+            </w:rPr>
+            <w:t>c</w:t>
+          </w:r>
+        </w:hyperlink>
+      </w:r>
+      <w:r>
+        <w:rPr>
+          <w:rFonts w:ascii="Charis SIL Regular" w:hAnsi="Charis SIL Regular" w:eastAsia="Charis SIL Regular"/>
+          <w:b w:val="0"/>
+          <w:i w:val="0"/>
+          <w:color w:val="0000FF"/>
+          <w:sz w:val="24"/>
+        </w:rPr>
+        <w:t>h</w:t>
       </w:r>
       <w:r>
         <w:rPr>
@@ -3549,7 +3917,7 @@
           <w:sz w:val="24"/>
           <w:u w:val="single"/>
         </w:rPr>
-        <w:t>h</w:t>
+        <w:t xml:space="preserve"> </w:t>
       </w:r>
       <w:r>
         <w:rPr>
@@ -3560,6 +3928,24 @@
           <w:sz w:val="24"/>
           <w:u w:val="single"/>
         </w:rPr>
+        <w:hyperlink r:id="rId31" w:history="1">
+          <w:r>
+            <w:rPr>
+              <w:rStyle w:val="Hyperlink"/>
+            </w:rPr>
+            <w:t>Museum</w:t>
+          </w:r>
+        </w:hyperlink>
+      </w:r>
+      <w:r>
+        <w:rPr>
+          <w:rFonts w:ascii="Charis SIL Regular" w:hAnsi="Charis SIL Regular" w:eastAsia="Charis SIL Regular"/>
+          <w:b w:val="0"/>
+          <w:i w:val="0"/>
+          <w:color w:val="0000FF"/>
+          <w:sz w:val="24"/>
+          <w:u w:val="single"/>
+        </w:rPr>
         <w:t xml:space="preserve"> </w:t>
       </w:r>
       <w:r>
@@ -3576,48 +3962,9 @@
             <w:rPr>
               <w:rStyle w:val="Hyperlink"/>
             </w:rPr>
-            <w:t>Museum</w:t>
-          </w:r>
-        </w:hyperlink>
-      </w:r>
-      <w:r>
-        <w:rPr>
-          <w:rFonts w:ascii="Charis SIL Regular" w:hAnsi="Charis SIL Regular" w:eastAsia="Charis SIL Regular"/>
-          <w:b w:val="0"/>
-          <w:i w:val="0"/>
-          <w:color w:val="0000FF"/>
-          <w:sz w:val="24"/>
-          <w:u w:val="single"/>
-        </w:rPr>
-        <w:t xml:space="preserve"> </w:t>
-      </w:r>
-      <w:r>
-        <w:rPr>
-          <w:rFonts w:ascii="Charis SIL Regular" w:hAnsi="Charis SIL Regular" w:eastAsia="Charis SIL Regular"/>
-          <w:b w:val="0"/>
-          <w:i w:val="0"/>
-          <w:color w:val="0000FF"/>
-          <w:sz w:val="24"/>
-          <w:u w:val="single"/>
-        </w:rPr>
-        <w:hyperlink r:id="rId31" w:history="1">
-          <w:r>
-            <w:rPr>
-              <w:rStyle w:val="Hyperlink"/>
-            </w:rPr>
-            <w:t>Arti</w:t>
-          </w:r>
-        </w:hyperlink>
-      </w:r>
-      <w:r>
-        <w:rPr>
-          <w:rFonts w:ascii="Charis SIL Regular" w:hAnsi="Charis SIL Regular" w:eastAsia="Charis SIL Regular"/>
-          <w:b w:val="0"/>
-          <w:i w:val="0"/>
-          <w:color w:val="0000FF"/>
-          <w:sz w:val="24"/>
-        </w:rPr>
-        <w:t>s</w:t>
+            <w:t>Artis</w:t>
+          </w:r>
+        </w:hyperlink>
       </w:r>
       <w:r>
         <w:rPr>
@@ -3723,7 +4070,32 @@
           <w:color w:val="000000"/>
           <w:sz w:val="24"/>
         </w:rPr>
-        <w:t>kwakwaba</w:t>
+        <w:hyperlink r:id="rId31" w:history="1">
+          <w:r>
+            <w:rPr>
+              <w:rStyle w:val="Hyperlink"/>
+            </w:rPr>
+            <w:t>k</w:t>
+          </w:r>
+        </w:hyperlink>
+      </w:r>
+      <w:r>
+        <w:rPr>
+          <w:u w:val="single" w:color="0000ff"/>
+          <w:rFonts w:ascii="Charis SIL Italic" w:hAnsi="Charis SIL Italic" w:eastAsia="Charis SIL Italic"/>
+          <w:b w:val="0"/>
+          <w:i/>
+          <w:color w:val="000000"/>
+          <w:sz w:val="24"/>
+        </w:rPr>
+        <w:hyperlink r:id="rId31" w:history="1">
+          <w:r>
+            <w:rPr>
+              <w:rStyle w:val="Hyperlink"/>
+            </w:rPr>
+            <w:t>wakwaba</w:t>
+          </w:r>
+        </w:hyperlink>
       </w:r>
       <w:r>
         <w:rPr>
@@ -4718,14 +5090,7 @@
           <w:color w:val="000000"/>
           <w:sz w:val="24"/>
         </w:rPr>
-        <w:hyperlink r:id="rId41" w:history="1">
-          <w:r>
-            <w:rPr>
-              <w:rStyle w:val="Hyperlink"/>
-            </w:rPr>
-            <w:t xml:space="preserve">g </w:t>
-          </w:r>
-        </w:hyperlink>
+        <w:t xml:space="preserve">g </w:t>
       </w:r>
       <w:r>
         <w:rPr>
@@ -6054,9 +6419,15 @@
           <w:i w:val="0"/>
           <w:color w:val="0000FF"/>
           <w:sz w:val="24"/>
-          <w:u w:val="single"/>
-        </w:rPr>
-        <w:t>o</w:t>
+        </w:rPr>
+        <w:hyperlink r:id="rId50" w:history="1">
+          <w:r>
+            <w:rPr>
+              <w:rStyle w:val="Hyperlink"/>
+            </w:rPr>
+            <w:t>o</w:t>
+          </w:r>
+        </w:hyperlink>
       </w:r>
       <w:r>
         <w:rPr>
@@ -6613,6 +6984,7 @@
           <w:i w:val="0"/>
           <w:color w:val="0000FF"/>
           <w:sz w:val="24"/>
+          <w:u w:val="single"/>
         </w:rPr>
         <w:hyperlink r:id="rId57" w:history="1">
           <w:r>
@@ -7417,7 +7789,58 @@
           <w:color w:val="000000"/>
           <w:sz w:val="24"/>
         </w:rPr>
-        <w:t xml:space="preserve">Hieronder bevond zich een </w:t>
+        <w:hyperlink r:id="rId64" w:history="1">
+          <w:r>
+            <w:rPr>
+              <w:rStyle w:val="Hyperlink"/>
+            </w:rPr>
+            <w:t>Hie</w:t>
+          </w:r>
+        </w:hyperlink>
+      </w:r>
+      <w:r>
+        <w:rPr>
+          <w:rFonts w:ascii="Charis SIL Regular" w:hAnsi="Charis SIL Regular" w:eastAsia="Charis SIL Regular"/>
+          <w:b w:val="0"/>
+          <w:i w:val="0"/>
+          <w:color w:val="000000"/>
+          <w:sz w:val="24"/>
+        </w:rPr>
+        <w:hyperlink r:id="rId64" w:history="1">
+          <w:r>
+            <w:rPr>
+              <w:rStyle w:val="Hyperlink"/>
+            </w:rPr>
+            <w:t>r</w:t>
+          </w:r>
+        </w:hyperlink>
+      </w:r>
+      <w:r>
+        <w:rPr>
+          <w:rFonts w:ascii="Charis SIL Regular" w:hAnsi="Charis SIL Regular" w:eastAsia="Charis SIL Regular"/>
+          <w:b w:val="0"/>
+          <w:i w:val="0"/>
+          <w:color w:val="000000"/>
+          <w:sz w:val="24"/>
+        </w:rPr>
+        <w:hyperlink r:id="rId64" w:history="1">
+          <w:r>
+            <w:rPr>
+              <w:rStyle w:val="Hyperlink"/>
+            </w:rPr>
+            <w:t>onder be</w:t>
+          </w:r>
+        </w:hyperlink>
+      </w:r>
+      <w:r>
+        <w:rPr>
+          <w:rFonts w:ascii="Charis SIL Regular" w:hAnsi="Charis SIL Regular" w:eastAsia="Charis SIL Regular"/>
+          <w:b w:val="0"/>
+          <w:i w:val="0"/>
+          <w:color w:val="000000"/>
+          <w:sz w:val="24"/>
+        </w:rPr>
+        <w:t xml:space="preserve">vond zich een </w:t>
       </w:r>
       <w:r>
         <w:rPr>
@@ -8607,6 +9030,7 @@
           <w:i w:val="0"/>
           <w:color w:val="0000FF"/>
           <w:sz w:val="24"/>
+          <w:u w:val="single"/>
         </w:rPr>
         <w:hyperlink r:id="rId71" w:history="1">
           <w:r>
@@ -8626,7 +9050,7 @@
           <w:sz w:val="24"/>
           <w:u w:val="single"/>
         </w:rPr>
-        <w:hyperlink r:id="rId70" w:history="1">
+        <w:hyperlink r:id="rId71" w:history="1">
           <w:r>
             <w:rPr>
               <w:rStyle w:val="Hyperlink"/>
@@ -8655,7 +9079,7 @@
           <w:sz w:val="24"/>
           <w:u w:val="single"/>
         </w:rPr>
-        <w:hyperlink r:id="rId70" w:history="1">
+        <w:hyperlink r:id="rId71" w:history="1">
           <w:r>
             <w:rPr>
               <w:rStyle w:val="Hyperlink"/>
@@ -11019,6 +11443,7 @@
           <w:i w:val="0"/>
           <w:color w:val="0000FF"/>
           <w:sz w:val="24"/>
+          <w:u w:val="single"/>
         </w:rPr>
         <w:t>s</w:t>
       </w:r>
@@ -11381,15 +11806,9 @@
           <w:i w:val="0"/>
           <w:color w:val="0000FF"/>
           <w:sz w:val="24"/>
-        </w:rPr>
-        <w:hyperlink r:id="rId87" w:history="1">
-          <w:r>
-            <w:rPr>
-              <w:rStyle w:val="Hyperlink"/>
-            </w:rPr>
-            <w:t>l</w:t>
-          </w:r>
-        </w:hyperlink>
+          <w:u w:val="single"/>
+        </w:rPr>
+        <w:t>l</w:t>
       </w:r>
       <w:r>
         <w:rPr>
@@ -11793,7 +12212,7 @@
           <w:sz w:val="24"/>
           <w:u w:val="single"/>
         </w:rPr>
-        <w:hyperlink r:id="rId89" w:history="1">
+        <w:hyperlink r:id="rId88" w:history="1">
           <w:r>
             <w:rPr>
               <w:rStyle w:val="Hyperlink"/>
@@ -11909,12 +12328,76 @@
           <w:sz w:val="24"/>
           <w:u w:val="single"/>
         </w:rPr>
+        <w:hyperlink r:id="rId89" w:history="1">
+          <w:r>
+            <w:rPr>
+              <w:rStyle w:val="Hyperlink"/>
+            </w:rPr>
+            <w:t>http://</w:t>
+          </w:r>
+        </w:hyperlink>
+      </w:r>
+      <w:r>
+        <w:rPr>
+          <w:rFonts w:ascii="Charis SIL Regular" w:hAnsi="Charis SIL Regular" w:eastAsia="Charis SIL Regular"/>
+          <w:b w:val="0"/>
+          <w:i w:val="0"/>
+          <w:color w:val="0000FF"/>
+          <w:sz w:val="24"/>
+          <w:u w:val="single"/>
+        </w:rPr>
+        <w:hyperlink r:id="rId89" w:history="1">
+          <w:r>
+            <w:rPr>
+              <w:rStyle w:val="Hyperlink"/>
+            </w:rPr>
+            <w:t>hdl.handle.net/1887.1/</w:t>
+          </w:r>
+        </w:hyperlink>
+      </w:r>
+      <w:r>
+        <w:rPr>
+          <w:rFonts w:ascii="Charis SIL Regular" w:hAnsi="Charis SIL Regular" w:eastAsia="Charis SIL Regular"/>
+          <w:b w:val="0"/>
+          <w:i w:val="0"/>
+          <w:color w:val="0000FF"/>
+          <w:sz w:val="24"/>
+          <w:u w:val="single"/>
+        </w:rPr>
+        <w:hyperlink r:id="rId89" w:history="1">
+          <w:r>
+            <w:rPr>
+              <w:rStyle w:val="Hyperlink"/>
+            </w:rPr>
+            <w:t>item:970083</w:t>
+          </w:r>
+        </w:hyperlink>
+      </w:r>
+      <w:r>
+        <w:rPr>
+          <w:rFonts w:ascii="Charis SIL Regular" w:hAnsi="Charis SIL Regular" w:eastAsia="Charis SIL Regular"/>
+          <w:b w:val="0"/>
+          <w:i w:val="0"/>
+          <w:color w:val="000000"/>
+          <w:sz w:val="24"/>
+        </w:rPr>
+        <w:t xml:space="preserve">, </w:t>
+      </w:r>
+      <w:r>
+        <w:rPr>
+          <w:rFonts w:ascii="Charis SIL Regular" w:hAnsi="Charis SIL Regular" w:eastAsia="Charis SIL Regular"/>
+          <w:b w:val="0"/>
+          <w:i w:val="0"/>
+          <w:color w:val="0000FF"/>
+          <w:sz w:val="24"/>
+          <w:u w:val="single"/>
+        </w:rPr>
         <w:hyperlink r:id="rId90" w:history="1">
           <w:r>
             <w:rPr>
               <w:rStyle w:val="Hyperlink"/>
             </w:rPr>
-            <w:t>http://</w:t>
+            <w:t>WorldCat</w:t>
           </w:r>
         </w:hyperlink>
       </w:r>
@@ -11927,82 +12410,18 @@
           <w:sz w:val="24"/>
           <w:u w:val="single"/>
         </w:rPr>
+        <w:t xml:space="preserve"> </w:t>
+      </w:r>
+      <w:r>
+        <w:rPr>
+          <w:rFonts w:ascii="Charis SIL Regular" w:hAnsi="Charis SIL Regular" w:eastAsia="Charis SIL Regular"/>
+          <w:b w:val="0"/>
+          <w:i w:val="0"/>
+          <w:color w:val="0000FF"/>
+          <w:sz w:val="24"/>
+          <w:u w:val="single"/>
+        </w:rPr>
         <w:hyperlink r:id="rId90" w:history="1">
-          <w:r>
-            <w:rPr>
-              <w:rStyle w:val="Hyperlink"/>
-            </w:rPr>
-            <w:t>hdl.handle.net/1887.1/</w:t>
-          </w:r>
-        </w:hyperlink>
-      </w:r>
-      <w:r>
-        <w:rPr>
-          <w:rFonts w:ascii="Charis SIL Regular" w:hAnsi="Charis SIL Regular" w:eastAsia="Charis SIL Regular"/>
-          <w:b w:val="0"/>
-          <w:i w:val="0"/>
-          <w:color w:val="0000FF"/>
-          <w:sz w:val="24"/>
-          <w:u w:val="single"/>
-        </w:rPr>
-        <w:hyperlink r:id="rId90" w:history="1">
-          <w:r>
-            <w:rPr>
-              <w:rStyle w:val="Hyperlink"/>
-            </w:rPr>
-            <w:t>item:970083</w:t>
-          </w:r>
-        </w:hyperlink>
-      </w:r>
-      <w:r>
-        <w:rPr>
-          <w:rFonts w:ascii="Charis SIL Regular" w:hAnsi="Charis SIL Regular" w:eastAsia="Charis SIL Regular"/>
-          <w:b w:val="0"/>
-          <w:i w:val="0"/>
-          <w:color w:val="000000"/>
-          <w:sz w:val="24"/>
-        </w:rPr>
-        <w:t xml:space="preserve">, </w:t>
-      </w:r>
-      <w:r>
-        <w:rPr>
-          <w:rFonts w:ascii="Charis SIL Regular" w:hAnsi="Charis SIL Regular" w:eastAsia="Charis SIL Regular"/>
-          <w:b w:val="0"/>
-          <w:i w:val="0"/>
-          <w:color w:val="0000FF"/>
-          <w:sz w:val="24"/>
-          <w:u w:val="single"/>
-        </w:rPr>
-        <w:hyperlink r:id="rId91" w:history="1">
-          <w:r>
-            <w:rPr>
-              <w:rStyle w:val="Hyperlink"/>
-            </w:rPr>
-            <w:t>WorldCat</w:t>
-          </w:r>
-        </w:hyperlink>
-      </w:r>
-      <w:r>
-        <w:rPr>
-          <w:rFonts w:ascii="Charis SIL Regular" w:hAnsi="Charis SIL Regular" w:eastAsia="Charis SIL Regular"/>
-          <w:b w:val="0"/>
-          <w:i w:val="0"/>
-          <w:color w:val="0000FF"/>
-          <w:sz w:val="24"/>
-          <w:u w:val="single"/>
-        </w:rPr>
-        <w:t xml:space="preserve"> </w:t>
-      </w:r>
-      <w:r>
-        <w:rPr>
-          <w:rFonts w:ascii="Charis SIL Regular" w:hAnsi="Charis SIL Regular" w:eastAsia="Charis SIL Regular"/>
-          <w:b w:val="0"/>
-          <w:i w:val="0"/>
-          <w:color w:val="0000FF"/>
-          <w:sz w:val="24"/>
-          <w:u w:val="single"/>
-        </w:rPr>
-        <w:hyperlink r:id="rId91" w:history="1">
           <w:r>
             <w:rPr>
               <w:rStyle w:val="Hyperlink"/>
@@ -12123,12 +12542,94 @@
           <w:sz w:val="24"/>
           <w:u w:val="single"/>
         </w:rPr>
+        <w:hyperlink r:id="rId91" w:history="1">
+          <w:r>
+            <w:rPr>
+              <w:rStyle w:val="Hyperlink"/>
+            </w:rPr>
+            <w:t>https://</w:t>
+          </w:r>
+        </w:hyperlink>
+      </w:r>
+      <w:r>
+        <w:rPr>
+          <w:rFonts w:ascii="Charis SIL Regular" w:hAnsi="Charis SIL Regular" w:eastAsia="Charis SIL Regular"/>
+          <w:b w:val="0"/>
+          <w:i w:val="0"/>
+          <w:color w:val="0000FF"/>
+          <w:sz w:val="24"/>
+          <w:u w:val="single"/>
+        </w:rPr>
+        <w:hyperlink r:id="rId91" w:history="1">
+          <w:r>
+            <w:rPr>
+              <w:rStyle w:val="Hyperlink"/>
+            </w:rPr>
+            <w:t>search.worldcat.org/</w:t>
+          </w:r>
+        </w:hyperlink>
+      </w:r>
+      <w:r>
+        <w:rPr>
+          <w:rFonts w:ascii="Charis SIL Regular" w:hAnsi="Charis SIL Regular" w:eastAsia="Charis SIL Regular"/>
+          <w:b w:val="0"/>
+          <w:i w:val="0"/>
+          <w:color w:val="0000FF"/>
+          <w:sz w:val="24"/>
+          <w:u w:val="single"/>
+        </w:rPr>
+        <w:hyperlink r:id="rId91" w:history="1">
+          <w:r>
+            <w:rPr>
+              <w:rStyle w:val="Hyperlink"/>
+            </w:rPr>
+            <w:t>title/163275947?</w:t>
+          </w:r>
+        </w:hyperlink>
+      </w:r>
+      <w:r>
+        <w:rPr>
+          <w:rFonts w:ascii="Charis SIL Regular" w:hAnsi="Charis SIL Regular" w:eastAsia="Charis SIL Regular"/>
+          <w:b w:val="0"/>
+          <w:i w:val="0"/>
+          <w:color w:val="0000FF"/>
+          <w:sz w:val="24"/>
+          <w:u w:val="single"/>
+        </w:rPr>
+        <w:hyperlink r:id="rId91" w:history="1">
+          <w:r>
+            <w:rPr>
+              <w:rStyle w:val="Hyperlink"/>
+            </w:rPr>
+            <w:t>oclcNum=163275947</w:t>
+          </w:r>
+        </w:hyperlink>
+      </w:r>
+      <w:r>
+        <w:rPr>
+          <w:rFonts w:ascii="Charis SIL Regular" w:hAnsi="Charis SIL Regular" w:eastAsia="Charis SIL Regular"/>
+          <w:b w:val="0"/>
+          <w:i w:val="0"/>
+          <w:color w:val="000000"/>
+          <w:sz w:val="24"/>
+        </w:rPr>
+        <w:t xml:space="preserve">, </w:t>
+      </w:r>
+      <w:r>
+        <w:rPr>
+          <w:rFonts w:ascii="Charis SIL Regular" w:hAnsi="Charis SIL Regular" w:eastAsia="Charis SIL Regular"/>
+          <w:b w:val="0"/>
+          <w:i w:val="0"/>
+          <w:color w:val="0000FF"/>
+          <w:sz w:val="24"/>
+          <w:u w:val="single"/>
+        </w:rPr>
         <w:hyperlink r:id="rId92" w:history="1">
           <w:r>
             <w:rPr>
               <w:rStyle w:val="Hyperlink"/>
             </w:rPr>
-            <w:t>https://</w:t>
+            <w:t>WorldC</w:t>
           </w:r>
         </w:hyperlink>
       </w:r>
@@ -12146,7 +12647,7 @@
             <w:rPr>
               <w:rStyle w:val="Hyperlink"/>
             </w:rPr>
-            <w:t>search.worldcat.org/</w:t>
+            <w:t>at</w:t>
           </w:r>
         </w:hyperlink>
       </w:r>
@@ -12159,100 +12660,18 @@
           <w:sz w:val="24"/>
           <w:u w:val="single"/>
         </w:rPr>
+        <w:t xml:space="preserve"> </w:t>
+      </w:r>
+      <w:r>
+        <w:rPr>
+          <w:rFonts w:ascii="Charis SIL Regular" w:hAnsi="Charis SIL Regular" w:eastAsia="Charis SIL Regular"/>
+          <w:b w:val="0"/>
+          <w:i w:val="0"/>
+          <w:color w:val="0000FF"/>
+          <w:sz w:val="24"/>
+          <w:u w:val="single"/>
+        </w:rPr>
         <w:hyperlink r:id="rId92" w:history="1">
-          <w:r>
-            <w:rPr>
-              <w:rStyle w:val="Hyperlink"/>
-            </w:rPr>
-            <w:t>title/163275947?</w:t>
-          </w:r>
-        </w:hyperlink>
-      </w:r>
-      <w:r>
-        <w:rPr>
-          <w:rFonts w:ascii="Charis SIL Regular" w:hAnsi="Charis SIL Regular" w:eastAsia="Charis SIL Regular"/>
-          <w:b w:val="0"/>
-          <w:i w:val="0"/>
-          <w:color w:val="0000FF"/>
-          <w:sz w:val="24"/>
-          <w:u w:val="single"/>
-        </w:rPr>
-        <w:hyperlink r:id="rId92" w:history="1">
-          <w:r>
-            <w:rPr>
-              <w:rStyle w:val="Hyperlink"/>
-            </w:rPr>
-            <w:t>oclcNum=163275947</w:t>
-          </w:r>
-        </w:hyperlink>
-      </w:r>
-      <w:r>
-        <w:rPr>
-          <w:rFonts w:ascii="Charis SIL Regular" w:hAnsi="Charis SIL Regular" w:eastAsia="Charis SIL Regular"/>
-          <w:b w:val="0"/>
-          <w:i w:val="0"/>
-          <w:color w:val="000000"/>
-          <w:sz w:val="24"/>
-        </w:rPr>
-        <w:t xml:space="preserve">, </w:t>
-      </w:r>
-      <w:r>
-        <w:rPr>
-          <w:rFonts w:ascii="Charis SIL Regular" w:hAnsi="Charis SIL Regular" w:eastAsia="Charis SIL Regular"/>
-          <w:b w:val="0"/>
-          <w:i w:val="0"/>
-          <w:color w:val="0000FF"/>
-          <w:sz w:val="24"/>
-          <w:u w:val="single"/>
-        </w:rPr>
-        <w:hyperlink r:id="rId93" w:history="1">
-          <w:r>
-            <w:rPr>
-              <w:rStyle w:val="Hyperlink"/>
-            </w:rPr>
-            <w:t>WorldC</w:t>
-          </w:r>
-        </w:hyperlink>
-      </w:r>
-      <w:r>
-        <w:rPr>
-          <w:rFonts w:ascii="Charis SIL Regular" w:hAnsi="Charis SIL Regular" w:eastAsia="Charis SIL Regular"/>
-          <w:b w:val="0"/>
-          <w:i w:val="0"/>
-          <w:color w:val="0000FF"/>
-          <w:sz w:val="24"/>
-          <w:u w:val="single"/>
-        </w:rPr>
-        <w:hyperlink r:id="rId93" w:history="1">
-          <w:r>
-            <w:rPr>
-              <w:rStyle w:val="Hyperlink"/>
-            </w:rPr>
-            <w:t>at</w:t>
-          </w:r>
-        </w:hyperlink>
-      </w:r>
-      <w:r>
-        <w:rPr>
-          <w:rFonts w:ascii="Charis SIL Regular" w:hAnsi="Charis SIL Regular" w:eastAsia="Charis SIL Regular"/>
-          <w:b w:val="0"/>
-          <w:i w:val="0"/>
-          <w:color w:val="0000FF"/>
-          <w:sz w:val="24"/>
-          <w:u w:val="single"/>
-        </w:rPr>
-        <w:t xml:space="preserve"> </w:t>
-      </w:r>
-      <w:r>
-        <w:rPr>
-          <w:rFonts w:ascii="Charis SIL Regular" w:hAnsi="Charis SIL Regular" w:eastAsia="Charis SIL Regular"/>
-          <w:b w:val="0"/>
-          <w:i w:val="0"/>
-          <w:color w:val="0000FF"/>
-          <w:sz w:val="24"/>
-          <w:u w:val="single"/>
-        </w:rPr>
-        <w:hyperlink r:id="rId93" w:history="1">
           <w:r>
             <w:rPr>
               <w:rStyle w:val="Hyperlink"/>
@@ -12370,7 +12789,7 @@
           <w:sz w:val="24"/>
           <w:u w:val="single"/>
         </w:rPr>
-        <w:hyperlink r:id="rId94" w:history="1">
+        <w:hyperlink r:id="rId93" w:history="1">
           <w:r>
             <w:rPr>
               <w:rStyle w:val="Hyperlink"/>
@@ -12388,7 +12807,7 @@
           <w:sz w:val="24"/>
           <w:u w:val="single"/>
         </w:rPr>
-        <w:hyperlink r:id="rId94" w:history="1">
+        <w:hyperlink r:id="rId93" w:history="1">
           <w:r>
             <w:rPr>
               <w:rStyle w:val="Hyperlink"/>
@@ -12486,7 +12905,7 @@
           <w:sz w:val="24"/>
           <w:u w:val="single"/>
         </w:rPr>
-        <w:hyperlink r:id="rId95" w:history="1">
+        <w:hyperlink r:id="rId94" w:history="1">
           <w:r>
             <w:rPr>
               <w:rStyle w:val="Hyperlink"/>
@@ -12515,7 +12934,7 @@
           <w:sz w:val="24"/>
           <w:u w:val="single"/>
         </w:rPr>
-        <w:hyperlink r:id="rId95" w:history="1">
+        <w:hyperlink r:id="rId94" w:history="1">
           <w:r>
             <w:rPr>
               <w:rStyle w:val="Hyperlink"/>
@@ -12622,12 +13041,69 @@
           <w:sz w:val="24"/>
           <w:u w:val="single"/>
         </w:rPr>
+        <w:hyperlink r:id="rId95" w:history="1">
+          <w:r>
+            <w:rPr>
+              <w:rStyle w:val="Hyperlink"/>
+            </w:rPr>
+            <w:t>WorldCat</w:t>
+          </w:r>
+        </w:hyperlink>
+      </w:r>
+      <w:r>
+        <w:rPr>
+          <w:rFonts w:ascii="Charis SIL Regular" w:hAnsi="Charis SIL Regular" w:eastAsia="Charis SIL Regular"/>
+          <w:b w:val="0"/>
+          <w:i w:val="0"/>
+          <w:color w:val="0000FF"/>
+          <w:sz w:val="24"/>
+          <w:u w:val="single"/>
+        </w:rPr>
+        <w:t xml:space="preserve"> </w:t>
+      </w:r>
+      <w:r>
+        <w:rPr>
+          <w:rFonts w:ascii="Charis SIL Regular" w:hAnsi="Charis SIL Regular" w:eastAsia="Charis SIL Regular"/>
+          <w:b w:val="0"/>
+          <w:i w:val="0"/>
+          <w:color w:val="0000FF"/>
+          <w:sz w:val="24"/>
+          <w:u w:val="single"/>
+        </w:rPr>
+        <w:hyperlink r:id="rId95" w:history="1">
+          <w:r>
+            <w:rPr>
+              <w:rStyle w:val="Hyperlink"/>
+            </w:rPr>
+            <w:t>67392522</w:t>
+          </w:r>
+        </w:hyperlink>
+      </w:r>
+      <w:r>
+        <w:rPr>
+          <w:rFonts w:ascii="Charis SIL Regular" w:hAnsi="Charis SIL Regular" w:eastAsia="Charis SIL Regular"/>
+          <w:b w:val="0"/>
+          <w:i w:val="0"/>
+          <w:color w:val="000000"/>
+          <w:sz w:val="24"/>
+        </w:rPr>
+        <w:t xml:space="preserve">, </w:t>
+      </w:r>
+      <w:r>
+        <w:rPr>
+          <w:rFonts w:ascii="Charis SIL Regular" w:hAnsi="Charis SIL Regular" w:eastAsia="Charis SIL Regular"/>
+          <w:b w:val="0"/>
+          <w:i w:val="0"/>
+          <w:color w:val="0000FF"/>
+          <w:sz w:val="24"/>
+          <w:u w:val="single"/>
+        </w:rPr>
         <w:hyperlink r:id="rId96" w:history="1">
           <w:r>
             <w:rPr>
               <w:rStyle w:val="Hyperlink"/>
             </w:rPr>
-            <w:t>WorldCat</w:t>
+            <w:t>ISBN</w:t>
           </w:r>
         </w:hyperlink>
       </w:r>
@@ -12652,63 +13128,6 @@
           <w:u w:val="single"/>
         </w:rPr>
         <w:hyperlink r:id="rId96" w:history="1">
-          <w:r>
-            <w:rPr>
-              <w:rStyle w:val="Hyperlink"/>
-            </w:rPr>
-            <w:t>67392522</w:t>
-          </w:r>
-        </w:hyperlink>
-      </w:r>
-      <w:r>
-        <w:rPr>
-          <w:rFonts w:ascii="Charis SIL Regular" w:hAnsi="Charis SIL Regular" w:eastAsia="Charis SIL Regular"/>
-          <w:b w:val="0"/>
-          <w:i w:val="0"/>
-          <w:color w:val="000000"/>
-          <w:sz w:val="24"/>
-        </w:rPr>
-        <w:t xml:space="preserve">, </w:t>
-      </w:r>
-      <w:r>
-        <w:rPr>
-          <w:rFonts w:ascii="Charis SIL Regular" w:hAnsi="Charis SIL Regular" w:eastAsia="Charis SIL Regular"/>
-          <w:b w:val="0"/>
-          <w:i w:val="0"/>
-          <w:color w:val="0000FF"/>
-          <w:sz w:val="24"/>
-          <w:u w:val="single"/>
-        </w:rPr>
-        <w:hyperlink r:id="rId97" w:history="1">
-          <w:r>
-            <w:rPr>
-              <w:rStyle w:val="Hyperlink"/>
-            </w:rPr>
-            <w:t>ISBN</w:t>
-          </w:r>
-        </w:hyperlink>
-      </w:r>
-      <w:r>
-        <w:rPr>
-          <w:rFonts w:ascii="Charis SIL Regular" w:hAnsi="Charis SIL Regular" w:eastAsia="Charis SIL Regular"/>
-          <w:b w:val="0"/>
-          <w:i w:val="0"/>
-          <w:color w:val="0000FF"/>
-          <w:sz w:val="24"/>
-          <w:u w:val="single"/>
-        </w:rPr>
-        <w:t xml:space="preserve"> </w:t>
-      </w:r>
-      <w:r>
-        <w:rPr>
-          <w:rFonts w:ascii="Charis SIL Regular" w:hAnsi="Charis SIL Regular" w:eastAsia="Charis SIL Regular"/>
-          <w:b w:val="0"/>
-          <w:i w:val="0"/>
-          <w:color w:val="0000FF"/>
-          <w:sz w:val="24"/>
-          <w:u w:val="single"/>
-        </w:rPr>
-        <w:hyperlink r:id="rId97" w:history="1">
           <w:r>
             <w:rPr>
               <w:rStyle w:val="Hyperlink"/>
@@ -12836,7 +13255,7 @@
           <w:sz w:val="24"/>
           <w:u w:val="single"/>
         </w:rPr>
-        <w:hyperlink r:id="rId98" w:history="1">
+        <w:hyperlink r:id="rId97" w:history="1">
           <w:r>
             <w:rPr>
               <w:rStyle w:val="Hyperlink"/>
@@ -12854,7 +13273,7 @@
           <w:sz w:val="24"/>
           <w:u w:val="single"/>
         </w:rPr>
-        <w:hyperlink r:id="rId98" w:history="1">
+        <w:hyperlink r:id="rId97" w:history="1">
           <w:r>
             <w:rPr>
               <w:rStyle w:val="Hyperlink"/>
@@ -12872,7 +13291,7 @@
           <w:sz w:val="24"/>
           <w:u w:val="single"/>
         </w:rPr>
-        <w:hyperlink r:id="rId98" w:history="1">
+        <w:hyperlink r:id="rId97" w:history="1">
           <w:r>
             <w:rPr>
               <w:rStyle w:val="Hyperlink"/>
@@ -12970,12 +13389,69 @@
           <w:sz w:val="24"/>
           <w:u w:val="single"/>
         </w:rPr>
+        <w:hyperlink r:id="rId98" w:history="1">
+          <w:r>
+            <w:rPr>
+              <w:rStyle w:val="Hyperlink"/>
+            </w:rPr>
+            <w:t>WorldCat</w:t>
+          </w:r>
+        </w:hyperlink>
+      </w:r>
+      <w:r>
+        <w:rPr>
+          <w:rFonts w:ascii="Charis SIL Regular" w:hAnsi="Charis SIL Regular" w:eastAsia="Charis SIL Regular"/>
+          <w:b w:val="0"/>
+          <w:i w:val="0"/>
+          <w:color w:val="0000FF"/>
+          <w:sz w:val="24"/>
+          <w:u w:val="single"/>
+        </w:rPr>
+        <w:t xml:space="preserve"> </w:t>
+      </w:r>
+      <w:r>
+        <w:rPr>
+          <w:rFonts w:ascii="Charis SIL Regular" w:hAnsi="Charis SIL Regular" w:eastAsia="Charis SIL Regular"/>
+          <w:b w:val="0"/>
+          <w:i w:val="0"/>
+          <w:color w:val="0000FF"/>
+          <w:sz w:val="24"/>
+          <w:u w:val="single"/>
+        </w:rPr>
+        <w:hyperlink r:id="rId98" w:history="1">
+          <w:r>
+            <w:rPr>
+              <w:rStyle w:val="Hyperlink"/>
+            </w:rPr>
+            <w:t>1038514699</w:t>
+          </w:r>
+        </w:hyperlink>
+      </w:r>
+      <w:r>
+        <w:rPr>
+          <w:rFonts w:ascii="Charis SIL Regular" w:hAnsi="Charis SIL Regular" w:eastAsia="Charis SIL Regular"/>
+          <w:b w:val="0"/>
+          <w:i w:val="0"/>
+          <w:color w:val="000000"/>
+          <w:sz w:val="24"/>
+        </w:rPr>
+        <w:t xml:space="preserve">, </w:t>
+      </w:r>
+      <w:r>
+        <w:rPr>
+          <w:rFonts w:ascii="Charis SIL Regular" w:hAnsi="Charis SIL Regular" w:eastAsia="Charis SIL Regular"/>
+          <w:b w:val="0"/>
+          <w:i w:val="0"/>
+          <w:color w:val="0000FF"/>
+          <w:sz w:val="24"/>
+          <w:u w:val="single"/>
+        </w:rPr>
         <w:hyperlink r:id="rId99" w:history="1">
           <w:r>
             <w:rPr>
               <w:rStyle w:val="Hyperlink"/>
             </w:rPr>
-            <w:t>WorldCat</w:t>
+            <w:t>ISBN</w:t>
           </w:r>
         </w:hyperlink>
       </w:r>
@@ -13000,63 +13476,6 @@
           <w:u w:val="single"/>
         </w:rPr>
         <w:hyperlink r:id="rId99" w:history="1">
-          <w:r>
-            <w:rPr>
-              <w:rStyle w:val="Hyperlink"/>
-            </w:rPr>
-            <w:t>1038514699</w:t>
-          </w:r>
-        </w:hyperlink>
-      </w:r>
-      <w:r>
-        <w:rPr>
-          <w:rFonts w:ascii="Charis SIL Regular" w:hAnsi="Charis SIL Regular" w:eastAsia="Charis SIL Regular"/>
-          <w:b w:val="0"/>
-          <w:i w:val="0"/>
-          <w:color w:val="000000"/>
-          <w:sz w:val="24"/>
-        </w:rPr>
-        <w:t xml:space="preserve">, </w:t>
-      </w:r>
-      <w:r>
-        <w:rPr>
-          <w:rFonts w:ascii="Charis SIL Regular" w:hAnsi="Charis SIL Regular" w:eastAsia="Charis SIL Regular"/>
-          <w:b w:val="0"/>
-          <w:i w:val="0"/>
-          <w:color w:val="0000FF"/>
-          <w:sz w:val="24"/>
-          <w:u w:val="single"/>
-        </w:rPr>
-        <w:hyperlink r:id="rId100" w:history="1">
-          <w:r>
-            <w:rPr>
-              <w:rStyle w:val="Hyperlink"/>
-            </w:rPr>
-            <w:t>ISBN</w:t>
-          </w:r>
-        </w:hyperlink>
-      </w:r>
-      <w:r>
-        <w:rPr>
-          <w:rFonts w:ascii="Charis SIL Regular" w:hAnsi="Charis SIL Regular" w:eastAsia="Charis SIL Regular"/>
-          <w:b w:val="0"/>
-          <w:i w:val="0"/>
-          <w:color w:val="0000FF"/>
-          <w:sz w:val="24"/>
-          <w:u w:val="single"/>
-        </w:rPr>
-        <w:t xml:space="preserve"> </w:t>
-      </w:r>
-      <w:r>
-        <w:rPr>
-          <w:rFonts w:ascii="Charis SIL Regular" w:hAnsi="Charis SIL Regular" w:eastAsia="Charis SIL Regular"/>
-          <w:b w:val="0"/>
-          <w:i w:val="0"/>
-          <w:color w:val="0000FF"/>
-          <w:sz w:val="24"/>
-          <w:u w:val="single"/>
-        </w:rPr>
-        <w:hyperlink r:id="rId100" w:history="1">
           <w:r>
             <w:rPr>
               <w:rStyle w:val="Hyperlink"/>
@@ -13173,7 +13592,7 @@
           <w:color w:val="0000FF"/>
           <w:sz w:val="24"/>
         </w:rPr>
-        <w:hyperlink r:id="rId101" w:history="1">
+        <w:hyperlink r:id="rId100" w:history="1">
           <w:r>
             <w:rPr>
               <w:rStyle w:val="Hyperlink"/>
@@ -13190,7 +13609,7 @@
           <w:color w:val="0000FF"/>
           <w:sz w:val="24"/>
         </w:rPr>
-        <w:hyperlink r:id="rId101" w:history="1">
+        <w:hyperlink r:id="rId100" w:history="1">
           <w:r>
             <w:rPr>
               <w:rStyle w:val="Hyperlink"/>
@@ -13207,7 +13626,7 @@
           <w:color w:val="0000FF"/>
           <w:sz w:val="24"/>
         </w:rPr>
-        <w:hyperlink r:id="rId101" w:history="1">
+        <w:hyperlink r:id="rId100" w:history="1">
           <w:r>
             <w:rPr>
               <w:rStyle w:val="Hyperlink"/>
@@ -13224,7 +13643,7 @@
           <w:color w:val="0000FF"/>
           <w:sz w:val="24"/>
         </w:rPr>
-        <w:hyperlink r:id="rId101" w:history="1">
+        <w:hyperlink r:id="rId100" w:history="1">
           <w:r>
             <w:rPr>
               <w:rStyle w:val="Hyperlink"/>
@@ -13241,7 +13660,7 @@
           <w:color w:val="0000FF"/>
           <w:sz w:val="24"/>
         </w:rPr>
-        <w:hyperlink r:id="rId101" w:history="1">
+        <w:hyperlink r:id="rId100" w:history="1">
           <w:r>
             <w:rPr>
               <w:rStyle w:val="Hyperlink"/>
@@ -13338,7 +13757,7 @@
           <w:color w:val="0000FF"/>
           <w:sz w:val="24"/>
         </w:rPr>
-        <w:hyperlink r:id="rId102" w:history="1">
+        <w:hyperlink r:id="rId101" w:history="1">
           <w:r>
             <w:rPr>
               <w:rStyle w:val="Hyperlink"/>
@@ -13355,7 +13774,7 @@
           <w:color w:val="0000FF"/>
           <w:sz w:val="24"/>
         </w:rPr>
-        <w:hyperlink r:id="rId102" w:history="1">
+        <w:hyperlink r:id="rId101" w:history="1">
           <w:r>
             <w:rPr>
               <w:rStyle w:val="Hyperlink"/>
@@ -13372,7 +13791,7 @@
           <w:color w:val="0000FF"/>
           <w:sz w:val="24"/>
         </w:rPr>
-        <w:hyperlink r:id="rId102" w:history="1">
+        <w:hyperlink r:id="rId101" w:history="1">
           <w:r>
             <w:rPr>
               <w:rStyle w:val="Hyperlink"/>
@@ -13389,7 +13808,7 @@
           <w:color w:val="0000FF"/>
           <w:sz w:val="24"/>
         </w:rPr>
-        <w:hyperlink r:id="rId102" w:history="1">
+        <w:hyperlink r:id="rId101" w:history="1">
           <w:r>
             <w:rPr>
               <w:rStyle w:val="Hyperlink"/>
@@ -13406,7 +13825,7 @@
           <w:color w:val="0000FF"/>
           <w:sz w:val="24"/>
         </w:rPr>
-        <w:hyperlink r:id="rId102" w:history="1">
+        <w:hyperlink r:id="rId101" w:history="1">
           <w:r>
             <w:rPr>
               <w:rStyle w:val="Hyperlink"/>
@@ -13503,7 +13922,7 @@
           <w:color w:val="0000FF"/>
           <w:sz w:val="24"/>
         </w:rPr>
-        <w:hyperlink r:id="rId103" w:history="1">
+        <w:hyperlink r:id="rId102" w:history="1">
           <w:r>
             <w:rPr>
               <w:rStyle w:val="Hyperlink"/>
@@ -13520,7 +13939,7 @@
           <w:color w:val="0000FF"/>
           <w:sz w:val="24"/>
         </w:rPr>
-        <w:hyperlink r:id="rId103" w:history="1">
+        <w:hyperlink r:id="rId102" w:history="1">
           <w:r>
             <w:rPr>
               <w:rStyle w:val="Hyperlink"/>
@@ -13537,7 +13956,7 @@
           <w:color w:val="0000FF"/>
           <w:sz w:val="24"/>
         </w:rPr>
-        <w:hyperlink r:id="rId103" w:history="1">
+        <w:hyperlink r:id="rId102" w:history="1">
           <w:r>
             <w:rPr>
               <w:rStyle w:val="Hyperlink"/>
@@ -13554,7 +13973,7 @@
           <w:color w:val="0000FF"/>
           <w:sz w:val="24"/>
         </w:rPr>
-        <w:hyperlink r:id="rId103" w:history="1">
+        <w:hyperlink r:id="rId102" w:history="1">
           <w:r>
             <w:rPr>
               <w:rStyle w:val="Hyperlink"/>
@@ -13571,7 +13990,7 @@
           <w:color w:val="0000FF"/>
           <w:sz w:val="24"/>
         </w:rPr>
-        <w:hyperlink r:id="rId103" w:history="1">
+        <w:hyperlink r:id="rId102" w:history="1">
           <w:r>
             <w:rPr>
               <w:rStyle w:val="Hyperlink"/>
@@ -13688,7 +14107,7 @@
           <w:color w:val="0000FF"/>
           <w:sz w:val="24"/>
         </w:rPr>
-        <w:hyperlink r:id="rId104" w:history="1">
+        <w:hyperlink r:id="rId103" w:history="1">
           <w:r>
             <w:rPr>
               <w:rStyle w:val="Hyperlink"/>
@@ -13705,7 +14124,7 @@
           <w:color w:val="0000FF"/>
           <w:sz w:val="24"/>
         </w:rPr>
-        <w:hyperlink r:id="rId104" w:history="1">
+        <w:hyperlink r:id="rId103" w:history="1">
           <w:r>
             <w:rPr>
               <w:rStyle w:val="Hyperlink"/>
@@ -13722,7 +14141,7 @@
           <w:color w:val="0000FF"/>
           <w:sz w:val="24"/>
         </w:rPr>
-        <w:hyperlink r:id="rId104" w:history="1">
+        <w:hyperlink r:id="rId103" w:history="1">
           <w:r>
             <w:rPr>
               <w:rStyle w:val="Hyperlink"/>
@@ -13739,7 +14158,7 @@
           <w:color w:val="0000FF"/>
           <w:sz w:val="24"/>
         </w:rPr>
-        <w:hyperlink r:id="rId104" w:history="1">
+        <w:hyperlink r:id="rId103" w:history="1">
           <w:r>
             <w:rPr>
               <w:rStyle w:val="Hyperlink"/>
@@ -13756,7 +14175,7 @@
           <w:color w:val="0000FF"/>
           <w:sz w:val="24"/>
         </w:rPr>
-        <w:hyperlink r:id="rId104" w:history="1">
+        <w:hyperlink r:id="rId103" w:history="1">
           <w:r>
             <w:rPr>
               <w:rStyle w:val="Hyperlink"/>
@@ -13893,7 +14312,7 @@
           <w:sz w:val="24"/>
           <w:u w:val="single"/>
         </w:rPr>
-        <w:hyperlink r:id="rId105" w:history="1">
+        <w:hyperlink r:id="rId104" w:history="1">
           <w:r>
             <w:rPr>
               <w:rStyle w:val="Hyperlink"/>
@@ -13922,7 +14341,7 @@
           <w:sz w:val="24"/>
           <w:u w:val="single"/>
         </w:rPr>
-        <w:hyperlink r:id="rId105" w:history="1">
+        <w:hyperlink r:id="rId104" w:history="1">
           <w:r>
             <w:rPr>
               <w:rStyle w:val="Hyperlink"/>
@@ -14019,7 +14438,7 @@
           <w:color w:val="0000FF"/>
           <w:sz w:val="24"/>
         </w:rPr>
-        <w:hyperlink r:id="rId106" w:history="1">
+        <w:hyperlink r:id="rId105" w:history="1">
           <w:r>
             <w:rPr>
               <w:rStyle w:val="Hyperlink"/>
@@ -14036,7 +14455,7 @@
           <w:color w:val="0000FF"/>
           <w:sz w:val="24"/>
         </w:rPr>
-        <w:hyperlink r:id="rId106" w:history="1">
+        <w:hyperlink r:id="rId105" w:history="1">
           <w:r>
             <w:rPr>
               <w:rStyle w:val="Hyperlink"/>
@@ -14053,7 +14472,7 @@
           <w:color w:val="0000FF"/>
           <w:sz w:val="24"/>
         </w:rPr>
-        <w:hyperlink r:id="rId106" w:history="1">
+        <w:hyperlink r:id="rId105" w:history="1">
           <w:r>
             <w:rPr>
               <w:rStyle w:val="Hyperlink"/>
@@ -14070,7 +14489,7 @@
           <w:color w:val="0000FF"/>
           <w:sz w:val="24"/>
         </w:rPr>
-        <w:hyperlink r:id="rId106" w:history="1">
+        <w:hyperlink r:id="rId105" w:history="1">
           <w:r>
             <w:rPr>
               <w:rStyle w:val="Hyperlink"/>
@@ -14087,7 +14506,7 @@
           <w:color w:val="0000FF"/>
           <w:sz w:val="24"/>
         </w:rPr>
-        <w:hyperlink r:id="rId106" w:history="1">
+        <w:hyperlink r:id="rId105" w:history="1">
           <w:r>
             <w:rPr>
               <w:rStyle w:val="Hyperlink"/>
@@ -14104,7 +14523,7 @@
           <w:color w:val="0000FF"/>
           <w:sz w:val="24"/>
         </w:rPr>
-        <w:hyperlink r:id="rId106" w:history="1">
+        <w:hyperlink r:id="rId105" w:history="1">
           <w:r>
             <w:rPr>
               <w:rStyle w:val="Hyperlink"/>
@@ -14121,7 +14540,7 @@
           <w:color w:val="0000FF"/>
           <w:sz w:val="24"/>
         </w:rPr>
-        <w:hyperlink r:id="rId106" w:history="1">
+        <w:hyperlink r:id="rId105" w:history="1">
           <w:r>
             <w:rPr>
               <w:rStyle w:val="Hyperlink"/>
@@ -14139,7 +14558,7 @@
           <w:sz w:val="24"/>
           <w:u w:val="single"/>
         </w:rPr>
-        <w:hyperlink r:id="rId106" w:history="1">
+        <w:hyperlink r:id="rId105" w:history="1">
           <w:r>
             <w:rPr>
               <w:rStyle w:val="Hyperlink"/>
@@ -14157,7 +14576,7 @@
           <w:sz w:val="24"/>
           <w:u w:val="single"/>
         </w:rPr>
-        <w:hyperlink r:id="rId106" w:history="1">
+        <w:hyperlink r:id="rId105" w:history="1">
           <w:r>
             <w:rPr>
               <w:rStyle w:val="Hyperlink"/>
@@ -14175,7 +14594,7 @@
           <w:sz w:val="24"/>
           <w:u w:val="single"/>
         </w:rPr>
-        <w:hyperlink r:id="rId106" w:history="1">
+        <w:hyperlink r:id="rId105" w:history="1">
           <w:r>
             <w:rPr>
               <w:rStyle w:val="Hyperlink"/>
@@ -14193,7 +14612,7 @@
           <w:sz w:val="24"/>
           <w:u w:val="single"/>
         </w:rPr>
-        <w:hyperlink r:id="rId106" w:history="1">
+        <w:hyperlink r:id="rId105" w:history="1">
           <w:r>
             <w:rPr>
               <w:rStyle w:val="Hyperlink"/>
@@ -14211,7 +14630,7 @@
           <w:sz w:val="24"/>
           <w:u w:val="single"/>
         </w:rPr>
-        <w:hyperlink r:id="rId106" w:history="1">
+        <w:hyperlink r:id="rId105" w:history="1">
           <w:r>
             <w:rPr>
               <w:rStyle w:val="Hyperlink"/>
@@ -14229,7 +14648,7 @@
           <w:sz w:val="24"/>
           <w:u w:val="single"/>
         </w:rPr>
-        <w:hyperlink r:id="rId106" w:history="1">
+        <w:hyperlink r:id="rId105" w:history="1">
           <w:r>
             <w:rPr>
               <w:rStyle w:val="Hyperlink"/>
@@ -14247,7 +14666,7 @@
           <w:sz w:val="24"/>
           <w:u w:val="single"/>
         </w:rPr>
-        <w:hyperlink r:id="rId106" w:history="1">
+        <w:hyperlink r:id="rId105" w:history="1">
           <w:r>
             <w:rPr>
               <w:rStyle w:val="Hyperlink"/>
@@ -14265,7 +14684,7 @@
           <w:sz w:val="24"/>
           <w:u w:val="single"/>
         </w:rPr>
-        <w:hyperlink r:id="rId106" w:history="1">
+        <w:hyperlink r:id="rId105" w:history="1">
           <w:r>
             <w:rPr>
               <w:rStyle w:val="Hyperlink"/>
@@ -14283,7 +14702,7 @@
           <w:sz w:val="24"/>
           <w:u w:val="single"/>
         </w:rPr>
-        <w:hyperlink r:id="rId106" w:history="1">
+        <w:hyperlink r:id="rId105" w:history="1">
           <w:r>
             <w:rPr>
               <w:rStyle w:val="Hyperlink"/>
@@ -14299,8 +14718,9 @@
           <w:i w:val="0"/>
           <w:color w:val="0000FF"/>
           <w:sz w:val="24"/>
-        </w:rPr>
-        <w:hyperlink r:id="rId106" w:history="1">
+          <w:u w:val="single"/>
+        </w:rPr>
+        <w:hyperlink r:id="rId105" w:history="1">
           <w:r>
             <w:rPr>
               <w:rStyle w:val="Hyperlink"/>

--- a/EXPORTS/DOCX/published/niveau2/Dutch/Suriname.docx
+++ b/EXPORTS/DOCX/published/niveau2/Dutch/Suriname.docx
@@ -1253,7 +1253,14 @@
           <w:color w:val="000000"/>
           <w:sz w:val="24"/>
         </w:rPr>
-        <w:t xml:space="preserve">eidende </w:t>
+        <w:hyperlink r:id="rId12" w:history="1">
+          <w:r>
+            <w:rPr>
+              <w:rStyle w:val="Hyperlink"/>
+            </w:rPr>
+            <w:t xml:space="preserve">eidende </w:t>
+          </w:r>
+        </w:hyperlink>
       </w:r>
       <w:r>
         <w:rPr>
@@ -1799,6 +1806,7 @@
           <w:i w:val="0"/>
           <w:color w:val="0000FF"/>
           <w:sz w:val="24"/>
+          <w:u w:val="single"/>
         </w:rPr>
         <w:t>G</w:t>
       </w:r>
@@ -1856,6 +1864,7 @@
           <w:i w:val="0"/>
           <w:color w:val="0000FF"/>
           <w:sz w:val="24"/>
+          <w:u w:val="single"/>
         </w:rPr>
         <w:hyperlink r:id="rId17" w:history="1">
           <w:r>
@@ -1886,13 +1895,21 @@
       </w:r>
       <w:r>
         <w:rPr>
-          <w:rFonts w:ascii="Charis SIL Regular" w:hAnsi="Charis SIL Regular" w:eastAsia="Charis SIL Regular"/>
-          <w:b w:val="0"/>
-          <w:i w:val="0"/>
-          <w:color w:val="000000"/>
-          <w:sz w:val="24"/>
-        </w:rPr>
-        <w:t xml:space="preserve"> en ver</w:t>
+          <w:u w:val="single" w:color="0000ff"/>
+          <w:rFonts w:ascii="Charis SIL Regular" w:hAnsi="Charis SIL Regular" w:eastAsia="Charis SIL Regular"/>
+          <w:b w:val="0"/>
+          <w:i w:val="0"/>
+          <w:color w:val="000000"/>
+          <w:sz w:val="24"/>
+        </w:rPr>
+        <w:hyperlink r:id="rId16" w:history="1">
+          <w:r>
+            <w:rPr>
+              <w:rStyle w:val="Hyperlink"/>
+            </w:rPr>
+            <w:t xml:space="preserve"> en ver</w:t>
+          </w:r>
+        </w:hyperlink>
       </w:r>
       <w:r>
         <w:rPr>
@@ -2538,7 +2555,7 @@
           <w:sz w:val="24"/>
           <w:u w:val="single"/>
         </w:rPr>
-        <w:hyperlink r:id="rId21" w:history="1">
+        <w:hyperlink r:id="rId22" w:history="1">
           <w:r>
             <w:rPr>
               <w:rStyle w:val="Hyperlink"/>
@@ -2556,7 +2573,7 @@
           <w:sz w:val="24"/>
           <w:u w:val="single"/>
         </w:rPr>
-        <w:hyperlink r:id="rId21" w:history="1">
+        <w:hyperlink r:id="rId22" w:history="1">
           <w:r>
             <w:rPr>
               <w:rStyle w:val="Hyperlink"/>
@@ -2574,7 +2591,7 @@
           <w:sz w:val="24"/>
           <w:u w:val="single"/>
         </w:rPr>
-        <w:hyperlink r:id="rId21" w:history="1">
+        <w:hyperlink r:id="rId22" w:history="1">
           <w:r>
             <w:rPr>
               <w:rStyle w:val="Hyperlink"/>
@@ -2823,9 +2840,36 @@
             <w:rPr>
               <w:rStyle w:val="Hyperlink"/>
             </w:rPr>
-            <w:t>film</w:t>
-          </w:r>
-        </w:hyperlink>
+            <w:t>fil</w:t>
+          </w:r>
+        </w:hyperlink>
+      </w:r>
+      <w:r>
+        <w:rPr>
+          <w:rFonts w:ascii="Charis SIL Regular" w:hAnsi="Charis SIL Regular" w:eastAsia="Charis SIL Regular"/>
+          <w:b w:val="0"/>
+          <w:i w:val="0"/>
+          <w:color w:val="0000FF"/>
+          <w:sz w:val="24"/>
+        </w:rPr>
+        <w:hyperlink r:id="rId24" w:history="1">
+          <w:r>
+            <w:rPr>
+              <w:rStyle w:val="Hyperlink"/>
+            </w:rPr>
+            <w:t>m</w:t>
+          </w:r>
+        </w:hyperlink>
+      </w:r>
+      <w:r>
+        <w:rPr>
+          <w:rFonts w:ascii="Charis SIL Regular" w:hAnsi="Charis SIL Regular" w:eastAsia="Charis SIL Regular"/>
+          <w:b w:val="0"/>
+          <w:i w:val="0"/>
+          <w:color w:val="0000FF"/>
+          <w:sz w:val="24"/>
+        </w:rPr>
+        <w:t>s</w:t>
       </w:r>
       <w:r>
         <w:rPr>
@@ -2836,7 +2880,7 @@
           <w:sz w:val="24"/>
           <w:u w:val="single"/>
         </w:rPr>
-        <w:t>s</w:t>
+        <w:t xml:space="preserve"> </w:t>
       </w:r>
       <w:r>
         <w:rPr>
@@ -2847,6 +2891,24 @@
           <w:sz w:val="24"/>
           <w:u w:val="single"/>
         </w:rPr>
+        <w:hyperlink r:id="rId24" w:history="1">
+          <w:r>
+            <w:rPr>
+              <w:rStyle w:val="Hyperlink"/>
+            </w:rPr>
+            <w:t>en</w:t>
+          </w:r>
+        </w:hyperlink>
+      </w:r>
+      <w:r>
+        <w:rPr>
+          <w:rFonts w:ascii="Charis SIL Regular" w:hAnsi="Charis SIL Regular" w:eastAsia="Charis SIL Regular"/>
+          <w:b w:val="0"/>
+          <w:i w:val="0"/>
+          <w:color w:val="0000FF"/>
+          <w:sz w:val="24"/>
+          <w:u w:val="single"/>
+        </w:rPr>
         <w:t xml:space="preserve"> </w:t>
       </w:r>
       <w:r>
@@ -2863,9 +2925,19 @@
             <w:rPr>
               <w:rStyle w:val="Hyperlink"/>
             </w:rPr>
-            <w:t>en</w:t>
-          </w:r>
-        </w:hyperlink>
+            <w:t>geluidsbanden</w:t>
+          </w:r>
+        </w:hyperlink>
+      </w:r>
+      <w:r>
+        <w:rPr>
+          <w:rFonts w:ascii="Charis SIL Regular" w:hAnsi="Charis SIL Regular" w:eastAsia="Charis SIL Regular"/>
+          <w:b w:val="0"/>
+          <w:i w:val="0"/>
+          <w:color w:val="000000"/>
+          <w:sz w:val="24"/>
+        </w:rPr>
+        <w:t xml:space="preserve"> en </w:t>
       </w:r>
       <w:r>
         <w:rPr>
@@ -2876,6 +2948,24 @@
           <w:sz w:val="24"/>
           <w:u w:val="single"/>
         </w:rPr>
+        <w:hyperlink r:id="rId25" w:history="1">
+          <w:r>
+            <w:rPr>
+              <w:rStyle w:val="Hyperlink"/>
+            </w:rPr>
+            <w:t>prenten,</w:t>
+          </w:r>
+        </w:hyperlink>
+      </w:r>
+      <w:r>
+        <w:rPr>
+          <w:rFonts w:ascii="Charis SIL Regular" w:hAnsi="Charis SIL Regular" w:eastAsia="Charis SIL Regular"/>
+          <w:b w:val="0"/>
+          <w:i w:val="0"/>
+          <w:color w:val="0000FF"/>
+          <w:sz w:val="24"/>
+          <w:u w:val="single"/>
+        </w:rPr>
         <w:t xml:space="preserve"> </w:t>
       </w:r>
       <w:r>
@@ -2887,34 +2977,14 @@
           <w:sz w:val="24"/>
           <w:u w:val="single"/>
         </w:rPr>
-        <w:hyperlink r:id="rId24" w:history="1">
-          <w:r>
-            <w:rPr>
-              <w:rStyle w:val="Hyperlink"/>
-            </w:rPr>
-            <w:t>geluidsbande</w:t>
-          </w:r>
-        </w:hyperlink>
-      </w:r>
-      <w:r>
-        <w:rPr>
-          <w:rFonts w:ascii="Charis SIL Regular" w:hAnsi="Charis SIL Regular" w:eastAsia="Charis SIL Regular"/>
-          <w:b w:val="0"/>
-          <w:i w:val="0"/>
-          <w:color w:val="0000FF"/>
-          <w:sz w:val="24"/>
-        </w:rPr>
-        <w:t>n</w:t>
-      </w:r>
-      <w:r>
-        <w:rPr>
-          <w:rFonts w:ascii="Charis SIL Regular" w:hAnsi="Charis SIL Regular" w:eastAsia="Charis SIL Regular"/>
-          <w:b w:val="0"/>
-          <w:i w:val="0"/>
-          <w:color w:val="000000"/>
-          <w:sz w:val="24"/>
-        </w:rPr>
-        <w:t xml:space="preserve"> en </w:t>
+        <w:hyperlink r:id="rId25" w:history="1">
+          <w:r>
+            <w:rPr>
+              <w:rStyle w:val="Hyperlink"/>
+            </w:rPr>
+            <w:t>tekeningen,</w:t>
+          </w:r>
+        </w:hyperlink>
       </w:r>
       <w:r>
         <w:rPr>
@@ -2925,12 +2995,23 @@
           <w:sz w:val="24"/>
           <w:u w:val="single"/>
         </w:rPr>
+        <w:t xml:space="preserve"> </w:t>
+      </w:r>
+      <w:r>
+        <w:rPr>
+          <w:rFonts w:ascii="Charis SIL Regular" w:hAnsi="Charis SIL Regular" w:eastAsia="Charis SIL Regular"/>
+          <w:b w:val="0"/>
+          <w:i w:val="0"/>
+          <w:color w:val="0000FF"/>
+          <w:sz w:val="24"/>
+          <w:u w:val="single"/>
+        </w:rPr>
         <w:hyperlink r:id="rId25" w:history="1">
           <w:r>
             <w:rPr>
               <w:rStyle w:val="Hyperlink"/>
             </w:rPr>
-            <w:t>prenten,</w:t>
+            <w:t>kaarten</w:t>
           </w:r>
         </w:hyperlink>
       </w:r>
@@ -2959,7 +3040,7 @@
             <w:rPr>
               <w:rStyle w:val="Hyperlink"/>
             </w:rPr>
-            <w:t>tekeningen,</w:t>
+            <w:t xml:space="preserve">en </w:t>
           </w:r>
         </w:hyperlink>
       </w:r>
@@ -2972,69 +3053,11 @@
           <w:sz w:val="24"/>
           <w:u w:val="single"/>
         </w:rPr>
-        <w:t xml:space="preserve"> </w:t>
-      </w:r>
-      <w:r>
-        <w:rPr>
-          <w:rFonts w:ascii="Charis SIL Regular" w:hAnsi="Charis SIL Regular" w:eastAsia="Charis SIL Regular"/>
-          <w:b w:val="0"/>
-          <w:i w:val="0"/>
-          <w:color w:val="0000FF"/>
-          <w:sz w:val="24"/>
-          <w:u w:val="single"/>
-        </w:rPr>
         <w:hyperlink r:id="rId25" w:history="1">
           <w:r>
             <w:rPr>
               <w:rStyle w:val="Hyperlink"/>
             </w:rPr>
-            <w:t>kaarten</w:t>
-          </w:r>
-        </w:hyperlink>
-      </w:r>
-      <w:r>
-        <w:rPr>
-          <w:rFonts w:ascii="Charis SIL Regular" w:hAnsi="Charis SIL Regular" w:eastAsia="Charis SIL Regular"/>
-          <w:b w:val="0"/>
-          <w:i w:val="0"/>
-          <w:color w:val="0000FF"/>
-          <w:sz w:val="24"/>
-          <w:u w:val="single"/>
-        </w:rPr>
-        <w:t xml:space="preserve"> </w:t>
-      </w:r>
-      <w:r>
-        <w:rPr>
-          <w:rFonts w:ascii="Charis SIL Regular" w:hAnsi="Charis SIL Regular" w:eastAsia="Charis SIL Regular"/>
-          <w:b w:val="0"/>
-          <w:i w:val="0"/>
-          <w:color w:val="0000FF"/>
-          <w:sz w:val="24"/>
-          <w:u w:val="single"/>
-        </w:rPr>
-        <w:hyperlink r:id="rId25" w:history="1">
-          <w:r>
-            <w:rPr>
-              <w:rStyle w:val="Hyperlink"/>
-            </w:rPr>
-            <w:t xml:space="preserve">en </w:t>
-          </w:r>
-        </w:hyperlink>
-      </w:r>
-      <w:r>
-        <w:rPr>
-          <w:rFonts w:ascii="Charis SIL Regular" w:hAnsi="Charis SIL Regular" w:eastAsia="Charis SIL Regular"/>
-          <w:b w:val="0"/>
-          <w:i w:val="0"/>
-          <w:color w:val="0000FF"/>
-          <w:sz w:val="24"/>
-          <w:u w:val="single"/>
-        </w:rPr>
-        <w:hyperlink r:id="rId25" w:history="1">
-          <w:r>
-            <w:rPr>
-              <w:rStyle w:val="Hyperlink"/>
-            </w:rPr>
             <w:t>foto's</w:t>
           </w:r>
         </w:hyperlink>
@@ -3047,43 +3070,7 @@
           <w:color w:val="000000"/>
           <w:sz w:val="24"/>
         </w:rPr>
-        <w:t xml:space="preserve"> van het Zeister Zendingsg</w:t>
-      </w:r>
-      <w:r>
-        <w:rPr>
-          <w:u w:val="single" w:color="0000ff"/>
-          <w:rFonts w:ascii="Charis SIL Regular" w:hAnsi="Charis SIL Regular" w:eastAsia="Charis SIL Regular"/>
-          <w:b w:val="0"/>
-          <w:i w:val="0"/>
-          <w:color w:val="000000"/>
-          <w:sz w:val="24"/>
-        </w:rPr>
-        <w:hyperlink r:id="rId24" w:history="1">
-          <w:r>
-            <w:rPr>
-              <w:rStyle w:val="Hyperlink"/>
-            </w:rPr>
-            <w:t>enoot</w:t>
-          </w:r>
-        </w:hyperlink>
-      </w:r>
-      <w:r>
-        <w:rPr>
-          <w:u w:val="single" w:color="0000ff"/>
-          <w:rFonts w:ascii="Charis SIL Regular" w:hAnsi="Charis SIL Regular" w:eastAsia="Charis SIL Regular"/>
-          <w:b w:val="0"/>
-          <w:i w:val="0"/>
-          <w:color w:val="000000"/>
-          <w:sz w:val="24"/>
-        </w:rPr>
-        <w:hyperlink r:id="rId24" w:history="1">
-          <w:r>
-            <w:rPr>
-              <w:rStyle w:val="Hyperlink"/>
-            </w:rPr>
-            <w:t>sch</w:t>
-          </w:r>
-        </w:hyperlink>
+        <w:t xml:space="preserve"> van het Zeister Zendingsgenootsch</w:t>
       </w:r>
       <w:r>
         <w:rPr>
@@ -3313,6 +3300,215 @@
       </w:r>
       <w:r>
         <w:rPr>
+          <w:rFonts w:ascii="Charis SIL Regular" w:hAnsi="Charis SIL Regular" w:eastAsia="Charis SIL Regular"/>
+          <w:b w:val="0"/>
+          <w:i w:val="0"/>
+          <w:color w:val="000000"/>
+          <w:sz w:val="24"/>
+        </w:rPr>
+        <w:t xml:space="preserve">administrateur der financiën </w:t>
+      </w:r>
+      <w:r>
+        <w:rPr>
+          <w:rFonts w:ascii="Charis SIL Regular" w:hAnsi="Charis SIL Regular" w:eastAsia="Charis SIL Regular"/>
+          <w:b w:val="0"/>
+          <w:i w:val="0"/>
+          <w:color w:val="0000FF"/>
+          <w:sz w:val="24"/>
+          <w:u w:val="single"/>
+        </w:rPr>
+        <w:hyperlink r:id="rId29" w:history="1">
+          <w:r>
+            <w:rPr>
+              <w:rStyle w:val="Hyperlink"/>
+            </w:rPr>
+            <w:t>Assueer</w:t>
+          </w:r>
+        </w:hyperlink>
+      </w:r>
+      <w:r>
+        <w:rPr>
+          <w:rFonts w:ascii="Charis SIL Regular" w:hAnsi="Charis SIL Regular" w:eastAsia="Charis SIL Regular"/>
+          <w:b w:val="0"/>
+          <w:i w:val="0"/>
+          <w:color w:val="0000FF"/>
+          <w:sz w:val="24"/>
+          <w:u w:val="single"/>
+        </w:rPr>
+        <w:t xml:space="preserve"> </w:t>
+      </w:r>
+      <w:r>
+        <w:rPr>
+          <w:rFonts w:ascii="Charis SIL Regular" w:hAnsi="Charis SIL Regular" w:eastAsia="Charis SIL Regular"/>
+          <w:b w:val="0"/>
+          <w:i w:val="0"/>
+          <w:color w:val="0000FF"/>
+          <w:sz w:val="24"/>
+          <w:u w:val="single"/>
+        </w:rPr>
+        <w:hyperlink r:id="rId29" w:history="1">
+          <w:r>
+            <w:rPr>
+              <w:rStyle w:val="Hyperlink"/>
+            </w:rPr>
+            <w:t>Jacob</w:t>
+          </w:r>
+        </w:hyperlink>
+      </w:r>
+      <w:r>
+        <w:rPr>
+          <w:rFonts w:ascii="Charis SIL Regular" w:hAnsi="Charis SIL Regular" w:eastAsia="Charis SIL Regular"/>
+          <w:b w:val="0"/>
+          <w:i w:val="0"/>
+          <w:color w:val="0000FF"/>
+          <w:sz w:val="24"/>
+          <w:u w:val="single"/>
+        </w:rPr>
+        <w:t xml:space="preserve"> </w:t>
+      </w:r>
+      <w:r>
+        <w:rPr>
+          <w:rFonts w:ascii="Charis SIL Regular" w:hAnsi="Charis SIL Regular" w:eastAsia="Charis SIL Regular"/>
+          <w:b w:val="0"/>
+          <w:i w:val="0"/>
+          <w:color w:val="0000FF"/>
+          <w:sz w:val="24"/>
+          <w:u w:val="single"/>
+        </w:rPr>
+        <w:hyperlink r:id="rId29" w:history="1">
+          <w:r>
+            <w:rPr>
+              <w:rStyle w:val="Hyperlink"/>
+            </w:rPr>
+            <w:t>Schimmelpen</w:t>
+          </w:r>
+        </w:hyperlink>
+      </w:r>
+      <w:r>
+        <w:rPr>
+          <w:rFonts w:ascii="Charis SIL Regular" w:hAnsi="Charis SIL Regular" w:eastAsia="Charis SIL Regular"/>
+          <w:b w:val="0"/>
+          <w:i w:val="0"/>
+          <w:color w:val="0000FF"/>
+          <w:sz w:val="24"/>
+          <w:u w:val="single"/>
+        </w:rPr>
+        <w:hyperlink r:id="rId28" w:history="1">
+          <w:r>
+            <w:rPr>
+              <w:rStyle w:val="Hyperlink"/>
+            </w:rPr>
+            <w:t>ninck</w:t>
+          </w:r>
+        </w:hyperlink>
+      </w:r>
+      <w:r>
+        <w:rPr>
+          <w:rFonts w:ascii="Charis SIL Regular" w:hAnsi="Charis SIL Regular" w:eastAsia="Charis SIL Regular"/>
+          <w:b w:val="0"/>
+          <w:i w:val="0"/>
+          <w:color w:val="0000FF"/>
+          <w:sz w:val="24"/>
+          <w:u w:val="single"/>
+        </w:rPr>
+        <w:t xml:space="preserve"> </w:t>
+      </w:r>
+      <w:r>
+        <w:rPr>
+          <w:rFonts w:ascii="Charis SIL Regular" w:hAnsi="Charis SIL Regular" w:eastAsia="Charis SIL Regular"/>
+          <w:b w:val="0"/>
+          <w:i w:val="0"/>
+          <w:color w:val="0000FF"/>
+          <w:sz w:val="24"/>
+          <w:u w:val="single"/>
+        </w:rPr>
+        <w:hyperlink r:id="rId29" w:history="1">
+          <w:r>
+            <w:rPr>
+              <w:rStyle w:val="Hyperlink"/>
+            </w:rPr>
+            <w:t>va</w:t>
+          </w:r>
+        </w:hyperlink>
+      </w:r>
+      <w:r>
+        <w:rPr>
+          <w:rFonts w:ascii="Charis SIL Regular" w:hAnsi="Charis SIL Regular" w:eastAsia="Charis SIL Regular"/>
+          <w:b w:val="0"/>
+          <w:i w:val="0"/>
+          <w:color w:val="0000FF"/>
+          <w:sz w:val="24"/>
+          <w:u w:val="single"/>
+        </w:rPr>
+        <w:hyperlink r:id="rId29" w:history="1">
+          <w:r>
+            <w:rPr>
+              <w:rStyle w:val="Hyperlink"/>
+            </w:rPr>
+            <w:t>n</w:t>
+          </w:r>
+        </w:hyperlink>
+      </w:r>
+      <w:r>
+        <w:rPr>
+          <w:rFonts w:ascii="Charis SIL Regular" w:hAnsi="Charis SIL Regular" w:eastAsia="Charis SIL Regular"/>
+          <w:b w:val="0"/>
+          <w:i w:val="0"/>
+          <w:color w:val="0000FF"/>
+          <w:sz w:val="24"/>
+          <w:u w:val="single"/>
+        </w:rPr>
+        <w:t xml:space="preserve"> </w:t>
+      </w:r>
+      <w:r>
+        <w:rPr>
+          <w:rFonts w:ascii="Charis SIL Regular" w:hAnsi="Charis SIL Regular" w:eastAsia="Charis SIL Regular"/>
+          <w:b w:val="0"/>
+          <w:i w:val="0"/>
+          <w:color w:val="0000FF"/>
+          <w:sz w:val="24"/>
+          <w:u w:val="single"/>
+        </w:rPr>
+        <w:hyperlink r:id="rId28" w:history="1">
+          <w:r>
+            <w:rPr>
+              <w:rStyle w:val="Hyperlink"/>
+            </w:rPr>
+            <w:t>der</w:t>
+          </w:r>
+        </w:hyperlink>
+      </w:r>
+      <w:r>
+        <w:rPr>
+          <w:rFonts w:ascii="Charis SIL Regular" w:hAnsi="Charis SIL Regular" w:eastAsia="Charis SIL Regular"/>
+          <w:b w:val="0"/>
+          <w:i w:val="0"/>
+          <w:color w:val="0000FF"/>
+          <w:sz w:val="24"/>
+          <w:u w:val="single"/>
+        </w:rPr>
+        <w:t xml:space="preserve"> </w:t>
+      </w:r>
+      <w:r>
+        <w:rPr>
+          <w:rFonts w:ascii="Charis SIL Regular" w:hAnsi="Charis SIL Regular" w:eastAsia="Charis SIL Regular"/>
+          <w:b w:val="0"/>
+          <w:i w:val="0"/>
+          <w:color w:val="0000FF"/>
+          <w:sz w:val="24"/>
+          <w:u w:val="single"/>
+        </w:rPr>
+        <w:hyperlink r:id="rId28" w:history="1">
+          <w:r>
+            <w:rPr>
+              <w:rStyle w:val="Hyperlink"/>
+            </w:rPr>
+            <w:t>Oye</w:t>
+          </w:r>
+        </w:hyperlink>
+      </w:r>
+      <w:r>
+        <w:rPr>
           <w:u w:val="single" w:color="0000ff"/>
           <w:rFonts w:ascii="Charis SIL Regular" w:hAnsi="Charis SIL Regular" w:eastAsia="Charis SIL Regular"/>
           <w:b w:val="0"/>
@@ -3320,24 +3516,264 @@
           <w:color w:val="000000"/>
           <w:sz w:val="24"/>
         </w:rPr>
-        <w:hyperlink r:id="rId27" w:history="1">
-          <w:r>
-            <w:rPr>
-              <w:rStyle w:val="Hyperlink"/>
-            </w:rPr>
-            <w:t>administ</w:t>
-          </w:r>
-        </w:hyperlink>
-      </w:r>
-      <w:r>
-        <w:rPr>
-          <w:rFonts w:ascii="Charis SIL Regular" w:hAnsi="Charis SIL Regular" w:eastAsia="Charis SIL Regular"/>
-          <w:b w:val="0"/>
-          <w:i w:val="0"/>
-          <w:color w:val="000000"/>
-          <w:sz w:val="24"/>
-        </w:rPr>
-        <w:t xml:space="preserve">rateur der financiën </w:t>
+        <w:hyperlink r:id="rId28" w:history="1">
+          <w:r>
+            <w:rPr>
+              <w:rStyle w:val="Hyperlink"/>
+            </w:rPr>
+            <w:t>.</w:t>
+          </w:r>
+        </w:hyperlink>
+      </w:r>
+      <w:r>
+        <w:rPr>
+          <w:u w:val="single" w:color="0000ff"/>
+          <w:rFonts w:ascii="Charis SIL Regular" w:hAnsi="Charis SIL Regular" w:eastAsia="Charis SIL Regular"/>
+          <w:b w:val="0"/>
+          <w:i w:val="0"/>
+          <w:color w:val="000000"/>
+          <w:sz w:val="24"/>
+        </w:rPr>
+        <w:hyperlink r:id="rId28" w:history="1">
+          <w:r>
+            <w:rPr>
+              <w:rStyle w:val="Hyperlink"/>
+            </w:rPr>
+            <w:t xml:space="preserve"> De</w:t>
+          </w:r>
+        </w:hyperlink>
+      </w:r>
+      <w:r>
+        <w:rPr>
+          <w:u w:val="single" w:color="0000ff"/>
+          <w:rFonts w:ascii="Charis SIL Regular" w:hAnsi="Charis SIL Regular" w:eastAsia="Charis SIL Regular"/>
+          <w:b w:val="0"/>
+          <w:i w:val="0"/>
+          <w:color w:val="000000"/>
+          <w:sz w:val="24"/>
+        </w:rPr>
+        <w:hyperlink r:id="rId28" w:history="1">
+          <w:r>
+            <w:rPr>
+              <w:rStyle w:val="Hyperlink"/>
+            </w:rPr>
+            <w:t>z</w:t>
+          </w:r>
+        </w:hyperlink>
+      </w:r>
+      <w:r>
+        <w:rPr>
+          <w:u w:val="single" w:color="0000ff"/>
+          <w:rFonts w:ascii="Charis SIL Regular" w:hAnsi="Charis SIL Regular" w:eastAsia="Charis SIL Regular"/>
+          <w:b w:val="0"/>
+          <w:i w:val="0"/>
+          <w:color w:val="000000"/>
+          <w:sz w:val="24"/>
+        </w:rPr>
+        <w:hyperlink r:id="rId28" w:history="1">
+          <w:r>
+            <w:rPr>
+              <w:rStyle w:val="Hyperlink"/>
+            </w:rPr>
+            <w:t xml:space="preserve">e werden </w:t>
+          </w:r>
+        </w:hyperlink>
+      </w:r>
+      <w:r>
+        <w:rPr>
+          <w:rFonts w:ascii="Charis SIL Regular" w:hAnsi="Charis SIL Regular" w:eastAsia="Charis SIL Regular"/>
+          <w:b w:val="0"/>
+          <w:i w:val="0"/>
+          <w:color w:val="000000"/>
+          <w:sz w:val="24"/>
+        </w:rPr>
+        <w:t xml:space="preserve">in </w:t>
+      </w:r>
+      <w:r>
+        <w:rPr>
+          <w:rFonts w:ascii="Charis SIL Regular" w:hAnsi="Charis SIL Regular" w:eastAsia="Charis SIL Regular"/>
+          <w:b w:val="0"/>
+          <w:i w:val="0"/>
+          <w:color w:val="000000"/>
+          <w:sz w:val="24"/>
+        </w:rPr>
+        <w:t>respectievelijk 1883 en 1895</w:t>
+      </w:r>
+      <w:r>
+        <w:rPr>
+          <w:u w:val="single" w:color="0000ff"/>
+          <w:rFonts w:ascii="Charis SIL Regular" w:hAnsi="Charis SIL Regular" w:eastAsia="Charis SIL Regular"/>
+          <w:b w:val="0"/>
+          <w:i w:val="0"/>
+          <w:color w:val="000000"/>
+          <w:sz w:val="24"/>
+        </w:rPr>
+        <w:t xml:space="preserve"> </w:t>
+      </w:r>
+      <w:r>
+        <w:rPr>
+          <w:u w:val="single" w:color="0000ff"/>
+          <w:rFonts w:ascii="Charis SIL Regular" w:hAnsi="Charis SIL Regular" w:eastAsia="Charis SIL Regular"/>
+          <w:b w:val="0"/>
+          <w:i w:val="0"/>
+          <w:color w:val="000000"/>
+          <w:sz w:val="24"/>
+        </w:rPr>
+        <w:hyperlink r:id="rId29" w:history="1">
+          <w:r>
+            <w:rPr>
+              <w:rStyle w:val="Hyperlink"/>
+            </w:rPr>
+            <w:t>geschon</w:t>
+          </w:r>
+        </w:hyperlink>
+      </w:r>
+      <w:r>
+        <w:rPr>
+          <w:u w:val="single" w:color="0000ff"/>
+          <w:rFonts w:ascii="Charis SIL Regular" w:hAnsi="Charis SIL Regular" w:eastAsia="Charis SIL Regular"/>
+          <w:b w:val="0"/>
+          <w:i w:val="0"/>
+          <w:color w:val="000000"/>
+          <w:sz w:val="24"/>
+        </w:rPr>
+        <w:hyperlink r:id="rId29" w:history="1">
+          <w:r>
+            <w:rPr>
+              <w:rStyle w:val="Hyperlink"/>
+            </w:rPr>
+            <w:t>ken a</w:t>
+          </w:r>
+        </w:hyperlink>
+      </w:r>
+      <w:r>
+        <w:rPr>
+          <w:u w:val="single" w:color="0000ff"/>
+          <w:rFonts w:ascii="Charis SIL Regular" w:hAnsi="Charis SIL Regular" w:eastAsia="Charis SIL Regular"/>
+          <w:b w:val="0"/>
+          <w:i w:val="0"/>
+          <w:color w:val="000000"/>
+          <w:sz w:val="24"/>
+        </w:rPr>
+        <w:hyperlink r:id="rId29" w:history="1">
+          <w:r>
+            <w:rPr>
+              <w:rStyle w:val="Hyperlink"/>
+            </w:rPr>
+            <w:t>a</w:t>
+          </w:r>
+        </w:hyperlink>
+      </w:r>
+      <w:r>
+        <w:rPr>
+          <w:u w:val="single" w:color="0000ff"/>
+          <w:rFonts w:ascii="Charis SIL Regular" w:hAnsi="Charis SIL Regular" w:eastAsia="Charis SIL Regular"/>
+          <w:b w:val="0"/>
+          <w:i w:val="0"/>
+          <w:color w:val="000000"/>
+          <w:sz w:val="24"/>
+        </w:rPr>
+        <w:hyperlink r:id="rId29" w:history="1">
+          <w:r>
+            <w:rPr>
+              <w:rStyle w:val="Hyperlink"/>
+            </w:rPr>
+            <w:t>n het Rijks Ethnogr</w:t>
+          </w:r>
+        </w:hyperlink>
+      </w:r>
+      <w:r>
+        <w:rPr>
+          <w:u w:val="single" w:color="0000ff"/>
+          <w:rFonts w:ascii="Charis SIL Regular" w:hAnsi="Charis SIL Regular" w:eastAsia="Charis SIL Regular"/>
+          <w:b w:val="0"/>
+          <w:i w:val="0"/>
+          <w:color w:val="000000"/>
+          <w:sz w:val="24"/>
+        </w:rPr>
+        <w:hyperlink r:id="rId29" w:history="1">
+          <w:r>
+            <w:rPr>
+              <w:rStyle w:val="Hyperlink"/>
+            </w:rPr>
+            <w:t>aph</w:t>
+          </w:r>
+        </w:hyperlink>
+      </w:r>
+      <w:r>
+        <w:rPr>
+          <w:u w:val="single" w:color="0000ff"/>
+          <w:rFonts w:ascii="Charis SIL Regular" w:hAnsi="Charis SIL Regular" w:eastAsia="Charis SIL Regular"/>
+          <w:b w:val="0"/>
+          <w:i w:val="0"/>
+          <w:color w:val="000000"/>
+          <w:sz w:val="24"/>
+        </w:rPr>
+        <w:hyperlink r:id="rId29" w:history="1">
+          <w:r>
+            <w:rPr>
+              <w:rStyle w:val="Hyperlink"/>
+            </w:rPr>
+            <w:t>i</w:t>
+          </w:r>
+        </w:hyperlink>
+      </w:r>
+      <w:r>
+        <w:rPr>
+          <w:u w:val="single" w:color="0000ff"/>
+          <w:rFonts w:ascii="Charis SIL Regular" w:hAnsi="Charis SIL Regular" w:eastAsia="Charis SIL Regular"/>
+          <w:b w:val="0"/>
+          <w:i w:val="0"/>
+          <w:color w:val="000000"/>
+          <w:sz w:val="24"/>
+        </w:rPr>
+        <w:hyperlink r:id="rId29" w:history="1">
+          <w:r>
+            <w:rPr>
+              <w:rStyle w:val="Hyperlink"/>
+            </w:rPr>
+            <w:t>sch</w:t>
+          </w:r>
+        </w:hyperlink>
+      </w:r>
+      <w:r>
+        <w:rPr>
+          <w:u w:val="single" w:color="0000ff"/>
+          <w:rFonts w:ascii="Charis SIL Regular" w:hAnsi="Charis SIL Regular" w:eastAsia="Charis SIL Regular"/>
+          <w:b w:val="0"/>
+          <w:i w:val="0"/>
+          <w:color w:val="000000"/>
+          <w:sz w:val="24"/>
+        </w:rPr>
+        <w:t xml:space="preserve"> </w:t>
+      </w:r>
+      <w:r>
+        <w:rPr>
+          <w:u w:val="single" w:color="0000ff"/>
+          <w:rFonts w:ascii="Charis SIL Regular" w:hAnsi="Charis SIL Regular" w:eastAsia="Charis SIL Regular"/>
+          <w:b w:val="0"/>
+          <w:i w:val="0"/>
+          <w:color w:val="000000"/>
+          <w:sz w:val="24"/>
+        </w:rPr>
+        <w:hyperlink r:id="rId29" w:history="1">
+          <w:r>
+            <w:rPr>
+              <w:rStyle w:val="Hyperlink"/>
+            </w:rPr>
+            <w:t>Mus</w:t>
+          </w:r>
+        </w:hyperlink>
+      </w:r>
+      <w:r>
+        <w:rPr>
+          <w:rFonts w:ascii="Charis SIL Regular" w:hAnsi="Charis SIL Regular" w:eastAsia="Charis SIL Regular"/>
+          <w:b w:val="0"/>
+          <w:i w:val="0"/>
+          <w:color w:val="000000"/>
+          <w:sz w:val="24"/>
+        </w:rPr>
+        <w:t xml:space="preserve">eum, het huidige </w:t>
       </w:r>
       <w:r>
         <w:rPr>
@@ -3348,12 +3784,12 @@
           <w:sz w:val="24"/>
           <w:u w:val="single"/>
         </w:rPr>
-        <w:hyperlink r:id="rId29" w:history="1">
-          <w:r>
-            <w:rPr>
-              <w:rStyle w:val="Hyperlink"/>
-            </w:rPr>
-            <w:t>Assueer</w:t>
+        <w:hyperlink r:id="rId30" w:history="1">
+          <w:r>
+            <w:rPr>
+              <w:rStyle w:val="Hyperlink"/>
+            </w:rPr>
+            <w:t>Wereldmuseum</w:t>
           </w:r>
         </w:hyperlink>
       </w:r>
@@ -3377,14 +3813,24 @@
           <w:sz w:val="24"/>
           <w:u w:val="single"/>
         </w:rPr>
-        <w:hyperlink r:id="rId29" w:history="1">
-          <w:r>
-            <w:rPr>
-              <w:rStyle w:val="Hyperlink"/>
-            </w:rPr>
-            <w:t>Jacob</w:t>
-          </w:r>
-        </w:hyperlink>
+        <w:hyperlink r:id="rId30" w:history="1">
+          <w:r>
+            <w:rPr>
+              <w:rStyle w:val="Hyperlink"/>
+            </w:rPr>
+            <w:t>Leiden</w:t>
+          </w:r>
+        </w:hyperlink>
+      </w:r>
+      <w:r>
+        <w:rPr>
+          <w:rFonts w:ascii="Charis SIL Regular" w:hAnsi="Charis SIL Regular" w:eastAsia="Charis SIL Regular"/>
+          <w:b w:val="0"/>
+          <w:i w:val="0"/>
+          <w:color w:val="000000"/>
+          <w:sz w:val="24"/>
+        </w:rPr>
+        <w:t xml:space="preserve">. Ook het </w:t>
       </w:r>
       <w:r>
         <w:rPr>
@@ -3395,6 +3841,51 @@
           <w:sz w:val="24"/>
           <w:u w:val="single"/>
         </w:rPr>
+        <w:hyperlink r:id="rId31" w:history="1">
+          <w:r>
+            <w:rPr>
+              <w:rStyle w:val="Hyperlink"/>
+            </w:rPr>
+            <w:t>Etnografis</w:t>
+          </w:r>
+        </w:hyperlink>
+      </w:r>
+      <w:r>
+        <w:rPr>
+          <w:rFonts w:ascii="Charis SIL Regular" w:hAnsi="Charis SIL Regular" w:eastAsia="Charis SIL Regular"/>
+          <w:b w:val="0"/>
+          <w:i w:val="0"/>
+          <w:color w:val="0000FF"/>
+          <w:sz w:val="24"/>
+        </w:rPr>
+        <w:hyperlink r:id="rId31" w:history="1">
+          <w:r>
+            <w:rPr>
+              <w:rStyle w:val="Hyperlink"/>
+            </w:rPr>
+            <w:t>c</w:t>
+          </w:r>
+        </w:hyperlink>
+      </w:r>
+      <w:r>
+        <w:rPr>
+          <w:rFonts w:ascii="Charis SIL Regular" w:hAnsi="Charis SIL Regular" w:eastAsia="Charis SIL Regular"/>
+          <w:b w:val="0"/>
+          <w:i w:val="0"/>
+          <w:color w:val="0000FF"/>
+          <w:sz w:val="24"/>
+        </w:rPr>
+        <w:t>h</w:t>
+      </w:r>
+      <w:r>
+        <w:rPr>
+          <w:rFonts w:ascii="Charis SIL Regular" w:hAnsi="Charis SIL Regular" w:eastAsia="Charis SIL Regular"/>
+          <w:b w:val="0"/>
+          <w:i w:val="0"/>
+          <w:color w:val="0000FF"/>
+          <w:sz w:val="24"/>
+          <w:u w:val="single"/>
+        </w:rPr>
         <w:t xml:space="preserve"> </w:t>
       </w:r>
       <w:r>
@@ -3406,12 +3897,12 @@
           <w:sz w:val="24"/>
           <w:u w:val="single"/>
         </w:rPr>
-        <w:hyperlink r:id="rId29" w:history="1">
-          <w:r>
-            <w:rPr>
-              <w:rStyle w:val="Hyperlink"/>
-            </w:rPr>
-            <w:t>Schimmelpen</w:t>
+        <w:hyperlink r:id="rId31" w:history="1">
+          <w:r>
+            <w:rPr>
+              <w:rStyle w:val="Hyperlink"/>
+            </w:rPr>
+            <w:t>Museum</w:t>
           </w:r>
         </w:hyperlink>
       </w:r>
@@ -3424,14 +3915,7 @@
           <w:sz w:val="24"/>
           <w:u w:val="single"/>
         </w:rPr>
-        <w:hyperlink r:id="rId28" w:history="1">
-          <w:r>
-            <w:rPr>
-              <w:rStyle w:val="Hyperlink"/>
-            </w:rPr>
-            <w:t>ninck</w:t>
-          </w:r>
-        </w:hyperlink>
+        <w:t xml:space="preserve"> </w:t>
       </w:r>
       <w:r>
         <w:rPr>
@@ -3442,101 +3926,27 @@
           <w:sz w:val="24"/>
           <w:u w:val="single"/>
         </w:rPr>
-        <w:t xml:space="preserve"> </w:t>
-      </w:r>
-      <w:r>
-        <w:rPr>
-          <w:rFonts w:ascii="Charis SIL Regular" w:hAnsi="Charis SIL Regular" w:eastAsia="Charis SIL Regular"/>
-          <w:b w:val="0"/>
-          <w:i w:val="0"/>
-          <w:color w:val="0000FF"/>
-          <w:sz w:val="24"/>
-          <w:u w:val="single"/>
-        </w:rPr>
-        <w:hyperlink r:id="rId28" w:history="1">
-          <w:r>
-            <w:rPr>
-              <w:rStyle w:val="Hyperlink"/>
-            </w:rPr>
-            <w:t>va</w:t>
-          </w:r>
-        </w:hyperlink>
-      </w:r>
-      <w:r>
-        <w:rPr>
-          <w:rFonts w:ascii="Charis SIL Regular" w:hAnsi="Charis SIL Regular" w:eastAsia="Charis SIL Regular"/>
-          <w:b w:val="0"/>
-          <w:i w:val="0"/>
-          <w:color w:val="0000FF"/>
-          <w:sz w:val="24"/>
-          <w:u w:val="single"/>
-        </w:rPr>
-        <w:hyperlink r:id="rId28" w:history="1">
-          <w:r>
-            <w:rPr>
-              <w:rStyle w:val="Hyperlink"/>
-            </w:rPr>
-            <w:t>n</w:t>
-          </w:r>
-        </w:hyperlink>
-      </w:r>
-      <w:r>
-        <w:rPr>
-          <w:rFonts w:ascii="Charis SIL Regular" w:hAnsi="Charis SIL Regular" w:eastAsia="Charis SIL Regular"/>
-          <w:b w:val="0"/>
-          <w:i w:val="0"/>
-          <w:color w:val="0000FF"/>
-          <w:sz w:val="24"/>
-          <w:u w:val="single"/>
-        </w:rPr>
-        <w:t xml:space="preserve"> </w:t>
-      </w:r>
-      <w:r>
-        <w:rPr>
-          <w:rFonts w:ascii="Charis SIL Regular" w:hAnsi="Charis SIL Regular" w:eastAsia="Charis SIL Regular"/>
-          <w:b w:val="0"/>
-          <w:i w:val="0"/>
-          <w:color w:val="0000FF"/>
-          <w:sz w:val="24"/>
-          <w:u w:val="single"/>
-        </w:rPr>
-        <w:hyperlink r:id="rId28" w:history="1">
-          <w:r>
-            <w:rPr>
-              <w:rStyle w:val="Hyperlink"/>
-            </w:rPr>
-            <w:t>der</w:t>
-          </w:r>
-        </w:hyperlink>
-      </w:r>
-      <w:r>
-        <w:rPr>
-          <w:rFonts w:ascii="Charis SIL Regular" w:hAnsi="Charis SIL Regular" w:eastAsia="Charis SIL Regular"/>
-          <w:b w:val="0"/>
-          <w:i w:val="0"/>
-          <w:color w:val="0000FF"/>
-          <w:sz w:val="24"/>
-          <w:u w:val="single"/>
-        </w:rPr>
-        <w:t xml:space="preserve"> </w:t>
-      </w:r>
-      <w:r>
-        <w:rPr>
-          <w:rFonts w:ascii="Charis SIL Regular" w:hAnsi="Charis SIL Regular" w:eastAsia="Charis SIL Regular"/>
-          <w:b w:val="0"/>
-          <w:i w:val="0"/>
-          <w:color w:val="0000FF"/>
-          <w:sz w:val="24"/>
-          <w:u w:val="single"/>
-        </w:rPr>
-        <w:hyperlink r:id="rId28" w:history="1">
-          <w:r>
-            <w:rPr>
-              <w:rStyle w:val="Hyperlink"/>
-            </w:rPr>
-            <w:t>Oye</w:t>
-          </w:r>
-        </w:hyperlink>
+        <w:hyperlink r:id="rId31" w:history="1">
+          <w:r>
+            <w:rPr>
+              <w:rStyle w:val="Hyperlink"/>
+            </w:rPr>
+            <w:t>Artis</w:t>
+          </w:r>
+        </w:hyperlink>
+      </w:r>
+      <w:r>
+        <w:rPr>
+          <w:rFonts w:ascii="Charis SIL Regular" w:hAnsi="Charis SIL Regular" w:eastAsia="Charis SIL Regular"/>
+          <w:b w:val="0"/>
+          <w:i w:val="0"/>
+          <w:color w:val="000000"/>
+          <w:sz w:val="24"/>
+        </w:rPr>
+        <w:t xml:space="preserve"> bezat een uitgebreide </w:t>
+      </w:r>
+      <w:r>
+        <w:br/>
       </w:r>
       <w:r>
         <w:rPr>
@@ -3547,12 +3957,12 @@
           <w:color w:val="000000"/>
           <w:sz w:val="24"/>
         </w:rPr>
-        <w:hyperlink r:id="rId28" w:history="1">
-          <w:r>
-            <w:rPr>
-              <w:rStyle w:val="Hyperlink"/>
-            </w:rPr>
-            <w:t>.</w:t>
+        <w:hyperlink r:id="rId30" w:history="1">
+          <w:r>
+            <w:rPr>
+              <w:rStyle w:val="Hyperlink"/>
+            </w:rPr>
+            <w:t>Surinamecollec</w:t>
           </w:r>
         </w:hyperlink>
       </w:r>
@@ -3565,12 +3975,12 @@
           <w:color w:val="000000"/>
           <w:sz w:val="24"/>
         </w:rPr>
-        <w:hyperlink r:id="rId28" w:history="1">
-          <w:r>
-            <w:rPr>
-              <w:rStyle w:val="Hyperlink"/>
-            </w:rPr>
-            <w:t xml:space="preserve"> De</w:t>
+        <w:hyperlink r:id="rId30" w:history="1">
+          <w:r>
+            <w:rPr>
+              <w:rStyle w:val="Hyperlink"/>
+            </w:rPr>
+            <w:t>t</w:t>
           </w:r>
         </w:hyperlink>
       </w:r>
@@ -3583,14 +3993,24 @@
           <w:color w:val="000000"/>
           <w:sz w:val="24"/>
         </w:rPr>
-        <w:hyperlink r:id="rId28" w:history="1">
-          <w:r>
-            <w:rPr>
-              <w:rStyle w:val="Hyperlink"/>
-            </w:rPr>
-            <w:t>z</w:t>
-          </w:r>
-        </w:hyperlink>
+        <w:hyperlink r:id="rId30" w:history="1">
+          <w:r>
+            <w:rPr>
+              <w:rStyle w:val="Hyperlink"/>
+            </w:rPr>
+            <w:t>ie, waa</w:t>
+          </w:r>
+        </w:hyperlink>
+      </w:r>
+      <w:r>
+        <w:rPr>
+          <w:rFonts w:ascii="Charis SIL Regular" w:hAnsi="Charis SIL Regular" w:eastAsia="Charis SIL Regular"/>
+          <w:b w:val="0"/>
+          <w:i w:val="0"/>
+          <w:color w:val="000000"/>
+          <w:sz w:val="24"/>
+        </w:rPr>
+        <w:t>ronder ee</w:t>
       </w:r>
       <w:r>
         <w:rPr>
@@ -3601,483 +4021,24 @@
           <w:color w:val="000000"/>
           <w:sz w:val="24"/>
         </w:rPr>
-        <w:hyperlink r:id="rId28" w:history="1">
-          <w:r>
-            <w:rPr>
-              <w:rStyle w:val="Hyperlink"/>
-            </w:rPr>
-            <w:t xml:space="preserve">e werden </w:t>
-          </w:r>
-        </w:hyperlink>
-      </w:r>
-      <w:r>
-        <w:rPr>
-          <w:rFonts w:ascii="Charis SIL Regular" w:hAnsi="Charis SIL Regular" w:eastAsia="Charis SIL Regular"/>
-          <w:b w:val="0"/>
-          <w:i w:val="0"/>
-          <w:color w:val="000000"/>
-          <w:sz w:val="24"/>
-        </w:rPr>
-        <w:t xml:space="preserve">in </w:t>
-      </w:r>
-      <w:r>
-        <w:rPr>
-          <w:rFonts w:ascii="Charis SIL Regular" w:hAnsi="Charis SIL Regular" w:eastAsia="Charis SIL Regular"/>
-          <w:b w:val="0"/>
-          <w:i w:val="0"/>
-          <w:color w:val="000000"/>
-          <w:sz w:val="24"/>
-        </w:rPr>
-        <w:t>respectievelijk 1883 en 1895</w:t>
-      </w:r>
-      <w:r>
-        <w:rPr>
-          <w:u w:val="single" w:color="0000ff"/>
-          <w:rFonts w:ascii="Charis SIL Regular" w:hAnsi="Charis SIL Regular" w:eastAsia="Charis SIL Regular"/>
-          <w:b w:val="0"/>
-          <w:i w:val="0"/>
-          <w:color w:val="000000"/>
-          <w:sz w:val="24"/>
-        </w:rPr>
-        <w:t xml:space="preserve"> </w:t>
-      </w:r>
-      <w:r>
-        <w:rPr>
-          <w:u w:val="single" w:color="0000ff"/>
-          <w:rFonts w:ascii="Charis SIL Regular" w:hAnsi="Charis SIL Regular" w:eastAsia="Charis SIL Regular"/>
-          <w:b w:val="0"/>
-          <w:i w:val="0"/>
-          <w:color w:val="000000"/>
-          <w:sz w:val="24"/>
-        </w:rPr>
-        <w:hyperlink r:id="rId29" w:history="1">
-          <w:r>
-            <w:rPr>
-              <w:rStyle w:val="Hyperlink"/>
-            </w:rPr>
-            <w:t>geschon</w:t>
-          </w:r>
-        </w:hyperlink>
-      </w:r>
-      <w:r>
-        <w:rPr>
-          <w:u w:val="single" w:color="0000ff"/>
-          <w:rFonts w:ascii="Charis SIL Regular" w:hAnsi="Charis SIL Regular" w:eastAsia="Charis SIL Regular"/>
-          <w:b w:val="0"/>
-          <w:i w:val="0"/>
-          <w:color w:val="000000"/>
-          <w:sz w:val="24"/>
-        </w:rPr>
-        <w:hyperlink r:id="rId29" w:history="1">
-          <w:r>
-            <w:rPr>
-              <w:rStyle w:val="Hyperlink"/>
-            </w:rPr>
-            <w:t>ken a</w:t>
-          </w:r>
-        </w:hyperlink>
-      </w:r>
-      <w:r>
-        <w:rPr>
-          <w:u w:val="single" w:color="0000ff"/>
-          <w:rFonts w:ascii="Charis SIL Regular" w:hAnsi="Charis SIL Regular" w:eastAsia="Charis SIL Regular"/>
-          <w:b w:val="0"/>
-          <w:i w:val="0"/>
-          <w:color w:val="000000"/>
-          <w:sz w:val="24"/>
-        </w:rPr>
-        <w:hyperlink r:id="rId29" w:history="1">
-          <w:r>
-            <w:rPr>
-              <w:rStyle w:val="Hyperlink"/>
-            </w:rPr>
-            <w:t>a</w:t>
-          </w:r>
-        </w:hyperlink>
-      </w:r>
-      <w:r>
-        <w:rPr>
-          <w:u w:val="single" w:color="0000ff"/>
-          <w:rFonts w:ascii="Charis SIL Regular" w:hAnsi="Charis SIL Regular" w:eastAsia="Charis SIL Regular"/>
-          <w:b w:val="0"/>
-          <w:i w:val="0"/>
-          <w:color w:val="000000"/>
-          <w:sz w:val="24"/>
-        </w:rPr>
-        <w:hyperlink r:id="rId29" w:history="1">
-          <w:r>
-            <w:rPr>
-              <w:rStyle w:val="Hyperlink"/>
-            </w:rPr>
-            <w:t>n het Rijks Ethnogr</w:t>
-          </w:r>
-        </w:hyperlink>
-      </w:r>
-      <w:r>
-        <w:rPr>
-          <w:u w:val="single" w:color="0000ff"/>
-          <w:rFonts w:ascii="Charis SIL Regular" w:hAnsi="Charis SIL Regular" w:eastAsia="Charis SIL Regular"/>
-          <w:b w:val="0"/>
-          <w:i w:val="0"/>
-          <w:color w:val="000000"/>
-          <w:sz w:val="24"/>
-        </w:rPr>
-        <w:hyperlink r:id="rId29" w:history="1">
-          <w:r>
-            <w:rPr>
-              <w:rStyle w:val="Hyperlink"/>
-            </w:rPr>
-            <w:t>aph</w:t>
-          </w:r>
-        </w:hyperlink>
-      </w:r>
-      <w:r>
-        <w:rPr>
-          <w:u w:val="single" w:color="0000ff"/>
-          <w:rFonts w:ascii="Charis SIL Regular" w:hAnsi="Charis SIL Regular" w:eastAsia="Charis SIL Regular"/>
-          <w:b w:val="0"/>
-          <w:i w:val="0"/>
-          <w:color w:val="000000"/>
-          <w:sz w:val="24"/>
-        </w:rPr>
-        <w:hyperlink r:id="rId29" w:history="1">
-          <w:r>
-            <w:rPr>
-              <w:rStyle w:val="Hyperlink"/>
-            </w:rPr>
-            <w:t>i</w:t>
-          </w:r>
-        </w:hyperlink>
-      </w:r>
-      <w:r>
-        <w:rPr>
-          <w:u w:val="single" w:color="0000ff"/>
-          <w:rFonts w:ascii="Charis SIL Regular" w:hAnsi="Charis SIL Regular" w:eastAsia="Charis SIL Regular"/>
-          <w:b w:val="0"/>
-          <w:i w:val="0"/>
-          <w:color w:val="000000"/>
-          <w:sz w:val="24"/>
-        </w:rPr>
-        <w:hyperlink r:id="rId29" w:history="1">
-          <w:r>
-            <w:rPr>
-              <w:rStyle w:val="Hyperlink"/>
-            </w:rPr>
-            <w:t>sch</w:t>
-          </w:r>
-        </w:hyperlink>
-      </w:r>
-      <w:r>
-        <w:rPr>
-          <w:u w:val="single" w:color="0000ff"/>
-          <w:rFonts w:ascii="Charis SIL Regular" w:hAnsi="Charis SIL Regular" w:eastAsia="Charis SIL Regular"/>
-          <w:b w:val="0"/>
-          <w:i w:val="0"/>
-          <w:color w:val="000000"/>
-          <w:sz w:val="24"/>
-        </w:rPr>
-        <w:t xml:space="preserve"> </w:t>
-      </w:r>
-      <w:r>
-        <w:rPr>
-          <w:u w:val="single" w:color="0000ff"/>
-          <w:rFonts w:ascii="Charis SIL Regular" w:hAnsi="Charis SIL Regular" w:eastAsia="Charis SIL Regular"/>
-          <w:b w:val="0"/>
-          <w:i w:val="0"/>
-          <w:color w:val="000000"/>
-          <w:sz w:val="24"/>
-        </w:rPr>
-        <w:hyperlink r:id="rId29" w:history="1">
-          <w:r>
-            <w:rPr>
-              <w:rStyle w:val="Hyperlink"/>
-            </w:rPr>
-            <w:t>Mus</w:t>
-          </w:r>
-        </w:hyperlink>
-      </w:r>
-      <w:r>
-        <w:rPr>
-          <w:rFonts w:ascii="Charis SIL Regular" w:hAnsi="Charis SIL Regular" w:eastAsia="Charis SIL Regular"/>
-          <w:b w:val="0"/>
-          <w:i w:val="0"/>
-          <w:color w:val="000000"/>
-          <w:sz w:val="24"/>
-        </w:rPr>
-        <w:t xml:space="preserve">eum, het huidige </w:t>
-      </w:r>
-      <w:r>
-        <w:rPr>
-          <w:rFonts w:ascii="Charis SIL Regular" w:hAnsi="Charis SIL Regular" w:eastAsia="Charis SIL Regular"/>
-          <w:b w:val="0"/>
-          <w:i w:val="0"/>
-          <w:color w:val="0000FF"/>
-          <w:sz w:val="24"/>
-          <w:u w:val="single"/>
-        </w:rPr>
-        <w:hyperlink r:id="rId30" w:history="1">
-          <w:r>
-            <w:rPr>
-              <w:rStyle w:val="Hyperlink"/>
-            </w:rPr>
-            <w:t>Wereldmuseum</w:t>
-          </w:r>
-        </w:hyperlink>
-      </w:r>
-      <w:r>
-        <w:rPr>
-          <w:rFonts w:ascii="Charis SIL Regular" w:hAnsi="Charis SIL Regular" w:eastAsia="Charis SIL Regular"/>
-          <w:b w:val="0"/>
-          <w:i w:val="0"/>
-          <w:color w:val="0000FF"/>
-          <w:sz w:val="24"/>
-          <w:u w:val="single"/>
-        </w:rPr>
-        <w:t xml:space="preserve"> </w:t>
-      </w:r>
-      <w:r>
-        <w:rPr>
-          <w:rFonts w:ascii="Charis SIL Regular" w:hAnsi="Charis SIL Regular" w:eastAsia="Charis SIL Regular"/>
-          <w:b w:val="0"/>
-          <w:i w:val="0"/>
-          <w:color w:val="0000FF"/>
-          <w:sz w:val="24"/>
-          <w:u w:val="single"/>
-        </w:rPr>
-        <w:hyperlink r:id="rId30" w:history="1">
-          <w:r>
-            <w:rPr>
-              <w:rStyle w:val="Hyperlink"/>
-            </w:rPr>
-            <w:t>Leiden</w:t>
-          </w:r>
-        </w:hyperlink>
-      </w:r>
-      <w:r>
-        <w:rPr>
-          <w:rFonts w:ascii="Charis SIL Regular" w:hAnsi="Charis SIL Regular" w:eastAsia="Charis SIL Regular"/>
-          <w:b w:val="0"/>
-          <w:i w:val="0"/>
-          <w:color w:val="000000"/>
-          <w:sz w:val="24"/>
-        </w:rPr>
-        <w:t xml:space="preserve">. Ook het </w:t>
-      </w:r>
-      <w:r>
-        <w:rPr>
-          <w:rFonts w:ascii="Charis SIL Regular" w:hAnsi="Charis SIL Regular" w:eastAsia="Charis SIL Regular"/>
-          <w:b w:val="0"/>
-          <w:i w:val="0"/>
-          <w:color w:val="0000FF"/>
-          <w:sz w:val="24"/>
-          <w:u w:val="single"/>
-        </w:rPr>
         <w:hyperlink r:id="rId31" w:history="1">
           <w:r>
             <w:rPr>
               <w:rStyle w:val="Hyperlink"/>
             </w:rPr>
-            <w:t>Etnografis</w:t>
-          </w:r>
-        </w:hyperlink>
-      </w:r>
-      <w:r>
-        <w:rPr>
-          <w:rFonts w:ascii="Charis SIL Regular" w:hAnsi="Charis SIL Regular" w:eastAsia="Charis SIL Regular"/>
-          <w:b w:val="0"/>
-          <w:i w:val="0"/>
-          <w:color w:val="0000FF"/>
-          <w:sz w:val="24"/>
-        </w:rPr>
-        <w:hyperlink r:id="rId31" w:history="1">
-          <w:r>
-            <w:rPr>
-              <w:rStyle w:val="Hyperlink"/>
-            </w:rPr>
-            <w:t>c</w:t>
-          </w:r>
-        </w:hyperlink>
-      </w:r>
-      <w:r>
-        <w:rPr>
-          <w:rFonts w:ascii="Charis SIL Regular" w:hAnsi="Charis SIL Regular" w:eastAsia="Charis SIL Regular"/>
-          <w:b w:val="0"/>
-          <w:i w:val="0"/>
-          <w:color w:val="0000FF"/>
-          <w:sz w:val="24"/>
-        </w:rPr>
-        <w:t>h</w:t>
-      </w:r>
-      <w:r>
-        <w:rPr>
-          <w:rFonts w:ascii="Charis SIL Regular" w:hAnsi="Charis SIL Regular" w:eastAsia="Charis SIL Regular"/>
-          <w:b w:val="0"/>
-          <w:i w:val="0"/>
-          <w:color w:val="0000FF"/>
-          <w:sz w:val="24"/>
-          <w:u w:val="single"/>
-        </w:rPr>
-        <w:t xml:space="preserve"> </w:t>
-      </w:r>
-      <w:r>
-        <w:rPr>
-          <w:rFonts w:ascii="Charis SIL Regular" w:hAnsi="Charis SIL Regular" w:eastAsia="Charis SIL Regular"/>
-          <w:b w:val="0"/>
-          <w:i w:val="0"/>
-          <w:color w:val="0000FF"/>
-          <w:sz w:val="24"/>
-          <w:u w:val="single"/>
-        </w:rPr>
-        <w:hyperlink r:id="rId31" w:history="1">
-          <w:r>
-            <w:rPr>
-              <w:rStyle w:val="Hyperlink"/>
-            </w:rPr>
-            <w:t>Museum</w:t>
-          </w:r>
-        </w:hyperlink>
-      </w:r>
-      <w:r>
-        <w:rPr>
-          <w:rFonts w:ascii="Charis SIL Regular" w:hAnsi="Charis SIL Regular" w:eastAsia="Charis SIL Regular"/>
-          <w:b w:val="0"/>
-          <w:i w:val="0"/>
-          <w:color w:val="0000FF"/>
-          <w:sz w:val="24"/>
-          <w:u w:val="single"/>
-        </w:rPr>
-        <w:t xml:space="preserve"> </w:t>
-      </w:r>
-      <w:r>
-        <w:rPr>
-          <w:rFonts w:ascii="Charis SIL Regular" w:hAnsi="Charis SIL Regular" w:eastAsia="Charis SIL Regular"/>
-          <w:b w:val="0"/>
-          <w:i w:val="0"/>
-          <w:color w:val="0000FF"/>
-          <w:sz w:val="24"/>
-          <w:u w:val="single"/>
-        </w:rPr>
-        <w:hyperlink r:id="rId31" w:history="1">
-          <w:r>
-            <w:rPr>
-              <w:rStyle w:val="Hyperlink"/>
-            </w:rPr>
-            <w:t>Artis</w:t>
-          </w:r>
-        </w:hyperlink>
-      </w:r>
-      <w:r>
-        <w:rPr>
-          <w:rFonts w:ascii="Charis SIL Regular" w:hAnsi="Charis SIL Regular" w:eastAsia="Charis SIL Regular"/>
-          <w:b w:val="0"/>
-          <w:i w:val="0"/>
-          <w:color w:val="000000"/>
-          <w:sz w:val="24"/>
-        </w:rPr>
-        <w:t xml:space="preserve"> bezat een uitgebreide </w:t>
-      </w:r>
-      <w:r>
-        <w:br/>
-      </w:r>
-      <w:r>
-        <w:rPr>
-          <w:u w:val="single" w:color="0000ff"/>
-          <w:rFonts w:ascii="Charis SIL Regular" w:hAnsi="Charis SIL Regular" w:eastAsia="Charis SIL Regular"/>
-          <w:b w:val="0"/>
-          <w:i w:val="0"/>
-          <w:color w:val="000000"/>
-          <w:sz w:val="24"/>
-        </w:rPr>
-        <w:hyperlink r:id="rId30" w:history="1">
-          <w:r>
-            <w:rPr>
-              <w:rStyle w:val="Hyperlink"/>
-            </w:rPr>
-            <w:t>Surinamecollec</w:t>
-          </w:r>
-        </w:hyperlink>
-      </w:r>
-      <w:r>
-        <w:rPr>
-          <w:u w:val="single" w:color="0000ff"/>
-          <w:rFonts w:ascii="Charis SIL Regular" w:hAnsi="Charis SIL Regular" w:eastAsia="Charis SIL Regular"/>
-          <w:b w:val="0"/>
-          <w:i w:val="0"/>
-          <w:color w:val="000000"/>
-          <w:sz w:val="24"/>
-        </w:rPr>
-        <w:hyperlink r:id="rId30" w:history="1">
-          <w:r>
-            <w:rPr>
-              <w:rStyle w:val="Hyperlink"/>
-            </w:rPr>
-            <w:t>t</w:t>
-          </w:r>
-        </w:hyperlink>
-      </w:r>
-      <w:r>
-        <w:rPr>
-          <w:u w:val="single" w:color="0000ff"/>
-          <w:rFonts w:ascii="Charis SIL Regular" w:hAnsi="Charis SIL Regular" w:eastAsia="Charis SIL Regular"/>
-          <w:b w:val="0"/>
-          <w:i w:val="0"/>
-          <w:color w:val="000000"/>
-          <w:sz w:val="24"/>
-        </w:rPr>
-        <w:hyperlink r:id="rId30" w:history="1">
-          <w:r>
-            <w:rPr>
-              <w:rStyle w:val="Hyperlink"/>
-            </w:rPr>
-            <w:t>ie, waa</w:t>
-          </w:r>
-        </w:hyperlink>
-      </w:r>
-      <w:r>
-        <w:rPr>
-          <w:rFonts w:ascii="Charis SIL Regular" w:hAnsi="Charis SIL Regular" w:eastAsia="Charis SIL Regular"/>
-          <w:b w:val="0"/>
-          <w:i w:val="0"/>
-          <w:color w:val="000000"/>
-          <w:sz w:val="24"/>
-        </w:rPr>
-        <w:t>ronder ee</w:t>
-      </w:r>
-      <w:r>
-        <w:rPr>
-          <w:u w:val="single" w:color="0000ff"/>
-          <w:rFonts w:ascii="Charis SIL Regular" w:hAnsi="Charis SIL Regular" w:eastAsia="Charis SIL Regular"/>
-          <w:b w:val="0"/>
-          <w:i w:val="0"/>
-          <w:color w:val="000000"/>
-          <w:sz w:val="24"/>
-        </w:rPr>
-        <w:hyperlink r:id="rId31" w:history="1">
-          <w:r>
-            <w:rPr>
-              <w:rStyle w:val="Hyperlink"/>
-            </w:rPr>
             <w:t xml:space="preserve">n zeldzame </w:t>
           </w:r>
         </w:hyperlink>
       </w:r>
       <w:r>
         <w:rPr>
-          <w:u w:val="single" w:color="0000ff"/>
           <w:rFonts w:ascii="Charis SIL Italic" w:hAnsi="Charis SIL Italic" w:eastAsia="Charis SIL Italic"/>
           <w:b w:val="0"/>
           <w:i/>
           <w:color w:val="000000"/>
           <w:sz w:val="24"/>
         </w:rPr>
-        <w:hyperlink r:id="rId31" w:history="1">
-          <w:r>
-            <w:rPr>
-              <w:rStyle w:val="Hyperlink"/>
-            </w:rPr>
-            <w:t>k</w:t>
-          </w:r>
-        </w:hyperlink>
+        <w:t>k</w:t>
       </w:r>
       <w:r>
         <w:rPr>
@@ -5090,7 +5051,14 @@
           <w:color w:val="000000"/>
           <w:sz w:val="24"/>
         </w:rPr>
-        <w:t xml:space="preserve">g </w:t>
+        <w:hyperlink r:id="rId41" w:history="1">
+          <w:r>
+            <w:rPr>
+              <w:rStyle w:val="Hyperlink"/>
+            </w:rPr>
+            <w:t xml:space="preserve">g </w:t>
+          </w:r>
+        </w:hyperlink>
       </w:r>
       <w:r>
         <w:rPr>
@@ -6984,7 +6952,6 @@
           <w:i w:val="0"/>
           <w:color w:val="0000FF"/>
           <w:sz w:val="24"/>
-          <w:u w:val="single"/>
         </w:rPr>
         <w:hyperlink r:id="rId57" w:history="1">
           <w:r>
@@ -9030,14 +8997,31 @@
           <w:i w:val="0"/>
           <w:color w:val="0000FF"/>
           <w:sz w:val="24"/>
+        </w:rPr>
+        <w:hyperlink r:id="rId71" w:history="1">
+          <w:r>
+            <w:rPr>
+              <w:rStyle w:val="Hyperlink"/>
+            </w:rPr>
+            <w:t>Ame</w:t>
+          </w:r>
+        </w:hyperlink>
+      </w:r>
+      <w:r>
+        <w:rPr>
+          <w:rFonts w:ascii="Charis SIL Regular" w:hAnsi="Charis SIL Regular" w:eastAsia="Charis SIL Regular"/>
+          <w:b w:val="0"/>
+          <w:i w:val="0"/>
+          <w:color w:val="0000FF"/>
+          <w:sz w:val="24"/>
           <w:u w:val="single"/>
         </w:rPr>
-        <w:hyperlink r:id="rId71" w:history="1">
-          <w:r>
-            <w:rPr>
-              <w:rStyle w:val="Hyperlink"/>
-            </w:rPr>
-            <w:t>Ame</w:t>
+        <w:hyperlink r:id="rId70" w:history="1">
+          <w:r>
+            <w:rPr>
+              <w:rStyle w:val="Hyperlink"/>
+            </w:rPr>
+            <w:t>rican</w:t>
           </w:r>
         </w:hyperlink>
       </w:r>
@@ -9050,14 +9034,7 @@
           <w:sz w:val="24"/>
           <w:u w:val="single"/>
         </w:rPr>
-        <w:hyperlink r:id="rId71" w:history="1">
-          <w:r>
-            <w:rPr>
-              <w:rStyle w:val="Hyperlink"/>
-            </w:rPr>
-            <w:t>rican</w:t>
-          </w:r>
-        </w:hyperlink>
+        <w:t xml:space="preserve"> </w:t>
       </w:r>
       <w:r>
         <w:rPr>
@@ -9068,18 +9045,7 @@
           <w:sz w:val="24"/>
           <w:u w:val="single"/>
         </w:rPr>
-        <w:t xml:space="preserve"> </w:t>
-      </w:r>
-      <w:r>
-        <w:rPr>
-          <w:rFonts w:ascii="Charis SIL Regular" w:hAnsi="Charis SIL Regular" w:eastAsia="Charis SIL Regular"/>
-          <w:b w:val="0"/>
-          <w:i w:val="0"/>
-          <w:color w:val="0000FF"/>
-          <w:sz w:val="24"/>
-          <w:u w:val="single"/>
-        </w:rPr>
-        <w:hyperlink r:id="rId71" w:history="1">
+        <w:hyperlink r:id="rId70" w:history="1">
           <w:r>
             <w:rPr>
               <w:rStyle w:val="Hyperlink"/>
@@ -11443,7 +11409,6 @@
           <w:i w:val="0"/>
           <w:color w:val="0000FF"/>
           <w:sz w:val="24"/>
-          <w:u w:val="single"/>
         </w:rPr>
         <w:t>s</w:t>
       </w:r>
@@ -11806,9 +11771,15 @@
           <w:i w:val="0"/>
           <w:color w:val="0000FF"/>
           <w:sz w:val="24"/>
-          <w:u w:val="single"/>
-        </w:rPr>
-        <w:t>l</w:t>
+        </w:rPr>
+        <w:hyperlink r:id="rId87" w:history="1">
+          <w:r>
+            <w:rPr>
+              <w:rStyle w:val="Hyperlink"/>
+            </w:rPr>
+            <w:t>l</w:t>
+          </w:r>
+        </w:hyperlink>
       </w:r>
       <w:r>
         <w:rPr>

--- a/EXPORTS/DOCX/published/niveau2/Dutch/Suriname.docx
+++ b/EXPORTS/DOCX/published/niveau2/Dutch/Suriname.docx
@@ -881,6 +881,16 @@
       </w:r>
       <w:r>
         <w:rPr>
+          <w:rFonts w:ascii="Charis SIL Regular" w:hAnsi="Charis SIL Regular" w:eastAsia="Charis SIL Regular"/>
+          <w:b w:val="0"/>
+          <w:i w:val="0"/>
+          <w:color w:val="000000"/>
+          <w:sz w:val="24"/>
+        </w:rPr>
+        <w:t>i</w:t>
+      </w:r>
+      <w:r>
+        <w:rPr>
           <w:u w:val="single" w:color="0000ff"/>
           <w:rFonts w:ascii="Charis SIL Regular" w:hAnsi="Charis SIL Regular" w:eastAsia="Charis SIL Regular"/>
           <w:b w:val="0"/>
@@ -888,17 +898,17 @@
           <w:color w:val="000000"/>
           <w:sz w:val="24"/>
         </w:rPr>
-        <w:t>i</w:t>
-      </w:r>
-      <w:r>
-        <w:rPr>
-          <w:rFonts w:ascii="Charis SIL Regular" w:hAnsi="Charis SIL Regular" w:eastAsia="Charis SIL Regular"/>
-          <w:b w:val="0"/>
-          <w:i w:val="0"/>
-          <w:color w:val="000000"/>
-          <w:sz w:val="24"/>
-        </w:rPr>
-        <w:t xml:space="preserve">sche voorwerpen opgenomen. Van Stedman is </w:t>
+        <w:t>s</w:t>
+      </w:r>
+      <w:r>
+        <w:rPr>
+          <w:rFonts w:ascii="Charis SIL Regular" w:hAnsi="Charis SIL Regular" w:eastAsia="Charis SIL Regular"/>
+          <w:b w:val="0"/>
+          <w:i w:val="0"/>
+          <w:color w:val="000000"/>
+          <w:sz w:val="24"/>
+        </w:rPr>
+        <w:t xml:space="preserve">che voorwerpen opgenomen. Van Stedman is </w:t>
       </w:r>
       <w:r>
         <w:rPr>
@@ -1808,7 +1818,14 @@
           <w:sz w:val="24"/>
           <w:u w:val="single"/>
         </w:rPr>
-        <w:t>G</w:t>
+        <w:hyperlink r:id="rId17" w:history="1">
+          <w:r>
+            <w:rPr>
+              <w:rStyle w:val="Hyperlink"/>
+            </w:rPr>
+            <w:t>G</w:t>
+          </w:r>
+        </w:hyperlink>
       </w:r>
       <w:r>
         <w:rPr>
@@ -1819,7 +1836,7 @@
           <w:sz w:val="24"/>
           <w:u w:val="single"/>
         </w:rPr>
-        <w:hyperlink r:id="rId15" w:history="1">
+        <w:hyperlink r:id="rId17" w:history="1">
           <w:r>
             <w:rPr>
               <w:rStyle w:val="Hyperlink"/>
@@ -1848,7 +1865,7 @@
           <w:sz w:val="24"/>
           <w:u w:val="single"/>
         </w:rPr>
-        <w:hyperlink r:id="rId15" w:history="1">
+        <w:hyperlink r:id="rId17" w:history="1">
           <w:r>
             <w:rPr>
               <w:rStyle w:val="Hyperlink"/>
@@ -1884,7 +1901,7 @@
           <w:sz w:val="24"/>
           <w:u w:val="single"/>
         </w:rPr>
-        <w:hyperlink r:id="rId16" w:history="1">
+        <w:hyperlink r:id="rId17" w:history="1">
           <w:r>
             <w:rPr>
               <w:rStyle w:val="Hyperlink"/>
@@ -3261,7 +3278,7 @@
           <w:sz w:val="24"/>
           <w:u w:val="single"/>
         </w:rPr>
-        <w:hyperlink r:id="rId26" w:history="1">
+        <w:hyperlink r:id="rId28" w:history="1">
           <w:r>
             <w:rPr>
               <w:rStyle w:val="Hyperlink"/>
@@ -3422,14 +3439,311 @@
           <w:sz w:val="24"/>
           <w:u w:val="single"/>
         </w:rPr>
+        <w:hyperlink r:id="rId28" w:history="1">
+          <w:r>
+            <w:rPr>
+              <w:rStyle w:val="Hyperlink"/>
+            </w:rPr>
+            <w:t>va</w:t>
+          </w:r>
+        </w:hyperlink>
+      </w:r>
+      <w:r>
+        <w:rPr>
+          <w:rFonts w:ascii="Charis SIL Regular" w:hAnsi="Charis SIL Regular" w:eastAsia="Charis SIL Regular"/>
+          <w:b w:val="0"/>
+          <w:i w:val="0"/>
+          <w:color w:val="0000FF"/>
+          <w:sz w:val="24"/>
+          <w:u w:val="single"/>
+        </w:rPr>
+        <w:hyperlink r:id="rId28" w:history="1">
+          <w:r>
+            <w:rPr>
+              <w:rStyle w:val="Hyperlink"/>
+            </w:rPr>
+            <w:t>n</w:t>
+          </w:r>
+        </w:hyperlink>
+      </w:r>
+      <w:r>
+        <w:rPr>
+          <w:rFonts w:ascii="Charis SIL Regular" w:hAnsi="Charis SIL Regular" w:eastAsia="Charis SIL Regular"/>
+          <w:b w:val="0"/>
+          <w:i w:val="0"/>
+          <w:color w:val="0000FF"/>
+          <w:sz w:val="24"/>
+          <w:u w:val="single"/>
+        </w:rPr>
+        <w:t xml:space="preserve"> der Oye</w:t>
+      </w:r>
+      <w:r>
+        <w:rPr>
+          <w:u w:val="single" w:color="0000ff"/>
+          <w:rFonts w:ascii="Charis SIL Regular" w:hAnsi="Charis SIL Regular" w:eastAsia="Charis SIL Regular"/>
+          <w:b w:val="0"/>
+          <w:i w:val="0"/>
+          <w:color w:val="000000"/>
+          <w:sz w:val="24"/>
+        </w:rPr>
+        <w:hyperlink r:id="rId28" w:history="1">
+          <w:r>
+            <w:rPr>
+              <w:rStyle w:val="Hyperlink"/>
+            </w:rPr>
+            <w:t>.</w:t>
+          </w:r>
+        </w:hyperlink>
+      </w:r>
+      <w:r>
+        <w:rPr>
+          <w:u w:val="single" w:color="0000ff"/>
+          <w:rFonts w:ascii="Charis SIL Regular" w:hAnsi="Charis SIL Regular" w:eastAsia="Charis SIL Regular"/>
+          <w:b w:val="0"/>
+          <w:i w:val="0"/>
+          <w:color w:val="000000"/>
+          <w:sz w:val="24"/>
+        </w:rPr>
+        <w:hyperlink r:id="rId28" w:history="1">
+          <w:r>
+            <w:rPr>
+              <w:rStyle w:val="Hyperlink"/>
+            </w:rPr>
+            <w:t xml:space="preserve"> De</w:t>
+          </w:r>
+        </w:hyperlink>
+      </w:r>
+      <w:r>
+        <w:rPr>
+          <w:u w:val="single" w:color="0000ff"/>
+          <w:rFonts w:ascii="Charis SIL Regular" w:hAnsi="Charis SIL Regular" w:eastAsia="Charis SIL Regular"/>
+          <w:b w:val="0"/>
+          <w:i w:val="0"/>
+          <w:color w:val="000000"/>
+          <w:sz w:val="24"/>
+        </w:rPr>
+        <w:hyperlink r:id="rId28" w:history="1">
+          <w:r>
+            <w:rPr>
+              <w:rStyle w:val="Hyperlink"/>
+            </w:rPr>
+            <w:t>z</w:t>
+          </w:r>
+        </w:hyperlink>
+      </w:r>
+      <w:r>
+        <w:rPr>
+          <w:u w:val="single" w:color="0000ff"/>
+          <w:rFonts w:ascii="Charis SIL Regular" w:hAnsi="Charis SIL Regular" w:eastAsia="Charis SIL Regular"/>
+          <w:b w:val="0"/>
+          <w:i w:val="0"/>
+          <w:color w:val="000000"/>
+          <w:sz w:val="24"/>
+        </w:rPr>
+        <w:hyperlink r:id="rId28" w:history="1">
+          <w:r>
+            <w:rPr>
+              <w:rStyle w:val="Hyperlink"/>
+            </w:rPr>
+            <w:t xml:space="preserve">e werden </w:t>
+          </w:r>
+        </w:hyperlink>
+      </w:r>
+      <w:r>
+        <w:rPr>
+          <w:rFonts w:ascii="Charis SIL Regular" w:hAnsi="Charis SIL Regular" w:eastAsia="Charis SIL Regular"/>
+          <w:b w:val="0"/>
+          <w:i w:val="0"/>
+          <w:color w:val="000000"/>
+          <w:sz w:val="24"/>
+        </w:rPr>
+        <w:t xml:space="preserve">in </w:t>
+      </w:r>
+      <w:r>
+        <w:rPr>
+          <w:rFonts w:ascii="Charis SIL Regular" w:hAnsi="Charis SIL Regular" w:eastAsia="Charis SIL Regular"/>
+          <w:b w:val="0"/>
+          <w:i w:val="0"/>
+          <w:color w:val="000000"/>
+          <w:sz w:val="24"/>
+        </w:rPr>
+        <w:t>respectievelijk 1883 en 1895</w:t>
+      </w:r>
+      <w:r>
+        <w:rPr>
+          <w:u w:val="single" w:color="0000ff"/>
+          <w:rFonts w:ascii="Charis SIL Regular" w:hAnsi="Charis SIL Regular" w:eastAsia="Charis SIL Regular"/>
+          <w:b w:val="0"/>
+          <w:i w:val="0"/>
+          <w:color w:val="000000"/>
+          <w:sz w:val="24"/>
+        </w:rPr>
+        <w:t xml:space="preserve"> </w:t>
+      </w:r>
+      <w:r>
+        <w:rPr>
+          <w:u w:val="single" w:color="0000ff"/>
+          <w:rFonts w:ascii="Charis SIL Regular" w:hAnsi="Charis SIL Regular" w:eastAsia="Charis SIL Regular"/>
+          <w:b w:val="0"/>
+          <w:i w:val="0"/>
+          <w:color w:val="000000"/>
+          <w:sz w:val="24"/>
+        </w:rPr>
         <w:hyperlink r:id="rId29" w:history="1">
           <w:r>
             <w:rPr>
               <w:rStyle w:val="Hyperlink"/>
             </w:rPr>
-            <w:t>va</w:t>
-          </w:r>
-        </w:hyperlink>
+            <w:t>geschon</w:t>
+          </w:r>
+        </w:hyperlink>
+      </w:r>
+      <w:r>
+        <w:rPr>
+          <w:u w:val="single" w:color="0000ff"/>
+          <w:rFonts w:ascii="Charis SIL Regular" w:hAnsi="Charis SIL Regular" w:eastAsia="Charis SIL Regular"/>
+          <w:b w:val="0"/>
+          <w:i w:val="0"/>
+          <w:color w:val="000000"/>
+          <w:sz w:val="24"/>
+        </w:rPr>
+        <w:hyperlink r:id="rId29" w:history="1">
+          <w:r>
+            <w:rPr>
+              <w:rStyle w:val="Hyperlink"/>
+            </w:rPr>
+            <w:t>ken a</w:t>
+          </w:r>
+        </w:hyperlink>
+      </w:r>
+      <w:r>
+        <w:rPr>
+          <w:u w:val="single" w:color="0000ff"/>
+          <w:rFonts w:ascii="Charis SIL Regular" w:hAnsi="Charis SIL Regular" w:eastAsia="Charis SIL Regular"/>
+          <w:b w:val="0"/>
+          <w:i w:val="0"/>
+          <w:color w:val="000000"/>
+          <w:sz w:val="24"/>
+        </w:rPr>
+        <w:hyperlink r:id="rId29" w:history="1">
+          <w:r>
+            <w:rPr>
+              <w:rStyle w:val="Hyperlink"/>
+            </w:rPr>
+            <w:t>a</w:t>
+          </w:r>
+        </w:hyperlink>
+      </w:r>
+      <w:r>
+        <w:rPr>
+          <w:u w:val="single" w:color="0000ff"/>
+          <w:rFonts w:ascii="Charis SIL Regular" w:hAnsi="Charis SIL Regular" w:eastAsia="Charis SIL Regular"/>
+          <w:b w:val="0"/>
+          <w:i w:val="0"/>
+          <w:color w:val="000000"/>
+          <w:sz w:val="24"/>
+        </w:rPr>
+        <w:hyperlink r:id="rId29" w:history="1">
+          <w:r>
+            <w:rPr>
+              <w:rStyle w:val="Hyperlink"/>
+            </w:rPr>
+            <w:t>n het Rijks Ethnogr</w:t>
+          </w:r>
+        </w:hyperlink>
+      </w:r>
+      <w:r>
+        <w:rPr>
+          <w:u w:val="single" w:color="0000ff"/>
+          <w:rFonts w:ascii="Charis SIL Regular" w:hAnsi="Charis SIL Regular" w:eastAsia="Charis SIL Regular"/>
+          <w:b w:val="0"/>
+          <w:i w:val="0"/>
+          <w:color w:val="000000"/>
+          <w:sz w:val="24"/>
+        </w:rPr>
+        <w:hyperlink r:id="rId29" w:history="1">
+          <w:r>
+            <w:rPr>
+              <w:rStyle w:val="Hyperlink"/>
+            </w:rPr>
+            <w:t>aph</w:t>
+          </w:r>
+        </w:hyperlink>
+      </w:r>
+      <w:r>
+        <w:rPr>
+          <w:u w:val="single" w:color="0000ff"/>
+          <w:rFonts w:ascii="Charis SIL Regular" w:hAnsi="Charis SIL Regular" w:eastAsia="Charis SIL Regular"/>
+          <w:b w:val="0"/>
+          <w:i w:val="0"/>
+          <w:color w:val="000000"/>
+          <w:sz w:val="24"/>
+        </w:rPr>
+        <w:hyperlink r:id="rId29" w:history="1">
+          <w:r>
+            <w:rPr>
+              <w:rStyle w:val="Hyperlink"/>
+            </w:rPr>
+            <w:t>i</w:t>
+          </w:r>
+        </w:hyperlink>
+      </w:r>
+      <w:r>
+        <w:rPr>
+          <w:u w:val="single" w:color="0000ff"/>
+          <w:rFonts w:ascii="Charis SIL Regular" w:hAnsi="Charis SIL Regular" w:eastAsia="Charis SIL Regular"/>
+          <w:b w:val="0"/>
+          <w:i w:val="0"/>
+          <w:color w:val="000000"/>
+          <w:sz w:val="24"/>
+        </w:rPr>
+        <w:hyperlink r:id="rId29" w:history="1">
+          <w:r>
+            <w:rPr>
+              <w:rStyle w:val="Hyperlink"/>
+            </w:rPr>
+            <w:t>sch</w:t>
+          </w:r>
+        </w:hyperlink>
+      </w:r>
+      <w:r>
+        <w:rPr>
+          <w:u w:val="single" w:color="0000ff"/>
+          <w:rFonts w:ascii="Charis SIL Regular" w:hAnsi="Charis SIL Regular" w:eastAsia="Charis SIL Regular"/>
+          <w:b w:val="0"/>
+          <w:i w:val="0"/>
+          <w:color w:val="000000"/>
+          <w:sz w:val="24"/>
+        </w:rPr>
+        <w:t xml:space="preserve"> </w:t>
+      </w:r>
+      <w:r>
+        <w:rPr>
+          <w:u w:val="single" w:color="0000ff"/>
+          <w:rFonts w:ascii="Charis SIL Regular" w:hAnsi="Charis SIL Regular" w:eastAsia="Charis SIL Regular"/>
+          <w:b w:val="0"/>
+          <w:i w:val="0"/>
+          <w:color w:val="000000"/>
+          <w:sz w:val="24"/>
+        </w:rPr>
+        <w:hyperlink r:id="rId29" w:history="1">
+          <w:r>
+            <w:rPr>
+              <w:rStyle w:val="Hyperlink"/>
+            </w:rPr>
+            <w:t>Mus</w:t>
+          </w:r>
+        </w:hyperlink>
+      </w:r>
+      <w:r>
+        <w:rPr>
+          <w:rFonts w:ascii="Charis SIL Regular" w:hAnsi="Charis SIL Regular" w:eastAsia="Charis SIL Regular"/>
+          <w:b w:val="0"/>
+          <w:i w:val="0"/>
+          <w:color w:val="000000"/>
+          <w:sz w:val="24"/>
+        </w:rPr>
+        <w:t xml:space="preserve">eum, het huidige </w:t>
       </w:r>
       <w:r>
         <w:rPr>
@@ -3440,12 +3754,12 @@
           <w:sz w:val="24"/>
           <w:u w:val="single"/>
         </w:rPr>
-        <w:hyperlink r:id="rId29" w:history="1">
-          <w:r>
-            <w:rPr>
-              <w:rStyle w:val="Hyperlink"/>
-            </w:rPr>
-            <w:t>n</w:t>
+        <w:hyperlink r:id="rId30" w:history="1">
+          <w:r>
+            <w:rPr>
+              <w:rStyle w:val="Hyperlink"/>
+            </w:rPr>
+            <w:t>Wereldmuseum</w:t>
           </w:r>
         </w:hyperlink>
       </w:r>
@@ -3469,14 +3783,24 @@
           <w:sz w:val="24"/>
           <w:u w:val="single"/>
         </w:rPr>
-        <w:hyperlink r:id="rId28" w:history="1">
-          <w:r>
-            <w:rPr>
-              <w:rStyle w:val="Hyperlink"/>
-            </w:rPr>
-            <w:t>der</w:t>
-          </w:r>
-        </w:hyperlink>
+        <w:hyperlink r:id="rId30" w:history="1">
+          <w:r>
+            <w:rPr>
+              <w:rStyle w:val="Hyperlink"/>
+            </w:rPr>
+            <w:t>Leiden</w:t>
+          </w:r>
+        </w:hyperlink>
+      </w:r>
+      <w:r>
+        <w:rPr>
+          <w:rFonts w:ascii="Charis SIL Regular" w:hAnsi="Charis SIL Regular" w:eastAsia="Charis SIL Regular"/>
+          <w:b w:val="0"/>
+          <w:i w:val="0"/>
+          <w:color w:val="000000"/>
+          <w:sz w:val="24"/>
+        </w:rPr>
+        <w:t xml:space="preserve">. Ook het </w:t>
       </w:r>
       <w:r>
         <w:rPr>
@@ -3487,7 +3811,14 @@
           <w:sz w:val="24"/>
           <w:u w:val="single"/>
         </w:rPr>
-        <w:t xml:space="preserve"> </w:t>
+        <w:hyperlink r:id="rId31" w:history="1">
+          <w:r>
+            <w:rPr>
+              <w:rStyle w:val="Hyperlink"/>
+            </w:rPr>
+            <w:t>Etnografis</w:t>
+          </w:r>
+        </w:hyperlink>
       </w:r>
       <w:r>
         <w:rPr>
@@ -3498,374 +3829,7 @@
           <w:sz w:val="24"/>
           <w:u w:val="single"/>
         </w:rPr>
-        <w:hyperlink r:id="rId28" w:history="1">
-          <w:r>
-            <w:rPr>
-              <w:rStyle w:val="Hyperlink"/>
-            </w:rPr>
-            <w:t>Oye</w:t>
-          </w:r>
-        </w:hyperlink>
-      </w:r>
-      <w:r>
-        <w:rPr>
-          <w:u w:val="single" w:color="0000ff"/>
-          <w:rFonts w:ascii="Charis SIL Regular" w:hAnsi="Charis SIL Regular" w:eastAsia="Charis SIL Regular"/>
-          <w:b w:val="0"/>
-          <w:i w:val="0"/>
-          <w:color w:val="000000"/>
-          <w:sz w:val="24"/>
-        </w:rPr>
-        <w:hyperlink r:id="rId28" w:history="1">
-          <w:r>
-            <w:rPr>
-              <w:rStyle w:val="Hyperlink"/>
-            </w:rPr>
-            <w:t>.</w:t>
-          </w:r>
-        </w:hyperlink>
-      </w:r>
-      <w:r>
-        <w:rPr>
-          <w:u w:val="single" w:color="0000ff"/>
-          <w:rFonts w:ascii="Charis SIL Regular" w:hAnsi="Charis SIL Regular" w:eastAsia="Charis SIL Regular"/>
-          <w:b w:val="0"/>
-          <w:i w:val="0"/>
-          <w:color w:val="000000"/>
-          <w:sz w:val="24"/>
-        </w:rPr>
-        <w:hyperlink r:id="rId28" w:history="1">
-          <w:r>
-            <w:rPr>
-              <w:rStyle w:val="Hyperlink"/>
-            </w:rPr>
-            <w:t xml:space="preserve"> De</w:t>
-          </w:r>
-        </w:hyperlink>
-      </w:r>
-      <w:r>
-        <w:rPr>
-          <w:u w:val="single" w:color="0000ff"/>
-          <w:rFonts w:ascii="Charis SIL Regular" w:hAnsi="Charis SIL Regular" w:eastAsia="Charis SIL Regular"/>
-          <w:b w:val="0"/>
-          <w:i w:val="0"/>
-          <w:color w:val="000000"/>
-          <w:sz w:val="24"/>
-        </w:rPr>
-        <w:hyperlink r:id="rId28" w:history="1">
-          <w:r>
-            <w:rPr>
-              <w:rStyle w:val="Hyperlink"/>
-            </w:rPr>
-            <w:t>z</w:t>
-          </w:r>
-        </w:hyperlink>
-      </w:r>
-      <w:r>
-        <w:rPr>
-          <w:u w:val="single" w:color="0000ff"/>
-          <w:rFonts w:ascii="Charis SIL Regular" w:hAnsi="Charis SIL Regular" w:eastAsia="Charis SIL Regular"/>
-          <w:b w:val="0"/>
-          <w:i w:val="0"/>
-          <w:color w:val="000000"/>
-          <w:sz w:val="24"/>
-        </w:rPr>
-        <w:hyperlink r:id="rId28" w:history="1">
-          <w:r>
-            <w:rPr>
-              <w:rStyle w:val="Hyperlink"/>
-            </w:rPr>
-            <w:t xml:space="preserve">e werden </w:t>
-          </w:r>
-        </w:hyperlink>
-      </w:r>
-      <w:r>
-        <w:rPr>
-          <w:rFonts w:ascii="Charis SIL Regular" w:hAnsi="Charis SIL Regular" w:eastAsia="Charis SIL Regular"/>
-          <w:b w:val="0"/>
-          <w:i w:val="0"/>
-          <w:color w:val="000000"/>
-          <w:sz w:val="24"/>
-        </w:rPr>
-        <w:t xml:space="preserve">in </w:t>
-      </w:r>
-      <w:r>
-        <w:rPr>
-          <w:rFonts w:ascii="Charis SIL Regular" w:hAnsi="Charis SIL Regular" w:eastAsia="Charis SIL Regular"/>
-          <w:b w:val="0"/>
-          <w:i w:val="0"/>
-          <w:color w:val="000000"/>
-          <w:sz w:val="24"/>
-        </w:rPr>
-        <w:t>respectievelijk 1883 en 1895</w:t>
-      </w:r>
-      <w:r>
-        <w:rPr>
-          <w:u w:val="single" w:color="0000ff"/>
-          <w:rFonts w:ascii="Charis SIL Regular" w:hAnsi="Charis SIL Regular" w:eastAsia="Charis SIL Regular"/>
-          <w:b w:val="0"/>
-          <w:i w:val="0"/>
-          <w:color w:val="000000"/>
-          <w:sz w:val="24"/>
-        </w:rPr>
-        <w:t xml:space="preserve"> </w:t>
-      </w:r>
-      <w:r>
-        <w:rPr>
-          <w:u w:val="single" w:color="0000ff"/>
-          <w:rFonts w:ascii="Charis SIL Regular" w:hAnsi="Charis SIL Regular" w:eastAsia="Charis SIL Regular"/>
-          <w:b w:val="0"/>
-          <w:i w:val="0"/>
-          <w:color w:val="000000"/>
-          <w:sz w:val="24"/>
-        </w:rPr>
-        <w:hyperlink r:id="rId29" w:history="1">
-          <w:r>
-            <w:rPr>
-              <w:rStyle w:val="Hyperlink"/>
-            </w:rPr>
-            <w:t>geschon</w:t>
-          </w:r>
-        </w:hyperlink>
-      </w:r>
-      <w:r>
-        <w:rPr>
-          <w:u w:val="single" w:color="0000ff"/>
-          <w:rFonts w:ascii="Charis SIL Regular" w:hAnsi="Charis SIL Regular" w:eastAsia="Charis SIL Regular"/>
-          <w:b w:val="0"/>
-          <w:i w:val="0"/>
-          <w:color w:val="000000"/>
-          <w:sz w:val="24"/>
-        </w:rPr>
-        <w:hyperlink r:id="rId29" w:history="1">
-          <w:r>
-            <w:rPr>
-              <w:rStyle w:val="Hyperlink"/>
-            </w:rPr>
-            <w:t>ken a</w:t>
-          </w:r>
-        </w:hyperlink>
-      </w:r>
-      <w:r>
-        <w:rPr>
-          <w:u w:val="single" w:color="0000ff"/>
-          <w:rFonts w:ascii="Charis SIL Regular" w:hAnsi="Charis SIL Regular" w:eastAsia="Charis SIL Regular"/>
-          <w:b w:val="0"/>
-          <w:i w:val="0"/>
-          <w:color w:val="000000"/>
-          <w:sz w:val="24"/>
-        </w:rPr>
-        <w:hyperlink r:id="rId29" w:history="1">
-          <w:r>
-            <w:rPr>
-              <w:rStyle w:val="Hyperlink"/>
-            </w:rPr>
-            <w:t>a</w:t>
-          </w:r>
-        </w:hyperlink>
-      </w:r>
-      <w:r>
-        <w:rPr>
-          <w:u w:val="single" w:color="0000ff"/>
-          <w:rFonts w:ascii="Charis SIL Regular" w:hAnsi="Charis SIL Regular" w:eastAsia="Charis SIL Regular"/>
-          <w:b w:val="0"/>
-          <w:i w:val="0"/>
-          <w:color w:val="000000"/>
-          <w:sz w:val="24"/>
-        </w:rPr>
-        <w:hyperlink r:id="rId29" w:history="1">
-          <w:r>
-            <w:rPr>
-              <w:rStyle w:val="Hyperlink"/>
-            </w:rPr>
-            <w:t>n het Rijks Ethnogr</w:t>
-          </w:r>
-        </w:hyperlink>
-      </w:r>
-      <w:r>
-        <w:rPr>
-          <w:u w:val="single" w:color="0000ff"/>
-          <w:rFonts w:ascii="Charis SIL Regular" w:hAnsi="Charis SIL Regular" w:eastAsia="Charis SIL Regular"/>
-          <w:b w:val="0"/>
-          <w:i w:val="0"/>
-          <w:color w:val="000000"/>
-          <w:sz w:val="24"/>
-        </w:rPr>
-        <w:hyperlink r:id="rId29" w:history="1">
-          <w:r>
-            <w:rPr>
-              <w:rStyle w:val="Hyperlink"/>
-            </w:rPr>
-            <w:t>aph</w:t>
-          </w:r>
-        </w:hyperlink>
-      </w:r>
-      <w:r>
-        <w:rPr>
-          <w:u w:val="single" w:color="0000ff"/>
-          <w:rFonts w:ascii="Charis SIL Regular" w:hAnsi="Charis SIL Regular" w:eastAsia="Charis SIL Regular"/>
-          <w:b w:val="0"/>
-          <w:i w:val="0"/>
-          <w:color w:val="000000"/>
-          <w:sz w:val="24"/>
-        </w:rPr>
-        <w:hyperlink r:id="rId29" w:history="1">
-          <w:r>
-            <w:rPr>
-              <w:rStyle w:val="Hyperlink"/>
-            </w:rPr>
-            <w:t>i</w:t>
-          </w:r>
-        </w:hyperlink>
-      </w:r>
-      <w:r>
-        <w:rPr>
-          <w:u w:val="single" w:color="0000ff"/>
-          <w:rFonts w:ascii="Charis SIL Regular" w:hAnsi="Charis SIL Regular" w:eastAsia="Charis SIL Regular"/>
-          <w:b w:val="0"/>
-          <w:i w:val="0"/>
-          <w:color w:val="000000"/>
-          <w:sz w:val="24"/>
-        </w:rPr>
-        <w:hyperlink r:id="rId29" w:history="1">
-          <w:r>
-            <w:rPr>
-              <w:rStyle w:val="Hyperlink"/>
-            </w:rPr>
-            <w:t>sch</w:t>
-          </w:r>
-        </w:hyperlink>
-      </w:r>
-      <w:r>
-        <w:rPr>
-          <w:u w:val="single" w:color="0000ff"/>
-          <w:rFonts w:ascii="Charis SIL Regular" w:hAnsi="Charis SIL Regular" w:eastAsia="Charis SIL Regular"/>
-          <w:b w:val="0"/>
-          <w:i w:val="0"/>
-          <w:color w:val="000000"/>
-          <w:sz w:val="24"/>
-        </w:rPr>
-        <w:t xml:space="preserve"> </w:t>
-      </w:r>
-      <w:r>
-        <w:rPr>
-          <w:u w:val="single" w:color="0000ff"/>
-          <w:rFonts w:ascii="Charis SIL Regular" w:hAnsi="Charis SIL Regular" w:eastAsia="Charis SIL Regular"/>
-          <w:b w:val="0"/>
-          <w:i w:val="0"/>
-          <w:color w:val="000000"/>
-          <w:sz w:val="24"/>
-        </w:rPr>
-        <w:hyperlink r:id="rId29" w:history="1">
-          <w:r>
-            <w:rPr>
-              <w:rStyle w:val="Hyperlink"/>
-            </w:rPr>
-            <w:t>Mus</w:t>
-          </w:r>
-        </w:hyperlink>
-      </w:r>
-      <w:r>
-        <w:rPr>
-          <w:rFonts w:ascii="Charis SIL Regular" w:hAnsi="Charis SIL Regular" w:eastAsia="Charis SIL Regular"/>
-          <w:b w:val="0"/>
-          <w:i w:val="0"/>
-          <w:color w:val="000000"/>
-          <w:sz w:val="24"/>
-        </w:rPr>
-        <w:t xml:space="preserve">eum, het huidige </w:t>
-      </w:r>
-      <w:r>
-        <w:rPr>
-          <w:rFonts w:ascii="Charis SIL Regular" w:hAnsi="Charis SIL Regular" w:eastAsia="Charis SIL Regular"/>
-          <w:b w:val="0"/>
-          <w:i w:val="0"/>
-          <w:color w:val="0000FF"/>
-          <w:sz w:val="24"/>
-          <w:u w:val="single"/>
-        </w:rPr>
-        <w:hyperlink r:id="rId30" w:history="1">
-          <w:r>
-            <w:rPr>
-              <w:rStyle w:val="Hyperlink"/>
-            </w:rPr>
-            <w:t>Wereldmuseum</w:t>
-          </w:r>
-        </w:hyperlink>
-      </w:r>
-      <w:r>
-        <w:rPr>
-          <w:rFonts w:ascii="Charis SIL Regular" w:hAnsi="Charis SIL Regular" w:eastAsia="Charis SIL Regular"/>
-          <w:b w:val="0"/>
-          <w:i w:val="0"/>
-          <w:color w:val="0000FF"/>
-          <w:sz w:val="24"/>
-          <w:u w:val="single"/>
-        </w:rPr>
-        <w:t xml:space="preserve"> </w:t>
-      </w:r>
-      <w:r>
-        <w:rPr>
-          <w:rFonts w:ascii="Charis SIL Regular" w:hAnsi="Charis SIL Regular" w:eastAsia="Charis SIL Regular"/>
-          <w:b w:val="0"/>
-          <w:i w:val="0"/>
-          <w:color w:val="0000FF"/>
-          <w:sz w:val="24"/>
-          <w:u w:val="single"/>
-        </w:rPr>
-        <w:hyperlink r:id="rId30" w:history="1">
-          <w:r>
-            <w:rPr>
-              <w:rStyle w:val="Hyperlink"/>
-            </w:rPr>
-            <w:t>Leiden</w:t>
-          </w:r>
-        </w:hyperlink>
-      </w:r>
-      <w:r>
-        <w:rPr>
-          <w:rFonts w:ascii="Charis SIL Regular" w:hAnsi="Charis SIL Regular" w:eastAsia="Charis SIL Regular"/>
-          <w:b w:val="0"/>
-          <w:i w:val="0"/>
-          <w:color w:val="000000"/>
-          <w:sz w:val="24"/>
-        </w:rPr>
-        <w:t xml:space="preserve">. Ook het </w:t>
-      </w:r>
-      <w:r>
-        <w:rPr>
-          <w:rFonts w:ascii="Charis SIL Regular" w:hAnsi="Charis SIL Regular" w:eastAsia="Charis SIL Regular"/>
-          <w:b w:val="0"/>
-          <w:i w:val="0"/>
-          <w:color w:val="0000FF"/>
-          <w:sz w:val="24"/>
-          <w:u w:val="single"/>
-        </w:rPr>
-        <w:hyperlink r:id="rId31" w:history="1">
-          <w:r>
-            <w:rPr>
-              <w:rStyle w:val="Hyperlink"/>
-            </w:rPr>
-            <w:t>Etnografis</w:t>
-          </w:r>
-        </w:hyperlink>
-      </w:r>
-      <w:r>
-        <w:rPr>
-          <w:rFonts w:ascii="Charis SIL Regular" w:hAnsi="Charis SIL Regular" w:eastAsia="Charis SIL Regular"/>
-          <w:b w:val="0"/>
-          <w:i w:val="0"/>
-          <w:color w:val="0000FF"/>
-          <w:sz w:val="24"/>
-        </w:rPr>
-        <w:hyperlink r:id="rId31" w:history="1">
-          <w:r>
-            <w:rPr>
-              <w:rStyle w:val="Hyperlink"/>
-            </w:rPr>
-            <w:t>c</w:t>
-          </w:r>
-        </w:hyperlink>
+        <w:t>c</w:t>
       </w:r>
       <w:r>
         <w:rPr>
@@ -6387,15 +6351,9 @@
           <w:i w:val="0"/>
           <w:color w:val="0000FF"/>
           <w:sz w:val="24"/>
-        </w:rPr>
-        <w:hyperlink r:id="rId50" w:history="1">
-          <w:r>
-            <w:rPr>
-              <w:rStyle w:val="Hyperlink"/>
-            </w:rPr>
-            <w:t>o</w:t>
-          </w:r>
-        </w:hyperlink>
+          <w:u w:val="single"/>
+        </w:rPr>
+        <w:t>o</w:t>
       </w:r>
       <w:r>
         <w:rPr>
@@ -9416,36 +9374,7 @@
           <w:color w:val="000000"/>
           <w:sz w:val="24"/>
         </w:rPr>
-        <w:t>. In</w:t>
-      </w:r>
-      <w:r>
-        <w:rPr>
-          <w:u w:val="single" w:color="0000ff"/>
-          <w:rFonts w:ascii="Charis SIL Regular" w:hAnsi="Charis SIL Regular" w:eastAsia="Charis SIL Regular"/>
-          <w:b w:val="0"/>
-          <w:i w:val="0"/>
-          <w:color w:val="000000"/>
-          <w:sz w:val="24"/>
-        </w:rPr>
-        <w:t xml:space="preserve"> </w:t>
-      </w:r>
-      <w:r>
-        <w:rPr>
-          <w:u w:val="single" w:color="0000ff"/>
-          <w:rFonts w:ascii="Charis SIL Regular" w:hAnsi="Charis SIL Regular" w:eastAsia="Charis SIL Regular"/>
-          <w:b w:val="0"/>
-          <w:i w:val="0"/>
-          <w:color w:val="000000"/>
-          <w:sz w:val="24"/>
-        </w:rPr>
-        <w:hyperlink r:id="rId72" w:history="1">
-          <w:r>
-            <w:rPr>
-              <w:rStyle w:val="Hyperlink"/>
-            </w:rPr>
-            <w:t xml:space="preserve">1934 </w:t>
-          </w:r>
-        </w:hyperlink>
+        <w:t xml:space="preserve">. In 1934 </w:t>
       </w:r>
       <w:r>
         <w:rPr>
@@ -12595,7 +12524,7 @@
           <w:sz w:val="24"/>
           <w:u w:val="single"/>
         </w:rPr>
-        <w:hyperlink r:id="rId92" w:history="1">
+        <w:hyperlink r:id="rId91" w:history="1">
           <w:r>
             <w:rPr>
               <w:rStyle w:val="Hyperlink"/>
@@ -12613,7 +12542,7 @@
           <w:sz w:val="24"/>
           <w:u w:val="single"/>
         </w:rPr>
-        <w:hyperlink r:id="rId92" w:history="1">
+        <w:hyperlink r:id="rId91" w:history="1">
           <w:r>
             <w:rPr>
               <w:rStyle w:val="Hyperlink"/>
@@ -14673,32 +14602,7 @@
           <w:sz w:val="24"/>
           <w:u w:val="single"/>
         </w:rPr>
-        <w:hyperlink r:id="rId105" w:history="1">
-          <w:r>
-            <w:rPr>
-              <w:rStyle w:val="Hyperlink"/>
-            </w:rPr>
-            <w:t>ale-</w:t>
-          </w:r>
-        </w:hyperlink>
-      </w:r>
-      <w:r>
-        <w:rPr>
-          <w:rFonts w:ascii="Charis SIL Regular" w:hAnsi="Charis SIL Regular" w:eastAsia="Charis SIL Regular"/>
-          <w:b w:val="0"/>
-          <w:i w:val="0"/>
-          <w:color w:val="0000FF"/>
-          <w:sz w:val="24"/>
-          <w:u w:val="single"/>
-        </w:rPr>
-        <w:hyperlink r:id="rId105" w:history="1">
-          <w:r>
-            <w:rPr>
-              <w:rStyle w:val="Hyperlink"/>
-            </w:rPr>
-            <w:t>Collecties-2.pdf</w:t>
-          </w:r>
-        </w:hyperlink>
+        <w:t>ale-Collecties-2.pdf</w:t>
       </w:r>
     </w:p>
     <w:p>

--- a/EXPORTS/DOCX/published/niveau2/Dutch/Suriname.docx
+++ b/EXPORTS/DOCX/published/niveau2/Dutch/Suriname.docx
@@ -881,6 +881,7 @@
       </w:r>
       <w:r>
         <w:rPr>
+          <w:u w:val="single" w:color="0000ff"/>
           <w:rFonts w:ascii="Charis SIL Regular" w:hAnsi="Charis SIL Regular" w:eastAsia="Charis SIL Regular"/>
           <w:b w:val="0"/>
           <w:i w:val="0"/>
@@ -891,24 +892,13 @@
       </w:r>
       <w:r>
         <w:rPr>
-          <w:u w:val="single" w:color="0000ff"/>
-          <w:rFonts w:ascii="Charis SIL Regular" w:hAnsi="Charis SIL Regular" w:eastAsia="Charis SIL Regular"/>
-          <w:b w:val="0"/>
-          <w:i w:val="0"/>
-          <w:color w:val="000000"/>
-          <w:sz w:val="24"/>
-        </w:rPr>
-        <w:t>s</w:t>
-      </w:r>
-      <w:r>
-        <w:rPr>
-          <w:rFonts w:ascii="Charis SIL Regular" w:hAnsi="Charis SIL Regular" w:eastAsia="Charis SIL Regular"/>
-          <w:b w:val="0"/>
-          <w:i w:val="0"/>
-          <w:color w:val="000000"/>
-          <w:sz w:val="24"/>
-        </w:rPr>
-        <w:t xml:space="preserve">che voorwerpen opgenomen. Van Stedman is </w:t>
+          <w:rFonts w:ascii="Charis SIL Regular" w:hAnsi="Charis SIL Regular" w:eastAsia="Charis SIL Regular"/>
+          <w:b w:val="0"/>
+          <w:i w:val="0"/>
+          <w:color w:val="000000"/>
+          <w:sz w:val="24"/>
+        </w:rPr>
+        <w:t xml:space="preserve">sche voorwerpen opgenomen. Van Stedman is </w:t>
       </w:r>
       <w:r>
         <w:rPr>
@@ -1252,7 +1242,7 @@
           <w:color w:val="000000"/>
           <w:sz w:val="24"/>
         </w:rPr>
-        <w:t>begel</w:t>
+        <w:t xml:space="preserve">begeleidende </w:t>
       </w:r>
       <w:r>
         <w:rPr>
@@ -1268,7 +1258,7 @@
             <w:rPr>
               <w:rStyle w:val="Hyperlink"/>
             </w:rPr>
-            <w:t xml:space="preserve">eidende </w:t>
+            <w:t>brief sch</w:t>
           </w:r>
         </w:hyperlink>
       </w:r>
@@ -1286,7 +1276,7 @@
             <w:rPr>
               <w:rStyle w:val="Hyperlink"/>
             </w:rPr>
-            <w:t>brief sch</w:t>
+            <w:t>r</w:t>
           </w:r>
         </w:hyperlink>
       </w:r>
@@ -1304,9 +1294,348 @@
             <w:rPr>
               <w:rStyle w:val="Hyperlink"/>
             </w:rPr>
-            <w:t>r</w:t>
-          </w:r>
-        </w:hyperlink>
+            <w:t>eef K</w:t>
+          </w:r>
+        </w:hyperlink>
+      </w:r>
+      <w:r>
+        <w:rPr>
+          <w:rFonts w:ascii="Charis SIL Regular" w:hAnsi="Charis SIL Regular" w:eastAsia="Charis SIL Regular"/>
+          <w:b w:val="0"/>
+          <w:i w:val="0"/>
+          <w:color w:val="000000"/>
+          <w:sz w:val="24"/>
+        </w:rPr>
+        <w:t xml:space="preserve">ühn dat een deel van de voorwerpen afkomstig was van zijn </w:t>
+      </w:r>
+      <w:r>
+        <w:rPr>
+          <w:rFonts w:ascii="Charis SIL Regular" w:hAnsi="Charis SIL Regular" w:eastAsia="Charis SIL Regular"/>
+          <w:b w:val="0"/>
+          <w:i w:val="0"/>
+          <w:color w:val="000000"/>
+          <w:sz w:val="24"/>
+        </w:rPr>
+        <w:t xml:space="preserve">overleden broer, die in 1818 had deelgenomen aan een expeditie naar een </w:t>
+      </w:r>
+      <w:r>
+        <w:br/>
+      </w:r>
+      <w:r>
+        <w:rPr>
+          <w:rFonts w:ascii="Charis SIL Regular" w:hAnsi="Charis SIL Regular" w:eastAsia="Charis SIL Regular"/>
+          <w:b w:val="0"/>
+          <w:i w:val="0"/>
+          <w:color w:val="000000"/>
+          <w:sz w:val="24"/>
+        </w:rPr>
+        <w:t xml:space="preserve">marrongemeenschap. Daardoor is het niet altijd eenvoudig de schenking van Kühn te </w:t>
+      </w:r>
+      <w:r>
+        <w:rPr>
+          <w:rFonts w:ascii="Charis SIL Regular" w:hAnsi="Charis SIL Regular" w:eastAsia="Charis SIL Regular"/>
+          <w:b w:val="0"/>
+          <w:i w:val="0"/>
+          <w:color w:val="000000"/>
+          <w:sz w:val="24"/>
+        </w:rPr>
+        <w:t xml:space="preserve">onderscheiden van objecten die eventueel van Stedman afkomstig kunnen zijn. Tussen 1825 </w:t>
+      </w:r>
+      <w:r>
+        <w:rPr>
+          <w:rFonts w:ascii="Charis SIL Regular" w:hAnsi="Charis SIL Regular" w:eastAsia="Charis SIL Regular"/>
+          <w:b w:val="0"/>
+          <w:i w:val="0"/>
+          <w:color w:val="000000"/>
+          <w:sz w:val="24"/>
+        </w:rPr>
+        <w:t xml:space="preserve">en 1835 ontving het Kabinet ook schenkingen uit Suriname van onder anderen </w:t>
+      </w:r>
+      <w:r>
+        <w:rPr>
+          <w:rFonts w:ascii="Charis SIL Regular" w:hAnsi="Charis SIL Regular" w:eastAsia="Charis SIL Regular"/>
+          <w:b w:val="0"/>
+          <w:i w:val="0"/>
+          <w:color w:val="0000FF"/>
+          <w:sz w:val="24"/>
+          <w:u w:val="single"/>
+        </w:rPr>
+        <w:hyperlink r:id="rId13" w:history="1">
+          <w:r>
+            <w:rPr>
+              <w:rStyle w:val="Hyperlink"/>
+            </w:rPr>
+            <w:t>Isaac</w:t>
+          </w:r>
+        </w:hyperlink>
+      </w:r>
+      <w:r>
+        <w:rPr>
+          <w:rFonts w:ascii="Charis SIL Regular" w:hAnsi="Charis SIL Regular" w:eastAsia="Charis SIL Regular"/>
+          <w:b w:val="0"/>
+          <w:i w:val="0"/>
+          <w:color w:val="0000FF"/>
+          <w:sz w:val="24"/>
+          <w:u w:val="single"/>
+        </w:rPr>
+        <w:t xml:space="preserve"> </w:t>
+      </w:r>
+      <w:r>
+        <w:rPr>
+          <w:rFonts w:ascii="Charis SIL Regular" w:hAnsi="Charis SIL Regular" w:eastAsia="Charis SIL Regular"/>
+          <w:b w:val="0"/>
+          <w:i w:val="0"/>
+          <w:color w:val="0000FF"/>
+          <w:sz w:val="24"/>
+          <w:u w:val="single"/>
+        </w:rPr>
+        <w:hyperlink r:id="rId13" w:history="1">
+          <w:r>
+            <w:rPr>
+              <w:rStyle w:val="Hyperlink"/>
+            </w:rPr>
+            <w:t>Bromet</w:t>
+          </w:r>
+        </w:hyperlink>
+      </w:r>
+      <w:r>
+        <w:rPr>
+          <w:rFonts w:ascii="Charis SIL Regular" w:hAnsi="Charis SIL Regular" w:eastAsia="Charis SIL Regular"/>
+          <w:b w:val="0"/>
+          <w:i w:val="0"/>
+          <w:color w:val="000000"/>
+          <w:sz w:val="24"/>
+        </w:rPr>
+        <w:t xml:space="preserve">, </w:t>
+      </w:r>
+      <w:r>
+        <w:rPr>
+          <w:rFonts w:ascii="Charis SIL Regular" w:hAnsi="Charis SIL Regular" w:eastAsia="Charis SIL Regular"/>
+          <w:b w:val="0"/>
+          <w:i w:val="0"/>
+          <w:color w:val="0000FF"/>
+          <w:sz w:val="24"/>
+          <w:u w:val="single"/>
+        </w:rPr>
+        <w:hyperlink r:id="rId14" w:history="1">
+          <w:r>
+            <w:rPr>
+              <w:rStyle w:val="Hyperlink"/>
+            </w:rPr>
+            <w:t>Dietrich</w:t>
+          </w:r>
+        </w:hyperlink>
+      </w:r>
+      <w:r>
+        <w:rPr>
+          <w:rFonts w:ascii="Charis SIL Regular" w:hAnsi="Charis SIL Regular" w:eastAsia="Charis SIL Regular"/>
+          <w:b w:val="0"/>
+          <w:i w:val="0"/>
+          <w:color w:val="0000FF"/>
+          <w:sz w:val="24"/>
+          <w:u w:val="single"/>
+        </w:rPr>
+        <w:t xml:space="preserve"> </w:t>
+      </w:r>
+      <w:r>
+        <w:rPr>
+          <w:rFonts w:ascii="Charis SIL Regular" w:hAnsi="Charis SIL Regular" w:eastAsia="Charis SIL Regular"/>
+          <w:b w:val="0"/>
+          <w:i w:val="0"/>
+          <w:color w:val="0000FF"/>
+          <w:sz w:val="24"/>
+          <w:u w:val="single"/>
+        </w:rPr>
+        <w:hyperlink r:id="rId14" w:history="1">
+          <w:r>
+            <w:rPr>
+              <w:rStyle w:val="Hyperlink"/>
+            </w:rPr>
+            <w:t>Kanngiesser</w:t>
+          </w:r>
+        </w:hyperlink>
+      </w:r>
+      <w:r>
+        <w:rPr>
+          <w:rFonts w:ascii="Charis SIL Regular" w:hAnsi="Charis SIL Regular" w:eastAsia="Charis SIL Regular"/>
+          <w:b w:val="0"/>
+          <w:i w:val="0"/>
+          <w:color w:val="000000"/>
+          <w:sz w:val="24"/>
+        </w:rPr>
+        <w:t xml:space="preserve">, </w:t>
+      </w:r>
+      <w:r>
+        <w:rPr>
+          <w:rFonts w:ascii="Charis SIL Regular" w:hAnsi="Charis SIL Regular" w:eastAsia="Charis SIL Regular"/>
+          <w:b w:val="0"/>
+          <w:i w:val="0"/>
+          <w:color w:val="0000FF"/>
+          <w:sz w:val="24"/>
+          <w:u w:val="single"/>
+        </w:rPr>
+        <w:hyperlink r:id="rId15" w:history="1">
+          <w:r>
+            <w:rPr>
+              <w:rStyle w:val="Hyperlink"/>
+            </w:rPr>
+            <w:t>Hendrik</w:t>
+          </w:r>
+        </w:hyperlink>
+      </w:r>
+      <w:r>
+        <w:rPr>
+          <w:rFonts w:ascii="Charis SIL Regular" w:hAnsi="Charis SIL Regular" w:eastAsia="Charis SIL Regular"/>
+          <w:b w:val="0"/>
+          <w:i w:val="0"/>
+          <w:color w:val="0000FF"/>
+          <w:sz w:val="24"/>
+          <w:u w:val="single"/>
+        </w:rPr>
+        <w:t xml:space="preserve"> </w:t>
+      </w:r>
+      <w:r>
+        <w:rPr>
+          <w:rFonts w:ascii="Charis SIL Regular" w:hAnsi="Charis SIL Regular" w:eastAsia="Charis SIL Regular"/>
+          <w:b w:val="0"/>
+          <w:i w:val="0"/>
+          <w:color w:val="0000FF"/>
+          <w:sz w:val="24"/>
+          <w:u w:val="single"/>
+        </w:rPr>
+        <w:hyperlink r:id="rId15" w:history="1">
+          <w:r>
+            <w:rPr>
+              <w:rStyle w:val="Hyperlink"/>
+            </w:rPr>
+            <w:t>Haagen</w:t>
+          </w:r>
+        </w:hyperlink>
+      </w:r>
+      <w:r>
+        <w:rPr>
+          <w:rFonts w:ascii="Charis SIL Regular" w:hAnsi="Charis SIL Regular" w:eastAsia="Charis SIL Regular"/>
+          <w:b w:val="0"/>
+          <w:i w:val="0"/>
+          <w:color w:val="0000FF"/>
+          <w:sz w:val="24"/>
+          <w:u w:val="single"/>
+        </w:rPr>
+        <w:t xml:space="preserve"> </w:t>
+      </w:r>
+      <w:r>
+        <w:rPr>
+          <w:rFonts w:ascii="Charis SIL Regular" w:hAnsi="Charis SIL Regular" w:eastAsia="Charis SIL Regular"/>
+          <w:b w:val="0"/>
+          <w:i w:val="0"/>
+          <w:color w:val="0000FF"/>
+          <w:sz w:val="24"/>
+          <w:u w:val="single"/>
+        </w:rPr>
+        <w:hyperlink r:id="rId15" w:history="1">
+          <w:r>
+            <w:rPr>
+              <w:rStyle w:val="Hyperlink"/>
+            </w:rPr>
+            <w:t>Dieperink</w:t>
+          </w:r>
+        </w:hyperlink>
+      </w:r>
+      <w:r>
+        <w:rPr>
+          <w:rFonts w:ascii="Charis SIL Regular" w:hAnsi="Charis SIL Regular" w:eastAsia="Charis SIL Regular"/>
+          <w:b w:val="0"/>
+          <w:i w:val="0"/>
+          <w:color w:val="000000"/>
+          <w:sz w:val="24"/>
+        </w:rPr>
+        <w:t xml:space="preserve"> en </w:t>
+      </w:r>
+      <w:r>
+        <w:rPr>
+          <w:rFonts w:ascii="Charis SIL Regular" w:hAnsi="Charis SIL Regular" w:eastAsia="Charis SIL Regular"/>
+          <w:b w:val="0"/>
+          <w:i w:val="0"/>
+          <w:color w:val="0000FF"/>
+          <w:sz w:val="24"/>
+          <w:u w:val="single"/>
+        </w:rPr>
+        <w:hyperlink r:id="rId16" w:history="1">
+          <w:r>
+            <w:rPr>
+              <w:rStyle w:val="Hyperlink"/>
+            </w:rPr>
+            <w:t>Adriaan</w:t>
+          </w:r>
+        </w:hyperlink>
+      </w:r>
+      <w:r>
+        <w:rPr>
+          <w:rFonts w:ascii="Charis SIL Regular" w:hAnsi="Charis SIL Regular" w:eastAsia="Charis SIL Regular"/>
+          <w:b w:val="0"/>
+          <w:i w:val="0"/>
+          <w:color w:val="0000FF"/>
+          <w:sz w:val="24"/>
+          <w:u w:val="single"/>
+        </w:rPr>
+        <w:t xml:space="preserve"> </w:t>
+      </w:r>
+      <w:r>
+        <w:rPr>
+          <w:rFonts w:ascii="Charis SIL Regular" w:hAnsi="Charis SIL Regular" w:eastAsia="Charis SIL Regular"/>
+          <w:b w:val="0"/>
+          <w:i w:val="0"/>
+          <w:color w:val="0000FF"/>
+          <w:sz w:val="24"/>
+          <w:u w:val="single"/>
+        </w:rPr>
+        <w:hyperlink r:id="rId16" w:history="1">
+          <w:r>
+            <w:rPr>
+              <w:rStyle w:val="Hyperlink"/>
+            </w:rPr>
+            <w:t>François</w:t>
+          </w:r>
+        </w:hyperlink>
+      </w:r>
+      <w:r>
+        <w:rPr>
+          <w:rFonts w:ascii="Charis SIL Regular" w:hAnsi="Charis SIL Regular" w:eastAsia="Charis SIL Regular"/>
+          <w:b w:val="0"/>
+          <w:i w:val="0"/>
+          <w:color w:val="0000FF"/>
+          <w:sz w:val="24"/>
+          <w:u w:val="single"/>
+        </w:rPr>
+        <w:t xml:space="preserve"> </w:t>
+      </w:r>
+      <w:r>
+        <w:rPr>
+          <w:rFonts w:ascii="Charis SIL Regular" w:hAnsi="Charis SIL Regular" w:eastAsia="Charis SIL Regular"/>
+          <w:b w:val="0"/>
+          <w:i w:val="0"/>
+          <w:color w:val="0000FF"/>
+          <w:sz w:val="24"/>
+          <w:u w:val="single"/>
+        </w:rPr>
+        <w:hyperlink r:id="rId16" w:history="1">
+          <w:r>
+            <w:rPr>
+              <w:rStyle w:val="Hyperlink"/>
+            </w:rPr>
+            <w:t>Lammens</w:t>
+          </w:r>
+        </w:hyperlink>
+      </w:r>
+      <w:r>
+        <w:rPr>
+          <w:rFonts w:ascii="Charis SIL Regular" w:hAnsi="Charis SIL Regular" w:eastAsia="Charis SIL Regular"/>
+          <w:b w:val="0"/>
+          <w:i w:val="0"/>
+          <w:color w:val="000000"/>
+          <w:sz w:val="24"/>
+        </w:rPr>
+        <w:t>. Lam</w:t>
       </w:r>
       <w:r>
         <w:rPr>
@@ -1317,67 +1646,116 @@
           <w:color w:val="000000"/>
           <w:sz w:val="24"/>
         </w:rPr>
-        <w:hyperlink r:id="rId12" w:history="1">
-          <w:r>
-            <w:rPr>
-              <w:rStyle w:val="Hyperlink"/>
-            </w:rPr>
-            <w:t>eef K</w:t>
-          </w:r>
-        </w:hyperlink>
-      </w:r>
-      <w:r>
-        <w:rPr>
-          <w:rFonts w:ascii="Charis SIL Regular" w:hAnsi="Charis SIL Regular" w:eastAsia="Charis SIL Regular"/>
-          <w:b w:val="0"/>
-          <w:i w:val="0"/>
-          <w:color w:val="000000"/>
-          <w:sz w:val="24"/>
-        </w:rPr>
-        <w:t xml:space="preserve">ühn dat een deel van de voorwerpen afkomstig was van zijn </w:t>
-      </w:r>
-      <w:r>
-        <w:rPr>
-          <w:rFonts w:ascii="Charis SIL Regular" w:hAnsi="Charis SIL Regular" w:eastAsia="Charis SIL Regular"/>
-          <w:b w:val="0"/>
-          <w:i w:val="0"/>
-          <w:color w:val="000000"/>
-          <w:sz w:val="24"/>
-        </w:rPr>
-        <w:t xml:space="preserve">overleden broer, die in 1818 had deelgenomen aan een expeditie naar een </w:t>
-      </w:r>
-      <w:r>
-        <w:br/>
-      </w:r>
-      <w:r>
-        <w:rPr>
-          <w:rFonts w:ascii="Charis SIL Regular" w:hAnsi="Charis SIL Regular" w:eastAsia="Charis SIL Regular"/>
-          <w:b w:val="0"/>
-          <w:i w:val="0"/>
-          <w:color w:val="000000"/>
-          <w:sz w:val="24"/>
-        </w:rPr>
-        <w:t xml:space="preserve">marrongemeenschap. Daardoor is het niet altijd eenvoudig de schenking van Kühn te </w:t>
-      </w:r>
-      <w:r>
-        <w:rPr>
-          <w:rFonts w:ascii="Charis SIL Regular" w:hAnsi="Charis SIL Regular" w:eastAsia="Charis SIL Regular"/>
-          <w:b w:val="0"/>
-          <w:i w:val="0"/>
-          <w:color w:val="000000"/>
-          <w:sz w:val="24"/>
-        </w:rPr>
-        <w:t xml:space="preserve">onderscheiden van objecten die eventueel van Stedman afkomstig kunnen zijn. Tussen 1825 </w:t>
-      </w:r>
-      <w:r>
-        <w:rPr>
-          <w:rFonts w:ascii="Charis SIL Regular" w:hAnsi="Charis SIL Regular" w:eastAsia="Charis SIL Regular"/>
-          <w:b w:val="0"/>
-          <w:i w:val="0"/>
-          <w:color w:val="000000"/>
-          <w:sz w:val="24"/>
-        </w:rPr>
-        <w:t xml:space="preserve">en 1835 ontving het Kabinet ook schenkingen uit Suriname van onder anderen </w:t>
+        <w:hyperlink r:id="rId13" w:history="1">
+          <w:r>
+            <w:rPr>
+              <w:rStyle w:val="Hyperlink"/>
+            </w:rPr>
+            <w:t xml:space="preserve">mens </w:t>
+          </w:r>
+        </w:hyperlink>
+      </w:r>
+      <w:r>
+        <w:rPr>
+          <w:u w:val="single" w:color="0000ff"/>
+          <w:rFonts w:ascii="Charis SIL Regular" w:hAnsi="Charis SIL Regular" w:eastAsia="Charis SIL Regular"/>
+          <w:b w:val="0"/>
+          <w:i w:val="0"/>
+          <w:color w:val="000000"/>
+          <w:sz w:val="24"/>
+        </w:rPr>
+        <w:hyperlink r:id="rId14" w:history="1">
+          <w:r>
+            <w:rPr>
+              <w:rStyle w:val="Hyperlink"/>
+            </w:rPr>
+            <w:t>was sch</w:t>
+          </w:r>
+        </w:hyperlink>
+      </w:r>
+      <w:r>
+        <w:rPr>
+          <w:u w:val="single" w:color="0000ff"/>
+          <w:rFonts w:ascii="Charis SIL Regular" w:hAnsi="Charis SIL Regular" w:eastAsia="Charis SIL Regular"/>
+          <w:b w:val="0"/>
+          <w:i w:val="0"/>
+          <w:color w:val="000000"/>
+          <w:sz w:val="24"/>
+        </w:rPr>
+        <w:hyperlink r:id="rId14" w:history="1">
+          <w:r>
+            <w:rPr>
+              <w:rStyle w:val="Hyperlink"/>
+            </w:rPr>
+            <w:t>o</w:t>
+          </w:r>
+        </w:hyperlink>
+      </w:r>
+      <w:r>
+        <w:rPr>
+          <w:u w:val="single" w:color="0000ff"/>
+          <w:rFonts w:ascii="Charis SIL Regular" w:hAnsi="Charis SIL Regular" w:eastAsia="Charis SIL Regular"/>
+          <w:b w:val="0"/>
+          <w:i w:val="0"/>
+          <w:color w:val="000000"/>
+          <w:sz w:val="24"/>
+        </w:rPr>
+        <w:hyperlink r:id="rId14" w:history="1">
+          <w:r>
+            <w:rPr>
+              <w:rStyle w:val="Hyperlink"/>
+            </w:rPr>
+            <w:t>onzoon en b</w:t>
+          </w:r>
+        </w:hyperlink>
+      </w:r>
+      <w:r>
+        <w:rPr>
+          <w:rFonts w:ascii="Charis SIL Regular" w:hAnsi="Charis SIL Regular" w:eastAsia="Charis SIL Regular"/>
+          <w:b w:val="0"/>
+          <w:i w:val="0"/>
+          <w:color w:val="000000"/>
+          <w:sz w:val="24"/>
+        </w:rPr>
+        <w:t>e</w:t>
+      </w:r>
+      <w:r>
+        <w:rPr>
+          <w:u w:val="single" w:color="0000ff"/>
+          <w:rFonts w:ascii="Charis SIL Regular" w:hAnsi="Charis SIL Regular" w:eastAsia="Charis SIL Regular"/>
+          <w:b w:val="0"/>
+          <w:i w:val="0"/>
+          <w:color w:val="000000"/>
+          <w:sz w:val="24"/>
+        </w:rPr>
+        <w:hyperlink r:id="rId15" w:history="1">
+          <w:r>
+            <w:rPr>
+              <w:rStyle w:val="Hyperlink"/>
+            </w:rPr>
+            <w:t>wonder</w:t>
+          </w:r>
+        </w:hyperlink>
+      </w:r>
+      <w:r>
+        <w:rPr>
+          <w:rFonts w:ascii="Charis SIL Regular" w:hAnsi="Charis SIL Regular" w:eastAsia="Charis SIL Regular"/>
+          <w:b w:val="0"/>
+          <w:i w:val="0"/>
+          <w:color w:val="000000"/>
+          <w:sz w:val="24"/>
+        </w:rPr>
+        <w:t xml:space="preserve">aar van </w:t>
+      </w:r>
+      <w:r>
+        <w:rPr>
+          <w:rFonts w:ascii="Charis SIL Regular" w:hAnsi="Charis SIL Regular" w:eastAsia="Charis SIL Regular"/>
+          <w:b w:val="0"/>
+          <w:i w:val="0"/>
+          <w:color w:val="0000FF"/>
+          <w:sz w:val="24"/>
+        </w:rPr>
+        <w:t>G</w:t>
       </w:r>
       <w:r>
         <w:rPr>
@@ -1388,12 +1766,12 @@
           <w:sz w:val="24"/>
           <w:u w:val="single"/>
         </w:rPr>
-        <w:hyperlink r:id="rId13" w:history="1">
-          <w:r>
-            <w:rPr>
-              <w:rStyle w:val="Hyperlink"/>
-            </w:rPr>
-            <w:t>Isaac</w:t>
+        <w:hyperlink r:id="rId15" w:history="1">
+          <w:r>
+            <w:rPr>
+              <w:rStyle w:val="Hyperlink"/>
+            </w:rPr>
+            <w:t>errit</w:t>
           </w:r>
         </w:hyperlink>
       </w:r>
@@ -1417,24 +1795,14 @@
           <w:sz w:val="24"/>
           <w:u w:val="single"/>
         </w:rPr>
-        <w:hyperlink r:id="rId13" w:history="1">
-          <w:r>
-            <w:rPr>
-              <w:rStyle w:val="Hyperlink"/>
-            </w:rPr>
-            <w:t>Bromet</w:t>
-          </w:r>
-        </w:hyperlink>
-      </w:r>
-      <w:r>
-        <w:rPr>
-          <w:rFonts w:ascii="Charis SIL Regular" w:hAnsi="Charis SIL Regular" w:eastAsia="Charis SIL Regular"/>
-          <w:b w:val="0"/>
-          <w:i w:val="0"/>
-          <w:color w:val="000000"/>
-          <w:sz w:val="24"/>
-        </w:rPr>
-        <w:t xml:space="preserve">, </w:t>
+        <w:hyperlink r:id="rId15" w:history="1">
+          <w:r>
+            <w:rPr>
+              <w:rStyle w:val="Hyperlink"/>
+            </w:rPr>
+            <w:t>Scho</w:t>
+          </w:r>
+        </w:hyperlink>
       </w:r>
       <w:r>
         <w:rPr>
@@ -1445,12 +1813,12 @@
           <w:sz w:val="24"/>
           <w:u w:val="single"/>
         </w:rPr>
-        <w:hyperlink r:id="rId14" w:history="1">
-          <w:r>
-            <w:rPr>
-              <w:rStyle w:val="Hyperlink"/>
-            </w:rPr>
-            <w:t>Dietrich</w:t>
+        <w:hyperlink r:id="rId17" w:history="1">
+          <w:r>
+            <w:rPr>
+              <w:rStyle w:val="Hyperlink"/>
+            </w:rPr>
+            <w:t>ute</w:t>
           </w:r>
         </w:hyperlink>
       </w:r>
@@ -1463,195 +1831,48 @@
           <w:sz w:val="24"/>
           <w:u w:val="single"/>
         </w:rPr>
-        <w:t xml:space="preserve"> </w:t>
-      </w:r>
-      <w:r>
-        <w:rPr>
-          <w:rFonts w:ascii="Charis SIL Regular" w:hAnsi="Charis SIL Regular" w:eastAsia="Charis SIL Regular"/>
-          <w:b w:val="0"/>
-          <w:i w:val="0"/>
-          <w:color w:val="0000FF"/>
-          <w:sz w:val="24"/>
-          <w:u w:val="single"/>
-        </w:rPr>
-        <w:hyperlink r:id="rId14" w:history="1">
-          <w:r>
-            <w:rPr>
-              <w:rStyle w:val="Hyperlink"/>
-            </w:rPr>
-            <w:t>Kanngiesser</w:t>
-          </w:r>
-        </w:hyperlink>
-      </w:r>
-      <w:r>
-        <w:rPr>
-          <w:rFonts w:ascii="Charis SIL Regular" w:hAnsi="Charis SIL Regular" w:eastAsia="Charis SIL Regular"/>
-          <w:b w:val="0"/>
-          <w:i w:val="0"/>
-          <w:color w:val="000000"/>
-          <w:sz w:val="24"/>
-        </w:rPr>
-        <w:t xml:space="preserve">, </w:t>
-      </w:r>
-      <w:r>
-        <w:rPr>
-          <w:rFonts w:ascii="Charis SIL Regular" w:hAnsi="Charis SIL Regular" w:eastAsia="Charis SIL Regular"/>
-          <w:b w:val="0"/>
-          <w:i w:val="0"/>
-          <w:color w:val="0000FF"/>
-          <w:sz w:val="24"/>
-          <w:u w:val="single"/>
-        </w:rPr>
-        <w:hyperlink r:id="rId15" w:history="1">
-          <w:r>
-            <w:rPr>
-              <w:rStyle w:val="Hyperlink"/>
-            </w:rPr>
-            <w:t>Hendrik</w:t>
-          </w:r>
-        </w:hyperlink>
-      </w:r>
-      <w:r>
-        <w:rPr>
-          <w:rFonts w:ascii="Charis SIL Regular" w:hAnsi="Charis SIL Regular" w:eastAsia="Charis SIL Regular"/>
-          <w:b w:val="0"/>
-          <w:i w:val="0"/>
-          <w:color w:val="0000FF"/>
-          <w:sz w:val="24"/>
-          <w:u w:val="single"/>
-        </w:rPr>
-        <w:t xml:space="preserve"> </w:t>
-      </w:r>
-      <w:r>
-        <w:rPr>
-          <w:rFonts w:ascii="Charis SIL Regular" w:hAnsi="Charis SIL Regular" w:eastAsia="Charis SIL Regular"/>
-          <w:b w:val="0"/>
-          <w:i w:val="0"/>
-          <w:color w:val="0000FF"/>
-          <w:sz w:val="24"/>
-          <w:u w:val="single"/>
-        </w:rPr>
-        <w:hyperlink r:id="rId15" w:history="1">
-          <w:r>
-            <w:rPr>
-              <w:rStyle w:val="Hyperlink"/>
-            </w:rPr>
-            <w:t>Haagen</w:t>
-          </w:r>
-        </w:hyperlink>
-      </w:r>
-      <w:r>
-        <w:rPr>
-          <w:rFonts w:ascii="Charis SIL Regular" w:hAnsi="Charis SIL Regular" w:eastAsia="Charis SIL Regular"/>
-          <w:b w:val="0"/>
-          <w:i w:val="0"/>
-          <w:color w:val="0000FF"/>
-          <w:sz w:val="24"/>
-          <w:u w:val="single"/>
-        </w:rPr>
-        <w:t xml:space="preserve"> </w:t>
-      </w:r>
-      <w:r>
-        <w:rPr>
-          <w:rFonts w:ascii="Charis SIL Regular" w:hAnsi="Charis SIL Regular" w:eastAsia="Charis SIL Regular"/>
-          <w:b w:val="0"/>
-          <w:i w:val="0"/>
-          <w:color w:val="0000FF"/>
-          <w:sz w:val="24"/>
-          <w:u w:val="single"/>
-        </w:rPr>
-        <w:hyperlink r:id="rId15" w:history="1">
-          <w:r>
-            <w:rPr>
-              <w:rStyle w:val="Hyperlink"/>
-            </w:rPr>
-            <w:t>Dieperink</w:t>
-          </w:r>
-        </w:hyperlink>
-      </w:r>
-      <w:r>
-        <w:rPr>
-          <w:rFonts w:ascii="Charis SIL Regular" w:hAnsi="Charis SIL Regular" w:eastAsia="Charis SIL Regular"/>
-          <w:b w:val="0"/>
-          <w:i w:val="0"/>
-          <w:color w:val="000000"/>
-          <w:sz w:val="24"/>
-        </w:rPr>
-        <w:t xml:space="preserve"> en </w:t>
-      </w:r>
-      <w:r>
-        <w:rPr>
-          <w:rFonts w:ascii="Charis SIL Regular" w:hAnsi="Charis SIL Regular" w:eastAsia="Charis SIL Regular"/>
-          <w:b w:val="0"/>
-          <w:i w:val="0"/>
-          <w:color w:val="0000FF"/>
-          <w:sz w:val="24"/>
-          <w:u w:val="single"/>
-        </w:rPr>
         <w:hyperlink r:id="rId16" w:history="1">
           <w:r>
             <w:rPr>
               <w:rStyle w:val="Hyperlink"/>
             </w:rPr>
-            <w:t>Adriaan</w:t>
-          </w:r>
-        </w:hyperlink>
-      </w:r>
-      <w:r>
-        <w:rPr>
-          <w:rFonts w:ascii="Charis SIL Regular" w:hAnsi="Charis SIL Regular" w:eastAsia="Charis SIL Regular"/>
-          <w:b w:val="0"/>
-          <w:i w:val="0"/>
-          <w:color w:val="0000FF"/>
-          <w:sz w:val="24"/>
-          <w:u w:val="single"/>
-        </w:rPr>
-        <w:t xml:space="preserve"> </w:t>
-      </w:r>
-      <w:r>
-        <w:rPr>
-          <w:rFonts w:ascii="Charis SIL Regular" w:hAnsi="Charis SIL Regular" w:eastAsia="Charis SIL Regular"/>
-          <w:b w:val="0"/>
-          <w:i w:val="0"/>
-          <w:color w:val="0000FF"/>
-          <w:sz w:val="24"/>
-          <w:u w:val="single"/>
+            <w:t>n</w:t>
+          </w:r>
+        </w:hyperlink>
+      </w:r>
+      <w:r>
+        <w:rPr>
+          <w:u w:val="single" w:color="0000ff"/>
+          <w:rFonts w:ascii="Charis SIL Regular" w:hAnsi="Charis SIL Regular" w:eastAsia="Charis SIL Regular"/>
+          <w:b w:val="0"/>
+          <w:i w:val="0"/>
+          <w:color w:val="000000"/>
+          <w:sz w:val="24"/>
         </w:rPr>
         <w:hyperlink r:id="rId16" w:history="1">
           <w:r>
             <w:rPr>
               <w:rStyle w:val="Hyperlink"/>
             </w:rPr>
-            <w:t>François</w:t>
-          </w:r>
-        </w:hyperlink>
-      </w:r>
-      <w:r>
-        <w:rPr>
-          <w:rFonts w:ascii="Charis SIL Regular" w:hAnsi="Charis SIL Regular" w:eastAsia="Charis SIL Regular"/>
-          <w:b w:val="0"/>
-          <w:i w:val="0"/>
-          <w:color w:val="0000FF"/>
-          <w:sz w:val="24"/>
-          <w:u w:val="single"/>
-        </w:rPr>
-        <w:t xml:space="preserve"> </w:t>
-      </w:r>
-      <w:r>
-        <w:rPr>
-          <w:rFonts w:ascii="Charis SIL Regular" w:hAnsi="Charis SIL Regular" w:eastAsia="Charis SIL Regular"/>
-          <w:b w:val="0"/>
-          <w:i w:val="0"/>
-          <w:color w:val="0000FF"/>
-          <w:sz w:val="24"/>
-          <w:u w:val="single"/>
+            <w:t xml:space="preserve"> en ver</w:t>
+          </w:r>
+        </w:hyperlink>
+      </w:r>
+      <w:r>
+        <w:rPr>
+          <w:u w:val="single" w:color="0000ff"/>
+          <w:rFonts w:ascii="Charis SIL Regular" w:hAnsi="Charis SIL Regular" w:eastAsia="Charis SIL Regular"/>
+          <w:b w:val="0"/>
+          <w:i w:val="0"/>
+          <w:color w:val="000000"/>
+          <w:sz w:val="24"/>
         </w:rPr>
         <w:hyperlink r:id="rId16" w:history="1">
           <w:r>
             <w:rPr>
               <w:rStyle w:val="Hyperlink"/>
             </w:rPr>
-            <w:t>Lammens</w:t>
+            <w:t>antwoor</w:t>
           </w:r>
         </w:hyperlink>
       </w:r>
@@ -1664,12 +1885,12 @@
           <w:color w:val="000000"/>
           <w:sz w:val="24"/>
         </w:rPr>
-        <w:hyperlink r:id="rId13" w:history="1">
-          <w:r>
-            <w:rPr>
-              <w:rStyle w:val="Hyperlink"/>
-            </w:rPr>
-            <w:t>. Lam</w:t>
+        <w:hyperlink r:id="rId16" w:history="1">
+          <w:r>
+            <w:rPr>
+              <w:rStyle w:val="Hyperlink"/>
+            </w:rPr>
+            <w:t>d</w:t>
           </w:r>
         </w:hyperlink>
       </w:r>
@@ -1682,14 +1903,34 @@
           <w:color w:val="000000"/>
           <w:sz w:val="24"/>
         </w:rPr>
-        <w:hyperlink r:id="rId13" w:history="1">
-          <w:r>
-            <w:rPr>
-              <w:rStyle w:val="Hyperlink"/>
-            </w:rPr>
-            <w:t xml:space="preserve">mens </w:t>
-          </w:r>
-        </w:hyperlink>
+        <w:hyperlink r:id="rId16" w:history="1">
+          <w:r>
+            <w:rPr>
+              <w:rStyle w:val="Hyperlink"/>
+            </w:rPr>
+            <w:t>elijk voor</w:t>
+          </w:r>
+        </w:hyperlink>
+      </w:r>
+      <w:r>
+        <w:rPr>
+          <w:rFonts w:ascii="Charis SIL Regular" w:hAnsi="Charis SIL Regular" w:eastAsia="Charis SIL Regular"/>
+          <w:b w:val="0"/>
+          <w:i w:val="0"/>
+          <w:color w:val="000000"/>
+          <w:sz w:val="24"/>
+        </w:rPr>
+        <w:t xml:space="preserve"> de schenking </w:t>
+      </w:r>
+      <w:r>
+        <w:rPr>
+          <w:rFonts w:ascii="Charis SIL Regular" w:hAnsi="Charis SIL Regular" w:eastAsia="Charis SIL Regular"/>
+          <w:b w:val="0"/>
+          <w:i w:val="0"/>
+          <w:color w:val="000000"/>
+          <w:sz w:val="24"/>
+        </w:rPr>
+        <w:t xml:space="preserve">van veel diorama's van Schouten aan </w:t>
       </w:r>
       <w:r>
         <w:rPr>
@@ -1700,325 +1941,7 @@
           <w:color w:val="000000"/>
           <w:sz w:val="24"/>
         </w:rPr>
-        <w:hyperlink r:id="rId14" w:history="1">
-          <w:r>
-            <w:rPr>
-              <w:rStyle w:val="Hyperlink"/>
-            </w:rPr>
-            <w:t>was sch</w:t>
-          </w:r>
-        </w:hyperlink>
-      </w:r>
-      <w:r>
-        <w:rPr>
-          <w:u w:val="single" w:color="0000ff"/>
-          <w:rFonts w:ascii="Charis SIL Regular" w:hAnsi="Charis SIL Regular" w:eastAsia="Charis SIL Regular"/>
-          <w:b w:val="0"/>
-          <w:i w:val="0"/>
-          <w:color w:val="000000"/>
-          <w:sz w:val="24"/>
-        </w:rPr>
-        <w:hyperlink r:id="rId14" w:history="1">
-          <w:r>
-            <w:rPr>
-              <w:rStyle w:val="Hyperlink"/>
-            </w:rPr>
-            <w:t>o</w:t>
-          </w:r>
-        </w:hyperlink>
-      </w:r>
-      <w:r>
-        <w:rPr>
-          <w:u w:val="single" w:color="0000ff"/>
-          <w:rFonts w:ascii="Charis SIL Regular" w:hAnsi="Charis SIL Regular" w:eastAsia="Charis SIL Regular"/>
-          <w:b w:val="0"/>
-          <w:i w:val="0"/>
-          <w:color w:val="000000"/>
-          <w:sz w:val="24"/>
-        </w:rPr>
-        <w:hyperlink r:id="rId14" w:history="1">
-          <w:r>
-            <w:rPr>
-              <w:rStyle w:val="Hyperlink"/>
-            </w:rPr>
-            <w:t>onzoon en b</w:t>
-          </w:r>
-        </w:hyperlink>
-      </w:r>
-      <w:r>
-        <w:rPr>
-          <w:rFonts w:ascii="Charis SIL Regular" w:hAnsi="Charis SIL Regular" w:eastAsia="Charis SIL Regular"/>
-          <w:b w:val="0"/>
-          <w:i w:val="0"/>
-          <w:color w:val="000000"/>
-          <w:sz w:val="24"/>
-        </w:rPr>
-        <w:t>e</w:t>
-      </w:r>
-      <w:r>
-        <w:rPr>
-          <w:u w:val="single" w:color="0000ff"/>
-          <w:rFonts w:ascii="Charis SIL Regular" w:hAnsi="Charis SIL Regular" w:eastAsia="Charis SIL Regular"/>
-          <w:b w:val="0"/>
-          <w:i w:val="0"/>
-          <w:color w:val="000000"/>
-          <w:sz w:val="24"/>
-        </w:rPr>
-        <w:hyperlink r:id="rId15" w:history="1">
-          <w:r>
-            <w:rPr>
-              <w:rStyle w:val="Hyperlink"/>
-            </w:rPr>
-            <w:t>wonder</w:t>
-          </w:r>
-        </w:hyperlink>
-      </w:r>
-      <w:r>
-        <w:rPr>
-          <w:u w:val="single" w:color="0000ff"/>
-          <w:rFonts w:ascii="Charis SIL Regular" w:hAnsi="Charis SIL Regular" w:eastAsia="Charis SIL Regular"/>
-          <w:b w:val="0"/>
-          <w:i w:val="0"/>
-          <w:color w:val="000000"/>
-          <w:sz w:val="24"/>
-        </w:rPr>
-        <w:hyperlink r:id="rId15" w:history="1">
-          <w:r>
-            <w:rPr>
-              <w:rStyle w:val="Hyperlink"/>
-            </w:rPr>
-            <w:t>a</w:t>
-          </w:r>
-        </w:hyperlink>
-      </w:r>
-      <w:r>
-        <w:rPr>
-          <w:u w:val="single" w:color="0000ff"/>
-          <w:rFonts w:ascii="Charis SIL Regular" w:hAnsi="Charis SIL Regular" w:eastAsia="Charis SIL Regular"/>
-          <w:b w:val="0"/>
-          <w:i w:val="0"/>
-          <w:color w:val="000000"/>
-          <w:sz w:val="24"/>
-        </w:rPr>
-        <w:hyperlink r:id="rId15" w:history="1">
-          <w:r>
-            <w:rPr>
-              <w:rStyle w:val="Hyperlink"/>
-            </w:rPr>
-            <w:t xml:space="preserve">ar van </w:t>
-          </w:r>
-        </w:hyperlink>
-      </w:r>
-      <w:r>
-        <w:rPr>
-          <w:rFonts w:ascii="Charis SIL Regular" w:hAnsi="Charis SIL Regular" w:eastAsia="Charis SIL Regular"/>
-          <w:b w:val="0"/>
-          <w:i w:val="0"/>
-          <w:color w:val="0000FF"/>
-          <w:sz w:val="24"/>
-          <w:u w:val="single"/>
-        </w:rPr>
-        <w:hyperlink r:id="rId17" w:history="1">
-          <w:r>
-            <w:rPr>
-              <w:rStyle w:val="Hyperlink"/>
-            </w:rPr>
-            <w:t>G</w:t>
-          </w:r>
-        </w:hyperlink>
-      </w:r>
-      <w:r>
-        <w:rPr>
-          <w:rFonts w:ascii="Charis SIL Regular" w:hAnsi="Charis SIL Regular" w:eastAsia="Charis SIL Regular"/>
-          <w:b w:val="0"/>
-          <w:i w:val="0"/>
-          <w:color w:val="0000FF"/>
-          <w:sz w:val="24"/>
-          <w:u w:val="single"/>
-        </w:rPr>
-        <w:hyperlink r:id="rId17" w:history="1">
-          <w:r>
-            <w:rPr>
-              <w:rStyle w:val="Hyperlink"/>
-            </w:rPr>
-            <w:t>errit</w:t>
-          </w:r>
-        </w:hyperlink>
-      </w:r>
-      <w:r>
-        <w:rPr>
-          <w:rFonts w:ascii="Charis SIL Regular" w:hAnsi="Charis SIL Regular" w:eastAsia="Charis SIL Regular"/>
-          <w:b w:val="0"/>
-          <w:i w:val="0"/>
-          <w:color w:val="0000FF"/>
-          <w:sz w:val="24"/>
-          <w:u w:val="single"/>
-        </w:rPr>
-        <w:t xml:space="preserve"> </w:t>
-      </w:r>
-      <w:r>
-        <w:rPr>
-          <w:rFonts w:ascii="Charis SIL Regular" w:hAnsi="Charis SIL Regular" w:eastAsia="Charis SIL Regular"/>
-          <w:b w:val="0"/>
-          <w:i w:val="0"/>
-          <w:color w:val="0000FF"/>
-          <w:sz w:val="24"/>
-          <w:u w:val="single"/>
-        </w:rPr>
-        <w:hyperlink r:id="rId17" w:history="1">
-          <w:r>
-            <w:rPr>
-              <w:rStyle w:val="Hyperlink"/>
-            </w:rPr>
-            <w:t>Scho</w:t>
-          </w:r>
-        </w:hyperlink>
-      </w:r>
-      <w:r>
-        <w:rPr>
-          <w:rFonts w:ascii="Charis SIL Regular" w:hAnsi="Charis SIL Regular" w:eastAsia="Charis SIL Regular"/>
-          <w:b w:val="0"/>
-          <w:i w:val="0"/>
-          <w:color w:val="0000FF"/>
-          <w:sz w:val="24"/>
-          <w:u w:val="single"/>
-        </w:rPr>
-        <w:hyperlink r:id="rId17" w:history="1">
-          <w:r>
-            <w:rPr>
-              <w:rStyle w:val="Hyperlink"/>
-            </w:rPr>
-            <w:t>ute</w:t>
-          </w:r>
-        </w:hyperlink>
-      </w:r>
-      <w:r>
-        <w:rPr>
-          <w:rFonts w:ascii="Charis SIL Regular" w:hAnsi="Charis SIL Regular" w:eastAsia="Charis SIL Regular"/>
-          <w:b w:val="0"/>
-          <w:i w:val="0"/>
-          <w:color w:val="0000FF"/>
-          <w:sz w:val="24"/>
-          <w:u w:val="single"/>
-        </w:rPr>
-        <w:hyperlink r:id="rId17" w:history="1">
-          <w:r>
-            <w:rPr>
-              <w:rStyle w:val="Hyperlink"/>
-            </w:rPr>
-            <w:t>n</w:t>
-          </w:r>
-        </w:hyperlink>
-      </w:r>
-      <w:r>
-        <w:rPr>
-          <w:u w:val="single" w:color="0000ff"/>
-          <w:rFonts w:ascii="Charis SIL Regular" w:hAnsi="Charis SIL Regular" w:eastAsia="Charis SIL Regular"/>
-          <w:b w:val="0"/>
-          <w:i w:val="0"/>
-          <w:color w:val="000000"/>
-          <w:sz w:val="24"/>
-        </w:rPr>
-        <w:hyperlink r:id="rId16" w:history="1">
-          <w:r>
-            <w:rPr>
-              <w:rStyle w:val="Hyperlink"/>
-            </w:rPr>
-            <w:t xml:space="preserve"> en ver</w:t>
-          </w:r>
-        </w:hyperlink>
-      </w:r>
-      <w:r>
-        <w:rPr>
-          <w:u w:val="single" w:color="0000ff"/>
-          <w:rFonts w:ascii="Charis SIL Regular" w:hAnsi="Charis SIL Regular" w:eastAsia="Charis SIL Regular"/>
-          <w:b w:val="0"/>
-          <w:i w:val="0"/>
-          <w:color w:val="000000"/>
-          <w:sz w:val="24"/>
-        </w:rPr>
-        <w:hyperlink r:id="rId16" w:history="1">
-          <w:r>
-            <w:rPr>
-              <w:rStyle w:val="Hyperlink"/>
-            </w:rPr>
-            <w:t>antwoor</w:t>
-          </w:r>
-        </w:hyperlink>
-      </w:r>
-      <w:r>
-        <w:rPr>
-          <w:u w:val="single" w:color="0000ff"/>
-          <w:rFonts w:ascii="Charis SIL Regular" w:hAnsi="Charis SIL Regular" w:eastAsia="Charis SIL Regular"/>
-          <w:b w:val="0"/>
-          <w:i w:val="0"/>
-          <w:color w:val="000000"/>
-          <w:sz w:val="24"/>
-        </w:rPr>
-        <w:hyperlink r:id="rId16" w:history="1">
-          <w:r>
-            <w:rPr>
-              <w:rStyle w:val="Hyperlink"/>
-            </w:rPr>
-            <w:t>d</w:t>
-          </w:r>
-        </w:hyperlink>
-      </w:r>
-      <w:r>
-        <w:rPr>
-          <w:u w:val="single" w:color="0000ff"/>
-          <w:rFonts w:ascii="Charis SIL Regular" w:hAnsi="Charis SIL Regular" w:eastAsia="Charis SIL Regular"/>
-          <w:b w:val="0"/>
-          <w:i w:val="0"/>
-          <w:color w:val="000000"/>
-          <w:sz w:val="24"/>
-        </w:rPr>
-        <w:hyperlink r:id="rId16" w:history="1">
-          <w:r>
-            <w:rPr>
-              <w:rStyle w:val="Hyperlink"/>
-            </w:rPr>
-            <w:t>elijk voor</w:t>
-          </w:r>
-        </w:hyperlink>
-      </w:r>
-      <w:r>
-        <w:rPr>
-          <w:rFonts w:ascii="Charis SIL Regular" w:hAnsi="Charis SIL Regular" w:eastAsia="Charis SIL Regular"/>
-          <w:b w:val="0"/>
-          <w:i w:val="0"/>
-          <w:color w:val="000000"/>
-          <w:sz w:val="24"/>
-        </w:rPr>
-        <w:t xml:space="preserve"> de schenking </w:t>
-      </w:r>
-      <w:r>
-        <w:rPr>
-          <w:rFonts w:ascii="Charis SIL Regular" w:hAnsi="Charis SIL Regular" w:eastAsia="Charis SIL Regular"/>
-          <w:b w:val="0"/>
-          <w:i w:val="0"/>
-          <w:color w:val="000000"/>
-          <w:sz w:val="24"/>
-        </w:rPr>
-        <w:t xml:space="preserve">van veel diorama's van Schouten aan </w:t>
-      </w:r>
-      <w:r>
-        <w:rPr>
-          <w:u w:val="single" w:color="0000ff"/>
-          <w:rFonts w:ascii="Charis SIL Regular" w:hAnsi="Charis SIL Regular" w:eastAsia="Charis SIL Regular"/>
-          <w:b w:val="0"/>
-          <w:i w:val="0"/>
-          <w:color w:val="000000"/>
-          <w:sz w:val="24"/>
-        </w:rPr>
-        <w:hyperlink r:id="rId17" w:history="1">
-          <w:r>
-            <w:rPr>
-              <w:rStyle w:val="Hyperlink"/>
-            </w:rPr>
-            <w:t>het Ka</w:t>
-          </w:r>
-        </w:hyperlink>
+        <w:t>het Ka</w:t>
       </w:r>
       <w:r>
         <w:rPr>
@@ -2572,7 +2495,7 @@
           <w:sz w:val="24"/>
           <w:u w:val="single"/>
         </w:rPr>
-        <w:hyperlink r:id="rId22" w:history="1">
+        <w:hyperlink r:id="rId21" w:history="1">
           <w:r>
             <w:rPr>
               <w:rStyle w:val="Hyperlink"/>
@@ -2590,7 +2513,7 @@
           <w:sz w:val="24"/>
           <w:u w:val="single"/>
         </w:rPr>
-        <w:hyperlink r:id="rId22" w:history="1">
+        <w:hyperlink r:id="rId21" w:history="1">
           <w:r>
             <w:rPr>
               <w:rStyle w:val="Hyperlink"/>
@@ -2608,7 +2531,7 @@
           <w:sz w:val="24"/>
           <w:u w:val="single"/>
         </w:rPr>
-        <w:hyperlink r:id="rId22" w:history="1">
+        <w:hyperlink r:id="rId21" w:history="1">
           <w:r>
             <w:rPr>
               <w:rStyle w:val="Hyperlink"/>
@@ -2868,25 +2791,48 @@
           <w:i w:val="0"/>
           <w:color w:val="0000FF"/>
           <w:sz w:val="24"/>
+          <w:u w:val="single"/>
+        </w:rPr>
+        <w:t>m</w:t>
+      </w:r>
+      <w:r>
+        <w:rPr>
+          <w:rFonts w:ascii="Charis SIL Regular" w:hAnsi="Charis SIL Regular" w:eastAsia="Charis SIL Regular"/>
+          <w:b w:val="0"/>
+          <w:i w:val="0"/>
+          <w:color w:val="0000FF"/>
+          <w:sz w:val="24"/>
+        </w:rPr>
+        <w:t>s</w:t>
+      </w:r>
+      <w:r>
+        <w:rPr>
+          <w:rFonts w:ascii="Charis SIL Regular" w:hAnsi="Charis SIL Regular" w:eastAsia="Charis SIL Regular"/>
+          <w:b w:val="0"/>
+          <w:i w:val="0"/>
+          <w:color w:val="0000FF"/>
+          <w:sz w:val="24"/>
+          <w:u w:val="single"/>
+        </w:rPr>
+        <w:t xml:space="preserve"> </w:t>
+      </w:r>
+      <w:r>
+        <w:rPr>
+          <w:rFonts w:ascii="Charis SIL Regular" w:hAnsi="Charis SIL Regular" w:eastAsia="Charis SIL Regular"/>
+          <w:b w:val="0"/>
+          <w:i w:val="0"/>
+          <w:color w:val="0000FF"/>
+          <w:sz w:val="24"/>
+          <w:u w:val="single"/>
         </w:rPr>
         <w:hyperlink r:id="rId24" w:history="1">
           <w:r>
             <w:rPr>
               <w:rStyle w:val="Hyperlink"/>
             </w:rPr>
-            <w:t>m</w:t>
-          </w:r>
-        </w:hyperlink>
-      </w:r>
-      <w:r>
-        <w:rPr>
-          <w:rFonts w:ascii="Charis SIL Regular" w:hAnsi="Charis SIL Regular" w:eastAsia="Charis SIL Regular"/>
-          <w:b w:val="0"/>
-          <w:i w:val="0"/>
-          <w:color w:val="0000FF"/>
-          <w:sz w:val="24"/>
-        </w:rPr>
-        <w:t>s</w:t>
+            <w:t>en</w:t>
+          </w:r>
+        </w:hyperlink>
       </w:r>
       <w:r>
         <w:rPr>
@@ -2913,9 +2859,19 @@
             <w:rPr>
               <w:rStyle w:val="Hyperlink"/>
             </w:rPr>
-            <w:t>en</w:t>
-          </w:r>
-        </w:hyperlink>
+            <w:t>geluidsbanden</w:t>
+          </w:r>
+        </w:hyperlink>
+      </w:r>
+      <w:r>
+        <w:rPr>
+          <w:rFonts w:ascii="Charis SIL Regular" w:hAnsi="Charis SIL Regular" w:eastAsia="Charis SIL Regular"/>
+          <w:b w:val="0"/>
+          <w:i w:val="0"/>
+          <w:color w:val="000000"/>
+          <w:sz w:val="24"/>
+        </w:rPr>
+        <w:t xml:space="preserve"> en </w:t>
       </w:r>
       <w:r>
         <w:rPr>
@@ -2926,6 +2882,24 @@
           <w:sz w:val="24"/>
           <w:u w:val="single"/>
         </w:rPr>
+        <w:hyperlink r:id="rId25" w:history="1">
+          <w:r>
+            <w:rPr>
+              <w:rStyle w:val="Hyperlink"/>
+            </w:rPr>
+            <w:t>prenten,</w:t>
+          </w:r>
+        </w:hyperlink>
+      </w:r>
+      <w:r>
+        <w:rPr>
+          <w:rFonts w:ascii="Charis SIL Regular" w:hAnsi="Charis SIL Regular" w:eastAsia="Charis SIL Regular"/>
+          <w:b w:val="0"/>
+          <w:i w:val="0"/>
+          <w:color w:val="0000FF"/>
+          <w:sz w:val="24"/>
+          <w:u w:val="single"/>
+        </w:rPr>
         <w:t xml:space="preserve"> </w:t>
       </w:r>
       <w:r>
@@ -2937,157 +2911,118 @@
           <w:sz w:val="24"/>
           <w:u w:val="single"/>
         </w:rPr>
+        <w:hyperlink r:id="rId25" w:history="1">
+          <w:r>
+            <w:rPr>
+              <w:rStyle w:val="Hyperlink"/>
+            </w:rPr>
+            <w:t>tekeningen,</w:t>
+          </w:r>
+        </w:hyperlink>
+      </w:r>
+      <w:r>
+        <w:rPr>
+          <w:rFonts w:ascii="Charis SIL Regular" w:hAnsi="Charis SIL Regular" w:eastAsia="Charis SIL Regular"/>
+          <w:b w:val="0"/>
+          <w:i w:val="0"/>
+          <w:color w:val="0000FF"/>
+          <w:sz w:val="24"/>
+          <w:u w:val="single"/>
+        </w:rPr>
+        <w:t xml:space="preserve"> </w:t>
+      </w:r>
+      <w:r>
+        <w:rPr>
+          <w:rFonts w:ascii="Charis SIL Regular" w:hAnsi="Charis SIL Regular" w:eastAsia="Charis SIL Regular"/>
+          <w:b w:val="0"/>
+          <w:i w:val="0"/>
+          <w:color w:val="0000FF"/>
+          <w:sz w:val="24"/>
+          <w:u w:val="single"/>
+        </w:rPr>
+        <w:hyperlink r:id="rId25" w:history="1">
+          <w:r>
+            <w:rPr>
+              <w:rStyle w:val="Hyperlink"/>
+            </w:rPr>
+            <w:t>kaarten</w:t>
+          </w:r>
+        </w:hyperlink>
+      </w:r>
+      <w:r>
+        <w:rPr>
+          <w:rFonts w:ascii="Charis SIL Regular" w:hAnsi="Charis SIL Regular" w:eastAsia="Charis SIL Regular"/>
+          <w:b w:val="0"/>
+          <w:i w:val="0"/>
+          <w:color w:val="0000FF"/>
+          <w:sz w:val="24"/>
+          <w:u w:val="single"/>
+        </w:rPr>
+        <w:t xml:space="preserve"> </w:t>
+      </w:r>
+      <w:r>
+        <w:rPr>
+          <w:rFonts w:ascii="Charis SIL Regular" w:hAnsi="Charis SIL Regular" w:eastAsia="Charis SIL Regular"/>
+          <w:b w:val="0"/>
+          <w:i w:val="0"/>
+          <w:color w:val="0000FF"/>
+          <w:sz w:val="24"/>
+          <w:u w:val="single"/>
+        </w:rPr>
+        <w:hyperlink r:id="rId25" w:history="1">
+          <w:r>
+            <w:rPr>
+              <w:rStyle w:val="Hyperlink"/>
+            </w:rPr>
+            <w:t xml:space="preserve">en </w:t>
+          </w:r>
+        </w:hyperlink>
+      </w:r>
+      <w:r>
+        <w:rPr>
+          <w:rFonts w:ascii="Charis SIL Regular" w:hAnsi="Charis SIL Regular" w:eastAsia="Charis SIL Regular"/>
+          <w:b w:val="0"/>
+          <w:i w:val="0"/>
+          <w:color w:val="0000FF"/>
+          <w:sz w:val="24"/>
+          <w:u w:val="single"/>
+        </w:rPr>
+        <w:hyperlink r:id="rId25" w:history="1">
+          <w:r>
+            <w:rPr>
+              <w:rStyle w:val="Hyperlink"/>
+            </w:rPr>
+            <w:t>foto's</w:t>
+          </w:r>
+        </w:hyperlink>
+      </w:r>
+      <w:r>
+        <w:rPr>
+          <w:rFonts w:ascii="Charis SIL Regular" w:hAnsi="Charis SIL Regular" w:eastAsia="Charis SIL Regular"/>
+          <w:b w:val="0"/>
+          <w:i w:val="0"/>
+          <w:color w:val="000000"/>
+          <w:sz w:val="24"/>
+        </w:rPr>
+        <w:t xml:space="preserve"> van het Zeister Zendingsgenoot</w:t>
+      </w:r>
+      <w:r>
+        <w:rPr>
+          <w:u w:val="single" w:color="0000ff"/>
+          <w:rFonts w:ascii="Charis SIL Regular" w:hAnsi="Charis SIL Regular" w:eastAsia="Charis SIL Regular"/>
+          <w:b w:val="0"/>
+          <w:i w:val="0"/>
+          <w:color w:val="000000"/>
+          <w:sz w:val="24"/>
+        </w:rPr>
         <w:hyperlink r:id="rId24" w:history="1">
           <w:r>
             <w:rPr>
               <w:rStyle w:val="Hyperlink"/>
             </w:rPr>
-            <w:t>geluidsbanden</w:t>
-          </w:r>
-        </w:hyperlink>
-      </w:r>
-      <w:r>
-        <w:rPr>
-          <w:rFonts w:ascii="Charis SIL Regular" w:hAnsi="Charis SIL Regular" w:eastAsia="Charis SIL Regular"/>
-          <w:b w:val="0"/>
-          <w:i w:val="0"/>
-          <w:color w:val="000000"/>
-          <w:sz w:val="24"/>
-        </w:rPr>
-        <w:t xml:space="preserve"> en </w:t>
-      </w:r>
-      <w:r>
-        <w:rPr>
-          <w:rFonts w:ascii="Charis SIL Regular" w:hAnsi="Charis SIL Regular" w:eastAsia="Charis SIL Regular"/>
-          <w:b w:val="0"/>
-          <w:i w:val="0"/>
-          <w:color w:val="0000FF"/>
-          <w:sz w:val="24"/>
-          <w:u w:val="single"/>
-        </w:rPr>
-        <w:hyperlink r:id="rId25" w:history="1">
-          <w:r>
-            <w:rPr>
-              <w:rStyle w:val="Hyperlink"/>
-            </w:rPr>
-            <w:t>prenten,</w:t>
-          </w:r>
-        </w:hyperlink>
-      </w:r>
-      <w:r>
-        <w:rPr>
-          <w:rFonts w:ascii="Charis SIL Regular" w:hAnsi="Charis SIL Regular" w:eastAsia="Charis SIL Regular"/>
-          <w:b w:val="0"/>
-          <w:i w:val="0"/>
-          <w:color w:val="0000FF"/>
-          <w:sz w:val="24"/>
-          <w:u w:val="single"/>
-        </w:rPr>
-        <w:t xml:space="preserve"> </w:t>
-      </w:r>
-      <w:r>
-        <w:rPr>
-          <w:rFonts w:ascii="Charis SIL Regular" w:hAnsi="Charis SIL Regular" w:eastAsia="Charis SIL Regular"/>
-          <w:b w:val="0"/>
-          <w:i w:val="0"/>
-          <w:color w:val="0000FF"/>
-          <w:sz w:val="24"/>
-          <w:u w:val="single"/>
-        </w:rPr>
-        <w:hyperlink r:id="rId25" w:history="1">
-          <w:r>
-            <w:rPr>
-              <w:rStyle w:val="Hyperlink"/>
-            </w:rPr>
-            <w:t>tekeningen,</w:t>
-          </w:r>
-        </w:hyperlink>
-      </w:r>
-      <w:r>
-        <w:rPr>
-          <w:rFonts w:ascii="Charis SIL Regular" w:hAnsi="Charis SIL Regular" w:eastAsia="Charis SIL Regular"/>
-          <w:b w:val="0"/>
-          <w:i w:val="0"/>
-          <w:color w:val="0000FF"/>
-          <w:sz w:val="24"/>
-          <w:u w:val="single"/>
-        </w:rPr>
-        <w:t xml:space="preserve"> </w:t>
-      </w:r>
-      <w:r>
-        <w:rPr>
-          <w:rFonts w:ascii="Charis SIL Regular" w:hAnsi="Charis SIL Regular" w:eastAsia="Charis SIL Regular"/>
-          <w:b w:val="0"/>
-          <w:i w:val="0"/>
-          <w:color w:val="0000FF"/>
-          <w:sz w:val="24"/>
-          <w:u w:val="single"/>
-        </w:rPr>
-        <w:hyperlink r:id="rId25" w:history="1">
-          <w:r>
-            <w:rPr>
-              <w:rStyle w:val="Hyperlink"/>
-            </w:rPr>
-            <w:t>kaarten</w:t>
-          </w:r>
-        </w:hyperlink>
-      </w:r>
-      <w:r>
-        <w:rPr>
-          <w:rFonts w:ascii="Charis SIL Regular" w:hAnsi="Charis SIL Regular" w:eastAsia="Charis SIL Regular"/>
-          <w:b w:val="0"/>
-          <w:i w:val="0"/>
-          <w:color w:val="0000FF"/>
-          <w:sz w:val="24"/>
-          <w:u w:val="single"/>
-        </w:rPr>
-        <w:t xml:space="preserve"> </w:t>
-      </w:r>
-      <w:r>
-        <w:rPr>
-          <w:rFonts w:ascii="Charis SIL Regular" w:hAnsi="Charis SIL Regular" w:eastAsia="Charis SIL Regular"/>
-          <w:b w:val="0"/>
-          <w:i w:val="0"/>
-          <w:color w:val="0000FF"/>
-          <w:sz w:val="24"/>
-          <w:u w:val="single"/>
-        </w:rPr>
-        <w:hyperlink r:id="rId25" w:history="1">
-          <w:r>
-            <w:rPr>
-              <w:rStyle w:val="Hyperlink"/>
-            </w:rPr>
-            <w:t xml:space="preserve">en </w:t>
-          </w:r>
-        </w:hyperlink>
-      </w:r>
-      <w:r>
-        <w:rPr>
-          <w:rFonts w:ascii="Charis SIL Regular" w:hAnsi="Charis SIL Regular" w:eastAsia="Charis SIL Regular"/>
-          <w:b w:val="0"/>
-          <w:i w:val="0"/>
-          <w:color w:val="0000FF"/>
-          <w:sz w:val="24"/>
-          <w:u w:val="single"/>
-        </w:rPr>
-        <w:hyperlink r:id="rId25" w:history="1">
-          <w:r>
-            <w:rPr>
-              <w:rStyle w:val="Hyperlink"/>
-            </w:rPr>
-            <w:t>foto's</w:t>
-          </w:r>
-        </w:hyperlink>
-      </w:r>
-      <w:r>
-        <w:rPr>
-          <w:rFonts w:ascii="Charis SIL Regular" w:hAnsi="Charis SIL Regular" w:eastAsia="Charis SIL Regular"/>
-          <w:b w:val="0"/>
-          <w:i w:val="0"/>
-          <w:color w:val="000000"/>
-          <w:sz w:val="24"/>
-        </w:rPr>
-        <w:t xml:space="preserve"> van het Zeister Zendingsgenootsch</w:t>
+            <w:t>sch</w:t>
+          </w:r>
+        </w:hyperlink>
       </w:r>
       <w:r>
         <w:rPr>
@@ -3278,14 +3213,52 @@
           <w:sz w:val="24"/>
           <w:u w:val="single"/>
         </w:rPr>
+        <w:hyperlink r:id="rId26" w:history="1">
+          <w:r>
+            <w:rPr>
+              <w:rStyle w:val="Hyperlink"/>
+            </w:rPr>
+            <w:t>Sypest</w:t>
+          </w:r>
+        </w:hyperlink>
+      </w:r>
+      <w:r>
+        <w:rPr>
+          <w:rFonts w:ascii="Charis SIL Regular" w:hAnsi="Charis SIL Regular" w:eastAsia="Charis SIL Regular"/>
+          <w:b w:val="0"/>
+          <w:i w:val="0"/>
+          <w:color w:val="0000FF"/>
+          <w:sz w:val="24"/>
+          <w:u w:val="single"/>
+        </w:rPr>
         <w:hyperlink r:id="rId28" w:history="1">
           <w:r>
             <w:rPr>
               <w:rStyle w:val="Hyperlink"/>
             </w:rPr>
-            <w:t>Sypest</w:t>
-          </w:r>
-        </w:hyperlink>
+            <w:t>eyn</w:t>
+          </w:r>
+        </w:hyperlink>
+      </w:r>
+      <w:r>
+        <w:rPr>
+          <w:rFonts w:ascii="Charis SIL Regular" w:hAnsi="Charis SIL Regular" w:eastAsia="Charis SIL Regular"/>
+          <w:b w:val="0"/>
+          <w:i w:val="0"/>
+          <w:color w:val="000000"/>
+          <w:sz w:val="24"/>
+        </w:rPr>
+        <w:t xml:space="preserve"> en </w:t>
+      </w:r>
+      <w:r>
+        <w:rPr>
+          <w:rFonts w:ascii="Charis SIL Regular" w:hAnsi="Charis SIL Regular" w:eastAsia="Charis SIL Regular"/>
+          <w:b w:val="0"/>
+          <w:i w:val="0"/>
+          <w:color w:val="000000"/>
+          <w:sz w:val="24"/>
+        </w:rPr>
+        <w:t xml:space="preserve">administrateur der financiën </w:t>
       </w:r>
       <w:r>
         <w:rPr>
@@ -3296,34 +3269,137 @@
           <w:sz w:val="24"/>
           <w:u w:val="single"/>
         </w:rPr>
+        <w:hyperlink r:id="rId29" w:history="1">
+          <w:r>
+            <w:rPr>
+              <w:rStyle w:val="Hyperlink"/>
+            </w:rPr>
+            <w:t>Assueer</w:t>
+          </w:r>
+        </w:hyperlink>
+      </w:r>
+      <w:r>
+        <w:rPr>
+          <w:rFonts w:ascii="Charis SIL Regular" w:hAnsi="Charis SIL Regular" w:eastAsia="Charis SIL Regular"/>
+          <w:b w:val="0"/>
+          <w:i w:val="0"/>
+          <w:color w:val="0000FF"/>
+          <w:sz w:val="24"/>
+          <w:u w:val="single"/>
+        </w:rPr>
+        <w:t xml:space="preserve"> </w:t>
+      </w:r>
+      <w:r>
+        <w:rPr>
+          <w:rFonts w:ascii="Charis SIL Regular" w:hAnsi="Charis SIL Regular" w:eastAsia="Charis SIL Regular"/>
+          <w:b w:val="0"/>
+          <w:i w:val="0"/>
+          <w:color w:val="0000FF"/>
+          <w:sz w:val="24"/>
+          <w:u w:val="single"/>
+        </w:rPr>
+        <w:hyperlink r:id="rId29" w:history="1">
+          <w:r>
+            <w:rPr>
+              <w:rStyle w:val="Hyperlink"/>
+            </w:rPr>
+            <w:t>Jacob</w:t>
+          </w:r>
+        </w:hyperlink>
+      </w:r>
+      <w:r>
+        <w:rPr>
+          <w:rFonts w:ascii="Charis SIL Regular" w:hAnsi="Charis SIL Regular" w:eastAsia="Charis SIL Regular"/>
+          <w:b w:val="0"/>
+          <w:i w:val="0"/>
+          <w:color w:val="0000FF"/>
+          <w:sz w:val="24"/>
+          <w:u w:val="single"/>
+        </w:rPr>
+        <w:t xml:space="preserve"> </w:t>
+      </w:r>
+      <w:r>
+        <w:rPr>
+          <w:rFonts w:ascii="Charis SIL Regular" w:hAnsi="Charis SIL Regular" w:eastAsia="Charis SIL Regular"/>
+          <w:b w:val="0"/>
+          <w:i w:val="0"/>
+          <w:color w:val="0000FF"/>
+          <w:sz w:val="24"/>
+          <w:u w:val="single"/>
+        </w:rPr>
+        <w:hyperlink r:id="rId29" w:history="1">
+          <w:r>
+            <w:rPr>
+              <w:rStyle w:val="Hyperlink"/>
+            </w:rPr>
+            <w:t>Schimmelpen</w:t>
+          </w:r>
+        </w:hyperlink>
+      </w:r>
+      <w:r>
+        <w:rPr>
+          <w:rFonts w:ascii="Charis SIL Regular" w:hAnsi="Charis SIL Regular" w:eastAsia="Charis SIL Regular"/>
+          <w:b w:val="0"/>
+          <w:i w:val="0"/>
+          <w:color w:val="0000FF"/>
+          <w:sz w:val="24"/>
+          <w:u w:val="single"/>
+        </w:rPr>
+        <w:hyperlink r:id="rId29" w:history="1">
+          <w:r>
+            <w:rPr>
+              <w:rStyle w:val="Hyperlink"/>
+            </w:rPr>
+            <w:t>ninck</w:t>
+          </w:r>
+        </w:hyperlink>
+      </w:r>
+      <w:r>
+        <w:rPr>
+          <w:rFonts w:ascii="Charis SIL Regular" w:hAnsi="Charis SIL Regular" w:eastAsia="Charis SIL Regular"/>
+          <w:b w:val="0"/>
+          <w:i w:val="0"/>
+          <w:color w:val="0000FF"/>
+          <w:sz w:val="24"/>
+          <w:u w:val="single"/>
+        </w:rPr>
+        <w:t xml:space="preserve"> </w:t>
+      </w:r>
+      <w:r>
+        <w:rPr>
+          <w:rFonts w:ascii="Charis SIL Regular" w:hAnsi="Charis SIL Regular" w:eastAsia="Charis SIL Regular"/>
+          <w:b w:val="0"/>
+          <w:i w:val="0"/>
+          <w:color w:val="0000FF"/>
+          <w:sz w:val="24"/>
+          <w:u w:val="single"/>
+        </w:rPr>
+        <w:hyperlink r:id="rId29" w:history="1">
+          <w:r>
+            <w:rPr>
+              <w:rStyle w:val="Hyperlink"/>
+            </w:rPr>
+            <w:t>va</w:t>
+          </w:r>
+        </w:hyperlink>
+      </w:r>
+      <w:r>
+        <w:rPr>
+          <w:rFonts w:ascii="Charis SIL Regular" w:hAnsi="Charis SIL Regular" w:eastAsia="Charis SIL Regular"/>
+          <w:b w:val="0"/>
+          <w:i w:val="0"/>
+          <w:color w:val="0000FF"/>
+          <w:sz w:val="24"/>
+          <w:u w:val="single"/>
+        </w:rPr>
         <w:hyperlink r:id="rId28" w:history="1">
           <w:r>
             <w:rPr>
               <w:rStyle w:val="Hyperlink"/>
             </w:rPr>
-            <w:t>eyn</w:t>
-          </w:r>
-        </w:hyperlink>
-      </w:r>
-      <w:r>
-        <w:rPr>
-          <w:rFonts w:ascii="Charis SIL Regular" w:hAnsi="Charis SIL Regular" w:eastAsia="Charis SIL Regular"/>
-          <w:b w:val="0"/>
-          <w:i w:val="0"/>
-          <w:color w:val="000000"/>
-          <w:sz w:val="24"/>
-        </w:rPr>
-        <w:t xml:space="preserve"> en </w:t>
-      </w:r>
-      <w:r>
-        <w:rPr>
-          <w:rFonts w:ascii="Charis SIL Regular" w:hAnsi="Charis SIL Regular" w:eastAsia="Charis SIL Regular"/>
-          <w:b w:val="0"/>
-          <w:i w:val="0"/>
-          <w:color w:val="000000"/>
-          <w:sz w:val="24"/>
-        </w:rPr>
-        <w:t xml:space="preserve">administrateur der financiën </w:t>
+            <w:t>n</w:t>
+          </w:r>
+        </w:hyperlink>
       </w:r>
       <w:r>
         <w:rPr>
@@ -3334,14 +3410,243 @@
           <w:sz w:val="24"/>
           <w:u w:val="single"/>
         </w:rPr>
+        <w:t xml:space="preserve"> </w:t>
+      </w:r>
+      <w:r>
+        <w:rPr>
+          <w:rFonts w:ascii="Charis SIL Regular" w:hAnsi="Charis SIL Regular" w:eastAsia="Charis SIL Regular"/>
+          <w:b w:val="0"/>
+          <w:i w:val="0"/>
+          <w:color w:val="0000FF"/>
+          <w:sz w:val="24"/>
+          <w:u w:val="single"/>
+        </w:rPr>
+        <w:t>der Oye</w:t>
+      </w:r>
+      <w:r>
+        <w:rPr>
+          <w:u w:val="single" w:color="0000ff"/>
+          <w:rFonts w:ascii="Charis SIL Regular" w:hAnsi="Charis SIL Regular" w:eastAsia="Charis SIL Regular"/>
+          <w:b w:val="0"/>
+          <w:i w:val="0"/>
+          <w:color w:val="000000"/>
+          <w:sz w:val="24"/>
+        </w:rPr>
+        <w:hyperlink r:id="rId28" w:history="1">
+          <w:r>
+            <w:rPr>
+              <w:rStyle w:val="Hyperlink"/>
+            </w:rPr>
+            <w:t>.</w:t>
+          </w:r>
+        </w:hyperlink>
+      </w:r>
+      <w:r>
+        <w:rPr>
+          <w:u w:val="single" w:color="0000ff"/>
+          <w:rFonts w:ascii="Charis SIL Regular" w:hAnsi="Charis SIL Regular" w:eastAsia="Charis SIL Regular"/>
+          <w:b w:val="0"/>
+          <w:i w:val="0"/>
+          <w:color w:val="000000"/>
+          <w:sz w:val="24"/>
+        </w:rPr>
+        <w:hyperlink r:id="rId28" w:history="1">
+          <w:r>
+            <w:rPr>
+              <w:rStyle w:val="Hyperlink"/>
+            </w:rPr>
+            <w:t xml:space="preserve"> De</w:t>
+          </w:r>
+        </w:hyperlink>
+      </w:r>
+      <w:r>
+        <w:rPr>
+          <w:u w:val="single" w:color="0000ff"/>
+          <w:rFonts w:ascii="Charis SIL Regular" w:hAnsi="Charis SIL Regular" w:eastAsia="Charis SIL Regular"/>
+          <w:b w:val="0"/>
+          <w:i w:val="0"/>
+          <w:color w:val="000000"/>
+          <w:sz w:val="24"/>
+        </w:rPr>
+        <w:hyperlink r:id="rId28" w:history="1">
+          <w:r>
+            <w:rPr>
+              <w:rStyle w:val="Hyperlink"/>
+            </w:rPr>
+            <w:t>z</w:t>
+          </w:r>
+        </w:hyperlink>
+      </w:r>
+      <w:r>
+        <w:rPr>
+          <w:u w:val="single" w:color="0000ff"/>
+          <w:rFonts w:ascii="Charis SIL Regular" w:hAnsi="Charis SIL Regular" w:eastAsia="Charis SIL Regular"/>
+          <w:b w:val="0"/>
+          <w:i w:val="0"/>
+          <w:color w:val="000000"/>
+          <w:sz w:val="24"/>
+        </w:rPr>
+        <w:hyperlink r:id="rId28" w:history="1">
+          <w:r>
+            <w:rPr>
+              <w:rStyle w:val="Hyperlink"/>
+            </w:rPr>
+            <w:t xml:space="preserve">e werden </w:t>
+          </w:r>
+        </w:hyperlink>
+      </w:r>
+      <w:r>
+        <w:rPr>
+          <w:rFonts w:ascii="Charis SIL Regular" w:hAnsi="Charis SIL Regular" w:eastAsia="Charis SIL Regular"/>
+          <w:b w:val="0"/>
+          <w:i w:val="0"/>
+          <w:color w:val="000000"/>
+          <w:sz w:val="24"/>
+        </w:rPr>
+        <w:t xml:space="preserve">in </w:t>
+      </w:r>
+      <w:r>
+        <w:rPr>
+          <w:rFonts w:ascii="Charis SIL Regular" w:hAnsi="Charis SIL Regular" w:eastAsia="Charis SIL Regular"/>
+          <w:b w:val="0"/>
+          <w:i w:val="0"/>
+          <w:color w:val="000000"/>
+          <w:sz w:val="24"/>
+        </w:rPr>
+        <w:t>respectievelijk 1883 en 1895</w:t>
+      </w:r>
+      <w:r>
+        <w:rPr>
+          <w:u w:val="single" w:color="0000ff"/>
+          <w:rFonts w:ascii="Charis SIL Regular" w:hAnsi="Charis SIL Regular" w:eastAsia="Charis SIL Regular"/>
+          <w:b w:val="0"/>
+          <w:i w:val="0"/>
+          <w:color w:val="000000"/>
+          <w:sz w:val="24"/>
+        </w:rPr>
+        <w:t xml:space="preserve"> </w:t>
+      </w:r>
+      <w:r>
+        <w:rPr>
+          <w:u w:val="single" w:color="0000ff"/>
+          <w:rFonts w:ascii="Charis SIL Regular" w:hAnsi="Charis SIL Regular" w:eastAsia="Charis SIL Regular"/>
+          <w:b w:val="0"/>
+          <w:i w:val="0"/>
+          <w:color w:val="000000"/>
+          <w:sz w:val="24"/>
+        </w:rPr>
         <w:hyperlink r:id="rId29" w:history="1">
           <w:r>
             <w:rPr>
               <w:rStyle w:val="Hyperlink"/>
             </w:rPr>
-            <w:t>Assueer</w:t>
-          </w:r>
-        </w:hyperlink>
+            <w:t>geschon</w:t>
+          </w:r>
+        </w:hyperlink>
+      </w:r>
+      <w:r>
+        <w:rPr>
+          <w:u w:val="single" w:color="0000ff"/>
+          <w:rFonts w:ascii="Charis SIL Regular" w:hAnsi="Charis SIL Regular" w:eastAsia="Charis SIL Regular"/>
+          <w:b w:val="0"/>
+          <w:i w:val="0"/>
+          <w:color w:val="000000"/>
+          <w:sz w:val="24"/>
+        </w:rPr>
+        <w:t>ken aan het Rijks Ethnogr</w:t>
+      </w:r>
+      <w:r>
+        <w:rPr>
+          <w:u w:val="single" w:color="0000ff"/>
+          <w:rFonts w:ascii="Charis SIL Regular" w:hAnsi="Charis SIL Regular" w:eastAsia="Charis SIL Regular"/>
+          <w:b w:val="0"/>
+          <w:i w:val="0"/>
+          <w:color w:val="000000"/>
+          <w:sz w:val="24"/>
+        </w:rPr>
+        <w:hyperlink r:id="rId29" w:history="1">
+          <w:r>
+            <w:rPr>
+              <w:rStyle w:val="Hyperlink"/>
+            </w:rPr>
+            <w:t>aph</w:t>
+          </w:r>
+        </w:hyperlink>
+      </w:r>
+      <w:r>
+        <w:rPr>
+          <w:u w:val="single" w:color="0000ff"/>
+          <w:rFonts w:ascii="Charis SIL Regular" w:hAnsi="Charis SIL Regular" w:eastAsia="Charis SIL Regular"/>
+          <w:b w:val="0"/>
+          <w:i w:val="0"/>
+          <w:color w:val="000000"/>
+          <w:sz w:val="24"/>
+        </w:rPr>
+        <w:hyperlink r:id="rId29" w:history="1">
+          <w:r>
+            <w:rPr>
+              <w:rStyle w:val="Hyperlink"/>
+            </w:rPr>
+            <w:t>i</w:t>
+          </w:r>
+        </w:hyperlink>
+      </w:r>
+      <w:r>
+        <w:rPr>
+          <w:u w:val="single" w:color="0000ff"/>
+          <w:rFonts w:ascii="Charis SIL Regular" w:hAnsi="Charis SIL Regular" w:eastAsia="Charis SIL Regular"/>
+          <w:b w:val="0"/>
+          <w:i w:val="0"/>
+          <w:color w:val="000000"/>
+          <w:sz w:val="24"/>
+        </w:rPr>
+        <w:hyperlink r:id="rId29" w:history="1">
+          <w:r>
+            <w:rPr>
+              <w:rStyle w:val="Hyperlink"/>
+            </w:rPr>
+            <w:t>sch</w:t>
+          </w:r>
+        </w:hyperlink>
+      </w:r>
+      <w:r>
+        <w:rPr>
+          <w:u w:val="single" w:color="0000ff"/>
+          <w:rFonts w:ascii="Charis SIL Regular" w:hAnsi="Charis SIL Regular" w:eastAsia="Charis SIL Regular"/>
+          <w:b w:val="0"/>
+          <w:i w:val="0"/>
+          <w:color w:val="000000"/>
+          <w:sz w:val="24"/>
+        </w:rPr>
+        <w:t xml:space="preserve"> </w:t>
+      </w:r>
+      <w:r>
+        <w:rPr>
+          <w:u w:val="single" w:color="0000ff"/>
+          <w:rFonts w:ascii="Charis SIL Regular" w:hAnsi="Charis SIL Regular" w:eastAsia="Charis SIL Regular"/>
+          <w:b w:val="0"/>
+          <w:i w:val="0"/>
+          <w:color w:val="000000"/>
+          <w:sz w:val="24"/>
+        </w:rPr>
+        <w:hyperlink r:id="rId29" w:history="1">
+          <w:r>
+            <w:rPr>
+              <w:rStyle w:val="Hyperlink"/>
+            </w:rPr>
+            <w:t>Mus</w:t>
+          </w:r>
+        </w:hyperlink>
+      </w:r>
+      <w:r>
+        <w:rPr>
+          <w:rFonts w:ascii="Charis SIL Regular" w:hAnsi="Charis SIL Regular" w:eastAsia="Charis SIL Regular"/>
+          <w:b w:val="0"/>
+          <w:i w:val="0"/>
+          <w:color w:val="000000"/>
+          <w:sz w:val="24"/>
+        </w:rPr>
+        <w:t xml:space="preserve">eum, het huidige </w:t>
       </w:r>
       <w:r>
         <w:rPr>
@@ -3352,6 +3657,24 @@
           <w:sz w:val="24"/>
           <w:u w:val="single"/>
         </w:rPr>
+        <w:hyperlink r:id="rId30" w:history="1">
+          <w:r>
+            <w:rPr>
+              <w:rStyle w:val="Hyperlink"/>
+            </w:rPr>
+            <w:t>Wereldmuseum</w:t>
+          </w:r>
+        </w:hyperlink>
+      </w:r>
+      <w:r>
+        <w:rPr>
+          <w:rFonts w:ascii="Charis SIL Regular" w:hAnsi="Charis SIL Regular" w:eastAsia="Charis SIL Regular"/>
+          <w:b w:val="0"/>
+          <w:i w:val="0"/>
+          <w:color w:val="0000FF"/>
+          <w:sz w:val="24"/>
+          <w:u w:val="single"/>
+        </w:rPr>
         <w:t xml:space="preserve"> </w:t>
       </w:r>
       <w:r>
@@ -3363,14 +3686,24 @@
           <w:sz w:val="24"/>
           <w:u w:val="single"/>
         </w:rPr>
-        <w:hyperlink r:id="rId29" w:history="1">
-          <w:r>
-            <w:rPr>
-              <w:rStyle w:val="Hyperlink"/>
-            </w:rPr>
-            <w:t>Jacob</w:t>
-          </w:r>
-        </w:hyperlink>
+        <w:hyperlink r:id="rId30" w:history="1">
+          <w:r>
+            <w:rPr>
+              <w:rStyle w:val="Hyperlink"/>
+            </w:rPr>
+            <w:t>Leiden</w:t>
+          </w:r>
+        </w:hyperlink>
+      </w:r>
+      <w:r>
+        <w:rPr>
+          <w:rFonts w:ascii="Charis SIL Regular" w:hAnsi="Charis SIL Regular" w:eastAsia="Charis SIL Regular"/>
+          <w:b w:val="0"/>
+          <w:i w:val="0"/>
+          <w:color w:val="000000"/>
+          <w:sz w:val="24"/>
+        </w:rPr>
+        <w:t xml:space="preserve">. Ook het </w:t>
       </w:r>
       <w:r>
         <w:rPr>
@@ -3381,6 +3714,51 @@
           <w:sz w:val="24"/>
           <w:u w:val="single"/>
         </w:rPr>
+        <w:hyperlink r:id="rId31" w:history="1">
+          <w:r>
+            <w:rPr>
+              <w:rStyle w:val="Hyperlink"/>
+            </w:rPr>
+            <w:t>Etnografis</w:t>
+          </w:r>
+        </w:hyperlink>
+      </w:r>
+      <w:r>
+        <w:rPr>
+          <w:rFonts w:ascii="Charis SIL Regular" w:hAnsi="Charis SIL Regular" w:eastAsia="Charis SIL Regular"/>
+          <w:b w:val="0"/>
+          <w:i w:val="0"/>
+          <w:color w:val="0000FF"/>
+          <w:sz w:val="24"/>
+        </w:rPr>
+        <w:hyperlink r:id="rId31" w:history="1">
+          <w:r>
+            <w:rPr>
+              <w:rStyle w:val="Hyperlink"/>
+            </w:rPr>
+            <w:t>c</w:t>
+          </w:r>
+        </w:hyperlink>
+      </w:r>
+      <w:r>
+        <w:rPr>
+          <w:rFonts w:ascii="Charis SIL Regular" w:hAnsi="Charis SIL Regular" w:eastAsia="Charis SIL Regular"/>
+          <w:b w:val="0"/>
+          <w:i w:val="0"/>
+          <w:color w:val="0000FF"/>
+          <w:sz w:val="24"/>
+        </w:rPr>
+        <w:t>h</w:t>
+      </w:r>
+      <w:r>
+        <w:rPr>
+          <w:rFonts w:ascii="Charis SIL Regular" w:hAnsi="Charis SIL Regular" w:eastAsia="Charis SIL Regular"/>
+          <w:b w:val="0"/>
+          <w:i w:val="0"/>
+          <w:color w:val="0000FF"/>
+          <w:sz w:val="24"/>
+          <w:u w:val="single"/>
+        </w:rPr>
         <w:t xml:space="preserve"> </w:t>
       </w:r>
       <w:r>
@@ -3392,12 +3770,12 @@
           <w:sz w:val="24"/>
           <w:u w:val="single"/>
         </w:rPr>
-        <w:hyperlink r:id="rId29" w:history="1">
-          <w:r>
-            <w:rPr>
-              <w:rStyle w:val="Hyperlink"/>
-            </w:rPr>
-            <w:t>Schimmelpen</w:t>
+        <w:hyperlink r:id="rId31" w:history="1">
+          <w:r>
+            <w:rPr>
+              <w:rStyle w:val="Hyperlink"/>
+            </w:rPr>
+            <w:t>Museum</w:t>
           </w:r>
         </w:hyperlink>
       </w:r>
@@ -3410,14 +3788,7 @@
           <w:sz w:val="24"/>
           <w:u w:val="single"/>
         </w:rPr>
-        <w:hyperlink r:id="rId28" w:history="1">
-          <w:r>
-            <w:rPr>
-              <w:rStyle w:val="Hyperlink"/>
-            </w:rPr>
-            <w:t>ninck</w:t>
-          </w:r>
-        </w:hyperlink>
+        <w:t xml:space="preserve"> </w:t>
       </w:r>
       <w:r>
         <w:rPr>
@@ -3428,54 +3799,27 @@
           <w:sz w:val="24"/>
           <w:u w:val="single"/>
         </w:rPr>
-        <w:t xml:space="preserve"> </w:t>
-      </w:r>
-      <w:r>
-        <w:rPr>
-          <w:rFonts w:ascii="Charis SIL Regular" w:hAnsi="Charis SIL Regular" w:eastAsia="Charis SIL Regular"/>
-          <w:b w:val="0"/>
-          <w:i w:val="0"/>
-          <w:color w:val="0000FF"/>
-          <w:sz w:val="24"/>
-          <w:u w:val="single"/>
-        </w:rPr>
-        <w:hyperlink r:id="rId28" w:history="1">
-          <w:r>
-            <w:rPr>
-              <w:rStyle w:val="Hyperlink"/>
-            </w:rPr>
-            <w:t>va</w:t>
-          </w:r>
-        </w:hyperlink>
-      </w:r>
-      <w:r>
-        <w:rPr>
-          <w:rFonts w:ascii="Charis SIL Regular" w:hAnsi="Charis SIL Regular" w:eastAsia="Charis SIL Regular"/>
-          <w:b w:val="0"/>
-          <w:i w:val="0"/>
-          <w:color w:val="0000FF"/>
-          <w:sz w:val="24"/>
-          <w:u w:val="single"/>
-        </w:rPr>
-        <w:hyperlink r:id="rId28" w:history="1">
-          <w:r>
-            <w:rPr>
-              <w:rStyle w:val="Hyperlink"/>
-            </w:rPr>
-            <w:t>n</w:t>
-          </w:r>
-        </w:hyperlink>
-      </w:r>
-      <w:r>
-        <w:rPr>
-          <w:rFonts w:ascii="Charis SIL Regular" w:hAnsi="Charis SIL Regular" w:eastAsia="Charis SIL Regular"/>
-          <w:b w:val="0"/>
-          <w:i w:val="0"/>
-          <w:color w:val="0000FF"/>
-          <w:sz w:val="24"/>
-          <w:u w:val="single"/>
-        </w:rPr>
-        <w:t xml:space="preserve"> der Oye</w:t>
+        <w:hyperlink r:id="rId31" w:history="1">
+          <w:r>
+            <w:rPr>
+              <w:rStyle w:val="Hyperlink"/>
+            </w:rPr>
+            <w:t>Artis</w:t>
+          </w:r>
+        </w:hyperlink>
+      </w:r>
+      <w:r>
+        <w:rPr>
+          <w:rFonts w:ascii="Charis SIL Regular" w:hAnsi="Charis SIL Regular" w:eastAsia="Charis SIL Regular"/>
+          <w:b w:val="0"/>
+          <w:i w:val="0"/>
+          <w:color w:val="000000"/>
+          <w:sz w:val="24"/>
+        </w:rPr>
+        <w:t xml:space="preserve"> bezat een uitgebreide </w:t>
+      </w:r>
+      <w:r>
+        <w:br/>
       </w:r>
       <w:r>
         <w:rPr>
@@ -3486,12 +3830,12 @@
           <w:color w:val="000000"/>
           <w:sz w:val="24"/>
         </w:rPr>
-        <w:hyperlink r:id="rId28" w:history="1">
-          <w:r>
-            <w:rPr>
-              <w:rStyle w:val="Hyperlink"/>
-            </w:rPr>
-            <w:t>.</w:t>
+        <w:hyperlink r:id="rId30" w:history="1">
+          <w:r>
+            <w:rPr>
+              <w:rStyle w:val="Hyperlink"/>
+            </w:rPr>
+            <w:t>Surinamecollec</w:t>
           </w:r>
         </w:hyperlink>
       </w:r>
@@ -3504,12 +3848,12 @@
           <w:color w:val="000000"/>
           <w:sz w:val="24"/>
         </w:rPr>
-        <w:hyperlink r:id="rId28" w:history="1">
-          <w:r>
-            <w:rPr>
-              <w:rStyle w:val="Hyperlink"/>
-            </w:rPr>
-            <w:t xml:space="preserve"> De</w:t>
+        <w:hyperlink r:id="rId30" w:history="1">
+          <w:r>
+            <w:rPr>
+              <w:rStyle w:val="Hyperlink"/>
+            </w:rPr>
+            <w:t>t</w:t>
           </w:r>
         </w:hyperlink>
       </w:r>
@@ -3522,14 +3866,24 @@
           <w:color w:val="000000"/>
           <w:sz w:val="24"/>
         </w:rPr>
-        <w:hyperlink r:id="rId28" w:history="1">
-          <w:r>
-            <w:rPr>
-              <w:rStyle w:val="Hyperlink"/>
-            </w:rPr>
-            <w:t>z</w:t>
-          </w:r>
-        </w:hyperlink>
+        <w:hyperlink r:id="rId30" w:history="1">
+          <w:r>
+            <w:rPr>
+              <w:rStyle w:val="Hyperlink"/>
+            </w:rPr>
+            <w:t>ie, waa</w:t>
+          </w:r>
+        </w:hyperlink>
+      </w:r>
+      <w:r>
+        <w:rPr>
+          <w:rFonts w:ascii="Charis SIL Regular" w:hAnsi="Charis SIL Regular" w:eastAsia="Charis SIL Regular"/>
+          <w:b w:val="0"/>
+          <w:i w:val="0"/>
+          <w:color w:val="000000"/>
+          <w:sz w:val="24"/>
+        </w:rPr>
+        <w:t>ronder ee</w:t>
       </w:r>
       <w:r>
         <w:rPr>
@@ -3540,469 +3894,32 @@
           <w:color w:val="000000"/>
           <w:sz w:val="24"/>
         </w:rPr>
-        <w:hyperlink r:id="rId28" w:history="1">
-          <w:r>
-            <w:rPr>
-              <w:rStyle w:val="Hyperlink"/>
-            </w:rPr>
-            <w:t xml:space="preserve">e werden </w:t>
-          </w:r>
-        </w:hyperlink>
-      </w:r>
-      <w:r>
-        <w:rPr>
-          <w:rFonts w:ascii="Charis SIL Regular" w:hAnsi="Charis SIL Regular" w:eastAsia="Charis SIL Regular"/>
-          <w:b w:val="0"/>
-          <w:i w:val="0"/>
-          <w:color w:val="000000"/>
-          <w:sz w:val="24"/>
-        </w:rPr>
-        <w:t xml:space="preserve">in </w:t>
-      </w:r>
-      <w:r>
-        <w:rPr>
-          <w:rFonts w:ascii="Charis SIL Regular" w:hAnsi="Charis SIL Regular" w:eastAsia="Charis SIL Regular"/>
-          <w:b w:val="0"/>
-          <w:i w:val="0"/>
-          <w:color w:val="000000"/>
-          <w:sz w:val="24"/>
-        </w:rPr>
-        <w:t>respectievelijk 1883 en 1895</w:t>
+        <w:hyperlink r:id="rId31" w:history="1">
+          <w:r>
+            <w:rPr>
+              <w:rStyle w:val="Hyperlink"/>
+            </w:rPr>
+            <w:t xml:space="preserve">n zeldzame </w:t>
+          </w:r>
+        </w:hyperlink>
       </w:r>
       <w:r>
         <w:rPr>
           <w:u w:val="single" w:color="0000ff"/>
-          <w:rFonts w:ascii="Charis SIL Regular" w:hAnsi="Charis SIL Regular" w:eastAsia="Charis SIL Regular"/>
-          <w:b w:val="0"/>
-          <w:i w:val="0"/>
-          <w:color w:val="000000"/>
-          <w:sz w:val="24"/>
-        </w:rPr>
-        <w:t xml:space="preserve"> </w:t>
-      </w:r>
-      <w:r>
-        <w:rPr>
-          <w:u w:val="single" w:color="0000ff"/>
-          <w:rFonts w:ascii="Charis SIL Regular" w:hAnsi="Charis SIL Regular" w:eastAsia="Charis SIL Regular"/>
-          <w:b w:val="0"/>
-          <w:i w:val="0"/>
-          <w:color w:val="000000"/>
-          <w:sz w:val="24"/>
-        </w:rPr>
-        <w:hyperlink r:id="rId29" w:history="1">
-          <w:r>
-            <w:rPr>
-              <w:rStyle w:val="Hyperlink"/>
-            </w:rPr>
-            <w:t>geschon</w:t>
-          </w:r>
-        </w:hyperlink>
-      </w:r>
-      <w:r>
-        <w:rPr>
-          <w:u w:val="single" w:color="0000ff"/>
-          <w:rFonts w:ascii="Charis SIL Regular" w:hAnsi="Charis SIL Regular" w:eastAsia="Charis SIL Regular"/>
-          <w:b w:val="0"/>
-          <w:i w:val="0"/>
-          <w:color w:val="000000"/>
-          <w:sz w:val="24"/>
-        </w:rPr>
-        <w:hyperlink r:id="rId29" w:history="1">
-          <w:r>
-            <w:rPr>
-              <w:rStyle w:val="Hyperlink"/>
-            </w:rPr>
-            <w:t>ken a</w:t>
-          </w:r>
-        </w:hyperlink>
-      </w:r>
-      <w:r>
-        <w:rPr>
-          <w:u w:val="single" w:color="0000ff"/>
-          <w:rFonts w:ascii="Charis SIL Regular" w:hAnsi="Charis SIL Regular" w:eastAsia="Charis SIL Regular"/>
-          <w:b w:val="0"/>
-          <w:i w:val="0"/>
-          <w:color w:val="000000"/>
-          <w:sz w:val="24"/>
-        </w:rPr>
-        <w:hyperlink r:id="rId29" w:history="1">
-          <w:r>
-            <w:rPr>
-              <w:rStyle w:val="Hyperlink"/>
-            </w:rPr>
-            <w:t>a</w:t>
-          </w:r>
-        </w:hyperlink>
-      </w:r>
-      <w:r>
-        <w:rPr>
-          <w:u w:val="single" w:color="0000ff"/>
-          <w:rFonts w:ascii="Charis SIL Regular" w:hAnsi="Charis SIL Regular" w:eastAsia="Charis SIL Regular"/>
-          <w:b w:val="0"/>
-          <w:i w:val="0"/>
-          <w:color w:val="000000"/>
-          <w:sz w:val="24"/>
-        </w:rPr>
-        <w:hyperlink r:id="rId29" w:history="1">
-          <w:r>
-            <w:rPr>
-              <w:rStyle w:val="Hyperlink"/>
-            </w:rPr>
-            <w:t>n het Rijks Ethnogr</w:t>
-          </w:r>
-        </w:hyperlink>
-      </w:r>
-      <w:r>
-        <w:rPr>
-          <w:u w:val="single" w:color="0000ff"/>
-          <w:rFonts w:ascii="Charis SIL Regular" w:hAnsi="Charis SIL Regular" w:eastAsia="Charis SIL Regular"/>
-          <w:b w:val="0"/>
-          <w:i w:val="0"/>
-          <w:color w:val="000000"/>
-          <w:sz w:val="24"/>
-        </w:rPr>
-        <w:hyperlink r:id="rId29" w:history="1">
-          <w:r>
-            <w:rPr>
-              <w:rStyle w:val="Hyperlink"/>
-            </w:rPr>
-            <w:t>aph</w:t>
-          </w:r>
-        </w:hyperlink>
-      </w:r>
-      <w:r>
-        <w:rPr>
-          <w:u w:val="single" w:color="0000ff"/>
-          <w:rFonts w:ascii="Charis SIL Regular" w:hAnsi="Charis SIL Regular" w:eastAsia="Charis SIL Regular"/>
-          <w:b w:val="0"/>
-          <w:i w:val="0"/>
-          <w:color w:val="000000"/>
-          <w:sz w:val="24"/>
-        </w:rPr>
-        <w:hyperlink r:id="rId29" w:history="1">
-          <w:r>
-            <w:rPr>
-              <w:rStyle w:val="Hyperlink"/>
-            </w:rPr>
-            <w:t>i</w:t>
-          </w:r>
-        </w:hyperlink>
-      </w:r>
-      <w:r>
-        <w:rPr>
-          <w:u w:val="single" w:color="0000ff"/>
-          <w:rFonts w:ascii="Charis SIL Regular" w:hAnsi="Charis SIL Regular" w:eastAsia="Charis SIL Regular"/>
-          <w:b w:val="0"/>
-          <w:i w:val="0"/>
-          <w:color w:val="000000"/>
-          <w:sz w:val="24"/>
-        </w:rPr>
-        <w:hyperlink r:id="rId29" w:history="1">
-          <w:r>
-            <w:rPr>
-              <w:rStyle w:val="Hyperlink"/>
-            </w:rPr>
-            <w:t>sch</w:t>
-          </w:r>
-        </w:hyperlink>
-      </w:r>
-      <w:r>
-        <w:rPr>
-          <w:u w:val="single" w:color="0000ff"/>
-          <w:rFonts w:ascii="Charis SIL Regular" w:hAnsi="Charis SIL Regular" w:eastAsia="Charis SIL Regular"/>
-          <w:b w:val="0"/>
-          <w:i w:val="0"/>
-          <w:color w:val="000000"/>
-          <w:sz w:val="24"/>
-        </w:rPr>
-        <w:t xml:space="preserve"> </w:t>
-      </w:r>
-      <w:r>
-        <w:rPr>
-          <w:u w:val="single" w:color="0000ff"/>
-          <w:rFonts w:ascii="Charis SIL Regular" w:hAnsi="Charis SIL Regular" w:eastAsia="Charis SIL Regular"/>
-          <w:b w:val="0"/>
-          <w:i w:val="0"/>
-          <w:color w:val="000000"/>
-          <w:sz w:val="24"/>
-        </w:rPr>
-        <w:hyperlink r:id="rId29" w:history="1">
-          <w:r>
-            <w:rPr>
-              <w:rStyle w:val="Hyperlink"/>
-            </w:rPr>
-            <w:t>Mus</w:t>
-          </w:r>
-        </w:hyperlink>
-      </w:r>
-      <w:r>
-        <w:rPr>
-          <w:rFonts w:ascii="Charis SIL Regular" w:hAnsi="Charis SIL Regular" w:eastAsia="Charis SIL Regular"/>
-          <w:b w:val="0"/>
-          <w:i w:val="0"/>
-          <w:color w:val="000000"/>
-          <w:sz w:val="24"/>
-        </w:rPr>
-        <w:t xml:space="preserve">eum, het huidige </w:t>
-      </w:r>
-      <w:r>
-        <w:rPr>
-          <w:rFonts w:ascii="Charis SIL Regular" w:hAnsi="Charis SIL Regular" w:eastAsia="Charis SIL Regular"/>
-          <w:b w:val="0"/>
-          <w:i w:val="0"/>
-          <w:color w:val="0000FF"/>
-          <w:sz w:val="24"/>
-          <w:u w:val="single"/>
-        </w:rPr>
-        <w:hyperlink r:id="rId30" w:history="1">
-          <w:r>
-            <w:rPr>
-              <w:rStyle w:val="Hyperlink"/>
-            </w:rPr>
-            <w:t>Wereldmuseum</w:t>
-          </w:r>
-        </w:hyperlink>
-      </w:r>
-      <w:r>
-        <w:rPr>
-          <w:rFonts w:ascii="Charis SIL Regular" w:hAnsi="Charis SIL Regular" w:eastAsia="Charis SIL Regular"/>
-          <w:b w:val="0"/>
-          <w:i w:val="0"/>
-          <w:color w:val="0000FF"/>
-          <w:sz w:val="24"/>
-          <w:u w:val="single"/>
-        </w:rPr>
-        <w:t xml:space="preserve"> </w:t>
-      </w:r>
-      <w:r>
-        <w:rPr>
-          <w:rFonts w:ascii="Charis SIL Regular" w:hAnsi="Charis SIL Regular" w:eastAsia="Charis SIL Regular"/>
-          <w:b w:val="0"/>
-          <w:i w:val="0"/>
-          <w:color w:val="0000FF"/>
-          <w:sz w:val="24"/>
-          <w:u w:val="single"/>
-        </w:rPr>
-        <w:hyperlink r:id="rId30" w:history="1">
-          <w:r>
-            <w:rPr>
-              <w:rStyle w:val="Hyperlink"/>
-            </w:rPr>
-            <w:t>Leiden</w:t>
-          </w:r>
-        </w:hyperlink>
-      </w:r>
-      <w:r>
-        <w:rPr>
-          <w:rFonts w:ascii="Charis SIL Regular" w:hAnsi="Charis SIL Regular" w:eastAsia="Charis SIL Regular"/>
-          <w:b w:val="0"/>
-          <w:i w:val="0"/>
-          <w:color w:val="000000"/>
-          <w:sz w:val="24"/>
-        </w:rPr>
-        <w:t xml:space="preserve">. Ook het </w:t>
-      </w:r>
-      <w:r>
-        <w:rPr>
-          <w:rFonts w:ascii="Charis SIL Regular" w:hAnsi="Charis SIL Regular" w:eastAsia="Charis SIL Regular"/>
-          <w:b w:val="0"/>
-          <w:i w:val="0"/>
-          <w:color w:val="0000FF"/>
-          <w:sz w:val="24"/>
-          <w:u w:val="single"/>
+          <w:rFonts w:ascii="Charis SIL Italic" w:hAnsi="Charis SIL Italic" w:eastAsia="Charis SIL Italic"/>
+          <w:b w:val="0"/>
+          <w:i/>
+          <w:color w:val="000000"/>
+          <w:sz w:val="24"/>
         </w:rPr>
         <w:hyperlink r:id="rId31" w:history="1">
           <w:r>
             <w:rPr>
               <w:rStyle w:val="Hyperlink"/>
             </w:rPr>
-            <w:t>Etnografis</w:t>
-          </w:r>
-        </w:hyperlink>
-      </w:r>
-      <w:r>
-        <w:rPr>
-          <w:rFonts w:ascii="Charis SIL Regular" w:hAnsi="Charis SIL Regular" w:eastAsia="Charis SIL Regular"/>
-          <w:b w:val="0"/>
-          <w:i w:val="0"/>
-          <w:color w:val="0000FF"/>
-          <w:sz w:val="24"/>
-          <w:u w:val="single"/>
-        </w:rPr>
-        <w:t>c</w:t>
-      </w:r>
-      <w:r>
-        <w:rPr>
-          <w:rFonts w:ascii="Charis SIL Regular" w:hAnsi="Charis SIL Regular" w:eastAsia="Charis SIL Regular"/>
-          <w:b w:val="0"/>
-          <w:i w:val="0"/>
-          <w:color w:val="0000FF"/>
-          <w:sz w:val="24"/>
-        </w:rPr>
-        <w:t>h</w:t>
-      </w:r>
-      <w:r>
-        <w:rPr>
-          <w:rFonts w:ascii="Charis SIL Regular" w:hAnsi="Charis SIL Regular" w:eastAsia="Charis SIL Regular"/>
-          <w:b w:val="0"/>
-          <w:i w:val="0"/>
-          <w:color w:val="0000FF"/>
-          <w:sz w:val="24"/>
-          <w:u w:val="single"/>
-        </w:rPr>
-        <w:t xml:space="preserve"> </w:t>
-      </w:r>
-      <w:r>
-        <w:rPr>
-          <w:rFonts w:ascii="Charis SIL Regular" w:hAnsi="Charis SIL Regular" w:eastAsia="Charis SIL Regular"/>
-          <w:b w:val="0"/>
-          <w:i w:val="0"/>
-          <w:color w:val="0000FF"/>
-          <w:sz w:val="24"/>
-          <w:u w:val="single"/>
-        </w:rPr>
-        <w:hyperlink r:id="rId31" w:history="1">
-          <w:r>
-            <w:rPr>
-              <w:rStyle w:val="Hyperlink"/>
-            </w:rPr>
-            <w:t>Museum</w:t>
-          </w:r>
-        </w:hyperlink>
-      </w:r>
-      <w:r>
-        <w:rPr>
-          <w:rFonts w:ascii="Charis SIL Regular" w:hAnsi="Charis SIL Regular" w:eastAsia="Charis SIL Regular"/>
-          <w:b w:val="0"/>
-          <w:i w:val="0"/>
-          <w:color w:val="0000FF"/>
-          <w:sz w:val="24"/>
-          <w:u w:val="single"/>
-        </w:rPr>
-        <w:t xml:space="preserve"> </w:t>
-      </w:r>
-      <w:r>
-        <w:rPr>
-          <w:rFonts w:ascii="Charis SIL Regular" w:hAnsi="Charis SIL Regular" w:eastAsia="Charis SIL Regular"/>
-          <w:b w:val="0"/>
-          <w:i w:val="0"/>
-          <w:color w:val="0000FF"/>
-          <w:sz w:val="24"/>
-          <w:u w:val="single"/>
-        </w:rPr>
-        <w:hyperlink r:id="rId31" w:history="1">
-          <w:r>
-            <w:rPr>
-              <w:rStyle w:val="Hyperlink"/>
-            </w:rPr>
-            <w:t>Artis</w:t>
-          </w:r>
-        </w:hyperlink>
-      </w:r>
-      <w:r>
-        <w:rPr>
-          <w:rFonts w:ascii="Charis SIL Regular" w:hAnsi="Charis SIL Regular" w:eastAsia="Charis SIL Regular"/>
-          <w:b w:val="0"/>
-          <w:i w:val="0"/>
-          <w:color w:val="000000"/>
-          <w:sz w:val="24"/>
-        </w:rPr>
-        <w:t xml:space="preserve"> bezat een uitgebreide </w:t>
-      </w:r>
-      <w:r>
-        <w:br/>
-      </w:r>
-      <w:r>
-        <w:rPr>
-          <w:u w:val="single" w:color="0000ff"/>
-          <w:rFonts w:ascii="Charis SIL Regular" w:hAnsi="Charis SIL Regular" w:eastAsia="Charis SIL Regular"/>
-          <w:b w:val="0"/>
-          <w:i w:val="0"/>
-          <w:color w:val="000000"/>
-          <w:sz w:val="24"/>
-        </w:rPr>
-        <w:hyperlink r:id="rId30" w:history="1">
-          <w:r>
-            <w:rPr>
-              <w:rStyle w:val="Hyperlink"/>
-            </w:rPr>
-            <w:t>Surinamecollec</w:t>
-          </w:r>
-        </w:hyperlink>
-      </w:r>
-      <w:r>
-        <w:rPr>
-          <w:u w:val="single" w:color="0000ff"/>
-          <w:rFonts w:ascii="Charis SIL Regular" w:hAnsi="Charis SIL Regular" w:eastAsia="Charis SIL Regular"/>
-          <w:b w:val="0"/>
-          <w:i w:val="0"/>
-          <w:color w:val="000000"/>
-          <w:sz w:val="24"/>
-        </w:rPr>
-        <w:hyperlink r:id="rId30" w:history="1">
-          <w:r>
-            <w:rPr>
-              <w:rStyle w:val="Hyperlink"/>
-            </w:rPr>
-            <w:t>t</w:t>
-          </w:r>
-        </w:hyperlink>
-      </w:r>
-      <w:r>
-        <w:rPr>
-          <w:u w:val="single" w:color="0000ff"/>
-          <w:rFonts w:ascii="Charis SIL Regular" w:hAnsi="Charis SIL Regular" w:eastAsia="Charis SIL Regular"/>
-          <w:b w:val="0"/>
-          <w:i w:val="0"/>
-          <w:color w:val="000000"/>
-          <w:sz w:val="24"/>
-        </w:rPr>
-        <w:hyperlink r:id="rId30" w:history="1">
-          <w:r>
-            <w:rPr>
-              <w:rStyle w:val="Hyperlink"/>
-            </w:rPr>
-            <w:t>ie, waa</w:t>
-          </w:r>
-        </w:hyperlink>
-      </w:r>
-      <w:r>
-        <w:rPr>
-          <w:rFonts w:ascii="Charis SIL Regular" w:hAnsi="Charis SIL Regular" w:eastAsia="Charis SIL Regular"/>
-          <w:b w:val="0"/>
-          <w:i w:val="0"/>
-          <w:color w:val="000000"/>
-          <w:sz w:val="24"/>
-        </w:rPr>
-        <w:t>ronder ee</w:t>
-      </w:r>
-      <w:r>
-        <w:rPr>
-          <w:u w:val="single" w:color="0000ff"/>
-          <w:rFonts w:ascii="Charis SIL Regular" w:hAnsi="Charis SIL Regular" w:eastAsia="Charis SIL Regular"/>
-          <w:b w:val="0"/>
-          <w:i w:val="0"/>
-          <w:color w:val="000000"/>
-          <w:sz w:val="24"/>
-        </w:rPr>
-        <w:hyperlink r:id="rId31" w:history="1">
-          <w:r>
-            <w:rPr>
-              <w:rStyle w:val="Hyperlink"/>
-            </w:rPr>
-            <w:t xml:space="preserve">n zeldzame </w:t>
-          </w:r>
-        </w:hyperlink>
-      </w:r>
-      <w:r>
-        <w:rPr>
-          <w:rFonts w:ascii="Charis SIL Italic" w:hAnsi="Charis SIL Italic" w:eastAsia="Charis SIL Italic"/>
-          <w:b w:val="0"/>
-          <w:i/>
-          <w:color w:val="000000"/>
-          <w:sz w:val="24"/>
-        </w:rPr>
-        <w:t>k</w:t>
+            <w:t>k</w:t>
+          </w:r>
+        </w:hyperlink>
       </w:r>
       <w:r>
         <w:rPr>
@@ -5015,32 +4932,17 @@
           <w:color w:val="000000"/>
           <w:sz w:val="24"/>
         </w:rPr>
-        <w:hyperlink r:id="rId41" w:history="1">
-          <w:r>
-            <w:rPr>
-              <w:rStyle w:val="Hyperlink"/>
-            </w:rPr>
-            <w:t xml:space="preserve">g </w:t>
-          </w:r>
-        </w:hyperlink>
-      </w:r>
-      <w:r>
-        <w:rPr>
-          <w:rFonts w:ascii="Charis SIL Regular" w:hAnsi="Charis SIL Regular" w:eastAsia="Charis SIL Regular"/>
-          <w:b w:val="0"/>
-          <w:i w:val="0"/>
-          <w:color w:val="0000FF"/>
-          <w:sz w:val="24"/>
-          <w:u w:val="single"/>
-        </w:rPr>
-        <w:hyperlink r:id="rId41" w:history="1">
-          <w:r>
-            <w:rPr>
-              <w:rStyle w:val="Hyperlink"/>
-            </w:rPr>
-            <w:t>RV-58</w:t>
-          </w:r>
-        </w:hyperlink>
+        <w:t xml:space="preserve">g </w:t>
+      </w:r>
+      <w:r>
+        <w:rPr>
+          <w:rFonts w:ascii="Charis SIL Regular" w:hAnsi="Charis SIL Regular" w:eastAsia="Charis SIL Regular"/>
+          <w:b w:val="0"/>
+          <w:i w:val="0"/>
+          <w:color w:val="0000FF"/>
+          <w:sz w:val="24"/>
+        </w:rPr>
+        <w:t>RV-58</w:t>
       </w:r>
       <w:r>
         <w:rPr>
@@ -5716,36 +5618,7 @@
           <w:color w:val="000000"/>
           <w:sz w:val="24"/>
         </w:rPr>
-        <w:t xml:space="preserve"> resulteerden in schenkingen</w:t>
-      </w:r>
-      <w:r>
-        <w:rPr>
-          <w:u w:val="single" w:color="0000ff"/>
-          <w:rFonts w:ascii="Charis SIL Regular" w:hAnsi="Charis SIL Regular" w:eastAsia="Charis SIL Regular"/>
-          <w:b w:val="0"/>
-          <w:i w:val="0"/>
-          <w:color w:val="000000"/>
-          <w:sz w:val="24"/>
-        </w:rPr>
-        <w:t xml:space="preserve"> </w:t>
-      </w:r>
-      <w:r>
-        <w:rPr>
-          <w:u w:val="single" w:color="0000ff"/>
-          <w:rFonts w:ascii="Charis SIL Regular" w:hAnsi="Charis SIL Regular" w:eastAsia="Charis SIL Regular"/>
-          <w:b w:val="0"/>
-          <w:i w:val="0"/>
-          <w:color w:val="000000"/>
-          <w:sz w:val="24"/>
-        </w:rPr>
-        <w:hyperlink r:id="rId46" w:history="1">
-          <w:r>
-            <w:rPr>
-              <w:rStyle w:val="Hyperlink"/>
-            </w:rPr>
-            <w:t>aan resp</w:t>
-          </w:r>
-        </w:hyperlink>
+        <w:t xml:space="preserve"> resulteerden in schenkingen aan resp</w:t>
       </w:r>
       <w:r>
         <w:rPr>
@@ -7594,7 +7467,7 @@
           <w:sz w:val="24"/>
           <w:u w:val="single"/>
         </w:rPr>
-        <w:hyperlink r:id="rId22" w:history="1">
+        <w:hyperlink r:id="rId64" w:history="1">
           <w:r>
             <w:rPr>
               <w:rStyle w:val="Hyperlink"/>
@@ -8955,6 +8828,7 @@
           <w:i w:val="0"/>
           <w:color w:val="0000FF"/>
           <w:sz w:val="24"/>
+          <w:u w:val="single"/>
         </w:rPr>
         <w:hyperlink r:id="rId71" w:history="1">
           <w:r>
@@ -9151,12 +9025,24 @@
             <w:rPr>
               <w:rStyle w:val="Hyperlink"/>
             </w:rPr>
-            <w:t>ichard f</w:t>
-          </w:r>
-        </w:hyperlink>
-      </w:r>
-      <w:r>
-        <w:rPr>
+            <w:t>ichard fi</w:t>
+          </w:r>
+        </w:hyperlink>
+      </w:r>
+      <w:r>
+        <w:rPr>
+          <w:u w:val="single" w:color="0000ff"/>
+          <w:rFonts w:ascii="Charis SIL Regular" w:hAnsi="Charis SIL Regular" w:eastAsia="Charis SIL Regular"/>
+          <w:b w:val="0"/>
+          <w:i w:val="0"/>
+          <w:color w:val="000000"/>
+          <w:sz w:val="24"/>
+        </w:rPr>
+        <w:t>n</w:t>
+      </w:r>
+      <w:r>
+        <w:rPr>
+          <w:u w:val="single" w:color="0000ff"/>
           <w:rFonts w:ascii="Charis SIL Regular" w:hAnsi="Charis SIL Regular" w:eastAsia="Charis SIL Regular"/>
           <w:b w:val="0"/>
           <w:i w:val="0"/>
@@ -9168,7 +9054,7 @@
             <w:rPr>
               <w:rStyle w:val="Hyperlink"/>
             </w:rPr>
-            <w:t>i</w:t>
+            <w:t>ancierde</w:t>
           </w:r>
         </w:hyperlink>
       </w:r>
@@ -9196,7 +9082,7 @@
             <w:rPr>
               <w:rStyle w:val="Hyperlink"/>
             </w:rPr>
-            <w:t>ancierde</w:t>
+            <w:t xml:space="preserve"> i</w:t>
           </w:r>
         </w:hyperlink>
       </w:r>
@@ -9232,7 +9118,7 @@
             <w:rPr>
               <w:rStyle w:val="Hyperlink"/>
             </w:rPr>
-            <w:t xml:space="preserve"> i</w:t>
+            <w:t xml:space="preserve"> 1931 </w:t>
           </w:r>
         </w:hyperlink>
       </w:r>
@@ -9250,7 +9136,7 @@
             <w:rPr>
               <w:rStyle w:val="Hyperlink"/>
             </w:rPr>
-            <w:t>n</w:t>
+            <w:t>e</w:t>
           </w:r>
         </w:hyperlink>
       </w:r>
@@ -9268,9 +9154,77 @@
             <w:rPr>
               <w:rStyle w:val="Hyperlink"/>
             </w:rPr>
-            <w:t xml:space="preserve"> 1931 </w:t>
-          </w:r>
-        </w:hyperlink>
+            <w:t>en mult</w:t>
+          </w:r>
+        </w:hyperlink>
+      </w:r>
+      <w:r>
+        <w:rPr>
+          <w:rFonts w:ascii="Charis SIL Regular" w:hAnsi="Charis SIL Regular" w:eastAsia="Charis SIL Regular"/>
+          <w:b w:val="0"/>
+          <w:i w:val="0"/>
+          <w:color w:val="000000"/>
+          <w:sz w:val="24"/>
+        </w:rPr>
+        <w:t xml:space="preserve">idisciplinaire onderzoeksmissie naar </w:t>
+      </w:r>
+      <w:r>
+        <w:rPr>
+          <w:rFonts w:ascii="Charis SIL Regular" w:hAnsi="Charis SIL Regular" w:eastAsia="Charis SIL Regular"/>
+          <w:b w:val="0"/>
+          <w:i w:val="0"/>
+          <w:color w:val="000000"/>
+          <w:sz w:val="24"/>
+        </w:rPr>
+        <w:t xml:space="preserve">Frans-Guyana, die een </w:t>
+      </w:r>
+      <w:r>
+        <w:rPr>
+          <w:rFonts w:ascii="Charis SIL Regular" w:hAnsi="Charis SIL Regular" w:eastAsia="Charis SIL Regular"/>
+          <w:b w:val="0"/>
+          <w:i w:val="0"/>
+          <w:color w:val="0000FF"/>
+          <w:sz w:val="24"/>
+          <w:u w:val="single"/>
+        </w:rPr>
+        <w:hyperlink r:id="rId72" w:history="1">
+          <w:r>
+            <w:rPr>
+              <w:rStyle w:val="Hyperlink"/>
+            </w:rPr>
+            <w:t>verzameling</w:t>
+          </w:r>
+        </w:hyperlink>
+      </w:r>
+      <w:r>
+        <w:rPr>
+          <w:rFonts w:ascii="Charis SIL Regular" w:hAnsi="Charis SIL Regular" w:eastAsia="Charis SIL Regular"/>
+          <w:b w:val="0"/>
+          <w:i w:val="0"/>
+          <w:color w:val="000000"/>
+          <w:sz w:val="24"/>
+        </w:rPr>
+        <w:t xml:space="preserve"> voorwerpen opleverde die werd geschonken aan het </w:t>
+      </w:r>
+      <w:r>
+        <w:rPr>
+          <w:rFonts w:ascii="Charis SIL Italic" w:hAnsi="Charis SIL Italic" w:eastAsia="Charis SIL Italic"/>
+          <w:b w:val="0"/>
+          <w:i/>
+          <w:color w:val="000000"/>
+          <w:sz w:val="24"/>
+        </w:rPr>
+        <w:t>Musée du Trocadéro</w:t>
+      </w:r>
+      <w:r>
+        <w:rPr>
+          <w:rFonts w:ascii="Charis SIL Regular" w:hAnsi="Charis SIL Regular" w:eastAsia="Charis SIL Regular"/>
+          <w:b w:val="0"/>
+          <w:i w:val="0"/>
+          <w:color w:val="000000"/>
+          <w:sz w:val="24"/>
+        </w:rPr>
+        <w:t>. In</w:t>
       </w:r>
       <w:r>
         <w:rPr>
@@ -9281,14 +9235,7 @@
           <w:color w:val="000000"/>
           <w:sz w:val="24"/>
         </w:rPr>
-        <w:hyperlink r:id="rId71" w:history="1">
-          <w:r>
-            <w:rPr>
-              <w:rStyle w:val="Hyperlink"/>
-            </w:rPr>
-            <w:t>e</w:t>
-          </w:r>
-        </w:hyperlink>
+        <w:t xml:space="preserve"> </w:t>
       </w:r>
       <w:r>
         <w:rPr>
@@ -9299,82 +9246,14 @@
           <w:color w:val="000000"/>
           <w:sz w:val="24"/>
         </w:rPr>
-        <w:hyperlink r:id="rId71" w:history="1">
-          <w:r>
-            <w:rPr>
-              <w:rStyle w:val="Hyperlink"/>
-            </w:rPr>
-            <w:t>en mult</w:t>
-          </w:r>
-        </w:hyperlink>
-      </w:r>
-      <w:r>
-        <w:rPr>
-          <w:rFonts w:ascii="Charis SIL Regular" w:hAnsi="Charis SIL Regular" w:eastAsia="Charis SIL Regular"/>
-          <w:b w:val="0"/>
-          <w:i w:val="0"/>
-          <w:color w:val="000000"/>
-          <w:sz w:val="24"/>
-        </w:rPr>
-        <w:t xml:space="preserve">idisciplinaire onderzoeksmissie naar </w:t>
-      </w:r>
-      <w:r>
-        <w:rPr>
-          <w:rFonts w:ascii="Charis SIL Regular" w:hAnsi="Charis SIL Regular" w:eastAsia="Charis SIL Regular"/>
-          <w:b w:val="0"/>
-          <w:i w:val="0"/>
-          <w:color w:val="000000"/>
-          <w:sz w:val="24"/>
-        </w:rPr>
-        <w:t xml:space="preserve">Frans-Guyana, die een </w:t>
-      </w:r>
-      <w:r>
-        <w:rPr>
-          <w:rFonts w:ascii="Charis SIL Regular" w:hAnsi="Charis SIL Regular" w:eastAsia="Charis SIL Regular"/>
-          <w:b w:val="0"/>
-          <w:i w:val="0"/>
-          <w:color w:val="0000FF"/>
-          <w:sz w:val="24"/>
-          <w:u w:val="single"/>
-        </w:rPr>
         <w:hyperlink r:id="rId72" w:history="1">
           <w:r>
             <w:rPr>
               <w:rStyle w:val="Hyperlink"/>
             </w:rPr>
-            <w:t>verzameling</w:t>
-          </w:r>
-        </w:hyperlink>
-      </w:r>
-      <w:r>
-        <w:rPr>
-          <w:rFonts w:ascii="Charis SIL Regular" w:hAnsi="Charis SIL Regular" w:eastAsia="Charis SIL Regular"/>
-          <w:b w:val="0"/>
-          <w:i w:val="0"/>
-          <w:color w:val="000000"/>
-          <w:sz w:val="24"/>
-        </w:rPr>
-        <w:t xml:space="preserve"> voorwerpen opleverde die werd geschonken aan het </w:t>
-      </w:r>
-      <w:r>
-        <w:rPr>
-          <w:rFonts w:ascii="Charis SIL Italic" w:hAnsi="Charis SIL Italic" w:eastAsia="Charis SIL Italic"/>
-          <w:b w:val="0"/>
-          <w:i/>
-          <w:color w:val="000000"/>
-          <w:sz w:val="24"/>
-        </w:rPr>
-        <w:t>Musée du Trocadéro</w:t>
-      </w:r>
-      <w:r>
-        <w:rPr>
-          <w:rFonts w:ascii="Charis SIL Regular" w:hAnsi="Charis SIL Regular" w:eastAsia="Charis SIL Regular"/>
-          <w:b w:val="0"/>
-          <w:i w:val="0"/>
-          <w:color w:val="000000"/>
-          <w:sz w:val="24"/>
-        </w:rPr>
-        <w:t xml:space="preserve">. In 1934 </w:t>
+            <w:t xml:space="preserve">1934 </w:t>
+          </w:r>
+        </w:hyperlink>
       </w:r>
       <w:r>
         <w:rPr>
@@ -12524,12 +12403,30 @@
           <w:sz w:val="24"/>
           <w:u w:val="single"/>
         </w:rPr>
+        <w:hyperlink r:id="rId92" w:history="1">
+          <w:r>
+            <w:rPr>
+              <w:rStyle w:val="Hyperlink"/>
+            </w:rPr>
+            <w:t>WorldC</w:t>
+          </w:r>
+        </w:hyperlink>
+      </w:r>
+      <w:r>
+        <w:rPr>
+          <w:rFonts w:ascii="Charis SIL Regular" w:hAnsi="Charis SIL Regular" w:eastAsia="Charis SIL Regular"/>
+          <w:b w:val="0"/>
+          <w:i w:val="0"/>
+          <w:color w:val="0000FF"/>
+          <w:sz w:val="24"/>
+          <w:u w:val="single"/>
+        </w:rPr>
         <w:hyperlink r:id="rId91" w:history="1">
           <w:r>
             <w:rPr>
               <w:rStyle w:val="Hyperlink"/>
             </w:rPr>
-            <w:t>WorldC</w:t>
+            <w:t>at</w:t>
           </w:r>
         </w:hyperlink>
       </w:r>
@@ -12542,36 +12439,18 @@
           <w:sz w:val="24"/>
           <w:u w:val="single"/>
         </w:rPr>
+        <w:t xml:space="preserve"> </w:t>
+      </w:r>
+      <w:r>
+        <w:rPr>
+          <w:rFonts w:ascii="Charis SIL Regular" w:hAnsi="Charis SIL Regular" w:eastAsia="Charis SIL Regular"/>
+          <w:b w:val="0"/>
+          <w:i w:val="0"/>
+          <w:color w:val="0000FF"/>
+          <w:sz w:val="24"/>
+          <w:u w:val="single"/>
+        </w:rPr>
         <w:hyperlink r:id="rId91" w:history="1">
-          <w:r>
-            <w:rPr>
-              <w:rStyle w:val="Hyperlink"/>
-            </w:rPr>
-            <w:t>at</w:t>
-          </w:r>
-        </w:hyperlink>
-      </w:r>
-      <w:r>
-        <w:rPr>
-          <w:rFonts w:ascii="Charis SIL Regular" w:hAnsi="Charis SIL Regular" w:eastAsia="Charis SIL Regular"/>
-          <w:b w:val="0"/>
-          <w:i w:val="0"/>
-          <w:color w:val="0000FF"/>
-          <w:sz w:val="24"/>
-          <w:u w:val="single"/>
-        </w:rPr>
-        <w:t xml:space="preserve"> </w:t>
-      </w:r>
-      <w:r>
-        <w:rPr>
-          <w:rFonts w:ascii="Charis SIL Regular" w:hAnsi="Charis SIL Regular" w:eastAsia="Charis SIL Regular"/>
-          <w:b w:val="0"/>
-          <w:i w:val="0"/>
-          <w:color w:val="0000FF"/>
-          <w:sz w:val="24"/>
-          <w:u w:val="single"/>
-        </w:rPr>
-        <w:hyperlink r:id="rId92" w:history="1">
           <w:r>
             <w:rPr>
               <w:rStyle w:val="Hyperlink"/>
@@ -14602,7 +14481,32 @@
           <w:sz w:val="24"/>
           <w:u w:val="single"/>
         </w:rPr>
-        <w:t>ale-Collecties-2.pdf</w:t>
+        <w:hyperlink r:id="rId105" w:history="1">
+          <w:r>
+            <w:rPr>
+              <w:rStyle w:val="Hyperlink"/>
+            </w:rPr>
+            <w:t>ale-</w:t>
+          </w:r>
+        </w:hyperlink>
+      </w:r>
+      <w:r>
+        <w:rPr>
+          <w:rFonts w:ascii="Charis SIL Regular" w:hAnsi="Charis SIL Regular" w:eastAsia="Charis SIL Regular"/>
+          <w:b w:val="0"/>
+          <w:i w:val="0"/>
+          <w:color w:val="0000FF"/>
+          <w:sz w:val="24"/>
+          <w:u w:val="single"/>
+        </w:rPr>
+        <w:hyperlink r:id="rId105" w:history="1">
+          <w:r>
+            <w:rPr>
+              <w:rStyle w:val="Hyperlink"/>
+            </w:rPr>
+            <w:t>Collecties-2.pdf</w:t>
+          </w:r>
+        </w:hyperlink>
       </w:r>
     </w:p>
     <w:p>

--- a/EXPORTS/DOCX/published/niveau2/Dutch/Suriname.docx
+++ b/EXPORTS/DOCX/published/niveau2/Dutch/Suriname.docx
@@ -1242,7 +1242,7 @@
           <w:color w:val="000000"/>
           <w:sz w:val="24"/>
         </w:rPr>
-        <w:t xml:space="preserve">begeleidende </w:t>
+        <w:t>begel</w:t>
       </w:r>
       <w:r>
         <w:rPr>
@@ -1258,6 +1258,24 @@
             <w:rPr>
               <w:rStyle w:val="Hyperlink"/>
             </w:rPr>
+            <w:t xml:space="preserve">eidende </w:t>
+          </w:r>
+        </w:hyperlink>
+      </w:r>
+      <w:r>
+        <w:rPr>
+          <w:u w:val="single" w:color="0000ff"/>
+          <w:rFonts w:ascii="Charis SIL Regular" w:hAnsi="Charis SIL Regular" w:eastAsia="Charis SIL Regular"/>
+          <w:b w:val="0"/>
+          <w:i w:val="0"/>
+          <w:color w:val="000000"/>
+          <w:sz w:val="24"/>
+        </w:rPr>
+        <w:hyperlink r:id="rId12" w:history="1">
+          <w:r>
+            <w:rPr>
+              <w:rStyle w:val="Hyperlink"/>
+            </w:rPr>
             <w:t>brief sch</w:t>
           </w:r>
         </w:hyperlink>
@@ -1629,16 +1647,6 @@
       </w:r>
       <w:r>
         <w:rPr>
-          <w:rFonts w:ascii="Charis SIL Regular" w:hAnsi="Charis SIL Regular" w:eastAsia="Charis SIL Regular"/>
-          <w:b w:val="0"/>
-          <w:i w:val="0"/>
-          <w:color w:val="000000"/>
-          <w:sz w:val="24"/>
-        </w:rPr>
-        <w:t>. Lam</w:t>
-      </w:r>
-      <w:r>
-        <w:rPr>
           <w:u w:val="single" w:color="0000ff"/>
           <w:rFonts w:ascii="Charis SIL Regular" w:hAnsi="Charis SIL Regular" w:eastAsia="Charis SIL Regular"/>
           <w:b w:val="0"/>
@@ -1651,6 +1659,24 @@
             <w:rPr>
               <w:rStyle w:val="Hyperlink"/>
             </w:rPr>
+            <w:t>. Lam</w:t>
+          </w:r>
+        </w:hyperlink>
+      </w:r>
+      <w:r>
+        <w:rPr>
+          <w:u w:val="single" w:color="0000ff"/>
+          <w:rFonts w:ascii="Charis SIL Regular" w:hAnsi="Charis SIL Regular" w:eastAsia="Charis SIL Regular"/>
+          <w:b w:val="0"/>
+          <w:i w:val="0"/>
+          <w:color w:val="000000"/>
+          <w:sz w:val="24"/>
+        </w:rPr>
+        <w:hyperlink r:id="rId13" w:history="1">
+          <w:r>
+            <w:rPr>
+              <w:rStyle w:val="Hyperlink"/>
+            </w:rPr>
             <w:t xml:space="preserve">mens </w:t>
           </w:r>
         </w:hyperlink>
@@ -1739,13 +1765,39 @@
       </w:r>
       <w:r>
         <w:rPr>
-          <w:rFonts w:ascii="Charis SIL Regular" w:hAnsi="Charis SIL Regular" w:eastAsia="Charis SIL Regular"/>
-          <w:b w:val="0"/>
-          <w:i w:val="0"/>
-          <w:color w:val="000000"/>
-          <w:sz w:val="24"/>
-        </w:rPr>
-        <w:t xml:space="preserve">aar van </w:t>
+          <w:u w:val="single" w:color="0000ff"/>
+          <w:rFonts w:ascii="Charis SIL Regular" w:hAnsi="Charis SIL Regular" w:eastAsia="Charis SIL Regular"/>
+          <w:b w:val="0"/>
+          <w:i w:val="0"/>
+          <w:color w:val="000000"/>
+          <w:sz w:val="24"/>
+        </w:rPr>
+        <w:hyperlink r:id="rId15" w:history="1">
+          <w:r>
+            <w:rPr>
+              <w:rStyle w:val="Hyperlink"/>
+            </w:rPr>
+            <w:t>a</w:t>
+          </w:r>
+        </w:hyperlink>
+      </w:r>
+      <w:r>
+        <w:rPr>
+          <w:u w:val="single" w:color="0000ff"/>
+          <w:rFonts w:ascii="Charis SIL Regular" w:hAnsi="Charis SIL Regular" w:eastAsia="Charis SIL Regular"/>
+          <w:b w:val="0"/>
+          <w:i w:val="0"/>
+          <w:color w:val="000000"/>
+          <w:sz w:val="24"/>
+        </w:rPr>
+        <w:hyperlink r:id="rId15" w:history="1">
+          <w:r>
+            <w:rPr>
+              <w:rStyle w:val="Hyperlink"/>
+            </w:rPr>
+            <w:t xml:space="preserve">ar van </w:t>
+          </w:r>
+        </w:hyperlink>
       </w:r>
       <w:r>
         <w:rPr>
@@ -1811,137 +1863,143 @@
           <w:i w:val="0"/>
           <w:color w:val="0000FF"/>
           <w:sz w:val="24"/>
+        </w:rPr>
+        <w:hyperlink r:id="rId17" w:history="1">
+          <w:r>
+            <w:rPr>
+              <w:rStyle w:val="Hyperlink"/>
+            </w:rPr>
+            <w:t>ute</w:t>
+          </w:r>
+        </w:hyperlink>
+      </w:r>
+      <w:r>
+        <w:rPr>
+          <w:rFonts w:ascii="Charis SIL Regular" w:hAnsi="Charis SIL Regular" w:eastAsia="Charis SIL Regular"/>
+          <w:b w:val="0"/>
+          <w:i w:val="0"/>
+          <w:color w:val="0000FF"/>
+          <w:sz w:val="24"/>
           <w:u w:val="single"/>
         </w:rPr>
+        <w:hyperlink r:id="rId16" w:history="1">
+          <w:r>
+            <w:rPr>
+              <w:rStyle w:val="Hyperlink"/>
+            </w:rPr>
+            <w:t>n</w:t>
+          </w:r>
+        </w:hyperlink>
+      </w:r>
+      <w:r>
+        <w:rPr>
+          <w:u w:val="single" w:color="0000ff"/>
+          <w:rFonts w:ascii="Charis SIL Regular" w:hAnsi="Charis SIL Regular" w:eastAsia="Charis SIL Regular"/>
+          <w:b w:val="0"/>
+          <w:i w:val="0"/>
+          <w:color w:val="000000"/>
+          <w:sz w:val="24"/>
+        </w:rPr>
+        <w:hyperlink r:id="rId16" w:history="1">
+          <w:r>
+            <w:rPr>
+              <w:rStyle w:val="Hyperlink"/>
+            </w:rPr>
+            <w:t xml:space="preserve"> en ver</w:t>
+          </w:r>
+        </w:hyperlink>
+      </w:r>
+      <w:r>
+        <w:rPr>
+          <w:u w:val="single" w:color="0000ff"/>
+          <w:rFonts w:ascii="Charis SIL Regular" w:hAnsi="Charis SIL Regular" w:eastAsia="Charis SIL Regular"/>
+          <w:b w:val="0"/>
+          <w:i w:val="0"/>
+          <w:color w:val="000000"/>
+          <w:sz w:val="24"/>
+        </w:rPr>
+        <w:hyperlink r:id="rId16" w:history="1">
+          <w:r>
+            <w:rPr>
+              <w:rStyle w:val="Hyperlink"/>
+            </w:rPr>
+            <w:t>antwoor</w:t>
+          </w:r>
+        </w:hyperlink>
+      </w:r>
+      <w:r>
+        <w:rPr>
+          <w:u w:val="single" w:color="0000ff"/>
+          <w:rFonts w:ascii="Charis SIL Regular" w:hAnsi="Charis SIL Regular" w:eastAsia="Charis SIL Regular"/>
+          <w:b w:val="0"/>
+          <w:i w:val="0"/>
+          <w:color w:val="000000"/>
+          <w:sz w:val="24"/>
+        </w:rPr>
+        <w:hyperlink r:id="rId16" w:history="1">
+          <w:r>
+            <w:rPr>
+              <w:rStyle w:val="Hyperlink"/>
+            </w:rPr>
+            <w:t>d</w:t>
+          </w:r>
+        </w:hyperlink>
+      </w:r>
+      <w:r>
+        <w:rPr>
+          <w:u w:val="single" w:color="0000ff"/>
+          <w:rFonts w:ascii="Charis SIL Regular" w:hAnsi="Charis SIL Regular" w:eastAsia="Charis SIL Regular"/>
+          <w:b w:val="0"/>
+          <w:i w:val="0"/>
+          <w:color w:val="000000"/>
+          <w:sz w:val="24"/>
+        </w:rPr>
+        <w:hyperlink r:id="rId16" w:history="1">
+          <w:r>
+            <w:rPr>
+              <w:rStyle w:val="Hyperlink"/>
+            </w:rPr>
+            <w:t>elijk voor</w:t>
+          </w:r>
+        </w:hyperlink>
+      </w:r>
+      <w:r>
+        <w:rPr>
+          <w:rFonts w:ascii="Charis SIL Regular" w:hAnsi="Charis SIL Regular" w:eastAsia="Charis SIL Regular"/>
+          <w:b w:val="0"/>
+          <w:i w:val="0"/>
+          <w:color w:val="000000"/>
+          <w:sz w:val="24"/>
+        </w:rPr>
+        <w:t xml:space="preserve"> de schenking </w:t>
+      </w:r>
+      <w:r>
+        <w:rPr>
+          <w:rFonts w:ascii="Charis SIL Regular" w:hAnsi="Charis SIL Regular" w:eastAsia="Charis SIL Regular"/>
+          <w:b w:val="0"/>
+          <w:i w:val="0"/>
+          <w:color w:val="000000"/>
+          <w:sz w:val="24"/>
+        </w:rPr>
+        <w:t xml:space="preserve">van veel diorama's van Schouten aan </w:t>
+      </w:r>
+      <w:r>
+        <w:rPr>
+          <w:u w:val="single" w:color="0000ff"/>
+          <w:rFonts w:ascii="Charis SIL Regular" w:hAnsi="Charis SIL Regular" w:eastAsia="Charis SIL Regular"/>
+          <w:b w:val="0"/>
+          <w:i w:val="0"/>
+          <w:color w:val="000000"/>
+          <w:sz w:val="24"/>
+        </w:rPr>
         <w:hyperlink r:id="rId17" w:history="1">
           <w:r>
             <w:rPr>
               <w:rStyle w:val="Hyperlink"/>
             </w:rPr>
-            <w:t>ute</w:t>
-          </w:r>
-        </w:hyperlink>
-      </w:r>
-      <w:r>
-        <w:rPr>
-          <w:rFonts w:ascii="Charis SIL Regular" w:hAnsi="Charis SIL Regular" w:eastAsia="Charis SIL Regular"/>
-          <w:b w:val="0"/>
-          <w:i w:val="0"/>
-          <w:color w:val="0000FF"/>
-          <w:sz w:val="24"/>
-          <w:u w:val="single"/>
-        </w:rPr>
-        <w:hyperlink r:id="rId16" w:history="1">
-          <w:r>
-            <w:rPr>
-              <w:rStyle w:val="Hyperlink"/>
-            </w:rPr>
-            <w:t>n</w:t>
-          </w:r>
-        </w:hyperlink>
-      </w:r>
-      <w:r>
-        <w:rPr>
-          <w:u w:val="single" w:color="0000ff"/>
-          <w:rFonts w:ascii="Charis SIL Regular" w:hAnsi="Charis SIL Regular" w:eastAsia="Charis SIL Regular"/>
-          <w:b w:val="0"/>
-          <w:i w:val="0"/>
-          <w:color w:val="000000"/>
-          <w:sz w:val="24"/>
-        </w:rPr>
-        <w:hyperlink r:id="rId16" w:history="1">
-          <w:r>
-            <w:rPr>
-              <w:rStyle w:val="Hyperlink"/>
-            </w:rPr>
-            <w:t xml:space="preserve"> en ver</w:t>
-          </w:r>
-        </w:hyperlink>
-      </w:r>
-      <w:r>
-        <w:rPr>
-          <w:u w:val="single" w:color="0000ff"/>
-          <w:rFonts w:ascii="Charis SIL Regular" w:hAnsi="Charis SIL Regular" w:eastAsia="Charis SIL Regular"/>
-          <w:b w:val="0"/>
-          <w:i w:val="0"/>
-          <w:color w:val="000000"/>
-          <w:sz w:val="24"/>
-        </w:rPr>
-        <w:hyperlink r:id="rId16" w:history="1">
-          <w:r>
-            <w:rPr>
-              <w:rStyle w:val="Hyperlink"/>
-            </w:rPr>
-            <w:t>antwoor</w:t>
-          </w:r>
-        </w:hyperlink>
-      </w:r>
-      <w:r>
-        <w:rPr>
-          <w:u w:val="single" w:color="0000ff"/>
-          <w:rFonts w:ascii="Charis SIL Regular" w:hAnsi="Charis SIL Regular" w:eastAsia="Charis SIL Regular"/>
-          <w:b w:val="0"/>
-          <w:i w:val="0"/>
-          <w:color w:val="000000"/>
-          <w:sz w:val="24"/>
-        </w:rPr>
-        <w:hyperlink r:id="rId16" w:history="1">
-          <w:r>
-            <w:rPr>
-              <w:rStyle w:val="Hyperlink"/>
-            </w:rPr>
-            <w:t>d</w:t>
-          </w:r>
-        </w:hyperlink>
-      </w:r>
-      <w:r>
-        <w:rPr>
-          <w:u w:val="single" w:color="0000ff"/>
-          <w:rFonts w:ascii="Charis SIL Regular" w:hAnsi="Charis SIL Regular" w:eastAsia="Charis SIL Regular"/>
-          <w:b w:val="0"/>
-          <w:i w:val="0"/>
-          <w:color w:val="000000"/>
-          <w:sz w:val="24"/>
-        </w:rPr>
-        <w:hyperlink r:id="rId16" w:history="1">
-          <w:r>
-            <w:rPr>
-              <w:rStyle w:val="Hyperlink"/>
-            </w:rPr>
-            <w:t>elijk voor</w:t>
-          </w:r>
-        </w:hyperlink>
-      </w:r>
-      <w:r>
-        <w:rPr>
-          <w:rFonts w:ascii="Charis SIL Regular" w:hAnsi="Charis SIL Regular" w:eastAsia="Charis SIL Regular"/>
-          <w:b w:val="0"/>
-          <w:i w:val="0"/>
-          <w:color w:val="000000"/>
-          <w:sz w:val="24"/>
-        </w:rPr>
-        <w:t xml:space="preserve"> de schenking </w:t>
-      </w:r>
-      <w:r>
-        <w:rPr>
-          <w:rFonts w:ascii="Charis SIL Regular" w:hAnsi="Charis SIL Regular" w:eastAsia="Charis SIL Regular"/>
-          <w:b w:val="0"/>
-          <w:i w:val="0"/>
-          <w:color w:val="000000"/>
-          <w:sz w:val="24"/>
-        </w:rPr>
-        <w:t xml:space="preserve">van veel diorama's van Schouten aan </w:t>
-      </w:r>
-      <w:r>
-        <w:rPr>
-          <w:u w:val="single" w:color="0000ff"/>
-          <w:rFonts w:ascii="Charis SIL Regular" w:hAnsi="Charis SIL Regular" w:eastAsia="Charis SIL Regular"/>
-          <w:b w:val="0"/>
-          <w:i w:val="0"/>
-          <w:color w:val="000000"/>
-          <w:sz w:val="24"/>
-        </w:rPr>
-        <w:t>het Ka</w:t>
+            <w:t>het Ka</w:t>
+          </w:r>
+        </w:hyperlink>
       </w:r>
       <w:r>
         <w:rPr>
@@ -2780,7 +2838,7 @@
             <w:rPr>
               <w:rStyle w:val="Hyperlink"/>
             </w:rPr>
-            <w:t>fil</w:t>
+            <w:t>film</w:t>
           </w:r>
         </w:hyperlink>
       </w:r>
@@ -2793,16 +2851,6 @@
           <w:sz w:val="24"/>
           <w:u w:val="single"/>
         </w:rPr>
-        <w:t>m</w:t>
-      </w:r>
-      <w:r>
-        <w:rPr>
-          <w:rFonts w:ascii="Charis SIL Regular" w:hAnsi="Charis SIL Regular" w:eastAsia="Charis SIL Regular"/>
-          <w:b w:val="0"/>
-          <w:i w:val="0"/>
-          <w:color w:val="0000FF"/>
-          <w:sz w:val="24"/>
-        </w:rPr>
         <w:t>s</w:t>
       </w:r>
       <w:r>
@@ -2859,9 +2907,19 @@
             <w:rPr>
               <w:rStyle w:val="Hyperlink"/>
             </w:rPr>
-            <w:t>geluidsbanden</w:t>
-          </w:r>
-        </w:hyperlink>
+            <w:t>geluidsbande</w:t>
+          </w:r>
+        </w:hyperlink>
+      </w:r>
+      <w:r>
+        <w:rPr>
+          <w:rFonts w:ascii="Charis SIL Regular" w:hAnsi="Charis SIL Regular" w:eastAsia="Charis SIL Regular"/>
+          <w:b w:val="0"/>
+          <w:i w:val="0"/>
+          <w:color w:val="0000FF"/>
+          <w:sz w:val="24"/>
+        </w:rPr>
+        <w:t>n</w:t>
       </w:r>
       <w:r>
         <w:rPr>
@@ -3004,7 +3062,25 @@
           <w:color w:val="000000"/>
           <w:sz w:val="24"/>
         </w:rPr>
-        <w:t xml:space="preserve"> van het Zeister Zendingsgenoot</w:t>
+        <w:t xml:space="preserve"> van het Zeister Zendingsg</w:t>
+      </w:r>
+      <w:r>
+        <w:rPr>
+          <w:u w:val="single" w:color="0000ff"/>
+          <w:rFonts w:ascii="Charis SIL Regular" w:hAnsi="Charis SIL Regular" w:eastAsia="Charis SIL Regular"/>
+          <w:b w:val="0"/>
+          <w:i w:val="0"/>
+          <w:color w:val="000000"/>
+          <w:sz w:val="24"/>
+        </w:rPr>
+        <w:hyperlink r:id="rId24" w:history="1">
+          <w:r>
+            <w:rPr>
+              <w:rStyle w:val="Hyperlink"/>
+            </w:rPr>
+            <w:t>enoot</w:t>
+          </w:r>
+        </w:hyperlink>
       </w:r>
       <w:r>
         <w:rPr>
@@ -3213,7 +3289,7 @@
           <w:sz w:val="24"/>
           <w:u w:val="single"/>
         </w:rPr>
-        <w:hyperlink r:id="rId26" w:history="1">
+        <w:hyperlink r:id="rId28" w:history="1">
           <w:r>
             <w:rPr>
               <w:rStyle w:val="Hyperlink"/>
@@ -3252,13 +3328,31 @@
       </w:r>
       <w:r>
         <w:rPr>
-          <w:rFonts w:ascii="Charis SIL Regular" w:hAnsi="Charis SIL Regular" w:eastAsia="Charis SIL Regular"/>
-          <w:b w:val="0"/>
-          <w:i w:val="0"/>
-          <w:color w:val="000000"/>
-          <w:sz w:val="24"/>
-        </w:rPr>
-        <w:t xml:space="preserve">administrateur der financiën </w:t>
+          <w:u w:val="single" w:color="0000ff"/>
+          <w:rFonts w:ascii="Charis SIL Regular" w:hAnsi="Charis SIL Regular" w:eastAsia="Charis SIL Regular"/>
+          <w:b w:val="0"/>
+          <w:i w:val="0"/>
+          <w:color w:val="000000"/>
+          <w:sz w:val="24"/>
+        </w:rPr>
+        <w:hyperlink r:id="rId27" w:history="1">
+          <w:r>
+            <w:rPr>
+              <w:rStyle w:val="Hyperlink"/>
+            </w:rPr>
+            <w:t>administ</w:t>
+          </w:r>
+        </w:hyperlink>
+      </w:r>
+      <w:r>
+        <w:rPr>
+          <w:rFonts w:ascii="Charis SIL Regular" w:hAnsi="Charis SIL Regular" w:eastAsia="Charis SIL Regular"/>
+          <w:b w:val="0"/>
+          <w:i w:val="0"/>
+          <w:color w:val="000000"/>
+          <w:sz w:val="24"/>
+        </w:rPr>
+        <w:t xml:space="preserve">rateur der financiën </w:t>
       </w:r>
       <w:r>
         <w:rPr>
@@ -3345,83 +3439,258 @@
           <w:sz w:val="24"/>
           <w:u w:val="single"/>
         </w:rPr>
+        <w:hyperlink r:id="rId28" w:history="1">
+          <w:r>
+            <w:rPr>
+              <w:rStyle w:val="Hyperlink"/>
+            </w:rPr>
+            <w:t>ninck</w:t>
+          </w:r>
+        </w:hyperlink>
+      </w:r>
+      <w:r>
+        <w:rPr>
+          <w:rFonts w:ascii="Charis SIL Regular" w:hAnsi="Charis SIL Regular" w:eastAsia="Charis SIL Regular"/>
+          <w:b w:val="0"/>
+          <w:i w:val="0"/>
+          <w:color w:val="0000FF"/>
+          <w:sz w:val="24"/>
+          <w:u w:val="single"/>
+        </w:rPr>
+        <w:t xml:space="preserve"> </w:t>
+      </w:r>
+      <w:r>
+        <w:rPr>
+          <w:rFonts w:ascii="Charis SIL Regular" w:hAnsi="Charis SIL Regular" w:eastAsia="Charis SIL Regular"/>
+          <w:b w:val="0"/>
+          <w:i w:val="0"/>
+          <w:color w:val="0000FF"/>
+          <w:sz w:val="24"/>
+          <w:u w:val="single"/>
+        </w:rPr>
+        <w:hyperlink r:id="rId28" w:history="1">
+          <w:r>
+            <w:rPr>
+              <w:rStyle w:val="Hyperlink"/>
+            </w:rPr>
+            <w:t>va</w:t>
+          </w:r>
+        </w:hyperlink>
+      </w:r>
+      <w:r>
+        <w:rPr>
+          <w:rFonts w:ascii="Charis SIL Regular" w:hAnsi="Charis SIL Regular" w:eastAsia="Charis SIL Regular"/>
+          <w:b w:val="0"/>
+          <w:i w:val="0"/>
+          <w:color w:val="0000FF"/>
+          <w:sz w:val="24"/>
+          <w:u w:val="single"/>
+        </w:rPr>
+        <w:hyperlink r:id="rId28" w:history="1">
+          <w:r>
+            <w:rPr>
+              <w:rStyle w:val="Hyperlink"/>
+            </w:rPr>
+            <w:t>n</w:t>
+          </w:r>
+        </w:hyperlink>
+      </w:r>
+      <w:r>
+        <w:rPr>
+          <w:rFonts w:ascii="Charis SIL Regular" w:hAnsi="Charis SIL Regular" w:eastAsia="Charis SIL Regular"/>
+          <w:b w:val="0"/>
+          <w:i w:val="0"/>
+          <w:color w:val="0000FF"/>
+          <w:sz w:val="24"/>
+          <w:u w:val="single"/>
+        </w:rPr>
+        <w:t xml:space="preserve"> </w:t>
+      </w:r>
+      <w:r>
+        <w:rPr>
+          <w:rFonts w:ascii="Charis SIL Regular" w:hAnsi="Charis SIL Regular" w:eastAsia="Charis SIL Regular"/>
+          <w:b w:val="0"/>
+          <w:i w:val="0"/>
+          <w:color w:val="0000FF"/>
+          <w:sz w:val="24"/>
+          <w:u w:val="single"/>
+        </w:rPr>
+        <w:hyperlink r:id="rId28" w:history="1">
+          <w:r>
+            <w:rPr>
+              <w:rStyle w:val="Hyperlink"/>
+            </w:rPr>
+            <w:t>der</w:t>
+          </w:r>
+        </w:hyperlink>
+      </w:r>
+      <w:r>
+        <w:rPr>
+          <w:rFonts w:ascii="Charis SIL Regular" w:hAnsi="Charis SIL Regular" w:eastAsia="Charis SIL Regular"/>
+          <w:b w:val="0"/>
+          <w:i w:val="0"/>
+          <w:color w:val="0000FF"/>
+          <w:sz w:val="24"/>
+          <w:u w:val="single"/>
+        </w:rPr>
+        <w:t xml:space="preserve"> </w:t>
+      </w:r>
+      <w:r>
+        <w:rPr>
+          <w:rFonts w:ascii="Charis SIL Regular" w:hAnsi="Charis SIL Regular" w:eastAsia="Charis SIL Regular"/>
+          <w:b w:val="0"/>
+          <w:i w:val="0"/>
+          <w:color w:val="0000FF"/>
+          <w:sz w:val="24"/>
+          <w:u w:val="single"/>
+        </w:rPr>
+        <w:hyperlink r:id="rId28" w:history="1">
+          <w:r>
+            <w:rPr>
+              <w:rStyle w:val="Hyperlink"/>
+            </w:rPr>
+            <w:t>Oye</w:t>
+          </w:r>
+        </w:hyperlink>
+      </w:r>
+      <w:r>
+        <w:rPr>
+          <w:u w:val="single" w:color="0000ff"/>
+          <w:rFonts w:ascii="Charis SIL Regular" w:hAnsi="Charis SIL Regular" w:eastAsia="Charis SIL Regular"/>
+          <w:b w:val="0"/>
+          <w:i w:val="0"/>
+          <w:color w:val="000000"/>
+          <w:sz w:val="24"/>
+        </w:rPr>
+        <w:hyperlink r:id="rId28" w:history="1">
+          <w:r>
+            <w:rPr>
+              <w:rStyle w:val="Hyperlink"/>
+            </w:rPr>
+            <w:t>.</w:t>
+          </w:r>
+        </w:hyperlink>
+      </w:r>
+      <w:r>
+        <w:rPr>
+          <w:u w:val="single" w:color="0000ff"/>
+          <w:rFonts w:ascii="Charis SIL Regular" w:hAnsi="Charis SIL Regular" w:eastAsia="Charis SIL Regular"/>
+          <w:b w:val="0"/>
+          <w:i w:val="0"/>
+          <w:color w:val="000000"/>
+          <w:sz w:val="24"/>
+        </w:rPr>
+        <w:hyperlink r:id="rId28" w:history="1">
+          <w:r>
+            <w:rPr>
+              <w:rStyle w:val="Hyperlink"/>
+            </w:rPr>
+            <w:t xml:space="preserve"> De</w:t>
+          </w:r>
+        </w:hyperlink>
+      </w:r>
+      <w:r>
+        <w:rPr>
+          <w:u w:val="single" w:color="0000ff"/>
+          <w:rFonts w:ascii="Charis SIL Regular" w:hAnsi="Charis SIL Regular" w:eastAsia="Charis SIL Regular"/>
+          <w:b w:val="0"/>
+          <w:i w:val="0"/>
+          <w:color w:val="000000"/>
+          <w:sz w:val="24"/>
+        </w:rPr>
+        <w:hyperlink r:id="rId28" w:history="1">
+          <w:r>
+            <w:rPr>
+              <w:rStyle w:val="Hyperlink"/>
+            </w:rPr>
+            <w:t>z</w:t>
+          </w:r>
+        </w:hyperlink>
+      </w:r>
+      <w:r>
+        <w:rPr>
+          <w:u w:val="single" w:color="0000ff"/>
+          <w:rFonts w:ascii="Charis SIL Regular" w:hAnsi="Charis SIL Regular" w:eastAsia="Charis SIL Regular"/>
+          <w:b w:val="0"/>
+          <w:i w:val="0"/>
+          <w:color w:val="000000"/>
+          <w:sz w:val="24"/>
+        </w:rPr>
+        <w:hyperlink r:id="rId28" w:history="1">
+          <w:r>
+            <w:rPr>
+              <w:rStyle w:val="Hyperlink"/>
+            </w:rPr>
+            <w:t xml:space="preserve">e werden </w:t>
+          </w:r>
+        </w:hyperlink>
+      </w:r>
+      <w:r>
+        <w:rPr>
+          <w:rFonts w:ascii="Charis SIL Regular" w:hAnsi="Charis SIL Regular" w:eastAsia="Charis SIL Regular"/>
+          <w:b w:val="0"/>
+          <w:i w:val="0"/>
+          <w:color w:val="000000"/>
+          <w:sz w:val="24"/>
+        </w:rPr>
+        <w:t xml:space="preserve">in </w:t>
+      </w:r>
+      <w:r>
+        <w:rPr>
+          <w:rFonts w:ascii="Charis SIL Regular" w:hAnsi="Charis SIL Regular" w:eastAsia="Charis SIL Regular"/>
+          <w:b w:val="0"/>
+          <w:i w:val="0"/>
+          <w:color w:val="000000"/>
+          <w:sz w:val="24"/>
+        </w:rPr>
+        <w:t>respectievelijk 1883 en 1895</w:t>
+      </w:r>
+      <w:r>
+        <w:rPr>
+          <w:u w:val="single" w:color="0000ff"/>
+          <w:rFonts w:ascii="Charis SIL Regular" w:hAnsi="Charis SIL Regular" w:eastAsia="Charis SIL Regular"/>
+          <w:b w:val="0"/>
+          <w:i w:val="0"/>
+          <w:color w:val="000000"/>
+          <w:sz w:val="24"/>
+        </w:rPr>
+        <w:t xml:space="preserve"> </w:t>
+      </w:r>
+      <w:r>
+        <w:rPr>
+          <w:u w:val="single" w:color="0000ff"/>
+          <w:rFonts w:ascii="Charis SIL Regular" w:hAnsi="Charis SIL Regular" w:eastAsia="Charis SIL Regular"/>
+          <w:b w:val="0"/>
+          <w:i w:val="0"/>
+          <w:color w:val="000000"/>
+          <w:sz w:val="24"/>
+        </w:rPr>
         <w:hyperlink r:id="rId29" w:history="1">
           <w:r>
             <w:rPr>
               <w:rStyle w:val="Hyperlink"/>
             </w:rPr>
-            <w:t>ninck</w:t>
-          </w:r>
-        </w:hyperlink>
-      </w:r>
-      <w:r>
-        <w:rPr>
-          <w:rFonts w:ascii="Charis SIL Regular" w:hAnsi="Charis SIL Regular" w:eastAsia="Charis SIL Regular"/>
-          <w:b w:val="0"/>
-          <w:i w:val="0"/>
-          <w:color w:val="0000FF"/>
-          <w:sz w:val="24"/>
-          <w:u w:val="single"/>
-        </w:rPr>
-        <w:t xml:space="preserve"> </w:t>
-      </w:r>
-      <w:r>
-        <w:rPr>
-          <w:rFonts w:ascii="Charis SIL Regular" w:hAnsi="Charis SIL Regular" w:eastAsia="Charis SIL Regular"/>
-          <w:b w:val="0"/>
-          <w:i w:val="0"/>
-          <w:color w:val="0000FF"/>
-          <w:sz w:val="24"/>
-          <w:u w:val="single"/>
+            <w:t>geschon</w:t>
+          </w:r>
+        </w:hyperlink>
+      </w:r>
+      <w:r>
+        <w:rPr>
+          <w:u w:val="single" w:color="0000ff"/>
+          <w:rFonts w:ascii="Charis SIL Regular" w:hAnsi="Charis SIL Regular" w:eastAsia="Charis SIL Regular"/>
+          <w:b w:val="0"/>
+          <w:i w:val="0"/>
+          <w:color w:val="000000"/>
+          <w:sz w:val="24"/>
         </w:rPr>
         <w:hyperlink r:id="rId29" w:history="1">
           <w:r>
             <w:rPr>
               <w:rStyle w:val="Hyperlink"/>
             </w:rPr>
-            <w:t>va</w:t>
-          </w:r>
-        </w:hyperlink>
-      </w:r>
-      <w:r>
-        <w:rPr>
-          <w:rFonts w:ascii="Charis SIL Regular" w:hAnsi="Charis SIL Regular" w:eastAsia="Charis SIL Regular"/>
-          <w:b w:val="0"/>
-          <w:i w:val="0"/>
-          <w:color w:val="0000FF"/>
-          <w:sz w:val="24"/>
-          <w:u w:val="single"/>
-        </w:rPr>
-        <w:hyperlink r:id="rId28" w:history="1">
-          <w:r>
-            <w:rPr>
-              <w:rStyle w:val="Hyperlink"/>
-            </w:rPr>
-            <w:t>n</w:t>
-          </w:r>
-        </w:hyperlink>
-      </w:r>
-      <w:r>
-        <w:rPr>
-          <w:rFonts w:ascii="Charis SIL Regular" w:hAnsi="Charis SIL Regular" w:eastAsia="Charis SIL Regular"/>
-          <w:b w:val="0"/>
-          <w:i w:val="0"/>
-          <w:color w:val="0000FF"/>
-          <w:sz w:val="24"/>
-          <w:u w:val="single"/>
-        </w:rPr>
-        <w:t xml:space="preserve"> </w:t>
-      </w:r>
-      <w:r>
-        <w:rPr>
-          <w:rFonts w:ascii="Charis SIL Regular" w:hAnsi="Charis SIL Regular" w:eastAsia="Charis SIL Regular"/>
-          <w:b w:val="0"/>
-          <w:i w:val="0"/>
-          <w:color w:val="0000FF"/>
-          <w:sz w:val="24"/>
-          <w:u w:val="single"/>
-        </w:rPr>
-        <w:t>der Oye</w:t>
+            <w:t>ken a</w:t>
+          </w:r>
+        </w:hyperlink>
       </w:r>
       <w:r>
         <w:rPr>
@@ -3432,12 +3701,12 @@
           <w:color w:val="000000"/>
           <w:sz w:val="24"/>
         </w:rPr>
-        <w:hyperlink r:id="rId28" w:history="1">
-          <w:r>
-            <w:rPr>
-              <w:rStyle w:val="Hyperlink"/>
-            </w:rPr>
-            <w:t>.</w:t>
+        <w:hyperlink r:id="rId29" w:history="1">
+          <w:r>
+            <w:rPr>
+              <w:rStyle w:val="Hyperlink"/>
+            </w:rPr>
+            <w:t>a</w:t>
           </w:r>
         </w:hyperlink>
       </w:r>
@@ -3450,110 +3719,14 @@
           <w:color w:val="000000"/>
           <w:sz w:val="24"/>
         </w:rPr>
-        <w:hyperlink r:id="rId28" w:history="1">
-          <w:r>
-            <w:rPr>
-              <w:rStyle w:val="Hyperlink"/>
-            </w:rPr>
-            <w:t xml:space="preserve"> De</w:t>
-          </w:r>
-        </w:hyperlink>
-      </w:r>
-      <w:r>
-        <w:rPr>
-          <w:u w:val="single" w:color="0000ff"/>
-          <w:rFonts w:ascii="Charis SIL Regular" w:hAnsi="Charis SIL Regular" w:eastAsia="Charis SIL Regular"/>
-          <w:b w:val="0"/>
-          <w:i w:val="0"/>
-          <w:color w:val="000000"/>
-          <w:sz w:val="24"/>
-        </w:rPr>
-        <w:hyperlink r:id="rId28" w:history="1">
-          <w:r>
-            <w:rPr>
-              <w:rStyle w:val="Hyperlink"/>
-            </w:rPr>
-            <w:t>z</w:t>
-          </w:r>
-        </w:hyperlink>
-      </w:r>
-      <w:r>
-        <w:rPr>
-          <w:u w:val="single" w:color="0000ff"/>
-          <w:rFonts w:ascii="Charis SIL Regular" w:hAnsi="Charis SIL Regular" w:eastAsia="Charis SIL Regular"/>
-          <w:b w:val="0"/>
-          <w:i w:val="0"/>
-          <w:color w:val="000000"/>
-          <w:sz w:val="24"/>
-        </w:rPr>
-        <w:hyperlink r:id="rId28" w:history="1">
-          <w:r>
-            <w:rPr>
-              <w:rStyle w:val="Hyperlink"/>
-            </w:rPr>
-            <w:t xml:space="preserve">e werden </w:t>
-          </w:r>
-        </w:hyperlink>
-      </w:r>
-      <w:r>
-        <w:rPr>
-          <w:rFonts w:ascii="Charis SIL Regular" w:hAnsi="Charis SIL Regular" w:eastAsia="Charis SIL Regular"/>
-          <w:b w:val="0"/>
-          <w:i w:val="0"/>
-          <w:color w:val="000000"/>
-          <w:sz w:val="24"/>
-        </w:rPr>
-        <w:t xml:space="preserve">in </w:t>
-      </w:r>
-      <w:r>
-        <w:rPr>
-          <w:rFonts w:ascii="Charis SIL Regular" w:hAnsi="Charis SIL Regular" w:eastAsia="Charis SIL Regular"/>
-          <w:b w:val="0"/>
-          <w:i w:val="0"/>
-          <w:color w:val="000000"/>
-          <w:sz w:val="24"/>
-        </w:rPr>
-        <w:t>respectievelijk 1883 en 1895</w:t>
-      </w:r>
-      <w:r>
-        <w:rPr>
-          <w:u w:val="single" w:color="0000ff"/>
-          <w:rFonts w:ascii="Charis SIL Regular" w:hAnsi="Charis SIL Regular" w:eastAsia="Charis SIL Regular"/>
-          <w:b w:val="0"/>
-          <w:i w:val="0"/>
-          <w:color w:val="000000"/>
-          <w:sz w:val="24"/>
-        </w:rPr>
-        <w:t xml:space="preserve"> </w:t>
-      </w:r>
-      <w:r>
-        <w:rPr>
-          <w:u w:val="single" w:color="0000ff"/>
-          <w:rFonts w:ascii="Charis SIL Regular" w:hAnsi="Charis SIL Regular" w:eastAsia="Charis SIL Regular"/>
-          <w:b w:val="0"/>
-          <w:i w:val="0"/>
-          <w:color w:val="000000"/>
-          <w:sz w:val="24"/>
-        </w:rPr>
         <w:hyperlink r:id="rId29" w:history="1">
           <w:r>
             <w:rPr>
               <w:rStyle w:val="Hyperlink"/>
             </w:rPr>
-            <w:t>geschon</w:t>
-          </w:r>
-        </w:hyperlink>
-      </w:r>
-      <w:r>
-        <w:rPr>
-          <w:u w:val="single" w:color="0000ff"/>
-          <w:rFonts w:ascii="Charis SIL Regular" w:hAnsi="Charis SIL Regular" w:eastAsia="Charis SIL Regular"/>
-          <w:b w:val="0"/>
-          <w:i w:val="0"/>
-          <w:color w:val="000000"/>
-          <w:sz w:val="24"/>
-        </w:rPr>
-        <w:t>ken aan het Rijks Ethnogr</w:t>
+            <w:t>n het Rijks Ethnogr</w:t>
+          </w:r>
+        </w:hyperlink>
       </w:r>
       <w:r>
         <w:rPr>
@@ -4921,28 +5094,25 @@
           <w:color w:val="000000"/>
           <w:sz w:val="24"/>
         </w:rPr>
-        <w:t>Ethnographisch Museum de verzamelin</w:t>
-      </w:r>
-      <w:r>
-        <w:rPr>
-          <w:u w:val="single" w:color="0000ff"/>
-          <w:rFonts w:ascii="Charis SIL Regular" w:hAnsi="Charis SIL Regular" w:eastAsia="Charis SIL Regular"/>
-          <w:b w:val="0"/>
-          <w:i w:val="0"/>
-          <w:color w:val="000000"/>
-          <w:sz w:val="24"/>
-        </w:rPr>
-        <w:t xml:space="preserve">g </w:t>
-      </w:r>
-      <w:r>
-        <w:rPr>
-          <w:rFonts w:ascii="Charis SIL Regular" w:hAnsi="Charis SIL Regular" w:eastAsia="Charis SIL Regular"/>
-          <w:b w:val="0"/>
-          <w:i w:val="0"/>
-          <w:color w:val="0000FF"/>
-          <w:sz w:val="24"/>
-        </w:rPr>
-        <w:t>RV-58</w:t>
+        <w:t xml:space="preserve">Ethnographisch Museum de verzameling </w:t>
+      </w:r>
+      <w:r>
+        <w:rPr>
+          <w:rFonts w:ascii="Charis SIL Regular" w:hAnsi="Charis SIL Regular" w:eastAsia="Charis SIL Regular"/>
+          <w:b w:val="0"/>
+          <w:i w:val="0"/>
+          <w:color w:val="0000FF"/>
+          <w:sz w:val="24"/>
+          <w:u w:val="single"/>
+        </w:rPr>
+        <w:hyperlink r:id="rId41" w:history="1">
+          <w:r>
+            <w:rPr>
+              <w:rStyle w:val="Hyperlink"/>
+            </w:rPr>
+            <w:t>RV-58</w:t>
+          </w:r>
+        </w:hyperlink>
       </w:r>
       <w:r>
         <w:rPr>
@@ -5618,7 +5788,36 @@
           <w:color w:val="000000"/>
           <w:sz w:val="24"/>
         </w:rPr>
-        <w:t xml:space="preserve"> resulteerden in schenkingen aan resp</w:t>
+        <w:t xml:space="preserve"> resulteerden in schenkingen</w:t>
+      </w:r>
+      <w:r>
+        <w:rPr>
+          <w:u w:val="single" w:color="0000ff"/>
+          <w:rFonts w:ascii="Charis SIL Regular" w:hAnsi="Charis SIL Regular" w:eastAsia="Charis SIL Regular"/>
+          <w:b w:val="0"/>
+          <w:i w:val="0"/>
+          <w:color w:val="000000"/>
+          <w:sz w:val="24"/>
+        </w:rPr>
+        <w:t xml:space="preserve"> </w:t>
+      </w:r>
+      <w:r>
+        <w:rPr>
+          <w:u w:val="single" w:color="0000ff"/>
+          <w:rFonts w:ascii="Charis SIL Regular" w:hAnsi="Charis SIL Regular" w:eastAsia="Charis SIL Regular"/>
+          <w:b w:val="0"/>
+          <w:i w:val="0"/>
+          <w:color w:val="000000"/>
+          <w:sz w:val="24"/>
+        </w:rPr>
+        <w:hyperlink r:id="rId46" w:history="1">
+          <w:r>
+            <w:rPr>
+              <w:rStyle w:val="Hyperlink"/>
+            </w:rPr>
+            <w:t>aan resp</w:t>
+          </w:r>
+        </w:hyperlink>
       </w:r>
       <w:r>
         <w:rPr>
@@ -6224,9 +6423,15 @@
           <w:i w:val="0"/>
           <w:color w:val="0000FF"/>
           <w:sz w:val="24"/>
-          <w:u w:val="single"/>
-        </w:rPr>
-        <w:t>o</w:t>
+        </w:rPr>
+        <w:hyperlink r:id="rId50" w:history="1">
+          <w:r>
+            <w:rPr>
+              <w:rStyle w:val="Hyperlink"/>
+            </w:rPr>
+            <w:t>o</w:t>
+          </w:r>
+        </w:hyperlink>
       </w:r>
       <w:r>
         <w:rPr>
@@ -6783,6 +6988,7 @@
           <w:i w:val="0"/>
           <w:color w:val="0000FF"/>
           <w:sz w:val="24"/>
+          <w:u w:val="single"/>
         </w:rPr>
         <w:hyperlink r:id="rId57" w:history="1">
           <w:r>
@@ -7467,7 +7673,7 @@
           <w:sz w:val="24"/>
           <w:u w:val="single"/>
         </w:rPr>
-        <w:hyperlink r:id="rId64" w:history="1">
+        <w:hyperlink r:id="rId22" w:history="1">
           <w:r>
             <w:rPr>
               <w:rStyle w:val="Hyperlink"/>
@@ -7587,58 +7793,7 @@
           <w:color w:val="000000"/>
           <w:sz w:val="24"/>
         </w:rPr>
-        <w:hyperlink r:id="rId64" w:history="1">
-          <w:r>
-            <w:rPr>
-              <w:rStyle w:val="Hyperlink"/>
-            </w:rPr>
-            <w:t>Hie</w:t>
-          </w:r>
-        </w:hyperlink>
-      </w:r>
-      <w:r>
-        <w:rPr>
-          <w:rFonts w:ascii="Charis SIL Regular" w:hAnsi="Charis SIL Regular" w:eastAsia="Charis SIL Regular"/>
-          <w:b w:val="0"/>
-          <w:i w:val="0"/>
-          <w:color w:val="000000"/>
-          <w:sz w:val="24"/>
-        </w:rPr>
-        <w:hyperlink r:id="rId64" w:history="1">
-          <w:r>
-            <w:rPr>
-              <w:rStyle w:val="Hyperlink"/>
-            </w:rPr>
-            <w:t>r</w:t>
-          </w:r>
-        </w:hyperlink>
-      </w:r>
-      <w:r>
-        <w:rPr>
-          <w:rFonts w:ascii="Charis SIL Regular" w:hAnsi="Charis SIL Regular" w:eastAsia="Charis SIL Regular"/>
-          <w:b w:val="0"/>
-          <w:i w:val="0"/>
-          <w:color w:val="000000"/>
-          <w:sz w:val="24"/>
-        </w:rPr>
-        <w:hyperlink r:id="rId64" w:history="1">
-          <w:r>
-            <w:rPr>
-              <w:rStyle w:val="Hyperlink"/>
-            </w:rPr>
-            <w:t>onder be</w:t>
-          </w:r>
-        </w:hyperlink>
-      </w:r>
-      <w:r>
-        <w:rPr>
-          <w:rFonts w:ascii="Charis SIL Regular" w:hAnsi="Charis SIL Regular" w:eastAsia="Charis SIL Regular"/>
-          <w:b w:val="0"/>
-          <w:i w:val="0"/>
-          <w:color w:val="000000"/>
-          <w:sz w:val="24"/>
-        </w:rPr>
-        <w:t xml:space="preserve">vond zich een </w:t>
+        <w:t xml:space="preserve">Hieronder bevond zich een </w:t>
       </w:r>
       <w:r>
         <w:rPr>
@@ -8592,7 +8747,7 @@
           <w:sz w:val="24"/>
           <w:u w:val="single"/>
         </w:rPr>
-        <w:hyperlink r:id="rId68" w:history="1">
+        <w:hyperlink r:id="rId69" w:history="1">
           <w:r>
             <w:rPr>
               <w:rStyle w:val="Hyperlink"/>
@@ -8610,7 +8765,7 @@
           <w:sz w:val="24"/>
           <w:u w:val="single"/>
         </w:rPr>
-        <w:hyperlink r:id="rId68" w:history="1">
+        <w:hyperlink r:id="rId69" w:history="1">
           <w:r>
             <w:rPr>
               <w:rStyle w:val="Hyperlink"/>
@@ -8639,7 +8794,7 @@
           <w:sz w:val="24"/>
           <w:u w:val="single"/>
         </w:rPr>
-        <w:hyperlink r:id="rId68" w:history="1">
+        <w:hyperlink r:id="rId69" w:history="1">
           <w:r>
             <w:rPr>
               <w:rStyle w:val="Hyperlink"/>
@@ -8828,14 +8983,78 @@
           <w:i w:val="0"/>
           <w:color w:val="0000FF"/>
           <w:sz w:val="24"/>
+        </w:rPr>
+        <w:hyperlink r:id="rId71" w:history="1">
+          <w:r>
+            <w:rPr>
+              <w:rStyle w:val="Hyperlink"/>
+            </w:rPr>
+            <w:t>Ame</w:t>
+          </w:r>
+        </w:hyperlink>
+      </w:r>
+      <w:r>
+        <w:rPr>
+          <w:rFonts w:ascii="Charis SIL Regular" w:hAnsi="Charis SIL Regular" w:eastAsia="Charis SIL Regular"/>
+          <w:b w:val="0"/>
+          <w:i w:val="0"/>
+          <w:color w:val="0000FF"/>
+          <w:sz w:val="24"/>
           <w:u w:val="single"/>
         </w:rPr>
+        <w:hyperlink r:id="rId70" w:history="1">
+          <w:r>
+            <w:rPr>
+              <w:rStyle w:val="Hyperlink"/>
+            </w:rPr>
+            <w:t>rican</w:t>
+          </w:r>
+        </w:hyperlink>
+      </w:r>
+      <w:r>
+        <w:rPr>
+          <w:rFonts w:ascii="Charis SIL Regular" w:hAnsi="Charis SIL Regular" w:eastAsia="Charis SIL Regular"/>
+          <w:b w:val="0"/>
+          <w:i w:val="0"/>
+          <w:color w:val="0000FF"/>
+          <w:sz w:val="24"/>
+          <w:u w:val="single"/>
+        </w:rPr>
+        <w:t xml:space="preserve"> </w:t>
+      </w:r>
+      <w:r>
+        <w:rPr>
+          <w:rFonts w:ascii="Charis SIL Regular" w:hAnsi="Charis SIL Regular" w:eastAsia="Charis SIL Regular"/>
+          <w:b w:val="0"/>
+          <w:i w:val="0"/>
+          <w:color w:val="0000FF"/>
+          <w:sz w:val="24"/>
+          <w:u w:val="single"/>
+        </w:rPr>
+        <w:hyperlink r:id="rId70" w:history="1">
+          <w:r>
+            <w:rPr>
+              <w:rStyle w:val="Hyperlink"/>
+            </w:rPr>
+            <w:t>Muse</w:t>
+          </w:r>
+        </w:hyperlink>
+      </w:r>
+      <w:r>
+        <w:rPr>
+          <w:rFonts w:ascii="Charis SIL Regular" w:hAnsi="Charis SIL Regular" w:eastAsia="Charis SIL Regular"/>
+          <w:b w:val="0"/>
+          <w:i w:val="0"/>
+          <w:color w:val="0000FF"/>
+          <w:sz w:val="24"/>
+          <w:u w:val="single"/>
+        </w:rPr>
         <w:hyperlink r:id="rId71" w:history="1">
           <w:r>
             <w:rPr>
               <w:rStyle w:val="Hyperlink"/>
             </w:rPr>
-            <w:t>Ame</w:t>
+            <w:t>um</w:t>
           </w:r>
         </w:hyperlink>
       </w:r>
@@ -8848,14 +9067,7 @@
           <w:sz w:val="24"/>
           <w:u w:val="single"/>
         </w:rPr>
-        <w:hyperlink r:id="rId70" w:history="1">
-          <w:r>
-            <w:rPr>
-              <w:rStyle w:val="Hyperlink"/>
-            </w:rPr>
-            <w:t>rican</w:t>
-          </w:r>
-        </w:hyperlink>
+        <w:t xml:space="preserve"> </w:t>
       </w:r>
       <w:r>
         <w:rPr>
@@ -8866,6 +9078,24 @@
           <w:sz w:val="24"/>
           <w:u w:val="single"/>
         </w:rPr>
+        <w:hyperlink r:id="rId71" w:history="1">
+          <w:r>
+            <w:rPr>
+              <w:rStyle w:val="Hyperlink"/>
+            </w:rPr>
+            <w:t>of</w:t>
+          </w:r>
+        </w:hyperlink>
+      </w:r>
+      <w:r>
+        <w:rPr>
+          <w:rFonts w:ascii="Charis SIL Regular" w:hAnsi="Charis SIL Regular" w:eastAsia="Charis SIL Regular"/>
+          <w:b w:val="0"/>
+          <w:i w:val="0"/>
+          <w:color w:val="0000FF"/>
+          <w:sz w:val="24"/>
+          <w:u w:val="single"/>
+        </w:rPr>
         <w:t xml:space="preserve"> </w:t>
       </w:r>
       <w:r>
@@ -8877,12 +9107,12 @@
           <w:sz w:val="24"/>
           <w:u w:val="single"/>
         </w:rPr>
-        <w:hyperlink r:id="rId70" w:history="1">
-          <w:r>
-            <w:rPr>
-              <w:rStyle w:val="Hyperlink"/>
-            </w:rPr>
-            <w:t>Muse</w:t>
+        <w:hyperlink r:id="rId71" w:history="1">
+          <w:r>
+            <w:rPr>
+              <w:rStyle w:val="Hyperlink"/>
+            </w:rPr>
+            <w:t>Natural</w:t>
           </w:r>
         </w:hyperlink>
       </w:r>
@@ -8895,121 +9125,108 @@
           <w:sz w:val="24"/>
           <w:u w:val="single"/>
         </w:rPr>
+        <w:t xml:space="preserve"> </w:t>
+      </w:r>
+      <w:r>
+        <w:rPr>
+          <w:rFonts w:ascii="Charis SIL Regular" w:hAnsi="Charis SIL Regular" w:eastAsia="Charis SIL Regular"/>
+          <w:b w:val="0"/>
+          <w:i w:val="0"/>
+          <w:color w:val="0000FF"/>
+          <w:sz w:val="24"/>
+          <w:u w:val="single"/>
+        </w:rPr>
         <w:hyperlink r:id="rId71" w:history="1">
           <w:r>
             <w:rPr>
               <w:rStyle w:val="Hyperlink"/>
             </w:rPr>
-            <w:t>um</w:t>
-          </w:r>
-        </w:hyperlink>
-      </w:r>
-      <w:r>
-        <w:rPr>
-          <w:rFonts w:ascii="Charis SIL Regular" w:hAnsi="Charis SIL Regular" w:eastAsia="Charis SIL Regular"/>
-          <w:b w:val="0"/>
-          <w:i w:val="0"/>
-          <w:color w:val="0000FF"/>
-          <w:sz w:val="24"/>
-          <w:u w:val="single"/>
-        </w:rPr>
-        <w:t xml:space="preserve"> </w:t>
-      </w:r>
-      <w:r>
-        <w:rPr>
-          <w:rFonts w:ascii="Charis SIL Regular" w:hAnsi="Charis SIL Regular" w:eastAsia="Charis SIL Regular"/>
-          <w:b w:val="0"/>
-          <w:i w:val="0"/>
-          <w:color w:val="0000FF"/>
-          <w:sz w:val="24"/>
-          <w:u w:val="single"/>
+            <w:t>History</w:t>
+          </w:r>
+        </w:hyperlink>
+      </w:r>
+      <w:r>
+        <w:rPr>
+          <w:rFonts w:ascii="Charis SIL Regular" w:hAnsi="Charis SIL Regular" w:eastAsia="Charis SIL Regular"/>
+          <w:b w:val="0"/>
+          <w:i w:val="0"/>
+          <w:color w:val="000000"/>
+          <w:sz w:val="24"/>
+        </w:rPr>
+        <w:t xml:space="preserve">. De Franse industriëlen Marcel </w:t>
+      </w:r>
+      <w:r>
+        <w:rPr>
+          <w:rFonts w:ascii="Charis SIL Regular" w:hAnsi="Charis SIL Regular" w:eastAsia="Charis SIL Regular"/>
+          <w:b w:val="0"/>
+          <w:i w:val="0"/>
+          <w:color w:val="000000"/>
+          <w:sz w:val="24"/>
+        </w:rPr>
+        <w:t>Monteux en Marc R</w:t>
+      </w:r>
+      <w:r>
+        <w:rPr>
+          <w:u w:val="single" w:color="0000ff"/>
+          <w:rFonts w:ascii="Charis SIL Regular" w:hAnsi="Charis SIL Regular" w:eastAsia="Charis SIL Regular"/>
+          <w:b w:val="0"/>
+          <w:i w:val="0"/>
+          <w:color w:val="000000"/>
+          <w:sz w:val="24"/>
         </w:rPr>
         <w:hyperlink r:id="rId71" w:history="1">
           <w:r>
             <w:rPr>
               <w:rStyle w:val="Hyperlink"/>
             </w:rPr>
-            <w:t>of</w:t>
-          </w:r>
-        </w:hyperlink>
-      </w:r>
-      <w:r>
-        <w:rPr>
-          <w:rFonts w:ascii="Charis SIL Regular" w:hAnsi="Charis SIL Regular" w:eastAsia="Charis SIL Regular"/>
-          <w:b w:val="0"/>
-          <w:i w:val="0"/>
-          <w:color w:val="0000FF"/>
-          <w:sz w:val="24"/>
-          <w:u w:val="single"/>
-        </w:rPr>
-        <w:t xml:space="preserve"> </w:t>
-      </w:r>
-      <w:r>
-        <w:rPr>
-          <w:rFonts w:ascii="Charis SIL Regular" w:hAnsi="Charis SIL Regular" w:eastAsia="Charis SIL Regular"/>
-          <w:b w:val="0"/>
-          <w:i w:val="0"/>
-          <w:color w:val="0000FF"/>
-          <w:sz w:val="24"/>
-          <w:u w:val="single"/>
+            <w:t>ichard f</w:t>
+          </w:r>
+        </w:hyperlink>
+      </w:r>
+      <w:r>
+        <w:rPr>
+          <w:rFonts w:ascii="Charis SIL Regular" w:hAnsi="Charis SIL Regular" w:eastAsia="Charis SIL Regular"/>
+          <w:b w:val="0"/>
+          <w:i w:val="0"/>
+          <w:color w:val="000000"/>
+          <w:sz w:val="24"/>
         </w:rPr>
         <w:hyperlink r:id="rId71" w:history="1">
           <w:r>
             <w:rPr>
               <w:rStyle w:val="Hyperlink"/>
             </w:rPr>
-            <w:t>Natural</w:t>
-          </w:r>
-        </w:hyperlink>
-      </w:r>
-      <w:r>
-        <w:rPr>
-          <w:rFonts w:ascii="Charis SIL Regular" w:hAnsi="Charis SIL Regular" w:eastAsia="Charis SIL Regular"/>
-          <w:b w:val="0"/>
-          <w:i w:val="0"/>
-          <w:color w:val="0000FF"/>
-          <w:sz w:val="24"/>
-          <w:u w:val="single"/>
-        </w:rPr>
-        <w:t xml:space="preserve"> </w:t>
-      </w:r>
-      <w:r>
-        <w:rPr>
-          <w:rFonts w:ascii="Charis SIL Regular" w:hAnsi="Charis SIL Regular" w:eastAsia="Charis SIL Regular"/>
-          <w:b w:val="0"/>
-          <w:i w:val="0"/>
-          <w:color w:val="0000FF"/>
-          <w:sz w:val="24"/>
-          <w:u w:val="single"/>
+            <w:t>i</w:t>
+          </w:r>
+        </w:hyperlink>
+      </w:r>
+      <w:r>
+        <w:rPr>
+          <w:rFonts w:ascii="Charis SIL Regular" w:hAnsi="Charis SIL Regular" w:eastAsia="Charis SIL Regular"/>
+          <w:b w:val="0"/>
+          <w:i w:val="0"/>
+          <w:color w:val="000000"/>
+          <w:sz w:val="24"/>
+        </w:rPr>
+        <w:t>n</w:t>
+      </w:r>
+      <w:r>
+        <w:rPr>
+          <w:u w:val="single" w:color="0000ff"/>
+          <w:rFonts w:ascii="Charis SIL Regular" w:hAnsi="Charis SIL Regular" w:eastAsia="Charis SIL Regular"/>
+          <w:b w:val="0"/>
+          <w:i w:val="0"/>
+          <w:color w:val="000000"/>
+          <w:sz w:val="24"/>
         </w:rPr>
         <w:hyperlink r:id="rId71" w:history="1">
           <w:r>
             <w:rPr>
               <w:rStyle w:val="Hyperlink"/>
             </w:rPr>
-            <w:t>History</w:t>
-          </w:r>
-        </w:hyperlink>
-      </w:r>
-      <w:r>
-        <w:rPr>
-          <w:rFonts w:ascii="Charis SIL Regular" w:hAnsi="Charis SIL Regular" w:eastAsia="Charis SIL Regular"/>
-          <w:b w:val="0"/>
-          <w:i w:val="0"/>
-          <w:color w:val="000000"/>
-          <w:sz w:val="24"/>
-        </w:rPr>
-        <w:t xml:space="preserve">. De Franse industriëlen Marcel </w:t>
-      </w:r>
-      <w:r>
-        <w:rPr>
-          <w:rFonts w:ascii="Charis SIL Regular" w:hAnsi="Charis SIL Regular" w:eastAsia="Charis SIL Regular"/>
-          <w:b w:val="0"/>
-          <w:i w:val="0"/>
-          <w:color w:val="000000"/>
-          <w:sz w:val="24"/>
-        </w:rPr>
-        <w:t>Monteux en Marc R</w:t>
+            <w:t>ancierde</w:t>
+          </w:r>
+        </w:hyperlink>
       </w:r>
       <w:r>
         <w:rPr>
@@ -9025,48 +9242,9 @@
             <w:rPr>
               <w:rStyle w:val="Hyperlink"/>
             </w:rPr>
-            <w:t>ichard fi</w:t>
-          </w:r>
-        </w:hyperlink>
-      </w:r>
-      <w:r>
-        <w:rPr>
-          <w:u w:val="single" w:color="0000ff"/>
-          <w:rFonts w:ascii="Charis SIL Regular" w:hAnsi="Charis SIL Regular" w:eastAsia="Charis SIL Regular"/>
-          <w:b w:val="0"/>
-          <w:i w:val="0"/>
-          <w:color w:val="000000"/>
-          <w:sz w:val="24"/>
-        </w:rPr>
-        <w:t>n</w:t>
-      </w:r>
-      <w:r>
-        <w:rPr>
-          <w:u w:val="single" w:color="0000ff"/>
-          <w:rFonts w:ascii="Charis SIL Regular" w:hAnsi="Charis SIL Regular" w:eastAsia="Charis SIL Regular"/>
-          <w:b w:val="0"/>
-          <w:i w:val="0"/>
-          <w:color w:val="000000"/>
-          <w:sz w:val="24"/>
-        </w:rPr>
-        <w:hyperlink r:id="rId71" w:history="1">
-          <w:r>
-            <w:rPr>
-              <w:rStyle w:val="Hyperlink"/>
-            </w:rPr>
-            <w:t>ancierde</w:t>
-          </w:r>
-        </w:hyperlink>
-      </w:r>
-      <w:r>
-        <w:rPr>
-          <w:rFonts w:ascii="Charis SIL Regular" w:hAnsi="Charis SIL Regular" w:eastAsia="Charis SIL Regular"/>
-          <w:b w:val="0"/>
-          <w:i w:val="0"/>
-          <w:color w:val="000000"/>
-          <w:sz w:val="24"/>
-        </w:rPr>
-        <w:t>n</w:t>
+            <w:t>n</w:t>
+          </w:r>
+        </w:hyperlink>
       </w:r>
       <w:r>
         <w:rPr>
@@ -11596,6 +11774,7 @@
           <w:i w:val="0"/>
           <w:color w:val="0000FF"/>
           <w:sz w:val="24"/>
+          <w:u w:val="single"/>
         </w:rPr>
         <w:t>-</w:t>
       </w:r>
@@ -11962,7 +12141,7 @@
           <w:sz w:val="24"/>
           <w:u w:val="single"/>
         </w:rPr>
-        <w:hyperlink r:id="rId88" w:history="1">
+        <w:hyperlink r:id="rId89" w:history="1">
           <w:r>
             <w:rPr>
               <w:rStyle w:val="Hyperlink"/>
@@ -11991,7 +12170,7 @@
           <w:sz w:val="24"/>
           <w:u w:val="single"/>
         </w:rPr>
-        <w:hyperlink r:id="rId88" w:history="1">
+        <w:hyperlink r:id="rId89" w:history="1">
           <w:r>
             <w:rPr>
               <w:rStyle w:val="Hyperlink"/>
@@ -12009,7 +12188,7 @@
           <w:sz w:val="24"/>
           <w:u w:val="single"/>
         </w:rPr>
-        <w:hyperlink r:id="rId88" w:history="1">
+        <w:hyperlink r:id="rId89" w:history="1">
           <w:r>
             <w:rPr>
               <w:rStyle w:val="Hyperlink"/>
@@ -12107,7 +12286,7 @@
           <w:sz w:val="24"/>
           <w:u w:val="single"/>
         </w:rPr>
-        <w:hyperlink r:id="rId89" w:history="1">
+        <w:hyperlink r:id="rId90" w:history="1">
           <w:r>
             <w:rPr>
               <w:rStyle w:val="Hyperlink"/>
@@ -12125,7 +12304,7 @@
           <w:sz w:val="24"/>
           <w:u w:val="single"/>
         </w:rPr>
-        <w:hyperlink r:id="rId89" w:history="1">
+        <w:hyperlink r:id="rId90" w:history="1">
           <w:r>
             <w:rPr>
               <w:rStyle w:val="Hyperlink"/>
@@ -12143,7 +12322,7 @@
           <w:sz w:val="24"/>
           <w:u w:val="single"/>
         </w:rPr>
-        <w:hyperlink r:id="rId89" w:history="1">
+        <w:hyperlink r:id="rId90" w:history="1">
           <w:r>
             <w:rPr>
               <w:rStyle w:val="Hyperlink"/>
@@ -12171,7 +12350,7 @@
           <w:sz w:val="24"/>
           <w:u w:val="single"/>
         </w:rPr>
-        <w:hyperlink r:id="rId90" w:history="1">
+        <w:hyperlink r:id="rId91" w:history="1">
           <w:r>
             <w:rPr>
               <w:rStyle w:val="Hyperlink"/>
@@ -12200,7 +12379,7 @@
           <w:sz w:val="24"/>
           <w:u w:val="single"/>
         </w:rPr>
-        <w:hyperlink r:id="rId90" w:history="1">
+        <w:hyperlink r:id="rId91" w:history="1">
           <w:r>
             <w:rPr>
               <w:rStyle w:val="Hyperlink"/>
@@ -12321,7 +12500,7 @@
           <w:sz w:val="24"/>
           <w:u w:val="single"/>
         </w:rPr>
-        <w:hyperlink r:id="rId91" w:history="1">
+        <w:hyperlink r:id="rId92" w:history="1">
           <w:r>
             <w:rPr>
               <w:rStyle w:val="Hyperlink"/>
@@ -12339,7 +12518,7 @@
           <w:sz w:val="24"/>
           <w:u w:val="single"/>
         </w:rPr>
-        <w:hyperlink r:id="rId91" w:history="1">
+        <w:hyperlink r:id="rId92" w:history="1">
           <w:r>
             <w:rPr>
               <w:rStyle w:val="Hyperlink"/>
@@ -12357,7 +12536,7 @@
           <w:sz w:val="24"/>
           <w:u w:val="single"/>
         </w:rPr>
-        <w:hyperlink r:id="rId91" w:history="1">
+        <w:hyperlink r:id="rId92" w:history="1">
           <w:r>
             <w:rPr>
               <w:rStyle w:val="Hyperlink"/>
@@ -12375,7 +12554,7 @@
           <w:sz w:val="24"/>
           <w:u w:val="single"/>
         </w:rPr>
-        <w:hyperlink r:id="rId91" w:history="1">
+        <w:hyperlink r:id="rId92" w:history="1">
           <w:r>
             <w:rPr>
               <w:rStyle w:val="Hyperlink"/>
@@ -12403,12 +12582,30 @@
           <w:sz w:val="24"/>
           <w:u w:val="single"/>
         </w:rPr>
+        <w:hyperlink r:id="rId93" w:history="1">
+          <w:r>
+            <w:rPr>
+              <w:rStyle w:val="Hyperlink"/>
+            </w:rPr>
+            <w:t>WorldC</w:t>
+          </w:r>
+        </w:hyperlink>
+      </w:r>
+      <w:r>
+        <w:rPr>
+          <w:rFonts w:ascii="Charis SIL Regular" w:hAnsi="Charis SIL Regular" w:eastAsia="Charis SIL Regular"/>
+          <w:b w:val="0"/>
+          <w:i w:val="0"/>
+          <w:color w:val="0000FF"/>
+          <w:sz w:val="24"/>
+          <w:u w:val="single"/>
+        </w:rPr>
         <w:hyperlink r:id="rId92" w:history="1">
           <w:r>
             <w:rPr>
               <w:rStyle w:val="Hyperlink"/>
             </w:rPr>
-            <w:t>WorldC</w:t>
+            <w:t>at</w:t>
           </w:r>
         </w:hyperlink>
       </w:r>
@@ -12421,14 +12618,7 @@
           <w:sz w:val="24"/>
           <w:u w:val="single"/>
         </w:rPr>
-        <w:hyperlink r:id="rId91" w:history="1">
-          <w:r>
-            <w:rPr>
-              <w:rStyle w:val="Hyperlink"/>
-            </w:rPr>
-            <w:t>at</w:t>
-          </w:r>
-        </w:hyperlink>
+        <w:t xml:space="preserve"> </w:t>
       </w:r>
       <w:r>
         <w:rPr>
@@ -12439,18 +12629,7 @@
           <w:sz w:val="24"/>
           <w:u w:val="single"/>
         </w:rPr>
-        <w:t xml:space="preserve"> </w:t>
-      </w:r>
-      <w:r>
-        <w:rPr>
-          <w:rFonts w:ascii="Charis SIL Regular" w:hAnsi="Charis SIL Regular" w:eastAsia="Charis SIL Regular"/>
-          <w:b w:val="0"/>
-          <w:i w:val="0"/>
-          <w:color w:val="0000FF"/>
-          <w:sz w:val="24"/>
-          <w:u w:val="single"/>
-        </w:rPr>
-        <w:hyperlink r:id="rId91" w:history="1">
+        <w:hyperlink r:id="rId92" w:history="1">
           <w:r>
             <w:rPr>
               <w:rStyle w:val="Hyperlink"/>
@@ -12568,7 +12747,7 @@
           <w:sz w:val="24"/>
           <w:u w:val="single"/>
         </w:rPr>
-        <w:hyperlink r:id="rId93" w:history="1">
+        <w:hyperlink r:id="rId94" w:history="1">
           <w:r>
             <w:rPr>
               <w:rStyle w:val="Hyperlink"/>
@@ -12586,7 +12765,7 @@
           <w:sz w:val="24"/>
           <w:u w:val="single"/>
         </w:rPr>
-        <w:hyperlink r:id="rId93" w:history="1">
+        <w:hyperlink r:id="rId94" w:history="1">
           <w:r>
             <w:rPr>
               <w:rStyle w:val="Hyperlink"/>
@@ -12684,7 +12863,7 @@
           <w:sz w:val="24"/>
           <w:u w:val="single"/>
         </w:rPr>
-        <w:hyperlink r:id="rId94" w:history="1">
+        <w:hyperlink r:id="rId95" w:history="1">
           <w:r>
             <w:rPr>
               <w:rStyle w:val="Hyperlink"/>
@@ -12713,7 +12892,7 @@
           <w:sz w:val="24"/>
           <w:u w:val="single"/>
         </w:rPr>
-        <w:hyperlink r:id="rId94" w:history="1">
+        <w:hyperlink r:id="rId95" w:history="1">
           <w:r>
             <w:rPr>
               <w:rStyle w:val="Hyperlink"/>
@@ -12820,7 +12999,7 @@
           <w:sz w:val="24"/>
           <w:u w:val="single"/>
         </w:rPr>
-        <w:hyperlink r:id="rId95" w:history="1">
+        <w:hyperlink r:id="rId96" w:history="1">
           <w:r>
             <w:rPr>
               <w:rStyle w:val="Hyperlink"/>
@@ -12849,7 +13028,7 @@
           <w:sz w:val="24"/>
           <w:u w:val="single"/>
         </w:rPr>
-        <w:hyperlink r:id="rId95" w:history="1">
+        <w:hyperlink r:id="rId96" w:history="1">
           <w:r>
             <w:rPr>
               <w:rStyle w:val="Hyperlink"/>
@@ -12877,7 +13056,7 @@
           <w:sz w:val="24"/>
           <w:u w:val="single"/>
         </w:rPr>
-        <w:hyperlink r:id="rId96" w:history="1">
+        <w:hyperlink r:id="rId97" w:history="1">
           <w:r>
             <w:rPr>
               <w:rStyle w:val="Hyperlink"/>
@@ -12906,7 +13085,7 @@
           <w:sz w:val="24"/>
           <w:u w:val="single"/>
         </w:rPr>
-        <w:hyperlink r:id="rId96" w:history="1">
+        <w:hyperlink r:id="rId97" w:history="1">
           <w:r>
             <w:rPr>
               <w:rStyle w:val="Hyperlink"/>
@@ -13034,7 +13213,7 @@
           <w:sz w:val="24"/>
           <w:u w:val="single"/>
         </w:rPr>
-        <w:hyperlink r:id="rId97" w:history="1">
+        <w:hyperlink r:id="rId98" w:history="1">
           <w:r>
             <w:rPr>
               <w:rStyle w:val="Hyperlink"/>
@@ -13052,7 +13231,7 @@
           <w:sz w:val="24"/>
           <w:u w:val="single"/>
         </w:rPr>
-        <w:hyperlink r:id="rId97" w:history="1">
+        <w:hyperlink r:id="rId98" w:history="1">
           <w:r>
             <w:rPr>
               <w:rStyle w:val="Hyperlink"/>
@@ -13070,7 +13249,7 @@
           <w:sz w:val="24"/>
           <w:u w:val="single"/>
         </w:rPr>
-        <w:hyperlink r:id="rId97" w:history="1">
+        <w:hyperlink r:id="rId98" w:history="1">
           <w:r>
             <w:rPr>
               <w:rStyle w:val="Hyperlink"/>
@@ -13168,7 +13347,7 @@
           <w:sz w:val="24"/>
           <w:u w:val="single"/>
         </w:rPr>
-        <w:hyperlink r:id="rId98" w:history="1">
+        <w:hyperlink r:id="rId99" w:history="1">
           <w:r>
             <w:rPr>
               <w:rStyle w:val="Hyperlink"/>
@@ -13197,7 +13376,7 @@
           <w:sz w:val="24"/>
           <w:u w:val="single"/>
         </w:rPr>
-        <w:hyperlink r:id="rId98" w:history="1">
+        <w:hyperlink r:id="rId99" w:history="1">
           <w:r>
             <w:rPr>
               <w:rStyle w:val="Hyperlink"/>
@@ -13225,7 +13404,7 @@
           <w:sz w:val="24"/>
           <w:u w:val="single"/>
         </w:rPr>
-        <w:hyperlink r:id="rId99" w:history="1">
+        <w:hyperlink r:id="rId100" w:history="1">
           <w:r>
             <w:rPr>
               <w:rStyle w:val="Hyperlink"/>
@@ -13254,7 +13433,7 @@
           <w:sz w:val="24"/>
           <w:u w:val="single"/>
         </w:rPr>
-        <w:hyperlink r:id="rId99" w:history="1">
+        <w:hyperlink r:id="rId100" w:history="1">
           <w:r>
             <w:rPr>
               <w:rStyle w:val="Hyperlink"/>
@@ -13371,7 +13550,7 @@
           <w:color w:val="0000FF"/>
           <w:sz w:val="24"/>
         </w:rPr>
-        <w:hyperlink r:id="rId100" w:history="1">
+        <w:hyperlink r:id="rId101" w:history="1">
           <w:r>
             <w:rPr>
               <w:rStyle w:val="Hyperlink"/>
@@ -13388,7 +13567,7 @@
           <w:color w:val="0000FF"/>
           <w:sz w:val="24"/>
         </w:rPr>
-        <w:hyperlink r:id="rId100" w:history="1">
+        <w:hyperlink r:id="rId101" w:history="1">
           <w:r>
             <w:rPr>
               <w:rStyle w:val="Hyperlink"/>
@@ -13405,7 +13584,7 @@
           <w:color w:val="0000FF"/>
           <w:sz w:val="24"/>
         </w:rPr>
-        <w:hyperlink r:id="rId100" w:history="1">
+        <w:hyperlink r:id="rId101" w:history="1">
           <w:r>
             <w:rPr>
               <w:rStyle w:val="Hyperlink"/>
@@ -13422,7 +13601,7 @@
           <w:color w:val="0000FF"/>
           <w:sz w:val="24"/>
         </w:rPr>
-        <w:hyperlink r:id="rId100" w:history="1">
+        <w:hyperlink r:id="rId101" w:history="1">
           <w:r>
             <w:rPr>
               <w:rStyle w:val="Hyperlink"/>
@@ -13439,7 +13618,7 @@
           <w:color w:val="0000FF"/>
           <w:sz w:val="24"/>
         </w:rPr>
-        <w:hyperlink r:id="rId100" w:history="1">
+        <w:hyperlink r:id="rId101" w:history="1">
           <w:r>
             <w:rPr>
               <w:rStyle w:val="Hyperlink"/>
@@ -13536,7 +13715,7 @@
           <w:color w:val="0000FF"/>
           <w:sz w:val="24"/>
         </w:rPr>
-        <w:hyperlink r:id="rId101" w:history="1">
+        <w:hyperlink r:id="rId102" w:history="1">
           <w:r>
             <w:rPr>
               <w:rStyle w:val="Hyperlink"/>
@@ -13553,7 +13732,7 @@
           <w:color w:val="0000FF"/>
           <w:sz w:val="24"/>
         </w:rPr>
-        <w:hyperlink r:id="rId101" w:history="1">
+        <w:hyperlink r:id="rId102" w:history="1">
           <w:r>
             <w:rPr>
               <w:rStyle w:val="Hyperlink"/>
@@ -13570,7 +13749,7 @@
           <w:color w:val="0000FF"/>
           <w:sz w:val="24"/>
         </w:rPr>
-        <w:hyperlink r:id="rId101" w:history="1">
+        <w:hyperlink r:id="rId102" w:history="1">
           <w:r>
             <w:rPr>
               <w:rStyle w:val="Hyperlink"/>
@@ -13587,7 +13766,7 @@
           <w:color w:val="0000FF"/>
           <w:sz w:val="24"/>
         </w:rPr>
-        <w:hyperlink r:id="rId101" w:history="1">
+        <w:hyperlink r:id="rId102" w:history="1">
           <w:r>
             <w:rPr>
               <w:rStyle w:val="Hyperlink"/>
@@ -13604,7 +13783,7 @@
           <w:color w:val="0000FF"/>
           <w:sz w:val="24"/>
         </w:rPr>
-        <w:hyperlink r:id="rId101" w:history="1">
+        <w:hyperlink r:id="rId102" w:history="1">
           <w:r>
             <w:rPr>
               <w:rStyle w:val="Hyperlink"/>
@@ -13701,7 +13880,7 @@
           <w:color w:val="0000FF"/>
           <w:sz w:val="24"/>
         </w:rPr>
-        <w:hyperlink r:id="rId102" w:history="1">
+        <w:hyperlink r:id="rId103" w:history="1">
           <w:r>
             <w:rPr>
               <w:rStyle w:val="Hyperlink"/>
@@ -13718,7 +13897,7 @@
           <w:color w:val="0000FF"/>
           <w:sz w:val="24"/>
         </w:rPr>
-        <w:hyperlink r:id="rId102" w:history="1">
+        <w:hyperlink r:id="rId103" w:history="1">
           <w:r>
             <w:rPr>
               <w:rStyle w:val="Hyperlink"/>
@@ -13735,7 +13914,7 @@
           <w:color w:val="0000FF"/>
           <w:sz w:val="24"/>
         </w:rPr>
-        <w:hyperlink r:id="rId102" w:history="1">
+        <w:hyperlink r:id="rId103" w:history="1">
           <w:r>
             <w:rPr>
               <w:rStyle w:val="Hyperlink"/>
@@ -13752,7 +13931,7 @@
           <w:color w:val="0000FF"/>
           <w:sz w:val="24"/>
         </w:rPr>
-        <w:hyperlink r:id="rId102" w:history="1">
+        <w:hyperlink r:id="rId103" w:history="1">
           <w:r>
             <w:rPr>
               <w:rStyle w:val="Hyperlink"/>
@@ -13769,7 +13948,7 @@
           <w:color w:val="0000FF"/>
           <w:sz w:val="24"/>
         </w:rPr>
-        <w:hyperlink r:id="rId102" w:history="1">
+        <w:hyperlink r:id="rId103" w:history="1">
           <w:r>
             <w:rPr>
               <w:rStyle w:val="Hyperlink"/>
@@ -13886,7 +14065,7 @@
           <w:color w:val="0000FF"/>
           <w:sz w:val="24"/>
         </w:rPr>
-        <w:hyperlink r:id="rId103" w:history="1">
+        <w:hyperlink r:id="rId104" w:history="1">
           <w:r>
             <w:rPr>
               <w:rStyle w:val="Hyperlink"/>
@@ -13903,7 +14082,7 @@
           <w:color w:val="0000FF"/>
           <w:sz w:val="24"/>
         </w:rPr>
-        <w:hyperlink r:id="rId103" w:history="1">
+        <w:hyperlink r:id="rId104" w:history="1">
           <w:r>
             <w:rPr>
               <w:rStyle w:val="Hyperlink"/>
@@ -13920,7 +14099,7 @@
           <w:color w:val="0000FF"/>
           <w:sz w:val="24"/>
         </w:rPr>
-        <w:hyperlink r:id="rId103" w:history="1">
+        <w:hyperlink r:id="rId104" w:history="1">
           <w:r>
             <w:rPr>
               <w:rStyle w:val="Hyperlink"/>
@@ -13937,7 +14116,7 @@
           <w:color w:val="0000FF"/>
           <w:sz w:val="24"/>
         </w:rPr>
-        <w:hyperlink r:id="rId103" w:history="1">
+        <w:hyperlink r:id="rId104" w:history="1">
           <w:r>
             <w:rPr>
               <w:rStyle w:val="Hyperlink"/>
@@ -13954,7 +14133,7 @@
           <w:color w:val="0000FF"/>
           <w:sz w:val="24"/>
         </w:rPr>
-        <w:hyperlink r:id="rId103" w:history="1">
+        <w:hyperlink r:id="rId104" w:history="1">
           <w:r>
             <w:rPr>
               <w:rStyle w:val="Hyperlink"/>
@@ -14091,7 +14270,7 @@
           <w:sz w:val="24"/>
           <w:u w:val="single"/>
         </w:rPr>
-        <w:hyperlink r:id="rId104" w:history="1">
+        <w:hyperlink r:id="rId105" w:history="1">
           <w:r>
             <w:rPr>
               <w:rStyle w:val="Hyperlink"/>
@@ -14120,7 +14299,7 @@
           <w:sz w:val="24"/>
           <w:u w:val="single"/>
         </w:rPr>
-        <w:hyperlink r:id="rId104" w:history="1">
+        <w:hyperlink r:id="rId105" w:history="1">
           <w:r>
             <w:rPr>
               <w:rStyle w:val="Hyperlink"/>
@@ -14217,7 +14396,7 @@
           <w:color w:val="0000FF"/>
           <w:sz w:val="24"/>
         </w:rPr>
-        <w:hyperlink r:id="rId105" w:history="1">
+        <w:hyperlink r:id="rId106" w:history="1">
           <w:r>
             <w:rPr>
               <w:rStyle w:val="Hyperlink"/>
@@ -14234,7 +14413,7 @@
           <w:color w:val="0000FF"/>
           <w:sz w:val="24"/>
         </w:rPr>
-        <w:hyperlink r:id="rId105" w:history="1">
+        <w:hyperlink r:id="rId106" w:history="1">
           <w:r>
             <w:rPr>
               <w:rStyle w:val="Hyperlink"/>
@@ -14251,7 +14430,7 @@
           <w:color w:val="0000FF"/>
           <w:sz w:val="24"/>
         </w:rPr>
-        <w:hyperlink r:id="rId105" w:history="1">
+        <w:hyperlink r:id="rId106" w:history="1">
           <w:r>
             <w:rPr>
               <w:rStyle w:val="Hyperlink"/>
@@ -14268,7 +14447,7 @@
           <w:color w:val="0000FF"/>
           <w:sz w:val="24"/>
         </w:rPr>
-        <w:hyperlink r:id="rId105" w:history="1">
+        <w:hyperlink r:id="rId106" w:history="1">
           <w:r>
             <w:rPr>
               <w:rStyle w:val="Hyperlink"/>
@@ -14285,7 +14464,7 @@
           <w:color w:val="0000FF"/>
           <w:sz w:val="24"/>
         </w:rPr>
-        <w:hyperlink r:id="rId105" w:history="1">
+        <w:hyperlink r:id="rId106" w:history="1">
           <w:r>
             <w:rPr>
               <w:rStyle w:val="Hyperlink"/>
@@ -14302,7 +14481,7 @@
           <w:color w:val="0000FF"/>
           <w:sz w:val="24"/>
         </w:rPr>
-        <w:hyperlink r:id="rId105" w:history="1">
+        <w:hyperlink r:id="rId106" w:history="1">
           <w:r>
             <w:rPr>
               <w:rStyle w:val="Hyperlink"/>
@@ -14319,7 +14498,7 @@
           <w:color w:val="0000FF"/>
           <w:sz w:val="24"/>
         </w:rPr>
-        <w:hyperlink r:id="rId105" w:history="1">
+        <w:hyperlink r:id="rId106" w:history="1">
           <w:r>
             <w:rPr>
               <w:rStyle w:val="Hyperlink"/>
@@ -14337,7 +14516,7 @@
           <w:sz w:val="24"/>
           <w:u w:val="single"/>
         </w:rPr>
-        <w:hyperlink r:id="rId105" w:history="1">
+        <w:hyperlink r:id="rId106" w:history="1">
           <w:r>
             <w:rPr>
               <w:rStyle w:val="Hyperlink"/>
@@ -14355,7 +14534,7 @@
           <w:sz w:val="24"/>
           <w:u w:val="single"/>
         </w:rPr>
-        <w:hyperlink r:id="rId105" w:history="1">
+        <w:hyperlink r:id="rId106" w:history="1">
           <w:r>
             <w:rPr>
               <w:rStyle w:val="Hyperlink"/>
@@ -14373,7 +14552,7 @@
           <w:sz w:val="24"/>
           <w:u w:val="single"/>
         </w:rPr>
-        <w:hyperlink r:id="rId105" w:history="1">
+        <w:hyperlink r:id="rId106" w:history="1">
           <w:r>
             <w:rPr>
               <w:rStyle w:val="Hyperlink"/>
@@ -14391,7 +14570,7 @@
           <w:sz w:val="24"/>
           <w:u w:val="single"/>
         </w:rPr>
-        <w:hyperlink r:id="rId105" w:history="1">
+        <w:hyperlink r:id="rId106" w:history="1">
           <w:r>
             <w:rPr>
               <w:rStyle w:val="Hyperlink"/>
@@ -14409,7 +14588,7 @@
           <w:sz w:val="24"/>
           <w:u w:val="single"/>
         </w:rPr>
-        <w:hyperlink r:id="rId105" w:history="1">
+        <w:hyperlink r:id="rId106" w:history="1">
           <w:r>
             <w:rPr>
               <w:rStyle w:val="Hyperlink"/>
@@ -14427,7 +14606,7 @@
           <w:sz w:val="24"/>
           <w:u w:val="single"/>
         </w:rPr>
-        <w:hyperlink r:id="rId105" w:history="1">
+        <w:hyperlink r:id="rId106" w:history="1">
           <w:r>
             <w:rPr>
               <w:rStyle w:val="Hyperlink"/>
@@ -14445,7 +14624,7 @@
           <w:sz w:val="24"/>
           <w:u w:val="single"/>
         </w:rPr>
-        <w:hyperlink r:id="rId105" w:history="1">
+        <w:hyperlink r:id="rId106" w:history="1">
           <w:r>
             <w:rPr>
               <w:rStyle w:val="Hyperlink"/>
@@ -14463,7 +14642,7 @@
           <w:sz w:val="24"/>
           <w:u w:val="single"/>
         </w:rPr>
-        <w:hyperlink r:id="rId105" w:history="1">
+        <w:hyperlink r:id="rId106" w:history="1">
           <w:r>
             <w:rPr>
               <w:rStyle w:val="Hyperlink"/>
@@ -14481,32 +14660,7 @@
           <w:sz w:val="24"/>
           <w:u w:val="single"/>
         </w:rPr>
-        <w:hyperlink r:id="rId105" w:history="1">
-          <w:r>
-            <w:rPr>
-              <w:rStyle w:val="Hyperlink"/>
-            </w:rPr>
-            <w:t>ale-</w:t>
-          </w:r>
-        </w:hyperlink>
-      </w:r>
-      <w:r>
-        <w:rPr>
-          <w:rFonts w:ascii="Charis SIL Regular" w:hAnsi="Charis SIL Regular" w:eastAsia="Charis SIL Regular"/>
-          <w:b w:val="0"/>
-          <w:i w:val="0"/>
-          <w:color w:val="0000FF"/>
-          <w:sz w:val="24"/>
-          <w:u w:val="single"/>
-        </w:rPr>
-        <w:hyperlink r:id="rId105" w:history="1">
-          <w:r>
-            <w:rPr>
-              <w:rStyle w:val="Hyperlink"/>
-            </w:rPr>
-            <w:t>Collecties-2.pdf</w:t>
-          </w:r>
-        </w:hyperlink>
+        <w:t>ale-Collecties-2.pdf</w:t>
       </w:r>
     </w:p>
     <w:p>

--- a/EXPORTS/DOCX/published/niveau2/Dutch/Suriname.docx
+++ b/EXPORTS/DOCX/published/niveau2/Dutch/Suriname.docx
@@ -881,6 +881,16 @@
       </w:r>
       <w:r>
         <w:rPr>
+          <w:rFonts w:ascii="Charis SIL Regular" w:hAnsi="Charis SIL Regular" w:eastAsia="Charis SIL Regular"/>
+          <w:b w:val="0"/>
+          <w:i w:val="0"/>
+          <w:color w:val="000000"/>
+          <w:sz w:val="24"/>
+        </w:rPr>
+        <w:t>i</w:t>
+      </w:r>
+      <w:r>
+        <w:rPr>
           <w:u w:val="single" w:color="0000ff"/>
           <w:rFonts w:ascii="Charis SIL Regular" w:hAnsi="Charis SIL Regular" w:eastAsia="Charis SIL Regular"/>
           <w:b w:val="0"/>
@@ -888,17 +898,17 @@
           <w:color w:val="000000"/>
           <w:sz w:val="24"/>
         </w:rPr>
-        <w:t>i</w:t>
-      </w:r>
-      <w:r>
-        <w:rPr>
-          <w:rFonts w:ascii="Charis SIL Regular" w:hAnsi="Charis SIL Regular" w:eastAsia="Charis SIL Regular"/>
-          <w:b w:val="0"/>
-          <w:i w:val="0"/>
-          <w:color w:val="000000"/>
-          <w:sz w:val="24"/>
-        </w:rPr>
-        <w:t xml:space="preserve">sche voorwerpen opgenomen. Van Stedman is </w:t>
+        <w:t>s</w:t>
+      </w:r>
+      <w:r>
+        <w:rPr>
+          <w:rFonts w:ascii="Charis SIL Regular" w:hAnsi="Charis SIL Regular" w:eastAsia="Charis SIL Regular"/>
+          <w:b w:val="0"/>
+          <w:i w:val="0"/>
+          <w:color w:val="000000"/>
+          <w:sz w:val="24"/>
+        </w:rPr>
+        <w:t xml:space="preserve">che voorwerpen opgenomen. Van Stedman is </w:t>
       </w:r>
       <w:r>
         <w:rPr>
@@ -1683,131 +1693,71 @@
       </w:r>
       <w:r>
         <w:rPr>
-          <w:u w:val="single" w:color="0000ff"/>
-          <w:rFonts w:ascii="Charis SIL Regular" w:hAnsi="Charis SIL Regular" w:eastAsia="Charis SIL Regular"/>
-          <w:b w:val="0"/>
-          <w:i w:val="0"/>
-          <w:color w:val="000000"/>
-          <w:sz w:val="24"/>
-        </w:rPr>
-        <w:hyperlink r:id="rId14" w:history="1">
-          <w:r>
-            <w:rPr>
-              <w:rStyle w:val="Hyperlink"/>
-            </w:rPr>
-            <w:t>was sch</w:t>
-          </w:r>
-        </w:hyperlink>
-      </w:r>
-      <w:r>
-        <w:rPr>
-          <w:u w:val="single" w:color="0000ff"/>
-          <w:rFonts w:ascii="Charis SIL Regular" w:hAnsi="Charis SIL Regular" w:eastAsia="Charis SIL Regular"/>
-          <w:b w:val="0"/>
-          <w:i w:val="0"/>
-          <w:color w:val="000000"/>
-          <w:sz w:val="24"/>
-        </w:rPr>
-        <w:hyperlink r:id="rId14" w:history="1">
-          <w:r>
-            <w:rPr>
-              <w:rStyle w:val="Hyperlink"/>
-            </w:rPr>
-            <w:t>o</w:t>
-          </w:r>
-        </w:hyperlink>
-      </w:r>
-      <w:r>
-        <w:rPr>
-          <w:u w:val="single" w:color="0000ff"/>
-          <w:rFonts w:ascii="Charis SIL Regular" w:hAnsi="Charis SIL Regular" w:eastAsia="Charis SIL Regular"/>
-          <w:b w:val="0"/>
-          <w:i w:val="0"/>
-          <w:color w:val="000000"/>
-          <w:sz w:val="24"/>
-        </w:rPr>
-        <w:hyperlink r:id="rId14" w:history="1">
-          <w:r>
-            <w:rPr>
-              <w:rStyle w:val="Hyperlink"/>
-            </w:rPr>
-            <w:t>onzoon en b</w:t>
-          </w:r>
-        </w:hyperlink>
-      </w:r>
-      <w:r>
-        <w:rPr>
-          <w:rFonts w:ascii="Charis SIL Regular" w:hAnsi="Charis SIL Regular" w:eastAsia="Charis SIL Regular"/>
-          <w:b w:val="0"/>
-          <w:i w:val="0"/>
-          <w:color w:val="000000"/>
-          <w:sz w:val="24"/>
-        </w:rPr>
-        <w:t>e</w:t>
-      </w:r>
-      <w:r>
-        <w:rPr>
-          <w:u w:val="single" w:color="0000ff"/>
-          <w:rFonts w:ascii="Charis SIL Regular" w:hAnsi="Charis SIL Regular" w:eastAsia="Charis SIL Regular"/>
-          <w:b w:val="0"/>
-          <w:i w:val="0"/>
-          <w:color w:val="000000"/>
-          <w:sz w:val="24"/>
+          <w:rFonts w:ascii="Charis SIL Regular" w:hAnsi="Charis SIL Regular" w:eastAsia="Charis SIL Regular"/>
+          <w:b w:val="0"/>
+          <w:i w:val="0"/>
+          <w:color w:val="000000"/>
+          <w:sz w:val="24"/>
+        </w:rPr>
+        <w:t xml:space="preserve">was schoonzoon en bewonderaar van </w:t>
+      </w:r>
+      <w:r>
+        <w:rPr>
+          <w:rFonts w:ascii="Charis SIL Regular" w:hAnsi="Charis SIL Regular" w:eastAsia="Charis SIL Regular"/>
+          <w:b w:val="0"/>
+          <w:i w:val="0"/>
+          <w:color w:val="0000FF"/>
+          <w:sz w:val="24"/>
+          <w:u w:val="single"/>
+        </w:rPr>
+        <w:t>G</w:t>
+      </w:r>
+      <w:r>
+        <w:rPr>
+          <w:rFonts w:ascii="Charis SIL Regular" w:hAnsi="Charis SIL Regular" w:eastAsia="Charis SIL Regular"/>
+          <w:b w:val="0"/>
+          <w:i w:val="0"/>
+          <w:color w:val="0000FF"/>
+          <w:sz w:val="24"/>
+          <w:u w:val="single"/>
         </w:rPr>
         <w:hyperlink r:id="rId15" w:history="1">
           <w:r>
             <w:rPr>
               <w:rStyle w:val="Hyperlink"/>
             </w:rPr>
-            <w:t>wonder</w:t>
-          </w:r>
-        </w:hyperlink>
-      </w:r>
-      <w:r>
-        <w:rPr>
-          <w:u w:val="single" w:color="0000ff"/>
-          <w:rFonts w:ascii="Charis SIL Regular" w:hAnsi="Charis SIL Regular" w:eastAsia="Charis SIL Regular"/>
-          <w:b w:val="0"/>
-          <w:i w:val="0"/>
-          <w:color w:val="000000"/>
-          <w:sz w:val="24"/>
+            <w:t>errit</w:t>
+          </w:r>
+        </w:hyperlink>
+      </w:r>
+      <w:r>
+        <w:rPr>
+          <w:rFonts w:ascii="Charis SIL Regular" w:hAnsi="Charis SIL Regular" w:eastAsia="Charis SIL Regular"/>
+          <w:b w:val="0"/>
+          <w:i w:val="0"/>
+          <w:color w:val="0000FF"/>
+          <w:sz w:val="24"/>
+          <w:u w:val="single"/>
+        </w:rPr>
+        <w:t xml:space="preserve"> </w:t>
+      </w:r>
+      <w:r>
+        <w:rPr>
+          <w:rFonts w:ascii="Charis SIL Regular" w:hAnsi="Charis SIL Regular" w:eastAsia="Charis SIL Regular"/>
+          <w:b w:val="0"/>
+          <w:i w:val="0"/>
+          <w:color w:val="0000FF"/>
+          <w:sz w:val="24"/>
+          <w:u w:val="single"/>
         </w:rPr>
         <w:hyperlink r:id="rId15" w:history="1">
           <w:r>
             <w:rPr>
               <w:rStyle w:val="Hyperlink"/>
             </w:rPr>
-            <w:t>a</w:t>
-          </w:r>
-        </w:hyperlink>
-      </w:r>
-      <w:r>
-        <w:rPr>
-          <w:u w:val="single" w:color="0000ff"/>
-          <w:rFonts w:ascii="Charis SIL Regular" w:hAnsi="Charis SIL Regular" w:eastAsia="Charis SIL Regular"/>
-          <w:b w:val="0"/>
-          <w:i w:val="0"/>
-          <w:color w:val="000000"/>
-          <w:sz w:val="24"/>
-        </w:rPr>
-        <w:hyperlink r:id="rId15" w:history="1">
-          <w:r>
-            <w:rPr>
-              <w:rStyle w:val="Hyperlink"/>
-            </w:rPr>
-            <w:t xml:space="preserve">ar van </w:t>
-          </w:r>
-        </w:hyperlink>
-      </w:r>
-      <w:r>
-        <w:rPr>
-          <w:rFonts w:ascii="Charis SIL Regular" w:hAnsi="Charis SIL Regular" w:eastAsia="Charis SIL Regular"/>
-          <w:b w:val="0"/>
-          <w:i w:val="0"/>
-          <w:color w:val="0000FF"/>
-          <w:sz w:val="24"/>
-        </w:rPr>
-        <w:t>G</w:t>
+            <w:t>Scho</w:t>
+          </w:r>
+        </w:hyperlink>
       </w:r>
       <w:r>
         <w:rPr>
@@ -1817,52 +1767,6 @@
           <w:color w:val="0000FF"/>
           <w:sz w:val="24"/>
           <w:u w:val="single"/>
-        </w:rPr>
-        <w:hyperlink r:id="rId15" w:history="1">
-          <w:r>
-            <w:rPr>
-              <w:rStyle w:val="Hyperlink"/>
-            </w:rPr>
-            <w:t>errit</w:t>
-          </w:r>
-        </w:hyperlink>
-      </w:r>
-      <w:r>
-        <w:rPr>
-          <w:rFonts w:ascii="Charis SIL Regular" w:hAnsi="Charis SIL Regular" w:eastAsia="Charis SIL Regular"/>
-          <w:b w:val="0"/>
-          <w:i w:val="0"/>
-          <w:color w:val="0000FF"/>
-          <w:sz w:val="24"/>
-          <w:u w:val="single"/>
-        </w:rPr>
-        <w:t xml:space="preserve"> </w:t>
-      </w:r>
-      <w:r>
-        <w:rPr>
-          <w:rFonts w:ascii="Charis SIL Regular" w:hAnsi="Charis SIL Regular" w:eastAsia="Charis SIL Regular"/>
-          <w:b w:val="0"/>
-          <w:i w:val="0"/>
-          <w:color w:val="0000FF"/>
-          <w:sz w:val="24"/>
-          <w:u w:val="single"/>
-        </w:rPr>
-        <w:hyperlink r:id="rId15" w:history="1">
-          <w:r>
-            <w:rPr>
-              <w:rStyle w:val="Hyperlink"/>
-            </w:rPr>
-            <w:t>Scho</w:t>
-          </w:r>
-        </w:hyperlink>
-      </w:r>
-      <w:r>
-        <w:rPr>
-          <w:rFonts w:ascii="Charis SIL Regular" w:hAnsi="Charis SIL Regular" w:eastAsia="Charis SIL Regular"/>
-          <w:b w:val="0"/>
-          <w:i w:val="0"/>
-          <w:color w:val="0000FF"/>
-          <w:sz w:val="24"/>
         </w:rPr>
         <w:hyperlink r:id="rId17" w:history="1">
           <w:r>
@@ -2860,8 +2764,36 @@
           <w:i w:val="0"/>
           <w:color w:val="0000FF"/>
           <w:sz w:val="24"/>
+        </w:rPr>
+        <w:t xml:space="preserve"> </w:t>
+      </w:r>
+      <w:r>
+        <w:rPr>
+          <w:rFonts w:ascii="Charis SIL Regular" w:hAnsi="Charis SIL Regular" w:eastAsia="Charis SIL Regular"/>
+          <w:b w:val="0"/>
+          <w:i w:val="0"/>
+          <w:color w:val="0000FF"/>
+          <w:sz w:val="24"/>
           <w:u w:val="single"/>
         </w:rPr>
+        <w:hyperlink r:id="rId24" w:history="1">
+          <w:r>
+            <w:rPr>
+              <w:rStyle w:val="Hyperlink"/>
+            </w:rPr>
+            <w:t>en</w:t>
+          </w:r>
+        </w:hyperlink>
+      </w:r>
+      <w:r>
+        <w:rPr>
+          <w:rFonts w:ascii="Charis SIL Regular" w:hAnsi="Charis SIL Regular" w:eastAsia="Charis SIL Regular"/>
+          <w:b w:val="0"/>
+          <w:i w:val="0"/>
+          <w:color w:val="0000FF"/>
+          <w:sz w:val="24"/>
+          <w:u w:val="single"/>
+        </w:rPr>
         <w:t xml:space="preserve"> </w:t>
       </w:r>
       <w:r>
@@ -2878,48 +2810,9 @@
             <w:rPr>
               <w:rStyle w:val="Hyperlink"/>
             </w:rPr>
-            <w:t>en</w:t>
-          </w:r>
-        </w:hyperlink>
-      </w:r>
-      <w:r>
-        <w:rPr>
-          <w:rFonts w:ascii="Charis SIL Regular" w:hAnsi="Charis SIL Regular" w:eastAsia="Charis SIL Regular"/>
-          <w:b w:val="0"/>
-          <w:i w:val="0"/>
-          <w:color w:val="0000FF"/>
-          <w:sz w:val="24"/>
-          <w:u w:val="single"/>
-        </w:rPr>
-        <w:t xml:space="preserve"> </w:t>
-      </w:r>
-      <w:r>
-        <w:rPr>
-          <w:rFonts w:ascii="Charis SIL Regular" w:hAnsi="Charis SIL Regular" w:eastAsia="Charis SIL Regular"/>
-          <w:b w:val="0"/>
-          <w:i w:val="0"/>
-          <w:color w:val="0000FF"/>
-          <w:sz w:val="24"/>
-          <w:u w:val="single"/>
-        </w:rPr>
-        <w:hyperlink r:id="rId24" w:history="1">
-          <w:r>
-            <w:rPr>
-              <w:rStyle w:val="Hyperlink"/>
-            </w:rPr>
-            <w:t>geluidsbande</w:t>
-          </w:r>
-        </w:hyperlink>
-      </w:r>
-      <w:r>
-        <w:rPr>
-          <w:rFonts w:ascii="Charis SIL Regular" w:hAnsi="Charis SIL Regular" w:eastAsia="Charis SIL Regular"/>
-          <w:b w:val="0"/>
-          <w:i w:val="0"/>
-          <w:color w:val="0000FF"/>
-          <w:sz w:val="24"/>
-        </w:rPr>
-        <w:t>n</w:t>
+            <w:t>geluidsbanden</w:t>
+          </w:r>
+        </w:hyperlink>
       </w:r>
       <w:r>
         <w:rPr>
@@ -3259,6 +3152,7 @@
           <w:i w:val="0"/>
           <w:color w:val="0000FF"/>
           <w:sz w:val="24"/>
+          <w:u w:val="single"/>
         </w:rPr>
         <w:hyperlink r:id="rId28" w:history="1">
           <w:r>
@@ -3289,7 +3183,7 @@
           <w:sz w:val="24"/>
           <w:u w:val="single"/>
         </w:rPr>
-        <w:hyperlink r:id="rId28" w:history="1">
+        <w:hyperlink r:id="rId26" w:history="1">
           <w:r>
             <w:rPr>
               <w:rStyle w:val="Hyperlink"/>
@@ -5094,7 +4988,18 @@
           <w:color w:val="000000"/>
           <w:sz w:val="24"/>
         </w:rPr>
-        <w:t xml:space="preserve">Ethnographisch Museum de verzameling </w:t>
+        <w:t>Ethnographisch Museum de verzamelin</w:t>
+      </w:r>
+      <w:r>
+        <w:rPr>
+          <w:u w:val="single" w:color="0000ff"/>
+          <w:rFonts w:ascii="Charis SIL Regular" w:hAnsi="Charis SIL Regular" w:eastAsia="Charis SIL Regular"/>
+          <w:b w:val="0"/>
+          <w:i w:val="0"/>
+          <w:color w:val="000000"/>
+          <w:sz w:val="24"/>
+        </w:rPr>
+        <w:t xml:space="preserve">g </w:t>
       </w:r>
       <w:r>
         <w:rPr>
@@ -8487,12 +8392,207 @@
           <w:sz w:val="24"/>
           <w:u w:val="single"/>
         </w:rPr>
+        <w:hyperlink r:id="rId69" w:history="1">
+          <w:r>
+            <w:rPr>
+              <w:rStyle w:val="Hyperlink"/>
+            </w:rPr>
+            <w:t>Eliot</w:t>
+          </w:r>
+        </w:hyperlink>
+      </w:r>
+      <w:r>
+        <w:rPr>
+          <w:rFonts w:ascii="Charis SIL Regular" w:hAnsi="Charis SIL Regular" w:eastAsia="Charis SIL Regular"/>
+          <w:b w:val="0"/>
+          <w:i w:val="0"/>
+          <w:color w:val="0000FF"/>
+          <w:sz w:val="24"/>
+          <w:u w:val="single"/>
+        </w:rPr>
+        <w:t xml:space="preserve"> </w:t>
+      </w:r>
+      <w:r>
+        <w:rPr>
+          <w:rFonts w:ascii="Charis SIL Regular" w:hAnsi="Charis SIL Regular" w:eastAsia="Charis SIL Regular"/>
+          <w:b w:val="0"/>
+          <w:i w:val="0"/>
+          <w:color w:val="0000FF"/>
+          <w:sz w:val="24"/>
+          <w:u w:val="single"/>
+        </w:rPr>
+        <w:hyperlink r:id="rId69" w:history="1">
+          <w:r>
+            <w:rPr>
+              <w:rStyle w:val="Hyperlink"/>
+            </w:rPr>
+            <w:t>Elisof</w:t>
+          </w:r>
+        </w:hyperlink>
+      </w:r>
+      <w:r>
+        <w:rPr>
+          <w:rFonts w:ascii="Charis SIL Regular" w:hAnsi="Charis SIL Regular" w:eastAsia="Charis SIL Regular"/>
+          <w:b w:val="0"/>
+          <w:i w:val="0"/>
+          <w:color w:val="0000FF"/>
+          <w:sz w:val="24"/>
+          <w:u w:val="single"/>
+        </w:rPr>
+        <w:hyperlink r:id="rId69" w:history="1">
+          <w:r>
+            <w:rPr>
+              <w:rStyle w:val="Hyperlink"/>
+            </w:rPr>
+            <w:t>o</w:t>
+          </w:r>
+        </w:hyperlink>
+      </w:r>
+      <w:r>
+        <w:rPr>
+          <w:rFonts w:ascii="Charis SIL Regular" w:hAnsi="Charis SIL Regular" w:eastAsia="Charis SIL Regular"/>
+          <w:b w:val="0"/>
+          <w:i w:val="0"/>
+          <w:color w:val="0000FF"/>
+          <w:sz w:val="24"/>
+          <w:u w:val="single"/>
+        </w:rPr>
+        <w:hyperlink r:id="rId69" w:history="1">
+          <w:r>
+            <w:rPr>
+              <w:rStyle w:val="Hyperlink"/>
+            </w:rPr>
+            <w:t>n</w:t>
+          </w:r>
+        </w:hyperlink>
+      </w:r>
+      <w:r>
+        <w:rPr>
+          <w:rFonts w:ascii="Charis SIL Regular" w:hAnsi="Charis SIL Regular" w:eastAsia="Charis SIL Regular"/>
+          <w:b w:val="0"/>
+          <w:i w:val="0"/>
+          <w:color w:val="0000FF"/>
+          <w:sz w:val="24"/>
+          <w:u w:val="single"/>
+        </w:rPr>
+        <w:t xml:space="preserve"> </w:t>
+      </w:r>
+      <w:r>
+        <w:rPr>
+          <w:rFonts w:ascii="Charis SIL Regular" w:hAnsi="Charis SIL Regular" w:eastAsia="Charis SIL Regular"/>
+          <w:b w:val="0"/>
+          <w:i w:val="0"/>
+          <w:color w:val="0000FF"/>
+          <w:sz w:val="24"/>
+          <w:u w:val="single"/>
+        </w:rPr>
+        <w:hyperlink r:id="rId69" w:history="1">
+          <w:r>
+            <w:rPr>
+              <w:rStyle w:val="Hyperlink"/>
+            </w:rPr>
+            <w:t>Phot</w:t>
+          </w:r>
+        </w:hyperlink>
+      </w:r>
+      <w:r>
+        <w:rPr>
+          <w:rFonts w:ascii="Charis SIL Regular" w:hAnsi="Charis SIL Regular" w:eastAsia="Charis SIL Regular"/>
+          <w:b w:val="0"/>
+          <w:i w:val="0"/>
+          <w:color w:val="0000FF"/>
+          <w:sz w:val="24"/>
+          <w:u w:val="single"/>
+        </w:rPr>
+        <w:hyperlink r:id="rId69" w:history="1">
+          <w:r>
+            <w:rPr>
+              <w:rStyle w:val="Hyperlink"/>
+            </w:rPr>
+            <w:t>ogr</w:t>
+          </w:r>
+        </w:hyperlink>
+      </w:r>
+      <w:r>
+        <w:rPr>
+          <w:rFonts w:ascii="Charis SIL Regular" w:hAnsi="Charis SIL Regular" w:eastAsia="Charis SIL Regular"/>
+          <w:b w:val="0"/>
+          <w:i w:val="0"/>
+          <w:color w:val="0000FF"/>
+          <w:sz w:val="24"/>
+          <w:u w:val="single"/>
+        </w:rPr>
+        <w:hyperlink r:id="rId69" w:history="1">
+          <w:r>
+            <w:rPr>
+              <w:rStyle w:val="Hyperlink"/>
+            </w:rPr>
+            <w:t>a</w:t>
+          </w:r>
+        </w:hyperlink>
+      </w:r>
+      <w:r>
+        <w:rPr>
+          <w:rFonts w:ascii="Charis SIL Regular" w:hAnsi="Charis SIL Regular" w:eastAsia="Charis SIL Regular"/>
+          <w:b w:val="0"/>
+          <w:i w:val="0"/>
+          <w:color w:val="0000FF"/>
+          <w:sz w:val="24"/>
+          <w:u w:val="single"/>
+        </w:rPr>
+        <w:hyperlink r:id="rId69" w:history="1">
+          <w:r>
+            <w:rPr>
+              <w:rStyle w:val="Hyperlink"/>
+            </w:rPr>
+            <w:t>phic</w:t>
+          </w:r>
+        </w:hyperlink>
+      </w:r>
+      <w:r>
+        <w:rPr>
+          <w:rFonts w:ascii="Charis SIL Regular" w:hAnsi="Charis SIL Regular" w:eastAsia="Charis SIL Regular"/>
+          <w:b w:val="0"/>
+          <w:i w:val="0"/>
+          <w:color w:val="0000FF"/>
+          <w:sz w:val="24"/>
+          <w:u w:val="single"/>
+        </w:rPr>
+        <w:t xml:space="preserve"> </w:t>
+      </w:r>
+      <w:r>
+        <w:rPr>
+          <w:rFonts w:ascii="Charis SIL Regular" w:hAnsi="Charis SIL Regular" w:eastAsia="Charis SIL Regular"/>
+          <w:b w:val="0"/>
+          <w:i w:val="0"/>
+          <w:color w:val="0000FF"/>
+          <w:sz w:val="24"/>
+          <w:u w:val="single"/>
+        </w:rPr>
+        <w:hyperlink r:id="rId69" w:history="1">
+          <w:r>
+            <w:rPr>
+              <w:rStyle w:val="Hyperlink"/>
+            </w:rPr>
+            <w:t>Arc</w:t>
+          </w:r>
+        </w:hyperlink>
+      </w:r>
+      <w:r>
+        <w:rPr>
+          <w:rFonts w:ascii="Charis SIL Regular" w:hAnsi="Charis SIL Regular" w:eastAsia="Charis SIL Regular"/>
+          <w:b w:val="0"/>
+          <w:i w:val="0"/>
+          <w:color w:val="0000FF"/>
+          <w:sz w:val="24"/>
+          <w:u w:val="single"/>
+        </w:rPr>
         <w:hyperlink r:id="rId68" w:history="1">
           <w:r>
             <w:rPr>
               <w:rStyle w:val="Hyperlink"/>
             </w:rPr>
-            <w:t>Eliot</w:t>
+            <w:t>h</w:t>
           </w:r>
         </w:hyperlink>
       </w:r>
@@ -8505,6 +8605,42 @@
           <w:sz w:val="24"/>
           <w:u w:val="single"/>
         </w:rPr>
+        <w:hyperlink r:id="rId68" w:history="1">
+          <w:r>
+            <w:rPr>
+              <w:rStyle w:val="Hyperlink"/>
+            </w:rPr>
+            <w:t>iv</w:t>
+          </w:r>
+        </w:hyperlink>
+      </w:r>
+      <w:r>
+        <w:rPr>
+          <w:rFonts w:ascii="Charis SIL Regular" w:hAnsi="Charis SIL Regular" w:eastAsia="Charis SIL Regular"/>
+          <w:b w:val="0"/>
+          <w:i w:val="0"/>
+          <w:color w:val="0000FF"/>
+          <w:sz w:val="24"/>
+          <w:u w:val="single"/>
+        </w:rPr>
+        <w:hyperlink r:id="rId68" w:history="1">
+          <w:r>
+            <w:rPr>
+              <w:rStyle w:val="Hyperlink"/>
+            </w:rPr>
+            <w:t>es,</w:t>
+          </w:r>
+        </w:hyperlink>
+      </w:r>
+      <w:r>
+        <w:rPr>
+          <w:rFonts w:ascii="Charis SIL Regular" w:hAnsi="Charis SIL Regular" w:eastAsia="Charis SIL Regular"/>
+          <w:b w:val="0"/>
+          <w:i w:val="0"/>
+          <w:color w:val="0000FF"/>
+          <w:sz w:val="24"/>
+          <w:u w:val="single"/>
+        </w:rPr>
         <w:t xml:space="preserve"> </w:t>
       </w:r>
       <w:r>
@@ -8521,7 +8657,7 @@
             <w:rPr>
               <w:rStyle w:val="Hyperlink"/>
             </w:rPr>
-            <w:t>Elisof</w:t>
+            <w:t>Na</w:t>
           </w:r>
         </w:hyperlink>
       </w:r>
@@ -8539,7 +8675,7 @@
             <w:rPr>
               <w:rStyle w:val="Hyperlink"/>
             </w:rPr>
-            <w:t>o</w:t>
+            <w:t>tional</w:t>
           </w:r>
         </w:hyperlink>
       </w:r>
@@ -8552,249 +8688,18 @@
           <w:sz w:val="24"/>
           <w:u w:val="single"/>
         </w:rPr>
+        <w:t xml:space="preserve"> </w:t>
+      </w:r>
+      <w:r>
+        <w:rPr>
+          <w:rFonts w:ascii="Charis SIL Regular" w:hAnsi="Charis SIL Regular" w:eastAsia="Charis SIL Regular"/>
+          <w:b w:val="0"/>
+          <w:i w:val="0"/>
+          <w:color w:val="0000FF"/>
+          <w:sz w:val="24"/>
+          <w:u w:val="single"/>
+        </w:rPr>
         <w:hyperlink r:id="rId68" w:history="1">
-          <w:r>
-            <w:rPr>
-              <w:rStyle w:val="Hyperlink"/>
-            </w:rPr>
-            <w:t>n</w:t>
-          </w:r>
-        </w:hyperlink>
-      </w:r>
-      <w:r>
-        <w:rPr>
-          <w:rFonts w:ascii="Charis SIL Regular" w:hAnsi="Charis SIL Regular" w:eastAsia="Charis SIL Regular"/>
-          <w:b w:val="0"/>
-          <w:i w:val="0"/>
-          <w:color w:val="0000FF"/>
-          <w:sz w:val="24"/>
-          <w:u w:val="single"/>
-        </w:rPr>
-        <w:t xml:space="preserve"> </w:t>
-      </w:r>
-      <w:r>
-        <w:rPr>
-          <w:rFonts w:ascii="Charis SIL Regular" w:hAnsi="Charis SIL Regular" w:eastAsia="Charis SIL Regular"/>
-          <w:b w:val="0"/>
-          <w:i w:val="0"/>
-          <w:color w:val="0000FF"/>
-          <w:sz w:val="24"/>
-          <w:u w:val="single"/>
-        </w:rPr>
-        <w:hyperlink r:id="rId68" w:history="1">
-          <w:r>
-            <w:rPr>
-              <w:rStyle w:val="Hyperlink"/>
-            </w:rPr>
-            <w:t>Phot</w:t>
-          </w:r>
-        </w:hyperlink>
-      </w:r>
-      <w:r>
-        <w:rPr>
-          <w:rFonts w:ascii="Charis SIL Regular" w:hAnsi="Charis SIL Regular" w:eastAsia="Charis SIL Regular"/>
-          <w:b w:val="0"/>
-          <w:i w:val="0"/>
-          <w:color w:val="0000FF"/>
-          <w:sz w:val="24"/>
-          <w:u w:val="single"/>
-        </w:rPr>
-        <w:hyperlink r:id="rId68" w:history="1">
-          <w:r>
-            <w:rPr>
-              <w:rStyle w:val="Hyperlink"/>
-            </w:rPr>
-            <w:t>ogr</w:t>
-          </w:r>
-        </w:hyperlink>
-      </w:r>
-      <w:r>
-        <w:rPr>
-          <w:rFonts w:ascii="Charis SIL Regular" w:hAnsi="Charis SIL Regular" w:eastAsia="Charis SIL Regular"/>
-          <w:b w:val="0"/>
-          <w:i w:val="0"/>
-          <w:color w:val="0000FF"/>
-          <w:sz w:val="24"/>
-          <w:u w:val="single"/>
-        </w:rPr>
-        <w:hyperlink r:id="rId68" w:history="1">
-          <w:r>
-            <w:rPr>
-              <w:rStyle w:val="Hyperlink"/>
-            </w:rPr>
-            <w:t>a</w:t>
-          </w:r>
-        </w:hyperlink>
-      </w:r>
-      <w:r>
-        <w:rPr>
-          <w:rFonts w:ascii="Charis SIL Regular" w:hAnsi="Charis SIL Regular" w:eastAsia="Charis SIL Regular"/>
-          <w:b w:val="0"/>
-          <w:i w:val="0"/>
-          <w:color w:val="0000FF"/>
-          <w:sz w:val="24"/>
-          <w:u w:val="single"/>
-        </w:rPr>
-        <w:hyperlink r:id="rId68" w:history="1">
-          <w:r>
-            <w:rPr>
-              <w:rStyle w:val="Hyperlink"/>
-            </w:rPr>
-            <w:t>phic</w:t>
-          </w:r>
-        </w:hyperlink>
-      </w:r>
-      <w:r>
-        <w:rPr>
-          <w:rFonts w:ascii="Charis SIL Regular" w:hAnsi="Charis SIL Regular" w:eastAsia="Charis SIL Regular"/>
-          <w:b w:val="0"/>
-          <w:i w:val="0"/>
-          <w:color w:val="0000FF"/>
-          <w:sz w:val="24"/>
-          <w:u w:val="single"/>
-        </w:rPr>
-        <w:t xml:space="preserve"> </w:t>
-      </w:r>
-      <w:r>
-        <w:rPr>
-          <w:rFonts w:ascii="Charis SIL Regular" w:hAnsi="Charis SIL Regular" w:eastAsia="Charis SIL Regular"/>
-          <w:b w:val="0"/>
-          <w:i w:val="0"/>
-          <w:color w:val="0000FF"/>
-          <w:sz w:val="24"/>
-          <w:u w:val="single"/>
-        </w:rPr>
-        <w:hyperlink r:id="rId68" w:history="1">
-          <w:r>
-            <w:rPr>
-              <w:rStyle w:val="Hyperlink"/>
-            </w:rPr>
-            <w:t>Arc</w:t>
-          </w:r>
-        </w:hyperlink>
-      </w:r>
-      <w:r>
-        <w:rPr>
-          <w:rFonts w:ascii="Charis SIL Regular" w:hAnsi="Charis SIL Regular" w:eastAsia="Charis SIL Regular"/>
-          <w:b w:val="0"/>
-          <w:i w:val="0"/>
-          <w:color w:val="0000FF"/>
-          <w:sz w:val="24"/>
-          <w:u w:val="single"/>
-        </w:rPr>
-        <w:hyperlink r:id="rId68" w:history="1">
-          <w:r>
-            <w:rPr>
-              <w:rStyle w:val="Hyperlink"/>
-            </w:rPr>
-            <w:t>h</w:t>
-          </w:r>
-        </w:hyperlink>
-      </w:r>
-      <w:r>
-        <w:rPr>
-          <w:rFonts w:ascii="Charis SIL Regular" w:hAnsi="Charis SIL Regular" w:eastAsia="Charis SIL Regular"/>
-          <w:b w:val="0"/>
-          <w:i w:val="0"/>
-          <w:color w:val="0000FF"/>
-          <w:sz w:val="24"/>
-          <w:u w:val="single"/>
-        </w:rPr>
-        <w:hyperlink r:id="rId68" w:history="1">
-          <w:r>
-            <w:rPr>
-              <w:rStyle w:val="Hyperlink"/>
-            </w:rPr>
-            <w:t>iv</w:t>
-          </w:r>
-        </w:hyperlink>
-      </w:r>
-      <w:r>
-        <w:rPr>
-          <w:rFonts w:ascii="Charis SIL Regular" w:hAnsi="Charis SIL Regular" w:eastAsia="Charis SIL Regular"/>
-          <w:b w:val="0"/>
-          <w:i w:val="0"/>
-          <w:color w:val="0000FF"/>
-          <w:sz w:val="24"/>
-          <w:u w:val="single"/>
-        </w:rPr>
-        <w:hyperlink r:id="rId68" w:history="1">
-          <w:r>
-            <w:rPr>
-              <w:rStyle w:val="Hyperlink"/>
-            </w:rPr>
-            <w:t>es,</w:t>
-          </w:r>
-        </w:hyperlink>
-      </w:r>
-      <w:r>
-        <w:rPr>
-          <w:rFonts w:ascii="Charis SIL Regular" w:hAnsi="Charis SIL Regular" w:eastAsia="Charis SIL Regular"/>
-          <w:b w:val="0"/>
-          <w:i w:val="0"/>
-          <w:color w:val="0000FF"/>
-          <w:sz w:val="24"/>
-          <w:u w:val="single"/>
-        </w:rPr>
-        <w:t xml:space="preserve"> </w:t>
-      </w:r>
-      <w:r>
-        <w:rPr>
-          <w:rFonts w:ascii="Charis SIL Regular" w:hAnsi="Charis SIL Regular" w:eastAsia="Charis SIL Regular"/>
-          <w:b w:val="0"/>
-          <w:i w:val="0"/>
-          <w:color w:val="0000FF"/>
-          <w:sz w:val="24"/>
-          <w:u w:val="single"/>
-        </w:rPr>
-        <w:hyperlink r:id="rId69" w:history="1">
-          <w:r>
-            <w:rPr>
-              <w:rStyle w:val="Hyperlink"/>
-            </w:rPr>
-            <w:t>Na</w:t>
-          </w:r>
-        </w:hyperlink>
-      </w:r>
-      <w:r>
-        <w:rPr>
-          <w:rFonts w:ascii="Charis SIL Regular" w:hAnsi="Charis SIL Regular" w:eastAsia="Charis SIL Regular"/>
-          <w:b w:val="0"/>
-          <w:i w:val="0"/>
-          <w:color w:val="0000FF"/>
-          <w:sz w:val="24"/>
-          <w:u w:val="single"/>
-        </w:rPr>
-        <w:hyperlink r:id="rId69" w:history="1">
-          <w:r>
-            <w:rPr>
-              <w:rStyle w:val="Hyperlink"/>
-            </w:rPr>
-            <w:t>tional</w:t>
-          </w:r>
-        </w:hyperlink>
-      </w:r>
-      <w:r>
-        <w:rPr>
-          <w:rFonts w:ascii="Charis SIL Regular" w:hAnsi="Charis SIL Regular" w:eastAsia="Charis SIL Regular"/>
-          <w:b w:val="0"/>
-          <w:i w:val="0"/>
-          <w:color w:val="0000FF"/>
-          <w:sz w:val="24"/>
-          <w:u w:val="single"/>
-        </w:rPr>
-        <w:t xml:space="preserve"> </w:t>
-      </w:r>
-      <w:r>
-        <w:rPr>
-          <w:rFonts w:ascii="Charis SIL Regular" w:hAnsi="Charis SIL Regular" w:eastAsia="Charis SIL Regular"/>
-          <w:b w:val="0"/>
-          <w:i w:val="0"/>
-          <w:color w:val="0000FF"/>
-          <w:sz w:val="24"/>
-          <w:u w:val="single"/>
-        </w:rPr>
-        <w:hyperlink r:id="rId69" w:history="1">
           <w:r>
             <w:rPr>
               <w:rStyle w:val="Hyperlink"/>
@@ -11774,7 +11679,6 @@
           <w:i w:val="0"/>
           <w:color w:val="0000FF"/>
           <w:sz w:val="24"/>
-          <w:u w:val="single"/>
         </w:rPr>
         <w:t>-</w:t>
       </w:r>
@@ -12188,7 +12092,7 @@
           <w:sz w:val="24"/>
           <w:u w:val="single"/>
         </w:rPr>
-        <w:hyperlink r:id="rId89" w:history="1">
+        <w:hyperlink r:id="rId88" w:history="1">
           <w:r>
             <w:rPr>
               <w:rStyle w:val="Hyperlink"/>
@@ -12600,7 +12504,7 @@
           <w:sz w:val="24"/>
           <w:u w:val="single"/>
         </w:rPr>
-        <w:hyperlink r:id="rId92" w:history="1">
+        <w:hyperlink r:id="rId93" w:history="1">
           <w:r>
             <w:rPr>
               <w:rStyle w:val="Hyperlink"/>
@@ -12629,7 +12533,7 @@
           <w:sz w:val="24"/>
           <w:u w:val="single"/>
         </w:rPr>
-        <w:hyperlink r:id="rId92" w:history="1">
+        <w:hyperlink r:id="rId93" w:history="1">
           <w:r>
             <w:rPr>
               <w:rStyle w:val="Hyperlink"/>
@@ -14660,7 +14564,32 @@
           <w:sz w:val="24"/>
           <w:u w:val="single"/>
         </w:rPr>
-        <w:t>ale-Collecties-2.pdf</w:t>
+        <w:hyperlink r:id="rId106" w:history="1">
+          <w:r>
+            <w:rPr>
+              <w:rStyle w:val="Hyperlink"/>
+            </w:rPr>
+            <w:t>ale-</w:t>
+          </w:r>
+        </w:hyperlink>
+      </w:r>
+      <w:r>
+        <w:rPr>
+          <w:rFonts w:ascii="Charis SIL Regular" w:hAnsi="Charis SIL Regular" w:eastAsia="Charis SIL Regular"/>
+          <w:b w:val="0"/>
+          <w:i w:val="0"/>
+          <w:color w:val="0000FF"/>
+          <w:sz w:val="24"/>
+          <w:u w:val="single"/>
+        </w:rPr>
+        <w:hyperlink r:id="rId106" w:history="1">
+          <w:r>
+            <w:rPr>
+              <w:rStyle w:val="Hyperlink"/>
+            </w:rPr>
+            <w:t>Collecties-2.pdf</w:t>
+          </w:r>
+        </w:hyperlink>
       </w:r>
     </w:p>
     <w:p>

--- a/EXPORTS/DOCX/published/niveau2/Dutch/Suriname.docx
+++ b/EXPORTS/DOCX/published/niveau2/Dutch/Suriname.docx
@@ -881,6 +881,7 @@
       </w:r>
       <w:r>
         <w:rPr>
+          <w:u w:val="single" w:color="0000ff"/>
           <w:rFonts w:ascii="Charis SIL Regular" w:hAnsi="Charis SIL Regular" w:eastAsia="Charis SIL Regular"/>
           <w:b w:val="0"/>
           <w:i w:val="0"/>
@@ -891,24 +892,13 @@
       </w:r>
       <w:r>
         <w:rPr>
-          <w:u w:val="single" w:color="0000ff"/>
-          <w:rFonts w:ascii="Charis SIL Regular" w:hAnsi="Charis SIL Regular" w:eastAsia="Charis SIL Regular"/>
-          <w:b w:val="0"/>
-          <w:i w:val="0"/>
-          <w:color w:val="000000"/>
-          <w:sz w:val="24"/>
-        </w:rPr>
-        <w:t>s</w:t>
-      </w:r>
-      <w:r>
-        <w:rPr>
-          <w:rFonts w:ascii="Charis SIL Regular" w:hAnsi="Charis SIL Regular" w:eastAsia="Charis SIL Regular"/>
-          <w:b w:val="0"/>
-          <w:i w:val="0"/>
-          <w:color w:val="000000"/>
-          <w:sz w:val="24"/>
-        </w:rPr>
-        <w:t xml:space="preserve">che voorwerpen opgenomen. Van Stedman is </w:t>
+          <w:rFonts w:ascii="Charis SIL Regular" w:hAnsi="Charis SIL Regular" w:eastAsia="Charis SIL Regular"/>
+          <w:b w:val="0"/>
+          <w:i w:val="0"/>
+          <w:color w:val="000000"/>
+          <w:sz w:val="24"/>
+        </w:rPr>
+        <w:t xml:space="preserve">sche voorwerpen opgenomen. Van Stedman is </w:t>
       </w:r>
       <w:r>
         <w:rPr>
@@ -1693,13 +1683,131 @@
       </w:r>
       <w:r>
         <w:rPr>
-          <w:rFonts w:ascii="Charis SIL Regular" w:hAnsi="Charis SIL Regular" w:eastAsia="Charis SIL Regular"/>
-          <w:b w:val="0"/>
-          <w:i w:val="0"/>
-          <w:color w:val="000000"/>
-          <w:sz w:val="24"/>
-        </w:rPr>
-        <w:t xml:space="preserve">was schoonzoon en bewonderaar van </w:t>
+          <w:u w:val="single" w:color="0000ff"/>
+          <w:rFonts w:ascii="Charis SIL Regular" w:hAnsi="Charis SIL Regular" w:eastAsia="Charis SIL Regular"/>
+          <w:b w:val="0"/>
+          <w:i w:val="0"/>
+          <w:color w:val="000000"/>
+          <w:sz w:val="24"/>
+        </w:rPr>
+        <w:hyperlink r:id="rId14" w:history="1">
+          <w:r>
+            <w:rPr>
+              <w:rStyle w:val="Hyperlink"/>
+            </w:rPr>
+            <w:t>was sch</w:t>
+          </w:r>
+        </w:hyperlink>
+      </w:r>
+      <w:r>
+        <w:rPr>
+          <w:u w:val="single" w:color="0000ff"/>
+          <w:rFonts w:ascii="Charis SIL Regular" w:hAnsi="Charis SIL Regular" w:eastAsia="Charis SIL Regular"/>
+          <w:b w:val="0"/>
+          <w:i w:val="0"/>
+          <w:color w:val="000000"/>
+          <w:sz w:val="24"/>
+        </w:rPr>
+        <w:hyperlink r:id="rId14" w:history="1">
+          <w:r>
+            <w:rPr>
+              <w:rStyle w:val="Hyperlink"/>
+            </w:rPr>
+            <w:t>o</w:t>
+          </w:r>
+        </w:hyperlink>
+      </w:r>
+      <w:r>
+        <w:rPr>
+          <w:u w:val="single" w:color="0000ff"/>
+          <w:rFonts w:ascii="Charis SIL Regular" w:hAnsi="Charis SIL Regular" w:eastAsia="Charis SIL Regular"/>
+          <w:b w:val="0"/>
+          <w:i w:val="0"/>
+          <w:color w:val="000000"/>
+          <w:sz w:val="24"/>
+        </w:rPr>
+        <w:hyperlink r:id="rId14" w:history="1">
+          <w:r>
+            <w:rPr>
+              <w:rStyle w:val="Hyperlink"/>
+            </w:rPr>
+            <w:t>onzoon en b</w:t>
+          </w:r>
+        </w:hyperlink>
+      </w:r>
+      <w:r>
+        <w:rPr>
+          <w:rFonts w:ascii="Charis SIL Regular" w:hAnsi="Charis SIL Regular" w:eastAsia="Charis SIL Regular"/>
+          <w:b w:val="0"/>
+          <w:i w:val="0"/>
+          <w:color w:val="000000"/>
+          <w:sz w:val="24"/>
+        </w:rPr>
+        <w:t>e</w:t>
+      </w:r>
+      <w:r>
+        <w:rPr>
+          <w:u w:val="single" w:color="0000ff"/>
+          <w:rFonts w:ascii="Charis SIL Regular" w:hAnsi="Charis SIL Regular" w:eastAsia="Charis SIL Regular"/>
+          <w:b w:val="0"/>
+          <w:i w:val="0"/>
+          <w:color w:val="000000"/>
+          <w:sz w:val="24"/>
+        </w:rPr>
+        <w:hyperlink r:id="rId15" w:history="1">
+          <w:r>
+            <w:rPr>
+              <w:rStyle w:val="Hyperlink"/>
+            </w:rPr>
+            <w:t>wonder</w:t>
+          </w:r>
+        </w:hyperlink>
+      </w:r>
+      <w:r>
+        <w:rPr>
+          <w:u w:val="single" w:color="0000ff"/>
+          <w:rFonts w:ascii="Charis SIL Regular" w:hAnsi="Charis SIL Regular" w:eastAsia="Charis SIL Regular"/>
+          <w:b w:val="0"/>
+          <w:i w:val="0"/>
+          <w:color w:val="000000"/>
+          <w:sz w:val="24"/>
+        </w:rPr>
+        <w:hyperlink r:id="rId15" w:history="1">
+          <w:r>
+            <w:rPr>
+              <w:rStyle w:val="Hyperlink"/>
+            </w:rPr>
+            <w:t>a</w:t>
+          </w:r>
+        </w:hyperlink>
+      </w:r>
+      <w:r>
+        <w:rPr>
+          <w:u w:val="single" w:color="0000ff"/>
+          <w:rFonts w:ascii="Charis SIL Regular" w:hAnsi="Charis SIL Regular" w:eastAsia="Charis SIL Regular"/>
+          <w:b w:val="0"/>
+          <w:i w:val="0"/>
+          <w:color w:val="000000"/>
+          <w:sz w:val="24"/>
+        </w:rPr>
+        <w:hyperlink r:id="rId15" w:history="1">
+          <w:r>
+            <w:rPr>
+              <w:rStyle w:val="Hyperlink"/>
+            </w:rPr>
+            <w:t xml:space="preserve">ar van </w:t>
+          </w:r>
+        </w:hyperlink>
+      </w:r>
+      <w:r>
+        <w:rPr>
+          <w:rFonts w:ascii="Charis SIL Regular" w:hAnsi="Charis SIL Regular" w:eastAsia="Charis SIL Regular"/>
+          <w:b w:val="0"/>
+          <w:i w:val="0"/>
+          <w:color w:val="0000FF"/>
+          <w:sz w:val="24"/>
+        </w:rPr>
+        <w:t>G</w:t>
       </w:r>
       <w:r>
         <w:rPr>
@@ -1710,7 +1818,14 @@
           <w:sz w:val="24"/>
           <w:u w:val="single"/>
         </w:rPr>
-        <w:t>G</w:t>
+        <w:hyperlink r:id="rId15" w:history="1">
+          <w:r>
+            <w:rPr>
+              <w:rStyle w:val="Hyperlink"/>
+            </w:rPr>
+            <w:t>errit</w:t>
+          </w:r>
+        </w:hyperlink>
       </w:r>
       <w:r>
         <w:rPr>
@@ -1721,40 +1836,22 @@
           <w:sz w:val="24"/>
           <w:u w:val="single"/>
         </w:rPr>
+        <w:t xml:space="preserve"> </w:t>
+      </w:r>
+      <w:r>
+        <w:rPr>
+          <w:rFonts w:ascii="Charis SIL Regular" w:hAnsi="Charis SIL Regular" w:eastAsia="Charis SIL Regular"/>
+          <w:b w:val="0"/>
+          <w:i w:val="0"/>
+          <w:color w:val="0000FF"/>
+          <w:sz w:val="24"/>
+          <w:u w:val="single"/>
+        </w:rPr>
         <w:hyperlink r:id="rId15" w:history="1">
           <w:r>
             <w:rPr>
               <w:rStyle w:val="Hyperlink"/>
             </w:rPr>
-            <w:t>errit</w:t>
-          </w:r>
-        </w:hyperlink>
-      </w:r>
-      <w:r>
-        <w:rPr>
-          <w:rFonts w:ascii="Charis SIL Regular" w:hAnsi="Charis SIL Regular" w:eastAsia="Charis SIL Regular"/>
-          <w:b w:val="0"/>
-          <w:i w:val="0"/>
-          <w:color w:val="0000FF"/>
-          <w:sz w:val="24"/>
-          <w:u w:val="single"/>
-        </w:rPr>
-        <w:t xml:space="preserve"> </w:t>
-      </w:r>
-      <w:r>
-        <w:rPr>
-          <w:rFonts w:ascii="Charis SIL Regular" w:hAnsi="Charis SIL Regular" w:eastAsia="Charis SIL Regular"/>
-          <w:b w:val="0"/>
-          <w:i w:val="0"/>
-          <w:color w:val="0000FF"/>
-          <w:sz w:val="24"/>
-          <w:u w:val="single"/>
-        </w:rPr>
-        <w:hyperlink r:id="rId15" w:history="1">
-          <w:r>
-            <w:rPr>
-              <w:rStyle w:val="Hyperlink"/>
-            </w:rPr>
             <w:t>Scho</w:t>
           </w:r>
         </w:hyperlink>
@@ -1766,7 +1863,6 @@
           <w:i w:val="0"/>
           <w:color w:val="0000FF"/>
           <w:sz w:val="24"/>
-          <w:u w:val="single"/>
         </w:rPr>
         <w:hyperlink r:id="rId17" w:history="1">
           <w:r>
@@ -2764,6 +2860,7 @@
           <w:i w:val="0"/>
           <w:color w:val="0000FF"/>
           <w:sz w:val="24"/>
+          <w:u w:val="single"/>
         </w:rPr>
         <w:t xml:space="preserve"> </w:t>
       </w:r>
@@ -2810,9 +2907,19 @@
             <w:rPr>
               <w:rStyle w:val="Hyperlink"/>
             </w:rPr>
-            <w:t>geluidsbanden</w:t>
-          </w:r>
-        </w:hyperlink>
+            <w:t>geluidsbande</w:t>
+          </w:r>
+        </w:hyperlink>
+      </w:r>
+      <w:r>
+        <w:rPr>
+          <w:rFonts w:ascii="Charis SIL Regular" w:hAnsi="Charis SIL Regular" w:eastAsia="Charis SIL Regular"/>
+          <w:b w:val="0"/>
+          <w:i w:val="0"/>
+          <w:color w:val="0000FF"/>
+          <w:sz w:val="24"/>
+        </w:rPr>
+        <w:t>n</w:t>
       </w:r>
       <w:r>
         <w:rPr>
@@ -3094,14 +3201,35 @@
           <w:i w:val="0"/>
           <w:color w:val="0000FF"/>
           <w:sz w:val="24"/>
+        </w:rPr>
+        <w:t>Cornelis Ascanius van</w:t>
+      </w:r>
+      <w:r>
+        <w:rPr>
+          <w:rFonts w:ascii="Charis SIL Regular" w:hAnsi="Charis SIL Regular" w:eastAsia="Charis SIL Regular"/>
+          <w:b w:val="0"/>
+          <w:i w:val="0"/>
+          <w:color w:val="0000FF"/>
+          <w:sz w:val="24"/>
           <w:u w:val="single"/>
         </w:rPr>
+        <w:t xml:space="preserve"> </w:t>
+      </w:r>
+      <w:r>
+        <w:rPr>
+          <w:rFonts w:ascii="Charis SIL Regular" w:hAnsi="Charis SIL Regular" w:eastAsia="Charis SIL Regular"/>
+          <w:b w:val="0"/>
+          <w:i w:val="0"/>
+          <w:color w:val="0000FF"/>
+          <w:sz w:val="24"/>
+          <w:u w:val="single"/>
+        </w:rPr>
         <w:hyperlink r:id="rId28" w:history="1">
           <w:r>
             <w:rPr>
               <w:rStyle w:val="Hyperlink"/>
             </w:rPr>
-            <w:t>Cornelis</w:t>
+            <w:t>Sypest</w:t>
           </w:r>
         </w:hyperlink>
       </w:r>
@@ -3114,6 +3242,62 @@
           <w:sz w:val="24"/>
           <w:u w:val="single"/>
         </w:rPr>
+        <w:hyperlink r:id="rId28" w:history="1">
+          <w:r>
+            <w:rPr>
+              <w:rStyle w:val="Hyperlink"/>
+            </w:rPr>
+            <w:t>eyn</w:t>
+          </w:r>
+        </w:hyperlink>
+      </w:r>
+      <w:r>
+        <w:rPr>
+          <w:rFonts w:ascii="Charis SIL Regular" w:hAnsi="Charis SIL Regular" w:eastAsia="Charis SIL Regular"/>
+          <w:b w:val="0"/>
+          <w:i w:val="0"/>
+          <w:color w:val="000000"/>
+          <w:sz w:val="24"/>
+        </w:rPr>
+        <w:t xml:space="preserve"> en </w:t>
+      </w:r>
+      <w:r>
+        <w:rPr>
+          <w:rFonts w:ascii="Charis SIL Regular" w:hAnsi="Charis SIL Regular" w:eastAsia="Charis SIL Regular"/>
+          <w:b w:val="0"/>
+          <w:i w:val="0"/>
+          <w:color w:val="000000"/>
+          <w:sz w:val="24"/>
+        </w:rPr>
+        <w:t xml:space="preserve">administrateur der financiën </w:t>
+      </w:r>
+      <w:r>
+        <w:rPr>
+          <w:rFonts w:ascii="Charis SIL Regular" w:hAnsi="Charis SIL Regular" w:eastAsia="Charis SIL Regular"/>
+          <w:b w:val="0"/>
+          <w:i w:val="0"/>
+          <w:color w:val="0000FF"/>
+          <w:sz w:val="24"/>
+          <w:u w:val="single"/>
+        </w:rPr>
+        <w:hyperlink r:id="rId29" w:history="1">
+          <w:r>
+            <w:rPr>
+              <w:rStyle w:val="Hyperlink"/>
+            </w:rPr>
+            <w:t>Assueer</w:t>
+          </w:r>
+        </w:hyperlink>
+      </w:r>
+      <w:r>
+        <w:rPr>
+          <w:rFonts w:ascii="Charis SIL Regular" w:hAnsi="Charis SIL Regular" w:eastAsia="Charis SIL Regular"/>
+          <w:b w:val="0"/>
+          <w:i w:val="0"/>
+          <w:color w:val="0000FF"/>
+          <w:sz w:val="24"/>
+          <w:u w:val="single"/>
+        </w:rPr>
         <w:t xml:space="preserve"> </w:t>
       </w:r>
       <w:r>
@@ -3125,12 +3309,12 @@
           <w:sz w:val="24"/>
           <w:u w:val="single"/>
         </w:rPr>
-        <w:hyperlink r:id="rId28" w:history="1">
-          <w:r>
-            <w:rPr>
-              <w:rStyle w:val="Hyperlink"/>
-            </w:rPr>
-            <w:t>Ascanius</w:t>
+        <w:hyperlink r:id="rId29" w:history="1">
+          <w:r>
+            <w:rPr>
+              <w:rStyle w:val="Hyperlink"/>
+            </w:rPr>
+            <w:t>Jacob</w:t>
           </w:r>
         </w:hyperlink>
       </w:r>
@@ -3154,12 +3338,12 @@
           <w:sz w:val="24"/>
           <w:u w:val="single"/>
         </w:rPr>
-        <w:hyperlink r:id="rId28" w:history="1">
-          <w:r>
-            <w:rPr>
-              <w:rStyle w:val="Hyperlink"/>
-            </w:rPr>
-            <w:t>van</w:t>
+        <w:hyperlink r:id="rId29" w:history="1">
+          <w:r>
+            <w:rPr>
+              <w:rStyle w:val="Hyperlink"/>
+            </w:rPr>
+            <w:t>Schimmelpen</w:t>
           </w:r>
         </w:hyperlink>
       </w:r>
@@ -3172,6 +3356,24 @@
           <w:sz w:val="24"/>
           <w:u w:val="single"/>
         </w:rPr>
+        <w:hyperlink r:id="rId29" w:history="1">
+          <w:r>
+            <w:rPr>
+              <w:rStyle w:val="Hyperlink"/>
+            </w:rPr>
+            <w:t>ninck</w:t>
+          </w:r>
+        </w:hyperlink>
+      </w:r>
+      <w:r>
+        <w:rPr>
+          <w:rFonts w:ascii="Charis SIL Regular" w:hAnsi="Charis SIL Regular" w:eastAsia="Charis SIL Regular"/>
+          <w:b w:val="0"/>
+          <w:i w:val="0"/>
+          <w:color w:val="0000FF"/>
+          <w:sz w:val="24"/>
+          <w:u w:val="single"/>
+        </w:rPr>
         <w:t xml:space="preserve"> </w:t>
       </w:r>
       <w:r>
@@ -3183,12 +3385,12 @@
           <w:sz w:val="24"/>
           <w:u w:val="single"/>
         </w:rPr>
-        <w:hyperlink r:id="rId26" w:history="1">
-          <w:r>
-            <w:rPr>
-              <w:rStyle w:val="Hyperlink"/>
-            </w:rPr>
-            <w:t>Sypest</w:t>
+        <w:hyperlink r:id="rId29" w:history="1">
+          <w:r>
+            <w:rPr>
+              <w:rStyle w:val="Hyperlink"/>
+            </w:rPr>
+            <w:t>va</w:t>
           </w:r>
         </w:hyperlink>
       </w:r>
@@ -3201,52 +3403,14 @@
           <w:sz w:val="24"/>
           <w:u w:val="single"/>
         </w:rPr>
-        <w:hyperlink r:id="rId28" w:history="1">
-          <w:r>
-            <w:rPr>
-              <w:rStyle w:val="Hyperlink"/>
-            </w:rPr>
-            <w:t>eyn</w:t>
-          </w:r>
-        </w:hyperlink>
-      </w:r>
-      <w:r>
-        <w:rPr>
-          <w:rFonts w:ascii="Charis SIL Regular" w:hAnsi="Charis SIL Regular" w:eastAsia="Charis SIL Regular"/>
-          <w:b w:val="0"/>
-          <w:i w:val="0"/>
-          <w:color w:val="000000"/>
-          <w:sz w:val="24"/>
-        </w:rPr>
-        <w:t xml:space="preserve"> en </w:t>
-      </w:r>
-      <w:r>
-        <w:rPr>
-          <w:u w:val="single" w:color="0000ff"/>
-          <w:rFonts w:ascii="Charis SIL Regular" w:hAnsi="Charis SIL Regular" w:eastAsia="Charis SIL Regular"/>
-          <w:b w:val="0"/>
-          <w:i w:val="0"/>
-          <w:color w:val="000000"/>
-          <w:sz w:val="24"/>
-        </w:rPr>
-        <w:hyperlink r:id="rId27" w:history="1">
-          <w:r>
-            <w:rPr>
-              <w:rStyle w:val="Hyperlink"/>
-            </w:rPr>
-            <w:t>administ</w:t>
-          </w:r>
-        </w:hyperlink>
-      </w:r>
-      <w:r>
-        <w:rPr>
-          <w:rFonts w:ascii="Charis SIL Regular" w:hAnsi="Charis SIL Regular" w:eastAsia="Charis SIL Regular"/>
-          <w:b w:val="0"/>
-          <w:i w:val="0"/>
-          <w:color w:val="000000"/>
-          <w:sz w:val="24"/>
-        </w:rPr>
-        <w:t xml:space="preserve">rateur der financiën </w:t>
+        <w:hyperlink r:id="rId29" w:history="1">
+          <w:r>
+            <w:rPr>
+              <w:rStyle w:val="Hyperlink"/>
+            </w:rPr>
+            <w:t>n</w:t>
+          </w:r>
+        </w:hyperlink>
       </w:r>
       <w:r>
         <w:rPr>
@@ -3257,12 +3421,23 @@
           <w:sz w:val="24"/>
           <w:u w:val="single"/>
         </w:rPr>
+        <w:t xml:space="preserve"> </w:t>
+      </w:r>
+      <w:r>
+        <w:rPr>
+          <w:rFonts w:ascii="Charis SIL Regular" w:hAnsi="Charis SIL Regular" w:eastAsia="Charis SIL Regular"/>
+          <w:b w:val="0"/>
+          <w:i w:val="0"/>
+          <w:color w:val="0000FF"/>
+          <w:sz w:val="24"/>
+          <w:u w:val="single"/>
+        </w:rPr>
         <w:hyperlink r:id="rId29" w:history="1">
           <w:r>
             <w:rPr>
               <w:rStyle w:val="Hyperlink"/>
             </w:rPr>
-            <w:t>Assueer</w:t>
+            <w:t>der</w:t>
           </w:r>
         </w:hyperlink>
       </w:r>
@@ -3287,158 +3462,6 @@
           <w:u w:val="single"/>
         </w:rPr>
         <w:hyperlink r:id="rId29" w:history="1">
-          <w:r>
-            <w:rPr>
-              <w:rStyle w:val="Hyperlink"/>
-            </w:rPr>
-            <w:t>Jacob</w:t>
-          </w:r>
-        </w:hyperlink>
-      </w:r>
-      <w:r>
-        <w:rPr>
-          <w:rFonts w:ascii="Charis SIL Regular" w:hAnsi="Charis SIL Regular" w:eastAsia="Charis SIL Regular"/>
-          <w:b w:val="0"/>
-          <w:i w:val="0"/>
-          <w:color w:val="0000FF"/>
-          <w:sz w:val="24"/>
-          <w:u w:val="single"/>
-        </w:rPr>
-        <w:t xml:space="preserve"> </w:t>
-      </w:r>
-      <w:r>
-        <w:rPr>
-          <w:rFonts w:ascii="Charis SIL Regular" w:hAnsi="Charis SIL Regular" w:eastAsia="Charis SIL Regular"/>
-          <w:b w:val="0"/>
-          <w:i w:val="0"/>
-          <w:color w:val="0000FF"/>
-          <w:sz w:val="24"/>
-          <w:u w:val="single"/>
-        </w:rPr>
-        <w:hyperlink r:id="rId29" w:history="1">
-          <w:r>
-            <w:rPr>
-              <w:rStyle w:val="Hyperlink"/>
-            </w:rPr>
-            <w:t>Schimmelpen</w:t>
-          </w:r>
-        </w:hyperlink>
-      </w:r>
-      <w:r>
-        <w:rPr>
-          <w:rFonts w:ascii="Charis SIL Regular" w:hAnsi="Charis SIL Regular" w:eastAsia="Charis SIL Regular"/>
-          <w:b w:val="0"/>
-          <w:i w:val="0"/>
-          <w:color w:val="0000FF"/>
-          <w:sz w:val="24"/>
-          <w:u w:val="single"/>
-        </w:rPr>
-        <w:hyperlink r:id="rId28" w:history="1">
-          <w:r>
-            <w:rPr>
-              <w:rStyle w:val="Hyperlink"/>
-            </w:rPr>
-            <w:t>ninck</w:t>
-          </w:r>
-        </w:hyperlink>
-      </w:r>
-      <w:r>
-        <w:rPr>
-          <w:rFonts w:ascii="Charis SIL Regular" w:hAnsi="Charis SIL Regular" w:eastAsia="Charis SIL Regular"/>
-          <w:b w:val="0"/>
-          <w:i w:val="0"/>
-          <w:color w:val="0000FF"/>
-          <w:sz w:val="24"/>
-          <w:u w:val="single"/>
-        </w:rPr>
-        <w:t xml:space="preserve"> </w:t>
-      </w:r>
-      <w:r>
-        <w:rPr>
-          <w:rFonts w:ascii="Charis SIL Regular" w:hAnsi="Charis SIL Regular" w:eastAsia="Charis SIL Regular"/>
-          <w:b w:val="0"/>
-          <w:i w:val="0"/>
-          <w:color w:val="0000FF"/>
-          <w:sz w:val="24"/>
-          <w:u w:val="single"/>
-        </w:rPr>
-        <w:hyperlink r:id="rId28" w:history="1">
-          <w:r>
-            <w:rPr>
-              <w:rStyle w:val="Hyperlink"/>
-            </w:rPr>
-            <w:t>va</w:t>
-          </w:r>
-        </w:hyperlink>
-      </w:r>
-      <w:r>
-        <w:rPr>
-          <w:rFonts w:ascii="Charis SIL Regular" w:hAnsi="Charis SIL Regular" w:eastAsia="Charis SIL Regular"/>
-          <w:b w:val="0"/>
-          <w:i w:val="0"/>
-          <w:color w:val="0000FF"/>
-          <w:sz w:val="24"/>
-          <w:u w:val="single"/>
-        </w:rPr>
-        <w:hyperlink r:id="rId28" w:history="1">
-          <w:r>
-            <w:rPr>
-              <w:rStyle w:val="Hyperlink"/>
-            </w:rPr>
-            <w:t>n</w:t>
-          </w:r>
-        </w:hyperlink>
-      </w:r>
-      <w:r>
-        <w:rPr>
-          <w:rFonts w:ascii="Charis SIL Regular" w:hAnsi="Charis SIL Regular" w:eastAsia="Charis SIL Regular"/>
-          <w:b w:val="0"/>
-          <w:i w:val="0"/>
-          <w:color w:val="0000FF"/>
-          <w:sz w:val="24"/>
-          <w:u w:val="single"/>
-        </w:rPr>
-        <w:t xml:space="preserve"> </w:t>
-      </w:r>
-      <w:r>
-        <w:rPr>
-          <w:rFonts w:ascii="Charis SIL Regular" w:hAnsi="Charis SIL Regular" w:eastAsia="Charis SIL Regular"/>
-          <w:b w:val="0"/>
-          <w:i w:val="0"/>
-          <w:color w:val="0000FF"/>
-          <w:sz w:val="24"/>
-          <w:u w:val="single"/>
-        </w:rPr>
-        <w:hyperlink r:id="rId28" w:history="1">
-          <w:r>
-            <w:rPr>
-              <w:rStyle w:val="Hyperlink"/>
-            </w:rPr>
-            <w:t>der</w:t>
-          </w:r>
-        </w:hyperlink>
-      </w:r>
-      <w:r>
-        <w:rPr>
-          <w:rFonts w:ascii="Charis SIL Regular" w:hAnsi="Charis SIL Regular" w:eastAsia="Charis SIL Regular"/>
-          <w:b w:val="0"/>
-          <w:i w:val="0"/>
-          <w:color w:val="0000FF"/>
-          <w:sz w:val="24"/>
-          <w:u w:val="single"/>
-        </w:rPr>
-        <w:t xml:space="preserve"> </w:t>
-      </w:r>
-      <w:r>
-        <w:rPr>
-          <w:rFonts w:ascii="Charis SIL Regular" w:hAnsi="Charis SIL Regular" w:eastAsia="Charis SIL Regular"/>
-          <w:b w:val="0"/>
-          <w:i w:val="0"/>
-          <w:color w:val="0000FF"/>
-          <w:sz w:val="24"/>
-          <w:u w:val="single"/>
-        </w:rPr>
-        <w:hyperlink r:id="rId28" w:history="1">
           <w:r>
             <w:rPr>
               <w:rStyle w:val="Hyperlink"/>
@@ -4999,7 +5022,14 @@
           <w:color w:val="000000"/>
           <w:sz w:val="24"/>
         </w:rPr>
-        <w:t xml:space="preserve">g </w:t>
+        <w:hyperlink r:id="rId41" w:history="1">
+          <w:r>
+            <w:rPr>
+              <w:rStyle w:val="Hyperlink"/>
+            </w:rPr>
+            <w:t xml:space="preserve">g </w:t>
+          </w:r>
+        </w:hyperlink>
       </w:r>
       <w:r>
         <w:rPr>
@@ -6893,7 +6923,6 @@
           <w:i w:val="0"/>
           <w:color w:val="0000FF"/>
           <w:sz w:val="24"/>
-          <w:u w:val="single"/>
         </w:rPr>
         <w:hyperlink r:id="rId57" w:history="1">
           <w:r>
@@ -7698,7 +7727,58 @@
           <w:color w:val="000000"/>
           <w:sz w:val="24"/>
         </w:rPr>
-        <w:t xml:space="preserve">Hieronder bevond zich een </w:t>
+        <w:hyperlink r:id="rId64" w:history="1">
+          <w:r>
+            <w:rPr>
+              <w:rStyle w:val="Hyperlink"/>
+            </w:rPr>
+            <w:t>Hie</w:t>
+          </w:r>
+        </w:hyperlink>
+      </w:r>
+      <w:r>
+        <w:rPr>
+          <w:rFonts w:ascii="Charis SIL Regular" w:hAnsi="Charis SIL Regular" w:eastAsia="Charis SIL Regular"/>
+          <w:b w:val="0"/>
+          <w:i w:val="0"/>
+          <w:color w:val="000000"/>
+          <w:sz w:val="24"/>
+        </w:rPr>
+        <w:hyperlink r:id="rId64" w:history="1">
+          <w:r>
+            <w:rPr>
+              <w:rStyle w:val="Hyperlink"/>
+            </w:rPr>
+            <w:t>r</w:t>
+          </w:r>
+        </w:hyperlink>
+      </w:r>
+      <w:r>
+        <w:rPr>
+          <w:rFonts w:ascii="Charis SIL Regular" w:hAnsi="Charis SIL Regular" w:eastAsia="Charis SIL Regular"/>
+          <w:b w:val="0"/>
+          <w:i w:val="0"/>
+          <w:color w:val="000000"/>
+          <w:sz w:val="24"/>
+        </w:rPr>
+        <w:hyperlink r:id="rId64" w:history="1">
+          <w:r>
+            <w:rPr>
+              <w:rStyle w:val="Hyperlink"/>
+            </w:rPr>
+            <w:t>onder be</w:t>
+          </w:r>
+        </w:hyperlink>
+      </w:r>
+      <w:r>
+        <w:rPr>
+          <w:rFonts w:ascii="Charis SIL Regular" w:hAnsi="Charis SIL Regular" w:eastAsia="Charis SIL Regular"/>
+          <w:b w:val="0"/>
+          <w:i w:val="0"/>
+          <w:color w:val="000000"/>
+          <w:sz w:val="24"/>
+        </w:rPr>
+        <w:t xml:space="preserve">vond zich een </w:t>
       </w:r>
       <w:r>
         <w:rPr>
@@ -8392,7 +8472,7 @@
           <w:sz w:val="24"/>
           <w:u w:val="single"/>
         </w:rPr>
-        <w:hyperlink r:id="rId69" w:history="1">
+        <w:hyperlink r:id="rId68" w:history="1">
           <w:r>
             <w:rPr>
               <w:rStyle w:val="Hyperlink"/>
@@ -8421,7 +8501,7 @@
           <w:sz w:val="24"/>
           <w:u w:val="single"/>
         </w:rPr>
-        <w:hyperlink r:id="rId69" w:history="1">
+        <w:hyperlink r:id="rId68" w:history="1">
           <w:r>
             <w:rPr>
               <w:rStyle w:val="Hyperlink"/>
@@ -8439,7 +8519,7 @@
           <w:sz w:val="24"/>
           <w:u w:val="single"/>
         </w:rPr>
-        <w:hyperlink r:id="rId69" w:history="1">
+        <w:hyperlink r:id="rId68" w:history="1">
           <w:r>
             <w:rPr>
               <w:rStyle w:val="Hyperlink"/>
@@ -8457,7 +8537,7 @@
           <w:sz w:val="24"/>
           <w:u w:val="single"/>
         </w:rPr>
-        <w:hyperlink r:id="rId69" w:history="1">
+        <w:hyperlink r:id="rId68" w:history="1">
           <w:r>
             <w:rPr>
               <w:rStyle w:val="Hyperlink"/>
@@ -8486,7 +8566,7 @@
           <w:sz w:val="24"/>
           <w:u w:val="single"/>
         </w:rPr>
-        <w:hyperlink r:id="rId69" w:history="1">
+        <w:hyperlink r:id="rId68" w:history="1">
           <w:r>
             <w:rPr>
               <w:rStyle w:val="Hyperlink"/>
@@ -8504,7 +8584,7 @@
           <w:sz w:val="24"/>
           <w:u w:val="single"/>
         </w:rPr>
-        <w:hyperlink r:id="rId69" w:history="1">
+        <w:hyperlink r:id="rId68" w:history="1">
           <w:r>
             <w:rPr>
               <w:rStyle w:val="Hyperlink"/>
@@ -8522,7 +8602,7 @@
           <w:sz w:val="24"/>
           <w:u w:val="single"/>
         </w:rPr>
-        <w:hyperlink r:id="rId69" w:history="1">
+        <w:hyperlink r:id="rId68" w:history="1">
           <w:r>
             <w:rPr>
               <w:rStyle w:val="Hyperlink"/>
@@ -8540,7 +8620,7 @@
           <w:sz w:val="24"/>
           <w:u w:val="single"/>
         </w:rPr>
-        <w:hyperlink r:id="rId69" w:history="1">
+        <w:hyperlink r:id="rId68" w:history="1">
           <w:r>
             <w:rPr>
               <w:rStyle w:val="Hyperlink"/>
@@ -8569,7 +8649,7 @@
           <w:sz w:val="24"/>
           <w:u w:val="single"/>
         </w:rPr>
-        <w:hyperlink r:id="rId69" w:history="1">
+        <w:hyperlink r:id="rId68" w:history="1">
           <w:r>
             <w:rPr>
               <w:rStyle w:val="Hyperlink"/>
@@ -12045,7 +12125,7 @@
           <w:sz w:val="24"/>
           <w:u w:val="single"/>
         </w:rPr>
-        <w:hyperlink r:id="rId89" w:history="1">
+        <w:hyperlink r:id="rId88" w:history="1">
           <w:r>
             <w:rPr>
               <w:rStyle w:val="Hyperlink"/>
@@ -12074,7 +12154,7 @@
           <w:sz w:val="24"/>
           <w:u w:val="single"/>
         </w:rPr>
-        <w:hyperlink r:id="rId89" w:history="1">
+        <w:hyperlink r:id="rId88" w:history="1">
           <w:r>
             <w:rPr>
               <w:rStyle w:val="Hyperlink"/>
@@ -12190,12 +12270,76 @@
           <w:sz w:val="24"/>
           <w:u w:val="single"/>
         </w:rPr>
+        <w:hyperlink r:id="rId89" w:history="1">
+          <w:r>
+            <w:rPr>
+              <w:rStyle w:val="Hyperlink"/>
+            </w:rPr>
+            <w:t>http://</w:t>
+          </w:r>
+        </w:hyperlink>
+      </w:r>
+      <w:r>
+        <w:rPr>
+          <w:rFonts w:ascii="Charis SIL Regular" w:hAnsi="Charis SIL Regular" w:eastAsia="Charis SIL Regular"/>
+          <w:b w:val="0"/>
+          <w:i w:val="0"/>
+          <w:color w:val="0000FF"/>
+          <w:sz w:val="24"/>
+          <w:u w:val="single"/>
+        </w:rPr>
+        <w:hyperlink r:id="rId89" w:history="1">
+          <w:r>
+            <w:rPr>
+              <w:rStyle w:val="Hyperlink"/>
+            </w:rPr>
+            <w:t>hdl.handle.net/1887.1/</w:t>
+          </w:r>
+        </w:hyperlink>
+      </w:r>
+      <w:r>
+        <w:rPr>
+          <w:rFonts w:ascii="Charis SIL Regular" w:hAnsi="Charis SIL Regular" w:eastAsia="Charis SIL Regular"/>
+          <w:b w:val="0"/>
+          <w:i w:val="0"/>
+          <w:color w:val="0000FF"/>
+          <w:sz w:val="24"/>
+          <w:u w:val="single"/>
+        </w:rPr>
+        <w:hyperlink r:id="rId89" w:history="1">
+          <w:r>
+            <w:rPr>
+              <w:rStyle w:val="Hyperlink"/>
+            </w:rPr>
+            <w:t>item:970083</w:t>
+          </w:r>
+        </w:hyperlink>
+      </w:r>
+      <w:r>
+        <w:rPr>
+          <w:rFonts w:ascii="Charis SIL Regular" w:hAnsi="Charis SIL Regular" w:eastAsia="Charis SIL Regular"/>
+          <w:b w:val="0"/>
+          <w:i w:val="0"/>
+          <w:color w:val="000000"/>
+          <w:sz w:val="24"/>
+        </w:rPr>
+        <w:t xml:space="preserve">, </w:t>
+      </w:r>
+      <w:r>
+        <w:rPr>
+          <w:rFonts w:ascii="Charis SIL Regular" w:hAnsi="Charis SIL Regular" w:eastAsia="Charis SIL Regular"/>
+          <w:b w:val="0"/>
+          <w:i w:val="0"/>
+          <w:color w:val="0000FF"/>
+          <w:sz w:val="24"/>
+          <w:u w:val="single"/>
+        </w:rPr>
         <w:hyperlink r:id="rId90" w:history="1">
           <w:r>
             <w:rPr>
               <w:rStyle w:val="Hyperlink"/>
             </w:rPr>
-            <w:t>http://</w:t>
+            <w:t>WorldCat</w:t>
           </w:r>
         </w:hyperlink>
       </w:r>
@@ -12208,82 +12352,18 @@
           <w:sz w:val="24"/>
           <w:u w:val="single"/>
         </w:rPr>
+        <w:t xml:space="preserve"> </w:t>
+      </w:r>
+      <w:r>
+        <w:rPr>
+          <w:rFonts w:ascii="Charis SIL Regular" w:hAnsi="Charis SIL Regular" w:eastAsia="Charis SIL Regular"/>
+          <w:b w:val="0"/>
+          <w:i w:val="0"/>
+          <w:color w:val="0000FF"/>
+          <w:sz w:val="24"/>
+          <w:u w:val="single"/>
+        </w:rPr>
         <w:hyperlink r:id="rId90" w:history="1">
-          <w:r>
-            <w:rPr>
-              <w:rStyle w:val="Hyperlink"/>
-            </w:rPr>
-            <w:t>hdl.handle.net/1887.1/</w:t>
-          </w:r>
-        </w:hyperlink>
-      </w:r>
-      <w:r>
-        <w:rPr>
-          <w:rFonts w:ascii="Charis SIL Regular" w:hAnsi="Charis SIL Regular" w:eastAsia="Charis SIL Regular"/>
-          <w:b w:val="0"/>
-          <w:i w:val="0"/>
-          <w:color w:val="0000FF"/>
-          <w:sz w:val="24"/>
-          <w:u w:val="single"/>
-        </w:rPr>
-        <w:hyperlink r:id="rId90" w:history="1">
-          <w:r>
-            <w:rPr>
-              <w:rStyle w:val="Hyperlink"/>
-            </w:rPr>
-            <w:t>item:970083</w:t>
-          </w:r>
-        </w:hyperlink>
-      </w:r>
-      <w:r>
-        <w:rPr>
-          <w:rFonts w:ascii="Charis SIL Regular" w:hAnsi="Charis SIL Regular" w:eastAsia="Charis SIL Regular"/>
-          <w:b w:val="0"/>
-          <w:i w:val="0"/>
-          <w:color w:val="000000"/>
-          <w:sz w:val="24"/>
-        </w:rPr>
-        <w:t xml:space="preserve">, </w:t>
-      </w:r>
-      <w:r>
-        <w:rPr>
-          <w:rFonts w:ascii="Charis SIL Regular" w:hAnsi="Charis SIL Regular" w:eastAsia="Charis SIL Regular"/>
-          <w:b w:val="0"/>
-          <w:i w:val="0"/>
-          <w:color w:val="0000FF"/>
-          <w:sz w:val="24"/>
-          <w:u w:val="single"/>
-        </w:rPr>
-        <w:hyperlink r:id="rId91" w:history="1">
-          <w:r>
-            <w:rPr>
-              <w:rStyle w:val="Hyperlink"/>
-            </w:rPr>
-            <w:t>WorldCat</w:t>
-          </w:r>
-        </w:hyperlink>
-      </w:r>
-      <w:r>
-        <w:rPr>
-          <w:rFonts w:ascii="Charis SIL Regular" w:hAnsi="Charis SIL Regular" w:eastAsia="Charis SIL Regular"/>
-          <w:b w:val="0"/>
-          <w:i w:val="0"/>
-          <w:color w:val="0000FF"/>
-          <w:sz w:val="24"/>
-          <w:u w:val="single"/>
-        </w:rPr>
-        <w:t xml:space="preserve"> </w:t>
-      </w:r>
-      <w:r>
-        <w:rPr>
-          <w:rFonts w:ascii="Charis SIL Regular" w:hAnsi="Charis SIL Regular" w:eastAsia="Charis SIL Regular"/>
-          <w:b w:val="0"/>
-          <w:i w:val="0"/>
-          <w:color w:val="0000FF"/>
-          <w:sz w:val="24"/>
-          <w:u w:val="single"/>
-        </w:rPr>
-        <w:hyperlink r:id="rId91" w:history="1">
           <w:r>
             <w:rPr>
               <w:rStyle w:val="Hyperlink"/>
@@ -12404,7 +12484,7 @@
           <w:sz w:val="24"/>
           <w:u w:val="single"/>
         </w:rPr>
-        <w:hyperlink r:id="rId92" w:history="1">
+        <w:hyperlink r:id="rId91" w:history="1">
           <w:r>
             <w:rPr>
               <w:rStyle w:val="Hyperlink"/>
@@ -12422,7 +12502,7 @@
           <w:sz w:val="24"/>
           <w:u w:val="single"/>
         </w:rPr>
-        <w:hyperlink r:id="rId92" w:history="1">
+        <w:hyperlink r:id="rId91" w:history="1">
           <w:r>
             <w:rPr>
               <w:rStyle w:val="Hyperlink"/>
@@ -12440,7 +12520,7 @@
           <w:sz w:val="24"/>
           <w:u w:val="single"/>
         </w:rPr>
-        <w:hyperlink r:id="rId92" w:history="1">
+        <w:hyperlink r:id="rId91" w:history="1">
           <w:r>
             <w:rPr>
               <w:rStyle w:val="Hyperlink"/>
@@ -12458,7 +12538,7 @@
           <w:sz w:val="24"/>
           <w:u w:val="single"/>
         </w:rPr>
-        <w:hyperlink r:id="rId92" w:history="1">
+        <w:hyperlink r:id="rId91" w:history="1">
           <w:r>
             <w:rPr>
               <w:rStyle w:val="Hyperlink"/>
@@ -12486,7 +12566,7 @@
           <w:sz w:val="24"/>
           <w:u w:val="single"/>
         </w:rPr>
-        <w:hyperlink r:id="rId93" w:history="1">
+        <w:hyperlink r:id="rId91" w:history="1">
           <w:r>
             <w:rPr>
               <w:rStyle w:val="Hyperlink"/>
@@ -12504,7 +12584,7 @@
           <w:sz w:val="24"/>
           <w:u w:val="single"/>
         </w:rPr>
-        <w:hyperlink r:id="rId93" w:history="1">
+        <w:hyperlink r:id="rId91" w:history="1">
           <w:r>
             <w:rPr>
               <w:rStyle w:val="Hyperlink"/>
@@ -12533,7 +12613,7 @@
           <w:sz w:val="24"/>
           <w:u w:val="single"/>
         </w:rPr>
-        <w:hyperlink r:id="rId93" w:history="1">
+        <w:hyperlink r:id="rId91" w:history="1">
           <w:r>
             <w:rPr>
               <w:rStyle w:val="Hyperlink"/>
@@ -12651,7 +12731,7 @@
           <w:sz w:val="24"/>
           <w:u w:val="single"/>
         </w:rPr>
-        <w:hyperlink r:id="rId94" w:history="1">
+        <w:hyperlink r:id="rId92" w:history="1">
           <w:r>
             <w:rPr>
               <w:rStyle w:val="Hyperlink"/>
@@ -12669,7 +12749,7 @@
           <w:sz w:val="24"/>
           <w:u w:val="single"/>
         </w:rPr>
-        <w:hyperlink r:id="rId94" w:history="1">
+        <w:hyperlink r:id="rId92" w:history="1">
           <w:r>
             <w:rPr>
               <w:rStyle w:val="Hyperlink"/>
@@ -12767,7 +12847,7 @@
           <w:sz w:val="24"/>
           <w:u w:val="single"/>
         </w:rPr>
-        <w:hyperlink r:id="rId95" w:history="1">
+        <w:hyperlink r:id="rId93" w:history="1">
           <w:r>
             <w:rPr>
               <w:rStyle w:val="Hyperlink"/>
@@ -12796,7 +12876,7 @@
           <w:sz w:val="24"/>
           <w:u w:val="single"/>
         </w:rPr>
-        <w:hyperlink r:id="rId95" w:history="1">
+        <w:hyperlink r:id="rId93" w:history="1">
           <w:r>
             <w:rPr>
               <w:rStyle w:val="Hyperlink"/>
@@ -12903,7 +12983,7 @@
           <w:sz w:val="24"/>
           <w:u w:val="single"/>
         </w:rPr>
-        <w:hyperlink r:id="rId96" w:history="1">
+        <w:hyperlink r:id="rId94" w:history="1">
           <w:r>
             <w:rPr>
               <w:rStyle w:val="Hyperlink"/>
@@ -12932,7 +13012,7 @@
           <w:sz w:val="24"/>
           <w:u w:val="single"/>
         </w:rPr>
-        <w:hyperlink r:id="rId96" w:history="1">
+        <w:hyperlink r:id="rId94" w:history="1">
           <w:r>
             <w:rPr>
               <w:rStyle w:val="Hyperlink"/>
@@ -12960,7 +13040,7 @@
           <w:sz w:val="24"/>
           <w:u w:val="single"/>
         </w:rPr>
-        <w:hyperlink r:id="rId97" w:history="1">
+        <w:hyperlink r:id="rId95" w:history="1">
           <w:r>
             <w:rPr>
               <w:rStyle w:val="Hyperlink"/>
@@ -12989,7 +13069,7 @@
           <w:sz w:val="24"/>
           <w:u w:val="single"/>
         </w:rPr>
-        <w:hyperlink r:id="rId97" w:history="1">
+        <w:hyperlink r:id="rId95" w:history="1">
           <w:r>
             <w:rPr>
               <w:rStyle w:val="Hyperlink"/>
@@ -13117,7 +13197,7 @@
           <w:sz w:val="24"/>
           <w:u w:val="single"/>
         </w:rPr>
-        <w:hyperlink r:id="rId98" w:history="1">
+        <w:hyperlink r:id="rId96" w:history="1">
           <w:r>
             <w:rPr>
               <w:rStyle w:val="Hyperlink"/>
@@ -13135,7 +13215,7 @@
           <w:sz w:val="24"/>
           <w:u w:val="single"/>
         </w:rPr>
-        <w:hyperlink r:id="rId98" w:history="1">
+        <w:hyperlink r:id="rId96" w:history="1">
           <w:r>
             <w:rPr>
               <w:rStyle w:val="Hyperlink"/>
@@ -13153,7 +13233,7 @@
           <w:sz w:val="24"/>
           <w:u w:val="single"/>
         </w:rPr>
-        <w:hyperlink r:id="rId98" w:history="1">
+        <w:hyperlink r:id="rId96" w:history="1">
           <w:r>
             <w:rPr>
               <w:rStyle w:val="Hyperlink"/>
@@ -13251,7 +13331,7 @@
           <w:sz w:val="24"/>
           <w:u w:val="single"/>
         </w:rPr>
-        <w:hyperlink r:id="rId99" w:history="1">
+        <w:hyperlink r:id="rId97" w:history="1">
           <w:r>
             <w:rPr>
               <w:rStyle w:val="Hyperlink"/>
@@ -13280,7 +13360,7 @@
           <w:sz w:val="24"/>
           <w:u w:val="single"/>
         </w:rPr>
-        <w:hyperlink r:id="rId99" w:history="1">
+        <w:hyperlink r:id="rId97" w:history="1">
           <w:r>
             <w:rPr>
               <w:rStyle w:val="Hyperlink"/>
@@ -13308,7 +13388,7 @@
           <w:sz w:val="24"/>
           <w:u w:val="single"/>
         </w:rPr>
-        <w:hyperlink r:id="rId100" w:history="1">
+        <w:hyperlink r:id="rId98" w:history="1">
           <w:r>
             <w:rPr>
               <w:rStyle w:val="Hyperlink"/>
@@ -13337,7 +13417,7 @@
           <w:sz w:val="24"/>
           <w:u w:val="single"/>
         </w:rPr>
-        <w:hyperlink r:id="rId100" w:history="1">
+        <w:hyperlink r:id="rId98" w:history="1">
           <w:r>
             <w:rPr>
               <w:rStyle w:val="Hyperlink"/>
@@ -13454,7 +13534,7 @@
           <w:color w:val="0000FF"/>
           <w:sz w:val="24"/>
         </w:rPr>
-        <w:hyperlink r:id="rId101" w:history="1">
+        <w:hyperlink r:id="rId99" w:history="1">
           <w:r>
             <w:rPr>
               <w:rStyle w:val="Hyperlink"/>
@@ -13471,7 +13551,7 @@
           <w:color w:val="0000FF"/>
           <w:sz w:val="24"/>
         </w:rPr>
-        <w:hyperlink r:id="rId101" w:history="1">
+        <w:hyperlink r:id="rId99" w:history="1">
           <w:r>
             <w:rPr>
               <w:rStyle w:val="Hyperlink"/>
@@ -13488,7 +13568,7 @@
           <w:color w:val="0000FF"/>
           <w:sz w:val="24"/>
         </w:rPr>
-        <w:hyperlink r:id="rId101" w:history="1">
+        <w:hyperlink r:id="rId99" w:history="1">
           <w:r>
             <w:rPr>
               <w:rStyle w:val="Hyperlink"/>
@@ -13505,7 +13585,7 @@
           <w:color w:val="0000FF"/>
           <w:sz w:val="24"/>
         </w:rPr>
-        <w:hyperlink r:id="rId101" w:history="1">
+        <w:hyperlink r:id="rId99" w:history="1">
           <w:r>
             <w:rPr>
               <w:rStyle w:val="Hyperlink"/>
@@ -13522,7 +13602,7 @@
           <w:color w:val="0000FF"/>
           <w:sz w:val="24"/>
         </w:rPr>
-        <w:hyperlink r:id="rId101" w:history="1">
+        <w:hyperlink r:id="rId99" w:history="1">
           <w:r>
             <w:rPr>
               <w:rStyle w:val="Hyperlink"/>
@@ -13619,7 +13699,7 @@
           <w:color w:val="0000FF"/>
           <w:sz w:val="24"/>
         </w:rPr>
-        <w:hyperlink r:id="rId102" w:history="1">
+        <w:hyperlink r:id="rId100" w:history="1">
           <w:r>
             <w:rPr>
               <w:rStyle w:val="Hyperlink"/>
@@ -13636,7 +13716,7 @@
           <w:color w:val="0000FF"/>
           <w:sz w:val="24"/>
         </w:rPr>
-        <w:hyperlink r:id="rId102" w:history="1">
+        <w:hyperlink r:id="rId100" w:history="1">
           <w:r>
             <w:rPr>
               <w:rStyle w:val="Hyperlink"/>
@@ -13653,7 +13733,7 @@
           <w:color w:val="0000FF"/>
           <w:sz w:val="24"/>
         </w:rPr>
-        <w:hyperlink r:id="rId102" w:history="1">
+        <w:hyperlink r:id="rId100" w:history="1">
           <w:r>
             <w:rPr>
               <w:rStyle w:val="Hyperlink"/>
@@ -13670,7 +13750,7 @@
           <w:color w:val="0000FF"/>
           <w:sz w:val="24"/>
         </w:rPr>
-        <w:hyperlink r:id="rId102" w:history="1">
+        <w:hyperlink r:id="rId100" w:history="1">
           <w:r>
             <w:rPr>
               <w:rStyle w:val="Hyperlink"/>
@@ -13687,7 +13767,7 @@
           <w:color w:val="0000FF"/>
           <w:sz w:val="24"/>
         </w:rPr>
-        <w:hyperlink r:id="rId102" w:history="1">
+        <w:hyperlink r:id="rId100" w:history="1">
           <w:r>
             <w:rPr>
               <w:rStyle w:val="Hyperlink"/>
@@ -13784,7 +13864,7 @@
           <w:color w:val="0000FF"/>
           <w:sz w:val="24"/>
         </w:rPr>
-        <w:hyperlink r:id="rId103" w:history="1">
+        <w:hyperlink r:id="rId101" w:history="1">
           <w:r>
             <w:rPr>
               <w:rStyle w:val="Hyperlink"/>
@@ -13801,7 +13881,7 @@
           <w:color w:val="0000FF"/>
           <w:sz w:val="24"/>
         </w:rPr>
-        <w:hyperlink r:id="rId103" w:history="1">
+        <w:hyperlink r:id="rId101" w:history="1">
           <w:r>
             <w:rPr>
               <w:rStyle w:val="Hyperlink"/>
@@ -13818,7 +13898,7 @@
           <w:color w:val="0000FF"/>
           <w:sz w:val="24"/>
         </w:rPr>
-        <w:hyperlink r:id="rId103" w:history="1">
+        <w:hyperlink r:id="rId101" w:history="1">
           <w:r>
             <w:rPr>
               <w:rStyle w:val="Hyperlink"/>
@@ -13835,7 +13915,7 @@
           <w:color w:val="0000FF"/>
           <w:sz w:val="24"/>
         </w:rPr>
-        <w:hyperlink r:id="rId103" w:history="1">
+        <w:hyperlink r:id="rId101" w:history="1">
           <w:r>
             <w:rPr>
               <w:rStyle w:val="Hyperlink"/>
@@ -13852,7 +13932,7 @@
           <w:color w:val="0000FF"/>
           <w:sz w:val="24"/>
         </w:rPr>
-        <w:hyperlink r:id="rId103" w:history="1">
+        <w:hyperlink r:id="rId101" w:history="1">
           <w:r>
             <w:rPr>
               <w:rStyle w:val="Hyperlink"/>
@@ -13969,7 +14049,7 @@
           <w:color w:val="0000FF"/>
           <w:sz w:val="24"/>
         </w:rPr>
-        <w:hyperlink r:id="rId104" w:history="1">
+        <w:hyperlink r:id="rId102" w:history="1">
           <w:r>
             <w:rPr>
               <w:rStyle w:val="Hyperlink"/>
@@ -13986,7 +14066,7 @@
           <w:color w:val="0000FF"/>
           <w:sz w:val="24"/>
         </w:rPr>
-        <w:hyperlink r:id="rId104" w:history="1">
+        <w:hyperlink r:id="rId102" w:history="1">
           <w:r>
             <w:rPr>
               <w:rStyle w:val="Hyperlink"/>
@@ -14003,7 +14083,7 @@
           <w:color w:val="0000FF"/>
           <w:sz w:val="24"/>
         </w:rPr>
-        <w:hyperlink r:id="rId104" w:history="1">
+        <w:hyperlink r:id="rId102" w:history="1">
           <w:r>
             <w:rPr>
               <w:rStyle w:val="Hyperlink"/>
@@ -14020,7 +14100,7 @@
           <w:color w:val="0000FF"/>
           <w:sz w:val="24"/>
         </w:rPr>
-        <w:hyperlink r:id="rId104" w:history="1">
+        <w:hyperlink r:id="rId102" w:history="1">
           <w:r>
             <w:rPr>
               <w:rStyle w:val="Hyperlink"/>
@@ -14037,7 +14117,7 @@
           <w:color w:val="0000FF"/>
           <w:sz w:val="24"/>
         </w:rPr>
-        <w:hyperlink r:id="rId104" w:history="1">
+        <w:hyperlink r:id="rId102" w:history="1">
           <w:r>
             <w:rPr>
               <w:rStyle w:val="Hyperlink"/>
@@ -14174,7 +14254,7 @@
           <w:sz w:val="24"/>
           <w:u w:val="single"/>
         </w:rPr>
-        <w:hyperlink r:id="rId105" w:history="1">
+        <w:hyperlink r:id="rId103" w:history="1">
           <w:r>
             <w:rPr>
               <w:rStyle w:val="Hyperlink"/>
@@ -14203,7 +14283,7 @@
           <w:sz w:val="24"/>
           <w:u w:val="single"/>
         </w:rPr>
-        <w:hyperlink r:id="rId105" w:history="1">
+        <w:hyperlink r:id="rId103" w:history="1">
           <w:r>
             <w:rPr>
               <w:rStyle w:val="Hyperlink"/>
@@ -14300,7 +14380,7 @@
           <w:color w:val="0000FF"/>
           <w:sz w:val="24"/>
         </w:rPr>
-        <w:hyperlink r:id="rId106" w:history="1">
+        <w:hyperlink r:id="rId104" w:history="1">
           <w:r>
             <w:rPr>
               <w:rStyle w:val="Hyperlink"/>
@@ -14317,7 +14397,7 @@
           <w:color w:val="0000FF"/>
           <w:sz w:val="24"/>
         </w:rPr>
-        <w:hyperlink r:id="rId106" w:history="1">
+        <w:hyperlink r:id="rId104" w:history="1">
           <w:r>
             <w:rPr>
               <w:rStyle w:val="Hyperlink"/>
@@ -14334,7 +14414,7 @@
           <w:color w:val="0000FF"/>
           <w:sz w:val="24"/>
         </w:rPr>
-        <w:hyperlink r:id="rId106" w:history="1">
+        <w:hyperlink r:id="rId104" w:history="1">
           <w:r>
             <w:rPr>
               <w:rStyle w:val="Hyperlink"/>
@@ -14351,7 +14431,7 @@
           <w:color w:val="0000FF"/>
           <w:sz w:val="24"/>
         </w:rPr>
-        <w:hyperlink r:id="rId106" w:history="1">
+        <w:hyperlink r:id="rId104" w:history="1">
           <w:r>
             <w:rPr>
               <w:rStyle w:val="Hyperlink"/>
@@ -14368,7 +14448,7 @@
           <w:color w:val="0000FF"/>
           <w:sz w:val="24"/>
         </w:rPr>
-        <w:hyperlink r:id="rId106" w:history="1">
+        <w:hyperlink r:id="rId104" w:history="1">
           <w:r>
             <w:rPr>
               <w:rStyle w:val="Hyperlink"/>
@@ -14385,7 +14465,7 @@
           <w:color w:val="0000FF"/>
           <w:sz w:val="24"/>
         </w:rPr>
-        <w:hyperlink r:id="rId106" w:history="1">
+        <w:hyperlink r:id="rId104" w:history="1">
           <w:r>
             <w:rPr>
               <w:rStyle w:val="Hyperlink"/>
@@ -14402,7 +14482,7 @@
           <w:color w:val="0000FF"/>
           <w:sz w:val="24"/>
         </w:rPr>
-        <w:hyperlink r:id="rId106" w:history="1">
+        <w:hyperlink r:id="rId104" w:history="1">
           <w:r>
             <w:rPr>
               <w:rStyle w:val="Hyperlink"/>
@@ -14420,7 +14500,7 @@
           <w:sz w:val="24"/>
           <w:u w:val="single"/>
         </w:rPr>
-        <w:hyperlink r:id="rId106" w:history="1">
+        <w:hyperlink r:id="rId104" w:history="1">
           <w:r>
             <w:rPr>
               <w:rStyle w:val="Hyperlink"/>
@@ -14438,7 +14518,7 @@
           <w:sz w:val="24"/>
           <w:u w:val="single"/>
         </w:rPr>
-        <w:hyperlink r:id="rId106" w:history="1">
+        <w:hyperlink r:id="rId104" w:history="1">
           <w:r>
             <w:rPr>
               <w:rStyle w:val="Hyperlink"/>
@@ -14456,7 +14536,7 @@
           <w:sz w:val="24"/>
           <w:u w:val="single"/>
         </w:rPr>
-        <w:hyperlink r:id="rId106" w:history="1">
+        <w:hyperlink r:id="rId104" w:history="1">
           <w:r>
             <w:rPr>
               <w:rStyle w:val="Hyperlink"/>
@@ -14474,7 +14554,7 @@
           <w:sz w:val="24"/>
           <w:u w:val="single"/>
         </w:rPr>
-        <w:hyperlink r:id="rId106" w:history="1">
+        <w:hyperlink r:id="rId104" w:history="1">
           <w:r>
             <w:rPr>
               <w:rStyle w:val="Hyperlink"/>
@@ -14492,7 +14572,7 @@
           <w:sz w:val="24"/>
           <w:u w:val="single"/>
         </w:rPr>
-        <w:hyperlink r:id="rId106" w:history="1">
+        <w:hyperlink r:id="rId104" w:history="1">
           <w:r>
             <w:rPr>
               <w:rStyle w:val="Hyperlink"/>
@@ -14510,7 +14590,7 @@
           <w:sz w:val="24"/>
           <w:u w:val="single"/>
         </w:rPr>
-        <w:hyperlink r:id="rId106" w:history="1">
+        <w:hyperlink r:id="rId104" w:history="1">
           <w:r>
             <w:rPr>
               <w:rStyle w:val="Hyperlink"/>
@@ -14528,7 +14608,7 @@
           <w:sz w:val="24"/>
           <w:u w:val="single"/>
         </w:rPr>
-        <w:hyperlink r:id="rId106" w:history="1">
+        <w:hyperlink r:id="rId104" w:history="1">
           <w:r>
             <w:rPr>
               <w:rStyle w:val="Hyperlink"/>
@@ -14546,7 +14626,7 @@
           <w:sz w:val="24"/>
           <w:u w:val="single"/>
         </w:rPr>
-        <w:hyperlink r:id="rId106" w:history="1">
+        <w:hyperlink r:id="rId104" w:history="1">
           <w:r>
             <w:rPr>
               <w:rStyle w:val="Hyperlink"/>
@@ -14564,7 +14644,7 @@
           <w:sz w:val="24"/>
           <w:u w:val="single"/>
         </w:rPr>
-        <w:hyperlink r:id="rId106" w:history="1">
+        <w:hyperlink r:id="rId104" w:history="1">
           <w:r>
             <w:rPr>
               <w:rStyle w:val="Hyperlink"/>
@@ -14582,7 +14662,7 @@
           <w:sz w:val="24"/>
           <w:u w:val="single"/>
         </w:rPr>
-        <w:hyperlink r:id="rId106" w:history="1">
+        <w:hyperlink r:id="rId104" w:history="1">
           <w:r>
             <w:rPr>
               <w:rStyle w:val="Hyperlink"/>

--- a/EXPORTS/DOCX/published/niveau2/Dutch/Suriname.docx
+++ b/EXPORTS/DOCX/published/niveau2/Dutch/Suriname.docx
@@ -3201,18 +3201,26 @@
           <w:i w:val="0"/>
           <w:color w:val="0000FF"/>
           <w:sz w:val="24"/>
-        </w:rPr>
-        <w:t>Cornelis Ascanius van</w:t>
-      </w:r>
-      <w:r>
-        <w:rPr>
-          <w:rFonts w:ascii="Charis SIL Regular" w:hAnsi="Charis SIL Regular" w:eastAsia="Charis SIL Regular"/>
-          <w:b w:val="0"/>
-          <w:i w:val="0"/>
-          <w:color w:val="0000FF"/>
-          <w:sz w:val="24"/>
           <w:u w:val="single"/>
         </w:rPr>
+        <w:hyperlink r:id="rId28" w:history="1">
+          <w:r>
+            <w:rPr>
+              <w:rStyle w:val="Hyperlink"/>
+            </w:rPr>
+            <w:t>Cornelis</w:t>
+          </w:r>
+        </w:hyperlink>
+      </w:r>
+      <w:r>
+        <w:rPr>
+          <w:rFonts w:ascii="Charis SIL Regular" w:hAnsi="Charis SIL Regular" w:eastAsia="Charis SIL Regular"/>
+          <w:b w:val="0"/>
+          <w:i w:val="0"/>
+          <w:color w:val="0000FF"/>
+          <w:sz w:val="24"/>
+          <w:u w:val="single"/>
+        </w:rPr>
         <w:t xml:space="preserve"> </w:t>
       </w:r>
       <w:r>
@@ -3229,6 +3237,63 @@
             <w:rPr>
               <w:rStyle w:val="Hyperlink"/>
             </w:rPr>
+            <w:t>Ascanius</w:t>
+          </w:r>
+        </w:hyperlink>
+      </w:r>
+      <w:r>
+        <w:rPr>
+          <w:rFonts w:ascii="Charis SIL Regular" w:hAnsi="Charis SIL Regular" w:eastAsia="Charis SIL Regular"/>
+          <w:b w:val="0"/>
+          <w:i w:val="0"/>
+          <w:color w:val="0000FF"/>
+          <w:sz w:val="24"/>
+          <w:u w:val="single"/>
+        </w:rPr>
+        <w:t xml:space="preserve"> </w:t>
+      </w:r>
+      <w:r>
+        <w:rPr>
+          <w:rFonts w:ascii="Charis SIL Regular" w:hAnsi="Charis SIL Regular" w:eastAsia="Charis SIL Regular"/>
+          <w:b w:val="0"/>
+          <w:i w:val="0"/>
+          <w:color w:val="0000FF"/>
+          <w:sz w:val="24"/>
+        </w:rPr>
+        <w:hyperlink r:id="rId28" w:history="1">
+          <w:r>
+            <w:rPr>
+              <w:rStyle w:val="Hyperlink"/>
+            </w:rPr>
+            <w:t>van</w:t>
+          </w:r>
+        </w:hyperlink>
+      </w:r>
+      <w:r>
+        <w:rPr>
+          <w:rFonts w:ascii="Charis SIL Regular" w:hAnsi="Charis SIL Regular" w:eastAsia="Charis SIL Regular"/>
+          <w:b w:val="0"/>
+          <w:i w:val="0"/>
+          <w:color w:val="0000FF"/>
+          <w:sz w:val="24"/>
+          <w:u w:val="single"/>
+        </w:rPr>
+        <w:t xml:space="preserve"> </w:t>
+      </w:r>
+      <w:r>
+        <w:rPr>
+          <w:rFonts w:ascii="Charis SIL Regular" w:hAnsi="Charis SIL Regular" w:eastAsia="Charis SIL Regular"/>
+          <w:b w:val="0"/>
+          <w:i w:val="0"/>
+          <w:color w:val="0000FF"/>
+          <w:sz w:val="24"/>
+          <w:u w:val="single"/>
+        </w:rPr>
+        <w:hyperlink r:id="rId26" w:history="1">
+          <w:r>
+            <w:rPr>
+              <w:rStyle w:val="Hyperlink"/>
+            </w:rPr>
             <w:t>Sypest</w:t>
           </w:r>
         </w:hyperlink>
@@ -3263,13 +3328,31 @@
       </w:r>
       <w:r>
         <w:rPr>
-          <w:rFonts w:ascii="Charis SIL Regular" w:hAnsi="Charis SIL Regular" w:eastAsia="Charis SIL Regular"/>
-          <w:b w:val="0"/>
-          <w:i w:val="0"/>
-          <w:color w:val="000000"/>
-          <w:sz w:val="24"/>
-        </w:rPr>
-        <w:t xml:space="preserve">administrateur der financiën </w:t>
+          <w:u w:val="single" w:color="0000ff"/>
+          <w:rFonts w:ascii="Charis SIL Regular" w:hAnsi="Charis SIL Regular" w:eastAsia="Charis SIL Regular"/>
+          <w:b w:val="0"/>
+          <w:i w:val="0"/>
+          <w:color w:val="000000"/>
+          <w:sz w:val="24"/>
+        </w:rPr>
+        <w:hyperlink r:id="rId27" w:history="1">
+          <w:r>
+            <w:rPr>
+              <w:rStyle w:val="Hyperlink"/>
+            </w:rPr>
+            <w:t>administ</w:t>
+          </w:r>
+        </w:hyperlink>
+      </w:r>
+      <w:r>
+        <w:rPr>
+          <w:rFonts w:ascii="Charis SIL Regular" w:hAnsi="Charis SIL Regular" w:eastAsia="Charis SIL Regular"/>
+          <w:b w:val="0"/>
+          <w:i w:val="0"/>
+          <w:color w:val="000000"/>
+          <w:sz w:val="24"/>
+        </w:rPr>
+        <w:t xml:space="preserve">rateur der financiën </w:t>
       </w:r>
       <w:r>
         <w:rPr>
@@ -3356,7 +3439,7 @@
           <w:sz w:val="24"/>
           <w:u w:val="single"/>
         </w:rPr>
-        <w:hyperlink r:id="rId29" w:history="1">
+        <w:hyperlink r:id="rId28" w:history="1">
           <w:r>
             <w:rPr>
               <w:rStyle w:val="Hyperlink"/>
@@ -3385,7 +3468,7 @@
           <w:sz w:val="24"/>
           <w:u w:val="single"/>
         </w:rPr>
-        <w:hyperlink r:id="rId29" w:history="1">
+        <w:hyperlink r:id="rId28" w:history="1">
           <w:r>
             <w:rPr>
               <w:rStyle w:val="Hyperlink"/>
@@ -3403,7 +3486,7 @@
           <w:sz w:val="24"/>
           <w:u w:val="single"/>
         </w:rPr>
-        <w:hyperlink r:id="rId29" w:history="1">
+        <w:hyperlink r:id="rId28" w:history="1">
           <w:r>
             <w:rPr>
               <w:rStyle w:val="Hyperlink"/>
@@ -3432,7 +3515,7 @@
           <w:sz w:val="24"/>
           <w:u w:val="single"/>
         </w:rPr>
-        <w:hyperlink r:id="rId29" w:history="1">
+        <w:hyperlink r:id="rId28" w:history="1">
           <w:r>
             <w:rPr>
               <w:rStyle w:val="Hyperlink"/>
@@ -3461,7 +3544,7 @@
           <w:sz w:val="24"/>
           <w:u w:val="single"/>
         </w:rPr>
-        <w:hyperlink r:id="rId29" w:history="1">
+        <w:hyperlink r:id="rId28" w:history="1">
           <w:r>
             <w:rPr>
               <w:rStyle w:val="Hyperlink"/>
@@ -5022,14 +5105,7 @@
           <w:color w:val="000000"/>
           <w:sz w:val="24"/>
         </w:rPr>
-        <w:hyperlink r:id="rId41" w:history="1">
-          <w:r>
-            <w:rPr>
-              <w:rStyle w:val="Hyperlink"/>
-            </w:rPr>
-            <w:t xml:space="preserve">g </w:t>
-          </w:r>
-        </w:hyperlink>
+        <w:t xml:space="preserve">g </w:t>
       </w:r>
       <w:r>
         <w:rPr>
@@ -6923,6 +6999,7 @@
           <w:i w:val="0"/>
           <w:color w:val="0000FF"/>
           <w:sz w:val="24"/>
+          <w:u w:val="single"/>
         </w:rPr>
         <w:hyperlink r:id="rId57" w:history="1">
           <w:r>
@@ -7607,7 +7684,7 @@
           <w:sz w:val="24"/>
           <w:u w:val="single"/>
         </w:rPr>
-        <w:hyperlink r:id="rId22" w:history="1">
+        <w:hyperlink r:id="rId64" w:history="1">
           <w:r>
             <w:rPr>
               <w:rStyle w:val="Hyperlink"/>
@@ -8968,6 +9045,7 @@
           <w:i w:val="0"/>
           <w:color w:val="0000FF"/>
           <w:sz w:val="24"/>
+          <w:u w:val="single"/>
         </w:rPr>
         <w:hyperlink r:id="rId71" w:history="1">
           <w:r>
@@ -9016,7 +9094,7 @@
           <w:sz w:val="24"/>
           <w:u w:val="single"/>
         </w:rPr>
-        <w:hyperlink r:id="rId70" w:history="1">
+        <w:hyperlink r:id="rId71" w:history="1">
           <w:r>
             <w:rPr>
               <w:rStyle w:val="Hyperlink"/>
@@ -9148,52 +9226,7 @@
           <w:color w:val="000000"/>
           <w:sz w:val="24"/>
         </w:rPr>
-        <w:t>Monteux en Marc R</w:t>
-      </w:r>
-      <w:r>
-        <w:rPr>
-          <w:u w:val="single" w:color="0000ff"/>
-          <w:rFonts w:ascii="Charis SIL Regular" w:hAnsi="Charis SIL Regular" w:eastAsia="Charis SIL Regular"/>
-          <w:b w:val="0"/>
-          <w:i w:val="0"/>
-          <w:color w:val="000000"/>
-          <w:sz w:val="24"/>
-        </w:rPr>
-        <w:hyperlink r:id="rId71" w:history="1">
-          <w:r>
-            <w:rPr>
-              <w:rStyle w:val="Hyperlink"/>
-            </w:rPr>
-            <w:t>ichard f</w:t>
-          </w:r>
-        </w:hyperlink>
-      </w:r>
-      <w:r>
-        <w:rPr>
-          <w:rFonts w:ascii="Charis SIL Regular" w:hAnsi="Charis SIL Regular" w:eastAsia="Charis SIL Regular"/>
-          <w:b w:val="0"/>
-          <w:i w:val="0"/>
-          <w:color w:val="000000"/>
-          <w:sz w:val="24"/>
-        </w:rPr>
-        <w:hyperlink r:id="rId71" w:history="1">
-          <w:r>
-            <w:rPr>
-              <w:rStyle w:val="Hyperlink"/>
-            </w:rPr>
-            <w:t>i</w:t>
-          </w:r>
-        </w:hyperlink>
-      </w:r>
-      <w:r>
-        <w:rPr>
-          <w:rFonts w:ascii="Charis SIL Regular" w:hAnsi="Charis SIL Regular" w:eastAsia="Charis SIL Regular"/>
-          <w:b w:val="0"/>
-          <w:i w:val="0"/>
-          <w:color w:val="000000"/>
-          <w:sz w:val="24"/>
-        </w:rPr>
-        <w:t>n</w:t>
+        <w:t>Monteux en Marc Richard fin</w:t>
       </w:r>
       <w:r>
         <w:rPr>
@@ -11380,6 +11413,7 @@
           <w:i w:val="0"/>
           <w:color w:val="0000FF"/>
           <w:sz w:val="24"/>
+          <w:u w:val="single"/>
         </w:rPr>
         <w:t>s</w:t>
       </w:r>
@@ -12154,7 +12188,7 @@
           <w:sz w:val="24"/>
           <w:u w:val="single"/>
         </w:rPr>
-        <w:hyperlink r:id="rId88" w:history="1">
+        <w:hyperlink r:id="rId89" w:history="1">
           <w:r>
             <w:rPr>
               <w:rStyle w:val="Hyperlink"/>
@@ -12172,7 +12206,7 @@
           <w:sz w:val="24"/>
           <w:u w:val="single"/>
         </w:rPr>
-        <w:hyperlink r:id="rId88" w:history="1">
+        <w:hyperlink r:id="rId89" w:history="1">
           <w:r>
             <w:rPr>
               <w:rStyle w:val="Hyperlink"/>
@@ -12270,7 +12304,7 @@
           <w:sz w:val="24"/>
           <w:u w:val="single"/>
         </w:rPr>
-        <w:hyperlink r:id="rId89" w:history="1">
+        <w:hyperlink r:id="rId90" w:history="1">
           <w:r>
             <w:rPr>
               <w:rStyle w:val="Hyperlink"/>
@@ -12288,7 +12322,7 @@
           <w:sz w:val="24"/>
           <w:u w:val="single"/>
         </w:rPr>
-        <w:hyperlink r:id="rId89" w:history="1">
+        <w:hyperlink r:id="rId90" w:history="1">
           <w:r>
             <w:rPr>
               <w:rStyle w:val="Hyperlink"/>
@@ -12306,7 +12340,7 @@
           <w:sz w:val="24"/>
           <w:u w:val="single"/>
         </w:rPr>
-        <w:hyperlink r:id="rId89" w:history="1">
+        <w:hyperlink r:id="rId90" w:history="1">
           <w:r>
             <w:rPr>
               <w:rStyle w:val="Hyperlink"/>
@@ -12334,7 +12368,7 @@
           <w:sz w:val="24"/>
           <w:u w:val="single"/>
         </w:rPr>
-        <w:hyperlink r:id="rId90" w:history="1">
+        <w:hyperlink r:id="rId91" w:history="1">
           <w:r>
             <w:rPr>
               <w:rStyle w:val="Hyperlink"/>
@@ -12363,7 +12397,7 @@
           <w:sz w:val="24"/>
           <w:u w:val="single"/>
         </w:rPr>
-        <w:hyperlink r:id="rId90" w:history="1">
+        <w:hyperlink r:id="rId91" w:history="1">
           <w:r>
             <w:rPr>
               <w:rStyle w:val="Hyperlink"/>
@@ -12484,7 +12518,7 @@
           <w:sz w:val="24"/>
           <w:u w:val="single"/>
         </w:rPr>
-        <w:hyperlink r:id="rId91" w:history="1">
+        <w:hyperlink r:id="rId92" w:history="1">
           <w:r>
             <w:rPr>
               <w:rStyle w:val="Hyperlink"/>
@@ -12502,7 +12536,7 @@
           <w:sz w:val="24"/>
           <w:u w:val="single"/>
         </w:rPr>
-        <w:hyperlink r:id="rId91" w:history="1">
+        <w:hyperlink r:id="rId92" w:history="1">
           <w:r>
             <w:rPr>
               <w:rStyle w:val="Hyperlink"/>
@@ -12520,7 +12554,7 @@
           <w:sz w:val="24"/>
           <w:u w:val="single"/>
         </w:rPr>
-        <w:hyperlink r:id="rId91" w:history="1">
+        <w:hyperlink r:id="rId92" w:history="1">
           <w:r>
             <w:rPr>
               <w:rStyle w:val="Hyperlink"/>
@@ -12538,7 +12572,7 @@
           <w:sz w:val="24"/>
           <w:u w:val="single"/>
         </w:rPr>
-        <w:hyperlink r:id="rId91" w:history="1">
+        <w:hyperlink r:id="rId92" w:history="1">
           <w:r>
             <w:rPr>
               <w:rStyle w:val="Hyperlink"/>
@@ -12566,7 +12600,7 @@
           <w:sz w:val="24"/>
           <w:u w:val="single"/>
         </w:rPr>
-        <w:hyperlink r:id="rId91" w:history="1">
+        <w:hyperlink r:id="rId93" w:history="1">
           <w:r>
             <w:rPr>
               <w:rStyle w:val="Hyperlink"/>
@@ -12584,7 +12618,7 @@
           <w:sz w:val="24"/>
           <w:u w:val="single"/>
         </w:rPr>
-        <w:hyperlink r:id="rId91" w:history="1">
+        <w:hyperlink r:id="rId93" w:history="1">
           <w:r>
             <w:rPr>
               <w:rStyle w:val="Hyperlink"/>
@@ -12613,7 +12647,7 @@
           <w:sz w:val="24"/>
           <w:u w:val="single"/>
         </w:rPr>
-        <w:hyperlink r:id="rId91" w:history="1">
+        <w:hyperlink r:id="rId93" w:history="1">
           <w:r>
             <w:rPr>
               <w:rStyle w:val="Hyperlink"/>
@@ -12731,7 +12765,7 @@
           <w:sz w:val="24"/>
           <w:u w:val="single"/>
         </w:rPr>
-        <w:hyperlink r:id="rId92" w:history="1">
+        <w:hyperlink r:id="rId94" w:history="1">
           <w:r>
             <w:rPr>
               <w:rStyle w:val="Hyperlink"/>
@@ -12749,7 +12783,7 @@
           <w:sz w:val="24"/>
           <w:u w:val="single"/>
         </w:rPr>
-        <w:hyperlink r:id="rId92" w:history="1">
+        <w:hyperlink r:id="rId94" w:history="1">
           <w:r>
             <w:rPr>
               <w:rStyle w:val="Hyperlink"/>
@@ -12847,7 +12881,7 @@
           <w:sz w:val="24"/>
           <w:u w:val="single"/>
         </w:rPr>
-        <w:hyperlink r:id="rId93" w:history="1">
+        <w:hyperlink r:id="rId95" w:history="1">
           <w:r>
             <w:rPr>
               <w:rStyle w:val="Hyperlink"/>
@@ -12876,7 +12910,7 @@
           <w:sz w:val="24"/>
           <w:u w:val="single"/>
         </w:rPr>
-        <w:hyperlink r:id="rId93" w:history="1">
+        <w:hyperlink r:id="rId95" w:history="1">
           <w:r>
             <w:rPr>
               <w:rStyle w:val="Hyperlink"/>
@@ -12983,7 +13017,7 @@
           <w:sz w:val="24"/>
           <w:u w:val="single"/>
         </w:rPr>
-        <w:hyperlink r:id="rId94" w:history="1">
+        <w:hyperlink r:id="rId96" w:history="1">
           <w:r>
             <w:rPr>
               <w:rStyle w:val="Hyperlink"/>
@@ -13012,7 +13046,7 @@
           <w:sz w:val="24"/>
           <w:u w:val="single"/>
         </w:rPr>
-        <w:hyperlink r:id="rId94" w:history="1">
+        <w:hyperlink r:id="rId96" w:history="1">
           <w:r>
             <w:rPr>
               <w:rStyle w:val="Hyperlink"/>
@@ -13040,7 +13074,7 @@
           <w:sz w:val="24"/>
           <w:u w:val="single"/>
         </w:rPr>
-        <w:hyperlink r:id="rId95" w:history="1">
+        <w:hyperlink r:id="rId97" w:history="1">
           <w:r>
             <w:rPr>
               <w:rStyle w:val="Hyperlink"/>
@@ -13069,7 +13103,7 @@
           <w:sz w:val="24"/>
           <w:u w:val="single"/>
         </w:rPr>
-        <w:hyperlink r:id="rId95" w:history="1">
+        <w:hyperlink r:id="rId97" w:history="1">
           <w:r>
             <w:rPr>
               <w:rStyle w:val="Hyperlink"/>
@@ -13197,7 +13231,7 @@
           <w:sz w:val="24"/>
           <w:u w:val="single"/>
         </w:rPr>
-        <w:hyperlink r:id="rId96" w:history="1">
+        <w:hyperlink r:id="rId98" w:history="1">
           <w:r>
             <w:rPr>
               <w:rStyle w:val="Hyperlink"/>
@@ -13215,7 +13249,7 @@
           <w:sz w:val="24"/>
           <w:u w:val="single"/>
         </w:rPr>
-        <w:hyperlink r:id="rId96" w:history="1">
+        <w:hyperlink r:id="rId98" w:history="1">
           <w:r>
             <w:rPr>
               <w:rStyle w:val="Hyperlink"/>
@@ -13233,7 +13267,7 @@
           <w:sz w:val="24"/>
           <w:u w:val="single"/>
         </w:rPr>
-        <w:hyperlink r:id="rId96" w:history="1">
+        <w:hyperlink r:id="rId98" w:history="1">
           <w:r>
             <w:rPr>
               <w:rStyle w:val="Hyperlink"/>
@@ -13331,7 +13365,7 @@
           <w:sz w:val="24"/>
           <w:u w:val="single"/>
         </w:rPr>
-        <w:hyperlink r:id="rId97" w:history="1">
+        <w:hyperlink r:id="rId99" w:history="1">
           <w:r>
             <w:rPr>
               <w:rStyle w:val="Hyperlink"/>
@@ -13360,7 +13394,7 @@
           <w:sz w:val="24"/>
           <w:u w:val="single"/>
         </w:rPr>
-        <w:hyperlink r:id="rId97" w:history="1">
+        <w:hyperlink r:id="rId99" w:history="1">
           <w:r>
             <w:rPr>
               <w:rStyle w:val="Hyperlink"/>
@@ -13388,7 +13422,7 @@
           <w:sz w:val="24"/>
           <w:u w:val="single"/>
         </w:rPr>
-        <w:hyperlink r:id="rId98" w:history="1">
+        <w:hyperlink r:id="rId100" w:history="1">
           <w:r>
             <w:rPr>
               <w:rStyle w:val="Hyperlink"/>
@@ -13417,7 +13451,7 @@
           <w:sz w:val="24"/>
           <w:u w:val="single"/>
         </w:rPr>
-        <w:hyperlink r:id="rId98" w:history="1">
+        <w:hyperlink r:id="rId100" w:history="1">
           <w:r>
             <w:rPr>
               <w:rStyle w:val="Hyperlink"/>
@@ -13534,7 +13568,7 @@
           <w:color w:val="0000FF"/>
           <w:sz w:val="24"/>
         </w:rPr>
-        <w:hyperlink r:id="rId99" w:history="1">
+        <w:hyperlink r:id="rId101" w:history="1">
           <w:r>
             <w:rPr>
               <w:rStyle w:val="Hyperlink"/>
@@ -13551,7 +13585,7 @@
           <w:color w:val="0000FF"/>
           <w:sz w:val="24"/>
         </w:rPr>
-        <w:hyperlink r:id="rId99" w:history="1">
+        <w:hyperlink r:id="rId101" w:history="1">
           <w:r>
             <w:rPr>
               <w:rStyle w:val="Hyperlink"/>
@@ -13568,7 +13602,7 @@
           <w:color w:val="0000FF"/>
           <w:sz w:val="24"/>
         </w:rPr>
-        <w:hyperlink r:id="rId99" w:history="1">
+        <w:hyperlink r:id="rId101" w:history="1">
           <w:r>
             <w:rPr>
               <w:rStyle w:val="Hyperlink"/>
@@ -13585,7 +13619,7 @@
           <w:color w:val="0000FF"/>
           <w:sz w:val="24"/>
         </w:rPr>
-        <w:hyperlink r:id="rId99" w:history="1">
+        <w:hyperlink r:id="rId101" w:history="1">
           <w:r>
             <w:rPr>
               <w:rStyle w:val="Hyperlink"/>
@@ -13602,7 +13636,7 @@
           <w:color w:val="0000FF"/>
           <w:sz w:val="24"/>
         </w:rPr>
-        <w:hyperlink r:id="rId99" w:history="1">
+        <w:hyperlink r:id="rId101" w:history="1">
           <w:r>
             <w:rPr>
               <w:rStyle w:val="Hyperlink"/>
@@ -13699,7 +13733,7 @@
           <w:color w:val="0000FF"/>
           <w:sz w:val="24"/>
         </w:rPr>
-        <w:hyperlink r:id="rId100" w:history="1">
+        <w:hyperlink r:id="rId102" w:history="1">
           <w:r>
             <w:rPr>
               <w:rStyle w:val="Hyperlink"/>
@@ -13716,7 +13750,7 @@
           <w:color w:val="0000FF"/>
           <w:sz w:val="24"/>
         </w:rPr>
-        <w:hyperlink r:id="rId100" w:history="1">
+        <w:hyperlink r:id="rId102" w:history="1">
           <w:r>
             <w:rPr>
               <w:rStyle w:val="Hyperlink"/>
@@ -13733,7 +13767,7 @@
           <w:color w:val="0000FF"/>
           <w:sz w:val="24"/>
         </w:rPr>
-        <w:hyperlink r:id="rId100" w:history="1">
+        <w:hyperlink r:id="rId102" w:history="1">
           <w:r>
             <w:rPr>
               <w:rStyle w:val="Hyperlink"/>
@@ -13750,7 +13784,7 @@
           <w:color w:val="0000FF"/>
           <w:sz w:val="24"/>
         </w:rPr>
-        <w:hyperlink r:id="rId100" w:history="1">
+        <w:hyperlink r:id="rId102" w:history="1">
           <w:r>
             <w:rPr>
               <w:rStyle w:val="Hyperlink"/>
@@ -13767,7 +13801,7 @@
           <w:color w:val="0000FF"/>
           <w:sz w:val="24"/>
         </w:rPr>
-        <w:hyperlink r:id="rId100" w:history="1">
+        <w:hyperlink r:id="rId102" w:history="1">
           <w:r>
             <w:rPr>
               <w:rStyle w:val="Hyperlink"/>
@@ -13864,7 +13898,7 @@
           <w:color w:val="0000FF"/>
           <w:sz w:val="24"/>
         </w:rPr>
-        <w:hyperlink r:id="rId101" w:history="1">
+        <w:hyperlink r:id="rId103" w:history="1">
           <w:r>
             <w:rPr>
               <w:rStyle w:val="Hyperlink"/>
@@ -13881,7 +13915,7 @@
           <w:color w:val="0000FF"/>
           <w:sz w:val="24"/>
         </w:rPr>
-        <w:hyperlink r:id="rId101" w:history="1">
+        <w:hyperlink r:id="rId103" w:history="1">
           <w:r>
             <w:rPr>
               <w:rStyle w:val="Hyperlink"/>
@@ -13898,7 +13932,7 @@
           <w:color w:val="0000FF"/>
           <w:sz w:val="24"/>
         </w:rPr>
-        <w:hyperlink r:id="rId101" w:history="1">
+        <w:hyperlink r:id="rId103" w:history="1">
           <w:r>
             <w:rPr>
               <w:rStyle w:val="Hyperlink"/>
@@ -13915,7 +13949,7 @@
           <w:color w:val="0000FF"/>
           <w:sz w:val="24"/>
         </w:rPr>
-        <w:hyperlink r:id="rId101" w:history="1">
+        <w:hyperlink r:id="rId103" w:history="1">
           <w:r>
             <w:rPr>
               <w:rStyle w:val="Hyperlink"/>
@@ -13932,7 +13966,7 @@
           <w:color w:val="0000FF"/>
           <w:sz w:val="24"/>
         </w:rPr>
-        <w:hyperlink r:id="rId101" w:history="1">
+        <w:hyperlink r:id="rId103" w:history="1">
           <w:r>
             <w:rPr>
               <w:rStyle w:val="Hyperlink"/>
@@ -14049,7 +14083,7 @@
           <w:color w:val="0000FF"/>
           <w:sz w:val="24"/>
         </w:rPr>
-        <w:hyperlink r:id="rId102" w:history="1">
+        <w:hyperlink r:id="rId104" w:history="1">
           <w:r>
             <w:rPr>
               <w:rStyle w:val="Hyperlink"/>
@@ -14066,7 +14100,7 @@
           <w:color w:val="0000FF"/>
           <w:sz w:val="24"/>
         </w:rPr>
-        <w:hyperlink r:id="rId102" w:history="1">
+        <w:hyperlink r:id="rId104" w:history="1">
           <w:r>
             <w:rPr>
               <w:rStyle w:val="Hyperlink"/>
@@ -14083,7 +14117,7 @@
           <w:color w:val="0000FF"/>
           <w:sz w:val="24"/>
         </w:rPr>
-        <w:hyperlink r:id="rId102" w:history="1">
+        <w:hyperlink r:id="rId104" w:history="1">
           <w:r>
             <w:rPr>
               <w:rStyle w:val="Hyperlink"/>
@@ -14100,7 +14134,7 @@
           <w:color w:val="0000FF"/>
           <w:sz w:val="24"/>
         </w:rPr>
-        <w:hyperlink r:id="rId102" w:history="1">
+        <w:hyperlink r:id="rId104" w:history="1">
           <w:r>
             <w:rPr>
               <w:rStyle w:val="Hyperlink"/>
@@ -14117,7 +14151,7 @@
           <w:color w:val="0000FF"/>
           <w:sz w:val="24"/>
         </w:rPr>
-        <w:hyperlink r:id="rId102" w:history="1">
+        <w:hyperlink r:id="rId104" w:history="1">
           <w:r>
             <w:rPr>
               <w:rStyle w:val="Hyperlink"/>
@@ -14254,7 +14288,7 @@
           <w:sz w:val="24"/>
           <w:u w:val="single"/>
         </w:rPr>
-        <w:hyperlink r:id="rId103" w:history="1">
+        <w:hyperlink r:id="rId105" w:history="1">
           <w:r>
             <w:rPr>
               <w:rStyle w:val="Hyperlink"/>
@@ -14283,7 +14317,7 @@
           <w:sz w:val="24"/>
           <w:u w:val="single"/>
         </w:rPr>
-        <w:hyperlink r:id="rId103" w:history="1">
+        <w:hyperlink r:id="rId105" w:history="1">
           <w:r>
             <w:rPr>
               <w:rStyle w:val="Hyperlink"/>
@@ -14380,7 +14414,7 @@
           <w:color w:val="0000FF"/>
           <w:sz w:val="24"/>
         </w:rPr>
-        <w:hyperlink r:id="rId104" w:history="1">
+        <w:hyperlink r:id="rId106" w:history="1">
           <w:r>
             <w:rPr>
               <w:rStyle w:val="Hyperlink"/>
@@ -14397,7 +14431,7 @@
           <w:color w:val="0000FF"/>
           <w:sz w:val="24"/>
         </w:rPr>
-        <w:hyperlink r:id="rId104" w:history="1">
+        <w:hyperlink r:id="rId106" w:history="1">
           <w:r>
             <w:rPr>
               <w:rStyle w:val="Hyperlink"/>
@@ -14414,7 +14448,7 @@
           <w:color w:val="0000FF"/>
           <w:sz w:val="24"/>
         </w:rPr>
-        <w:hyperlink r:id="rId104" w:history="1">
+        <w:hyperlink r:id="rId106" w:history="1">
           <w:r>
             <w:rPr>
               <w:rStyle w:val="Hyperlink"/>
@@ -14431,7 +14465,7 @@
           <w:color w:val="0000FF"/>
           <w:sz w:val="24"/>
         </w:rPr>
-        <w:hyperlink r:id="rId104" w:history="1">
+        <w:hyperlink r:id="rId106" w:history="1">
           <w:r>
             <w:rPr>
               <w:rStyle w:val="Hyperlink"/>
@@ -14448,7 +14482,7 @@
           <w:color w:val="0000FF"/>
           <w:sz w:val="24"/>
         </w:rPr>
-        <w:hyperlink r:id="rId104" w:history="1">
+        <w:hyperlink r:id="rId106" w:history="1">
           <w:r>
             <w:rPr>
               <w:rStyle w:val="Hyperlink"/>
@@ -14465,7 +14499,7 @@
           <w:color w:val="0000FF"/>
           <w:sz w:val="24"/>
         </w:rPr>
-        <w:hyperlink r:id="rId104" w:history="1">
+        <w:hyperlink r:id="rId106" w:history="1">
           <w:r>
             <w:rPr>
               <w:rStyle w:val="Hyperlink"/>
@@ -14482,7 +14516,7 @@
           <w:color w:val="0000FF"/>
           <w:sz w:val="24"/>
         </w:rPr>
-        <w:hyperlink r:id="rId104" w:history="1">
+        <w:hyperlink r:id="rId106" w:history="1">
           <w:r>
             <w:rPr>
               <w:rStyle w:val="Hyperlink"/>
@@ -14500,7 +14534,7 @@
           <w:sz w:val="24"/>
           <w:u w:val="single"/>
         </w:rPr>
-        <w:hyperlink r:id="rId104" w:history="1">
+        <w:hyperlink r:id="rId106" w:history="1">
           <w:r>
             <w:rPr>
               <w:rStyle w:val="Hyperlink"/>
@@ -14518,7 +14552,7 @@
           <w:sz w:val="24"/>
           <w:u w:val="single"/>
         </w:rPr>
-        <w:hyperlink r:id="rId104" w:history="1">
+        <w:hyperlink r:id="rId106" w:history="1">
           <w:r>
             <w:rPr>
               <w:rStyle w:val="Hyperlink"/>
@@ -14536,7 +14570,7 @@
           <w:sz w:val="24"/>
           <w:u w:val="single"/>
         </w:rPr>
-        <w:hyperlink r:id="rId104" w:history="1">
+        <w:hyperlink r:id="rId106" w:history="1">
           <w:r>
             <w:rPr>
               <w:rStyle w:val="Hyperlink"/>
@@ -14554,7 +14588,7 @@
           <w:sz w:val="24"/>
           <w:u w:val="single"/>
         </w:rPr>
-        <w:hyperlink r:id="rId104" w:history="1">
+        <w:hyperlink r:id="rId106" w:history="1">
           <w:r>
             <w:rPr>
               <w:rStyle w:val="Hyperlink"/>
@@ -14572,7 +14606,7 @@
           <w:sz w:val="24"/>
           <w:u w:val="single"/>
         </w:rPr>
-        <w:hyperlink r:id="rId104" w:history="1">
+        <w:hyperlink r:id="rId106" w:history="1">
           <w:r>
             <w:rPr>
               <w:rStyle w:val="Hyperlink"/>
@@ -14590,7 +14624,7 @@
           <w:sz w:val="24"/>
           <w:u w:val="single"/>
         </w:rPr>
-        <w:hyperlink r:id="rId104" w:history="1">
+        <w:hyperlink r:id="rId106" w:history="1">
           <w:r>
             <w:rPr>
               <w:rStyle w:val="Hyperlink"/>
@@ -14608,7 +14642,7 @@
           <w:sz w:val="24"/>
           <w:u w:val="single"/>
         </w:rPr>
-        <w:hyperlink r:id="rId104" w:history="1">
+        <w:hyperlink r:id="rId106" w:history="1">
           <w:r>
             <w:rPr>
               <w:rStyle w:val="Hyperlink"/>
@@ -14626,7 +14660,7 @@
           <w:sz w:val="24"/>
           <w:u w:val="single"/>
         </w:rPr>
-        <w:hyperlink r:id="rId104" w:history="1">
+        <w:hyperlink r:id="rId106" w:history="1">
           <w:r>
             <w:rPr>
               <w:rStyle w:val="Hyperlink"/>
@@ -14644,32 +14678,7 @@
           <w:sz w:val="24"/>
           <w:u w:val="single"/>
         </w:rPr>
-        <w:hyperlink r:id="rId104" w:history="1">
-          <w:r>
-            <w:rPr>
-              <w:rStyle w:val="Hyperlink"/>
-            </w:rPr>
-            <w:t>ale-</w:t>
-          </w:r>
-        </w:hyperlink>
-      </w:r>
-      <w:r>
-        <w:rPr>
-          <w:rFonts w:ascii="Charis SIL Regular" w:hAnsi="Charis SIL Regular" w:eastAsia="Charis SIL Regular"/>
-          <w:b w:val="0"/>
-          <w:i w:val="0"/>
-          <w:color w:val="0000FF"/>
-          <w:sz w:val="24"/>
-          <w:u w:val="single"/>
-        </w:rPr>
-        <w:hyperlink r:id="rId104" w:history="1">
-          <w:r>
-            <w:rPr>
-              <w:rStyle w:val="Hyperlink"/>
-            </w:rPr>
-            <w:t>Collecties-2.pdf</w:t>
-          </w:r>
-        </w:hyperlink>
+        <w:t>ale-Collecties-2.pdf</w:t>
       </w:r>
     </w:p>
     <w:p>

--- a/EXPORTS/DOCX/published/niveau2/Dutch/Suriname.docx
+++ b/EXPORTS/DOCX/published/niveau2/Dutch/Suriname.docx
@@ -881,6 +881,16 @@
       </w:r>
       <w:r>
         <w:rPr>
+          <w:rFonts w:ascii="Charis SIL Regular" w:hAnsi="Charis SIL Regular" w:eastAsia="Charis SIL Regular"/>
+          <w:b w:val="0"/>
+          <w:i w:val="0"/>
+          <w:color w:val="000000"/>
+          <w:sz w:val="24"/>
+        </w:rPr>
+        <w:t>i</w:t>
+      </w:r>
+      <w:r>
+        <w:rPr>
           <w:u w:val="single" w:color="0000ff"/>
           <w:rFonts w:ascii="Charis SIL Regular" w:hAnsi="Charis SIL Regular" w:eastAsia="Charis SIL Regular"/>
           <w:b w:val="0"/>
@@ -888,17 +898,17 @@
           <w:color w:val="000000"/>
           <w:sz w:val="24"/>
         </w:rPr>
-        <w:t>i</w:t>
-      </w:r>
-      <w:r>
-        <w:rPr>
-          <w:rFonts w:ascii="Charis SIL Regular" w:hAnsi="Charis SIL Regular" w:eastAsia="Charis SIL Regular"/>
-          <w:b w:val="0"/>
-          <w:i w:val="0"/>
-          <w:color w:val="000000"/>
-          <w:sz w:val="24"/>
-        </w:rPr>
-        <w:t xml:space="preserve">sche voorwerpen opgenomen. Van Stedman is </w:t>
+        <w:t>s</w:t>
+      </w:r>
+      <w:r>
+        <w:rPr>
+          <w:rFonts w:ascii="Charis SIL Regular" w:hAnsi="Charis SIL Regular" w:eastAsia="Charis SIL Regular"/>
+          <w:b w:val="0"/>
+          <w:i w:val="0"/>
+          <w:color w:val="000000"/>
+          <w:sz w:val="24"/>
+        </w:rPr>
+        <w:t xml:space="preserve">che voorwerpen opgenomen. Van Stedman is </w:t>
       </w:r>
       <w:r>
         <w:rPr>
@@ -1683,78 +1693,13 @@
       </w:r>
       <w:r>
         <w:rPr>
-          <w:u w:val="single" w:color="0000ff"/>
-          <w:rFonts w:ascii="Charis SIL Regular" w:hAnsi="Charis SIL Regular" w:eastAsia="Charis SIL Regular"/>
-          <w:b w:val="0"/>
-          <w:i w:val="0"/>
-          <w:color w:val="000000"/>
-          <w:sz w:val="24"/>
-        </w:rPr>
-        <w:hyperlink r:id="rId14" w:history="1">
-          <w:r>
-            <w:rPr>
-              <w:rStyle w:val="Hyperlink"/>
-            </w:rPr>
-            <w:t>was sch</w:t>
-          </w:r>
-        </w:hyperlink>
-      </w:r>
-      <w:r>
-        <w:rPr>
-          <w:u w:val="single" w:color="0000ff"/>
-          <w:rFonts w:ascii="Charis SIL Regular" w:hAnsi="Charis SIL Regular" w:eastAsia="Charis SIL Regular"/>
-          <w:b w:val="0"/>
-          <w:i w:val="0"/>
-          <w:color w:val="000000"/>
-          <w:sz w:val="24"/>
-        </w:rPr>
-        <w:hyperlink r:id="rId14" w:history="1">
-          <w:r>
-            <w:rPr>
-              <w:rStyle w:val="Hyperlink"/>
-            </w:rPr>
-            <w:t>o</w:t>
-          </w:r>
-        </w:hyperlink>
-      </w:r>
-      <w:r>
-        <w:rPr>
-          <w:u w:val="single" w:color="0000ff"/>
-          <w:rFonts w:ascii="Charis SIL Regular" w:hAnsi="Charis SIL Regular" w:eastAsia="Charis SIL Regular"/>
-          <w:b w:val="0"/>
-          <w:i w:val="0"/>
-          <w:color w:val="000000"/>
-          <w:sz w:val="24"/>
-        </w:rPr>
-        <w:hyperlink r:id="rId14" w:history="1">
-          <w:r>
-            <w:rPr>
-              <w:rStyle w:val="Hyperlink"/>
-            </w:rPr>
-            <w:t>onzoon en b</w:t>
-          </w:r>
-        </w:hyperlink>
-      </w:r>
-      <w:r>
-        <w:rPr>
-          <w:rFonts w:ascii="Charis SIL Regular" w:hAnsi="Charis SIL Regular" w:eastAsia="Charis SIL Regular"/>
-          <w:b w:val="0"/>
-          <w:i w:val="0"/>
-          <w:color w:val="000000"/>
-          <w:sz w:val="24"/>
-        </w:rPr>
-        <w:t>e</w:t>
-      </w:r>
-      <w:r>
-        <w:rPr>
-          <w:u w:val="single" w:color="0000ff"/>
-          <w:rFonts w:ascii="Charis SIL Regular" w:hAnsi="Charis SIL Regular" w:eastAsia="Charis SIL Regular"/>
-          <w:b w:val="0"/>
-          <w:i w:val="0"/>
-          <w:color w:val="000000"/>
-          <w:sz w:val="24"/>
-        </w:rPr>
-        <w:t xml:space="preserve">wonderaar van </w:t>
+          <w:rFonts w:ascii="Charis SIL Regular" w:hAnsi="Charis SIL Regular" w:eastAsia="Charis SIL Regular"/>
+          <w:b w:val="0"/>
+          <w:i w:val="0"/>
+          <w:color w:val="000000"/>
+          <w:sz w:val="24"/>
+        </w:rPr>
+        <w:t xml:space="preserve">was schoonzoon en bewonderaar van </w:t>
       </w:r>
       <w:r>
         <w:rPr>
@@ -1765,12 +1710,70 @@
           <w:sz w:val="24"/>
           <w:u w:val="single"/>
         </w:rPr>
+        <w:t>G</w:t>
+      </w:r>
+      <w:r>
+        <w:rPr>
+          <w:rFonts w:ascii="Charis SIL Regular" w:hAnsi="Charis SIL Regular" w:eastAsia="Charis SIL Regular"/>
+          <w:b w:val="0"/>
+          <w:i w:val="0"/>
+          <w:color w:val="0000FF"/>
+          <w:sz w:val="24"/>
+          <w:u w:val="single"/>
+        </w:rPr>
+        <w:hyperlink r:id="rId15" w:history="1">
+          <w:r>
+            <w:rPr>
+              <w:rStyle w:val="Hyperlink"/>
+            </w:rPr>
+            <w:t>errit</w:t>
+          </w:r>
+        </w:hyperlink>
+      </w:r>
+      <w:r>
+        <w:rPr>
+          <w:rFonts w:ascii="Charis SIL Regular" w:hAnsi="Charis SIL Regular" w:eastAsia="Charis SIL Regular"/>
+          <w:b w:val="0"/>
+          <w:i w:val="0"/>
+          <w:color w:val="0000FF"/>
+          <w:sz w:val="24"/>
+          <w:u w:val="single"/>
+        </w:rPr>
+        <w:t xml:space="preserve"> </w:t>
+      </w:r>
+      <w:r>
+        <w:rPr>
+          <w:rFonts w:ascii="Charis SIL Regular" w:hAnsi="Charis SIL Regular" w:eastAsia="Charis SIL Regular"/>
+          <w:b w:val="0"/>
+          <w:i w:val="0"/>
+          <w:color w:val="0000FF"/>
+          <w:sz w:val="24"/>
+          <w:u w:val="single"/>
+        </w:rPr>
+        <w:hyperlink r:id="rId15" w:history="1">
+          <w:r>
+            <w:rPr>
+              <w:rStyle w:val="Hyperlink"/>
+            </w:rPr>
+            <w:t>Scho</w:t>
+          </w:r>
+        </w:hyperlink>
+      </w:r>
+      <w:r>
+        <w:rPr>
+          <w:rFonts w:ascii="Charis SIL Regular" w:hAnsi="Charis SIL Regular" w:eastAsia="Charis SIL Regular"/>
+          <w:b w:val="0"/>
+          <w:i w:val="0"/>
+          <w:color w:val="0000FF"/>
+          <w:sz w:val="24"/>
+          <w:u w:val="single"/>
+        </w:rPr>
         <w:hyperlink r:id="rId17" w:history="1">
           <w:r>
             <w:rPr>
               <w:rStyle w:val="Hyperlink"/>
             </w:rPr>
-            <w:t>G</w:t>
+            <w:t>ute</w:t>
           </w:r>
         </w:hyperlink>
       </w:r>
@@ -1783,72 +1786,7 @@
           <w:sz w:val="24"/>
           <w:u w:val="single"/>
         </w:rPr>
-        <w:hyperlink r:id="rId17" w:history="1">
-          <w:r>
-            <w:rPr>
-              <w:rStyle w:val="Hyperlink"/>
-            </w:rPr>
-            <w:t>errit</w:t>
-          </w:r>
-        </w:hyperlink>
-      </w:r>
-      <w:r>
-        <w:rPr>
-          <w:rFonts w:ascii="Charis SIL Regular" w:hAnsi="Charis SIL Regular" w:eastAsia="Charis SIL Regular"/>
-          <w:b w:val="0"/>
-          <w:i w:val="0"/>
-          <w:color w:val="0000FF"/>
-          <w:sz w:val="24"/>
-          <w:u w:val="single"/>
-        </w:rPr>
-        <w:t xml:space="preserve"> </w:t>
-      </w:r>
-      <w:r>
-        <w:rPr>
-          <w:rFonts w:ascii="Charis SIL Regular" w:hAnsi="Charis SIL Regular" w:eastAsia="Charis SIL Regular"/>
-          <w:b w:val="0"/>
-          <w:i w:val="0"/>
-          <w:color w:val="0000FF"/>
-          <w:sz w:val="24"/>
-          <w:u w:val="single"/>
-        </w:rPr>
-        <w:hyperlink r:id="rId17" w:history="1">
-          <w:r>
-            <w:rPr>
-              <w:rStyle w:val="Hyperlink"/>
-            </w:rPr>
-            <w:t>Scho</w:t>
-          </w:r>
-        </w:hyperlink>
-      </w:r>
-      <w:r>
-        <w:rPr>
-          <w:rFonts w:ascii="Charis SIL Regular" w:hAnsi="Charis SIL Regular" w:eastAsia="Charis SIL Regular"/>
-          <w:b w:val="0"/>
-          <w:i w:val="0"/>
-          <w:color w:val="0000FF"/>
-          <w:sz w:val="24"/>
-          <w:u w:val="single"/>
-        </w:rPr>
-        <w:hyperlink r:id="rId17" w:history="1">
-          <w:r>
-            <w:rPr>
-              <w:rStyle w:val="Hyperlink"/>
-            </w:rPr>
-            <w:t>ute</w:t>
-          </w:r>
-        </w:hyperlink>
-      </w:r>
-      <w:r>
-        <w:rPr>
-          <w:rFonts w:ascii="Charis SIL Regular" w:hAnsi="Charis SIL Regular" w:eastAsia="Charis SIL Regular"/>
-          <w:b w:val="0"/>
-          <w:i w:val="0"/>
-          <w:color w:val="0000FF"/>
-          <w:sz w:val="24"/>
-          <w:u w:val="single"/>
-        </w:rPr>
-        <w:hyperlink r:id="rId17" w:history="1">
+        <w:hyperlink r:id="rId16" w:history="1">
           <w:r>
             <w:rPr>
               <w:rStyle w:val="Hyperlink"/>
@@ -2804,9 +2742,36 @@
             <w:rPr>
               <w:rStyle w:val="Hyperlink"/>
             </w:rPr>
-            <w:t>film</w:t>
-          </w:r>
-        </w:hyperlink>
+            <w:t>fil</w:t>
+          </w:r>
+        </w:hyperlink>
+      </w:r>
+      <w:r>
+        <w:rPr>
+          <w:rFonts w:ascii="Charis SIL Regular" w:hAnsi="Charis SIL Regular" w:eastAsia="Charis SIL Regular"/>
+          <w:b w:val="0"/>
+          <w:i w:val="0"/>
+          <w:color w:val="0000FF"/>
+          <w:sz w:val="24"/>
+        </w:rPr>
+        <w:hyperlink r:id="rId24" w:history="1">
+          <w:r>
+            <w:rPr>
+              <w:rStyle w:val="Hyperlink"/>
+            </w:rPr>
+            <w:t>m</w:t>
+          </w:r>
+        </w:hyperlink>
+      </w:r>
+      <w:r>
+        <w:rPr>
+          <w:rFonts w:ascii="Charis SIL Regular" w:hAnsi="Charis SIL Regular" w:eastAsia="Charis SIL Regular"/>
+          <w:b w:val="0"/>
+          <w:i w:val="0"/>
+          <w:color w:val="0000FF"/>
+          <w:sz w:val="24"/>
+        </w:rPr>
+        <w:t>s</w:t>
       </w:r>
       <w:r>
         <w:rPr>
@@ -2817,7 +2782,7 @@
           <w:sz w:val="24"/>
           <w:u w:val="single"/>
         </w:rPr>
-        <w:t>s</w:t>
+        <w:t xml:space="preserve"> </w:t>
       </w:r>
       <w:r>
         <w:rPr>
@@ -2828,6 +2793,24 @@
           <w:sz w:val="24"/>
           <w:u w:val="single"/>
         </w:rPr>
+        <w:hyperlink r:id="rId24" w:history="1">
+          <w:r>
+            <w:rPr>
+              <w:rStyle w:val="Hyperlink"/>
+            </w:rPr>
+            <w:t>en</w:t>
+          </w:r>
+        </w:hyperlink>
+      </w:r>
+      <w:r>
+        <w:rPr>
+          <w:rFonts w:ascii="Charis SIL Regular" w:hAnsi="Charis SIL Regular" w:eastAsia="Charis SIL Regular"/>
+          <w:b w:val="0"/>
+          <w:i w:val="0"/>
+          <w:color w:val="0000FF"/>
+          <w:sz w:val="24"/>
+          <w:u w:val="single"/>
+        </w:rPr>
         <w:t xml:space="preserve"> </w:t>
       </w:r>
       <w:r>
@@ -2844,48 +2827,9 @@
             <w:rPr>
               <w:rStyle w:val="Hyperlink"/>
             </w:rPr>
-            <w:t>en</w:t>
-          </w:r>
-        </w:hyperlink>
-      </w:r>
-      <w:r>
-        <w:rPr>
-          <w:rFonts w:ascii="Charis SIL Regular" w:hAnsi="Charis SIL Regular" w:eastAsia="Charis SIL Regular"/>
-          <w:b w:val="0"/>
-          <w:i w:val="0"/>
-          <w:color w:val="0000FF"/>
-          <w:sz w:val="24"/>
-          <w:u w:val="single"/>
-        </w:rPr>
-        <w:t xml:space="preserve"> </w:t>
-      </w:r>
-      <w:r>
-        <w:rPr>
-          <w:rFonts w:ascii="Charis SIL Regular" w:hAnsi="Charis SIL Regular" w:eastAsia="Charis SIL Regular"/>
-          <w:b w:val="0"/>
-          <w:i w:val="0"/>
-          <w:color w:val="0000FF"/>
-          <w:sz w:val="24"/>
-          <w:u w:val="single"/>
-        </w:rPr>
-        <w:hyperlink r:id="rId24" w:history="1">
-          <w:r>
-            <w:rPr>
-              <w:rStyle w:val="Hyperlink"/>
-            </w:rPr>
-            <w:t>geluidsbande</w:t>
-          </w:r>
-        </w:hyperlink>
-      </w:r>
-      <w:r>
-        <w:rPr>
-          <w:rFonts w:ascii="Charis SIL Regular" w:hAnsi="Charis SIL Regular" w:eastAsia="Charis SIL Regular"/>
-          <w:b w:val="0"/>
-          <w:i w:val="0"/>
-          <w:color w:val="0000FF"/>
-          <w:sz w:val="24"/>
-        </w:rPr>
-        <w:t>n</w:t>
+            <w:t>geluidsbanden</w:t>
+          </w:r>
+        </w:hyperlink>
       </w:r>
       <w:r>
         <w:rPr>
@@ -3435,7 +3379,7 @@
           <w:sz w:val="24"/>
           <w:u w:val="single"/>
         </w:rPr>
-        <w:hyperlink r:id="rId29" w:history="1">
+        <w:hyperlink r:id="rId28" w:history="1">
           <w:r>
             <w:rPr>
               <w:rStyle w:val="Hyperlink"/>
@@ -3453,7 +3397,7 @@
           <w:sz w:val="24"/>
           <w:u w:val="single"/>
         </w:rPr>
-        <w:hyperlink r:id="rId29" w:history="1">
+        <w:hyperlink r:id="rId28" w:history="1">
           <w:r>
             <w:rPr>
               <w:rStyle w:val="Hyperlink"/>
@@ -3482,7 +3426,7 @@
           <w:sz w:val="24"/>
           <w:u w:val="single"/>
         </w:rPr>
-        <w:hyperlink r:id="rId29" w:history="1">
+        <w:hyperlink r:id="rId28" w:history="1">
           <w:r>
             <w:rPr>
               <w:rStyle w:val="Hyperlink"/>
@@ -3511,7 +3455,7 @@
           <w:sz w:val="24"/>
           <w:u w:val="single"/>
         </w:rPr>
-        <w:hyperlink r:id="rId29" w:history="1">
+        <w:hyperlink r:id="rId28" w:history="1">
           <w:r>
             <w:rPr>
               <w:rStyle w:val="Hyperlink"/>
@@ -5072,14 +5016,7 @@
           <w:color w:val="000000"/>
           <w:sz w:val="24"/>
         </w:rPr>
-        <w:hyperlink r:id="rId41" w:history="1">
-          <w:r>
-            <w:rPr>
-              <w:rStyle w:val="Hyperlink"/>
-            </w:rPr>
-            <w:t xml:space="preserve">g </w:t>
-          </w:r>
-        </w:hyperlink>
+        <w:t xml:space="preserve">g </w:t>
       </w:r>
       <w:r>
         <w:rPr>
@@ -5090,7 +5027,7 @@
           <w:sz w:val="24"/>
           <w:u w:val="single"/>
         </w:rPr>
-        <w:hyperlink r:id="rId41" w:history="1">
+        <w:hyperlink r:id="rId42" w:history="1">
           <w:r>
             <w:rPr>
               <w:rStyle w:val="Hyperlink"/>
@@ -5108,7 +5045,7 @@
           <w:sz w:val="24"/>
           <w:u w:val="single"/>
         </w:rPr>
-        <w:hyperlink r:id="rId41" w:history="1">
+        <w:hyperlink r:id="rId42" w:history="1">
           <w:r>
             <w:rPr>
               <w:rStyle w:val="Hyperlink"/>
@@ -6967,6 +6904,7 @@
           <w:i w:val="0"/>
           <w:color w:val="0000FF"/>
           <w:sz w:val="24"/>
+          <w:u w:val="single"/>
         </w:rPr>
         <w:hyperlink r:id="rId57" w:history="1">
           <w:r>
@@ -7651,7 +7589,7 @@
           <w:sz w:val="24"/>
           <w:u w:val="single"/>
         </w:rPr>
-        <w:hyperlink r:id="rId64" w:history="1">
+        <w:hyperlink r:id="rId22" w:history="1">
           <w:r>
             <w:rPr>
               <w:rStyle w:val="Hyperlink"/>
@@ -7771,58 +7709,7 @@
           <w:color w:val="000000"/>
           <w:sz w:val="24"/>
         </w:rPr>
-        <w:hyperlink r:id="rId64" w:history="1">
-          <w:r>
-            <w:rPr>
-              <w:rStyle w:val="Hyperlink"/>
-            </w:rPr>
-            <w:t>Hie</w:t>
-          </w:r>
-        </w:hyperlink>
-      </w:r>
-      <w:r>
-        <w:rPr>
-          <w:rFonts w:ascii="Charis SIL Regular" w:hAnsi="Charis SIL Regular" w:eastAsia="Charis SIL Regular"/>
-          <w:b w:val="0"/>
-          <w:i w:val="0"/>
-          <w:color w:val="000000"/>
-          <w:sz w:val="24"/>
-        </w:rPr>
-        <w:hyperlink r:id="rId64" w:history="1">
-          <w:r>
-            <w:rPr>
-              <w:rStyle w:val="Hyperlink"/>
-            </w:rPr>
-            <w:t>r</w:t>
-          </w:r>
-        </w:hyperlink>
-      </w:r>
-      <w:r>
-        <w:rPr>
-          <w:rFonts w:ascii="Charis SIL Regular" w:hAnsi="Charis SIL Regular" w:eastAsia="Charis SIL Regular"/>
-          <w:b w:val="0"/>
-          <w:i w:val="0"/>
-          <w:color w:val="000000"/>
-          <w:sz w:val="24"/>
-        </w:rPr>
-        <w:hyperlink r:id="rId64" w:history="1">
-          <w:r>
-            <w:rPr>
-              <w:rStyle w:val="Hyperlink"/>
-            </w:rPr>
-            <w:t>onder be</w:t>
-          </w:r>
-        </w:hyperlink>
-      </w:r>
-      <w:r>
-        <w:rPr>
-          <w:rFonts w:ascii="Charis SIL Regular" w:hAnsi="Charis SIL Regular" w:eastAsia="Charis SIL Regular"/>
-          <w:b w:val="0"/>
-          <w:i w:val="0"/>
-          <w:color w:val="000000"/>
-          <w:sz w:val="24"/>
-        </w:rPr>
-        <w:t xml:space="preserve">vond zich een </w:t>
+        <w:t xml:space="preserve">Hieronder bevond zich een </w:t>
       </w:r>
       <w:r>
         <w:rPr>
@@ -8265,7 +8152,14 @@
           <w:color w:val="000000"/>
           <w:sz w:val="24"/>
         </w:rPr>
-        <w:t xml:space="preserve"> bevindt zich </w:t>
+        <w:hyperlink r:id="rId67" w:history="1">
+          <w:r>
+            <w:rPr>
+              <w:rStyle w:val="Hyperlink"/>
+            </w:rPr>
+            <w:t xml:space="preserve"> bevindt zich </w:t>
+          </w:r>
+        </w:hyperlink>
       </w:r>
       <w:r>
         <w:rPr>
@@ -8509,12 +8403,59 @@
           <w:sz w:val="24"/>
           <w:u w:val="single"/>
         </w:rPr>
+        <w:hyperlink r:id="rId69" w:history="1">
+          <w:r>
+            <w:rPr>
+              <w:rStyle w:val="Hyperlink"/>
+            </w:rPr>
+            <w:t>Eliot</w:t>
+          </w:r>
+        </w:hyperlink>
+      </w:r>
+      <w:r>
+        <w:rPr>
+          <w:rFonts w:ascii="Charis SIL Regular" w:hAnsi="Charis SIL Regular" w:eastAsia="Charis SIL Regular"/>
+          <w:b w:val="0"/>
+          <w:i w:val="0"/>
+          <w:color w:val="0000FF"/>
+          <w:sz w:val="24"/>
+          <w:u w:val="single"/>
+        </w:rPr>
+        <w:t xml:space="preserve"> </w:t>
+      </w:r>
+      <w:r>
+        <w:rPr>
+          <w:rFonts w:ascii="Charis SIL Regular" w:hAnsi="Charis SIL Regular" w:eastAsia="Charis SIL Regular"/>
+          <w:b w:val="0"/>
+          <w:i w:val="0"/>
+          <w:color w:val="0000FF"/>
+          <w:sz w:val="24"/>
+          <w:u w:val="single"/>
+        </w:rPr>
+        <w:hyperlink r:id="rId69" w:history="1">
+          <w:r>
+            <w:rPr>
+              <w:rStyle w:val="Hyperlink"/>
+            </w:rPr>
+            <w:t>Elisof</w:t>
+          </w:r>
+        </w:hyperlink>
+      </w:r>
+      <w:r>
+        <w:rPr>
+          <w:rFonts w:ascii="Charis SIL Regular" w:hAnsi="Charis SIL Regular" w:eastAsia="Charis SIL Regular"/>
+          <w:b w:val="0"/>
+          <w:i w:val="0"/>
+          <w:color w:val="0000FF"/>
+          <w:sz w:val="24"/>
+          <w:u w:val="single"/>
+        </w:rPr>
         <w:hyperlink r:id="rId68" w:history="1">
           <w:r>
             <w:rPr>
               <w:rStyle w:val="Hyperlink"/>
             </w:rPr>
-            <w:t>Eliot</w:t>
+            <w:t>o</w:t>
           </w:r>
         </w:hyperlink>
       </w:r>
@@ -8527,6 +8468,24 @@
           <w:sz w:val="24"/>
           <w:u w:val="single"/>
         </w:rPr>
+        <w:hyperlink r:id="rId68" w:history="1">
+          <w:r>
+            <w:rPr>
+              <w:rStyle w:val="Hyperlink"/>
+            </w:rPr>
+            <w:t>n</w:t>
+          </w:r>
+        </w:hyperlink>
+      </w:r>
+      <w:r>
+        <w:rPr>
+          <w:rFonts w:ascii="Charis SIL Regular" w:hAnsi="Charis SIL Regular" w:eastAsia="Charis SIL Regular"/>
+          <w:b w:val="0"/>
+          <w:i w:val="0"/>
+          <w:color w:val="0000FF"/>
+          <w:sz w:val="24"/>
+          <w:u w:val="single"/>
+        </w:rPr>
         <w:t xml:space="preserve"> </w:t>
       </w:r>
       <w:r>
@@ -8543,7 +8502,7 @@
             <w:rPr>
               <w:rStyle w:val="Hyperlink"/>
             </w:rPr>
-            <w:t>Elisof</w:t>
+            <w:t>Phot</w:t>
           </w:r>
         </w:hyperlink>
       </w:r>
@@ -8561,7 +8520,7 @@
             <w:rPr>
               <w:rStyle w:val="Hyperlink"/>
             </w:rPr>
-            <w:t>o</w:t>
+            <w:t>ogr</w:t>
           </w:r>
         </w:hyperlink>
       </w:r>
@@ -8579,7 +8538,7 @@
             <w:rPr>
               <w:rStyle w:val="Hyperlink"/>
             </w:rPr>
-            <w:t>n</w:t>
+            <w:t>a</w:t>
           </w:r>
         </w:hyperlink>
       </w:r>
@@ -8592,6 +8551,24 @@
           <w:sz w:val="24"/>
           <w:u w:val="single"/>
         </w:rPr>
+        <w:hyperlink r:id="rId68" w:history="1">
+          <w:r>
+            <w:rPr>
+              <w:rStyle w:val="Hyperlink"/>
+            </w:rPr>
+            <w:t>phic</w:t>
+          </w:r>
+        </w:hyperlink>
+      </w:r>
+      <w:r>
+        <w:rPr>
+          <w:rFonts w:ascii="Charis SIL Regular" w:hAnsi="Charis SIL Regular" w:eastAsia="Charis SIL Regular"/>
+          <w:b w:val="0"/>
+          <w:i w:val="0"/>
+          <w:color w:val="0000FF"/>
+          <w:sz w:val="24"/>
+          <w:u w:val="single"/>
+        </w:rPr>
         <w:t xml:space="preserve"> </w:t>
       </w:r>
       <w:r>
@@ -8603,12 +8580,12 @@
           <w:sz w:val="24"/>
           <w:u w:val="single"/>
         </w:rPr>
-        <w:hyperlink r:id="rId69" w:history="1">
-          <w:r>
-            <w:rPr>
-              <w:rStyle w:val="Hyperlink"/>
-            </w:rPr>
-            <w:t>Phot</w:t>
+        <w:hyperlink r:id="rId68" w:history="1">
+          <w:r>
+            <w:rPr>
+              <w:rStyle w:val="Hyperlink"/>
+            </w:rPr>
+            <w:t>Arc</w:t>
           </w:r>
         </w:hyperlink>
       </w:r>
@@ -8621,12 +8598,12 @@
           <w:sz w:val="24"/>
           <w:u w:val="single"/>
         </w:rPr>
-        <w:hyperlink r:id="rId69" w:history="1">
-          <w:r>
-            <w:rPr>
-              <w:rStyle w:val="Hyperlink"/>
-            </w:rPr>
-            <w:t>ogr</w:t>
+        <w:hyperlink r:id="rId68" w:history="1">
+          <w:r>
+            <w:rPr>
+              <w:rStyle w:val="Hyperlink"/>
+            </w:rPr>
+            <w:t>h</w:t>
           </w:r>
         </w:hyperlink>
       </w:r>
@@ -8639,12 +8616,12 @@
           <w:sz w:val="24"/>
           <w:u w:val="single"/>
         </w:rPr>
-        <w:hyperlink r:id="rId69" w:history="1">
-          <w:r>
-            <w:rPr>
-              <w:rStyle w:val="Hyperlink"/>
-            </w:rPr>
-            <w:t>a</w:t>
+        <w:hyperlink r:id="rId68" w:history="1">
+          <w:r>
+            <w:rPr>
+              <w:rStyle w:val="Hyperlink"/>
+            </w:rPr>
+            <w:t>iv</w:t>
           </w:r>
         </w:hyperlink>
       </w:r>
@@ -8657,12 +8634,12 @@
           <w:sz w:val="24"/>
           <w:u w:val="single"/>
         </w:rPr>
-        <w:hyperlink r:id="rId69" w:history="1">
-          <w:r>
-            <w:rPr>
-              <w:rStyle w:val="Hyperlink"/>
-            </w:rPr>
-            <w:t>phic</w:t>
+        <w:hyperlink r:id="rId68" w:history="1">
+          <w:r>
+            <w:rPr>
+              <w:rStyle w:val="Hyperlink"/>
+            </w:rPr>
+            <w:t>es,</w:t>
           </w:r>
         </w:hyperlink>
       </w:r>
@@ -8686,12 +8663,12 @@
           <w:sz w:val="24"/>
           <w:u w:val="single"/>
         </w:rPr>
-        <w:hyperlink r:id="rId69" w:history="1">
-          <w:r>
-            <w:rPr>
-              <w:rStyle w:val="Hyperlink"/>
-            </w:rPr>
-            <w:t>Arc</w:t>
+        <w:hyperlink r:id="rId68" w:history="1">
+          <w:r>
+            <w:rPr>
+              <w:rStyle w:val="Hyperlink"/>
+            </w:rPr>
+            <w:t>Na</w:t>
           </w:r>
         </w:hyperlink>
       </w:r>
@@ -8704,12 +8681,12 @@
           <w:sz w:val="24"/>
           <w:u w:val="single"/>
         </w:rPr>
-        <w:hyperlink r:id="rId69" w:history="1">
-          <w:r>
-            <w:rPr>
-              <w:rStyle w:val="Hyperlink"/>
-            </w:rPr>
-            <w:t>h</w:t>
+        <w:hyperlink r:id="rId68" w:history="1">
+          <w:r>
+            <w:rPr>
+              <w:rStyle w:val="Hyperlink"/>
+            </w:rPr>
+            <w:t>tional</w:t>
           </w:r>
         </w:hyperlink>
       </w:r>
@@ -8722,14 +8699,7 @@
           <w:sz w:val="24"/>
           <w:u w:val="single"/>
         </w:rPr>
-        <w:hyperlink r:id="rId69" w:history="1">
-          <w:r>
-            <w:rPr>
-              <w:rStyle w:val="Hyperlink"/>
-            </w:rPr>
-            <w:t>iv</w:t>
-          </w:r>
-        </w:hyperlink>
+        <w:t xml:space="preserve"> </w:t>
       </w:r>
       <w:r>
         <w:rPr>
@@ -8740,83 +8710,7 @@
           <w:sz w:val="24"/>
           <w:u w:val="single"/>
         </w:rPr>
-        <w:hyperlink r:id="rId69" w:history="1">
-          <w:r>
-            <w:rPr>
-              <w:rStyle w:val="Hyperlink"/>
-            </w:rPr>
-            <w:t>es,</w:t>
-          </w:r>
-        </w:hyperlink>
-      </w:r>
-      <w:r>
-        <w:rPr>
-          <w:rFonts w:ascii="Charis SIL Regular" w:hAnsi="Charis SIL Regular" w:eastAsia="Charis SIL Regular"/>
-          <w:b w:val="0"/>
-          <w:i w:val="0"/>
-          <w:color w:val="0000FF"/>
-          <w:sz w:val="24"/>
-          <w:u w:val="single"/>
-        </w:rPr>
-        <w:t xml:space="preserve"> </w:t>
-      </w:r>
-      <w:r>
-        <w:rPr>
-          <w:rFonts w:ascii="Charis SIL Regular" w:hAnsi="Charis SIL Regular" w:eastAsia="Charis SIL Regular"/>
-          <w:b w:val="0"/>
-          <w:i w:val="0"/>
-          <w:color w:val="0000FF"/>
-          <w:sz w:val="24"/>
-          <w:u w:val="single"/>
-        </w:rPr>
-        <w:hyperlink r:id="rId69" w:history="1">
-          <w:r>
-            <w:rPr>
-              <w:rStyle w:val="Hyperlink"/>
-            </w:rPr>
-            <w:t>Na</w:t>
-          </w:r>
-        </w:hyperlink>
-      </w:r>
-      <w:r>
-        <w:rPr>
-          <w:rFonts w:ascii="Charis SIL Regular" w:hAnsi="Charis SIL Regular" w:eastAsia="Charis SIL Regular"/>
-          <w:b w:val="0"/>
-          <w:i w:val="0"/>
-          <w:color w:val="0000FF"/>
-          <w:sz w:val="24"/>
-          <w:u w:val="single"/>
-        </w:rPr>
-        <w:hyperlink r:id="rId69" w:history="1">
-          <w:r>
-            <w:rPr>
-              <w:rStyle w:val="Hyperlink"/>
-            </w:rPr>
-            <w:t>tional</w:t>
-          </w:r>
-        </w:hyperlink>
-      </w:r>
-      <w:r>
-        <w:rPr>
-          <w:rFonts w:ascii="Charis SIL Regular" w:hAnsi="Charis SIL Regular" w:eastAsia="Charis SIL Regular"/>
-          <w:b w:val="0"/>
-          <w:i w:val="0"/>
-          <w:color w:val="0000FF"/>
-          <w:sz w:val="24"/>
-          <w:u w:val="single"/>
-        </w:rPr>
-        <w:t xml:space="preserve"> </w:t>
-      </w:r>
-      <w:r>
-        <w:rPr>
-          <w:rFonts w:ascii="Charis SIL Regular" w:hAnsi="Charis SIL Regular" w:eastAsia="Charis SIL Regular"/>
-          <w:b w:val="0"/>
-          <w:i w:val="0"/>
-          <w:color w:val="0000FF"/>
-          <w:sz w:val="24"/>
-          <w:u w:val="single"/>
-        </w:rPr>
-        <w:hyperlink r:id="rId69" w:history="1">
+        <w:hyperlink r:id="rId68" w:history="1">
           <w:r>
             <w:rPr>
               <w:rStyle w:val="Hyperlink"/>
@@ -9005,14 +8899,78 @@
           <w:i w:val="0"/>
           <w:color w:val="0000FF"/>
           <w:sz w:val="24"/>
+        </w:rPr>
+        <w:hyperlink r:id="rId71" w:history="1">
+          <w:r>
+            <w:rPr>
+              <w:rStyle w:val="Hyperlink"/>
+            </w:rPr>
+            <w:t>Ame</w:t>
+          </w:r>
+        </w:hyperlink>
+      </w:r>
+      <w:r>
+        <w:rPr>
+          <w:rFonts w:ascii="Charis SIL Regular" w:hAnsi="Charis SIL Regular" w:eastAsia="Charis SIL Regular"/>
+          <w:b w:val="0"/>
+          <w:i w:val="0"/>
+          <w:color w:val="0000FF"/>
+          <w:sz w:val="24"/>
           <w:u w:val="single"/>
         </w:rPr>
+        <w:hyperlink r:id="rId70" w:history="1">
+          <w:r>
+            <w:rPr>
+              <w:rStyle w:val="Hyperlink"/>
+            </w:rPr>
+            <w:t>rican</w:t>
+          </w:r>
+        </w:hyperlink>
+      </w:r>
+      <w:r>
+        <w:rPr>
+          <w:rFonts w:ascii="Charis SIL Regular" w:hAnsi="Charis SIL Regular" w:eastAsia="Charis SIL Regular"/>
+          <w:b w:val="0"/>
+          <w:i w:val="0"/>
+          <w:color w:val="0000FF"/>
+          <w:sz w:val="24"/>
+          <w:u w:val="single"/>
+        </w:rPr>
+        <w:t xml:space="preserve"> </w:t>
+      </w:r>
+      <w:r>
+        <w:rPr>
+          <w:rFonts w:ascii="Charis SIL Regular" w:hAnsi="Charis SIL Regular" w:eastAsia="Charis SIL Regular"/>
+          <w:b w:val="0"/>
+          <w:i w:val="0"/>
+          <w:color w:val="0000FF"/>
+          <w:sz w:val="24"/>
+          <w:u w:val="single"/>
+        </w:rPr>
+        <w:hyperlink r:id="rId70" w:history="1">
+          <w:r>
+            <w:rPr>
+              <w:rStyle w:val="Hyperlink"/>
+            </w:rPr>
+            <w:t>Muse</w:t>
+          </w:r>
+        </w:hyperlink>
+      </w:r>
+      <w:r>
+        <w:rPr>
+          <w:rFonts w:ascii="Charis SIL Regular" w:hAnsi="Charis SIL Regular" w:eastAsia="Charis SIL Regular"/>
+          <w:b w:val="0"/>
+          <w:i w:val="0"/>
+          <w:color w:val="0000FF"/>
+          <w:sz w:val="24"/>
+          <w:u w:val="single"/>
+        </w:rPr>
         <w:hyperlink r:id="rId71" w:history="1">
           <w:r>
             <w:rPr>
               <w:rStyle w:val="Hyperlink"/>
             </w:rPr>
-            <w:t>Ame</w:t>
+            <w:t>um</w:t>
           </w:r>
         </w:hyperlink>
       </w:r>
@@ -9025,14 +8983,7 @@
           <w:sz w:val="24"/>
           <w:u w:val="single"/>
         </w:rPr>
-        <w:hyperlink r:id="rId70" w:history="1">
-          <w:r>
-            <w:rPr>
-              <w:rStyle w:val="Hyperlink"/>
-            </w:rPr>
-            <w:t>rican</w:t>
-          </w:r>
-        </w:hyperlink>
+        <w:t xml:space="preserve"> </w:t>
       </w:r>
       <w:r>
         <w:rPr>
@@ -9043,6 +8994,24 @@
           <w:sz w:val="24"/>
           <w:u w:val="single"/>
         </w:rPr>
+        <w:hyperlink r:id="rId71" w:history="1">
+          <w:r>
+            <w:rPr>
+              <w:rStyle w:val="Hyperlink"/>
+            </w:rPr>
+            <w:t>of</w:t>
+          </w:r>
+        </w:hyperlink>
+      </w:r>
+      <w:r>
+        <w:rPr>
+          <w:rFonts w:ascii="Charis SIL Regular" w:hAnsi="Charis SIL Regular" w:eastAsia="Charis SIL Regular"/>
+          <w:b w:val="0"/>
+          <w:i w:val="0"/>
+          <w:color w:val="0000FF"/>
+          <w:sz w:val="24"/>
+          <w:u w:val="single"/>
+        </w:rPr>
         <w:t xml:space="preserve"> </w:t>
       </w:r>
       <w:r>
@@ -9054,12 +9023,12 @@
           <w:sz w:val="24"/>
           <w:u w:val="single"/>
         </w:rPr>
-        <w:hyperlink r:id="rId70" w:history="1">
-          <w:r>
-            <w:rPr>
-              <w:rStyle w:val="Hyperlink"/>
-            </w:rPr>
-            <w:t>Muse</w:t>
+        <w:hyperlink r:id="rId71" w:history="1">
+          <w:r>
+            <w:rPr>
+              <w:rStyle w:val="Hyperlink"/>
+            </w:rPr>
+            <w:t>Natural</w:t>
           </w:r>
         </w:hyperlink>
       </w:r>
@@ -9072,14 +9041,236 @@
           <w:sz w:val="24"/>
           <w:u w:val="single"/>
         </w:rPr>
+        <w:t xml:space="preserve"> </w:t>
+      </w:r>
+      <w:r>
+        <w:rPr>
+          <w:rFonts w:ascii="Charis SIL Regular" w:hAnsi="Charis SIL Regular" w:eastAsia="Charis SIL Regular"/>
+          <w:b w:val="0"/>
+          <w:i w:val="0"/>
+          <w:color w:val="0000FF"/>
+          <w:sz w:val="24"/>
+          <w:u w:val="single"/>
+        </w:rPr>
         <w:hyperlink r:id="rId71" w:history="1">
           <w:r>
             <w:rPr>
               <w:rStyle w:val="Hyperlink"/>
             </w:rPr>
-            <w:t>um</w:t>
-          </w:r>
-        </w:hyperlink>
+            <w:t>History</w:t>
+          </w:r>
+        </w:hyperlink>
+      </w:r>
+      <w:r>
+        <w:rPr>
+          <w:rFonts w:ascii="Charis SIL Regular" w:hAnsi="Charis SIL Regular" w:eastAsia="Charis SIL Regular"/>
+          <w:b w:val="0"/>
+          <w:i w:val="0"/>
+          <w:color w:val="000000"/>
+          <w:sz w:val="24"/>
+        </w:rPr>
+        <w:t xml:space="preserve">. De Franse industriëlen Marcel </w:t>
+      </w:r>
+      <w:r>
+        <w:rPr>
+          <w:rFonts w:ascii="Charis SIL Regular" w:hAnsi="Charis SIL Regular" w:eastAsia="Charis SIL Regular"/>
+          <w:b w:val="0"/>
+          <w:i w:val="0"/>
+          <w:color w:val="000000"/>
+          <w:sz w:val="24"/>
+        </w:rPr>
+        <w:t>Monteux en Marc R</w:t>
+      </w:r>
+      <w:r>
+        <w:rPr>
+          <w:u w:val="single" w:color="0000ff"/>
+          <w:rFonts w:ascii="Charis SIL Regular" w:hAnsi="Charis SIL Regular" w:eastAsia="Charis SIL Regular"/>
+          <w:b w:val="0"/>
+          <w:i w:val="0"/>
+          <w:color w:val="000000"/>
+          <w:sz w:val="24"/>
+        </w:rPr>
+        <w:hyperlink r:id="rId71" w:history="1">
+          <w:r>
+            <w:rPr>
+              <w:rStyle w:val="Hyperlink"/>
+            </w:rPr>
+            <w:t>ichard f</w:t>
+          </w:r>
+        </w:hyperlink>
+      </w:r>
+      <w:r>
+        <w:rPr>
+          <w:rFonts w:ascii="Charis SIL Regular" w:hAnsi="Charis SIL Regular" w:eastAsia="Charis SIL Regular"/>
+          <w:b w:val="0"/>
+          <w:i w:val="0"/>
+          <w:color w:val="000000"/>
+          <w:sz w:val="24"/>
+        </w:rPr>
+        <w:hyperlink r:id="rId71" w:history="1">
+          <w:r>
+            <w:rPr>
+              <w:rStyle w:val="Hyperlink"/>
+            </w:rPr>
+            <w:t>i</w:t>
+          </w:r>
+        </w:hyperlink>
+      </w:r>
+      <w:r>
+        <w:rPr>
+          <w:rFonts w:ascii="Charis SIL Regular" w:hAnsi="Charis SIL Regular" w:eastAsia="Charis SIL Regular"/>
+          <w:b w:val="0"/>
+          <w:i w:val="0"/>
+          <w:color w:val="000000"/>
+          <w:sz w:val="24"/>
+        </w:rPr>
+        <w:t>n</w:t>
+      </w:r>
+      <w:r>
+        <w:rPr>
+          <w:u w:val="single" w:color="0000ff"/>
+          <w:rFonts w:ascii="Charis SIL Regular" w:hAnsi="Charis SIL Regular" w:eastAsia="Charis SIL Regular"/>
+          <w:b w:val="0"/>
+          <w:i w:val="0"/>
+          <w:color w:val="000000"/>
+          <w:sz w:val="24"/>
+        </w:rPr>
+        <w:hyperlink r:id="rId71" w:history="1">
+          <w:r>
+            <w:rPr>
+              <w:rStyle w:val="Hyperlink"/>
+            </w:rPr>
+            <w:t>ancierde</w:t>
+          </w:r>
+        </w:hyperlink>
+      </w:r>
+      <w:r>
+        <w:rPr>
+          <w:u w:val="single" w:color="0000ff"/>
+          <w:rFonts w:ascii="Charis SIL Regular" w:hAnsi="Charis SIL Regular" w:eastAsia="Charis SIL Regular"/>
+          <w:b w:val="0"/>
+          <w:i w:val="0"/>
+          <w:color w:val="000000"/>
+          <w:sz w:val="24"/>
+        </w:rPr>
+        <w:hyperlink r:id="rId71" w:history="1">
+          <w:r>
+            <w:rPr>
+              <w:rStyle w:val="Hyperlink"/>
+            </w:rPr>
+            <w:t>n</w:t>
+          </w:r>
+        </w:hyperlink>
+      </w:r>
+      <w:r>
+        <w:rPr>
+          <w:u w:val="single" w:color="0000ff"/>
+          <w:rFonts w:ascii="Charis SIL Regular" w:hAnsi="Charis SIL Regular" w:eastAsia="Charis SIL Regular"/>
+          <w:b w:val="0"/>
+          <w:i w:val="0"/>
+          <w:color w:val="000000"/>
+          <w:sz w:val="24"/>
+        </w:rPr>
+        <w:hyperlink r:id="rId71" w:history="1">
+          <w:r>
+            <w:rPr>
+              <w:rStyle w:val="Hyperlink"/>
+            </w:rPr>
+            <w:t xml:space="preserve"> i</w:t>
+          </w:r>
+        </w:hyperlink>
+      </w:r>
+      <w:r>
+        <w:rPr>
+          <w:u w:val="single" w:color="0000ff"/>
+          <w:rFonts w:ascii="Charis SIL Regular" w:hAnsi="Charis SIL Regular" w:eastAsia="Charis SIL Regular"/>
+          <w:b w:val="0"/>
+          <w:i w:val="0"/>
+          <w:color w:val="000000"/>
+          <w:sz w:val="24"/>
+        </w:rPr>
+        <w:hyperlink r:id="rId71" w:history="1">
+          <w:r>
+            <w:rPr>
+              <w:rStyle w:val="Hyperlink"/>
+            </w:rPr>
+            <w:t>n</w:t>
+          </w:r>
+        </w:hyperlink>
+      </w:r>
+      <w:r>
+        <w:rPr>
+          <w:u w:val="single" w:color="0000ff"/>
+          <w:rFonts w:ascii="Charis SIL Regular" w:hAnsi="Charis SIL Regular" w:eastAsia="Charis SIL Regular"/>
+          <w:b w:val="0"/>
+          <w:i w:val="0"/>
+          <w:color w:val="000000"/>
+          <w:sz w:val="24"/>
+        </w:rPr>
+        <w:hyperlink r:id="rId71" w:history="1">
+          <w:r>
+            <w:rPr>
+              <w:rStyle w:val="Hyperlink"/>
+            </w:rPr>
+            <w:t xml:space="preserve"> 1931 </w:t>
+          </w:r>
+        </w:hyperlink>
+      </w:r>
+      <w:r>
+        <w:rPr>
+          <w:u w:val="single" w:color="0000ff"/>
+          <w:rFonts w:ascii="Charis SIL Regular" w:hAnsi="Charis SIL Regular" w:eastAsia="Charis SIL Regular"/>
+          <w:b w:val="0"/>
+          <w:i w:val="0"/>
+          <w:color w:val="000000"/>
+          <w:sz w:val="24"/>
+        </w:rPr>
+        <w:hyperlink r:id="rId71" w:history="1">
+          <w:r>
+            <w:rPr>
+              <w:rStyle w:val="Hyperlink"/>
+            </w:rPr>
+            <w:t>e</w:t>
+          </w:r>
+        </w:hyperlink>
+      </w:r>
+      <w:r>
+        <w:rPr>
+          <w:u w:val="single" w:color="0000ff"/>
+          <w:rFonts w:ascii="Charis SIL Regular" w:hAnsi="Charis SIL Regular" w:eastAsia="Charis SIL Regular"/>
+          <w:b w:val="0"/>
+          <w:i w:val="0"/>
+          <w:color w:val="000000"/>
+          <w:sz w:val="24"/>
+        </w:rPr>
+        <w:hyperlink r:id="rId71" w:history="1">
+          <w:r>
+            <w:rPr>
+              <w:rStyle w:val="Hyperlink"/>
+            </w:rPr>
+            <w:t>en mult</w:t>
+          </w:r>
+        </w:hyperlink>
+      </w:r>
+      <w:r>
+        <w:rPr>
+          <w:rFonts w:ascii="Charis SIL Regular" w:hAnsi="Charis SIL Regular" w:eastAsia="Charis SIL Regular"/>
+          <w:b w:val="0"/>
+          <w:i w:val="0"/>
+          <w:color w:val="000000"/>
+          <w:sz w:val="24"/>
+        </w:rPr>
+        <w:t xml:space="preserve">idisciplinaire onderzoeksmissie naar </w:t>
+      </w:r>
+      <w:r>
+        <w:rPr>
+          <w:rFonts w:ascii="Charis SIL Regular" w:hAnsi="Charis SIL Regular" w:eastAsia="Charis SIL Regular"/>
+          <w:b w:val="0"/>
+          <w:i w:val="0"/>
+          <w:color w:val="000000"/>
+          <w:sz w:val="24"/>
+        </w:rPr>
+        <w:t xml:space="preserve">Frans-Guyana, die een </w:t>
       </w:r>
       <w:r>
         <w:rPr>
@@ -9090,103 +9281,44 @@
           <w:sz w:val="24"/>
           <w:u w:val="single"/>
         </w:rPr>
-        <w:t xml:space="preserve"> </w:t>
-      </w:r>
-      <w:r>
-        <w:rPr>
-          <w:rFonts w:ascii="Charis SIL Regular" w:hAnsi="Charis SIL Regular" w:eastAsia="Charis SIL Regular"/>
-          <w:b w:val="0"/>
-          <w:i w:val="0"/>
-          <w:color w:val="0000FF"/>
-          <w:sz w:val="24"/>
-          <w:u w:val="single"/>
-        </w:rPr>
-        <w:hyperlink r:id="rId71" w:history="1">
-          <w:r>
-            <w:rPr>
-              <w:rStyle w:val="Hyperlink"/>
-            </w:rPr>
-            <w:t>of</w:t>
-          </w:r>
-        </w:hyperlink>
-      </w:r>
-      <w:r>
-        <w:rPr>
-          <w:rFonts w:ascii="Charis SIL Regular" w:hAnsi="Charis SIL Regular" w:eastAsia="Charis SIL Regular"/>
-          <w:b w:val="0"/>
-          <w:i w:val="0"/>
-          <w:color w:val="0000FF"/>
-          <w:sz w:val="24"/>
-          <w:u w:val="single"/>
-        </w:rPr>
-        <w:t xml:space="preserve"> </w:t>
-      </w:r>
-      <w:r>
-        <w:rPr>
-          <w:rFonts w:ascii="Charis SIL Regular" w:hAnsi="Charis SIL Regular" w:eastAsia="Charis SIL Regular"/>
-          <w:b w:val="0"/>
-          <w:i w:val="0"/>
-          <w:color w:val="0000FF"/>
-          <w:sz w:val="24"/>
-          <w:u w:val="single"/>
-        </w:rPr>
-        <w:hyperlink r:id="rId71" w:history="1">
-          <w:r>
-            <w:rPr>
-              <w:rStyle w:val="Hyperlink"/>
-            </w:rPr>
-            <w:t>Natural</w:t>
-          </w:r>
-        </w:hyperlink>
-      </w:r>
-      <w:r>
-        <w:rPr>
-          <w:rFonts w:ascii="Charis SIL Regular" w:hAnsi="Charis SIL Regular" w:eastAsia="Charis SIL Regular"/>
-          <w:b w:val="0"/>
-          <w:i w:val="0"/>
-          <w:color w:val="0000FF"/>
-          <w:sz w:val="24"/>
-          <w:u w:val="single"/>
-        </w:rPr>
-        <w:t xml:space="preserve"> </w:t>
-      </w:r>
-      <w:r>
-        <w:rPr>
-          <w:rFonts w:ascii="Charis SIL Regular" w:hAnsi="Charis SIL Regular" w:eastAsia="Charis SIL Regular"/>
-          <w:b w:val="0"/>
-          <w:i w:val="0"/>
-          <w:color w:val="0000FF"/>
-          <w:sz w:val="24"/>
-          <w:u w:val="single"/>
-        </w:rPr>
-        <w:hyperlink r:id="rId71" w:history="1">
-          <w:r>
-            <w:rPr>
-              <w:rStyle w:val="Hyperlink"/>
-            </w:rPr>
-            <w:t>History</w:t>
-          </w:r>
-        </w:hyperlink>
-      </w:r>
-      <w:r>
-        <w:rPr>
-          <w:rFonts w:ascii="Charis SIL Regular" w:hAnsi="Charis SIL Regular" w:eastAsia="Charis SIL Regular"/>
-          <w:b w:val="0"/>
-          <w:i w:val="0"/>
-          <w:color w:val="000000"/>
-          <w:sz w:val="24"/>
-        </w:rPr>
-        <w:t xml:space="preserve">. De Franse industriëlen Marcel </w:t>
-      </w:r>
-      <w:r>
-        <w:rPr>
-          <w:rFonts w:ascii="Charis SIL Regular" w:hAnsi="Charis SIL Regular" w:eastAsia="Charis SIL Regular"/>
-          <w:b w:val="0"/>
-          <w:i w:val="0"/>
-          <w:color w:val="000000"/>
-          <w:sz w:val="24"/>
-        </w:rPr>
-        <w:t>Monteux en Marc R</w:t>
+        <w:hyperlink r:id="rId72" w:history="1">
+          <w:r>
+            <w:rPr>
+              <w:rStyle w:val="Hyperlink"/>
+            </w:rPr>
+            <w:t>verzameling</w:t>
+          </w:r>
+        </w:hyperlink>
+      </w:r>
+      <w:r>
+        <w:rPr>
+          <w:rFonts w:ascii="Charis SIL Regular" w:hAnsi="Charis SIL Regular" w:eastAsia="Charis SIL Regular"/>
+          <w:b w:val="0"/>
+          <w:i w:val="0"/>
+          <w:color w:val="000000"/>
+          <w:sz w:val="24"/>
+        </w:rPr>
+        <w:t xml:space="preserve"> voorwerpen opleverde die werd geschonken aan het </w:t>
+      </w:r>
+      <w:r>
+        <w:rPr>
+          <w:rFonts w:ascii="Charis SIL Italic" w:hAnsi="Charis SIL Italic" w:eastAsia="Charis SIL Italic"/>
+          <w:b w:val="0"/>
+          <w:i/>
+          <w:color w:val="000000"/>
+          <w:sz w:val="24"/>
+        </w:rPr>
+        <w:t>Musée du Trocadéro</w:t>
+      </w:r>
+      <w:r>
+        <w:rPr>
+          <w:rFonts w:ascii="Charis SIL Regular" w:hAnsi="Charis SIL Regular" w:eastAsia="Charis SIL Regular"/>
+          <w:b w:val="0"/>
+          <w:i w:val="0"/>
+          <w:color w:val="000000"/>
+          <w:sz w:val="24"/>
+        </w:rPr>
+        <w:t>. In</w:t>
       </w:r>
       <w:r>
         <w:rPr>
@@ -9197,248 +9329,7 @@
           <w:color w:val="000000"/>
           <w:sz w:val="24"/>
         </w:rPr>
-        <w:hyperlink r:id="rId71" w:history="1">
-          <w:r>
-            <w:rPr>
-              <w:rStyle w:val="Hyperlink"/>
-            </w:rPr>
-            <w:t>ichard fi</w:t>
-          </w:r>
-        </w:hyperlink>
-      </w:r>
-      <w:r>
-        <w:rPr>
-          <w:u w:val="single" w:color="0000ff"/>
-          <w:rFonts w:ascii="Charis SIL Regular" w:hAnsi="Charis SIL Regular" w:eastAsia="Charis SIL Regular"/>
-          <w:b w:val="0"/>
-          <w:i w:val="0"/>
-          <w:color w:val="000000"/>
-          <w:sz w:val="24"/>
-        </w:rPr>
-        <w:t>n</w:t>
-      </w:r>
-      <w:r>
-        <w:rPr>
-          <w:u w:val="single" w:color="0000ff"/>
-          <w:rFonts w:ascii="Charis SIL Regular" w:hAnsi="Charis SIL Regular" w:eastAsia="Charis SIL Regular"/>
-          <w:b w:val="0"/>
-          <w:i w:val="0"/>
-          <w:color w:val="000000"/>
-          <w:sz w:val="24"/>
-        </w:rPr>
-        <w:hyperlink r:id="rId71" w:history="1">
-          <w:r>
-            <w:rPr>
-              <w:rStyle w:val="Hyperlink"/>
-            </w:rPr>
-            <w:t>ancierde</w:t>
-          </w:r>
-        </w:hyperlink>
-      </w:r>
-      <w:r>
-        <w:rPr>
-          <w:u w:val="single" w:color="0000ff"/>
-          <w:rFonts w:ascii="Charis SIL Regular" w:hAnsi="Charis SIL Regular" w:eastAsia="Charis SIL Regular"/>
-          <w:b w:val="0"/>
-          <w:i w:val="0"/>
-          <w:color w:val="000000"/>
-          <w:sz w:val="24"/>
-        </w:rPr>
-        <w:hyperlink r:id="rId71" w:history="1">
-          <w:r>
-            <w:rPr>
-              <w:rStyle w:val="Hyperlink"/>
-            </w:rPr>
-            <w:t>n</w:t>
-          </w:r>
-        </w:hyperlink>
-      </w:r>
-      <w:r>
-        <w:rPr>
-          <w:u w:val="single" w:color="0000ff"/>
-          <w:rFonts w:ascii="Charis SIL Regular" w:hAnsi="Charis SIL Regular" w:eastAsia="Charis SIL Regular"/>
-          <w:b w:val="0"/>
-          <w:i w:val="0"/>
-          <w:color w:val="000000"/>
-          <w:sz w:val="24"/>
-        </w:rPr>
-        <w:hyperlink r:id="rId71" w:history="1">
-          <w:r>
-            <w:rPr>
-              <w:rStyle w:val="Hyperlink"/>
-            </w:rPr>
-            <w:t xml:space="preserve"> i</w:t>
-          </w:r>
-        </w:hyperlink>
-      </w:r>
-      <w:r>
-        <w:rPr>
-          <w:u w:val="single" w:color="0000ff"/>
-          <w:rFonts w:ascii="Charis SIL Regular" w:hAnsi="Charis SIL Regular" w:eastAsia="Charis SIL Regular"/>
-          <w:b w:val="0"/>
-          <w:i w:val="0"/>
-          <w:color w:val="000000"/>
-          <w:sz w:val="24"/>
-        </w:rPr>
-        <w:hyperlink r:id="rId71" w:history="1">
-          <w:r>
-            <w:rPr>
-              <w:rStyle w:val="Hyperlink"/>
-            </w:rPr>
-            <w:t>n</w:t>
-          </w:r>
-        </w:hyperlink>
-      </w:r>
-      <w:r>
-        <w:rPr>
-          <w:u w:val="single" w:color="0000ff"/>
-          <w:rFonts w:ascii="Charis SIL Regular" w:hAnsi="Charis SIL Regular" w:eastAsia="Charis SIL Regular"/>
-          <w:b w:val="0"/>
-          <w:i w:val="0"/>
-          <w:color w:val="000000"/>
-          <w:sz w:val="24"/>
-        </w:rPr>
-        <w:hyperlink r:id="rId71" w:history="1">
-          <w:r>
-            <w:rPr>
-              <w:rStyle w:val="Hyperlink"/>
-            </w:rPr>
-            <w:t xml:space="preserve"> 1931 </w:t>
-          </w:r>
-        </w:hyperlink>
-      </w:r>
-      <w:r>
-        <w:rPr>
-          <w:u w:val="single" w:color="0000ff"/>
-          <w:rFonts w:ascii="Charis SIL Regular" w:hAnsi="Charis SIL Regular" w:eastAsia="Charis SIL Regular"/>
-          <w:b w:val="0"/>
-          <w:i w:val="0"/>
-          <w:color w:val="000000"/>
-          <w:sz w:val="24"/>
-        </w:rPr>
-        <w:hyperlink r:id="rId71" w:history="1">
-          <w:r>
-            <w:rPr>
-              <w:rStyle w:val="Hyperlink"/>
-            </w:rPr>
-            <w:t>e</w:t>
-          </w:r>
-        </w:hyperlink>
-      </w:r>
-      <w:r>
-        <w:rPr>
-          <w:u w:val="single" w:color="0000ff"/>
-          <w:rFonts w:ascii="Charis SIL Regular" w:hAnsi="Charis SIL Regular" w:eastAsia="Charis SIL Regular"/>
-          <w:b w:val="0"/>
-          <w:i w:val="0"/>
-          <w:color w:val="000000"/>
-          <w:sz w:val="24"/>
-        </w:rPr>
-        <w:hyperlink r:id="rId71" w:history="1">
-          <w:r>
-            <w:rPr>
-              <w:rStyle w:val="Hyperlink"/>
-            </w:rPr>
-            <w:t>en mul</w:t>
-          </w:r>
-        </w:hyperlink>
-      </w:r>
-      <w:r>
-        <w:rPr>
-          <w:rFonts w:ascii="Charis SIL Regular" w:hAnsi="Charis SIL Regular" w:eastAsia="Charis SIL Regular"/>
-          <w:b w:val="0"/>
-          <w:i w:val="0"/>
-          <w:color w:val="000000"/>
-          <w:sz w:val="24"/>
-        </w:rPr>
-        <w:t xml:space="preserve">tidisciplinaire onderzoeksmissie naar </w:t>
-      </w:r>
-      <w:r>
-        <w:rPr>
-          <w:rFonts w:ascii="Charis SIL Regular" w:hAnsi="Charis SIL Regular" w:eastAsia="Charis SIL Regular"/>
-          <w:b w:val="0"/>
-          <w:i w:val="0"/>
-          <w:color w:val="000000"/>
-          <w:sz w:val="24"/>
-        </w:rPr>
-        <w:t xml:space="preserve">Frans-Guyana, die een </w:t>
-      </w:r>
-      <w:r>
-        <w:rPr>
-          <w:rFonts w:ascii="Charis SIL Regular" w:hAnsi="Charis SIL Regular" w:eastAsia="Charis SIL Regular"/>
-          <w:b w:val="0"/>
-          <w:i w:val="0"/>
-          <w:color w:val="0000FF"/>
-          <w:sz w:val="24"/>
-          <w:u w:val="single"/>
-        </w:rPr>
-        <w:hyperlink r:id="rId72" w:history="1">
-          <w:r>
-            <w:rPr>
-              <w:rStyle w:val="Hyperlink"/>
-            </w:rPr>
-            <w:t>verzameling</w:t>
-          </w:r>
-        </w:hyperlink>
-      </w:r>
-      <w:r>
-        <w:rPr>
-          <w:rFonts w:ascii="Charis SIL Regular" w:hAnsi="Charis SIL Regular" w:eastAsia="Charis SIL Regular"/>
-          <w:b w:val="0"/>
-          <w:i w:val="0"/>
-          <w:color w:val="000000"/>
-          <w:sz w:val="24"/>
-        </w:rPr>
-        <w:t xml:space="preserve"> voorwerpen opleverde die werd geschonken aan het </w:t>
-      </w:r>
-      <w:r>
-        <w:rPr>
-          <w:rFonts w:ascii="Charis SIL Italic" w:hAnsi="Charis SIL Italic" w:eastAsia="Charis SIL Italic"/>
-          <w:b w:val="0"/>
-          <w:i/>
-          <w:color w:val="000000"/>
-          <w:sz w:val="24"/>
-        </w:rPr>
-        <w:t>Musée du Trocadéro</w:t>
-      </w:r>
-      <w:r>
-        <w:rPr>
-          <w:rFonts w:ascii="Charis SIL Regular" w:hAnsi="Charis SIL Regular" w:eastAsia="Charis SIL Regular"/>
-          <w:b w:val="0"/>
-          <w:i w:val="0"/>
-          <w:color w:val="000000"/>
-          <w:sz w:val="24"/>
-        </w:rPr>
-        <w:t>. In</w:t>
-      </w:r>
-      <w:r>
-        <w:rPr>
-          <w:u w:val="single" w:color="0000ff"/>
-          <w:rFonts w:ascii="Charis SIL Regular" w:hAnsi="Charis SIL Regular" w:eastAsia="Charis SIL Regular"/>
-          <w:b w:val="0"/>
-          <w:i w:val="0"/>
-          <w:color w:val="000000"/>
-          <w:sz w:val="24"/>
-        </w:rPr>
-        <w:t xml:space="preserve"> </w:t>
-      </w:r>
-      <w:r>
-        <w:rPr>
-          <w:u w:val="single" w:color="0000ff"/>
-          <w:rFonts w:ascii="Charis SIL Regular" w:hAnsi="Charis SIL Regular" w:eastAsia="Charis SIL Regular"/>
-          <w:b w:val="0"/>
-          <w:i w:val="0"/>
-          <w:color w:val="000000"/>
-          <w:sz w:val="24"/>
-        </w:rPr>
-        <w:hyperlink r:id="rId72" w:history="1">
-          <w:r>
-            <w:rPr>
-              <w:rStyle w:val="Hyperlink"/>
-            </w:rPr>
-            <w:t xml:space="preserve">1934 </w:t>
-          </w:r>
-        </w:hyperlink>
+        <w:t xml:space="preserve"> 1934 </w:t>
       </w:r>
       <w:r>
         <w:rPr>
@@ -11402,7 +11293,6 @@
           <w:i w:val="0"/>
           <w:color w:val="0000FF"/>
           <w:sz w:val="24"/>
-          <w:u w:val="single"/>
         </w:rPr>
         <w:t>s</w:t>
       </w:r>
@@ -11754,7 +11644,24 @@
             <w:rPr>
               <w:rStyle w:val="Hyperlink"/>
             </w:rPr>
-            <w:t>profiel</w:t>
+            <w:t>profie</w:t>
+          </w:r>
+        </w:hyperlink>
+      </w:r>
+      <w:r>
+        <w:rPr>
+          <w:rFonts w:ascii="Charis SIL Regular" w:hAnsi="Charis SIL Regular" w:eastAsia="Charis SIL Regular"/>
+          <w:b w:val="0"/>
+          <w:i w:val="0"/>
+          <w:color w:val="0000FF"/>
+          <w:sz w:val="24"/>
+        </w:rPr>
+        <w:hyperlink r:id="rId87" w:history="1">
+          <w:r>
+            <w:rPr>
+              <w:rStyle w:val="Hyperlink"/>
+            </w:rPr>
+            <w:t>l</w:t>
           </w:r>
         </w:hyperlink>
       </w:r>
@@ -11783,19 +11690,9 @@
             <w:rPr>
               <w:rStyle w:val="Hyperlink"/>
             </w:rPr>
-            <w:t>als</w:t>
-          </w:r>
-        </w:hyperlink>
-      </w:r>
-      <w:r>
-        <w:rPr>
-          <w:rFonts w:ascii="Charis SIL Regular" w:hAnsi="Charis SIL Regular" w:eastAsia="Charis SIL Regular"/>
-          <w:b w:val="0"/>
-          <w:i w:val="0"/>
-          <w:color w:val="0000FF"/>
-          <w:sz w:val="24"/>
-        </w:rPr>
-        <w:t>-</w:t>
+            <w:t>als-</w:t>
+          </w:r>
+        </w:hyperlink>
       </w:r>
       <w:r>
         <w:rPr>
@@ -12171,25 +12068,25 @@
           <w:sz w:val="24"/>
           <w:u w:val="single"/>
         </w:rPr>
+        <w:hyperlink r:id="rId89" w:history="1">
+          <w:r>
+            <w:rPr>
+              <w:rStyle w:val="Hyperlink"/>
+            </w:rPr>
+            <w:t>97</w:t>
+          </w:r>
+        </w:hyperlink>
+      </w:r>
+      <w:r>
+        <w:rPr>
+          <w:rFonts w:ascii="Charis SIL Regular" w:hAnsi="Charis SIL Regular" w:eastAsia="Charis SIL Regular"/>
+          <w:b w:val="0"/>
+          <w:i w:val="0"/>
+          <w:color w:val="0000FF"/>
+          <w:sz w:val="24"/>
+          <w:u w:val="single"/>
+        </w:rPr>
         <w:hyperlink r:id="rId88" w:history="1">
-          <w:r>
-            <w:rPr>
-              <w:rStyle w:val="Hyperlink"/>
-            </w:rPr>
-            <w:t>97</w:t>
-          </w:r>
-        </w:hyperlink>
-      </w:r>
-      <w:r>
-        <w:rPr>
-          <w:rFonts w:ascii="Charis SIL Regular" w:hAnsi="Charis SIL Regular" w:eastAsia="Charis SIL Regular"/>
-          <w:b w:val="0"/>
-          <w:i w:val="0"/>
-          <w:color w:val="0000FF"/>
-          <w:sz w:val="24"/>
-          <w:u w:val="single"/>
-        </w:rPr>
-        <w:hyperlink r:id="rId89" w:history="1">
           <w:r>
             <w:rPr>
               <w:rStyle w:val="Hyperlink"/>
@@ -12583,12 +12480,30 @@
           <w:sz w:val="24"/>
           <w:u w:val="single"/>
         </w:rPr>
+        <w:hyperlink r:id="rId93" w:history="1">
+          <w:r>
+            <w:rPr>
+              <w:rStyle w:val="Hyperlink"/>
+            </w:rPr>
+            <w:t>WorldC</w:t>
+          </w:r>
+        </w:hyperlink>
+      </w:r>
+      <w:r>
+        <w:rPr>
+          <w:rFonts w:ascii="Charis SIL Regular" w:hAnsi="Charis SIL Regular" w:eastAsia="Charis SIL Regular"/>
+          <w:b w:val="0"/>
+          <w:i w:val="0"/>
+          <w:color w:val="0000FF"/>
+          <w:sz w:val="24"/>
+          <w:u w:val="single"/>
+        </w:rPr>
         <w:hyperlink r:id="rId92" w:history="1">
           <w:r>
             <w:rPr>
               <w:rStyle w:val="Hyperlink"/>
             </w:rPr>
-            <w:t>WorldC</w:t>
+            <w:t>at</w:t>
           </w:r>
         </w:hyperlink>
       </w:r>
@@ -12601,36 +12516,18 @@
           <w:sz w:val="24"/>
           <w:u w:val="single"/>
         </w:rPr>
+        <w:t xml:space="preserve"> </w:t>
+      </w:r>
+      <w:r>
+        <w:rPr>
+          <w:rFonts w:ascii="Charis SIL Regular" w:hAnsi="Charis SIL Regular" w:eastAsia="Charis SIL Regular"/>
+          <w:b w:val="0"/>
+          <w:i w:val="0"/>
+          <w:color w:val="0000FF"/>
+          <w:sz w:val="24"/>
+          <w:u w:val="single"/>
+        </w:rPr>
         <w:hyperlink r:id="rId92" w:history="1">
-          <w:r>
-            <w:rPr>
-              <w:rStyle w:val="Hyperlink"/>
-            </w:rPr>
-            <w:t>at</w:t>
-          </w:r>
-        </w:hyperlink>
-      </w:r>
-      <w:r>
-        <w:rPr>
-          <w:rFonts w:ascii="Charis SIL Regular" w:hAnsi="Charis SIL Regular" w:eastAsia="Charis SIL Regular"/>
-          <w:b w:val="0"/>
-          <w:i w:val="0"/>
-          <w:color w:val="0000FF"/>
-          <w:sz w:val="24"/>
-          <w:u w:val="single"/>
-        </w:rPr>
-        <w:t xml:space="preserve"> </w:t>
-      </w:r>
-      <w:r>
-        <w:rPr>
-          <w:rFonts w:ascii="Charis SIL Regular" w:hAnsi="Charis SIL Regular" w:eastAsia="Charis SIL Regular"/>
-          <w:b w:val="0"/>
-          <w:i w:val="0"/>
-          <w:color w:val="0000FF"/>
-          <w:sz w:val="24"/>
-          <w:u w:val="single"/>
-        </w:rPr>
-        <w:hyperlink r:id="rId93" w:history="1">
           <w:r>
             <w:rPr>
               <w:rStyle w:val="Hyperlink"/>
@@ -14677,6 +14574,7 @@
           <w:i w:val="0"/>
           <w:color w:val="0000FF"/>
           <w:sz w:val="24"/>
+          <w:u w:val="single"/>
         </w:rPr>
         <w:hyperlink r:id="rId106" w:history="1">
           <w:r>

--- a/EXPORTS/DOCX/published/niveau2/Dutch/Suriname.docx
+++ b/EXPORTS/DOCX/published/niveau2/Dutch/Suriname.docx
@@ -1253,7 +1253,14 @@
           <w:color w:val="000000"/>
           <w:sz w:val="24"/>
         </w:rPr>
-        <w:t xml:space="preserve">eidende </w:t>
+        <w:hyperlink r:id="rId12" w:history="1">
+          <w:r>
+            <w:rPr>
+              <w:rStyle w:val="Hyperlink"/>
+            </w:rPr>
+            <w:t xml:space="preserve">eidende </w:t>
+          </w:r>
+        </w:hyperlink>
       </w:r>
       <w:r>
         <w:rPr>
@@ -1799,14 +1806,24 @@
           <w:i w:val="0"/>
           <w:color w:val="0000FF"/>
           <w:sz w:val="24"/>
+        </w:rPr>
+        <w:t>G</w:t>
+      </w:r>
+      <w:r>
+        <w:rPr>
+          <w:rFonts w:ascii="Charis SIL Regular" w:hAnsi="Charis SIL Regular" w:eastAsia="Charis SIL Regular"/>
+          <w:b w:val="0"/>
+          <w:i w:val="0"/>
+          <w:color w:val="0000FF"/>
+          <w:sz w:val="24"/>
           <w:u w:val="single"/>
         </w:rPr>
-        <w:hyperlink r:id="rId17" w:history="1">
-          <w:r>
-            <w:rPr>
-              <w:rStyle w:val="Hyperlink"/>
-            </w:rPr>
-            <w:t>G</w:t>
+        <w:hyperlink r:id="rId15" w:history="1">
+          <w:r>
+            <w:rPr>
+              <w:rStyle w:val="Hyperlink"/>
+            </w:rPr>
+            <w:t>errit</w:t>
           </w:r>
         </w:hyperlink>
       </w:r>
@@ -1819,14 +1836,7 @@
           <w:sz w:val="24"/>
           <w:u w:val="single"/>
         </w:rPr>
-        <w:hyperlink r:id="rId17" w:history="1">
-          <w:r>
-            <w:rPr>
-              <w:rStyle w:val="Hyperlink"/>
-            </w:rPr>
-            <w:t>errit</w:t>
-          </w:r>
-        </w:hyperlink>
+        <w:t xml:space="preserve"> </w:t>
       </w:r>
       <w:r>
         <w:rPr>
@@ -1837,18 +1847,7 @@
           <w:sz w:val="24"/>
           <w:u w:val="single"/>
         </w:rPr>
-        <w:t xml:space="preserve"> </w:t>
-      </w:r>
-      <w:r>
-        <w:rPr>
-          <w:rFonts w:ascii="Charis SIL Regular" w:hAnsi="Charis SIL Regular" w:eastAsia="Charis SIL Regular"/>
-          <w:b w:val="0"/>
-          <w:i w:val="0"/>
-          <w:color w:val="0000FF"/>
-          <w:sz w:val="24"/>
-          <w:u w:val="single"/>
-        </w:rPr>
-        <w:hyperlink r:id="rId17" w:history="1">
+        <w:hyperlink r:id="rId15" w:history="1">
           <w:r>
             <w:rPr>
               <w:rStyle w:val="Hyperlink"/>
@@ -2361,7 +2360,7 @@
           <w:color w:val="000000"/>
           <w:sz w:val="24"/>
         </w:rPr>
-        <w:t>al vormde de verkoop van etnografica ook een bron van inkomsten voor de Evang</w:t>
+        <w:t>al vormde de verkoop van etnografica ook een bron van inko</w:t>
       </w:r>
       <w:r>
         <w:rPr>
@@ -2377,6 +2376,24 @@
             <w:rPr>
               <w:rStyle w:val="Hyperlink"/>
             </w:rPr>
+            <w:t>msten voor de Evang</w:t>
+          </w:r>
+        </w:hyperlink>
+      </w:r>
+      <w:r>
+        <w:rPr>
+          <w:u w:val="single" w:color="0000ff"/>
+          <w:rFonts w:ascii="Charis SIL Regular" w:hAnsi="Charis SIL Regular" w:eastAsia="Charis SIL Regular"/>
+          <w:b w:val="0"/>
+          <w:i w:val="0"/>
+          <w:color w:val="000000"/>
+          <w:sz w:val="24"/>
+        </w:rPr>
+        <w:hyperlink r:id="rId20" w:history="1">
+          <w:r>
+            <w:rPr>
+              <w:rStyle w:val="Hyperlink"/>
+            </w:rPr>
             <w:t xml:space="preserve">elische </w:t>
           </w:r>
         </w:hyperlink>
@@ -2516,6 +2533,7 @@
           <w:i w:val="0"/>
           <w:color w:val="0000FF"/>
           <w:sz w:val="24"/>
+          <w:u w:val="single"/>
         </w:rPr>
         <w:hyperlink r:id="rId22" w:history="1">
           <w:r>
@@ -2820,36 +2838,49 @@
             <w:rPr>
               <w:rStyle w:val="Hyperlink"/>
             </w:rPr>
-            <w:t>fil</w:t>
-          </w:r>
-        </w:hyperlink>
-      </w:r>
-      <w:r>
-        <w:rPr>
-          <w:rFonts w:ascii="Charis SIL Regular" w:hAnsi="Charis SIL Regular" w:eastAsia="Charis SIL Regular"/>
-          <w:b w:val="0"/>
-          <w:i w:val="0"/>
-          <w:color w:val="0000FF"/>
-          <w:sz w:val="24"/>
+            <w:t>film</w:t>
+          </w:r>
+        </w:hyperlink>
+      </w:r>
+      <w:r>
+        <w:rPr>
+          <w:rFonts w:ascii="Charis SIL Regular" w:hAnsi="Charis SIL Regular" w:eastAsia="Charis SIL Regular"/>
+          <w:b w:val="0"/>
+          <w:i w:val="0"/>
+          <w:color w:val="0000FF"/>
+          <w:sz w:val="24"/>
+          <w:u w:val="single"/>
+        </w:rPr>
+        <w:t>s</w:t>
+      </w:r>
+      <w:r>
+        <w:rPr>
+          <w:rFonts w:ascii="Charis SIL Regular" w:hAnsi="Charis SIL Regular" w:eastAsia="Charis SIL Regular"/>
+          <w:b w:val="0"/>
+          <w:i w:val="0"/>
+          <w:color w:val="0000FF"/>
+          <w:sz w:val="24"/>
+          <w:u w:val="single"/>
+        </w:rPr>
+        <w:t xml:space="preserve"> </w:t>
+      </w:r>
+      <w:r>
+        <w:rPr>
+          <w:rFonts w:ascii="Charis SIL Regular" w:hAnsi="Charis SIL Regular" w:eastAsia="Charis SIL Regular"/>
+          <w:b w:val="0"/>
+          <w:i w:val="0"/>
+          <w:color w:val="0000FF"/>
+          <w:sz w:val="24"/>
+          <w:u w:val="single"/>
         </w:rPr>
         <w:hyperlink r:id="rId24" w:history="1">
           <w:r>
             <w:rPr>
               <w:rStyle w:val="Hyperlink"/>
             </w:rPr>
-            <w:t>m</w:t>
-          </w:r>
-        </w:hyperlink>
-      </w:r>
-      <w:r>
-        <w:rPr>
-          <w:rFonts w:ascii="Charis SIL Regular" w:hAnsi="Charis SIL Regular" w:eastAsia="Charis SIL Regular"/>
-          <w:b w:val="0"/>
-          <w:i w:val="0"/>
-          <w:color w:val="0000FF"/>
-          <w:sz w:val="24"/>
-        </w:rPr>
-        <w:t>s</w:t>
+            <w:t>en</w:t>
+          </w:r>
+        </w:hyperlink>
       </w:r>
       <w:r>
         <w:rPr>
@@ -2876,9 +2907,29 @@
             <w:rPr>
               <w:rStyle w:val="Hyperlink"/>
             </w:rPr>
-            <w:t>en</w:t>
-          </w:r>
-        </w:hyperlink>
+            <w:t>geluidsbande</w:t>
+          </w:r>
+        </w:hyperlink>
+      </w:r>
+      <w:r>
+        <w:rPr>
+          <w:rFonts w:ascii="Charis SIL Regular" w:hAnsi="Charis SIL Regular" w:eastAsia="Charis SIL Regular"/>
+          <w:b w:val="0"/>
+          <w:i w:val="0"/>
+          <w:color w:val="0000FF"/>
+          <w:sz w:val="24"/>
+        </w:rPr>
+        <w:t>n</w:t>
+      </w:r>
+      <w:r>
+        <w:rPr>
+          <w:rFonts w:ascii="Charis SIL Regular" w:hAnsi="Charis SIL Regular" w:eastAsia="Charis SIL Regular"/>
+          <w:b w:val="0"/>
+          <w:i w:val="0"/>
+          <w:color w:val="000000"/>
+          <w:sz w:val="24"/>
+        </w:rPr>
+        <w:t xml:space="preserve"> en </w:t>
       </w:r>
       <w:r>
         <w:rPr>
@@ -2889,6 +2940,24 @@
           <w:sz w:val="24"/>
           <w:u w:val="single"/>
         </w:rPr>
+        <w:hyperlink r:id="rId25" w:history="1">
+          <w:r>
+            <w:rPr>
+              <w:rStyle w:val="Hyperlink"/>
+            </w:rPr>
+            <w:t>prenten,</w:t>
+          </w:r>
+        </w:hyperlink>
+      </w:r>
+      <w:r>
+        <w:rPr>
+          <w:rFonts w:ascii="Charis SIL Regular" w:hAnsi="Charis SIL Regular" w:eastAsia="Charis SIL Regular"/>
+          <w:b w:val="0"/>
+          <w:i w:val="0"/>
+          <w:color w:val="0000FF"/>
+          <w:sz w:val="24"/>
+          <w:u w:val="single"/>
+        </w:rPr>
         <w:t xml:space="preserve"> </w:t>
       </w:r>
       <w:r>
@@ -2900,157 +2969,136 @@
           <w:sz w:val="24"/>
           <w:u w:val="single"/>
         </w:rPr>
+        <w:hyperlink r:id="rId25" w:history="1">
+          <w:r>
+            <w:rPr>
+              <w:rStyle w:val="Hyperlink"/>
+            </w:rPr>
+            <w:t>tekeningen,</w:t>
+          </w:r>
+        </w:hyperlink>
+      </w:r>
+      <w:r>
+        <w:rPr>
+          <w:rFonts w:ascii="Charis SIL Regular" w:hAnsi="Charis SIL Regular" w:eastAsia="Charis SIL Regular"/>
+          <w:b w:val="0"/>
+          <w:i w:val="0"/>
+          <w:color w:val="0000FF"/>
+          <w:sz w:val="24"/>
+          <w:u w:val="single"/>
+        </w:rPr>
+        <w:t xml:space="preserve"> </w:t>
+      </w:r>
+      <w:r>
+        <w:rPr>
+          <w:rFonts w:ascii="Charis SIL Regular" w:hAnsi="Charis SIL Regular" w:eastAsia="Charis SIL Regular"/>
+          <w:b w:val="0"/>
+          <w:i w:val="0"/>
+          <w:color w:val="0000FF"/>
+          <w:sz w:val="24"/>
+          <w:u w:val="single"/>
+        </w:rPr>
+        <w:hyperlink r:id="rId25" w:history="1">
+          <w:r>
+            <w:rPr>
+              <w:rStyle w:val="Hyperlink"/>
+            </w:rPr>
+            <w:t>kaarten</w:t>
+          </w:r>
+        </w:hyperlink>
+      </w:r>
+      <w:r>
+        <w:rPr>
+          <w:rFonts w:ascii="Charis SIL Regular" w:hAnsi="Charis SIL Regular" w:eastAsia="Charis SIL Regular"/>
+          <w:b w:val="0"/>
+          <w:i w:val="0"/>
+          <w:color w:val="0000FF"/>
+          <w:sz w:val="24"/>
+          <w:u w:val="single"/>
+        </w:rPr>
+        <w:t xml:space="preserve"> </w:t>
+      </w:r>
+      <w:r>
+        <w:rPr>
+          <w:rFonts w:ascii="Charis SIL Regular" w:hAnsi="Charis SIL Regular" w:eastAsia="Charis SIL Regular"/>
+          <w:b w:val="0"/>
+          <w:i w:val="0"/>
+          <w:color w:val="0000FF"/>
+          <w:sz w:val="24"/>
+          <w:u w:val="single"/>
+        </w:rPr>
+        <w:hyperlink r:id="rId25" w:history="1">
+          <w:r>
+            <w:rPr>
+              <w:rStyle w:val="Hyperlink"/>
+            </w:rPr>
+            <w:t xml:space="preserve">en </w:t>
+          </w:r>
+        </w:hyperlink>
+      </w:r>
+      <w:r>
+        <w:rPr>
+          <w:rFonts w:ascii="Charis SIL Regular" w:hAnsi="Charis SIL Regular" w:eastAsia="Charis SIL Regular"/>
+          <w:b w:val="0"/>
+          <w:i w:val="0"/>
+          <w:color w:val="0000FF"/>
+          <w:sz w:val="24"/>
+          <w:u w:val="single"/>
+        </w:rPr>
+        <w:hyperlink r:id="rId25" w:history="1">
+          <w:r>
+            <w:rPr>
+              <w:rStyle w:val="Hyperlink"/>
+            </w:rPr>
+            <w:t>foto's</w:t>
+          </w:r>
+        </w:hyperlink>
+      </w:r>
+      <w:r>
+        <w:rPr>
+          <w:rFonts w:ascii="Charis SIL Regular" w:hAnsi="Charis SIL Regular" w:eastAsia="Charis SIL Regular"/>
+          <w:b w:val="0"/>
+          <w:i w:val="0"/>
+          <w:color w:val="000000"/>
+          <w:sz w:val="24"/>
+        </w:rPr>
+        <w:t xml:space="preserve"> van het Zeister Zendingsg</w:t>
+      </w:r>
+      <w:r>
+        <w:rPr>
+          <w:u w:val="single" w:color="0000ff"/>
+          <w:rFonts w:ascii="Charis SIL Regular" w:hAnsi="Charis SIL Regular" w:eastAsia="Charis SIL Regular"/>
+          <w:b w:val="0"/>
+          <w:i w:val="0"/>
+          <w:color w:val="000000"/>
+          <w:sz w:val="24"/>
+        </w:rPr>
         <w:hyperlink r:id="rId24" w:history="1">
           <w:r>
             <w:rPr>
               <w:rStyle w:val="Hyperlink"/>
             </w:rPr>
-            <w:t>geluidsbanden</w:t>
-          </w:r>
-        </w:hyperlink>
-      </w:r>
-      <w:r>
-        <w:rPr>
-          <w:rFonts w:ascii="Charis SIL Regular" w:hAnsi="Charis SIL Regular" w:eastAsia="Charis SIL Regular"/>
-          <w:b w:val="0"/>
-          <w:i w:val="0"/>
-          <w:color w:val="000000"/>
-          <w:sz w:val="24"/>
-        </w:rPr>
-        <w:t xml:space="preserve"> en </w:t>
-      </w:r>
-      <w:r>
-        <w:rPr>
-          <w:rFonts w:ascii="Charis SIL Regular" w:hAnsi="Charis SIL Regular" w:eastAsia="Charis SIL Regular"/>
-          <w:b w:val="0"/>
-          <w:i w:val="0"/>
-          <w:color w:val="0000FF"/>
-          <w:sz w:val="24"/>
-          <w:u w:val="single"/>
-        </w:rPr>
-        <w:hyperlink r:id="rId25" w:history="1">
-          <w:r>
-            <w:rPr>
-              <w:rStyle w:val="Hyperlink"/>
-            </w:rPr>
-            <w:t>prenten,</w:t>
-          </w:r>
-        </w:hyperlink>
-      </w:r>
-      <w:r>
-        <w:rPr>
-          <w:rFonts w:ascii="Charis SIL Regular" w:hAnsi="Charis SIL Regular" w:eastAsia="Charis SIL Regular"/>
-          <w:b w:val="0"/>
-          <w:i w:val="0"/>
-          <w:color w:val="0000FF"/>
-          <w:sz w:val="24"/>
-          <w:u w:val="single"/>
-        </w:rPr>
-        <w:t xml:space="preserve"> </w:t>
-      </w:r>
-      <w:r>
-        <w:rPr>
-          <w:rFonts w:ascii="Charis SIL Regular" w:hAnsi="Charis SIL Regular" w:eastAsia="Charis SIL Regular"/>
-          <w:b w:val="0"/>
-          <w:i w:val="0"/>
-          <w:color w:val="0000FF"/>
-          <w:sz w:val="24"/>
-          <w:u w:val="single"/>
-        </w:rPr>
-        <w:hyperlink r:id="rId25" w:history="1">
-          <w:r>
-            <w:rPr>
-              <w:rStyle w:val="Hyperlink"/>
-            </w:rPr>
-            <w:t>tekeningen,</w:t>
-          </w:r>
-        </w:hyperlink>
-      </w:r>
-      <w:r>
-        <w:rPr>
-          <w:rFonts w:ascii="Charis SIL Regular" w:hAnsi="Charis SIL Regular" w:eastAsia="Charis SIL Regular"/>
-          <w:b w:val="0"/>
-          <w:i w:val="0"/>
-          <w:color w:val="0000FF"/>
-          <w:sz w:val="24"/>
-          <w:u w:val="single"/>
-        </w:rPr>
-        <w:t xml:space="preserve"> </w:t>
-      </w:r>
-      <w:r>
-        <w:rPr>
-          <w:rFonts w:ascii="Charis SIL Regular" w:hAnsi="Charis SIL Regular" w:eastAsia="Charis SIL Regular"/>
-          <w:b w:val="0"/>
-          <w:i w:val="0"/>
-          <w:color w:val="0000FF"/>
-          <w:sz w:val="24"/>
-          <w:u w:val="single"/>
-        </w:rPr>
-        <w:hyperlink r:id="rId25" w:history="1">
-          <w:r>
-            <w:rPr>
-              <w:rStyle w:val="Hyperlink"/>
-            </w:rPr>
-            <w:t>kaarten</w:t>
-          </w:r>
-        </w:hyperlink>
-      </w:r>
-      <w:r>
-        <w:rPr>
-          <w:rFonts w:ascii="Charis SIL Regular" w:hAnsi="Charis SIL Regular" w:eastAsia="Charis SIL Regular"/>
-          <w:b w:val="0"/>
-          <w:i w:val="0"/>
-          <w:color w:val="0000FF"/>
-          <w:sz w:val="24"/>
-          <w:u w:val="single"/>
-        </w:rPr>
-        <w:t xml:space="preserve"> </w:t>
-      </w:r>
-      <w:r>
-        <w:rPr>
-          <w:rFonts w:ascii="Charis SIL Regular" w:hAnsi="Charis SIL Regular" w:eastAsia="Charis SIL Regular"/>
-          <w:b w:val="0"/>
-          <w:i w:val="0"/>
-          <w:color w:val="0000FF"/>
-          <w:sz w:val="24"/>
-          <w:u w:val="single"/>
-        </w:rPr>
-        <w:hyperlink r:id="rId25" w:history="1">
-          <w:r>
-            <w:rPr>
-              <w:rStyle w:val="Hyperlink"/>
-            </w:rPr>
-            <w:t xml:space="preserve">en </w:t>
-          </w:r>
-        </w:hyperlink>
-      </w:r>
-      <w:r>
-        <w:rPr>
-          <w:rFonts w:ascii="Charis SIL Regular" w:hAnsi="Charis SIL Regular" w:eastAsia="Charis SIL Regular"/>
-          <w:b w:val="0"/>
-          <w:i w:val="0"/>
-          <w:color w:val="0000FF"/>
-          <w:sz w:val="24"/>
-          <w:u w:val="single"/>
-        </w:rPr>
-        <w:hyperlink r:id="rId25" w:history="1">
-          <w:r>
-            <w:rPr>
-              <w:rStyle w:val="Hyperlink"/>
-            </w:rPr>
-            <w:t>foto's</w:t>
-          </w:r>
-        </w:hyperlink>
-      </w:r>
-      <w:r>
-        <w:rPr>
-          <w:rFonts w:ascii="Charis SIL Regular" w:hAnsi="Charis SIL Regular" w:eastAsia="Charis SIL Regular"/>
-          <w:b w:val="0"/>
-          <w:i w:val="0"/>
-          <w:color w:val="000000"/>
-          <w:sz w:val="24"/>
-        </w:rPr>
-        <w:t xml:space="preserve"> van het Zeister Zendingsgenootsch</w:t>
+            <w:t>enoot</w:t>
+          </w:r>
+        </w:hyperlink>
+      </w:r>
+      <w:r>
+        <w:rPr>
+          <w:u w:val="single" w:color="0000ff"/>
+          <w:rFonts w:ascii="Charis SIL Regular" w:hAnsi="Charis SIL Regular" w:eastAsia="Charis SIL Regular"/>
+          <w:b w:val="0"/>
+          <w:i w:val="0"/>
+          <w:color w:val="000000"/>
+          <w:sz w:val="24"/>
+        </w:rPr>
+        <w:hyperlink r:id="rId24" w:history="1">
+          <w:r>
+            <w:rPr>
+              <w:rStyle w:val="Hyperlink"/>
+            </w:rPr>
+            <w:t>sch</w:t>
+          </w:r>
+        </w:hyperlink>
       </w:r>
       <w:r>
         <w:rPr>
@@ -3242,7 +3290,7 @@
           <w:sz w:val="24"/>
           <w:u w:val="single"/>
         </w:rPr>
-        <w:hyperlink r:id="rId26" w:history="1">
+        <w:hyperlink r:id="rId28" w:history="1">
           <w:r>
             <w:rPr>
               <w:rStyle w:val="Hyperlink"/>
@@ -3374,7 +3422,7 @@
           <w:sz w:val="24"/>
           <w:u w:val="single"/>
         </w:rPr>
-        <w:hyperlink r:id="rId28" w:history="1">
+        <w:hyperlink r:id="rId29" w:history="1">
           <w:r>
             <w:rPr>
               <w:rStyle w:val="Hyperlink"/>
@@ -3403,7 +3451,7 @@
           <w:sz w:val="24"/>
           <w:u w:val="single"/>
         </w:rPr>
-        <w:hyperlink r:id="rId28" w:history="1">
+        <w:hyperlink r:id="rId29" w:history="1">
           <w:r>
             <w:rPr>
               <w:rStyle w:val="Hyperlink"/>
@@ -3421,7 +3469,7 @@
           <w:sz w:val="24"/>
           <w:u w:val="single"/>
         </w:rPr>
-        <w:hyperlink r:id="rId28" w:history="1">
+        <w:hyperlink r:id="rId29" w:history="1">
           <w:r>
             <w:rPr>
               <w:rStyle w:val="Hyperlink"/>
@@ -3450,7 +3498,7 @@
           <w:sz w:val="24"/>
           <w:u w:val="single"/>
         </w:rPr>
-        <w:hyperlink r:id="rId28" w:history="1">
+        <w:hyperlink r:id="rId29" w:history="1">
           <w:r>
             <w:rPr>
               <w:rStyle w:val="Hyperlink"/>
@@ -5040,7 +5088,14 @@
           <w:color w:val="000000"/>
           <w:sz w:val="24"/>
         </w:rPr>
-        <w:t xml:space="preserve">g </w:t>
+        <w:hyperlink r:id="rId41" w:history="1">
+          <w:r>
+            <w:rPr>
+              <w:rStyle w:val="Hyperlink"/>
+            </w:rPr>
+            <w:t xml:space="preserve">g </w:t>
+          </w:r>
+        </w:hyperlink>
       </w:r>
       <w:r>
         <w:rPr>
@@ -6934,7 +6989,6 @@
           <w:i w:val="0"/>
           <w:color w:val="0000FF"/>
           <w:sz w:val="24"/>
-          <w:u w:val="single"/>
         </w:rPr>
         <w:hyperlink r:id="rId57" w:history="1">
           <w:r>
@@ -8431,8 +8485,276 @@
           <w:i w:val="0"/>
           <w:color w:val="0000FF"/>
           <w:sz w:val="24"/>
-        </w:rPr>
-        <w:t>Eliot Elisofon Photographic Archives, Na</w:t>
+          <w:u w:val="single"/>
+        </w:rPr>
+        <w:hyperlink r:id="rId68" w:history="1">
+          <w:r>
+            <w:rPr>
+              <w:rStyle w:val="Hyperlink"/>
+            </w:rPr>
+            <w:t>Eliot</w:t>
+          </w:r>
+        </w:hyperlink>
+      </w:r>
+      <w:r>
+        <w:rPr>
+          <w:rFonts w:ascii="Charis SIL Regular" w:hAnsi="Charis SIL Regular" w:eastAsia="Charis SIL Regular"/>
+          <w:b w:val="0"/>
+          <w:i w:val="0"/>
+          <w:color w:val="0000FF"/>
+          <w:sz w:val="24"/>
+          <w:u w:val="single"/>
+        </w:rPr>
+        <w:t xml:space="preserve"> </w:t>
+      </w:r>
+      <w:r>
+        <w:rPr>
+          <w:rFonts w:ascii="Charis SIL Regular" w:hAnsi="Charis SIL Regular" w:eastAsia="Charis SIL Regular"/>
+          <w:b w:val="0"/>
+          <w:i w:val="0"/>
+          <w:color w:val="0000FF"/>
+          <w:sz w:val="24"/>
+          <w:u w:val="single"/>
+        </w:rPr>
+        <w:hyperlink r:id="rId68" w:history="1">
+          <w:r>
+            <w:rPr>
+              <w:rStyle w:val="Hyperlink"/>
+            </w:rPr>
+            <w:t>Elisof</w:t>
+          </w:r>
+        </w:hyperlink>
+      </w:r>
+      <w:r>
+        <w:rPr>
+          <w:rFonts w:ascii="Charis SIL Regular" w:hAnsi="Charis SIL Regular" w:eastAsia="Charis SIL Regular"/>
+          <w:b w:val="0"/>
+          <w:i w:val="0"/>
+          <w:color w:val="0000FF"/>
+          <w:sz w:val="24"/>
+          <w:u w:val="single"/>
+        </w:rPr>
+        <w:hyperlink r:id="rId68" w:history="1">
+          <w:r>
+            <w:rPr>
+              <w:rStyle w:val="Hyperlink"/>
+            </w:rPr>
+            <w:t>o</w:t>
+          </w:r>
+        </w:hyperlink>
+      </w:r>
+      <w:r>
+        <w:rPr>
+          <w:rFonts w:ascii="Charis SIL Regular" w:hAnsi="Charis SIL Regular" w:eastAsia="Charis SIL Regular"/>
+          <w:b w:val="0"/>
+          <w:i w:val="0"/>
+          <w:color w:val="0000FF"/>
+          <w:sz w:val="24"/>
+          <w:u w:val="single"/>
+        </w:rPr>
+        <w:hyperlink r:id="rId68" w:history="1">
+          <w:r>
+            <w:rPr>
+              <w:rStyle w:val="Hyperlink"/>
+            </w:rPr>
+            <w:t>n</w:t>
+          </w:r>
+        </w:hyperlink>
+      </w:r>
+      <w:r>
+        <w:rPr>
+          <w:rFonts w:ascii="Charis SIL Regular" w:hAnsi="Charis SIL Regular" w:eastAsia="Charis SIL Regular"/>
+          <w:b w:val="0"/>
+          <w:i w:val="0"/>
+          <w:color w:val="0000FF"/>
+          <w:sz w:val="24"/>
+          <w:u w:val="single"/>
+        </w:rPr>
+        <w:t xml:space="preserve"> </w:t>
+      </w:r>
+      <w:r>
+        <w:rPr>
+          <w:rFonts w:ascii="Charis SIL Regular" w:hAnsi="Charis SIL Regular" w:eastAsia="Charis SIL Regular"/>
+          <w:b w:val="0"/>
+          <w:i w:val="0"/>
+          <w:color w:val="0000FF"/>
+          <w:sz w:val="24"/>
+          <w:u w:val="single"/>
+        </w:rPr>
+        <w:hyperlink r:id="rId68" w:history="1">
+          <w:r>
+            <w:rPr>
+              <w:rStyle w:val="Hyperlink"/>
+            </w:rPr>
+            <w:t>Phot</w:t>
+          </w:r>
+        </w:hyperlink>
+      </w:r>
+      <w:r>
+        <w:rPr>
+          <w:rFonts w:ascii="Charis SIL Regular" w:hAnsi="Charis SIL Regular" w:eastAsia="Charis SIL Regular"/>
+          <w:b w:val="0"/>
+          <w:i w:val="0"/>
+          <w:color w:val="0000FF"/>
+          <w:sz w:val="24"/>
+          <w:u w:val="single"/>
+        </w:rPr>
+        <w:hyperlink r:id="rId68" w:history="1">
+          <w:r>
+            <w:rPr>
+              <w:rStyle w:val="Hyperlink"/>
+            </w:rPr>
+            <w:t>ogr</w:t>
+          </w:r>
+        </w:hyperlink>
+      </w:r>
+      <w:r>
+        <w:rPr>
+          <w:rFonts w:ascii="Charis SIL Regular" w:hAnsi="Charis SIL Regular" w:eastAsia="Charis SIL Regular"/>
+          <w:b w:val="0"/>
+          <w:i w:val="0"/>
+          <w:color w:val="0000FF"/>
+          <w:sz w:val="24"/>
+          <w:u w:val="single"/>
+        </w:rPr>
+        <w:hyperlink r:id="rId68" w:history="1">
+          <w:r>
+            <w:rPr>
+              <w:rStyle w:val="Hyperlink"/>
+            </w:rPr>
+            <w:t>a</w:t>
+          </w:r>
+        </w:hyperlink>
+      </w:r>
+      <w:r>
+        <w:rPr>
+          <w:rFonts w:ascii="Charis SIL Regular" w:hAnsi="Charis SIL Regular" w:eastAsia="Charis SIL Regular"/>
+          <w:b w:val="0"/>
+          <w:i w:val="0"/>
+          <w:color w:val="0000FF"/>
+          <w:sz w:val="24"/>
+          <w:u w:val="single"/>
+        </w:rPr>
+        <w:hyperlink r:id="rId68" w:history="1">
+          <w:r>
+            <w:rPr>
+              <w:rStyle w:val="Hyperlink"/>
+            </w:rPr>
+            <w:t>phic</w:t>
+          </w:r>
+        </w:hyperlink>
+      </w:r>
+      <w:r>
+        <w:rPr>
+          <w:rFonts w:ascii="Charis SIL Regular" w:hAnsi="Charis SIL Regular" w:eastAsia="Charis SIL Regular"/>
+          <w:b w:val="0"/>
+          <w:i w:val="0"/>
+          <w:color w:val="0000FF"/>
+          <w:sz w:val="24"/>
+          <w:u w:val="single"/>
+        </w:rPr>
+        <w:t xml:space="preserve"> </w:t>
+      </w:r>
+      <w:r>
+        <w:rPr>
+          <w:rFonts w:ascii="Charis SIL Regular" w:hAnsi="Charis SIL Regular" w:eastAsia="Charis SIL Regular"/>
+          <w:b w:val="0"/>
+          <w:i w:val="0"/>
+          <w:color w:val="0000FF"/>
+          <w:sz w:val="24"/>
+          <w:u w:val="single"/>
+        </w:rPr>
+        <w:hyperlink r:id="rId68" w:history="1">
+          <w:r>
+            <w:rPr>
+              <w:rStyle w:val="Hyperlink"/>
+            </w:rPr>
+            <w:t>Arc</w:t>
+          </w:r>
+        </w:hyperlink>
+      </w:r>
+      <w:r>
+        <w:rPr>
+          <w:rFonts w:ascii="Charis SIL Regular" w:hAnsi="Charis SIL Regular" w:eastAsia="Charis SIL Regular"/>
+          <w:b w:val="0"/>
+          <w:i w:val="0"/>
+          <w:color w:val="0000FF"/>
+          <w:sz w:val="24"/>
+          <w:u w:val="single"/>
+        </w:rPr>
+        <w:hyperlink r:id="rId68" w:history="1">
+          <w:r>
+            <w:rPr>
+              <w:rStyle w:val="Hyperlink"/>
+            </w:rPr>
+            <w:t>h</w:t>
+          </w:r>
+        </w:hyperlink>
+      </w:r>
+      <w:r>
+        <w:rPr>
+          <w:rFonts w:ascii="Charis SIL Regular" w:hAnsi="Charis SIL Regular" w:eastAsia="Charis SIL Regular"/>
+          <w:b w:val="0"/>
+          <w:i w:val="0"/>
+          <w:color w:val="0000FF"/>
+          <w:sz w:val="24"/>
+          <w:u w:val="single"/>
+        </w:rPr>
+        <w:hyperlink r:id="rId68" w:history="1">
+          <w:r>
+            <w:rPr>
+              <w:rStyle w:val="Hyperlink"/>
+            </w:rPr>
+            <w:t>iv</w:t>
+          </w:r>
+        </w:hyperlink>
+      </w:r>
+      <w:r>
+        <w:rPr>
+          <w:rFonts w:ascii="Charis SIL Regular" w:hAnsi="Charis SIL Regular" w:eastAsia="Charis SIL Regular"/>
+          <w:b w:val="0"/>
+          <w:i w:val="0"/>
+          <w:color w:val="0000FF"/>
+          <w:sz w:val="24"/>
+          <w:u w:val="single"/>
+        </w:rPr>
+        <w:hyperlink r:id="rId68" w:history="1">
+          <w:r>
+            <w:rPr>
+              <w:rStyle w:val="Hyperlink"/>
+            </w:rPr>
+            <w:t>es,</w:t>
+          </w:r>
+        </w:hyperlink>
+      </w:r>
+      <w:r>
+        <w:rPr>
+          <w:rFonts w:ascii="Charis SIL Regular" w:hAnsi="Charis SIL Regular" w:eastAsia="Charis SIL Regular"/>
+          <w:b w:val="0"/>
+          <w:i w:val="0"/>
+          <w:color w:val="0000FF"/>
+          <w:sz w:val="24"/>
+          <w:u w:val="single"/>
+        </w:rPr>
+        <w:t xml:space="preserve"> </w:t>
+      </w:r>
+      <w:r>
+        <w:rPr>
+          <w:rFonts w:ascii="Charis SIL Regular" w:hAnsi="Charis SIL Regular" w:eastAsia="Charis SIL Regular"/>
+          <w:b w:val="0"/>
+          <w:i w:val="0"/>
+          <w:color w:val="0000FF"/>
+          <w:sz w:val="24"/>
+          <w:u w:val="single"/>
+        </w:rPr>
+        <w:hyperlink r:id="rId68" w:history="1">
+          <w:r>
+            <w:rPr>
+              <w:rStyle w:val="Hyperlink"/>
+            </w:rPr>
+            <w:t>Na</w:t>
+          </w:r>
+        </w:hyperlink>
       </w:r>
       <w:r>
         <w:rPr>
@@ -11425,9 +11747,36 @@
             <w:rPr>
               <w:rStyle w:val="Hyperlink"/>
             </w:rPr>
-            <w:t>profiel</w:t>
-          </w:r>
-        </w:hyperlink>
+            <w:t>profie</w:t>
+          </w:r>
+        </w:hyperlink>
+      </w:r>
+      <w:r>
+        <w:rPr>
+          <w:rFonts w:ascii="Charis SIL Regular" w:hAnsi="Charis SIL Regular" w:eastAsia="Charis SIL Regular"/>
+          <w:b w:val="0"/>
+          <w:i w:val="0"/>
+          <w:color w:val="0000FF"/>
+          <w:sz w:val="24"/>
+        </w:rPr>
+        <w:hyperlink r:id="rId87" w:history="1">
+          <w:r>
+            <w:rPr>
+              <w:rStyle w:val="Hyperlink"/>
+            </w:rPr>
+            <w:t>l</w:t>
+          </w:r>
+        </w:hyperlink>
+      </w:r>
+      <w:r>
+        <w:rPr>
+          <w:rFonts w:ascii="Charis SIL Regular" w:hAnsi="Charis SIL Regular" w:eastAsia="Charis SIL Regular"/>
+          <w:b w:val="0"/>
+          <w:i w:val="0"/>
+          <w:color w:val="0000FF"/>
+          <w:sz w:val="24"/>
+        </w:rPr>
+        <w:t>-</w:t>
       </w:r>
       <w:r>
         <w:rPr>
@@ -11438,35 +11787,14 @@
           <w:sz w:val="24"/>
           <w:u w:val="single"/>
         </w:rPr>
-        <w:t>-</w:t>
-      </w:r>
-      <w:r>
-        <w:rPr>
-          <w:rFonts w:ascii="Charis SIL Regular" w:hAnsi="Charis SIL Regular" w:eastAsia="Charis SIL Regular"/>
-          <w:b w:val="0"/>
-          <w:i w:val="0"/>
-          <w:color w:val="0000FF"/>
-          <w:sz w:val="24"/>
-          <w:u w:val="single"/>
-        </w:rPr>
         <w:hyperlink r:id="rId87" w:history="1">
           <w:r>
             <w:rPr>
               <w:rStyle w:val="Hyperlink"/>
             </w:rPr>
-            <w:t>als</w:t>
-          </w:r>
-        </w:hyperlink>
-      </w:r>
-      <w:r>
-        <w:rPr>
-          <w:rFonts w:ascii="Charis SIL Regular" w:hAnsi="Charis SIL Regular" w:eastAsia="Charis SIL Regular"/>
-          <w:b w:val="0"/>
-          <w:i w:val="0"/>
-          <w:color w:val="0000FF"/>
-          <w:sz w:val="24"/>
-        </w:rPr>
-        <w:t>-</w:t>
+            <w:t>als-</w:t>
+          </w:r>
+        </w:hyperlink>
       </w:r>
       <w:r>
         <w:rPr>
@@ -11813,7 +12141,7 @@
           <w:sz w:val="24"/>
           <w:u w:val="single"/>
         </w:rPr>
-        <w:hyperlink r:id="rId88" w:history="1">
+        <w:hyperlink r:id="rId89" w:history="1">
           <w:r>
             <w:rPr>
               <w:rStyle w:val="Hyperlink"/>
@@ -11842,7 +12170,7 @@
           <w:sz w:val="24"/>
           <w:u w:val="single"/>
         </w:rPr>
-        <w:hyperlink r:id="rId88" w:history="1">
+        <w:hyperlink r:id="rId89" w:history="1">
           <w:r>
             <w:rPr>
               <w:rStyle w:val="Hyperlink"/>
@@ -11958,7 +12286,7 @@
           <w:sz w:val="24"/>
           <w:u w:val="single"/>
         </w:rPr>
-        <w:hyperlink r:id="rId89" w:history="1">
+        <w:hyperlink r:id="rId90" w:history="1">
           <w:r>
             <w:rPr>
               <w:rStyle w:val="Hyperlink"/>
@@ -11976,7 +12304,7 @@
           <w:sz w:val="24"/>
           <w:u w:val="single"/>
         </w:rPr>
-        <w:hyperlink r:id="rId89" w:history="1">
+        <w:hyperlink r:id="rId90" w:history="1">
           <w:r>
             <w:rPr>
               <w:rStyle w:val="Hyperlink"/>
@@ -11994,7 +12322,7 @@
           <w:sz w:val="24"/>
           <w:u w:val="single"/>
         </w:rPr>
-        <w:hyperlink r:id="rId89" w:history="1">
+        <w:hyperlink r:id="rId90" w:history="1">
           <w:r>
             <w:rPr>
               <w:rStyle w:val="Hyperlink"/>
@@ -12022,7 +12350,7 @@
           <w:sz w:val="24"/>
           <w:u w:val="single"/>
         </w:rPr>
-        <w:hyperlink r:id="rId90" w:history="1">
+        <w:hyperlink r:id="rId91" w:history="1">
           <w:r>
             <w:rPr>
               <w:rStyle w:val="Hyperlink"/>
@@ -12051,7 +12379,7 @@
           <w:sz w:val="24"/>
           <w:u w:val="single"/>
         </w:rPr>
-        <w:hyperlink r:id="rId90" w:history="1">
+        <w:hyperlink r:id="rId91" w:history="1">
           <w:r>
             <w:rPr>
               <w:rStyle w:val="Hyperlink"/>
@@ -12172,7 +12500,7 @@
           <w:sz w:val="24"/>
           <w:u w:val="single"/>
         </w:rPr>
-        <w:hyperlink r:id="rId91" w:history="1">
+        <w:hyperlink r:id="rId92" w:history="1">
           <w:r>
             <w:rPr>
               <w:rStyle w:val="Hyperlink"/>
@@ -12190,7 +12518,7 @@
           <w:sz w:val="24"/>
           <w:u w:val="single"/>
         </w:rPr>
-        <w:hyperlink r:id="rId91" w:history="1">
+        <w:hyperlink r:id="rId92" w:history="1">
           <w:r>
             <w:rPr>
               <w:rStyle w:val="Hyperlink"/>
@@ -12208,7 +12536,7 @@
           <w:sz w:val="24"/>
           <w:u w:val="single"/>
         </w:rPr>
-        <w:hyperlink r:id="rId91" w:history="1">
+        <w:hyperlink r:id="rId92" w:history="1">
           <w:r>
             <w:rPr>
               <w:rStyle w:val="Hyperlink"/>
@@ -12226,7 +12554,7 @@
           <w:sz w:val="24"/>
           <w:u w:val="single"/>
         </w:rPr>
-        <w:hyperlink r:id="rId91" w:history="1">
+        <w:hyperlink r:id="rId92" w:history="1">
           <w:r>
             <w:rPr>
               <w:rStyle w:val="Hyperlink"/>
@@ -12254,7 +12582,7 @@
           <w:sz w:val="24"/>
           <w:u w:val="single"/>
         </w:rPr>
-        <w:hyperlink r:id="rId91" w:history="1">
+        <w:hyperlink r:id="rId92" w:history="1">
           <w:r>
             <w:rPr>
               <w:rStyle w:val="Hyperlink"/>
@@ -12272,7 +12600,7 @@
           <w:sz w:val="24"/>
           <w:u w:val="single"/>
         </w:rPr>
-        <w:hyperlink r:id="rId91" w:history="1">
+        <w:hyperlink r:id="rId92" w:history="1">
           <w:r>
             <w:rPr>
               <w:rStyle w:val="Hyperlink"/>
@@ -12301,7 +12629,7 @@
           <w:sz w:val="24"/>
           <w:u w:val="single"/>
         </w:rPr>
-        <w:hyperlink r:id="rId91" w:history="1">
+        <w:hyperlink r:id="rId93" w:history="1">
           <w:r>
             <w:rPr>
               <w:rStyle w:val="Hyperlink"/>
@@ -12419,7 +12747,7 @@
           <w:sz w:val="24"/>
           <w:u w:val="single"/>
         </w:rPr>
-        <w:hyperlink r:id="rId92" w:history="1">
+        <w:hyperlink r:id="rId94" w:history="1">
           <w:r>
             <w:rPr>
               <w:rStyle w:val="Hyperlink"/>
@@ -12437,7 +12765,7 @@
           <w:sz w:val="24"/>
           <w:u w:val="single"/>
         </w:rPr>
-        <w:hyperlink r:id="rId92" w:history="1">
+        <w:hyperlink r:id="rId94" w:history="1">
           <w:r>
             <w:rPr>
               <w:rStyle w:val="Hyperlink"/>
@@ -12535,7 +12863,7 @@
           <w:sz w:val="24"/>
           <w:u w:val="single"/>
         </w:rPr>
-        <w:hyperlink r:id="rId93" w:history="1">
+        <w:hyperlink r:id="rId95" w:history="1">
           <w:r>
             <w:rPr>
               <w:rStyle w:val="Hyperlink"/>
@@ -12564,7 +12892,7 @@
           <w:sz w:val="24"/>
           <w:u w:val="single"/>
         </w:rPr>
-        <w:hyperlink r:id="rId93" w:history="1">
+        <w:hyperlink r:id="rId95" w:history="1">
           <w:r>
             <w:rPr>
               <w:rStyle w:val="Hyperlink"/>
@@ -12671,7 +12999,7 @@
           <w:sz w:val="24"/>
           <w:u w:val="single"/>
         </w:rPr>
-        <w:hyperlink r:id="rId94" w:history="1">
+        <w:hyperlink r:id="rId96" w:history="1">
           <w:r>
             <w:rPr>
               <w:rStyle w:val="Hyperlink"/>
@@ -12700,7 +13028,7 @@
           <w:sz w:val="24"/>
           <w:u w:val="single"/>
         </w:rPr>
-        <w:hyperlink r:id="rId94" w:history="1">
+        <w:hyperlink r:id="rId96" w:history="1">
           <w:r>
             <w:rPr>
               <w:rStyle w:val="Hyperlink"/>
@@ -12728,7 +13056,7 @@
           <w:sz w:val="24"/>
           <w:u w:val="single"/>
         </w:rPr>
-        <w:hyperlink r:id="rId95" w:history="1">
+        <w:hyperlink r:id="rId97" w:history="1">
           <w:r>
             <w:rPr>
               <w:rStyle w:val="Hyperlink"/>
@@ -12757,7 +13085,7 @@
           <w:sz w:val="24"/>
           <w:u w:val="single"/>
         </w:rPr>
-        <w:hyperlink r:id="rId95" w:history="1">
+        <w:hyperlink r:id="rId97" w:history="1">
           <w:r>
             <w:rPr>
               <w:rStyle w:val="Hyperlink"/>
@@ -12885,7 +13213,7 @@
           <w:sz w:val="24"/>
           <w:u w:val="single"/>
         </w:rPr>
-        <w:hyperlink r:id="rId96" w:history="1">
+        <w:hyperlink r:id="rId98" w:history="1">
           <w:r>
             <w:rPr>
               <w:rStyle w:val="Hyperlink"/>
@@ -12903,7 +13231,7 @@
           <w:sz w:val="24"/>
           <w:u w:val="single"/>
         </w:rPr>
-        <w:hyperlink r:id="rId96" w:history="1">
+        <w:hyperlink r:id="rId98" w:history="1">
           <w:r>
             <w:rPr>
               <w:rStyle w:val="Hyperlink"/>
@@ -12921,7 +13249,7 @@
           <w:sz w:val="24"/>
           <w:u w:val="single"/>
         </w:rPr>
-        <w:hyperlink r:id="rId96" w:history="1">
+        <w:hyperlink r:id="rId98" w:history="1">
           <w:r>
             <w:rPr>
               <w:rStyle w:val="Hyperlink"/>
@@ -13019,7 +13347,7 @@
           <w:sz w:val="24"/>
           <w:u w:val="single"/>
         </w:rPr>
-        <w:hyperlink r:id="rId97" w:history="1">
+        <w:hyperlink r:id="rId99" w:history="1">
           <w:r>
             <w:rPr>
               <w:rStyle w:val="Hyperlink"/>
@@ -13048,7 +13376,7 @@
           <w:sz w:val="24"/>
           <w:u w:val="single"/>
         </w:rPr>
-        <w:hyperlink r:id="rId97" w:history="1">
+        <w:hyperlink r:id="rId99" w:history="1">
           <w:r>
             <w:rPr>
               <w:rStyle w:val="Hyperlink"/>
@@ -13076,7 +13404,7 @@
           <w:sz w:val="24"/>
           <w:u w:val="single"/>
         </w:rPr>
-        <w:hyperlink r:id="rId98" w:history="1">
+        <w:hyperlink r:id="rId100" w:history="1">
           <w:r>
             <w:rPr>
               <w:rStyle w:val="Hyperlink"/>
@@ -13105,7 +13433,7 @@
           <w:sz w:val="24"/>
           <w:u w:val="single"/>
         </w:rPr>
-        <w:hyperlink r:id="rId98" w:history="1">
+        <w:hyperlink r:id="rId100" w:history="1">
           <w:r>
             <w:rPr>
               <w:rStyle w:val="Hyperlink"/>
@@ -13222,7 +13550,7 @@
           <w:color w:val="0000FF"/>
           <w:sz w:val="24"/>
         </w:rPr>
-        <w:hyperlink r:id="rId99" w:history="1">
+        <w:hyperlink r:id="rId101" w:history="1">
           <w:r>
             <w:rPr>
               <w:rStyle w:val="Hyperlink"/>
@@ -13239,7 +13567,7 @@
           <w:color w:val="0000FF"/>
           <w:sz w:val="24"/>
         </w:rPr>
-        <w:hyperlink r:id="rId99" w:history="1">
+        <w:hyperlink r:id="rId101" w:history="1">
           <w:r>
             <w:rPr>
               <w:rStyle w:val="Hyperlink"/>
@@ -13256,7 +13584,7 @@
           <w:color w:val="0000FF"/>
           <w:sz w:val="24"/>
         </w:rPr>
-        <w:hyperlink r:id="rId99" w:history="1">
+        <w:hyperlink r:id="rId101" w:history="1">
           <w:r>
             <w:rPr>
               <w:rStyle w:val="Hyperlink"/>
@@ -13273,7 +13601,7 @@
           <w:color w:val="0000FF"/>
           <w:sz w:val="24"/>
         </w:rPr>
-        <w:hyperlink r:id="rId99" w:history="1">
+        <w:hyperlink r:id="rId101" w:history="1">
           <w:r>
             <w:rPr>
               <w:rStyle w:val="Hyperlink"/>
@@ -13290,7 +13618,7 @@
           <w:color w:val="0000FF"/>
           <w:sz w:val="24"/>
         </w:rPr>
-        <w:hyperlink r:id="rId99" w:history="1">
+        <w:hyperlink r:id="rId101" w:history="1">
           <w:r>
             <w:rPr>
               <w:rStyle w:val="Hyperlink"/>
@@ -13387,7 +13715,7 @@
           <w:color w:val="0000FF"/>
           <w:sz w:val="24"/>
         </w:rPr>
-        <w:hyperlink r:id="rId100" w:history="1">
+        <w:hyperlink r:id="rId102" w:history="1">
           <w:r>
             <w:rPr>
               <w:rStyle w:val="Hyperlink"/>
@@ -13404,7 +13732,7 @@
           <w:color w:val="0000FF"/>
           <w:sz w:val="24"/>
         </w:rPr>
-        <w:hyperlink r:id="rId100" w:history="1">
+        <w:hyperlink r:id="rId102" w:history="1">
           <w:r>
             <w:rPr>
               <w:rStyle w:val="Hyperlink"/>
@@ -13421,7 +13749,7 @@
           <w:color w:val="0000FF"/>
           <w:sz w:val="24"/>
         </w:rPr>
-        <w:hyperlink r:id="rId100" w:history="1">
+        <w:hyperlink r:id="rId102" w:history="1">
           <w:r>
             <w:rPr>
               <w:rStyle w:val="Hyperlink"/>
@@ -13438,7 +13766,7 @@
           <w:color w:val="0000FF"/>
           <w:sz w:val="24"/>
         </w:rPr>
-        <w:hyperlink r:id="rId100" w:history="1">
+        <w:hyperlink r:id="rId102" w:history="1">
           <w:r>
             <w:rPr>
               <w:rStyle w:val="Hyperlink"/>
@@ -13455,7 +13783,7 @@
           <w:color w:val="0000FF"/>
           <w:sz w:val="24"/>
         </w:rPr>
-        <w:hyperlink r:id="rId100" w:history="1">
+        <w:hyperlink r:id="rId102" w:history="1">
           <w:r>
             <w:rPr>
               <w:rStyle w:val="Hyperlink"/>
@@ -13552,7 +13880,7 @@
           <w:color w:val="0000FF"/>
           <w:sz w:val="24"/>
         </w:rPr>
-        <w:hyperlink r:id="rId101" w:history="1">
+        <w:hyperlink r:id="rId103" w:history="1">
           <w:r>
             <w:rPr>
               <w:rStyle w:val="Hyperlink"/>
@@ -13569,7 +13897,7 @@
           <w:color w:val="0000FF"/>
           <w:sz w:val="24"/>
         </w:rPr>
-        <w:hyperlink r:id="rId101" w:history="1">
+        <w:hyperlink r:id="rId103" w:history="1">
           <w:r>
             <w:rPr>
               <w:rStyle w:val="Hyperlink"/>
@@ -13586,7 +13914,7 @@
           <w:color w:val="0000FF"/>
           <w:sz w:val="24"/>
         </w:rPr>
-        <w:hyperlink r:id="rId101" w:history="1">
+        <w:hyperlink r:id="rId103" w:history="1">
           <w:r>
             <w:rPr>
               <w:rStyle w:val="Hyperlink"/>
@@ -13603,7 +13931,7 @@
           <w:color w:val="0000FF"/>
           <w:sz w:val="24"/>
         </w:rPr>
-        <w:hyperlink r:id="rId101" w:history="1">
+        <w:hyperlink r:id="rId103" w:history="1">
           <w:r>
             <w:rPr>
               <w:rStyle w:val="Hyperlink"/>
@@ -13620,7 +13948,7 @@
           <w:color w:val="0000FF"/>
           <w:sz w:val="24"/>
         </w:rPr>
-        <w:hyperlink r:id="rId101" w:history="1">
+        <w:hyperlink r:id="rId103" w:history="1">
           <w:r>
             <w:rPr>
               <w:rStyle w:val="Hyperlink"/>
@@ -13737,7 +14065,7 @@
           <w:color w:val="0000FF"/>
           <w:sz w:val="24"/>
         </w:rPr>
-        <w:hyperlink r:id="rId102" w:history="1">
+        <w:hyperlink r:id="rId104" w:history="1">
           <w:r>
             <w:rPr>
               <w:rStyle w:val="Hyperlink"/>
@@ -13754,7 +14082,7 @@
           <w:color w:val="0000FF"/>
           <w:sz w:val="24"/>
         </w:rPr>
-        <w:hyperlink r:id="rId102" w:history="1">
+        <w:hyperlink r:id="rId104" w:history="1">
           <w:r>
             <w:rPr>
               <w:rStyle w:val="Hyperlink"/>
@@ -13771,7 +14099,7 @@
           <w:color w:val="0000FF"/>
           <w:sz w:val="24"/>
         </w:rPr>
-        <w:hyperlink r:id="rId102" w:history="1">
+        <w:hyperlink r:id="rId104" w:history="1">
           <w:r>
             <w:rPr>
               <w:rStyle w:val="Hyperlink"/>
@@ -13788,7 +14116,7 @@
           <w:color w:val="0000FF"/>
           <w:sz w:val="24"/>
         </w:rPr>
-        <w:hyperlink r:id="rId102" w:history="1">
+        <w:hyperlink r:id="rId104" w:history="1">
           <w:r>
             <w:rPr>
               <w:rStyle w:val="Hyperlink"/>
@@ -13805,7 +14133,7 @@
           <w:color w:val="0000FF"/>
           <w:sz w:val="24"/>
         </w:rPr>
-        <w:hyperlink r:id="rId102" w:history="1">
+        <w:hyperlink r:id="rId104" w:history="1">
           <w:r>
             <w:rPr>
               <w:rStyle w:val="Hyperlink"/>
@@ -13942,7 +14270,7 @@
           <w:sz w:val="24"/>
           <w:u w:val="single"/>
         </w:rPr>
-        <w:hyperlink r:id="rId103" w:history="1">
+        <w:hyperlink r:id="rId105" w:history="1">
           <w:r>
             <w:rPr>
               <w:rStyle w:val="Hyperlink"/>
@@ -13971,7 +14299,7 @@
           <w:sz w:val="24"/>
           <w:u w:val="single"/>
         </w:rPr>
-        <w:hyperlink r:id="rId103" w:history="1">
+        <w:hyperlink r:id="rId105" w:history="1">
           <w:r>
             <w:rPr>
               <w:rStyle w:val="Hyperlink"/>
@@ -14068,7 +14396,7 @@
           <w:color w:val="0000FF"/>
           <w:sz w:val="24"/>
         </w:rPr>
-        <w:hyperlink r:id="rId104" w:history="1">
+        <w:hyperlink r:id="rId106" w:history="1">
           <w:r>
             <w:rPr>
               <w:rStyle w:val="Hyperlink"/>
@@ -14085,7 +14413,7 @@
           <w:color w:val="0000FF"/>
           <w:sz w:val="24"/>
         </w:rPr>
-        <w:hyperlink r:id="rId104" w:history="1">
+        <w:hyperlink r:id="rId106" w:history="1">
           <w:r>
             <w:rPr>
               <w:rStyle w:val="Hyperlink"/>
@@ -14102,7 +14430,7 @@
           <w:color w:val="0000FF"/>
           <w:sz w:val="24"/>
         </w:rPr>
-        <w:hyperlink r:id="rId104" w:history="1">
+        <w:hyperlink r:id="rId106" w:history="1">
           <w:r>
             <w:rPr>
               <w:rStyle w:val="Hyperlink"/>
@@ -14119,7 +14447,7 @@
           <w:color w:val="0000FF"/>
           <w:sz w:val="24"/>
         </w:rPr>
-        <w:hyperlink r:id="rId104" w:history="1">
+        <w:hyperlink r:id="rId106" w:history="1">
           <w:r>
             <w:rPr>
               <w:rStyle w:val="Hyperlink"/>
@@ -14136,7 +14464,7 @@
           <w:color w:val="0000FF"/>
           <w:sz w:val="24"/>
         </w:rPr>
-        <w:hyperlink r:id="rId104" w:history="1">
+        <w:hyperlink r:id="rId106" w:history="1">
           <w:r>
             <w:rPr>
               <w:rStyle w:val="Hyperlink"/>
@@ -14153,7 +14481,7 @@
           <w:color w:val="0000FF"/>
           <w:sz w:val="24"/>
         </w:rPr>
-        <w:hyperlink r:id="rId104" w:history="1">
+        <w:hyperlink r:id="rId106" w:history="1">
           <w:r>
             <w:rPr>
               <w:rStyle w:val="Hyperlink"/>
@@ -14170,7 +14498,7 @@
           <w:color w:val="0000FF"/>
           <w:sz w:val="24"/>
         </w:rPr>
-        <w:hyperlink r:id="rId104" w:history="1">
+        <w:hyperlink r:id="rId106" w:history="1">
           <w:r>
             <w:rPr>
               <w:rStyle w:val="Hyperlink"/>
@@ -14188,7 +14516,7 @@
           <w:sz w:val="24"/>
           <w:u w:val="single"/>
         </w:rPr>
-        <w:hyperlink r:id="rId104" w:history="1">
+        <w:hyperlink r:id="rId106" w:history="1">
           <w:r>
             <w:rPr>
               <w:rStyle w:val="Hyperlink"/>
@@ -14206,7 +14534,7 @@
           <w:sz w:val="24"/>
           <w:u w:val="single"/>
         </w:rPr>
-        <w:hyperlink r:id="rId104" w:history="1">
+        <w:hyperlink r:id="rId106" w:history="1">
           <w:r>
             <w:rPr>
               <w:rStyle w:val="Hyperlink"/>
@@ -14224,7 +14552,7 @@
           <w:sz w:val="24"/>
           <w:u w:val="single"/>
         </w:rPr>
-        <w:hyperlink r:id="rId104" w:history="1">
+        <w:hyperlink r:id="rId106" w:history="1">
           <w:r>
             <w:rPr>
               <w:rStyle w:val="Hyperlink"/>
@@ -14242,7 +14570,7 @@
           <w:sz w:val="24"/>
           <w:u w:val="single"/>
         </w:rPr>
-        <w:hyperlink r:id="rId104" w:history="1">
+        <w:hyperlink r:id="rId106" w:history="1">
           <w:r>
             <w:rPr>
               <w:rStyle w:val="Hyperlink"/>
@@ -14260,7 +14588,7 @@
           <w:sz w:val="24"/>
           <w:u w:val="single"/>
         </w:rPr>
-        <w:hyperlink r:id="rId104" w:history="1">
+        <w:hyperlink r:id="rId106" w:history="1">
           <w:r>
             <w:rPr>
               <w:rStyle w:val="Hyperlink"/>
@@ -14278,7 +14606,7 @@
           <w:sz w:val="24"/>
           <w:u w:val="single"/>
         </w:rPr>
-        <w:hyperlink r:id="rId104" w:history="1">
+        <w:hyperlink r:id="rId106" w:history="1">
           <w:r>
             <w:rPr>
               <w:rStyle w:val="Hyperlink"/>
@@ -14296,7 +14624,7 @@
           <w:sz w:val="24"/>
           <w:u w:val="single"/>
         </w:rPr>
-        <w:hyperlink r:id="rId104" w:history="1">
+        <w:hyperlink r:id="rId106" w:history="1">
           <w:r>
             <w:rPr>
               <w:rStyle w:val="Hyperlink"/>
@@ -14314,7 +14642,7 @@
           <w:sz w:val="24"/>
           <w:u w:val="single"/>
         </w:rPr>
-        <w:hyperlink r:id="rId104" w:history="1">
+        <w:hyperlink r:id="rId106" w:history="1">
           <w:r>
             <w:rPr>
               <w:rStyle w:val="Hyperlink"/>
@@ -14332,7 +14660,7 @@
           <w:sz w:val="24"/>
           <w:u w:val="single"/>
         </w:rPr>
-        <w:hyperlink r:id="rId104" w:history="1">
+        <w:hyperlink r:id="rId106" w:history="1">
           <w:r>
             <w:rPr>
               <w:rStyle w:val="Hyperlink"/>
@@ -14350,7 +14678,7 @@
           <w:sz w:val="24"/>
           <w:u w:val="single"/>
         </w:rPr>
-        <w:hyperlink r:id="rId104" w:history="1">
+        <w:hyperlink r:id="rId106" w:history="1">
           <w:r>
             <w:rPr>
               <w:rStyle w:val="Hyperlink"/>

--- a/EXPORTS/DOCX/published/niveau2/Dutch/Suriname.docx
+++ b/EXPORTS/DOCX/published/niveau2/Dutch/Suriname.docx
@@ -1654,12 +1654,23 @@
           <w:color w:val="000000"/>
           <w:sz w:val="24"/>
         </w:rPr>
+        <w:t>. Lam</w:t>
+      </w:r>
+      <w:r>
+        <w:rPr>
+          <w:u w:val="single" w:color="0000ff"/>
+          <w:rFonts w:ascii="Charis SIL Regular" w:hAnsi="Charis SIL Regular" w:eastAsia="Charis SIL Regular"/>
+          <w:b w:val="0"/>
+          <w:i w:val="0"/>
+          <w:color w:val="000000"/>
+          <w:sz w:val="24"/>
+        </w:rPr>
         <w:hyperlink r:id="rId13" w:history="1">
           <w:r>
             <w:rPr>
               <w:rStyle w:val="Hyperlink"/>
             </w:rPr>
-            <w:t>. Lam</w:t>
+            <w:t xml:space="preserve">mens </w:t>
           </w:r>
         </w:hyperlink>
       </w:r>
@@ -1672,12 +1683,12 @@
           <w:color w:val="000000"/>
           <w:sz w:val="24"/>
         </w:rPr>
-        <w:hyperlink r:id="rId13" w:history="1">
-          <w:r>
-            <w:rPr>
-              <w:rStyle w:val="Hyperlink"/>
-            </w:rPr>
-            <w:t xml:space="preserve">mens </w:t>
+        <w:hyperlink r:id="rId14" w:history="1">
+          <w:r>
+            <w:rPr>
+              <w:rStyle w:val="Hyperlink"/>
+            </w:rPr>
+            <w:t>was sch</w:t>
           </w:r>
         </w:hyperlink>
       </w:r>
@@ -1695,7 +1706,7 @@
             <w:rPr>
               <w:rStyle w:val="Hyperlink"/>
             </w:rPr>
-            <w:t>was sch</w:t>
+            <w:t>o</w:t>
           </w:r>
         </w:hyperlink>
       </w:r>
@@ -1713,9 +1724,19 @@
             <w:rPr>
               <w:rStyle w:val="Hyperlink"/>
             </w:rPr>
-            <w:t>o</w:t>
-          </w:r>
-        </w:hyperlink>
+            <w:t>onzoon en b</w:t>
+          </w:r>
+        </w:hyperlink>
+      </w:r>
+      <w:r>
+        <w:rPr>
+          <w:rFonts w:ascii="Charis SIL Regular" w:hAnsi="Charis SIL Regular" w:eastAsia="Charis SIL Regular"/>
+          <w:b w:val="0"/>
+          <w:i w:val="0"/>
+          <w:color w:val="000000"/>
+          <w:sz w:val="24"/>
+        </w:rPr>
+        <w:t>e</w:t>
       </w:r>
       <w:r>
         <w:rPr>
@@ -1726,24 +1747,14 @@
           <w:color w:val="000000"/>
           <w:sz w:val="24"/>
         </w:rPr>
-        <w:hyperlink r:id="rId14" w:history="1">
-          <w:r>
-            <w:rPr>
-              <w:rStyle w:val="Hyperlink"/>
-            </w:rPr>
-            <w:t>onzoon en b</w:t>
-          </w:r>
-        </w:hyperlink>
-      </w:r>
-      <w:r>
-        <w:rPr>
-          <w:rFonts w:ascii="Charis SIL Regular" w:hAnsi="Charis SIL Regular" w:eastAsia="Charis SIL Regular"/>
-          <w:b w:val="0"/>
-          <w:i w:val="0"/>
-          <w:color w:val="000000"/>
-          <w:sz w:val="24"/>
-        </w:rPr>
-        <w:t>e</w:t>
+        <w:hyperlink r:id="rId15" w:history="1">
+          <w:r>
+            <w:rPr>
+              <w:rStyle w:val="Hyperlink"/>
+            </w:rPr>
+            <w:t>wonder</w:t>
+          </w:r>
+        </w:hyperlink>
       </w:r>
       <w:r>
         <w:rPr>
@@ -1759,7 +1770,7 @@
             <w:rPr>
               <w:rStyle w:val="Hyperlink"/>
             </w:rPr>
-            <w:t>wonder</w:t>
+            <w:t>a</w:t>
           </w:r>
         </w:hyperlink>
       </w:r>
@@ -1777,7 +1788,92 @@
             <w:rPr>
               <w:rStyle w:val="Hyperlink"/>
             </w:rPr>
-            <w:t>a</w:t>
+            <w:t xml:space="preserve">ar van </w:t>
+          </w:r>
+        </w:hyperlink>
+      </w:r>
+      <w:r>
+        <w:rPr>
+          <w:rFonts w:ascii="Charis SIL Regular" w:hAnsi="Charis SIL Regular" w:eastAsia="Charis SIL Regular"/>
+          <w:b w:val="0"/>
+          <w:i w:val="0"/>
+          <w:color w:val="0000FF"/>
+          <w:sz w:val="24"/>
+        </w:rPr>
+        <w:t>G</w:t>
+      </w:r>
+      <w:r>
+        <w:rPr>
+          <w:rFonts w:ascii="Charis SIL Regular" w:hAnsi="Charis SIL Regular" w:eastAsia="Charis SIL Regular"/>
+          <w:b w:val="0"/>
+          <w:i w:val="0"/>
+          <w:color w:val="0000FF"/>
+          <w:sz w:val="24"/>
+          <w:u w:val="single"/>
+        </w:rPr>
+        <w:hyperlink r:id="rId15" w:history="1">
+          <w:r>
+            <w:rPr>
+              <w:rStyle w:val="Hyperlink"/>
+            </w:rPr>
+            <w:t>errit</w:t>
+          </w:r>
+        </w:hyperlink>
+      </w:r>
+      <w:r>
+        <w:rPr>
+          <w:rFonts w:ascii="Charis SIL Regular" w:hAnsi="Charis SIL Regular" w:eastAsia="Charis SIL Regular"/>
+          <w:b w:val="0"/>
+          <w:i w:val="0"/>
+          <w:color w:val="0000FF"/>
+          <w:sz w:val="24"/>
+          <w:u w:val="single"/>
+        </w:rPr>
+        <w:t xml:space="preserve"> </w:t>
+      </w:r>
+      <w:r>
+        <w:rPr>
+          <w:rFonts w:ascii="Charis SIL Regular" w:hAnsi="Charis SIL Regular" w:eastAsia="Charis SIL Regular"/>
+          <w:b w:val="0"/>
+          <w:i w:val="0"/>
+          <w:color w:val="0000FF"/>
+          <w:sz w:val="24"/>
+          <w:u w:val="single"/>
+        </w:rPr>
+        <w:hyperlink r:id="rId15" w:history="1">
+          <w:r>
+            <w:rPr>
+              <w:rStyle w:val="Hyperlink"/>
+            </w:rPr>
+            <w:t>Scho</w:t>
+          </w:r>
+        </w:hyperlink>
+      </w:r>
+      <w:r>
+        <w:rPr>
+          <w:rFonts w:ascii="Charis SIL Regular" w:hAnsi="Charis SIL Regular" w:eastAsia="Charis SIL Regular"/>
+          <w:b w:val="0"/>
+          <w:i w:val="0"/>
+          <w:color w:val="0000FF"/>
+          <w:sz w:val="24"/>
+        </w:rPr>
+        <w:t>ute</w:t>
+      </w:r>
+      <w:r>
+        <w:rPr>
+          <w:rFonts w:ascii="Charis SIL Regular" w:hAnsi="Charis SIL Regular" w:eastAsia="Charis SIL Regular"/>
+          <w:b w:val="0"/>
+          <w:i w:val="0"/>
+          <w:color w:val="0000FF"/>
+          <w:sz w:val="24"/>
+          <w:u w:val="single"/>
+        </w:rPr>
+        <w:hyperlink r:id="rId16" w:history="1">
+          <w:r>
+            <w:rPr>
+              <w:rStyle w:val="Hyperlink"/>
+            </w:rPr>
+            <w:t>n</w:t>
           </w:r>
         </w:hyperlink>
       </w:r>
@@ -1790,104 +1886,12 @@
           <w:color w:val="000000"/>
           <w:sz w:val="24"/>
         </w:rPr>
-        <w:hyperlink r:id="rId15" w:history="1">
-          <w:r>
-            <w:rPr>
-              <w:rStyle w:val="Hyperlink"/>
-            </w:rPr>
-            <w:t xml:space="preserve">ar van </w:t>
-          </w:r>
-        </w:hyperlink>
-      </w:r>
-      <w:r>
-        <w:rPr>
-          <w:rFonts w:ascii="Charis SIL Regular" w:hAnsi="Charis SIL Regular" w:eastAsia="Charis SIL Regular"/>
-          <w:b w:val="0"/>
-          <w:i w:val="0"/>
-          <w:color w:val="0000FF"/>
-          <w:sz w:val="24"/>
-        </w:rPr>
-        <w:t>G</w:t>
-      </w:r>
-      <w:r>
-        <w:rPr>
-          <w:rFonts w:ascii="Charis SIL Regular" w:hAnsi="Charis SIL Regular" w:eastAsia="Charis SIL Regular"/>
-          <w:b w:val="0"/>
-          <w:i w:val="0"/>
-          <w:color w:val="0000FF"/>
-          <w:sz w:val="24"/>
-          <w:u w:val="single"/>
-        </w:rPr>
-        <w:hyperlink r:id="rId15" w:history="1">
-          <w:r>
-            <w:rPr>
-              <w:rStyle w:val="Hyperlink"/>
-            </w:rPr>
-            <w:t>errit</w:t>
-          </w:r>
-        </w:hyperlink>
-      </w:r>
-      <w:r>
-        <w:rPr>
-          <w:rFonts w:ascii="Charis SIL Regular" w:hAnsi="Charis SIL Regular" w:eastAsia="Charis SIL Regular"/>
-          <w:b w:val="0"/>
-          <w:i w:val="0"/>
-          <w:color w:val="0000FF"/>
-          <w:sz w:val="24"/>
-          <w:u w:val="single"/>
-        </w:rPr>
-        <w:t xml:space="preserve"> </w:t>
-      </w:r>
-      <w:r>
-        <w:rPr>
-          <w:rFonts w:ascii="Charis SIL Regular" w:hAnsi="Charis SIL Regular" w:eastAsia="Charis SIL Regular"/>
-          <w:b w:val="0"/>
-          <w:i w:val="0"/>
-          <w:color w:val="0000FF"/>
-          <w:sz w:val="24"/>
-          <w:u w:val="single"/>
-        </w:rPr>
-        <w:hyperlink r:id="rId15" w:history="1">
-          <w:r>
-            <w:rPr>
-              <w:rStyle w:val="Hyperlink"/>
-            </w:rPr>
-            <w:t>Scho</w:t>
-          </w:r>
-        </w:hyperlink>
-      </w:r>
-      <w:r>
-        <w:rPr>
-          <w:rFonts w:ascii="Charis SIL Regular" w:hAnsi="Charis SIL Regular" w:eastAsia="Charis SIL Regular"/>
-          <w:b w:val="0"/>
-          <w:i w:val="0"/>
-          <w:color w:val="0000FF"/>
-          <w:sz w:val="24"/>
-        </w:rPr>
-        <w:hyperlink r:id="rId17" w:history="1">
-          <w:r>
-            <w:rPr>
-              <w:rStyle w:val="Hyperlink"/>
-            </w:rPr>
-            <w:t>ute</w:t>
-          </w:r>
-        </w:hyperlink>
-      </w:r>
-      <w:r>
-        <w:rPr>
-          <w:rFonts w:ascii="Charis SIL Regular" w:hAnsi="Charis SIL Regular" w:eastAsia="Charis SIL Regular"/>
-          <w:b w:val="0"/>
-          <w:i w:val="0"/>
-          <w:color w:val="0000FF"/>
-          <w:sz w:val="24"/>
-          <w:u w:val="single"/>
-        </w:rPr>
         <w:hyperlink r:id="rId16" w:history="1">
           <w:r>
             <w:rPr>
               <w:rStyle w:val="Hyperlink"/>
             </w:rPr>
-            <w:t>n</w:t>
+            <w:t xml:space="preserve"> en ver</w:t>
           </w:r>
         </w:hyperlink>
       </w:r>
@@ -1905,7 +1909,7 @@
             <w:rPr>
               <w:rStyle w:val="Hyperlink"/>
             </w:rPr>
-            <w:t xml:space="preserve"> en ver</w:t>
+            <w:t>antwoor</w:t>
           </w:r>
         </w:hyperlink>
       </w:r>
@@ -1923,7 +1927,7 @@
             <w:rPr>
               <w:rStyle w:val="Hyperlink"/>
             </w:rPr>
-            <w:t>antwoor</w:t>
+            <w:t>d</w:t>
           </w:r>
         </w:hyperlink>
       </w:r>
@@ -1941,24 +1945,6 @@
             <w:rPr>
               <w:rStyle w:val="Hyperlink"/>
             </w:rPr>
-            <w:t>d</w:t>
-          </w:r>
-        </w:hyperlink>
-      </w:r>
-      <w:r>
-        <w:rPr>
-          <w:u w:val="single" w:color="0000ff"/>
-          <w:rFonts w:ascii="Charis SIL Regular" w:hAnsi="Charis SIL Regular" w:eastAsia="Charis SIL Regular"/>
-          <w:b w:val="0"/>
-          <w:i w:val="0"/>
-          <w:color w:val="000000"/>
-          <w:sz w:val="24"/>
-        </w:rPr>
-        <w:hyperlink r:id="rId16" w:history="1">
-          <w:r>
-            <w:rPr>
-              <w:rStyle w:val="Hyperlink"/>
-            </w:rPr>
             <w:t>elijk voor</w:t>
           </w:r>
         </w:hyperlink>
@@ -1981,25 +1967,7 @@
           <w:color w:val="000000"/>
           <w:sz w:val="24"/>
         </w:rPr>
-        <w:t xml:space="preserve">van veel diorama's van Schouten aan </w:t>
-      </w:r>
-      <w:r>
-        <w:rPr>
-          <w:u w:val="single" w:color="0000ff"/>
-          <w:rFonts w:ascii="Charis SIL Regular" w:hAnsi="Charis SIL Regular" w:eastAsia="Charis SIL Regular"/>
-          <w:b w:val="0"/>
-          <w:i w:val="0"/>
-          <w:color w:val="000000"/>
-          <w:sz w:val="24"/>
-        </w:rPr>
-        <w:hyperlink r:id="rId17" w:history="1">
-          <w:r>
-            <w:rPr>
-              <w:rStyle w:val="Hyperlink"/>
-            </w:rPr>
-            <w:t>het Ka</w:t>
-          </w:r>
-        </w:hyperlink>
+        <w:t>van veel diorama's van Schouten aan het Ka</w:t>
       </w:r>
       <w:r>
         <w:rPr>
@@ -2371,29 +2339,22 @@
           <w:color w:val="000000"/>
           <w:sz w:val="24"/>
         </w:rPr>
+        <w:t>msten voor de Evang</w:t>
+      </w:r>
+      <w:r>
+        <w:rPr>
+          <w:u w:val="single" w:color="0000ff"/>
+          <w:rFonts w:ascii="Charis SIL Regular" w:hAnsi="Charis SIL Regular" w:eastAsia="Charis SIL Regular"/>
+          <w:b w:val="0"/>
+          <w:i w:val="0"/>
+          <w:color w:val="000000"/>
+          <w:sz w:val="24"/>
+        </w:rPr>
         <w:hyperlink r:id="rId20" w:history="1">
           <w:r>
             <w:rPr>
               <w:rStyle w:val="Hyperlink"/>
             </w:rPr>
-            <w:t>msten voor de Evang</w:t>
-          </w:r>
-        </w:hyperlink>
-      </w:r>
-      <w:r>
-        <w:rPr>
-          <w:u w:val="single" w:color="0000ff"/>
-          <w:rFonts w:ascii="Charis SIL Regular" w:hAnsi="Charis SIL Regular" w:eastAsia="Charis SIL Regular"/>
-          <w:b w:val="0"/>
-          <w:i w:val="0"/>
-          <w:color w:val="000000"/>
-          <w:sz w:val="24"/>
-        </w:rPr>
-        <w:hyperlink r:id="rId20" w:history="1">
-          <w:r>
-            <w:rPr>
-              <w:rStyle w:val="Hyperlink"/>
-            </w:rPr>
             <w:t xml:space="preserve">elische </w:t>
           </w:r>
         </w:hyperlink>
@@ -2553,7 +2514,7 @@
           <w:sz w:val="24"/>
           <w:u w:val="single"/>
         </w:rPr>
-        <w:hyperlink r:id="rId21" w:history="1">
+        <w:hyperlink r:id="rId22" w:history="1">
           <w:r>
             <w:rPr>
               <w:rStyle w:val="Hyperlink"/>
@@ -2838,7 +2799,7 @@
             <w:rPr>
               <w:rStyle w:val="Hyperlink"/>
             </w:rPr>
-            <w:t>film</w:t>
+            <w:t>fil</w:t>
           </w:r>
         </w:hyperlink>
       </w:r>
@@ -2851,6 +2812,16 @@
           <w:sz w:val="24"/>
           <w:u w:val="single"/>
         </w:rPr>
+        <w:t>m</w:t>
+      </w:r>
+      <w:r>
+        <w:rPr>
+          <w:rFonts w:ascii="Charis SIL Regular" w:hAnsi="Charis SIL Regular" w:eastAsia="Charis SIL Regular"/>
+          <w:b w:val="0"/>
+          <w:i w:val="0"/>
+          <w:color w:val="0000FF"/>
+          <w:sz w:val="24"/>
+        </w:rPr>
         <w:t>s</w:t>
       </w:r>
       <w:r>
@@ -2907,19 +2878,9 @@
             <w:rPr>
               <w:rStyle w:val="Hyperlink"/>
             </w:rPr>
-            <w:t>geluidsbande</w:t>
-          </w:r>
-        </w:hyperlink>
-      </w:r>
-      <w:r>
-        <w:rPr>
-          <w:rFonts w:ascii="Charis SIL Regular" w:hAnsi="Charis SIL Regular" w:eastAsia="Charis SIL Regular"/>
-          <w:b w:val="0"/>
-          <w:i w:val="0"/>
-          <w:color w:val="0000FF"/>
-          <w:sz w:val="24"/>
-        </w:rPr>
-        <w:t>n</w:t>
+            <w:t>geluidsbanden</w:t>
+          </w:r>
+        </w:hyperlink>
       </w:r>
       <w:r>
         <w:rPr>
@@ -3073,32 +3034,7 @@
           <w:color w:val="000000"/>
           <w:sz w:val="24"/>
         </w:rPr>
-        <w:hyperlink r:id="rId24" w:history="1">
-          <w:r>
-            <w:rPr>
-              <w:rStyle w:val="Hyperlink"/>
-            </w:rPr>
-            <w:t>enoot</w:t>
-          </w:r>
-        </w:hyperlink>
-      </w:r>
-      <w:r>
-        <w:rPr>
-          <w:u w:val="single" w:color="0000ff"/>
-          <w:rFonts w:ascii="Charis SIL Regular" w:hAnsi="Charis SIL Regular" w:eastAsia="Charis SIL Regular"/>
-          <w:b w:val="0"/>
-          <w:i w:val="0"/>
-          <w:color w:val="000000"/>
-          <w:sz w:val="24"/>
-        </w:rPr>
-        <w:hyperlink r:id="rId24" w:history="1">
-          <w:r>
-            <w:rPr>
-              <w:rStyle w:val="Hyperlink"/>
-            </w:rPr>
-            <w:t>sch</w:t>
-          </w:r>
-        </w:hyperlink>
+        <w:t>enootsch</w:t>
       </w:r>
       <w:r>
         <w:rPr>
@@ -3259,13 +3195,202 @@
           <w:i w:val="0"/>
           <w:color w:val="0000FF"/>
           <w:sz w:val="24"/>
+        </w:rPr>
+        <w:hyperlink r:id="rId28" w:history="1">
+          <w:r>
+            <w:rPr>
+              <w:rStyle w:val="Hyperlink"/>
+            </w:rPr>
+            <w:t>van</w:t>
+          </w:r>
+        </w:hyperlink>
+      </w:r>
+      <w:r>
+        <w:rPr>
+          <w:rFonts w:ascii="Charis SIL Regular" w:hAnsi="Charis SIL Regular" w:eastAsia="Charis SIL Regular"/>
+          <w:b w:val="0"/>
+          <w:i w:val="0"/>
+          <w:color w:val="0000FF"/>
+          <w:sz w:val="24"/>
           <w:u w:val="single"/>
         </w:rPr>
+        <w:t xml:space="preserve"> </w:t>
+      </w:r>
+      <w:r>
+        <w:rPr>
+          <w:rFonts w:ascii="Charis SIL Regular" w:hAnsi="Charis SIL Regular" w:eastAsia="Charis SIL Regular"/>
+          <w:b w:val="0"/>
+          <w:i w:val="0"/>
+          <w:color w:val="0000FF"/>
+          <w:sz w:val="24"/>
+          <w:u w:val="single"/>
+        </w:rPr>
         <w:hyperlink r:id="rId28" w:history="1">
           <w:r>
             <w:rPr>
               <w:rStyle w:val="Hyperlink"/>
             </w:rPr>
+            <w:t>Sypest</w:t>
+          </w:r>
+        </w:hyperlink>
+      </w:r>
+      <w:r>
+        <w:rPr>
+          <w:rFonts w:ascii="Charis SIL Regular" w:hAnsi="Charis SIL Regular" w:eastAsia="Charis SIL Regular"/>
+          <w:b w:val="0"/>
+          <w:i w:val="0"/>
+          <w:color w:val="0000FF"/>
+          <w:sz w:val="24"/>
+          <w:u w:val="single"/>
+        </w:rPr>
+        <w:hyperlink r:id="rId28" w:history="1">
+          <w:r>
+            <w:rPr>
+              <w:rStyle w:val="Hyperlink"/>
+            </w:rPr>
+            <w:t>eyn</w:t>
+          </w:r>
+        </w:hyperlink>
+      </w:r>
+      <w:r>
+        <w:rPr>
+          <w:rFonts w:ascii="Charis SIL Regular" w:hAnsi="Charis SIL Regular" w:eastAsia="Charis SIL Regular"/>
+          <w:b w:val="0"/>
+          <w:i w:val="0"/>
+          <w:color w:val="000000"/>
+          <w:sz w:val="24"/>
+        </w:rPr>
+        <w:t xml:space="preserve"> en </w:t>
+      </w:r>
+      <w:r>
+        <w:rPr>
+          <w:rFonts w:ascii="Charis SIL Regular" w:hAnsi="Charis SIL Regular" w:eastAsia="Charis SIL Regular"/>
+          <w:b w:val="0"/>
+          <w:i w:val="0"/>
+          <w:color w:val="000000"/>
+          <w:sz w:val="24"/>
+        </w:rPr>
+        <w:t xml:space="preserve">administrateur der financiën </w:t>
+      </w:r>
+      <w:r>
+        <w:rPr>
+          <w:rFonts w:ascii="Charis SIL Regular" w:hAnsi="Charis SIL Regular" w:eastAsia="Charis SIL Regular"/>
+          <w:b w:val="0"/>
+          <w:i w:val="0"/>
+          <w:color w:val="0000FF"/>
+          <w:sz w:val="24"/>
+          <w:u w:val="single"/>
+        </w:rPr>
+        <w:hyperlink r:id="rId29" w:history="1">
+          <w:r>
+            <w:rPr>
+              <w:rStyle w:val="Hyperlink"/>
+            </w:rPr>
+            <w:t>Assueer</w:t>
+          </w:r>
+        </w:hyperlink>
+      </w:r>
+      <w:r>
+        <w:rPr>
+          <w:rFonts w:ascii="Charis SIL Regular" w:hAnsi="Charis SIL Regular" w:eastAsia="Charis SIL Regular"/>
+          <w:b w:val="0"/>
+          <w:i w:val="0"/>
+          <w:color w:val="0000FF"/>
+          <w:sz w:val="24"/>
+          <w:u w:val="single"/>
+        </w:rPr>
+        <w:t xml:space="preserve"> </w:t>
+      </w:r>
+      <w:r>
+        <w:rPr>
+          <w:rFonts w:ascii="Charis SIL Regular" w:hAnsi="Charis SIL Regular" w:eastAsia="Charis SIL Regular"/>
+          <w:b w:val="0"/>
+          <w:i w:val="0"/>
+          <w:color w:val="0000FF"/>
+          <w:sz w:val="24"/>
+          <w:u w:val="single"/>
+        </w:rPr>
+        <w:hyperlink r:id="rId29" w:history="1">
+          <w:r>
+            <w:rPr>
+              <w:rStyle w:val="Hyperlink"/>
+            </w:rPr>
+            <w:t>Jacob</w:t>
+          </w:r>
+        </w:hyperlink>
+      </w:r>
+      <w:r>
+        <w:rPr>
+          <w:rFonts w:ascii="Charis SIL Regular" w:hAnsi="Charis SIL Regular" w:eastAsia="Charis SIL Regular"/>
+          <w:b w:val="0"/>
+          <w:i w:val="0"/>
+          <w:color w:val="0000FF"/>
+          <w:sz w:val="24"/>
+          <w:u w:val="single"/>
+        </w:rPr>
+        <w:t xml:space="preserve"> </w:t>
+      </w:r>
+      <w:r>
+        <w:rPr>
+          <w:rFonts w:ascii="Charis SIL Regular" w:hAnsi="Charis SIL Regular" w:eastAsia="Charis SIL Regular"/>
+          <w:b w:val="0"/>
+          <w:i w:val="0"/>
+          <w:color w:val="0000FF"/>
+          <w:sz w:val="24"/>
+          <w:u w:val="single"/>
+        </w:rPr>
+        <w:hyperlink r:id="rId29" w:history="1">
+          <w:r>
+            <w:rPr>
+              <w:rStyle w:val="Hyperlink"/>
+            </w:rPr>
+            <w:t>Schimmelpen</w:t>
+          </w:r>
+        </w:hyperlink>
+      </w:r>
+      <w:r>
+        <w:rPr>
+          <w:rFonts w:ascii="Charis SIL Regular" w:hAnsi="Charis SIL Regular" w:eastAsia="Charis SIL Regular"/>
+          <w:b w:val="0"/>
+          <w:i w:val="0"/>
+          <w:color w:val="0000FF"/>
+          <w:sz w:val="24"/>
+          <w:u w:val="single"/>
+        </w:rPr>
+        <w:hyperlink r:id="rId29" w:history="1">
+          <w:r>
+            <w:rPr>
+              <w:rStyle w:val="Hyperlink"/>
+            </w:rPr>
+            <w:t>ninck</w:t>
+          </w:r>
+        </w:hyperlink>
+      </w:r>
+      <w:r>
+        <w:rPr>
+          <w:rFonts w:ascii="Charis SIL Regular" w:hAnsi="Charis SIL Regular" w:eastAsia="Charis SIL Regular"/>
+          <w:b w:val="0"/>
+          <w:i w:val="0"/>
+          <w:color w:val="0000FF"/>
+          <w:sz w:val="24"/>
+          <w:u w:val="single"/>
+        </w:rPr>
+        <w:t xml:space="preserve"> </w:t>
+      </w:r>
+      <w:r>
+        <w:rPr>
+          <w:rFonts w:ascii="Charis SIL Regular" w:hAnsi="Charis SIL Regular" w:eastAsia="Charis SIL Regular"/>
+          <w:b w:val="0"/>
+          <w:i w:val="0"/>
+          <w:color w:val="0000FF"/>
+          <w:sz w:val="24"/>
+          <w:u w:val="single"/>
+        </w:rPr>
+        <w:hyperlink r:id="rId29" w:history="1">
+          <w:r>
+            <w:rPr>
+              <w:rStyle w:val="Hyperlink"/>
+            </w:rPr>
             <w:t>van</w:t>
           </w:r>
         </w:hyperlink>
@@ -3290,14 +3415,286 @@
           <w:sz w:val="24"/>
           <w:u w:val="single"/>
         </w:rPr>
+        <w:hyperlink r:id="rId29" w:history="1">
+          <w:r>
+            <w:rPr>
+              <w:rStyle w:val="Hyperlink"/>
+            </w:rPr>
+            <w:t>der</w:t>
+          </w:r>
+        </w:hyperlink>
+      </w:r>
+      <w:r>
+        <w:rPr>
+          <w:rFonts w:ascii="Charis SIL Regular" w:hAnsi="Charis SIL Regular" w:eastAsia="Charis SIL Regular"/>
+          <w:b w:val="0"/>
+          <w:i w:val="0"/>
+          <w:color w:val="0000FF"/>
+          <w:sz w:val="24"/>
+          <w:u w:val="single"/>
+        </w:rPr>
+        <w:t xml:space="preserve"> </w:t>
+      </w:r>
+      <w:r>
+        <w:rPr>
+          <w:rFonts w:ascii="Charis SIL Regular" w:hAnsi="Charis SIL Regular" w:eastAsia="Charis SIL Regular"/>
+          <w:b w:val="0"/>
+          <w:i w:val="0"/>
+          <w:color w:val="0000FF"/>
+          <w:sz w:val="24"/>
+          <w:u w:val="single"/>
+        </w:rPr>
         <w:hyperlink r:id="rId28" w:history="1">
           <w:r>
             <w:rPr>
               <w:rStyle w:val="Hyperlink"/>
             </w:rPr>
-            <w:t>Sypest</w:t>
-          </w:r>
-        </w:hyperlink>
+            <w:t>Oye</w:t>
+          </w:r>
+        </w:hyperlink>
+      </w:r>
+      <w:r>
+        <w:rPr>
+          <w:u w:val="single" w:color="0000ff"/>
+          <w:rFonts w:ascii="Charis SIL Regular" w:hAnsi="Charis SIL Regular" w:eastAsia="Charis SIL Regular"/>
+          <w:b w:val="0"/>
+          <w:i w:val="0"/>
+          <w:color w:val="000000"/>
+          <w:sz w:val="24"/>
+        </w:rPr>
+        <w:hyperlink r:id="rId28" w:history="1">
+          <w:r>
+            <w:rPr>
+              <w:rStyle w:val="Hyperlink"/>
+            </w:rPr>
+            <w:t>.</w:t>
+          </w:r>
+        </w:hyperlink>
+      </w:r>
+      <w:r>
+        <w:rPr>
+          <w:u w:val="single" w:color="0000ff"/>
+          <w:rFonts w:ascii="Charis SIL Regular" w:hAnsi="Charis SIL Regular" w:eastAsia="Charis SIL Regular"/>
+          <w:b w:val="0"/>
+          <w:i w:val="0"/>
+          <w:color w:val="000000"/>
+          <w:sz w:val="24"/>
+        </w:rPr>
+        <w:hyperlink r:id="rId28" w:history="1">
+          <w:r>
+            <w:rPr>
+              <w:rStyle w:val="Hyperlink"/>
+            </w:rPr>
+            <w:t xml:space="preserve"> De</w:t>
+          </w:r>
+        </w:hyperlink>
+      </w:r>
+      <w:r>
+        <w:rPr>
+          <w:u w:val="single" w:color="0000ff"/>
+          <w:rFonts w:ascii="Charis SIL Regular" w:hAnsi="Charis SIL Regular" w:eastAsia="Charis SIL Regular"/>
+          <w:b w:val="0"/>
+          <w:i w:val="0"/>
+          <w:color w:val="000000"/>
+          <w:sz w:val="24"/>
+        </w:rPr>
+        <w:hyperlink r:id="rId28" w:history="1">
+          <w:r>
+            <w:rPr>
+              <w:rStyle w:val="Hyperlink"/>
+            </w:rPr>
+            <w:t>z</w:t>
+          </w:r>
+        </w:hyperlink>
+      </w:r>
+      <w:r>
+        <w:rPr>
+          <w:u w:val="single" w:color="0000ff"/>
+          <w:rFonts w:ascii="Charis SIL Regular" w:hAnsi="Charis SIL Regular" w:eastAsia="Charis SIL Regular"/>
+          <w:b w:val="0"/>
+          <w:i w:val="0"/>
+          <w:color w:val="000000"/>
+          <w:sz w:val="24"/>
+        </w:rPr>
+        <w:hyperlink r:id="rId28" w:history="1">
+          <w:r>
+            <w:rPr>
+              <w:rStyle w:val="Hyperlink"/>
+            </w:rPr>
+            <w:t xml:space="preserve">e werden </w:t>
+          </w:r>
+        </w:hyperlink>
+      </w:r>
+      <w:r>
+        <w:rPr>
+          <w:rFonts w:ascii="Charis SIL Regular" w:hAnsi="Charis SIL Regular" w:eastAsia="Charis SIL Regular"/>
+          <w:b w:val="0"/>
+          <w:i w:val="0"/>
+          <w:color w:val="000000"/>
+          <w:sz w:val="24"/>
+        </w:rPr>
+        <w:t xml:space="preserve">in </w:t>
+      </w:r>
+      <w:r>
+        <w:rPr>
+          <w:rFonts w:ascii="Charis SIL Regular" w:hAnsi="Charis SIL Regular" w:eastAsia="Charis SIL Regular"/>
+          <w:b w:val="0"/>
+          <w:i w:val="0"/>
+          <w:color w:val="000000"/>
+          <w:sz w:val="24"/>
+        </w:rPr>
+        <w:t>respectievelijk 1883 en 1895</w:t>
+      </w:r>
+      <w:r>
+        <w:rPr>
+          <w:u w:val="single" w:color="0000ff"/>
+          <w:rFonts w:ascii="Charis SIL Regular" w:hAnsi="Charis SIL Regular" w:eastAsia="Charis SIL Regular"/>
+          <w:b w:val="0"/>
+          <w:i w:val="0"/>
+          <w:color w:val="000000"/>
+          <w:sz w:val="24"/>
+        </w:rPr>
+        <w:t xml:space="preserve"> geschon</w:t>
+      </w:r>
+      <w:r>
+        <w:rPr>
+          <w:u w:val="single" w:color="0000ff"/>
+          <w:rFonts w:ascii="Charis SIL Regular" w:hAnsi="Charis SIL Regular" w:eastAsia="Charis SIL Regular"/>
+          <w:b w:val="0"/>
+          <w:i w:val="0"/>
+          <w:color w:val="000000"/>
+          <w:sz w:val="24"/>
+        </w:rPr>
+        <w:hyperlink r:id="rId29" w:history="1">
+          <w:r>
+            <w:rPr>
+              <w:rStyle w:val="Hyperlink"/>
+            </w:rPr>
+            <w:t>ken a</w:t>
+          </w:r>
+        </w:hyperlink>
+      </w:r>
+      <w:r>
+        <w:rPr>
+          <w:u w:val="single" w:color="0000ff"/>
+          <w:rFonts w:ascii="Charis SIL Regular" w:hAnsi="Charis SIL Regular" w:eastAsia="Charis SIL Regular"/>
+          <w:b w:val="0"/>
+          <w:i w:val="0"/>
+          <w:color w:val="000000"/>
+          <w:sz w:val="24"/>
+        </w:rPr>
+        <w:hyperlink r:id="rId29" w:history="1">
+          <w:r>
+            <w:rPr>
+              <w:rStyle w:val="Hyperlink"/>
+            </w:rPr>
+            <w:t>a</w:t>
+          </w:r>
+        </w:hyperlink>
+      </w:r>
+      <w:r>
+        <w:rPr>
+          <w:u w:val="single" w:color="0000ff"/>
+          <w:rFonts w:ascii="Charis SIL Regular" w:hAnsi="Charis SIL Regular" w:eastAsia="Charis SIL Regular"/>
+          <w:b w:val="0"/>
+          <w:i w:val="0"/>
+          <w:color w:val="000000"/>
+          <w:sz w:val="24"/>
+        </w:rPr>
+        <w:t>n het Rijks Ethnogr</w:t>
+      </w:r>
+      <w:r>
+        <w:rPr>
+          <w:u w:val="single" w:color="0000ff"/>
+          <w:rFonts w:ascii="Charis SIL Regular" w:hAnsi="Charis SIL Regular" w:eastAsia="Charis SIL Regular"/>
+          <w:b w:val="0"/>
+          <w:i w:val="0"/>
+          <w:color w:val="000000"/>
+          <w:sz w:val="24"/>
+        </w:rPr>
+        <w:hyperlink r:id="rId29" w:history="1">
+          <w:r>
+            <w:rPr>
+              <w:rStyle w:val="Hyperlink"/>
+            </w:rPr>
+            <w:t>aph</w:t>
+          </w:r>
+        </w:hyperlink>
+      </w:r>
+      <w:r>
+        <w:rPr>
+          <w:u w:val="single" w:color="0000ff"/>
+          <w:rFonts w:ascii="Charis SIL Regular" w:hAnsi="Charis SIL Regular" w:eastAsia="Charis SIL Regular"/>
+          <w:b w:val="0"/>
+          <w:i w:val="0"/>
+          <w:color w:val="000000"/>
+          <w:sz w:val="24"/>
+        </w:rPr>
+        <w:hyperlink r:id="rId29" w:history="1">
+          <w:r>
+            <w:rPr>
+              <w:rStyle w:val="Hyperlink"/>
+            </w:rPr>
+            <w:t>i</w:t>
+          </w:r>
+        </w:hyperlink>
+      </w:r>
+      <w:r>
+        <w:rPr>
+          <w:u w:val="single" w:color="0000ff"/>
+          <w:rFonts w:ascii="Charis SIL Regular" w:hAnsi="Charis SIL Regular" w:eastAsia="Charis SIL Regular"/>
+          <w:b w:val="0"/>
+          <w:i w:val="0"/>
+          <w:color w:val="000000"/>
+          <w:sz w:val="24"/>
+        </w:rPr>
+        <w:hyperlink r:id="rId29" w:history="1">
+          <w:r>
+            <w:rPr>
+              <w:rStyle w:val="Hyperlink"/>
+            </w:rPr>
+            <w:t>sch</w:t>
+          </w:r>
+        </w:hyperlink>
+      </w:r>
+      <w:r>
+        <w:rPr>
+          <w:u w:val="single" w:color="0000ff"/>
+          <w:rFonts w:ascii="Charis SIL Regular" w:hAnsi="Charis SIL Regular" w:eastAsia="Charis SIL Regular"/>
+          <w:b w:val="0"/>
+          <w:i w:val="0"/>
+          <w:color w:val="000000"/>
+          <w:sz w:val="24"/>
+        </w:rPr>
+        <w:t xml:space="preserve"> </w:t>
+      </w:r>
+      <w:r>
+        <w:rPr>
+          <w:u w:val="single" w:color="0000ff"/>
+          <w:rFonts w:ascii="Charis SIL Regular" w:hAnsi="Charis SIL Regular" w:eastAsia="Charis SIL Regular"/>
+          <w:b w:val="0"/>
+          <w:i w:val="0"/>
+          <w:color w:val="000000"/>
+          <w:sz w:val="24"/>
+        </w:rPr>
+        <w:hyperlink r:id="rId29" w:history="1">
+          <w:r>
+            <w:rPr>
+              <w:rStyle w:val="Hyperlink"/>
+            </w:rPr>
+            <w:t>Mus</w:t>
+          </w:r>
+        </w:hyperlink>
+      </w:r>
+      <w:r>
+        <w:rPr>
+          <w:rFonts w:ascii="Charis SIL Regular" w:hAnsi="Charis SIL Regular" w:eastAsia="Charis SIL Regular"/>
+          <w:b w:val="0"/>
+          <w:i w:val="0"/>
+          <w:color w:val="000000"/>
+          <w:sz w:val="24"/>
+        </w:rPr>
+        <w:t xml:space="preserve">eum, het huidige </w:t>
       </w:r>
       <w:r>
         <w:rPr>
@@ -3308,34 +3705,14 @@
           <w:sz w:val="24"/>
           <w:u w:val="single"/>
         </w:rPr>
-        <w:hyperlink r:id="rId28" w:history="1">
-          <w:r>
-            <w:rPr>
-              <w:rStyle w:val="Hyperlink"/>
-            </w:rPr>
-            <w:t>eyn</w:t>
-          </w:r>
-        </w:hyperlink>
-      </w:r>
-      <w:r>
-        <w:rPr>
-          <w:rFonts w:ascii="Charis SIL Regular" w:hAnsi="Charis SIL Regular" w:eastAsia="Charis SIL Regular"/>
-          <w:b w:val="0"/>
-          <w:i w:val="0"/>
-          <w:color w:val="000000"/>
-          <w:sz w:val="24"/>
-        </w:rPr>
-        <w:t xml:space="preserve"> en </w:t>
-      </w:r>
-      <w:r>
-        <w:rPr>
-          <w:rFonts w:ascii="Charis SIL Regular" w:hAnsi="Charis SIL Regular" w:eastAsia="Charis SIL Regular"/>
-          <w:b w:val="0"/>
-          <w:i w:val="0"/>
-          <w:color w:val="000000"/>
-          <w:sz w:val="24"/>
-        </w:rPr>
-        <w:t xml:space="preserve">administrateur der financiën </w:t>
+        <w:hyperlink r:id="rId30" w:history="1">
+          <w:r>
+            <w:rPr>
+              <w:rStyle w:val="Hyperlink"/>
+            </w:rPr>
+            <w:t>Wereldmuseum</w:t>
+          </w:r>
+        </w:hyperlink>
       </w:r>
       <w:r>
         <w:rPr>
@@ -3346,14 +3723,7 @@
           <w:sz w:val="24"/>
           <w:u w:val="single"/>
         </w:rPr>
-        <w:hyperlink r:id="rId29" w:history="1">
-          <w:r>
-            <w:rPr>
-              <w:rStyle w:val="Hyperlink"/>
-            </w:rPr>
-            <w:t>Assueer</w:t>
-          </w:r>
-        </w:hyperlink>
+        <w:t xml:space="preserve"> </w:t>
       </w:r>
       <w:r>
         <w:rPr>
@@ -3364,6 +3734,79 @@
           <w:sz w:val="24"/>
           <w:u w:val="single"/>
         </w:rPr>
+        <w:hyperlink r:id="rId30" w:history="1">
+          <w:r>
+            <w:rPr>
+              <w:rStyle w:val="Hyperlink"/>
+            </w:rPr>
+            <w:t>Leiden</w:t>
+          </w:r>
+        </w:hyperlink>
+      </w:r>
+      <w:r>
+        <w:rPr>
+          <w:rFonts w:ascii="Charis SIL Regular" w:hAnsi="Charis SIL Regular" w:eastAsia="Charis SIL Regular"/>
+          <w:b w:val="0"/>
+          <w:i w:val="0"/>
+          <w:color w:val="000000"/>
+          <w:sz w:val="24"/>
+        </w:rPr>
+        <w:t xml:space="preserve">. Ook het </w:t>
+      </w:r>
+      <w:r>
+        <w:rPr>
+          <w:rFonts w:ascii="Charis SIL Regular" w:hAnsi="Charis SIL Regular" w:eastAsia="Charis SIL Regular"/>
+          <w:b w:val="0"/>
+          <w:i w:val="0"/>
+          <w:color w:val="0000FF"/>
+          <w:sz w:val="24"/>
+          <w:u w:val="single"/>
+        </w:rPr>
+        <w:hyperlink r:id="rId31" w:history="1">
+          <w:r>
+            <w:rPr>
+              <w:rStyle w:val="Hyperlink"/>
+            </w:rPr>
+            <w:t>Etnografis</w:t>
+          </w:r>
+        </w:hyperlink>
+      </w:r>
+      <w:r>
+        <w:rPr>
+          <w:rFonts w:ascii="Charis SIL Regular" w:hAnsi="Charis SIL Regular" w:eastAsia="Charis SIL Regular"/>
+          <w:b w:val="0"/>
+          <w:i w:val="0"/>
+          <w:color w:val="0000FF"/>
+          <w:sz w:val="24"/>
+        </w:rPr>
+        <w:hyperlink r:id="rId31" w:history="1">
+          <w:r>
+            <w:rPr>
+              <w:rStyle w:val="Hyperlink"/>
+            </w:rPr>
+            <w:t>c</w:t>
+          </w:r>
+        </w:hyperlink>
+      </w:r>
+      <w:r>
+        <w:rPr>
+          <w:rFonts w:ascii="Charis SIL Regular" w:hAnsi="Charis SIL Regular" w:eastAsia="Charis SIL Regular"/>
+          <w:b w:val="0"/>
+          <w:i w:val="0"/>
+          <w:color w:val="0000FF"/>
+          <w:sz w:val="24"/>
+        </w:rPr>
+        <w:t>h</w:t>
+      </w:r>
+      <w:r>
+        <w:rPr>
+          <w:rFonts w:ascii="Charis SIL Regular" w:hAnsi="Charis SIL Regular" w:eastAsia="Charis SIL Regular"/>
+          <w:b w:val="0"/>
+          <w:i w:val="0"/>
+          <w:color w:val="0000FF"/>
+          <w:sz w:val="24"/>
+          <w:u w:val="single"/>
+        </w:rPr>
         <w:t xml:space="preserve"> </w:t>
       </w:r>
       <w:r>
@@ -3375,12 +3818,12 @@
           <w:sz w:val="24"/>
           <w:u w:val="single"/>
         </w:rPr>
-        <w:hyperlink r:id="rId29" w:history="1">
-          <w:r>
-            <w:rPr>
-              <w:rStyle w:val="Hyperlink"/>
-            </w:rPr>
-            <w:t>Jacob</w:t>
+        <w:hyperlink r:id="rId31" w:history="1">
+          <w:r>
+            <w:rPr>
+              <w:rStyle w:val="Hyperlink"/>
+            </w:rPr>
+            <w:t>Museum</w:t>
           </w:r>
         </w:hyperlink>
       </w:r>
@@ -3404,137 +3847,27 @@
           <w:sz w:val="24"/>
           <w:u w:val="single"/>
         </w:rPr>
-        <w:hyperlink r:id="rId29" w:history="1">
-          <w:r>
-            <w:rPr>
-              <w:rStyle w:val="Hyperlink"/>
-            </w:rPr>
-            <w:t>Schimmelpen</w:t>
-          </w:r>
-        </w:hyperlink>
-      </w:r>
-      <w:r>
-        <w:rPr>
-          <w:rFonts w:ascii="Charis SIL Regular" w:hAnsi="Charis SIL Regular" w:eastAsia="Charis SIL Regular"/>
-          <w:b w:val="0"/>
-          <w:i w:val="0"/>
-          <w:color w:val="0000FF"/>
-          <w:sz w:val="24"/>
-          <w:u w:val="single"/>
-        </w:rPr>
-        <w:hyperlink r:id="rId29" w:history="1">
-          <w:r>
-            <w:rPr>
-              <w:rStyle w:val="Hyperlink"/>
-            </w:rPr>
-            <w:t>ninck</w:t>
-          </w:r>
-        </w:hyperlink>
-      </w:r>
-      <w:r>
-        <w:rPr>
-          <w:rFonts w:ascii="Charis SIL Regular" w:hAnsi="Charis SIL Regular" w:eastAsia="Charis SIL Regular"/>
-          <w:b w:val="0"/>
-          <w:i w:val="0"/>
-          <w:color w:val="0000FF"/>
-          <w:sz w:val="24"/>
-          <w:u w:val="single"/>
-        </w:rPr>
-        <w:t xml:space="preserve"> </w:t>
-      </w:r>
-      <w:r>
-        <w:rPr>
-          <w:rFonts w:ascii="Charis SIL Regular" w:hAnsi="Charis SIL Regular" w:eastAsia="Charis SIL Regular"/>
-          <w:b w:val="0"/>
-          <w:i w:val="0"/>
-          <w:color w:val="0000FF"/>
-          <w:sz w:val="24"/>
-          <w:u w:val="single"/>
-        </w:rPr>
-        <w:hyperlink r:id="rId29" w:history="1">
-          <w:r>
-            <w:rPr>
-              <w:rStyle w:val="Hyperlink"/>
-            </w:rPr>
-            <w:t>va</w:t>
-          </w:r>
-        </w:hyperlink>
-      </w:r>
-      <w:r>
-        <w:rPr>
-          <w:rFonts w:ascii="Charis SIL Regular" w:hAnsi="Charis SIL Regular" w:eastAsia="Charis SIL Regular"/>
-          <w:b w:val="0"/>
-          <w:i w:val="0"/>
-          <w:color w:val="0000FF"/>
-          <w:sz w:val="24"/>
-          <w:u w:val="single"/>
-        </w:rPr>
-        <w:hyperlink r:id="rId29" w:history="1">
-          <w:r>
-            <w:rPr>
-              <w:rStyle w:val="Hyperlink"/>
-            </w:rPr>
-            <w:t>n</w:t>
-          </w:r>
-        </w:hyperlink>
-      </w:r>
-      <w:r>
-        <w:rPr>
-          <w:rFonts w:ascii="Charis SIL Regular" w:hAnsi="Charis SIL Regular" w:eastAsia="Charis SIL Regular"/>
-          <w:b w:val="0"/>
-          <w:i w:val="0"/>
-          <w:color w:val="0000FF"/>
-          <w:sz w:val="24"/>
-          <w:u w:val="single"/>
-        </w:rPr>
-        <w:t xml:space="preserve"> </w:t>
-      </w:r>
-      <w:r>
-        <w:rPr>
-          <w:rFonts w:ascii="Charis SIL Regular" w:hAnsi="Charis SIL Regular" w:eastAsia="Charis SIL Regular"/>
-          <w:b w:val="0"/>
-          <w:i w:val="0"/>
-          <w:color w:val="0000FF"/>
-          <w:sz w:val="24"/>
-          <w:u w:val="single"/>
-        </w:rPr>
-        <w:hyperlink r:id="rId29" w:history="1">
-          <w:r>
-            <w:rPr>
-              <w:rStyle w:val="Hyperlink"/>
-            </w:rPr>
-            <w:t>der</w:t>
-          </w:r>
-        </w:hyperlink>
-      </w:r>
-      <w:r>
-        <w:rPr>
-          <w:rFonts w:ascii="Charis SIL Regular" w:hAnsi="Charis SIL Regular" w:eastAsia="Charis SIL Regular"/>
-          <w:b w:val="0"/>
-          <w:i w:val="0"/>
-          <w:color w:val="0000FF"/>
-          <w:sz w:val="24"/>
-          <w:u w:val="single"/>
-        </w:rPr>
-        <w:t xml:space="preserve"> </w:t>
-      </w:r>
-      <w:r>
-        <w:rPr>
-          <w:rFonts w:ascii="Charis SIL Regular" w:hAnsi="Charis SIL Regular" w:eastAsia="Charis SIL Regular"/>
-          <w:b w:val="0"/>
-          <w:i w:val="0"/>
-          <w:color w:val="0000FF"/>
-          <w:sz w:val="24"/>
-          <w:u w:val="single"/>
-        </w:rPr>
-        <w:hyperlink r:id="rId29" w:history="1">
-          <w:r>
-            <w:rPr>
-              <w:rStyle w:val="Hyperlink"/>
-            </w:rPr>
-            <w:t>Oye</w:t>
-          </w:r>
-        </w:hyperlink>
+        <w:hyperlink r:id="rId31" w:history="1">
+          <w:r>
+            <w:rPr>
+              <w:rStyle w:val="Hyperlink"/>
+            </w:rPr>
+            <w:t>Artis</w:t>
+          </w:r>
+        </w:hyperlink>
+      </w:r>
+      <w:r>
+        <w:rPr>
+          <w:rFonts w:ascii="Charis SIL Regular" w:hAnsi="Charis SIL Regular" w:eastAsia="Charis SIL Regular"/>
+          <w:b w:val="0"/>
+          <w:i w:val="0"/>
+          <w:color w:val="000000"/>
+          <w:sz w:val="24"/>
+        </w:rPr>
+        <w:t xml:space="preserve"> bezat een uitgebreide </w:t>
+      </w:r>
+      <w:r>
+        <w:br/>
       </w:r>
       <w:r>
         <w:rPr>
@@ -3545,12 +3878,12 @@
           <w:color w:val="000000"/>
           <w:sz w:val="24"/>
         </w:rPr>
-        <w:hyperlink r:id="rId28" w:history="1">
-          <w:r>
-            <w:rPr>
-              <w:rStyle w:val="Hyperlink"/>
-            </w:rPr>
-            <w:t>.</w:t>
+        <w:hyperlink r:id="rId30" w:history="1">
+          <w:r>
+            <w:rPr>
+              <w:rStyle w:val="Hyperlink"/>
+            </w:rPr>
+            <w:t>Surinamecollec</w:t>
           </w:r>
         </w:hyperlink>
       </w:r>
@@ -3563,12 +3896,12 @@
           <w:color w:val="000000"/>
           <w:sz w:val="24"/>
         </w:rPr>
-        <w:hyperlink r:id="rId28" w:history="1">
-          <w:r>
-            <w:rPr>
-              <w:rStyle w:val="Hyperlink"/>
-            </w:rPr>
-            <w:t xml:space="preserve"> De</w:t>
+        <w:hyperlink r:id="rId30" w:history="1">
+          <w:r>
+            <w:rPr>
+              <w:rStyle w:val="Hyperlink"/>
+            </w:rPr>
+            <w:t>t</w:t>
           </w:r>
         </w:hyperlink>
       </w:r>
@@ -3581,14 +3914,24 @@
           <w:color w:val="000000"/>
           <w:sz w:val="24"/>
         </w:rPr>
-        <w:hyperlink r:id="rId28" w:history="1">
-          <w:r>
-            <w:rPr>
-              <w:rStyle w:val="Hyperlink"/>
-            </w:rPr>
-            <w:t>z</w:t>
-          </w:r>
-        </w:hyperlink>
+        <w:hyperlink r:id="rId30" w:history="1">
+          <w:r>
+            <w:rPr>
+              <w:rStyle w:val="Hyperlink"/>
+            </w:rPr>
+            <w:t>ie, waa</w:t>
+          </w:r>
+        </w:hyperlink>
+      </w:r>
+      <w:r>
+        <w:rPr>
+          <w:rFonts w:ascii="Charis SIL Regular" w:hAnsi="Charis SIL Regular" w:eastAsia="Charis SIL Regular"/>
+          <w:b w:val="0"/>
+          <w:i w:val="0"/>
+          <w:color w:val="000000"/>
+          <w:sz w:val="24"/>
+        </w:rPr>
+        <w:t>ronder ee</w:t>
       </w:r>
       <w:r>
         <w:rPr>
@@ -3599,501 +3942,24 @@
           <w:color w:val="000000"/>
           <w:sz w:val="24"/>
         </w:rPr>
-        <w:hyperlink r:id="rId28" w:history="1">
-          <w:r>
-            <w:rPr>
-              <w:rStyle w:val="Hyperlink"/>
-            </w:rPr>
-            <w:t xml:space="preserve">e werden </w:t>
-          </w:r>
-        </w:hyperlink>
-      </w:r>
-      <w:r>
-        <w:rPr>
-          <w:rFonts w:ascii="Charis SIL Regular" w:hAnsi="Charis SIL Regular" w:eastAsia="Charis SIL Regular"/>
-          <w:b w:val="0"/>
-          <w:i w:val="0"/>
-          <w:color w:val="000000"/>
-          <w:sz w:val="24"/>
-        </w:rPr>
-        <w:t xml:space="preserve">in </w:t>
-      </w:r>
-      <w:r>
-        <w:rPr>
-          <w:rFonts w:ascii="Charis SIL Regular" w:hAnsi="Charis SIL Regular" w:eastAsia="Charis SIL Regular"/>
-          <w:b w:val="0"/>
-          <w:i w:val="0"/>
-          <w:color w:val="000000"/>
-          <w:sz w:val="24"/>
-        </w:rPr>
-        <w:t>respectievelijk 1883 en 1895</w:t>
-      </w:r>
-      <w:r>
-        <w:rPr>
-          <w:u w:val="single" w:color="0000ff"/>
-          <w:rFonts w:ascii="Charis SIL Regular" w:hAnsi="Charis SIL Regular" w:eastAsia="Charis SIL Regular"/>
-          <w:b w:val="0"/>
-          <w:i w:val="0"/>
-          <w:color w:val="000000"/>
-          <w:sz w:val="24"/>
-        </w:rPr>
-        <w:t xml:space="preserve"> </w:t>
-      </w:r>
-      <w:r>
-        <w:rPr>
-          <w:u w:val="single" w:color="0000ff"/>
-          <w:rFonts w:ascii="Charis SIL Regular" w:hAnsi="Charis SIL Regular" w:eastAsia="Charis SIL Regular"/>
-          <w:b w:val="0"/>
-          <w:i w:val="0"/>
-          <w:color w:val="000000"/>
-          <w:sz w:val="24"/>
-        </w:rPr>
-        <w:hyperlink r:id="rId29" w:history="1">
-          <w:r>
-            <w:rPr>
-              <w:rStyle w:val="Hyperlink"/>
-            </w:rPr>
-            <w:t>geschon</w:t>
-          </w:r>
-        </w:hyperlink>
-      </w:r>
-      <w:r>
-        <w:rPr>
-          <w:u w:val="single" w:color="0000ff"/>
-          <w:rFonts w:ascii="Charis SIL Regular" w:hAnsi="Charis SIL Regular" w:eastAsia="Charis SIL Regular"/>
-          <w:b w:val="0"/>
-          <w:i w:val="0"/>
-          <w:color w:val="000000"/>
-          <w:sz w:val="24"/>
-        </w:rPr>
-        <w:hyperlink r:id="rId29" w:history="1">
-          <w:r>
-            <w:rPr>
-              <w:rStyle w:val="Hyperlink"/>
-            </w:rPr>
-            <w:t>ken a</w:t>
-          </w:r>
-        </w:hyperlink>
-      </w:r>
-      <w:r>
-        <w:rPr>
-          <w:u w:val="single" w:color="0000ff"/>
-          <w:rFonts w:ascii="Charis SIL Regular" w:hAnsi="Charis SIL Regular" w:eastAsia="Charis SIL Regular"/>
-          <w:b w:val="0"/>
-          <w:i w:val="0"/>
-          <w:color w:val="000000"/>
-          <w:sz w:val="24"/>
-        </w:rPr>
-        <w:hyperlink r:id="rId29" w:history="1">
-          <w:r>
-            <w:rPr>
-              <w:rStyle w:val="Hyperlink"/>
-            </w:rPr>
-            <w:t>a</w:t>
-          </w:r>
-        </w:hyperlink>
-      </w:r>
-      <w:r>
-        <w:rPr>
-          <w:u w:val="single" w:color="0000ff"/>
-          <w:rFonts w:ascii="Charis SIL Regular" w:hAnsi="Charis SIL Regular" w:eastAsia="Charis SIL Regular"/>
-          <w:b w:val="0"/>
-          <w:i w:val="0"/>
-          <w:color w:val="000000"/>
-          <w:sz w:val="24"/>
-        </w:rPr>
-        <w:hyperlink r:id="rId29" w:history="1">
-          <w:r>
-            <w:rPr>
-              <w:rStyle w:val="Hyperlink"/>
-            </w:rPr>
-            <w:t>n het Rijks Ethnogr</w:t>
-          </w:r>
-        </w:hyperlink>
-      </w:r>
-      <w:r>
-        <w:rPr>
-          <w:u w:val="single" w:color="0000ff"/>
-          <w:rFonts w:ascii="Charis SIL Regular" w:hAnsi="Charis SIL Regular" w:eastAsia="Charis SIL Regular"/>
-          <w:b w:val="0"/>
-          <w:i w:val="0"/>
-          <w:color w:val="000000"/>
-          <w:sz w:val="24"/>
-        </w:rPr>
-        <w:hyperlink r:id="rId29" w:history="1">
-          <w:r>
-            <w:rPr>
-              <w:rStyle w:val="Hyperlink"/>
-            </w:rPr>
-            <w:t>aph</w:t>
-          </w:r>
-        </w:hyperlink>
-      </w:r>
-      <w:r>
-        <w:rPr>
-          <w:u w:val="single" w:color="0000ff"/>
-          <w:rFonts w:ascii="Charis SIL Regular" w:hAnsi="Charis SIL Regular" w:eastAsia="Charis SIL Regular"/>
-          <w:b w:val="0"/>
-          <w:i w:val="0"/>
-          <w:color w:val="000000"/>
-          <w:sz w:val="24"/>
-        </w:rPr>
-        <w:hyperlink r:id="rId29" w:history="1">
-          <w:r>
-            <w:rPr>
-              <w:rStyle w:val="Hyperlink"/>
-            </w:rPr>
-            <w:t>i</w:t>
-          </w:r>
-        </w:hyperlink>
-      </w:r>
-      <w:r>
-        <w:rPr>
-          <w:u w:val="single" w:color="0000ff"/>
-          <w:rFonts w:ascii="Charis SIL Regular" w:hAnsi="Charis SIL Regular" w:eastAsia="Charis SIL Regular"/>
-          <w:b w:val="0"/>
-          <w:i w:val="0"/>
-          <w:color w:val="000000"/>
-          <w:sz w:val="24"/>
-        </w:rPr>
-        <w:hyperlink r:id="rId29" w:history="1">
-          <w:r>
-            <w:rPr>
-              <w:rStyle w:val="Hyperlink"/>
-            </w:rPr>
-            <w:t>sch</w:t>
-          </w:r>
-        </w:hyperlink>
-      </w:r>
-      <w:r>
-        <w:rPr>
-          <w:u w:val="single" w:color="0000ff"/>
-          <w:rFonts w:ascii="Charis SIL Regular" w:hAnsi="Charis SIL Regular" w:eastAsia="Charis SIL Regular"/>
-          <w:b w:val="0"/>
-          <w:i w:val="0"/>
-          <w:color w:val="000000"/>
-          <w:sz w:val="24"/>
-        </w:rPr>
-        <w:t xml:space="preserve"> </w:t>
-      </w:r>
-      <w:r>
-        <w:rPr>
-          <w:u w:val="single" w:color="0000ff"/>
-          <w:rFonts w:ascii="Charis SIL Regular" w:hAnsi="Charis SIL Regular" w:eastAsia="Charis SIL Regular"/>
-          <w:b w:val="0"/>
-          <w:i w:val="0"/>
-          <w:color w:val="000000"/>
-          <w:sz w:val="24"/>
-        </w:rPr>
-        <w:hyperlink r:id="rId29" w:history="1">
-          <w:r>
-            <w:rPr>
-              <w:rStyle w:val="Hyperlink"/>
-            </w:rPr>
-            <w:t>Mus</w:t>
-          </w:r>
-        </w:hyperlink>
-      </w:r>
-      <w:r>
-        <w:rPr>
-          <w:rFonts w:ascii="Charis SIL Regular" w:hAnsi="Charis SIL Regular" w:eastAsia="Charis SIL Regular"/>
-          <w:b w:val="0"/>
-          <w:i w:val="0"/>
-          <w:color w:val="000000"/>
-          <w:sz w:val="24"/>
-        </w:rPr>
-        <w:t xml:space="preserve">eum, het huidige </w:t>
-      </w:r>
-      <w:r>
-        <w:rPr>
-          <w:rFonts w:ascii="Charis SIL Regular" w:hAnsi="Charis SIL Regular" w:eastAsia="Charis SIL Regular"/>
-          <w:b w:val="0"/>
-          <w:i w:val="0"/>
-          <w:color w:val="0000FF"/>
-          <w:sz w:val="24"/>
-          <w:u w:val="single"/>
-        </w:rPr>
-        <w:hyperlink r:id="rId30" w:history="1">
-          <w:r>
-            <w:rPr>
-              <w:rStyle w:val="Hyperlink"/>
-            </w:rPr>
-            <w:t>Wereldmuseum</w:t>
-          </w:r>
-        </w:hyperlink>
-      </w:r>
-      <w:r>
-        <w:rPr>
-          <w:rFonts w:ascii="Charis SIL Regular" w:hAnsi="Charis SIL Regular" w:eastAsia="Charis SIL Regular"/>
-          <w:b w:val="0"/>
-          <w:i w:val="0"/>
-          <w:color w:val="0000FF"/>
-          <w:sz w:val="24"/>
-          <w:u w:val="single"/>
-        </w:rPr>
-        <w:t xml:space="preserve"> </w:t>
-      </w:r>
-      <w:r>
-        <w:rPr>
-          <w:rFonts w:ascii="Charis SIL Regular" w:hAnsi="Charis SIL Regular" w:eastAsia="Charis SIL Regular"/>
-          <w:b w:val="0"/>
-          <w:i w:val="0"/>
-          <w:color w:val="0000FF"/>
-          <w:sz w:val="24"/>
-          <w:u w:val="single"/>
-        </w:rPr>
-        <w:hyperlink r:id="rId30" w:history="1">
-          <w:r>
-            <w:rPr>
-              <w:rStyle w:val="Hyperlink"/>
-            </w:rPr>
-            <w:t>Leiden</w:t>
-          </w:r>
-        </w:hyperlink>
-      </w:r>
-      <w:r>
-        <w:rPr>
-          <w:rFonts w:ascii="Charis SIL Regular" w:hAnsi="Charis SIL Regular" w:eastAsia="Charis SIL Regular"/>
-          <w:b w:val="0"/>
-          <w:i w:val="0"/>
-          <w:color w:val="000000"/>
-          <w:sz w:val="24"/>
-        </w:rPr>
-        <w:t xml:space="preserve">. Ook het </w:t>
-      </w:r>
-      <w:r>
-        <w:rPr>
-          <w:rFonts w:ascii="Charis SIL Regular" w:hAnsi="Charis SIL Regular" w:eastAsia="Charis SIL Regular"/>
-          <w:b w:val="0"/>
-          <w:i w:val="0"/>
-          <w:color w:val="0000FF"/>
-          <w:sz w:val="24"/>
-          <w:u w:val="single"/>
-        </w:rPr>
         <w:hyperlink r:id="rId31" w:history="1">
           <w:r>
             <w:rPr>
               <w:rStyle w:val="Hyperlink"/>
             </w:rPr>
-            <w:t>Etnografis</w:t>
-          </w:r>
-        </w:hyperlink>
-      </w:r>
-      <w:r>
-        <w:rPr>
-          <w:rFonts w:ascii="Charis SIL Regular" w:hAnsi="Charis SIL Regular" w:eastAsia="Charis SIL Regular"/>
-          <w:b w:val="0"/>
-          <w:i w:val="0"/>
-          <w:color w:val="0000FF"/>
-          <w:sz w:val="24"/>
-        </w:rPr>
-        <w:hyperlink r:id="rId31" w:history="1">
-          <w:r>
-            <w:rPr>
-              <w:rStyle w:val="Hyperlink"/>
-            </w:rPr>
-            <w:t>c</w:t>
-          </w:r>
-        </w:hyperlink>
-      </w:r>
-      <w:r>
-        <w:rPr>
-          <w:rFonts w:ascii="Charis SIL Regular" w:hAnsi="Charis SIL Regular" w:eastAsia="Charis SIL Regular"/>
-          <w:b w:val="0"/>
-          <w:i w:val="0"/>
-          <w:color w:val="0000FF"/>
-          <w:sz w:val="24"/>
-        </w:rPr>
-        <w:t>h</w:t>
-      </w:r>
-      <w:r>
-        <w:rPr>
-          <w:rFonts w:ascii="Charis SIL Regular" w:hAnsi="Charis SIL Regular" w:eastAsia="Charis SIL Regular"/>
-          <w:b w:val="0"/>
-          <w:i w:val="0"/>
-          <w:color w:val="0000FF"/>
-          <w:sz w:val="24"/>
-          <w:u w:val="single"/>
-        </w:rPr>
-        <w:t xml:space="preserve"> </w:t>
-      </w:r>
-      <w:r>
-        <w:rPr>
-          <w:rFonts w:ascii="Charis SIL Regular" w:hAnsi="Charis SIL Regular" w:eastAsia="Charis SIL Regular"/>
-          <w:b w:val="0"/>
-          <w:i w:val="0"/>
-          <w:color w:val="0000FF"/>
-          <w:sz w:val="24"/>
-          <w:u w:val="single"/>
-        </w:rPr>
-        <w:hyperlink r:id="rId31" w:history="1">
-          <w:r>
-            <w:rPr>
-              <w:rStyle w:val="Hyperlink"/>
-            </w:rPr>
-            <w:t>Museum</w:t>
-          </w:r>
-        </w:hyperlink>
-      </w:r>
-      <w:r>
-        <w:rPr>
-          <w:rFonts w:ascii="Charis SIL Regular" w:hAnsi="Charis SIL Regular" w:eastAsia="Charis SIL Regular"/>
-          <w:b w:val="0"/>
-          <w:i w:val="0"/>
-          <w:color w:val="0000FF"/>
-          <w:sz w:val="24"/>
-          <w:u w:val="single"/>
-        </w:rPr>
-        <w:t xml:space="preserve"> </w:t>
-      </w:r>
-      <w:r>
-        <w:rPr>
-          <w:rFonts w:ascii="Charis SIL Regular" w:hAnsi="Charis SIL Regular" w:eastAsia="Charis SIL Regular"/>
-          <w:b w:val="0"/>
-          <w:i w:val="0"/>
-          <w:color w:val="0000FF"/>
-          <w:sz w:val="24"/>
-          <w:u w:val="single"/>
-        </w:rPr>
-        <w:hyperlink r:id="rId31" w:history="1">
-          <w:r>
-            <w:rPr>
-              <w:rStyle w:val="Hyperlink"/>
-            </w:rPr>
-            <w:t>Artis</w:t>
-          </w:r>
-        </w:hyperlink>
-      </w:r>
-      <w:r>
-        <w:rPr>
-          <w:rFonts w:ascii="Charis SIL Regular" w:hAnsi="Charis SIL Regular" w:eastAsia="Charis SIL Regular"/>
-          <w:b w:val="0"/>
-          <w:i w:val="0"/>
-          <w:color w:val="000000"/>
-          <w:sz w:val="24"/>
-        </w:rPr>
-        <w:t xml:space="preserve"> bezat een uitgebreide </w:t>
-      </w:r>
-      <w:r>
-        <w:br/>
-      </w:r>
-      <w:r>
-        <w:rPr>
-          <w:u w:val="single" w:color="0000ff"/>
-          <w:rFonts w:ascii="Charis SIL Regular" w:hAnsi="Charis SIL Regular" w:eastAsia="Charis SIL Regular"/>
-          <w:b w:val="0"/>
-          <w:i w:val="0"/>
-          <w:color w:val="000000"/>
-          <w:sz w:val="24"/>
-        </w:rPr>
-        <w:hyperlink r:id="rId30" w:history="1">
-          <w:r>
-            <w:rPr>
-              <w:rStyle w:val="Hyperlink"/>
-            </w:rPr>
-            <w:t>Surinamecollec</w:t>
-          </w:r>
-        </w:hyperlink>
-      </w:r>
-      <w:r>
-        <w:rPr>
-          <w:u w:val="single" w:color="0000ff"/>
-          <w:rFonts w:ascii="Charis SIL Regular" w:hAnsi="Charis SIL Regular" w:eastAsia="Charis SIL Regular"/>
-          <w:b w:val="0"/>
-          <w:i w:val="0"/>
-          <w:color w:val="000000"/>
-          <w:sz w:val="24"/>
-        </w:rPr>
-        <w:hyperlink r:id="rId30" w:history="1">
-          <w:r>
-            <w:rPr>
-              <w:rStyle w:val="Hyperlink"/>
-            </w:rPr>
-            <w:t>t</w:t>
-          </w:r>
-        </w:hyperlink>
-      </w:r>
-      <w:r>
-        <w:rPr>
-          <w:u w:val="single" w:color="0000ff"/>
-          <w:rFonts w:ascii="Charis SIL Regular" w:hAnsi="Charis SIL Regular" w:eastAsia="Charis SIL Regular"/>
-          <w:b w:val="0"/>
-          <w:i w:val="0"/>
-          <w:color w:val="000000"/>
-          <w:sz w:val="24"/>
-        </w:rPr>
-        <w:hyperlink r:id="rId30" w:history="1">
-          <w:r>
-            <w:rPr>
-              <w:rStyle w:val="Hyperlink"/>
-            </w:rPr>
-            <w:t>ie, waa</w:t>
-          </w:r>
-        </w:hyperlink>
-      </w:r>
-      <w:r>
-        <w:rPr>
-          <w:rFonts w:ascii="Charis SIL Regular" w:hAnsi="Charis SIL Regular" w:eastAsia="Charis SIL Regular"/>
-          <w:b w:val="0"/>
-          <w:i w:val="0"/>
-          <w:color w:val="000000"/>
-          <w:sz w:val="24"/>
-        </w:rPr>
-        <w:t>ronder ee</w:t>
-      </w:r>
-      <w:r>
-        <w:rPr>
-          <w:u w:val="single" w:color="0000ff"/>
-          <w:rFonts w:ascii="Charis SIL Regular" w:hAnsi="Charis SIL Regular" w:eastAsia="Charis SIL Regular"/>
-          <w:b w:val="0"/>
-          <w:i w:val="0"/>
-          <w:color w:val="000000"/>
-          <w:sz w:val="24"/>
-        </w:rPr>
-        <w:hyperlink r:id="rId31" w:history="1">
-          <w:r>
-            <w:rPr>
-              <w:rStyle w:val="Hyperlink"/>
-            </w:rPr>
             <w:t xml:space="preserve">n zeldzame </w:t>
           </w:r>
         </w:hyperlink>
       </w:r>
       <w:r>
         <w:rPr>
-          <w:u w:val="single" w:color="0000ff"/>
           <w:rFonts w:ascii="Charis SIL Italic" w:hAnsi="Charis SIL Italic" w:eastAsia="Charis SIL Italic"/>
           <w:b w:val="0"/>
           <w:i/>
           <w:color w:val="000000"/>
           <w:sz w:val="24"/>
         </w:rPr>
-        <w:hyperlink r:id="rId31" w:history="1">
-          <w:r>
-            <w:rPr>
-              <w:rStyle w:val="Hyperlink"/>
-            </w:rPr>
-            <w:t>k</w:t>
-          </w:r>
-        </w:hyperlink>
-      </w:r>
-      <w:r>
-        <w:rPr>
-          <w:u w:val="single" w:color="0000ff"/>
-          <w:rFonts w:ascii="Charis SIL Italic" w:hAnsi="Charis SIL Italic" w:eastAsia="Charis SIL Italic"/>
-          <w:b w:val="0"/>
-          <w:i/>
-          <w:color w:val="000000"/>
-          <w:sz w:val="24"/>
-        </w:rPr>
-        <w:hyperlink r:id="rId31" w:history="1">
-          <w:r>
-            <w:rPr>
-              <w:rStyle w:val="Hyperlink"/>
-            </w:rPr>
-            <w:t>wakwaba</w:t>
-          </w:r>
-        </w:hyperlink>
+        <w:t>kwakwaba</w:t>
       </w:r>
       <w:r>
         <w:rPr>
@@ -6424,15 +6290,9 @@
           <w:i w:val="0"/>
           <w:color w:val="0000FF"/>
           <w:sz w:val="24"/>
-        </w:rPr>
-        <w:hyperlink r:id="rId50" w:history="1">
-          <w:r>
-            <w:rPr>
-              <w:rStyle w:val="Hyperlink"/>
-            </w:rPr>
-            <w:t>o</w:t>
-          </w:r>
-        </w:hyperlink>
+          <w:u w:val="single"/>
+        </w:rPr>
+        <w:t>o</w:t>
       </w:r>
       <w:r>
         <w:rPr>
@@ -12141,7 +12001,7 @@
           <w:sz w:val="24"/>
           <w:u w:val="single"/>
         </w:rPr>
-        <w:hyperlink r:id="rId89" w:history="1">
+        <w:hyperlink r:id="rId88" w:history="1">
           <w:r>
             <w:rPr>
               <w:rStyle w:val="Hyperlink"/>
@@ -12170,7 +12030,7 @@
           <w:sz w:val="24"/>
           <w:u w:val="single"/>
         </w:rPr>
-        <w:hyperlink r:id="rId89" w:history="1">
+        <w:hyperlink r:id="rId88" w:history="1">
           <w:r>
             <w:rPr>
               <w:rStyle w:val="Hyperlink"/>
@@ -12286,12 +12146,76 @@
           <w:sz w:val="24"/>
           <w:u w:val="single"/>
         </w:rPr>
+        <w:hyperlink r:id="rId89" w:history="1">
+          <w:r>
+            <w:rPr>
+              <w:rStyle w:val="Hyperlink"/>
+            </w:rPr>
+            <w:t>http://</w:t>
+          </w:r>
+        </w:hyperlink>
+      </w:r>
+      <w:r>
+        <w:rPr>
+          <w:rFonts w:ascii="Charis SIL Regular" w:hAnsi="Charis SIL Regular" w:eastAsia="Charis SIL Regular"/>
+          <w:b w:val="0"/>
+          <w:i w:val="0"/>
+          <w:color w:val="0000FF"/>
+          <w:sz w:val="24"/>
+          <w:u w:val="single"/>
+        </w:rPr>
+        <w:hyperlink r:id="rId89" w:history="1">
+          <w:r>
+            <w:rPr>
+              <w:rStyle w:val="Hyperlink"/>
+            </w:rPr>
+            <w:t>hdl.handle.net/1887.1/</w:t>
+          </w:r>
+        </w:hyperlink>
+      </w:r>
+      <w:r>
+        <w:rPr>
+          <w:rFonts w:ascii="Charis SIL Regular" w:hAnsi="Charis SIL Regular" w:eastAsia="Charis SIL Regular"/>
+          <w:b w:val="0"/>
+          <w:i w:val="0"/>
+          <w:color w:val="0000FF"/>
+          <w:sz w:val="24"/>
+          <w:u w:val="single"/>
+        </w:rPr>
+        <w:hyperlink r:id="rId89" w:history="1">
+          <w:r>
+            <w:rPr>
+              <w:rStyle w:val="Hyperlink"/>
+            </w:rPr>
+            <w:t>item:970083</w:t>
+          </w:r>
+        </w:hyperlink>
+      </w:r>
+      <w:r>
+        <w:rPr>
+          <w:rFonts w:ascii="Charis SIL Regular" w:hAnsi="Charis SIL Regular" w:eastAsia="Charis SIL Regular"/>
+          <w:b w:val="0"/>
+          <w:i w:val="0"/>
+          <w:color w:val="000000"/>
+          <w:sz w:val="24"/>
+        </w:rPr>
+        <w:t xml:space="preserve">, </w:t>
+      </w:r>
+      <w:r>
+        <w:rPr>
+          <w:rFonts w:ascii="Charis SIL Regular" w:hAnsi="Charis SIL Regular" w:eastAsia="Charis SIL Regular"/>
+          <w:b w:val="0"/>
+          <w:i w:val="0"/>
+          <w:color w:val="0000FF"/>
+          <w:sz w:val="24"/>
+          <w:u w:val="single"/>
+        </w:rPr>
         <w:hyperlink r:id="rId90" w:history="1">
           <w:r>
             <w:rPr>
               <w:rStyle w:val="Hyperlink"/>
             </w:rPr>
-            <w:t>http://</w:t>
+            <w:t>WorldCat</w:t>
           </w:r>
         </w:hyperlink>
       </w:r>
@@ -12304,82 +12228,18 @@
           <w:sz w:val="24"/>
           <w:u w:val="single"/>
         </w:rPr>
+        <w:t xml:space="preserve"> </w:t>
+      </w:r>
+      <w:r>
+        <w:rPr>
+          <w:rFonts w:ascii="Charis SIL Regular" w:hAnsi="Charis SIL Regular" w:eastAsia="Charis SIL Regular"/>
+          <w:b w:val="0"/>
+          <w:i w:val="0"/>
+          <w:color w:val="0000FF"/>
+          <w:sz w:val="24"/>
+          <w:u w:val="single"/>
+        </w:rPr>
         <w:hyperlink r:id="rId90" w:history="1">
-          <w:r>
-            <w:rPr>
-              <w:rStyle w:val="Hyperlink"/>
-            </w:rPr>
-            <w:t>hdl.handle.net/1887.1/</w:t>
-          </w:r>
-        </w:hyperlink>
-      </w:r>
-      <w:r>
-        <w:rPr>
-          <w:rFonts w:ascii="Charis SIL Regular" w:hAnsi="Charis SIL Regular" w:eastAsia="Charis SIL Regular"/>
-          <w:b w:val="0"/>
-          <w:i w:val="0"/>
-          <w:color w:val="0000FF"/>
-          <w:sz w:val="24"/>
-          <w:u w:val="single"/>
-        </w:rPr>
-        <w:hyperlink r:id="rId90" w:history="1">
-          <w:r>
-            <w:rPr>
-              <w:rStyle w:val="Hyperlink"/>
-            </w:rPr>
-            <w:t>item:970083</w:t>
-          </w:r>
-        </w:hyperlink>
-      </w:r>
-      <w:r>
-        <w:rPr>
-          <w:rFonts w:ascii="Charis SIL Regular" w:hAnsi="Charis SIL Regular" w:eastAsia="Charis SIL Regular"/>
-          <w:b w:val="0"/>
-          <w:i w:val="0"/>
-          <w:color w:val="000000"/>
-          <w:sz w:val="24"/>
-        </w:rPr>
-        <w:t xml:space="preserve">, </w:t>
-      </w:r>
-      <w:r>
-        <w:rPr>
-          <w:rFonts w:ascii="Charis SIL Regular" w:hAnsi="Charis SIL Regular" w:eastAsia="Charis SIL Regular"/>
-          <w:b w:val="0"/>
-          <w:i w:val="0"/>
-          <w:color w:val="0000FF"/>
-          <w:sz w:val="24"/>
-          <w:u w:val="single"/>
-        </w:rPr>
-        <w:hyperlink r:id="rId91" w:history="1">
-          <w:r>
-            <w:rPr>
-              <w:rStyle w:val="Hyperlink"/>
-            </w:rPr>
-            <w:t>WorldCat</w:t>
-          </w:r>
-        </w:hyperlink>
-      </w:r>
-      <w:r>
-        <w:rPr>
-          <w:rFonts w:ascii="Charis SIL Regular" w:hAnsi="Charis SIL Regular" w:eastAsia="Charis SIL Regular"/>
-          <w:b w:val="0"/>
-          <w:i w:val="0"/>
-          <w:color w:val="0000FF"/>
-          <w:sz w:val="24"/>
-          <w:u w:val="single"/>
-        </w:rPr>
-        <w:t xml:space="preserve"> </w:t>
-      </w:r>
-      <w:r>
-        <w:rPr>
-          <w:rFonts w:ascii="Charis SIL Regular" w:hAnsi="Charis SIL Regular" w:eastAsia="Charis SIL Regular"/>
-          <w:b w:val="0"/>
-          <w:i w:val="0"/>
-          <w:color w:val="0000FF"/>
-          <w:sz w:val="24"/>
-          <w:u w:val="single"/>
-        </w:rPr>
-        <w:hyperlink r:id="rId91" w:history="1">
           <w:r>
             <w:rPr>
               <w:rStyle w:val="Hyperlink"/>
@@ -12500,12 +12360,94 @@
           <w:sz w:val="24"/>
           <w:u w:val="single"/>
         </w:rPr>
+        <w:hyperlink r:id="rId91" w:history="1">
+          <w:r>
+            <w:rPr>
+              <w:rStyle w:val="Hyperlink"/>
+            </w:rPr>
+            <w:t>https://</w:t>
+          </w:r>
+        </w:hyperlink>
+      </w:r>
+      <w:r>
+        <w:rPr>
+          <w:rFonts w:ascii="Charis SIL Regular" w:hAnsi="Charis SIL Regular" w:eastAsia="Charis SIL Regular"/>
+          <w:b w:val="0"/>
+          <w:i w:val="0"/>
+          <w:color w:val="0000FF"/>
+          <w:sz w:val="24"/>
+          <w:u w:val="single"/>
+        </w:rPr>
+        <w:hyperlink r:id="rId91" w:history="1">
+          <w:r>
+            <w:rPr>
+              <w:rStyle w:val="Hyperlink"/>
+            </w:rPr>
+            <w:t>search.worldcat.org/</w:t>
+          </w:r>
+        </w:hyperlink>
+      </w:r>
+      <w:r>
+        <w:rPr>
+          <w:rFonts w:ascii="Charis SIL Regular" w:hAnsi="Charis SIL Regular" w:eastAsia="Charis SIL Regular"/>
+          <w:b w:val="0"/>
+          <w:i w:val="0"/>
+          <w:color w:val="0000FF"/>
+          <w:sz w:val="24"/>
+          <w:u w:val="single"/>
+        </w:rPr>
+        <w:hyperlink r:id="rId91" w:history="1">
+          <w:r>
+            <w:rPr>
+              <w:rStyle w:val="Hyperlink"/>
+            </w:rPr>
+            <w:t>title/163275947?</w:t>
+          </w:r>
+        </w:hyperlink>
+      </w:r>
+      <w:r>
+        <w:rPr>
+          <w:rFonts w:ascii="Charis SIL Regular" w:hAnsi="Charis SIL Regular" w:eastAsia="Charis SIL Regular"/>
+          <w:b w:val="0"/>
+          <w:i w:val="0"/>
+          <w:color w:val="0000FF"/>
+          <w:sz w:val="24"/>
+          <w:u w:val="single"/>
+        </w:rPr>
+        <w:hyperlink r:id="rId91" w:history="1">
+          <w:r>
+            <w:rPr>
+              <w:rStyle w:val="Hyperlink"/>
+            </w:rPr>
+            <w:t>oclcNum=163275947</w:t>
+          </w:r>
+        </w:hyperlink>
+      </w:r>
+      <w:r>
+        <w:rPr>
+          <w:rFonts w:ascii="Charis SIL Regular" w:hAnsi="Charis SIL Regular" w:eastAsia="Charis SIL Regular"/>
+          <w:b w:val="0"/>
+          <w:i w:val="0"/>
+          <w:color w:val="000000"/>
+          <w:sz w:val="24"/>
+        </w:rPr>
+        <w:t xml:space="preserve">, </w:t>
+      </w:r>
+      <w:r>
+        <w:rPr>
+          <w:rFonts w:ascii="Charis SIL Regular" w:hAnsi="Charis SIL Regular" w:eastAsia="Charis SIL Regular"/>
+          <w:b w:val="0"/>
+          <w:i w:val="0"/>
+          <w:color w:val="0000FF"/>
+          <w:sz w:val="24"/>
+          <w:u w:val="single"/>
+        </w:rPr>
         <w:hyperlink r:id="rId92" w:history="1">
           <w:r>
             <w:rPr>
               <w:rStyle w:val="Hyperlink"/>
             </w:rPr>
-            <w:t>https://</w:t>
+            <w:t>WorldC</w:t>
           </w:r>
         </w:hyperlink>
       </w:r>
@@ -12523,7 +12465,7 @@
             <w:rPr>
               <w:rStyle w:val="Hyperlink"/>
             </w:rPr>
-            <w:t>search.worldcat.org/</w:t>
+            <w:t>at</w:t>
           </w:r>
         </w:hyperlink>
       </w:r>
@@ -12536,100 +12478,18 @@
           <w:sz w:val="24"/>
           <w:u w:val="single"/>
         </w:rPr>
+        <w:t xml:space="preserve"> </w:t>
+      </w:r>
+      <w:r>
+        <w:rPr>
+          <w:rFonts w:ascii="Charis SIL Regular" w:hAnsi="Charis SIL Regular" w:eastAsia="Charis SIL Regular"/>
+          <w:b w:val="0"/>
+          <w:i w:val="0"/>
+          <w:color w:val="0000FF"/>
+          <w:sz w:val="24"/>
+          <w:u w:val="single"/>
+        </w:rPr>
         <w:hyperlink r:id="rId92" w:history="1">
-          <w:r>
-            <w:rPr>
-              <w:rStyle w:val="Hyperlink"/>
-            </w:rPr>
-            <w:t>title/163275947?</w:t>
-          </w:r>
-        </w:hyperlink>
-      </w:r>
-      <w:r>
-        <w:rPr>
-          <w:rFonts w:ascii="Charis SIL Regular" w:hAnsi="Charis SIL Regular" w:eastAsia="Charis SIL Regular"/>
-          <w:b w:val="0"/>
-          <w:i w:val="0"/>
-          <w:color w:val="0000FF"/>
-          <w:sz w:val="24"/>
-          <w:u w:val="single"/>
-        </w:rPr>
-        <w:hyperlink r:id="rId92" w:history="1">
-          <w:r>
-            <w:rPr>
-              <w:rStyle w:val="Hyperlink"/>
-            </w:rPr>
-            <w:t>oclcNum=163275947</w:t>
-          </w:r>
-        </w:hyperlink>
-      </w:r>
-      <w:r>
-        <w:rPr>
-          <w:rFonts w:ascii="Charis SIL Regular" w:hAnsi="Charis SIL Regular" w:eastAsia="Charis SIL Regular"/>
-          <w:b w:val="0"/>
-          <w:i w:val="0"/>
-          <w:color w:val="000000"/>
-          <w:sz w:val="24"/>
-        </w:rPr>
-        <w:t xml:space="preserve">, </w:t>
-      </w:r>
-      <w:r>
-        <w:rPr>
-          <w:rFonts w:ascii="Charis SIL Regular" w:hAnsi="Charis SIL Regular" w:eastAsia="Charis SIL Regular"/>
-          <w:b w:val="0"/>
-          <w:i w:val="0"/>
-          <w:color w:val="0000FF"/>
-          <w:sz w:val="24"/>
-          <w:u w:val="single"/>
-        </w:rPr>
-        <w:hyperlink r:id="rId92" w:history="1">
-          <w:r>
-            <w:rPr>
-              <w:rStyle w:val="Hyperlink"/>
-            </w:rPr>
-            <w:t>WorldC</w:t>
-          </w:r>
-        </w:hyperlink>
-      </w:r>
-      <w:r>
-        <w:rPr>
-          <w:rFonts w:ascii="Charis SIL Regular" w:hAnsi="Charis SIL Regular" w:eastAsia="Charis SIL Regular"/>
-          <w:b w:val="0"/>
-          <w:i w:val="0"/>
-          <w:color w:val="0000FF"/>
-          <w:sz w:val="24"/>
-          <w:u w:val="single"/>
-        </w:rPr>
-        <w:hyperlink r:id="rId92" w:history="1">
-          <w:r>
-            <w:rPr>
-              <w:rStyle w:val="Hyperlink"/>
-            </w:rPr>
-            <w:t>at</w:t>
-          </w:r>
-        </w:hyperlink>
-      </w:r>
-      <w:r>
-        <w:rPr>
-          <w:rFonts w:ascii="Charis SIL Regular" w:hAnsi="Charis SIL Regular" w:eastAsia="Charis SIL Regular"/>
-          <w:b w:val="0"/>
-          <w:i w:val="0"/>
-          <w:color w:val="0000FF"/>
-          <w:sz w:val="24"/>
-          <w:u w:val="single"/>
-        </w:rPr>
-        <w:t xml:space="preserve"> </w:t>
-      </w:r>
-      <w:r>
-        <w:rPr>
-          <w:rFonts w:ascii="Charis SIL Regular" w:hAnsi="Charis SIL Regular" w:eastAsia="Charis SIL Regular"/>
-          <w:b w:val="0"/>
-          <w:i w:val="0"/>
-          <w:color w:val="0000FF"/>
-          <w:sz w:val="24"/>
-          <w:u w:val="single"/>
-        </w:rPr>
-        <w:hyperlink r:id="rId93" w:history="1">
           <w:r>
             <w:rPr>
               <w:rStyle w:val="Hyperlink"/>
@@ -12747,7 +12607,7 @@
           <w:sz w:val="24"/>
           <w:u w:val="single"/>
         </w:rPr>
-        <w:hyperlink r:id="rId94" w:history="1">
+        <w:hyperlink r:id="rId93" w:history="1">
           <w:r>
             <w:rPr>
               <w:rStyle w:val="Hyperlink"/>
@@ -12765,7 +12625,7 @@
           <w:sz w:val="24"/>
           <w:u w:val="single"/>
         </w:rPr>
-        <w:hyperlink r:id="rId94" w:history="1">
+        <w:hyperlink r:id="rId93" w:history="1">
           <w:r>
             <w:rPr>
               <w:rStyle w:val="Hyperlink"/>
@@ -12863,7 +12723,7 @@
           <w:sz w:val="24"/>
           <w:u w:val="single"/>
         </w:rPr>
-        <w:hyperlink r:id="rId95" w:history="1">
+        <w:hyperlink r:id="rId94" w:history="1">
           <w:r>
             <w:rPr>
               <w:rStyle w:val="Hyperlink"/>
@@ -12892,7 +12752,7 @@
           <w:sz w:val="24"/>
           <w:u w:val="single"/>
         </w:rPr>
-        <w:hyperlink r:id="rId95" w:history="1">
+        <w:hyperlink r:id="rId94" w:history="1">
           <w:r>
             <w:rPr>
               <w:rStyle w:val="Hyperlink"/>
@@ -12999,12 +12859,69 @@
           <w:sz w:val="24"/>
           <w:u w:val="single"/>
         </w:rPr>
+        <w:hyperlink r:id="rId95" w:history="1">
+          <w:r>
+            <w:rPr>
+              <w:rStyle w:val="Hyperlink"/>
+            </w:rPr>
+            <w:t>WorldCat</w:t>
+          </w:r>
+        </w:hyperlink>
+      </w:r>
+      <w:r>
+        <w:rPr>
+          <w:rFonts w:ascii="Charis SIL Regular" w:hAnsi="Charis SIL Regular" w:eastAsia="Charis SIL Regular"/>
+          <w:b w:val="0"/>
+          <w:i w:val="0"/>
+          <w:color w:val="0000FF"/>
+          <w:sz w:val="24"/>
+          <w:u w:val="single"/>
+        </w:rPr>
+        <w:t xml:space="preserve"> </w:t>
+      </w:r>
+      <w:r>
+        <w:rPr>
+          <w:rFonts w:ascii="Charis SIL Regular" w:hAnsi="Charis SIL Regular" w:eastAsia="Charis SIL Regular"/>
+          <w:b w:val="0"/>
+          <w:i w:val="0"/>
+          <w:color w:val="0000FF"/>
+          <w:sz w:val="24"/>
+          <w:u w:val="single"/>
+        </w:rPr>
+        <w:hyperlink r:id="rId95" w:history="1">
+          <w:r>
+            <w:rPr>
+              <w:rStyle w:val="Hyperlink"/>
+            </w:rPr>
+            <w:t>67392522</w:t>
+          </w:r>
+        </w:hyperlink>
+      </w:r>
+      <w:r>
+        <w:rPr>
+          <w:rFonts w:ascii="Charis SIL Regular" w:hAnsi="Charis SIL Regular" w:eastAsia="Charis SIL Regular"/>
+          <w:b w:val="0"/>
+          <w:i w:val="0"/>
+          <w:color w:val="000000"/>
+          <w:sz w:val="24"/>
+        </w:rPr>
+        <w:t xml:space="preserve">, </w:t>
+      </w:r>
+      <w:r>
+        <w:rPr>
+          <w:rFonts w:ascii="Charis SIL Regular" w:hAnsi="Charis SIL Regular" w:eastAsia="Charis SIL Regular"/>
+          <w:b w:val="0"/>
+          <w:i w:val="0"/>
+          <w:color w:val="0000FF"/>
+          <w:sz w:val="24"/>
+          <w:u w:val="single"/>
+        </w:rPr>
         <w:hyperlink r:id="rId96" w:history="1">
           <w:r>
             <w:rPr>
               <w:rStyle w:val="Hyperlink"/>
             </w:rPr>
-            <w:t>WorldCat</w:t>
+            <w:t>ISBN</w:t>
           </w:r>
         </w:hyperlink>
       </w:r>
@@ -13029,63 +12946,6 @@
           <w:u w:val="single"/>
         </w:rPr>
         <w:hyperlink r:id="rId96" w:history="1">
-          <w:r>
-            <w:rPr>
-              <w:rStyle w:val="Hyperlink"/>
-            </w:rPr>
-            <w:t>67392522</w:t>
-          </w:r>
-        </w:hyperlink>
-      </w:r>
-      <w:r>
-        <w:rPr>
-          <w:rFonts w:ascii="Charis SIL Regular" w:hAnsi="Charis SIL Regular" w:eastAsia="Charis SIL Regular"/>
-          <w:b w:val="0"/>
-          <w:i w:val="0"/>
-          <w:color w:val="000000"/>
-          <w:sz w:val="24"/>
-        </w:rPr>
-        <w:t xml:space="preserve">, </w:t>
-      </w:r>
-      <w:r>
-        <w:rPr>
-          <w:rFonts w:ascii="Charis SIL Regular" w:hAnsi="Charis SIL Regular" w:eastAsia="Charis SIL Regular"/>
-          <w:b w:val="0"/>
-          <w:i w:val="0"/>
-          <w:color w:val="0000FF"/>
-          <w:sz w:val="24"/>
-          <w:u w:val="single"/>
-        </w:rPr>
-        <w:hyperlink r:id="rId97" w:history="1">
-          <w:r>
-            <w:rPr>
-              <w:rStyle w:val="Hyperlink"/>
-            </w:rPr>
-            <w:t>ISBN</w:t>
-          </w:r>
-        </w:hyperlink>
-      </w:r>
-      <w:r>
-        <w:rPr>
-          <w:rFonts w:ascii="Charis SIL Regular" w:hAnsi="Charis SIL Regular" w:eastAsia="Charis SIL Regular"/>
-          <w:b w:val="0"/>
-          <w:i w:val="0"/>
-          <w:color w:val="0000FF"/>
-          <w:sz w:val="24"/>
-          <w:u w:val="single"/>
-        </w:rPr>
-        <w:t xml:space="preserve"> </w:t>
-      </w:r>
-      <w:r>
-        <w:rPr>
-          <w:rFonts w:ascii="Charis SIL Regular" w:hAnsi="Charis SIL Regular" w:eastAsia="Charis SIL Regular"/>
-          <w:b w:val="0"/>
-          <w:i w:val="0"/>
-          <w:color w:val="0000FF"/>
-          <w:sz w:val="24"/>
-          <w:u w:val="single"/>
-        </w:rPr>
-        <w:hyperlink r:id="rId97" w:history="1">
           <w:r>
             <w:rPr>
               <w:rStyle w:val="Hyperlink"/>
@@ -13213,7 +13073,7 @@
           <w:sz w:val="24"/>
           <w:u w:val="single"/>
         </w:rPr>
-        <w:hyperlink r:id="rId98" w:history="1">
+        <w:hyperlink r:id="rId97" w:history="1">
           <w:r>
             <w:rPr>
               <w:rStyle w:val="Hyperlink"/>
@@ -13231,7 +13091,7 @@
           <w:sz w:val="24"/>
           <w:u w:val="single"/>
         </w:rPr>
-        <w:hyperlink r:id="rId98" w:history="1">
+        <w:hyperlink r:id="rId97" w:history="1">
           <w:r>
             <w:rPr>
               <w:rStyle w:val="Hyperlink"/>
@@ -13249,7 +13109,7 @@
           <w:sz w:val="24"/>
           <w:u w:val="single"/>
         </w:rPr>
-        <w:hyperlink r:id="rId98" w:history="1">
+        <w:hyperlink r:id="rId97" w:history="1">
           <w:r>
             <w:rPr>
               <w:rStyle w:val="Hyperlink"/>
@@ -13347,12 +13207,69 @@
           <w:sz w:val="24"/>
           <w:u w:val="single"/>
         </w:rPr>
+        <w:hyperlink r:id="rId98" w:history="1">
+          <w:r>
+            <w:rPr>
+              <w:rStyle w:val="Hyperlink"/>
+            </w:rPr>
+            <w:t>WorldCat</w:t>
+          </w:r>
+        </w:hyperlink>
+      </w:r>
+      <w:r>
+        <w:rPr>
+          <w:rFonts w:ascii="Charis SIL Regular" w:hAnsi="Charis SIL Regular" w:eastAsia="Charis SIL Regular"/>
+          <w:b w:val="0"/>
+          <w:i w:val="0"/>
+          <w:color w:val="0000FF"/>
+          <w:sz w:val="24"/>
+          <w:u w:val="single"/>
+        </w:rPr>
+        <w:t xml:space="preserve"> </w:t>
+      </w:r>
+      <w:r>
+        <w:rPr>
+          <w:rFonts w:ascii="Charis SIL Regular" w:hAnsi="Charis SIL Regular" w:eastAsia="Charis SIL Regular"/>
+          <w:b w:val="0"/>
+          <w:i w:val="0"/>
+          <w:color w:val="0000FF"/>
+          <w:sz w:val="24"/>
+          <w:u w:val="single"/>
+        </w:rPr>
+        <w:hyperlink r:id="rId98" w:history="1">
+          <w:r>
+            <w:rPr>
+              <w:rStyle w:val="Hyperlink"/>
+            </w:rPr>
+            <w:t>1038514699</w:t>
+          </w:r>
+        </w:hyperlink>
+      </w:r>
+      <w:r>
+        <w:rPr>
+          <w:rFonts w:ascii="Charis SIL Regular" w:hAnsi="Charis SIL Regular" w:eastAsia="Charis SIL Regular"/>
+          <w:b w:val="0"/>
+          <w:i w:val="0"/>
+          <w:color w:val="000000"/>
+          <w:sz w:val="24"/>
+        </w:rPr>
+        <w:t xml:space="preserve">, </w:t>
+      </w:r>
+      <w:r>
+        <w:rPr>
+          <w:rFonts w:ascii="Charis SIL Regular" w:hAnsi="Charis SIL Regular" w:eastAsia="Charis SIL Regular"/>
+          <w:b w:val="0"/>
+          <w:i w:val="0"/>
+          <w:color w:val="0000FF"/>
+          <w:sz w:val="24"/>
+          <w:u w:val="single"/>
+        </w:rPr>
         <w:hyperlink r:id="rId99" w:history="1">
           <w:r>
             <w:rPr>
               <w:rStyle w:val="Hyperlink"/>
             </w:rPr>
-            <w:t>WorldCat</w:t>
+            <w:t>ISBN</w:t>
           </w:r>
         </w:hyperlink>
       </w:r>
@@ -13377,63 +13294,6 @@
           <w:u w:val="single"/>
         </w:rPr>
         <w:hyperlink r:id="rId99" w:history="1">
-          <w:r>
-            <w:rPr>
-              <w:rStyle w:val="Hyperlink"/>
-            </w:rPr>
-            <w:t>1038514699</w:t>
-          </w:r>
-        </w:hyperlink>
-      </w:r>
-      <w:r>
-        <w:rPr>
-          <w:rFonts w:ascii="Charis SIL Regular" w:hAnsi="Charis SIL Regular" w:eastAsia="Charis SIL Regular"/>
-          <w:b w:val="0"/>
-          <w:i w:val="0"/>
-          <w:color w:val="000000"/>
-          <w:sz w:val="24"/>
-        </w:rPr>
-        <w:t xml:space="preserve">, </w:t>
-      </w:r>
-      <w:r>
-        <w:rPr>
-          <w:rFonts w:ascii="Charis SIL Regular" w:hAnsi="Charis SIL Regular" w:eastAsia="Charis SIL Regular"/>
-          <w:b w:val="0"/>
-          <w:i w:val="0"/>
-          <w:color w:val="0000FF"/>
-          <w:sz w:val="24"/>
-          <w:u w:val="single"/>
-        </w:rPr>
-        <w:hyperlink r:id="rId100" w:history="1">
-          <w:r>
-            <w:rPr>
-              <w:rStyle w:val="Hyperlink"/>
-            </w:rPr>
-            <w:t>ISBN</w:t>
-          </w:r>
-        </w:hyperlink>
-      </w:r>
-      <w:r>
-        <w:rPr>
-          <w:rFonts w:ascii="Charis SIL Regular" w:hAnsi="Charis SIL Regular" w:eastAsia="Charis SIL Regular"/>
-          <w:b w:val="0"/>
-          <w:i w:val="0"/>
-          <w:color w:val="0000FF"/>
-          <w:sz w:val="24"/>
-          <w:u w:val="single"/>
-        </w:rPr>
-        <w:t xml:space="preserve"> </w:t>
-      </w:r>
-      <w:r>
-        <w:rPr>
-          <w:rFonts w:ascii="Charis SIL Regular" w:hAnsi="Charis SIL Regular" w:eastAsia="Charis SIL Regular"/>
-          <w:b w:val="0"/>
-          <w:i w:val="0"/>
-          <w:color w:val="0000FF"/>
-          <w:sz w:val="24"/>
-          <w:u w:val="single"/>
-        </w:rPr>
-        <w:hyperlink r:id="rId100" w:history="1">
           <w:r>
             <w:rPr>
               <w:rStyle w:val="Hyperlink"/>
@@ -13550,7 +13410,7 @@
           <w:color w:val="0000FF"/>
           <w:sz w:val="24"/>
         </w:rPr>
-        <w:hyperlink r:id="rId101" w:history="1">
+        <w:hyperlink r:id="rId100" w:history="1">
           <w:r>
             <w:rPr>
               <w:rStyle w:val="Hyperlink"/>
@@ -13567,7 +13427,7 @@
           <w:color w:val="0000FF"/>
           <w:sz w:val="24"/>
         </w:rPr>
-        <w:hyperlink r:id="rId101" w:history="1">
+        <w:hyperlink r:id="rId100" w:history="1">
           <w:r>
             <w:rPr>
               <w:rStyle w:val="Hyperlink"/>
@@ -13584,7 +13444,7 @@
           <w:color w:val="0000FF"/>
           <w:sz w:val="24"/>
         </w:rPr>
-        <w:hyperlink r:id="rId101" w:history="1">
+        <w:hyperlink r:id="rId100" w:history="1">
           <w:r>
             <w:rPr>
               <w:rStyle w:val="Hyperlink"/>
@@ -13601,7 +13461,7 @@
           <w:color w:val="0000FF"/>
           <w:sz w:val="24"/>
         </w:rPr>
-        <w:hyperlink r:id="rId101" w:history="1">
+        <w:hyperlink r:id="rId100" w:history="1">
           <w:r>
             <w:rPr>
               <w:rStyle w:val="Hyperlink"/>
@@ -13618,7 +13478,7 @@
           <w:color w:val="0000FF"/>
           <w:sz w:val="24"/>
         </w:rPr>
-        <w:hyperlink r:id="rId101" w:history="1">
+        <w:hyperlink r:id="rId100" w:history="1">
           <w:r>
             <w:rPr>
               <w:rStyle w:val="Hyperlink"/>
@@ -13715,7 +13575,7 @@
           <w:color w:val="0000FF"/>
           <w:sz w:val="24"/>
         </w:rPr>
-        <w:hyperlink r:id="rId102" w:history="1">
+        <w:hyperlink r:id="rId101" w:history="1">
           <w:r>
             <w:rPr>
               <w:rStyle w:val="Hyperlink"/>
@@ -13732,7 +13592,7 @@
           <w:color w:val="0000FF"/>
           <w:sz w:val="24"/>
         </w:rPr>
-        <w:hyperlink r:id="rId102" w:history="1">
+        <w:hyperlink r:id="rId101" w:history="1">
           <w:r>
             <w:rPr>
               <w:rStyle w:val="Hyperlink"/>
@@ -13749,7 +13609,7 @@
           <w:color w:val="0000FF"/>
           <w:sz w:val="24"/>
         </w:rPr>
-        <w:hyperlink r:id="rId102" w:history="1">
+        <w:hyperlink r:id="rId101" w:history="1">
           <w:r>
             <w:rPr>
               <w:rStyle w:val="Hyperlink"/>
@@ -13766,7 +13626,7 @@
           <w:color w:val="0000FF"/>
           <w:sz w:val="24"/>
         </w:rPr>
-        <w:hyperlink r:id="rId102" w:history="1">
+        <w:hyperlink r:id="rId101" w:history="1">
           <w:r>
             <w:rPr>
               <w:rStyle w:val="Hyperlink"/>
@@ -13783,7 +13643,7 @@
           <w:color w:val="0000FF"/>
           <w:sz w:val="24"/>
         </w:rPr>
-        <w:hyperlink r:id="rId102" w:history="1">
+        <w:hyperlink r:id="rId101" w:history="1">
           <w:r>
             <w:rPr>
               <w:rStyle w:val="Hyperlink"/>
@@ -13880,7 +13740,7 @@
           <w:color w:val="0000FF"/>
           <w:sz w:val="24"/>
         </w:rPr>
-        <w:hyperlink r:id="rId103" w:history="1">
+        <w:hyperlink r:id="rId102" w:history="1">
           <w:r>
             <w:rPr>
               <w:rStyle w:val="Hyperlink"/>
@@ -13897,7 +13757,7 @@
           <w:color w:val="0000FF"/>
           <w:sz w:val="24"/>
         </w:rPr>
-        <w:hyperlink r:id="rId103" w:history="1">
+        <w:hyperlink r:id="rId102" w:history="1">
           <w:r>
             <w:rPr>
               <w:rStyle w:val="Hyperlink"/>
@@ -13914,7 +13774,7 @@
           <w:color w:val="0000FF"/>
           <w:sz w:val="24"/>
         </w:rPr>
-        <w:hyperlink r:id="rId103" w:history="1">
+        <w:hyperlink r:id="rId102" w:history="1">
           <w:r>
             <w:rPr>
               <w:rStyle w:val="Hyperlink"/>
@@ -13931,7 +13791,7 @@
           <w:color w:val="0000FF"/>
           <w:sz w:val="24"/>
         </w:rPr>
-        <w:hyperlink r:id="rId103" w:history="1">
+        <w:hyperlink r:id="rId102" w:history="1">
           <w:r>
             <w:rPr>
               <w:rStyle w:val="Hyperlink"/>
@@ -13948,7 +13808,7 @@
           <w:color w:val="0000FF"/>
           <w:sz w:val="24"/>
         </w:rPr>
-        <w:hyperlink r:id="rId103" w:history="1">
+        <w:hyperlink r:id="rId102" w:history="1">
           <w:r>
             <w:rPr>
               <w:rStyle w:val="Hyperlink"/>
@@ -14065,7 +13925,7 @@
           <w:color w:val="0000FF"/>
           <w:sz w:val="24"/>
         </w:rPr>
-        <w:hyperlink r:id="rId104" w:history="1">
+        <w:hyperlink r:id="rId103" w:history="1">
           <w:r>
             <w:rPr>
               <w:rStyle w:val="Hyperlink"/>
@@ -14082,7 +13942,7 @@
           <w:color w:val="0000FF"/>
           <w:sz w:val="24"/>
         </w:rPr>
-        <w:hyperlink r:id="rId104" w:history="1">
+        <w:hyperlink r:id="rId103" w:history="1">
           <w:r>
             <w:rPr>
               <w:rStyle w:val="Hyperlink"/>
@@ -14099,7 +13959,7 @@
           <w:color w:val="0000FF"/>
           <w:sz w:val="24"/>
         </w:rPr>
-        <w:hyperlink r:id="rId104" w:history="1">
+        <w:hyperlink r:id="rId103" w:history="1">
           <w:r>
             <w:rPr>
               <w:rStyle w:val="Hyperlink"/>
@@ -14116,7 +13976,7 @@
           <w:color w:val="0000FF"/>
           <w:sz w:val="24"/>
         </w:rPr>
-        <w:hyperlink r:id="rId104" w:history="1">
+        <w:hyperlink r:id="rId103" w:history="1">
           <w:r>
             <w:rPr>
               <w:rStyle w:val="Hyperlink"/>
@@ -14133,7 +13993,7 @@
           <w:color w:val="0000FF"/>
           <w:sz w:val="24"/>
         </w:rPr>
-        <w:hyperlink r:id="rId104" w:history="1">
+        <w:hyperlink r:id="rId103" w:history="1">
           <w:r>
             <w:rPr>
               <w:rStyle w:val="Hyperlink"/>
@@ -14270,7 +14130,7 @@
           <w:sz w:val="24"/>
           <w:u w:val="single"/>
         </w:rPr>
-        <w:hyperlink r:id="rId105" w:history="1">
+        <w:hyperlink r:id="rId104" w:history="1">
           <w:r>
             <w:rPr>
               <w:rStyle w:val="Hyperlink"/>
@@ -14299,7 +14159,7 @@
           <w:sz w:val="24"/>
           <w:u w:val="single"/>
         </w:rPr>
-        <w:hyperlink r:id="rId105" w:history="1">
+        <w:hyperlink r:id="rId104" w:history="1">
           <w:r>
             <w:rPr>
               <w:rStyle w:val="Hyperlink"/>
@@ -14396,7 +14256,7 @@
           <w:color w:val="0000FF"/>
           <w:sz w:val="24"/>
         </w:rPr>
-        <w:hyperlink r:id="rId106" w:history="1">
+        <w:hyperlink r:id="rId105" w:history="1">
           <w:r>
             <w:rPr>
               <w:rStyle w:val="Hyperlink"/>
@@ -14413,7 +14273,7 @@
           <w:color w:val="0000FF"/>
           <w:sz w:val="24"/>
         </w:rPr>
-        <w:hyperlink r:id="rId106" w:history="1">
+        <w:hyperlink r:id="rId105" w:history="1">
           <w:r>
             <w:rPr>
               <w:rStyle w:val="Hyperlink"/>
@@ -14430,7 +14290,7 @@
           <w:color w:val="0000FF"/>
           <w:sz w:val="24"/>
         </w:rPr>
-        <w:hyperlink r:id="rId106" w:history="1">
+        <w:hyperlink r:id="rId105" w:history="1">
           <w:r>
             <w:rPr>
               <w:rStyle w:val="Hyperlink"/>
@@ -14447,7 +14307,7 @@
           <w:color w:val="0000FF"/>
           <w:sz w:val="24"/>
         </w:rPr>
-        <w:hyperlink r:id="rId106" w:history="1">
+        <w:hyperlink r:id="rId105" w:history="1">
           <w:r>
             <w:rPr>
               <w:rStyle w:val="Hyperlink"/>
@@ -14464,7 +14324,7 @@
           <w:color w:val="0000FF"/>
           <w:sz w:val="24"/>
         </w:rPr>
-        <w:hyperlink r:id="rId106" w:history="1">
+        <w:hyperlink r:id="rId105" w:history="1">
           <w:r>
             <w:rPr>
               <w:rStyle w:val="Hyperlink"/>
@@ -14481,7 +14341,7 @@
           <w:color w:val="0000FF"/>
           <w:sz w:val="24"/>
         </w:rPr>
-        <w:hyperlink r:id="rId106" w:history="1">
+        <w:hyperlink r:id="rId105" w:history="1">
           <w:r>
             <w:rPr>
               <w:rStyle w:val="Hyperlink"/>
@@ -14498,7 +14358,7 @@
           <w:color w:val="0000FF"/>
           <w:sz w:val="24"/>
         </w:rPr>
-        <w:hyperlink r:id="rId106" w:history="1">
+        <w:hyperlink r:id="rId105" w:history="1">
           <w:r>
             <w:rPr>
               <w:rStyle w:val="Hyperlink"/>
@@ -14514,178 +14374,8 @@
           <w:i w:val="0"/>
           <w:color w:val="0000FF"/>
           <w:sz w:val="24"/>
-          <w:u w:val="single"/>
-        </w:rPr>
-        <w:hyperlink r:id="rId106" w:history="1">
-          <w:r>
-            <w:rPr>
-              <w:rStyle w:val="Hyperlink"/>
-            </w:rPr>
-            <w:t>inventa</w:t>
-          </w:r>
-        </w:hyperlink>
-      </w:r>
-      <w:r>
-        <w:rPr>
-          <w:rFonts w:ascii="Charis SIL Regular" w:hAnsi="Charis SIL Regular" w:eastAsia="Charis SIL Regular"/>
-          <w:b w:val="0"/>
-          <w:i w:val="0"/>
-          <w:color w:val="0000FF"/>
-          <w:sz w:val="24"/>
-          <w:u w:val="single"/>
-        </w:rPr>
-        <w:hyperlink r:id="rId106" w:history="1">
-          <w:r>
-            <w:rPr>
-              <w:rStyle w:val="Hyperlink"/>
-            </w:rPr>
-            <w:t>risti</w:t>
-          </w:r>
-        </w:hyperlink>
-      </w:r>
-      <w:r>
-        <w:rPr>
-          <w:rFonts w:ascii="Charis SIL Regular" w:hAnsi="Charis SIL Regular" w:eastAsia="Charis SIL Regular"/>
-          <w:b w:val="0"/>
-          <w:i w:val="0"/>
-          <w:color w:val="0000FF"/>
-          <w:sz w:val="24"/>
-          <w:u w:val="single"/>
-        </w:rPr>
-        <w:hyperlink r:id="rId106" w:history="1">
-          <w:r>
-            <w:rPr>
-              <w:rStyle w:val="Hyperlink"/>
-            </w:rPr>
-            <w:t>e-</w:t>
-          </w:r>
-        </w:hyperlink>
-      </w:r>
-      <w:r>
-        <w:rPr>
-          <w:rFonts w:ascii="Charis SIL Regular" w:hAnsi="Charis SIL Regular" w:eastAsia="Charis SIL Regular"/>
-          <w:b w:val="0"/>
-          <w:i w:val="0"/>
-          <w:color w:val="0000FF"/>
-          <w:sz w:val="24"/>
-          <w:u w:val="single"/>
-        </w:rPr>
-        <w:hyperlink r:id="rId106" w:history="1">
-          <w:r>
-            <w:rPr>
-              <w:rStyle w:val="Hyperlink"/>
-            </w:rPr>
-            <w:t>objecten-</w:t>
-          </w:r>
-        </w:hyperlink>
-      </w:r>
-      <w:r>
-        <w:rPr>
-          <w:rFonts w:ascii="Charis SIL Regular" w:hAnsi="Charis SIL Regular" w:eastAsia="Charis SIL Regular"/>
-          <w:b w:val="0"/>
-          <w:i w:val="0"/>
-          <w:color w:val="0000FF"/>
-          <w:sz w:val="24"/>
-          <w:u w:val="single"/>
-        </w:rPr>
-        <w:hyperlink r:id="rId106" w:history="1">
-          <w:r>
-            <w:rPr>
-              <w:rStyle w:val="Hyperlink"/>
-            </w:rPr>
-            <w:t>Suriname_Consor</w:t>
-          </w:r>
-        </w:hyperlink>
-      </w:r>
-      <w:r>
-        <w:rPr>
-          <w:rFonts w:ascii="Charis SIL Regular" w:hAnsi="Charis SIL Regular" w:eastAsia="Charis SIL Regular"/>
-          <w:b w:val="0"/>
-          <w:i w:val="0"/>
-          <w:color w:val="0000FF"/>
-          <w:sz w:val="24"/>
-          <w:u w:val="single"/>
-        </w:rPr>
-        <w:hyperlink r:id="rId106" w:history="1">
-          <w:r>
-            <w:rPr>
-              <w:rStyle w:val="Hyperlink"/>
-            </w:rPr>
-            <w:t>tiu</w:t>
-          </w:r>
-        </w:hyperlink>
-      </w:r>
-      <w:r>
-        <w:rPr>
-          <w:rFonts w:ascii="Charis SIL Regular" w:hAnsi="Charis SIL Regular" w:eastAsia="Charis SIL Regular"/>
-          <w:b w:val="0"/>
-          <w:i w:val="0"/>
-          <w:color w:val="0000FF"/>
-          <w:sz w:val="24"/>
-          <w:u w:val="single"/>
-        </w:rPr>
-        <w:hyperlink r:id="rId106" w:history="1">
-          <w:r>
-            <w:rPr>
-              <w:rStyle w:val="Hyperlink"/>
-            </w:rPr>
-            <w:t>m-</w:t>
-          </w:r>
-        </w:hyperlink>
-      </w:r>
-      <w:r>
-        <w:rPr>
-          <w:rFonts w:ascii="Charis SIL Regular" w:hAnsi="Charis SIL Regular" w:eastAsia="Charis SIL Regular"/>
-          <w:b w:val="0"/>
-          <w:i w:val="0"/>
-          <w:color w:val="0000FF"/>
-          <w:sz w:val="24"/>
-          <w:u w:val="single"/>
-        </w:rPr>
-        <w:hyperlink r:id="rId106" w:history="1">
-          <w:r>
-            <w:rPr>
-              <w:rStyle w:val="Hyperlink"/>
-            </w:rPr>
-            <w:t>Koloni</w:t>
-          </w:r>
-        </w:hyperlink>
-      </w:r>
-      <w:r>
-        <w:rPr>
-          <w:rFonts w:ascii="Charis SIL Regular" w:hAnsi="Charis SIL Regular" w:eastAsia="Charis SIL Regular"/>
-          <w:b w:val="0"/>
-          <w:i w:val="0"/>
-          <w:color w:val="0000FF"/>
-          <w:sz w:val="24"/>
-          <w:u w:val="single"/>
-        </w:rPr>
-        <w:hyperlink r:id="rId106" w:history="1">
-          <w:r>
-            <w:rPr>
-              <w:rStyle w:val="Hyperlink"/>
-            </w:rPr>
-            <w:t>ale-</w:t>
-          </w:r>
-        </w:hyperlink>
-      </w:r>
-      <w:r>
-        <w:rPr>
-          <w:rFonts w:ascii="Charis SIL Regular" w:hAnsi="Charis SIL Regular" w:eastAsia="Charis SIL Regular"/>
-          <w:b w:val="0"/>
-          <w:i w:val="0"/>
-          <w:color w:val="0000FF"/>
-          <w:sz w:val="24"/>
-          <w:u w:val="single"/>
-        </w:rPr>
-        <w:hyperlink r:id="rId106" w:history="1">
-          <w:r>
-            <w:rPr>
-              <w:rStyle w:val="Hyperlink"/>
-            </w:rPr>
-            <w:t>Collecties-2.pdf</w:t>
-          </w:r>
-        </w:hyperlink>
+        </w:rPr>
+        <w:t>inventaristie-objecten-Suriname_Consortium-Koloniale-Collecties-2.pdf</w:t>
       </w:r>
     </w:p>
     <w:p>
@@ -14693,7 +14383,7 @@
         <w:autoSpaceDN w:val="0"/>
         <w:autoSpaceDE w:val="0"/>
         <w:widowControl/>
-        <w:spacing w:line="538" w:lineRule="exact" w:before="478" w:after="0"/>
+        <w:spacing w:line="538" w:lineRule="exact" w:before="458" w:after="0"/>
         <w:ind w:left="0" w:right="0" w:firstLine="0"/>
         <w:jc w:val="left"/>
       </w:pPr>

--- a/EXPORTS/DOCX/published/niveau2/Dutch/Suriname.docx
+++ b/EXPORTS/DOCX/published/niveau2/Dutch/Suriname.docx
@@ -881,6 +881,16 @@
       </w:r>
       <w:r>
         <w:rPr>
+          <w:rFonts w:ascii="Charis SIL Regular" w:hAnsi="Charis SIL Regular" w:eastAsia="Charis SIL Regular"/>
+          <w:b w:val="0"/>
+          <w:i w:val="0"/>
+          <w:color w:val="000000"/>
+          <w:sz w:val="24"/>
+        </w:rPr>
+        <w:t>i</w:t>
+      </w:r>
+      <w:r>
+        <w:rPr>
           <w:u w:val="single" w:color="0000ff"/>
           <w:rFonts w:ascii="Charis SIL Regular" w:hAnsi="Charis SIL Regular" w:eastAsia="Charis SIL Regular"/>
           <w:b w:val="0"/>
@@ -888,17 +898,17 @@
           <w:color w:val="000000"/>
           <w:sz w:val="24"/>
         </w:rPr>
-        <w:t>i</w:t>
-      </w:r>
-      <w:r>
-        <w:rPr>
-          <w:rFonts w:ascii="Charis SIL Regular" w:hAnsi="Charis SIL Regular" w:eastAsia="Charis SIL Regular"/>
-          <w:b w:val="0"/>
-          <w:i w:val="0"/>
-          <w:color w:val="000000"/>
-          <w:sz w:val="24"/>
-        </w:rPr>
-        <w:t xml:space="preserve">sche voorwerpen opgenomen. Van Stedman is </w:t>
+        <w:t>s</w:t>
+      </w:r>
+      <w:r>
+        <w:rPr>
+          <w:rFonts w:ascii="Charis SIL Regular" w:hAnsi="Charis SIL Regular" w:eastAsia="Charis SIL Regular"/>
+          <w:b w:val="0"/>
+          <w:i w:val="0"/>
+          <w:color w:val="000000"/>
+          <w:sz w:val="24"/>
+        </w:rPr>
+        <w:t xml:space="preserve">che voorwerpen opgenomen. Van Stedman is </w:t>
       </w:r>
       <w:r>
         <w:rPr>
@@ -1253,12 +1263,23 @@
           <w:color w:val="000000"/>
           <w:sz w:val="24"/>
         </w:rPr>
+        <w:t xml:space="preserve">eidende </w:t>
+      </w:r>
+      <w:r>
+        <w:rPr>
+          <w:u w:val="single" w:color="0000ff"/>
+          <w:rFonts w:ascii="Charis SIL Regular" w:hAnsi="Charis SIL Regular" w:eastAsia="Charis SIL Regular"/>
+          <w:b w:val="0"/>
+          <w:i w:val="0"/>
+          <w:color w:val="000000"/>
+          <w:sz w:val="24"/>
+        </w:rPr>
         <w:hyperlink r:id="rId12" w:history="1">
           <w:r>
             <w:rPr>
               <w:rStyle w:val="Hyperlink"/>
             </w:rPr>
-            <w:t xml:space="preserve">eidende </w:t>
+            <w:t>brief sch</w:t>
           </w:r>
         </w:hyperlink>
       </w:r>
@@ -1276,7 +1297,7 @@
             <w:rPr>
               <w:rStyle w:val="Hyperlink"/>
             </w:rPr>
-            <w:t>brief sch</w:t>
+            <w:t>r</w:t>
           </w:r>
         </w:hyperlink>
       </w:r>
@@ -1294,7 +1315,336 @@
             <w:rPr>
               <w:rStyle w:val="Hyperlink"/>
             </w:rPr>
-            <w:t>r</w:t>
+            <w:t>eef K</w:t>
+          </w:r>
+        </w:hyperlink>
+      </w:r>
+      <w:r>
+        <w:rPr>
+          <w:rFonts w:ascii="Charis SIL Regular" w:hAnsi="Charis SIL Regular" w:eastAsia="Charis SIL Regular"/>
+          <w:b w:val="0"/>
+          <w:i w:val="0"/>
+          <w:color w:val="000000"/>
+          <w:sz w:val="24"/>
+        </w:rPr>
+        <w:t xml:space="preserve">ühn dat een deel van de voorwerpen afkomstig was van zijn </w:t>
+      </w:r>
+      <w:r>
+        <w:rPr>
+          <w:rFonts w:ascii="Charis SIL Regular" w:hAnsi="Charis SIL Regular" w:eastAsia="Charis SIL Regular"/>
+          <w:b w:val="0"/>
+          <w:i w:val="0"/>
+          <w:color w:val="000000"/>
+          <w:sz w:val="24"/>
+        </w:rPr>
+        <w:t xml:space="preserve">overleden broer, die in 1818 had deelgenomen aan een expeditie naar een </w:t>
+      </w:r>
+      <w:r>
+        <w:br/>
+      </w:r>
+      <w:r>
+        <w:rPr>
+          <w:rFonts w:ascii="Charis SIL Regular" w:hAnsi="Charis SIL Regular" w:eastAsia="Charis SIL Regular"/>
+          <w:b w:val="0"/>
+          <w:i w:val="0"/>
+          <w:color w:val="000000"/>
+          <w:sz w:val="24"/>
+        </w:rPr>
+        <w:t xml:space="preserve">marrongemeenschap. Daardoor is het niet altijd eenvoudig de schenking van Kühn te </w:t>
+      </w:r>
+      <w:r>
+        <w:rPr>
+          <w:rFonts w:ascii="Charis SIL Regular" w:hAnsi="Charis SIL Regular" w:eastAsia="Charis SIL Regular"/>
+          <w:b w:val="0"/>
+          <w:i w:val="0"/>
+          <w:color w:val="000000"/>
+          <w:sz w:val="24"/>
+        </w:rPr>
+        <w:t xml:space="preserve">onderscheiden van objecten die eventueel van Stedman afkomstig kunnen zijn. Tussen 1825 </w:t>
+      </w:r>
+      <w:r>
+        <w:rPr>
+          <w:rFonts w:ascii="Charis SIL Regular" w:hAnsi="Charis SIL Regular" w:eastAsia="Charis SIL Regular"/>
+          <w:b w:val="0"/>
+          <w:i w:val="0"/>
+          <w:color w:val="000000"/>
+          <w:sz w:val="24"/>
+        </w:rPr>
+        <w:t xml:space="preserve">en 1835 ontving het Kabinet ook schenkingen uit Suriname van onder anderen </w:t>
+      </w:r>
+      <w:r>
+        <w:rPr>
+          <w:rFonts w:ascii="Charis SIL Regular" w:hAnsi="Charis SIL Regular" w:eastAsia="Charis SIL Regular"/>
+          <w:b w:val="0"/>
+          <w:i w:val="0"/>
+          <w:color w:val="0000FF"/>
+          <w:sz w:val="24"/>
+          <w:u w:val="single"/>
+        </w:rPr>
+        <w:hyperlink r:id="rId13" w:history="1">
+          <w:r>
+            <w:rPr>
+              <w:rStyle w:val="Hyperlink"/>
+            </w:rPr>
+            <w:t>Isaac</w:t>
+          </w:r>
+        </w:hyperlink>
+      </w:r>
+      <w:r>
+        <w:rPr>
+          <w:rFonts w:ascii="Charis SIL Regular" w:hAnsi="Charis SIL Regular" w:eastAsia="Charis SIL Regular"/>
+          <w:b w:val="0"/>
+          <w:i w:val="0"/>
+          <w:color w:val="0000FF"/>
+          <w:sz w:val="24"/>
+          <w:u w:val="single"/>
+        </w:rPr>
+        <w:t xml:space="preserve"> </w:t>
+      </w:r>
+      <w:r>
+        <w:rPr>
+          <w:rFonts w:ascii="Charis SIL Regular" w:hAnsi="Charis SIL Regular" w:eastAsia="Charis SIL Regular"/>
+          <w:b w:val="0"/>
+          <w:i w:val="0"/>
+          <w:color w:val="0000FF"/>
+          <w:sz w:val="24"/>
+          <w:u w:val="single"/>
+        </w:rPr>
+        <w:hyperlink r:id="rId13" w:history="1">
+          <w:r>
+            <w:rPr>
+              <w:rStyle w:val="Hyperlink"/>
+            </w:rPr>
+            <w:t>Bromet</w:t>
+          </w:r>
+        </w:hyperlink>
+      </w:r>
+      <w:r>
+        <w:rPr>
+          <w:rFonts w:ascii="Charis SIL Regular" w:hAnsi="Charis SIL Regular" w:eastAsia="Charis SIL Regular"/>
+          <w:b w:val="0"/>
+          <w:i w:val="0"/>
+          <w:color w:val="000000"/>
+          <w:sz w:val="24"/>
+        </w:rPr>
+        <w:t xml:space="preserve">, </w:t>
+      </w:r>
+      <w:r>
+        <w:rPr>
+          <w:rFonts w:ascii="Charis SIL Regular" w:hAnsi="Charis SIL Regular" w:eastAsia="Charis SIL Regular"/>
+          <w:b w:val="0"/>
+          <w:i w:val="0"/>
+          <w:color w:val="0000FF"/>
+          <w:sz w:val="24"/>
+          <w:u w:val="single"/>
+        </w:rPr>
+        <w:hyperlink r:id="rId14" w:history="1">
+          <w:r>
+            <w:rPr>
+              <w:rStyle w:val="Hyperlink"/>
+            </w:rPr>
+            <w:t>Dietrich</w:t>
+          </w:r>
+        </w:hyperlink>
+      </w:r>
+      <w:r>
+        <w:rPr>
+          <w:rFonts w:ascii="Charis SIL Regular" w:hAnsi="Charis SIL Regular" w:eastAsia="Charis SIL Regular"/>
+          <w:b w:val="0"/>
+          <w:i w:val="0"/>
+          <w:color w:val="0000FF"/>
+          <w:sz w:val="24"/>
+          <w:u w:val="single"/>
+        </w:rPr>
+        <w:t xml:space="preserve"> </w:t>
+      </w:r>
+      <w:r>
+        <w:rPr>
+          <w:rFonts w:ascii="Charis SIL Regular" w:hAnsi="Charis SIL Regular" w:eastAsia="Charis SIL Regular"/>
+          <w:b w:val="0"/>
+          <w:i w:val="0"/>
+          <w:color w:val="0000FF"/>
+          <w:sz w:val="24"/>
+          <w:u w:val="single"/>
+        </w:rPr>
+        <w:hyperlink r:id="rId14" w:history="1">
+          <w:r>
+            <w:rPr>
+              <w:rStyle w:val="Hyperlink"/>
+            </w:rPr>
+            <w:t>Kanngiesser</w:t>
+          </w:r>
+        </w:hyperlink>
+      </w:r>
+      <w:r>
+        <w:rPr>
+          <w:rFonts w:ascii="Charis SIL Regular" w:hAnsi="Charis SIL Regular" w:eastAsia="Charis SIL Regular"/>
+          <w:b w:val="0"/>
+          <w:i w:val="0"/>
+          <w:color w:val="000000"/>
+          <w:sz w:val="24"/>
+        </w:rPr>
+        <w:t xml:space="preserve">, </w:t>
+      </w:r>
+      <w:r>
+        <w:rPr>
+          <w:rFonts w:ascii="Charis SIL Regular" w:hAnsi="Charis SIL Regular" w:eastAsia="Charis SIL Regular"/>
+          <w:b w:val="0"/>
+          <w:i w:val="0"/>
+          <w:color w:val="0000FF"/>
+          <w:sz w:val="24"/>
+          <w:u w:val="single"/>
+        </w:rPr>
+        <w:hyperlink r:id="rId15" w:history="1">
+          <w:r>
+            <w:rPr>
+              <w:rStyle w:val="Hyperlink"/>
+            </w:rPr>
+            <w:t>Hendrik</w:t>
+          </w:r>
+        </w:hyperlink>
+      </w:r>
+      <w:r>
+        <w:rPr>
+          <w:rFonts w:ascii="Charis SIL Regular" w:hAnsi="Charis SIL Regular" w:eastAsia="Charis SIL Regular"/>
+          <w:b w:val="0"/>
+          <w:i w:val="0"/>
+          <w:color w:val="0000FF"/>
+          <w:sz w:val="24"/>
+          <w:u w:val="single"/>
+        </w:rPr>
+        <w:t xml:space="preserve"> </w:t>
+      </w:r>
+      <w:r>
+        <w:rPr>
+          <w:rFonts w:ascii="Charis SIL Regular" w:hAnsi="Charis SIL Regular" w:eastAsia="Charis SIL Regular"/>
+          <w:b w:val="0"/>
+          <w:i w:val="0"/>
+          <w:color w:val="0000FF"/>
+          <w:sz w:val="24"/>
+          <w:u w:val="single"/>
+        </w:rPr>
+        <w:hyperlink r:id="rId15" w:history="1">
+          <w:r>
+            <w:rPr>
+              <w:rStyle w:val="Hyperlink"/>
+            </w:rPr>
+            <w:t>Haagen</w:t>
+          </w:r>
+        </w:hyperlink>
+      </w:r>
+      <w:r>
+        <w:rPr>
+          <w:rFonts w:ascii="Charis SIL Regular" w:hAnsi="Charis SIL Regular" w:eastAsia="Charis SIL Regular"/>
+          <w:b w:val="0"/>
+          <w:i w:val="0"/>
+          <w:color w:val="0000FF"/>
+          <w:sz w:val="24"/>
+          <w:u w:val="single"/>
+        </w:rPr>
+        <w:t xml:space="preserve"> </w:t>
+      </w:r>
+      <w:r>
+        <w:rPr>
+          <w:rFonts w:ascii="Charis SIL Regular" w:hAnsi="Charis SIL Regular" w:eastAsia="Charis SIL Regular"/>
+          <w:b w:val="0"/>
+          <w:i w:val="0"/>
+          <w:color w:val="0000FF"/>
+          <w:sz w:val="24"/>
+          <w:u w:val="single"/>
+        </w:rPr>
+        <w:hyperlink r:id="rId15" w:history="1">
+          <w:r>
+            <w:rPr>
+              <w:rStyle w:val="Hyperlink"/>
+            </w:rPr>
+            <w:t>Dieperink</w:t>
+          </w:r>
+        </w:hyperlink>
+      </w:r>
+      <w:r>
+        <w:rPr>
+          <w:rFonts w:ascii="Charis SIL Regular" w:hAnsi="Charis SIL Regular" w:eastAsia="Charis SIL Regular"/>
+          <w:b w:val="0"/>
+          <w:i w:val="0"/>
+          <w:color w:val="000000"/>
+          <w:sz w:val="24"/>
+        </w:rPr>
+        <w:t xml:space="preserve"> en </w:t>
+      </w:r>
+      <w:r>
+        <w:rPr>
+          <w:rFonts w:ascii="Charis SIL Regular" w:hAnsi="Charis SIL Regular" w:eastAsia="Charis SIL Regular"/>
+          <w:b w:val="0"/>
+          <w:i w:val="0"/>
+          <w:color w:val="0000FF"/>
+          <w:sz w:val="24"/>
+          <w:u w:val="single"/>
+        </w:rPr>
+        <w:hyperlink r:id="rId16" w:history="1">
+          <w:r>
+            <w:rPr>
+              <w:rStyle w:val="Hyperlink"/>
+            </w:rPr>
+            <w:t>Adriaan</w:t>
+          </w:r>
+        </w:hyperlink>
+      </w:r>
+      <w:r>
+        <w:rPr>
+          <w:rFonts w:ascii="Charis SIL Regular" w:hAnsi="Charis SIL Regular" w:eastAsia="Charis SIL Regular"/>
+          <w:b w:val="0"/>
+          <w:i w:val="0"/>
+          <w:color w:val="0000FF"/>
+          <w:sz w:val="24"/>
+          <w:u w:val="single"/>
+        </w:rPr>
+        <w:t xml:space="preserve"> </w:t>
+      </w:r>
+      <w:r>
+        <w:rPr>
+          <w:rFonts w:ascii="Charis SIL Regular" w:hAnsi="Charis SIL Regular" w:eastAsia="Charis SIL Regular"/>
+          <w:b w:val="0"/>
+          <w:i w:val="0"/>
+          <w:color w:val="0000FF"/>
+          <w:sz w:val="24"/>
+          <w:u w:val="single"/>
+        </w:rPr>
+        <w:hyperlink r:id="rId16" w:history="1">
+          <w:r>
+            <w:rPr>
+              <w:rStyle w:val="Hyperlink"/>
+            </w:rPr>
+            <w:t>François</w:t>
+          </w:r>
+        </w:hyperlink>
+      </w:r>
+      <w:r>
+        <w:rPr>
+          <w:rFonts w:ascii="Charis SIL Regular" w:hAnsi="Charis SIL Regular" w:eastAsia="Charis SIL Regular"/>
+          <w:b w:val="0"/>
+          <w:i w:val="0"/>
+          <w:color w:val="0000FF"/>
+          <w:sz w:val="24"/>
+          <w:u w:val="single"/>
+        </w:rPr>
+        <w:t xml:space="preserve"> </w:t>
+      </w:r>
+      <w:r>
+        <w:rPr>
+          <w:rFonts w:ascii="Charis SIL Regular" w:hAnsi="Charis SIL Regular" w:eastAsia="Charis SIL Regular"/>
+          <w:b w:val="0"/>
+          <w:i w:val="0"/>
+          <w:color w:val="0000FF"/>
+          <w:sz w:val="24"/>
+          <w:u w:val="single"/>
+        </w:rPr>
+        <w:hyperlink r:id="rId16" w:history="1">
+          <w:r>
+            <w:rPr>
+              <w:rStyle w:val="Hyperlink"/>
+            </w:rPr>
+            <w:t>Lammens</w:t>
           </w:r>
         </w:hyperlink>
       </w:r>
@@ -1307,67 +1657,143 @@
           <w:color w:val="000000"/>
           <w:sz w:val="24"/>
         </w:rPr>
-        <w:hyperlink r:id="rId12" w:history="1">
-          <w:r>
-            <w:rPr>
-              <w:rStyle w:val="Hyperlink"/>
-            </w:rPr>
-            <w:t>eef K</w:t>
-          </w:r>
-        </w:hyperlink>
-      </w:r>
-      <w:r>
-        <w:rPr>
-          <w:rFonts w:ascii="Charis SIL Regular" w:hAnsi="Charis SIL Regular" w:eastAsia="Charis SIL Regular"/>
-          <w:b w:val="0"/>
-          <w:i w:val="0"/>
-          <w:color w:val="000000"/>
-          <w:sz w:val="24"/>
-        </w:rPr>
-        <w:t xml:space="preserve">ühn dat een deel van de voorwerpen afkomstig was van zijn </w:t>
-      </w:r>
-      <w:r>
-        <w:rPr>
-          <w:rFonts w:ascii="Charis SIL Regular" w:hAnsi="Charis SIL Regular" w:eastAsia="Charis SIL Regular"/>
-          <w:b w:val="0"/>
-          <w:i w:val="0"/>
-          <w:color w:val="000000"/>
-          <w:sz w:val="24"/>
-        </w:rPr>
-        <w:t xml:space="preserve">overleden broer, die in 1818 had deelgenomen aan een expeditie naar een </w:t>
-      </w:r>
-      <w:r>
-        <w:br/>
-      </w:r>
-      <w:r>
-        <w:rPr>
-          <w:rFonts w:ascii="Charis SIL Regular" w:hAnsi="Charis SIL Regular" w:eastAsia="Charis SIL Regular"/>
-          <w:b w:val="0"/>
-          <w:i w:val="0"/>
-          <w:color w:val="000000"/>
-          <w:sz w:val="24"/>
-        </w:rPr>
-        <w:t xml:space="preserve">marrongemeenschap. Daardoor is het niet altijd eenvoudig de schenking van Kühn te </w:t>
-      </w:r>
-      <w:r>
-        <w:rPr>
-          <w:rFonts w:ascii="Charis SIL Regular" w:hAnsi="Charis SIL Regular" w:eastAsia="Charis SIL Regular"/>
-          <w:b w:val="0"/>
-          <w:i w:val="0"/>
-          <w:color w:val="000000"/>
-          <w:sz w:val="24"/>
-        </w:rPr>
-        <w:t xml:space="preserve">onderscheiden van objecten die eventueel van Stedman afkomstig kunnen zijn. Tussen 1825 </w:t>
-      </w:r>
-      <w:r>
-        <w:rPr>
-          <w:rFonts w:ascii="Charis SIL Regular" w:hAnsi="Charis SIL Regular" w:eastAsia="Charis SIL Regular"/>
-          <w:b w:val="0"/>
-          <w:i w:val="0"/>
-          <w:color w:val="000000"/>
-          <w:sz w:val="24"/>
-        </w:rPr>
-        <w:t xml:space="preserve">en 1835 ontving het Kabinet ook schenkingen uit Suriname van onder anderen </w:t>
+        <w:t>. Lam</w:t>
+      </w:r>
+      <w:r>
+        <w:rPr>
+          <w:u w:val="single" w:color="0000ff"/>
+          <w:rFonts w:ascii="Charis SIL Regular" w:hAnsi="Charis SIL Regular" w:eastAsia="Charis SIL Regular"/>
+          <w:b w:val="0"/>
+          <w:i w:val="0"/>
+          <w:color w:val="000000"/>
+          <w:sz w:val="24"/>
+        </w:rPr>
+        <w:hyperlink r:id="rId13" w:history="1">
+          <w:r>
+            <w:rPr>
+              <w:rStyle w:val="Hyperlink"/>
+            </w:rPr>
+            <w:t xml:space="preserve">mens </w:t>
+          </w:r>
+        </w:hyperlink>
+      </w:r>
+      <w:r>
+        <w:rPr>
+          <w:u w:val="single" w:color="0000ff"/>
+          <w:rFonts w:ascii="Charis SIL Regular" w:hAnsi="Charis SIL Regular" w:eastAsia="Charis SIL Regular"/>
+          <w:b w:val="0"/>
+          <w:i w:val="0"/>
+          <w:color w:val="000000"/>
+          <w:sz w:val="24"/>
+        </w:rPr>
+        <w:hyperlink r:id="rId14" w:history="1">
+          <w:r>
+            <w:rPr>
+              <w:rStyle w:val="Hyperlink"/>
+            </w:rPr>
+            <w:t>was sch</w:t>
+          </w:r>
+        </w:hyperlink>
+      </w:r>
+      <w:r>
+        <w:rPr>
+          <w:u w:val="single" w:color="0000ff"/>
+          <w:rFonts w:ascii="Charis SIL Regular" w:hAnsi="Charis SIL Regular" w:eastAsia="Charis SIL Regular"/>
+          <w:b w:val="0"/>
+          <w:i w:val="0"/>
+          <w:color w:val="000000"/>
+          <w:sz w:val="24"/>
+        </w:rPr>
+        <w:hyperlink r:id="rId14" w:history="1">
+          <w:r>
+            <w:rPr>
+              <w:rStyle w:val="Hyperlink"/>
+            </w:rPr>
+            <w:t>o</w:t>
+          </w:r>
+        </w:hyperlink>
+      </w:r>
+      <w:r>
+        <w:rPr>
+          <w:u w:val="single" w:color="0000ff"/>
+          <w:rFonts w:ascii="Charis SIL Regular" w:hAnsi="Charis SIL Regular" w:eastAsia="Charis SIL Regular"/>
+          <w:b w:val="0"/>
+          <w:i w:val="0"/>
+          <w:color w:val="000000"/>
+          <w:sz w:val="24"/>
+        </w:rPr>
+        <w:hyperlink r:id="rId14" w:history="1">
+          <w:r>
+            <w:rPr>
+              <w:rStyle w:val="Hyperlink"/>
+            </w:rPr>
+            <w:t>onzoon en b</w:t>
+          </w:r>
+        </w:hyperlink>
+      </w:r>
+      <w:r>
+        <w:rPr>
+          <w:rFonts w:ascii="Charis SIL Regular" w:hAnsi="Charis SIL Regular" w:eastAsia="Charis SIL Regular"/>
+          <w:b w:val="0"/>
+          <w:i w:val="0"/>
+          <w:color w:val="000000"/>
+          <w:sz w:val="24"/>
+        </w:rPr>
+        <w:t>e</w:t>
+      </w:r>
+      <w:r>
+        <w:rPr>
+          <w:u w:val="single" w:color="0000ff"/>
+          <w:rFonts w:ascii="Charis SIL Regular" w:hAnsi="Charis SIL Regular" w:eastAsia="Charis SIL Regular"/>
+          <w:b w:val="0"/>
+          <w:i w:val="0"/>
+          <w:color w:val="000000"/>
+          <w:sz w:val="24"/>
+        </w:rPr>
+        <w:hyperlink r:id="rId15" w:history="1">
+          <w:r>
+            <w:rPr>
+              <w:rStyle w:val="Hyperlink"/>
+            </w:rPr>
+            <w:t>wonder</w:t>
+          </w:r>
+        </w:hyperlink>
+      </w:r>
+      <w:r>
+        <w:rPr>
+          <w:u w:val="single" w:color="0000ff"/>
+          <w:rFonts w:ascii="Charis SIL Regular" w:hAnsi="Charis SIL Regular" w:eastAsia="Charis SIL Regular"/>
+          <w:b w:val="0"/>
+          <w:i w:val="0"/>
+          <w:color w:val="000000"/>
+          <w:sz w:val="24"/>
+        </w:rPr>
+        <w:hyperlink r:id="rId15" w:history="1">
+          <w:r>
+            <w:rPr>
+              <w:rStyle w:val="Hyperlink"/>
+            </w:rPr>
+            <w:t>a</w:t>
+          </w:r>
+        </w:hyperlink>
+      </w:r>
+      <w:r>
+        <w:rPr>
+          <w:u w:val="single" w:color="0000ff"/>
+          <w:rFonts w:ascii="Charis SIL Regular" w:hAnsi="Charis SIL Regular" w:eastAsia="Charis SIL Regular"/>
+          <w:b w:val="0"/>
+          <w:i w:val="0"/>
+          <w:color w:val="000000"/>
+          <w:sz w:val="24"/>
+        </w:rPr>
+        <w:hyperlink r:id="rId15" w:history="1">
+          <w:r>
+            <w:rPr>
+              <w:rStyle w:val="Hyperlink"/>
+            </w:rPr>
+            <w:t xml:space="preserve">ar van </w:t>
+          </w:r>
+        </w:hyperlink>
       </w:r>
       <w:r>
         <w:rPr>
@@ -1378,12 +1804,12 @@
           <w:sz w:val="24"/>
           <w:u w:val="single"/>
         </w:rPr>
-        <w:hyperlink r:id="rId13" w:history="1">
-          <w:r>
-            <w:rPr>
-              <w:rStyle w:val="Hyperlink"/>
-            </w:rPr>
-            <w:t>Isaac</w:t>
+        <w:hyperlink r:id="rId17" w:history="1">
+          <w:r>
+            <w:rPr>
+              <w:rStyle w:val="Hyperlink"/>
+            </w:rPr>
+            <w:t>G</w:t>
           </w:r>
         </w:hyperlink>
       </w:r>
@@ -1396,6 +1822,24 @@
           <w:sz w:val="24"/>
           <w:u w:val="single"/>
         </w:rPr>
+        <w:hyperlink r:id="rId15" w:history="1">
+          <w:r>
+            <w:rPr>
+              <w:rStyle w:val="Hyperlink"/>
+            </w:rPr>
+            <w:t>errit</w:t>
+          </w:r>
+        </w:hyperlink>
+      </w:r>
+      <w:r>
+        <w:rPr>
+          <w:rFonts w:ascii="Charis SIL Regular" w:hAnsi="Charis SIL Regular" w:eastAsia="Charis SIL Regular"/>
+          <w:b w:val="0"/>
+          <w:i w:val="0"/>
+          <w:color w:val="0000FF"/>
+          <w:sz w:val="24"/>
+          <w:u w:val="single"/>
+        </w:rPr>
         <w:t xml:space="preserve"> </w:t>
       </w:r>
       <w:r>
@@ -1407,24 +1851,31 @@
           <w:sz w:val="24"/>
           <w:u w:val="single"/>
         </w:rPr>
-        <w:hyperlink r:id="rId13" w:history="1">
-          <w:r>
-            <w:rPr>
-              <w:rStyle w:val="Hyperlink"/>
-            </w:rPr>
-            <w:t>Bromet</w:t>
-          </w:r>
-        </w:hyperlink>
-      </w:r>
-      <w:r>
-        <w:rPr>
-          <w:rFonts w:ascii="Charis SIL Regular" w:hAnsi="Charis SIL Regular" w:eastAsia="Charis SIL Regular"/>
-          <w:b w:val="0"/>
-          <w:i w:val="0"/>
-          <w:color w:val="000000"/>
-          <w:sz w:val="24"/>
-        </w:rPr>
-        <w:t xml:space="preserve">, </w:t>
+        <w:hyperlink r:id="rId15" w:history="1">
+          <w:r>
+            <w:rPr>
+              <w:rStyle w:val="Hyperlink"/>
+            </w:rPr>
+            <w:t>Scho</w:t>
+          </w:r>
+        </w:hyperlink>
+      </w:r>
+      <w:r>
+        <w:rPr>
+          <w:rFonts w:ascii="Charis SIL Regular" w:hAnsi="Charis SIL Regular" w:eastAsia="Charis SIL Regular"/>
+          <w:b w:val="0"/>
+          <w:i w:val="0"/>
+          <w:color w:val="0000FF"/>
+          <w:sz w:val="24"/>
+        </w:rPr>
+        <w:hyperlink r:id="rId17" w:history="1">
+          <w:r>
+            <w:rPr>
+              <w:rStyle w:val="Hyperlink"/>
+            </w:rPr>
+            <w:t>ute</w:t>
+          </w:r>
+        </w:hyperlink>
       </w:r>
       <w:r>
         <w:rPr>
@@ -1435,213 +1886,48 @@
           <w:sz w:val="24"/>
           <w:u w:val="single"/>
         </w:rPr>
-        <w:hyperlink r:id="rId14" w:history="1">
-          <w:r>
-            <w:rPr>
-              <w:rStyle w:val="Hyperlink"/>
-            </w:rPr>
-            <w:t>Dietrich</w:t>
-          </w:r>
-        </w:hyperlink>
-      </w:r>
-      <w:r>
-        <w:rPr>
-          <w:rFonts w:ascii="Charis SIL Regular" w:hAnsi="Charis SIL Regular" w:eastAsia="Charis SIL Regular"/>
-          <w:b w:val="0"/>
-          <w:i w:val="0"/>
-          <w:color w:val="0000FF"/>
-          <w:sz w:val="24"/>
-          <w:u w:val="single"/>
-        </w:rPr>
-        <w:t xml:space="preserve"> </w:t>
-      </w:r>
-      <w:r>
-        <w:rPr>
-          <w:rFonts w:ascii="Charis SIL Regular" w:hAnsi="Charis SIL Regular" w:eastAsia="Charis SIL Regular"/>
-          <w:b w:val="0"/>
-          <w:i w:val="0"/>
-          <w:color w:val="0000FF"/>
-          <w:sz w:val="24"/>
-          <w:u w:val="single"/>
-        </w:rPr>
-        <w:hyperlink r:id="rId14" w:history="1">
-          <w:r>
-            <w:rPr>
-              <w:rStyle w:val="Hyperlink"/>
-            </w:rPr>
-            <w:t>Kanngiesser</w:t>
-          </w:r>
-        </w:hyperlink>
-      </w:r>
-      <w:r>
-        <w:rPr>
-          <w:rFonts w:ascii="Charis SIL Regular" w:hAnsi="Charis SIL Regular" w:eastAsia="Charis SIL Regular"/>
-          <w:b w:val="0"/>
-          <w:i w:val="0"/>
-          <w:color w:val="000000"/>
-          <w:sz w:val="24"/>
-        </w:rPr>
-        <w:t xml:space="preserve">, </w:t>
-      </w:r>
-      <w:r>
-        <w:rPr>
-          <w:rFonts w:ascii="Charis SIL Regular" w:hAnsi="Charis SIL Regular" w:eastAsia="Charis SIL Regular"/>
-          <w:b w:val="0"/>
-          <w:i w:val="0"/>
-          <w:color w:val="0000FF"/>
-          <w:sz w:val="24"/>
-          <w:u w:val="single"/>
-        </w:rPr>
-        <w:hyperlink r:id="rId15" w:history="1">
-          <w:r>
-            <w:rPr>
-              <w:rStyle w:val="Hyperlink"/>
-            </w:rPr>
-            <w:t>Hendrik</w:t>
-          </w:r>
-        </w:hyperlink>
-      </w:r>
-      <w:r>
-        <w:rPr>
-          <w:rFonts w:ascii="Charis SIL Regular" w:hAnsi="Charis SIL Regular" w:eastAsia="Charis SIL Regular"/>
-          <w:b w:val="0"/>
-          <w:i w:val="0"/>
-          <w:color w:val="0000FF"/>
-          <w:sz w:val="24"/>
-          <w:u w:val="single"/>
-        </w:rPr>
-        <w:t xml:space="preserve"> </w:t>
-      </w:r>
-      <w:r>
-        <w:rPr>
-          <w:rFonts w:ascii="Charis SIL Regular" w:hAnsi="Charis SIL Regular" w:eastAsia="Charis SIL Regular"/>
-          <w:b w:val="0"/>
-          <w:i w:val="0"/>
-          <w:color w:val="0000FF"/>
-          <w:sz w:val="24"/>
-          <w:u w:val="single"/>
-        </w:rPr>
-        <w:hyperlink r:id="rId15" w:history="1">
-          <w:r>
-            <w:rPr>
-              <w:rStyle w:val="Hyperlink"/>
-            </w:rPr>
-            <w:t>Haagen</w:t>
-          </w:r>
-        </w:hyperlink>
-      </w:r>
-      <w:r>
-        <w:rPr>
-          <w:rFonts w:ascii="Charis SIL Regular" w:hAnsi="Charis SIL Regular" w:eastAsia="Charis SIL Regular"/>
-          <w:b w:val="0"/>
-          <w:i w:val="0"/>
-          <w:color w:val="0000FF"/>
-          <w:sz w:val="24"/>
-          <w:u w:val="single"/>
-        </w:rPr>
-        <w:t xml:space="preserve"> </w:t>
-      </w:r>
-      <w:r>
-        <w:rPr>
-          <w:rFonts w:ascii="Charis SIL Regular" w:hAnsi="Charis SIL Regular" w:eastAsia="Charis SIL Regular"/>
-          <w:b w:val="0"/>
-          <w:i w:val="0"/>
-          <w:color w:val="0000FF"/>
-          <w:sz w:val="24"/>
-          <w:u w:val="single"/>
-        </w:rPr>
-        <w:hyperlink r:id="rId15" w:history="1">
-          <w:r>
-            <w:rPr>
-              <w:rStyle w:val="Hyperlink"/>
-            </w:rPr>
-            <w:t>Dieperink</w:t>
-          </w:r>
-        </w:hyperlink>
-      </w:r>
-      <w:r>
-        <w:rPr>
-          <w:rFonts w:ascii="Charis SIL Regular" w:hAnsi="Charis SIL Regular" w:eastAsia="Charis SIL Regular"/>
-          <w:b w:val="0"/>
-          <w:i w:val="0"/>
-          <w:color w:val="000000"/>
-          <w:sz w:val="24"/>
-        </w:rPr>
-        <w:t xml:space="preserve"> en </w:t>
-      </w:r>
-      <w:r>
-        <w:rPr>
-          <w:rFonts w:ascii="Charis SIL Regular" w:hAnsi="Charis SIL Regular" w:eastAsia="Charis SIL Regular"/>
-          <w:b w:val="0"/>
-          <w:i w:val="0"/>
-          <w:color w:val="0000FF"/>
-          <w:sz w:val="24"/>
-          <w:u w:val="single"/>
-        </w:rPr>
         <w:hyperlink r:id="rId16" w:history="1">
           <w:r>
             <w:rPr>
               <w:rStyle w:val="Hyperlink"/>
             </w:rPr>
-            <w:t>Adriaan</w:t>
-          </w:r>
-        </w:hyperlink>
-      </w:r>
-      <w:r>
-        <w:rPr>
-          <w:rFonts w:ascii="Charis SIL Regular" w:hAnsi="Charis SIL Regular" w:eastAsia="Charis SIL Regular"/>
-          <w:b w:val="0"/>
-          <w:i w:val="0"/>
-          <w:color w:val="0000FF"/>
-          <w:sz w:val="24"/>
-          <w:u w:val="single"/>
-        </w:rPr>
-        <w:t xml:space="preserve"> </w:t>
-      </w:r>
-      <w:r>
-        <w:rPr>
-          <w:rFonts w:ascii="Charis SIL Regular" w:hAnsi="Charis SIL Regular" w:eastAsia="Charis SIL Regular"/>
-          <w:b w:val="0"/>
-          <w:i w:val="0"/>
-          <w:color w:val="0000FF"/>
-          <w:sz w:val="24"/>
-          <w:u w:val="single"/>
+            <w:t>n</w:t>
+          </w:r>
+        </w:hyperlink>
+      </w:r>
+      <w:r>
+        <w:rPr>
+          <w:u w:val="single" w:color="0000ff"/>
+          <w:rFonts w:ascii="Charis SIL Regular" w:hAnsi="Charis SIL Regular" w:eastAsia="Charis SIL Regular"/>
+          <w:b w:val="0"/>
+          <w:i w:val="0"/>
+          <w:color w:val="000000"/>
+          <w:sz w:val="24"/>
         </w:rPr>
         <w:hyperlink r:id="rId16" w:history="1">
           <w:r>
             <w:rPr>
               <w:rStyle w:val="Hyperlink"/>
             </w:rPr>
-            <w:t>François</w:t>
-          </w:r>
-        </w:hyperlink>
-      </w:r>
-      <w:r>
-        <w:rPr>
-          <w:rFonts w:ascii="Charis SIL Regular" w:hAnsi="Charis SIL Regular" w:eastAsia="Charis SIL Regular"/>
-          <w:b w:val="0"/>
-          <w:i w:val="0"/>
-          <w:color w:val="0000FF"/>
-          <w:sz w:val="24"/>
-          <w:u w:val="single"/>
-        </w:rPr>
-        <w:t xml:space="preserve"> </w:t>
-      </w:r>
-      <w:r>
-        <w:rPr>
-          <w:rFonts w:ascii="Charis SIL Regular" w:hAnsi="Charis SIL Regular" w:eastAsia="Charis SIL Regular"/>
-          <w:b w:val="0"/>
-          <w:i w:val="0"/>
-          <w:color w:val="0000FF"/>
-          <w:sz w:val="24"/>
-          <w:u w:val="single"/>
+            <w:t xml:space="preserve"> en ver</w:t>
+          </w:r>
+        </w:hyperlink>
+      </w:r>
+      <w:r>
+        <w:rPr>
+          <w:u w:val="single" w:color="0000ff"/>
+          <w:rFonts w:ascii="Charis SIL Regular" w:hAnsi="Charis SIL Regular" w:eastAsia="Charis SIL Regular"/>
+          <w:b w:val="0"/>
+          <w:i w:val="0"/>
+          <w:color w:val="000000"/>
+          <w:sz w:val="24"/>
         </w:rPr>
         <w:hyperlink r:id="rId16" w:history="1">
           <w:r>
             <w:rPr>
               <w:rStyle w:val="Hyperlink"/>
             </w:rPr>
-            <w:t>Lammens</w:t>
+            <w:t>antwoor</w:t>
           </w:r>
         </w:hyperlink>
       </w:r>
@@ -1654,7 +1940,14 @@
           <w:color w:val="000000"/>
           <w:sz w:val="24"/>
         </w:rPr>
-        <w:t>. Lam</w:t>
+        <w:hyperlink r:id="rId16" w:history="1">
+          <w:r>
+            <w:rPr>
+              <w:rStyle w:val="Hyperlink"/>
+            </w:rPr>
+            <w:t>d</w:t>
+          </w:r>
+        </w:hyperlink>
       </w:r>
       <w:r>
         <w:rPr>
@@ -1665,14 +1958,34 @@
           <w:color w:val="000000"/>
           <w:sz w:val="24"/>
         </w:rPr>
-        <w:hyperlink r:id="rId13" w:history="1">
-          <w:r>
-            <w:rPr>
-              <w:rStyle w:val="Hyperlink"/>
-            </w:rPr>
-            <w:t xml:space="preserve">mens </w:t>
-          </w:r>
-        </w:hyperlink>
+        <w:hyperlink r:id="rId16" w:history="1">
+          <w:r>
+            <w:rPr>
+              <w:rStyle w:val="Hyperlink"/>
+            </w:rPr>
+            <w:t>elijk voor</w:t>
+          </w:r>
+        </w:hyperlink>
+      </w:r>
+      <w:r>
+        <w:rPr>
+          <w:rFonts w:ascii="Charis SIL Regular" w:hAnsi="Charis SIL Regular" w:eastAsia="Charis SIL Regular"/>
+          <w:b w:val="0"/>
+          <w:i w:val="0"/>
+          <w:color w:val="000000"/>
+          <w:sz w:val="24"/>
+        </w:rPr>
+        <w:t xml:space="preserve"> de schenking </w:t>
+      </w:r>
+      <w:r>
+        <w:rPr>
+          <w:rFonts w:ascii="Charis SIL Regular" w:hAnsi="Charis SIL Regular" w:eastAsia="Charis SIL Regular"/>
+          <w:b w:val="0"/>
+          <w:i w:val="0"/>
+          <w:color w:val="000000"/>
+          <w:sz w:val="24"/>
+        </w:rPr>
+        <w:t xml:space="preserve">van veel diorama's van Schouten aan </w:t>
       </w:r>
       <w:r>
         <w:rPr>
@@ -1683,291 +1996,14 @@
           <w:color w:val="000000"/>
           <w:sz w:val="24"/>
         </w:rPr>
-        <w:hyperlink r:id="rId14" w:history="1">
-          <w:r>
-            <w:rPr>
-              <w:rStyle w:val="Hyperlink"/>
-            </w:rPr>
-            <w:t>was sch</w:t>
-          </w:r>
-        </w:hyperlink>
-      </w:r>
-      <w:r>
-        <w:rPr>
-          <w:u w:val="single" w:color="0000ff"/>
-          <w:rFonts w:ascii="Charis SIL Regular" w:hAnsi="Charis SIL Regular" w:eastAsia="Charis SIL Regular"/>
-          <w:b w:val="0"/>
-          <w:i w:val="0"/>
-          <w:color w:val="000000"/>
-          <w:sz w:val="24"/>
-        </w:rPr>
-        <w:hyperlink r:id="rId14" w:history="1">
-          <w:r>
-            <w:rPr>
-              <w:rStyle w:val="Hyperlink"/>
-            </w:rPr>
-            <w:t>o</w:t>
-          </w:r>
-        </w:hyperlink>
-      </w:r>
-      <w:r>
-        <w:rPr>
-          <w:u w:val="single" w:color="0000ff"/>
-          <w:rFonts w:ascii="Charis SIL Regular" w:hAnsi="Charis SIL Regular" w:eastAsia="Charis SIL Regular"/>
-          <w:b w:val="0"/>
-          <w:i w:val="0"/>
-          <w:color w:val="000000"/>
-          <w:sz w:val="24"/>
-        </w:rPr>
-        <w:hyperlink r:id="rId14" w:history="1">
-          <w:r>
-            <w:rPr>
-              <w:rStyle w:val="Hyperlink"/>
-            </w:rPr>
-            <w:t>onzoon en b</w:t>
-          </w:r>
-        </w:hyperlink>
-      </w:r>
-      <w:r>
-        <w:rPr>
-          <w:rFonts w:ascii="Charis SIL Regular" w:hAnsi="Charis SIL Regular" w:eastAsia="Charis SIL Regular"/>
-          <w:b w:val="0"/>
-          <w:i w:val="0"/>
-          <w:color w:val="000000"/>
-          <w:sz w:val="24"/>
-        </w:rPr>
-        <w:t>e</w:t>
-      </w:r>
-      <w:r>
-        <w:rPr>
-          <w:u w:val="single" w:color="0000ff"/>
-          <w:rFonts w:ascii="Charis SIL Regular" w:hAnsi="Charis SIL Regular" w:eastAsia="Charis SIL Regular"/>
-          <w:b w:val="0"/>
-          <w:i w:val="0"/>
-          <w:color w:val="000000"/>
-          <w:sz w:val="24"/>
-        </w:rPr>
-        <w:hyperlink r:id="rId15" w:history="1">
-          <w:r>
-            <w:rPr>
-              <w:rStyle w:val="Hyperlink"/>
-            </w:rPr>
-            <w:t>wonder</w:t>
-          </w:r>
-        </w:hyperlink>
-      </w:r>
-      <w:r>
-        <w:rPr>
-          <w:u w:val="single" w:color="0000ff"/>
-          <w:rFonts w:ascii="Charis SIL Regular" w:hAnsi="Charis SIL Regular" w:eastAsia="Charis SIL Regular"/>
-          <w:b w:val="0"/>
-          <w:i w:val="0"/>
-          <w:color w:val="000000"/>
-          <w:sz w:val="24"/>
-        </w:rPr>
-        <w:hyperlink r:id="rId15" w:history="1">
-          <w:r>
-            <w:rPr>
-              <w:rStyle w:val="Hyperlink"/>
-            </w:rPr>
-            <w:t>a</w:t>
-          </w:r>
-        </w:hyperlink>
-      </w:r>
-      <w:r>
-        <w:rPr>
-          <w:u w:val="single" w:color="0000ff"/>
-          <w:rFonts w:ascii="Charis SIL Regular" w:hAnsi="Charis SIL Regular" w:eastAsia="Charis SIL Regular"/>
-          <w:b w:val="0"/>
-          <w:i w:val="0"/>
-          <w:color w:val="000000"/>
-          <w:sz w:val="24"/>
-        </w:rPr>
-        <w:hyperlink r:id="rId15" w:history="1">
-          <w:r>
-            <w:rPr>
-              <w:rStyle w:val="Hyperlink"/>
-            </w:rPr>
-            <w:t xml:space="preserve">ar van </w:t>
-          </w:r>
-        </w:hyperlink>
-      </w:r>
-      <w:r>
-        <w:rPr>
-          <w:rFonts w:ascii="Charis SIL Regular" w:hAnsi="Charis SIL Regular" w:eastAsia="Charis SIL Regular"/>
-          <w:b w:val="0"/>
-          <w:i w:val="0"/>
-          <w:color w:val="0000FF"/>
-          <w:sz w:val="24"/>
-        </w:rPr>
-        <w:t>G</w:t>
-      </w:r>
-      <w:r>
-        <w:rPr>
-          <w:rFonts w:ascii="Charis SIL Regular" w:hAnsi="Charis SIL Regular" w:eastAsia="Charis SIL Regular"/>
-          <w:b w:val="0"/>
-          <w:i w:val="0"/>
-          <w:color w:val="0000FF"/>
-          <w:sz w:val="24"/>
-          <w:u w:val="single"/>
-        </w:rPr>
-        <w:hyperlink r:id="rId15" w:history="1">
-          <w:r>
-            <w:rPr>
-              <w:rStyle w:val="Hyperlink"/>
-            </w:rPr>
-            <w:t>errit</w:t>
-          </w:r>
-        </w:hyperlink>
-      </w:r>
-      <w:r>
-        <w:rPr>
-          <w:rFonts w:ascii="Charis SIL Regular" w:hAnsi="Charis SIL Regular" w:eastAsia="Charis SIL Regular"/>
-          <w:b w:val="0"/>
-          <w:i w:val="0"/>
-          <w:color w:val="0000FF"/>
-          <w:sz w:val="24"/>
-          <w:u w:val="single"/>
-        </w:rPr>
-        <w:t xml:space="preserve"> </w:t>
-      </w:r>
-      <w:r>
-        <w:rPr>
-          <w:rFonts w:ascii="Charis SIL Regular" w:hAnsi="Charis SIL Regular" w:eastAsia="Charis SIL Regular"/>
-          <w:b w:val="0"/>
-          <w:i w:val="0"/>
-          <w:color w:val="0000FF"/>
-          <w:sz w:val="24"/>
-          <w:u w:val="single"/>
-        </w:rPr>
-        <w:hyperlink r:id="rId15" w:history="1">
-          <w:r>
-            <w:rPr>
-              <w:rStyle w:val="Hyperlink"/>
-            </w:rPr>
-            <w:t>Scho</w:t>
-          </w:r>
-        </w:hyperlink>
-      </w:r>
-      <w:r>
-        <w:rPr>
-          <w:rFonts w:ascii="Charis SIL Regular" w:hAnsi="Charis SIL Regular" w:eastAsia="Charis SIL Regular"/>
-          <w:b w:val="0"/>
-          <w:i w:val="0"/>
-          <w:color w:val="0000FF"/>
-          <w:sz w:val="24"/>
-        </w:rPr>
-        <w:t>ute</w:t>
-      </w:r>
-      <w:r>
-        <w:rPr>
-          <w:rFonts w:ascii="Charis SIL Regular" w:hAnsi="Charis SIL Regular" w:eastAsia="Charis SIL Regular"/>
-          <w:b w:val="0"/>
-          <w:i w:val="0"/>
-          <w:color w:val="0000FF"/>
-          <w:sz w:val="24"/>
-          <w:u w:val="single"/>
-        </w:rPr>
-        <w:hyperlink r:id="rId16" w:history="1">
-          <w:r>
-            <w:rPr>
-              <w:rStyle w:val="Hyperlink"/>
-            </w:rPr>
-            <w:t>n</w:t>
-          </w:r>
-        </w:hyperlink>
-      </w:r>
-      <w:r>
-        <w:rPr>
-          <w:u w:val="single" w:color="0000ff"/>
-          <w:rFonts w:ascii="Charis SIL Regular" w:hAnsi="Charis SIL Regular" w:eastAsia="Charis SIL Regular"/>
-          <w:b w:val="0"/>
-          <w:i w:val="0"/>
-          <w:color w:val="000000"/>
-          <w:sz w:val="24"/>
-        </w:rPr>
-        <w:hyperlink r:id="rId16" w:history="1">
-          <w:r>
-            <w:rPr>
-              <w:rStyle w:val="Hyperlink"/>
-            </w:rPr>
-            <w:t xml:space="preserve"> en ver</w:t>
-          </w:r>
-        </w:hyperlink>
-      </w:r>
-      <w:r>
-        <w:rPr>
-          <w:u w:val="single" w:color="0000ff"/>
-          <w:rFonts w:ascii="Charis SIL Regular" w:hAnsi="Charis SIL Regular" w:eastAsia="Charis SIL Regular"/>
-          <w:b w:val="0"/>
-          <w:i w:val="0"/>
-          <w:color w:val="000000"/>
-          <w:sz w:val="24"/>
-        </w:rPr>
-        <w:hyperlink r:id="rId16" w:history="1">
-          <w:r>
-            <w:rPr>
-              <w:rStyle w:val="Hyperlink"/>
-            </w:rPr>
-            <w:t>antwoor</w:t>
-          </w:r>
-        </w:hyperlink>
-      </w:r>
-      <w:r>
-        <w:rPr>
-          <w:u w:val="single" w:color="0000ff"/>
-          <w:rFonts w:ascii="Charis SIL Regular" w:hAnsi="Charis SIL Regular" w:eastAsia="Charis SIL Regular"/>
-          <w:b w:val="0"/>
-          <w:i w:val="0"/>
-          <w:color w:val="000000"/>
-          <w:sz w:val="24"/>
-        </w:rPr>
-        <w:hyperlink r:id="rId16" w:history="1">
-          <w:r>
-            <w:rPr>
-              <w:rStyle w:val="Hyperlink"/>
-            </w:rPr>
-            <w:t>d</w:t>
-          </w:r>
-        </w:hyperlink>
-      </w:r>
-      <w:r>
-        <w:rPr>
-          <w:u w:val="single" w:color="0000ff"/>
-          <w:rFonts w:ascii="Charis SIL Regular" w:hAnsi="Charis SIL Regular" w:eastAsia="Charis SIL Regular"/>
-          <w:b w:val="0"/>
-          <w:i w:val="0"/>
-          <w:color w:val="000000"/>
-          <w:sz w:val="24"/>
-        </w:rPr>
-        <w:hyperlink r:id="rId16" w:history="1">
-          <w:r>
-            <w:rPr>
-              <w:rStyle w:val="Hyperlink"/>
-            </w:rPr>
-            <w:t>elijk voor</w:t>
-          </w:r>
-        </w:hyperlink>
-      </w:r>
-      <w:r>
-        <w:rPr>
-          <w:rFonts w:ascii="Charis SIL Regular" w:hAnsi="Charis SIL Regular" w:eastAsia="Charis SIL Regular"/>
-          <w:b w:val="0"/>
-          <w:i w:val="0"/>
-          <w:color w:val="000000"/>
-          <w:sz w:val="24"/>
-        </w:rPr>
-        <w:t xml:space="preserve"> de schenking </w:t>
-      </w:r>
-      <w:r>
-        <w:rPr>
-          <w:rFonts w:ascii="Charis SIL Regular" w:hAnsi="Charis SIL Regular" w:eastAsia="Charis SIL Regular"/>
-          <w:b w:val="0"/>
-          <w:i w:val="0"/>
-          <w:color w:val="000000"/>
-          <w:sz w:val="24"/>
-        </w:rPr>
-        <w:t>van veel diorama's van Schouten aan het Ka</w:t>
+        <w:hyperlink r:id="rId17" w:history="1">
+          <w:r>
+            <w:rPr>
+              <w:rStyle w:val="Hyperlink"/>
+            </w:rPr>
+            <w:t>het Ka</w:t>
+          </w:r>
+        </w:hyperlink>
       </w:r>
       <w:r>
         <w:rPr>
@@ -2530,16 +2566,8 @@
           <w:i w:val="0"/>
           <w:color w:val="0000FF"/>
           <w:sz w:val="24"/>
-          <w:u w:val="single"/>
-        </w:rPr>
-        <w:hyperlink r:id="rId21" w:history="1">
-          <w:r>
-            <w:rPr>
-              <w:rStyle w:val="Hyperlink"/>
-            </w:rPr>
-            <w:t>Omniversu</w:t>
-          </w:r>
-        </w:hyperlink>
+        </w:rPr>
+        <w:t>Omniversu</w:t>
       </w:r>
       <w:r>
         <w:rPr>
@@ -2810,19 +2838,36 @@
           <w:i w:val="0"/>
           <w:color w:val="0000FF"/>
           <w:sz w:val="24"/>
+        </w:rPr>
+        <w:hyperlink r:id="rId24" w:history="1">
+          <w:r>
+            <w:rPr>
+              <w:rStyle w:val="Hyperlink"/>
+            </w:rPr>
+            <w:t>m</w:t>
+          </w:r>
+        </w:hyperlink>
+      </w:r>
+      <w:r>
+        <w:rPr>
+          <w:rFonts w:ascii="Charis SIL Regular" w:hAnsi="Charis SIL Regular" w:eastAsia="Charis SIL Regular"/>
+          <w:b w:val="0"/>
+          <w:i w:val="0"/>
+          <w:color w:val="0000FF"/>
+          <w:sz w:val="24"/>
+        </w:rPr>
+        <w:t>s</w:t>
+      </w:r>
+      <w:r>
+        <w:rPr>
+          <w:rFonts w:ascii="Charis SIL Regular" w:hAnsi="Charis SIL Regular" w:eastAsia="Charis SIL Regular"/>
+          <w:b w:val="0"/>
+          <w:i w:val="0"/>
+          <w:color w:val="0000FF"/>
+          <w:sz w:val="24"/>
           <w:u w:val="single"/>
         </w:rPr>
-        <w:t>m</w:t>
-      </w:r>
-      <w:r>
-        <w:rPr>
-          <w:rFonts w:ascii="Charis SIL Regular" w:hAnsi="Charis SIL Regular" w:eastAsia="Charis SIL Regular"/>
-          <w:b w:val="0"/>
-          <w:i w:val="0"/>
-          <w:color w:val="0000FF"/>
-          <w:sz w:val="24"/>
-        </w:rPr>
-        <w:t>s</w:t>
+        <w:t xml:space="preserve"> </w:t>
       </w:r>
       <w:r>
         <w:rPr>
@@ -2833,6 +2878,24 @@
           <w:sz w:val="24"/>
           <w:u w:val="single"/>
         </w:rPr>
+        <w:hyperlink r:id="rId24" w:history="1">
+          <w:r>
+            <w:rPr>
+              <w:rStyle w:val="Hyperlink"/>
+            </w:rPr>
+            <w:t>en</w:t>
+          </w:r>
+        </w:hyperlink>
+      </w:r>
+      <w:r>
+        <w:rPr>
+          <w:rFonts w:ascii="Charis SIL Regular" w:hAnsi="Charis SIL Regular" w:eastAsia="Charis SIL Regular"/>
+          <w:b w:val="0"/>
+          <w:i w:val="0"/>
+          <w:color w:val="0000FF"/>
+          <w:sz w:val="24"/>
+          <w:u w:val="single"/>
+        </w:rPr>
         <w:t xml:space="preserve"> </w:t>
       </w:r>
       <w:r>
@@ -2849,9 +2912,19 @@
             <w:rPr>
               <w:rStyle w:val="Hyperlink"/>
             </w:rPr>
-            <w:t>en</w:t>
-          </w:r>
-        </w:hyperlink>
+            <w:t>geluidsbanden</w:t>
+          </w:r>
+        </w:hyperlink>
+      </w:r>
+      <w:r>
+        <w:rPr>
+          <w:rFonts w:ascii="Charis SIL Regular" w:hAnsi="Charis SIL Regular" w:eastAsia="Charis SIL Regular"/>
+          <w:b w:val="0"/>
+          <w:i w:val="0"/>
+          <w:color w:val="000000"/>
+          <w:sz w:val="24"/>
+        </w:rPr>
+        <w:t xml:space="preserve"> en </w:t>
       </w:r>
       <w:r>
         <w:rPr>
@@ -2862,6 +2935,24 @@
           <w:sz w:val="24"/>
           <w:u w:val="single"/>
         </w:rPr>
+        <w:hyperlink r:id="rId25" w:history="1">
+          <w:r>
+            <w:rPr>
+              <w:rStyle w:val="Hyperlink"/>
+            </w:rPr>
+            <w:t>prenten,</w:t>
+          </w:r>
+        </w:hyperlink>
+      </w:r>
+      <w:r>
+        <w:rPr>
+          <w:rFonts w:ascii="Charis SIL Regular" w:hAnsi="Charis SIL Regular" w:eastAsia="Charis SIL Regular"/>
+          <w:b w:val="0"/>
+          <w:i w:val="0"/>
+          <w:color w:val="0000FF"/>
+          <w:sz w:val="24"/>
+          <w:u w:val="single"/>
+        </w:rPr>
         <w:t xml:space="preserve"> </w:t>
       </w:r>
       <w:r>
@@ -2873,24 +2964,14 @@
           <w:sz w:val="24"/>
           <w:u w:val="single"/>
         </w:rPr>
-        <w:hyperlink r:id="rId24" w:history="1">
-          <w:r>
-            <w:rPr>
-              <w:rStyle w:val="Hyperlink"/>
-            </w:rPr>
-            <w:t>geluidsbanden</w:t>
-          </w:r>
-        </w:hyperlink>
-      </w:r>
-      <w:r>
-        <w:rPr>
-          <w:rFonts w:ascii="Charis SIL Regular" w:hAnsi="Charis SIL Regular" w:eastAsia="Charis SIL Regular"/>
-          <w:b w:val="0"/>
-          <w:i w:val="0"/>
-          <w:color w:val="000000"/>
-          <w:sz w:val="24"/>
-        </w:rPr>
-        <w:t xml:space="preserve"> en </w:t>
+        <w:hyperlink r:id="rId25" w:history="1">
+          <w:r>
+            <w:rPr>
+              <w:rStyle w:val="Hyperlink"/>
+            </w:rPr>
+            <w:t>tekeningen,</w:t>
+          </w:r>
+        </w:hyperlink>
       </w:r>
       <w:r>
         <w:rPr>
@@ -2901,12 +2982,23 @@
           <w:sz w:val="24"/>
           <w:u w:val="single"/>
         </w:rPr>
+        <w:t xml:space="preserve"> </w:t>
+      </w:r>
+      <w:r>
+        <w:rPr>
+          <w:rFonts w:ascii="Charis SIL Regular" w:hAnsi="Charis SIL Regular" w:eastAsia="Charis SIL Regular"/>
+          <w:b w:val="0"/>
+          <w:i w:val="0"/>
+          <w:color w:val="0000FF"/>
+          <w:sz w:val="24"/>
+          <w:u w:val="single"/>
+        </w:rPr>
         <w:hyperlink r:id="rId25" w:history="1">
           <w:r>
             <w:rPr>
               <w:rStyle w:val="Hyperlink"/>
             </w:rPr>
-            <w:t>prenten,</w:t>
+            <w:t>kaarten</w:t>
           </w:r>
         </w:hyperlink>
       </w:r>
@@ -2935,7 +3027,7 @@
             <w:rPr>
               <w:rStyle w:val="Hyperlink"/>
             </w:rPr>
-            <w:t>tekeningen,</w:t>
+            <w:t xml:space="preserve">en </w:t>
           </w:r>
         </w:hyperlink>
       </w:r>
@@ -2948,69 +3040,11 @@
           <w:sz w:val="24"/>
           <w:u w:val="single"/>
         </w:rPr>
-        <w:t xml:space="preserve"> </w:t>
-      </w:r>
-      <w:r>
-        <w:rPr>
-          <w:rFonts w:ascii="Charis SIL Regular" w:hAnsi="Charis SIL Regular" w:eastAsia="Charis SIL Regular"/>
-          <w:b w:val="0"/>
-          <w:i w:val="0"/>
-          <w:color w:val="0000FF"/>
-          <w:sz w:val="24"/>
-          <w:u w:val="single"/>
-        </w:rPr>
         <w:hyperlink r:id="rId25" w:history="1">
           <w:r>
             <w:rPr>
               <w:rStyle w:val="Hyperlink"/>
             </w:rPr>
-            <w:t>kaarten</w:t>
-          </w:r>
-        </w:hyperlink>
-      </w:r>
-      <w:r>
-        <w:rPr>
-          <w:rFonts w:ascii="Charis SIL Regular" w:hAnsi="Charis SIL Regular" w:eastAsia="Charis SIL Regular"/>
-          <w:b w:val="0"/>
-          <w:i w:val="0"/>
-          <w:color w:val="0000FF"/>
-          <w:sz w:val="24"/>
-          <w:u w:val="single"/>
-        </w:rPr>
-        <w:t xml:space="preserve"> </w:t>
-      </w:r>
-      <w:r>
-        <w:rPr>
-          <w:rFonts w:ascii="Charis SIL Regular" w:hAnsi="Charis SIL Regular" w:eastAsia="Charis SIL Regular"/>
-          <w:b w:val="0"/>
-          <w:i w:val="0"/>
-          <w:color w:val="0000FF"/>
-          <w:sz w:val="24"/>
-          <w:u w:val="single"/>
-        </w:rPr>
-        <w:hyperlink r:id="rId25" w:history="1">
-          <w:r>
-            <w:rPr>
-              <w:rStyle w:val="Hyperlink"/>
-            </w:rPr>
-            <w:t xml:space="preserve">en </w:t>
-          </w:r>
-        </w:hyperlink>
-      </w:r>
-      <w:r>
-        <w:rPr>
-          <w:rFonts w:ascii="Charis SIL Regular" w:hAnsi="Charis SIL Regular" w:eastAsia="Charis SIL Regular"/>
-          <w:b w:val="0"/>
-          <w:i w:val="0"/>
-          <w:color w:val="0000FF"/>
-          <w:sz w:val="24"/>
-          <w:u w:val="single"/>
-        </w:rPr>
-        <w:hyperlink r:id="rId25" w:history="1">
-          <w:r>
-            <w:rPr>
-              <w:rStyle w:val="Hyperlink"/>
-            </w:rPr>
             <w:t>foto's</w:t>
           </w:r>
         </w:hyperlink>
@@ -3023,18 +3057,7 @@
           <w:color w:val="000000"/>
           <w:sz w:val="24"/>
         </w:rPr>
-        <w:t xml:space="preserve"> van het Zeister Zendingsg</w:t>
-      </w:r>
-      <w:r>
-        <w:rPr>
-          <w:u w:val="single" w:color="0000ff"/>
-          <w:rFonts w:ascii="Charis SIL Regular" w:hAnsi="Charis SIL Regular" w:eastAsia="Charis SIL Regular"/>
-          <w:b w:val="0"/>
-          <w:i w:val="0"/>
-          <w:color w:val="000000"/>
-          <w:sz w:val="24"/>
-        </w:rPr>
-        <w:t>enootsch</w:t>
+        <w:t xml:space="preserve"> van het Zeister Zendingsgenootsch</w:t>
       </w:r>
       <w:r>
         <w:rPr>
@@ -3137,16 +3160,93 @@
           <w:i w:val="0"/>
           <w:color w:val="0000FF"/>
           <w:sz w:val="24"/>
+        </w:rPr>
+        <w:t>Cornelis Ascanius van</w:t>
+      </w:r>
+      <w:r>
+        <w:rPr>
+          <w:rFonts w:ascii="Charis SIL Regular" w:hAnsi="Charis SIL Regular" w:eastAsia="Charis SIL Regular"/>
+          <w:b w:val="0"/>
+          <w:i w:val="0"/>
+          <w:color w:val="0000FF"/>
+          <w:sz w:val="24"/>
           <w:u w:val="single"/>
         </w:rPr>
+        <w:t xml:space="preserve"> </w:t>
+      </w:r>
+      <w:r>
+        <w:rPr>
+          <w:rFonts w:ascii="Charis SIL Regular" w:hAnsi="Charis SIL Regular" w:eastAsia="Charis SIL Regular"/>
+          <w:b w:val="0"/>
+          <w:i w:val="0"/>
+          <w:color w:val="0000FF"/>
+          <w:sz w:val="24"/>
+          <w:u w:val="single"/>
+        </w:rPr>
+        <w:hyperlink r:id="rId26" w:history="1">
+          <w:r>
+            <w:rPr>
+              <w:rStyle w:val="Hyperlink"/>
+            </w:rPr>
+            <w:t>Sypest</w:t>
+          </w:r>
+        </w:hyperlink>
+      </w:r>
+      <w:r>
+        <w:rPr>
+          <w:rFonts w:ascii="Charis SIL Regular" w:hAnsi="Charis SIL Regular" w:eastAsia="Charis SIL Regular"/>
+          <w:b w:val="0"/>
+          <w:i w:val="0"/>
+          <w:color w:val="0000FF"/>
+          <w:sz w:val="24"/>
+          <w:u w:val="single"/>
+        </w:rPr>
         <w:hyperlink r:id="rId28" w:history="1">
           <w:r>
             <w:rPr>
               <w:rStyle w:val="Hyperlink"/>
             </w:rPr>
-            <w:t>Cornelis</w:t>
-          </w:r>
-        </w:hyperlink>
+            <w:t>eyn</w:t>
+          </w:r>
+        </w:hyperlink>
+      </w:r>
+      <w:r>
+        <w:rPr>
+          <w:rFonts w:ascii="Charis SIL Regular" w:hAnsi="Charis SIL Regular" w:eastAsia="Charis SIL Regular"/>
+          <w:b w:val="0"/>
+          <w:i w:val="0"/>
+          <w:color w:val="000000"/>
+          <w:sz w:val="24"/>
+        </w:rPr>
+        <w:t xml:space="preserve"> en </w:t>
+      </w:r>
+      <w:r>
+        <w:rPr>
+          <w:u w:val="single" w:color="0000ff"/>
+          <w:rFonts w:ascii="Charis SIL Regular" w:hAnsi="Charis SIL Regular" w:eastAsia="Charis SIL Regular"/>
+          <w:b w:val="0"/>
+          <w:i w:val="0"/>
+          <w:color w:val="000000"/>
+          <w:sz w:val="24"/>
+        </w:rPr>
+        <w:hyperlink r:id="rId27" w:history="1">
+          <w:r>
+            <w:rPr>
+              <w:rStyle w:val="Hyperlink"/>
+            </w:rPr>
+            <w:t>administ</w:t>
+          </w:r>
+        </w:hyperlink>
+      </w:r>
+      <w:r>
+        <w:rPr>
+          <w:rFonts w:ascii="Charis SIL Regular" w:hAnsi="Charis SIL Regular" w:eastAsia="Charis SIL Regular"/>
+          <w:b w:val="0"/>
+          <w:i w:val="0"/>
+          <w:color w:val="000000"/>
+          <w:sz w:val="24"/>
+        </w:rPr>
+        <w:t xml:space="preserve">rateur der financiën </w:t>
       </w:r>
       <w:r>
         <w:rPr>
@@ -3157,6 +3257,24 @@
           <w:sz w:val="24"/>
           <w:u w:val="single"/>
         </w:rPr>
+        <w:hyperlink r:id="rId29" w:history="1">
+          <w:r>
+            <w:rPr>
+              <w:rStyle w:val="Hyperlink"/>
+            </w:rPr>
+            <w:t>Assueer</w:t>
+          </w:r>
+        </w:hyperlink>
+      </w:r>
+      <w:r>
+        <w:rPr>
+          <w:rFonts w:ascii="Charis SIL Regular" w:hAnsi="Charis SIL Regular" w:eastAsia="Charis SIL Regular"/>
+          <w:b w:val="0"/>
+          <w:i w:val="0"/>
+          <w:color w:val="0000FF"/>
+          <w:sz w:val="24"/>
+          <w:u w:val="single"/>
+        </w:rPr>
         <w:t xml:space="preserve"> </w:t>
       </w:r>
       <w:r>
@@ -3168,12 +3286,59 @@
           <w:sz w:val="24"/>
           <w:u w:val="single"/>
         </w:rPr>
+        <w:hyperlink r:id="rId29" w:history="1">
+          <w:r>
+            <w:rPr>
+              <w:rStyle w:val="Hyperlink"/>
+            </w:rPr>
+            <w:t>Jacob</w:t>
+          </w:r>
+        </w:hyperlink>
+      </w:r>
+      <w:r>
+        <w:rPr>
+          <w:rFonts w:ascii="Charis SIL Regular" w:hAnsi="Charis SIL Regular" w:eastAsia="Charis SIL Regular"/>
+          <w:b w:val="0"/>
+          <w:i w:val="0"/>
+          <w:color w:val="0000FF"/>
+          <w:sz w:val="24"/>
+          <w:u w:val="single"/>
+        </w:rPr>
+        <w:t xml:space="preserve"> </w:t>
+      </w:r>
+      <w:r>
+        <w:rPr>
+          <w:rFonts w:ascii="Charis SIL Regular" w:hAnsi="Charis SIL Regular" w:eastAsia="Charis SIL Regular"/>
+          <w:b w:val="0"/>
+          <w:i w:val="0"/>
+          <w:color w:val="0000FF"/>
+          <w:sz w:val="24"/>
+          <w:u w:val="single"/>
+        </w:rPr>
+        <w:hyperlink r:id="rId29" w:history="1">
+          <w:r>
+            <w:rPr>
+              <w:rStyle w:val="Hyperlink"/>
+            </w:rPr>
+            <w:t>Schimmelpen</w:t>
+          </w:r>
+        </w:hyperlink>
+      </w:r>
+      <w:r>
+        <w:rPr>
+          <w:rFonts w:ascii="Charis SIL Regular" w:hAnsi="Charis SIL Regular" w:eastAsia="Charis SIL Regular"/>
+          <w:b w:val="0"/>
+          <w:i w:val="0"/>
+          <w:color w:val="0000FF"/>
+          <w:sz w:val="24"/>
+          <w:u w:val="single"/>
+        </w:rPr>
         <w:hyperlink r:id="rId28" w:history="1">
           <w:r>
             <w:rPr>
               <w:rStyle w:val="Hyperlink"/>
             </w:rPr>
-            <w:t>Ascanius</w:t>
+            <w:t>ninck</w:t>
           </w:r>
         </w:hyperlink>
       </w:r>
@@ -3195,15 +3360,360 @@
           <w:i w:val="0"/>
           <w:color w:val="0000FF"/>
           <w:sz w:val="24"/>
+          <w:u w:val="single"/>
+        </w:rPr>
+        <w:hyperlink r:id="rId29" w:history="1">
+          <w:r>
+            <w:rPr>
+              <w:rStyle w:val="Hyperlink"/>
+            </w:rPr>
+            <w:t>va</w:t>
+          </w:r>
+        </w:hyperlink>
+      </w:r>
+      <w:r>
+        <w:rPr>
+          <w:rFonts w:ascii="Charis SIL Regular" w:hAnsi="Charis SIL Regular" w:eastAsia="Charis SIL Regular"/>
+          <w:b w:val="0"/>
+          <w:i w:val="0"/>
+          <w:color w:val="0000FF"/>
+          <w:sz w:val="24"/>
+          <w:u w:val="single"/>
+        </w:rPr>
+        <w:hyperlink r:id="rId29" w:history="1">
+          <w:r>
+            <w:rPr>
+              <w:rStyle w:val="Hyperlink"/>
+            </w:rPr>
+            <w:t>n</w:t>
+          </w:r>
+        </w:hyperlink>
+      </w:r>
+      <w:r>
+        <w:rPr>
+          <w:rFonts w:ascii="Charis SIL Regular" w:hAnsi="Charis SIL Regular" w:eastAsia="Charis SIL Regular"/>
+          <w:b w:val="0"/>
+          <w:i w:val="0"/>
+          <w:color w:val="0000FF"/>
+          <w:sz w:val="24"/>
+          <w:u w:val="single"/>
+        </w:rPr>
+        <w:t xml:space="preserve"> </w:t>
+      </w:r>
+      <w:r>
+        <w:rPr>
+          <w:rFonts w:ascii="Charis SIL Regular" w:hAnsi="Charis SIL Regular" w:eastAsia="Charis SIL Regular"/>
+          <w:b w:val="0"/>
+          <w:i w:val="0"/>
+          <w:color w:val="0000FF"/>
+          <w:sz w:val="24"/>
+          <w:u w:val="single"/>
+        </w:rPr>
+        <w:hyperlink r:id="rId29" w:history="1">
+          <w:r>
+            <w:rPr>
+              <w:rStyle w:val="Hyperlink"/>
+            </w:rPr>
+            <w:t>der</w:t>
+          </w:r>
+        </w:hyperlink>
+      </w:r>
+      <w:r>
+        <w:rPr>
+          <w:rFonts w:ascii="Charis SIL Regular" w:hAnsi="Charis SIL Regular" w:eastAsia="Charis SIL Regular"/>
+          <w:b w:val="0"/>
+          <w:i w:val="0"/>
+          <w:color w:val="0000FF"/>
+          <w:sz w:val="24"/>
+          <w:u w:val="single"/>
+        </w:rPr>
+        <w:t xml:space="preserve"> </w:t>
+      </w:r>
+      <w:r>
+        <w:rPr>
+          <w:rFonts w:ascii="Charis SIL Regular" w:hAnsi="Charis SIL Regular" w:eastAsia="Charis SIL Regular"/>
+          <w:b w:val="0"/>
+          <w:i w:val="0"/>
+          <w:color w:val="0000FF"/>
+          <w:sz w:val="24"/>
+          <w:u w:val="single"/>
+        </w:rPr>
+        <w:hyperlink r:id="rId29" w:history="1">
+          <w:r>
+            <w:rPr>
+              <w:rStyle w:val="Hyperlink"/>
+            </w:rPr>
+            <w:t>Oye</w:t>
+          </w:r>
+        </w:hyperlink>
+      </w:r>
+      <w:r>
+        <w:rPr>
+          <w:u w:val="single" w:color="0000ff"/>
+          <w:rFonts w:ascii="Charis SIL Regular" w:hAnsi="Charis SIL Regular" w:eastAsia="Charis SIL Regular"/>
+          <w:b w:val="0"/>
+          <w:i w:val="0"/>
+          <w:color w:val="000000"/>
+          <w:sz w:val="24"/>
         </w:rPr>
         <w:hyperlink r:id="rId28" w:history="1">
           <w:r>
             <w:rPr>
               <w:rStyle w:val="Hyperlink"/>
             </w:rPr>
-            <w:t>van</w:t>
-          </w:r>
-        </w:hyperlink>
+            <w:t>.</w:t>
+          </w:r>
+        </w:hyperlink>
+      </w:r>
+      <w:r>
+        <w:rPr>
+          <w:u w:val="single" w:color="0000ff"/>
+          <w:rFonts w:ascii="Charis SIL Regular" w:hAnsi="Charis SIL Regular" w:eastAsia="Charis SIL Regular"/>
+          <w:b w:val="0"/>
+          <w:i w:val="0"/>
+          <w:color w:val="000000"/>
+          <w:sz w:val="24"/>
+        </w:rPr>
+        <w:hyperlink r:id="rId28" w:history="1">
+          <w:r>
+            <w:rPr>
+              <w:rStyle w:val="Hyperlink"/>
+            </w:rPr>
+            <w:t xml:space="preserve"> De</w:t>
+          </w:r>
+        </w:hyperlink>
+      </w:r>
+      <w:r>
+        <w:rPr>
+          <w:u w:val="single" w:color="0000ff"/>
+          <w:rFonts w:ascii="Charis SIL Regular" w:hAnsi="Charis SIL Regular" w:eastAsia="Charis SIL Regular"/>
+          <w:b w:val="0"/>
+          <w:i w:val="0"/>
+          <w:color w:val="000000"/>
+          <w:sz w:val="24"/>
+        </w:rPr>
+        <w:hyperlink r:id="rId28" w:history="1">
+          <w:r>
+            <w:rPr>
+              <w:rStyle w:val="Hyperlink"/>
+            </w:rPr>
+            <w:t>z</w:t>
+          </w:r>
+        </w:hyperlink>
+      </w:r>
+      <w:r>
+        <w:rPr>
+          <w:u w:val="single" w:color="0000ff"/>
+          <w:rFonts w:ascii="Charis SIL Regular" w:hAnsi="Charis SIL Regular" w:eastAsia="Charis SIL Regular"/>
+          <w:b w:val="0"/>
+          <w:i w:val="0"/>
+          <w:color w:val="000000"/>
+          <w:sz w:val="24"/>
+        </w:rPr>
+        <w:hyperlink r:id="rId28" w:history="1">
+          <w:r>
+            <w:rPr>
+              <w:rStyle w:val="Hyperlink"/>
+            </w:rPr>
+            <w:t xml:space="preserve">e werden </w:t>
+          </w:r>
+        </w:hyperlink>
+      </w:r>
+      <w:r>
+        <w:rPr>
+          <w:rFonts w:ascii="Charis SIL Regular" w:hAnsi="Charis SIL Regular" w:eastAsia="Charis SIL Regular"/>
+          <w:b w:val="0"/>
+          <w:i w:val="0"/>
+          <w:color w:val="000000"/>
+          <w:sz w:val="24"/>
+        </w:rPr>
+        <w:t xml:space="preserve">in </w:t>
+      </w:r>
+      <w:r>
+        <w:rPr>
+          <w:rFonts w:ascii="Charis SIL Regular" w:hAnsi="Charis SIL Regular" w:eastAsia="Charis SIL Regular"/>
+          <w:b w:val="0"/>
+          <w:i w:val="0"/>
+          <w:color w:val="000000"/>
+          <w:sz w:val="24"/>
+        </w:rPr>
+        <w:t>respectievelijk 1883 en 1895</w:t>
+      </w:r>
+      <w:r>
+        <w:rPr>
+          <w:u w:val="single" w:color="0000ff"/>
+          <w:rFonts w:ascii="Charis SIL Regular" w:hAnsi="Charis SIL Regular" w:eastAsia="Charis SIL Regular"/>
+          <w:b w:val="0"/>
+          <w:i w:val="0"/>
+          <w:color w:val="000000"/>
+          <w:sz w:val="24"/>
+        </w:rPr>
+        <w:t xml:space="preserve"> </w:t>
+      </w:r>
+      <w:r>
+        <w:rPr>
+          <w:u w:val="single" w:color="0000ff"/>
+          <w:rFonts w:ascii="Charis SIL Regular" w:hAnsi="Charis SIL Regular" w:eastAsia="Charis SIL Regular"/>
+          <w:b w:val="0"/>
+          <w:i w:val="0"/>
+          <w:color w:val="000000"/>
+          <w:sz w:val="24"/>
+        </w:rPr>
+        <w:hyperlink r:id="rId29" w:history="1">
+          <w:r>
+            <w:rPr>
+              <w:rStyle w:val="Hyperlink"/>
+            </w:rPr>
+            <w:t>geschon</w:t>
+          </w:r>
+        </w:hyperlink>
+      </w:r>
+      <w:r>
+        <w:rPr>
+          <w:u w:val="single" w:color="0000ff"/>
+          <w:rFonts w:ascii="Charis SIL Regular" w:hAnsi="Charis SIL Regular" w:eastAsia="Charis SIL Regular"/>
+          <w:b w:val="0"/>
+          <w:i w:val="0"/>
+          <w:color w:val="000000"/>
+          <w:sz w:val="24"/>
+        </w:rPr>
+        <w:hyperlink r:id="rId29" w:history="1">
+          <w:r>
+            <w:rPr>
+              <w:rStyle w:val="Hyperlink"/>
+            </w:rPr>
+            <w:t>ken a</w:t>
+          </w:r>
+        </w:hyperlink>
+      </w:r>
+      <w:r>
+        <w:rPr>
+          <w:u w:val="single" w:color="0000ff"/>
+          <w:rFonts w:ascii="Charis SIL Regular" w:hAnsi="Charis SIL Regular" w:eastAsia="Charis SIL Regular"/>
+          <w:b w:val="0"/>
+          <w:i w:val="0"/>
+          <w:color w:val="000000"/>
+          <w:sz w:val="24"/>
+        </w:rPr>
+        <w:hyperlink r:id="rId29" w:history="1">
+          <w:r>
+            <w:rPr>
+              <w:rStyle w:val="Hyperlink"/>
+            </w:rPr>
+            <w:t>a</w:t>
+          </w:r>
+        </w:hyperlink>
+      </w:r>
+      <w:r>
+        <w:rPr>
+          <w:u w:val="single" w:color="0000ff"/>
+          <w:rFonts w:ascii="Charis SIL Regular" w:hAnsi="Charis SIL Regular" w:eastAsia="Charis SIL Regular"/>
+          <w:b w:val="0"/>
+          <w:i w:val="0"/>
+          <w:color w:val="000000"/>
+          <w:sz w:val="24"/>
+        </w:rPr>
+        <w:hyperlink r:id="rId29" w:history="1">
+          <w:r>
+            <w:rPr>
+              <w:rStyle w:val="Hyperlink"/>
+            </w:rPr>
+            <w:t>n het Rijks Ethnogr</w:t>
+          </w:r>
+        </w:hyperlink>
+      </w:r>
+      <w:r>
+        <w:rPr>
+          <w:u w:val="single" w:color="0000ff"/>
+          <w:rFonts w:ascii="Charis SIL Regular" w:hAnsi="Charis SIL Regular" w:eastAsia="Charis SIL Regular"/>
+          <w:b w:val="0"/>
+          <w:i w:val="0"/>
+          <w:color w:val="000000"/>
+          <w:sz w:val="24"/>
+        </w:rPr>
+        <w:hyperlink r:id="rId29" w:history="1">
+          <w:r>
+            <w:rPr>
+              <w:rStyle w:val="Hyperlink"/>
+            </w:rPr>
+            <w:t>aph</w:t>
+          </w:r>
+        </w:hyperlink>
+      </w:r>
+      <w:r>
+        <w:rPr>
+          <w:u w:val="single" w:color="0000ff"/>
+          <w:rFonts w:ascii="Charis SIL Regular" w:hAnsi="Charis SIL Regular" w:eastAsia="Charis SIL Regular"/>
+          <w:b w:val="0"/>
+          <w:i w:val="0"/>
+          <w:color w:val="000000"/>
+          <w:sz w:val="24"/>
+        </w:rPr>
+        <w:hyperlink r:id="rId29" w:history="1">
+          <w:r>
+            <w:rPr>
+              <w:rStyle w:val="Hyperlink"/>
+            </w:rPr>
+            <w:t>i</w:t>
+          </w:r>
+        </w:hyperlink>
+      </w:r>
+      <w:r>
+        <w:rPr>
+          <w:u w:val="single" w:color="0000ff"/>
+          <w:rFonts w:ascii="Charis SIL Regular" w:hAnsi="Charis SIL Regular" w:eastAsia="Charis SIL Regular"/>
+          <w:b w:val="0"/>
+          <w:i w:val="0"/>
+          <w:color w:val="000000"/>
+          <w:sz w:val="24"/>
+        </w:rPr>
+        <w:hyperlink r:id="rId29" w:history="1">
+          <w:r>
+            <w:rPr>
+              <w:rStyle w:val="Hyperlink"/>
+            </w:rPr>
+            <w:t>sch</w:t>
+          </w:r>
+        </w:hyperlink>
+      </w:r>
+      <w:r>
+        <w:rPr>
+          <w:u w:val="single" w:color="0000ff"/>
+          <w:rFonts w:ascii="Charis SIL Regular" w:hAnsi="Charis SIL Regular" w:eastAsia="Charis SIL Regular"/>
+          <w:b w:val="0"/>
+          <w:i w:val="0"/>
+          <w:color w:val="000000"/>
+          <w:sz w:val="24"/>
+        </w:rPr>
+        <w:t xml:space="preserve"> </w:t>
+      </w:r>
+      <w:r>
+        <w:rPr>
+          <w:u w:val="single" w:color="0000ff"/>
+          <w:rFonts w:ascii="Charis SIL Regular" w:hAnsi="Charis SIL Regular" w:eastAsia="Charis SIL Regular"/>
+          <w:b w:val="0"/>
+          <w:i w:val="0"/>
+          <w:color w:val="000000"/>
+          <w:sz w:val="24"/>
+        </w:rPr>
+        <w:hyperlink r:id="rId29" w:history="1">
+          <w:r>
+            <w:rPr>
+              <w:rStyle w:val="Hyperlink"/>
+            </w:rPr>
+            <w:t>Mus</w:t>
+          </w:r>
+        </w:hyperlink>
+      </w:r>
+      <w:r>
+        <w:rPr>
+          <w:rFonts w:ascii="Charis SIL Regular" w:hAnsi="Charis SIL Regular" w:eastAsia="Charis SIL Regular"/>
+          <w:b w:val="0"/>
+          <w:i w:val="0"/>
+          <w:color w:val="000000"/>
+          <w:sz w:val="24"/>
+        </w:rPr>
+        <w:t xml:space="preserve">eum, het huidige </w:t>
       </w:r>
       <w:r>
         <w:rPr>
@@ -3214,6 +3724,24 @@
           <w:sz w:val="24"/>
           <w:u w:val="single"/>
         </w:rPr>
+        <w:hyperlink r:id="rId30" w:history="1">
+          <w:r>
+            <w:rPr>
+              <w:rStyle w:val="Hyperlink"/>
+            </w:rPr>
+            <w:t>Wereldmuseum</w:t>
+          </w:r>
+        </w:hyperlink>
+      </w:r>
+      <w:r>
+        <w:rPr>
+          <w:rFonts w:ascii="Charis SIL Regular" w:hAnsi="Charis SIL Regular" w:eastAsia="Charis SIL Regular"/>
+          <w:b w:val="0"/>
+          <w:i w:val="0"/>
+          <w:color w:val="0000FF"/>
+          <w:sz w:val="24"/>
+          <w:u w:val="single"/>
+        </w:rPr>
         <w:t xml:space="preserve"> </w:t>
       </w:r>
       <w:r>
@@ -3225,14 +3753,24 @@
           <w:sz w:val="24"/>
           <w:u w:val="single"/>
         </w:rPr>
-        <w:hyperlink r:id="rId28" w:history="1">
-          <w:r>
-            <w:rPr>
-              <w:rStyle w:val="Hyperlink"/>
-            </w:rPr>
-            <w:t>Sypest</w:t>
-          </w:r>
-        </w:hyperlink>
+        <w:hyperlink r:id="rId30" w:history="1">
+          <w:r>
+            <w:rPr>
+              <w:rStyle w:val="Hyperlink"/>
+            </w:rPr>
+            <w:t>Leiden</w:t>
+          </w:r>
+        </w:hyperlink>
+      </w:r>
+      <w:r>
+        <w:rPr>
+          <w:rFonts w:ascii="Charis SIL Regular" w:hAnsi="Charis SIL Regular" w:eastAsia="Charis SIL Regular"/>
+          <w:b w:val="0"/>
+          <w:i w:val="0"/>
+          <w:color w:val="000000"/>
+          <w:sz w:val="24"/>
+        </w:rPr>
+        <w:t xml:space="preserve">. Ook het </w:t>
       </w:r>
       <w:r>
         <w:rPr>
@@ -3243,34 +3781,14 @@
           <w:sz w:val="24"/>
           <w:u w:val="single"/>
         </w:rPr>
-        <w:hyperlink r:id="rId28" w:history="1">
-          <w:r>
-            <w:rPr>
-              <w:rStyle w:val="Hyperlink"/>
-            </w:rPr>
-            <w:t>eyn</w:t>
-          </w:r>
-        </w:hyperlink>
-      </w:r>
-      <w:r>
-        <w:rPr>
-          <w:rFonts w:ascii="Charis SIL Regular" w:hAnsi="Charis SIL Regular" w:eastAsia="Charis SIL Regular"/>
-          <w:b w:val="0"/>
-          <w:i w:val="0"/>
-          <w:color w:val="000000"/>
-          <w:sz w:val="24"/>
-        </w:rPr>
-        <w:t xml:space="preserve"> en </w:t>
-      </w:r>
-      <w:r>
-        <w:rPr>
-          <w:rFonts w:ascii="Charis SIL Regular" w:hAnsi="Charis SIL Regular" w:eastAsia="Charis SIL Regular"/>
-          <w:b w:val="0"/>
-          <w:i w:val="0"/>
-          <w:color w:val="000000"/>
-          <w:sz w:val="24"/>
-        </w:rPr>
-        <w:t xml:space="preserve">administrateur der financiën </w:t>
+        <w:hyperlink r:id="rId31" w:history="1">
+          <w:r>
+            <w:rPr>
+              <w:rStyle w:val="Hyperlink"/>
+            </w:rPr>
+            <w:t>Etnografisc</w:t>
+          </w:r>
+        </w:hyperlink>
       </w:r>
       <w:r>
         <w:rPr>
@@ -3281,14 +3799,7 @@
           <w:sz w:val="24"/>
           <w:u w:val="single"/>
         </w:rPr>
-        <w:hyperlink r:id="rId29" w:history="1">
-          <w:r>
-            <w:rPr>
-              <w:rStyle w:val="Hyperlink"/>
-            </w:rPr>
-            <w:t>Assueer</w:t>
-          </w:r>
-        </w:hyperlink>
+        <w:t>h</w:t>
       </w:r>
       <w:r>
         <w:rPr>
@@ -3310,14 +3821,24 @@
           <w:sz w:val="24"/>
           <w:u w:val="single"/>
         </w:rPr>
-        <w:hyperlink r:id="rId29" w:history="1">
-          <w:r>
-            <w:rPr>
-              <w:rStyle w:val="Hyperlink"/>
-            </w:rPr>
-            <w:t>Jacob</w:t>
-          </w:r>
-        </w:hyperlink>
+        <w:hyperlink r:id="rId31" w:history="1">
+          <w:r>
+            <w:rPr>
+              <w:rStyle w:val="Hyperlink"/>
+            </w:rPr>
+            <w:t>Museum</w:t>
+          </w:r>
+        </w:hyperlink>
+      </w:r>
+      <w:r>
+        <w:rPr>
+          <w:rFonts w:ascii="Charis SIL Regular" w:hAnsi="Charis SIL Regular" w:eastAsia="Charis SIL Regular"/>
+          <w:b w:val="0"/>
+          <w:i w:val="0"/>
+          <w:color w:val="0000FF"/>
+          <w:sz w:val="24"/>
+        </w:rPr>
+        <w:t xml:space="preserve"> </w:t>
       </w:r>
       <w:r>
         <w:rPr>
@@ -3328,130 +3849,27 @@
           <w:sz w:val="24"/>
           <w:u w:val="single"/>
         </w:rPr>
-        <w:t xml:space="preserve"> </w:t>
-      </w:r>
-      <w:r>
-        <w:rPr>
-          <w:rFonts w:ascii="Charis SIL Regular" w:hAnsi="Charis SIL Regular" w:eastAsia="Charis SIL Regular"/>
-          <w:b w:val="0"/>
-          <w:i w:val="0"/>
-          <w:color w:val="0000FF"/>
-          <w:sz w:val="24"/>
-          <w:u w:val="single"/>
-        </w:rPr>
-        <w:hyperlink r:id="rId29" w:history="1">
-          <w:r>
-            <w:rPr>
-              <w:rStyle w:val="Hyperlink"/>
-            </w:rPr>
-            <w:t>Schimmelpen</w:t>
-          </w:r>
-        </w:hyperlink>
-      </w:r>
-      <w:r>
-        <w:rPr>
-          <w:rFonts w:ascii="Charis SIL Regular" w:hAnsi="Charis SIL Regular" w:eastAsia="Charis SIL Regular"/>
-          <w:b w:val="0"/>
-          <w:i w:val="0"/>
-          <w:color w:val="0000FF"/>
-          <w:sz w:val="24"/>
-          <w:u w:val="single"/>
-        </w:rPr>
-        <w:hyperlink r:id="rId29" w:history="1">
-          <w:r>
-            <w:rPr>
-              <w:rStyle w:val="Hyperlink"/>
-            </w:rPr>
-            <w:t>ninck</w:t>
-          </w:r>
-        </w:hyperlink>
-      </w:r>
-      <w:r>
-        <w:rPr>
-          <w:rFonts w:ascii="Charis SIL Regular" w:hAnsi="Charis SIL Regular" w:eastAsia="Charis SIL Regular"/>
-          <w:b w:val="0"/>
-          <w:i w:val="0"/>
-          <w:color w:val="0000FF"/>
-          <w:sz w:val="24"/>
-          <w:u w:val="single"/>
-        </w:rPr>
-        <w:t xml:space="preserve"> </w:t>
-      </w:r>
-      <w:r>
-        <w:rPr>
-          <w:rFonts w:ascii="Charis SIL Regular" w:hAnsi="Charis SIL Regular" w:eastAsia="Charis SIL Regular"/>
-          <w:b w:val="0"/>
-          <w:i w:val="0"/>
-          <w:color w:val="0000FF"/>
-          <w:sz w:val="24"/>
-          <w:u w:val="single"/>
-        </w:rPr>
-        <w:hyperlink r:id="rId29" w:history="1">
-          <w:r>
-            <w:rPr>
-              <w:rStyle w:val="Hyperlink"/>
-            </w:rPr>
-            <w:t>van</w:t>
-          </w:r>
-        </w:hyperlink>
-      </w:r>
-      <w:r>
-        <w:rPr>
-          <w:rFonts w:ascii="Charis SIL Regular" w:hAnsi="Charis SIL Regular" w:eastAsia="Charis SIL Regular"/>
-          <w:b w:val="0"/>
-          <w:i w:val="0"/>
-          <w:color w:val="0000FF"/>
-          <w:sz w:val="24"/>
-          <w:u w:val="single"/>
-        </w:rPr>
-        <w:t xml:space="preserve"> </w:t>
-      </w:r>
-      <w:r>
-        <w:rPr>
-          <w:rFonts w:ascii="Charis SIL Regular" w:hAnsi="Charis SIL Regular" w:eastAsia="Charis SIL Regular"/>
-          <w:b w:val="0"/>
-          <w:i w:val="0"/>
-          <w:color w:val="0000FF"/>
-          <w:sz w:val="24"/>
-          <w:u w:val="single"/>
-        </w:rPr>
-        <w:hyperlink r:id="rId29" w:history="1">
-          <w:r>
-            <w:rPr>
-              <w:rStyle w:val="Hyperlink"/>
-            </w:rPr>
-            <w:t>der</w:t>
-          </w:r>
-        </w:hyperlink>
-      </w:r>
-      <w:r>
-        <w:rPr>
-          <w:rFonts w:ascii="Charis SIL Regular" w:hAnsi="Charis SIL Regular" w:eastAsia="Charis SIL Regular"/>
-          <w:b w:val="0"/>
-          <w:i w:val="0"/>
-          <w:color w:val="0000FF"/>
-          <w:sz w:val="24"/>
-          <w:u w:val="single"/>
-        </w:rPr>
-        <w:t xml:space="preserve"> </w:t>
-      </w:r>
-      <w:r>
-        <w:rPr>
-          <w:rFonts w:ascii="Charis SIL Regular" w:hAnsi="Charis SIL Regular" w:eastAsia="Charis SIL Regular"/>
-          <w:b w:val="0"/>
-          <w:i w:val="0"/>
-          <w:color w:val="0000FF"/>
-          <w:sz w:val="24"/>
-          <w:u w:val="single"/>
-        </w:rPr>
-        <w:hyperlink r:id="rId28" w:history="1">
-          <w:r>
-            <w:rPr>
-              <w:rStyle w:val="Hyperlink"/>
-            </w:rPr>
-            <w:t>Oye</w:t>
-          </w:r>
-        </w:hyperlink>
+        <w:hyperlink r:id="rId31" w:history="1">
+          <w:r>
+            <w:rPr>
+              <w:rStyle w:val="Hyperlink"/>
+            </w:rPr>
+            <w:t>Artis</w:t>
+          </w:r>
+        </w:hyperlink>
+      </w:r>
+      <w:r>
+        <w:rPr>
+          <w:rFonts w:ascii="Charis SIL Regular" w:hAnsi="Charis SIL Regular" w:eastAsia="Charis SIL Regular"/>
+          <w:b w:val="0"/>
+          <w:i w:val="0"/>
+          <w:color w:val="000000"/>
+          <w:sz w:val="24"/>
+        </w:rPr>
+        <w:t xml:space="preserve"> bezat een uitgebreide </w:t>
+      </w:r>
+      <w:r>
+        <w:br/>
       </w:r>
       <w:r>
         <w:rPr>
@@ -3462,12 +3880,12 @@
           <w:color w:val="000000"/>
           <w:sz w:val="24"/>
         </w:rPr>
-        <w:hyperlink r:id="rId28" w:history="1">
-          <w:r>
-            <w:rPr>
-              <w:rStyle w:val="Hyperlink"/>
-            </w:rPr>
-            <w:t>.</w:t>
+        <w:hyperlink r:id="rId30" w:history="1">
+          <w:r>
+            <w:rPr>
+              <w:rStyle w:val="Hyperlink"/>
+            </w:rPr>
+            <w:t>Surinamecollec</w:t>
           </w:r>
         </w:hyperlink>
       </w:r>
@@ -3480,12 +3898,12 @@
           <w:color w:val="000000"/>
           <w:sz w:val="24"/>
         </w:rPr>
-        <w:hyperlink r:id="rId28" w:history="1">
-          <w:r>
-            <w:rPr>
-              <w:rStyle w:val="Hyperlink"/>
-            </w:rPr>
-            <w:t xml:space="preserve"> De</w:t>
+        <w:hyperlink r:id="rId30" w:history="1">
+          <w:r>
+            <w:rPr>
+              <w:rStyle w:val="Hyperlink"/>
+            </w:rPr>
+            <w:t>t</w:t>
           </w:r>
         </w:hyperlink>
       </w:r>
@@ -3498,14 +3916,24 @@
           <w:color w:val="000000"/>
           <w:sz w:val="24"/>
         </w:rPr>
-        <w:hyperlink r:id="rId28" w:history="1">
-          <w:r>
-            <w:rPr>
-              <w:rStyle w:val="Hyperlink"/>
-            </w:rPr>
-            <w:t>z</w:t>
-          </w:r>
-        </w:hyperlink>
+        <w:hyperlink r:id="rId30" w:history="1">
+          <w:r>
+            <w:rPr>
+              <w:rStyle w:val="Hyperlink"/>
+            </w:rPr>
+            <w:t>ie, waa</w:t>
+          </w:r>
+        </w:hyperlink>
+      </w:r>
+      <w:r>
+        <w:rPr>
+          <w:rFonts w:ascii="Charis SIL Regular" w:hAnsi="Charis SIL Regular" w:eastAsia="Charis SIL Regular"/>
+          <w:b w:val="0"/>
+          <w:i w:val="0"/>
+          <w:color w:val="000000"/>
+          <w:sz w:val="24"/>
+        </w:rPr>
+        <w:t>ronder ee</w:t>
       </w:r>
       <w:r>
         <w:rPr>
@@ -3516,450 +3944,43 @@
           <w:color w:val="000000"/>
           <w:sz w:val="24"/>
         </w:rPr>
-        <w:hyperlink r:id="rId28" w:history="1">
-          <w:r>
-            <w:rPr>
-              <w:rStyle w:val="Hyperlink"/>
-            </w:rPr>
-            <w:t xml:space="preserve">e werden </w:t>
-          </w:r>
-        </w:hyperlink>
-      </w:r>
-      <w:r>
-        <w:rPr>
-          <w:rFonts w:ascii="Charis SIL Regular" w:hAnsi="Charis SIL Regular" w:eastAsia="Charis SIL Regular"/>
-          <w:b w:val="0"/>
-          <w:i w:val="0"/>
-          <w:color w:val="000000"/>
-          <w:sz w:val="24"/>
-        </w:rPr>
-        <w:t xml:space="preserve">in </w:t>
-      </w:r>
-      <w:r>
-        <w:rPr>
-          <w:rFonts w:ascii="Charis SIL Regular" w:hAnsi="Charis SIL Regular" w:eastAsia="Charis SIL Regular"/>
-          <w:b w:val="0"/>
-          <w:i w:val="0"/>
-          <w:color w:val="000000"/>
-          <w:sz w:val="24"/>
-        </w:rPr>
-        <w:t>respectievelijk 1883 en 1895</w:t>
+        <w:hyperlink r:id="rId31" w:history="1">
+          <w:r>
+            <w:rPr>
+              <w:rStyle w:val="Hyperlink"/>
+            </w:rPr>
+            <w:t xml:space="preserve">n zeldzame </w:t>
+          </w:r>
+        </w:hyperlink>
       </w:r>
       <w:r>
         <w:rPr>
           <w:u w:val="single" w:color="0000ff"/>
-          <w:rFonts w:ascii="Charis SIL Regular" w:hAnsi="Charis SIL Regular" w:eastAsia="Charis SIL Regular"/>
-          <w:b w:val="0"/>
-          <w:i w:val="0"/>
-          <w:color w:val="000000"/>
-          <w:sz w:val="24"/>
-        </w:rPr>
-        <w:t xml:space="preserve"> geschon</w:t>
+          <w:rFonts w:ascii="Charis SIL Italic" w:hAnsi="Charis SIL Italic" w:eastAsia="Charis SIL Italic"/>
+          <w:b w:val="0"/>
+          <w:i/>
+          <w:color w:val="000000"/>
+          <w:sz w:val="24"/>
+        </w:rPr>
+        <w:t>k</w:t>
       </w:r>
       <w:r>
         <w:rPr>
           <w:u w:val="single" w:color="0000ff"/>
-          <w:rFonts w:ascii="Charis SIL Regular" w:hAnsi="Charis SIL Regular" w:eastAsia="Charis SIL Regular"/>
-          <w:b w:val="0"/>
-          <w:i w:val="0"/>
-          <w:color w:val="000000"/>
-          <w:sz w:val="24"/>
-        </w:rPr>
-        <w:hyperlink r:id="rId29" w:history="1">
-          <w:r>
-            <w:rPr>
-              <w:rStyle w:val="Hyperlink"/>
-            </w:rPr>
-            <w:t>ken a</w:t>
-          </w:r>
-        </w:hyperlink>
-      </w:r>
-      <w:r>
-        <w:rPr>
-          <w:u w:val="single" w:color="0000ff"/>
-          <w:rFonts w:ascii="Charis SIL Regular" w:hAnsi="Charis SIL Regular" w:eastAsia="Charis SIL Regular"/>
-          <w:b w:val="0"/>
-          <w:i w:val="0"/>
-          <w:color w:val="000000"/>
-          <w:sz w:val="24"/>
-        </w:rPr>
-        <w:hyperlink r:id="rId29" w:history="1">
-          <w:r>
-            <w:rPr>
-              <w:rStyle w:val="Hyperlink"/>
-            </w:rPr>
-            <w:t>a</w:t>
-          </w:r>
-        </w:hyperlink>
-      </w:r>
-      <w:r>
-        <w:rPr>
-          <w:u w:val="single" w:color="0000ff"/>
-          <w:rFonts w:ascii="Charis SIL Regular" w:hAnsi="Charis SIL Regular" w:eastAsia="Charis SIL Regular"/>
-          <w:b w:val="0"/>
-          <w:i w:val="0"/>
-          <w:color w:val="000000"/>
-          <w:sz w:val="24"/>
-        </w:rPr>
-        <w:t>n het Rijks Ethnogr</w:t>
-      </w:r>
-      <w:r>
-        <w:rPr>
-          <w:u w:val="single" w:color="0000ff"/>
-          <w:rFonts w:ascii="Charis SIL Regular" w:hAnsi="Charis SIL Regular" w:eastAsia="Charis SIL Regular"/>
-          <w:b w:val="0"/>
-          <w:i w:val="0"/>
-          <w:color w:val="000000"/>
-          <w:sz w:val="24"/>
-        </w:rPr>
-        <w:hyperlink r:id="rId29" w:history="1">
-          <w:r>
-            <w:rPr>
-              <w:rStyle w:val="Hyperlink"/>
-            </w:rPr>
-            <w:t>aph</w:t>
-          </w:r>
-        </w:hyperlink>
-      </w:r>
-      <w:r>
-        <w:rPr>
-          <w:u w:val="single" w:color="0000ff"/>
-          <w:rFonts w:ascii="Charis SIL Regular" w:hAnsi="Charis SIL Regular" w:eastAsia="Charis SIL Regular"/>
-          <w:b w:val="0"/>
-          <w:i w:val="0"/>
-          <w:color w:val="000000"/>
-          <w:sz w:val="24"/>
-        </w:rPr>
-        <w:hyperlink r:id="rId29" w:history="1">
-          <w:r>
-            <w:rPr>
-              <w:rStyle w:val="Hyperlink"/>
-            </w:rPr>
-            <w:t>i</w:t>
-          </w:r>
-        </w:hyperlink>
-      </w:r>
-      <w:r>
-        <w:rPr>
-          <w:u w:val="single" w:color="0000ff"/>
-          <w:rFonts w:ascii="Charis SIL Regular" w:hAnsi="Charis SIL Regular" w:eastAsia="Charis SIL Regular"/>
-          <w:b w:val="0"/>
-          <w:i w:val="0"/>
-          <w:color w:val="000000"/>
-          <w:sz w:val="24"/>
-        </w:rPr>
-        <w:hyperlink r:id="rId29" w:history="1">
-          <w:r>
-            <w:rPr>
-              <w:rStyle w:val="Hyperlink"/>
-            </w:rPr>
-            <w:t>sch</w:t>
-          </w:r>
-        </w:hyperlink>
-      </w:r>
-      <w:r>
-        <w:rPr>
-          <w:u w:val="single" w:color="0000ff"/>
-          <w:rFonts w:ascii="Charis SIL Regular" w:hAnsi="Charis SIL Regular" w:eastAsia="Charis SIL Regular"/>
-          <w:b w:val="0"/>
-          <w:i w:val="0"/>
-          <w:color w:val="000000"/>
-          <w:sz w:val="24"/>
-        </w:rPr>
-        <w:t xml:space="preserve"> </w:t>
-      </w:r>
-      <w:r>
-        <w:rPr>
-          <w:u w:val="single" w:color="0000ff"/>
-          <w:rFonts w:ascii="Charis SIL Regular" w:hAnsi="Charis SIL Regular" w:eastAsia="Charis SIL Regular"/>
-          <w:b w:val="0"/>
-          <w:i w:val="0"/>
-          <w:color w:val="000000"/>
-          <w:sz w:val="24"/>
-        </w:rPr>
-        <w:hyperlink r:id="rId29" w:history="1">
-          <w:r>
-            <w:rPr>
-              <w:rStyle w:val="Hyperlink"/>
-            </w:rPr>
-            <w:t>Mus</w:t>
-          </w:r>
-        </w:hyperlink>
-      </w:r>
-      <w:r>
-        <w:rPr>
-          <w:rFonts w:ascii="Charis SIL Regular" w:hAnsi="Charis SIL Regular" w:eastAsia="Charis SIL Regular"/>
-          <w:b w:val="0"/>
-          <w:i w:val="0"/>
-          <w:color w:val="000000"/>
-          <w:sz w:val="24"/>
-        </w:rPr>
-        <w:t xml:space="preserve">eum, het huidige </w:t>
-      </w:r>
-      <w:r>
-        <w:rPr>
-          <w:rFonts w:ascii="Charis SIL Regular" w:hAnsi="Charis SIL Regular" w:eastAsia="Charis SIL Regular"/>
-          <w:b w:val="0"/>
-          <w:i w:val="0"/>
-          <w:color w:val="0000FF"/>
-          <w:sz w:val="24"/>
-          <w:u w:val="single"/>
-        </w:rPr>
-        <w:hyperlink r:id="rId30" w:history="1">
-          <w:r>
-            <w:rPr>
-              <w:rStyle w:val="Hyperlink"/>
-            </w:rPr>
-            <w:t>Wereldmuseum</w:t>
-          </w:r>
-        </w:hyperlink>
-      </w:r>
-      <w:r>
-        <w:rPr>
-          <w:rFonts w:ascii="Charis SIL Regular" w:hAnsi="Charis SIL Regular" w:eastAsia="Charis SIL Regular"/>
-          <w:b w:val="0"/>
-          <w:i w:val="0"/>
-          <w:color w:val="0000FF"/>
-          <w:sz w:val="24"/>
-          <w:u w:val="single"/>
-        </w:rPr>
-        <w:t xml:space="preserve"> </w:t>
-      </w:r>
-      <w:r>
-        <w:rPr>
-          <w:rFonts w:ascii="Charis SIL Regular" w:hAnsi="Charis SIL Regular" w:eastAsia="Charis SIL Regular"/>
-          <w:b w:val="0"/>
-          <w:i w:val="0"/>
-          <w:color w:val="0000FF"/>
-          <w:sz w:val="24"/>
-          <w:u w:val="single"/>
-        </w:rPr>
-        <w:hyperlink r:id="rId30" w:history="1">
-          <w:r>
-            <w:rPr>
-              <w:rStyle w:val="Hyperlink"/>
-            </w:rPr>
-            <w:t>Leiden</w:t>
-          </w:r>
-        </w:hyperlink>
-      </w:r>
-      <w:r>
-        <w:rPr>
-          <w:rFonts w:ascii="Charis SIL Regular" w:hAnsi="Charis SIL Regular" w:eastAsia="Charis SIL Regular"/>
-          <w:b w:val="0"/>
-          <w:i w:val="0"/>
-          <w:color w:val="000000"/>
-          <w:sz w:val="24"/>
-        </w:rPr>
-        <w:t xml:space="preserve">. Ook het </w:t>
-      </w:r>
-      <w:r>
-        <w:rPr>
-          <w:rFonts w:ascii="Charis SIL Regular" w:hAnsi="Charis SIL Regular" w:eastAsia="Charis SIL Regular"/>
-          <w:b w:val="0"/>
-          <w:i w:val="0"/>
-          <w:color w:val="0000FF"/>
-          <w:sz w:val="24"/>
-          <w:u w:val="single"/>
+          <w:rFonts w:ascii="Charis SIL Italic" w:hAnsi="Charis SIL Italic" w:eastAsia="Charis SIL Italic"/>
+          <w:b w:val="0"/>
+          <w:i/>
+          <w:color w:val="000000"/>
+          <w:sz w:val="24"/>
         </w:rPr>
         <w:hyperlink r:id="rId31" w:history="1">
           <w:r>
             <w:rPr>
               <w:rStyle w:val="Hyperlink"/>
             </w:rPr>
-            <w:t>Etnografis</w:t>
-          </w:r>
-        </w:hyperlink>
-      </w:r>
-      <w:r>
-        <w:rPr>
-          <w:rFonts w:ascii="Charis SIL Regular" w:hAnsi="Charis SIL Regular" w:eastAsia="Charis SIL Regular"/>
-          <w:b w:val="0"/>
-          <w:i w:val="0"/>
-          <w:color w:val="0000FF"/>
-          <w:sz w:val="24"/>
-        </w:rPr>
-        <w:hyperlink r:id="rId31" w:history="1">
-          <w:r>
-            <w:rPr>
-              <w:rStyle w:val="Hyperlink"/>
-            </w:rPr>
-            <w:t>c</w:t>
-          </w:r>
-        </w:hyperlink>
-      </w:r>
-      <w:r>
-        <w:rPr>
-          <w:rFonts w:ascii="Charis SIL Regular" w:hAnsi="Charis SIL Regular" w:eastAsia="Charis SIL Regular"/>
-          <w:b w:val="0"/>
-          <w:i w:val="0"/>
-          <w:color w:val="0000FF"/>
-          <w:sz w:val="24"/>
-        </w:rPr>
-        <w:t>h</w:t>
-      </w:r>
-      <w:r>
-        <w:rPr>
-          <w:rFonts w:ascii="Charis SIL Regular" w:hAnsi="Charis SIL Regular" w:eastAsia="Charis SIL Regular"/>
-          <w:b w:val="0"/>
-          <w:i w:val="0"/>
-          <w:color w:val="0000FF"/>
-          <w:sz w:val="24"/>
-          <w:u w:val="single"/>
-        </w:rPr>
-        <w:t xml:space="preserve"> </w:t>
-      </w:r>
-      <w:r>
-        <w:rPr>
-          <w:rFonts w:ascii="Charis SIL Regular" w:hAnsi="Charis SIL Regular" w:eastAsia="Charis SIL Regular"/>
-          <w:b w:val="0"/>
-          <w:i w:val="0"/>
-          <w:color w:val="0000FF"/>
-          <w:sz w:val="24"/>
-          <w:u w:val="single"/>
-        </w:rPr>
-        <w:hyperlink r:id="rId31" w:history="1">
-          <w:r>
-            <w:rPr>
-              <w:rStyle w:val="Hyperlink"/>
-            </w:rPr>
-            <w:t>Museum</w:t>
-          </w:r>
-        </w:hyperlink>
-      </w:r>
-      <w:r>
-        <w:rPr>
-          <w:rFonts w:ascii="Charis SIL Regular" w:hAnsi="Charis SIL Regular" w:eastAsia="Charis SIL Regular"/>
-          <w:b w:val="0"/>
-          <w:i w:val="0"/>
-          <w:color w:val="0000FF"/>
-          <w:sz w:val="24"/>
-          <w:u w:val="single"/>
-        </w:rPr>
-        <w:t xml:space="preserve"> </w:t>
-      </w:r>
-      <w:r>
-        <w:rPr>
-          <w:rFonts w:ascii="Charis SIL Regular" w:hAnsi="Charis SIL Regular" w:eastAsia="Charis SIL Regular"/>
-          <w:b w:val="0"/>
-          <w:i w:val="0"/>
-          <w:color w:val="0000FF"/>
-          <w:sz w:val="24"/>
-          <w:u w:val="single"/>
-        </w:rPr>
-        <w:hyperlink r:id="rId31" w:history="1">
-          <w:r>
-            <w:rPr>
-              <w:rStyle w:val="Hyperlink"/>
-            </w:rPr>
-            <w:t>Artis</w:t>
-          </w:r>
-        </w:hyperlink>
-      </w:r>
-      <w:r>
-        <w:rPr>
-          <w:rFonts w:ascii="Charis SIL Regular" w:hAnsi="Charis SIL Regular" w:eastAsia="Charis SIL Regular"/>
-          <w:b w:val="0"/>
-          <w:i w:val="0"/>
-          <w:color w:val="000000"/>
-          <w:sz w:val="24"/>
-        </w:rPr>
-        <w:t xml:space="preserve"> bezat een uitgebreide </w:t>
-      </w:r>
-      <w:r>
-        <w:br/>
-      </w:r>
-      <w:r>
-        <w:rPr>
-          <w:u w:val="single" w:color="0000ff"/>
-          <w:rFonts w:ascii="Charis SIL Regular" w:hAnsi="Charis SIL Regular" w:eastAsia="Charis SIL Regular"/>
-          <w:b w:val="0"/>
-          <w:i w:val="0"/>
-          <w:color w:val="000000"/>
-          <w:sz w:val="24"/>
-        </w:rPr>
-        <w:hyperlink r:id="rId30" w:history="1">
-          <w:r>
-            <w:rPr>
-              <w:rStyle w:val="Hyperlink"/>
-            </w:rPr>
-            <w:t>Surinamecollec</w:t>
-          </w:r>
-        </w:hyperlink>
-      </w:r>
-      <w:r>
-        <w:rPr>
-          <w:u w:val="single" w:color="0000ff"/>
-          <w:rFonts w:ascii="Charis SIL Regular" w:hAnsi="Charis SIL Regular" w:eastAsia="Charis SIL Regular"/>
-          <w:b w:val="0"/>
-          <w:i w:val="0"/>
-          <w:color w:val="000000"/>
-          <w:sz w:val="24"/>
-        </w:rPr>
-        <w:hyperlink r:id="rId30" w:history="1">
-          <w:r>
-            <w:rPr>
-              <w:rStyle w:val="Hyperlink"/>
-            </w:rPr>
-            <w:t>t</w:t>
-          </w:r>
-        </w:hyperlink>
-      </w:r>
-      <w:r>
-        <w:rPr>
-          <w:u w:val="single" w:color="0000ff"/>
-          <w:rFonts w:ascii="Charis SIL Regular" w:hAnsi="Charis SIL Regular" w:eastAsia="Charis SIL Regular"/>
-          <w:b w:val="0"/>
-          <w:i w:val="0"/>
-          <w:color w:val="000000"/>
-          <w:sz w:val="24"/>
-        </w:rPr>
-        <w:hyperlink r:id="rId30" w:history="1">
-          <w:r>
-            <w:rPr>
-              <w:rStyle w:val="Hyperlink"/>
-            </w:rPr>
-            <w:t>ie, waa</w:t>
-          </w:r>
-        </w:hyperlink>
-      </w:r>
-      <w:r>
-        <w:rPr>
-          <w:rFonts w:ascii="Charis SIL Regular" w:hAnsi="Charis SIL Regular" w:eastAsia="Charis SIL Regular"/>
-          <w:b w:val="0"/>
-          <w:i w:val="0"/>
-          <w:color w:val="000000"/>
-          <w:sz w:val="24"/>
-        </w:rPr>
-        <w:t>ronder ee</w:t>
-      </w:r>
-      <w:r>
-        <w:rPr>
-          <w:u w:val="single" w:color="0000ff"/>
-          <w:rFonts w:ascii="Charis SIL Regular" w:hAnsi="Charis SIL Regular" w:eastAsia="Charis SIL Regular"/>
-          <w:b w:val="0"/>
-          <w:i w:val="0"/>
-          <w:color w:val="000000"/>
-          <w:sz w:val="24"/>
-        </w:rPr>
-        <w:hyperlink r:id="rId31" w:history="1">
-          <w:r>
-            <w:rPr>
-              <w:rStyle w:val="Hyperlink"/>
-            </w:rPr>
-            <w:t xml:space="preserve">n zeldzame </w:t>
-          </w:r>
-        </w:hyperlink>
-      </w:r>
-      <w:r>
-        <w:rPr>
-          <w:rFonts w:ascii="Charis SIL Italic" w:hAnsi="Charis SIL Italic" w:eastAsia="Charis SIL Italic"/>
-          <w:b w:val="0"/>
-          <w:i/>
-          <w:color w:val="000000"/>
-          <w:sz w:val="24"/>
-        </w:rPr>
-        <w:t>kwakwaba</w:t>
+            <w:t>wakwaba</w:t>
+          </w:r>
+        </w:hyperlink>
       </w:r>
       <w:r>
         <w:rPr>
@@ -6849,6 +6870,7 @@
           <w:i w:val="0"/>
           <w:color w:val="0000FF"/>
           <w:sz w:val="24"/>
+          <w:u w:val="single"/>
         </w:rPr>
         <w:hyperlink r:id="rId57" w:history="1">
           <w:r>
@@ -7598,7 +7620,7 @@
           <w:sz w:val="24"/>
           <w:u w:val="single"/>
         </w:rPr>
-        <w:hyperlink r:id="rId22" w:history="1">
+        <w:hyperlink r:id="rId64" w:history="1">
           <w:r>
             <w:rPr>
               <w:rStyle w:val="Hyperlink"/>
@@ -7653,7 +7675,58 @@
           <w:color w:val="000000"/>
           <w:sz w:val="24"/>
         </w:rPr>
-        <w:t xml:space="preserve">Hieronder bevond zich een </w:t>
+        <w:hyperlink r:id="rId64" w:history="1">
+          <w:r>
+            <w:rPr>
+              <w:rStyle w:val="Hyperlink"/>
+            </w:rPr>
+            <w:t>Hie</w:t>
+          </w:r>
+        </w:hyperlink>
+      </w:r>
+      <w:r>
+        <w:rPr>
+          <w:rFonts w:ascii="Charis SIL Regular" w:hAnsi="Charis SIL Regular" w:eastAsia="Charis SIL Regular"/>
+          <w:b w:val="0"/>
+          <w:i w:val="0"/>
+          <w:color w:val="000000"/>
+          <w:sz w:val="24"/>
+        </w:rPr>
+        <w:hyperlink r:id="rId64" w:history="1">
+          <w:r>
+            <w:rPr>
+              <w:rStyle w:val="Hyperlink"/>
+            </w:rPr>
+            <w:t>r</w:t>
+          </w:r>
+        </w:hyperlink>
+      </w:r>
+      <w:r>
+        <w:rPr>
+          <w:rFonts w:ascii="Charis SIL Regular" w:hAnsi="Charis SIL Regular" w:eastAsia="Charis SIL Regular"/>
+          <w:b w:val="0"/>
+          <w:i w:val="0"/>
+          <w:color w:val="000000"/>
+          <w:sz w:val="24"/>
+        </w:rPr>
+        <w:hyperlink r:id="rId64" w:history="1">
+          <w:r>
+            <w:rPr>
+              <w:rStyle w:val="Hyperlink"/>
+            </w:rPr>
+            <w:t>onder be</w:t>
+          </w:r>
+        </w:hyperlink>
+      </w:r>
+      <w:r>
+        <w:rPr>
+          <w:rFonts w:ascii="Charis SIL Regular" w:hAnsi="Charis SIL Regular" w:eastAsia="Charis SIL Regular"/>
+          <w:b w:val="0"/>
+          <w:i w:val="0"/>
+          <w:color w:val="000000"/>
+          <w:sz w:val="24"/>
+        </w:rPr>
+        <w:t xml:space="preserve">vond zich een </w:t>
       </w:r>
       <w:r>
         <w:rPr>
@@ -8843,6 +8916,7 @@
           <w:i w:val="0"/>
           <w:color w:val="0000FF"/>
           <w:sz w:val="24"/>
+          <w:u w:val="single"/>
         </w:rPr>
         <w:hyperlink r:id="rId71" w:history="1">
           <w:r>
@@ -9039,12 +9113,24 @@
             <w:rPr>
               <w:rStyle w:val="Hyperlink"/>
             </w:rPr>
-            <w:t>ichard f</w:t>
-          </w:r>
-        </w:hyperlink>
-      </w:r>
-      <w:r>
-        <w:rPr>
+            <w:t>ichard fi</w:t>
+          </w:r>
+        </w:hyperlink>
+      </w:r>
+      <w:r>
+        <w:rPr>
+          <w:u w:val="single" w:color="0000ff"/>
+          <w:rFonts w:ascii="Charis SIL Regular" w:hAnsi="Charis SIL Regular" w:eastAsia="Charis SIL Regular"/>
+          <w:b w:val="0"/>
+          <w:i w:val="0"/>
+          <w:color w:val="000000"/>
+          <w:sz w:val="24"/>
+        </w:rPr>
+        <w:t>n</w:t>
+      </w:r>
+      <w:r>
+        <w:rPr>
+          <w:u w:val="single" w:color="0000ff"/>
           <w:rFonts w:ascii="Charis SIL Regular" w:hAnsi="Charis SIL Regular" w:eastAsia="Charis SIL Regular"/>
           <w:b w:val="0"/>
           <w:i w:val="0"/>
@@ -9056,19 +9142,9 @@
             <w:rPr>
               <w:rStyle w:val="Hyperlink"/>
             </w:rPr>
-            <w:t>i</w:t>
-          </w:r>
-        </w:hyperlink>
-      </w:r>
-      <w:r>
-        <w:rPr>
-          <w:rFonts w:ascii="Charis SIL Regular" w:hAnsi="Charis SIL Regular" w:eastAsia="Charis SIL Regular"/>
-          <w:b w:val="0"/>
-          <w:i w:val="0"/>
-          <w:color w:val="000000"/>
-          <w:sz w:val="24"/>
-        </w:rPr>
-        <w:t>n</w:t>
+            <w:t>ancierde</w:t>
+          </w:r>
+        </w:hyperlink>
       </w:r>
       <w:r>
         <w:rPr>
@@ -9084,7 +9160,7 @@
             <w:rPr>
               <w:rStyle w:val="Hyperlink"/>
             </w:rPr>
-            <w:t>ancierde</w:t>
+            <w:t>n</w:t>
           </w:r>
         </w:hyperlink>
       </w:r>
@@ -9102,6 +9178,24 @@
             <w:rPr>
               <w:rStyle w:val="Hyperlink"/>
             </w:rPr>
+            <w:t xml:space="preserve"> i</w:t>
+          </w:r>
+        </w:hyperlink>
+      </w:r>
+      <w:r>
+        <w:rPr>
+          <w:u w:val="single" w:color="0000ff"/>
+          <w:rFonts w:ascii="Charis SIL Regular" w:hAnsi="Charis SIL Regular" w:eastAsia="Charis SIL Regular"/>
+          <w:b w:val="0"/>
+          <w:i w:val="0"/>
+          <w:color w:val="000000"/>
+          <w:sz w:val="24"/>
+        </w:rPr>
+        <w:hyperlink r:id="rId71" w:history="1">
+          <w:r>
+            <w:rPr>
+              <w:rStyle w:val="Hyperlink"/>
+            </w:rPr>
             <w:t>n</w:t>
           </w:r>
         </w:hyperlink>
@@ -9120,7 +9214,7 @@
             <w:rPr>
               <w:rStyle w:val="Hyperlink"/>
             </w:rPr>
-            <w:t xml:space="preserve"> i</w:t>
+            <w:t xml:space="preserve"> 1931 </w:t>
           </w:r>
         </w:hyperlink>
       </w:r>
@@ -9138,7 +9232,7 @@
             <w:rPr>
               <w:rStyle w:val="Hyperlink"/>
             </w:rPr>
-            <w:t>n</w:t>
+            <w:t>e</w:t>
           </w:r>
         </w:hyperlink>
       </w:r>
@@ -9156,9 +9250,77 @@
             <w:rPr>
               <w:rStyle w:val="Hyperlink"/>
             </w:rPr>
-            <w:t xml:space="preserve"> 1931 </w:t>
-          </w:r>
-        </w:hyperlink>
+            <w:t>en mul</w:t>
+          </w:r>
+        </w:hyperlink>
+      </w:r>
+      <w:r>
+        <w:rPr>
+          <w:rFonts w:ascii="Charis SIL Regular" w:hAnsi="Charis SIL Regular" w:eastAsia="Charis SIL Regular"/>
+          <w:b w:val="0"/>
+          <w:i w:val="0"/>
+          <w:color w:val="000000"/>
+          <w:sz w:val="24"/>
+        </w:rPr>
+        <w:t xml:space="preserve">tidisciplinaire onderzoeksmissie naar </w:t>
+      </w:r>
+      <w:r>
+        <w:rPr>
+          <w:rFonts w:ascii="Charis SIL Regular" w:hAnsi="Charis SIL Regular" w:eastAsia="Charis SIL Regular"/>
+          <w:b w:val="0"/>
+          <w:i w:val="0"/>
+          <w:color w:val="000000"/>
+          <w:sz w:val="24"/>
+        </w:rPr>
+        <w:t xml:space="preserve">Frans-Guyana, die een </w:t>
+      </w:r>
+      <w:r>
+        <w:rPr>
+          <w:rFonts w:ascii="Charis SIL Regular" w:hAnsi="Charis SIL Regular" w:eastAsia="Charis SIL Regular"/>
+          <w:b w:val="0"/>
+          <w:i w:val="0"/>
+          <w:color w:val="0000FF"/>
+          <w:sz w:val="24"/>
+          <w:u w:val="single"/>
+        </w:rPr>
+        <w:hyperlink r:id="rId72" w:history="1">
+          <w:r>
+            <w:rPr>
+              <w:rStyle w:val="Hyperlink"/>
+            </w:rPr>
+            <w:t>verzameling</w:t>
+          </w:r>
+        </w:hyperlink>
+      </w:r>
+      <w:r>
+        <w:rPr>
+          <w:rFonts w:ascii="Charis SIL Regular" w:hAnsi="Charis SIL Regular" w:eastAsia="Charis SIL Regular"/>
+          <w:b w:val="0"/>
+          <w:i w:val="0"/>
+          <w:color w:val="000000"/>
+          <w:sz w:val="24"/>
+        </w:rPr>
+        <w:t xml:space="preserve"> voorwerpen opleverde die werd geschonken aan het </w:t>
+      </w:r>
+      <w:r>
+        <w:rPr>
+          <w:rFonts w:ascii="Charis SIL Italic" w:hAnsi="Charis SIL Italic" w:eastAsia="Charis SIL Italic"/>
+          <w:b w:val="0"/>
+          <w:i/>
+          <w:color w:val="000000"/>
+          <w:sz w:val="24"/>
+        </w:rPr>
+        <w:t>Musée du Trocadéro</w:t>
+      </w:r>
+      <w:r>
+        <w:rPr>
+          <w:rFonts w:ascii="Charis SIL Regular" w:hAnsi="Charis SIL Regular" w:eastAsia="Charis SIL Regular"/>
+          <w:b w:val="0"/>
+          <w:i w:val="0"/>
+          <w:color w:val="000000"/>
+          <w:sz w:val="24"/>
+        </w:rPr>
+        <w:t>. In</w:t>
       </w:r>
       <w:r>
         <w:rPr>
@@ -9169,129 +9331,7 @@
           <w:color w:val="000000"/>
           <w:sz w:val="24"/>
         </w:rPr>
-        <w:hyperlink r:id="rId71" w:history="1">
-          <w:r>
-            <w:rPr>
-              <w:rStyle w:val="Hyperlink"/>
-            </w:rPr>
-            <w:t>e</w:t>
-          </w:r>
-        </w:hyperlink>
-      </w:r>
-      <w:r>
-        <w:rPr>
-          <w:u w:val="single" w:color="0000ff"/>
-          <w:rFonts w:ascii="Charis SIL Regular" w:hAnsi="Charis SIL Regular" w:eastAsia="Charis SIL Regular"/>
-          <w:b w:val="0"/>
-          <w:i w:val="0"/>
-          <w:color w:val="000000"/>
-          <w:sz w:val="24"/>
-        </w:rPr>
-        <w:hyperlink r:id="rId71" w:history="1">
-          <w:r>
-            <w:rPr>
-              <w:rStyle w:val="Hyperlink"/>
-            </w:rPr>
-            <w:t>en mult</w:t>
-          </w:r>
-        </w:hyperlink>
-      </w:r>
-      <w:r>
-        <w:rPr>
-          <w:rFonts w:ascii="Charis SIL Regular" w:hAnsi="Charis SIL Regular" w:eastAsia="Charis SIL Regular"/>
-          <w:b w:val="0"/>
-          <w:i w:val="0"/>
-          <w:color w:val="000000"/>
-          <w:sz w:val="24"/>
-        </w:rPr>
-        <w:t xml:space="preserve">idisciplinaire onderzoeksmissie naar </w:t>
-      </w:r>
-      <w:r>
-        <w:rPr>
-          <w:rFonts w:ascii="Charis SIL Regular" w:hAnsi="Charis SIL Regular" w:eastAsia="Charis SIL Regular"/>
-          <w:b w:val="0"/>
-          <w:i w:val="0"/>
-          <w:color w:val="000000"/>
-          <w:sz w:val="24"/>
-        </w:rPr>
-        <w:t xml:space="preserve">Frans-Guyana, die een </w:t>
-      </w:r>
-      <w:r>
-        <w:rPr>
-          <w:rFonts w:ascii="Charis SIL Regular" w:hAnsi="Charis SIL Regular" w:eastAsia="Charis SIL Regular"/>
-          <w:b w:val="0"/>
-          <w:i w:val="0"/>
-          <w:color w:val="0000FF"/>
-          <w:sz w:val="24"/>
-          <w:u w:val="single"/>
-        </w:rPr>
-        <w:hyperlink r:id="rId72" w:history="1">
-          <w:r>
-            <w:rPr>
-              <w:rStyle w:val="Hyperlink"/>
-            </w:rPr>
-            <w:t>verzameling</w:t>
-          </w:r>
-        </w:hyperlink>
-      </w:r>
-      <w:r>
-        <w:rPr>
-          <w:rFonts w:ascii="Charis SIL Regular" w:hAnsi="Charis SIL Regular" w:eastAsia="Charis SIL Regular"/>
-          <w:b w:val="0"/>
-          <w:i w:val="0"/>
-          <w:color w:val="000000"/>
-          <w:sz w:val="24"/>
-        </w:rPr>
-        <w:t xml:space="preserve"> voorwerpen opleverde die werd geschonken aan het </w:t>
-      </w:r>
-      <w:r>
-        <w:rPr>
-          <w:rFonts w:ascii="Charis SIL Italic" w:hAnsi="Charis SIL Italic" w:eastAsia="Charis SIL Italic"/>
-          <w:b w:val="0"/>
-          <w:i/>
-          <w:color w:val="000000"/>
-          <w:sz w:val="24"/>
-        </w:rPr>
-        <w:t>Musée du Trocadéro</w:t>
-      </w:r>
-      <w:r>
-        <w:rPr>
-          <w:rFonts w:ascii="Charis SIL Regular" w:hAnsi="Charis SIL Regular" w:eastAsia="Charis SIL Regular"/>
-          <w:b w:val="0"/>
-          <w:i w:val="0"/>
-          <w:color w:val="000000"/>
-          <w:sz w:val="24"/>
-        </w:rPr>
-        <w:t>. In</w:t>
-      </w:r>
-      <w:r>
-        <w:rPr>
-          <w:u w:val="single" w:color="0000ff"/>
-          <w:rFonts w:ascii="Charis SIL Regular" w:hAnsi="Charis SIL Regular" w:eastAsia="Charis SIL Regular"/>
-          <w:b w:val="0"/>
-          <w:i w:val="0"/>
-          <w:color w:val="000000"/>
-          <w:sz w:val="24"/>
-        </w:rPr>
-        <w:t xml:space="preserve"> </w:t>
-      </w:r>
-      <w:r>
-        <w:rPr>
-          <w:u w:val="single" w:color="0000ff"/>
-          <w:rFonts w:ascii="Charis SIL Regular" w:hAnsi="Charis SIL Regular" w:eastAsia="Charis SIL Regular"/>
-          <w:b w:val="0"/>
-          <w:i w:val="0"/>
-          <w:color w:val="000000"/>
-          <w:sz w:val="24"/>
-        </w:rPr>
-        <w:hyperlink r:id="rId72" w:history="1">
-          <w:r>
-            <w:rPr>
-              <w:rStyle w:val="Hyperlink"/>
-            </w:rPr>
-            <w:t xml:space="preserve">1934 </w:t>
-          </w:r>
-        </w:hyperlink>
+        <w:t xml:space="preserve"> 1934 </w:t>
       </w:r>
       <w:r>
         <w:rPr>
@@ -11618,15 +11658,9 @@
           <w:i w:val="0"/>
           <w:color w:val="0000FF"/>
           <w:sz w:val="24"/>
-        </w:rPr>
-        <w:hyperlink r:id="rId87" w:history="1">
-          <w:r>
-            <w:rPr>
-              <w:rStyle w:val="Hyperlink"/>
-            </w:rPr>
-            <w:t>l</w:t>
-          </w:r>
-        </w:hyperlink>
+          <w:u w:val="single"/>
+        </w:rPr>
+        <w:t>l</w:t>
       </w:r>
       <w:r>
         <w:rPr>
@@ -12442,7 +12476,7 @@
           <w:sz w:val="24"/>
           <w:u w:val="single"/>
         </w:rPr>
-        <w:hyperlink r:id="rId92" w:history="1">
+        <w:hyperlink r:id="rId91" w:history="1">
           <w:r>
             <w:rPr>
               <w:rStyle w:val="Hyperlink"/>
@@ -12460,7 +12494,7 @@
           <w:sz w:val="24"/>
           <w:u w:val="single"/>
         </w:rPr>
-        <w:hyperlink r:id="rId92" w:history="1">
+        <w:hyperlink r:id="rId91" w:history="1">
           <w:r>
             <w:rPr>
               <w:rStyle w:val="Hyperlink"/>
@@ -12489,7 +12523,7 @@
           <w:sz w:val="24"/>
           <w:u w:val="single"/>
         </w:rPr>
-        <w:hyperlink r:id="rId92" w:history="1">
+        <w:hyperlink r:id="rId91" w:history="1">
           <w:r>
             <w:rPr>
               <w:rStyle w:val="Hyperlink"/>
@@ -12607,7 +12641,7 @@
           <w:sz w:val="24"/>
           <w:u w:val="single"/>
         </w:rPr>
-        <w:hyperlink r:id="rId93" w:history="1">
+        <w:hyperlink r:id="rId92" w:history="1">
           <w:r>
             <w:rPr>
               <w:rStyle w:val="Hyperlink"/>
@@ -12625,7 +12659,7 @@
           <w:sz w:val="24"/>
           <w:u w:val="single"/>
         </w:rPr>
-        <w:hyperlink r:id="rId93" w:history="1">
+        <w:hyperlink r:id="rId92" w:history="1">
           <w:r>
             <w:rPr>
               <w:rStyle w:val="Hyperlink"/>
@@ -12723,7 +12757,7 @@
           <w:sz w:val="24"/>
           <w:u w:val="single"/>
         </w:rPr>
-        <w:hyperlink r:id="rId94" w:history="1">
+        <w:hyperlink r:id="rId93" w:history="1">
           <w:r>
             <w:rPr>
               <w:rStyle w:val="Hyperlink"/>
@@ -12752,7 +12786,7 @@
           <w:sz w:val="24"/>
           <w:u w:val="single"/>
         </w:rPr>
-        <w:hyperlink r:id="rId94" w:history="1">
+        <w:hyperlink r:id="rId93" w:history="1">
           <w:r>
             <w:rPr>
               <w:rStyle w:val="Hyperlink"/>
@@ -12859,12 +12893,69 @@
           <w:sz w:val="24"/>
           <w:u w:val="single"/>
         </w:rPr>
+        <w:hyperlink r:id="rId94" w:history="1">
+          <w:r>
+            <w:rPr>
+              <w:rStyle w:val="Hyperlink"/>
+            </w:rPr>
+            <w:t>WorldCat</w:t>
+          </w:r>
+        </w:hyperlink>
+      </w:r>
+      <w:r>
+        <w:rPr>
+          <w:rFonts w:ascii="Charis SIL Regular" w:hAnsi="Charis SIL Regular" w:eastAsia="Charis SIL Regular"/>
+          <w:b w:val="0"/>
+          <w:i w:val="0"/>
+          <w:color w:val="0000FF"/>
+          <w:sz w:val="24"/>
+          <w:u w:val="single"/>
+        </w:rPr>
+        <w:t xml:space="preserve"> </w:t>
+      </w:r>
+      <w:r>
+        <w:rPr>
+          <w:rFonts w:ascii="Charis SIL Regular" w:hAnsi="Charis SIL Regular" w:eastAsia="Charis SIL Regular"/>
+          <w:b w:val="0"/>
+          <w:i w:val="0"/>
+          <w:color w:val="0000FF"/>
+          <w:sz w:val="24"/>
+          <w:u w:val="single"/>
+        </w:rPr>
+        <w:hyperlink r:id="rId94" w:history="1">
+          <w:r>
+            <w:rPr>
+              <w:rStyle w:val="Hyperlink"/>
+            </w:rPr>
+            <w:t>67392522</w:t>
+          </w:r>
+        </w:hyperlink>
+      </w:r>
+      <w:r>
+        <w:rPr>
+          <w:rFonts w:ascii="Charis SIL Regular" w:hAnsi="Charis SIL Regular" w:eastAsia="Charis SIL Regular"/>
+          <w:b w:val="0"/>
+          <w:i w:val="0"/>
+          <w:color w:val="000000"/>
+          <w:sz w:val="24"/>
+        </w:rPr>
+        <w:t xml:space="preserve">, </w:t>
+      </w:r>
+      <w:r>
+        <w:rPr>
+          <w:rFonts w:ascii="Charis SIL Regular" w:hAnsi="Charis SIL Regular" w:eastAsia="Charis SIL Regular"/>
+          <w:b w:val="0"/>
+          <w:i w:val="0"/>
+          <w:color w:val="0000FF"/>
+          <w:sz w:val="24"/>
+          <w:u w:val="single"/>
+        </w:rPr>
         <w:hyperlink r:id="rId95" w:history="1">
           <w:r>
             <w:rPr>
               <w:rStyle w:val="Hyperlink"/>
             </w:rPr>
-            <w:t>WorldCat</w:t>
+            <w:t>ISBN</w:t>
           </w:r>
         </w:hyperlink>
       </w:r>
@@ -12889,63 +12980,6 @@
           <w:u w:val="single"/>
         </w:rPr>
         <w:hyperlink r:id="rId95" w:history="1">
-          <w:r>
-            <w:rPr>
-              <w:rStyle w:val="Hyperlink"/>
-            </w:rPr>
-            <w:t>67392522</w:t>
-          </w:r>
-        </w:hyperlink>
-      </w:r>
-      <w:r>
-        <w:rPr>
-          <w:rFonts w:ascii="Charis SIL Regular" w:hAnsi="Charis SIL Regular" w:eastAsia="Charis SIL Regular"/>
-          <w:b w:val="0"/>
-          <w:i w:val="0"/>
-          <w:color w:val="000000"/>
-          <w:sz w:val="24"/>
-        </w:rPr>
-        <w:t xml:space="preserve">, </w:t>
-      </w:r>
-      <w:r>
-        <w:rPr>
-          <w:rFonts w:ascii="Charis SIL Regular" w:hAnsi="Charis SIL Regular" w:eastAsia="Charis SIL Regular"/>
-          <w:b w:val="0"/>
-          <w:i w:val="0"/>
-          <w:color w:val="0000FF"/>
-          <w:sz w:val="24"/>
-          <w:u w:val="single"/>
-        </w:rPr>
-        <w:hyperlink r:id="rId96" w:history="1">
-          <w:r>
-            <w:rPr>
-              <w:rStyle w:val="Hyperlink"/>
-            </w:rPr>
-            <w:t>ISBN</w:t>
-          </w:r>
-        </w:hyperlink>
-      </w:r>
-      <w:r>
-        <w:rPr>
-          <w:rFonts w:ascii="Charis SIL Regular" w:hAnsi="Charis SIL Regular" w:eastAsia="Charis SIL Regular"/>
-          <w:b w:val="0"/>
-          <w:i w:val="0"/>
-          <w:color w:val="0000FF"/>
-          <w:sz w:val="24"/>
-          <w:u w:val="single"/>
-        </w:rPr>
-        <w:t xml:space="preserve"> </w:t>
-      </w:r>
-      <w:r>
-        <w:rPr>
-          <w:rFonts w:ascii="Charis SIL Regular" w:hAnsi="Charis SIL Regular" w:eastAsia="Charis SIL Regular"/>
-          <w:b w:val="0"/>
-          <w:i w:val="0"/>
-          <w:color w:val="0000FF"/>
-          <w:sz w:val="24"/>
-          <w:u w:val="single"/>
-        </w:rPr>
-        <w:hyperlink r:id="rId96" w:history="1">
           <w:r>
             <w:rPr>
               <w:rStyle w:val="Hyperlink"/>
@@ -13073,7 +13107,7 @@
           <w:sz w:val="24"/>
           <w:u w:val="single"/>
         </w:rPr>
-        <w:hyperlink r:id="rId97" w:history="1">
+        <w:hyperlink r:id="rId96" w:history="1">
           <w:r>
             <w:rPr>
               <w:rStyle w:val="Hyperlink"/>
@@ -13091,7 +13125,7 @@
           <w:sz w:val="24"/>
           <w:u w:val="single"/>
         </w:rPr>
-        <w:hyperlink r:id="rId97" w:history="1">
+        <w:hyperlink r:id="rId96" w:history="1">
           <w:r>
             <w:rPr>
               <w:rStyle w:val="Hyperlink"/>
@@ -13109,7 +13143,7 @@
           <w:sz w:val="24"/>
           <w:u w:val="single"/>
         </w:rPr>
-        <w:hyperlink r:id="rId97" w:history="1">
+        <w:hyperlink r:id="rId96" w:history="1">
           <w:r>
             <w:rPr>
               <w:rStyle w:val="Hyperlink"/>
@@ -13207,12 +13241,69 @@
           <w:sz w:val="24"/>
           <w:u w:val="single"/>
         </w:rPr>
+        <w:hyperlink r:id="rId97" w:history="1">
+          <w:r>
+            <w:rPr>
+              <w:rStyle w:val="Hyperlink"/>
+            </w:rPr>
+            <w:t>WorldCat</w:t>
+          </w:r>
+        </w:hyperlink>
+      </w:r>
+      <w:r>
+        <w:rPr>
+          <w:rFonts w:ascii="Charis SIL Regular" w:hAnsi="Charis SIL Regular" w:eastAsia="Charis SIL Regular"/>
+          <w:b w:val="0"/>
+          <w:i w:val="0"/>
+          <w:color w:val="0000FF"/>
+          <w:sz w:val="24"/>
+          <w:u w:val="single"/>
+        </w:rPr>
+        <w:t xml:space="preserve"> </w:t>
+      </w:r>
+      <w:r>
+        <w:rPr>
+          <w:rFonts w:ascii="Charis SIL Regular" w:hAnsi="Charis SIL Regular" w:eastAsia="Charis SIL Regular"/>
+          <w:b w:val="0"/>
+          <w:i w:val="0"/>
+          <w:color w:val="0000FF"/>
+          <w:sz w:val="24"/>
+          <w:u w:val="single"/>
+        </w:rPr>
+        <w:hyperlink r:id="rId97" w:history="1">
+          <w:r>
+            <w:rPr>
+              <w:rStyle w:val="Hyperlink"/>
+            </w:rPr>
+            <w:t>1038514699</w:t>
+          </w:r>
+        </w:hyperlink>
+      </w:r>
+      <w:r>
+        <w:rPr>
+          <w:rFonts w:ascii="Charis SIL Regular" w:hAnsi="Charis SIL Regular" w:eastAsia="Charis SIL Regular"/>
+          <w:b w:val="0"/>
+          <w:i w:val="0"/>
+          <w:color w:val="000000"/>
+          <w:sz w:val="24"/>
+        </w:rPr>
+        <w:t xml:space="preserve">, </w:t>
+      </w:r>
+      <w:r>
+        <w:rPr>
+          <w:rFonts w:ascii="Charis SIL Regular" w:hAnsi="Charis SIL Regular" w:eastAsia="Charis SIL Regular"/>
+          <w:b w:val="0"/>
+          <w:i w:val="0"/>
+          <w:color w:val="0000FF"/>
+          <w:sz w:val="24"/>
+          <w:u w:val="single"/>
+        </w:rPr>
         <w:hyperlink r:id="rId98" w:history="1">
           <w:r>
             <w:rPr>
               <w:rStyle w:val="Hyperlink"/>
             </w:rPr>
-            <w:t>WorldCat</w:t>
+            <w:t>ISBN</w:t>
           </w:r>
         </w:hyperlink>
       </w:r>
@@ -13237,63 +13328,6 @@
           <w:u w:val="single"/>
         </w:rPr>
         <w:hyperlink r:id="rId98" w:history="1">
-          <w:r>
-            <w:rPr>
-              <w:rStyle w:val="Hyperlink"/>
-            </w:rPr>
-            <w:t>1038514699</w:t>
-          </w:r>
-        </w:hyperlink>
-      </w:r>
-      <w:r>
-        <w:rPr>
-          <w:rFonts w:ascii="Charis SIL Regular" w:hAnsi="Charis SIL Regular" w:eastAsia="Charis SIL Regular"/>
-          <w:b w:val="0"/>
-          <w:i w:val="0"/>
-          <w:color w:val="000000"/>
-          <w:sz w:val="24"/>
-        </w:rPr>
-        <w:t xml:space="preserve">, </w:t>
-      </w:r>
-      <w:r>
-        <w:rPr>
-          <w:rFonts w:ascii="Charis SIL Regular" w:hAnsi="Charis SIL Regular" w:eastAsia="Charis SIL Regular"/>
-          <w:b w:val="0"/>
-          <w:i w:val="0"/>
-          <w:color w:val="0000FF"/>
-          <w:sz w:val="24"/>
-          <w:u w:val="single"/>
-        </w:rPr>
-        <w:hyperlink r:id="rId99" w:history="1">
-          <w:r>
-            <w:rPr>
-              <w:rStyle w:val="Hyperlink"/>
-            </w:rPr>
-            <w:t>ISBN</w:t>
-          </w:r>
-        </w:hyperlink>
-      </w:r>
-      <w:r>
-        <w:rPr>
-          <w:rFonts w:ascii="Charis SIL Regular" w:hAnsi="Charis SIL Regular" w:eastAsia="Charis SIL Regular"/>
-          <w:b w:val="0"/>
-          <w:i w:val="0"/>
-          <w:color w:val="0000FF"/>
-          <w:sz w:val="24"/>
-          <w:u w:val="single"/>
-        </w:rPr>
-        <w:t xml:space="preserve"> </w:t>
-      </w:r>
-      <w:r>
-        <w:rPr>
-          <w:rFonts w:ascii="Charis SIL Regular" w:hAnsi="Charis SIL Regular" w:eastAsia="Charis SIL Regular"/>
-          <w:b w:val="0"/>
-          <w:i w:val="0"/>
-          <w:color w:val="0000FF"/>
-          <w:sz w:val="24"/>
-          <w:u w:val="single"/>
-        </w:rPr>
-        <w:hyperlink r:id="rId99" w:history="1">
           <w:r>
             <w:rPr>
               <w:rStyle w:val="Hyperlink"/>
@@ -13410,7 +13444,7 @@
           <w:color w:val="0000FF"/>
           <w:sz w:val="24"/>
         </w:rPr>
-        <w:hyperlink r:id="rId100" w:history="1">
+        <w:hyperlink r:id="rId99" w:history="1">
           <w:r>
             <w:rPr>
               <w:rStyle w:val="Hyperlink"/>
@@ -13427,7 +13461,7 @@
           <w:color w:val="0000FF"/>
           <w:sz w:val="24"/>
         </w:rPr>
-        <w:hyperlink r:id="rId100" w:history="1">
+        <w:hyperlink r:id="rId99" w:history="1">
           <w:r>
             <w:rPr>
               <w:rStyle w:val="Hyperlink"/>
@@ -13444,7 +13478,7 @@
           <w:color w:val="0000FF"/>
           <w:sz w:val="24"/>
         </w:rPr>
-        <w:hyperlink r:id="rId100" w:history="1">
+        <w:hyperlink r:id="rId99" w:history="1">
           <w:r>
             <w:rPr>
               <w:rStyle w:val="Hyperlink"/>
@@ -13461,7 +13495,7 @@
           <w:color w:val="0000FF"/>
           <w:sz w:val="24"/>
         </w:rPr>
-        <w:hyperlink r:id="rId100" w:history="1">
+        <w:hyperlink r:id="rId99" w:history="1">
           <w:r>
             <w:rPr>
               <w:rStyle w:val="Hyperlink"/>
@@ -13478,7 +13512,7 @@
           <w:color w:val="0000FF"/>
           <w:sz w:val="24"/>
         </w:rPr>
-        <w:hyperlink r:id="rId100" w:history="1">
+        <w:hyperlink r:id="rId99" w:history="1">
           <w:r>
             <w:rPr>
               <w:rStyle w:val="Hyperlink"/>
@@ -13575,7 +13609,7 @@
           <w:color w:val="0000FF"/>
           <w:sz w:val="24"/>
         </w:rPr>
-        <w:hyperlink r:id="rId101" w:history="1">
+        <w:hyperlink r:id="rId100" w:history="1">
           <w:r>
             <w:rPr>
               <w:rStyle w:val="Hyperlink"/>
@@ -13592,7 +13626,7 @@
           <w:color w:val="0000FF"/>
           <w:sz w:val="24"/>
         </w:rPr>
-        <w:hyperlink r:id="rId101" w:history="1">
+        <w:hyperlink r:id="rId100" w:history="1">
           <w:r>
             <w:rPr>
               <w:rStyle w:val="Hyperlink"/>
@@ -13609,7 +13643,7 @@
           <w:color w:val="0000FF"/>
           <w:sz w:val="24"/>
         </w:rPr>
-        <w:hyperlink r:id="rId101" w:history="1">
+        <w:hyperlink r:id="rId100" w:history="1">
           <w:r>
             <w:rPr>
               <w:rStyle w:val="Hyperlink"/>
@@ -13626,7 +13660,7 @@
           <w:color w:val="0000FF"/>
           <w:sz w:val="24"/>
         </w:rPr>
-        <w:hyperlink r:id="rId101" w:history="1">
+        <w:hyperlink r:id="rId100" w:history="1">
           <w:r>
             <w:rPr>
               <w:rStyle w:val="Hyperlink"/>
@@ -13643,7 +13677,7 @@
           <w:color w:val="0000FF"/>
           <w:sz w:val="24"/>
         </w:rPr>
-        <w:hyperlink r:id="rId101" w:history="1">
+        <w:hyperlink r:id="rId100" w:history="1">
           <w:r>
             <w:rPr>
               <w:rStyle w:val="Hyperlink"/>
@@ -13740,7 +13774,7 @@
           <w:color w:val="0000FF"/>
           <w:sz w:val="24"/>
         </w:rPr>
-        <w:hyperlink r:id="rId102" w:history="1">
+        <w:hyperlink r:id="rId101" w:history="1">
           <w:r>
             <w:rPr>
               <w:rStyle w:val="Hyperlink"/>
@@ -13757,7 +13791,7 @@
           <w:color w:val="0000FF"/>
           <w:sz w:val="24"/>
         </w:rPr>
-        <w:hyperlink r:id="rId102" w:history="1">
+        <w:hyperlink r:id="rId101" w:history="1">
           <w:r>
             <w:rPr>
               <w:rStyle w:val="Hyperlink"/>
@@ -13774,7 +13808,7 @@
           <w:color w:val="0000FF"/>
           <w:sz w:val="24"/>
         </w:rPr>
-        <w:hyperlink r:id="rId102" w:history="1">
+        <w:hyperlink r:id="rId101" w:history="1">
           <w:r>
             <w:rPr>
               <w:rStyle w:val="Hyperlink"/>
@@ -13791,7 +13825,7 @@
           <w:color w:val="0000FF"/>
           <w:sz w:val="24"/>
         </w:rPr>
-        <w:hyperlink r:id="rId102" w:history="1">
+        <w:hyperlink r:id="rId101" w:history="1">
           <w:r>
             <w:rPr>
               <w:rStyle w:val="Hyperlink"/>
@@ -13808,7 +13842,7 @@
           <w:color w:val="0000FF"/>
           <w:sz w:val="24"/>
         </w:rPr>
-        <w:hyperlink r:id="rId102" w:history="1">
+        <w:hyperlink r:id="rId101" w:history="1">
           <w:r>
             <w:rPr>
               <w:rStyle w:val="Hyperlink"/>
@@ -13925,7 +13959,7 @@
           <w:color w:val="0000FF"/>
           <w:sz w:val="24"/>
         </w:rPr>
-        <w:hyperlink r:id="rId103" w:history="1">
+        <w:hyperlink r:id="rId102" w:history="1">
           <w:r>
             <w:rPr>
               <w:rStyle w:val="Hyperlink"/>
@@ -13942,7 +13976,7 @@
           <w:color w:val="0000FF"/>
           <w:sz w:val="24"/>
         </w:rPr>
-        <w:hyperlink r:id="rId103" w:history="1">
+        <w:hyperlink r:id="rId102" w:history="1">
           <w:r>
             <w:rPr>
               <w:rStyle w:val="Hyperlink"/>
@@ -13959,7 +13993,7 @@
           <w:color w:val="0000FF"/>
           <w:sz w:val="24"/>
         </w:rPr>
-        <w:hyperlink r:id="rId103" w:history="1">
+        <w:hyperlink r:id="rId102" w:history="1">
           <w:r>
             <w:rPr>
               <w:rStyle w:val="Hyperlink"/>
@@ -13976,7 +14010,7 @@
           <w:color w:val="0000FF"/>
           <w:sz w:val="24"/>
         </w:rPr>
-        <w:hyperlink r:id="rId103" w:history="1">
+        <w:hyperlink r:id="rId102" w:history="1">
           <w:r>
             <w:rPr>
               <w:rStyle w:val="Hyperlink"/>
@@ -13993,7 +14027,7 @@
           <w:color w:val="0000FF"/>
           <w:sz w:val="24"/>
         </w:rPr>
-        <w:hyperlink r:id="rId103" w:history="1">
+        <w:hyperlink r:id="rId102" w:history="1">
           <w:r>
             <w:rPr>
               <w:rStyle w:val="Hyperlink"/>
@@ -14130,7 +14164,7 @@
           <w:sz w:val="24"/>
           <w:u w:val="single"/>
         </w:rPr>
-        <w:hyperlink r:id="rId104" w:history="1">
+        <w:hyperlink r:id="rId103" w:history="1">
           <w:r>
             <w:rPr>
               <w:rStyle w:val="Hyperlink"/>
@@ -14159,7 +14193,7 @@
           <w:sz w:val="24"/>
           <w:u w:val="single"/>
         </w:rPr>
-        <w:hyperlink r:id="rId104" w:history="1">
+        <w:hyperlink r:id="rId103" w:history="1">
           <w:r>
             <w:rPr>
               <w:rStyle w:val="Hyperlink"/>
@@ -14256,7 +14290,7 @@
           <w:color w:val="0000FF"/>
           <w:sz w:val="24"/>
         </w:rPr>
-        <w:hyperlink r:id="rId105" w:history="1">
+        <w:hyperlink r:id="rId104" w:history="1">
           <w:r>
             <w:rPr>
               <w:rStyle w:val="Hyperlink"/>
@@ -14273,7 +14307,7 @@
           <w:color w:val="0000FF"/>
           <w:sz w:val="24"/>
         </w:rPr>
-        <w:hyperlink r:id="rId105" w:history="1">
+        <w:hyperlink r:id="rId104" w:history="1">
           <w:r>
             <w:rPr>
               <w:rStyle w:val="Hyperlink"/>
@@ -14290,7 +14324,7 @@
           <w:color w:val="0000FF"/>
           <w:sz w:val="24"/>
         </w:rPr>
-        <w:hyperlink r:id="rId105" w:history="1">
+        <w:hyperlink r:id="rId104" w:history="1">
           <w:r>
             <w:rPr>
               <w:rStyle w:val="Hyperlink"/>
@@ -14307,7 +14341,7 @@
           <w:color w:val="0000FF"/>
           <w:sz w:val="24"/>
         </w:rPr>
-        <w:hyperlink r:id="rId105" w:history="1">
+        <w:hyperlink r:id="rId104" w:history="1">
           <w:r>
             <w:rPr>
               <w:rStyle w:val="Hyperlink"/>
@@ -14324,7 +14358,7 @@
           <w:color w:val="0000FF"/>
           <w:sz w:val="24"/>
         </w:rPr>
-        <w:hyperlink r:id="rId105" w:history="1">
+        <w:hyperlink r:id="rId104" w:history="1">
           <w:r>
             <w:rPr>
               <w:rStyle w:val="Hyperlink"/>
@@ -14341,7 +14375,7 @@
           <w:color w:val="0000FF"/>
           <w:sz w:val="24"/>
         </w:rPr>
-        <w:hyperlink r:id="rId105" w:history="1">
+        <w:hyperlink r:id="rId104" w:history="1">
           <w:r>
             <w:rPr>
               <w:rStyle w:val="Hyperlink"/>
@@ -14358,7 +14392,7 @@
           <w:color w:val="0000FF"/>
           <w:sz w:val="24"/>
         </w:rPr>
-        <w:hyperlink r:id="rId105" w:history="1">
+        <w:hyperlink r:id="rId104" w:history="1">
           <w:r>
             <w:rPr>
               <w:rStyle w:val="Hyperlink"/>

--- a/EXPORTS/DOCX/published/niveau2/Dutch/Suriname.docx
+++ b/EXPORTS/DOCX/published/niveau2/Dutch/Suriname.docx
@@ -1657,7 +1657,14 @@
           <w:color w:val="000000"/>
           <w:sz w:val="24"/>
         </w:rPr>
-        <w:t>. Lam</w:t>
+        <w:hyperlink r:id="rId13" w:history="1">
+          <w:r>
+            <w:rPr>
+              <w:rStyle w:val="Hyperlink"/>
+            </w:rPr>
+            <w:t>. Lam</w:t>
+          </w:r>
+        </w:hyperlink>
       </w:r>
       <w:r>
         <w:rPr>
@@ -1802,14 +1809,71 @@
           <w:i w:val="0"/>
           <w:color w:val="0000FF"/>
           <w:sz w:val="24"/>
+        </w:rPr>
+        <w:t>G</w:t>
+      </w:r>
+      <w:r>
+        <w:rPr>
+          <w:rFonts w:ascii="Charis SIL Regular" w:hAnsi="Charis SIL Regular" w:eastAsia="Charis SIL Regular"/>
+          <w:b w:val="0"/>
+          <w:i w:val="0"/>
+          <w:color w:val="0000FF"/>
+          <w:sz w:val="24"/>
           <w:u w:val="single"/>
         </w:rPr>
+        <w:hyperlink r:id="rId15" w:history="1">
+          <w:r>
+            <w:rPr>
+              <w:rStyle w:val="Hyperlink"/>
+            </w:rPr>
+            <w:t>errit</w:t>
+          </w:r>
+        </w:hyperlink>
+      </w:r>
+      <w:r>
+        <w:rPr>
+          <w:rFonts w:ascii="Charis SIL Regular" w:hAnsi="Charis SIL Regular" w:eastAsia="Charis SIL Regular"/>
+          <w:b w:val="0"/>
+          <w:i w:val="0"/>
+          <w:color w:val="0000FF"/>
+          <w:sz w:val="24"/>
+          <w:u w:val="single"/>
+        </w:rPr>
+        <w:t xml:space="preserve"> </w:t>
+      </w:r>
+      <w:r>
+        <w:rPr>
+          <w:rFonts w:ascii="Charis SIL Regular" w:hAnsi="Charis SIL Regular" w:eastAsia="Charis SIL Regular"/>
+          <w:b w:val="0"/>
+          <w:i w:val="0"/>
+          <w:color w:val="0000FF"/>
+          <w:sz w:val="24"/>
+          <w:u w:val="single"/>
+        </w:rPr>
+        <w:hyperlink r:id="rId15" w:history="1">
+          <w:r>
+            <w:rPr>
+              <w:rStyle w:val="Hyperlink"/>
+            </w:rPr>
+            <w:t>Scho</w:t>
+          </w:r>
+        </w:hyperlink>
+      </w:r>
+      <w:r>
+        <w:rPr>
+          <w:rFonts w:ascii="Charis SIL Regular" w:hAnsi="Charis SIL Regular" w:eastAsia="Charis SIL Regular"/>
+          <w:b w:val="0"/>
+          <w:i w:val="0"/>
+          <w:color w:val="0000FF"/>
+          <w:sz w:val="24"/>
+          <w:u w:val="single"/>
+        </w:rPr>
         <w:hyperlink r:id="rId17" w:history="1">
           <w:r>
             <w:rPr>
               <w:rStyle w:val="Hyperlink"/>
             </w:rPr>
-            <w:t>G</w:t>
+            <w:t>ute</w:t>
           </w:r>
         </w:hyperlink>
       </w:r>
@@ -1822,70 +1886,6 @@
           <w:sz w:val="24"/>
           <w:u w:val="single"/>
         </w:rPr>
-        <w:hyperlink r:id="rId15" w:history="1">
-          <w:r>
-            <w:rPr>
-              <w:rStyle w:val="Hyperlink"/>
-            </w:rPr>
-            <w:t>errit</w:t>
-          </w:r>
-        </w:hyperlink>
-      </w:r>
-      <w:r>
-        <w:rPr>
-          <w:rFonts w:ascii="Charis SIL Regular" w:hAnsi="Charis SIL Regular" w:eastAsia="Charis SIL Regular"/>
-          <w:b w:val="0"/>
-          <w:i w:val="0"/>
-          <w:color w:val="0000FF"/>
-          <w:sz w:val="24"/>
-          <w:u w:val="single"/>
-        </w:rPr>
-        <w:t xml:space="preserve"> </w:t>
-      </w:r>
-      <w:r>
-        <w:rPr>
-          <w:rFonts w:ascii="Charis SIL Regular" w:hAnsi="Charis SIL Regular" w:eastAsia="Charis SIL Regular"/>
-          <w:b w:val="0"/>
-          <w:i w:val="0"/>
-          <w:color w:val="0000FF"/>
-          <w:sz w:val="24"/>
-          <w:u w:val="single"/>
-        </w:rPr>
-        <w:hyperlink r:id="rId15" w:history="1">
-          <w:r>
-            <w:rPr>
-              <w:rStyle w:val="Hyperlink"/>
-            </w:rPr>
-            <w:t>Scho</w:t>
-          </w:r>
-        </w:hyperlink>
-      </w:r>
-      <w:r>
-        <w:rPr>
-          <w:rFonts w:ascii="Charis SIL Regular" w:hAnsi="Charis SIL Regular" w:eastAsia="Charis SIL Regular"/>
-          <w:b w:val="0"/>
-          <w:i w:val="0"/>
-          <w:color w:val="0000FF"/>
-          <w:sz w:val="24"/>
-        </w:rPr>
-        <w:hyperlink r:id="rId17" w:history="1">
-          <w:r>
-            <w:rPr>
-              <w:rStyle w:val="Hyperlink"/>
-            </w:rPr>
-            <w:t>ute</w:t>
-          </w:r>
-        </w:hyperlink>
-      </w:r>
-      <w:r>
-        <w:rPr>
-          <w:rFonts w:ascii="Charis SIL Regular" w:hAnsi="Charis SIL Regular" w:eastAsia="Charis SIL Regular"/>
-          <w:b w:val="0"/>
-          <w:i w:val="0"/>
-          <w:color w:val="0000FF"/>
-          <w:sz w:val="24"/>
-          <w:u w:val="single"/>
-        </w:rPr>
         <w:hyperlink r:id="rId16" w:history="1">
           <w:r>
             <w:rPr>
@@ -1996,14 +1996,7 @@
           <w:color w:val="000000"/>
           <w:sz w:val="24"/>
         </w:rPr>
-        <w:hyperlink r:id="rId17" w:history="1">
-          <w:r>
-            <w:rPr>
-              <w:rStyle w:val="Hyperlink"/>
-            </w:rPr>
-            <w:t>het Ka</w:t>
-          </w:r>
-        </w:hyperlink>
+        <w:t>het Ka</w:t>
       </w:r>
       <w:r>
         <w:rPr>
@@ -2566,19 +2559,27 @@
           <w:i w:val="0"/>
           <w:color w:val="0000FF"/>
           <w:sz w:val="24"/>
-        </w:rPr>
-        <w:t>Omniversu</w:t>
-      </w:r>
-      <w:r>
-        <w:rPr>
-          <w:rFonts w:ascii="Charis SIL Regular" w:hAnsi="Charis SIL Regular" w:eastAsia="Charis SIL Regular"/>
-          <w:b w:val="0"/>
-          <w:i w:val="0"/>
-          <w:color w:val="0000FF"/>
-          <w:sz w:val="24"/>
           <w:u w:val="single"/>
         </w:rPr>
-        <w:hyperlink r:id="rId21" w:history="1">
+        <w:hyperlink r:id="rId22" w:history="1">
+          <w:r>
+            <w:rPr>
+              <w:rStyle w:val="Hyperlink"/>
+            </w:rPr>
+            <w:t>Omniversu</w:t>
+          </w:r>
+        </w:hyperlink>
+      </w:r>
+      <w:r>
+        <w:rPr>
+          <w:rFonts w:ascii="Charis SIL Regular" w:hAnsi="Charis SIL Regular" w:eastAsia="Charis SIL Regular"/>
+          <w:b w:val="0"/>
+          <w:i w:val="0"/>
+          <w:color w:val="0000FF"/>
+          <w:sz w:val="24"/>
+          <w:u w:val="single"/>
+        </w:rPr>
+        <w:hyperlink r:id="rId22" w:history="1">
           <w:r>
             <w:rPr>
               <w:rStyle w:val="Hyperlink"/>
@@ -3057,7 +3058,18 @@
           <w:color w:val="000000"/>
           <w:sz w:val="24"/>
         </w:rPr>
-        <w:t xml:space="preserve"> van het Zeister Zendingsgenootsch</w:t>
+        <w:t xml:space="preserve"> van het Zeister Zendingsg</w:t>
+      </w:r>
+      <w:r>
+        <w:rPr>
+          <w:u w:val="single" w:color="0000ff"/>
+          <w:rFonts w:ascii="Charis SIL Regular" w:hAnsi="Charis SIL Regular" w:eastAsia="Charis SIL Regular"/>
+          <w:b w:val="0"/>
+          <w:i w:val="0"/>
+          <w:color w:val="000000"/>
+          <w:sz w:val="24"/>
+        </w:rPr>
+        <w:t>enootsch</w:t>
       </w:r>
       <w:r>
         <w:rPr>
@@ -3160,18 +3172,26 @@
           <w:i w:val="0"/>
           <w:color w:val="0000FF"/>
           <w:sz w:val="24"/>
-        </w:rPr>
-        <w:t>Cornelis Ascanius van</w:t>
-      </w:r>
-      <w:r>
-        <w:rPr>
-          <w:rFonts w:ascii="Charis SIL Regular" w:hAnsi="Charis SIL Regular" w:eastAsia="Charis SIL Regular"/>
-          <w:b w:val="0"/>
-          <w:i w:val="0"/>
-          <w:color w:val="0000FF"/>
-          <w:sz w:val="24"/>
           <w:u w:val="single"/>
         </w:rPr>
+        <w:hyperlink r:id="rId28" w:history="1">
+          <w:r>
+            <w:rPr>
+              <w:rStyle w:val="Hyperlink"/>
+            </w:rPr>
+            <w:t>Cornelis</w:t>
+          </w:r>
+        </w:hyperlink>
+      </w:r>
+      <w:r>
+        <w:rPr>
+          <w:rFonts w:ascii="Charis SIL Regular" w:hAnsi="Charis SIL Regular" w:eastAsia="Charis SIL Regular"/>
+          <w:b w:val="0"/>
+          <w:i w:val="0"/>
+          <w:color w:val="0000FF"/>
+          <w:sz w:val="24"/>
+          <w:u w:val="single"/>
+        </w:rPr>
         <w:t xml:space="preserve"> </w:t>
       </w:r>
       <w:r>
@@ -3183,7 +3203,65 @@
           <w:sz w:val="24"/>
           <w:u w:val="single"/>
         </w:rPr>
-        <w:hyperlink r:id="rId26" w:history="1">
+        <w:hyperlink r:id="rId28" w:history="1">
+          <w:r>
+            <w:rPr>
+              <w:rStyle w:val="Hyperlink"/>
+            </w:rPr>
+            <w:t>Ascanius</w:t>
+          </w:r>
+        </w:hyperlink>
+      </w:r>
+      <w:r>
+        <w:rPr>
+          <w:rFonts w:ascii="Charis SIL Regular" w:hAnsi="Charis SIL Regular" w:eastAsia="Charis SIL Regular"/>
+          <w:b w:val="0"/>
+          <w:i w:val="0"/>
+          <w:color w:val="0000FF"/>
+          <w:sz w:val="24"/>
+          <w:u w:val="single"/>
+        </w:rPr>
+        <w:t xml:space="preserve"> </w:t>
+      </w:r>
+      <w:r>
+        <w:rPr>
+          <w:rFonts w:ascii="Charis SIL Regular" w:hAnsi="Charis SIL Regular" w:eastAsia="Charis SIL Regular"/>
+          <w:b w:val="0"/>
+          <w:i w:val="0"/>
+          <w:color w:val="0000FF"/>
+          <w:sz w:val="24"/>
+          <w:u w:val="single"/>
+        </w:rPr>
+        <w:hyperlink r:id="rId28" w:history="1">
+          <w:r>
+            <w:rPr>
+              <w:rStyle w:val="Hyperlink"/>
+            </w:rPr>
+            <w:t>van</w:t>
+          </w:r>
+        </w:hyperlink>
+      </w:r>
+      <w:r>
+        <w:rPr>
+          <w:rFonts w:ascii="Charis SIL Regular" w:hAnsi="Charis SIL Regular" w:eastAsia="Charis SIL Regular"/>
+          <w:b w:val="0"/>
+          <w:i w:val="0"/>
+          <w:color w:val="0000FF"/>
+          <w:sz w:val="24"/>
+          <w:u w:val="single"/>
+        </w:rPr>
+        <w:t xml:space="preserve"> </w:t>
+      </w:r>
+      <w:r>
+        <w:rPr>
+          <w:rFonts w:ascii="Charis SIL Regular" w:hAnsi="Charis SIL Regular" w:eastAsia="Charis SIL Regular"/>
+          <w:b w:val="0"/>
+          <w:i w:val="0"/>
+          <w:color w:val="0000FF"/>
+          <w:sz w:val="24"/>
+          <w:u w:val="single"/>
+        </w:rPr>
+        <w:hyperlink r:id="rId28" w:history="1">
           <w:r>
             <w:rPr>
               <w:rStyle w:val="Hyperlink"/>
@@ -3333,12 +3411,41 @@
           <w:sz w:val="24"/>
           <w:u w:val="single"/>
         </w:rPr>
+        <w:hyperlink r:id="rId29" w:history="1">
+          <w:r>
+            <w:rPr>
+              <w:rStyle w:val="Hyperlink"/>
+            </w:rPr>
+            <w:t>ninck</w:t>
+          </w:r>
+        </w:hyperlink>
+      </w:r>
+      <w:r>
+        <w:rPr>
+          <w:rFonts w:ascii="Charis SIL Regular" w:hAnsi="Charis SIL Regular" w:eastAsia="Charis SIL Regular"/>
+          <w:b w:val="0"/>
+          <w:i w:val="0"/>
+          <w:color w:val="0000FF"/>
+          <w:sz w:val="24"/>
+          <w:u w:val="single"/>
+        </w:rPr>
+        <w:t xml:space="preserve"> </w:t>
+      </w:r>
+      <w:r>
+        <w:rPr>
+          <w:rFonts w:ascii="Charis SIL Regular" w:hAnsi="Charis SIL Regular" w:eastAsia="Charis SIL Regular"/>
+          <w:b w:val="0"/>
+          <w:i w:val="0"/>
+          <w:color w:val="0000FF"/>
+          <w:sz w:val="24"/>
+          <w:u w:val="single"/>
+        </w:rPr>
         <w:hyperlink r:id="rId28" w:history="1">
           <w:r>
             <w:rPr>
               <w:rStyle w:val="Hyperlink"/>
             </w:rPr>
-            <w:t>ninck</w:t>
+            <w:t>va</w:t>
           </w:r>
         </w:hyperlink>
       </w:r>
@@ -3351,6 +3458,24 @@
           <w:sz w:val="24"/>
           <w:u w:val="single"/>
         </w:rPr>
+        <w:hyperlink r:id="rId28" w:history="1">
+          <w:r>
+            <w:rPr>
+              <w:rStyle w:val="Hyperlink"/>
+            </w:rPr>
+            <w:t>n</w:t>
+          </w:r>
+        </w:hyperlink>
+      </w:r>
+      <w:r>
+        <w:rPr>
+          <w:rFonts w:ascii="Charis SIL Regular" w:hAnsi="Charis SIL Regular" w:eastAsia="Charis SIL Regular"/>
+          <w:b w:val="0"/>
+          <w:i w:val="0"/>
+          <w:color w:val="0000FF"/>
+          <w:sz w:val="24"/>
+          <w:u w:val="single"/>
+        </w:rPr>
         <w:t xml:space="preserve"> </w:t>
       </w:r>
       <w:r>
@@ -3367,9 +3492,215 @@
             <w:rPr>
               <w:rStyle w:val="Hyperlink"/>
             </w:rPr>
-            <w:t>va</w:t>
-          </w:r>
-        </w:hyperlink>
+            <w:t>der</w:t>
+          </w:r>
+        </w:hyperlink>
+      </w:r>
+      <w:r>
+        <w:rPr>
+          <w:rFonts w:ascii="Charis SIL Regular" w:hAnsi="Charis SIL Regular" w:eastAsia="Charis SIL Regular"/>
+          <w:b w:val="0"/>
+          <w:i w:val="0"/>
+          <w:color w:val="0000FF"/>
+          <w:sz w:val="24"/>
+        </w:rPr>
+        <w:t xml:space="preserve"> Oye</w:t>
+      </w:r>
+      <w:r>
+        <w:rPr>
+          <w:u w:val="single" w:color="0000ff"/>
+          <w:rFonts w:ascii="Charis SIL Regular" w:hAnsi="Charis SIL Regular" w:eastAsia="Charis SIL Regular"/>
+          <w:b w:val="0"/>
+          <w:i w:val="0"/>
+          <w:color w:val="000000"/>
+          <w:sz w:val="24"/>
+        </w:rPr>
+        <w:hyperlink r:id="rId28" w:history="1">
+          <w:r>
+            <w:rPr>
+              <w:rStyle w:val="Hyperlink"/>
+            </w:rPr>
+            <w:t>.</w:t>
+          </w:r>
+        </w:hyperlink>
+      </w:r>
+      <w:r>
+        <w:rPr>
+          <w:u w:val="single" w:color="0000ff"/>
+          <w:rFonts w:ascii="Charis SIL Regular" w:hAnsi="Charis SIL Regular" w:eastAsia="Charis SIL Regular"/>
+          <w:b w:val="0"/>
+          <w:i w:val="0"/>
+          <w:color w:val="000000"/>
+          <w:sz w:val="24"/>
+        </w:rPr>
+        <w:hyperlink r:id="rId28" w:history="1">
+          <w:r>
+            <w:rPr>
+              <w:rStyle w:val="Hyperlink"/>
+            </w:rPr>
+            <w:t xml:space="preserve"> De</w:t>
+          </w:r>
+        </w:hyperlink>
+      </w:r>
+      <w:r>
+        <w:rPr>
+          <w:u w:val="single" w:color="0000ff"/>
+          <w:rFonts w:ascii="Charis SIL Regular" w:hAnsi="Charis SIL Regular" w:eastAsia="Charis SIL Regular"/>
+          <w:b w:val="0"/>
+          <w:i w:val="0"/>
+          <w:color w:val="000000"/>
+          <w:sz w:val="24"/>
+        </w:rPr>
+        <w:hyperlink r:id="rId28" w:history="1">
+          <w:r>
+            <w:rPr>
+              <w:rStyle w:val="Hyperlink"/>
+            </w:rPr>
+            <w:t>z</w:t>
+          </w:r>
+        </w:hyperlink>
+      </w:r>
+      <w:r>
+        <w:rPr>
+          <w:u w:val="single" w:color="0000ff"/>
+          <w:rFonts w:ascii="Charis SIL Regular" w:hAnsi="Charis SIL Regular" w:eastAsia="Charis SIL Regular"/>
+          <w:b w:val="0"/>
+          <w:i w:val="0"/>
+          <w:color w:val="000000"/>
+          <w:sz w:val="24"/>
+        </w:rPr>
+        <w:hyperlink r:id="rId28" w:history="1">
+          <w:r>
+            <w:rPr>
+              <w:rStyle w:val="Hyperlink"/>
+            </w:rPr>
+            <w:t xml:space="preserve">e werden </w:t>
+          </w:r>
+        </w:hyperlink>
+      </w:r>
+      <w:r>
+        <w:rPr>
+          <w:rFonts w:ascii="Charis SIL Regular" w:hAnsi="Charis SIL Regular" w:eastAsia="Charis SIL Regular"/>
+          <w:b w:val="0"/>
+          <w:i w:val="0"/>
+          <w:color w:val="000000"/>
+          <w:sz w:val="24"/>
+        </w:rPr>
+        <w:t xml:space="preserve">in </w:t>
+      </w:r>
+      <w:r>
+        <w:rPr>
+          <w:rFonts w:ascii="Charis SIL Regular" w:hAnsi="Charis SIL Regular" w:eastAsia="Charis SIL Regular"/>
+          <w:b w:val="0"/>
+          <w:i w:val="0"/>
+          <w:color w:val="000000"/>
+          <w:sz w:val="24"/>
+        </w:rPr>
+        <w:t>respectievelijk 1883 en 1895</w:t>
+      </w:r>
+      <w:r>
+        <w:rPr>
+          <w:u w:val="single" w:color="0000ff"/>
+          <w:rFonts w:ascii="Charis SIL Regular" w:hAnsi="Charis SIL Regular" w:eastAsia="Charis SIL Regular"/>
+          <w:b w:val="0"/>
+          <w:i w:val="0"/>
+          <w:color w:val="000000"/>
+          <w:sz w:val="24"/>
+        </w:rPr>
+        <w:t xml:space="preserve"> geschonken aan het Rijks Ethnogr</w:t>
+      </w:r>
+      <w:r>
+        <w:rPr>
+          <w:u w:val="single" w:color="0000ff"/>
+          <w:rFonts w:ascii="Charis SIL Regular" w:hAnsi="Charis SIL Regular" w:eastAsia="Charis SIL Regular"/>
+          <w:b w:val="0"/>
+          <w:i w:val="0"/>
+          <w:color w:val="000000"/>
+          <w:sz w:val="24"/>
+        </w:rPr>
+        <w:hyperlink r:id="rId29" w:history="1">
+          <w:r>
+            <w:rPr>
+              <w:rStyle w:val="Hyperlink"/>
+            </w:rPr>
+            <w:t>aph</w:t>
+          </w:r>
+        </w:hyperlink>
+      </w:r>
+      <w:r>
+        <w:rPr>
+          <w:u w:val="single" w:color="0000ff"/>
+          <w:rFonts w:ascii="Charis SIL Regular" w:hAnsi="Charis SIL Regular" w:eastAsia="Charis SIL Regular"/>
+          <w:b w:val="0"/>
+          <w:i w:val="0"/>
+          <w:color w:val="000000"/>
+          <w:sz w:val="24"/>
+        </w:rPr>
+        <w:hyperlink r:id="rId29" w:history="1">
+          <w:r>
+            <w:rPr>
+              <w:rStyle w:val="Hyperlink"/>
+            </w:rPr>
+            <w:t>i</w:t>
+          </w:r>
+        </w:hyperlink>
+      </w:r>
+      <w:r>
+        <w:rPr>
+          <w:u w:val="single" w:color="0000ff"/>
+          <w:rFonts w:ascii="Charis SIL Regular" w:hAnsi="Charis SIL Regular" w:eastAsia="Charis SIL Regular"/>
+          <w:b w:val="0"/>
+          <w:i w:val="0"/>
+          <w:color w:val="000000"/>
+          <w:sz w:val="24"/>
+        </w:rPr>
+        <w:hyperlink r:id="rId29" w:history="1">
+          <w:r>
+            <w:rPr>
+              <w:rStyle w:val="Hyperlink"/>
+            </w:rPr>
+            <w:t>sch</w:t>
+          </w:r>
+        </w:hyperlink>
+      </w:r>
+      <w:r>
+        <w:rPr>
+          <w:u w:val="single" w:color="0000ff"/>
+          <w:rFonts w:ascii="Charis SIL Regular" w:hAnsi="Charis SIL Regular" w:eastAsia="Charis SIL Regular"/>
+          <w:b w:val="0"/>
+          <w:i w:val="0"/>
+          <w:color w:val="000000"/>
+          <w:sz w:val="24"/>
+        </w:rPr>
+        <w:t xml:space="preserve"> </w:t>
+      </w:r>
+      <w:r>
+        <w:rPr>
+          <w:u w:val="single" w:color="0000ff"/>
+          <w:rFonts w:ascii="Charis SIL Regular" w:hAnsi="Charis SIL Regular" w:eastAsia="Charis SIL Regular"/>
+          <w:b w:val="0"/>
+          <w:i w:val="0"/>
+          <w:color w:val="000000"/>
+          <w:sz w:val="24"/>
+        </w:rPr>
+        <w:hyperlink r:id="rId29" w:history="1">
+          <w:r>
+            <w:rPr>
+              <w:rStyle w:val="Hyperlink"/>
+            </w:rPr>
+            <w:t>Mus</w:t>
+          </w:r>
+        </w:hyperlink>
+      </w:r>
+      <w:r>
+        <w:rPr>
+          <w:rFonts w:ascii="Charis SIL Regular" w:hAnsi="Charis SIL Regular" w:eastAsia="Charis SIL Regular"/>
+          <w:b w:val="0"/>
+          <w:i w:val="0"/>
+          <w:color w:val="000000"/>
+          <w:sz w:val="24"/>
+        </w:rPr>
+        <w:t xml:space="preserve">eum, het huidige </w:t>
       </w:r>
       <w:r>
         <w:rPr>
@@ -3380,12 +3711,12 @@
           <w:sz w:val="24"/>
           <w:u w:val="single"/>
         </w:rPr>
-        <w:hyperlink r:id="rId29" w:history="1">
-          <w:r>
-            <w:rPr>
-              <w:rStyle w:val="Hyperlink"/>
-            </w:rPr>
-            <w:t>n</w:t>
+        <w:hyperlink r:id="rId30" w:history="1">
+          <w:r>
+            <w:rPr>
+              <w:rStyle w:val="Hyperlink"/>
+            </w:rPr>
+            <w:t>Wereldmuseum</w:t>
           </w:r>
         </w:hyperlink>
       </w:r>
@@ -3409,14 +3740,24 @@
           <w:sz w:val="24"/>
           <w:u w:val="single"/>
         </w:rPr>
-        <w:hyperlink r:id="rId29" w:history="1">
-          <w:r>
-            <w:rPr>
-              <w:rStyle w:val="Hyperlink"/>
-            </w:rPr>
-            <w:t>der</w:t>
-          </w:r>
-        </w:hyperlink>
+        <w:hyperlink r:id="rId30" w:history="1">
+          <w:r>
+            <w:rPr>
+              <w:rStyle w:val="Hyperlink"/>
+            </w:rPr>
+            <w:t>Leiden</w:t>
+          </w:r>
+        </w:hyperlink>
+      </w:r>
+      <w:r>
+        <w:rPr>
+          <w:rFonts w:ascii="Charis SIL Regular" w:hAnsi="Charis SIL Regular" w:eastAsia="Charis SIL Regular"/>
+          <w:b w:val="0"/>
+          <w:i w:val="0"/>
+          <w:color w:val="000000"/>
+          <w:sz w:val="24"/>
+        </w:rPr>
+        <w:t xml:space="preserve">. Ook het </w:t>
       </w:r>
       <w:r>
         <w:rPr>
@@ -3427,6 +3768,45 @@
           <w:sz w:val="24"/>
           <w:u w:val="single"/>
         </w:rPr>
+        <w:hyperlink r:id="rId31" w:history="1">
+          <w:r>
+            <w:rPr>
+              <w:rStyle w:val="Hyperlink"/>
+            </w:rPr>
+            <w:t>Etnografis</w:t>
+          </w:r>
+        </w:hyperlink>
+      </w:r>
+      <w:r>
+        <w:rPr>
+          <w:rFonts w:ascii="Charis SIL Regular" w:hAnsi="Charis SIL Regular" w:eastAsia="Charis SIL Regular"/>
+          <w:b w:val="0"/>
+          <w:i w:val="0"/>
+          <w:color w:val="0000FF"/>
+          <w:sz w:val="24"/>
+          <w:u w:val="single"/>
+        </w:rPr>
+        <w:t>c</w:t>
+      </w:r>
+      <w:r>
+        <w:rPr>
+          <w:rFonts w:ascii="Charis SIL Regular" w:hAnsi="Charis SIL Regular" w:eastAsia="Charis SIL Regular"/>
+          <w:b w:val="0"/>
+          <w:i w:val="0"/>
+          <w:color w:val="0000FF"/>
+          <w:sz w:val="24"/>
+        </w:rPr>
+        <w:t>h</w:t>
+      </w:r>
+      <w:r>
+        <w:rPr>
+          <w:rFonts w:ascii="Charis SIL Regular" w:hAnsi="Charis SIL Regular" w:eastAsia="Charis SIL Regular"/>
+          <w:b w:val="0"/>
+          <w:i w:val="0"/>
+          <w:color w:val="0000FF"/>
+          <w:sz w:val="24"/>
+          <w:u w:val="single"/>
+        </w:rPr>
         <w:t xml:space="preserve"> </w:t>
       </w:r>
       <w:r>
@@ -3438,282 +3818,14 @@
           <w:sz w:val="24"/>
           <w:u w:val="single"/>
         </w:rPr>
-        <w:hyperlink r:id="rId29" w:history="1">
-          <w:r>
-            <w:rPr>
-              <w:rStyle w:val="Hyperlink"/>
-            </w:rPr>
-            <w:t>Oye</w:t>
-          </w:r>
-        </w:hyperlink>
-      </w:r>
-      <w:r>
-        <w:rPr>
-          <w:u w:val="single" w:color="0000ff"/>
-          <w:rFonts w:ascii="Charis SIL Regular" w:hAnsi="Charis SIL Regular" w:eastAsia="Charis SIL Regular"/>
-          <w:b w:val="0"/>
-          <w:i w:val="0"/>
-          <w:color w:val="000000"/>
-          <w:sz w:val="24"/>
-        </w:rPr>
-        <w:hyperlink r:id="rId28" w:history="1">
-          <w:r>
-            <w:rPr>
-              <w:rStyle w:val="Hyperlink"/>
-            </w:rPr>
-            <w:t>.</w:t>
-          </w:r>
-        </w:hyperlink>
-      </w:r>
-      <w:r>
-        <w:rPr>
-          <w:u w:val="single" w:color="0000ff"/>
-          <w:rFonts w:ascii="Charis SIL Regular" w:hAnsi="Charis SIL Regular" w:eastAsia="Charis SIL Regular"/>
-          <w:b w:val="0"/>
-          <w:i w:val="0"/>
-          <w:color w:val="000000"/>
-          <w:sz w:val="24"/>
-        </w:rPr>
-        <w:hyperlink r:id="rId28" w:history="1">
-          <w:r>
-            <w:rPr>
-              <w:rStyle w:val="Hyperlink"/>
-            </w:rPr>
-            <w:t xml:space="preserve"> De</w:t>
-          </w:r>
-        </w:hyperlink>
-      </w:r>
-      <w:r>
-        <w:rPr>
-          <w:u w:val="single" w:color="0000ff"/>
-          <w:rFonts w:ascii="Charis SIL Regular" w:hAnsi="Charis SIL Regular" w:eastAsia="Charis SIL Regular"/>
-          <w:b w:val="0"/>
-          <w:i w:val="0"/>
-          <w:color w:val="000000"/>
-          <w:sz w:val="24"/>
-        </w:rPr>
-        <w:hyperlink r:id="rId28" w:history="1">
-          <w:r>
-            <w:rPr>
-              <w:rStyle w:val="Hyperlink"/>
-            </w:rPr>
-            <w:t>z</w:t>
-          </w:r>
-        </w:hyperlink>
-      </w:r>
-      <w:r>
-        <w:rPr>
-          <w:u w:val="single" w:color="0000ff"/>
-          <w:rFonts w:ascii="Charis SIL Regular" w:hAnsi="Charis SIL Regular" w:eastAsia="Charis SIL Regular"/>
-          <w:b w:val="0"/>
-          <w:i w:val="0"/>
-          <w:color w:val="000000"/>
-          <w:sz w:val="24"/>
-        </w:rPr>
-        <w:hyperlink r:id="rId28" w:history="1">
-          <w:r>
-            <w:rPr>
-              <w:rStyle w:val="Hyperlink"/>
-            </w:rPr>
-            <w:t xml:space="preserve">e werden </w:t>
-          </w:r>
-        </w:hyperlink>
-      </w:r>
-      <w:r>
-        <w:rPr>
-          <w:rFonts w:ascii="Charis SIL Regular" w:hAnsi="Charis SIL Regular" w:eastAsia="Charis SIL Regular"/>
-          <w:b w:val="0"/>
-          <w:i w:val="0"/>
-          <w:color w:val="000000"/>
-          <w:sz w:val="24"/>
-        </w:rPr>
-        <w:t xml:space="preserve">in </w:t>
-      </w:r>
-      <w:r>
-        <w:rPr>
-          <w:rFonts w:ascii="Charis SIL Regular" w:hAnsi="Charis SIL Regular" w:eastAsia="Charis SIL Regular"/>
-          <w:b w:val="0"/>
-          <w:i w:val="0"/>
-          <w:color w:val="000000"/>
-          <w:sz w:val="24"/>
-        </w:rPr>
-        <w:t>respectievelijk 1883 en 1895</w:t>
-      </w:r>
-      <w:r>
-        <w:rPr>
-          <w:u w:val="single" w:color="0000ff"/>
-          <w:rFonts w:ascii="Charis SIL Regular" w:hAnsi="Charis SIL Regular" w:eastAsia="Charis SIL Regular"/>
-          <w:b w:val="0"/>
-          <w:i w:val="0"/>
-          <w:color w:val="000000"/>
-          <w:sz w:val="24"/>
-        </w:rPr>
-        <w:t xml:space="preserve"> </w:t>
-      </w:r>
-      <w:r>
-        <w:rPr>
-          <w:u w:val="single" w:color="0000ff"/>
-          <w:rFonts w:ascii="Charis SIL Regular" w:hAnsi="Charis SIL Regular" w:eastAsia="Charis SIL Regular"/>
-          <w:b w:val="0"/>
-          <w:i w:val="0"/>
-          <w:color w:val="000000"/>
-          <w:sz w:val="24"/>
-        </w:rPr>
-        <w:hyperlink r:id="rId29" w:history="1">
-          <w:r>
-            <w:rPr>
-              <w:rStyle w:val="Hyperlink"/>
-            </w:rPr>
-            <w:t>geschon</w:t>
-          </w:r>
-        </w:hyperlink>
-      </w:r>
-      <w:r>
-        <w:rPr>
-          <w:u w:val="single" w:color="0000ff"/>
-          <w:rFonts w:ascii="Charis SIL Regular" w:hAnsi="Charis SIL Regular" w:eastAsia="Charis SIL Regular"/>
-          <w:b w:val="0"/>
-          <w:i w:val="0"/>
-          <w:color w:val="000000"/>
-          <w:sz w:val="24"/>
-        </w:rPr>
-        <w:hyperlink r:id="rId29" w:history="1">
-          <w:r>
-            <w:rPr>
-              <w:rStyle w:val="Hyperlink"/>
-            </w:rPr>
-            <w:t>ken a</w:t>
-          </w:r>
-        </w:hyperlink>
-      </w:r>
-      <w:r>
-        <w:rPr>
-          <w:u w:val="single" w:color="0000ff"/>
-          <w:rFonts w:ascii="Charis SIL Regular" w:hAnsi="Charis SIL Regular" w:eastAsia="Charis SIL Regular"/>
-          <w:b w:val="0"/>
-          <w:i w:val="0"/>
-          <w:color w:val="000000"/>
-          <w:sz w:val="24"/>
-        </w:rPr>
-        <w:hyperlink r:id="rId29" w:history="1">
-          <w:r>
-            <w:rPr>
-              <w:rStyle w:val="Hyperlink"/>
-            </w:rPr>
-            <w:t>a</w:t>
-          </w:r>
-        </w:hyperlink>
-      </w:r>
-      <w:r>
-        <w:rPr>
-          <w:u w:val="single" w:color="0000ff"/>
-          <w:rFonts w:ascii="Charis SIL Regular" w:hAnsi="Charis SIL Regular" w:eastAsia="Charis SIL Regular"/>
-          <w:b w:val="0"/>
-          <w:i w:val="0"/>
-          <w:color w:val="000000"/>
-          <w:sz w:val="24"/>
-        </w:rPr>
-        <w:hyperlink r:id="rId29" w:history="1">
-          <w:r>
-            <w:rPr>
-              <w:rStyle w:val="Hyperlink"/>
-            </w:rPr>
-            <w:t>n het Rijks Ethnogr</w:t>
-          </w:r>
-        </w:hyperlink>
-      </w:r>
-      <w:r>
-        <w:rPr>
-          <w:u w:val="single" w:color="0000ff"/>
-          <w:rFonts w:ascii="Charis SIL Regular" w:hAnsi="Charis SIL Regular" w:eastAsia="Charis SIL Regular"/>
-          <w:b w:val="0"/>
-          <w:i w:val="0"/>
-          <w:color w:val="000000"/>
-          <w:sz w:val="24"/>
-        </w:rPr>
-        <w:hyperlink r:id="rId29" w:history="1">
-          <w:r>
-            <w:rPr>
-              <w:rStyle w:val="Hyperlink"/>
-            </w:rPr>
-            <w:t>aph</w:t>
-          </w:r>
-        </w:hyperlink>
-      </w:r>
-      <w:r>
-        <w:rPr>
-          <w:u w:val="single" w:color="0000ff"/>
-          <w:rFonts w:ascii="Charis SIL Regular" w:hAnsi="Charis SIL Regular" w:eastAsia="Charis SIL Regular"/>
-          <w:b w:val="0"/>
-          <w:i w:val="0"/>
-          <w:color w:val="000000"/>
-          <w:sz w:val="24"/>
-        </w:rPr>
-        <w:hyperlink r:id="rId29" w:history="1">
-          <w:r>
-            <w:rPr>
-              <w:rStyle w:val="Hyperlink"/>
-            </w:rPr>
-            <w:t>i</w:t>
-          </w:r>
-        </w:hyperlink>
-      </w:r>
-      <w:r>
-        <w:rPr>
-          <w:u w:val="single" w:color="0000ff"/>
-          <w:rFonts w:ascii="Charis SIL Regular" w:hAnsi="Charis SIL Regular" w:eastAsia="Charis SIL Regular"/>
-          <w:b w:val="0"/>
-          <w:i w:val="0"/>
-          <w:color w:val="000000"/>
-          <w:sz w:val="24"/>
-        </w:rPr>
-        <w:hyperlink r:id="rId29" w:history="1">
-          <w:r>
-            <w:rPr>
-              <w:rStyle w:val="Hyperlink"/>
-            </w:rPr>
-            <w:t>sch</w:t>
-          </w:r>
-        </w:hyperlink>
-      </w:r>
-      <w:r>
-        <w:rPr>
-          <w:u w:val="single" w:color="0000ff"/>
-          <w:rFonts w:ascii="Charis SIL Regular" w:hAnsi="Charis SIL Regular" w:eastAsia="Charis SIL Regular"/>
-          <w:b w:val="0"/>
-          <w:i w:val="0"/>
-          <w:color w:val="000000"/>
-          <w:sz w:val="24"/>
-        </w:rPr>
-        <w:t xml:space="preserve"> </w:t>
-      </w:r>
-      <w:r>
-        <w:rPr>
-          <w:u w:val="single" w:color="0000ff"/>
-          <w:rFonts w:ascii="Charis SIL Regular" w:hAnsi="Charis SIL Regular" w:eastAsia="Charis SIL Regular"/>
-          <w:b w:val="0"/>
-          <w:i w:val="0"/>
-          <w:color w:val="000000"/>
-          <w:sz w:val="24"/>
-        </w:rPr>
-        <w:hyperlink r:id="rId29" w:history="1">
-          <w:r>
-            <w:rPr>
-              <w:rStyle w:val="Hyperlink"/>
-            </w:rPr>
-            <w:t>Mus</w:t>
-          </w:r>
-        </w:hyperlink>
-      </w:r>
-      <w:r>
-        <w:rPr>
-          <w:rFonts w:ascii="Charis SIL Regular" w:hAnsi="Charis SIL Regular" w:eastAsia="Charis SIL Regular"/>
-          <w:b w:val="0"/>
-          <w:i w:val="0"/>
-          <w:color w:val="000000"/>
-          <w:sz w:val="24"/>
-        </w:rPr>
-        <w:t xml:space="preserve">eum, het huidige </w:t>
+        <w:hyperlink r:id="rId31" w:history="1">
+          <w:r>
+            <w:rPr>
+              <w:rStyle w:val="Hyperlink"/>
+            </w:rPr>
+            <w:t>Museum</w:t>
+          </w:r>
+        </w:hyperlink>
       </w:r>
       <w:r>
         <w:rPr>
@@ -3723,120 +3835,6 @@
           <w:color w:val="0000FF"/>
           <w:sz w:val="24"/>
           <w:u w:val="single"/>
-        </w:rPr>
-        <w:hyperlink r:id="rId30" w:history="1">
-          <w:r>
-            <w:rPr>
-              <w:rStyle w:val="Hyperlink"/>
-            </w:rPr>
-            <w:t>Wereldmuseum</w:t>
-          </w:r>
-        </w:hyperlink>
-      </w:r>
-      <w:r>
-        <w:rPr>
-          <w:rFonts w:ascii="Charis SIL Regular" w:hAnsi="Charis SIL Regular" w:eastAsia="Charis SIL Regular"/>
-          <w:b w:val="0"/>
-          <w:i w:val="0"/>
-          <w:color w:val="0000FF"/>
-          <w:sz w:val="24"/>
-          <w:u w:val="single"/>
-        </w:rPr>
-        <w:t xml:space="preserve"> </w:t>
-      </w:r>
-      <w:r>
-        <w:rPr>
-          <w:rFonts w:ascii="Charis SIL Regular" w:hAnsi="Charis SIL Regular" w:eastAsia="Charis SIL Regular"/>
-          <w:b w:val="0"/>
-          <w:i w:val="0"/>
-          <w:color w:val="0000FF"/>
-          <w:sz w:val="24"/>
-          <w:u w:val="single"/>
-        </w:rPr>
-        <w:hyperlink r:id="rId30" w:history="1">
-          <w:r>
-            <w:rPr>
-              <w:rStyle w:val="Hyperlink"/>
-            </w:rPr>
-            <w:t>Leiden</w:t>
-          </w:r>
-        </w:hyperlink>
-      </w:r>
-      <w:r>
-        <w:rPr>
-          <w:rFonts w:ascii="Charis SIL Regular" w:hAnsi="Charis SIL Regular" w:eastAsia="Charis SIL Regular"/>
-          <w:b w:val="0"/>
-          <w:i w:val="0"/>
-          <w:color w:val="000000"/>
-          <w:sz w:val="24"/>
-        </w:rPr>
-        <w:t xml:space="preserve">. Ook het </w:t>
-      </w:r>
-      <w:r>
-        <w:rPr>
-          <w:rFonts w:ascii="Charis SIL Regular" w:hAnsi="Charis SIL Regular" w:eastAsia="Charis SIL Regular"/>
-          <w:b w:val="0"/>
-          <w:i w:val="0"/>
-          <w:color w:val="0000FF"/>
-          <w:sz w:val="24"/>
-          <w:u w:val="single"/>
-        </w:rPr>
-        <w:hyperlink r:id="rId31" w:history="1">
-          <w:r>
-            <w:rPr>
-              <w:rStyle w:val="Hyperlink"/>
-            </w:rPr>
-            <w:t>Etnografisc</w:t>
-          </w:r>
-        </w:hyperlink>
-      </w:r>
-      <w:r>
-        <w:rPr>
-          <w:rFonts w:ascii="Charis SIL Regular" w:hAnsi="Charis SIL Regular" w:eastAsia="Charis SIL Regular"/>
-          <w:b w:val="0"/>
-          <w:i w:val="0"/>
-          <w:color w:val="0000FF"/>
-          <w:sz w:val="24"/>
-          <w:u w:val="single"/>
-        </w:rPr>
-        <w:t>h</w:t>
-      </w:r>
-      <w:r>
-        <w:rPr>
-          <w:rFonts w:ascii="Charis SIL Regular" w:hAnsi="Charis SIL Regular" w:eastAsia="Charis SIL Regular"/>
-          <w:b w:val="0"/>
-          <w:i w:val="0"/>
-          <w:color w:val="0000FF"/>
-          <w:sz w:val="24"/>
-          <w:u w:val="single"/>
-        </w:rPr>
-        <w:t xml:space="preserve"> </w:t>
-      </w:r>
-      <w:r>
-        <w:rPr>
-          <w:rFonts w:ascii="Charis SIL Regular" w:hAnsi="Charis SIL Regular" w:eastAsia="Charis SIL Regular"/>
-          <w:b w:val="0"/>
-          <w:i w:val="0"/>
-          <w:color w:val="0000FF"/>
-          <w:sz w:val="24"/>
-          <w:u w:val="single"/>
-        </w:rPr>
-        <w:hyperlink r:id="rId31" w:history="1">
-          <w:r>
-            <w:rPr>
-              <w:rStyle w:val="Hyperlink"/>
-            </w:rPr>
-            <w:t>Museum</w:t>
-          </w:r>
-        </w:hyperlink>
-      </w:r>
-      <w:r>
-        <w:rPr>
-          <w:rFonts w:ascii="Charis SIL Regular" w:hAnsi="Charis SIL Regular" w:eastAsia="Charis SIL Regular"/>
-          <w:b w:val="0"/>
-          <w:i w:val="0"/>
-          <w:color w:val="0000FF"/>
-          <w:sz w:val="24"/>
         </w:rPr>
         <w:t xml:space="preserve"> </w:t>
       </w:r>
@@ -3962,25 +3960,7 @@
           <w:color w:val="000000"/>
           <w:sz w:val="24"/>
         </w:rPr>
-        <w:t>k</w:t>
-      </w:r>
-      <w:r>
-        <w:rPr>
-          <w:u w:val="single" w:color="0000ff"/>
-          <w:rFonts w:ascii="Charis SIL Italic" w:hAnsi="Charis SIL Italic" w:eastAsia="Charis SIL Italic"/>
-          <w:b w:val="0"/>
-          <w:i/>
-          <w:color w:val="000000"/>
-          <w:sz w:val="24"/>
-        </w:rPr>
-        <w:hyperlink r:id="rId31" w:history="1">
-          <w:r>
-            <w:rPr>
-              <w:rStyle w:val="Hyperlink"/>
-            </w:rPr>
-            <w:t>wakwaba</w:t>
-          </w:r>
-        </w:hyperlink>
+        <w:t>kwakwaba</w:t>
       </w:r>
       <w:r>
         <w:rPr>
@@ -7591,7 +7571,7 @@
           <w:sz w:val="24"/>
           <w:u w:val="single"/>
         </w:rPr>
-        <w:hyperlink r:id="rId22" w:history="1">
+        <w:hyperlink r:id="rId64" w:history="1">
           <w:r>
             <w:rPr>
               <w:rStyle w:val="Hyperlink"/>
@@ -8449,12 +8429,77 @@
           <w:sz w:val="24"/>
           <w:u w:val="single"/>
         </w:rPr>
+        <w:hyperlink r:id="rId69" w:history="1">
+          <w:r>
+            <w:rPr>
+              <w:rStyle w:val="Hyperlink"/>
+            </w:rPr>
+            <w:t>Elisof</w:t>
+          </w:r>
+        </w:hyperlink>
+      </w:r>
+      <w:r>
+        <w:rPr>
+          <w:rFonts w:ascii="Charis SIL Regular" w:hAnsi="Charis SIL Regular" w:eastAsia="Charis SIL Regular"/>
+          <w:b w:val="0"/>
+          <w:i w:val="0"/>
+          <w:color w:val="0000FF"/>
+          <w:sz w:val="24"/>
+          <w:u w:val="single"/>
+        </w:rPr>
+        <w:hyperlink r:id="rId69" w:history="1">
+          <w:r>
+            <w:rPr>
+              <w:rStyle w:val="Hyperlink"/>
+            </w:rPr>
+            <w:t>o</w:t>
+          </w:r>
+        </w:hyperlink>
+      </w:r>
+      <w:r>
+        <w:rPr>
+          <w:rFonts w:ascii="Charis SIL Regular" w:hAnsi="Charis SIL Regular" w:eastAsia="Charis SIL Regular"/>
+          <w:b w:val="0"/>
+          <w:i w:val="0"/>
+          <w:color w:val="0000FF"/>
+          <w:sz w:val="24"/>
+          <w:u w:val="single"/>
+        </w:rPr>
+        <w:hyperlink r:id="rId69" w:history="1">
+          <w:r>
+            <w:rPr>
+              <w:rStyle w:val="Hyperlink"/>
+            </w:rPr>
+            <w:t>n</w:t>
+          </w:r>
+        </w:hyperlink>
+      </w:r>
+      <w:r>
+        <w:rPr>
+          <w:rFonts w:ascii="Charis SIL Regular" w:hAnsi="Charis SIL Regular" w:eastAsia="Charis SIL Regular"/>
+          <w:b w:val="0"/>
+          <w:i w:val="0"/>
+          <w:color w:val="0000FF"/>
+          <w:sz w:val="24"/>
+          <w:u w:val="single"/>
+        </w:rPr>
+        <w:t xml:space="preserve"> </w:t>
+      </w:r>
+      <w:r>
+        <w:rPr>
+          <w:rFonts w:ascii="Charis SIL Regular" w:hAnsi="Charis SIL Regular" w:eastAsia="Charis SIL Regular"/>
+          <w:b w:val="0"/>
+          <w:i w:val="0"/>
+          <w:color w:val="0000FF"/>
+          <w:sz w:val="24"/>
+          <w:u w:val="single"/>
+        </w:rPr>
         <w:hyperlink r:id="rId68" w:history="1">
           <w:r>
             <w:rPr>
               <w:rStyle w:val="Hyperlink"/>
             </w:rPr>
-            <w:t>Elisof</w:t>
+            <w:t>Phot</w:t>
           </w:r>
         </w:hyperlink>
       </w:r>
@@ -8467,12 +8512,30 @@
           <w:sz w:val="24"/>
           <w:u w:val="single"/>
         </w:rPr>
+        <w:hyperlink r:id="rId69" w:history="1">
+          <w:r>
+            <w:rPr>
+              <w:rStyle w:val="Hyperlink"/>
+            </w:rPr>
+            <w:t>ogr</w:t>
+          </w:r>
+        </w:hyperlink>
+      </w:r>
+      <w:r>
+        <w:rPr>
+          <w:rFonts w:ascii="Charis SIL Regular" w:hAnsi="Charis SIL Regular" w:eastAsia="Charis SIL Regular"/>
+          <w:b w:val="0"/>
+          <w:i w:val="0"/>
+          <w:color w:val="0000FF"/>
+          <w:sz w:val="24"/>
+          <w:u w:val="single"/>
+        </w:rPr>
         <w:hyperlink r:id="rId68" w:history="1">
           <w:r>
             <w:rPr>
               <w:rStyle w:val="Hyperlink"/>
             </w:rPr>
-            <w:t>o</w:t>
+            <w:t>a</w:t>
           </w:r>
         </w:hyperlink>
       </w:r>
@@ -8490,7 +8553,7 @@
             <w:rPr>
               <w:rStyle w:val="Hyperlink"/>
             </w:rPr>
-            <w:t>n</w:t>
+            <w:t>phic</w:t>
           </w:r>
         </w:hyperlink>
       </w:r>
@@ -8514,12 +8577,30 @@
           <w:sz w:val="24"/>
           <w:u w:val="single"/>
         </w:rPr>
+        <w:hyperlink r:id="rId69" w:history="1">
+          <w:r>
+            <w:rPr>
+              <w:rStyle w:val="Hyperlink"/>
+            </w:rPr>
+            <w:t>Arc</w:t>
+          </w:r>
+        </w:hyperlink>
+      </w:r>
+      <w:r>
+        <w:rPr>
+          <w:rFonts w:ascii="Charis SIL Regular" w:hAnsi="Charis SIL Regular" w:eastAsia="Charis SIL Regular"/>
+          <w:b w:val="0"/>
+          <w:i w:val="0"/>
+          <w:color w:val="0000FF"/>
+          <w:sz w:val="24"/>
+          <w:u w:val="single"/>
+        </w:rPr>
         <w:hyperlink r:id="rId68" w:history="1">
           <w:r>
             <w:rPr>
               <w:rStyle w:val="Hyperlink"/>
             </w:rPr>
-            <w:t>Phot</w:t>
+            <w:t>h</w:t>
           </w:r>
         </w:hyperlink>
       </w:r>
@@ -8532,12 +8613,12 @@
           <w:sz w:val="24"/>
           <w:u w:val="single"/>
         </w:rPr>
-        <w:hyperlink r:id="rId68" w:history="1">
-          <w:r>
-            <w:rPr>
-              <w:rStyle w:val="Hyperlink"/>
-            </w:rPr>
-            <w:t>ogr</w:t>
+        <w:hyperlink r:id="rId69" w:history="1">
+          <w:r>
+            <w:rPr>
+              <w:rStyle w:val="Hyperlink"/>
+            </w:rPr>
+            <w:t>iv</w:t>
           </w:r>
         </w:hyperlink>
       </w:r>
@@ -8550,12 +8631,12 @@
           <w:sz w:val="24"/>
           <w:u w:val="single"/>
         </w:rPr>
-        <w:hyperlink r:id="rId68" w:history="1">
-          <w:r>
-            <w:rPr>
-              <w:rStyle w:val="Hyperlink"/>
-            </w:rPr>
-            <w:t>a</w:t>
+        <w:hyperlink r:id="rId69" w:history="1">
+          <w:r>
+            <w:rPr>
+              <w:rStyle w:val="Hyperlink"/>
+            </w:rPr>
+            <w:t>es,</w:t>
           </w:r>
         </w:hyperlink>
       </w:r>
@@ -8568,14 +8649,7 @@
           <w:sz w:val="24"/>
           <w:u w:val="single"/>
         </w:rPr>
-        <w:hyperlink r:id="rId68" w:history="1">
-          <w:r>
-            <w:rPr>
-              <w:rStyle w:val="Hyperlink"/>
-            </w:rPr>
-            <w:t>phic</w:t>
-          </w:r>
-        </w:hyperlink>
+        <w:t xml:space="preserve"> </w:t>
       </w:r>
       <w:r>
         <w:rPr>
@@ -8586,7 +8660,14 @@
           <w:sz w:val="24"/>
           <w:u w:val="single"/>
         </w:rPr>
-        <w:t xml:space="preserve"> </w:t>
+        <w:hyperlink r:id="rId69" w:history="1">
+          <w:r>
+            <w:rPr>
+              <w:rStyle w:val="Hyperlink"/>
+            </w:rPr>
+            <w:t>Na</w:t>
+          </w:r>
+        </w:hyperlink>
       </w:r>
       <w:r>
         <w:rPr>
@@ -8597,108 +8678,7 @@
           <w:sz w:val="24"/>
           <w:u w:val="single"/>
         </w:rPr>
-        <w:hyperlink r:id="rId68" w:history="1">
-          <w:r>
-            <w:rPr>
-              <w:rStyle w:val="Hyperlink"/>
-            </w:rPr>
-            <w:t>Arc</w:t>
-          </w:r>
-        </w:hyperlink>
-      </w:r>
-      <w:r>
-        <w:rPr>
-          <w:rFonts w:ascii="Charis SIL Regular" w:hAnsi="Charis SIL Regular" w:eastAsia="Charis SIL Regular"/>
-          <w:b w:val="0"/>
-          <w:i w:val="0"/>
-          <w:color w:val="0000FF"/>
-          <w:sz w:val="24"/>
-          <w:u w:val="single"/>
-        </w:rPr>
-        <w:hyperlink r:id="rId68" w:history="1">
-          <w:r>
-            <w:rPr>
-              <w:rStyle w:val="Hyperlink"/>
-            </w:rPr>
-            <w:t>h</w:t>
-          </w:r>
-        </w:hyperlink>
-      </w:r>
-      <w:r>
-        <w:rPr>
-          <w:rFonts w:ascii="Charis SIL Regular" w:hAnsi="Charis SIL Regular" w:eastAsia="Charis SIL Regular"/>
-          <w:b w:val="0"/>
-          <w:i w:val="0"/>
-          <w:color w:val="0000FF"/>
-          <w:sz w:val="24"/>
-          <w:u w:val="single"/>
-        </w:rPr>
-        <w:hyperlink r:id="rId68" w:history="1">
-          <w:r>
-            <w:rPr>
-              <w:rStyle w:val="Hyperlink"/>
-            </w:rPr>
-            <w:t>iv</w:t>
-          </w:r>
-        </w:hyperlink>
-      </w:r>
-      <w:r>
-        <w:rPr>
-          <w:rFonts w:ascii="Charis SIL Regular" w:hAnsi="Charis SIL Regular" w:eastAsia="Charis SIL Regular"/>
-          <w:b w:val="0"/>
-          <w:i w:val="0"/>
-          <w:color w:val="0000FF"/>
-          <w:sz w:val="24"/>
-          <w:u w:val="single"/>
-        </w:rPr>
-        <w:hyperlink r:id="rId68" w:history="1">
-          <w:r>
-            <w:rPr>
-              <w:rStyle w:val="Hyperlink"/>
-            </w:rPr>
-            <w:t>es,</w:t>
-          </w:r>
-        </w:hyperlink>
-      </w:r>
-      <w:r>
-        <w:rPr>
-          <w:rFonts w:ascii="Charis SIL Regular" w:hAnsi="Charis SIL Regular" w:eastAsia="Charis SIL Regular"/>
-          <w:b w:val="0"/>
-          <w:i w:val="0"/>
-          <w:color w:val="0000FF"/>
-          <w:sz w:val="24"/>
-          <w:u w:val="single"/>
-        </w:rPr>
-        <w:t xml:space="preserve"> </w:t>
-      </w:r>
-      <w:r>
-        <w:rPr>
-          <w:rFonts w:ascii="Charis SIL Regular" w:hAnsi="Charis SIL Regular" w:eastAsia="Charis SIL Regular"/>
-          <w:b w:val="0"/>
-          <w:i w:val="0"/>
-          <w:color w:val="0000FF"/>
-          <w:sz w:val="24"/>
-          <w:u w:val="single"/>
-        </w:rPr>
-        <w:hyperlink r:id="rId68" w:history="1">
-          <w:r>
-            <w:rPr>
-              <w:rStyle w:val="Hyperlink"/>
-            </w:rPr>
-            <w:t>Na</w:t>
-          </w:r>
-        </w:hyperlink>
-      </w:r>
-      <w:r>
-        <w:rPr>
-          <w:rFonts w:ascii="Charis SIL Regular" w:hAnsi="Charis SIL Regular" w:eastAsia="Charis SIL Regular"/>
-          <w:b w:val="0"/>
-          <w:i w:val="0"/>
-          <w:color w:val="0000FF"/>
-          <w:sz w:val="24"/>
-          <w:u w:val="single"/>
-        </w:rPr>
-        <w:hyperlink r:id="rId68" w:history="1">
+        <w:hyperlink r:id="rId69" w:history="1">
           <w:r>
             <w:rPr>
               <w:rStyle w:val="Hyperlink"/>
@@ -8916,14 +8896,71 @@
           <w:i w:val="0"/>
           <w:color w:val="0000FF"/>
           <w:sz w:val="24"/>
+        </w:rPr>
+        <w:t>Ame</w:t>
+      </w:r>
+      <w:r>
+        <w:rPr>
+          <w:rFonts w:ascii="Charis SIL Regular" w:hAnsi="Charis SIL Regular" w:eastAsia="Charis SIL Regular"/>
+          <w:b w:val="0"/>
+          <w:i w:val="0"/>
+          <w:color w:val="0000FF"/>
+          <w:sz w:val="24"/>
           <w:u w:val="single"/>
         </w:rPr>
+        <w:hyperlink r:id="rId70" w:history="1">
+          <w:r>
+            <w:rPr>
+              <w:rStyle w:val="Hyperlink"/>
+            </w:rPr>
+            <w:t>rican</w:t>
+          </w:r>
+        </w:hyperlink>
+      </w:r>
+      <w:r>
+        <w:rPr>
+          <w:rFonts w:ascii="Charis SIL Regular" w:hAnsi="Charis SIL Regular" w:eastAsia="Charis SIL Regular"/>
+          <w:b w:val="0"/>
+          <w:i w:val="0"/>
+          <w:color w:val="0000FF"/>
+          <w:sz w:val="24"/>
+          <w:u w:val="single"/>
+        </w:rPr>
+        <w:t xml:space="preserve"> </w:t>
+      </w:r>
+      <w:r>
+        <w:rPr>
+          <w:rFonts w:ascii="Charis SIL Regular" w:hAnsi="Charis SIL Regular" w:eastAsia="Charis SIL Regular"/>
+          <w:b w:val="0"/>
+          <w:i w:val="0"/>
+          <w:color w:val="0000FF"/>
+          <w:sz w:val="24"/>
+          <w:u w:val="single"/>
+        </w:rPr>
+        <w:hyperlink r:id="rId70" w:history="1">
+          <w:r>
+            <w:rPr>
+              <w:rStyle w:val="Hyperlink"/>
+            </w:rPr>
+            <w:t>Muse</w:t>
+          </w:r>
+        </w:hyperlink>
+      </w:r>
+      <w:r>
+        <w:rPr>
+          <w:rFonts w:ascii="Charis SIL Regular" w:hAnsi="Charis SIL Regular" w:eastAsia="Charis SIL Regular"/>
+          <w:b w:val="0"/>
+          <w:i w:val="0"/>
+          <w:color w:val="0000FF"/>
+          <w:sz w:val="24"/>
+          <w:u w:val="single"/>
+        </w:rPr>
         <w:hyperlink r:id="rId71" w:history="1">
           <w:r>
             <w:rPr>
               <w:rStyle w:val="Hyperlink"/>
             </w:rPr>
-            <w:t>Ame</w:t>
+            <w:t>um</w:t>
           </w:r>
         </w:hyperlink>
       </w:r>
@@ -8936,14 +8973,7 @@
           <w:sz w:val="24"/>
           <w:u w:val="single"/>
         </w:rPr>
-        <w:hyperlink r:id="rId70" w:history="1">
-          <w:r>
-            <w:rPr>
-              <w:rStyle w:val="Hyperlink"/>
-            </w:rPr>
-            <w:t>rican</w:t>
-          </w:r>
-        </w:hyperlink>
+        <w:t xml:space="preserve"> </w:t>
       </w:r>
       <w:r>
         <w:rPr>
@@ -8954,6 +8984,24 @@
           <w:sz w:val="24"/>
           <w:u w:val="single"/>
         </w:rPr>
+        <w:hyperlink r:id="rId71" w:history="1">
+          <w:r>
+            <w:rPr>
+              <w:rStyle w:val="Hyperlink"/>
+            </w:rPr>
+            <w:t>of</w:t>
+          </w:r>
+        </w:hyperlink>
+      </w:r>
+      <w:r>
+        <w:rPr>
+          <w:rFonts w:ascii="Charis SIL Regular" w:hAnsi="Charis SIL Regular" w:eastAsia="Charis SIL Regular"/>
+          <w:b w:val="0"/>
+          <w:i w:val="0"/>
+          <w:color w:val="0000FF"/>
+          <w:sz w:val="24"/>
+          <w:u w:val="single"/>
+        </w:rPr>
         <w:t xml:space="preserve"> </w:t>
       </w:r>
       <w:r>
@@ -8965,12 +9013,12 @@
           <w:sz w:val="24"/>
           <w:u w:val="single"/>
         </w:rPr>
-        <w:hyperlink r:id="rId70" w:history="1">
-          <w:r>
-            <w:rPr>
-              <w:rStyle w:val="Hyperlink"/>
-            </w:rPr>
-            <w:t>Muse</w:t>
+        <w:hyperlink r:id="rId71" w:history="1">
+          <w:r>
+            <w:rPr>
+              <w:rStyle w:val="Hyperlink"/>
+            </w:rPr>
+            <w:t>Natural</w:t>
           </w:r>
         </w:hyperlink>
       </w:r>
@@ -8983,14 +9031,191 @@
           <w:sz w:val="24"/>
           <w:u w:val="single"/>
         </w:rPr>
+        <w:t xml:space="preserve"> </w:t>
+      </w:r>
+      <w:r>
+        <w:rPr>
+          <w:rFonts w:ascii="Charis SIL Regular" w:hAnsi="Charis SIL Regular" w:eastAsia="Charis SIL Regular"/>
+          <w:b w:val="0"/>
+          <w:i w:val="0"/>
+          <w:color w:val="0000FF"/>
+          <w:sz w:val="24"/>
+          <w:u w:val="single"/>
+        </w:rPr>
         <w:hyperlink r:id="rId71" w:history="1">
           <w:r>
             <w:rPr>
               <w:rStyle w:val="Hyperlink"/>
             </w:rPr>
-            <w:t>um</w:t>
-          </w:r>
-        </w:hyperlink>
+            <w:t>History</w:t>
+          </w:r>
+        </w:hyperlink>
+      </w:r>
+      <w:r>
+        <w:rPr>
+          <w:rFonts w:ascii="Charis SIL Regular" w:hAnsi="Charis SIL Regular" w:eastAsia="Charis SIL Regular"/>
+          <w:b w:val="0"/>
+          <w:i w:val="0"/>
+          <w:color w:val="000000"/>
+          <w:sz w:val="24"/>
+        </w:rPr>
+        <w:t xml:space="preserve">. De Franse industriëlen Marcel </w:t>
+      </w:r>
+      <w:r>
+        <w:rPr>
+          <w:rFonts w:ascii="Charis SIL Regular" w:hAnsi="Charis SIL Regular" w:eastAsia="Charis SIL Regular"/>
+          <w:b w:val="0"/>
+          <w:i w:val="0"/>
+          <w:color w:val="000000"/>
+          <w:sz w:val="24"/>
+        </w:rPr>
+        <w:t>Monteux en Marc Richard fin</w:t>
+      </w:r>
+      <w:r>
+        <w:rPr>
+          <w:u w:val="single" w:color="0000ff"/>
+          <w:rFonts w:ascii="Charis SIL Regular" w:hAnsi="Charis SIL Regular" w:eastAsia="Charis SIL Regular"/>
+          <w:b w:val="0"/>
+          <w:i w:val="0"/>
+          <w:color w:val="000000"/>
+          <w:sz w:val="24"/>
+        </w:rPr>
+        <w:hyperlink r:id="rId71" w:history="1">
+          <w:r>
+            <w:rPr>
+              <w:rStyle w:val="Hyperlink"/>
+            </w:rPr>
+            <w:t>ancierde</w:t>
+          </w:r>
+        </w:hyperlink>
+      </w:r>
+      <w:r>
+        <w:rPr>
+          <w:u w:val="single" w:color="0000ff"/>
+          <w:rFonts w:ascii="Charis SIL Regular" w:hAnsi="Charis SIL Regular" w:eastAsia="Charis SIL Regular"/>
+          <w:b w:val="0"/>
+          <w:i w:val="0"/>
+          <w:color w:val="000000"/>
+          <w:sz w:val="24"/>
+        </w:rPr>
+        <w:hyperlink r:id="rId71" w:history="1">
+          <w:r>
+            <w:rPr>
+              <w:rStyle w:val="Hyperlink"/>
+            </w:rPr>
+            <w:t>n</w:t>
+          </w:r>
+        </w:hyperlink>
+      </w:r>
+      <w:r>
+        <w:rPr>
+          <w:u w:val="single" w:color="0000ff"/>
+          <w:rFonts w:ascii="Charis SIL Regular" w:hAnsi="Charis SIL Regular" w:eastAsia="Charis SIL Regular"/>
+          <w:b w:val="0"/>
+          <w:i w:val="0"/>
+          <w:color w:val="000000"/>
+          <w:sz w:val="24"/>
+        </w:rPr>
+        <w:hyperlink r:id="rId71" w:history="1">
+          <w:r>
+            <w:rPr>
+              <w:rStyle w:val="Hyperlink"/>
+            </w:rPr>
+            <w:t xml:space="preserve"> i</w:t>
+          </w:r>
+        </w:hyperlink>
+      </w:r>
+      <w:r>
+        <w:rPr>
+          <w:u w:val="single" w:color="0000ff"/>
+          <w:rFonts w:ascii="Charis SIL Regular" w:hAnsi="Charis SIL Regular" w:eastAsia="Charis SIL Regular"/>
+          <w:b w:val="0"/>
+          <w:i w:val="0"/>
+          <w:color w:val="000000"/>
+          <w:sz w:val="24"/>
+        </w:rPr>
+        <w:hyperlink r:id="rId71" w:history="1">
+          <w:r>
+            <w:rPr>
+              <w:rStyle w:val="Hyperlink"/>
+            </w:rPr>
+            <w:t>n</w:t>
+          </w:r>
+        </w:hyperlink>
+      </w:r>
+      <w:r>
+        <w:rPr>
+          <w:u w:val="single" w:color="0000ff"/>
+          <w:rFonts w:ascii="Charis SIL Regular" w:hAnsi="Charis SIL Regular" w:eastAsia="Charis SIL Regular"/>
+          <w:b w:val="0"/>
+          <w:i w:val="0"/>
+          <w:color w:val="000000"/>
+          <w:sz w:val="24"/>
+        </w:rPr>
+        <w:hyperlink r:id="rId71" w:history="1">
+          <w:r>
+            <w:rPr>
+              <w:rStyle w:val="Hyperlink"/>
+            </w:rPr>
+            <w:t xml:space="preserve"> 1931 </w:t>
+          </w:r>
+        </w:hyperlink>
+      </w:r>
+      <w:r>
+        <w:rPr>
+          <w:u w:val="single" w:color="0000ff"/>
+          <w:rFonts w:ascii="Charis SIL Regular" w:hAnsi="Charis SIL Regular" w:eastAsia="Charis SIL Regular"/>
+          <w:b w:val="0"/>
+          <w:i w:val="0"/>
+          <w:color w:val="000000"/>
+          <w:sz w:val="24"/>
+        </w:rPr>
+        <w:hyperlink r:id="rId71" w:history="1">
+          <w:r>
+            <w:rPr>
+              <w:rStyle w:val="Hyperlink"/>
+            </w:rPr>
+            <w:t>e</w:t>
+          </w:r>
+        </w:hyperlink>
+      </w:r>
+      <w:r>
+        <w:rPr>
+          <w:u w:val="single" w:color="0000ff"/>
+          <w:rFonts w:ascii="Charis SIL Regular" w:hAnsi="Charis SIL Regular" w:eastAsia="Charis SIL Regular"/>
+          <w:b w:val="0"/>
+          <w:i w:val="0"/>
+          <w:color w:val="000000"/>
+          <w:sz w:val="24"/>
+        </w:rPr>
+        <w:hyperlink r:id="rId71" w:history="1">
+          <w:r>
+            <w:rPr>
+              <w:rStyle w:val="Hyperlink"/>
+            </w:rPr>
+            <w:t>en mult</w:t>
+          </w:r>
+        </w:hyperlink>
+      </w:r>
+      <w:r>
+        <w:rPr>
+          <w:rFonts w:ascii="Charis SIL Regular" w:hAnsi="Charis SIL Regular" w:eastAsia="Charis SIL Regular"/>
+          <w:b w:val="0"/>
+          <w:i w:val="0"/>
+          <w:color w:val="000000"/>
+          <w:sz w:val="24"/>
+        </w:rPr>
+        <w:t xml:space="preserve">idisciplinaire onderzoeksmissie naar </w:t>
+      </w:r>
+      <w:r>
+        <w:rPr>
+          <w:rFonts w:ascii="Charis SIL Regular" w:hAnsi="Charis SIL Regular" w:eastAsia="Charis SIL Regular"/>
+          <w:b w:val="0"/>
+          <w:i w:val="0"/>
+          <w:color w:val="000000"/>
+          <w:sz w:val="24"/>
+        </w:rPr>
+        <w:t xml:space="preserve">Frans-Guyana, die een </w:t>
       </w:r>
       <w:r>
         <w:rPr>
@@ -9001,7 +9226,55 @@
           <w:sz w:val="24"/>
           <w:u w:val="single"/>
         </w:rPr>
-        <w:t xml:space="preserve"> </w:t>
+        <w:hyperlink r:id="rId72" w:history="1">
+          <w:r>
+            <w:rPr>
+              <w:rStyle w:val="Hyperlink"/>
+            </w:rPr>
+            <w:t>verzameling</w:t>
+          </w:r>
+        </w:hyperlink>
+      </w:r>
+      <w:r>
+        <w:rPr>
+          <w:rFonts w:ascii="Charis SIL Regular" w:hAnsi="Charis SIL Regular" w:eastAsia="Charis SIL Regular"/>
+          <w:b w:val="0"/>
+          <w:i w:val="0"/>
+          <w:color w:val="000000"/>
+          <w:sz w:val="24"/>
+        </w:rPr>
+        <w:t xml:space="preserve"> voorwerpen opleverde die werd geschonken aan het </w:t>
+      </w:r>
+      <w:r>
+        <w:rPr>
+          <w:rFonts w:ascii="Charis SIL Italic" w:hAnsi="Charis SIL Italic" w:eastAsia="Charis SIL Italic"/>
+          <w:b w:val="0"/>
+          <w:i/>
+          <w:color w:val="000000"/>
+          <w:sz w:val="24"/>
+        </w:rPr>
+        <w:t>Musée du Trocadéro</w:t>
+      </w:r>
+      <w:r>
+        <w:rPr>
+          <w:rFonts w:ascii="Charis SIL Regular" w:hAnsi="Charis SIL Regular" w:eastAsia="Charis SIL Regular"/>
+          <w:b w:val="0"/>
+          <w:i w:val="0"/>
+          <w:color w:val="000000"/>
+          <w:sz w:val="24"/>
+        </w:rPr>
+        <w:t>. In</w:t>
+      </w:r>
+      <w:r>
+        <w:rPr>
+          <w:u w:val="single" w:color="0000ff"/>
+          <w:rFonts w:ascii="Charis SIL Regular" w:hAnsi="Charis SIL Regular" w:eastAsia="Charis SIL Regular"/>
+          <w:b w:val="0"/>
+          <w:i w:val="0"/>
+          <w:color w:val="000000"/>
+          <w:sz w:val="24"/>
+        </w:rPr>
+        <w:t xml:space="preserve"> 1934 </w:t>
       </w:r>
       <w:r>
         <w:rPr>
@@ -9012,337 +9285,7 @@
           <w:sz w:val="24"/>
           <w:u w:val="single"/>
         </w:rPr>
-        <w:hyperlink r:id="rId71" w:history="1">
-          <w:r>
-            <w:rPr>
-              <w:rStyle w:val="Hyperlink"/>
-            </w:rPr>
-            <w:t>of</w:t>
-          </w:r>
-        </w:hyperlink>
-      </w:r>
-      <w:r>
-        <w:rPr>
-          <w:rFonts w:ascii="Charis SIL Regular" w:hAnsi="Charis SIL Regular" w:eastAsia="Charis SIL Regular"/>
-          <w:b w:val="0"/>
-          <w:i w:val="0"/>
-          <w:color w:val="0000FF"/>
-          <w:sz w:val="24"/>
-          <w:u w:val="single"/>
-        </w:rPr>
-        <w:t xml:space="preserve"> </w:t>
-      </w:r>
-      <w:r>
-        <w:rPr>
-          <w:rFonts w:ascii="Charis SIL Regular" w:hAnsi="Charis SIL Regular" w:eastAsia="Charis SIL Regular"/>
-          <w:b w:val="0"/>
-          <w:i w:val="0"/>
-          <w:color w:val="0000FF"/>
-          <w:sz w:val="24"/>
-          <w:u w:val="single"/>
-        </w:rPr>
-        <w:hyperlink r:id="rId71" w:history="1">
-          <w:r>
-            <w:rPr>
-              <w:rStyle w:val="Hyperlink"/>
-            </w:rPr>
-            <w:t>Natural</w:t>
-          </w:r>
-        </w:hyperlink>
-      </w:r>
-      <w:r>
-        <w:rPr>
-          <w:rFonts w:ascii="Charis SIL Regular" w:hAnsi="Charis SIL Regular" w:eastAsia="Charis SIL Regular"/>
-          <w:b w:val="0"/>
-          <w:i w:val="0"/>
-          <w:color w:val="0000FF"/>
-          <w:sz w:val="24"/>
-          <w:u w:val="single"/>
-        </w:rPr>
-        <w:t xml:space="preserve"> </w:t>
-      </w:r>
-      <w:r>
-        <w:rPr>
-          <w:rFonts w:ascii="Charis SIL Regular" w:hAnsi="Charis SIL Regular" w:eastAsia="Charis SIL Regular"/>
-          <w:b w:val="0"/>
-          <w:i w:val="0"/>
-          <w:color w:val="0000FF"/>
-          <w:sz w:val="24"/>
-          <w:u w:val="single"/>
-        </w:rPr>
-        <w:hyperlink r:id="rId71" w:history="1">
-          <w:r>
-            <w:rPr>
-              <w:rStyle w:val="Hyperlink"/>
-            </w:rPr>
-            <w:t>History</w:t>
-          </w:r>
-        </w:hyperlink>
-      </w:r>
-      <w:r>
-        <w:rPr>
-          <w:rFonts w:ascii="Charis SIL Regular" w:hAnsi="Charis SIL Regular" w:eastAsia="Charis SIL Regular"/>
-          <w:b w:val="0"/>
-          <w:i w:val="0"/>
-          <w:color w:val="000000"/>
-          <w:sz w:val="24"/>
-        </w:rPr>
-        <w:t xml:space="preserve">. De Franse industriëlen Marcel </w:t>
-      </w:r>
-      <w:r>
-        <w:rPr>
-          <w:rFonts w:ascii="Charis SIL Regular" w:hAnsi="Charis SIL Regular" w:eastAsia="Charis SIL Regular"/>
-          <w:b w:val="0"/>
-          <w:i w:val="0"/>
-          <w:color w:val="000000"/>
-          <w:sz w:val="24"/>
-        </w:rPr>
-        <w:t>Monteux en Marc R</w:t>
-      </w:r>
-      <w:r>
-        <w:rPr>
-          <w:u w:val="single" w:color="0000ff"/>
-          <w:rFonts w:ascii="Charis SIL Regular" w:hAnsi="Charis SIL Regular" w:eastAsia="Charis SIL Regular"/>
-          <w:b w:val="0"/>
-          <w:i w:val="0"/>
-          <w:color w:val="000000"/>
-          <w:sz w:val="24"/>
-        </w:rPr>
-        <w:hyperlink r:id="rId71" w:history="1">
-          <w:r>
-            <w:rPr>
-              <w:rStyle w:val="Hyperlink"/>
-            </w:rPr>
-            <w:t>ichard fi</w:t>
-          </w:r>
-        </w:hyperlink>
-      </w:r>
-      <w:r>
-        <w:rPr>
-          <w:u w:val="single" w:color="0000ff"/>
-          <w:rFonts w:ascii="Charis SIL Regular" w:hAnsi="Charis SIL Regular" w:eastAsia="Charis SIL Regular"/>
-          <w:b w:val="0"/>
-          <w:i w:val="0"/>
-          <w:color w:val="000000"/>
-          <w:sz w:val="24"/>
-        </w:rPr>
-        <w:t>n</w:t>
-      </w:r>
-      <w:r>
-        <w:rPr>
-          <w:u w:val="single" w:color="0000ff"/>
-          <w:rFonts w:ascii="Charis SIL Regular" w:hAnsi="Charis SIL Regular" w:eastAsia="Charis SIL Regular"/>
-          <w:b w:val="0"/>
-          <w:i w:val="0"/>
-          <w:color w:val="000000"/>
-          <w:sz w:val="24"/>
-        </w:rPr>
-        <w:hyperlink r:id="rId71" w:history="1">
-          <w:r>
-            <w:rPr>
-              <w:rStyle w:val="Hyperlink"/>
-            </w:rPr>
-            <w:t>ancierde</w:t>
-          </w:r>
-        </w:hyperlink>
-      </w:r>
-      <w:r>
-        <w:rPr>
-          <w:u w:val="single" w:color="0000ff"/>
-          <w:rFonts w:ascii="Charis SIL Regular" w:hAnsi="Charis SIL Regular" w:eastAsia="Charis SIL Regular"/>
-          <w:b w:val="0"/>
-          <w:i w:val="0"/>
-          <w:color w:val="000000"/>
-          <w:sz w:val="24"/>
-        </w:rPr>
-        <w:hyperlink r:id="rId71" w:history="1">
-          <w:r>
-            <w:rPr>
-              <w:rStyle w:val="Hyperlink"/>
-            </w:rPr>
-            <w:t>n</w:t>
-          </w:r>
-        </w:hyperlink>
-      </w:r>
-      <w:r>
-        <w:rPr>
-          <w:u w:val="single" w:color="0000ff"/>
-          <w:rFonts w:ascii="Charis SIL Regular" w:hAnsi="Charis SIL Regular" w:eastAsia="Charis SIL Regular"/>
-          <w:b w:val="0"/>
-          <w:i w:val="0"/>
-          <w:color w:val="000000"/>
-          <w:sz w:val="24"/>
-        </w:rPr>
-        <w:hyperlink r:id="rId71" w:history="1">
-          <w:r>
-            <w:rPr>
-              <w:rStyle w:val="Hyperlink"/>
-            </w:rPr>
-            <w:t xml:space="preserve"> i</w:t>
-          </w:r>
-        </w:hyperlink>
-      </w:r>
-      <w:r>
-        <w:rPr>
-          <w:u w:val="single" w:color="0000ff"/>
-          <w:rFonts w:ascii="Charis SIL Regular" w:hAnsi="Charis SIL Regular" w:eastAsia="Charis SIL Regular"/>
-          <w:b w:val="0"/>
-          <w:i w:val="0"/>
-          <w:color w:val="000000"/>
-          <w:sz w:val="24"/>
-        </w:rPr>
-        <w:hyperlink r:id="rId71" w:history="1">
-          <w:r>
-            <w:rPr>
-              <w:rStyle w:val="Hyperlink"/>
-            </w:rPr>
-            <w:t>n</w:t>
-          </w:r>
-        </w:hyperlink>
-      </w:r>
-      <w:r>
-        <w:rPr>
-          <w:u w:val="single" w:color="0000ff"/>
-          <w:rFonts w:ascii="Charis SIL Regular" w:hAnsi="Charis SIL Regular" w:eastAsia="Charis SIL Regular"/>
-          <w:b w:val="0"/>
-          <w:i w:val="0"/>
-          <w:color w:val="000000"/>
-          <w:sz w:val="24"/>
-        </w:rPr>
-        <w:hyperlink r:id="rId71" w:history="1">
-          <w:r>
-            <w:rPr>
-              <w:rStyle w:val="Hyperlink"/>
-            </w:rPr>
-            <w:t xml:space="preserve"> 1931 </w:t>
-          </w:r>
-        </w:hyperlink>
-      </w:r>
-      <w:r>
-        <w:rPr>
-          <w:u w:val="single" w:color="0000ff"/>
-          <w:rFonts w:ascii="Charis SIL Regular" w:hAnsi="Charis SIL Regular" w:eastAsia="Charis SIL Regular"/>
-          <w:b w:val="0"/>
-          <w:i w:val="0"/>
-          <w:color w:val="000000"/>
-          <w:sz w:val="24"/>
-        </w:rPr>
-        <w:hyperlink r:id="rId71" w:history="1">
-          <w:r>
-            <w:rPr>
-              <w:rStyle w:val="Hyperlink"/>
-            </w:rPr>
-            <w:t>e</w:t>
-          </w:r>
-        </w:hyperlink>
-      </w:r>
-      <w:r>
-        <w:rPr>
-          <w:u w:val="single" w:color="0000ff"/>
-          <w:rFonts w:ascii="Charis SIL Regular" w:hAnsi="Charis SIL Regular" w:eastAsia="Charis SIL Regular"/>
-          <w:b w:val="0"/>
-          <w:i w:val="0"/>
-          <w:color w:val="000000"/>
-          <w:sz w:val="24"/>
-        </w:rPr>
-        <w:hyperlink r:id="rId71" w:history="1">
-          <w:r>
-            <w:rPr>
-              <w:rStyle w:val="Hyperlink"/>
-            </w:rPr>
-            <w:t>en mul</w:t>
-          </w:r>
-        </w:hyperlink>
-      </w:r>
-      <w:r>
-        <w:rPr>
-          <w:rFonts w:ascii="Charis SIL Regular" w:hAnsi="Charis SIL Regular" w:eastAsia="Charis SIL Regular"/>
-          <w:b w:val="0"/>
-          <w:i w:val="0"/>
-          <w:color w:val="000000"/>
-          <w:sz w:val="24"/>
-        </w:rPr>
-        <w:t xml:space="preserve">tidisciplinaire onderzoeksmissie naar </w:t>
-      </w:r>
-      <w:r>
-        <w:rPr>
-          <w:rFonts w:ascii="Charis SIL Regular" w:hAnsi="Charis SIL Regular" w:eastAsia="Charis SIL Regular"/>
-          <w:b w:val="0"/>
-          <w:i w:val="0"/>
-          <w:color w:val="000000"/>
-          <w:sz w:val="24"/>
-        </w:rPr>
-        <w:t xml:space="preserve">Frans-Guyana, die een </w:t>
-      </w:r>
-      <w:r>
-        <w:rPr>
-          <w:rFonts w:ascii="Charis SIL Regular" w:hAnsi="Charis SIL Regular" w:eastAsia="Charis SIL Regular"/>
-          <w:b w:val="0"/>
-          <w:i w:val="0"/>
-          <w:color w:val="0000FF"/>
-          <w:sz w:val="24"/>
-          <w:u w:val="single"/>
-        </w:rPr>
-        <w:hyperlink r:id="rId72" w:history="1">
-          <w:r>
-            <w:rPr>
-              <w:rStyle w:val="Hyperlink"/>
-            </w:rPr>
-            <w:t>verzameling</w:t>
-          </w:r>
-        </w:hyperlink>
-      </w:r>
-      <w:r>
-        <w:rPr>
-          <w:rFonts w:ascii="Charis SIL Regular" w:hAnsi="Charis SIL Regular" w:eastAsia="Charis SIL Regular"/>
-          <w:b w:val="0"/>
-          <w:i w:val="0"/>
-          <w:color w:val="000000"/>
-          <w:sz w:val="24"/>
-        </w:rPr>
-        <w:t xml:space="preserve"> voorwerpen opleverde die werd geschonken aan het </w:t>
-      </w:r>
-      <w:r>
-        <w:rPr>
-          <w:rFonts w:ascii="Charis SIL Italic" w:hAnsi="Charis SIL Italic" w:eastAsia="Charis SIL Italic"/>
-          <w:b w:val="0"/>
-          <w:i/>
-          <w:color w:val="000000"/>
-          <w:sz w:val="24"/>
-        </w:rPr>
-        <w:t>Musée du Trocadéro</w:t>
-      </w:r>
-      <w:r>
-        <w:rPr>
-          <w:rFonts w:ascii="Charis SIL Regular" w:hAnsi="Charis SIL Regular" w:eastAsia="Charis SIL Regular"/>
-          <w:b w:val="0"/>
-          <w:i w:val="0"/>
-          <w:color w:val="000000"/>
-          <w:sz w:val="24"/>
-        </w:rPr>
-        <w:t>. In</w:t>
-      </w:r>
-      <w:r>
-        <w:rPr>
-          <w:u w:val="single" w:color="0000ff"/>
-          <w:rFonts w:ascii="Charis SIL Regular" w:hAnsi="Charis SIL Regular" w:eastAsia="Charis SIL Regular"/>
-          <w:b w:val="0"/>
-          <w:i w:val="0"/>
-          <w:color w:val="000000"/>
-          <w:sz w:val="24"/>
-        </w:rPr>
-        <w:t xml:space="preserve"> 1934 </w:t>
-      </w:r>
-      <w:r>
-        <w:rPr>
-          <w:rFonts w:ascii="Charis SIL Regular" w:hAnsi="Charis SIL Regular" w:eastAsia="Charis SIL Regular"/>
-          <w:b w:val="0"/>
-          <w:i w:val="0"/>
-          <w:color w:val="0000FF"/>
-          <w:sz w:val="24"/>
-          <w:u w:val="single"/>
-        </w:rPr>
-        <w:hyperlink r:id="rId72" w:history="1">
+        <w:hyperlink r:id="rId73" w:history="1">
           <w:r>
             <w:rPr>
               <w:rStyle w:val="Hyperlink"/>
@@ -9875,14 +9818,7 @@
           <w:color w:val="000000"/>
           <w:sz w:val="24"/>
         </w:rPr>
-        <w:hyperlink r:id="rId78" w:history="1">
-          <w:r>
-            <w:rPr>
-              <w:rStyle w:val="Hyperlink"/>
-            </w:rPr>
-            <w:t>e aanlegd</w:t>
-          </w:r>
-        </w:hyperlink>
+        <w:t>e aanlegd</w:t>
       </w:r>
       <w:r>
         <w:rPr>
@@ -11295,7 +11231,6 @@
           <w:i w:val="0"/>
           <w:color w:val="0000FF"/>
           <w:sz w:val="24"/>
-          <w:u w:val="single"/>
         </w:rPr>
         <w:t>s</w:t>
       </w:r>
@@ -11658,9 +11593,15 @@
           <w:i w:val="0"/>
           <w:color w:val="0000FF"/>
           <w:sz w:val="24"/>
-          <w:u w:val="single"/>
-        </w:rPr>
-        <w:t>l</w:t>
+        </w:rPr>
+        <w:hyperlink r:id="rId87" w:history="1">
+          <w:r>
+            <w:rPr>
+              <w:rStyle w:val="Hyperlink"/>
+            </w:rPr>
+            <w:t>l</w:t>
+          </w:r>
+        </w:hyperlink>
       </w:r>
       <w:r>
         <w:rPr>
@@ -12476,7 +12417,7 @@
           <w:sz w:val="24"/>
           <w:u w:val="single"/>
         </w:rPr>
-        <w:hyperlink r:id="rId91" w:history="1">
+        <w:hyperlink r:id="rId92" w:history="1">
           <w:r>
             <w:rPr>
               <w:rStyle w:val="Hyperlink"/>
@@ -12494,7 +12435,7 @@
           <w:sz w:val="24"/>
           <w:u w:val="single"/>
         </w:rPr>
-        <w:hyperlink r:id="rId91" w:history="1">
+        <w:hyperlink r:id="rId92" w:history="1">
           <w:r>
             <w:rPr>
               <w:rStyle w:val="Hyperlink"/>
@@ -12523,7 +12464,7 @@
           <w:sz w:val="24"/>
           <w:u w:val="single"/>
         </w:rPr>
-        <w:hyperlink r:id="rId91" w:history="1">
+        <w:hyperlink r:id="rId92" w:history="1">
           <w:r>
             <w:rPr>
               <w:rStyle w:val="Hyperlink"/>
@@ -12641,7 +12582,7 @@
           <w:sz w:val="24"/>
           <w:u w:val="single"/>
         </w:rPr>
-        <w:hyperlink r:id="rId92" w:history="1">
+        <w:hyperlink r:id="rId93" w:history="1">
           <w:r>
             <w:rPr>
               <w:rStyle w:val="Hyperlink"/>
@@ -12659,7 +12600,7 @@
           <w:sz w:val="24"/>
           <w:u w:val="single"/>
         </w:rPr>
-        <w:hyperlink r:id="rId92" w:history="1">
+        <w:hyperlink r:id="rId93" w:history="1">
           <w:r>
             <w:rPr>
               <w:rStyle w:val="Hyperlink"/>
@@ -12757,7 +12698,7 @@
           <w:sz w:val="24"/>
           <w:u w:val="single"/>
         </w:rPr>
-        <w:hyperlink r:id="rId93" w:history="1">
+        <w:hyperlink r:id="rId94" w:history="1">
           <w:r>
             <w:rPr>
               <w:rStyle w:val="Hyperlink"/>
@@ -12786,7 +12727,7 @@
           <w:sz w:val="24"/>
           <w:u w:val="single"/>
         </w:rPr>
-        <w:hyperlink r:id="rId93" w:history="1">
+        <w:hyperlink r:id="rId94" w:history="1">
           <w:r>
             <w:rPr>
               <w:rStyle w:val="Hyperlink"/>
@@ -12893,7 +12834,7 @@
           <w:sz w:val="24"/>
           <w:u w:val="single"/>
         </w:rPr>
-        <w:hyperlink r:id="rId94" w:history="1">
+        <w:hyperlink r:id="rId95" w:history="1">
           <w:r>
             <w:rPr>
               <w:rStyle w:val="Hyperlink"/>
@@ -12922,7 +12863,7 @@
           <w:sz w:val="24"/>
           <w:u w:val="single"/>
         </w:rPr>
-        <w:hyperlink r:id="rId94" w:history="1">
+        <w:hyperlink r:id="rId95" w:history="1">
           <w:r>
             <w:rPr>
               <w:rStyle w:val="Hyperlink"/>
@@ -12950,7 +12891,7 @@
           <w:sz w:val="24"/>
           <w:u w:val="single"/>
         </w:rPr>
-        <w:hyperlink r:id="rId95" w:history="1">
+        <w:hyperlink r:id="rId96" w:history="1">
           <w:r>
             <w:rPr>
               <w:rStyle w:val="Hyperlink"/>
@@ -12979,7 +12920,7 @@
           <w:sz w:val="24"/>
           <w:u w:val="single"/>
         </w:rPr>
-        <w:hyperlink r:id="rId95" w:history="1">
+        <w:hyperlink r:id="rId96" w:history="1">
           <w:r>
             <w:rPr>
               <w:rStyle w:val="Hyperlink"/>
@@ -13107,7 +13048,7 @@
           <w:sz w:val="24"/>
           <w:u w:val="single"/>
         </w:rPr>
-        <w:hyperlink r:id="rId96" w:history="1">
+        <w:hyperlink r:id="rId97" w:history="1">
           <w:r>
             <w:rPr>
               <w:rStyle w:val="Hyperlink"/>
@@ -13125,7 +13066,7 @@
           <w:sz w:val="24"/>
           <w:u w:val="single"/>
         </w:rPr>
-        <w:hyperlink r:id="rId96" w:history="1">
+        <w:hyperlink r:id="rId97" w:history="1">
           <w:r>
             <w:rPr>
               <w:rStyle w:val="Hyperlink"/>
@@ -13143,7 +13084,7 @@
           <w:sz w:val="24"/>
           <w:u w:val="single"/>
         </w:rPr>
-        <w:hyperlink r:id="rId96" w:history="1">
+        <w:hyperlink r:id="rId97" w:history="1">
           <w:r>
             <w:rPr>
               <w:rStyle w:val="Hyperlink"/>
@@ -13241,7 +13182,7 @@
           <w:sz w:val="24"/>
           <w:u w:val="single"/>
         </w:rPr>
-        <w:hyperlink r:id="rId97" w:history="1">
+        <w:hyperlink r:id="rId98" w:history="1">
           <w:r>
             <w:rPr>
               <w:rStyle w:val="Hyperlink"/>
@@ -13270,7 +13211,7 @@
           <w:sz w:val="24"/>
           <w:u w:val="single"/>
         </w:rPr>
-        <w:hyperlink r:id="rId97" w:history="1">
+        <w:hyperlink r:id="rId98" w:history="1">
           <w:r>
             <w:rPr>
               <w:rStyle w:val="Hyperlink"/>
@@ -13298,7 +13239,7 @@
           <w:sz w:val="24"/>
           <w:u w:val="single"/>
         </w:rPr>
-        <w:hyperlink r:id="rId98" w:history="1">
+        <w:hyperlink r:id="rId99" w:history="1">
           <w:r>
             <w:rPr>
               <w:rStyle w:val="Hyperlink"/>
@@ -13327,7 +13268,7 @@
           <w:sz w:val="24"/>
           <w:u w:val="single"/>
         </w:rPr>
-        <w:hyperlink r:id="rId98" w:history="1">
+        <w:hyperlink r:id="rId99" w:history="1">
           <w:r>
             <w:rPr>
               <w:rStyle w:val="Hyperlink"/>
@@ -13444,7 +13385,7 @@
           <w:color w:val="0000FF"/>
           <w:sz w:val="24"/>
         </w:rPr>
-        <w:hyperlink r:id="rId99" w:history="1">
+        <w:hyperlink r:id="rId100" w:history="1">
           <w:r>
             <w:rPr>
               <w:rStyle w:val="Hyperlink"/>
@@ -13461,7 +13402,7 @@
           <w:color w:val="0000FF"/>
           <w:sz w:val="24"/>
         </w:rPr>
-        <w:hyperlink r:id="rId99" w:history="1">
+        <w:hyperlink r:id="rId100" w:history="1">
           <w:r>
             <w:rPr>
               <w:rStyle w:val="Hyperlink"/>
@@ -13478,7 +13419,7 @@
           <w:color w:val="0000FF"/>
           <w:sz w:val="24"/>
         </w:rPr>
-        <w:hyperlink r:id="rId99" w:history="1">
+        <w:hyperlink r:id="rId100" w:history="1">
           <w:r>
             <w:rPr>
               <w:rStyle w:val="Hyperlink"/>
@@ -13495,7 +13436,7 @@
           <w:color w:val="0000FF"/>
           <w:sz w:val="24"/>
         </w:rPr>
-        <w:hyperlink r:id="rId99" w:history="1">
+        <w:hyperlink r:id="rId100" w:history="1">
           <w:r>
             <w:rPr>
               <w:rStyle w:val="Hyperlink"/>
@@ -13512,7 +13453,7 @@
           <w:color w:val="0000FF"/>
           <w:sz w:val="24"/>
         </w:rPr>
-        <w:hyperlink r:id="rId99" w:history="1">
+        <w:hyperlink r:id="rId100" w:history="1">
           <w:r>
             <w:rPr>
               <w:rStyle w:val="Hyperlink"/>
@@ -13609,7 +13550,7 @@
           <w:color w:val="0000FF"/>
           <w:sz w:val="24"/>
         </w:rPr>
-        <w:hyperlink r:id="rId100" w:history="1">
+        <w:hyperlink r:id="rId101" w:history="1">
           <w:r>
             <w:rPr>
               <w:rStyle w:val="Hyperlink"/>
@@ -13626,7 +13567,7 @@
           <w:color w:val="0000FF"/>
           <w:sz w:val="24"/>
         </w:rPr>
-        <w:hyperlink r:id="rId100" w:history="1">
+        <w:hyperlink r:id="rId101" w:history="1">
           <w:r>
             <w:rPr>
               <w:rStyle w:val="Hyperlink"/>
@@ -13643,7 +13584,7 @@
           <w:color w:val="0000FF"/>
           <w:sz w:val="24"/>
         </w:rPr>
-        <w:hyperlink r:id="rId100" w:history="1">
+        <w:hyperlink r:id="rId101" w:history="1">
           <w:r>
             <w:rPr>
               <w:rStyle w:val="Hyperlink"/>
@@ -13660,7 +13601,7 @@
           <w:color w:val="0000FF"/>
           <w:sz w:val="24"/>
         </w:rPr>
-        <w:hyperlink r:id="rId100" w:history="1">
+        <w:hyperlink r:id="rId101" w:history="1">
           <w:r>
             <w:rPr>
               <w:rStyle w:val="Hyperlink"/>
@@ -13677,7 +13618,7 @@
           <w:color w:val="0000FF"/>
           <w:sz w:val="24"/>
         </w:rPr>
-        <w:hyperlink r:id="rId100" w:history="1">
+        <w:hyperlink r:id="rId101" w:history="1">
           <w:r>
             <w:rPr>
               <w:rStyle w:val="Hyperlink"/>
@@ -13774,7 +13715,7 @@
           <w:color w:val="0000FF"/>
           <w:sz w:val="24"/>
         </w:rPr>
-        <w:hyperlink r:id="rId101" w:history="1">
+        <w:hyperlink r:id="rId102" w:history="1">
           <w:r>
             <w:rPr>
               <w:rStyle w:val="Hyperlink"/>
@@ -13791,7 +13732,7 @@
           <w:color w:val="0000FF"/>
           <w:sz w:val="24"/>
         </w:rPr>
-        <w:hyperlink r:id="rId101" w:history="1">
+        <w:hyperlink r:id="rId102" w:history="1">
           <w:r>
             <w:rPr>
               <w:rStyle w:val="Hyperlink"/>
@@ -13808,7 +13749,7 @@
           <w:color w:val="0000FF"/>
           <w:sz w:val="24"/>
         </w:rPr>
-        <w:hyperlink r:id="rId101" w:history="1">
+        <w:hyperlink r:id="rId102" w:history="1">
           <w:r>
             <w:rPr>
               <w:rStyle w:val="Hyperlink"/>
@@ -13825,7 +13766,7 @@
           <w:color w:val="0000FF"/>
           <w:sz w:val="24"/>
         </w:rPr>
-        <w:hyperlink r:id="rId101" w:history="1">
+        <w:hyperlink r:id="rId102" w:history="1">
           <w:r>
             <w:rPr>
               <w:rStyle w:val="Hyperlink"/>
@@ -13842,7 +13783,7 @@
           <w:color w:val="0000FF"/>
           <w:sz w:val="24"/>
         </w:rPr>
-        <w:hyperlink r:id="rId101" w:history="1">
+        <w:hyperlink r:id="rId102" w:history="1">
           <w:r>
             <w:rPr>
               <w:rStyle w:val="Hyperlink"/>
@@ -13959,7 +13900,7 @@
           <w:color w:val="0000FF"/>
           <w:sz w:val="24"/>
         </w:rPr>
-        <w:hyperlink r:id="rId102" w:history="1">
+        <w:hyperlink r:id="rId103" w:history="1">
           <w:r>
             <w:rPr>
               <w:rStyle w:val="Hyperlink"/>
@@ -13976,7 +13917,7 @@
           <w:color w:val="0000FF"/>
           <w:sz w:val="24"/>
         </w:rPr>
-        <w:hyperlink r:id="rId102" w:history="1">
+        <w:hyperlink r:id="rId103" w:history="1">
           <w:r>
             <w:rPr>
               <w:rStyle w:val="Hyperlink"/>
@@ -13993,7 +13934,7 @@
           <w:color w:val="0000FF"/>
           <w:sz w:val="24"/>
         </w:rPr>
-        <w:hyperlink r:id="rId102" w:history="1">
+        <w:hyperlink r:id="rId103" w:history="1">
           <w:r>
             <w:rPr>
               <w:rStyle w:val="Hyperlink"/>
@@ -14010,7 +13951,7 @@
           <w:color w:val="0000FF"/>
           <w:sz w:val="24"/>
         </w:rPr>
-        <w:hyperlink r:id="rId102" w:history="1">
+        <w:hyperlink r:id="rId103" w:history="1">
           <w:r>
             <w:rPr>
               <w:rStyle w:val="Hyperlink"/>
@@ -14027,7 +13968,7 @@
           <w:color w:val="0000FF"/>
           <w:sz w:val="24"/>
         </w:rPr>
-        <w:hyperlink r:id="rId102" w:history="1">
+        <w:hyperlink r:id="rId103" w:history="1">
           <w:r>
             <w:rPr>
               <w:rStyle w:val="Hyperlink"/>
@@ -14164,7 +14105,7 @@
           <w:sz w:val="24"/>
           <w:u w:val="single"/>
         </w:rPr>
-        <w:hyperlink r:id="rId103" w:history="1">
+        <w:hyperlink r:id="rId104" w:history="1">
           <w:r>
             <w:rPr>
               <w:rStyle w:val="Hyperlink"/>
@@ -14193,7 +14134,7 @@
           <w:sz w:val="24"/>
           <w:u w:val="single"/>
         </w:rPr>
-        <w:hyperlink r:id="rId103" w:history="1">
+        <w:hyperlink r:id="rId104" w:history="1">
           <w:r>
             <w:rPr>
               <w:rStyle w:val="Hyperlink"/>
@@ -14290,7 +14231,7 @@
           <w:color w:val="0000FF"/>
           <w:sz w:val="24"/>
         </w:rPr>
-        <w:hyperlink r:id="rId104" w:history="1">
+        <w:hyperlink r:id="rId105" w:history="1">
           <w:r>
             <w:rPr>
               <w:rStyle w:val="Hyperlink"/>
@@ -14307,7 +14248,7 @@
           <w:color w:val="0000FF"/>
           <w:sz w:val="24"/>
         </w:rPr>
-        <w:hyperlink r:id="rId104" w:history="1">
+        <w:hyperlink r:id="rId105" w:history="1">
           <w:r>
             <w:rPr>
               <w:rStyle w:val="Hyperlink"/>
@@ -14324,7 +14265,7 @@
           <w:color w:val="0000FF"/>
           <w:sz w:val="24"/>
         </w:rPr>
-        <w:hyperlink r:id="rId104" w:history="1">
+        <w:hyperlink r:id="rId105" w:history="1">
           <w:r>
             <w:rPr>
               <w:rStyle w:val="Hyperlink"/>
@@ -14341,7 +14282,7 @@
           <w:color w:val="0000FF"/>
           <w:sz w:val="24"/>
         </w:rPr>
-        <w:hyperlink r:id="rId104" w:history="1">
+        <w:hyperlink r:id="rId105" w:history="1">
           <w:r>
             <w:rPr>
               <w:rStyle w:val="Hyperlink"/>
@@ -14358,7 +14299,7 @@
           <w:color w:val="0000FF"/>
           <w:sz w:val="24"/>
         </w:rPr>
-        <w:hyperlink r:id="rId104" w:history="1">
+        <w:hyperlink r:id="rId105" w:history="1">
           <w:r>
             <w:rPr>
               <w:rStyle w:val="Hyperlink"/>
@@ -14375,7 +14316,7 @@
           <w:color w:val="0000FF"/>
           <w:sz w:val="24"/>
         </w:rPr>
-        <w:hyperlink r:id="rId104" w:history="1">
+        <w:hyperlink r:id="rId105" w:history="1">
           <w:r>
             <w:rPr>
               <w:rStyle w:val="Hyperlink"/>
@@ -14392,7 +14333,7 @@
           <w:color w:val="0000FF"/>
           <w:sz w:val="24"/>
         </w:rPr>
-        <w:hyperlink r:id="rId104" w:history="1">
+        <w:hyperlink r:id="rId105" w:history="1">
           <w:r>
             <w:rPr>
               <w:rStyle w:val="Hyperlink"/>
@@ -14408,8 +14349,178 @@
           <w:i w:val="0"/>
           <w:color w:val="0000FF"/>
           <w:sz w:val="24"/>
-        </w:rPr>
-        <w:t>inventaristie-objecten-Suriname_Consortium-Koloniale-Collecties-2.pdf</w:t>
+          <w:u w:val="single"/>
+        </w:rPr>
+        <w:hyperlink r:id="rId105" w:history="1">
+          <w:r>
+            <w:rPr>
+              <w:rStyle w:val="Hyperlink"/>
+            </w:rPr>
+            <w:t>inventa</w:t>
+          </w:r>
+        </w:hyperlink>
+      </w:r>
+      <w:r>
+        <w:rPr>
+          <w:rFonts w:ascii="Charis SIL Regular" w:hAnsi="Charis SIL Regular" w:eastAsia="Charis SIL Regular"/>
+          <w:b w:val="0"/>
+          <w:i w:val="0"/>
+          <w:color w:val="0000FF"/>
+          <w:sz w:val="24"/>
+          <w:u w:val="single"/>
+        </w:rPr>
+        <w:hyperlink r:id="rId105" w:history="1">
+          <w:r>
+            <w:rPr>
+              <w:rStyle w:val="Hyperlink"/>
+            </w:rPr>
+            <w:t>risti</w:t>
+          </w:r>
+        </w:hyperlink>
+      </w:r>
+      <w:r>
+        <w:rPr>
+          <w:rFonts w:ascii="Charis SIL Regular" w:hAnsi="Charis SIL Regular" w:eastAsia="Charis SIL Regular"/>
+          <w:b w:val="0"/>
+          <w:i w:val="0"/>
+          <w:color w:val="0000FF"/>
+          <w:sz w:val="24"/>
+          <w:u w:val="single"/>
+        </w:rPr>
+        <w:hyperlink r:id="rId105" w:history="1">
+          <w:r>
+            <w:rPr>
+              <w:rStyle w:val="Hyperlink"/>
+            </w:rPr>
+            <w:t>e-</w:t>
+          </w:r>
+        </w:hyperlink>
+      </w:r>
+      <w:r>
+        <w:rPr>
+          <w:rFonts w:ascii="Charis SIL Regular" w:hAnsi="Charis SIL Regular" w:eastAsia="Charis SIL Regular"/>
+          <w:b w:val="0"/>
+          <w:i w:val="0"/>
+          <w:color w:val="0000FF"/>
+          <w:sz w:val="24"/>
+          <w:u w:val="single"/>
+        </w:rPr>
+        <w:hyperlink r:id="rId105" w:history="1">
+          <w:r>
+            <w:rPr>
+              <w:rStyle w:val="Hyperlink"/>
+            </w:rPr>
+            <w:t>objecten-</w:t>
+          </w:r>
+        </w:hyperlink>
+      </w:r>
+      <w:r>
+        <w:rPr>
+          <w:rFonts w:ascii="Charis SIL Regular" w:hAnsi="Charis SIL Regular" w:eastAsia="Charis SIL Regular"/>
+          <w:b w:val="0"/>
+          <w:i w:val="0"/>
+          <w:color w:val="0000FF"/>
+          <w:sz w:val="24"/>
+          <w:u w:val="single"/>
+        </w:rPr>
+        <w:hyperlink r:id="rId105" w:history="1">
+          <w:r>
+            <w:rPr>
+              <w:rStyle w:val="Hyperlink"/>
+            </w:rPr>
+            <w:t>Suriname_Consor</w:t>
+          </w:r>
+        </w:hyperlink>
+      </w:r>
+      <w:r>
+        <w:rPr>
+          <w:rFonts w:ascii="Charis SIL Regular" w:hAnsi="Charis SIL Regular" w:eastAsia="Charis SIL Regular"/>
+          <w:b w:val="0"/>
+          <w:i w:val="0"/>
+          <w:color w:val="0000FF"/>
+          <w:sz w:val="24"/>
+          <w:u w:val="single"/>
+        </w:rPr>
+        <w:hyperlink r:id="rId105" w:history="1">
+          <w:r>
+            <w:rPr>
+              <w:rStyle w:val="Hyperlink"/>
+            </w:rPr>
+            <w:t>tiu</w:t>
+          </w:r>
+        </w:hyperlink>
+      </w:r>
+      <w:r>
+        <w:rPr>
+          <w:rFonts w:ascii="Charis SIL Regular" w:hAnsi="Charis SIL Regular" w:eastAsia="Charis SIL Regular"/>
+          <w:b w:val="0"/>
+          <w:i w:val="0"/>
+          <w:color w:val="0000FF"/>
+          <w:sz w:val="24"/>
+          <w:u w:val="single"/>
+        </w:rPr>
+        <w:hyperlink r:id="rId105" w:history="1">
+          <w:r>
+            <w:rPr>
+              <w:rStyle w:val="Hyperlink"/>
+            </w:rPr>
+            <w:t>m-</w:t>
+          </w:r>
+        </w:hyperlink>
+      </w:r>
+      <w:r>
+        <w:rPr>
+          <w:rFonts w:ascii="Charis SIL Regular" w:hAnsi="Charis SIL Regular" w:eastAsia="Charis SIL Regular"/>
+          <w:b w:val="0"/>
+          <w:i w:val="0"/>
+          <w:color w:val="0000FF"/>
+          <w:sz w:val="24"/>
+          <w:u w:val="single"/>
+        </w:rPr>
+        <w:hyperlink r:id="rId105" w:history="1">
+          <w:r>
+            <w:rPr>
+              <w:rStyle w:val="Hyperlink"/>
+            </w:rPr>
+            <w:t>Koloni</w:t>
+          </w:r>
+        </w:hyperlink>
+      </w:r>
+      <w:r>
+        <w:rPr>
+          <w:rFonts w:ascii="Charis SIL Regular" w:hAnsi="Charis SIL Regular" w:eastAsia="Charis SIL Regular"/>
+          <w:b w:val="0"/>
+          <w:i w:val="0"/>
+          <w:color w:val="0000FF"/>
+          <w:sz w:val="24"/>
+          <w:u w:val="single"/>
+        </w:rPr>
+        <w:hyperlink r:id="rId105" w:history="1">
+          <w:r>
+            <w:rPr>
+              <w:rStyle w:val="Hyperlink"/>
+            </w:rPr>
+            <w:t>ale-</w:t>
+          </w:r>
+        </w:hyperlink>
+      </w:r>
+      <w:r>
+        <w:rPr>
+          <w:rFonts w:ascii="Charis SIL Regular" w:hAnsi="Charis SIL Regular" w:eastAsia="Charis SIL Regular"/>
+          <w:b w:val="0"/>
+          <w:i w:val="0"/>
+          <w:color w:val="0000FF"/>
+          <w:sz w:val="24"/>
+          <w:u w:val="single"/>
+        </w:rPr>
+        <w:hyperlink r:id="rId105" w:history="1">
+          <w:r>
+            <w:rPr>
+              <w:rStyle w:val="Hyperlink"/>
+            </w:rPr>
+            <w:t>Collecties-2.pdf</w:t>
+          </w:r>
+        </w:hyperlink>
       </w:r>
     </w:p>
     <w:p>

--- a/EXPORTS/DOCX/published/niveau2/Dutch/Suriname.docx
+++ b/EXPORTS/DOCX/published/niveau2/Dutch/Suriname.docx
@@ -1263,7 +1263,14 @@
           <w:color w:val="000000"/>
           <w:sz w:val="24"/>
         </w:rPr>
-        <w:t xml:space="preserve">eidende </w:t>
+        <w:hyperlink r:id="rId12" w:history="1">
+          <w:r>
+            <w:rPr>
+              <w:rStyle w:val="Hyperlink"/>
+            </w:rPr>
+            <w:t xml:space="preserve">eidende </w:t>
+          </w:r>
+        </w:hyperlink>
       </w:r>
       <w:r>
         <w:rPr>
@@ -1757,12 +1764,90 @@
           <w:color w:val="000000"/>
           <w:sz w:val="24"/>
         </w:rPr>
+        <w:t xml:space="preserve">wonderaar van </w:t>
+      </w:r>
+      <w:r>
+        <w:rPr>
+          <w:rFonts w:ascii="Charis SIL Regular" w:hAnsi="Charis SIL Regular" w:eastAsia="Charis SIL Regular"/>
+          <w:b w:val="0"/>
+          <w:i w:val="0"/>
+          <w:color w:val="0000FF"/>
+          <w:sz w:val="24"/>
+        </w:rPr>
+        <w:t>G</w:t>
+      </w:r>
+      <w:r>
+        <w:rPr>
+          <w:rFonts w:ascii="Charis SIL Regular" w:hAnsi="Charis SIL Regular" w:eastAsia="Charis SIL Regular"/>
+          <w:b w:val="0"/>
+          <w:i w:val="0"/>
+          <w:color w:val="0000FF"/>
+          <w:sz w:val="24"/>
+          <w:u w:val="single"/>
+        </w:rPr>
         <w:hyperlink r:id="rId15" w:history="1">
           <w:r>
             <w:rPr>
               <w:rStyle w:val="Hyperlink"/>
             </w:rPr>
-            <w:t>wonder</w:t>
+            <w:t>errit</w:t>
+          </w:r>
+        </w:hyperlink>
+      </w:r>
+      <w:r>
+        <w:rPr>
+          <w:rFonts w:ascii="Charis SIL Regular" w:hAnsi="Charis SIL Regular" w:eastAsia="Charis SIL Regular"/>
+          <w:b w:val="0"/>
+          <w:i w:val="0"/>
+          <w:color w:val="0000FF"/>
+          <w:sz w:val="24"/>
+          <w:u w:val="single"/>
+        </w:rPr>
+        <w:t xml:space="preserve"> </w:t>
+      </w:r>
+      <w:r>
+        <w:rPr>
+          <w:rFonts w:ascii="Charis SIL Regular" w:hAnsi="Charis SIL Regular" w:eastAsia="Charis SIL Regular"/>
+          <w:b w:val="0"/>
+          <w:i w:val="0"/>
+          <w:color w:val="0000FF"/>
+          <w:sz w:val="24"/>
+          <w:u w:val="single"/>
+        </w:rPr>
+        <w:hyperlink r:id="rId15" w:history="1">
+          <w:r>
+            <w:rPr>
+              <w:rStyle w:val="Hyperlink"/>
+            </w:rPr>
+            <w:t>Scho</w:t>
+          </w:r>
+        </w:hyperlink>
+      </w:r>
+      <w:r>
+        <w:rPr>
+          <w:rFonts w:ascii="Charis SIL Regular" w:hAnsi="Charis SIL Regular" w:eastAsia="Charis SIL Regular"/>
+          <w:b w:val="0"/>
+          <w:i w:val="0"/>
+          <w:color w:val="0000FF"/>
+          <w:sz w:val="24"/>
+        </w:rPr>
+        <w:t>ute</w:t>
+      </w:r>
+      <w:r>
+        <w:rPr>
+          <w:rFonts w:ascii="Charis SIL Regular" w:hAnsi="Charis SIL Regular" w:eastAsia="Charis SIL Regular"/>
+          <w:b w:val="0"/>
+          <w:i w:val="0"/>
+          <w:color w:val="0000FF"/>
+          <w:sz w:val="24"/>
+          <w:u w:val="single"/>
+        </w:rPr>
+        <w:hyperlink r:id="rId16" w:history="1">
+          <w:r>
+            <w:rPr>
+              <w:rStyle w:val="Hyperlink"/>
+            </w:rPr>
+            <w:t>n</w:t>
           </w:r>
         </w:hyperlink>
       </w:r>
@@ -1775,12 +1860,12 @@
           <w:color w:val="000000"/>
           <w:sz w:val="24"/>
         </w:rPr>
-        <w:hyperlink r:id="rId15" w:history="1">
-          <w:r>
-            <w:rPr>
-              <w:rStyle w:val="Hyperlink"/>
-            </w:rPr>
-            <w:t>a</w:t>
+        <w:hyperlink r:id="rId16" w:history="1">
+          <w:r>
+            <w:rPr>
+              <w:rStyle w:val="Hyperlink"/>
+            </w:rPr>
+            <w:t xml:space="preserve"> en ver</w:t>
           </w:r>
         </w:hyperlink>
       </w:r>
@@ -1793,210 +1878,88 @@
           <w:color w:val="000000"/>
           <w:sz w:val="24"/>
         </w:rPr>
-        <w:hyperlink r:id="rId15" w:history="1">
-          <w:r>
-            <w:rPr>
-              <w:rStyle w:val="Hyperlink"/>
-            </w:rPr>
-            <w:t xml:space="preserve">ar van </w:t>
-          </w:r>
-        </w:hyperlink>
-      </w:r>
-      <w:r>
-        <w:rPr>
-          <w:rFonts w:ascii="Charis SIL Regular" w:hAnsi="Charis SIL Regular" w:eastAsia="Charis SIL Regular"/>
-          <w:b w:val="0"/>
-          <w:i w:val="0"/>
-          <w:color w:val="0000FF"/>
-          <w:sz w:val="24"/>
-        </w:rPr>
-        <w:t>G</w:t>
-      </w:r>
-      <w:r>
-        <w:rPr>
-          <w:rFonts w:ascii="Charis SIL Regular" w:hAnsi="Charis SIL Regular" w:eastAsia="Charis SIL Regular"/>
-          <w:b w:val="0"/>
-          <w:i w:val="0"/>
-          <w:color w:val="0000FF"/>
-          <w:sz w:val="24"/>
-          <w:u w:val="single"/>
-        </w:rPr>
-        <w:hyperlink r:id="rId15" w:history="1">
-          <w:r>
-            <w:rPr>
-              <w:rStyle w:val="Hyperlink"/>
-            </w:rPr>
-            <w:t>errit</w:t>
-          </w:r>
-        </w:hyperlink>
-      </w:r>
-      <w:r>
-        <w:rPr>
-          <w:rFonts w:ascii="Charis SIL Regular" w:hAnsi="Charis SIL Regular" w:eastAsia="Charis SIL Regular"/>
-          <w:b w:val="0"/>
-          <w:i w:val="0"/>
-          <w:color w:val="0000FF"/>
-          <w:sz w:val="24"/>
-          <w:u w:val="single"/>
-        </w:rPr>
-        <w:t xml:space="preserve"> </w:t>
-      </w:r>
-      <w:r>
-        <w:rPr>
-          <w:rFonts w:ascii="Charis SIL Regular" w:hAnsi="Charis SIL Regular" w:eastAsia="Charis SIL Regular"/>
-          <w:b w:val="0"/>
-          <w:i w:val="0"/>
-          <w:color w:val="0000FF"/>
-          <w:sz w:val="24"/>
-          <w:u w:val="single"/>
-        </w:rPr>
-        <w:hyperlink r:id="rId15" w:history="1">
-          <w:r>
-            <w:rPr>
-              <w:rStyle w:val="Hyperlink"/>
-            </w:rPr>
-            <w:t>Scho</w:t>
-          </w:r>
-        </w:hyperlink>
-      </w:r>
-      <w:r>
-        <w:rPr>
-          <w:rFonts w:ascii="Charis SIL Regular" w:hAnsi="Charis SIL Regular" w:eastAsia="Charis SIL Regular"/>
-          <w:b w:val="0"/>
-          <w:i w:val="0"/>
-          <w:color w:val="0000FF"/>
-          <w:sz w:val="24"/>
-          <w:u w:val="single"/>
+        <w:hyperlink r:id="rId16" w:history="1">
+          <w:r>
+            <w:rPr>
+              <w:rStyle w:val="Hyperlink"/>
+            </w:rPr>
+            <w:t>antwoor</w:t>
+          </w:r>
+        </w:hyperlink>
+      </w:r>
+      <w:r>
+        <w:rPr>
+          <w:u w:val="single" w:color="0000ff"/>
+          <w:rFonts w:ascii="Charis SIL Regular" w:hAnsi="Charis SIL Regular" w:eastAsia="Charis SIL Regular"/>
+          <w:b w:val="0"/>
+          <w:i w:val="0"/>
+          <w:color w:val="000000"/>
+          <w:sz w:val="24"/>
+        </w:rPr>
+        <w:hyperlink r:id="rId16" w:history="1">
+          <w:r>
+            <w:rPr>
+              <w:rStyle w:val="Hyperlink"/>
+            </w:rPr>
+            <w:t>d</w:t>
+          </w:r>
+        </w:hyperlink>
+      </w:r>
+      <w:r>
+        <w:rPr>
+          <w:u w:val="single" w:color="0000ff"/>
+          <w:rFonts w:ascii="Charis SIL Regular" w:hAnsi="Charis SIL Regular" w:eastAsia="Charis SIL Regular"/>
+          <w:b w:val="0"/>
+          <w:i w:val="0"/>
+          <w:color w:val="000000"/>
+          <w:sz w:val="24"/>
+        </w:rPr>
+        <w:hyperlink r:id="rId16" w:history="1">
+          <w:r>
+            <w:rPr>
+              <w:rStyle w:val="Hyperlink"/>
+            </w:rPr>
+            <w:t>elijk voor</w:t>
+          </w:r>
+        </w:hyperlink>
+      </w:r>
+      <w:r>
+        <w:rPr>
+          <w:rFonts w:ascii="Charis SIL Regular" w:hAnsi="Charis SIL Regular" w:eastAsia="Charis SIL Regular"/>
+          <w:b w:val="0"/>
+          <w:i w:val="0"/>
+          <w:color w:val="000000"/>
+          <w:sz w:val="24"/>
+        </w:rPr>
+        <w:t xml:space="preserve"> de schenking </w:t>
+      </w:r>
+      <w:r>
+        <w:rPr>
+          <w:rFonts w:ascii="Charis SIL Regular" w:hAnsi="Charis SIL Regular" w:eastAsia="Charis SIL Regular"/>
+          <w:b w:val="0"/>
+          <w:i w:val="0"/>
+          <w:color w:val="000000"/>
+          <w:sz w:val="24"/>
+        </w:rPr>
+        <w:t xml:space="preserve">van veel diorama's van Schouten aan </w:t>
+      </w:r>
+      <w:r>
+        <w:rPr>
+          <w:u w:val="single" w:color="0000ff"/>
+          <w:rFonts w:ascii="Charis SIL Regular" w:hAnsi="Charis SIL Regular" w:eastAsia="Charis SIL Regular"/>
+          <w:b w:val="0"/>
+          <w:i w:val="0"/>
+          <w:color w:val="000000"/>
+          <w:sz w:val="24"/>
         </w:rPr>
         <w:hyperlink r:id="rId17" w:history="1">
           <w:r>
             <w:rPr>
               <w:rStyle w:val="Hyperlink"/>
             </w:rPr>
-            <w:t>ute</w:t>
-          </w:r>
-        </w:hyperlink>
-      </w:r>
-      <w:r>
-        <w:rPr>
-          <w:rFonts w:ascii="Charis SIL Regular" w:hAnsi="Charis SIL Regular" w:eastAsia="Charis SIL Regular"/>
-          <w:b w:val="0"/>
-          <w:i w:val="0"/>
-          <w:color w:val="0000FF"/>
-          <w:sz w:val="24"/>
-          <w:u w:val="single"/>
-        </w:rPr>
-        <w:hyperlink r:id="rId16" w:history="1">
-          <w:r>
-            <w:rPr>
-              <w:rStyle w:val="Hyperlink"/>
-            </w:rPr>
-            <w:t>n</w:t>
-          </w:r>
-        </w:hyperlink>
-      </w:r>
-      <w:r>
-        <w:rPr>
-          <w:u w:val="single" w:color="0000ff"/>
-          <w:rFonts w:ascii="Charis SIL Regular" w:hAnsi="Charis SIL Regular" w:eastAsia="Charis SIL Regular"/>
-          <w:b w:val="0"/>
-          <w:i w:val="0"/>
-          <w:color w:val="000000"/>
-          <w:sz w:val="24"/>
-        </w:rPr>
-        <w:hyperlink r:id="rId16" w:history="1">
-          <w:r>
-            <w:rPr>
-              <w:rStyle w:val="Hyperlink"/>
-            </w:rPr>
-            <w:t xml:space="preserve"> en ver</w:t>
-          </w:r>
-        </w:hyperlink>
-      </w:r>
-      <w:r>
-        <w:rPr>
-          <w:u w:val="single" w:color="0000ff"/>
-          <w:rFonts w:ascii="Charis SIL Regular" w:hAnsi="Charis SIL Regular" w:eastAsia="Charis SIL Regular"/>
-          <w:b w:val="0"/>
-          <w:i w:val="0"/>
-          <w:color w:val="000000"/>
-          <w:sz w:val="24"/>
-        </w:rPr>
-        <w:hyperlink r:id="rId16" w:history="1">
-          <w:r>
-            <w:rPr>
-              <w:rStyle w:val="Hyperlink"/>
-            </w:rPr>
-            <w:t>antwoor</w:t>
-          </w:r>
-        </w:hyperlink>
-      </w:r>
-      <w:r>
-        <w:rPr>
-          <w:u w:val="single" w:color="0000ff"/>
-          <w:rFonts w:ascii="Charis SIL Regular" w:hAnsi="Charis SIL Regular" w:eastAsia="Charis SIL Regular"/>
-          <w:b w:val="0"/>
-          <w:i w:val="0"/>
-          <w:color w:val="000000"/>
-          <w:sz w:val="24"/>
-        </w:rPr>
-        <w:hyperlink r:id="rId16" w:history="1">
-          <w:r>
-            <w:rPr>
-              <w:rStyle w:val="Hyperlink"/>
-            </w:rPr>
-            <w:t>d</w:t>
-          </w:r>
-        </w:hyperlink>
-      </w:r>
-      <w:r>
-        <w:rPr>
-          <w:u w:val="single" w:color="0000ff"/>
-          <w:rFonts w:ascii="Charis SIL Regular" w:hAnsi="Charis SIL Regular" w:eastAsia="Charis SIL Regular"/>
-          <w:b w:val="0"/>
-          <w:i w:val="0"/>
-          <w:color w:val="000000"/>
-          <w:sz w:val="24"/>
-        </w:rPr>
-        <w:hyperlink r:id="rId16" w:history="1">
-          <w:r>
-            <w:rPr>
-              <w:rStyle w:val="Hyperlink"/>
-            </w:rPr>
-            <w:t>elijk voor</w:t>
-          </w:r>
-        </w:hyperlink>
-      </w:r>
-      <w:r>
-        <w:rPr>
-          <w:rFonts w:ascii="Charis SIL Regular" w:hAnsi="Charis SIL Regular" w:eastAsia="Charis SIL Regular"/>
-          <w:b w:val="0"/>
-          <w:i w:val="0"/>
-          <w:color w:val="000000"/>
-          <w:sz w:val="24"/>
-        </w:rPr>
-        <w:t xml:space="preserve"> de schenking </w:t>
-      </w:r>
-      <w:r>
-        <w:rPr>
-          <w:rFonts w:ascii="Charis SIL Regular" w:hAnsi="Charis SIL Regular" w:eastAsia="Charis SIL Regular"/>
-          <w:b w:val="0"/>
-          <w:i w:val="0"/>
-          <w:color w:val="000000"/>
-          <w:sz w:val="24"/>
-        </w:rPr>
-        <w:t xml:space="preserve">van veel diorama's van Schouten aan </w:t>
-      </w:r>
-      <w:r>
-        <w:rPr>
-          <w:u w:val="single" w:color="0000ff"/>
-          <w:rFonts w:ascii="Charis SIL Regular" w:hAnsi="Charis SIL Regular" w:eastAsia="Charis SIL Regular"/>
-          <w:b w:val="0"/>
-          <w:i w:val="0"/>
-          <w:color w:val="000000"/>
-          <w:sz w:val="24"/>
-        </w:rPr>
-        <w:t>het Ka</w:t>
+            <w:t>het Ka</w:t>
+          </w:r>
+        </w:hyperlink>
       </w:r>
       <w:r>
         <w:rPr>
@@ -2368,7 +2331,14 @@
           <w:color w:val="000000"/>
           <w:sz w:val="24"/>
         </w:rPr>
-        <w:t>msten voor de Evang</w:t>
+        <w:hyperlink r:id="rId20" w:history="1">
+          <w:r>
+            <w:rPr>
+              <w:rStyle w:val="Hyperlink"/>
+            </w:rPr>
+            <w:t>msten voor de Evang</w:t>
+          </w:r>
+        </w:hyperlink>
       </w:r>
       <w:r>
         <w:rPr>
@@ -2525,14 +2495,7 @@
           <w:sz w:val="24"/>
           <w:u w:val="single"/>
         </w:rPr>
-        <w:hyperlink r:id="rId22" w:history="1">
-          <w:r>
-            <w:rPr>
-              <w:rStyle w:val="Hyperlink"/>
-            </w:rPr>
-            <w:t>Museo</w:t>
-          </w:r>
-        </w:hyperlink>
+        <w:t>Museo</w:t>
       </w:r>
       <w:r>
         <w:rPr>
@@ -2543,7 +2506,7 @@
           <w:sz w:val="24"/>
           <w:u w:val="single"/>
         </w:rPr>
-        <w:hyperlink r:id="rId22" w:history="1">
+        <w:hyperlink r:id="rId21" w:history="1">
           <w:r>
             <w:rPr>
               <w:rStyle w:val="Hyperlink"/>
@@ -2561,7 +2524,7 @@
           <w:sz w:val="24"/>
           <w:u w:val="single"/>
         </w:rPr>
-        <w:hyperlink r:id="rId22" w:history="1">
+        <w:hyperlink r:id="rId21" w:history="1">
           <w:r>
             <w:rPr>
               <w:rStyle w:val="Hyperlink"/>
@@ -2579,7 +2542,7 @@
           <w:sz w:val="24"/>
           <w:u w:val="single"/>
         </w:rPr>
-        <w:hyperlink r:id="rId22" w:history="1">
+        <w:hyperlink r:id="rId21" w:history="1">
           <w:r>
             <w:rPr>
               <w:rStyle w:val="Hyperlink"/>
@@ -2635,14 +2598,175 @@
           <w:sz w:val="24"/>
           <w:u w:val="single"/>
         </w:rPr>
+        <w:hyperlink r:id="rId22" w:history="1">
+          <w:r>
+            <w:rPr>
+              <w:rStyle w:val="Hyperlink"/>
+            </w:rPr>
+            <w:t>fotocollectie</w:t>
+          </w:r>
+        </w:hyperlink>
+      </w:r>
+      <w:r>
+        <w:rPr>
+          <w:rFonts w:ascii="Charis SIL Regular" w:hAnsi="Charis SIL Regular" w:eastAsia="Charis SIL Regular"/>
+          <w:b w:val="0"/>
+          <w:i w:val="0"/>
+          <w:color w:val="0000FF"/>
+          <w:sz w:val="24"/>
+          <w:u w:val="single"/>
+        </w:rPr>
+        <w:t xml:space="preserve"> </w:t>
+      </w:r>
+      <w:r>
+        <w:rPr>
+          <w:rFonts w:ascii="Charis SIL Regular" w:hAnsi="Charis SIL Regular" w:eastAsia="Charis SIL Regular"/>
+          <w:b w:val="0"/>
+          <w:i w:val="0"/>
+          <w:color w:val="0000FF"/>
+          <w:sz w:val="24"/>
+          <w:u w:val="single"/>
+        </w:rPr>
+        <w:hyperlink r:id="rId22" w:history="1">
+          <w:r>
+            <w:rPr>
+              <w:rStyle w:val="Hyperlink"/>
+            </w:rPr>
+            <w:t>Caribisch</w:t>
+          </w:r>
+        </w:hyperlink>
+      </w:r>
+      <w:r>
+        <w:rPr>
+          <w:rFonts w:ascii="Charis SIL Regular" w:hAnsi="Charis SIL Regular" w:eastAsia="Charis SIL Regular"/>
+          <w:b w:val="0"/>
+          <w:i w:val="0"/>
+          <w:color w:val="0000FF"/>
+          <w:sz w:val="24"/>
+          <w:u w:val="single"/>
+        </w:rPr>
+        <w:t xml:space="preserve"> </w:t>
+      </w:r>
+      <w:r>
+        <w:rPr>
+          <w:rFonts w:ascii="Charis SIL Regular" w:hAnsi="Charis SIL Regular" w:eastAsia="Charis SIL Regular"/>
+          <w:b w:val="0"/>
+          <w:i w:val="0"/>
+          <w:color w:val="0000FF"/>
+          <w:sz w:val="24"/>
+          <w:u w:val="single"/>
+        </w:rPr>
+        <w:hyperlink r:id="rId22" w:history="1">
+          <w:r>
+            <w:rPr>
+              <w:rStyle w:val="Hyperlink"/>
+            </w:rPr>
+            <w:t>Erfgoed</w:t>
+          </w:r>
+        </w:hyperlink>
+      </w:r>
+      <w:r>
+        <w:rPr>
+          <w:rFonts w:ascii="Charis SIL Regular" w:hAnsi="Charis SIL Regular" w:eastAsia="Charis SIL Regular"/>
+          <w:b w:val="0"/>
+          <w:i w:val="0"/>
+          <w:color w:val="000000"/>
+          <w:sz w:val="24"/>
+        </w:rPr>
+        <w:t xml:space="preserve"> aan, die </w:t>
+      </w:r>
+      <w:r>
+        <w:rPr>
+          <w:rFonts w:ascii="Charis SIL Regular" w:hAnsi="Charis SIL Regular" w:eastAsia="Charis SIL Regular"/>
+          <w:b w:val="0"/>
+          <w:i w:val="0"/>
+          <w:color w:val="000000"/>
+          <w:sz w:val="24"/>
+        </w:rPr>
+        <w:t>inmiddels digitaal toegankelijk is via de website van het Stadsmuseum</w:t>
+      </w:r>
+      <w:r>
+        <w:rPr>
+          <w:u w:val="single" w:color="0000ff"/>
+          <w:rFonts w:ascii="Charis SIL Regular" w:hAnsi="Charis SIL Regular" w:eastAsia="Charis SIL Regular"/>
+          <w:b w:val="0"/>
+          <w:i w:val="0"/>
+          <w:color w:val="000000"/>
+          <w:sz w:val="24"/>
+        </w:rPr>
+        <w:hyperlink r:id="rId22" w:history="1">
+          <w:r>
+            <w:rPr>
+              <w:rStyle w:val="Hyperlink"/>
+            </w:rPr>
+            <w:t xml:space="preserve"> Tilburg</w:t>
+          </w:r>
+        </w:hyperlink>
+      </w:r>
+      <w:r>
+        <w:rPr>
+          <w:rFonts w:ascii="Charis SIL Regular" w:hAnsi="Charis SIL Regular" w:eastAsia="Charis SIL Regular"/>
+          <w:b w:val="0"/>
+          <w:i w:val="0"/>
+          <w:color w:val="000000"/>
+          <w:sz w:val="24"/>
+        </w:rPr>
+        <w:t xml:space="preserve">. Het Utrechts </w:t>
+      </w:r>
+      <w:r>
+        <w:rPr>
+          <w:rFonts w:ascii="Charis SIL Regular" w:hAnsi="Charis SIL Regular" w:eastAsia="Charis SIL Regular"/>
+          <w:b w:val="0"/>
+          <w:i w:val="0"/>
+          <w:color w:val="000000"/>
+          <w:sz w:val="24"/>
+        </w:rPr>
+        <w:t xml:space="preserve">Archief beheert de verzameling </w:t>
+      </w:r>
+      <w:r>
+        <w:rPr>
+          <w:rFonts w:ascii="Charis SIL Regular" w:hAnsi="Charis SIL Regular" w:eastAsia="Charis SIL Regular"/>
+          <w:b w:val="0"/>
+          <w:i w:val="0"/>
+          <w:color w:val="0000FF"/>
+          <w:sz w:val="24"/>
+          <w:u w:val="single"/>
+        </w:rPr>
         <w:hyperlink r:id="rId23" w:history="1">
           <w:r>
             <w:rPr>
               <w:rStyle w:val="Hyperlink"/>
             </w:rPr>
-            <w:t>fotocollectie</w:t>
-          </w:r>
-        </w:hyperlink>
+            <w:t>fil</w:t>
+          </w:r>
+        </w:hyperlink>
+      </w:r>
+      <w:r>
+        <w:rPr>
+          <w:rFonts w:ascii="Charis SIL Regular" w:hAnsi="Charis SIL Regular" w:eastAsia="Charis SIL Regular"/>
+          <w:b w:val="0"/>
+          <w:i w:val="0"/>
+          <w:color w:val="0000FF"/>
+          <w:sz w:val="24"/>
+        </w:rPr>
+        <w:hyperlink r:id="rId23" w:history="1">
+          <w:r>
+            <w:rPr>
+              <w:rStyle w:val="Hyperlink"/>
+            </w:rPr>
+            <w:t>m</w:t>
+          </w:r>
+        </w:hyperlink>
+      </w:r>
+      <w:r>
+        <w:rPr>
+          <w:rFonts w:ascii="Charis SIL Regular" w:hAnsi="Charis SIL Regular" w:eastAsia="Charis SIL Regular"/>
+          <w:b w:val="0"/>
+          <w:i w:val="0"/>
+          <w:color w:val="0000FF"/>
+          <w:sz w:val="24"/>
+        </w:rPr>
+        <w:t>s</w:t>
       </w:r>
       <w:r>
         <w:rPr>
@@ -2669,7 +2793,7 @@
             <w:rPr>
               <w:rStyle w:val="Hyperlink"/>
             </w:rPr>
-            <w:t>Caribisch</w:t>
+            <w:t>en</w:t>
           </w:r>
         </w:hyperlink>
       </w:r>
@@ -2698,29 +2822,152 @@
             <w:rPr>
               <w:rStyle w:val="Hyperlink"/>
             </w:rPr>
-            <w:t>Erfgoed</w:t>
-          </w:r>
-        </w:hyperlink>
-      </w:r>
-      <w:r>
-        <w:rPr>
-          <w:rFonts w:ascii="Charis SIL Regular" w:hAnsi="Charis SIL Regular" w:eastAsia="Charis SIL Regular"/>
-          <w:b w:val="0"/>
-          <w:i w:val="0"/>
-          <w:color w:val="000000"/>
-          <w:sz w:val="24"/>
-        </w:rPr>
-        <w:t xml:space="preserve"> aan, die </w:t>
-      </w:r>
-      <w:r>
-        <w:rPr>
-          <w:rFonts w:ascii="Charis SIL Regular" w:hAnsi="Charis SIL Regular" w:eastAsia="Charis SIL Regular"/>
-          <w:b w:val="0"/>
-          <w:i w:val="0"/>
-          <w:color w:val="000000"/>
-          <w:sz w:val="24"/>
-        </w:rPr>
-        <w:t>inmiddels digitaal toegankelijk is via de website</w:t>
+            <w:t>geluidsbanden</w:t>
+          </w:r>
+        </w:hyperlink>
+      </w:r>
+      <w:r>
+        <w:rPr>
+          <w:rFonts w:ascii="Charis SIL Regular" w:hAnsi="Charis SIL Regular" w:eastAsia="Charis SIL Regular"/>
+          <w:b w:val="0"/>
+          <w:i w:val="0"/>
+          <w:color w:val="000000"/>
+          <w:sz w:val="24"/>
+        </w:rPr>
+        <w:t xml:space="preserve"> en </w:t>
+      </w:r>
+      <w:r>
+        <w:rPr>
+          <w:rFonts w:ascii="Charis SIL Regular" w:hAnsi="Charis SIL Regular" w:eastAsia="Charis SIL Regular"/>
+          <w:b w:val="0"/>
+          <w:i w:val="0"/>
+          <w:color w:val="0000FF"/>
+          <w:sz w:val="24"/>
+          <w:u w:val="single"/>
+        </w:rPr>
+        <w:hyperlink r:id="rId24" w:history="1">
+          <w:r>
+            <w:rPr>
+              <w:rStyle w:val="Hyperlink"/>
+            </w:rPr>
+            <w:t>prenten,</w:t>
+          </w:r>
+        </w:hyperlink>
+      </w:r>
+      <w:r>
+        <w:rPr>
+          <w:rFonts w:ascii="Charis SIL Regular" w:hAnsi="Charis SIL Regular" w:eastAsia="Charis SIL Regular"/>
+          <w:b w:val="0"/>
+          <w:i w:val="0"/>
+          <w:color w:val="0000FF"/>
+          <w:sz w:val="24"/>
+          <w:u w:val="single"/>
+        </w:rPr>
+        <w:t xml:space="preserve"> </w:t>
+      </w:r>
+      <w:r>
+        <w:rPr>
+          <w:rFonts w:ascii="Charis SIL Regular" w:hAnsi="Charis SIL Regular" w:eastAsia="Charis SIL Regular"/>
+          <w:b w:val="0"/>
+          <w:i w:val="0"/>
+          <w:color w:val="0000FF"/>
+          <w:sz w:val="24"/>
+          <w:u w:val="single"/>
+        </w:rPr>
+        <w:hyperlink r:id="rId24" w:history="1">
+          <w:r>
+            <w:rPr>
+              <w:rStyle w:val="Hyperlink"/>
+            </w:rPr>
+            <w:t>tekeningen,</w:t>
+          </w:r>
+        </w:hyperlink>
+      </w:r>
+      <w:r>
+        <w:rPr>
+          <w:rFonts w:ascii="Charis SIL Regular" w:hAnsi="Charis SIL Regular" w:eastAsia="Charis SIL Regular"/>
+          <w:b w:val="0"/>
+          <w:i w:val="0"/>
+          <w:color w:val="0000FF"/>
+          <w:sz w:val="24"/>
+          <w:u w:val="single"/>
+        </w:rPr>
+        <w:t xml:space="preserve"> </w:t>
+      </w:r>
+      <w:r>
+        <w:rPr>
+          <w:rFonts w:ascii="Charis SIL Regular" w:hAnsi="Charis SIL Regular" w:eastAsia="Charis SIL Regular"/>
+          <w:b w:val="0"/>
+          <w:i w:val="0"/>
+          <w:color w:val="0000FF"/>
+          <w:sz w:val="24"/>
+          <w:u w:val="single"/>
+        </w:rPr>
+        <w:hyperlink r:id="rId24" w:history="1">
+          <w:r>
+            <w:rPr>
+              <w:rStyle w:val="Hyperlink"/>
+            </w:rPr>
+            <w:t>kaarten</w:t>
+          </w:r>
+        </w:hyperlink>
+      </w:r>
+      <w:r>
+        <w:rPr>
+          <w:rFonts w:ascii="Charis SIL Regular" w:hAnsi="Charis SIL Regular" w:eastAsia="Charis SIL Regular"/>
+          <w:b w:val="0"/>
+          <w:i w:val="0"/>
+          <w:color w:val="0000FF"/>
+          <w:sz w:val="24"/>
+          <w:u w:val="single"/>
+        </w:rPr>
+        <w:t xml:space="preserve"> </w:t>
+      </w:r>
+      <w:r>
+        <w:rPr>
+          <w:rFonts w:ascii="Charis SIL Regular" w:hAnsi="Charis SIL Regular" w:eastAsia="Charis SIL Regular"/>
+          <w:b w:val="0"/>
+          <w:i w:val="0"/>
+          <w:color w:val="0000FF"/>
+          <w:sz w:val="24"/>
+          <w:u w:val="single"/>
+        </w:rPr>
+        <w:hyperlink r:id="rId24" w:history="1">
+          <w:r>
+            <w:rPr>
+              <w:rStyle w:val="Hyperlink"/>
+            </w:rPr>
+            <w:t xml:space="preserve">en </w:t>
+          </w:r>
+        </w:hyperlink>
+      </w:r>
+      <w:r>
+        <w:rPr>
+          <w:rFonts w:ascii="Charis SIL Regular" w:hAnsi="Charis SIL Regular" w:eastAsia="Charis SIL Regular"/>
+          <w:b w:val="0"/>
+          <w:i w:val="0"/>
+          <w:color w:val="0000FF"/>
+          <w:sz w:val="24"/>
+          <w:u w:val="single"/>
+        </w:rPr>
+        <w:hyperlink r:id="rId24" w:history="1">
+          <w:r>
+            <w:rPr>
+              <w:rStyle w:val="Hyperlink"/>
+            </w:rPr>
+            <w:t>foto's</w:t>
+          </w:r>
+        </w:hyperlink>
+      </w:r>
+      <w:r>
+        <w:rPr>
+          <w:rFonts w:ascii="Charis SIL Regular" w:hAnsi="Charis SIL Regular" w:eastAsia="Charis SIL Regular"/>
+          <w:b w:val="0"/>
+          <w:i w:val="0"/>
+          <w:color w:val="000000"/>
+          <w:sz w:val="24"/>
+        </w:rPr>
+        <w:t xml:space="preserve"> van het Zeister Zendingsg</w:t>
       </w:r>
       <w:r>
         <w:rPr>
@@ -2736,7 +2983,7 @@
             <w:rPr>
               <w:rStyle w:val="Hyperlink"/>
             </w:rPr>
-            <w:t xml:space="preserve"> van het Sta</w:t>
+            <w:t>enoot</w:t>
           </w:r>
         </w:hyperlink>
       </w:r>
@@ -2754,7 +3001,7 @@
             <w:rPr>
               <w:rStyle w:val="Hyperlink"/>
             </w:rPr>
-            <w:t>d</w:t>
+            <w:t>sch</w:t>
           </w:r>
         </w:hyperlink>
       </w:r>
@@ -2768,319 +3015,6 @@
           <w:sz w:val="24"/>
         </w:rPr>
         <w:hyperlink r:id="rId23" w:history="1">
-          <w:r>
-            <w:rPr>
-              <w:rStyle w:val="Hyperlink"/>
-            </w:rPr>
-            <w:t>smuseum</w:t>
-          </w:r>
-        </w:hyperlink>
-      </w:r>
-      <w:r>
-        <w:rPr>
-          <w:u w:val="single" w:color="0000ff"/>
-          <w:rFonts w:ascii="Charis SIL Regular" w:hAnsi="Charis SIL Regular" w:eastAsia="Charis SIL Regular"/>
-          <w:b w:val="0"/>
-          <w:i w:val="0"/>
-          <w:color w:val="000000"/>
-          <w:sz w:val="24"/>
-        </w:rPr>
-        <w:hyperlink r:id="rId23" w:history="1">
-          <w:r>
-            <w:rPr>
-              <w:rStyle w:val="Hyperlink"/>
-            </w:rPr>
-            <w:t xml:space="preserve"> Tilburg</w:t>
-          </w:r>
-        </w:hyperlink>
-      </w:r>
-      <w:r>
-        <w:rPr>
-          <w:rFonts w:ascii="Charis SIL Regular" w:hAnsi="Charis SIL Regular" w:eastAsia="Charis SIL Regular"/>
-          <w:b w:val="0"/>
-          <w:i w:val="0"/>
-          <w:color w:val="000000"/>
-          <w:sz w:val="24"/>
-        </w:rPr>
-        <w:t xml:space="preserve">. Het Utrechts </w:t>
-      </w:r>
-      <w:r>
-        <w:rPr>
-          <w:rFonts w:ascii="Charis SIL Regular" w:hAnsi="Charis SIL Regular" w:eastAsia="Charis SIL Regular"/>
-          <w:b w:val="0"/>
-          <w:i w:val="0"/>
-          <w:color w:val="000000"/>
-          <w:sz w:val="24"/>
-        </w:rPr>
-        <w:t xml:space="preserve">Archief beheert de verzameling </w:t>
-      </w:r>
-      <w:r>
-        <w:rPr>
-          <w:rFonts w:ascii="Charis SIL Regular" w:hAnsi="Charis SIL Regular" w:eastAsia="Charis SIL Regular"/>
-          <w:b w:val="0"/>
-          <w:i w:val="0"/>
-          <w:color w:val="0000FF"/>
-          <w:sz w:val="24"/>
-          <w:u w:val="single"/>
-        </w:rPr>
-        <w:hyperlink r:id="rId24" w:history="1">
-          <w:r>
-            <w:rPr>
-              <w:rStyle w:val="Hyperlink"/>
-            </w:rPr>
-            <w:t>fil</w:t>
-          </w:r>
-        </w:hyperlink>
-      </w:r>
-      <w:r>
-        <w:rPr>
-          <w:rFonts w:ascii="Charis SIL Regular" w:hAnsi="Charis SIL Regular" w:eastAsia="Charis SIL Regular"/>
-          <w:b w:val="0"/>
-          <w:i w:val="0"/>
-          <w:color w:val="0000FF"/>
-          <w:sz w:val="24"/>
-        </w:rPr>
-        <w:hyperlink r:id="rId24" w:history="1">
-          <w:r>
-            <w:rPr>
-              <w:rStyle w:val="Hyperlink"/>
-            </w:rPr>
-            <w:t>m</w:t>
-          </w:r>
-        </w:hyperlink>
-      </w:r>
-      <w:r>
-        <w:rPr>
-          <w:rFonts w:ascii="Charis SIL Regular" w:hAnsi="Charis SIL Regular" w:eastAsia="Charis SIL Regular"/>
-          <w:b w:val="0"/>
-          <w:i w:val="0"/>
-          <w:color w:val="0000FF"/>
-          <w:sz w:val="24"/>
-        </w:rPr>
-        <w:t>s</w:t>
-      </w:r>
-      <w:r>
-        <w:rPr>
-          <w:rFonts w:ascii="Charis SIL Regular" w:hAnsi="Charis SIL Regular" w:eastAsia="Charis SIL Regular"/>
-          <w:b w:val="0"/>
-          <w:i w:val="0"/>
-          <w:color w:val="0000FF"/>
-          <w:sz w:val="24"/>
-          <w:u w:val="single"/>
-        </w:rPr>
-        <w:t xml:space="preserve"> </w:t>
-      </w:r>
-      <w:r>
-        <w:rPr>
-          <w:rFonts w:ascii="Charis SIL Regular" w:hAnsi="Charis SIL Regular" w:eastAsia="Charis SIL Regular"/>
-          <w:b w:val="0"/>
-          <w:i w:val="0"/>
-          <w:color w:val="0000FF"/>
-          <w:sz w:val="24"/>
-          <w:u w:val="single"/>
-        </w:rPr>
-        <w:hyperlink r:id="rId24" w:history="1">
-          <w:r>
-            <w:rPr>
-              <w:rStyle w:val="Hyperlink"/>
-            </w:rPr>
-            <w:t>en</w:t>
-          </w:r>
-        </w:hyperlink>
-      </w:r>
-      <w:r>
-        <w:rPr>
-          <w:rFonts w:ascii="Charis SIL Regular" w:hAnsi="Charis SIL Regular" w:eastAsia="Charis SIL Regular"/>
-          <w:b w:val="0"/>
-          <w:i w:val="0"/>
-          <w:color w:val="0000FF"/>
-          <w:sz w:val="24"/>
-          <w:u w:val="single"/>
-        </w:rPr>
-        <w:t xml:space="preserve"> </w:t>
-      </w:r>
-      <w:r>
-        <w:rPr>
-          <w:rFonts w:ascii="Charis SIL Regular" w:hAnsi="Charis SIL Regular" w:eastAsia="Charis SIL Regular"/>
-          <w:b w:val="0"/>
-          <w:i w:val="0"/>
-          <w:color w:val="0000FF"/>
-          <w:sz w:val="24"/>
-          <w:u w:val="single"/>
-        </w:rPr>
-        <w:hyperlink r:id="rId24" w:history="1">
-          <w:r>
-            <w:rPr>
-              <w:rStyle w:val="Hyperlink"/>
-            </w:rPr>
-            <w:t>geluidsbanden</w:t>
-          </w:r>
-        </w:hyperlink>
-      </w:r>
-      <w:r>
-        <w:rPr>
-          <w:rFonts w:ascii="Charis SIL Regular" w:hAnsi="Charis SIL Regular" w:eastAsia="Charis SIL Regular"/>
-          <w:b w:val="0"/>
-          <w:i w:val="0"/>
-          <w:color w:val="000000"/>
-          <w:sz w:val="24"/>
-        </w:rPr>
-        <w:t xml:space="preserve"> en </w:t>
-      </w:r>
-      <w:r>
-        <w:rPr>
-          <w:rFonts w:ascii="Charis SIL Regular" w:hAnsi="Charis SIL Regular" w:eastAsia="Charis SIL Regular"/>
-          <w:b w:val="0"/>
-          <w:i w:val="0"/>
-          <w:color w:val="0000FF"/>
-          <w:sz w:val="24"/>
-          <w:u w:val="single"/>
-        </w:rPr>
-        <w:hyperlink r:id="rId25" w:history="1">
-          <w:r>
-            <w:rPr>
-              <w:rStyle w:val="Hyperlink"/>
-            </w:rPr>
-            <w:t>prenten,</w:t>
-          </w:r>
-        </w:hyperlink>
-      </w:r>
-      <w:r>
-        <w:rPr>
-          <w:rFonts w:ascii="Charis SIL Regular" w:hAnsi="Charis SIL Regular" w:eastAsia="Charis SIL Regular"/>
-          <w:b w:val="0"/>
-          <w:i w:val="0"/>
-          <w:color w:val="0000FF"/>
-          <w:sz w:val="24"/>
-          <w:u w:val="single"/>
-        </w:rPr>
-        <w:t xml:space="preserve"> </w:t>
-      </w:r>
-      <w:r>
-        <w:rPr>
-          <w:rFonts w:ascii="Charis SIL Regular" w:hAnsi="Charis SIL Regular" w:eastAsia="Charis SIL Regular"/>
-          <w:b w:val="0"/>
-          <w:i w:val="0"/>
-          <w:color w:val="0000FF"/>
-          <w:sz w:val="24"/>
-          <w:u w:val="single"/>
-        </w:rPr>
-        <w:hyperlink r:id="rId25" w:history="1">
-          <w:r>
-            <w:rPr>
-              <w:rStyle w:val="Hyperlink"/>
-            </w:rPr>
-            <w:t>tekeningen,</w:t>
-          </w:r>
-        </w:hyperlink>
-      </w:r>
-      <w:r>
-        <w:rPr>
-          <w:rFonts w:ascii="Charis SIL Regular" w:hAnsi="Charis SIL Regular" w:eastAsia="Charis SIL Regular"/>
-          <w:b w:val="0"/>
-          <w:i w:val="0"/>
-          <w:color w:val="0000FF"/>
-          <w:sz w:val="24"/>
-          <w:u w:val="single"/>
-        </w:rPr>
-        <w:t xml:space="preserve"> </w:t>
-      </w:r>
-      <w:r>
-        <w:rPr>
-          <w:rFonts w:ascii="Charis SIL Regular" w:hAnsi="Charis SIL Regular" w:eastAsia="Charis SIL Regular"/>
-          <w:b w:val="0"/>
-          <w:i w:val="0"/>
-          <w:color w:val="0000FF"/>
-          <w:sz w:val="24"/>
-          <w:u w:val="single"/>
-        </w:rPr>
-        <w:hyperlink r:id="rId25" w:history="1">
-          <w:r>
-            <w:rPr>
-              <w:rStyle w:val="Hyperlink"/>
-            </w:rPr>
-            <w:t>kaarten</w:t>
-          </w:r>
-        </w:hyperlink>
-      </w:r>
-      <w:r>
-        <w:rPr>
-          <w:rFonts w:ascii="Charis SIL Regular" w:hAnsi="Charis SIL Regular" w:eastAsia="Charis SIL Regular"/>
-          <w:b w:val="0"/>
-          <w:i w:val="0"/>
-          <w:color w:val="0000FF"/>
-          <w:sz w:val="24"/>
-          <w:u w:val="single"/>
-        </w:rPr>
-        <w:t xml:space="preserve"> </w:t>
-      </w:r>
-      <w:r>
-        <w:rPr>
-          <w:rFonts w:ascii="Charis SIL Regular" w:hAnsi="Charis SIL Regular" w:eastAsia="Charis SIL Regular"/>
-          <w:b w:val="0"/>
-          <w:i w:val="0"/>
-          <w:color w:val="0000FF"/>
-          <w:sz w:val="24"/>
-          <w:u w:val="single"/>
-        </w:rPr>
-        <w:hyperlink r:id="rId25" w:history="1">
-          <w:r>
-            <w:rPr>
-              <w:rStyle w:val="Hyperlink"/>
-            </w:rPr>
-            <w:t xml:space="preserve">en </w:t>
-          </w:r>
-        </w:hyperlink>
-      </w:r>
-      <w:r>
-        <w:rPr>
-          <w:rFonts w:ascii="Charis SIL Regular" w:hAnsi="Charis SIL Regular" w:eastAsia="Charis SIL Regular"/>
-          <w:b w:val="0"/>
-          <w:i w:val="0"/>
-          <w:color w:val="0000FF"/>
-          <w:sz w:val="24"/>
-          <w:u w:val="single"/>
-        </w:rPr>
-        <w:hyperlink r:id="rId25" w:history="1">
-          <w:r>
-            <w:rPr>
-              <w:rStyle w:val="Hyperlink"/>
-            </w:rPr>
-            <w:t>foto's</w:t>
-          </w:r>
-        </w:hyperlink>
-      </w:r>
-      <w:r>
-        <w:rPr>
-          <w:rFonts w:ascii="Charis SIL Regular" w:hAnsi="Charis SIL Regular" w:eastAsia="Charis SIL Regular"/>
-          <w:b w:val="0"/>
-          <w:i w:val="0"/>
-          <w:color w:val="000000"/>
-          <w:sz w:val="24"/>
-        </w:rPr>
-        <w:t xml:space="preserve"> van het Zeister Zendingsg</w:t>
-      </w:r>
-      <w:r>
-        <w:rPr>
-          <w:u w:val="single" w:color="0000ff"/>
-          <w:rFonts w:ascii="Charis SIL Regular" w:hAnsi="Charis SIL Regular" w:eastAsia="Charis SIL Regular"/>
-          <w:b w:val="0"/>
-          <w:i w:val="0"/>
-          <w:color w:val="000000"/>
-          <w:sz w:val="24"/>
-        </w:rPr>
-        <w:t>enootsch</w:t>
-      </w:r>
-      <w:r>
-        <w:rPr>
-          <w:u w:val="single" w:color="0000ff"/>
-          <w:rFonts w:ascii="Charis SIL Regular" w:hAnsi="Charis SIL Regular" w:eastAsia="Charis SIL Regular"/>
-          <w:b w:val="0"/>
-          <w:i w:val="0"/>
-          <w:color w:val="000000"/>
-          <w:sz w:val="24"/>
-        </w:rPr>
-        <w:hyperlink r:id="rId24" w:history="1">
           <w:r>
             <w:rPr>
               <w:rStyle w:val="Hyperlink"/>
@@ -3118,12 +3052,173 @@
           <w:sz w:val="24"/>
           <w:u w:val="single"/>
         </w:rPr>
+        <w:hyperlink r:id="rId25" w:history="1">
+          <w:r>
+            <w:rPr>
+              <w:rStyle w:val="Hyperlink"/>
+            </w:rPr>
+            <w:t>RV-399</w:t>
+          </w:r>
+        </w:hyperlink>
+      </w:r>
+      <w:r>
+        <w:rPr>
+          <w:rFonts w:ascii="Charis SIL Regular" w:hAnsi="Charis SIL Regular" w:eastAsia="Charis SIL Regular"/>
+          <w:b w:val="0"/>
+          <w:i w:val="0"/>
+          <w:color w:val="000000"/>
+          <w:sz w:val="24"/>
+        </w:rPr>
+        <w:t xml:space="preserve"> en </w:t>
+      </w:r>
+      <w:r>
+        <w:rPr>
+          <w:rFonts w:ascii="Charis SIL Regular" w:hAnsi="Charis SIL Regular" w:eastAsia="Charis SIL Regular"/>
+          <w:b w:val="0"/>
+          <w:i w:val="0"/>
+          <w:color w:val="0000FF"/>
+          <w:sz w:val="24"/>
+          <w:u w:val="single"/>
+        </w:rPr>
         <w:hyperlink r:id="rId26" w:history="1">
           <w:r>
             <w:rPr>
               <w:rStyle w:val="Hyperlink"/>
             </w:rPr>
-            <w:t>RV-399</w:t>
+            <w:t>RV-1054</w:t>
+          </w:r>
+        </w:hyperlink>
+      </w:r>
+      <w:r>
+        <w:rPr>
+          <w:rFonts w:ascii="Charis SIL Regular" w:hAnsi="Charis SIL Regular" w:eastAsia="Charis SIL Regular"/>
+          <w:b w:val="0"/>
+          <w:i w:val="0"/>
+          <w:color w:val="000000"/>
+          <w:sz w:val="24"/>
+        </w:rPr>
+        <w:t xml:space="preserve">, bijeengebracht door respectievelijk gouverneur </w:t>
+      </w:r>
+      <w:r>
+        <w:rPr>
+          <w:rFonts w:ascii="Charis SIL Regular" w:hAnsi="Charis SIL Regular" w:eastAsia="Charis SIL Regular"/>
+          <w:b w:val="0"/>
+          <w:i w:val="0"/>
+          <w:color w:val="0000FF"/>
+          <w:sz w:val="24"/>
+          <w:u w:val="single"/>
+        </w:rPr>
+        <w:hyperlink r:id="rId27" w:history="1">
+          <w:r>
+            <w:rPr>
+              <w:rStyle w:val="Hyperlink"/>
+            </w:rPr>
+            <w:t>Cornelis</w:t>
+          </w:r>
+        </w:hyperlink>
+      </w:r>
+      <w:r>
+        <w:rPr>
+          <w:rFonts w:ascii="Charis SIL Regular" w:hAnsi="Charis SIL Regular" w:eastAsia="Charis SIL Regular"/>
+          <w:b w:val="0"/>
+          <w:i w:val="0"/>
+          <w:color w:val="0000FF"/>
+          <w:sz w:val="24"/>
+          <w:u w:val="single"/>
+        </w:rPr>
+        <w:t xml:space="preserve"> </w:t>
+      </w:r>
+      <w:r>
+        <w:rPr>
+          <w:rFonts w:ascii="Charis SIL Regular" w:hAnsi="Charis SIL Regular" w:eastAsia="Charis SIL Regular"/>
+          <w:b w:val="0"/>
+          <w:i w:val="0"/>
+          <w:color w:val="0000FF"/>
+          <w:sz w:val="24"/>
+          <w:u w:val="single"/>
+        </w:rPr>
+        <w:hyperlink r:id="rId27" w:history="1">
+          <w:r>
+            <w:rPr>
+              <w:rStyle w:val="Hyperlink"/>
+            </w:rPr>
+            <w:t>Ascanius</w:t>
+          </w:r>
+        </w:hyperlink>
+      </w:r>
+      <w:r>
+        <w:rPr>
+          <w:rFonts w:ascii="Charis SIL Regular" w:hAnsi="Charis SIL Regular" w:eastAsia="Charis SIL Regular"/>
+          <w:b w:val="0"/>
+          <w:i w:val="0"/>
+          <w:color w:val="0000FF"/>
+          <w:sz w:val="24"/>
+          <w:u w:val="single"/>
+        </w:rPr>
+        <w:t xml:space="preserve"> </w:t>
+      </w:r>
+      <w:r>
+        <w:rPr>
+          <w:rFonts w:ascii="Charis SIL Regular" w:hAnsi="Charis SIL Regular" w:eastAsia="Charis SIL Regular"/>
+          <w:b w:val="0"/>
+          <w:i w:val="0"/>
+          <w:color w:val="0000FF"/>
+          <w:sz w:val="24"/>
+          <w:u w:val="single"/>
+        </w:rPr>
+        <w:hyperlink r:id="rId27" w:history="1">
+          <w:r>
+            <w:rPr>
+              <w:rStyle w:val="Hyperlink"/>
+            </w:rPr>
+            <w:t>van</w:t>
+          </w:r>
+        </w:hyperlink>
+      </w:r>
+      <w:r>
+        <w:rPr>
+          <w:rFonts w:ascii="Charis SIL Regular" w:hAnsi="Charis SIL Regular" w:eastAsia="Charis SIL Regular"/>
+          <w:b w:val="0"/>
+          <w:i w:val="0"/>
+          <w:color w:val="0000FF"/>
+          <w:sz w:val="24"/>
+          <w:u w:val="single"/>
+        </w:rPr>
+        <w:t xml:space="preserve"> </w:t>
+      </w:r>
+      <w:r>
+        <w:rPr>
+          <w:rFonts w:ascii="Charis SIL Regular" w:hAnsi="Charis SIL Regular" w:eastAsia="Charis SIL Regular"/>
+          <w:b w:val="0"/>
+          <w:i w:val="0"/>
+          <w:color w:val="0000FF"/>
+          <w:sz w:val="24"/>
+          <w:u w:val="single"/>
+        </w:rPr>
+        <w:hyperlink r:id="rId25" w:history="1">
+          <w:r>
+            <w:rPr>
+              <w:rStyle w:val="Hyperlink"/>
+            </w:rPr>
+            <w:t>Sypest</w:t>
+          </w:r>
+        </w:hyperlink>
+      </w:r>
+      <w:r>
+        <w:rPr>
+          <w:rFonts w:ascii="Charis SIL Regular" w:hAnsi="Charis SIL Regular" w:eastAsia="Charis SIL Regular"/>
+          <w:b w:val="0"/>
+          <w:i w:val="0"/>
+          <w:color w:val="0000FF"/>
+          <w:sz w:val="24"/>
+          <w:u w:val="single"/>
+        </w:rPr>
+        <w:hyperlink r:id="rId27" w:history="1">
+          <w:r>
+            <w:rPr>
+              <w:rStyle w:val="Hyperlink"/>
+            </w:rPr>
+            <w:t>eyn</w:t>
           </w:r>
         </w:hyperlink>
       </w:r>
@@ -3139,6 +3234,34 @@
       </w:r>
       <w:r>
         <w:rPr>
+          <w:u w:val="single" w:color="0000ff"/>
+          <w:rFonts w:ascii="Charis SIL Regular" w:hAnsi="Charis SIL Regular" w:eastAsia="Charis SIL Regular"/>
+          <w:b w:val="0"/>
+          <w:i w:val="0"/>
+          <w:color w:val="000000"/>
+          <w:sz w:val="24"/>
+        </w:rPr>
+        <w:hyperlink r:id="rId26" w:history="1">
+          <w:r>
+            <w:rPr>
+              <w:rStyle w:val="Hyperlink"/>
+            </w:rPr>
+            <w:t>administ</w:t>
+          </w:r>
+        </w:hyperlink>
+      </w:r>
+      <w:r>
+        <w:rPr>
+          <w:rFonts w:ascii="Charis SIL Regular" w:hAnsi="Charis SIL Regular" w:eastAsia="Charis SIL Regular"/>
+          <w:b w:val="0"/>
+          <w:i w:val="0"/>
+          <w:color w:val="000000"/>
+          <w:sz w:val="24"/>
+        </w:rPr>
+        <w:t xml:space="preserve">rateur der financiën </w:t>
+      </w:r>
+      <w:r>
+        <w:rPr>
           <w:rFonts w:ascii="Charis SIL Regular" w:hAnsi="Charis SIL Regular" w:eastAsia="Charis SIL Regular"/>
           <w:b w:val="0"/>
           <w:i w:val="0"/>
@@ -3146,24 +3269,463 @@
           <w:sz w:val="24"/>
           <w:u w:val="single"/>
         </w:rPr>
+        <w:hyperlink r:id="rId28" w:history="1">
+          <w:r>
+            <w:rPr>
+              <w:rStyle w:val="Hyperlink"/>
+            </w:rPr>
+            <w:t>Assueer</w:t>
+          </w:r>
+        </w:hyperlink>
+      </w:r>
+      <w:r>
+        <w:rPr>
+          <w:rFonts w:ascii="Charis SIL Regular" w:hAnsi="Charis SIL Regular" w:eastAsia="Charis SIL Regular"/>
+          <w:b w:val="0"/>
+          <w:i w:val="0"/>
+          <w:color w:val="0000FF"/>
+          <w:sz w:val="24"/>
+          <w:u w:val="single"/>
+        </w:rPr>
+        <w:t xml:space="preserve"> </w:t>
+      </w:r>
+      <w:r>
+        <w:rPr>
+          <w:rFonts w:ascii="Charis SIL Regular" w:hAnsi="Charis SIL Regular" w:eastAsia="Charis SIL Regular"/>
+          <w:b w:val="0"/>
+          <w:i w:val="0"/>
+          <w:color w:val="0000FF"/>
+          <w:sz w:val="24"/>
+          <w:u w:val="single"/>
+        </w:rPr>
+        <w:hyperlink r:id="rId28" w:history="1">
+          <w:r>
+            <w:rPr>
+              <w:rStyle w:val="Hyperlink"/>
+            </w:rPr>
+            <w:t>Jacob</w:t>
+          </w:r>
+        </w:hyperlink>
+      </w:r>
+      <w:r>
+        <w:rPr>
+          <w:rFonts w:ascii="Charis SIL Regular" w:hAnsi="Charis SIL Regular" w:eastAsia="Charis SIL Regular"/>
+          <w:b w:val="0"/>
+          <w:i w:val="0"/>
+          <w:color w:val="0000FF"/>
+          <w:sz w:val="24"/>
+          <w:u w:val="single"/>
+        </w:rPr>
+        <w:t xml:space="preserve"> </w:t>
+      </w:r>
+      <w:r>
+        <w:rPr>
+          <w:rFonts w:ascii="Charis SIL Regular" w:hAnsi="Charis SIL Regular" w:eastAsia="Charis SIL Regular"/>
+          <w:b w:val="0"/>
+          <w:i w:val="0"/>
+          <w:color w:val="0000FF"/>
+          <w:sz w:val="24"/>
+          <w:u w:val="single"/>
+        </w:rPr>
+        <w:hyperlink r:id="rId28" w:history="1">
+          <w:r>
+            <w:rPr>
+              <w:rStyle w:val="Hyperlink"/>
+            </w:rPr>
+            <w:t>Schimmelpen</w:t>
+          </w:r>
+        </w:hyperlink>
+      </w:r>
+      <w:r>
+        <w:rPr>
+          <w:rFonts w:ascii="Charis SIL Regular" w:hAnsi="Charis SIL Regular" w:eastAsia="Charis SIL Regular"/>
+          <w:b w:val="0"/>
+          <w:i w:val="0"/>
+          <w:color w:val="0000FF"/>
+          <w:sz w:val="24"/>
+          <w:u w:val="single"/>
+        </w:rPr>
+        <w:hyperlink r:id="rId28" w:history="1">
+          <w:r>
+            <w:rPr>
+              <w:rStyle w:val="Hyperlink"/>
+            </w:rPr>
+            <w:t>ninck</w:t>
+          </w:r>
+        </w:hyperlink>
+      </w:r>
+      <w:r>
+        <w:rPr>
+          <w:rFonts w:ascii="Charis SIL Regular" w:hAnsi="Charis SIL Regular" w:eastAsia="Charis SIL Regular"/>
+          <w:b w:val="0"/>
+          <w:i w:val="0"/>
+          <w:color w:val="0000FF"/>
+          <w:sz w:val="24"/>
+          <w:u w:val="single"/>
+        </w:rPr>
+        <w:t xml:space="preserve"> </w:t>
+      </w:r>
+      <w:r>
+        <w:rPr>
+          <w:rFonts w:ascii="Charis SIL Regular" w:hAnsi="Charis SIL Regular" w:eastAsia="Charis SIL Regular"/>
+          <w:b w:val="0"/>
+          <w:i w:val="0"/>
+          <w:color w:val="0000FF"/>
+          <w:sz w:val="24"/>
+          <w:u w:val="single"/>
+        </w:rPr>
+        <w:hyperlink r:id="rId28" w:history="1">
+          <w:r>
+            <w:rPr>
+              <w:rStyle w:val="Hyperlink"/>
+            </w:rPr>
+            <w:t>va</w:t>
+          </w:r>
+        </w:hyperlink>
+      </w:r>
+      <w:r>
+        <w:rPr>
+          <w:rFonts w:ascii="Charis SIL Regular" w:hAnsi="Charis SIL Regular" w:eastAsia="Charis SIL Regular"/>
+          <w:b w:val="0"/>
+          <w:i w:val="0"/>
+          <w:color w:val="0000FF"/>
+          <w:sz w:val="24"/>
+          <w:u w:val="single"/>
+        </w:rPr>
+        <w:hyperlink r:id="rId28" w:history="1">
+          <w:r>
+            <w:rPr>
+              <w:rStyle w:val="Hyperlink"/>
+            </w:rPr>
+            <w:t>n</w:t>
+          </w:r>
+        </w:hyperlink>
+      </w:r>
+      <w:r>
+        <w:rPr>
+          <w:rFonts w:ascii="Charis SIL Regular" w:hAnsi="Charis SIL Regular" w:eastAsia="Charis SIL Regular"/>
+          <w:b w:val="0"/>
+          <w:i w:val="0"/>
+          <w:color w:val="0000FF"/>
+          <w:sz w:val="24"/>
+          <w:u w:val="single"/>
+        </w:rPr>
+        <w:t xml:space="preserve"> </w:t>
+      </w:r>
+      <w:r>
+        <w:rPr>
+          <w:rFonts w:ascii="Charis SIL Regular" w:hAnsi="Charis SIL Regular" w:eastAsia="Charis SIL Regular"/>
+          <w:b w:val="0"/>
+          <w:i w:val="0"/>
+          <w:color w:val="0000FF"/>
+          <w:sz w:val="24"/>
+          <w:u w:val="single"/>
+        </w:rPr>
+        <w:hyperlink r:id="rId28" w:history="1">
+          <w:r>
+            <w:rPr>
+              <w:rStyle w:val="Hyperlink"/>
+            </w:rPr>
+            <w:t>der</w:t>
+          </w:r>
+        </w:hyperlink>
+      </w:r>
+      <w:r>
+        <w:rPr>
+          <w:rFonts w:ascii="Charis SIL Regular" w:hAnsi="Charis SIL Regular" w:eastAsia="Charis SIL Regular"/>
+          <w:b w:val="0"/>
+          <w:i w:val="0"/>
+          <w:color w:val="0000FF"/>
+          <w:sz w:val="24"/>
+          <w:u w:val="single"/>
+        </w:rPr>
+        <w:t xml:space="preserve"> </w:t>
+      </w:r>
+      <w:r>
+        <w:rPr>
+          <w:rFonts w:ascii="Charis SIL Regular" w:hAnsi="Charis SIL Regular" w:eastAsia="Charis SIL Regular"/>
+          <w:b w:val="0"/>
+          <w:i w:val="0"/>
+          <w:color w:val="0000FF"/>
+          <w:sz w:val="24"/>
+          <w:u w:val="single"/>
+        </w:rPr>
+        <w:hyperlink r:id="rId28" w:history="1">
+          <w:r>
+            <w:rPr>
+              <w:rStyle w:val="Hyperlink"/>
+            </w:rPr>
+            <w:t>Oye</w:t>
+          </w:r>
+        </w:hyperlink>
+      </w:r>
+      <w:r>
+        <w:rPr>
+          <w:u w:val="single" w:color="0000ff"/>
+          <w:rFonts w:ascii="Charis SIL Regular" w:hAnsi="Charis SIL Regular" w:eastAsia="Charis SIL Regular"/>
+          <w:b w:val="0"/>
+          <w:i w:val="0"/>
+          <w:color w:val="000000"/>
+          <w:sz w:val="24"/>
+        </w:rPr>
         <w:hyperlink r:id="rId27" w:history="1">
           <w:r>
             <w:rPr>
               <w:rStyle w:val="Hyperlink"/>
             </w:rPr>
-            <w:t>RV-1054</w:t>
-          </w:r>
-        </w:hyperlink>
-      </w:r>
-      <w:r>
-        <w:rPr>
-          <w:rFonts w:ascii="Charis SIL Regular" w:hAnsi="Charis SIL Regular" w:eastAsia="Charis SIL Regular"/>
-          <w:b w:val="0"/>
-          <w:i w:val="0"/>
-          <w:color w:val="000000"/>
-          <w:sz w:val="24"/>
-        </w:rPr>
-        <w:t xml:space="preserve">, bijeengebracht door respectievelijk gouverneur </w:t>
+            <w:t>.</w:t>
+          </w:r>
+        </w:hyperlink>
+      </w:r>
+      <w:r>
+        <w:rPr>
+          <w:u w:val="single" w:color="0000ff"/>
+          <w:rFonts w:ascii="Charis SIL Regular" w:hAnsi="Charis SIL Regular" w:eastAsia="Charis SIL Regular"/>
+          <w:b w:val="0"/>
+          <w:i w:val="0"/>
+          <w:color w:val="000000"/>
+          <w:sz w:val="24"/>
+        </w:rPr>
+        <w:hyperlink r:id="rId27" w:history="1">
+          <w:r>
+            <w:rPr>
+              <w:rStyle w:val="Hyperlink"/>
+            </w:rPr>
+            <w:t xml:space="preserve"> De</w:t>
+          </w:r>
+        </w:hyperlink>
+      </w:r>
+      <w:r>
+        <w:rPr>
+          <w:u w:val="single" w:color="0000ff"/>
+          <w:rFonts w:ascii="Charis SIL Regular" w:hAnsi="Charis SIL Regular" w:eastAsia="Charis SIL Regular"/>
+          <w:b w:val="0"/>
+          <w:i w:val="0"/>
+          <w:color w:val="000000"/>
+          <w:sz w:val="24"/>
+        </w:rPr>
+        <w:hyperlink r:id="rId27" w:history="1">
+          <w:r>
+            <w:rPr>
+              <w:rStyle w:val="Hyperlink"/>
+            </w:rPr>
+            <w:t>z</w:t>
+          </w:r>
+        </w:hyperlink>
+      </w:r>
+      <w:r>
+        <w:rPr>
+          <w:u w:val="single" w:color="0000ff"/>
+          <w:rFonts w:ascii="Charis SIL Regular" w:hAnsi="Charis SIL Regular" w:eastAsia="Charis SIL Regular"/>
+          <w:b w:val="0"/>
+          <w:i w:val="0"/>
+          <w:color w:val="000000"/>
+          <w:sz w:val="24"/>
+        </w:rPr>
+        <w:hyperlink r:id="rId27" w:history="1">
+          <w:r>
+            <w:rPr>
+              <w:rStyle w:val="Hyperlink"/>
+            </w:rPr>
+            <w:t xml:space="preserve">e werden </w:t>
+          </w:r>
+        </w:hyperlink>
+      </w:r>
+      <w:r>
+        <w:rPr>
+          <w:rFonts w:ascii="Charis SIL Regular" w:hAnsi="Charis SIL Regular" w:eastAsia="Charis SIL Regular"/>
+          <w:b w:val="0"/>
+          <w:i w:val="0"/>
+          <w:color w:val="000000"/>
+          <w:sz w:val="24"/>
+        </w:rPr>
+        <w:t xml:space="preserve">in </w:t>
+      </w:r>
+      <w:r>
+        <w:rPr>
+          <w:rFonts w:ascii="Charis SIL Regular" w:hAnsi="Charis SIL Regular" w:eastAsia="Charis SIL Regular"/>
+          <w:b w:val="0"/>
+          <w:i w:val="0"/>
+          <w:color w:val="000000"/>
+          <w:sz w:val="24"/>
+        </w:rPr>
+        <w:t>respectievelijk 1883 en 1895</w:t>
+      </w:r>
+      <w:r>
+        <w:rPr>
+          <w:u w:val="single" w:color="0000ff"/>
+          <w:rFonts w:ascii="Charis SIL Regular" w:hAnsi="Charis SIL Regular" w:eastAsia="Charis SIL Regular"/>
+          <w:b w:val="0"/>
+          <w:i w:val="0"/>
+          <w:color w:val="000000"/>
+          <w:sz w:val="24"/>
+        </w:rPr>
+        <w:t xml:space="preserve"> </w:t>
+      </w:r>
+      <w:r>
+        <w:rPr>
+          <w:u w:val="single" w:color="0000ff"/>
+          <w:rFonts w:ascii="Charis SIL Regular" w:hAnsi="Charis SIL Regular" w:eastAsia="Charis SIL Regular"/>
+          <w:b w:val="0"/>
+          <w:i w:val="0"/>
+          <w:color w:val="000000"/>
+          <w:sz w:val="24"/>
+        </w:rPr>
+        <w:hyperlink r:id="rId28" w:history="1">
+          <w:r>
+            <w:rPr>
+              <w:rStyle w:val="Hyperlink"/>
+            </w:rPr>
+            <w:t>geschon</w:t>
+          </w:r>
+        </w:hyperlink>
+      </w:r>
+      <w:r>
+        <w:rPr>
+          <w:u w:val="single" w:color="0000ff"/>
+          <w:rFonts w:ascii="Charis SIL Regular" w:hAnsi="Charis SIL Regular" w:eastAsia="Charis SIL Regular"/>
+          <w:b w:val="0"/>
+          <w:i w:val="0"/>
+          <w:color w:val="000000"/>
+          <w:sz w:val="24"/>
+        </w:rPr>
+        <w:hyperlink r:id="rId28" w:history="1">
+          <w:r>
+            <w:rPr>
+              <w:rStyle w:val="Hyperlink"/>
+            </w:rPr>
+            <w:t>ken a</w:t>
+          </w:r>
+        </w:hyperlink>
+      </w:r>
+      <w:r>
+        <w:rPr>
+          <w:u w:val="single" w:color="0000ff"/>
+          <w:rFonts w:ascii="Charis SIL Regular" w:hAnsi="Charis SIL Regular" w:eastAsia="Charis SIL Regular"/>
+          <w:b w:val="0"/>
+          <w:i w:val="0"/>
+          <w:color w:val="000000"/>
+          <w:sz w:val="24"/>
+        </w:rPr>
+        <w:hyperlink r:id="rId28" w:history="1">
+          <w:r>
+            <w:rPr>
+              <w:rStyle w:val="Hyperlink"/>
+            </w:rPr>
+            <w:t>a</w:t>
+          </w:r>
+        </w:hyperlink>
+      </w:r>
+      <w:r>
+        <w:rPr>
+          <w:u w:val="single" w:color="0000ff"/>
+          <w:rFonts w:ascii="Charis SIL Regular" w:hAnsi="Charis SIL Regular" w:eastAsia="Charis SIL Regular"/>
+          <w:b w:val="0"/>
+          <w:i w:val="0"/>
+          <w:color w:val="000000"/>
+          <w:sz w:val="24"/>
+        </w:rPr>
+        <w:hyperlink r:id="rId28" w:history="1">
+          <w:r>
+            <w:rPr>
+              <w:rStyle w:val="Hyperlink"/>
+            </w:rPr>
+            <w:t>n het Rijks Ethnogr</w:t>
+          </w:r>
+        </w:hyperlink>
+      </w:r>
+      <w:r>
+        <w:rPr>
+          <w:u w:val="single" w:color="0000ff"/>
+          <w:rFonts w:ascii="Charis SIL Regular" w:hAnsi="Charis SIL Regular" w:eastAsia="Charis SIL Regular"/>
+          <w:b w:val="0"/>
+          <w:i w:val="0"/>
+          <w:color w:val="000000"/>
+          <w:sz w:val="24"/>
+        </w:rPr>
+        <w:hyperlink r:id="rId28" w:history="1">
+          <w:r>
+            <w:rPr>
+              <w:rStyle w:val="Hyperlink"/>
+            </w:rPr>
+            <w:t>aph</w:t>
+          </w:r>
+        </w:hyperlink>
+      </w:r>
+      <w:r>
+        <w:rPr>
+          <w:u w:val="single" w:color="0000ff"/>
+          <w:rFonts w:ascii="Charis SIL Regular" w:hAnsi="Charis SIL Regular" w:eastAsia="Charis SIL Regular"/>
+          <w:b w:val="0"/>
+          <w:i w:val="0"/>
+          <w:color w:val="000000"/>
+          <w:sz w:val="24"/>
+        </w:rPr>
+        <w:hyperlink r:id="rId28" w:history="1">
+          <w:r>
+            <w:rPr>
+              <w:rStyle w:val="Hyperlink"/>
+            </w:rPr>
+            <w:t>i</w:t>
+          </w:r>
+        </w:hyperlink>
+      </w:r>
+      <w:r>
+        <w:rPr>
+          <w:u w:val="single" w:color="0000ff"/>
+          <w:rFonts w:ascii="Charis SIL Regular" w:hAnsi="Charis SIL Regular" w:eastAsia="Charis SIL Regular"/>
+          <w:b w:val="0"/>
+          <w:i w:val="0"/>
+          <w:color w:val="000000"/>
+          <w:sz w:val="24"/>
+        </w:rPr>
+        <w:hyperlink r:id="rId28" w:history="1">
+          <w:r>
+            <w:rPr>
+              <w:rStyle w:val="Hyperlink"/>
+            </w:rPr>
+            <w:t>sch</w:t>
+          </w:r>
+        </w:hyperlink>
+      </w:r>
+      <w:r>
+        <w:rPr>
+          <w:u w:val="single" w:color="0000ff"/>
+          <w:rFonts w:ascii="Charis SIL Regular" w:hAnsi="Charis SIL Regular" w:eastAsia="Charis SIL Regular"/>
+          <w:b w:val="0"/>
+          <w:i w:val="0"/>
+          <w:color w:val="000000"/>
+          <w:sz w:val="24"/>
+        </w:rPr>
+        <w:t xml:space="preserve"> </w:t>
+      </w:r>
+      <w:r>
+        <w:rPr>
+          <w:u w:val="single" w:color="0000ff"/>
+          <w:rFonts w:ascii="Charis SIL Regular" w:hAnsi="Charis SIL Regular" w:eastAsia="Charis SIL Regular"/>
+          <w:b w:val="0"/>
+          <w:i w:val="0"/>
+          <w:color w:val="000000"/>
+          <w:sz w:val="24"/>
+        </w:rPr>
+        <w:hyperlink r:id="rId28" w:history="1">
+          <w:r>
+            <w:rPr>
+              <w:rStyle w:val="Hyperlink"/>
+            </w:rPr>
+            <w:t>Mus</w:t>
+          </w:r>
+        </w:hyperlink>
+      </w:r>
+      <w:r>
+        <w:rPr>
+          <w:rFonts w:ascii="Charis SIL Regular" w:hAnsi="Charis SIL Regular" w:eastAsia="Charis SIL Regular"/>
+          <w:b w:val="0"/>
+          <w:i w:val="0"/>
+          <w:color w:val="000000"/>
+          <w:sz w:val="24"/>
+        </w:rPr>
+        <w:t xml:space="preserve">eum, het huidige </w:t>
       </w:r>
       <w:r>
         <w:rPr>
@@ -3174,12 +3736,12 @@
           <w:sz w:val="24"/>
           <w:u w:val="single"/>
         </w:rPr>
-        <w:hyperlink r:id="rId28" w:history="1">
-          <w:r>
-            <w:rPr>
-              <w:rStyle w:val="Hyperlink"/>
-            </w:rPr>
-            <w:t>Cornelis</w:t>
+        <w:hyperlink r:id="rId29" w:history="1">
+          <w:r>
+            <w:rPr>
+              <w:rStyle w:val="Hyperlink"/>
+            </w:rPr>
+            <w:t>Wereldmuseum</w:t>
           </w:r>
         </w:hyperlink>
       </w:r>
@@ -3203,14 +3765,24 @@
           <w:sz w:val="24"/>
           <w:u w:val="single"/>
         </w:rPr>
-        <w:hyperlink r:id="rId28" w:history="1">
-          <w:r>
-            <w:rPr>
-              <w:rStyle w:val="Hyperlink"/>
-            </w:rPr>
-            <w:t>Ascanius</w:t>
-          </w:r>
-        </w:hyperlink>
+        <w:hyperlink r:id="rId29" w:history="1">
+          <w:r>
+            <w:rPr>
+              <w:rStyle w:val="Hyperlink"/>
+            </w:rPr>
+            <w:t>Leiden</w:t>
+          </w:r>
+        </w:hyperlink>
+      </w:r>
+      <w:r>
+        <w:rPr>
+          <w:rFonts w:ascii="Charis SIL Regular" w:hAnsi="Charis SIL Regular" w:eastAsia="Charis SIL Regular"/>
+          <w:b w:val="0"/>
+          <w:i w:val="0"/>
+          <w:color w:val="000000"/>
+          <w:sz w:val="24"/>
+        </w:rPr>
+        <w:t xml:space="preserve">. Ook het </w:t>
       </w:r>
       <w:r>
         <w:rPr>
@@ -3221,6 +3793,35 @@
           <w:sz w:val="24"/>
           <w:u w:val="single"/>
         </w:rPr>
+        <w:hyperlink r:id="rId30" w:history="1">
+          <w:r>
+            <w:rPr>
+              <w:rStyle w:val="Hyperlink"/>
+            </w:rPr>
+            <w:t>Etnografisc</w:t>
+          </w:r>
+        </w:hyperlink>
+      </w:r>
+      <w:r>
+        <w:rPr>
+          <w:rFonts w:ascii="Charis SIL Regular" w:hAnsi="Charis SIL Regular" w:eastAsia="Charis SIL Regular"/>
+          <w:b w:val="0"/>
+          <w:i w:val="0"/>
+          <w:color w:val="0000FF"/>
+          <w:sz w:val="24"/>
+          <w:u w:val="single"/>
+        </w:rPr>
+        <w:t>h</w:t>
+      </w:r>
+      <w:r>
+        <w:rPr>
+          <w:rFonts w:ascii="Charis SIL Regular" w:hAnsi="Charis SIL Regular" w:eastAsia="Charis SIL Regular"/>
+          <w:b w:val="0"/>
+          <w:i w:val="0"/>
+          <w:color w:val="0000FF"/>
+          <w:sz w:val="24"/>
+          <w:u w:val="single"/>
+        </w:rPr>
         <w:t xml:space="preserve"> </w:t>
       </w:r>
       <w:r>
@@ -3232,12 +3833,12 @@
           <w:sz w:val="24"/>
           <w:u w:val="single"/>
         </w:rPr>
-        <w:hyperlink r:id="rId28" w:history="1">
-          <w:r>
-            <w:rPr>
-              <w:rStyle w:val="Hyperlink"/>
-            </w:rPr>
-            <w:t>van</w:t>
+        <w:hyperlink r:id="rId30" w:history="1">
+          <w:r>
+            <w:rPr>
+              <w:rStyle w:val="Hyperlink"/>
+            </w:rPr>
+            <w:t>Museum</w:t>
           </w:r>
         </w:hyperlink>
       </w:r>
@@ -3261,42 +3862,37 @@
           <w:sz w:val="24"/>
           <w:u w:val="single"/>
         </w:rPr>
-        <w:hyperlink r:id="rId28" w:history="1">
-          <w:r>
-            <w:rPr>
-              <w:rStyle w:val="Hyperlink"/>
-            </w:rPr>
-            <w:t>Sypest</w:t>
-          </w:r>
-        </w:hyperlink>
-      </w:r>
-      <w:r>
-        <w:rPr>
-          <w:rFonts w:ascii="Charis SIL Regular" w:hAnsi="Charis SIL Regular" w:eastAsia="Charis SIL Regular"/>
-          <w:b w:val="0"/>
-          <w:i w:val="0"/>
-          <w:color w:val="0000FF"/>
-          <w:sz w:val="24"/>
-          <w:u w:val="single"/>
-        </w:rPr>
-        <w:hyperlink r:id="rId28" w:history="1">
-          <w:r>
-            <w:rPr>
-              <w:rStyle w:val="Hyperlink"/>
-            </w:rPr>
-            <w:t>eyn</w:t>
-          </w:r>
-        </w:hyperlink>
-      </w:r>
-      <w:r>
-        <w:rPr>
-          <w:rFonts w:ascii="Charis SIL Regular" w:hAnsi="Charis SIL Regular" w:eastAsia="Charis SIL Regular"/>
-          <w:b w:val="0"/>
-          <w:i w:val="0"/>
-          <w:color w:val="000000"/>
-          <w:sz w:val="24"/>
-        </w:rPr>
-        <w:t xml:space="preserve"> en </w:t>
+        <w:hyperlink r:id="rId30" w:history="1">
+          <w:r>
+            <w:rPr>
+              <w:rStyle w:val="Hyperlink"/>
+            </w:rPr>
+            <w:t>Arti</w:t>
+          </w:r>
+        </w:hyperlink>
+      </w:r>
+      <w:r>
+        <w:rPr>
+          <w:rFonts w:ascii="Charis SIL Regular" w:hAnsi="Charis SIL Regular" w:eastAsia="Charis SIL Regular"/>
+          <w:b w:val="0"/>
+          <w:i w:val="0"/>
+          <w:color w:val="0000FF"/>
+          <w:sz w:val="24"/>
+        </w:rPr>
+        <w:t>s</w:t>
+      </w:r>
+      <w:r>
+        <w:rPr>
+          <w:rFonts w:ascii="Charis SIL Regular" w:hAnsi="Charis SIL Regular" w:eastAsia="Charis SIL Regular"/>
+          <w:b w:val="0"/>
+          <w:i w:val="0"/>
+          <w:color w:val="000000"/>
+          <w:sz w:val="24"/>
+        </w:rPr>
+        <w:t xml:space="preserve"> bezat een uitgebreide </w:t>
+      </w:r>
+      <w:r>
+        <w:br/>
       </w:r>
       <w:r>
         <w:rPr>
@@ -3307,204 +3903,60 @@
           <w:color w:val="000000"/>
           <w:sz w:val="24"/>
         </w:rPr>
-        <w:hyperlink r:id="rId27" w:history="1">
-          <w:r>
-            <w:rPr>
-              <w:rStyle w:val="Hyperlink"/>
-            </w:rPr>
-            <w:t>administ</w:t>
-          </w:r>
-        </w:hyperlink>
-      </w:r>
-      <w:r>
-        <w:rPr>
-          <w:rFonts w:ascii="Charis SIL Regular" w:hAnsi="Charis SIL Regular" w:eastAsia="Charis SIL Regular"/>
-          <w:b w:val="0"/>
-          <w:i w:val="0"/>
-          <w:color w:val="000000"/>
-          <w:sz w:val="24"/>
-        </w:rPr>
-        <w:t xml:space="preserve">rateur der financiën </w:t>
-      </w:r>
-      <w:r>
-        <w:rPr>
-          <w:rFonts w:ascii="Charis SIL Regular" w:hAnsi="Charis SIL Regular" w:eastAsia="Charis SIL Regular"/>
-          <w:b w:val="0"/>
-          <w:i w:val="0"/>
-          <w:color w:val="0000FF"/>
-          <w:sz w:val="24"/>
-          <w:u w:val="single"/>
-        </w:rPr>
         <w:hyperlink r:id="rId29" w:history="1">
           <w:r>
             <w:rPr>
               <w:rStyle w:val="Hyperlink"/>
             </w:rPr>
-            <w:t>Assueer</w:t>
-          </w:r>
-        </w:hyperlink>
-      </w:r>
-      <w:r>
-        <w:rPr>
-          <w:rFonts w:ascii="Charis SIL Regular" w:hAnsi="Charis SIL Regular" w:eastAsia="Charis SIL Regular"/>
-          <w:b w:val="0"/>
-          <w:i w:val="0"/>
-          <w:color w:val="0000FF"/>
-          <w:sz w:val="24"/>
-          <w:u w:val="single"/>
-        </w:rPr>
-        <w:t xml:space="preserve"> </w:t>
-      </w:r>
-      <w:r>
-        <w:rPr>
-          <w:rFonts w:ascii="Charis SIL Regular" w:hAnsi="Charis SIL Regular" w:eastAsia="Charis SIL Regular"/>
-          <w:b w:val="0"/>
-          <w:i w:val="0"/>
-          <w:color w:val="0000FF"/>
-          <w:sz w:val="24"/>
-          <w:u w:val="single"/>
+            <w:t>Surinamecollec</w:t>
+          </w:r>
+        </w:hyperlink>
+      </w:r>
+      <w:r>
+        <w:rPr>
+          <w:u w:val="single" w:color="0000ff"/>
+          <w:rFonts w:ascii="Charis SIL Regular" w:hAnsi="Charis SIL Regular" w:eastAsia="Charis SIL Regular"/>
+          <w:b w:val="0"/>
+          <w:i w:val="0"/>
+          <w:color w:val="000000"/>
+          <w:sz w:val="24"/>
         </w:rPr>
         <w:hyperlink r:id="rId29" w:history="1">
           <w:r>
             <w:rPr>
               <w:rStyle w:val="Hyperlink"/>
             </w:rPr>
-            <w:t>Jacob</w:t>
-          </w:r>
-        </w:hyperlink>
-      </w:r>
-      <w:r>
-        <w:rPr>
-          <w:rFonts w:ascii="Charis SIL Regular" w:hAnsi="Charis SIL Regular" w:eastAsia="Charis SIL Regular"/>
-          <w:b w:val="0"/>
-          <w:i w:val="0"/>
-          <w:color w:val="0000FF"/>
-          <w:sz w:val="24"/>
-          <w:u w:val="single"/>
-        </w:rPr>
-        <w:t xml:space="preserve"> </w:t>
-      </w:r>
-      <w:r>
-        <w:rPr>
-          <w:rFonts w:ascii="Charis SIL Regular" w:hAnsi="Charis SIL Regular" w:eastAsia="Charis SIL Regular"/>
-          <w:b w:val="0"/>
-          <w:i w:val="0"/>
-          <w:color w:val="0000FF"/>
-          <w:sz w:val="24"/>
-          <w:u w:val="single"/>
+            <w:t>t</w:t>
+          </w:r>
+        </w:hyperlink>
+      </w:r>
+      <w:r>
+        <w:rPr>
+          <w:u w:val="single" w:color="0000ff"/>
+          <w:rFonts w:ascii="Charis SIL Regular" w:hAnsi="Charis SIL Regular" w:eastAsia="Charis SIL Regular"/>
+          <w:b w:val="0"/>
+          <w:i w:val="0"/>
+          <w:color w:val="000000"/>
+          <w:sz w:val="24"/>
         </w:rPr>
         <w:hyperlink r:id="rId29" w:history="1">
           <w:r>
             <w:rPr>
               <w:rStyle w:val="Hyperlink"/>
             </w:rPr>
-            <w:t>Schimmelpen</w:t>
-          </w:r>
-        </w:hyperlink>
-      </w:r>
-      <w:r>
-        <w:rPr>
-          <w:rFonts w:ascii="Charis SIL Regular" w:hAnsi="Charis SIL Regular" w:eastAsia="Charis SIL Regular"/>
-          <w:b w:val="0"/>
-          <w:i w:val="0"/>
-          <w:color w:val="0000FF"/>
-          <w:sz w:val="24"/>
-          <w:u w:val="single"/>
-        </w:rPr>
-        <w:hyperlink r:id="rId29" w:history="1">
-          <w:r>
-            <w:rPr>
-              <w:rStyle w:val="Hyperlink"/>
-            </w:rPr>
-            <w:t>ninck</w:t>
-          </w:r>
-        </w:hyperlink>
-      </w:r>
-      <w:r>
-        <w:rPr>
-          <w:rFonts w:ascii="Charis SIL Regular" w:hAnsi="Charis SIL Regular" w:eastAsia="Charis SIL Regular"/>
-          <w:b w:val="0"/>
-          <w:i w:val="0"/>
-          <w:color w:val="0000FF"/>
-          <w:sz w:val="24"/>
-          <w:u w:val="single"/>
-        </w:rPr>
-        <w:t xml:space="preserve"> </w:t>
-      </w:r>
-      <w:r>
-        <w:rPr>
-          <w:rFonts w:ascii="Charis SIL Regular" w:hAnsi="Charis SIL Regular" w:eastAsia="Charis SIL Regular"/>
-          <w:b w:val="0"/>
-          <w:i w:val="0"/>
-          <w:color w:val="0000FF"/>
-          <w:sz w:val="24"/>
-          <w:u w:val="single"/>
-        </w:rPr>
-        <w:hyperlink r:id="rId28" w:history="1">
-          <w:r>
-            <w:rPr>
-              <w:rStyle w:val="Hyperlink"/>
-            </w:rPr>
-            <w:t>va</w:t>
-          </w:r>
-        </w:hyperlink>
-      </w:r>
-      <w:r>
-        <w:rPr>
-          <w:rFonts w:ascii="Charis SIL Regular" w:hAnsi="Charis SIL Regular" w:eastAsia="Charis SIL Regular"/>
-          <w:b w:val="0"/>
-          <w:i w:val="0"/>
-          <w:color w:val="0000FF"/>
-          <w:sz w:val="24"/>
-          <w:u w:val="single"/>
-        </w:rPr>
-        <w:hyperlink r:id="rId28" w:history="1">
-          <w:r>
-            <w:rPr>
-              <w:rStyle w:val="Hyperlink"/>
-            </w:rPr>
-            <w:t>n</w:t>
-          </w:r>
-        </w:hyperlink>
-      </w:r>
-      <w:r>
-        <w:rPr>
-          <w:rFonts w:ascii="Charis SIL Regular" w:hAnsi="Charis SIL Regular" w:eastAsia="Charis SIL Regular"/>
-          <w:b w:val="0"/>
-          <w:i w:val="0"/>
-          <w:color w:val="0000FF"/>
-          <w:sz w:val="24"/>
-          <w:u w:val="single"/>
-        </w:rPr>
-        <w:t xml:space="preserve"> </w:t>
-      </w:r>
-      <w:r>
-        <w:rPr>
-          <w:rFonts w:ascii="Charis SIL Regular" w:hAnsi="Charis SIL Regular" w:eastAsia="Charis SIL Regular"/>
-          <w:b w:val="0"/>
-          <w:i w:val="0"/>
-          <w:color w:val="0000FF"/>
-          <w:sz w:val="24"/>
-          <w:u w:val="single"/>
-        </w:rPr>
-        <w:hyperlink r:id="rId29" w:history="1">
-          <w:r>
-            <w:rPr>
-              <w:rStyle w:val="Hyperlink"/>
-            </w:rPr>
-            <w:t>der</w:t>
-          </w:r>
-        </w:hyperlink>
-      </w:r>
-      <w:r>
-        <w:rPr>
-          <w:rFonts w:ascii="Charis SIL Regular" w:hAnsi="Charis SIL Regular" w:eastAsia="Charis SIL Regular"/>
-          <w:b w:val="0"/>
-          <w:i w:val="0"/>
-          <w:color w:val="0000FF"/>
-          <w:sz w:val="24"/>
-        </w:rPr>
-        <w:t xml:space="preserve"> Oye</w:t>
+            <w:t>ie, waa</w:t>
+          </w:r>
+        </w:hyperlink>
+      </w:r>
+      <w:r>
+        <w:rPr>
+          <w:rFonts w:ascii="Charis SIL Regular" w:hAnsi="Charis SIL Regular" w:eastAsia="Charis SIL Regular"/>
+          <w:b w:val="0"/>
+          <w:i w:val="0"/>
+          <w:color w:val="000000"/>
+          <w:sz w:val="24"/>
+        </w:rPr>
+        <w:t>ronder ee</w:t>
       </w:r>
       <w:r>
         <w:rPr>
@@ -3515,434 +3967,7 @@
           <w:color w:val="000000"/>
           <w:sz w:val="24"/>
         </w:rPr>
-        <w:hyperlink r:id="rId28" w:history="1">
-          <w:r>
-            <w:rPr>
-              <w:rStyle w:val="Hyperlink"/>
-            </w:rPr>
-            <w:t>.</w:t>
-          </w:r>
-        </w:hyperlink>
-      </w:r>
-      <w:r>
-        <w:rPr>
-          <w:u w:val="single" w:color="0000ff"/>
-          <w:rFonts w:ascii="Charis SIL Regular" w:hAnsi="Charis SIL Regular" w:eastAsia="Charis SIL Regular"/>
-          <w:b w:val="0"/>
-          <w:i w:val="0"/>
-          <w:color w:val="000000"/>
-          <w:sz w:val="24"/>
-        </w:rPr>
-        <w:hyperlink r:id="rId28" w:history="1">
-          <w:r>
-            <w:rPr>
-              <w:rStyle w:val="Hyperlink"/>
-            </w:rPr>
-            <w:t xml:space="preserve"> De</w:t>
-          </w:r>
-        </w:hyperlink>
-      </w:r>
-      <w:r>
-        <w:rPr>
-          <w:u w:val="single" w:color="0000ff"/>
-          <w:rFonts w:ascii="Charis SIL Regular" w:hAnsi="Charis SIL Regular" w:eastAsia="Charis SIL Regular"/>
-          <w:b w:val="0"/>
-          <w:i w:val="0"/>
-          <w:color w:val="000000"/>
-          <w:sz w:val="24"/>
-        </w:rPr>
-        <w:hyperlink r:id="rId28" w:history="1">
-          <w:r>
-            <w:rPr>
-              <w:rStyle w:val="Hyperlink"/>
-            </w:rPr>
-            <w:t>z</w:t>
-          </w:r>
-        </w:hyperlink>
-      </w:r>
-      <w:r>
-        <w:rPr>
-          <w:u w:val="single" w:color="0000ff"/>
-          <w:rFonts w:ascii="Charis SIL Regular" w:hAnsi="Charis SIL Regular" w:eastAsia="Charis SIL Regular"/>
-          <w:b w:val="0"/>
-          <w:i w:val="0"/>
-          <w:color w:val="000000"/>
-          <w:sz w:val="24"/>
-        </w:rPr>
-        <w:hyperlink r:id="rId28" w:history="1">
-          <w:r>
-            <w:rPr>
-              <w:rStyle w:val="Hyperlink"/>
-            </w:rPr>
-            <w:t xml:space="preserve">e werden </w:t>
-          </w:r>
-        </w:hyperlink>
-      </w:r>
-      <w:r>
-        <w:rPr>
-          <w:rFonts w:ascii="Charis SIL Regular" w:hAnsi="Charis SIL Regular" w:eastAsia="Charis SIL Regular"/>
-          <w:b w:val="0"/>
-          <w:i w:val="0"/>
-          <w:color w:val="000000"/>
-          <w:sz w:val="24"/>
-        </w:rPr>
-        <w:t xml:space="preserve">in </w:t>
-      </w:r>
-      <w:r>
-        <w:rPr>
-          <w:rFonts w:ascii="Charis SIL Regular" w:hAnsi="Charis SIL Regular" w:eastAsia="Charis SIL Regular"/>
-          <w:b w:val="0"/>
-          <w:i w:val="0"/>
-          <w:color w:val="000000"/>
-          <w:sz w:val="24"/>
-        </w:rPr>
-        <w:t>respectievelijk 1883 en 1895</w:t>
-      </w:r>
-      <w:r>
-        <w:rPr>
-          <w:u w:val="single" w:color="0000ff"/>
-          <w:rFonts w:ascii="Charis SIL Regular" w:hAnsi="Charis SIL Regular" w:eastAsia="Charis SIL Regular"/>
-          <w:b w:val="0"/>
-          <w:i w:val="0"/>
-          <w:color w:val="000000"/>
-          <w:sz w:val="24"/>
-        </w:rPr>
-        <w:t xml:space="preserve"> geschonken aan het Rijks Ethnogr</w:t>
-      </w:r>
-      <w:r>
-        <w:rPr>
-          <w:u w:val="single" w:color="0000ff"/>
-          <w:rFonts w:ascii="Charis SIL Regular" w:hAnsi="Charis SIL Regular" w:eastAsia="Charis SIL Regular"/>
-          <w:b w:val="0"/>
-          <w:i w:val="0"/>
-          <w:color w:val="000000"/>
-          <w:sz w:val="24"/>
-        </w:rPr>
-        <w:hyperlink r:id="rId29" w:history="1">
-          <w:r>
-            <w:rPr>
-              <w:rStyle w:val="Hyperlink"/>
-            </w:rPr>
-            <w:t>aph</w:t>
-          </w:r>
-        </w:hyperlink>
-      </w:r>
-      <w:r>
-        <w:rPr>
-          <w:u w:val="single" w:color="0000ff"/>
-          <w:rFonts w:ascii="Charis SIL Regular" w:hAnsi="Charis SIL Regular" w:eastAsia="Charis SIL Regular"/>
-          <w:b w:val="0"/>
-          <w:i w:val="0"/>
-          <w:color w:val="000000"/>
-          <w:sz w:val="24"/>
-        </w:rPr>
-        <w:hyperlink r:id="rId29" w:history="1">
-          <w:r>
-            <w:rPr>
-              <w:rStyle w:val="Hyperlink"/>
-            </w:rPr>
-            <w:t>i</w:t>
-          </w:r>
-        </w:hyperlink>
-      </w:r>
-      <w:r>
-        <w:rPr>
-          <w:u w:val="single" w:color="0000ff"/>
-          <w:rFonts w:ascii="Charis SIL Regular" w:hAnsi="Charis SIL Regular" w:eastAsia="Charis SIL Regular"/>
-          <w:b w:val="0"/>
-          <w:i w:val="0"/>
-          <w:color w:val="000000"/>
-          <w:sz w:val="24"/>
-        </w:rPr>
-        <w:hyperlink r:id="rId29" w:history="1">
-          <w:r>
-            <w:rPr>
-              <w:rStyle w:val="Hyperlink"/>
-            </w:rPr>
-            <w:t>sch</w:t>
-          </w:r>
-        </w:hyperlink>
-      </w:r>
-      <w:r>
-        <w:rPr>
-          <w:u w:val="single" w:color="0000ff"/>
-          <w:rFonts w:ascii="Charis SIL Regular" w:hAnsi="Charis SIL Regular" w:eastAsia="Charis SIL Regular"/>
-          <w:b w:val="0"/>
-          <w:i w:val="0"/>
-          <w:color w:val="000000"/>
-          <w:sz w:val="24"/>
-        </w:rPr>
-        <w:t xml:space="preserve"> </w:t>
-      </w:r>
-      <w:r>
-        <w:rPr>
-          <w:u w:val="single" w:color="0000ff"/>
-          <w:rFonts w:ascii="Charis SIL Regular" w:hAnsi="Charis SIL Regular" w:eastAsia="Charis SIL Regular"/>
-          <w:b w:val="0"/>
-          <w:i w:val="0"/>
-          <w:color w:val="000000"/>
-          <w:sz w:val="24"/>
-        </w:rPr>
-        <w:hyperlink r:id="rId29" w:history="1">
-          <w:r>
-            <w:rPr>
-              <w:rStyle w:val="Hyperlink"/>
-            </w:rPr>
-            <w:t>Mus</w:t>
-          </w:r>
-        </w:hyperlink>
-      </w:r>
-      <w:r>
-        <w:rPr>
-          <w:rFonts w:ascii="Charis SIL Regular" w:hAnsi="Charis SIL Regular" w:eastAsia="Charis SIL Regular"/>
-          <w:b w:val="0"/>
-          <w:i w:val="0"/>
-          <w:color w:val="000000"/>
-          <w:sz w:val="24"/>
-        </w:rPr>
-        <w:t xml:space="preserve">eum, het huidige </w:t>
-      </w:r>
-      <w:r>
-        <w:rPr>
-          <w:rFonts w:ascii="Charis SIL Regular" w:hAnsi="Charis SIL Regular" w:eastAsia="Charis SIL Regular"/>
-          <w:b w:val="0"/>
-          <w:i w:val="0"/>
-          <w:color w:val="0000FF"/>
-          <w:sz w:val="24"/>
-          <w:u w:val="single"/>
-        </w:rPr>
         <w:hyperlink r:id="rId30" w:history="1">
-          <w:r>
-            <w:rPr>
-              <w:rStyle w:val="Hyperlink"/>
-            </w:rPr>
-            <w:t>Wereldmuseum</w:t>
-          </w:r>
-        </w:hyperlink>
-      </w:r>
-      <w:r>
-        <w:rPr>
-          <w:rFonts w:ascii="Charis SIL Regular" w:hAnsi="Charis SIL Regular" w:eastAsia="Charis SIL Regular"/>
-          <w:b w:val="0"/>
-          <w:i w:val="0"/>
-          <w:color w:val="0000FF"/>
-          <w:sz w:val="24"/>
-          <w:u w:val="single"/>
-        </w:rPr>
-        <w:t xml:space="preserve"> </w:t>
-      </w:r>
-      <w:r>
-        <w:rPr>
-          <w:rFonts w:ascii="Charis SIL Regular" w:hAnsi="Charis SIL Regular" w:eastAsia="Charis SIL Regular"/>
-          <w:b w:val="0"/>
-          <w:i w:val="0"/>
-          <w:color w:val="0000FF"/>
-          <w:sz w:val="24"/>
-          <w:u w:val="single"/>
-        </w:rPr>
-        <w:hyperlink r:id="rId30" w:history="1">
-          <w:r>
-            <w:rPr>
-              <w:rStyle w:val="Hyperlink"/>
-            </w:rPr>
-            <w:t>Leiden</w:t>
-          </w:r>
-        </w:hyperlink>
-      </w:r>
-      <w:r>
-        <w:rPr>
-          <w:rFonts w:ascii="Charis SIL Regular" w:hAnsi="Charis SIL Regular" w:eastAsia="Charis SIL Regular"/>
-          <w:b w:val="0"/>
-          <w:i w:val="0"/>
-          <w:color w:val="000000"/>
-          <w:sz w:val="24"/>
-        </w:rPr>
-        <w:t xml:space="preserve">. Ook het </w:t>
-      </w:r>
-      <w:r>
-        <w:rPr>
-          <w:rFonts w:ascii="Charis SIL Regular" w:hAnsi="Charis SIL Regular" w:eastAsia="Charis SIL Regular"/>
-          <w:b w:val="0"/>
-          <w:i w:val="0"/>
-          <w:color w:val="0000FF"/>
-          <w:sz w:val="24"/>
-          <w:u w:val="single"/>
-        </w:rPr>
-        <w:hyperlink r:id="rId31" w:history="1">
-          <w:r>
-            <w:rPr>
-              <w:rStyle w:val="Hyperlink"/>
-            </w:rPr>
-            <w:t>Etnografis</w:t>
-          </w:r>
-        </w:hyperlink>
-      </w:r>
-      <w:r>
-        <w:rPr>
-          <w:rFonts w:ascii="Charis SIL Regular" w:hAnsi="Charis SIL Regular" w:eastAsia="Charis SIL Regular"/>
-          <w:b w:val="0"/>
-          <w:i w:val="0"/>
-          <w:color w:val="0000FF"/>
-          <w:sz w:val="24"/>
-          <w:u w:val="single"/>
-        </w:rPr>
-        <w:t>c</w:t>
-      </w:r>
-      <w:r>
-        <w:rPr>
-          <w:rFonts w:ascii="Charis SIL Regular" w:hAnsi="Charis SIL Regular" w:eastAsia="Charis SIL Regular"/>
-          <w:b w:val="0"/>
-          <w:i w:val="0"/>
-          <w:color w:val="0000FF"/>
-          <w:sz w:val="24"/>
-        </w:rPr>
-        <w:t>h</w:t>
-      </w:r>
-      <w:r>
-        <w:rPr>
-          <w:rFonts w:ascii="Charis SIL Regular" w:hAnsi="Charis SIL Regular" w:eastAsia="Charis SIL Regular"/>
-          <w:b w:val="0"/>
-          <w:i w:val="0"/>
-          <w:color w:val="0000FF"/>
-          <w:sz w:val="24"/>
-          <w:u w:val="single"/>
-        </w:rPr>
-        <w:t xml:space="preserve"> </w:t>
-      </w:r>
-      <w:r>
-        <w:rPr>
-          <w:rFonts w:ascii="Charis SIL Regular" w:hAnsi="Charis SIL Regular" w:eastAsia="Charis SIL Regular"/>
-          <w:b w:val="0"/>
-          <w:i w:val="0"/>
-          <w:color w:val="0000FF"/>
-          <w:sz w:val="24"/>
-          <w:u w:val="single"/>
-        </w:rPr>
-        <w:hyperlink r:id="rId31" w:history="1">
-          <w:r>
-            <w:rPr>
-              <w:rStyle w:val="Hyperlink"/>
-            </w:rPr>
-            <w:t>Museum</w:t>
-          </w:r>
-        </w:hyperlink>
-      </w:r>
-      <w:r>
-        <w:rPr>
-          <w:rFonts w:ascii="Charis SIL Regular" w:hAnsi="Charis SIL Regular" w:eastAsia="Charis SIL Regular"/>
-          <w:b w:val="0"/>
-          <w:i w:val="0"/>
-          <w:color w:val="0000FF"/>
-          <w:sz w:val="24"/>
-          <w:u w:val="single"/>
-        </w:rPr>
-        <w:t xml:space="preserve"> </w:t>
-      </w:r>
-      <w:r>
-        <w:rPr>
-          <w:rFonts w:ascii="Charis SIL Regular" w:hAnsi="Charis SIL Regular" w:eastAsia="Charis SIL Regular"/>
-          <w:b w:val="0"/>
-          <w:i w:val="0"/>
-          <w:color w:val="0000FF"/>
-          <w:sz w:val="24"/>
-          <w:u w:val="single"/>
-        </w:rPr>
-        <w:hyperlink r:id="rId31" w:history="1">
-          <w:r>
-            <w:rPr>
-              <w:rStyle w:val="Hyperlink"/>
-            </w:rPr>
-            <w:t>Artis</w:t>
-          </w:r>
-        </w:hyperlink>
-      </w:r>
-      <w:r>
-        <w:rPr>
-          <w:rFonts w:ascii="Charis SIL Regular" w:hAnsi="Charis SIL Regular" w:eastAsia="Charis SIL Regular"/>
-          <w:b w:val="0"/>
-          <w:i w:val="0"/>
-          <w:color w:val="000000"/>
-          <w:sz w:val="24"/>
-        </w:rPr>
-        <w:t xml:space="preserve"> bezat een uitgebreide </w:t>
-      </w:r>
-      <w:r>
-        <w:br/>
-      </w:r>
-      <w:r>
-        <w:rPr>
-          <w:u w:val="single" w:color="0000ff"/>
-          <w:rFonts w:ascii="Charis SIL Regular" w:hAnsi="Charis SIL Regular" w:eastAsia="Charis SIL Regular"/>
-          <w:b w:val="0"/>
-          <w:i w:val="0"/>
-          <w:color w:val="000000"/>
-          <w:sz w:val="24"/>
-        </w:rPr>
-        <w:hyperlink r:id="rId30" w:history="1">
-          <w:r>
-            <w:rPr>
-              <w:rStyle w:val="Hyperlink"/>
-            </w:rPr>
-            <w:t>Surinamecollec</w:t>
-          </w:r>
-        </w:hyperlink>
-      </w:r>
-      <w:r>
-        <w:rPr>
-          <w:u w:val="single" w:color="0000ff"/>
-          <w:rFonts w:ascii="Charis SIL Regular" w:hAnsi="Charis SIL Regular" w:eastAsia="Charis SIL Regular"/>
-          <w:b w:val="0"/>
-          <w:i w:val="0"/>
-          <w:color w:val="000000"/>
-          <w:sz w:val="24"/>
-        </w:rPr>
-        <w:hyperlink r:id="rId30" w:history="1">
-          <w:r>
-            <w:rPr>
-              <w:rStyle w:val="Hyperlink"/>
-            </w:rPr>
-            <w:t>t</w:t>
-          </w:r>
-        </w:hyperlink>
-      </w:r>
-      <w:r>
-        <w:rPr>
-          <w:u w:val="single" w:color="0000ff"/>
-          <w:rFonts w:ascii="Charis SIL Regular" w:hAnsi="Charis SIL Regular" w:eastAsia="Charis SIL Regular"/>
-          <w:b w:val="0"/>
-          <w:i w:val="0"/>
-          <w:color w:val="000000"/>
-          <w:sz w:val="24"/>
-        </w:rPr>
-        <w:hyperlink r:id="rId30" w:history="1">
-          <w:r>
-            <w:rPr>
-              <w:rStyle w:val="Hyperlink"/>
-            </w:rPr>
-            <w:t>ie, waa</w:t>
-          </w:r>
-        </w:hyperlink>
-      </w:r>
-      <w:r>
-        <w:rPr>
-          <w:rFonts w:ascii="Charis SIL Regular" w:hAnsi="Charis SIL Regular" w:eastAsia="Charis SIL Regular"/>
-          <w:b w:val="0"/>
-          <w:i w:val="0"/>
-          <w:color w:val="000000"/>
-          <w:sz w:val="24"/>
-        </w:rPr>
-        <w:t>ronder ee</w:t>
-      </w:r>
-      <w:r>
-        <w:rPr>
-          <w:u w:val="single" w:color="0000ff"/>
-          <w:rFonts w:ascii="Charis SIL Regular" w:hAnsi="Charis SIL Regular" w:eastAsia="Charis SIL Regular"/>
-          <w:b w:val="0"/>
-          <w:i w:val="0"/>
-          <w:color w:val="000000"/>
-          <w:sz w:val="24"/>
-        </w:rPr>
-        <w:hyperlink r:id="rId31" w:history="1">
           <w:r>
             <w:rPr>
               <w:rStyle w:val="Hyperlink"/>
@@ -3960,7 +3985,14 @@
           <w:color w:val="000000"/>
           <w:sz w:val="24"/>
         </w:rPr>
-        <w:t>kwakwaba</w:t>
+        <w:hyperlink r:id="rId30" w:history="1">
+          <w:r>
+            <w:rPr>
+              <w:rStyle w:val="Hyperlink"/>
+            </w:rPr>
+            <w:t>k</w:t>
+          </w:r>
+        </w:hyperlink>
       </w:r>
       <w:r>
         <w:rPr>
@@ -3971,14 +4003,157 @@
           <w:color w:val="000000"/>
           <w:sz w:val="24"/>
         </w:rPr>
+        <w:hyperlink r:id="rId30" w:history="1">
+          <w:r>
+            <w:rPr>
+              <w:rStyle w:val="Hyperlink"/>
+            </w:rPr>
+            <w:t>wakwaba</w:t>
+          </w:r>
+        </w:hyperlink>
+      </w:r>
+      <w:r>
+        <w:rPr>
+          <w:u w:val="single" w:color="0000ff"/>
+          <w:rFonts w:ascii="Charis SIL Italic" w:hAnsi="Charis SIL Italic" w:eastAsia="Charis SIL Italic"/>
+          <w:b w:val="0"/>
+          <w:i/>
+          <w:color w:val="000000"/>
+          <w:sz w:val="24"/>
+        </w:rPr>
+        <w:hyperlink r:id="rId30" w:history="1">
+          <w:r>
+            <w:rPr>
+              <w:rStyle w:val="Hyperlink"/>
+            </w:rPr>
+            <w:t>ngi</w:t>
+          </w:r>
+        </w:hyperlink>
+      </w:r>
+      <w:r>
+        <w:rPr>
+          <w:u w:val="single" w:color="0000ff"/>
+          <w:rFonts w:ascii="Charis SIL Regular" w:hAnsi="Charis SIL Regular" w:eastAsia="Charis SIL Regular"/>
+          <w:b w:val="0"/>
+          <w:i w:val="0"/>
+          <w:color w:val="000000"/>
+          <w:sz w:val="24"/>
+        </w:rPr>
+        <w:hyperlink r:id="rId30" w:history="1">
+          <w:r>
+            <w:rPr>
+              <w:rStyle w:val="Hyperlink"/>
+            </w:rPr>
+            <w:t>. C</w:t>
+          </w:r>
+        </w:hyperlink>
+      </w:r>
+      <w:r>
+        <w:rPr>
+          <w:rFonts w:ascii="Charis SIL Regular" w:hAnsi="Charis SIL Regular" w:eastAsia="Charis SIL Regular"/>
+          <w:b w:val="0"/>
+          <w:i w:val="0"/>
+          <w:color w:val="000000"/>
+          <w:sz w:val="24"/>
+        </w:rPr>
+        <w:t xml:space="preserve">onservator Cornelis Marinus </w:t>
+      </w:r>
+      <w:r>
+        <w:rPr>
+          <w:rFonts w:ascii="Charis SIL Regular" w:hAnsi="Charis SIL Regular" w:eastAsia="Charis SIL Regular"/>
+          <w:b w:val="0"/>
+          <w:i w:val="0"/>
+          <w:color w:val="000000"/>
+          <w:sz w:val="24"/>
+        </w:rPr>
+        <w:t xml:space="preserve">Pleyte publiceerde hierover in 1896 </w:t>
+      </w:r>
+      <w:r>
+        <w:rPr>
+          <w:rFonts w:ascii="Charis SIL Regular" w:hAnsi="Charis SIL Regular" w:eastAsia="Charis SIL Regular"/>
+          <w:b w:val="0"/>
+          <w:i w:val="0"/>
+          <w:color w:val="0000FF"/>
+          <w:sz w:val="24"/>
+          <w:u w:val="single"/>
+        </w:rPr>
         <w:hyperlink r:id="rId31" w:history="1">
           <w:r>
             <w:rPr>
               <w:rStyle w:val="Hyperlink"/>
             </w:rPr>
-            <w:t>ngi</w:t>
-          </w:r>
-        </w:hyperlink>
+            <w:t>een</w:t>
+          </w:r>
+        </w:hyperlink>
+      </w:r>
+      <w:r>
+        <w:rPr>
+          <w:rFonts w:ascii="Charis SIL Regular" w:hAnsi="Charis SIL Regular" w:eastAsia="Charis SIL Regular"/>
+          <w:b w:val="0"/>
+          <w:i w:val="0"/>
+          <w:color w:val="0000FF"/>
+          <w:sz w:val="24"/>
+          <w:u w:val="single"/>
+        </w:rPr>
+        <w:t xml:space="preserve"> </w:t>
+      </w:r>
+      <w:r>
+        <w:rPr>
+          <w:rFonts w:ascii="Charis SIL Regular" w:hAnsi="Charis SIL Regular" w:eastAsia="Charis SIL Regular"/>
+          <w:b w:val="0"/>
+          <w:i w:val="0"/>
+          <w:color w:val="0000FF"/>
+          <w:sz w:val="24"/>
+          <w:u w:val="single"/>
+        </w:rPr>
+        <w:hyperlink r:id="rId31" w:history="1">
+          <w:r>
+            <w:rPr>
+              <w:rStyle w:val="Hyperlink"/>
+            </w:rPr>
+            <w:t>artikel</w:t>
+          </w:r>
+        </w:hyperlink>
+      </w:r>
+      <w:r>
+        <w:rPr>
+          <w:rFonts w:ascii="Charis SIL Regular" w:hAnsi="Charis SIL Regular" w:eastAsia="Charis SIL Regular"/>
+          <w:b w:val="0"/>
+          <w:i w:val="0"/>
+          <w:color w:val="000000"/>
+          <w:sz w:val="24"/>
+        </w:rPr>
+        <w:t xml:space="preserve"> in het Duitse tijdschrift </w:t>
+      </w:r>
+      <w:r>
+        <w:rPr>
+          <w:rFonts w:ascii="Charis SIL Italic" w:hAnsi="Charis SIL Italic" w:eastAsia="Charis SIL Italic"/>
+          <w:b w:val="0"/>
+          <w:i/>
+          <w:color w:val="000000"/>
+          <w:sz w:val="24"/>
+        </w:rPr>
+        <w:t>Globus</w:t>
+      </w:r>
+      <w:r>
+        <w:rPr>
+          <w:rFonts w:ascii="Charis SIL Regular" w:hAnsi="Charis SIL Regular" w:eastAsia="Charis SIL Regular"/>
+          <w:b w:val="0"/>
+          <w:i w:val="0"/>
+          <w:color w:val="000000"/>
+          <w:sz w:val="24"/>
+        </w:rPr>
+        <w:t xml:space="preserve">. De collectie </w:t>
+      </w:r>
+      <w:r>
+        <w:rPr>
+          <w:rFonts w:ascii="Charis SIL Regular" w:hAnsi="Charis SIL Regular" w:eastAsia="Charis SIL Regular"/>
+          <w:b w:val="0"/>
+          <w:i w:val="0"/>
+          <w:color w:val="000000"/>
+          <w:sz w:val="24"/>
+        </w:rPr>
+        <w:t>van Artis ging in 1921 over naar het</w:t>
       </w:r>
       <w:r>
         <w:rPr>
@@ -3994,116 +4169,9 @@
             <w:rPr>
               <w:rStyle w:val="Hyperlink"/>
             </w:rPr>
-            <w:t>. C</w:t>
-          </w:r>
-        </w:hyperlink>
-      </w:r>
-      <w:r>
-        <w:rPr>
-          <w:rFonts w:ascii="Charis SIL Regular" w:hAnsi="Charis SIL Regular" w:eastAsia="Charis SIL Regular"/>
-          <w:b w:val="0"/>
-          <w:i w:val="0"/>
-          <w:color w:val="000000"/>
-          <w:sz w:val="24"/>
-        </w:rPr>
-        <w:t xml:space="preserve">onservator Cornelis Marinus </w:t>
-      </w:r>
-      <w:r>
-        <w:rPr>
-          <w:rFonts w:ascii="Charis SIL Regular" w:hAnsi="Charis SIL Regular" w:eastAsia="Charis SIL Regular"/>
-          <w:b w:val="0"/>
-          <w:i w:val="0"/>
-          <w:color w:val="000000"/>
-          <w:sz w:val="24"/>
-        </w:rPr>
-        <w:t xml:space="preserve">Pleyte publiceerde hierover in 1896 </w:t>
-      </w:r>
-      <w:r>
-        <w:rPr>
-          <w:rFonts w:ascii="Charis SIL Regular" w:hAnsi="Charis SIL Regular" w:eastAsia="Charis SIL Regular"/>
-          <w:b w:val="0"/>
-          <w:i w:val="0"/>
-          <w:color w:val="0000FF"/>
-          <w:sz w:val="24"/>
-          <w:u w:val="single"/>
-        </w:rPr>
-        <w:hyperlink r:id="rId32" w:history="1">
-          <w:r>
-            <w:rPr>
-              <w:rStyle w:val="Hyperlink"/>
-            </w:rPr>
-            <w:t>een</w:t>
-          </w:r>
-        </w:hyperlink>
-      </w:r>
-      <w:r>
-        <w:rPr>
-          <w:rFonts w:ascii="Charis SIL Regular" w:hAnsi="Charis SIL Regular" w:eastAsia="Charis SIL Regular"/>
-          <w:b w:val="0"/>
-          <w:i w:val="0"/>
-          <w:color w:val="0000FF"/>
-          <w:sz w:val="24"/>
-          <w:u w:val="single"/>
-        </w:rPr>
-        <w:t xml:space="preserve"> </w:t>
-      </w:r>
-      <w:r>
-        <w:rPr>
-          <w:rFonts w:ascii="Charis SIL Regular" w:hAnsi="Charis SIL Regular" w:eastAsia="Charis SIL Regular"/>
-          <w:b w:val="0"/>
-          <w:i w:val="0"/>
-          <w:color w:val="0000FF"/>
-          <w:sz w:val="24"/>
-          <w:u w:val="single"/>
-        </w:rPr>
-        <w:hyperlink r:id="rId32" w:history="1">
-          <w:r>
-            <w:rPr>
-              <w:rStyle w:val="Hyperlink"/>
-            </w:rPr>
-            <w:t>artikel</w:t>
-          </w:r>
-        </w:hyperlink>
-      </w:r>
-      <w:r>
-        <w:rPr>
-          <w:rFonts w:ascii="Charis SIL Regular" w:hAnsi="Charis SIL Regular" w:eastAsia="Charis SIL Regular"/>
-          <w:b w:val="0"/>
-          <w:i w:val="0"/>
-          <w:color w:val="000000"/>
-          <w:sz w:val="24"/>
-        </w:rPr>
-        <w:t xml:space="preserve"> in het Duitse tijdschrift </w:t>
-      </w:r>
-      <w:r>
-        <w:rPr>
-          <w:rFonts w:ascii="Charis SIL Italic" w:hAnsi="Charis SIL Italic" w:eastAsia="Charis SIL Italic"/>
-          <w:b w:val="0"/>
-          <w:i/>
-          <w:color w:val="000000"/>
-          <w:sz w:val="24"/>
-        </w:rPr>
-        <w:t>Globus</w:t>
-      </w:r>
-      <w:r>
-        <w:rPr>
-          <w:rFonts w:ascii="Charis SIL Regular" w:hAnsi="Charis SIL Regular" w:eastAsia="Charis SIL Regular"/>
-          <w:b w:val="0"/>
-          <w:i w:val="0"/>
-          <w:color w:val="000000"/>
-          <w:sz w:val="24"/>
-        </w:rPr>
-        <w:t xml:space="preserve">. De collectie </w:t>
-      </w:r>
-      <w:r>
-        <w:rPr>
-          <w:rFonts w:ascii="Charis SIL Regular" w:hAnsi="Charis SIL Regular" w:eastAsia="Charis SIL Regular"/>
-          <w:b w:val="0"/>
-          <w:i w:val="0"/>
-          <w:color w:val="000000"/>
-          <w:sz w:val="24"/>
-        </w:rPr>
-        <w:t>van Artis ging in 1921 over naar het</w:t>
+            <w:t xml:space="preserve"> in </w:t>
+          </w:r>
+        </w:hyperlink>
       </w:r>
       <w:r>
         <w:rPr>
@@ -4114,12 +4182,12 @@
           <w:color w:val="000000"/>
           <w:sz w:val="24"/>
         </w:rPr>
-        <w:hyperlink r:id="rId32" w:history="1">
-          <w:r>
-            <w:rPr>
-              <w:rStyle w:val="Hyperlink"/>
-            </w:rPr>
-            <w:t xml:space="preserve"> in </w:t>
+        <w:hyperlink r:id="rId31" w:history="1">
+          <w:r>
+            <w:rPr>
+              <w:rStyle w:val="Hyperlink"/>
+            </w:rPr>
+            <w:t>1</w:t>
           </w:r>
         </w:hyperlink>
       </w:r>
@@ -4132,25 +4200,7 @@
           <w:color w:val="000000"/>
           <w:sz w:val="24"/>
         </w:rPr>
-        <w:hyperlink r:id="rId32" w:history="1">
-          <w:r>
-            <w:rPr>
-              <w:rStyle w:val="Hyperlink"/>
-            </w:rPr>
-            <w:t>1</w:t>
-          </w:r>
-        </w:hyperlink>
-      </w:r>
-      <w:r>
-        <w:rPr>
-          <w:u w:val="single" w:color="0000ff"/>
-          <w:rFonts w:ascii="Charis SIL Regular" w:hAnsi="Charis SIL Regular" w:eastAsia="Charis SIL Regular"/>
-          <w:b w:val="0"/>
-          <w:i w:val="0"/>
-          <w:color w:val="000000"/>
-          <w:sz w:val="24"/>
-        </w:rPr>
-        <w:hyperlink r:id="rId32" w:history="1">
+        <w:hyperlink r:id="rId31" w:history="1">
           <w:r>
             <w:rPr>
               <w:rStyle w:val="Hyperlink"/>
@@ -4217,7 +4267,7 @@
           <w:sz w:val="24"/>
           <w:u w:val="single"/>
         </w:rPr>
-        <w:hyperlink r:id="rId33" w:history="1">
+        <w:hyperlink r:id="rId32" w:history="1">
           <w:r>
             <w:rPr>
               <w:rStyle w:val="Hyperlink"/>
@@ -4235,7 +4285,7 @@
           <w:sz w:val="24"/>
           <w:u w:val="single"/>
         </w:rPr>
-        <w:hyperlink r:id="rId33" w:history="1">
+        <w:hyperlink r:id="rId32" w:history="1">
           <w:r>
             <w:rPr>
               <w:rStyle w:val="Hyperlink"/>
@@ -4303,7 +4353,7 @@
           <w:sz w:val="24"/>
           <w:u w:val="single"/>
         </w:rPr>
-        <w:hyperlink r:id="rId34" w:history="1">
+        <w:hyperlink r:id="rId33" w:history="1">
           <w:r>
             <w:rPr>
               <w:rStyle w:val="Hyperlink"/>
@@ -4381,34 +4431,131 @@
           <w:sz w:val="24"/>
           <w:u w:val="single"/>
         </w:rPr>
+        <w:hyperlink r:id="rId34" w:history="1">
+          <w:r>
+            <w:rPr>
+              <w:rStyle w:val="Hyperlink"/>
+            </w:rPr>
+            <w:t>Apatou</w:t>
+          </w:r>
+        </w:hyperlink>
+      </w:r>
+      <w:r>
+        <w:rPr>
+          <w:rFonts w:ascii="Charis SIL Regular" w:hAnsi="Charis SIL Regular" w:eastAsia="Charis SIL Regular"/>
+          <w:b w:val="0"/>
+          <w:i w:val="0"/>
+          <w:color w:val="000000"/>
+          <w:sz w:val="24"/>
+        </w:rPr>
+        <w:t xml:space="preserve"> reisde de Franse arts Jules Crevaux in 1877 </w:t>
+      </w:r>
+      <w:r>
+        <w:rPr>
+          <w:rFonts w:ascii="Charis SIL Regular" w:hAnsi="Charis SIL Regular" w:eastAsia="Charis SIL Regular"/>
+          <w:b w:val="0"/>
+          <w:i w:val="0"/>
+          <w:color w:val="000000"/>
+          <w:sz w:val="24"/>
+        </w:rPr>
+        <w:t>via de bovenlopen van de Marowijne n</w:t>
+      </w:r>
+      <w:r>
+        <w:rPr>
+          <w:u w:val="single" w:color="0000ff"/>
+          <w:rFonts w:ascii="Charis SIL Regular" w:hAnsi="Charis SIL Regular" w:eastAsia="Charis SIL Regular"/>
+          <w:b w:val="0"/>
+          <w:i w:val="0"/>
+          <w:color w:val="000000"/>
+          <w:sz w:val="24"/>
+        </w:rPr>
+        <w:t>a</w:t>
+      </w:r>
+      <w:r>
+        <w:rPr>
+          <w:u w:val="single" w:color="0000ff"/>
+          <w:rFonts w:ascii="Charis SIL Regular" w:hAnsi="Charis SIL Regular" w:eastAsia="Charis SIL Regular"/>
+          <w:b w:val="0"/>
+          <w:i w:val="0"/>
+          <w:color w:val="000000"/>
+          <w:sz w:val="24"/>
+        </w:rPr>
+        <w:hyperlink r:id="rId34" w:history="1">
+          <w:r>
+            <w:rPr>
+              <w:rStyle w:val="Hyperlink"/>
+            </w:rPr>
+            <w:t>ar Belé</w:t>
+          </w:r>
+        </w:hyperlink>
+      </w:r>
+      <w:r>
+        <w:rPr>
+          <w:rFonts w:ascii="Charis SIL Regular" w:hAnsi="Charis SIL Regular" w:eastAsia="Charis SIL Regular"/>
+          <w:b w:val="0"/>
+          <w:i w:val="0"/>
+          <w:color w:val="000000"/>
+          <w:sz w:val="24"/>
+        </w:rPr>
+        <w:t xml:space="preserve">m in Brazilië. Crevaux </w:t>
+      </w:r>
+      <w:r>
+        <w:rPr>
+          <w:rFonts w:ascii="Charis SIL Regular" w:hAnsi="Charis SIL Regular" w:eastAsia="Charis SIL Regular"/>
+          <w:b w:val="0"/>
+          <w:i w:val="0"/>
+          <w:color w:val="0000FF"/>
+          <w:sz w:val="24"/>
+          <w:u w:val="single"/>
+        </w:rPr>
         <w:hyperlink r:id="rId35" w:history="1">
           <w:r>
             <w:rPr>
               <w:rStyle w:val="Hyperlink"/>
             </w:rPr>
-            <w:t>Apatou</w:t>
-          </w:r>
-        </w:hyperlink>
-      </w:r>
-      <w:r>
-        <w:rPr>
-          <w:rFonts w:ascii="Charis SIL Regular" w:hAnsi="Charis SIL Regular" w:eastAsia="Charis SIL Regular"/>
-          <w:b w:val="0"/>
-          <w:i w:val="0"/>
-          <w:color w:val="000000"/>
-          <w:sz w:val="24"/>
-        </w:rPr>
-        <w:t xml:space="preserve"> reisde de Franse arts Jules Crevaux in 1877 </w:t>
-      </w:r>
-      <w:r>
-        <w:rPr>
-          <w:rFonts w:ascii="Charis SIL Regular" w:hAnsi="Charis SIL Regular" w:eastAsia="Charis SIL Regular"/>
-          <w:b w:val="0"/>
-          <w:i w:val="0"/>
-          <w:color w:val="000000"/>
-          <w:sz w:val="24"/>
-        </w:rPr>
-        <w:t>via de bovenlopen van de Marowijne n</w:t>
+            <w:t>schonk</w:t>
+          </w:r>
+        </w:hyperlink>
+      </w:r>
+      <w:r>
+        <w:rPr>
+          <w:rFonts w:ascii="Charis SIL Regular" w:hAnsi="Charis SIL Regular" w:eastAsia="Charis SIL Regular"/>
+          <w:b w:val="0"/>
+          <w:i w:val="0"/>
+          <w:color w:val="000000"/>
+          <w:sz w:val="24"/>
+        </w:rPr>
+        <w:t xml:space="preserve"> de voorwerpen </w:t>
+      </w:r>
+      <w:r>
+        <w:rPr>
+          <w:rFonts w:ascii="Charis SIL Regular" w:hAnsi="Charis SIL Regular" w:eastAsia="Charis SIL Regular"/>
+          <w:b w:val="0"/>
+          <w:i w:val="0"/>
+          <w:color w:val="000000"/>
+          <w:sz w:val="24"/>
+        </w:rPr>
+        <w:t xml:space="preserve">die hij tijdens de reis had verzameld aan het </w:t>
+      </w:r>
+      <w:r>
+        <w:rPr>
+          <w:rFonts w:ascii="Charis SIL Italic" w:hAnsi="Charis SIL Italic" w:eastAsia="Charis SIL Italic"/>
+          <w:b w:val="0"/>
+          <w:i/>
+          <w:color w:val="000000"/>
+          <w:sz w:val="24"/>
+        </w:rPr>
+        <w:t>Musée du Trocadéro</w:t>
+      </w:r>
+      <w:r>
+        <w:rPr>
+          <w:rFonts w:ascii="Charis SIL Regular" w:hAnsi="Charis SIL Regular" w:eastAsia="Charis SIL Regular"/>
+          <w:b w:val="0"/>
+          <w:i w:val="0"/>
+          <w:color w:val="000000"/>
+          <w:sz w:val="24"/>
+        </w:rPr>
+        <w:t xml:space="preserve"> in Pa</w:t>
       </w:r>
       <w:r>
         <w:rPr>
@@ -4419,7 +4566,82 @@
           <w:color w:val="000000"/>
           <w:sz w:val="24"/>
         </w:rPr>
-        <w:t>a</w:t>
+        <w:hyperlink r:id="rId35" w:history="1">
+          <w:r>
+            <w:rPr>
+              <w:rStyle w:val="Hyperlink"/>
+            </w:rPr>
+            <w:t>rijs, ee</w:t>
+          </w:r>
+        </w:hyperlink>
+      </w:r>
+      <w:r>
+        <w:rPr>
+          <w:rFonts w:ascii="Charis SIL Regular" w:hAnsi="Charis SIL Regular" w:eastAsia="Charis SIL Regular"/>
+          <w:b w:val="0"/>
+          <w:i w:val="0"/>
+          <w:color w:val="000000"/>
+          <w:sz w:val="24"/>
+        </w:rPr>
+        <w:t xml:space="preserve">n van de </w:t>
+      </w:r>
+      <w:r>
+        <w:rPr>
+          <w:rFonts w:ascii="Charis SIL Regular" w:hAnsi="Charis SIL Regular" w:eastAsia="Charis SIL Regular"/>
+          <w:b w:val="0"/>
+          <w:i w:val="0"/>
+          <w:color w:val="000000"/>
+          <w:sz w:val="24"/>
+        </w:rPr>
+        <w:t xml:space="preserve">voorlopers van het huidige </w:t>
+      </w:r>
+      <w:r>
+        <w:rPr>
+          <w:rFonts w:ascii="Charis SIL Italic" w:hAnsi="Charis SIL Italic" w:eastAsia="Charis SIL Italic"/>
+          <w:b w:val="0"/>
+          <w:i/>
+          <w:color w:val="000000"/>
+          <w:sz w:val="24"/>
+        </w:rPr>
+        <w:t>Musée du Quai Branly – Jacques Chirac</w:t>
+      </w:r>
+      <w:r>
+        <w:rPr>
+          <w:rFonts w:ascii="Charis SIL Regular" w:hAnsi="Charis SIL Regular" w:eastAsia="Charis SIL Regular"/>
+          <w:b w:val="0"/>
+          <w:i w:val="0"/>
+          <w:color w:val="000000"/>
+          <w:sz w:val="24"/>
+        </w:rPr>
+        <w:t xml:space="preserve">. Hetzelfde gold voor de </w:t>
+      </w:r>
+      <w:r>
+        <w:rPr>
+          <w:rFonts w:ascii="Charis SIL Regular" w:hAnsi="Charis SIL Regular" w:eastAsia="Charis SIL Regular"/>
+          <w:b w:val="0"/>
+          <w:i w:val="0"/>
+          <w:color w:val="0000FF"/>
+          <w:sz w:val="24"/>
+          <w:u w:val="single"/>
+        </w:rPr>
+        <w:hyperlink r:id="rId36" w:history="1">
+          <w:r>
+            <w:rPr>
+              <w:rStyle w:val="Hyperlink"/>
+            </w:rPr>
+            <w:t>objecten</w:t>
+          </w:r>
+        </w:hyperlink>
+      </w:r>
+      <w:r>
+        <w:rPr>
+          <w:rFonts w:ascii="Charis SIL Regular" w:hAnsi="Charis SIL Regular" w:eastAsia="Charis SIL Regular"/>
+          <w:b w:val="0"/>
+          <w:i w:val="0"/>
+          <w:color w:val="000000"/>
+          <w:sz w:val="24"/>
+        </w:rPr>
+        <w:t xml:space="preserve"> die Lucien Fournereau in 1882 langs de Marowijne verzamelde. Voorwerpen uit </w:t>
       </w:r>
       <w:r>
         <w:rPr>
@@ -4430,24 +4652,27 @@
           <w:color w:val="000000"/>
           <w:sz w:val="24"/>
         </w:rPr>
-        <w:hyperlink r:id="rId35" w:history="1">
-          <w:r>
-            <w:rPr>
-              <w:rStyle w:val="Hyperlink"/>
-            </w:rPr>
-            <w:t>ar Belé</w:t>
-          </w:r>
-        </w:hyperlink>
-      </w:r>
-      <w:r>
-        <w:rPr>
-          <w:rFonts w:ascii="Charis SIL Regular" w:hAnsi="Charis SIL Regular" w:eastAsia="Charis SIL Regular"/>
-          <w:b w:val="0"/>
-          <w:i w:val="0"/>
-          <w:color w:val="000000"/>
-          <w:sz w:val="24"/>
-        </w:rPr>
-        <w:t xml:space="preserve">m in Brazilië. Crevaux </w:t>
+        <w:hyperlink r:id="rId36" w:history="1">
+          <w:r>
+            <w:rPr>
+              <w:rStyle w:val="Hyperlink"/>
+            </w:rPr>
+            <w:t>Surinam</w:t>
+          </w:r>
+        </w:hyperlink>
+      </w:r>
+      <w:r>
+        <w:rPr>
+          <w:rFonts w:ascii="Charis SIL Regular" w:hAnsi="Charis SIL Regular" w:eastAsia="Charis SIL Regular"/>
+          <w:b w:val="0"/>
+          <w:i w:val="0"/>
+          <w:color w:val="000000"/>
+          <w:sz w:val="24"/>
+        </w:rPr>
+        <w:t xml:space="preserve">e die waren getoond op de Wereldtentoonstelling van 1878 in Parijs en de </w:t>
+      </w:r>
+      <w:r>
+        <w:br/>
       </w:r>
       <w:r>
         <w:rPr>
@@ -4458,54 +4683,82 @@
           <w:sz w:val="24"/>
           <w:u w:val="single"/>
         </w:rPr>
-        <w:hyperlink r:id="rId36" w:history="1">
-          <w:r>
-            <w:rPr>
-              <w:rStyle w:val="Hyperlink"/>
-            </w:rPr>
-            <w:t>schonk</w:t>
-          </w:r>
-        </w:hyperlink>
-      </w:r>
-      <w:r>
-        <w:rPr>
-          <w:rFonts w:ascii="Charis SIL Regular" w:hAnsi="Charis SIL Regular" w:eastAsia="Charis SIL Regular"/>
-          <w:b w:val="0"/>
-          <w:i w:val="0"/>
-          <w:color w:val="000000"/>
-          <w:sz w:val="24"/>
-        </w:rPr>
-        <w:t xml:space="preserve"> de voorwerpen </w:t>
-      </w:r>
-      <w:r>
-        <w:rPr>
-          <w:rFonts w:ascii="Charis SIL Regular" w:hAnsi="Charis SIL Regular" w:eastAsia="Charis SIL Regular"/>
-          <w:b w:val="0"/>
-          <w:i w:val="0"/>
-          <w:color w:val="000000"/>
-          <w:sz w:val="24"/>
-        </w:rPr>
-        <w:t xml:space="preserve">die hij tijdens de reis had verzameld aan het </w:t>
-      </w:r>
-      <w:r>
-        <w:rPr>
-          <w:rFonts w:ascii="Charis SIL Italic" w:hAnsi="Charis SIL Italic" w:eastAsia="Charis SIL Italic"/>
-          <w:b w:val="0"/>
-          <w:i/>
-          <w:color w:val="000000"/>
-          <w:sz w:val="24"/>
-        </w:rPr>
-        <w:t>Musée du Trocadéro</w:t>
-      </w:r>
-      <w:r>
-        <w:rPr>
-          <w:rFonts w:ascii="Charis SIL Regular" w:hAnsi="Charis SIL Regular" w:eastAsia="Charis SIL Regular"/>
-          <w:b w:val="0"/>
-          <w:i w:val="0"/>
-          <w:color w:val="000000"/>
-          <w:sz w:val="24"/>
-        </w:rPr>
-        <w:t xml:space="preserve"> in Pa</w:t>
+        <w:hyperlink r:id="rId37" w:history="1">
+          <w:r>
+            <w:rPr>
+              <w:rStyle w:val="Hyperlink"/>
+            </w:rPr>
+            <w:t>Wereldtentoonstelling</w:t>
+          </w:r>
+        </w:hyperlink>
+      </w:r>
+      <w:r>
+        <w:rPr>
+          <w:rFonts w:ascii="Charis SIL Regular" w:hAnsi="Charis SIL Regular" w:eastAsia="Charis SIL Regular"/>
+          <w:b w:val="0"/>
+          <w:i w:val="0"/>
+          <w:color w:val="0000FF"/>
+          <w:sz w:val="24"/>
+          <w:u w:val="single"/>
+        </w:rPr>
+        <w:t xml:space="preserve"> </w:t>
+      </w:r>
+      <w:r>
+        <w:rPr>
+          <w:rFonts w:ascii="Charis SIL Regular" w:hAnsi="Charis SIL Regular" w:eastAsia="Charis SIL Regular"/>
+          <w:b w:val="0"/>
+          <w:i w:val="0"/>
+          <w:color w:val="0000FF"/>
+          <w:sz w:val="24"/>
+          <w:u w:val="single"/>
+        </w:rPr>
+        <w:hyperlink r:id="rId37" w:history="1">
+          <w:r>
+            <w:rPr>
+              <w:rStyle w:val="Hyperlink"/>
+            </w:rPr>
+            <w:t>van</w:t>
+          </w:r>
+        </w:hyperlink>
+      </w:r>
+      <w:r>
+        <w:rPr>
+          <w:rFonts w:ascii="Charis SIL Regular" w:hAnsi="Charis SIL Regular" w:eastAsia="Charis SIL Regular"/>
+          <w:b w:val="0"/>
+          <w:i w:val="0"/>
+          <w:color w:val="0000FF"/>
+          <w:sz w:val="24"/>
+          <w:u w:val="single"/>
+        </w:rPr>
+        <w:t xml:space="preserve"> </w:t>
+      </w:r>
+      <w:r>
+        <w:rPr>
+          <w:rFonts w:ascii="Charis SIL Regular" w:hAnsi="Charis SIL Regular" w:eastAsia="Charis SIL Regular"/>
+          <w:b w:val="0"/>
+          <w:i w:val="0"/>
+          <w:color w:val="0000FF"/>
+          <w:sz w:val="24"/>
+          <w:u w:val="single"/>
+        </w:rPr>
+        <w:hyperlink r:id="rId37" w:history="1">
+          <w:r>
+            <w:rPr>
+              <w:rStyle w:val="Hyperlink"/>
+            </w:rPr>
+            <w:t>1883</w:t>
+          </w:r>
+        </w:hyperlink>
+      </w:r>
+      <w:r>
+        <w:rPr>
+          <w:rFonts w:ascii="Charis SIL Regular" w:hAnsi="Charis SIL Regular" w:eastAsia="Charis SIL Regular"/>
+          <w:b w:val="0"/>
+          <w:i w:val="0"/>
+          <w:color w:val="000000"/>
+          <w:sz w:val="24"/>
+        </w:rPr>
+        <w:t xml:space="preserve"> in Amsterdam werden na afloop over verschillende </w:t>
       </w:r>
       <w:r>
         <w:rPr>
@@ -4516,54 +4769,60 @@
           <w:color w:val="000000"/>
           <w:sz w:val="24"/>
         </w:rPr>
-        <w:hyperlink r:id="rId36" w:history="1">
-          <w:r>
-            <w:rPr>
-              <w:rStyle w:val="Hyperlink"/>
-            </w:rPr>
-            <w:t>rijs, ee</w:t>
-          </w:r>
-        </w:hyperlink>
-      </w:r>
-      <w:r>
-        <w:rPr>
-          <w:rFonts w:ascii="Charis SIL Regular" w:hAnsi="Charis SIL Regular" w:eastAsia="Charis SIL Regular"/>
-          <w:b w:val="0"/>
-          <w:i w:val="0"/>
-          <w:color w:val="000000"/>
-          <w:sz w:val="24"/>
-        </w:rPr>
-        <w:t xml:space="preserve">n van de </w:t>
-      </w:r>
-      <w:r>
-        <w:rPr>
-          <w:rFonts w:ascii="Charis SIL Regular" w:hAnsi="Charis SIL Regular" w:eastAsia="Charis SIL Regular"/>
-          <w:b w:val="0"/>
-          <w:i w:val="0"/>
-          <w:color w:val="000000"/>
-          <w:sz w:val="24"/>
-        </w:rPr>
-        <w:t xml:space="preserve">voorlopers van het huidige </w:t>
-      </w:r>
-      <w:r>
-        <w:rPr>
-          <w:rFonts w:ascii="Charis SIL Italic" w:hAnsi="Charis SIL Italic" w:eastAsia="Charis SIL Italic"/>
-          <w:b w:val="0"/>
-          <w:i/>
-          <w:color w:val="000000"/>
-          <w:sz w:val="24"/>
-        </w:rPr>
-        <w:t>Musée du Quai Branly – Jacques Chirac</w:t>
-      </w:r>
-      <w:r>
-        <w:rPr>
-          <w:rFonts w:ascii="Charis SIL Regular" w:hAnsi="Charis SIL Regular" w:eastAsia="Charis SIL Regular"/>
-          <w:b w:val="0"/>
-          <w:i w:val="0"/>
-          <w:color w:val="000000"/>
-          <w:sz w:val="24"/>
-        </w:rPr>
-        <w:t xml:space="preserve">. Hetzelfde gold voor de </w:t>
+        <w:hyperlink r:id="rId37" w:history="1">
+          <w:r>
+            <w:rPr>
+              <w:rStyle w:val="Hyperlink"/>
+            </w:rPr>
+            <w:t xml:space="preserve">volkenkundige musea </w:t>
+          </w:r>
+        </w:hyperlink>
+      </w:r>
+      <w:r>
+        <w:rPr>
+          <w:u w:val="single" w:color="0000ff"/>
+          <w:rFonts w:ascii="Charis SIL Regular" w:hAnsi="Charis SIL Regular" w:eastAsia="Charis SIL Regular"/>
+          <w:b w:val="0"/>
+          <w:i w:val="0"/>
+          <w:color w:val="000000"/>
+          <w:sz w:val="24"/>
+        </w:rPr>
+        <w:hyperlink r:id="rId37" w:history="1">
+          <w:r>
+            <w:rPr>
+              <w:rStyle w:val="Hyperlink"/>
+            </w:rPr>
+            <w:t>verd</w:t>
+          </w:r>
+        </w:hyperlink>
+      </w:r>
+      <w:r>
+        <w:rPr>
+          <w:u w:val="single" w:color="0000ff"/>
+          <w:rFonts w:ascii="Charis SIL Regular" w:hAnsi="Charis SIL Regular" w:eastAsia="Charis SIL Regular"/>
+          <w:b w:val="0"/>
+          <w:i w:val="0"/>
+          <w:color w:val="000000"/>
+          <w:sz w:val="24"/>
+        </w:rPr>
+        <w:hyperlink r:id="rId37" w:history="1">
+          <w:r>
+            <w:rPr>
+              <w:rStyle w:val="Hyperlink"/>
+            </w:rPr>
+            <w:t xml:space="preserve">eeld; </w:t>
+          </w:r>
+        </w:hyperlink>
+      </w:r>
+      <w:r>
+        <w:rPr>
+          <w:rFonts w:ascii="Charis SIL Regular" w:hAnsi="Charis SIL Regular" w:eastAsia="Charis SIL Regular"/>
+          <w:b w:val="0"/>
+          <w:i w:val="0"/>
+          <w:color w:val="000000"/>
+          <w:sz w:val="24"/>
+        </w:rPr>
+        <w:t xml:space="preserve">in Nederland leverde dat onder meer de series </w:t>
       </w:r>
       <w:r>
         <w:rPr>
@@ -4574,55 +4833,24 @@
           <w:sz w:val="24"/>
           <w:u w:val="single"/>
         </w:rPr>
-        <w:hyperlink r:id="rId37" w:history="1">
-          <w:r>
-            <w:rPr>
-              <w:rStyle w:val="Hyperlink"/>
-            </w:rPr>
-            <w:t>objecten</w:t>
-          </w:r>
-        </w:hyperlink>
-      </w:r>
-      <w:r>
-        <w:rPr>
-          <w:rFonts w:ascii="Charis SIL Regular" w:hAnsi="Charis SIL Regular" w:eastAsia="Charis SIL Regular"/>
-          <w:b w:val="0"/>
-          <w:i w:val="0"/>
-          <w:color w:val="000000"/>
-          <w:sz w:val="24"/>
-        </w:rPr>
-        <w:t xml:space="preserve"> die Lucien Fournereau in 1882 langs de Marowijne verzamelde. Voorwerpen uit </w:t>
-      </w:r>
-      <w:r>
-        <w:rPr>
-          <w:u w:val="single" w:color="0000ff"/>
-          <w:rFonts w:ascii="Charis SIL Regular" w:hAnsi="Charis SIL Regular" w:eastAsia="Charis SIL Regular"/>
-          <w:b w:val="0"/>
-          <w:i w:val="0"/>
-          <w:color w:val="000000"/>
-          <w:sz w:val="24"/>
-        </w:rPr>
-        <w:hyperlink r:id="rId37" w:history="1">
-          <w:r>
-            <w:rPr>
-              <w:rStyle w:val="Hyperlink"/>
-            </w:rPr>
-            <w:t>Surinam</w:t>
-          </w:r>
-        </w:hyperlink>
-      </w:r>
-      <w:r>
-        <w:rPr>
-          <w:rFonts w:ascii="Charis SIL Regular" w:hAnsi="Charis SIL Regular" w:eastAsia="Charis SIL Regular"/>
-          <w:b w:val="0"/>
-          <w:i w:val="0"/>
-          <w:color w:val="000000"/>
-          <w:sz w:val="24"/>
-        </w:rPr>
-        <w:t xml:space="preserve">e die waren getoond op de Wereldtentoonstelling van 1878 in Parijs en de </w:t>
-      </w:r>
-      <w:r>
-        <w:br/>
+        <w:hyperlink r:id="rId38" w:history="1">
+          <w:r>
+            <w:rPr>
+              <w:rStyle w:val="Hyperlink"/>
+            </w:rPr>
+            <w:t>RV-300</w:t>
+          </w:r>
+        </w:hyperlink>
+      </w:r>
+      <w:r>
+        <w:rPr>
+          <w:rFonts w:ascii="Charis SIL Regular" w:hAnsi="Charis SIL Regular" w:eastAsia="Charis SIL Regular"/>
+          <w:b w:val="0"/>
+          <w:i w:val="0"/>
+          <w:color w:val="000000"/>
+          <w:sz w:val="24"/>
+        </w:rPr>
+        <w:t xml:space="preserve"> en </w:t>
       </w:r>
       <w:r>
         <w:rPr>
@@ -4633,185 +4861,7 @@
           <w:sz w:val="24"/>
           <w:u w:val="single"/>
         </w:rPr>
-        <w:hyperlink r:id="rId38" w:history="1">
-          <w:r>
-            <w:rPr>
-              <w:rStyle w:val="Hyperlink"/>
-            </w:rPr>
-            <w:t>Wereldtentoonstelling</w:t>
-          </w:r>
-        </w:hyperlink>
-      </w:r>
-      <w:r>
-        <w:rPr>
-          <w:rFonts w:ascii="Charis SIL Regular" w:hAnsi="Charis SIL Regular" w:eastAsia="Charis SIL Regular"/>
-          <w:b w:val="0"/>
-          <w:i w:val="0"/>
-          <w:color w:val="0000FF"/>
-          <w:sz w:val="24"/>
-          <w:u w:val="single"/>
-        </w:rPr>
-        <w:t xml:space="preserve"> </w:t>
-      </w:r>
-      <w:r>
-        <w:rPr>
-          <w:rFonts w:ascii="Charis SIL Regular" w:hAnsi="Charis SIL Regular" w:eastAsia="Charis SIL Regular"/>
-          <w:b w:val="0"/>
-          <w:i w:val="0"/>
-          <w:color w:val="0000FF"/>
-          <w:sz w:val="24"/>
-          <w:u w:val="single"/>
-        </w:rPr>
-        <w:hyperlink r:id="rId38" w:history="1">
-          <w:r>
-            <w:rPr>
-              <w:rStyle w:val="Hyperlink"/>
-            </w:rPr>
-            <w:t>van</w:t>
-          </w:r>
-        </w:hyperlink>
-      </w:r>
-      <w:r>
-        <w:rPr>
-          <w:rFonts w:ascii="Charis SIL Regular" w:hAnsi="Charis SIL Regular" w:eastAsia="Charis SIL Regular"/>
-          <w:b w:val="0"/>
-          <w:i w:val="0"/>
-          <w:color w:val="0000FF"/>
-          <w:sz w:val="24"/>
-          <w:u w:val="single"/>
-        </w:rPr>
-        <w:t xml:space="preserve"> </w:t>
-      </w:r>
-      <w:r>
-        <w:rPr>
-          <w:rFonts w:ascii="Charis SIL Regular" w:hAnsi="Charis SIL Regular" w:eastAsia="Charis SIL Regular"/>
-          <w:b w:val="0"/>
-          <w:i w:val="0"/>
-          <w:color w:val="0000FF"/>
-          <w:sz w:val="24"/>
-          <w:u w:val="single"/>
-        </w:rPr>
-        <w:hyperlink r:id="rId38" w:history="1">
-          <w:r>
-            <w:rPr>
-              <w:rStyle w:val="Hyperlink"/>
-            </w:rPr>
-            <w:t>1883</w:t>
-          </w:r>
-        </w:hyperlink>
-      </w:r>
-      <w:r>
-        <w:rPr>
-          <w:rFonts w:ascii="Charis SIL Regular" w:hAnsi="Charis SIL Regular" w:eastAsia="Charis SIL Regular"/>
-          <w:b w:val="0"/>
-          <w:i w:val="0"/>
-          <w:color w:val="000000"/>
-          <w:sz w:val="24"/>
-        </w:rPr>
-        <w:t xml:space="preserve"> in Amsterdam werden na afloop over verschillende </w:t>
-      </w:r>
-      <w:r>
-        <w:rPr>
-          <w:u w:val="single" w:color="0000ff"/>
-          <w:rFonts w:ascii="Charis SIL Regular" w:hAnsi="Charis SIL Regular" w:eastAsia="Charis SIL Regular"/>
-          <w:b w:val="0"/>
-          <w:i w:val="0"/>
-          <w:color w:val="000000"/>
-          <w:sz w:val="24"/>
-        </w:rPr>
-        <w:hyperlink r:id="rId38" w:history="1">
-          <w:r>
-            <w:rPr>
-              <w:rStyle w:val="Hyperlink"/>
-            </w:rPr>
-            <w:t xml:space="preserve">volkenkundige musea </w:t>
-          </w:r>
-        </w:hyperlink>
-      </w:r>
-      <w:r>
-        <w:rPr>
-          <w:u w:val="single" w:color="0000ff"/>
-          <w:rFonts w:ascii="Charis SIL Regular" w:hAnsi="Charis SIL Regular" w:eastAsia="Charis SIL Regular"/>
-          <w:b w:val="0"/>
-          <w:i w:val="0"/>
-          <w:color w:val="000000"/>
-          <w:sz w:val="24"/>
-        </w:rPr>
-        <w:hyperlink r:id="rId38" w:history="1">
-          <w:r>
-            <w:rPr>
-              <w:rStyle w:val="Hyperlink"/>
-            </w:rPr>
-            <w:t>verd</w:t>
-          </w:r>
-        </w:hyperlink>
-      </w:r>
-      <w:r>
-        <w:rPr>
-          <w:u w:val="single" w:color="0000ff"/>
-          <w:rFonts w:ascii="Charis SIL Regular" w:hAnsi="Charis SIL Regular" w:eastAsia="Charis SIL Regular"/>
-          <w:b w:val="0"/>
-          <w:i w:val="0"/>
-          <w:color w:val="000000"/>
-          <w:sz w:val="24"/>
-        </w:rPr>
-        <w:hyperlink r:id="rId38" w:history="1">
-          <w:r>
-            <w:rPr>
-              <w:rStyle w:val="Hyperlink"/>
-            </w:rPr>
-            <w:t xml:space="preserve">eeld; </w:t>
-          </w:r>
-        </w:hyperlink>
-      </w:r>
-      <w:r>
-        <w:rPr>
-          <w:rFonts w:ascii="Charis SIL Regular" w:hAnsi="Charis SIL Regular" w:eastAsia="Charis SIL Regular"/>
-          <w:b w:val="0"/>
-          <w:i w:val="0"/>
-          <w:color w:val="000000"/>
-          <w:sz w:val="24"/>
-        </w:rPr>
-        <w:t xml:space="preserve">in Nederland leverde dat onder meer de series </w:t>
-      </w:r>
-      <w:r>
-        <w:rPr>
-          <w:rFonts w:ascii="Charis SIL Regular" w:hAnsi="Charis SIL Regular" w:eastAsia="Charis SIL Regular"/>
-          <w:b w:val="0"/>
-          <w:i w:val="0"/>
-          <w:color w:val="0000FF"/>
-          <w:sz w:val="24"/>
-          <w:u w:val="single"/>
-        </w:rPr>
         <w:hyperlink r:id="rId39" w:history="1">
-          <w:r>
-            <w:rPr>
-              <w:rStyle w:val="Hyperlink"/>
-            </w:rPr>
-            <w:t>RV-300</w:t>
-          </w:r>
-        </w:hyperlink>
-      </w:r>
-      <w:r>
-        <w:rPr>
-          <w:rFonts w:ascii="Charis SIL Regular" w:hAnsi="Charis SIL Regular" w:eastAsia="Charis SIL Regular"/>
-          <w:b w:val="0"/>
-          <w:i w:val="0"/>
-          <w:color w:val="000000"/>
-          <w:sz w:val="24"/>
-        </w:rPr>
-        <w:t xml:space="preserve"> en </w:t>
-      </w:r>
-      <w:r>
-        <w:rPr>
-          <w:rFonts w:ascii="Charis SIL Regular" w:hAnsi="Charis SIL Regular" w:eastAsia="Charis SIL Regular"/>
-          <w:b w:val="0"/>
-          <w:i w:val="0"/>
-          <w:color w:val="0000FF"/>
-          <w:sz w:val="24"/>
-          <w:u w:val="single"/>
-        </w:rPr>
-        <w:hyperlink r:id="rId40" w:history="1">
           <w:r>
             <w:rPr>
               <w:rStyle w:val="Hyperlink"/>
@@ -4859,14 +4909,279 @@
           <w:sz w:val="24"/>
           <w:u w:val="single"/>
         </w:rPr>
+        <w:hyperlink r:id="rId40" w:history="1">
+          <w:r>
+            <w:rPr>
+              <w:rStyle w:val="Hyperlink"/>
+            </w:rPr>
+            <w:t>Herman</w:t>
+          </w:r>
+        </w:hyperlink>
+      </w:r>
+      <w:r>
+        <w:rPr>
+          <w:rFonts w:ascii="Charis SIL Regular" w:hAnsi="Charis SIL Regular" w:eastAsia="Charis SIL Regular"/>
+          <w:b w:val="0"/>
+          <w:i w:val="0"/>
+          <w:color w:val="0000FF"/>
+          <w:sz w:val="24"/>
+          <w:u w:val="single"/>
+        </w:rPr>
+        <w:t xml:space="preserve"> </w:t>
+      </w:r>
+      <w:r>
+        <w:rPr>
+          <w:rFonts w:ascii="Charis SIL Regular" w:hAnsi="Charis SIL Regular" w:eastAsia="Charis SIL Regular"/>
+          <w:b w:val="0"/>
+          <w:i w:val="0"/>
+          <w:color w:val="0000FF"/>
+          <w:sz w:val="24"/>
+          <w:u w:val="single"/>
+        </w:rPr>
+        <w:hyperlink r:id="rId40" w:history="1">
+          <w:r>
+            <w:rPr>
+              <w:rStyle w:val="Hyperlink"/>
+            </w:rPr>
+            <w:t>ten</w:t>
+          </w:r>
+        </w:hyperlink>
+      </w:r>
+      <w:r>
+        <w:rPr>
+          <w:rFonts w:ascii="Charis SIL Regular" w:hAnsi="Charis SIL Regular" w:eastAsia="Charis SIL Regular"/>
+          <w:b w:val="0"/>
+          <w:i w:val="0"/>
+          <w:color w:val="0000FF"/>
+          <w:sz w:val="24"/>
+          <w:u w:val="single"/>
+        </w:rPr>
+        <w:t xml:space="preserve"> </w:t>
+      </w:r>
+      <w:r>
+        <w:rPr>
+          <w:rFonts w:ascii="Charis SIL Regular" w:hAnsi="Charis SIL Regular" w:eastAsia="Charis SIL Regular"/>
+          <w:b w:val="0"/>
+          <w:i w:val="0"/>
+          <w:color w:val="0000FF"/>
+          <w:sz w:val="24"/>
+          <w:u w:val="single"/>
+        </w:rPr>
+        <w:hyperlink r:id="rId40" w:history="1">
+          <w:r>
+            <w:rPr>
+              <w:rStyle w:val="Hyperlink"/>
+            </w:rPr>
+            <w:t>Kate</w:t>
+          </w:r>
+        </w:hyperlink>
+      </w:r>
+      <w:r>
+        <w:rPr>
+          <w:rFonts w:ascii="Charis SIL Regular" w:hAnsi="Charis SIL Regular" w:eastAsia="Charis SIL Regular"/>
+          <w:b w:val="0"/>
+          <w:i w:val="0"/>
+          <w:color w:val="000000"/>
+          <w:sz w:val="24"/>
+        </w:rPr>
+        <w:t xml:space="preserve"> in Suriname om voor het Rijks </w:t>
+      </w:r>
+      <w:r>
+        <w:rPr>
+          <w:rFonts w:ascii="Charis SIL Regular" w:hAnsi="Charis SIL Regular" w:eastAsia="Charis SIL Regular"/>
+          <w:b w:val="0"/>
+          <w:i w:val="0"/>
+          <w:color w:val="000000"/>
+          <w:sz w:val="24"/>
+        </w:rPr>
+        <w:t>Ethnographisch Museum de verzamelin</w:t>
+      </w:r>
+      <w:r>
+        <w:rPr>
+          <w:u w:val="single" w:color="0000ff"/>
+          <w:rFonts w:ascii="Charis SIL Regular" w:hAnsi="Charis SIL Regular" w:eastAsia="Charis SIL Regular"/>
+          <w:b w:val="0"/>
+          <w:i w:val="0"/>
+          <w:color w:val="000000"/>
+          <w:sz w:val="24"/>
+        </w:rPr>
+        <w:hyperlink r:id="rId40" w:history="1">
+          <w:r>
+            <w:rPr>
+              <w:rStyle w:val="Hyperlink"/>
+            </w:rPr>
+            <w:t xml:space="preserve">g </w:t>
+          </w:r>
+        </w:hyperlink>
+      </w:r>
+      <w:r>
+        <w:rPr>
+          <w:rFonts w:ascii="Charis SIL Regular" w:hAnsi="Charis SIL Regular" w:eastAsia="Charis SIL Regular"/>
+          <w:b w:val="0"/>
+          <w:i w:val="0"/>
+          <w:color w:val="0000FF"/>
+          <w:sz w:val="24"/>
+          <w:u w:val="single"/>
+        </w:rPr>
+        <w:hyperlink r:id="rId40" w:history="1">
+          <w:r>
+            <w:rPr>
+              <w:rStyle w:val="Hyperlink"/>
+            </w:rPr>
+            <w:t>RV-58</w:t>
+          </w:r>
+        </w:hyperlink>
+      </w:r>
+      <w:r>
+        <w:rPr>
+          <w:rFonts w:ascii="Charis SIL Regular" w:hAnsi="Charis SIL Regular" w:eastAsia="Charis SIL Regular"/>
+          <w:b w:val="0"/>
+          <w:i w:val="0"/>
+          <w:color w:val="0000FF"/>
+          <w:sz w:val="24"/>
+          <w:u w:val="single"/>
+        </w:rPr>
+        <w:hyperlink r:id="rId40" w:history="1">
+          <w:r>
+            <w:rPr>
+              <w:rStyle w:val="Hyperlink"/>
+            </w:rPr>
+            <w:t>1</w:t>
+          </w:r>
+        </w:hyperlink>
+      </w:r>
+      <w:r>
+        <w:rPr>
+          <w:u w:val="single" w:color="0000ff"/>
+          <w:rFonts w:ascii="Charis SIL Regular" w:hAnsi="Charis SIL Regular" w:eastAsia="Charis SIL Regular"/>
+          <w:b w:val="0"/>
+          <w:i w:val="0"/>
+          <w:color w:val="000000"/>
+          <w:sz w:val="24"/>
+        </w:rPr>
+        <w:hyperlink r:id="rId40" w:history="1">
+          <w:r>
+            <w:rPr>
+              <w:rStyle w:val="Hyperlink"/>
+            </w:rPr>
+            <w:t xml:space="preserve"> s</w:t>
+          </w:r>
+        </w:hyperlink>
+      </w:r>
+      <w:r>
+        <w:rPr>
+          <w:u w:val="single" w:color="0000ff"/>
+          <w:rFonts w:ascii="Charis SIL Regular" w:hAnsi="Charis SIL Regular" w:eastAsia="Charis SIL Regular"/>
+          <w:b w:val="0"/>
+          <w:i w:val="0"/>
+          <w:color w:val="000000"/>
+          <w:sz w:val="24"/>
+        </w:rPr>
+        <w:hyperlink r:id="rId40" w:history="1">
+          <w:r>
+            <w:rPr>
+              <w:rStyle w:val="Hyperlink"/>
+            </w:rPr>
+            <w:t>a</w:t>
+          </w:r>
+        </w:hyperlink>
+      </w:r>
+      <w:r>
+        <w:rPr>
+          <w:u w:val="single" w:color="0000ff"/>
+          <w:rFonts w:ascii="Charis SIL Regular" w:hAnsi="Charis SIL Regular" w:eastAsia="Charis SIL Regular"/>
+          <w:b w:val="0"/>
+          <w:i w:val="0"/>
+          <w:color w:val="000000"/>
+          <w:sz w:val="24"/>
+        </w:rPr>
+        <w:hyperlink r:id="rId40" w:history="1">
+          <w:r>
+            <w:rPr>
+              <w:rStyle w:val="Hyperlink"/>
+            </w:rPr>
+            <w:t>men</w:t>
+          </w:r>
+        </w:hyperlink>
+      </w:r>
+      <w:r>
+        <w:rPr>
+          <w:rFonts w:ascii="Charis SIL Regular" w:hAnsi="Charis SIL Regular" w:eastAsia="Charis SIL Regular"/>
+          <w:b w:val="0"/>
+          <w:i w:val="0"/>
+          <w:color w:val="000000"/>
+          <w:sz w:val="24"/>
+        </w:rPr>
+        <w:t xml:space="preserve"> te stellen. In dezelfde periode </w:t>
+      </w:r>
+      <w:r>
+        <w:rPr>
+          <w:rFonts w:ascii="Charis SIL Regular" w:hAnsi="Charis SIL Regular" w:eastAsia="Charis SIL Regular"/>
+          <w:b w:val="0"/>
+          <w:i w:val="0"/>
+          <w:color w:val="000000"/>
+          <w:sz w:val="24"/>
+        </w:rPr>
+        <w:t>verzamelde de Leidse hoogleraar geologi</w:t>
+      </w:r>
+      <w:r>
+        <w:rPr>
+          <w:u w:val="single" w:color="0000ff"/>
+          <w:rFonts w:ascii="Charis SIL Regular" w:hAnsi="Charis SIL Regular" w:eastAsia="Charis SIL Regular"/>
+          <w:b w:val="0"/>
+          <w:i w:val="0"/>
+          <w:color w:val="000000"/>
+          <w:sz w:val="24"/>
+        </w:rPr>
+        <w:t>e</w:t>
+      </w:r>
+      <w:r>
+        <w:rPr>
+          <w:u w:val="single" w:color="0000ff"/>
+          <w:rFonts w:ascii="Charis SIL Regular" w:hAnsi="Charis SIL Regular" w:eastAsia="Charis SIL Regular"/>
+          <w:b w:val="0"/>
+          <w:i w:val="0"/>
+          <w:color w:val="000000"/>
+          <w:sz w:val="24"/>
+        </w:rPr>
         <w:hyperlink r:id="rId41" w:history="1">
           <w:r>
             <w:rPr>
               <w:rStyle w:val="Hyperlink"/>
             </w:rPr>
-            <w:t>Herman</w:t>
-          </w:r>
-        </w:hyperlink>
+            <w:t xml:space="preserve"> Karl M</w:t>
+          </w:r>
+        </w:hyperlink>
+      </w:r>
+      <w:r>
+        <w:rPr>
+          <w:rFonts w:ascii="Charis SIL Regular" w:hAnsi="Charis SIL Regular" w:eastAsia="Charis SIL Regular"/>
+          <w:b w:val="0"/>
+          <w:i w:val="0"/>
+          <w:color w:val="000000"/>
+          <w:sz w:val="24"/>
+        </w:rPr>
+        <w:t xml:space="preserve">artin bij inheemsen en Saamaka; deze </w:t>
+      </w:r>
+      <w:r>
+        <w:rPr>
+          <w:rFonts w:ascii="Charis SIL Regular" w:hAnsi="Charis SIL Regular" w:eastAsia="Charis SIL Regular"/>
+          <w:b w:val="0"/>
+          <w:i w:val="0"/>
+          <w:color w:val="000000"/>
+          <w:sz w:val="24"/>
+        </w:rPr>
+        <w:t xml:space="preserve">collectie zou in 1949 door zijn weduwe Hillegonda Martin-Icke worden geschonken en in het </w:t>
+      </w:r>
+      <w:r>
+        <w:rPr>
+          <w:rFonts w:ascii="Charis SIL Regular" w:hAnsi="Charis SIL Regular" w:eastAsia="Charis SIL Regular"/>
+          <w:b w:val="0"/>
+          <w:i w:val="0"/>
+          <w:color w:val="000000"/>
+          <w:sz w:val="24"/>
+        </w:rPr>
+        <w:t xml:space="preserve">museum worden opgenomen als serie </w:t>
       </w:r>
       <w:r>
         <w:rPr>
@@ -4877,7 +5192,72 @@
           <w:sz w:val="24"/>
           <w:u w:val="single"/>
         </w:rPr>
-        <w:t xml:space="preserve"> </w:t>
+        <w:hyperlink r:id="rId42" w:history="1">
+          <w:r>
+            <w:rPr>
+              <w:rStyle w:val="Hyperlink"/>
+            </w:rPr>
+            <w:t>RV-2777</w:t>
+          </w:r>
+        </w:hyperlink>
+      </w:r>
+      <w:r>
+        <w:rPr>
+          <w:rFonts w:ascii="Charis SIL Regular" w:hAnsi="Charis SIL Regular" w:eastAsia="Charis SIL Regular"/>
+          <w:b w:val="0"/>
+          <w:i w:val="0"/>
+          <w:color w:val="000000"/>
+          <w:sz w:val="24"/>
+        </w:rPr>
+        <w:t xml:space="preserve">. In 1887 gidste Apatou opnieuw een </w:t>
+      </w:r>
+      <w:r>
+        <w:rPr>
+          <w:rFonts w:ascii="Charis SIL Regular" w:hAnsi="Charis SIL Regular" w:eastAsia="Charis SIL Regular"/>
+          <w:b w:val="0"/>
+          <w:i w:val="0"/>
+          <w:color w:val="000000"/>
+          <w:sz w:val="24"/>
+        </w:rPr>
+        <w:t>Fransman, namelijk geograaf en kolon</w:t>
+      </w:r>
+      <w:r>
+        <w:rPr>
+          <w:u w:val="single" w:color="0000ff"/>
+          <w:rFonts w:ascii="Charis SIL Regular" w:hAnsi="Charis SIL Regular" w:eastAsia="Charis SIL Regular"/>
+          <w:b w:val="0"/>
+          <w:i w:val="0"/>
+          <w:color w:val="000000"/>
+          <w:sz w:val="24"/>
+        </w:rPr>
+        <w:hyperlink r:id="rId42" w:history="1">
+          <w:r>
+            <w:rPr>
+              <w:rStyle w:val="Hyperlink"/>
+            </w:rPr>
+            <w:t>iaal amb</w:t>
+          </w:r>
+        </w:hyperlink>
+      </w:r>
+      <w:r>
+        <w:rPr>
+          <w:rFonts w:ascii="Charis SIL Regular" w:hAnsi="Charis SIL Regular" w:eastAsia="Charis SIL Regular"/>
+          <w:b w:val="0"/>
+          <w:i w:val="0"/>
+          <w:color w:val="000000"/>
+          <w:sz w:val="24"/>
+        </w:rPr>
+        <w:t xml:space="preserve">tenaar Henri Coudreau, langs de bovenlopen </w:t>
+      </w:r>
+      <w:r>
+        <w:rPr>
+          <w:rFonts w:ascii="Charis SIL Regular" w:hAnsi="Charis SIL Regular" w:eastAsia="Charis SIL Regular"/>
+          <w:b w:val="0"/>
+          <w:i w:val="0"/>
+          <w:color w:val="000000"/>
+          <w:sz w:val="24"/>
+        </w:rPr>
+        <w:t xml:space="preserve">van de Marowijne. Ook diens verzameling werd </w:t>
       </w:r>
       <w:r>
         <w:rPr>
@@ -4888,337 +5268,7 @@
           <w:sz w:val="24"/>
           <w:u w:val="single"/>
         </w:rPr>
-        <w:hyperlink r:id="rId41" w:history="1">
-          <w:r>
-            <w:rPr>
-              <w:rStyle w:val="Hyperlink"/>
-            </w:rPr>
-            <w:t>ten</w:t>
-          </w:r>
-        </w:hyperlink>
-      </w:r>
-      <w:r>
-        <w:rPr>
-          <w:rFonts w:ascii="Charis SIL Regular" w:hAnsi="Charis SIL Regular" w:eastAsia="Charis SIL Regular"/>
-          <w:b w:val="0"/>
-          <w:i w:val="0"/>
-          <w:color w:val="0000FF"/>
-          <w:sz w:val="24"/>
-          <w:u w:val="single"/>
-        </w:rPr>
-        <w:t xml:space="preserve"> </w:t>
-      </w:r>
-      <w:r>
-        <w:rPr>
-          <w:rFonts w:ascii="Charis SIL Regular" w:hAnsi="Charis SIL Regular" w:eastAsia="Charis SIL Regular"/>
-          <w:b w:val="0"/>
-          <w:i w:val="0"/>
-          <w:color w:val="0000FF"/>
-          <w:sz w:val="24"/>
-          <w:u w:val="single"/>
-        </w:rPr>
-        <w:hyperlink r:id="rId41" w:history="1">
-          <w:r>
-            <w:rPr>
-              <w:rStyle w:val="Hyperlink"/>
-            </w:rPr>
-            <w:t>Kate</w:t>
-          </w:r>
-        </w:hyperlink>
-      </w:r>
-      <w:r>
-        <w:rPr>
-          <w:rFonts w:ascii="Charis SIL Regular" w:hAnsi="Charis SIL Regular" w:eastAsia="Charis SIL Regular"/>
-          <w:b w:val="0"/>
-          <w:i w:val="0"/>
-          <w:color w:val="000000"/>
-          <w:sz w:val="24"/>
-        </w:rPr>
-        <w:t xml:space="preserve"> in Suriname om voor het Rijks </w:t>
-      </w:r>
-      <w:r>
-        <w:rPr>
-          <w:rFonts w:ascii="Charis SIL Regular" w:hAnsi="Charis SIL Regular" w:eastAsia="Charis SIL Regular"/>
-          <w:b w:val="0"/>
-          <w:i w:val="0"/>
-          <w:color w:val="000000"/>
-          <w:sz w:val="24"/>
-        </w:rPr>
-        <w:t>Ethnographisch Museum de verzamelin</w:t>
-      </w:r>
-      <w:r>
-        <w:rPr>
-          <w:u w:val="single" w:color="0000ff"/>
-          <w:rFonts w:ascii="Charis SIL Regular" w:hAnsi="Charis SIL Regular" w:eastAsia="Charis SIL Regular"/>
-          <w:b w:val="0"/>
-          <w:i w:val="0"/>
-          <w:color w:val="000000"/>
-          <w:sz w:val="24"/>
-        </w:rPr>
-        <w:hyperlink r:id="rId41" w:history="1">
-          <w:r>
-            <w:rPr>
-              <w:rStyle w:val="Hyperlink"/>
-            </w:rPr>
-            <w:t xml:space="preserve">g </w:t>
-          </w:r>
-        </w:hyperlink>
-      </w:r>
-      <w:r>
-        <w:rPr>
-          <w:rFonts w:ascii="Charis SIL Regular" w:hAnsi="Charis SIL Regular" w:eastAsia="Charis SIL Regular"/>
-          <w:b w:val="0"/>
-          <w:i w:val="0"/>
-          <w:color w:val="0000FF"/>
-          <w:sz w:val="24"/>
-          <w:u w:val="single"/>
-        </w:rPr>
-        <w:hyperlink r:id="rId41" w:history="1">
-          <w:r>
-            <w:rPr>
-              <w:rStyle w:val="Hyperlink"/>
-            </w:rPr>
-            <w:t>RV-58</w:t>
-          </w:r>
-        </w:hyperlink>
-      </w:r>
-      <w:r>
-        <w:rPr>
-          <w:rFonts w:ascii="Charis SIL Regular" w:hAnsi="Charis SIL Regular" w:eastAsia="Charis SIL Regular"/>
-          <w:b w:val="0"/>
-          <w:i w:val="0"/>
-          <w:color w:val="0000FF"/>
-          <w:sz w:val="24"/>
-          <w:u w:val="single"/>
-        </w:rPr>
-        <w:hyperlink r:id="rId41" w:history="1">
-          <w:r>
-            <w:rPr>
-              <w:rStyle w:val="Hyperlink"/>
-            </w:rPr>
-            <w:t>1</w:t>
-          </w:r>
-        </w:hyperlink>
-      </w:r>
-      <w:r>
-        <w:rPr>
-          <w:u w:val="single" w:color="0000ff"/>
-          <w:rFonts w:ascii="Charis SIL Regular" w:hAnsi="Charis SIL Regular" w:eastAsia="Charis SIL Regular"/>
-          <w:b w:val="0"/>
-          <w:i w:val="0"/>
-          <w:color w:val="000000"/>
-          <w:sz w:val="24"/>
-        </w:rPr>
-        <w:hyperlink r:id="rId41" w:history="1">
-          <w:r>
-            <w:rPr>
-              <w:rStyle w:val="Hyperlink"/>
-            </w:rPr>
-            <w:t xml:space="preserve"> s</w:t>
-          </w:r>
-        </w:hyperlink>
-      </w:r>
-      <w:r>
-        <w:rPr>
-          <w:u w:val="single" w:color="0000ff"/>
-          <w:rFonts w:ascii="Charis SIL Regular" w:hAnsi="Charis SIL Regular" w:eastAsia="Charis SIL Regular"/>
-          <w:b w:val="0"/>
-          <w:i w:val="0"/>
-          <w:color w:val="000000"/>
-          <w:sz w:val="24"/>
-        </w:rPr>
-        <w:hyperlink r:id="rId41" w:history="1">
-          <w:r>
-            <w:rPr>
-              <w:rStyle w:val="Hyperlink"/>
-            </w:rPr>
-            <w:t>a</w:t>
-          </w:r>
-        </w:hyperlink>
-      </w:r>
-      <w:r>
-        <w:rPr>
-          <w:u w:val="single" w:color="0000ff"/>
-          <w:rFonts w:ascii="Charis SIL Regular" w:hAnsi="Charis SIL Regular" w:eastAsia="Charis SIL Regular"/>
-          <w:b w:val="0"/>
-          <w:i w:val="0"/>
-          <w:color w:val="000000"/>
-          <w:sz w:val="24"/>
-        </w:rPr>
-        <w:hyperlink r:id="rId41" w:history="1">
-          <w:r>
-            <w:rPr>
-              <w:rStyle w:val="Hyperlink"/>
-            </w:rPr>
-            <w:t>men</w:t>
-          </w:r>
-        </w:hyperlink>
-      </w:r>
-      <w:r>
-        <w:rPr>
-          <w:rFonts w:ascii="Charis SIL Regular" w:hAnsi="Charis SIL Regular" w:eastAsia="Charis SIL Regular"/>
-          <w:b w:val="0"/>
-          <w:i w:val="0"/>
-          <w:color w:val="000000"/>
-          <w:sz w:val="24"/>
-        </w:rPr>
-        <w:t xml:space="preserve"> te stellen. In dezelfde periode </w:t>
-      </w:r>
-      <w:r>
-        <w:rPr>
-          <w:rFonts w:ascii="Charis SIL Regular" w:hAnsi="Charis SIL Regular" w:eastAsia="Charis SIL Regular"/>
-          <w:b w:val="0"/>
-          <w:i w:val="0"/>
-          <w:color w:val="000000"/>
-          <w:sz w:val="24"/>
-        </w:rPr>
-        <w:t>verzamelde de Leidse hoogleraar geologi</w:t>
-      </w:r>
-      <w:r>
-        <w:rPr>
-          <w:u w:val="single" w:color="0000ff"/>
-          <w:rFonts w:ascii="Charis SIL Regular" w:hAnsi="Charis SIL Regular" w:eastAsia="Charis SIL Regular"/>
-          <w:b w:val="0"/>
-          <w:i w:val="0"/>
-          <w:color w:val="000000"/>
-          <w:sz w:val="24"/>
-        </w:rPr>
-        <w:t>e</w:t>
-      </w:r>
-      <w:r>
-        <w:rPr>
-          <w:u w:val="single" w:color="0000ff"/>
-          <w:rFonts w:ascii="Charis SIL Regular" w:hAnsi="Charis SIL Regular" w:eastAsia="Charis SIL Regular"/>
-          <w:b w:val="0"/>
-          <w:i w:val="0"/>
-          <w:color w:val="000000"/>
-          <w:sz w:val="24"/>
-        </w:rPr>
-        <w:hyperlink r:id="rId42" w:history="1">
-          <w:r>
-            <w:rPr>
-              <w:rStyle w:val="Hyperlink"/>
-            </w:rPr>
-            <w:t xml:space="preserve"> Karl M</w:t>
-          </w:r>
-        </w:hyperlink>
-      </w:r>
-      <w:r>
-        <w:rPr>
-          <w:rFonts w:ascii="Charis SIL Regular" w:hAnsi="Charis SIL Regular" w:eastAsia="Charis SIL Regular"/>
-          <w:b w:val="0"/>
-          <w:i w:val="0"/>
-          <w:color w:val="000000"/>
-          <w:sz w:val="24"/>
-        </w:rPr>
-        <w:t xml:space="preserve">artin bij inheemsen en Saamaka; deze </w:t>
-      </w:r>
-      <w:r>
-        <w:rPr>
-          <w:rFonts w:ascii="Charis SIL Regular" w:hAnsi="Charis SIL Regular" w:eastAsia="Charis SIL Regular"/>
-          <w:b w:val="0"/>
-          <w:i w:val="0"/>
-          <w:color w:val="000000"/>
-          <w:sz w:val="24"/>
-        </w:rPr>
-        <w:t xml:space="preserve">collectie zou in 1949 door zijn weduwe Hillegonda Martin-Icke worden geschonken en in het </w:t>
-      </w:r>
-      <w:r>
-        <w:rPr>
-          <w:rFonts w:ascii="Charis SIL Regular" w:hAnsi="Charis SIL Regular" w:eastAsia="Charis SIL Regular"/>
-          <w:b w:val="0"/>
-          <w:i w:val="0"/>
-          <w:color w:val="000000"/>
-          <w:sz w:val="24"/>
-        </w:rPr>
-        <w:t xml:space="preserve">museum worden opgenomen als serie </w:t>
-      </w:r>
-      <w:r>
-        <w:rPr>
-          <w:rFonts w:ascii="Charis SIL Regular" w:hAnsi="Charis SIL Regular" w:eastAsia="Charis SIL Regular"/>
-          <w:b w:val="0"/>
-          <w:i w:val="0"/>
-          <w:color w:val="0000FF"/>
-          <w:sz w:val="24"/>
-          <w:u w:val="single"/>
-        </w:rPr>
         <w:hyperlink r:id="rId43" w:history="1">
-          <w:r>
-            <w:rPr>
-              <w:rStyle w:val="Hyperlink"/>
-            </w:rPr>
-            <w:t>RV-2777</w:t>
-          </w:r>
-        </w:hyperlink>
-      </w:r>
-      <w:r>
-        <w:rPr>
-          <w:rFonts w:ascii="Charis SIL Regular" w:hAnsi="Charis SIL Regular" w:eastAsia="Charis SIL Regular"/>
-          <w:b w:val="0"/>
-          <w:i w:val="0"/>
-          <w:color w:val="000000"/>
-          <w:sz w:val="24"/>
-        </w:rPr>
-        <w:t xml:space="preserve">. In 1887 gidste Apatou opnieuw een </w:t>
-      </w:r>
-      <w:r>
-        <w:rPr>
-          <w:rFonts w:ascii="Charis SIL Regular" w:hAnsi="Charis SIL Regular" w:eastAsia="Charis SIL Regular"/>
-          <w:b w:val="0"/>
-          <w:i w:val="0"/>
-          <w:color w:val="000000"/>
-          <w:sz w:val="24"/>
-        </w:rPr>
-        <w:t>Fransman, namelijk geograaf en kolon</w:t>
-      </w:r>
-      <w:r>
-        <w:rPr>
-          <w:u w:val="single" w:color="0000ff"/>
-          <w:rFonts w:ascii="Charis SIL Regular" w:hAnsi="Charis SIL Regular" w:eastAsia="Charis SIL Regular"/>
-          <w:b w:val="0"/>
-          <w:i w:val="0"/>
-          <w:color w:val="000000"/>
-          <w:sz w:val="24"/>
-        </w:rPr>
-        <w:hyperlink r:id="rId43" w:history="1">
-          <w:r>
-            <w:rPr>
-              <w:rStyle w:val="Hyperlink"/>
-            </w:rPr>
-            <w:t>iaal amb</w:t>
-          </w:r>
-        </w:hyperlink>
-      </w:r>
-      <w:r>
-        <w:rPr>
-          <w:rFonts w:ascii="Charis SIL Regular" w:hAnsi="Charis SIL Regular" w:eastAsia="Charis SIL Regular"/>
-          <w:b w:val="0"/>
-          <w:i w:val="0"/>
-          <w:color w:val="000000"/>
-          <w:sz w:val="24"/>
-        </w:rPr>
-        <w:t xml:space="preserve">tenaar Henri Coudreau, langs de bovenlopen </w:t>
-      </w:r>
-      <w:r>
-        <w:rPr>
-          <w:rFonts w:ascii="Charis SIL Regular" w:hAnsi="Charis SIL Regular" w:eastAsia="Charis SIL Regular"/>
-          <w:b w:val="0"/>
-          <w:i w:val="0"/>
-          <w:color w:val="000000"/>
-          <w:sz w:val="24"/>
-        </w:rPr>
-        <w:t xml:space="preserve">van de Marowijne. Ook diens verzameling werd </w:t>
-      </w:r>
-      <w:r>
-        <w:rPr>
-          <w:rFonts w:ascii="Charis SIL Regular" w:hAnsi="Charis SIL Regular" w:eastAsia="Charis SIL Regular"/>
-          <w:b w:val="0"/>
-          <w:i w:val="0"/>
-          <w:color w:val="0000FF"/>
-          <w:sz w:val="24"/>
-          <w:u w:val="single"/>
-        </w:rPr>
-        <w:hyperlink r:id="rId44" w:history="1">
           <w:r>
             <w:rPr>
               <w:rStyle w:val="Hyperlink"/>
@@ -5286,7 +5336,7 @@
           <w:sz w:val="24"/>
           <w:u w:val="single"/>
         </w:rPr>
-        <w:hyperlink r:id="rId45" w:history="1">
+        <w:hyperlink r:id="rId44" w:history="1">
           <w:r>
             <w:rPr>
               <w:rStyle w:val="Hyperlink"/>
@@ -5315,7 +5365,7 @@
           <w:sz w:val="24"/>
           <w:u w:val="single"/>
         </w:rPr>
-        <w:hyperlink r:id="rId45" w:history="1">
+        <w:hyperlink r:id="rId44" w:history="1">
           <w:r>
             <w:rPr>
               <w:rStyle w:val="Hyperlink"/>
@@ -5344,7 +5394,7 @@
           <w:sz w:val="24"/>
           <w:u w:val="single"/>
         </w:rPr>
-        <w:hyperlink r:id="rId45" w:history="1">
+        <w:hyperlink r:id="rId44" w:history="1">
           <w:r>
             <w:rPr>
               <w:rStyle w:val="Hyperlink"/>
@@ -5371,34 +5421,63 @@
           <w:color w:val="000000"/>
           <w:sz w:val="24"/>
         </w:rPr>
+        <w:hyperlink r:id="rId43" w:history="1">
+          <w:r>
+            <w:rPr>
+              <w:rStyle w:val="Hyperlink"/>
+            </w:rPr>
+            <w:t>ameling etnog</w:t>
+          </w:r>
+        </w:hyperlink>
+      </w:r>
+      <w:r>
+        <w:rPr>
+          <w:rFonts w:ascii="Charis SIL Regular" w:hAnsi="Charis SIL Regular" w:eastAsia="Charis SIL Regular"/>
+          <w:b w:val="0"/>
+          <w:i w:val="0"/>
+          <w:color w:val="000000"/>
+          <w:sz w:val="24"/>
+        </w:rPr>
+        <w:t xml:space="preserve">rafische voorwerpen uit </w:t>
+      </w:r>
+      <w:r>
+        <w:rPr>
+          <w:rFonts w:ascii="Charis SIL Regular" w:hAnsi="Charis SIL Regular" w:eastAsia="Charis SIL Regular"/>
+          <w:b w:val="0"/>
+          <w:i w:val="0"/>
+          <w:color w:val="000000"/>
+          <w:sz w:val="24"/>
+        </w:rPr>
+        <w:t>Suriname</w:t>
+      </w:r>
+      <w:r>
+        <w:rPr>
+          <w:u w:val="single" w:color="0000ff"/>
+          <w:rFonts w:ascii="Charis SIL Regular" w:hAnsi="Charis SIL Regular" w:eastAsia="Charis SIL Regular"/>
+          <w:b w:val="0"/>
+          <w:i w:val="0"/>
+          <w:color w:val="000000"/>
+          <w:sz w:val="24"/>
+        </w:rPr>
+        <w:t xml:space="preserve"> </w:t>
+      </w:r>
+      <w:r>
+        <w:rPr>
+          <w:u w:val="single" w:color="0000ff"/>
+          <w:rFonts w:ascii="Charis SIL Regular" w:hAnsi="Charis SIL Regular" w:eastAsia="Charis SIL Regular"/>
+          <w:b w:val="0"/>
+          <w:i w:val="0"/>
+          <w:color w:val="000000"/>
+          <w:sz w:val="24"/>
+        </w:rPr>
         <w:hyperlink r:id="rId44" w:history="1">
           <w:r>
             <w:rPr>
               <w:rStyle w:val="Hyperlink"/>
             </w:rPr>
-            <w:t>ameling etnog</w:t>
-          </w:r>
-        </w:hyperlink>
-      </w:r>
-      <w:r>
-        <w:rPr>
-          <w:rFonts w:ascii="Charis SIL Regular" w:hAnsi="Charis SIL Regular" w:eastAsia="Charis SIL Regular"/>
-          <w:b w:val="0"/>
-          <w:i w:val="0"/>
-          <w:color w:val="000000"/>
-          <w:sz w:val="24"/>
-        </w:rPr>
-        <w:t xml:space="preserve">rafische voorwerpen uit </w:t>
-      </w:r>
-      <w:r>
-        <w:rPr>
-          <w:rFonts w:ascii="Charis SIL Regular" w:hAnsi="Charis SIL Regular" w:eastAsia="Charis SIL Regular"/>
-          <w:b w:val="0"/>
-          <w:i w:val="0"/>
-          <w:color w:val="000000"/>
-          <w:sz w:val="24"/>
-        </w:rPr>
-        <w:t>Suriname</w:t>
+            <w:t>over</w:t>
+          </w:r>
+        </w:hyperlink>
       </w:r>
       <w:r>
         <w:rPr>
@@ -5420,12 +5499,12 @@
           <w:color w:val="000000"/>
           <w:sz w:val="24"/>
         </w:rPr>
-        <w:hyperlink r:id="rId45" w:history="1">
-          <w:r>
-            <w:rPr>
-              <w:rStyle w:val="Hyperlink"/>
-            </w:rPr>
-            <w:t>over</w:t>
+        <w:hyperlink r:id="rId44" w:history="1">
+          <w:r>
+            <w:rPr>
+              <w:rStyle w:val="Hyperlink"/>
+            </w:rPr>
+            <w:t>aa</w:t>
           </w:r>
         </w:hyperlink>
       </w:r>
@@ -5438,7 +5517,14 @@
           <w:color w:val="000000"/>
           <w:sz w:val="24"/>
         </w:rPr>
-        <w:t xml:space="preserve"> </w:t>
+        <w:hyperlink r:id="rId44" w:history="1">
+          <w:r>
+            <w:rPr>
+              <w:rStyle w:val="Hyperlink"/>
+            </w:rPr>
+            <w:t>n</w:t>
+          </w:r>
+        </w:hyperlink>
       </w:r>
       <w:r>
         <w:rPr>
@@ -5449,43 +5535,7 @@
           <w:color w:val="000000"/>
           <w:sz w:val="24"/>
         </w:rPr>
-        <w:hyperlink r:id="rId45" w:history="1">
-          <w:r>
-            <w:rPr>
-              <w:rStyle w:val="Hyperlink"/>
-            </w:rPr>
-            <w:t>aa</w:t>
-          </w:r>
-        </w:hyperlink>
-      </w:r>
-      <w:r>
-        <w:rPr>
-          <w:u w:val="single" w:color="0000ff"/>
-          <w:rFonts w:ascii="Charis SIL Regular" w:hAnsi="Charis SIL Regular" w:eastAsia="Charis SIL Regular"/>
-          <w:b w:val="0"/>
-          <w:i w:val="0"/>
-          <w:color w:val="000000"/>
-          <w:sz w:val="24"/>
-        </w:rPr>
-        <w:hyperlink r:id="rId45" w:history="1">
-          <w:r>
-            <w:rPr>
-              <w:rStyle w:val="Hyperlink"/>
-            </w:rPr>
-            <w:t>n</w:t>
-          </w:r>
-        </w:hyperlink>
-      </w:r>
-      <w:r>
-        <w:rPr>
-          <w:u w:val="single" w:color="0000ff"/>
-          <w:rFonts w:ascii="Charis SIL Regular" w:hAnsi="Charis SIL Regular" w:eastAsia="Charis SIL Regular"/>
-          <w:b w:val="0"/>
-          <w:i w:val="0"/>
-          <w:color w:val="000000"/>
-          <w:sz w:val="24"/>
-        </w:rPr>
-        <w:hyperlink r:id="rId45" w:history="1">
+        <w:hyperlink r:id="rId44" w:history="1">
           <w:r>
             <w:rPr>
               <w:rStyle w:val="Hyperlink"/>
@@ -5503,7 +5553,7 @@
           <w:color w:val="000000"/>
           <w:sz w:val="24"/>
         </w:rPr>
-        <w:hyperlink r:id="rId45" w:history="1">
+        <w:hyperlink r:id="rId44" w:history="1">
           <w:r>
             <w:rPr>
               <w:rStyle w:val="Hyperlink"/>
@@ -5561,14 +5611,74 @@
           <w:sz w:val="24"/>
           <w:u w:val="single"/>
         </w:rPr>
+        <w:hyperlink r:id="rId45" w:history="1">
+          <w:r>
+            <w:rPr>
+              <w:rStyle w:val="Hyperlink"/>
+            </w:rPr>
+            <w:t>Wilhelm</w:t>
+          </w:r>
+        </w:hyperlink>
+      </w:r>
+      <w:r>
+        <w:rPr>
+          <w:rFonts w:ascii="Charis SIL Regular" w:hAnsi="Charis SIL Regular" w:eastAsia="Charis SIL Regular"/>
+          <w:b w:val="0"/>
+          <w:i w:val="0"/>
+          <w:color w:val="0000FF"/>
+          <w:sz w:val="24"/>
+          <w:u w:val="single"/>
+        </w:rPr>
+        <w:t xml:space="preserve"> </w:t>
+      </w:r>
+      <w:r>
+        <w:rPr>
+          <w:rFonts w:ascii="Charis SIL Regular" w:hAnsi="Charis SIL Regular" w:eastAsia="Charis SIL Regular"/>
+          <w:b w:val="0"/>
+          <w:i w:val="0"/>
+          <w:color w:val="0000FF"/>
+          <w:sz w:val="24"/>
+          <w:u w:val="single"/>
+        </w:rPr>
+        <w:hyperlink r:id="rId45" w:history="1">
+          <w:r>
+            <w:rPr>
+              <w:rStyle w:val="Hyperlink"/>
+            </w:rPr>
+            <w:t>Joest</w:t>
+          </w:r>
+        </w:hyperlink>
+      </w:r>
+      <w:r>
+        <w:rPr>
+          <w:rFonts w:ascii="Charis SIL Regular" w:hAnsi="Charis SIL Regular" w:eastAsia="Charis SIL Regular"/>
+          <w:b w:val="0"/>
+          <w:i w:val="0"/>
+          <w:color w:val="000000"/>
+          <w:sz w:val="24"/>
+        </w:rPr>
+        <w:t xml:space="preserve"> en de Zweedse </w:t>
+      </w:r>
+      <w:r>
+        <w:rPr>
+          <w:rFonts w:ascii="Charis SIL Regular" w:hAnsi="Charis SIL Regular" w:eastAsia="Charis SIL Regular"/>
+          <w:b w:val="0"/>
+          <w:i w:val="0"/>
+          <w:color w:val="0000FF"/>
+          <w:sz w:val="24"/>
+          <w:u w:val="single"/>
+        </w:rPr>
         <w:hyperlink r:id="rId46" w:history="1">
           <w:r>
             <w:rPr>
               <w:rStyle w:val="Hyperlink"/>
             </w:rPr>
-            <w:t>Wilhelm</w:t>
-          </w:r>
-        </w:hyperlink>
+            <w:t xml:space="preserve">Axel </w:t>
+          </w:r>
+        </w:hyperlink>
+      </w:r>
+      <w:r>
+        <w:br/>
       </w:r>
       <w:r>
         <w:rPr>
@@ -5579,87 +5689,38 @@
           <w:sz w:val="24"/>
           <w:u w:val="single"/>
         </w:rPr>
+        <w:hyperlink r:id="rId46" w:history="1">
+          <w:r>
+            <w:rPr>
+              <w:rStyle w:val="Hyperlink"/>
+            </w:rPr>
+            <w:t>Klinckowström</w:t>
+          </w:r>
+        </w:hyperlink>
+      </w:r>
+      <w:r>
+        <w:rPr>
+          <w:rFonts w:ascii="Charis SIL Regular" w:hAnsi="Charis SIL Regular" w:eastAsia="Charis SIL Regular"/>
+          <w:b w:val="0"/>
+          <w:i w:val="0"/>
+          <w:color w:val="000000"/>
+          <w:sz w:val="24"/>
+        </w:rPr>
+        <w:t xml:space="preserve"> resulteerden in schenkingen</w:t>
+      </w:r>
+      <w:r>
+        <w:rPr>
+          <w:u w:val="single" w:color="0000ff"/>
+          <w:rFonts w:ascii="Charis SIL Regular" w:hAnsi="Charis SIL Regular" w:eastAsia="Charis SIL Regular"/>
+          <w:b w:val="0"/>
+          <w:i w:val="0"/>
+          <w:color w:val="000000"/>
+          <w:sz w:val="24"/>
+        </w:rPr>
         <w:t xml:space="preserve"> </w:t>
       </w:r>
       <w:r>
         <w:rPr>
-          <w:rFonts w:ascii="Charis SIL Regular" w:hAnsi="Charis SIL Regular" w:eastAsia="Charis SIL Regular"/>
-          <w:b w:val="0"/>
-          <w:i w:val="0"/>
-          <w:color w:val="0000FF"/>
-          <w:sz w:val="24"/>
-          <w:u w:val="single"/>
-        </w:rPr>
-        <w:hyperlink r:id="rId46" w:history="1">
-          <w:r>
-            <w:rPr>
-              <w:rStyle w:val="Hyperlink"/>
-            </w:rPr>
-            <w:t>Joest</w:t>
-          </w:r>
-        </w:hyperlink>
-      </w:r>
-      <w:r>
-        <w:rPr>
-          <w:rFonts w:ascii="Charis SIL Regular" w:hAnsi="Charis SIL Regular" w:eastAsia="Charis SIL Regular"/>
-          <w:b w:val="0"/>
-          <w:i w:val="0"/>
-          <w:color w:val="000000"/>
-          <w:sz w:val="24"/>
-        </w:rPr>
-        <w:t xml:space="preserve"> en de Zweedse </w:t>
-      </w:r>
-      <w:r>
-        <w:rPr>
-          <w:rFonts w:ascii="Charis SIL Regular" w:hAnsi="Charis SIL Regular" w:eastAsia="Charis SIL Regular"/>
-          <w:b w:val="0"/>
-          <w:i w:val="0"/>
-          <w:color w:val="0000FF"/>
-          <w:sz w:val="24"/>
-          <w:u w:val="single"/>
-        </w:rPr>
-        <w:hyperlink r:id="rId47" w:history="1">
-          <w:r>
-            <w:rPr>
-              <w:rStyle w:val="Hyperlink"/>
-            </w:rPr>
-            <w:t xml:space="preserve">Axel </w:t>
-          </w:r>
-        </w:hyperlink>
-      </w:r>
-      <w:r>
-        <w:br/>
-      </w:r>
-      <w:r>
-        <w:rPr>
-          <w:rFonts w:ascii="Charis SIL Regular" w:hAnsi="Charis SIL Regular" w:eastAsia="Charis SIL Regular"/>
-          <w:b w:val="0"/>
-          <w:i w:val="0"/>
-          <w:color w:val="0000FF"/>
-          <w:sz w:val="24"/>
-          <w:u w:val="single"/>
-        </w:rPr>
-        <w:hyperlink r:id="rId47" w:history="1">
-          <w:r>
-            <w:rPr>
-              <w:rStyle w:val="Hyperlink"/>
-            </w:rPr>
-            <w:t>Klinckowström</w:t>
-          </w:r>
-        </w:hyperlink>
-      </w:r>
-      <w:r>
-        <w:rPr>
-          <w:rFonts w:ascii="Charis SIL Regular" w:hAnsi="Charis SIL Regular" w:eastAsia="Charis SIL Regular"/>
-          <w:b w:val="0"/>
-          <w:i w:val="0"/>
-          <w:color w:val="000000"/>
-          <w:sz w:val="24"/>
-        </w:rPr>
-        <w:t xml:space="preserve"> resulteerden in schenkingen</w:t>
-      </w:r>
-      <w:r>
-        <w:rPr>
           <w:u w:val="single" w:color="0000ff"/>
           <w:rFonts w:ascii="Charis SIL Regular" w:hAnsi="Charis SIL Regular" w:eastAsia="Charis SIL Regular"/>
           <w:b w:val="0"/>
@@ -5667,7 +5728,14 @@
           <w:color w:val="000000"/>
           <w:sz w:val="24"/>
         </w:rPr>
-        <w:t xml:space="preserve"> </w:t>
+        <w:hyperlink r:id="rId45" w:history="1">
+          <w:r>
+            <w:rPr>
+              <w:rStyle w:val="Hyperlink"/>
+            </w:rPr>
+            <w:t>aan resp</w:t>
+          </w:r>
+        </w:hyperlink>
       </w:r>
       <w:r>
         <w:rPr>
@@ -5678,25 +5746,7 @@
           <w:color w:val="000000"/>
           <w:sz w:val="24"/>
         </w:rPr>
-        <w:hyperlink r:id="rId46" w:history="1">
-          <w:r>
-            <w:rPr>
-              <w:rStyle w:val="Hyperlink"/>
-            </w:rPr>
-            <w:t>aan resp</w:t>
-          </w:r>
-        </w:hyperlink>
-      </w:r>
-      <w:r>
-        <w:rPr>
-          <w:u w:val="single" w:color="0000ff"/>
-          <w:rFonts w:ascii="Charis SIL Regular" w:hAnsi="Charis SIL Regular" w:eastAsia="Charis SIL Regular"/>
-          <w:b w:val="0"/>
-          <w:i w:val="0"/>
-          <w:color w:val="000000"/>
-          <w:sz w:val="24"/>
-        </w:rPr>
-        <w:hyperlink r:id="rId46" w:history="1">
+        <w:hyperlink r:id="rId45" w:history="1">
           <w:r>
             <w:rPr>
               <w:rStyle w:val="Hyperlink"/>
@@ -5745,7 +5795,7 @@
           <w:color w:val="000000"/>
           <w:sz w:val="24"/>
         </w:rPr>
-        <w:hyperlink r:id="rId47" w:history="1">
+        <w:hyperlink r:id="rId46" w:history="1">
           <w:r>
             <w:rPr>
               <w:rStyle w:val="Hyperlink"/>
@@ -5763,7 +5813,7 @@
           <w:color w:val="000000"/>
           <w:sz w:val="24"/>
         </w:rPr>
-        <w:hyperlink r:id="rId47" w:history="1">
+        <w:hyperlink r:id="rId46" w:history="1">
           <w:r>
             <w:rPr>
               <w:rStyle w:val="Hyperlink"/>
@@ -5801,7 +5851,7 @@
           <w:color w:val="000000"/>
           <w:sz w:val="24"/>
         </w:rPr>
-        <w:hyperlink r:id="rId47" w:history="1">
+        <w:hyperlink r:id="rId46" w:history="1">
           <w:r>
             <w:rPr>
               <w:rStyle w:val="Hyperlink"/>
@@ -5819,7 +5869,7 @@
           <w:color w:val="000000"/>
           <w:sz w:val="24"/>
         </w:rPr>
-        <w:hyperlink r:id="rId47" w:history="1">
+        <w:hyperlink r:id="rId46" w:history="1">
           <w:r>
             <w:rPr>
               <w:rStyle w:val="Hyperlink"/>
@@ -5927,12 +5977,255 @@
           <w:sz w:val="24"/>
           <w:u w:val="single"/>
         </w:rPr>
+        <w:hyperlink r:id="rId47" w:history="1">
+          <w:r>
+            <w:rPr>
+              <w:rStyle w:val="Hyperlink"/>
+            </w:rPr>
+            <w:t>Louis</w:t>
+          </w:r>
+        </w:hyperlink>
+      </w:r>
+      <w:r>
+        <w:rPr>
+          <w:rFonts w:ascii="Charis SIL Regular" w:hAnsi="Charis SIL Regular" w:eastAsia="Charis SIL Regular"/>
+          <w:b w:val="0"/>
+          <w:i w:val="0"/>
+          <w:color w:val="0000FF"/>
+          <w:sz w:val="24"/>
+          <w:u w:val="single"/>
+        </w:rPr>
+        <w:t xml:space="preserve"> </w:t>
+      </w:r>
+      <w:r>
+        <w:rPr>
+          <w:rFonts w:ascii="Charis SIL Regular" w:hAnsi="Charis SIL Regular" w:eastAsia="Charis SIL Regular"/>
+          <w:b w:val="0"/>
+          <w:i w:val="0"/>
+          <w:color w:val="0000FF"/>
+          <w:sz w:val="24"/>
+          <w:u w:val="single"/>
+        </w:rPr>
+        <w:hyperlink r:id="rId47" w:history="1">
+          <w:r>
+            <w:rPr>
+              <w:rStyle w:val="Hyperlink"/>
+            </w:rPr>
+            <w:t>Constant</w:t>
+          </w:r>
+        </w:hyperlink>
+      </w:r>
+      <w:r>
+        <w:rPr>
+          <w:rFonts w:ascii="Charis SIL Regular" w:hAnsi="Charis SIL Regular" w:eastAsia="Charis SIL Regular"/>
+          <w:b w:val="0"/>
+          <w:i w:val="0"/>
+          <w:color w:val="0000FF"/>
+          <w:sz w:val="24"/>
+          <w:u w:val="single"/>
+        </w:rPr>
+        <w:t xml:space="preserve"> </w:t>
+      </w:r>
+      <w:r>
+        <w:rPr>
+          <w:rFonts w:ascii="Charis SIL Regular" w:hAnsi="Charis SIL Regular" w:eastAsia="Charis SIL Regular"/>
+          <w:b w:val="0"/>
+          <w:i w:val="0"/>
+          <w:color w:val="0000FF"/>
+          <w:sz w:val="24"/>
+          <w:u w:val="single"/>
+        </w:rPr>
+        <w:hyperlink r:id="rId47" w:history="1">
+          <w:r>
+            <w:rPr>
+              <w:rStyle w:val="Hyperlink"/>
+            </w:rPr>
+            <w:t xml:space="preserve">van </w:t>
+          </w:r>
+        </w:hyperlink>
+      </w:r>
+      <w:r>
+        <w:rPr>
+          <w:rFonts w:ascii="Charis SIL Regular" w:hAnsi="Charis SIL Regular" w:eastAsia="Charis SIL Regular"/>
+          <w:b w:val="0"/>
+          <w:i w:val="0"/>
+          <w:color w:val="0000FF"/>
+          <w:sz w:val="24"/>
+          <w:u w:val="single"/>
+        </w:rPr>
+        <w:hyperlink r:id="rId47" w:history="1">
+          <w:r>
+            <w:rPr>
+              <w:rStyle w:val="Hyperlink"/>
+            </w:rPr>
+            <w:t>Panhuys</w:t>
+          </w:r>
+        </w:hyperlink>
+      </w:r>
+      <w:r>
+        <w:rPr>
+          <w:rFonts w:ascii="Charis SIL Regular" w:hAnsi="Charis SIL Regular" w:eastAsia="Charis SIL Regular"/>
+          <w:b w:val="0"/>
+          <w:i w:val="0"/>
+          <w:color w:val="000000"/>
+          <w:sz w:val="24"/>
+        </w:rPr>
+        <w:t xml:space="preserve"> tijdens zijn stationering in Albina tussen 1893 en 1896 voor</w:t>
+      </w:r>
+      <w:r>
+        <w:rPr>
+          <w:u w:val="single" w:color="0000ff"/>
+          <w:rFonts w:ascii="Charis SIL Regular" w:hAnsi="Charis SIL Regular" w:eastAsia="Charis SIL Regular"/>
+          <w:b w:val="0"/>
+          <w:i w:val="0"/>
+          <w:color w:val="000000"/>
+          <w:sz w:val="24"/>
+        </w:rPr>
+        <w:hyperlink r:id="rId47" w:history="1">
+          <w:r>
+            <w:rPr>
+              <w:rStyle w:val="Hyperlink"/>
+            </w:rPr>
+            <w:t>werp</w:t>
+          </w:r>
+        </w:hyperlink>
+      </w:r>
+      <w:r>
+        <w:rPr>
+          <w:u w:val="single" w:color="0000ff"/>
+          <w:rFonts w:ascii="Charis SIL Regular" w:hAnsi="Charis SIL Regular" w:eastAsia="Charis SIL Regular"/>
+          <w:b w:val="0"/>
+          <w:i w:val="0"/>
+          <w:color w:val="000000"/>
+          <w:sz w:val="24"/>
+        </w:rPr>
+        <w:hyperlink r:id="rId47" w:history="1">
+          <w:r>
+            <w:rPr>
+              <w:rStyle w:val="Hyperlink"/>
+            </w:rPr>
+            <w:t>e</w:t>
+          </w:r>
+        </w:hyperlink>
+      </w:r>
+      <w:r>
+        <w:rPr>
+          <w:u w:val="single" w:color="0000ff"/>
+          <w:rFonts w:ascii="Charis SIL Regular" w:hAnsi="Charis SIL Regular" w:eastAsia="Charis SIL Regular"/>
+          <w:b w:val="0"/>
+          <w:i w:val="0"/>
+          <w:color w:val="000000"/>
+          <w:sz w:val="24"/>
+        </w:rPr>
+        <w:hyperlink r:id="rId47" w:history="1">
+          <w:r>
+            <w:rPr>
+              <w:rStyle w:val="Hyperlink"/>
+            </w:rPr>
+            <w:t>n van m</w:t>
+          </w:r>
+        </w:hyperlink>
+      </w:r>
+      <w:r>
+        <w:rPr>
+          <w:u w:val="single" w:color="0000ff"/>
+          <w:rFonts w:ascii="Charis SIL Regular" w:hAnsi="Charis SIL Regular" w:eastAsia="Charis SIL Regular"/>
+          <w:b w:val="0"/>
+          <w:i w:val="0"/>
+          <w:color w:val="000000"/>
+          <w:sz w:val="24"/>
+        </w:rPr>
+        <w:hyperlink r:id="rId47" w:history="1">
+          <w:r>
+            <w:rPr>
+              <w:rStyle w:val="Hyperlink"/>
+            </w:rPr>
+            <w:t>e</w:t>
+          </w:r>
+        </w:hyperlink>
+      </w:r>
+      <w:r>
+        <w:rPr>
+          <w:u w:val="single" w:color="0000ff"/>
+          <w:rFonts w:ascii="Charis SIL Regular" w:hAnsi="Charis SIL Regular" w:eastAsia="Charis SIL Regular"/>
+          <w:b w:val="0"/>
+          <w:i w:val="0"/>
+          <w:color w:val="000000"/>
+          <w:sz w:val="24"/>
+        </w:rPr>
+        <w:hyperlink r:id="rId47" w:history="1">
+          <w:r>
+            <w:rPr>
+              <w:rStyle w:val="Hyperlink"/>
+            </w:rPr>
+            <w:t>t na</w:t>
+          </w:r>
+        </w:hyperlink>
+      </w:r>
+      <w:r>
+        <w:rPr>
+          <w:rFonts w:ascii="Charis SIL Regular" w:hAnsi="Charis SIL Regular" w:eastAsia="Charis SIL Regular"/>
+          <w:b w:val="0"/>
+          <w:i w:val="0"/>
+          <w:color w:val="000000"/>
+          <w:sz w:val="24"/>
+        </w:rPr>
+        <w:t xml:space="preserve">me </w:t>
+      </w:r>
+      <w:r>
+        <w:rPr>
+          <w:u w:val="single" w:color="0000ff"/>
+          <w:rFonts w:ascii="Charis SIL Regular" w:hAnsi="Charis SIL Regular" w:eastAsia="Charis SIL Regular"/>
+          <w:b w:val="0"/>
+          <w:i w:val="0"/>
+          <w:color w:val="000000"/>
+          <w:sz w:val="24"/>
+        </w:rPr>
+        <w:hyperlink r:id="rId47" w:history="1">
+          <w:r>
+            <w:rPr>
+              <w:rStyle w:val="Hyperlink"/>
+            </w:rPr>
+            <w:t>Okanisi.</w:t>
+          </w:r>
+        </w:hyperlink>
+      </w:r>
+      <w:r>
+        <w:rPr>
+          <w:u w:val="single" w:color="0000ff"/>
+          <w:rFonts w:ascii="Charis SIL Regular" w:hAnsi="Charis SIL Regular" w:eastAsia="Charis SIL Regular"/>
+          <w:b w:val="0"/>
+          <w:i w:val="0"/>
+          <w:color w:val="000000"/>
+          <w:sz w:val="24"/>
+        </w:rPr>
+        <w:t xml:space="preserve"> </w:t>
+      </w:r>
+      <w:r>
+        <w:rPr>
+          <w:rFonts w:ascii="Charis SIL Regular" w:hAnsi="Charis SIL Regular" w:eastAsia="Charis SIL Regular"/>
+          <w:b w:val="0"/>
+          <w:i w:val="0"/>
+          <w:color w:val="000000"/>
+          <w:sz w:val="24"/>
+        </w:rPr>
+        <w:t xml:space="preserve">Deze collectie bevindt zich vandaag de dag in de serie </w:t>
+      </w:r>
+      <w:r>
+        <w:rPr>
+          <w:rFonts w:ascii="Charis SIL Regular" w:hAnsi="Charis SIL Regular" w:eastAsia="Charis SIL Regular"/>
+          <w:b w:val="0"/>
+          <w:i w:val="0"/>
+          <w:color w:val="0000FF"/>
+          <w:sz w:val="24"/>
+          <w:u w:val="single"/>
+        </w:rPr>
         <w:hyperlink r:id="rId48" w:history="1">
           <w:r>
             <w:rPr>
               <w:rStyle w:val="Hyperlink"/>
             </w:rPr>
-            <w:t>Louis</w:t>
+            <w:t>TM-</w:t>
           </w:r>
         </w:hyperlink>
       </w:r>
@@ -5945,250 +6238,7 @@
           <w:sz w:val="24"/>
           <w:u w:val="single"/>
         </w:rPr>
-        <w:t xml:space="preserve"> </w:t>
-      </w:r>
-      <w:r>
-        <w:rPr>
-          <w:rFonts w:ascii="Charis SIL Regular" w:hAnsi="Charis SIL Regular" w:eastAsia="Charis SIL Regular"/>
-          <w:b w:val="0"/>
-          <w:i w:val="0"/>
-          <w:color w:val="0000FF"/>
-          <w:sz w:val="24"/>
-          <w:u w:val="single"/>
-        </w:rPr>
         <w:hyperlink r:id="rId48" w:history="1">
-          <w:r>
-            <w:rPr>
-              <w:rStyle w:val="Hyperlink"/>
-            </w:rPr>
-            <w:t>Constant</w:t>
-          </w:r>
-        </w:hyperlink>
-      </w:r>
-      <w:r>
-        <w:rPr>
-          <w:rFonts w:ascii="Charis SIL Regular" w:hAnsi="Charis SIL Regular" w:eastAsia="Charis SIL Regular"/>
-          <w:b w:val="0"/>
-          <w:i w:val="0"/>
-          <w:color w:val="0000FF"/>
-          <w:sz w:val="24"/>
-          <w:u w:val="single"/>
-        </w:rPr>
-        <w:t xml:space="preserve"> </w:t>
-      </w:r>
-      <w:r>
-        <w:rPr>
-          <w:rFonts w:ascii="Charis SIL Regular" w:hAnsi="Charis SIL Regular" w:eastAsia="Charis SIL Regular"/>
-          <w:b w:val="0"/>
-          <w:i w:val="0"/>
-          <w:color w:val="0000FF"/>
-          <w:sz w:val="24"/>
-          <w:u w:val="single"/>
-        </w:rPr>
-        <w:hyperlink r:id="rId48" w:history="1">
-          <w:r>
-            <w:rPr>
-              <w:rStyle w:val="Hyperlink"/>
-            </w:rPr>
-            <w:t xml:space="preserve">van </w:t>
-          </w:r>
-        </w:hyperlink>
-      </w:r>
-      <w:r>
-        <w:rPr>
-          <w:rFonts w:ascii="Charis SIL Regular" w:hAnsi="Charis SIL Regular" w:eastAsia="Charis SIL Regular"/>
-          <w:b w:val="0"/>
-          <w:i w:val="0"/>
-          <w:color w:val="0000FF"/>
-          <w:sz w:val="24"/>
-          <w:u w:val="single"/>
-        </w:rPr>
-        <w:hyperlink r:id="rId48" w:history="1">
-          <w:r>
-            <w:rPr>
-              <w:rStyle w:val="Hyperlink"/>
-            </w:rPr>
-            <w:t>Panhuys</w:t>
-          </w:r>
-        </w:hyperlink>
-      </w:r>
-      <w:r>
-        <w:rPr>
-          <w:rFonts w:ascii="Charis SIL Regular" w:hAnsi="Charis SIL Regular" w:eastAsia="Charis SIL Regular"/>
-          <w:b w:val="0"/>
-          <w:i w:val="0"/>
-          <w:color w:val="000000"/>
-          <w:sz w:val="24"/>
-        </w:rPr>
-        <w:t xml:space="preserve"> tijdens zijn stationering in Albina tussen 1893 en 1896 voor</w:t>
-      </w:r>
-      <w:r>
-        <w:rPr>
-          <w:u w:val="single" w:color="0000ff"/>
-          <w:rFonts w:ascii="Charis SIL Regular" w:hAnsi="Charis SIL Regular" w:eastAsia="Charis SIL Regular"/>
-          <w:b w:val="0"/>
-          <w:i w:val="0"/>
-          <w:color w:val="000000"/>
-          <w:sz w:val="24"/>
-        </w:rPr>
-        <w:hyperlink r:id="rId48" w:history="1">
-          <w:r>
-            <w:rPr>
-              <w:rStyle w:val="Hyperlink"/>
-            </w:rPr>
-            <w:t>werp</w:t>
-          </w:r>
-        </w:hyperlink>
-      </w:r>
-      <w:r>
-        <w:rPr>
-          <w:u w:val="single" w:color="0000ff"/>
-          <w:rFonts w:ascii="Charis SIL Regular" w:hAnsi="Charis SIL Regular" w:eastAsia="Charis SIL Regular"/>
-          <w:b w:val="0"/>
-          <w:i w:val="0"/>
-          <w:color w:val="000000"/>
-          <w:sz w:val="24"/>
-        </w:rPr>
-        <w:hyperlink r:id="rId48" w:history="1">
-          <w:r>
-            <w:rPr>
-              <w:rStyle w:val="Hyperlink"/>
-            </w:rPr>
-            <w:t>e</w:t>
-          </w:r>
-        </w:hyperlink>
-      </w:r>
-      <w:r>
-        <w:rPr>
-          <w:u w:val="single" w:color="0000ff"/>
-          <w:rFonts w:ascii="Charis SIL Regular" w:hAnsi="Charis SIL Regular" w:eastAsia="Charis SIL Regular"/>
-          <w:b w:val="0"/>
-          <w:i w:val="0"/>
-          <w:color w:val="000000"/>
-          <w:sz w:val="24"/>
-        </w:rPr>
-        <w:hyperlink r:id="rId48" w:history="1">
-          <w:r>
-            <w:rPr>
-              <w:rStyle w:val="Hyperlink"/>
-            </w:rPr>
-            <w:t>n van m</w:t>
-          </w:r>
-        </w:hyperlink>
-      </w:r>
-      <w:r>
-        <w:rPr>
-          <w:u w:val="single" w:color="0000ff"/>
-          <w:rFonts w:ascii="Charis SIL Regular" w:hAnsi="Charis SIL Regular" w:eastAsia="Charis SIL Regular"/>
-          <w:b w:val="0"/>
-          <w:i w:val="0"/>
-          <w:color w:val="000000"/>
-          <w:sz w:val="24"/>
-        </w:rPr>
-        <w:hyperlink r:id="rId48" w:history="1">
-          <w:r>
-            <w:rPr>
-              <w:rStyle w:val="Hyperlink"/>
-            </w:rPr>
-            <w:t>e</w:t>
-          </w:r>
-        </w:hyperlink>
-      </w:r>
-      <w:r>
-        <w:rPr>
-          <w:u w:val="single" w:color="0000ff"/>
-          <w:rFonts w:ascii="Charis SIL Regular" w:hAnsi="Charis SIL Regular" w:eastAsia="Charis SIL Regular"/>
-          <w:b w:val="0"/>
-          <w:i w:val="0"/>
-          <w:color w:val="000000"/>
-          <w:sz w:val="24"/>
-        </w:rPr>
-        <w:hyperlink r:id="rId48" w:history="1">
-          <w:r>
-            <w:rPr>
-              <w:rStyle w:val="Hyperlink"/>
-            </w:rPr>
-            <w:t>t na</w:t>
-          </w:r>
-        </w:hyperlink>
-      </w:r>
-      <w:r>
-        <w:rPr>
-          <w:rFonts w:ascii="Charis SIL Regular" w:hAnsi="Charis SIL Regular" w:eastAsia="Charis SIL Regular"/>
-          <w:b w:val="0"/>
-          <w:i w:val="0"/>
-          <w:color w:val="000000"/>
-          <w:sz w:val="24"/>
-        </w:rPr>
-        <w:t xml:space="preserve">me </w:t>
-      </w:r>
-      <w:r>
-        <w:rPr>
-          <w:u w:val="single" w:color="0000ff"/>
-          <w:rFonts w:ascii="Charis SIL Regular" w:hAnsi="Charis SIL Regular" w:eastAsia="Charis SIL Regular"/>
-          <w:b w:val="0"/>
-          <w:i w:val="0"/>
-          <w:color w:val="000000"/>
-          <w:sz w:val="24"/>
-        </w:rPr>
-        <w:hyperlink r:id="rId48" w:history="1">
-          <w:r>
-            <w:rPr>
-              <w:rStyle w:val="Hyperlink"/>
-            </w:rPr>
-            <w:t>Okanisi.</w:t>
-          </w:r>
-        </w:hyperlink>
-      </w:r>
-      <w:r>
-        <w:rPr>
-          <w:u w:val="single" w:color="0000ff"/>
-          <w:rFonts w:ascii="Charis SIL Regular" w:hAnsi="Charis SIL Regular" w:eastAsia="Charis SIL Regular"/>
-          <w:b w:val="0"/>
-          <w:i w:val="0"/>
-          <w:color w:val="000000"/>
-          <w:sz w:val="24"/>
-        </w:rPr>
-        <w:t xml:space="preserve"> </w:t>
-      </w:r>
-      <w:r>
-        <w:rPr>
-          <w:rFonts w:ascii="Charis SIL Regular" w:hAnsi="Charis SIL Regular" w:eastAsia="Charis SIL Regular"/>
-          <w:b w:val="0"/>
-          <w:i w:val="0"/>
-          <w:color w:val="000000"/>
-          <w:sz w:val="24"/>
-        </w:rPr>
-        <w:t xml:space="preserve">Deze collectie bevindt zich vandaag de dag in de serie </w:t>
-      </w:r>
-      <w:r>
-        <w:rPr>
-          <w:rFonts w:ascii="Charis SIL Regular" w:hAnsi="Charis SIL Regular" w:eastAsia="Charis SIL Regular"/>
-          <w:b w:val="0"/>
-          <w:i w:val="0"/>
-          <w:color w:val="0000FF"/>
-          <w:sz w:val="24"/>
-          <w:u w:val="single"/>
-        </w:rPr>
-        <w:hyperlink r:id="rId49" w:history="1">
-          <w:r>
-            <w:rPr>
-              <w:rStyle w:val="Hyperlink"/>
-            </w:rPr>
-            <w:t>TM-</w:t>
-          </w:r>
-        </w:hyperlink>
-      </w:r>
-      <w:r>
-        <w:rPr>
-          <w:rFonts w:ascii="Charis SIL Regular" w:hAnsi="Charis SIL Regular" w:eastAsia="Charis SIL Regular"/>
-          <w:b w:val="0"/>
-          <w:i w:val="0"/>
-          <w:color w:val="0000FF"/>
-          <w:sz w:val="24"/>
-          <w:u w:val="single"/>
-        </w:rPr>
-        <w:hyperlink r:id="rId49" w:history="1">
           <w:r>
             <w:rPr>
               <w:rStyle w:val="Hyperlink"/>
@@ -6246,99 +6296,99 @@
           <w:sz w:val="24"/>
           <w:u w:val="single"/>
         </w:rPr>
+        <w:hyperlink r:id="rId49" w:history="1">
+          <w:r>
+            <w:rPr>
+              <w:rStyle w:val="Hyperlink"/>
+            </w:rPr>
+            <w:t>Maurice</w:t>
+          </w:r>
+        </w:hyperlink>
+      </w:r>
+      <w:r>
+        <w:rPr>
+          <w:rFonts w:ascii="Charis SIL Regular" w:hAnsi="Charis SIL Regular" w:eastAsia="Charis SIL Regular"/>
+          <w:b w:val="0"/>
+          <w:i w:val="0"/>
+          <w:color w:val="0000FF"/>
+          <w:sz w:val="24"/>
+          <w:u w:val="single"/>
+        </w:rPr>
+        <w:t xml:space="preserve"> </w:t>
+      </w:r>
+      <w:r>
+        <w:rPr>
+          <w:rFonts w:ascii="Charis SIL Regular" w:hAnsi="Charis SIL Regular" w:eastAsia="Charis SIL Regular"/>
+          <w:b w:val="0"/>
+          <w:i w:val="0"/>
+          <w:color w:val="0000FF"/>
+          <w:sz w:val="24"/>
+          <w:u w:val="single"/>
+        </w:rPr>
+        <w:hyperlink r:id="rId49" w:history="1">
+          <w:r>
+            <w:rPr>
+              <w:rStyle w:val="Hyperlink"/>
+            </w:rPr>
+            <w:t>Guffr</w:t>
+          </w:r>
+        </w:hyperlink>
+      </w:r>
+      <w:r>
+        <w:rPr>
+          <w:rFonts w:ascii="Charis SIL Regular" w:hAnsi="Charis SIL Regular" w:eastAsia="Charis SIL Regular"/>
+          <w:b w:val="0"/>
+          <w:i w:val="0"/>
+          <w:color w:val="0000FF"/>
+          <w:sz w:val="24"/>
+          <w:u w:val="single"/>
+        </w:rPr>
+        <w:t>o</w:t>
+      </w:r>
+      <w:r>
+        <w:rPr>
+          <w:rFonts w:ascii="Charis SIL Regular" w:hAnsi="Charis SIL Regular" w:eastAsia="Charis SIL Regular"/>
+          <w:b w:val="0"/>
+          <w:i w:val="0"/>
+          <w:color w:val="0000FF"/>
+          <w:sz w:val="24"/>
+        </w:rPr>
+        <w:t>y</w:t>
+      </w:r>
+      <w:r>
+        <w:rPr>
+          <w:rFonts w:ascii="Charis SIL Regular" w:hAnsi="Charis SIL Regular" w:eastAsia="Charis SIL Regular"/>
+          <w:b w:val="0"/>
+          <w:i w:val="0"/>
+          <w:color w:val="000000"/>
+          <w:sz w:val="24"/>
+        </w:rPr>
+        <w:t xml:space="preserve"> van de </w:t>
+      </w:r>
+      <w:r>
+        <w:rPr>
+          <w:rFonts w:ascii="Charis SIL Italic" w:hAnsi="Charis SIL Italic" w:eastAsia="Charis SIL Italic"/>
+          <w:b w:val="0"/>
+          <w:i/>
+          <w:color w:val="000000"/>
+          <w:sz w:val="24"/>
+        </w:rPr>
+        <w:t>Compagnie des mines d'or de la Guyane hollandaise</w:t>
+      </w:r>
+      <w:r>
+        <w:rPr>
+          <w:rFonts w:ascii="Charis SIL Regular" w:hAnsi="Charis SIL Regular" w:eastAsia="Charis SIL Regular"/>
+          <w:b w:val="0"/>
+          <w:i w:val="0"/>
+          <w:color w:val="0000FF"/>
+          <w:sz w:val="24"/>
+          <w:u w:val="single"/>
+        </w:rPr>
         <w:hyperlink r:id="rId50" w:history="1">
           <w:r>
             <w:rPr>
               <w:rStyle w:val="Hyperlink"/>
             </w:rPr>
-            <w:t>Maurice</w:t>
-          </w:r>
-        </w:hyperlink>
-      </w:r>
-      <w:r>
-        <w:rPr>
-          <w:rFonts w:ascii="Charis SIL Regular" w:hAnsi="Charis SIL Regular" w:eastAsia="Charis SIL Regular"/>
-          <w:b w:val="0"/>
-          <w:i w:val="0"/>
-          <w:color w:val="0000FF"/>
-          <w:sz w:val="24"/>
-          <w:u w:val="single"/>
-        </w:rPr>
-        <w:t xml:space="preserve"> </w:t>
-      </w:r>
-      <w:r>
-        <w:rPr>
-          <w:rFonts w:ascii="Charis SIL Regular" w:hAnsi="Charis SIL Regular" w:eastAsia="Charis SIL Regular"/>
-          <w:b w:val="0"/>
-          <w:i w:val="0"/>
-          <w:color w:val="0000FF"/>
-          <w:sz w:val="24"/>
-          <w:u w:val="single"/>
-        </w:rPr>
-        <w:hyperlink r:id="rId50" w:history="1">
-          <w:r>
-            <w:rPr>
-              <w:rStyle w:val="Hyperlink"/>
-            </w:rPr>
-            <w:t>Guffr</w:t>
-          </w:r>
-        </w:hyperlink>
-      </w:r>
-      <w:r>
-        <w:rPr>
-          <w:rFonts w:ascii="Charis SIL Regular" w:hAnsi="Charis SIL Regular" w:eastAsia="Charis SIL Regular"/>
-          <w:b w:val="0"/>
-          <w:i w:val="0"/>
-          <w:color w:val="0000FF"/>
-          <w:sz w:val="24"/>
-          <w:u w:val="single"/>
-        </w:rPr>
-        <w:t>o</w:t>
-      </w:r>
-      <w:r>
-        <w:rPr>
-          <w:rFonts w:ascii="Charis SIL Regular" w:hAnsi="Charis SIL Regular" w:eastAsia="Charis SIL Regular"/>
-          <w:b w:val="0"/>
-          <w:i w:val="0"/>
-          <w:color w:val="0000FF"/>
-          <w:sz w:val="24"/>
-        </w:rPr>
-        <w:t>y</w:t>
-      </w:r>
-      <w:r>
-        <w:rPr>
-          <w:rFonts w:ascii="Charis SIL Regular" w:hAnsi="Charis SIL Regular" w:eastAsia="Charis SIL Regular"/>
-          <w:b w:val="0"/>
-          <w:i w:val="0"/>
-          <w:color w:val="000000"/>
-          <w:sz w:val="24"/>
-        </w:rPr>
-        <w:t xml:space="preserve"> van de </w:t>
-      </w:r>
-      <w:r>
-        <w:rPr>
-          <w:rFonts w:ascii="Charis SIL Italic" w:hAnsi="Charis SIL Italic" w:eastAsia="Charis SIL Italic"/>
-          <w:b w:val="0"/>
-          <w:i/>
-          <w:color w:val="000000"/>
-          <w:sz w:val="24"/>
-        </w:rPr>
-        <w:t>Compagnie des mines d'or de la Guyane hollandaise</w:t>
-      </w:r>
-      <w:r>
-        <w:rPr>
-          <w:rFonts w:ascii="Charis SIL Regular" w:hAnsi="Charis SIL Regular" w:eastAsia="Charis SIL Regular"/>
-          <w:b w:val="0"/>
-          <w:i w:val="0"/>
-          <w:color w:val="0000FF"/>
-          <w:sz w:val="24"/>
-          <w:u w:val="single"/>
-        </w:rPr>
-        <w:hyperlink r:id="rId51" w:history="1">
-          <w:r>
-            <w:rPr>
-              <w:rStyle w:val="Hyperlink"/>
-            </w:rPr>
             <w:t>schonk</w:t>
           </w:r>
         </w:hyperlink>
@@ -6372,7 +6422,7 @@
           <w:color w:val="000000"/>
           <w:sz w:val="24"/>
         </w:rPr>
-        <w:hyperlink r:id="rId50" w:history="1">
+        <w:hyperlink r:id="rId49" w:history="1">
           <w:r>
             <w:rPr>
               <w:rStyle w:val="Hyperlink"/>
@@ -6390,7 +6440,7 @@
           <w:color w:val="000000"/>
           <w:sz w:val="24"/>
         </w:rPr>
-        <w:hyperlink r:id="rId50" w:history="1">
+        <w:hyperlink r:id="rId49" w:history="1">
           <w:r>
             <w:rPr>
               <w:rStyle w:val="Hyperlink"/>
@@ -6408,7 +6458,7 @@
           <w:color w:val="000000"/>
           <w:sz w:val="24"/>
         </w:rPr>
-        <w:hyperlink r:id="rId50" w:history="1">
+        <w:hyperlink r:id="rId49" w:history="1">
           <w:r>
             <w:rPr>
               <w:rStyle w:val="Hyperlink"/>
@@ -6446,64 +6496,82 @@
           <w:color w:val="000000"/>
           <w:sz w:val="24"/>
         </w:rPr>
+        <w:hyperlink r:id="rId50" w:history="1">
+          <w:r>
+            <w:rPr>
+              <w:rStyle w:val="Hyperlink"/>
+            </w:rPr>
+            <w:t>ocadéro</w:t>
+          </w:r>
+        </w:hyperlink>
+      </w:r>
+      <w:r>
+        <w:rPr>
+          <w:rFonts w:ascii="Charis SIL Regular" w:hAnsi="Charis SIL Regular" w:eastAsia="Charis SIL Regular"/>
+          <w:b w:val="0"/>
+          <w:i w:val="0"/>
+          <w:color w:val="000000"/>
+          <w:sz w:val="24"/>
+        </w:rPr>
+        <w:t xml:space="preserve">. </w:t>
+      </w:r>
+      <w:r>
+        <w:rPr>
+          <w:rFonts w:ascii="Charis SIL Regular" w:hAnsi="Charis SIL Regular" w:eastAsia="Charis SIL Regular"/>
+          <w:b w:val="0"/>
+          <w:i w:val="0"/>
+          <w:color w:val="000000"/>
+          <w:sz w:val="24"/>
+        </w:rPr>
+        <w:t xml:space="preserve">Drie van de acht expedities naar Suriname die vlak na de eeuwwisseling onder auspiciën van </w:t>
+      </w:r>
+      <w:r>
+        <w:rPr>
+          <w:rFonts w:ascii="Charis SIL Regular" w:hAnsi="Charis SIL Regular" w:eastAsia="Charis SIL Regular"/>
+          <w:b w:val="0"/>
+          <w:i w:val="0"/>
+          <w:color w:val="000000"/>
+          <w:sz w:val="24"/>
+        </w:rPr>
+        <w:t xml:space="preserve">het Koninklijk Nederlands Aardrijkskundig Genootschap werden georganiseerd leverden </w:t>
+      </w:r>
+      <w:r>
+        <w:rPr>
+          <w:rFonts w:ascii="Charis SIL Regular" w:hAnsi="Charis SIL Regular" w:eastAsia="Charis SIL Regular"/>
+          <w:b w:val="0"/>
+          <w:i w:val="0"/>
+          <w:color w:val="000000"/>
+          <w:sz w:val="24"/>
+        </w:rPr>
+        <w:t xml:space="preserve">omvangrijke etnografische collecties op, die zich vandaag de dag bevinden in de collectie van </w:t>
+      </w:r>
+      <w:r>
+        <w:rPr>
+          <w:rFonts w:ascii="Charis SIL Regular" w:hAnsi="Charis SIL Regular" w:eastAsia="Charis SIL Regular"/>
+          <w:b w:val="0"/>
+          <w:i w:val="0"/>
+          <w:color w:val="000000"/>
+          <w:sz w:val="24"/>
+        </w:rPr>
+        <w:t xml:space="preserve">het </w:t>
+      </w:r>
+      <w:r>
+        <w:rPr>
+          <w:rFonts w:ascii="Charis SIL Regular" w:hAnsi="Charis SIL Regular" w:eastAsia="Charis SIL Regular"/>
+          <w:b w:val="0"/>
+          <w:i w:val="0"/>
+          <w:color w:val="0000FF"/>
+          <w:sz w:val="24"/>
+          <w:u w:val="single"/>
+        </w:rPr>
         <w:hyperlink r:id="rId51" w:history="1">
           <w:r>
             <w:rPr>
               <w:rStyle w:val="Hyperlink"/>
             </w:rPr>
-            <w:t>ocadéro</w:t>
-          </w:r>
-        </w:hyperlink>
-      </w:r>
-      <w:r>
-        <w:rPr>
-          <w:rFonts w:ascii="Charis SIL Regular" w:hAnsi="Charis SIL Regular" w:eastAsia="Charis SIL Regular"/>
-          <w:b w:val="0"/>
-          <w:i w:val="0"/>
-          <w:color w:val="000000"/>
-          <w:sz w:val="24"/>
-        </w:rPr>
-        <w:t xml:space="preserve">. </w:t>
-      </w:r>
-      <w:r>
-        <w:rPr>
-          <w:rFonts w:ascii="Charis SIL Regular" w:hAnsi="Charis SIL Regular" w:eastAsia="Charis SIL Regular"/>
-          <w:b w:val="0"/>
-          <w:i w:val="0"/>
-          <w:color w:val="000000"/>
-          <w:sz w:val="24"/>
-        </w:rPr>
-        <w:t xml:space="preserve">Drie van de acht expedities naar Suriname die vlak na de eeuwwisseling onder auspiciën van </w:t>
-      </w:r>
-      <w:r>
-        <w:rPr>
-          <w:rFonts w:ascii="Charis SIL Regular" w:hAnsi="Charis SIL Regular" w:eastAsia="Charis SIL Regular"/>
-          <w:b w:val="0"/>
-          <w:i w:val="0"/>
-          <w:color w:val="000000"/>
-          <w:sz w:val="24"/>
-        </w:rPr>
-        <w:t xml:space="preserve">het Koninklijk Nederlands Aardrijkskundig Genootschap werden georganiseerd leverden </w:t>
-      </w:r>
-      <w:r>
-        <w:rPr>
-          <w:rFonts w:ascii="Charis SIL Regular" w:hAnsi="Charis SIL Regular" w:eastAsia="Charis SIL Regular"/>
-          <w:b w:val="0"/>
-          <w:i w:val="0"/>
-          <w:color w:val="000000"/>
-          <w:sz w:val="24"/>
-        </w:rPr>
-        <w:t xml:space="preserve">omvangrijke etnografische collecties op, die zich vandaag de dag bevinden in de collectie van </w:t>
-      </w:r>
-      <w:r>
-        <w:rPr>
-          <w:rFonts w:ascii="Charis SIL Regular" w:hAnsi="Charis SIL Regular" w:eastAsia="Charis SIL Regular"/>
-          <w:b w:val="0"/>
-          <w:i w:val="0"/>
-          <w:color w:val="000000"/>
-          <w:sz w:val="24"/>
-        </w:rPr>
-        <w:t xml:space="preserve">het </w:t>
+            <w:t>Wereldmuseum</w:t>
+          </w:r>
+        </w:hyperlink>
       </w:r>
       <w:r>
         <w:rPr>
@@ -6514,14 +6582,120 @@
           <w:sz w:val="24"/>
           <w:u w:val="single"/>
         </w:rPr>
+        <w:t xml:space="preserve"> </w:t>
+      </w:r>
+      <w:r>
+        <w:rPr>
+          <w:rFonts w:ascii="Charis SIL Regular" w:hAnsi="Charis SIL Regular" w:eastAsia="Charis SIL Regular"/>
+          <w:b w:val="0"/>
+          <w:i w:val="0"/>
+          <w:color w:val="0000FF"/>
+          <w:sz w:val="24"/>
+          <w:u w:val="single"/>
+        </w:rPr>
+        <w:hyperlink r:id="rId51" w:history="1">
+          <w:r>
+            <w:rPr>
+              <w:rStyle w:val="Hyperlink"/>
+            </w:rPr>
+            <w:t>Amsterdam</w:t>
+          </w:r>
+        </w:hyperlink>
+      </w:r>
+      <w:r>
+        <w:rPr>
+          <w:rFonts w:ascii="Charis SIL Regular" w:hAnsi="Charis SIL Regular" w:eastAsia="Charis SIL Regular"/>
+          <w:b w:val="0"/>
+          <w:i w:val="0"/>
+          <w:color w:val="000000"/>
+          <w:sz w:val="24"/>
+        </w:rPr>
+        <w:t xml:space="preserve">. De expeditie naar de Gonini uit 1903 leverde serie </w:t>
+      </w:r>
+      <w:r>
+        <w:rPr>
+          <w:rFonts w:ascii="Charis SIL Regular" w:hAnsi="Charis SIL Regular" w:eastAsia="Charis SIL Regular"/>
+          <w:b w:val="0"/>
+          <w:i w:val="0"/>
+          <w:color w:val="0000FF"/>
+          <w:sz w:val="24"/>
+          <w:u w:val="single"/>
+        </w:rPr>
         <w:hyperlink r:id="rId52" w:history="1">
           <w:r>
             <w:rPr>
               <w:rStyle w:val="Hyperlink"/>
             </w:rPr>
-            <w:t>Wereldmuseum</w:t>
-          </w:r>
-        </w:hyperlink>
+            <w:t xml:space="preserve">TM-401 </w:t>
+          </w:r>
+        </w:hyperlink>
+      </w:r>
+      <w:r>
+        <w:rPr>
+          <w:rFonts w:ascii="Charis SIL Regular" w:hAnsi="Charis SIL Regular" w:eastAsia="Charis SIL Regular"/>
+          <w:b w:val="0"/>
+          <w:i w:val="0"/>
+          <w:color w:val="000000"/>
+          <w:sz w:val="24"/>
+        </w:rPr>
+        <w:t>met</w:t>
+      </w:r>
+      <w:r>
+        <w:rPr>
+          <w:u w:val="single" w:color="0000ff"/>
+          <w:rFonts w:ascii="Charis SIL Regular" w:hAnsi="Charis SIL Regular" w:eastAsia="Charis SIL Regular"/>
+          <w:b w:val="0"/>
+          <w:i w:val="0"/>
+          <w:color w:val="000000"/>
+          <w:sz w:val="24"/>
+        </w:rPr>
+        <w:hyperlink r:id="rId51" w:history="1">
+          <w:r>
+            <w:rPr>
+              <w:rStyle w:val="Hyperlink"/>
+            </w:rPr>
+            <w:t xml:space="preserve"> 86 voorwerpen</w:t>
+          </w:r>
+        </w:hyperlink>
+      </w:r>
+      <w:r>
+        <w:rPr>
+          <w:u w:val="single" w:color="0000ff"/>
+          <w:rFonts w:ascii="Charis SIL Regular" w:hAnsi="Charis SIL Regular" w:eastAsia="Charis SIL Regular"/>
+          <w:b w:val="0"/>
+          <w:i w:val="0"/>
+          <w:color w:val="000000"/>
+          <w:sz w:val="24"/>
+        </w:rPr>
+        <w:t xml:space="preserve"> </w:t>
+      </w:r>
+      <w:r>
+        <w:rPr>
+          <w:u w:val="single" w:color="0000ff"/>
+          <w:rFonts w:ascii="Charis SIL Regular" w:hAnsi="Charis SIL Regular" w:eastAsia="Charis SIL Regular"/>
+          <w:b w:val="0"/>
+          <w:i w:val="0"/>
+          <w:color w:val="000000"/>
+          <w:sz w:val="24"/>
+        </w:rPr>
+        <w:hyperlink r:id="rId51" w:history="1">
+          <w:r>
+            <w:rPr>
+              <w:rStyle w:val="Hyperlink"/>
+            </w:rPr>
+            <w:t>op, de expe</w:t>
+          </w:r>
+        </w:hyperlink>
+      </w:r>
+      <w:r>
+        <w:rPr>
+          <w:rFonts w:ascii="Charis SIL Regular" w:hAnsi="Charis SIL Regular" w:eastAsia="Charis SIL Regular"/>
+          <w:b w:val="0"/>
+          <w:i w:val="0"/>
+          <w:color w:val="000000"/>
+          <w:sz w:val="24"/>
+        </w:rPr>
+        <w:t xml:space="preserve">ditie naar de Tapanahony uit 1904 serie </w:t>
       </w:r>
       <w:r>
         <w:rPr>
@@ -6532,6 +6706,238 @@
           <w:sz w:val="24"/>
           <w:u w:val="single"/>
         </w:rPr>
+        <w:hyperlink r:id="rId53" w:history="1">
+          <w:r>
+            <w:rPr>
+              <w:rStyle w:val="Hyperlink"/>
+            </w:rPr>
+            <w:t>TM-402</w:t>
+          </w:r>
+        </w:hyperlink>
+      </w:r>
+      <w:r>
+        <w:rPr>
+          <w:rFonts w:ascii="Charis SIL Regular" w:hAnsi="Charis SIL Regular" w:eastAsia="Charis SIL Regular"/>
+          <w:b w:val="0"/>
+          <w:i w:val="0"/>
+          <w:color w:val="000000"/>
+          <w:sz w:val="24"/>
+        </w:rPr>
+        <w:t xml:space="preserve"> me</w:t>
+      </w:r>
+      <w:r>
+        <w:rPr>
+          <w:u w:val="single" w:color="0000ff"/>
+          <w:rFonts w:ascii="Charis SIL Regular" w:hAnsi="Charis SIL Regular" w:eastAsia="Charis SIL Regular"/>
+          <w:b w:val="0"/>
+          <w:i w:val="0"/>
+          <w:color w:val="000000"/>
+          <w:sz w:val="24"/>
+        </w:rPr>
+        <w:hyperlink r:id="rId52" w:history="1">
+          <w:r>
+            <w:rPr>
+              <w:rStyle w:val="Hyperlink"/>
+            </w:rPr>
+            <w:t xml:space="preserve">t 493 </w:t>
+          </w:r>
+        </w:hyperlink>
+      </w:r>
+      <w:r>
+        <w:rPr>
+          <w:rFonts w:ascii="Charis SIL Regular" w:hAnsi="Charis SIL Regular" w:eastAsia="Charis SIL Regular"/>
+          <w:b w:val="0"/>
+          <w:i w:val="0"/>
+          <w:color w:val="000000"/>
+          <w:sz w:val="24"/>
+        </w:rPr>
+        <w:t>voorwerpen en de expeditie naar het Toemoek-Hoemakgebergte uit 190</w:t>
+      </w:r>
+      <w:r>
+        <w:rPr>
+          <w:u w:val="single" w:color="0000ff"/>
+          <w:rFonts w:ascii="Charis SIL Regular" w:hAnsi="Charis SIL Regular" w:eastAsia="Charis SIL Regular"/>
+          <w:b w:val="0"/>
+          <w:i w:val="0"/>
+          <w:color w:val="000000"/>
+          <w:sz w:val="24"/>
+        </w:rPr>
+        <w:hyperlink r:id="rId53" w:history="1">
+          <w:r>
+            <w:rPr>
+              <w:rStyle w:val="Hyperlink"/>
+            </w:rPr>
+            <w:t xml:space="preserve">7 serie </w:t>
+          </w:r>
+        </w:hyperlink>
+      </w:r>
+      <w:r>
+        <w:rPr>
+          <w:rFonts w:ascii="Charis SIL Regular" w:hAnsi="Charis SIL Regular" w:eastAsia="Charis SIL Regular"/>
+          <w:b w:val="0"/>
+          <w:i w:val="0"/>
+          <w:color w:val="0000FF"/>
+          <w:sz w:val="24"/>
+          <w:u w:val="single"/>
+        </w:rPr>
+        <w:hyperlink r:id="rId53" w:history="1">
+          <w:r>
+            <w:rPr>
+              <w:rStyle w:val="Hyperlink"/>
+            </w:rPr>
+            <w:t>T</w:t>
+          </w:r>
+        </w:hyperlink>
+      </w:r>
+      <w:r>
+        <w:rPr>
+          <w:rFonts w:ascii="Charis SIL Regular" w:hAnsi="Charis SIL Regular" w:eastAsia="Charis SIL Regular"/>
+          <w:b w:val="0"/>
+          <w:i w:val="0"/>
+          <w:color w:val="0000FF"/>
+          <w:sz w:val="24"/>
+          <w:u w:val="single"/>
+        </w:rPr>
+        <w:hyperlink r:id="rId54" w:history="1">
+          <w:r>
+            <w:rPr>
+              <w:rStyle w:val="Hyperlink"/>
+            </w:rPr>
+            <w:t>M-403</w:t>
+          </w:r>
+        </w:hyperlink>
+      </w:r>
+      <w:r>
+        <w:rPr>
+          <w:rFonts w:ascii="Charis SIL Regular" w:hAnsi="Charis SIL Regular" w:eastAsia="Charis SIL Regular"/>
+          <w:b w:val="0"/>
+          <w:i w:val="0"/>
+          <w:color w:val="000000"/>
+          <w:sz w:val="24"/>
+        </w:rPr>
+        <w:t xml:space="preserve"> met </w:t>
+      </w:r>
+      <w:r>
+        <w:rPr>
+          <w:rFonts w:ascii="Charis SIL Regular" w:hAnsi="Charis SIL Regular" w:eastAsia="Charis SIL Regular"/>
+          <w:b w:val="0"/>
+          <w:i w:val="0"/>
+          <w:color w:val="000000"/>
+          <w:sz w:val="24"/>
+        </w:rPr>
+        <w:t xml:space="preserve">186 voorwerpen. Een </w:t>
+      </w:r>
+      <w:r>
+        <w:rPr>
+          <w:rFonts w:ascii="Charis SIL Regular" w:hAnsi="Charis SIL Regular" w:eastAsia="Charis SIL Regular"/>
+          <w:b w:val="0"/>
+          <w:i w:val="0"/>
+          <w:color w:val="0000FF"/>
+          <w:sz w:val="24"/>
+          <w:u w:val="single"/>
+        </w:rPr>
+        <w:hyperlink r:id="rId55" w:history="1">
+          <w:r>
+            <w:rPr>
+              <w:rStyle w:val="Hyperlink"/>
+            </w:rPr>
+            <w:t>juwelendoos</w:t>
+          </w:r>
+        </w:hyperlink>
+      </w:r>
+      <w:r>
+        <w:rPr>
+          <w:rFonts w:ascii="Charis SIL Regular" w:hAnsi="Charis SIL Regular" w:eastAsia="Charis SIL Regular"/>
+          <w:b w:val="0"/>
+          <w:i w:val="0"/>
+          <w:color w:val="000000"/>
+          <w:sz w:val="24"/>
+        </w:rPr>
+        <w:t xml:space="preserve"> met verwijzingen naar de Gonini-expeditie b</w:t>
+      </w:r>
+      <w:r>
+        <w:rPr>
+          <w:u w:val="single" w:color="0000ff"/>
+          <w:rFonts w:ascii="Charis SIL Regular" w:hAnsi="Charis SIL Regular" w:eastAsia="Charis SIL Regular"/>
+          <w:b w:val="0"/>
+          <w:i w:val="0"/>
+          <w:color w:val="000000"/>
+          <w:sz w:val="24"/>
+        </w:rPr>
+        <w:hyperlink r:id="rId54" w:history="1">
+          <w:r>
+            <w:rPr>
+              <w:rStyle w:val="Hyperlink"/>
+            </w:rPr>
+            <w:t xml:space="preserve">evindt </w:t>
+          </w:r>
+        </w:hyperlink>
+      </w:r>
+      <w:r>
+        <w:rPr>
+          <w:rFonts w:ascii="Charis SIL Regular" w:hAnsi="Charis SIL Regular" w:eastAsia="Charis SIL Regular"/>
+          <w:b w:val="0"/>
+          <w:i w:val="0"/>
+          <w:color w:val="000000"/>
+          <w:sz w:val="24"/>
+        </w:rPr>
+        <w:t xml:space="preserve">zich in </w:t>
+      </w:r>
+      <w:r>
+        <w:rPr>
+          <w:rFonts w:ascii="Charis SIL Regular" w:hAnsi="Charis SIL Regular" w:eastAsia="Charis SIL Regular"/>
+          <w:b w:val="0"/>
+          <w:i w:val="0"/>
+          <w:color w:val="000000"/>
+          <w:sz w:val="24"/>
+        </w:rPr>
+        <w:t xml:space="preserve">de collectie van het </w:t>
+      </w:r>
+      <w:r>
+        <w:rPr>
+          <w:rFonts w:ascii="Charis SIL Regular" w:hAnsi="Charis SIL Regular" w:eastAsia="Charis SIL Regular"/>
+          <w:b w:val="0"/>
+          <w:i w:val="0"/>
+          <w:color w:val="0000FF"/>
+          <w:sz w:val="24"/>
+          <w:u w:val="single"/>
+        </w:rPr>
+        <w:hyperlink r:id="rId56" w:history="1">
+          <w:r>
+            <w:rPr>
+              <w:rStyle w:val="Hyperlink"/>
+            </w:rPr>
+            <w:t>Ri</w:t>
+          </w:r>
+        </w:hyperlink>
+      </w:r>
+      <w:r>
+        <w:rPr>
+          <w:rFonts w:ascii="Charis SIL Regular" w:hAnsi="Charis SIL Regular" w:eastAsia="Charis SIL Regular"/>
+          <w:b w:val="0"/>
+          <w:i w:val="0"/>
+          <w:color w:val="0000FF"/>
+          <w:sz w:val="24"/>
+          <w:u w:val="single"/>
+        </w:rPr>
+        <w:hyperlink r:id="rId55" w:history="1">
+          <w:r>
+            <w:rPr>
+              <w:rStyle w:val="Hyperlink"/>
+            </w:rPr>
+            <w:t>jksmuseum</w:t>
+          </w:r>
+        </w:hyperlink>
+      </w:r>
+      <w:r>
+        <w:rPr>
+          <w:rFonts w:ascii="Charis SIL Regular" w:hAnsi="Charis SIL Regular" w:eastAsia="Charis SIL Regular"/>
+          <w:b w:val="0"/>
+          <w:i w:val="0"/>
+          <w:color w:val="0000FF"/>
+          <w:sz w:val="24"/>
+          <w:u w:val="single"/>
+        </w:rPr>
         <w:t xml:space="preserve"> </w:t>
       </w:r>
       <w:r>
@@ -6543,7 +6949,7 @@
           <w:sz w:val="24"/>
           <w:u w:val="single"/>
         </w:rPr>
-        <w:hyperlink r:id="rId52" w:history="1">
+        <w:hyperlink r:id="rId56" w:history="1">
           <w:r>
             <w:rPr>
               <w:rStyle w:val="Hyperlink"/>
@@ -6560,7 +6966,7 @@
           <w:color w:val="000000"/>
           <w:sz w:val="24"/>
         </w:rPr>
-        <w:t xml:space="preserve">. De expeditie naar de Gonini uit 1903 leverde serie </w:t>
+        <w:t xml:space="preserve">. Expeditielid </w:t>
       </w:r>
       <w:r>
         <w:rPr>
@@ -6571,24 +6977,92 @@
           <w:sz w:val="24"/>
           <w:u w:val="single"/>
         </w:rPr>
-        <w:hyperlink r:id="rId53" w:history="1">
-          <w:r>
-            <w:rPr>
-              <w:rStyle w:val="Hyperlink"/>
-            </w:rPr>
-            <w:t xml:space="preserve">TM-401 </w:t>
-          </w:r>
-        </w:hyperlink>
-      </w:r>
-      <w:r>
-        <w:rPr>
-          <w:rFonts w:ascii="Charis SIL Regular" w:hAnsi="Charis SIL Regular" w:eastAsia="Charis SIL Regular"/>
-          <w:b w:val="0"/>
-          <w:i w:val="0"/>
-          <w:color w:val="000000"/>
-          <w:sz w:val="24"/>
-        </w:rPr>
-        <w:t>met</w:t>
+        <w:hyperlink r:id="rId57" w:history="1">
+          <w:r>
+            <w:rPr>
+              <w:rStyle w:val="Hyperlink"/>
+            </w:rPr>
+            <w:t>Claudius</w:t>
+          </w:r>
+        </w:hyperlink>
+      </w:r>
+      <w:r>
+        <w:rPr>
+          <w:rFonts w:ascii="Charis SIL Regular" w:hAnsi="Charis SIL Regular" w:eastAsia="Charis SIL Regular"/>
+          <w:b w:val="0"/>
+          <w:i w:val="0"/>
+          <w:color w:val="0000FF"/>
+          <w:sz w:val="24"/>
+          <w:u w:val="single"/>
+        </w:rPr>
+        <w:t xml:space="preserve"> </w:t>
+      </w:r>
+      <w:r>
+        <w:rPr>
+          <w:rFonts w:ascii="Charis SIL Regular" w:hAnsi="Charis SIL Regular" w:eastAsia="Charis SIL Regular"/>
+          <w:b w:val="0"/>
+          <w:i w:val="0"/>
+          <w:color w:val="0000FF"/>
+          <w:sz w:val="24"/>
+          <w:u w:val="single"/>
+        </w:rPr>
+        <w:hyperlink r:id="rId57" w:history="1">
+          <w:r>
+            <w:rPr>
+              <w:rStyle w:val="Hyperlink"/>
+            </w:rPr>
+            <w:t>de</w:t>
+          </w:r>
+        </w:hyperlink>
+      </w:r>
+      <w:r>
+        <w:rPr>
+          <w:rFonts w:ascii="Charis SIL Regular" w:hAnsi="Charis SIL Regular" w:eastAsia="Charis SIL Regular"/>
+          <w:b w:val="0"/>
+          <w:i w:val="0"/>
+          <w:color w:val="0000FF"/>
+          <w:sz w:val="24"/>
+          <w:u w:val="single"/>
+        </w:rPr>
+        <w:t xml:space="preserve"> </w:t>
+      </w:r>
+      <w:r>
+        <w:rPr>
+          <w:rFonts w:ascii="Charis SIL Regular" w:hAnsi="Charis SIL Regular" w:eastAsia="Charis SIL Regular"/>
+          <w:b w:val="0"/>
+          <w:i w:val="0"/>
+          <w:color w:val="0000FF"/>
+          <w:sz w:val="24"/>
+          <w:u w:val="single"/>
+        </w:rPr>
+        <w:hyperlink r:id="rId57" w:history="1">
+          <w:r>
+            <w:rPr>
+              <w:rStyle w:val="Hyperlink"/>
+            </w:rPr>
+            <w:t>Goeje</w:t>
+          </w:r>
+        </w:hyperlink>
+      </w:r>
+      <w:r>
+        <w:rPr>
+          <w:rFonts w:ascii="Charis SIL Regular" w:hAnsi="Charis SIL Regular" w:eastAsia="Charis SIL Regular"/>
+          <w:b w:val="0"/>
+          <w:i w:val="0"/>
+          <w:color w:val="000000"/>
+          <w:sz w:val="24"/>
+        </w:rPr>
+        <w:t xml:space="preserve"> droeg in 1904 </w:t>
+      </w:r>
+      <w:r>
+        <w:rPr>
+          <w:rFonts w:ascii="Charis SIL Regular" w:hAnsi="Charis SIL Regular" w:eastAsia="Charis SIL Regular"/>
+          <w:b w:val="0"/>
+          <w:i w:val="0"/>
+          <w:color w:val="000000"/>
+          <w:sz w:val="24"/>
+        </w:rPr>
+        <w:t>een persoonlijke ver</w:t>
       </w:r>
       <w:r>
         <w:rPr>
@@ -6599,12 +7073,12 @@
           <w:color w:val="000000"/>
           <w:sz w:val="24"/>
         </w:rPr>
-        <w:hyperlink r:id="rId52" w:history="1">
-          <w:r>
-            <w:rPr>
-              <w:rStyle w:val="Hyperlink"/>
-            </w:rPr>
-            <w:t xml:space="preserve"> 86 voorwerpen</w:t>
+        <w:hyperlink r:id="rId56" w:history="1">
+          <w:r>
+            <w:rPr>
+              <w:rStyle w:val="Hyperlink"/>
+            </w:rPr>
+            <w:t>zameling ove</w:t>
           </w:r>
         </w:hyperlink>
       </w:r>
@@ -6617,6 +7091,99 @@
           <w:color w:val="000000"/>
           <w:sz w:val="24"/>
         </w:rPr>
+        <w:hyperlink r:id="rId56" w:history="1">
+          <w:r>
+            <w:rPr>
+              <w:rStyle w:val="Hyperlink"/>
+            </w:rPr>
+            <w:t>r</w:t>
+          </w:r>
+        </w:hyperlink>
+      </w:r>
+      <w:r>
+        <w:rPr>
+          <w:u w:val="single" w:color="0000ff"/>
+          <w:rFonts w:ascii="Charis SIL Regular" w:hAnsi="Charis SIL Regular" w:eastAsia="Charis SIL Regular"/>
+          <w:b w:val="0"/>
+          <w:i w:val="0"/>
+          <w:color w:val="000000"/>
+          <w:sz w:val="24"/>
+        </w:rPr>
+        <w:hyperlink r:id="rId56" w:history="1">
+          <w:r>
+            <w:rPr>
+              <w:rStyle w:val="Hyperlink"/>
+            </w:rPr>
+            <w:t xml:space="preserve"> aan het mu</w:t>
+          </w:r>
+        </w:hyperlink>
+      </w:r>
+      <w:r>
+        <w:rPr>
+          <w:rFonts w:ascii="Charis SIL Regular" w:hAnsi="Charis SIL Regular" w:eastAsia="Charis SIL Regular"/>
+          <w:b w:val="0"/>
+          <w:i w:val="0"/>
+          <w:color w:val="000000"/>
+          <w:sz w:val="24"/>
+        </w:rPr>
+        <w:t>seum in Leid</w:t>
+      </w:r>
+      <w:r>
+        <w:rPr>
+          <w:u w:val="single" w:color="0000ff"/>
+          <w:rFonts w:ascii="Charis SIL Regular" w:hAnsi="Charis SIL Regular" w:eastAsia="Charis SIL Regular"/>
+          <w:b w:val="0"/>
+          <w:i w:val="0"/>
+          <w:color w:val="000000"/>
+          <w:sz w:val="24"/>
+        </w:rPr>
+        <w:t>e</w:t>
+      </w:r>
+      <w:r>
+        <w:rPr>
+          <w:u w:val="single" w:color="0000ff"/>
+          <w:rFonts w:ascii="Charis SIL Regular" w:hAnsi="Charis SIL Regular" w:eastAsia="Charis SIL Regular"/>
+          <w:b w:val="0"/>
+          <w:i w:val="0"/>
+          <w:color w:val="000000"/>
+          <w:sz w:val="24"/>
+        </w:rPr>
+        <w:hyperlink r:id="rId57" w:history="1">
+          <w:r>
+            <w:rPr>
+              <w:rStyle w:val="Hyperlink"/>
+            </w:rPr>
+            <w:t xml:space="preserve">n, waar </w:t>
+          </w:r>
+        </w:hyperlink>
+      </w:r>
+      <w:r>
+        <w:rPr>
+          <w:u w:val="single" w:color="0000ff"/>
+          <w:rFonts w:ascii="Charis SIL Regular" w:hAnsi="Charis SIL Regular" w:eastAsia="Charis SIL Regular"/>
+          <w:b w:val="0"/>
+          <w:i w:val="0"/>
+          <w:color w:val="000000"/>
+          <w:sz w:val="24"/>
+        </w:rPr>
+        <w:hyperlink r:id="rId57" w:history="1">
+          <w:r>
+            <w:rPr>
+              <w:rStyle w:val="Hyperlink"/>
+            </w:rPr>
+            <w:t>die</w:t>
+          </w:r>
+        </w:hyperlink>
+      </w:r>
+      <w:r>
+        <w:rPr>
+          <w:u w:val="single" w:color="0000ff"/>
+          <w:rFonts w:ascii="Charis SIL Regular" w:hAnsi="Charis SIL Regular" w:eastAsia="Charis SIL Regular"/>
+          <w:b w:val="0"/>
+          <w:i w:val="0"/>
+          <w:color w:val="000000"/>
+          <w:sz w:val="24"/>
+        </w:rPr>
         <w:t xml:space="preserve"> </w:t>
       </w:r>
       <w:r>
@@ -6628,24 +7195,34 @@
           <w:color w:val="000000"/>
           <w:sz w:val="24"/>
         </w:rPr>
-        <w:hyperlink r:id="rId52" w:history="1">
-          <w:r>
-            <w:rPr>
-              <w:rStyle w:val="Hyperlink"/>
-            </w:rPr>
-            <w:t>op, de expe</w:t>
-          </w:r>
-        </w:hyperlink>
-      </w:r>
-      <w:r>
-        <w:rPr>
-          <w:rFonts w:ascii="Charis SIL Regular" w:hAnsi="Charis SIL Regular" w:eastAsia="Charis SIL Regular"/>
-          <w:b w:val="0"/>
-          <w:i w:val="0"/>
-          <w:color w:val="000000"/>
-          <w:sz w:val="24"/>
-        </w:rPr>
-        <w:t xml:space="preserve">ditie naar de Tapanahony uit 1904 serie </w:t>
+        <w:hyperlink r:id="rId57" w:history="1">
+          <w:r>
+            <w:rPr>
+              <w:rStyle w:val="Hyperlink"/>
+            </w:rPr>
+            <w:t>is opg</w:t>
+          </w:r>
+        </w:hyperlink>
+      </w:r>
+      <w:r>
+        <w:rPr>
+          <w:rFonts w:ascii="Charis SIL Regular" w:hAnsi="Charis SIL Regular" w:eastAsia="Charis SIL Regular"/>
+          <w:b w:val="0"/>
+          <w:i w:val="0"/>
+          <w:color w:val="000000"/>
+          <w:sz w:val="24"/>
+        </w:rPr>
+        <w:t xml:space="preserve">enomen onder </w:t>
+      </w:r>
+      <w:r>
+        <w:rPr>
+          <w:rFonts w:ascii="Charis SIL Regular" w:hAnsi="Charis SIL Regular" w:eastAsia="Charis SIL Regular"/>
+          <w:b w:val="0"/>
+          <w:i w:val="0"/>
+          <w:color w:val="000000"/>
+          <w:sz w:val="24"/>
+        </w:rPr>
+        <w:t xml:space="preserve">serienummers </w:t>
       </w:r>
       <w:r>
         <w:rPr>
@@ -6656,70 +7233,24 @@
           <w:sz w:val="24"/>
           <w:u w:val="single"/>
         </w:rPr>
-        <w:hyperlink r:id="rId54" w:history="1">
-          <w:r>
-            <w:rPr>
-              <w:rStyle w:val="Hyperlink"/>
-            </w:rPr>
-            <w:t>TM-402</w:t>
-          </w:r>
-        </w:hyperlink>
-      </w:r>
-      <w:r>
-        <w:rPr>
-          <w:rFonts w:ascii="Charis SIL Regular" w:hAnsi="Charis SIL Regular" w:eastAsia="Charis SIL Regular"/>
-          <w:b w:val="0"/>
-          <w:i w:val="0"/>
-          <w:color w:val="000000"/>
-          <w:sz w:val="24"/>
-        </w:rPr>
-        <w:t xml:space="preserve"> me</w:t>
-      </w:r>
-      <w:r>
-        <w:rPr>
-          <w:u w:val="single" w:color="0000ff"/>
-          <w:rFonts w:ascii="Charis SIL Regular" w:hAnsi="Charis SIL Regular" w:eastAsia="Charis SIL Regular"/>
-          <w:b w:val="0"/>
-          <w:i w:val="0"/>
-          <w:color w:val="000000"/>
-          <w:sz w:val="24"/>
-        </w:rPr>
-        <w:hyperlink r:id="rId53" w:history="1">
-          <w:r>
-            <w:rPr>
-              <w:rStyle w:val="Hyperlink"/>
-            </w:rPr>
-            <w:t xml:space="preserve">t 493 </w:t>
-          </w:r>
-        </w:hyperlink>
-      </w:r>
-      <w:r>
-        <w:rPr>
-          <w:rFonts w:ascii="Charis SIL Regular" w:hAnsi="Charis SIL Regular" w:eastAsia="Charis SIL Regular"/>
-          <w:b w:val="0"/>
-          <w:i w:val="0"/>
-          <w:color w:val="000000"/>
-          <w:sz w:val="24"/>
-        </w:rPr>
-        <w:t>voorwerpen en de expeditie naar het Toemoek-Hoemakgebergte uit 190</w:t>
-      </w:r>
-      <w:r>
-        <w:rPr>
-          <w:u w:val="single" w:color="0000ff"/>
-          <w:rFonts w:ascii="Charis SIL Regular" w:hAnsi="Charis SIL Regular" w:eastAsia="Charis SIL Regular"/>
-          <w:b w:val="0"/>
-          <w:i w:val="0"/>
-          <w:color w:val="000000"/>
-          <w:sz w:val="24"/>
-        </w:rPr>
-        <w:hyperlink r:id="rId54" w:history="1">
-          <w:r>
-            <w:rPr>
-              <w:rStyle w:val="Hyperlink"/>
-            </w:rPr>
-            <w:t xml:space="preserve">7 serie </w:t>
-          </w:r>
-        </w:hyperlink>
+        <w:hyperlink r:id="rId58" w:history="1">
+          <w:r>
+            <w:rPr>
+              <w:rStyle w:val="Hyperlink"/>
+            </w:rPr>
+            <w:t>RV-1443</w:t>
+          </w:r>
+        </w:hyperlink>
+      </w:r>
+      <w:r>
+        <w:rPr>
+          <w:rFonts w:ascii="Charis SIL Regular" w:hAnsi="Charis SIL Regular" w:eastAsia="Charis SIL Regular"/>
+          <w:b w:val="0"/>
+          <w:i w:val="0"/>
+          <w:color w:val="000000"/>
+          <w:sz w:val="24"/>
+        </w:rPr>
+        <w:t xml:space="preserve"> en </w:t>
       </w:r>
       <w:r>
         <w:rPr>
@@ -6730,488 +7261,7 @@
           <w:sz w:val="24"/>
           <w:u w:val="single"/>
         </w:rPr>
-        <w:hyperlink r:id="rId54" w:history="1">
-          <w:r>
-            <w:rPr>
-              <w:rStyle w:val="Hyperlink"/>
-            </w:rPr>
-            <w:t>T</w:t>
-          </w:r>
-        </w:hyperlink>
-      </w:r>
-      <w:r>
-        <w:rPr>
-          <w:rFonts w:ascii="Charis SIL Regular" w:hAnsi="Charis SIL Regular" w:eastAsia="Charis SIL Regular"/>
-          <w:b w:val="0"/>
-          <w:i w:val="0"/>
-          <w:color w:val="0000FF"/>
-          <w:sz w:val="24"/>
-          <w:u w:val="single"/>
-        </w:rPr>
-        <w:hyperlink r:id="rId55" w:history="1">
-          <w:r>
-            <w:rPr>
-              <w:rStyle w:val="Hyperlink"/>
-            </w:rPr>
-            <w:t>M-403</w:t>
-          </w:r>
-        </w:hyperlink>
-      </w:r>
-      <w:r>
-        <w:rPr>
-          <w:rFonts w:ascii="Charis SIL Regular" w:hAnsi="Charis SIL Regular" w:eastAsia="Charis SIL Regular"/>
-          <w:b w:val="0"/>
-          <w:i w:val="0"/>
-          <w:color w:val="000000"/>
-          <w:sz w:val="24"/>
-        </w:rPr>
-        <w:t xml:space="preserve"> met </w:t>
-      </w:r>
-      <w:r>
-        <w:rPr>
-          <w:rFonts w:ascii="Charis SIL Regular" w:hAnsi="Charis SIL Regular" w:eastAsia="Charis SIL Regular"/>
-          <w:b w:val="0"/>
-          <w:i w:val="0"/>
-          <w:color w:val="000000"/>
-          <w:sz w:val="24"/>
-        </w:rPr>
-        <w:t xml:space="preserve">186 voorwerpen. Een </w:t>
-      </w:r>
-      <w:r>
-        <w:rPr>
-          <w:rFonts w:ascii="Charis SIL Regular" w:hAnsi="Charis SIL Regular" w:eastAsia="Charis SIL Regular"/>
-          <w:b w:val="0"/>
-          <w:i w:val="0"/>
-          <w:color w:val="0000FF"/>
-          <w:sz w:val="24"/>
-          <w:u w:val="single"/>
-        </w:rPr>
-        <w:hyperlink r:id="rId56" w:history="1">
-          <w:r>
-            <w:rPr>
-              <w:rStyle w:val="Hyperlink"/>
-            </w:rPr>
-            <w:t>juwelendoos</w:t>
-          </w:r>
-        </w:hyperlink>
-      </w:r>
-      <w:r>
-        <w:rPr>
-          <w:rFonts w:ascii="Charis SIL Regular" w:hAnsi="Charis SIL Regular" w:eastAsia="Charis SIL Regular"/>
-          <w:b w:val="0"/>
-          <w:i w:val="0"/>
-          <w:color w:val="000000"/>
-          <w:sz w:val="24"/>
-        </w:rPr>
-        <w:t xml:space="preserve"> met verwijzingen naar de Gonini-expeditie b</w:t>
-      </w:r>
-      <w:r>
-        <w:rPr>
-          <w:u w:val="single" w:color="0000ff"/>
-          <w:rFonts w:ascii="Charis SIL Regular" w:hAnsi="Charis SIL Regular" w:eastAsia="Charis SIL Regular"/>
-          <w:b w:val="0"/>
-          <w:i w:val="0"/>
-          <w:color w:val="000000"/>
-          <w:sz w:val="24"/>
-        </w:rPr>
-        <w:hyperlink r:id="rId55" w:history="1">
-          <w:r>
-            <w:rPr>
-              <w:rStyle w:val="Hyperlink"/>
-            </w:rPr>
-            <w:t xml:space="preserve">evindt </w:t>
-          </w:r>
-        </w:hyperlink>
-      </w:r>
-      <w:r>
-        <w:rPr>
-          <w:rFonts w:ascii="Charis SIL Regular" w:hAnsi="Charis SIL Regular" w:eastAsia="Charis SIL Regular"/>
-          <w:b w:val="0"/>
-          <w:i w:val="0"/>
-          <w:color w:val="000000"/>
-          <w:sz w:val="24"/>
-        </w:rPr>
-        <w:t xml:space="preserve">zich in </w:t>
-      </w:r>
-      <w:r>
-        <w:rPr>
-          <w:rFonts w:ascii="Charis SIL Regular" w:hAnsi="Charis SIL Regular" w:eastAsia="Charis SIL Regular"/>
-          <w:b w:val="0"/>
-          <w:i w:val="0"/>
-          <w:color w:val="000000"/>
-          <w:sz w:val="24"/>
-        </w:rPr>
-        <w:t xml:space="preserve">de collectie van het </w:t>
-      </w:r>
-      <w:r>
-        <w:rPr>
-          <w:rFonts w:ascii="Charis SIL Regular" w:hAnsi="Charis SIL Regular" w:eastAsia="Charis SIL Regular"/>
-          <w:b w:val="0"/>
-          <w:i w:val="0"/>
-          <w:color w:val="0000FF"/>
-          <w:sz w:val="24"/>
-          <w:u w:val="single"/>
-        </w:rPr>
-        <w:hyperlink r:id="rId57" w:history="1">
-          <w:r>
-            <w:rPr>
-              <w:rStyle w:val="Hyperlink"/>
-            </w:rPr>
-            <w:t>Ri</w:t>
-          </w:r>
-        </w:hyperlink>
-      </w:r>
-      <w:r>
-        <w:rPr>
-          <w:rFonts w:ascii="Charis SIL Regular" w:hAnsi="Charis SIL Regular" w:eastAsia="Charis SIL Regular"/>
-          <w:b w:val="0"/>
-          <w:i w:val="0"/>
-          <w:color w:val="0000FF"/>
-          <w:sz w:val="24"/>
-          <w:u w:val="single"/>
-        </w:rPr>
-        <w:hyperlink r:id="rId56" w:history="1">
-          <w:r>
-            <w:rPr>
-              <w:rStyle w:val="Hyperlink"/>
-            </w:rPr>
-            <w:t>jksmuseum</w:t>
-          </w:r>
-        </w:hyperlink>
-      </w:r>
-      <w:r>
-        <w:rPr>
-          <w:rFonts w:ascii="Charis SIL Regular" w:hAnsi="Charis SIL Regular" w:eastAsia="Charis SIL Regular"/>
-          <w:b w:val="0"/>
-          <w:i w:val="0"/>
-          <w:color w:val="0000FF"/>
-          <w:sz w:val="24"/>
-          <w:u w:val="single"/>
-        </w:rPr>
-        <w:t xml:space="preserve"> </w:t>
-      </w:r>
-      <w:r>
-        <w:rPr>
-          <w:rFonts w:ascii="Charis SIL Regular" w:hAnsi="Charis SIL Regular" w:eastAsia="Charis SIL Regular"/>
-          <w:b w:val="0"/>
-          <w:i w:val="0"/>
-          <w:color w:val="0000FF"/>
-          <w:sz w:val="24"/>
-          <w:u w:val="single"/>
-        </w:rPr>
-        <w:hyperlink r:id="rId57" w:history="1">
-          <w:r>
-            <w:rPr>
-              <w:rStyle w:val="Hyperlink"/>
-            </w:rPr>
-            <w:t>Amsterdam</w:t>
-          </w:r>
-        </w:hyperlink>
-      </w:r>
-      <w:r>
-        <w:rPr>
-          <w:rFonts w:ascii="Charis SIL Regular" w:hAnsi="Charis SIL Regular" w:eastAsia="Charis SIL Regular"/>
-          <w:b w:val="0"/>
-          <w:i w:val="0"/>
-          <w:color w:val="000000"/>
-          <w:sz w:val="24"/>
-        </w:rPr>
-        <w:t xml:space="preserve">. Expeditielid </w:t>
-      </w:r>
-      <w:r>
-        <w:rPr>
-          <w:rFonts w:ascii="Charis SIL Regular" w:hAnsi="Charis SIL Regular" w:eastAsia="Charis SIL Regular"/>
-          <w:b w:val="0"/>
-          <w:i w:val="0"/>
-          <w:color w:val="0000FF"/>
-          <w:sz w:val="24"/>
-          <w:u w:val="single"/>
-        </w:rPr>
-        <w:hyperlink r:id="rId58" w:history="1">
-          <w:r>
-            <w:rPr>
-              <w:rStyle w:val="Hyperlink"/>
-            </w:rPr>
-            <w:t>Claudius</w:t>
-          </w:r>
-        </w:hyperlink>
-      </w:r>
-      <w:r>
-        <w:rPr>
-          <w:rFonts w:ascii="Charis SIL Regular" w:hAnsi="Charis SIL Regular" w:eastAsia="Charis SIL Regular"/>
-          <w:b w:val="0"/>
-          <w:i w:val="0"/>
-          <w:color w:val="0000FF"/>
-          <w:sz w:val="24"/>
-          <w:u w:val="single"/>
-        </w:rPr>
-        <w:t xml:space="preserve"> </w:t>
-      </w:r>
-      <w:r>
-        <w:rPr>
-          <w:rFonts w:ascii="Charis SIL Regular" w:hAnsi="Charis SIL Regular" w:eastAsia="Charis SIL Regular"/>
-          <w:b w:val="0"/>
-          <w:i w:val="0"/>
-          <w:color w:val="0000FF"/>
-          <w:sz w:val="24"/>
-          <w:u w:val="single"/>
-        </w:rPr>
-        <w:hyperlink r:id="rId58" w:history="1">
-          <w:r>
-            <w:rPr>
-              <w:rStyle w:val="Hyperlink"/>
-            </w:rPr>
-            <w:t>de</w:t>
-          </w:r>
-        </w:hyperlink>
-      </w:r>
-      <w:r>
-        <w:rPr>
-          <w:rFonts w:ascii="Charis SIL Regular" w:hAnsi="Charis SIL Regular" w:eastAsia="Charis SIL Regular"/>
-          <w:b w:val="0"/>
-          <w:i w:val="0"/>
-          <w:color w:val="0000FF"/>
-          <w:sz w:val="24"/>
-          <w:u w:val="single"/>
-        </w:rPr>
-        <w:t xml:space="preserve"> </w:t>
-      </w:r>
-      <w:r>
-        <w:rPr>
-          <w:rFonts w:ascii="Charis SIL Regular" w:hAnsi="Charis SIL Regular" w:eastAsia="Charis SIL Regular"/>
-          <w:b w:val="0"/>
-          <w:i w:val="0"/>
-          <w:color w:val="0000FF"/>
-          <w:sz w:val="24"/>
-          <w:u w:val="single"/>
-        </w:rPr>
-        <w:hyperlink r:id="rId58" w:history="1">
-          <w:r>
-            <w:rPr>
-              <w:rStyle w:val="Hyperlink"/>
-            </w:rPr>
-            <w:t>Goeje</w:t>
-          </w:r>
-        </w:hyperlink>
-      </w:r>
-      <w:r>
-        <w:rPr>
-          <w:rFonts w:ascii="Charis SIL Regular" w:hAnsi="Charis SIL Regular" w:eastAsia="Charis SIL Regular"/>
-          <w:b w:val="0"/>
-          <w:i w:val="0"/>
-          <w:color w:val="000000"/>
-          <w:sz w:val="24"/>
-        </w:rPr>
-        <w:t xml:space="preserve"> droeg in 1904 </w:t>
-      </w:r>
-      <w:r>
-        <w:rPr>
-          <w:rFonts w:ascii="Charis SIL Regular" w:hAnsi="Charis SIL Regular" w:eastAsia="Charis SIL Regular"/>
-          <w:b w:val="0"/>
-          <w:i w:val="0"/>
-          <w:color w:val="000000"/>
-          <w:sz w:val="24"/>
-        </w:rPr>
-        <w:t>een persoonlijke ver</w:t>
-      </w:r>
-      <w:r>
-        <w:rPr>
-          <w:u w:val="single" w:color="0000ff"/>
-          <w:rFonts w:ascii="Charis SIL Regular" w:hAnsi="Charis SIL Regular" w:eastAsia="Charis SIL Regular"/>
-          <w:b w:val="0"/>
-          <w:i w:val="0"/>
-          <w:color w:val="000000"/>
-          <w:sz w:val="24"/>
-        </w:rPr>
-        <w:hyperlink r:id="rId57" w:history="1">
-          <w:r>
-            <w:rPr>
-              <w:rStyle w:val="Hyperlink"/>
-            </w:rPr>
-            <w:t>zameling ove</w:t>
-          </w:r>
-        </w:hyperlink>
-      </w:r>
-      <w:r>
-        <w:rPr>
-          <w:u w:val="single" w:color="0000ff"/>
-          <w:rFonts w:ascii="Charis SIL Regular" w:hAnsi="Charis SIL Regular" w:eastAsia="Charis SIL Regular"/>
-          <w:b w:val="0"/>
-          <w:i w:val="0"/>
-          <w:color w:val="000000"/>
-          <w:sz w:val="24"/>
-        </w:rPr>
-        <w:hyperlink r:id="rId57" w:history="1">
-          <w:r>
-            <w:rPr>
-              <w:rStyle w:val="Hyperlink"/>
-            </w:rPr>
-            <w:t>r</w:t>
-          </w:r>
-        </w:hyperlink>
-      </w:r>
-      <w:r>
-        <w:rPr>
-          <w:u w:val="single" w:color="0000ff"/>
-          <w:rFonts w:ascii="Charis SIL Regular" w:hAnsi="Charis SIL Regular" w:eastAsia="Charis SIL Regular"/>
-          <w:b w:val="0"/>
-          <w:i w:val="0"/>
-          <w:color w:val="000000"/>
-          <w:sz w:val="24"/>
-        </w:rPr>
-        <w:hyperlink r:id="rId57" w:history="1">
-          <w:r>
-            <w:rPr>
-              <w:rStyle w:val="Hyperlink"/>
-            </w:rPr>
-            <w:t xml:space="preserve"> aan het mu</w:t>
-          </w:r>
-        </w:hyperlink>
-      </w:r>
-      <w:r>
-        <w:rPr>
-          <w:rFonts w:ascii="Charis SIL Regular" w:hAnsi="Charis SIL Regular" w:eastAsia="Charis SIL Regular"/>
-          <w:b w:val="0"/>
-          <w:i w:val="0"/>
-          <w:color w:val="000000"/>
-          <w:sz w:val="24"/>
-        </w:rPr>
-        <w:t>seum in Leid</w:t>
-      </w:r>
-      <w:r>
-        <w:rPr>
-          <w:u w:val="single" w:color="0000ff"/>
-          <w:rFonts w:ascii="Charis SIL Regular" w:hAnsi="Charis SIL Regular" w:eastAsia="Charis SIL Regular"/>
-          <w:b w:val="0"/>
-          <w:i w:val="0"/>
-          <w:color w:val="000000"/>
-          <w:sz w:val="24"/>
-        </w:rPr>
-        <w:t>e</w:t>
-      </w:r>
-      <w:r>
-        <w:rPr>
-          <w:u w:val="single" w:color="0000ff"/>
-          <w:rFonts w:ascii="Charis SIL Regular" w:hAnsi="Charis SIL Regular" w:eastAsia="Charis SIL Regular"/>
-          <w:b w:val="0"/>
-          <w:i w:val="0"/>
-          <w:color w:val="000000"/>
-          <w:sz w:val="24"/>
-        </w:rPr>
-        <w:hyperlink r:id="rId58" w:history="1">
-          <w:r>
-            <w:rPr>
-              <w:rStyle w:val="Hyperlink"/>
-            </w:rPr>
-            <w:t xml:space="preserve">n, waar </w:t>
-          </w:r>
-        </w:hyperlink>
-      </w:r>
-      <w:r>
-        <w:rPr>
-          <w:u w:val="single" w:color="0000ff"/>
-          <w:rFonts w:ascii="Charis SIL Regular" w:hAnsi="Charis SIL Regular" w:eastAsia="Charis SIL Regular"/>
-          <w:b w:val="0"/>
-          <w:i w:val="0"/>
-          <w:color w:val="000000"/>
-          <w:sz w:val="24"/>
-        </w:rPr>
-        <w:hyperlink r:id="rId58" w:history="1">
-          <w:r>
-            <w:rPr>
-              <w:rStyle w:val="Hyperlink"/>
-            </w:rPr>
-            <w:t>die</w:t>
-          </w:r>
-        </w:hyperlink>
-      </w:r>
-      <w:r>
-        <w:rPr>
-          <w:u w:val="single" w:color="0000ff"/>
-          <w:rFonts w:ascii="Charis SIL Regular" w:hAnsi="Charis SIL Regular" w:eastAsia="Charis SIL Regular"/>
-          <w:b w:val="0"/>
-          <w:i w:val="0"/>
-          <w:color w:val="000000"/>
-          <w:sz w:val="24"/>
-        </w:rPr>
-        <w:t xml:space="preserve"> </w:t>
-      </w:r>
-      <w:r>
-        <w:rPr>
-          <w:u w:val="single" w:color="0000ff"/>
-          <w:rFonts w:ascii="Charis SIL Regular" w:hAnsi="Charis SIL Regular" w:eastAsia="Charis SIL Regular"/>
-          <w:b w:val="0"/>
-          <w:i w:val="0"/>
-          <w:color w:val="000000"/>
-          <w:sz w:val="24"/>
-        </w:rPr>
-        <w:hyperlink r:id="rId58" w:history="1">
-          <w:r>
-            <w:rPr>
-              <w:rStyle w:val="Hyperlink"/>
-            </w:rPr>
-            <w:t>is opg</w:t>
-          </w:r>
-        </w:hyperlink>
-      </w:r>
-      <w:r>
-        <w:rPr>
-          <w:rFonts w:ascii="Charis SIL Regular" w:hAnsi="Charis SIL Regular" w:eastAsia="Charis SIL Regular"/>
-          <w:b w:val="0"/>
-          <w:i w:val="0"/>
-          <w:color w:val="000000"/>
-          <w:sz w:val="24"/>
-        </w:rPr>
-        <w:t xml:space="preserve">enomen onder </w:t>
-      </w:r>
-      <w:r>
-        <w:rPr>
-          <w:rFonts w:ascii="Charis SIL Regular" w:hAnsi="Charis SIL Regular" w:eastAsia="Charis SIL Regular"/>
-          <w:b w:val="0"/>
-          <w:i w:val="0"/>
-          <w:color w:val="000000"/>
-          <w:sz w:val="24"/>
-        </w:rPr>
-        <w:t xml:space="preserve">serienummers </w:t>
-      </w:r>
-      <w:r>
-        <w:rPr>
-          <w:rFonts w:ascii="Charis SIL Regular" w:hAnsi="Charis SIL Regular" w:eastAsia="Charis SIL Regular"/>
-          <w:b w:val="0"/>
-          <w:i w:val="0"/>
-          <w:color w:val="0000FF"/>
-          <w:sz w:val="24"/>
-          <w:u w:val="single"/>
-        </w:rPr>
         <w:hyperlink r:id="rId59" w:history="1">
-          <w:r>
-            <w:rPr>
-              <w:rStyle w:val="Hyperlink"/>
-            </w:rPr>
-            <w:t>RV-1443</w:t>
-          </w:r>
-        </w:hyperlink>
-      </w:r>
-      <w:r>
-        <w:rPr>
-          <w:rFonts w:ascii="Charis SIL Regular" w:hAnsi="Charis SIL Regular" w:eastAsia="Charis SIL Regular"/>
-          <w:b w:val="0"/>
-          <w:i w:val="0"/>
-          <w:color w:val="000000"/>
-          <w:sz w:val="24"/>
-        </w:rPr>
-        <w:t xml:space="preserve"> en </w:t>
-      </w:r>
-      <w:r>
-        <w:rPr>
-          <w:rFonts w:ascii="Charis SIL Regular" w:hAnsi="Charis SIL Regular" w:eastAsia="Charis SIL Regular"/>
-          <w:b w:val="0"/>
-          <w:i w:val="0"/>
-          <w:color w:val="0000FF"/>
-          <w:sz w:val="24"/>
-          <w:u w:val="single"/>
-        </w:rPr>
-        <w:hyperlink r:id="rId60" w:history="1">
           <w:r>
             <w:rPr>
               <w:rStyle w:val="Hyperlink"/>
@@ -7288,24 +7338,131 @@
           <w:sz w:val="24"/>
           <w:u w:val="single"/>
         </w:rPr>
+        <w:hyperlink r:id="rId60" w:history="1">
+          <w:r>
+            <w:rPr>
+              <w:rStyle w:val="Hyperlink"/>
+            </w:rPr>
+            <w:t>RV-1817</w:t>
+          </w:r>
+        </w:hyperlink>
+      </w:r>
+      <w:r>
+        <w:rPr>
+          <w:rFonts w:ascii="Charis SIL Regular" w:hAnsi="Charis SIL Regular" w:eastAsia="Charis SIL Regular"/>
+          <w:b w:val="0"/>
+          <w:i w:val="0"/>
+          <w:color w:val="000000"/>
+          <w:sz w:val="24"/>
+        </w:rPr>
+        <w:t xml:space="preserve"> en </w:t>
+      </w:r>
+      <w:r>
+        <w:rPr>
+          <w:rFonts w:ascii="Charis SIL Regular" w:hAnsi="Charis SIL Regular" w:eastAsia="Charis SIL Regular"/>
+          <w:b w:val="0"/>
+          <w:i w:val="0"/>
+          <w:color w:val="0000FF"/>
+          <w:sz w:val="24"/>
+          <w:u w:val="single"/>
+        </w:rPr>
         <w:hyperlink r:id="rId61" w:history="1">
           <w:r>
             <w:rPr>
               <w:rStyle w:val="Hyperlink"/>
             </w:rPr>
-            <w:t>RV-1817</w:t>
-          </w:r>
-        </w:hyperlink>
-      </w:r>
-      <w:r>
-        <w:rPr>
-          <w:rFonts w:ascii="Charis SIL Regular" w:hAnsi="Charis SIL Regular" w:eastAsia="Charis SIL Regular"/>
-          <w:b w:val="0"/>
-          <w:i w:val="0"/>
-          <w:color w:val="000000"/>
-          <w:sz w:val="24"/>
-        </w:rPr>
-        <w:t xml:space="preserve"> en </w:t>
+            <w:t>RV-2349</w:t>
+          </w:r>
+        </w:hyperlink>
+      </w:r>
+      <w:r>
+        <w:rPr>
+          <w:rFonts w:ascii="Charis SIL Regular" w:hAnsi="Charis SIL Regular" w:eastAsia="Charis SIL Regular"/>
+          <w:b w:val="0"/>
+          <w:i w:val="0"/>
+          <w:color w:val="000000"/>
+          <w:sz w:val="24"/>
+        </w:rPr>
+        <w:t xml:space="preserve"> werden in respectievelijk 1912 en 1937 geschonken aan het </w:t>
+      </w:r>
+      <w:r>
+        <w:rPr>
+          <w:rFonts w:ascii="Charis SIL Regular" w:hAnsi="Charis SIL Regular" w:eastAsia="Charis SIL Regular"/>
+          <w:b w:val="0"/>
+          <w:i w:val="0"/>
+          <w:color w:val="000000"/>
+          <w:sz w:val="24"/>
+        </w:rPr>
+        <w:t>museum i</w:t>
+      </w:r>
+      <w:r>
+        <w:rPr>
+          <w:u w:val="single" w:color="0000ff"/>
+          <w:rFonts w:ascii="Charis SIL Regular" w:hAnsi="Charis SIL Regular" w:eastAsia="Charis SIL Regular"/>
+          <w:b w:val="0"/>
+          <w:i w:val="0"/>
+          <w:color w:val="000000"/>
+          <w:sz w:val="24"/>
+        </w:rPr>
+        <w:hyperlink r:id="rId60" w:history="1">
+          <w:r>
+            <w:rPr>
+              <w:rStyle w:val="Hyperlink"/>
+            </w:rPr>
+            <w:t>n Leiden.</w:t>
+          </w:r>
+        </w:hyperlink>
+      </w:r>
+      <w:r>
+        <w:rPr>
+          <w:rFonts w:ascii="Charis SIL Regular" w:hAnsi="Charis SIL Regular" w:eastAsia="Charis SIL Regular"/>
+          <w:b w:val="0"/>
+          <w:i w:val="0"/>
+          <w:color w:val="000000"/>
+          <w:sz w:val="24"/>
+        </w:rPr>
+        <w:t xml:space="preserve"> Te</w:t>
+      </w:r>
+      <w:r>
+        <w:rPr>
+          <w:u w:val="single" w:color="0000ff"/>
+          <w:rFonts w:ascii="Charis SIL Regular" w:hAnsi="Charis SIL Regular" w:eastAsia="Charis SIL Regular"/>
+          <w:b w:val="0"/>
+          <w:i w:val="0"/>
+          <w:color w:val="000000"/>
+          <w:sz w:val="24"/>
+        </w:rPr>
+        <w:hyperlink r:id="rId61" w:history="1">
+          <w:r>
+            <w:rPr>
+              <w:rStyle w:val="Hyperlink"/>
+            </w:rPr>
+            <w:t>nslotte le</w:t>
+          </w:r>
+        </w:hyperlink>
+      </w:r>
+      <w:r>
+        <w:rPr>
+          <w:rFonts w:ascii="Charis SIL Regular" w:hAnsi="Charis SIL Regular" w:eastAsia="Charis SIL Regular"/>
+          <w:b w:val="0"/>
+          <w:i w:val="0"/>
+          <w:color w:val="000000"/>
+          <w:sz w:val="24"/>
+        </w:rPr>
+        <w:t xml:space="preserve">verde de KNAG-expeditie in 1926 naar het </w:t>
+      </w:r>
+      <w:r>
+        <w:br/>
+      </w:r>
+      <w:r>
+        <w:rPr>
+          <w:rFonts w:ascii="Charis SIL Regular" w:hAnsi="Charis SIL Regular" w:eastAsia="Charis SIL Regular"/>
+          <w:b w:val="0"/>
+          <w:i w:val="0"/>
+          <w:color w:val="000000"/>
+          <w:sz w:val="24"/>
+        </w:rPr>
+        <w:t xml:space="preserve">Wilhelminagebergte door Gerold Stahel de serie </w:t>
       </w:r>
       <w:r>
         <w:rPr>
@@ -7317,113 +7474,6 @@
           <w:u w:val="single"/>
         </w:rPr>
         <w:hyperlink r:id="rId62" w:history="1">
-          <w:r>
-            <w:rPr>
-              <w:rStyle w:val="Hyperlink"/>
-            </w:rPr>
-            <w:t>RV-2349</w:t>
-          </w:r>
-        </w:hyperlink>
-      </w:r>
-      <w:r>
-        <w:rPr>
-          <w:rFonts w:ascii="Charis SIL Regular" w:hAnsi="Charis SIL Regular" w:eastAsia="Charis SIL Regular"/>
-          <w:b w:val="0"/>
-          <w:i w:val="0"/>
-          <w:color w:val="000000"/>
-          <w:sz w:val="24"/>
-        </w:rPr>
-        <w:t xml:space="preserve"> werden in respectievelijk 1912 en 1937 geschonken aan het </w:t>
-      </w:r>
-      <w:r>
-        <w:rPr>
-          <w:rFonts w:ascii="Charis SIL Regular" w:hAnsi="Charis SIL Regular" w:eastAsia="Charis SIL Regular"/>
-          <w:b w:val="0"/>
-          <w:i w:val="0"/>
-          <w:color w:val="000000"/>
-          <w:sz w:val="24"/>
-        </w:rPr>
-        <w:t>museum i</w:t>
-      </w:r>
-      <w:r>
-        <w:rPr>
-          <w:u w:val="single" w:color="0000ff"/>
-          <w:rFonts w:ascii="Charis SIL Regular" w:hAnsi="Charis SIL Regular" w:eastAsia="Charis SIL Regular"/>
-          <w:b w:val="0"/>
-          <w:i w:val="0"/>
-          <w:color w:val="000000"/>
-          <w:sz w:val="24"/>
-        </w:rPr>
-        <w:hyperlink r:id="rId61" w:history="1">
-          <w:r>
-            <w:rPr>
-              <w:rStyle w:val="Hyperlink"/>
-            </w:rPr>
-            <w:t>n Leiden.</w:t>
-          </w:r>
-        </w:hyperlink>
-      </w:r>
-      <w:r>
-        <w:rPr>
-          <w:rFonts w:ascii="Charis SIL Regular" w:hAnsi="Charis SIL Regular" w:eastAsia="Charis SIL Regular"/>
-          <w:b w:val="0"/>
-          <w:i w:val="0"/>
-          <w:color w:val="000000"/>
-          <w:sz w:val="24"/>
-        </w:rPr>
-        <w:t xml:space="preserve"> Te</w:t>
-      </w:r>
-      <w:r>
-        <w:rPr>
-          <w:u w:val="single" w:color="0000ff"/>
-          <w:rFonts w:ascii="Charis SIL Regular" w:hAnsi="Charis SIL Regular" w:eastAsia="Charis SIL Regular"/>
-          <w:b w:val="0"/>
-          <w:i w:val="0"/>
-          <w:color w:val="000000"/>
-          <w:sz w:val="24"/>
-        </w:rPr>
-        <w:hyperlink r:id="rId62" w:history="1">
-          <w:r>
-            <w:rPr>
-              <w:rStyle w:val="Hyperlink"/>
-            </w:rPr>
-            <w:t>nslotte le</w:t>
-          </w:r>
-        </w:hyperlink>
-      </w:r>
-      <w:r>
-        <w:rPr>
-          <w:rFonts w:ascii="Charis SIL Regular" w:hAnsi="Charis SIL Regular" w:eastAsia="Charis SIL Regular"/>
-          <w:b w:val="0"/>
-          <w:i w:val="0"/>
-          <w:color w:val="000000"/>
-          <w:sz w:val="24"/>
-        </w:rPr>
-        <w:t xml:space="preserve">verde de KNAG-expeditie in 1926 naar het </w:t>
-      </w:r>
-      <w:r>
-        <w:br/>
-      </w:r>
-      <w:r>
-        <w:rPr>
-          <w:rFonts w:ascii="Charis SIL Regular" w:hAnsi="Charis SIL Regular" w:eastAsia="Charis SIL Regular"/>
-          <w:b w:val="0"/>
-          <w:i w:val="0"/>
-          <w:color w:val="000000"/>
-          <w:sz w:val="24"/>
-        </w:rPr>
-        <w:t xml:space="preserve">Wilhelminagebergte door Gerold Stahel de serie </w:t>
-      </w:r>
-      <w:r>
-        <w:rPr>
-          <w:rFonts w:ascii="Charis SIL Regular" w:hAnsi="Charis SIL Regular" w:eastAsia="Charis SIL Regular"/>
-          <w:b w:val="0"/>
-          <w:i w:val="0"/>
-          <w:color w:val="0000FF"/>
-          <w:sz w:val="24"/>
-          <w:u w:val="single"/>
-        </w:rPr>
-        <w:hyperlink r:id="rId63" w:history="1">
           <w:r>
             <w:rPr>
               <w:rStyle w:val="Hyperlink"/>
@@ -7471,7 +7521,7 @@
           <w:sz w:val="24"/>
           <w:u w:val="single"/>
         </w:rPr>
-        <w:hyperlink r:id="rId22" w:history="1">
+        <w:hyperlink r:id="rId63" w:history="1">
           <w:r>
             <w:rPr>
               <w:rStyle w:val="Hyperlink"/>
@@ -7489,7 +7539,7 @@
           <w:sz w:val="24"/>
           <w:u w:val="single"/>
         </w:rPr>
-        <w:hyperlink r:id="rId22" w:history="1">
+        <w:hyperlink r:id="rId63" w:history="1">
           <w:r>
             <w:rPr>
               <w:rStyle w:val="Hyperlink"/>
@@ -7517,7 +7567,7 @@
           <w:color w:val="000000"/>
           <w:sz w:val="24"/>
         </w:rPr>
-        <w:hyperlink r:id="rId22" w:history="1">
+        <w:hyperlink r:id="rId63" w:history="1">
           <w:r>
             <w:rPr>
               <w:rStyle w:val="Hyperlink"/>
@@ -7535,7 +7585,7 @@
           <w:sz w:val="24"/>
           <w:u w:val="single"/>
         </w:rPr>
-        <w:hyperlink r:id="rId22" w:history="1">
+        <w:hyperlink r:id="rId64" w:history="1">
           <w:r>
             <w:rPr>
               <w:rStyle w:val="Hyperlink"/>
@@ -8138,7 +8188,7 @@
           <w:color w:val="000000"/>
           <w:sz w:val="24"/>
         </w:rPr>
-        <w:t>gekregen. De privécollectie die ze bij de bezoeken aanlegden</w:t>
+        <w:t xml:space="preserve">gekregen. De privécollectie die ze bij de bezoeken aanlegden bevindt zich </w:t>
       </w:r>
       <w:r>
         <w:rPr>
@@ -8154,24 +8204,6 @@
             <w:rPr>
               <w:rStyle w:val="Hyperlink"/>
             </w:rPr>
-            <w:t xml:space="preserve"> bevindt zich </w:t>
-          </w:r>
-        </w:hyperlink>
-      </w:r>
-      <w:r>
-        <w:rPr>
-          <w:u w:val="single" w:color="0000ff"/>
-          <w:rFonts w:ascii="Charis SIL Regular" w:hAnsi="Charis SIL Regular" w:eastAsia="Charis SIL Regular"/>
-          <w:b w:val="0"/>
-          <w:i w:val="0"/>
-          <w:color w:val="000000"/>
-          <w:sz w:val="24"/>
-        </w:rPr>
-        <w:hyperlink r:id="rId67" w:history="1">
-          <w:r>
-            <w:rPr>
-              <w:rStyle w:val="Hyperlink"/>
-            </w:rPr>
             <w:t xml:space="preserve">nu in </w:t>
           </w:r>
         </w:hyperlink>
@@ -8429,7 +8461,7 @@
           <w:sz w:val="24"/>
           <w:u w:val="single"/>
         </w:rPr>
-        <w:hyperlink r:id="rId69" w:history="1">
+        <w:hyperlink r:id="rId68" w:history="1">
           <w:r>
             <w:rPr>
               <w:rStyle w:val="Hyperlink"/>
@@ -8447,7 +8479,7 @@
           <w:sz w:val="24"/>
           <w:u w:val="single"/>
         </w:rPr>
-        <w:hyperlink r:id="rId69" w:history="1">
+        <w:hyperlink r:id="rId68" w:history="1">
           <w:r>
             <w:rPr>
               <w:rStyle w:val="Hyperlink"/>
@@ -8465,7 +8497,7 @@
           <w:sz w:val="24"/>
           <w:u w:val="single"/>
         </w:rPr>
-        <w:hyperlink r:id="rId69" w:history="1">
+        <w:hyperlink r:id="rId68" w:history="1">
           <w:r>
             <w:rPr>
               <w:rStyle w:val="Hyperlink"/>
@@ -8512,7 +8544,7 @@
           <w:sz w:val="24"/>
           <w:u w:val="single"/>
         </w:rPr>
-        <w:hyperlink r:id="rId69" w:history="1">
+        <w:hyperlink r:id="rId68" w:history="1">
           <w:r>
             <w:rPr>
               <w:rStyle w:val="Hyperlink"/>
@@ -8577,7 +8609,7 @@
           <w:sz w:val="24"/>
           <w:u w:val="single"/>
         </w:rPr>
-        <w:hyperlink r:id="rId69" w:history="1">
+        <w:hyperlink r:id="rId68" w:history="1">
           <w:r>
             <w:rPr>
               <w:rStyle w:val="Hyperlink"/>
@@ -8613,7 +8645,7 @@
           <w:sz w:val="24"/>
           <w:u w:val="single"/>
         </w:rPr>
-        <w:hyperlink r:id="rId69" w:history="1">
+        <w:hyperlink r:id="rId68" w:history="1">
           <w:r>
             <w:rPr>
               <w:rStyle w:val="Hyperlink"/>
@@ -8631,7 +8663,7 @@
           <w:sz w:val="24"/>
           <w:u w:val="single"/>
         </w:rPr>
-        <w:hyperlink r:id="rId69" w:history="1">
+        <w:hyperlink r:id="rId68" w:history="1">
           <w:r>
             <w:rPr>
               <w:rStyle w:val="Hyperlink"/>
@@ -8660,7 +8692,7 @@
           <w:sz w:val="24"/>
           <w:u w:val="single"/>
         </w:rPr>
-        <w:hyperlink r:id="rId69" w:history="1">
+        <w:hyperlink r:id="rId68" w:history="1">
           <w:r>
             <w:rPr>
               <w:rStyle w:val="Hyperlink"/>
@@ -8678,7 +8710,7 @@
           <w:sz w:val="24"/>
           <w:u w:val="single"/>
         </w:rPr>
-        <w:hyperlink r:id="rId69" w:history="1">
+        <w:hyperlink r:id="rId68" w:history="1">
           <w:r>
             <w:rPr>
               <w:rStyle w:val="Hyperlink"/>
@@ -8896,18 +8928,26 @@
           <w:i w:val="0"/>
           <w:color w:val="0000FF"/>
           <w:sz w:val="24"/>
-        </w:rPr>
-        <w:t>Ame</w:t>
-      </w:r>
-      <w:r>
-        <w:rPr>
-          <w:rFonts w:ascii="Charis SIL Regular" w:hAnsi="Charis SIL Regular" w:eastAsia="Charis SIL Regular"/>
-          <w:b w:val="0"/>
-          <w:i w:val="0"/>
-          <w:color w:val="0000FF"/>
-          <w:sz w:val="24"/>
           <w:u w:val="single"/>
         </w:rPr>
+        <w:hyperlink r:id="rId71" w:history="1">
+          <w:r>
+            <w:rPr>
+              <w:rStyle w:val="Hyperlink"/>
+            </w:rPr>
+            <w:t>Ame</w:t>
+          </w:r>
+        </w:hyperlink>
+      </w:r>
+      <w:r>
+        <w:rPr>
+          <w:rFonts w:ascii="Charis SIL Regular" w:hAnsi="Charis SIL Regular" w:eastAsia="Charis SIL Regular"/>
+          <w:b w:val="0"/>
+          <w:i w:val="0"/>
+          <w:color w:val="0000FF"/>
+          <w:sz w:val="24"/>
+          <w:u w:val="single"/>
+        </w:rPr>
         <w:hyperlink r:id="rId70" w:history="1">
           <w:r>
             <w:rPr>
@@ -9069,7 +9109,7 @@
           <w:color w:val="000000"/>
           <w:sz w:val="24"/>
         </w:rPr>
-        <w:t>Monteux en Marc Richard fin</w:t>
+        <w:t>Monteux en Marc R</w:t>
       </w:r>
       <w:r>
         <w:rPr>
@@ -9080,12 +9120,33 @@
           <w:color w:val="000000"/>
           <w:sz w:val="24"/>
         </w:rPr>
+        <w:t>ichard financierde</w:t>
+      </w:r>
+      <w:r>
+        <w:rPr>
+          <w:rFonts w:ascii="Charis SIL Regular" w:hAnsi="Charis SIL Regular" w:eastAsia="Charis SIL Regular"/>
+          <w:b w:val="0"/>
+          <w:i w:val="0"/>
+          <w:color w:val="000000"/>
+          <w:sz w:val="24"/>
+        </w:rPr>
+        <w:t>n</w:t>
+      </w:r>
+      <w:r>
+        <w:rPr>
+          <w:u w:val="single" w:color="0000ff"/>
+          <w:rFonts w:ascii="Charis SIL Regular" w:hAnsi="Charis SIL Regular" w:eastAsia="Charis SIL Regular"/>
+          <w:b w:val="0"/>
+          <w:i w:val="0"/>
+          <w:color w:val="000000"/>
+          <w:sz w:val="24"/>
+        </w:rPr>
         <w:hyperlink r:id="rId71" w:history="1">
           <w:r>
             <w:rPr>
               <w:rStyle w:val="Hyperlink"/>
             </w:rPr>
-            <w:t>ancierde</w:t>
+            <w:t xml:space="preserve"> i</w:t>
           </w:r>
         </w:hyperlink>
       </w:r>
@@ -9121,7 +9182,7 @@
             <w:rPr>
               <w:rStyle w:val="Hyperlink"/>
             </w:rPr>
-            <w:t xml:space="preserve"> i</w:t>
+            <w:t xml:space="preserve"> 1931 </w:t>
           </w:r>
         </w:hyperlink>
       </w:r>
@@ -9139,7 +9200,7 @@
             <w:rPr>
               <w:rStyle w:val="Hyperlink"/>
             </w:rPr>
-            <w:t>n</w:t>
+            <w:t>e</w:t>
           </w:r>
         </w:hyperlink>
       </w:r>
@@ -9157,9 +9218,77 @@
             <w:rPr>
               <w:rStyle w:val="Hyperlink"/>
             </w:rPr>
-            <w:t xml:space="preserve"> 1931 </w:t>
-          </w:r>
-        </w:hyperlink>
+            <w:t>en mult</w:t>
+          </w:r>
+        </w:hyperlink>
+      </w:r>
+      <w:r>
+        <w:rPr>
+          <w:rFonts w:ascii="Charis SIL Regular" w:hAnsi="Charis SIL Regular" w:eastAsia="Charis SIL Regular"/>
+          <w:b w:val="0"/>
+          <w:i w:val="0"/>
+          <w:color w:val="000000"/>
+          <w:sz w:val="24"/>
+        </w:rPr>
+        <w:t xml:space="preserve">idisciplinaire onderzoeksmissie naar </w:t>
+      </w:r>
+      <w:r>
+        <w:rPr>
+          <w:rFonts w:ascii="Charis SIL Regular" w:hAnsi="Charis SIL Regular" w:eastAsia="Charis SIL Regular"/>
+          <w:b w:val="0"/>
+          <w:i w:val="0"/>
+          <w:color w:val="000000"/>
+          <w:sz w:val="24"/>
+        </w:rPr>
+        <w:t xml:space="preserve">Frans-Guyana, die een </w:t>
+      </w:r>
+      <w:r>
+        <w:rPr>
+          <w:rFonts w:ascii="Charis SIL Regular" w:hAnsi="Charis SIL Regular" w:eastAsia="Charis SIL Regular"/>
+          <w:b w:val="0"/>
+          <w:i w:val="0"/>
+          <w:color w:val="0000FF"/>
+          <w:sz w:val="24"/>
+          <w:u w:val="single"/>
+        </w:rPr>
+        <w:hyperlink r:id="rId72" w:history="1">
+          <w:r>
+            <w:rPr>
+              <w:rStyle w:val="Hyperlink"/>
+            </w:rPr>
+            <w:t>verzameling</w:t>
+          </w:r>
+        </w:hyperlink>
+      </w:r>
+      <w:r>
+        <w:rPr>
+          <w:rFonts w:ascii="Charis SIL Regular" w:hAnsi="Charis SIL Regular" w:eastAsia="Charis SIL Regular"/>
+          <w:b w:val="0"/>
+          <w:i w:val="0"/>
+          <w:color w:val="000000"/>
+          <w:sz w:val="24"/>
+        </w:rPr>
+        <w:t xml:space="preserve"> voorwerpen opleverde die werd geschonken aan het </w:t>
+      </w:r>
+      <w:r>
+        <w:rPr>
+          <w:rFonts w:ascii="Charis SIL Italic" w:hAnsi="Charis SIL Italic" w:eastAsia="Charis SIL Italic"/>
+          <w:b w:val="0"/>
+          <w:i/>
+          <w:color w:val="000000"/>
+          <w:sz w:val="24"/>
+        </w:rPr>
+        <w:t>Musée du Trocadéro</w:t>
+      </w:r>
+      <w:r>
+        <w:rPr>
+          <w:rFonts w:ascii="Charis SIL Regular" w:hAnsi="Charis SIL Regular" w:eastAsia="Charis SIL Regular"/>
+          <w:b w:val="0"/>
+          <w:i w:val="0"/>
+          <w:color w:val="000000"/>
+          <w:sz w:val="24"/>
+        </w:rPr>
+        <w:t>. In</w:t>
       </w:r>
       <w:r>
         <w:rPr>
@@ -9170,14 +9299,7 @@
           <w:color w:val="000000"/>
           <w:sz w:val="24"/>
         </w:rPr>
-        <w:hyperlink r:id="rId71" w:history="1">
-          <w:r>
-            <w:rPr>
-              <w:rStyle w:val="Hyperlink"/>
-            </w:rPr>
-            <w:t>e</w:t>
-          </w:r>
-        </w:hyperlink>
+        <w:t xml:space="preserve"> </w:t>
       </w:r>
       <w:r>
         <w:rPr>
@@ -9188,34 +9310,14 @@
           <w:color w:val="000000"/>
           <w:sz w:val="24"/>
         </w:rPr>
-        <w:hyperlink r:id="rId71" w:history="1">
-          <w:r>
-            <w:rPr>
-              <w:rStyle w:val="Hyperlink"/>
-            </w:rPr>
-            <w:t>en mult</w:t>
-          </w:r>
-        </w:hyperlink>
-      </w:r>
-      <w:r>
-        <w:rPr>
-          <w:rFonts w:ascii="Charis SIL Regular" w:hAnsi="Charis SIL Regular" w:eastAsia="Charis SIL Regular"/>
-          <w:b w:val="0"/>
-          <w:i w:val="0"/>
-          <w:color w:val="000000"/>
-          <w:sz w:val="24"/>
-        </w:rPr>
-        <w:t xml:space="preserve">idisciplinaire onderzoeksmissie naar </w:t>
-      </w:r>
-      <w:r>
-        <w:rPr>
-          <w:rFonts w:ascii="Charis SIL Regular" w:hAnsi="Charis SIL Regular" w:eastAsia="Charis SIL Regular"/>
-          <w:b w:val="0"/>
-          <w:i w:val="0"/>
-          <w:color w:val="000000"/>
-          <w:sz w:val="24"/>
-        </w:rPr>
-        <w:t xml:space="preserve">Frans-Guyana, die een </w:t>
+        <w:hyperlink r:id="rId72" w:history="1">
+          <w:r>
+            <w:rPr>
+              <w:rStyle w:val="Hyperlink"/>
+            </w:rPr>
+            <w:t xml:space="preserve">1934 </w:t>
+          </w:r>
+        </w:hyperlink>
       </w:r>
       <w:r>
         <w:rPr>
@@ -9227,65 +9329,6 @@
           <w:u w:val="single"/>
         </w:rPr>
         <w:hyperlink r:id="rId72" w:history="1">
-          <w:r>
-            <w:rPr>
-              <w:rStyle w:val="Hyperlink"/>
-            </w:rPr>
-            <w:t>verzameling</w:t>
-          </w:r>
-        </w:hyperlink>
-      </w:r>
-      <w:r>
-        <w:rPr>
-          <w:rFonts w:ascii="Charis SIL Regular" w:hAnsi="Charis SIL Regular" w:eastAsia="Charis SIL Regular"/>
-          <w:b w:val="0"/>
-          <w:i w:val="0"/>
-          <w:color w:val="000000"/>
-          <w:sz w:val="24"/>
-        </w:rPr>
-        <w:t xml:space="preserve"> voorwerpen opleverde die werd geschonken aan het </w:t>
-      </w:r>
-      <w:r>
-        <w:rPr>
-          <w:rFonts w:ascii="Charis SIL Italic" w:hAnsi="Charis SIL Italic" w:eastAsia="Charis SIL Italic"/>
-          <w:b w:val="0"/>
-          <w:i/>
-          <w:color w:val="000000"/>
-          <w:sz w:val="24"/>
-        </w:rPr>
-        <w:t>Musée du Trocadéro</w:t>
-      </w:r>
-      <w:r>
-        <w:rPr>
-          <w:rFonts w:ascii="Charis SIL Regular" w:hAnsi="Charis SIL Regular" w:eastAsia="Charis SIL Regular"/>
-          <w:b w:val="0"/>
-          <w:i w:val="0"/>
-          <w:color w:val="000000"/>
-          <w:sz w:val="24"/>
-        </w:rPr>
-        <w:t>. In</w:t>
-      </w:r>
-      <w:r>
-        <w:rPr>
-          <w:u w:val="single" w:color="0000ff"/>
-          <w:rFonts w:ascii="Charis SIL Regular" w:hAnsi="Charis SIL Regular" w:eastAsia="Charis SIL Regular"/>
-          <w:b w:val="0"/>
-          <w:i w:val="0"/>
-          <w:color w:val="000000"/>
-          <w:sz w:val="24"/>
-        </w:rPr>
-        <w:t xml:space="preserve"> 1934 </w:t>
-      </w:r>
-      <w:r>
-        <w:rPr>
-          <w:rFonts w:ascii="Charis SIL Regular" w:hAnsi="Charis SIL Regular" w:eastAsia="Charis SIL Regular"/>
-          <w:b w:val="0"/>
-          <w:i w:val="0"/>
-          <w:color w:val="0000FF"/>
-          <w:sz w:val="24"/>
-          <w:u w:val="single"/>
-        </w:rPr>
-        <w:hyperlink r:id="rId73" w:history="1">
           <w:r>
             <w:rPr>
               <w:rStyle w:val="Hyperlink"/>
@@ -9818,7 +9861,14 @@
           <w:color w:val="000000"/>
           <w:sz w:val="24"/>
         </w:rPr>
-        <w:t>e aanlegd</w:t>
+        <w:hyperlink r:id="rId78" w:history="1">
+          <w:r>
+            <w:rPr>
+              <w:rStyle w:val="Hyperlink"/>
+            </w:rPr>
+            <w:t>e aanlegd</w:t>
+          </w:r>
+        </w:hyperlink>
       </w:r>
       <w:r>
         <w:rPr>
@@ -10642,21 +10692,13 @@
       </w:r>
       <w:r>
         <w:rPr>
-          <w:u w:val="single" w:color="0000ff"/>
-          <w:rFonts w:ascii="Charis SIL Regular" w:hAnsi="Charis SIL Regular" w:eastAsia="Charis SIL Regular"/>
-          <w:b w:val="0"/>
-          <w:i w:val="0"/>
-          <w:color w:val="000000"/>
-          <w:sz w:val="24"/>
-        </w:rPr>
-        <w:hyperlink r:id="rId84" w:history="1">
-          <w:r>
-            <w:rPr>
-              <w:rStyle w:val="Hyperlink"/>
-            </w:rPr>
-            <w:t>Okanisi k</w:t>
-          </w:r>
-        </w:hyperlink>
+          <w:rFonts w:ascii="Charis SIL Regular" w:hAnsi="Charis SIL Regular" w:eastAsia="Charis SIL Regular"/>
+          <w:b w:val="0"/>
+          <w:i w:val="0"/>
+          <w:color w:val="000000"/>
+          <w:sz w:val="24"/>
+        </w:rPr>
+        <w:t>Okanisi k</w:t>
       </w:r>
       <w:r>
         <w:rPr>
@@ -11231,6 +11273,7 @@
           <w:i w:val="0"/>
           <w:color w:val="0000FF"/>
           <w:sz w:val="24"/>
+          <w:u w:val="single"/>
         </w:rPr>
         <w:t>s</w:t>
       </w:r>
@@ -11582,24 +11625,36 @@
             <w:rPr>
               <w:rStyle w:val="Hyperlink"/>
             </w:rPr>
-            <w:t>profie</w:t>
-          </w:r>
-        </w:hyperlink>
-      </w:r>
-      <w:r>
-        <w:rPr>
-          <w:rFonts w:ascii="Charis SIL Regular" w:hAnsi="Charis SIL Regular" w:eastAsia="Charis SIL Regular"/>
-          <w:b w:val="0"/>
-          <w:i w:val="0"/>
-          <w:color w:val="0000FF"/>
-          <w:sz w:val="24"/>
+            <w:t>profiel</w:t>
+          </w:r>
+        </w:hyperlink>
+      </w:r>
+      <w:r>
+        <w:rPr>
+          <w:rFonts w:ascii="Charis SIL Regular" w:hAnsi="Charis SIL Regular" w:eastAsia="Charis SIL Regular"/>
+          <w:b w:val="0"/>
+          <w:i w:val="0"/>
+          <w:color w:val="0000FF"/>
+          <w:sz w:val="24"/>
+          <w:u w:val="single"/>
+        </w:rPr>
+        <w:t>-</w:t>
+      </w:r>
+      <w:r>
+        <w:rPr>
+          <w:rFonts w:ascii="Charis SIL Regular" w:hAnsi="Charis SIL Regular" w:eastAsia="Charis SIL Regular"/>
+          <w:b w:val="0"/>
+          <w:i w:val="0"/>
+          <w:color w:val="0000FF"/>
+          <w:sz w:val="24"/>
+          <w:u w:val="single"/>
         </w:rPr>
         <w:hyperlink r:id="rId87" w:history="1">
           <w:r>
             <w:rPr>
               <w:rStyle w:val="Hyperlink"/>
             </w:rPr>
-            <w:t>l</w:t>
+            <w:t>als</w:t>
           </w:r>
         </w:hyperlink>
       </w:r>
@@ -11612,24 +11667,6 @@
           <w:sz w:val="24"/>
         </w:rPr>
         <w:t>-</w:t>
-      </w:r>
-      <w:r>
-        <w:rPr>
-          <w:rFonts w:ascii="Charis SIL Regular" w:hAnsi="Charis SIL Regular" w:eastAsia="Charis SIL Regular"/>
-          <w:b w:val="0"/>
-          <w:i w:val="0"/>
-          <w:color w:val="0000FF"/>
-          <w:sz w:val="24"/>
-          <w:u w:val="single"/>
-        </w:rPr>
-        <w:hyperlink r:id="rId87" w:history="1">
-          <w:r>
-            <w:rPr>
-              <w:rStyle w:val="Hyperlink"/>
-            </w:rPr>
-            <w:t>als-</w:t>
-          </w:r>
-        </w:hyperlink>
       </w:r>
       <w:r>
         <w:rPr>
@@ -12417,7 +12454,7 @@
           <w:sz w:val="24"/>
           <w:u w:val="single"/>
         </w:rPr>
-        <w:hyperlink r:id="rId92" w:history="1">
+        <w:hyperlink r:id="rId91" w:history="1">
           <w:r>
             <w:rPr>
               <w:rStyle w:val="Hyperlink"/>
@@ -12435,7 +12472,7 @@
           <w:sz w:val="24"/>
           <w:u w:val="single"/>
         </w:rPr>
-        <w:hyperlink r:id="rId92" w:history="1">
+        <w:hyperlink r:id="rId91" w:history="1">
           <w:r>
             <w:rPr>
               <w:rStyle w:val="Hyperlink"/>
@@ -12464,7 +12501,7 @@
           <w:sz w:val="24"/>
           <w:u w:val="single"/>
         </w:rPr>
-        <w:hyperlink r:id="rId92" w:history="1">
+        <w:hyperlink r:id="rId91" w:history="1">
           <w:r>
             <w:rPr>
               <w:rStyle w:val="Hyperlink"/>
@@ -12582,7 +12619,7 @@
           <w:sz w:val="24"/>
           <w:u w:val="single"/>
         </w:rPr>
-        <w:hyperlink r:id="rId93" w:history="1">
+        <w:hyperlink r:id="rId92" w:history="1">
           <w:r>
             <w:rPr>
               <w:rStyle w:val="Hyperlink"/>
@@ -12600,7 +12637,7 @@
           <w:sz w:val="24"/>
           <w:u w:val="single"/>
         </w:rPr>
-        <w:hyperlink r:id="rId93" w:history="1">
+        <w:hyperlink r:id="rId92" w:history="1">
           <w:r>
             <w:rPr>
               <w:rStyle w:val="Hyperlink"/>
@@ -12698,7 +12735,7 @@
           <w:sz w:val="24"/>
           <w:u w:val="single"/>
         </w:rPr>
-        <w:hyperlink r:id="rId94" w:history="1">
+        <w:hyperlink r:id="rId93" w:history="1">
           <w:r>
             <w:rPr>
               <w:rStyle w:val="Hyperlink"/>
@@ -12727,7 +12764,7 @@
           <w:sz w:val="24"/>
           <w:u w:val="single"/>
         </w:rPr>
-        <w:hyperlink r:id="rId94" w:history="1">
+        <w:hyperlink r:id="rId93" w:history="1">
           <w:r>
             <w:rPr>
               <w:rStyle w:val="Hyperlink"/>
@@ -12834,12 +12871,69 @@
           <w:sz w:val="24"/>
           <w:u w:val="single"/>
         </w:rPr>
+        <w:hyperlink r:id="rId94" w:history="1">
+          <w:r>
+            <w:rPr>
+              <w:rStyle w:val="Hyperlink"/>
+            </w:rPr>
+            <w:t>WorldCat</w:t>
+          </w:r>
+        </w:hyperlink>
+      </w:r>
+      <w:r>
+        <w:rPr>
+          <w:rFonts w:ascii="Charis SIL Regular" w:hAnsi="Charis SIL Regular" w:eastAsia="Charis SIL Regular"/>
+          <w:b w:val="0"/>
+          <w:i w:val="0"/>
+          <w:color w:val="0000FF"/>
+          <w:sz w:val="24"/>
+          <w:u w:val="single"/>
+        </w:rPr>
+        <w:t xml:space="preserve"> </w:t>
+      </w:r>
+      <w:r>
+        <w:rPr>
+          <w:rFonts w:ascii="Charis SIL Regular" w:hAnsi="Charis SIL Regular" w:eastAsia="Charis SIL Regular"/>
+          <w:b w:val="0"/>
+          <w:i w:val="0"/>
+          <w:color w:val="0000FF"/>
+          <w:sz w:val="24"/>
+          <w:u w:val="single"/>
+        </w:rPr>
+        <w:hyperlink r:id="rId94" w:history="1">
+          <w:r>
+            <w:rPr>
+              <w:rStyle w:val="Hyperlink"/>
+            </w:rPr>
+            <w:t>67392522</w:t>
+          </w:r>
+        </w:hyperlink>
+      </w:r>
+      <w:r>
+        <w:rPr>
+          <w:rFonts w:ascii="Charis SIL Regular" w:hAnsi="Charis SIL Regular" w:eastAsia="Charis SIL Regular"/>
+          <w:b w:val="0"/>
+          <w:i w:val="0"/>
+          <w:color w:val="000000"/>
+          <w:sz w:val="24"/>
+        </w:rPr>
+        <w:t xml:space="preserve">, </w:t>
+      </w:r>
+      <w:r>
+        <w:rPr>
+          <w:rFonts w:ascii="Charis SIL Regular" w:hAnsi="Charis SIL Regular" w:eastAsia="Charis SIL Regular"/>
+          <w:b w:val="0"/>
+          <w:i w:val="0"/>
+          <w:color w:val="0000FF"/>
+          <w:sz w:val="24"/>
+          <w:u w:val="single"/>
+        </w:rPr>
         <w:hyperlink r:id="rId95" w:history="1">
           <w:r>
             <w:rPr>
               <w:rStyle w:val="Hyperlink"/>
             </w:rPr>
-            <w:t>WorldCat</w:t>
+            <w:t>ISBN</w:t>
           </w:r>
         </w:hyperlink>
       </w:r>
@@ -12864,63 +12958,6 @@
           <w:u w:val="single"/>
         </w:rPr>
         <w:hyperlink r:id="rId95" w:history="1">
-          <w:r>
-            <w:rPr>
-              <w:rStyle w:val="Hyperlink"/>
-            </w:rPr>
-            <w:t>67392522</w:t>
-          </w:r>
-        </w:hyperlink>
-      </w:r>
-      <w:r>
-        <w:rPr>
-          <w:rFonts w:ascii="Charis SIL Regular" w:hAnsi="Charis SIL Regular" w:eastAsia="Charis SIL Regular"/>
-          <w:b w:val="0"/>
-          <w:i w:val="0"/>
-          <w:color w:val="000000"/>
-          <w:sz w:val="24"/>
-        </w:rPr>
-        <w:t xml:space="preserve">, </w:t>
-      </w:r>
-      <w:r>
-        <w:rPr>
-          <w:rFonts w:ascii="Charis SIL Regular" w:hAnsi="Charis SIL Regular" w:eastAsia="Charis SIL Regular"/>
-          <w:b w:val="0"/>
-          <w:i w:val="0"/>
-          <w:color w:val="0000FF"/>
-          <w:sz w:val="24"/>
-          <w:u w:val="single"/>
-        </w:rPr>
-        <w:hyperlink r:id="rId96" w:history="1">
-          <w:r>
-            <w:rPr>
-              <w:rStyle w:val="Hyperlink"/>
-            </w:rPr>
-            <w:t>ISBN</w:t>
-          </w:r>
-        </w:hyperlink>
-      </w:r>
-      <w:r>
-        <w:rPr>
-          <w:rFonts w:ascii="Charis SIL Regular" w:hAnsi="Charis SIL Regular" w:eastAsia="Charis SIL Regular"/>
-          <w:b w:val="0"/>
-          <w:i w:val="0"/>
-          <w:color w:val="0000FF"/>
-          <w:sz w:val="24"/>
-          <w:u w:val="single"/>
-        </w:rPr>
-        <w:t xml:space="preserve"> </w:t>
-      </w:r>
-      <w:r>
-        <w:rPr>
-          <w:rFonts w:ascii="Charis SIL Regular" w:hAnsi="Charis SIL Regular" w:eastAsia="Charis SIL Regular"/>
-          <w:b w:val="0"/>
-          <w:i w:val="0"/>
-          <w:color w:val="0000FF"/>
-          <w:sz w:val="24"/>
-          <w:u w:val="single"/>
-        </w:rPr>
-        <w:hyperlink r:id="rId96" w:history="1">
           <w:r>
             <w:rPr>
               <w:rStyle w:val="Hyperlink"/>
@@ -13048,7 +13085,7 @@
           <w:sz w:val="24"/>
           <w:u w:val="single"/>
         </w:rPr>
-        <w:hyperlink r:id="rId97" w:history="1">
+        <w:hyperlink r:id="rId96" w:history="1">
           <w:r>
             <w:rPr>
               <w:rStyle w:val="Hyperlink"/>
@@ -13066,7 +13103,7 @@
           <w:sz w:val="24"/>
           <w:u w:val="single"/>
         </w:rPr>
-        <w:hyperlink r:id="rId97" w:history="1">
+        <w:hyperlink r:id="rId96" w:history="1">
           <w:r>
             <w:rPr>
               <w:rStyle w:val="Hyperlink"/>
@@ -13084,7 +13121,7 @@
           <w:sz w:val="24"/>
           <w:u w:val="single"/>
         </w:rPr>
-        <w:hyperlink r:id="rId97" w:history="1">
+        <w:hyperlink r:id="rId96" w:history="1">
           <w:r>
             <w:rPr>
               <w:rStyle w:val="Hyperlink"/>
@@ -13182,12 +13219,69 @@
           <w:sz w:val="24"/>
           <w:u w:val="single"/>
         </w:rPr>
+        <w:hyperlink r:id="rId97" w:history="1">
+          <w:r>
+            <w:rPr>
+              <w:rStyle w:val="Hyperlink"/>
+            </w:rPr>
+            <w:t>WorldCat</w:t>
+          </w:r>
+        </w:hyperlink>
+      </w:r>
+      <w:r>
+        <w:rPr>
+          <w:rFonts w:ascii="Charis SIL Regular" w:hAnsi="Charis SIL Regular" w:eastAsia="Charis SIL Regular"/>
+          <w:b w:val="0"/>
+          <w:i w:val="0"/>
+          <w:color w:val="0000FF"/>
+          <w:sz w:val="24"/>
+          <w:u w:val="single"/>
+        </w:rPr>
+        <w:t xml:space="preserve"> </w:t>
+      </w:r>
+      <w:r>
+        <w:rPr>
+          <w:rFonts w:ascii="Charis SIL Regular" w:hAnsi="Charis SIL Regular" w:eastAsia="Charis SIL Regular"/>
+          <w:b w:val="0"/>
+          <w:i w:val="0"/>
+          <w:color w:val="0000FF"/>
+          <w:sz w:val="24"/>
+          <w:u w:val="single"/>
+        </w:rPr>
+        <w:hyperlink r:id="rId97" w:history="1">
+          <w:r>
+            <w:rPr>
+              <w:rStyle w:val="Hyperlink"/>
+            </w:rPr>
+            <w:t>1038514699</w:t>
+          </w:r>
+        </w:hyperlink>
+      </w:r>
+      <w:r>
+        <w:rPr>
+          <w:rFonts w:ascii="Charis SIL Regular" w:hAnsi="Charis SIL Regular" w:eastAsia="Charis SIL Regular"/>
+          <w:b w:val="0"/>
+          <w:i w:val="0"/>
+          <w:color w:val="000000"/>
+          <w:sz w:val="24"/>
+        </w:rPr>
+        <w:t xml:space="preserve">, </w:t>
+      </w:r>
+      <w:r>
+        <w:rPr>
+          <w:rFonts w:ascii="Charis SIL Regular" w:hAnsi="Charis SIL Regular" w:eastAsia="Charis SIL Regular"/>
+          <w:b w:val="0"/>
+          <w:i w:val="0"/>
+          <w:color w:val="0000FF"/>
+          <w:sz w:val="24"/>
+          <w:u w:val="single"/>
+        </w:rPr>
         <w:hyperlink r:id="rId98" w:history="1">
           <w:r>
             <w:rPr>
               <w:rStyle w:val="Hyperlink"/>
             </w:rPr>
-            <w:t>WorldCat</w:t>
+            <w:t>ISBN</w:t>
           </w:r>
         </w:hyperlink>
       </w:r>
@@ -13212,63 +13306,6 @@
           <w:u w:val="single"/>
         </w:rPr>
         <w:hyperlink r:id="rId98" w:history="1">
-          <w:r>
-            <w:rPr>
-              <w:rStyle w:val="Hyperlink"/>
-            </w:rPr>
-            <w:t>1038514699</w:t>
-          </w:r>
-        </w:hyperlink>
-      </w:r>
-      <w:r>
-        <w:rPr>
-          <w:rFonts w:ascii="Charis SIL Regular" w:hAnsi="Charis SIL Regular" w:eastAsia="Charis SIL Regular"/>
-          <w:b w:val="0"/>
-          <w:i w:val="0"/>
-          <w:color w:val="000000"/>
-          <w:sz w:val="24"/>
-        </w:rPr>
-        <w:t xml:space="preserve">, </w:t>
-      </w:r>
-      <w:r>
-        <w:rPr>
-          <w:rFonts w:ascii="Charis SIL Regular" w:hAnsi="Charis SIL Regular" w:eastAsia="Charis SIL Regular"/>
-          <w:b w:val="0"/>
-          <w:i w:val="0"/>
-          <w:color w:val="0000FF"/>
-          <w:sz w:val="24"/>
-          <w:u w:val="single"/>
-        </w:rPr>
-        <w:hyperlink r:id="rId99" w:history="1">
-          <w:r>
-            <w:rPr>
-              <w:rStyle w:val="Hyperlink"/>
-            </w:rPr>
-            <w:t>ISBN</w:t>
-          </w:r>
-        </w:hyperlink>
-      </w:r>
-      <w:r>
-        <w:rPr>
-          <w:rFonts w:ascii="Charis SIL Regular" w:hAnsi="Charis SIL Regular" w:eastAsia="Charis SIL Regular"/>
-          <w:b w:val="0"/>
-          <w:i w:val="0"/>
-          <w:color w:val="0000FF"/>
-          <w:sz w:val="24"/>
-          <w:u w:val="single"/>
-        </w:rPr>
-        <w:t xml:space="preserve"> </w:t>
-      </w:r>
-      <w:r>
-        <w:rPr>
-          <w:rFonts w:ascii="Charis SIL Regular" w:hAnsi="Charis SIL Regular" w:eastAsia="Charis SIL Regular"/>
-          <w:b w:val="0"/>
-          <w:i w:val="0"/>
-          <w:color w:val="0000FF"/>
-          <w:sz w:val="24"/>
-          <w:u w:val="single"/>
-        </w:rPr>
-        <w:hyperlink r:id="rId99" w:history="1">
           <w:r>
             <w:rPr>
               <w:rStyle w:val="Hyperlink"/>
@@ -13385,7 +13422,7 @@
           <w:color w:val="0000FF"/>
           <w:sz w:val="24"/>
         </w:rPr>
-        <w:hyperlink r:id="rId100" w:history="1">
+        <w:hyperlink r:id="rId99" w:history="1">
           <w:r>
             <w:rPr>
               <w:rStyle w:val="Hyperlink"/>
@@ -13402,7 +13439,7 @@
           <w:color w:val="0000FF"/>
           <w:sz w:val="24"/>
         </w:rPr>
-        <w:hyperlink r:id="rId100" w:history="1">
+        <w:hyperlink r:id="rId99" w:history="1">
           <w:r>
             <w:rPr>
               <w:rStyle w:val="Hyperlink"/>
@@ -13419,7 +13456,7 @@
           <w:color w:val="0000FF"/>
           <w:sz w:val="24"/>
         </w:rPr>
-        <w:hyperlink r:id="rId100" w:history="1">
+        <w:hyperlink r:id="rId99" w:history="1">
           <w:r>
             <w:rPr>
               <w:rStyle w:val="Hyperlink"/>
@@ -13436,7 +13473,7 @@
           <w:color w:val="0000FF"/>
           <w:sz w:val="24"/>
         </w:rPr>
-        <w:hyperlink r:id="rId100" w:history="1">
+        <w:hyperlink r:id="rId99" w:history="1">
           <w:r>
             <w:rPr>
               <w:rStyle w:val="Hyperlink"/>
@@ -13453,7 +13490,7 @@
           <w:color w:val="0000FF"/>
           <w:sz w:val="24"/>
         </w:rPr>
-        <w:hyperlink r:id="rId100" w:history="1">
+        <w:hyperlink r:id="rId99" w:history="1">
           <w:r>
             <w:rPr>
               <w:rStyle w:val="Hyperlink"/>
@@ -13550,7 +13587,7 @@
           <w:color w:val="0000FF"/>
           <w:sz w:val="24"/>
         </w:rPr>
-        <w:hyperlink r:id="rId101" w:history="1">
+        <w:hyperlink r:id="rId100" w:history="1">
           <w:r>
             <w:rPr>
               <w:rStyle w:val="Hyperlink"/>
@@ -13567,7 +13604,7 @@
           <w:color w:val="0000FF"/>
           <w:sz w:val="24"/>
         </w:rPr>
-        <w:hyperlink r:id="rId101" w:history="1">
+        <w:hyperlink r:id="rId100" w:history="1">
           <w:r>
             <w:rPr>
               <w:rStyle w:val="Hyperlink"/>
@@ -13584,7 +13621,7 @@
           <w:color w:val="0000FF"/>
           <w:sz w:val="24"/>
         </w:rPr>
-        <w:hyperlink r:id="rId101" w:history="1">
+        <w:hyperlink r:id="rId100" w:history="1">
           <w:r>
             <w:rPr>
               <w:rStyle w:val="Hyperlink"/>
@@ -13601,7 +13638,7 @@
           <w:color w:val="0000FF"/>
           <w:sz w:val="24"/>
         </w:rPr>
-        <w:hyperlink r:id="rId101" w:history="1">
+        <w:hyperlink r:id="rId100" w:history="1">
           <w:r>
             <w:rPr>
               <w:rStyle w:val="Hyperlink"/>
@@ -13618,7 +13655,7 @@
           <w:color w:val="0000FF"/>
           <w:sz w:val="24"/>
         </w:rPr>
-        <w:hyperlink r:id="rId101" w:history="1">
+        <w:hyperlink r:id="rId100" w:history="1">
           <w:r>
             <w:rPr>
               <w:rStyle w:val="Hyperlink"/>
@@ -13715,7 +13752,7 @@
           <w:color w:val="0000FF"/>
           <w:sz w:val="24"/>
         </w:rPr>
-        <w:hyperlink r:id="rId102" w:history="1">
+        <w:hyperlink r:id="rId101" w:history="1">
           <w:r>
             <w:rPr>
               <w:rStyle w:val="Hyperlink"/>
@@ -13732,7 +13769,7 @@
           <w:color w:val="0000FF"/>
           <w:sz w:val="24"/>
         </w:rPr>
-        <w:hyperlink r:id="rId102" w:history="1">
+        <w:hyperlink r:id="rId101" w:history="1">
           <w:r>
             <w:rPr>
               <w:rStyle w:val="Hyperlink"/>
@@ -13749,7 +13786,7 @@
           <w:color w:val="0000FF"/>
           <w:sz w:val="24"/>
         </w:rPr>
-        <w:hyperlink r:id="rId102" w:history="1">
+        <w:hyperlink r:id="rId101" w:history="1">
           <w:r>
             <w:rPr>
               <w:rStyle w:val="Hyperlink"/>
@@ -13766,7 +13803,7 @@
           <w:color w:val="0000FF"/>
           <w:sz w:val="24"/>
         </w:rPr>
-        <w:hyperlink r:id="rId102" w:history="1">
+        <w:hyperlink r:id="rId101" w:history="1">
           <w:r>
             <w:rPr>
               <w:rStyle w:val="Hyperlink"/>
@@ -13783,7 +13820,7 @@
           <w:color w:val="0000FF"/>
           <w:sz w:val="24"/>
         </w:rPr>
-        <w:hyperlink r:id="rId102" w:history="1">
+        <w:hyperlink r:id="rId101" w:history="1">
           <w:r>
             <w:rPr>
               <w:rStyle w:val="Hyperlink"/>
@@ -13900,7 +13937,7 @@
           <w:color w:val="0000FF"/>
           <w:sz w:val="24"/>
         </w:rPr>
-        <w:hyperlink r:id="rId103" w:history="1">
+        <w:hyperlink r:id="rId102" w:history="1">
           <w:r>
             <w:rPr>
               <w:rStyle w:val="Hyperlink"/>
@@ -13917,7 +13954,7 @@
           <w:color w:val="0000FF"/>
           <w:sz w:val="24"/>
         </w:rPr>
-        <w:hyperlink r:id="rId103" w:history="1">
+        <w:hyperlink r:id="rId102" w:history="1">
           <w:r>
             <w:rPr>
               <w:rStyle w:val="Hyperlink"/>
@@ -13934,7 +13971,7 @@
           <w:color w:val="0000FF"/>
           <w:sz w:val="24"/>
         </w:rPr>
-        <w:hyperlink r:id="rId103" w:history="1">
+        <w:hyperlink r:id="rId102" w:history="1">
           <w:r>
             <w:rPr>
               <w:rStyle w:val="Hyperlink"/>
@@ -13951,7 +13988,7 @@
           <w:color w:val="0000FF"/>
           <w:sz w:val="24"/>
         </w:rPr>
-        <w:hyperlink r:id="rId103" w:history="1">
+        <w:hyperlink r:id="rId102" w:history="1">
           <w:r>
             <w:rPr>
               <w:rStyle w:val="Hyperlink"/>
@@ -13968,7 +14005,7 @@
           <w:color w:val="0000FF"/>
           <w:sz w:val="24"/>
         </w:rPr>
-        <w:hyperlink r:id="rId103" w:history="1">
+        <w:hyperlink r:id="rId102" w:history="1">
           <w:r>
             <w:rPr>
               <w:rStyle w:val="Hyperlink"/>
@@ -14105,7 +14142,7 @@
           <w:sz w:val="24"/>
           <w:u w:val="single"/>
         </w:rPr>
-        <w:hyperlink r:id="rId104" w:history="1">
+        <w:hyperlink r:id="rId103" w:history="1">
           <w:r>
             <w:rPr>
               <w:rStyle w:val="Hyperlink"/>
@@ -14134,7 +14171,7 @@
           <w:sz w:val="24"/>
           <w:u w:val="single"/>
         </w:rPr>
-        <w:hyperlink r:id="rId104" w:history="1">
+        <w:hyperlink r:id="rId103" w:history="1">
           <w:r>
             <w:rPr>
               <w:rStyle w:val="Hyperlink"/>
@@ -14231,7 +14268,7 @@
           <w:color w:val="0000FF"/>
           <w:sz w:val="24"/>
         </w:rPr>
-        <w:hyperlink r:id="rId105" w:history="1">
+        <w:hyperlink r:id="rId104" w:history="1">
           <w:r>
             <w:rPr>
               <w:rStyle w:val="Hyperlink"/>
@@ -14248,7 +14285,7 @@
           <w:color w:val="0000FF"/>
           <w:sz w:val="24"/>
         </w:rPr>
-        <w:hyperlink r:id="rId105" w:history="1">
+        <w:hyperlink r:id="rId104" w:history="1">
           <w:r>
             <w:rPr>
               <w:rStyle w:val="Hyperlink"/>
@@ -14265,7 +14302,7 @@
           <w:color w:val="0000FF"/>
           <w:sz w:val="24"/>
         </w:rPr>
-        <w:hyperlink r:id="rId105" w:history="1">
+        <w:hyperlink r:id="rId104" w:history="1">
           <w:r>
             <w:rPr>
               <w:rStyle w:val="Hyperlink"/>
@@ -14282,7 +14319,7 @@
           <w:color w:val="0000FF"/>
           <w:sz w:val="24"/>
         </w:rPr>
-        <w:hyperlink r:id="rId105" w:history="1">
+        <w:hyperlink r:id="rId104" w:history="1">
           <w:r>
             <w:rPr>
               <w:rStyle w:val="Hyperlink"/>
@@ -14299,7 +14336,7 @@
           <w:color w:val="0000FF"/>
           <w:sz w:val="24"/>
         </w:rPr>
-        <w:hyperlink r:id="rId105" w:history="1">
+        <w:hyperlink r:id="rId104" w:history="1">
           <w:r>
             <w:rPr>
               <w:rStyle w:val="Hyperlink"/>
@@ -14316,7 +14353,7 @@
           <w:color w:val="0000FF"/>
           <w:sz w:val="24"/>
         </w:rPr>
-        <w:hyperlink r:id="rId105" w:history="1">
+        <w:hyperlink r:id="rId104" w:history="1">
           <w:r>
             <w:rPr>
               <w:rStyle w:val="Hyperlink"/>
@@ -14333,7 +14370,7 @@
           <w:color w:val="0000FF"/>
           <w:sz w:val="24"/>
         </w:rPr>
-        <w:hyperlink r:id="rId105" w:history="1">
+        <w:hyperlink r:id="rId104" w:history="1">
           <w:r>
             <w:rPr>
               <w:rStyle w:val="Hyperlink"/>
@@ -14351,7 +14388,7 @@
           <w:sz w:val="24"/>
           <w:u w:val="single"/>
         </w:rPr>
-        <w:hyperlink r:id="rId105" w:history="1">
+        <w:hyperlink r:id="rId104" w:history="1">
           <w:r>
             <w:rPr>
               <w:rStyle w:val="Hyperlink"/>
@@ -14369,7 +14406,7 @@
           <w:sz w:val="24"/>
           <w:u w:val="single"/>
         </w:rPr>
-        <w:hyperlink r:id="rId105" w:history="1">
+        <w:hyperlink r:id="rId104" w:history="1">
           <w:r>
             <w:rPr>
               <w:rStyle w:val="Hyperlink"/>
@@ -14387,7 +14424,7 @@
           <w:sz w:val="24"/>
           <w:u w:val="single"/>
         </w:rPr>
-        <w:hyperlink r:id="rId105" w:history="1">
+        <w:hyperlink r:id="rId104" w:history="1">
           <w:r>
             <w:rPr>
               <w:rStyle w:val="Hyperlink"/>
@@ -14405,7 +14442,7 @@
           <w:sz w:val="24"/>
           <w:u w:val="single"/>
         </w:rPr>
-        <w:hyperlink r:id="rId105" w:history="1">
+        <w:hyperlink r:id="rId104" w:history="1">
           <w:r>
             <w:rPr>
               <w:rStyle w:val="Hyperlink"/>
@@ -14423,7 +14460,7 @@
           <w:sz w:val="24"/>
           <w:u w:val="single"/>
         </w:rPr>
-        <w:hyperlink r:id="rId105" w:history="1">
+        <w:hyperlink r:id="rId104" w:history="1">
           <w:r>
             <w:rPr>
               <w:rStyle w:val="Hyperlink"/>
@@ -14441,7 +14478,7 @@
           <w:sz w:val="24"/>
           <w:u w:val="single"/>
         </w:rPr>
-        <w:hyperlink r:id="rId105" w:history="1">
+        <w:hyperlink r:id="rId104" w:history="1">
           <w:r>
             <w:rPr>
               <w:rStyle w:val="Hyperlink"/>
@@ -14459,7 +14496,7 @@
           <w:sz w:val="24"/>
           <w:u w:val="single"/>
         </w:rPr>
-        <w:hyperlink r:id="rId105" w:history="1">
+        <w:hyperlink r:id="rId104" w:history="1">
           <w:r>
             <w:rPr>
               <w:rStyle w:val="Hyperlink"/>
@@ -14477,7 +14514,7 @@
           <w:sz w:val="24"/>
           <w:u w:val="single"/>
         </w:rPr>
-        <w:hyperlink r:id="rId105" w:history="1">
+        <w:hyperlink r:id="rId104" w:history="1">
           <w:r>
             <w:rPr>
               <w:rStyle w:val="Hyperlink"/>
@@ -14495,7 +14532,7 @@
           <w:sz w:val="24"/>
           <w:u w:val="single"/>
         </w:rPr>
-        <w:hyperlink r:id="rId105" w:history="1">
+        <w:hyperlink r:id="rId104" w:history="1">
           <w:r>
             <w:rPr>
               <w:rStyle w:val="Hyperlink"/>
@@ -14513,7 +14550,7 @@
           <w:sz w:val="24"/>
           <w:u w:val="single"/>
         </w:rPr>
-        <w:hyperlink r:id="rId105" w:history="1">
+        <w:hyperlink r:id="rId104" w:history="1">
           <w:r>
             <w:rPr>
               <w:rStyle w:val="Hyperlink"/>

--- a/EXPORTS/DOCX/published/niveau2/Dutch/Suriname.docx
+++ b/EXPORTS/DOCX/published/niveau2/Dutch/Suriname.docx
@@ -881,6 +881,7 @@
       </w:r>
       <w:r>
         <w:rPr>
+          <w:u w:val="single" w:color="0000ff"/>
           <w:rFonts w:ascii="Charis SIL Regular" w:hAnsi="Charis SIL Regular" w:eastAsia="Charis SIL Regular"/>
           <w:b w:val="0"/>
           <w:i w:val="0"/>
@@ -891,24 +892,13 @@
       </w:r>
       <w:r>
         <w:rPr>
-          <w:u w:val="single" w:color="0000ff"/>
-          <w:rFonts w:ascii="Charis SIL Regular" w:hAnsi="Charis SIL Regular" w:eastAsia="Charis SIL Regular"/>
-          <w:b w:val="0"/>
-          <w:i w:val="0"/>
-          <w:color w:val="000000"/>
-          <w:sz w:val="24"/>
-        </w:rPr>
-        <w:t>s</w:t>
-      </w:r>
-      <w:r>
-        <w:rPr>
-          <w:rFonts w:ascii="Charis SIL Regular" w:hAnsi="Charis SIL Regular" w:eastAsia="Charis SIL Regular"/>
-          <w:b w:val="0"/>
-          <w:i w:val="0"/>
-          <w:color w:val="000000"/>
-          <w:sz w:val="24"/>
-        </w:rPr>
-        <w:t xml:space="preserve">che voorwerpen opgenomen. Van Stedman is </w:t>
+          <w:rFonts w:ascii="Charis SIL Regular" w:hAnsi="Charis SIL Regular" w:eastAsia="Charis SIL Regular"/>
+          <w:b w:val="0"/>
+          <w:i w:val="0"/>
+          <w:color w:val="000000"/>
+          <w:sz w:val="24"/>
+        </w:rPr>
+        <w:t xml:space="preserve">sche voorwerpen opgenomen. Van Stedman is </w:t>
       </w:r>
       <w:r>
         <w:rPr>
@@ -1773,19 +1763,27 @@
           <w:i w:val="0"/>
           <w:color w:val="0000FF"/>
           <w:sz w:val="24"/>
-        </w:rPr>
-        <w:t>G</w:t>
-      </w:r>
-      <w:r>
-        <w:rPr>
-          <w:rFonts w:ascii="Charis SIL Regular" w:hAnsi="Charis SIL Regular" w:eastAsia="Charis SIL Regular"/>
-          <w:b w:val="0"/>
-          <w:i w:val="0"/>
-          <w:color w:val="0000FF"/>
-          <w:sz w:val="24"/>
           <w:u w:val="single"/>
         </w:rPr>
-        <w:hyperlink r:id="rId15" w:history="1">
+        <w:hyperlink r:id="rId17" w:history="1">
+          <w:r>
+            <w:rPr>
+              <w:rStyle w:val="Hyperlink"/>
+            </w:rPr>
+            <w:t>G</w:t>
+          </w:r>
+        </w:hyperlink>
+      </w:r>
+      <w:r>
+        <w:rPr>
+          <w:rFonts w:ascii="Charis SIL Regular" w:hAnsi="Charis SIL Regular" w:eastAsia="Charis SIL Regular"/>
+          <w:b w:val="0"/>
+          <w:i w:val="0"/>
+          <w:color w:val="0000FF"/>
+          <w:sz w:val="24"/>
+          <w:u w:val="single"/>
+        </w:rPr>
+        <w:hyperlink r:id="rId17" w:history="1">
           <w:r>
             <w:rPr>
               <w:rStyle w:val="Hyperlink"/>
@@ -1814,7 +1812,7 @@
           <w:sz w:val="24"/>
           <w:u w:val="single"/>
         </w:rPr>
-        <w:hyperlink r:id="rId15" w:history="1">
+        <w:hyperlink r:id="rId17" w:history="1">
           <w:r>
             <w:rPr>
               <w:rStyle w:val="Hyperlink"/>
@@ -1830,19 +1828,27 @@
           <w:i w:val="0"/>
           <w:color w:val="0000FF"/>
           <w:sz w:val="24"/>
-        </w:rPr>
-        <w:t>ute</w:t>
-      </w:r>
-      <w:r>
-        <w:rPr>
-          <w:rFonts w:ascii="Charis SIL Regular" w:hAnsi="Charis SIL Regular" w:eastAsia="Charis SIL Regular"/>
-          <w:b w:val="0"/>
-          <w:i w:val="0"/>
-          <w:color w:val="0000FF"/>
-          <w:sz w:val="24"/>
           <w:u w:val="single"/>
         </w:rPr>
-        <w:hyperlink r:id="rId16" w:history="1">
+        <w:hyperlink r:id="rId17" w:history="1">
+          <w:r>
+            <w:rPr>
+              <w:rStyle w:val="Hyperlink"/>
+            </w:rPr>
+            <w:t>ute</w:t>
+          </w:r>
+        </w:hyperlink>
+      </w:r>
+      <w:r>
+        <w:rPr>
+          <w:rFonts w:ascii="Charis SIL Regular" w:hAnsi="Charis SIL Regular" w:eastAsia="Charis SIL Regular"/>
+          <w:b w:val="0"/>
+          <w:i w:val="0"/>
+          <w:color w:val="0000FF"/>
+          <w:sz w:val="24"/>
+          <w:u w:val="single"/>
+        </w:rPr>
+        <w:hyperlink r:id="rId17" w:history="1">
           <w:r>
             <w:rPr>
               <w:rStyle w:val="Hyperlink"/>
@@ -2495,7 +2501,14 @@
           <w:sz w:val="24"/>
           <w:u w:val="single"/>
         </w:rPr>
-        <w:t>Museo</w:t>
+        <w:hyperlink r:id="rId22" w:history="1">
+          <w:r>
+            <w:rPr>
+              <w:rStyle w:val="Hyperlink"/>
+            </w:rPr>
+            <w:t>Museo</w:t>
+          </w:r>
+        </w:hyperlink>
       </w:r>
       <w:r>
         <w:rPr>
@@ -2598,7 +2611,7 @@
           <w:sz w:val="24"/>
           <w:u w:val="single"/>
         </w:rPr>
-        <w:hyperlink r:id="rId22" w:history="1">
+        <w:hyperlink r:id="rId23" w:history="1">
           <w:r>
             <w:rPr>
               <w:rStyle w:val="Hyperlink"/>
@@ -2627,7 +2640,7 @@
           <w:sz w:val="24"/>
           <w:u w:val="single"/>
         </w:rPr>
-        <w:hyperlink r:id="rId22" w:history="1">
+        <w:hyperlink r:id="rId23" w:history="1">
           <w:r>
             <w:rPr>
               <w:rStyle w:val="Hyperlink"/>
@@ -2656,7 +2669,7 @@
           <w:sz w:val="24"/>
           <w:u w:val="single"/>
         </w:rPr>
-        <w:hyperlink r:id="rId22" w:history="1">
+        <w:hyperlink r:id="rId23" w:history="1">
           <w:r>
             <w:rPr>
               <w:rStyle w:val="Hyperlink"/>
@@ -2683,7 +2696,7 @@
           <w:color w:val="000000"/>
           <w:sz w:val="24"/>
         </w:rPr>
-        <w:t>inmiddels digitaal toegankelijk is via de website van het Stadsmuseum</w:t>
+        <w:t>inmiddels digitaal toegankelijk is via de website</w:t>
       </w:r>
       <w:r>
         <w:rPr>
@@ -2694,7 +2707,61 @@
           <w:color w:val="000000"/>
           <w:sz w:val="24"/>
         </w:rPr>
-        <w:hyperlink r:id="rId22" w:history="1">
+        <w:hyperlink r:id="rId23" w:history="1">
+          <w:r>
+            <w:rPr>
+              <w:rStyle w:val="Hyperlink"/>
+            </w:rPr>
+            <w:t xml:space="preserve"> van het Sta</w:t>
+          </w:r>
+        </w:hyperlink>
+      </w:r>
+      <w:r>
+        <w:rPr>
+          <w:u w:val="single" w:color="0000ff"/>
+          <w:rFonts w:ascii="Charis SIL Regular" w:hAnsi="Charis SIL Regular" w:eastAsia="Charis SIL Regular"/>
+          <w:b w:val="0"/>
+          <w:i w:val="0"/>
+          <w:color w:val="000000"/>
+          <w:sz w:val="24"/>
+        </w:rPr>
+        <w:hyperlink r:id="rId23" w:history="1">
+          <w:r>
+            <w:rPr>
+              <w:rStyle w:val="Hyperlink"/>
+            </w:rPr>
+            <w:t>d</w:t>
+          </w:r>
+        </w:hyperlink>
+      </w:r>
+      <w:r>
+        <w:rPr>
+          <w:u w:val="single" w:color="0000ff"/>
+          <w:rFonts w:ascii="Charis SIL Regular" w:hAnsi="Charis SIL Regular" w:eastAsia="Charis SIL Regular"/>
+          <w:b w:val="0"/>
+          <w:i w:val="0"/>
+          <w:color w:val="000000"/>
+          <w:sz w:val="24"/>
+        </w:rPr>
+        <w:hyperlink r:id="rId23" w:history="1">
+          <w:r>
+            <w:rPr>
+              <w:rStyle w:val="Hyperlink"/>
+            </w:rPr>
+            <w:t>smuseum</w:t>
+          </w:r>
+        </w:hyperlink>
+      </w:r>
+      <w:r>
+        <w:rPr>
+          <w:u w:val="single" w:color="0000ff"/>
+          <w:rFonts w:ascii="Charis SIL Regular" w:hAnsi="Charis SIL Regular" w:eastAsia="Charis SIL Regular"/>
+          <w:b w:val="0"/>
+          <w:i w:val="0"/>
+          <w:color w:val="000000"/>
+          <w:sz w:val="24"/>
+        </w:rPr>
+        <w:hyperlink r:id="rId23" w:history="1">
           <w:r>
             <w:rPr>
               <w:rStyle w:val="Hyperlink"/>
@@ -2732,39 +2799,23 @@
           <w:sz w:val="24"/>
           <w:u w:val="single"/>
         </w:rPr>
-        <w:hyperlink r:id="rId23" w:history="1">
-          <w:r>
-            <w:rPr>
-              <w:rStyle w:val="Hyperlink"/>
-            </w:rPr>
-            <w:t>fil</w:t>
-          </w:r>
-        </w:hyperlink>
-      </w:r>
-      <w:r>
-        <w:rPr>
-          <w:rFonts w:ascii="Charis SIL Regular" w:hAnsi="Charis SIL Regular" w:eastAsia="Charis SIL Regular"/>
-          <w:b w:val="0"/>
-          <w:i w:val="0"/>
-          <w:color w:val="0000FF"/>
-          <w:sz w:val="24"/>
-        </w:rPr>
-        <w:hyperlink r:id="rId23" w:history="1">
-          <w:r>
-            <w:rPr>
-              <w:rStyle w:val="Hyperlink"/>
-            </w:rPr>
-            <w:t>m</w:t>
-          </w:r>
-        </w:hyperlink>
-      </w:r>
-      <w:r>
-        <w:rPr>
-          <w:rFonts w:ascii="Charis SIL Regular" w:hAnsi="Charis SIL Regular" w:eastAsia="Charis SIL Regular"/>
-          <w:b w:val="0"/>
-          <w:i w:val="0"/>
-          <w:color w:val="0000FF"/>
-          <w:sz w:val="24"/>
+        <w:hyperlink r:id="rId24" w:history="1">
+          <w:r>
+            <w:rPr>
+              <w:rStyle w:val="Hyperlink"/>
+            </w:rPr>
+            <w:t>film</w:t>
+          </w:r>
+        </w:hyperlink>
+      </w:r>
+      <w:r>
+        <w:rPr>
+          <w:rFonts w:ascii="Charis SIL Regular" w:hAnsi="Charis SIL Regular" w:eastAsia="Charis SIL Regular"/>
+          <w:b w:val="0"/>
+          <w:i w:val="0"/>
+          <w:color w:val="0000FF"/>
+          <w:sz w:val="24"/>
+          <w:u w:val="single"/>
         </w:rPr>
         <w:t>s</w:t>
       </w:r>
@@ -2788,7 +2839,7 @@
           <w:sz w:val="24"/>
           <w:u w:val="single"/>
         </w:rPr>
-        <w:hyperlink r:id="rId23" w:history="1">
+        <w:hyperlink r:id="rId24" w:history="1">
           <w:r>
             <w:rPr>
               <w:rStyle w:val="Hyperlink"/>
@@ -2817,14 +2868,24 @@
           <w:sz w:val="24"/>
           <w:u w:val="single"/>
         </w:rPr>
-        <w:hyperlink r:id="rId23" w:history="1">
-          <w:r>
-            <w:rPr>
-              <w:rStyle w:val="Hyperlink"/>
-            </w:rPr>
-            <w:t>geluidsbanden</w:t>
-          </w:r>
-        </w:hyperlink>
+        <w:hyperlink r:id="rId24" w:history="1">
+          <w:r>
+            <w:rPr>
+              <w:rStyle w:val="Hyperlink"/>
+            </w:rPr>
+            <w:t>geluidsbande</w:t>
+          </w:r>
+        </w:hyperlink>
+      </w:r>
+      <w:r>
+        <w:rPr>
+          <w:rFonts w:ascii="Charis SIL Regular" w:hAnsi="Charis SIL Regular" w:eastAsia="Charis SIL Regular"/>
+          <w:b w:val="0"/>
+          <w:i w:val="0"/>
+          <w:color w:val="0000FF"/>
+          <w:sz w:val="24"/>
+        </w:rPr>
+        <w:t>n</w:t>
       </w:r>
       <w:r>
         <w:rPr>
@@ -2845,176 +2906,176 @@
           <w:sz w:val="24"/>
           <w:u w:val="single"/>
         </w:rPr>
+        <w:hyperlink r:id="rId25" w:history="1">
+          <w:r>
+            <w:rPr>
+              <w:rStyle w:val="Hyperlink"/>
+            </w:rPr>
+            <w:t>prenten,</w:t>
+          </w:r>
+        </w:hyperlink>
+      </w:r>
+      <w:r>
+        <w:rPr>
+          <w:rFonts w:ascii="Charis SIL Regular" w:hAnsi="Charis SIL Regular" w:eastAsia="Charis SIL Regular"/>
+          <w:b w:val="0"/>
+          <w:i w:val="0"/>
+          <w:color w:val="0000FF"/>
+          <w:sz w:val="24"/>
+          <w:u w:val="single"/>
+        </w:rPr>
+        <w:t xml:space="preserve"> </w:t>
+      </w:r>
+      <w:r>
+        <w:rPr>
+          <w:rFonts w:ascii="Charis SIL Regular" w:hAnsi="Charis SIL Regular" w:eastAsia="Charis SIL Regular"/>
+          <w:b w:val="0"/>
+          <w:i w:val="0"/>
+          <w:color w:val="0000FF"/>
+          <w:sz w:val="24"/>
+          <w:u w:val="single"/>
+        </w:rPr>
+        <w:hyperlink r:id="rId25" w:history="1">
+          <w:r>
+            <w:rPr>
+              <w:rStyle w:val="Hyperlink"/>
+            </w:rPr>
+            <w:t>tekeningen,</w:t>
+          </w:r>
+        </w:hyperlink>
+      </w:r>
+      <w:r>
+        <w:rPr>
+          <w:rFonts w:ascii="Charis SIL Regular" w:hAnsi="Charis SIL Regular" w:eastAsia="Charis SIL Regular"/>
+          <w:b w:val="0"/>
+          <w:i w:val="0"/>
+          <w:color w:val="0000FF"/>
+          <w:sz w:val="24"/>
+          <w:u w:val="single"/>
+        </w:rPr>
+        <w:t xml:space="preserve"> </w:t>
+      </w:r>
+      <w:r>
+        <w:rPr>
+          <w:rFonts w:ascii="Charis SIL Regular" w:hAnsi="Charis SIL Regular" w:eastAsia="Charis SIL Regular"/>
+          <w:b w:val="0"/>
+          <w:i w:val="0"/>
+          <w:color w:val="0000FF"/>
+          <w:sz w:val="24"/>
+          <w:u w:val="single"/>
+        </w:rPr>
+        <w:hyperlink r:id="rId25" w:history="1">
+          <w:r>
+            <w:rPr>
+              <w:rStyle w:val="Hyperlink"/>
+            </w:rPr>
+            <w:t>kaarten</w:t>
+          </w:r>
+        </w:hyperlink>
+      </w:r>
+      <w:r>
+        <w:rPr>
+          <w:rFonts w:ascii="Charis SIL Regular" w:hAnsi="Charis SIL Regular" w:eastAsia="Charis SIL Regular"/>
+          <w:b w:val="0"/>
+          <w:i w:val="0"/>
+          <w:color w:val="0000FF"/>
+          <w:sz w:val="24"/>
+          <w:u w:val="single"/>
+        </w:rPr>
+        <w:t xml:space="preserve"> </w:t>
+      </w:r>
+      <w:r>
+        <w:rPr>
+          <w:rFonts w:ascii="Charis SIL Regular" w:hAnsi="Charis SIL Regular" w:eastAsia="Charis SIL Regular"/>
+          <w:b w:val="0"/>
+          <w:i w:val="0"/>
+          <w:color w:val="0000FF"/>
+          <w:sz w:val="24"/>
+          <w:u w:val="single"/>
+        </w:rPr>
+        <w:hyperlink r:id="rId25" w:history="1">
+          <w:r>
+            <w:rPr>
+              <w:rStyle w:val="Hyperlink"/>
+            </w:rPr>
+            <w:t xml:space="preserve">en </w:t>
+          </w:r>
+        </w:hyperlink>
+      </w:r>
+      <w:r>
+        <w:rPr>
+          <w:rFonts w:ascii="Charis SIL Regular" w:hAnsi="Charis SIL Regular" w:eastAsia="Charis SIL Regular"/>
+          <w:b w:val="0"/>
+          <w:i w:val="0"/>
+          <w:color w:val="0000FF"/>
+          <w:sz w:val="24"/>
+          <w:u w:val="single"/>
+        </w:rPr>
+        <w:hyperlink r:id="rId25" w:history="1">
+          <w:r>
+            <w:rPr>
+              <w:rStyle w:val="Hyperlink"/>
+            </w:rPr>
+            <w:t>foto's</w:t>
+          </w:r>
+        </w:hyperlink>
+      </w:r